--- a/internal_doc/03.开发设计/Story-OMSvc.docx
+++ b/internal_doc/03.开发设计/Story-OMSvc.docx
@@ -187,9 +187,6 @@
     <w:p>
       <w:pPr>
         <w:pStyle w:val="Heading2"/>
-        <w:rPr>
-          <w:rFonts w:hint="eastAsia"/>
-        </w:rPr>
       </w:pPr>
       <w:r>
         <w:rPr>
@@ -225,9 +222,6 @@
     <w:p>
       <w:pPr>
         <w:pStyle w:val="Heading2"/>
-        <w:rPr>
-          <w:rFonts w:hint="eastAsia"/>
-        </w:rPr>
       </w:pPr>
       <w:r>
         <w:rPr>
@@ -249,11 +243,6 @@
       </w:r>
     </w:p>
     <w:p>
-      <w:pPr>
-        <w:rPr>
-          <w:rFonts w:hint="eastAsia"/>
-        </w:rPr>
-      </w:pPr>
       <w:r>
         <w:rPr>
           <w:rFonts w:hint="eastAsia"/>
@@ -282,9 +271,6 @@
     <w:p>
       <w:pPr>
         <w:pStyle w:val="Heading3"/>
-        <w:rPr>
-          <w:rFonts w:hint="eastAsia"/>
-        </w:rPr>
       </w:pPr>
       <w:r>
         <w:rPr>
@@ -315,9 +301,6 @@
           <w:p>
             <w:pPr>
               <w:ind w:left="0"/>
-              <w:rPr>
-                <w:rFonts w:hint="eastAsia"/>
-              </w:rPr>
             </w:pPr>
           </w:p>
         </w:tc>
@@ -329,9 +312,6 @@
           <w:p>
             <w:pPr>
               <w:ind w:left="0"/>
-              <w:rPr>
-                <w:rFonts w:hint="eastAsia"/>
-              </w:rPr>
             </w:pPr>
             <w:r>
               <w:rPr>
@@ -349,9 +329,6 @@
           <w:p>
             <w:pPr>
               <w:ind w:left="0"/>
-              <w:rPr>
-                <w:rFonts w:hint="eastAsia"/>
-              </w:rPr>
             </w:pPr>
             <w:r>
               <w:rPr>
@@ -370,9 +347,6 @@
           <w:p>
             <w:pPr>
               <w:ind w:left="0"/>
-              <w:rPr>
-                <w:rFonts w:hint="eastAsia"/>
-              </w:rPr>
             </w:pPr>
             <w:r>
               <w:t>Content-Type</w:t>
@@ -386,9 +360,6 @@
           <w:p>
             <w:pPr>
               <w:ind w:left="0"/>
-              <w:rPr>
-                <w:rFonts w:hint="eastAsia"/>
-              </w:rPr>
             </w:pPr>
             <w:r>
               <w:rPr>
@@ -405,9 +376,6 @@
           <w:p>
             <w:pPr>
               <w:ind w:left="0"/>
-              <w:rPr>
-                <w:rFonts w:hint="eastAsia"/>
-              </w:rPr>
             </w:pPr>
             <w:r>
               <w:t>application/x-www-form-urlencoded;charset=UTF-8</w:t>
@@ -423,9 +391,6 @@
           <w:p>
             <w:pPr>
               <w:ind w:left="0"/>
-              <w:rPr>
-                <w:rFonts w:hint="eastAsia"/>
-              </w:rPr>
             </w:pPr>
             <w:r>
               <w:t>Content-Length</w:t>
@@ -439,9 +404,6 @@
           <w:p>
             <w:pPr>
               <w:ind w:left="0"/>
-              <w:rPr>
-                <w:rFonts w:hint="eastAsia"/>
-              </w:rPr>
             </w:pPr>
             <w:r>
               <w:rPr>
@@ -458,9 +420,6 @@
           <w:p>
             <w:pPr>
               <w:ind w:left="0"/>
-              <w:rPr>
-                <w:rFonts w:hint="eastAsia"/>
-              </w:rPr>
             </w:pPr>
             <w:r>
               <w:t>54</w:t>
@@ -476,9 +435,6 @@
           <w:p>
             <w:pPr>
               <w:ind w:left="0"/>
-              <w:rPr>
-                <w:rFonts w:hint="eastAsia"/>
-              </w:rPr>
             </w:pPr>
             <w:r>
               <w:t>Host</w:t>
@@ -492,9 +448,6 @@
           <w:p>
             <w:pPr>
               <w:ind w:left="0"/>
-              <w:rPr>
-                <w:rFonts w:hint="eastAsia"/>
-              </w:rPr>
             </w:pPr>
             <w:r>
               <w:rPr>
@@ -511,9 +464,6 @@
           <w:p>
             <w:pPr>
               <w:ind w:left="0"/>
-              <w:rPr>
-                <w:rFonts w:hint="eastAsia"/>
-              </w:rPr>
             </w:pPr>
             <w:r>
               <w:t>192.168.1.214:11814</w:t>
@@ -542,9 +492,6 @@
           <w:p>
             <w:pPr>
               <w:ind w:left="0"/>
-              <w:rPr>
-                <w:rFonts w:hint="eastAsia"/>
-              </w:rPr>
             </w:pPr>
             <w:r>
               <w:rPr>
@@ -629,44 +576,30 @@
         </w:tc>
       </w:tr>
     </w:tbl>
+    <w:p/>
     <w:p>
-      <w:pPr>
-        <w:rPr>
-          <w:rFonts w:hint="eastAsia"/>
-        </w:rPr>
-      </w:pPr>
+      <w:r>
+        <w:t>POST / HTTP/1.0</w:t>
+      </w:r>
     </w:p>
     <w:p>
       <w:r>
-        <w:t>POST / HTTP/1.0</w:t>
+        <w:t>Content-Type: application/x-www-form-urlencoded;charset=UTF-8</w:t>
       </w:r>
     </w:p>
     <w:p>
       <w:r>
-        <w:t>Content-Type: application/x-www-form-urlencoded;charset=UTF-8</w:t>
+        <w:t>Content-Length: 54</w:t>
       </w:r>
     </w:p>
     <w:p>
       <w:r>
-        <w:t>Content-Length: 54</w:t>
+        <w:t>Host: 192.168.1.214:11814</w:t>
       </w:r>
     </w:p>
     <w:p>
       <w:pPr>
-        <w:rPr>
-          <w:rFonts w:hint="eastAsia"/>
-        </w:rPr>
-      </w:pPr>
-      <w:r>
-        <w:t>Host: 192.168.1.214:11814</w:t>
-      </w:r>
-    </w:p>
-    <w:p>
-      <w:pPr>
         <w:pStyle w:val="Heading3"/>
-        <w:rPr>
-          <w:rFonts w:hint="eastAsia"/>
-        </w:rPr>
       </w:pPr>
       <w:r>
         <w:rPr>
@@ -697,9 +630,6 @@
           <w:p>
             <w:pPr>
               <w:ind w:left="0"/>
-              <w:rPr>
-                <w:rFonts w:hint="eastAsia"/>
-              </w:rPr>
             </w:pPr>
           </w:p>
         </w:tc>
@@ -711,9 +641,6 @@
           <w:p>
             <w:pPr>
               <w:ind w:left="0"/>
-              <w:rPr>
-                <w:rFonts w:hint="eastAsia"/>
-              </w:rPr>
             </w:pPr>
             <w:r>
               <w:rPr>
@@ -731,9 +658,6 @@
           <w:p>
             <w:pPr>
               <w:ind w:left="0"/>
-              <w:rPr>
-                <w:rFonts w:hint="eastAsia"/>
-              </w:rPr>
             </w:pPr>
             <w:r>
               <w:rPr>
@@ -752,9 +676,6 @@
           <w:p>
             <w:pPr>
               <w:ind w:left="0"/>
-              <w:rPr>
-                <w:rFonts w:hint="eastAsia"/>
-              </w:rPr>
             </w:pPr>
             <w:r>
               <w:lastRenderedPageBreak/>
@@ -769,9 +690,6 @@
           <w:p>
             <w:pPr>
               <w:ind w:left="0"/>
-              <w:rPr>
-                <w:rFonts w:hint="eastAsia"/>
-              </w:rPr>
             </w:pPr>
             <w:r>
               <w:rPr>
@@ -788,9 +706,6 @@
           <w:p>
             <w:pPr>
               <w:ind w:left="0"/>
-              <w:rPr>
-                <w:rFonts w:hint="eastAsia"/>
-              </w:rPr>
             </w:pPr>
             <w:r>
               <w:t>text/html</w:t>
@@ -806,9 +721,6 @@
           <w:p>
             <w:pPr>
               <w:ind w:left="0"/>
-              <w:rPr>
-                <w:rFonts w:hint="eastAsia"/>
-              </w:rPr>
             </w:pPr>
             <w:r>
               <w:t>Content-Length</w:t>
@@ -822,9 +734,6 @@
           <w:p>
             <w:pPr>
               <w:ind w:left="0"/>
-              <w:rPr>
-                <w:rFonts w:hint="eastAsia"/>
-              </w:rPr>
             </w:pPr>
             <w:r>
               <w:rPr>
@@ -841,9 +750,6 @@
           <w:p>
             <w:pPr>
               <w:ind w:left="0"/>
-              <w:rPr>
-                <w:rFonts w:hint="eastAsia"/>
-              </w:rPr>
             </w:pPr>
             <w:r>
               <w:t>54</w:t>
@@ -872,9 +778,6 @@
           <w:p>
             <w:pPr>
               <w:ind w:left="0"/>
-              <w:rPr>
-                <w:rFonts w:hint="eastAsia"/>
-              </w:rPr>
             </w:pPr>
             <w:r>
               <w:rPr>
@@ -911,34 +814,25 @@
         </w:tc>
       </w:tr>
     </w:tbl>
+    <w:p/>
     <w:p>
-      <w:pPr>
-        <w:rPr>
-          <w:rFonts w:hint="eastAsia"/>
-        </w:rPr>
-      </w:pPr>
+      <w:r>
+        <w:t>HTTP/1.1 200 Ok</w:t>
+      </w:r>
     </w:p>
     <w:p>
       <w:r>
-        <w:t>HTTP/1.1 200 Ok</w:t>
+        <w:t>Content-Length: 35</w:t>
       </w:r>
     </w:p>
     <w:p>
       <w:r>
-        <w:t>Content-Length: 35</w:t>
+        <w:t>Content-Type: text/html</w:t>
       </w:r>
     </w:p>
     <w:p>
-      <w:r>
-        <w:t>Content-Type: text/html</w:t>
-      </w:r>
-    </w:p>
-    <w:p>
       <w:pPr>
         <w:pStyle w:val="Heading3"/>
-        <w:rPr>
-          <w:rFonts w:hint="eastAsia"/>
-        </w:rPr>
       </w:pPr>
       <w:r>
         <w:rPr>
@@ -969,9 +863,6 @@
           <w:p>
             <w:pPr>
               <w:ind w:left="0"/>
-              <w:rPr>
-                <w:rFonts w:hint="eastAsia"/>
-              </w:rPr>
             </w:pPr>
             <w:r>
               <w:rPr>
@@ -989,9 +880,6 @@
           <w:p>
             <w:pPr>
               <w:ind w:left="0"/>
-              <w:rPr>
-                <w:rFonts w:hint="eastAsia"/>
-              </w:rPr>
             </w:pPr>
             <w:r>
               <w:rPr>
@@ -1009,9 +897,6 @@
           <w:p>
             <w:pPr>
               <w:ind w:left="0"/>
-              <w:rPr>
-                <w:rFonts w:hint="eastAsia"/>
-              </w:rPr>
             </w:pPr>
             <w:r>
               <w:rPr>
@@ -1030,9 +915,6 @@
           <w:p>
             <w:pPr>
               <w:ind w:left="0"/>
-              <w:rPr>
-                <w:rFonts w:hint="eastAsia"/>
-              </w:rPr>
             </w:pPr>
             <w:r>
               <w:rPr>
@@ -1049,9 +931,6 @@
           <w:p>
             <w:pPr>
               <w:ind w:left="0"/>
-              <w:rPr>
-                <w:rFonts w:hint="eastAsia"/>
-              </w:rPr>
             </w:pPr>
             <w:r>
               <w:rPr>
@@ -1068,9 +947,6 @@
           <w:p>
             <w:pPr>
               <w:ind w:left="0"/>
-              <w:rPr>
-                <w:rFonts w:hint="eastAsia"/>
-              </w:rPr>
             </w:pPr>
             <w:r>
               <w:t>SDB_INVALIDARG</w:t>
@@ -1086,9 +962,6 @@
           <w:p>
             <w:pPr>
               <w:ind w:left="0"/>
-              <w:rPr>
-                <w:rFonts w:hint="eastAsia"/>
-              </w:rPr>
             </w:pPr>
             <w:r>
               <w:rPr>
@@ -1105,9 +978,6 @@
           <w:p>
             <w:pPr>
               <w:ind w:left="0"/>
-              <w:rPr>
-                <w:rFonts w:hint="eastAsia"/>
-              </w:rPr>
             </w:pPr>
             <w:r>
               <w:rPr>
@@ -1124,9 +994,6 @@
           <w:p>
             <w:pPr>
               <w:ind w:left="0"/>
-              <w:rPr>
-                <w:rFonts w:hint="eastAsia"/>
-              </w:rPr>
             </w:pPr>
             <w:r>
               <w:t>SDB_SYS</w:t>
@@ -1158,9 +1025,6 @@
           <w:p>
             <w:pPr>
               <w:ind w:left="0"/>
-              <w:rPr>
-                <w:rFonts w:hint="eastAsia"/>
-              </w:rPr>
             </w:pPr>
             <w:r>
               <w:rPr>
@@ -1192,9 +1056,6 @@
           <w:p>
             <w:pPr>
               <w:ind w:left="0"/>
-              <w:rPr>
-                <w:rFonts w:hint="eastAsia"/>
-              </w:rPr>
             </w:pPr>
           </w:p>
         </w:tc>
@@ -1205,9 +1066,6 @@
           <w:p>
             <w:pPr>
               <w:ind w:left="0"/>
-              <w:rPr>
-                <w:rFonts w:hint="eastAsia"/>
-              </w:rPr>
             </w:pPr>
           </w:p>
         </w:tc>
@@ -1226,9 +1084,6 @@
     <w:p>
       <w:pPr>
         <w:pStyle w:val="Heading3"/>
-        <w:rPr>
-          <w:rFonts w:hint="eastAsia"/>
-        </w:rPr>
       </w:pPr>
       <w:r>
         <w:rPr>
@@ -1250,9 +1105,6 @@
           <w:ilvl w:val="0"/>
           <w:numId w:val="16"/>
         </w:numPr>
-        <w:rPr>
-          <w:rFonts w:hint="eastAsia"/>
-        </w:rPr>
       </w:pPr>
       <w:r>
         <w:rPr>
@@ -1283,9 +1135,6 @@
           <w:p>
             <w:pPr>
               <w:ind w:left="0"/>
-              <w:rPr>
-                <w:rFonts w:hint="eastAsia"/>
-              </w:rPr>
             </w:pPr>
           </w:p>
         </w:tc>
@@ -1297,9 +1146,6 @@
           <w:p>
             <w:pPr>
               <w:ind w:left="0"/>
-              <w:rPr>
-                <w:rFonts w:hint="eastAsia"/>
-              </w:rPr>
             </w:pPr>
             <w:r>
               <w:rPr>
@@ -1317,9 +1163,6 @@
           <w:p>
             <w:pPr>
               <w:ind w:left="0"/>
-              <w:rPr>
-                <w:rFonts w:hint="eastAsia"/>
-              </w:rPr>
             </w:pPr>
             <w:r>
               <w:rPr>
@@ -1338,9 +1181,6 @@
           <w:p>
             <w:pPr>
               <w:ind w:left="0"/>
-              <w:rPr>
-                <w:rFonts w:hint="eastAsia"/>
-              </w:rPr>
             </w:pPr>
             <w:r>
               <w:rPr>
@@ -1357,9 +1197,6 @@
           <w:p>
             <w:pPr>
               <w:ind w:left="0"/>
-              <w:rPr>
-                <w:rFonts w:hint="eastAsia"/>
-              </w:rPr>
             </w:pPr>
             <w:r>
               <w:rPr>
@@ -1376,9 +1213,6 @@
           <w:p>
             <w:pPr>
               <w:ind w:left="0"/>
-              <w:rPr>
-                <w:rFonts w:hint="eastAsia"/>
-              </w:rPr>
             </w:pPr>
           </w:p>
         </w:tc>
@@ -1391,9 +1225,6 @@
           <w:p>
             <w:pPr>
               <w:ind w:left="0"/>
-              <w:rPr>
-                <w:rFonts w:hint="eastAsia"/>
-              </w:rPr>
             </w:pPr>
             <w:r>
               <w:rPr>
@@ -1410,9 +1241,6 @@
           <w:p>
             <w:pPr>
               <w:ind w:left="0"/>
-              <w:rPr>
-                <w:rFonts w:hint="eastAsia"/>
-              </w:rPr>
             </w:pPr>
             <w:r>
               <w:t>cmd</w:t>
@@ -1433,9 +1261,6 @@
           <w:p>
             <w:pPr>
               <w:ind w:left="0"/>
-              <w:rPr>
-                <w:rFonts w:hint="eastAsia"/>
-              </w:rPr>
             </w:pPr>
             <w:r>
               <w:rPr>
@@ -1456,9 +1281,6 @@
           <w:p>
             <w:pPr>
               <w:ind w:left="0"/>
-              <w:rPr>
-                <w:rFonts w:hint="eastAsia"/>
-              </w:rPr>
             </w:pPr>
             <w:r>
               <w:rPr>
@@ -1479,9 +1301,6 @@
           <w:p>
             <w:pPr>
               <w:ind w:left="0"/>
-              <w:rPr>
-                <w:rFonts w:hint="eastAsia"/>
-              </w:rPr>
             </w:pPr>
             <w:r>
               <w:t>Timestamp</w:t>
@@ -1507,9 +1326,6 @@
           <w:p>
             <w:pPr>
               <w:ind w:left="0"/>
-              <w:rPr>
-                <w:rFonts w:hint="eastAsia"/>
-              </w:rPr>
             </w:pPr>
             <w:r>
               <w:t>cmd=login&amp;</w:t>
@@ -1559,9 +1375,6 @@
           <w:p>
             <w:pPr>
               <w:ind w:left="0"/>
-              <w:rPr>
-                <w:rFonts w:hint="eastAsia"/>
-              </w:rPr>
             </w:pPr>
             <w:r>
               <w:rPr>
@@ -1608,9 +1421,6 @@
           <w:p>
             <w:pPr>
               <w:ind w:left="0"/>
-              <w:rPr>
-                <w:rFonts w:hint="eastAsia"/>
-              </w:rPr>
             </w:pPr>
             <w:r>
               <w:rPr>
@@ -1627,9 +1437,6 @@
           <w:p>
             <w:pPr>
               <w:ind w:left="0"/>
-              <w:rPr>
-                <w:rFonts w:hint="eastAsia"/>
-              </w:rPr>
             </w:pPr>
             <w:r>
               <w:rPr>
@@ -1641,9 +1448,6 @@
           <w:p>
             <w:pPr>
               <w:ind w:left="0"/>
-              <w:rPr>
-                <w:rFonts w:hint="eastAsia"/>
-              </w:rPr>
             </w:pPr>
             <w:r>
               <w:t>rc</w:t>
@@ -1664,9 +1468,6 @@
           <w:p>
             <w:pPr>
               <w:ind w:left="0"/>
-              <w:rPr>
-                <w:rFonts w:hint="eastAsia"/>
-              </w:rPr>
             </w:pPr>
             <w:r>
               <w:t>local</w:t>
@@ -1681,9 +1482,6 @@
           <w:p>
             <w:pPr>
               <w:ind w:left="0"/>
-              <w:rPr>
-                <w:rFonts w:hint="eastAsia"/>
-              </w:rPr>
             </w:pPr>
             <w:r>
               <w:rPr>
@@ -1700,9 +1498,6 @@
           <w:p>
             <w:pPr>
               <w:ind w:left="0"/>
-              <w:rPr>
-                <w:rFonts w:hint="eastAsia"/>
-              </w:rPr>
             </w:pPr>
             <w:r>
               <w:t>{</w:t>
@@ -1711,9 +1506,6 @@
           <w:p>
             <w:pPr>
               <w:ind w:left="0"/>
-              <w:rPr>
-                <w:rFonts w:hint="eastAsia"/>
-              </w:rPr>
             </w:pPr>
             <w:r>
               <w:t>"rc": 0,</w:t>
@@ -1722,9 +1514,6 @@
           <w:p>
             <w:pPr>
               <w:ind w:left="0"/>
-              <w:rPr>
-                <w:rFonts w:hint="eastAsia"/>
-              </w:rPr>
             </w:pPr>
             <w:r>
               <w:t xml:space="preserve">"local": "/index.html" </w:t>
@@ -1748,9 +1537,6 @@
           <w:ilvl w:val="0"/>
           <w:numId w:val="16"/>
         </w:numPr>
-        <w:rPr>
-          <w:rFonts w:hint="eastAsia"/>
-        </w:rPr>
       </w:pPr>
       <w:r>
         <w:rPr>
@@ -1779,9 +1565,6 @@
           <w:ilvl w:val="0"/>
           <w:numId w:val="16"/>
         </w:numPr>
-        <w:rPr>
-          <w:rFonts w:hint="eastAsia"/>
-        </w:rPr>
       </w:pPr>
       <w:r>
         <w:rPr>
@@ -1815,9 +1598,6 @@
           <w:ilvl w:val="0"/>
           <w:numId w:val="16"/>
         </w:numPr>
-        <w:rPr>
-          <w:rFonts w:hint="eastAsia"/>
-        </w:rPr>
       </w:pPr>
       <w:r>
         <w:rPr>
@@ -1848,9 +1628,6 @@
           <w:p>
             <w:pPr>
               <w:ind w:left="0"/>
-              <w:rPr>
-                <w:rFonts w:hint="eastAsia"/>
-              </w:rPr>
             </w:pPr>
           </w:p>
         </w:tc>
@@ -1862,9 +1639,6 @@
           <w:p>
             <w:pPr>
               <w:ind w:left="0"/>
-              <w:rPr>
-                <w:rFonts w:hint="eastAsia"/>
-              </w:rPr>
             </w:pPr>
             <w:r>
               <w:rPr>
@@ -1882,9 +1656,6 @@
           <w:p>
             <w:pPr>
               <w:ind w:left="0"/>
-              <w:rPr>
-                <w:rFonts w:hint="eastAsia"/>
-              </w:rPr>
             </w:pPr>
             <w:r>
               <w:rPr>
@@ -1931,9 +1702,6 @@
           <w:p>
             <w:pPr>
               <w:ind w:left="0"/>
-              <w:rPr>
-                <w:rFonts w:hint="eastAsia"/>
-              </w:rPr>
             </w:pPr>
             <w:r>
               <w:rPr>
@@ -1950,9 +1718,6 @@
           <w:p>
             <w:pPr>
               <w:ind w:left="0"/>
-              <w:rPr>
-                <w:rFonts w:hint="eastAsia"/>
-              </w:rPr>
             </w:pPr>
             <w:r>
               <w:rPr>
@@ -1969,9 +1734,6 @@
           <w:p>
             <w:pPr>
               <w:ind w:left="0"/>
-              <w:rPr>
-                <w:rFonts w:hint="eastAsia"/>
-              </w:rPr>
             </w:pPr>
           </w:p>
         </w:tc>
@@ -1984,9 +1746,6 @@
           <w:p>
             <w:pPr>
               <w:ind w:left="0"/>
-              <w:rPr>
-                <w:rFonts w:hint="eastAsia"/>
-              </w:rPr>
             </w:pPr>
             <w:r>
               <w:rPr>
@@ -2003,9 +1762,6 @@
           <w:p>
             <w:pPr>
               <w:ind w:left="0"/>
-              <w:rPr>
-                <w:rFonts w:hint="eastAsia"/>
-              </w:rPr>
             </w:pPr>
             <w:r>
               <w:t>cmd</w:t>
@@ -2023,9 +1779,6 @@
           <w:p>
             <w:pPr>
               <w:ind w:left="0"/>
-              <w:rPr>
-                <w:rFonts w:hint="eastAsia"/>
-              </w:rPr>
             </w:pPr>
             <w:r>
               <w:t>ClusterInfo</w:t>
@@ -2040,9 +1793,6 @@
           <w:p>
             <w:pPr>
               <w:ind w:left="0"/>
-              <w:rPr>
-                <w:rFonts w:hint="eastAsia"/>
-              </w:rPr>
             </w:pPr>
             <w:r>
               <w:rPr>
@@ -2054,9 +1804,6 @@
           <w:p>
             <w:pPr>
               <w:ind w:left="0"/>
-              <w:rPr>
-                <w:rFonts w:hint="eastAsia"/>
-              </w:rPr>
             </w:pPr>
             <w:r>
               <w:rPr>
@@ -2077,9 +1824,6 @@
           <w:p>
             <w:pPr>
               <w:ind w:left="0"/>
-              <w:rPr>
-                <w:rFonts w:hint="eastAsia"/>
-              </w:rPr>
             </w:pPr>
             <w:r>
               <w:rPr>
@@ -2097,9 +1841,6 @@
           <w:p>
             <w:pPr>
               <w:ind w:left="0"/>
-              <w:rPr>
-                <w:rFonts w:hint="eastAsia"/>
-              </w:rPr>
             </w:pPr>
             <w:r>
               <w:rPr>
@@ -2150,9 +1891,6 @@
           <w:p>
             <w:pPr>
               <w:ind w:left="0"/>
-              <w:rPr>
-                <w:rFonts w:hint="eastAsia"/>
-              </w:rPr>
             </w:pPr>
             <w:r>
               <w:rPr>
@@ -2176,9 +1914,6 @@
           <w:p>
             <w:pPr>
               <w:ind w:left="0"/>
-              <w:rPr>
-                <w:rFonts w:hint="eastAsia"/>
-              </w:rPr>
             </w:pPr>
             <w:r>
               <w:rPr>
@@ -2208,9 +1943,6 @@
           <w:p>
             <w:pPr>
               <w:ind w:left="0"/>
-              <w:rPr>
-                <w:rFonts w:hint="eastAsia"/>
-              </w:rPr>
             </w:pPr>
             <w:r>
               <w:rPr>
@@ -2227,9 +1959,6 @@
           <w:p>
             <w:pPr>
               <w:ind w:left="0"/>
-              <w:rPr>
-                <w:rFonts w:hint="eastAsia"/>
-              </w:rPr>
             </w:pPr>
             <w:r>
               <w:t>cmd=create cluster</w:t>
@@ -2238,9 +1967,6 @@
           <w:p>
             <w:pPr>
               <w:ind w:left="0"/>
-              <w:rPr>
-                <w:rFonts w:hint="eastAsia"/>
-              </w:rPr>
             </w:pPr>
             <w:r>
               <w:t>&amp;Clu</w:t>
@@ -2252,9 +1978,6 @@
           <w:p>
             <w:pPr>
               <w:ind w:left="0"/>
-              <w:rPr>
-                <w:rFonts w:hint="eastAsia"/>
-              </w:rPr>
             </w:pPr>
             <w:r>
               <w:t>{</w:t>
@@ -2263,9 +1986,6 @@
           <w:p>
             <w:pPr>
               <w:ind w:left="0" w:firstLineChars="100" w:firstLine="210"/>
-              <w:rPr>
-                <w:rFonts w:hint="eastAsia"/>
-              </w:rPr>
             </w:pPr>
             <w:r>
               <w:t>"ClusterName":"cls1",</w:t>
@@ -2274,9 +1994,6 @@
           <w:p>
             <w:pPr>
               <w:ind w:left="0" w:firstLineChars="100" w:firstLine="210"/>
-              <w:rPr>
-                <w:rFonts w:hint="eastAsia"/>
-              </w:rPr>
             </w:pPr>
             <w:r>
               <w:t>"Desc":"xxx",</w:t>
@@ -2285,9 +2002,6 @@
           <w:p>
             <w:pPr>
               <w:ind w:left="0" w:firstLineChars="100" w:firstLine="210"/>
-              <w:rPr>
-                <w:rFonts w:hint="eastAsia"/>
-              </w:rPr>
             </w:pPr>
             <w:r>
               <w:t>"SdbUser":"sdbadmin",</w:t>
@@ -2296,9 +2010,6 @@
           <w:p>
             <w:pPr>
               <w:ind w:left="0" w:firstLineChars="100" w:firstLine="210"/>
-              <w:rPr>
-                <w:rFonts w:hint="eastAsia"/>
-              </w:rPr>
             </w:pPr>
             <w:r>
               <w:t>“SdbPasswd":"sdbadmin",</w:t>
@@ -2307,9 +2018,6 @@
           <w:p>
             <w:pPr>
               <w:ind w:left="0" w:firstLineChars="100" w:firstLine="210"/>
-              <w:rPr>
-                <w:rFonts w:hint="eastAsia"/>
-              </w:rPr>
             </w:pPr>
             <w:r>
               <w:t>"SdbUserGroup":"sdbadmin_group"}</w:t>
@@ -2341,9 +2049,6 @@
           <w:p>
             <w:pPr>
               <w:ind w:left="0"/>
-              <w:rPr>
-                <w:rFonts w:hint="eastAsia"/>
-              </w:rPr>
             </w:pPr>
             <w:r>
               <w:rPr>
@@ -2372,9 +2077,6 @@
           <w:p>
             <w:pPr>
               <w:ind w:left="0"/>
-              <w:rPr>
-                <w:rFonts w:hint="eastAsia"/>
-              </w:rPr>
             </w:pPr>
             <w:r>
               <w:rPr>
@@ -2391,9 +2093,6 @@
           <w:p>
             <w:pPr>
               <w:ind w:left="0"/>
-              <w:rPr>
-                <w:rFonts w:hint="eastAsia"/>
-              </w:rPr>
             </w:pPr>
             <w:r>
               <w:rPr>
@@ -2405,9 +2104,6 @@
           <w:p>
             <w:pPr>
               <w:ind w:left="0"/>
-              <w:rPr>
-                <w:rFonts w:hint="eastAsia"/>
-              </w:rPr>
             </w:pPr>
             <w:r>
               <w:t>rc</w:t>
@@ -2422,9 +2118,6 @@
           <w:p>
             <w:pPr>
               <w:ind w:left="0"/>
-              <w:rPr>
-                <w:rFonts w:hint="eastAsia"/>
-              </w:rPr>
             </w:pPr>
             <w:r>
               <w:t>ClusterName</w:t>
@@ -2451,9 +2144,6 @@
           <w:p>
             <w:pPr>
               <w:ind w:left="0"/>
-              <w:rPr>
-                <w:rFonts w:hint="eastAsia"/>
-              </w:rPr>
             </w:pPr>
             <w:r>
               <w:rPr>
@@ -2470,9 +2160,6 @@
           <w:p>
             <w:pPr>
               <w:ind w:left="0"/>
-              <w:rPr>
-                <w:rFonts w:hint="eastAsia"/>
-              </w:rPr>
             </w:pPr>
             <w:r>
               <w:t xml:space="preserve">{ </w:t>
@@ -2481,9 +2168,6 @@
           <w:p>
             <w:pPr>
               <w:ind w:left="0"/>
-              <w:rPr>
-                <w:rFonts w:hint="eastAsia"/>
-              </w:rPr>
             </w:pPr>
             <w:r>
               <w:t xml:space="preserve">"rc": 0, </w:t>
@@ -2492,9 +2176,6 @@
           <w:p>
             <w:pPr>
               <w:ind w:left="0"/>
-              <w:rPr>
-                <w:rFonts w:hint="eastAsia"/>
-              </w:rPr>
             </w:pPr>
             <w:r>
               <w:t>"</w:t>
@@ -2527,9 +2208,6 @@
           <w:ilvl w:val="0"/>
           <w:numId w:val="16"/>
         </w:numPr>
-        <w:rPr>
-          <w:rFonts w:hint="eastAsia"/>
-        </w:rPr>
       </w:pPr>
       <w:r>
         <w:rPr>
@@ -2560,9 +2238,6 @@
           <w:p>
             <w:pPr>
               <w:ind w:left="0"/>
-              <w:rPr>
-                <w:rFonts w:hint="eastAsia"/>
-              </w:rPr>
             </w:pPr>
           </w:p>
         </w:tc>
@@ -2574,9 +2249,6 @@
           <w:p>
             <w:pPr>
               <w:ind w:left="0"/>
-              <w:rPr>
-                <w:rFonts w:hint="eastAsia"/>
-              </w:rPr>
             </w:pPr>
             <w:r>
               <w:rPr>
@@ -2594,9 +2266,6 @@
           <w:p>
             <w:pPr>
               <w:ind w:left="0"/>
-              <w:rPr>
-                <w:rFonts w:hint="eastAsia"/>
-              </w:rPr>
             </w:pPr>
             <w:r>
               <w:rPr>
@@ -2615,9 +2284,6 @@
           <w:p>
             <w:pPr>
               <w:ind w:left="0"/>
-              <w:rPr>
-                <w:rFonts w:hint="eastAsia"/>
-              </w:rPr>
             </w:pPr>
             <w:r>
               <w:rPr>
@@ -2634,9 +2300,6 @@
           <w:p>
             <w:pPr>
               <w:ind w:left="0"/>
-              <w:rPr>
-                <w:rFonts w:hint="eastAsia"/>
-              </w:rPr>
             </w:pPr>
             <w:r>
               <w:rPr>
@@ -2653,9 +2316,6 @@
           <w:p>
             <w:pPr>
               <w:ind w:left="0"/>
-              <w:rPr>
-                <w:rFonts w:hint="eastAsia"/>
-              </w:rPr>
             </w:pPr>
           </w:p>
         </w:tc>
@@ -2668,9 +2328,6 @@
           <w:p>
             <w:pPr>
               <w:ind w:left="0"/>
-              <w:rPr>
-                <w:rFonts w:hint="eastAsia"/>
-              </w:rPr>
             </w:pPr>
             <w:r>
               <w:rPr>
@@ -2687,9 +2344,6 @@
           <w:p>
             <w:pPr>
               <w:ind w:left="0"/>
-              <w:rPr>
-                <w:rFonts w:hint="eastAsia"/>
-              </w:rPr>
             </w:pPr>
             <w:r>
               <w:t>cmd</w:t>
@@ -2718,9 +2372,6 @@
           <w:p>
             <w:pPr>
               <w:ind w:left="0"/>
-              <w:rPr>
-                <w:rFonts w:hint="eastAsia"/>
-              </w:rPr>
             </w:pPr>
             <w:r>
               <w:t>cmd=</w:t>
@@ -2761,9 +2412,6 @@
           <w:p>
             <w:pPr>
               <w:ind w:left="0"/>
-              <w:rPr>
-                <w:rFonts w:hint="eastAsia"/>
-              </w:rPr>
             </w:pPr>
             <w:r>
               <w:rPr>
@@ -2795,9 +2443,6 @@
           <w:p>
             <w:pPr>
               <w:ind w:left="0"/>
-              <w:rPr>
-                <w:rFonts w:hint="eastAsia"/>
-              </w:rPr>
             </w:pPr>
             <w:r>
               <w:rPr>
@@ -2815,9 +2460,6 @@
           <w:p>
             <w:pPr>
               <w:ind w:left="0"/>
-              <w:rPr>
-                <w:rFonts w:hint="eastAsia"/>
-              </w:rPr>
             </w:pPr>
             <w:r>
               <w:rPr>
@@ -2829,9 +2471,6 @@
           <w:p>
             <w:pPr>
               <w:ind w:left="0"/>
-              <w:rPr>
-                <w:rFonts w:hint="eastAsia"/>
-              </w:rPr>
             </w:pPr>
             <w:r>
               <w:t>rc</w:t>
@@ -2846,9 +2485,6 @@
           <w:p>
             <w:pPr>
               <w:ind w:left="0"/>
-              <w:rPr>
-                <w:rFonts w:hint="eastAsia"/>
-              </w:rPr>
             </w:pPr>
             <w:r>
               <w:rPr>
@@ -2884,9 +2520,6 @@
           <w:p>
             <w:pPr>
               <w:ind w:left="0"/>
-              <w:rPr>
-                <w:rFonts w:hint="eastAsia"/>
-              </w:rPr>
             </w:pPr>
             <w:r>
               <w:rPr>
@@ -2898,9 +2531,6 @@
           <w:p>
             <w:pPr>
               <w:ind w:left="0"/>
-              <w:rPr>
-                <w:rFonts w:hint="eastAsia"/>
-              </w:rPr>
             </w:pPr>
             <w:r>
               <w:rPr>
@@ -2912,9 +2542,6 @@
           <w:p>
             <w:pPr>
               <w:ind w:left="0"/>
-              <w:rPr>
-                <w:rFonts w:hint="eastAsia"/>
-              </w:rPr>
             </w:pPr>
             <w:r>
               <w:t>ClusterName</w:t>
@@ -2929,9 +2556,6 @@
           <w:p>
             <w:pPr>
               <w:ind w:left="0"/>
-              <w:rPr>
-                <w:rFonts w:hint="eastAsia"/>
-              </w:rPr>
             </w:pPr>
             <w:r>
               <w:t>Desc</w:t>
@@ -2946,9 +2570,6 @@
           <w:p>
             <w:pPr>
               <w:ind w:left="0"/>
-              <w:rPr>
-                <w:rFonts w:hint="eastAsia"/>
-              </w:rPr>
             </w:pPr>
             <w:r>
               <w:t>SdbUser</w:t>
@@ -2975,9 +2596,6 @@
           <w:p>
             <w:pPr>
               <w:ind w:left="0"/>
-              <w:rPr>
-                <w:rFonts w:hint="eastAsia"/>
-              </w:rPr>
             </w:pPr>
             <w:r>
               <w:rPr>
@@ -3007,9 +2625,6 @@
           <w:p>
             <w:pPr>
               <w:ind w:left="0"/>
-              <w:rPr>
-                <w:rFonts w:hint="eastAsia"/>
-              </w:rPr>
             </w:pPr>
             <w:r>
               <w:rPr>
@@ -3021,9 +2636,6 @@
           <w:p>
             <w:pPr>
               <w:ind w:left="0"/>
-              <w:rPr>
-                <w:rFonts w:hint="eastAsia"/>
-              </w:rPr>
             </w:pPr>
             <w:r>
               <w:rPr>
@@ -3035,9 +2647,6 @@
           <w:p>
             <w:pPr>
               <w:ind w:left="0"/>
-              <w:rPr>
-                <w:rFonts w:hint="eastAsia"/>
-              </w:rPr>
             </w:pPr>
             <w:r>
               <w:t>ClusterName</w:t>
@@ -3052,9 +2661,6 @@
           <w:p>
             <w:pPr>
               <w:ind w:left="0"/>
-              <w:rPr>
-                <w:rFonts w:hint="eastAsia"/>
-              </w:rPr>
             </w:pPr>
             <w:r>
               <w:t>Desc</w:t>
@@ -3069,9 +2675,6 @@
           <w:p>
             <w:pPr>
               <w:ind w:left="0"/>
-              <w:rPr>
-                <w:rFonts w:hint="eastAsia"/>
-              </w:rPr>
             </w:pPr>
             <w:r>
               <w:t>SdbUser</w:t>
@@ -3098,9 +2701,6 @@
           <w:p>
             <w:pPr>
               <w:ind w:left="0"/>
-              <w:rPr>
-                <w:rFonts w:hint="eastAsia"/>
-              </w:rPr>
             </w:pPr>
             <w:r>
               <w:rPr>
@@ -3118,9 +2718,6 @@
           <w:p>
             <w:pPr>
               <w:ind w:left="0"/>
-              <w:rPr>
-                <w:rFonts w:hint="eastAsia"/>
-              </w:rPr>
             </w:pPr>
             <w:r>
               <w:rPr>
@@ -3140,9 +2737,6 @@
           <w:p>
             <w:pPr>
               <w:ind w:left="0"/>
-              <w:rPr>
-                <w:rFonts w:hint="eastAsia"/>
-              </w:rPr>
             </w:pPr>
             <w:r>
               <w:t xml:space="preserve">{ </w:t>
@@ -3151,9 +2745,6 @@
           <w:p>
             <w:pPr>
               <w:ind w:left="0"/>
-              <w:rPr>
-                <w:rFonts w:hint="eastAsia"/>
-              </w:rPr>
             </w:pPr>
             <w:r>
               <w:t xml:space="preserve">"rc": 0 </w:t>
@@ -3162,17 +2753,11 @@
           <w:p>
             <w:pPr>
               <w:ind w:left="0"/>
-              <w:rPr>
-                <w:rFonts w:hint="eastAsia"/>
-              </w:rPr>
-            </w:pPr>
-          </w:p>
-          <w:p>
-            <w:pPr>
-              <w:ind w:left="0"/>
-              <w:rPr>
-                <w:rFonts w:hint="eastAsia"/>
-              </w:rPr>
+            </w:pPr>
+          </w:p>
+          <w:p>
+            <w:pPr>
+              <w:ind w:left="0"/>
             </w:pPr>
             <w:r>
               <w:t>}</w:t>
@@ -3181,9 +2766,6 @@
           <w:p>
             <w:pPr>
               <w:ind w:left="0"/>
-              <w:rPr>
-                <w:rFonts w:hint="eastAsia"/>
-              </w:rPr>
             </w:pPr>
             <w:r>
               <w:t xml:space="preserve">{ </w:t>
@@ -3192,9 +2774,6 @@
           <w:p>
             <w:pPr>
               <w:ind w:left="0"/>
-              <w:rPr>
-                <w:rFonts w:hint="eastAsia"/>
-              </w:rPr>
             </w:pPr>
             <w:r>
               <w:t xml:space="preserve">"ClusterName": "c1", </w:t>
@@ -3203,9 +2782,6 @@
           <w:p>
             <w:pPr>
               <w:ind w:left="0"/>
-              <w:rPr>
-                <w:rFonts w:hint="eastAsia"/>
-              </w:rPr>
             </w:pPr>
             <w:r>
               <w:t xml:space="preserve">"Desc": "", </w:t>
@@ -3214,9 +2790,6 @@
           <w:p>
             <w:pPr>
               <w:ind w:left="0"/>
-              <w:rPr>
-                <w:rFonts w:hint="eastAsia"/>
-              </w:rPr>
             </w:pPr>
             <w:r>
               <w:t>"SdbUser":</w:t>
@@ -3228,9 +2801,6 @@
           <w:p>
             <w:pPr>
               <w:ind w:left="0"/>
-              <w:rPr>
-                <w:rFonts w:hint="eastAsia"/>
-              </w:rPr>
             </w:pPr>
             <w:r>
               <w:t>}</w:t>
@@ -3239,9 +2809,6 @@
           <w:p>
             <w:pPr>
               <w:ind w:left="0"/>
-              <w:rPr>
-                <w:rFonts w:hint="eastAsia"/>
-              </w:rPr>
             </w:pPr>
             <w:r>
               <w:t xml:space="preserve">{ </w:t>
@@ -3250,9 +2817,6 @@
           <w:p>
             <w:pPr>
               <w:ind w:left="0"/>
-              <w:rPr>
-                <w:rFonts w:hint="eastAsia"/>
-              </w:rPr>
             </w:pPr>
             <w:r>
               <w:t xml:space="preserve">"ClusterName": "cls1", </w:t>
@@ -3261,9 +2825,6 @@
           <w:p>
             <w:pPr>
               <w:ind w:left="0"/>
-              <w:rPr>
-                <w:rFonts w:hint="eastAsia"/>
-              </w:rPr>
             </w:pPr>
             <w:r>
               <w:t xml:space="preserve">"Desc": "xxx", </w:t>
@@ -3272,9 +2833,6 @@
           <w:p>
             <w:pPr>
               <w:ind w:left="0"/>
-              <w:rPr>
-                <w:rFonts w:hint="eastAsia"/>
-              </w:rPr>
             </w:pPr>
             <w:r>
               <w:t>"SdbUser":</w:t>
@@ -3294,13 +2852,7 @@
         </w:tc>
       </w:tr>
     </w:tbl>
-    <w:p>
-      <w:pPr>
-        <w:rPr>
-          <w:rFonts w:hint="eastAsia"/>
-        </w:rPr>
-      </w:pPr>
-    </w:p>
+    <w:p/>
     <w:p>
       <w:pPr>
         <w:pStyle w:val="Heading4"/>
@@ -3308,9 +2860,6 @@
           <w:ilvl w:val="0"/>
           <w:numId w:val="16"/>
         </w:numPr>
-        <w:rPr>
-          <w:rFonts w:hint="eastAsia"/>
-        </w:rPr>
       </w:pPr>
       <w:r>
         <w:rPr>
@@ -3332,9 +2881,6 @@
           <w:ilvl w:val="0"/>
           <w:numId w:val="16"/>
         </w:numPr>
-        <w:rPr>
-          <w:rFonts w:hint="eastAsia"/>
-        </w:rPr>
       </w:pPr>
       <w:r>
         <w:rPr>
@@ -3362,9 +2908,6 @@
           <w:ilvl w:val="0"/>
           <w:numId w:val="16"/>
         </w:numPr>
-        <w:rPr>
-          <w:rFonts w:hint="eastAsia"/>
-        </w:rPr>
       </w:pPr>
       <w:r>
         <w:rPr>
@@ -3386,9 +2929,6 @@
           <w:ilvl w:val="0"/>
           <w:numId w:val="16"/>
         </w:numPr>
-        <w:rPr>
-          <w:rFonts w:hint="eastAsia"/>
-        </w:rPr>
       </w:pPr>
       <w:r>
         <w:rPr>
@@ -3443,9 +2983,6 @@
           <w:p>
             <w:pPr>
               <w:ind w:left="0"/>
-              <w:rPr>
-                <w:rFonts w:hint="eastAsia"/>
-              </w:rPr>
             </w:pPr>
           </w:p>
         </w:tc>
@@ -3457,9 +2994,6 @@
           <w:p>
             <w:pPr>
               <w:ind w:left="0"/>
-              <w:rPr>
-                <w:rFonts w:hint="eastAsia"/>
-              </w:rPr>
             </w:pPr>
             <w:r>
               <w:rPr>
@@ -3477,9 +3011,6 @@
           <w:p>
             <w:pPr>
               <w:ind w:left="0"/>
-              <w:rPr>
-                <w:rFonts w:hint="eastAsia"/>
-              </w:rPr>
             </w:pPr>
             <w:r>
               <w:rPr>
@@ -3498,9 +3029,6 @@
           <w:p>
             <w:pPr>
               <w:ind w:left="0"/>
-              <w:rPr>
-                <w:rFonts w:hint="eastAsia"/>
-              </w:rPr>
             </w:pPr>
             <w:r>
               <w:rPr>
@@ -3517,9 +3045,6 @@
           <w:p>
             <w:pPr>
               <w:ind w:left="0"/>
-              <w:rPr>
-                <w:rFonts w:hint="eastAsia"/>
-              </w:rPr>
             </w:pPr>
             <w:r>
               <w:rPr>
@@ -3536,9 +3061,6 @@
           <w:p>
             <w:pPr>
               <w:ind w:left="0"/>
-              <w:rPr>
-                <w:rFonts w:hint="eastAsia"/>
-              </w:rPr>
             </w:pPr>
           </w:p>
         </w:tc>
@@ -3551,9 +3073,6 @@
           <w:p>
             <w:pPr>
               <w:ind w:left="0"/>
-              <w:rPr>
-                <w:rFonts w:hint="eastAsia"/>
-              </w:rPr>
             </w:pPr>
             <w:r>
               <w:rPr>
@@ -3570,9 +3089,6 @@
           <w:p>
             <w:pPr>
               <w:ind w:left="0"/>
-              <w:rPr>
-                <w:rFonts w:hint="eastAsia"/>
-              </w:rPr>
             </w:pPr>
             <w:r>
               <w:t>cmd</w:t>
@@ -3590,9 +3106,6 @@
           <w:p>
             <w:pPr>
               <w:ind w:left="0"/>
-              <w:rPr>
-                <w:rFonts w:hint="eastAsia"/>
-              </w:rPr>
             </w:pPr>
             <w:r>
               <w:t>ClusterName</w:t>
@@ -3612,9 +3125,6 @@
           <w:p>
             <w:pPr>
               <w:ind w:left="0"/>
-              <w:rPr>
-                <w:rFonts w:hint="eastAsia"/>
-              </w:rPr>
             </w:pPr>
             <w:r>
               <w:t>cmd=query host&amp;ClusterName=c1</w:t>
@@ -3646,9 +3156,6 @@
           <w:p>
             <w:pPr>
               <w:ind w:left="0"/>
-              <w:rPr>
-                <w:rFonts w:hint="eastAsia"/>
-              </w:rPr>
             </w:pPr>
             <w:r>
               <w:rPr>
@@ -3680,9 +3187,6 @@
           <w:p>
             <w:pPr>
               <w:ind w:left="0"/>
-              <w:rPr>
-                <w:rFonts w:hint="eastAsia"/>
-              </w:rPr>
             </w:pPr>
             <w:r>
               <w:rPr>
@@ -3700,9 +3204,6 @@
           <w:p>
             <w:pPr>
               <w:ind w:left="0"/>
-              <w:rPr>
-                <w:rFonts w:hint="eastAsia"/>
-              </w:rPr>
             </w:pPr>
             <w:r>
               <w:rPr>
@@ -3714,9 +3215,6 @@
           <w:p>
             <w:pPr>
               <w:ind w:left="0"/>
-              <w:rPr>
-                <w:rFonts w:hint="eastAsia"/>
-              </w:rPr>
             </w:pPr>
             <w:r>
               <w:t>rc</w:t>
@@ -3731,9 +3229,6 @@
           <w:p>
             <w:pPr>
               <w:ind w:left="0"/>
-              <w:rPr>
-                <w:rFonts w:hint="eastAsia"/>
-              </w:rPr>
             </w:pPr>
             <w:r>
               <w:rPr>
@@ -3751,9 +3246,6 @@
           <w:p>
             <w:pPr>
               <w:ind w:left="0"/>
-              <w:rPr>
-                <w:rFonts w:hint="eastAsia"/>
-              </w:rPr>
             </w:pPr>
             <w:r>
               <w:rPr>
@@ -3765,9 +3257,6 @@
           <w:p>
             <w:pPr>
               <w:ind w:left="0"/>
-              <w:rPr>
-                <w:rFonts w:hint="eastAsia"/>
-              </w:rPr>
             </w:pPr>
             <w:r>
               <w:rPr>
@@ -3779,9 +3268,6 @@
           <w:p>
             <w:pPr>
               <w:ind w:left="0"/>
-              <w:rPr>
-                <w:rFonts w:hint="eastAsia"/>
-              </w:rPr>
             </w:pPr>
             <w:r>
               <w:t>HostName</w:t>
@@ -3802,9 +3288,6 @@
           <w:p>
             <w:pPr>
               <w:ind w:left="0"/>
-              <w:rPr>
-                <w:rFonts w:hint="eastAsia"/>
-              </w:rPr>
             </w:pPr>
             <w:r>
               <w:t>ClusterName</w:t>
@@ -3825,9 +3308,6 @@
           <w:p>
             <w:pPr>
               <w:ind w:left="0"/>
-              <w:rPr>
-                <w:rFonts w:hint="eastAsia"/>
-              </w:rPr>
             </w:pPr>
             <w:r>
               <w:t>IP</w:t>
@@ -3860,9 +3340,6 @@
           <w:p>
             <w:pPr>
               <w:ind w:left="0"/>
-              <w:rPr>
-                <w:rFonts w:hint="eastAsia"/>
-              </w:rPr>
             </w:pPr>
             <w:r>
               <w:t>User</w:t>
@@ -3889,9 +3366,6 @@
           <w:p>
             <w:pPr>
               <w:ind w:left="0"/>
-              <w:rPr>
-                <w:rFonts w:hint="eastAsia"/>
-              </w:rPr>
             </w:pPr>
             <w:r>
               <w:t>Password</w:t>
@@ -3918,9 +3392,6 @@
           <w:p>
             <w:pPr>
               <w:ind w:left="0"/>
-              <w:rPr>
-                <w:rFonts w:hint="eastAsia"/>
-              </w:rPr>
             </w:pPr>
             <w:r>
               <w:t>Time</w:t>
@@ -3941,9 +3412,6 @@
           <w:p>
             <w:pPr>
               <w:ind w:left="0"/>
-              <w:rPr>
-                <w:rFonts w:hint="eastAsia"/>
-              </w:rPr>
             </w:pPr>
             <w:r>
               <w:t>OS</w:t>
@@ -3964,9 +3432,6 @@
           <w:p>
             <w:pPr>
               <w:ind w:left="0"/>
-              <w:rPr>
-                <w:rFonts w:hint="eastAsia"/>
-              </w:rPr>
             </w:pPr>
             <w:r>
               <w:t>OM</w:t>
@@ -3993,9 +3458,6 @@
           <w:p>
             <w:pPr>
               <w:ind w:left="0"/>
-              <w:rPr>
-                <w:rFonts w:hint="eastAsia"/>
-              </w:rPr>
             </w:pPr>
             <w:r>
               <w:rPr>
@@ -4020,13 +3482,7 @@
         </w:tc>
       </w:tr>
     </w:tbl>
-    <w:p>
-      <w:pPr>
-        <w:rPr>
-          <w:rFonts w:hint="eastAsia"/>
-        </w:rPr>
-      </w:pPr>
-    </w:p>
+    <w:p/>
     <w:p>
       <w:pPr>
         <w:pStyle w:val="Heading4"/>
@@ -4034,9 +3490,6 @@
           <w:ilvl w:val="0"/>
           <w:numId w:val="16"/>
         </w:numPr>
-        <w:rPr>
-          <w:rFonts w:hint="eastAsia"/>
-        </w:rPr>
       </w:pPr>
       <w:r>
         <w:rPr>
@@ -4073,9 +3526,6 @@
           <w:p>
             <w:pPr>
               <w:ind w:left="0"/>
-              <w:rPr>
-                <w:rFonts w:hint="eastAsia"/>
-              </w:rPr>
             </w:pPr>
           </w:p>
         </w:tc>
@@ -4087,9 +3537,6 @@
           <w:p>
             <w:pPr>
               <w:ind w:left="0"/>
-              <w:rPr>
-                <w:rFonts w:hint="eastAsia"/>
-              </w:rPr>
             </w:pPr>
             <w:r>
               <w:rPr>
@@ -4107,9 +3554,6 @@
           <w:p>
             <w:pPr>
               <w:ind w:left="0"/>
-              <w:rPr>
-                <w:rFonts w:hint="eastAsia"/>
-              </w:rPr>
             </w:pPr>
             <w:r>
               <w:rPr>
@@ -4128,9 +3572,6 @@
           <w:p>
             <w:pPr>
               <w:ind w:left="0"/>
-              <w:rPr>
-                <w:rFonts w:hint="eastAsia"/>
-              </w:rPr>
             </w:pPr>
             <w:r>
               <w:rPr>
@@ -4147,9 +3588,6 @@
           <w:p>
             <w:pPr>
               <w:ind w:left="0"/>
-              <w:rPr>
-                <w:rFonts w:hint="eastAsia"/>
-              </w:rPr>
             </w:pPr>
             <w:r>
               <w:rPr>
@@ -4166,9 +3604,6 @@
           <w:p>
             <w:pPr>
               <w:ind w:left="0"/>
-              <w:rPr>
-                <w:rFonts w:hint="eastAsia"/>
-              </w:rPr>
             </w:pPr>
           </w:p>
         </w:tc>
@@ -4181,9 +3616,6 @@
           <w:p>
             <w:pPr>
               <w:ind w:left="0"/>
-              <w:rPr>
-                <w:rFonts w:hint="eastAsia"/>
-              </w:rPr>
             </w:pPr>
             <w:r>
               <w:rPr>
@@ -4200,9 +3632,6 @@
           <w:p>
             <w:pPr>
               <w:ind w:left="0"/>
-              <w:rPr>
-                <w:rFonts w:hint="eastAsia"/>
-              </w:rPr>
             </w:pPr>
             <w:r>
               <w:t>cmd</w:t>
@@ -4225,9 +3654,6 @@
           <w:p>
             <w:pPr>
               <w:ind w:left="0"/>
-              <w:rPr>
-                <w:rFonts w:hint="eastAsia"/>
-              </w:rPr>
             </w:pPr>
             <w:r>
               <w:t>cmd=</w:t>
@@ -4262,9 +3688,6 @@
           <w:p>
             <w:pPr>
               <w:ind w:left="0"/>
-              <w:rPr>
-                <w:rFonts w:hint="eastAsia"/>
-              </w:rPr>
             </w:pPr>
             <w:r>
               <w:rPr>
@@ -4296,9 +3719,6 @@
           <w:p>
             <w:pPr>
               <w:ind w:left="0"/>
-              <w:rPr>
-                <w:rFonts w:hint="eastAsia"/>
-              </w:rPr>
             </w:pPr>
             <w:r>
               <w:rPr>
@@ -4315,9 +3735,6 @@
           <w:p>
             <w:pPr>
               <w:ind w:left="0"/>
-              <w:rPr>
-                <w:rFonts w:hint="eastAsia"/>
-              </w:rPr>
             </w:pPr>
             <w:r>
               <w:rPr>
@@ -4329,9 +3746,6 @@
           <w:p>
             <w:pPr>
               <w:ind w:left="0"/>
-              <w:rPr>
-                <w:rFonts w:hint="eastAsia"/>
-              </w:rPr>
             </w:pPr>
             <w:r>
               <w:t>rc</w:t>
@@ -4346,9 +3760,6 @@
           <w:p>
             <w:pPr>
               <w:ind w:left="0"/>
-              <w:rPr>
-                <w:rFonts w:hint="eastAsia"/>
-              </w:rPr>
             </w:pPr>
             <w:r>
               <w:rPr>
@@ -4366,9 +3777,6 @@
           <w:p>
             <w:pPr>
               <w:ind w:left="0"/>
-              <w:rPr>
-                <w:rFonts w:hint="eastAsia"/>
-              </w:rPr>
             </w:pPr>
             <w:r>
               <w:rPr>
@@ -4380,9 +3788,6 @@
           <w:p>
             <w:pPr>
               <w:ind w:left="0"/>
-              <w:rPr>
-                <w:rFonts w:hint="eastAsia"/>
-              </w:rPr>
             </w:pPr>
             <w:r>
               <w:rPr>
@@ -4394,9 +3799,6 @@
           <w:p>
             <w:pPr>
               <w:ind w:left="0"/>
-              <w:rPr>
-                <w:rFonts w:hint="eastAsia"/>
-              </w:rPr>
             </w:pPr>
             <w:r>
               <w:t>BusinessList</w:t>
@@ -4411,9 +3813,6 @@
           <w:p>
             <w:pPr>
               <w:ind w:left="0" w:firstLineChars="100" w:firstLine="210"/>
-              <w:rPr>
-                <w:rFonts w:hint="eastAsia"/>
-              </w:rPr>
             </w:pPr>
             <w:r>
               <w:t xml:space="preserve">[ </w:t>
@@ -4422,9 +3821,6 @@
           <w:p>
             <w:pPr>
               <w:ind w:left="0" w:firstLineChars="200" w:firstLine="420"/>
-              <w:rPr>
-                <w:rFonts w:hint="eastAsia"/>
-              </w:rPr>
             </w:pPr>
             <w:r>
               <w:rPr>
@@ -4436,9 +3832,6 @@
           <w:p>
             <w:pPr>
               <w:ind w:left="0" w:firstLineChars="300" w:firstLine="630"/>
-              <w:rPr>
-                <w:rFonts w:hint="eastAsia"/>
-              </w:rPr>
             </w:pPr>
             <w:r>
               <w:t>BusinessType</w:t>
@@ -4453,9 +3846,6 @@
           <w:p>
             <w:pPr>
               <w:ind w:left="0" w:firstLineChars="300" w:firstLine="630"/>
-              <w:rPr>
-                <w:rFonts w:hint="eastAsia"/>
-              </w:rPr>
             </w:pPr>
             <w:r>
               <w:t>BusinessDesc</w:t>
@@ -4470,9 +3860,6 @@
           <w:p>
             <w:pPr>
               <w:ind w:left="0"/>
-              <w:rPr>
-                <w:rFonts w:hint="eastAsia"/>
-              </w:rPr>
             </w:pPr>
             <w:r>
               <w:rPr>
@@ -4484,9 +3871,6 @@
           <w:p>
             <w:pPr>
               <w:ind w:left="0" w:firstLineChars="100" w:firstLine="210"/>
-              <w:rPr>
-                <w:rFonts w:hint="eastAsia"/>
-              </w:rPr>
             </w:pPr>
             <w:r>
               <w:t>]</w:t>
@@ -4495,9 +3879,6 @@
           <w:p>
             <w:pPr>
               <w:ind w:left="0"/>
-              <w:rPr>
-                <w:rFonts w:hint="eastAsia"/>
-              </w:rPr>
             </w:pPr>
             <w:r>
               <w:rPr>
@@ -4514,9 +3895,6 @@
           <w:p>
             <w:pPr>
               <w:ind w:left="0"/>
-              <w:rPr>
-                <w:rFonts w:hint="eastAsia"/>
-              </w:rPr>
             </w:pPr>
             <w:r>
               <w:t>{</w:t>
@@ -4525,9 +3903,6 @@
           <w:p>
             <w:pPr>
               <w:ind w:left="0"/>
-              <w:rPr>
-                <w:rFonts w:hint="eastAsia"/>
-              </w:rPr>
             </w:pPr>
             <w:r>
               <w:t>"rc":0</w:t>
@@ -4536,17 +3911,11 @@
           <w:p>
             <w:pPr>
               <w:ind w:left="0"/>
-              <w:rPr>
-                <w:rFonts w:hint="eastAsia"/>
-              </w:rPr>
-            </w:pPr>
-          </w:p>
-          <w:p>
-            <w:pPr>
-              <w:ind w:left="0"/>
-              <w:rPr>
-                <w:rFonts w:hint="eastAsia"/>
-              </w:rPr>
+            </w:pPr>
+          </w:p>
+          <w:p>
+            <w:pPr>
+              <w:ind w:left="0"/>
             </w:pPr>
             <w:r>
               <w:t>}</w:t>
@@ -4555,9 +3924,6 @@
           <w:p>
             <w:pPr>
               <w:ind w:left="0"/>
-              <w:rPr>
-                <w:rFonts w:hint="eastAsia"/>
-              </w:rPr>
             </w:pPr>
             <w:r>
               <w:t>{</w:t>
@@ -4566,9 +3932,6 @@
           <w:p>
             <w:pPr>
               <w:ind w:left="0"/>
-              <w:rPr>
-                <w:rFonts w:hint="eastAsia"/>
-              </w:rPr>
             </w:pPr>
             <w:r>
               <w:t>"BusinessList":</w:t>
@@ -4577,9 +3940,6 @@
           <w:p>
             <w:pPr>
               <w:ind w:left="0" w:firstLineChars="100" w:firstLine="210"/>
-              <w:rPr>
-                <w:rFonts w:hint="eastAsia"/>
-              </w:rPr>
             </w:pPr>
             <w:r>
               <w:t xml:space="preserve">[ </w:t>
@@ -4588,9 +3948,6 @@
           <w:p>
             <w:pPr>
               <w:ind w:left="0" w:firstLineChars="200" w:firstLine="420"/>
-              <w:rPr>
-                <w:rFonts w:hint="eastAsia"/>
-              </w:rPr>
             </w:pPr>
             <w:r>
               <w:t xml:space="preserve">{ </w:t>
@@ -4599,9 +3956,6 @@
           <w:p>
             <w:pPr>
               <w:ind w:left="0" w:firstLineChars="300" w:firstLine="630"/>
-              <w:rPr>
-                <w:rFonts w:hint="eastAsia"/>
-              </w:rPr>
             </w:pPr>
             <w:r>
               <w:t>"BusinessType":"sequoiadb",</w:t>
@@ -4610,9 +3964,6 @@
           <w:p>
             <w:pPr>
               <w:ind w:left="0" w:firstLineChars="300" w:firstLine="630"/>
-              <w:rPr>
-                <w:rFonts w:hint="eastAsia"/>
-              </w:rPr>
             </w:pPr>
             <w:r>
               <w:t xml:space="preserve">"BusinessDesc":"haha" </w:t>
@@ -4621,9 +3972,6 @@
           <w:p>
             <w:pPr>
               <w:ind w:left="0" w:firstLineChars="200" w:firstLine="420"/>
-              <w:rPr>
-                <w:rFonts w:hint="eastAsia"/>
-              </w:rPr>
             </w:pPr>
             <w:r>
               <w:t>},</w:t>
@@ -4632,9 +3980,6 @@
           <w:p>
             <w:pPr>
               <w:ind w:left="0" w:firstLineChars="200" w:firstLine="420"/>
-              <w:rPr>
-                <w:rFonts w:hint="eastAsia"/>
-              </w:rPr>
             </w:pPr>
             <w:r>
               <w:t>{</w:t>
@@ -4643,9 +3988,6 @@
           <w:p>
             <w:pPr>
               <w:ind w:left="0" w:firstLineChars="300" w:firstLine="630"/>
-              <w:rPr>
-                <w:rFonts w:hint="eastAsia"/>
-              </w:rPr>
             </w:pPr>
             <w:r>
               <w:t>"B</w:t>
@@ -4657,9 +3999,6 @@
           <w:p>
             <w:pPr>
               <w:ind w:left="0" w:firstLineChars="300" w:firstLine="630"/>
-              <w:rPr>
-                <w:rFonts w:hint="eastAsia"/>
-              </w:rPr>
             </w:pPr>
             <w:r>
               <w:t xml:space="preserve">"BusinessDesc": "haha" </w:t>
@@ -4668,9 +4007,6 @@
           <w:p>
             <w:pPr>
               <w:ind w:leftChars="170" w:firstLineChars="50" w:firstLine="105"/>
-              <w:rPr>
-                <w:rFonts w:hint="eastAsia"/>
-              </w:rPr>
             </w:pPr>
             <w:r>
               <w:t>}</w:t>
@@ -4679,9 +4015,6 @@
           <w:p>
             <w:pPr>
               <w:ind w:left="0" w:firstLineChars="100" w:firstLine="210"/>
-              <w:rPr>
-                <w:rFonts w:hint="eastAsia"/>
-              </w:rPr>
             </w:pPr>
             <w:r>
               <w:t>]</w:t>
@@ -4698,13 +4031,7 @@
         </w:tc>
       </w:tr>
     </w:tbl>
-    <w:p>
-      <w:pPr>
-        <w:rPr>
-          <w:rFonts w:hint="eastAsia"/>
-        </w:rPr>
-      </w:pPr>
-    </w:p>
+    <w:p/>
     <w:p>
       <w:pPr>
         <w:pStyle w:val="Heading4"/>
@@ -4712,9 +4039,6 @@
           <w:ilvl w:val="0"/>
           <w:numId w:val="16"/>
         </w:numPr>
-        <w:rPr>
-          <w:rFonts w:hint="eastAsia"/>
-        </w:rPr>
       </w:pPr>
       <w:r>
         <w:rPr>
@@ -4752,9 +4076,6 @@
           <w:p>
             <w:pPr>
               <w:ind w:left="0"/>
-              <w:rPr>
-                <w:rFonts w:hint="eastAsia"/>
-              </w:rPr>
             </w:pPr>
           </w:p>
         </w:tc>
@@ -4766,9 +4087,6 @@
           <w:p>
             <w:pPr>
               <w:ind w:left="0"/>
-              <w:rPr>
-                <w:rFonts w:hint="eastAsia"/>
-              </w:rPr>
             </w:pPr>
             <w:r>
               <w:rPr>
@@ -4786,9 +4104,6 @@
           <w:p>
             <w:pPr>
               <w:ind w:left="0"/>
-              <w:rPr>
-                <w:rFonts w:hint="eastAsia"/>
-              </w:rPr>
             </w:pPr>
             <w:r>
               <w:rPr>
@@ -4807,9 +4122,6 @@
           <w:p>
             <w:pPr>
               <w:ind w:left="0"/>
-              <w:rPr>
-                <w:rFonts w:hint="eastAsia"/>
-              </w:rPr>
             </w:pPr>
             <w:r>
               <w:rPr>
@@ -4826,9 +4138,6 @@
           <w:p>
             <w:pPr>
               <w:ind w:left="0"/>
-              <w:rPr>
-                <w:rFonts w:hint="eastAsia"/>
-              </w:rPr>
             </w:pPr>
             <w:r>
               <w:rPr>
@@ -4845,9 +4154,6 @@
           <w:p>
             <w:pPr>
               <w:ind w:left="0"/>
-              <w:rPr>
-                <w:rFonts w:hint="eastAsia"/>
-              </w:rPr>
             </w:pPr>
           </w:p>
         </w:tc>
@@ -4860,9 +4166,6 @@
           <w:p>
             <w:pPr>
               <w:ind w:left="0"/>
-              <w:rPr>
-                <w:rFonts w:hint="eastAsia"/>
-              </w:rPr>
             </w:pPr>
             <w:r>
               <w:rPr>
@@ -4879,9 +4182,6 @@
           <w:p>
             <w:pPr>
               <w:ind w:left="0"/>
-              <w:rPr>
-                <w:rFonts w:hint="eastAsia"/>
-              </w:rPr>
             </w:pPr>
             <w:r>
               <w:t>cmd</w:t>
@@ -4899,9 +4199,6 @@
           <w:p>
             <w:pPr>
               <w:ind w:left="0"/>
-              <w:rPr>
-                <w:rFonts w:hint="eastAsia"/>
-              </w:rPr>
             </w:pPr>
             <w:r>
               <w:t>BusinessType</w:t>
@@ -4951,9 +4248,6 @@
           <w:p>
             <w:pPr>
               <w:ind w:left="0"/>
-              <w:rPr>
-                <w:rFonts w:hint="eastAsia"/>
-              </w:rPr>
             </w:pPr>
             <w:r>
               <w:t>cmd=</w:t>
@@ -5003,9 +4297,6 @@
           <w:p>
             <w:pPr>
               <w:ind w:left="0"/>
-              <w:rPr>
-                <w:rFonts w:hint="eastAsia"/>
-              </w:rPr>
             </w:pPr>
             <w:r>
               <w:rPr>
@@ -5037,9 +4328,6 @@
           <w:p>
             <w:pPr>
               <w:ind w:left="0"/>
-              <w:rPr>
-                <w:rFonts w:hint="eastAsia"/>
-              </w:rPr>
             </w:pPr>
             <w:r>
               <w:rPr>
@@ -5056,9 +4344,6 @@
           <w:p>
             <w:pPr>
               <w:ind w:left="0"/>
-              <w:rPr>
-                <w:rFonts w:hint="eastAsia"/>
-              </w:rPr>
             </w:pPr>
             <w:r>
               <w:rPr>
@@ -5070,9 +4355,6 @@
           <w:p>
             <w:pPr>
               <w:ind w:left="0"/>
-              <w:rPr>
-                <w:rFonts w:hint="eastAsia"/>
-              </w:rPr>
             </w:pPr>
             <w:r>
               <w:t>rc</w:t>
@@ -5087,9 +4369,6 @@
           <w:p>
             <w:pPr>
               <w:ind w:left="0"/>
-              <w:rPr>
-                <w:rFonts w:hint="eastAsia"/>
-              </w:rPr>
             </w:pPr>
             <w:r>
               <w:rPr>
@@ -5107,9 +4386,6 @@
           <w:p>
             <w:pPr>
               <w:ind w:left="0"/>
-              <w:rPr>
-                <w:rFonts w:hint="eastAsia"/>
-              </w:rPr>
             </w:pPr>
             <w:r>
               <w:rPr>
@@ -5121,9 +4397,6 @@
           <w:p>
             <w:pPr>
               <w:ind w:left="0"/>
-              <w:rPr>
-                <w:rFonts w:hint="eastAsia"/>
-              </w:rPr>
             </w:pPr>
             <w:r>
               <w:rPr>
@@ -5135,9 +4408,6 @@
           <w:p>
             <w:pPr>
               <w:ind w:left="0"/>
-              <w:rPr>
-                <w:rFonts w:hint="eastAsia"/>
-              </w:rPr>
             </w:pPr>
             <w:r>
               <w:t>DeployMod</w:t>
@@ -5182,9 +4452,6 @@
           <w:p>
             <w:pPr>
               <w:ind w:left="0"/>
-              <w:rPr>
-                <w:rFonts w:hint="eastAsia"/>
-              </w:rPr>
             </w:pPr>
             <w:r>
               <w:t>WebName</w:t>
@@ -5199,9 +4466,6 @@
           <w:p>
             <w:pPr>
               <w:ind w:left="0"/>
-              <w:rPr>
-                <w:rFonts w:hint="eastAsia"/>
-              </w:rPr>
             </w:pPr>
             <w:r>
               <w:t>BusinessType</w:t>
@@ -5216,9 +4480,6 @@
           <w:p>
             <w:pPr>
               <w:ind w:left="0"/>
-              <w:rPr>
-                <w:rFonts w:hint="eastAsia"/>
-              </w:rPr>
             </w:pPr>
             <w:r>
               <w:t>Property</w:t>
@@ -5233,9 +4494,6 @@
           <w:p>
             <w:pPr>
               <w:ind w:left="0"/>
-              <w:rPr>
-                <w:rFonts w:hint="eastAsia"/>
-              </w:rPr>
             </w:pPr>
             <w:r>
               <w:rPr>
@@ -5247,9 +4505,6 @@
           <w:p>
             <w:pPr>
               <w:ind w:left="0" w:firstLine="405"/>
-              <w:rPr>
-                <w:rFonts w:hint="eastAsia"/>
-              </w:rPr>
             </w:pPr>
             <w:r>
               <w:rPr>
@@ -5261,9 +4516,6 @@
           <w:p>
             <w:pPr>
               <w:ind w:left="0" w:firstLine="405"/>
-              <w:rPr>
-                <w:rFonts w:hint="eastAsia"/>
-              </w:rPr>
             </w:pPr>
             <w:r>
               <w:rPr>
@@ -5284,9 +4536,6 @@
           <w:p>
             <w:pPr>
               <w:ind w:left="0" w:firstLine="405"/>
-              <w:rPr>
-                <w:rFonts w:hint="eastAsia"/>
-              </w:rPr>
             </w:pPr>
             <w:r>
               <w:rPr>
@@ -5331,9 +4580,6 @@
           <w:p>
             <w:pPr>
               <w:ind w:left="0" w:firstLine="405"/>
-              <w:rPr>
-                <w:rFonts w:hint="eastAsia"/>
-              </w:rPr>
             </w:pPr>
             <w:r>
               <w:rPr>
@@ -5354,9 +4600,6 @@
           <w:p>
             <w:pPr>
               <w:ind w:left="0" w:firstLine="405"/>
-              <w:rPr>
-                <w:rFonts w:hint="eastAsia"/>
-              </w:rPr>
             </w:pPr>
             <w:r>
               <w:rPr>
@@ -5395,9 +4638,6 @@
           <w:p>
             <w:pPr>
               <w:ind w:left="0" w:firstLineChars="291" w:firstLine="611"/>
-              <w:rPr>
-                <w:rFonts w:hint="eastAsia"/>
-              </w:rPr>
             </w:pPr>
             <w:r>
               <w:t>Display</w:t>
@@ -5412,9 +4652,6 @@
           <w:p>
             <w:pPr>
               <w:ind w:left="0" w:firstLineChars="291" w:firstLine="611"/>
-              <w:rPr>
-                <w:rFonts w:hint="eastAsia"/>
-              </w:rPr>
             </w:pPr>
             <w:r>
               <w:t>Edit</w:t>
@@ -5441,9 +4678,6 @@
           <w:p>
             <w:pPr>
               <w:ind w:left="0" w:firstLineChars="291" w:firstLine="611"/>
-              <w:rPr>
-                <w:rFonts w:hint="eastAsia"/>
-              </w:rPr>
             </w:pPr>
             <w:r>
               <w:t>Desc</w:t>
@@ -5470,9 +4704,6 @@
           <w:p>
             <w:pPr>
               <w:ind w:left="0" w:firstLineChars="291" w:firstLine="611"/>
-              <w:rPr>
-                <w:rFonts w:hint="eastAsia"/>
-              </w:rPr>
             </w:pPr>
             <w:r>
               <w:t>Level</w:t>
@@ -5499,9 +4730,6 @@
           <w:p>
             <w:pPr>
               <w:ind w:left="0" w:firstLineChars="291" w:firstLine="611"/>
-              <w:rPr>
-                <w:rFonts w:hint="eastAsia"/>
-              </w:rPr>
             </w:pPr>
             <w:r>
               <w:t>WebName</w:t>
@@ -5516,9 +4744,6 @@
           <w:p>
             <w:pPr>
               <w:ind w:left="0" w:firstLine="405"/>
-              <w:rPr>
-                <w:rFonts w:hint="eastAsia"/>
-              </w:rPr>
             </w:pPr>
             <w:r>
               <w:rPr>
@@ -5539,9 +4764,6 @@
           <w:p>
             <w:pPr>
               <w:ind w:left="0"/>
-              <w:rPr>
-                <w:rFonts w:hint="eastAsia"/>
-              </w:rPr>
             </w:pPr>
             <w:r>
               <w:rPr>
@@ -5553,9 +4775,6 @@
           <w:p>
             <w:pPr>
               <w:ind w:left="0"/>
-              <w:rPr>
-                <w:rFonts w:hint="eastAsia"/>
-              </w:rPr>
             </w:pPr>
             <w:r>
               <w:rPr>
@@ -5572,9 +4791,6 @@
           <w:p>
             <w:pPr>
               <w:ind w:left="0"/>
-              <w:rPr>
-                <w:rFonts w:hint="eastAsia"/>
-              </w:rPr>
             </w:pPr>
             <w:r>
               <w:t>{</w:t>
@@ -5583,9 +4799,6 @@
           <w:p>
             <w:pPr>
               <w:ind w:left="0"/>
-              <w:rPr>
-                <w:rFonts w:hint="eastAsia"/>
-              </w:rPr>
             </w:pPr>
             <w:r>
               <w:t>"rc":0</w:t>
@@ -5594,17 +4807,11 @@
           <w:p>
             <w:pPr>
               <w:ind w:left="0"/>
-              <w:rPr>
-                <w:rFonts w:hint="eastAsia"/>
-              </w:rPr>
-            </w:pPr>
-          </w:p>
-          <w:p>
-            <w:pPr>
-              <w:ind w:left="0"/>
-              <w:rPr>
-                <w:rFonts w:hint="eastAsia"/>
-              </w:rPr>
+            </w:pPr>
+          </w:p>
+          <w:p>
+            <w:pPr>
+              <w:ind w:left="0"/>
             </w:pPr>
             <w:r>
               <w:t>}</w:t>
@@ -5613,9 +4820,6 @@
           <w:p>
             <w:pPr>
               <w:ind w:left="0"/>
-              <w:rPr>
-                <w:rFonts w:hint="eastAsia"/>
-              </w:rPr>
             </w:pPr>
             <w:r>
               <w:t xml:space="preserve">{ </w:t>
@@ -5624,9 +4828,6 @@
           <w:p>
             <w:pPr>
               <w:ind w:left="0"/>
-              <w:rPr>
-                <w:rFonts w:hint="eastAsia"/>
-              </w:rPr>
             </w:pPr>
             <w:r>
               <w:t>"</w:t>
@@ -5641,9 +4842,6 @@
           <w:p>
             <w:pPr>
               <w:ind w:left="0"/>
-              <w:rPr>
-                <w:rFonts w:hint="eastAsia"/>
-              </w:rPr>
             </w:pPr>
             <w:r>
               <w:t>"WebN</w:t>
@@ -5658,9 +4856,6 @@
           <w:p>
             <w:pPr>
               <w:ind w:left="0"/>
-              <w:rPr>
-                <w:rFonts w:hint="eastAsia"/>
-              </w:rPr>
             </w:pPr>
             <w:r>
               <w:t xml:space="preserve">"BusinessType":"sequoiadb", </w:t>
@@ -5669,9 +4864,6 @@
           <w:p>
             <w:pPr>
               <w:ind w:left="0"/>
-              <w:rPr>
-                <w:rFonts w:hint="eastAsia"/>
-              </w:rPr>
             </w:pPr>
             <w:r>
               <w:t xml:space="preserve">"Property": </w:t>
@@ -5680,9 +4872,6 @@
           <w:p>
             <w:pPr>
               <w:ind w:left="0" w:firstLineChars="100" w:firstLine="210"/>
-              <w:rPr>
-                <w:rFonts w:hint="eastAsia"/>
-              </w:rPr>
             </w:pPr>
             <w:r>
               <w:t xml:space="preserve">[ </w:t>
@@ -5691,9 +4880,6 @@
           <w:p>
             <w:pPr>
               <w:ind w:left="0" w:firstLineChars="200" w:firstLine="420"/>
-              <w:rPr>
-                <w:rFonts w:hint="eastAsia"/>
-              </w:rPr>
             </w:pPr>
             <w:r>
               <w:t xml:space="preserve">{ </w:t>
@@ -5702,9 +4888,6 @@
           <w:p>
             <w:pPr>
               <w:ind w:left="0" w:firstLineChars="300" w:firstLine="630"/>
-              <w:rPr>
-                <w:rFonts w:hint="eastAsia"/>
-              </w:rPr>
             </w:pPr>
             <w:r>
               <w:t xml:space="preserve">"Name": "replicanum", </w:t>
@@ -5713,9 +4896,6 @@
           <w:p>
             <w:pPr>
               <w:ind w:left="0" w:firstLineChars="300" w:firstLine="630"/>
-              <w:rPr>
-                <w:rFonts w:hint="eastAsia"/>
-              </w:rPr>
             </w:pPr>
             <w:r>
               <w:t xml:space="preserve">"Type": "int", </w:t>
@@ -5724,9 +4904,6 @@
           <w:p>
             <w:pPr>
               <w:ind w:left="0" w:firstLineChars="300" w:firstLine="630"/>
-              <w:rPr>
-                <w:rFonts w:hint="eastAsia"/>
-              </w:rPr>
             </w:pPr>
             <w:r>
               <w:t xml:space="preserve">"Default": "1", </w:t>
@@ -5735,9 +4912,6 @@
           <w:p>
             <w:pPr>
               <w:ind w:left="0" w:firstLineChars="300" w:firstLine="630"/>
-              <w:rPr>
-                <w:rFonts w:hint="eastAsia"/>
-              </w:rPr>
             </w:pPr>
             <w:r>
               <w:t xml:space="preserve">"Valid": "1", </w:t>
@@ -5746,9 +4920,6 @@
           <w:p>
             <w:pPr>
               <w:ind w:left="0" w:firstLineChars="300" w:firstLine="630"/>
-              <w:rPr>
-                <w:rFonts w:hint="eastAsia"/>
-              </w:rPr>
             </w:pPr>
             <w:r>
               <w:t xml:space="preserve">"Display": "edit box", </w:t>
@@ -5757,9 +4928,6 @@
           <w:p>
             <w:pPr>
               <w:ind w:left="0" w:firstLineChars="300" w:firstLine="630"/>
-              <w:rPr>
-                <w:rFonts w:hint="eastAsia"/>
-              </w:rPr>
             </w:pPr>
             <w:r>
               <w:t xml:space="preserve">"Edit": "false", </w:t>
@@ -5768,9 +4936,6 @@
           <w:p>
             <w:pPr>
               <w:ind w:left="0" w:firstLineChars="300" w:firstLine="630"/>
-              <w:rPr>
-                <w:rFonts w:hint="eastAsia"/>
-              </w:rPr>
             </w:pPr>
             <w:r>
               <w:t xml:space="preserve">"Desc": "", </w:t>
@@ -5779,9 +4944,6 @@
           <w:p>
             <w:pPr>
               <w:ind w:left="0" w:firstLineChars="300" w:firstLine="630"/>
-              <w:rPr>
-                <w:rFonts w:hint="eastAsia"/>
-              </w:rPr>
             </w:pPr>
             <w:r>
               <w:t xml:space="preserve">"Level": "0", </w:t>
@@ -5790,9 +4952,6 @@
           <w:p>
             <w:pPr>
               <w:ind w:left="0" w:firstLineChars="300" w:firstLine="630"/>
-              <w:rPr>
-                <w:rFonts w:hint="eastAsia"/>
-              </w:rPr>
             </w:pPr>
             <w:r>
               <w:t>"WebName": "replica_num"</w:t>
@@ -5801,9 +4960,6 @@
           <w:p>
             <w:pPr>
               <w:ind w:left="0" w:firstLineChars="200" w:firstLine="420"/>
-              <w:rPr>
-                <w:rFonts w:hint="eastAsia"/>
-              </w:rPr>
             </w:pPr>
             <w:r>
               <w:t>}</w:t>
@@ -5812,9 +4968,6 @@
           <w:p>
             <w:pPr>
               <w:ind w:left="0" w:firstLineChars="100" w:firstLine="210"/>
-              <w:rPr>
-                <w:rFonts w:hint="eastAsia"/>
-              </w:rPr>
             </w:pPr>
             <w:r>
               <w:t>]</w:t>
@@ -5831,13 +4984,7 @@
         </w:tc>
       </w:tr>
     </w:tbl>
-    <w:p>
-      <w:pPr>
-        <w:rPr>
-          <w:rFonts w:hint="eastAsia"/>
-        </w:rPr>
-      </w:pPr>
-    </w:p>
+    <w:p/>
     <w:p>
       <w:pPr>
         <w:pStyle w:val="Heading4"/>
@@ -5845,9 +4992,6 @@
           <w:ilvl w:val="0"/>
           <w:numId w:val="16"/>
         </w:numPr>
-        <w:rPr>
-          <w:rFonts w:hint="eastAsia"/>
-        </w:rPr>
       </w:pPr>
       <w:r>
         <w:rPr>
@@ -5859,9 +5003,6 @@
     <w:p>
       <w:pPr>
         <w:ind w:left="0" w:firstLine="357"/>
-        <w:rPr>
-          <w:rFonts w:hint="eastAsia"/>
-        </w:rPr>
       </w:pPr>
       <w:r>
         <w:rPr>
@@ -5922,9 +5063,6 @@
           <w:p>
             <w:pPr>
               <w:ind w:left="0"/>
-              <w:rPr>
-                <w:rFonts w:hint="eastAsia"/>
-              </w:rPr>
             </w:pPr>
           </w:p>
         </w:tc>
@@ -5936,9 +5074,6 @@
           <w:p>
             <w:pPr>
               <w:ind w:left="0"/>
-              <w:rPr>
-                <w:rFonts w:hint="eastAsia"/>
-              </w:rPr>
             </w:pPr>
             <w:r>
               <w:rPr>
@@ -5956,9 +5091,6 @@
           <w:p>
             <w:pPr>
               <w:ind w:left="0"/>
-              <w:rPr>
-                <w:rFonts w:hint="eastAsia"/>
-              </w:rPr>
             </w:pPr>
             <w:r>
               <w:rPr>
@@ -5977,9 +5109,6 @@
           <w:p>
             <w:pPr>
               <w:ind w:left="0"/>
-              <w:rPr>
-                <w:rFonts w:hint="eastAsia"/>
-              </w:rPr>
             </w:pPr>
             <w:r>
               <w:rPr>
@@ -5996,9 +5125,6 @@
           <w:p>
             <w:pPr>
               <w:ind w:left="0"/>
-              <w:rPr>
-                <w:rFonts w:hint="eastAsia"/>
-              </w:rPr>
             </w:pPr>
             <w:r>
               <w:rPr>
@@ -6015,9 +5141,6 @@
           <w:p>
             <w:pPr>
               <w:ind w:left="0"/>
-              <w:rPr>
-                <w:rFonts w:hint="eastAsia"/>
-              </w:rPr>
             </w:pPr>
           </w:p>
         </w:tc>
@@ -6030,9 +5153,6 @@
           <w:p>
             <w:pPr>
               <w:ind w:left="0"/>
-              <w:rPr>
-                <w:rFonts w:hint="eastAsia"/>
-              </w:rPr>
             </w:pPr>
             <w:r>
               <w:rPr>
@@ -6049,9 +5169,6 @@
           <w:p>
             <w:pPr>
               <w:ind w:left="0"/>
-              <w:rPr>
-                <w:rFonts w:hint="eastAsia"/>
-              </w:rPr>
             </w:pPr>
             <w:r>
               <w:t>cmd</w:t>
@@ -6069,9 +5186,6 @@
           <w:p>
             <w:pPr>
               <w:ind w:left="0"/>
-              <w:rPr>
-                <w:rFonts w:hint="eastAsia"/>
-              </w:rPr>
             </w:pPr>
             <w:r>
               <w:t>TemplateInfo</w:t>
@@ -6092,9 +5206,6 @@
           <w:p>
             <w:pPr>
               <w:ind w:left="0"/>
-              <w:rPr>
-                <w:rFonts w:hint="eastAsia"/>
-              </w:rPr>
             </w:pPr>
             <w:r>
               <w:rPr>
@@ -6106,9 +5217,6 @@
           <w:p>
             <w:pPr>
               <w:ind w:left="0"/>
-              <w:rPr>
-                <w:rFonts w:hint="eastAsia"/>
-              </w:rPr>
             </w:pPr>
             <w:r>
               <w:lastRenderedPageBreak/>
@@ -6124,9 +5232,6 @@
           <w:p>
             <w:pPr>
               <w:ind w:left="0"/>
-              <w:rPr>
-                <w:rFonts w:hint="eastAsia"/>
-              </w:rPr>
             </w:pPr>
             <w:r>
               <w:t>BusinessType</w:t>
@@ -6141,9 +5246,6 @@
           <w:p>
             <w:pPr>
               <w:ind w:left="0"/>
-              <w:rPr>
-                <w:rFonts w:hint="eastAsia"/>
-              </w:rPr>
             </w:pPr>
             <w:r>
               <w:t>BusinessName</w:t>
@@ -6158,9 +5260,6 @@
           <w:p>
             <w:pPr>
               <w:ind w:left="0"/>
-              <w:rPr>
-                <w:rFonts w:hint="eastAsia"/>
-              </w:rPr>
             </w:pPr>
             <w:r>
               <w:t>DeployMod</w:t>
@@ -6205,9 +5304,6 @@
           <w:p>
             <w:pPr>
               <w:ind w:left="0"/>
-              <w:rPr>
-                <w:rFonts w:hint="eastAsia"/>
-              </w:rPr>
             </w:pPr>
             <w:r>
               <w:t>Property</w:t>
@@ -6222,9 +5318,6 @@
           <w:p>
             <w:pPr>
               <w:ind w:left="0"/>
-              <w:rPr>
-                <w:rFonts w:hint="eastAsia"/>
-              </w:rPr>
             </w:pPr>
             <w:r>
               <w:rPr>
@@ -6236,9 +5329,6 @@
           <w:p>
             <w:pPr>
               <w:ind w:left="0" w:firstLine="405"/>
-              <w:rPr>
-                <w:rFonts w:hint="eastAsia"/>
-              </w:rPr>
             </w:pPr>
             <w:r>
               <w:rPr>
@@ -6250,9 +5340,6 @@
           <w:p>
             <w:pPr>
               <w:ind w:left="0" w:firstLine="405"/>
-              <w:rPr>
-                <w:rFonts w:hint="eastAsia"/>
-              </w:rPr>
             </w:pPr>
             <w:r>
               <w:rPr>
@@ -6273,9 +5360,6 @@
           <w:p>
             <w:pPr>
               <w:ind w:left="0" w:firstLine="405"/>
-              <w:rPr>
-                <w:rFonts w:hint="eastAsia"/>
-              </w:rPr>
             </w:pPr>
             <w:r>
               <w:rPr>
@@ -6311,9 +5395,6 @@
           <w:p>
             <w:pPr>
               <w:ind w:left="0" w:firstLine="405"/>
-              <w:rPr>
-                <w:rFonts w:hint="eastAsia"/>
-              </w:rPr>
             </w:pPr>
             <w:r>
               <w:rPr>
@@ -6328,9 +5409,6 @@
           <w:p>
             <w:pPr>
               <w:ind w:left="0"/>
-              <w:rPr>
-                <w:rFonts w:hint="eastAsia"/>
-              </w:rPr>
             </w:pPr>
             <w:r>
               <w:rPr>
@@ -6342,9 +5420,6 @@
           <w:p>
             <w:pPr>
               <w:ind w:left="0"/>
-              <w:rPr>
-                <w:rFonts w:hint="eastAsia"/>
-              </w:rPr>
             </w:pPr>
             <w:r>
               <w:t>HostInfo</w:t>
@@ -6377,9 +5452,6 @@
           <w:p>
             <w:pPr>
               <w:ind w:left="0"/>
-              <w:rPr>
-                <w:rFonts w:hint="eastAsia"/>
-              </w:rPr>
             </w:pPr>
             <w:r>
               <w:rPr>
@@ -6396,9 +5468,6 @@
           <w:p>
             <w:pPr>
               <w:ind w:left="0"/>
-              <w:rPr>
-                <w:rFonts w:hint="eastAsia"/>
-              </w:rPr>
             </w:pPr>
             <w:r>
               <w:lastRenderedPageBreak/>
@@ -6411,9 +5480,6 @@
           <w:p>
             <w:pPr>
               <w:ind w:left="0"/>
-              <w:rPr>
-                <w:rFonts w:hint="eastAsia"/>
-              </w:rPr>
             </w:pPr>
             <w:r>
               <w:rPr>
@@ -6431,9 +5497,6 @@
           <w:p>
             <w:pPr>
               <w:ind w:left="0"/>
-              <w:rPr>
-                <w:rFonts w:hint="eastAsia"/>
-              </w:rPr>
             </w:pPr>
             <w:r>
               <w:rPr>
@@ -6445,9 +5508,6 @@
           <w:p>
             <w:pPr>
               <w:ind w:left="0"/>
-              <w:rPr>
-                <w:rFonts w:hint="eastAsia"/>
-              </w:rPr>
             </w:pPr>
             <w:r>
               <w:lastRenderedPageBreak/>
@@ -6457,9 +5517,6 @@
           <w:p>
             <w:pPr>
               <w:ind w:left="0"/>
-              <w:rPr>
-                <w:rFonts w:hint="eastAsia"/>
-              </w:rPr>
             </w:pPr>
             <w:r>
               <w:t>"BusinessType":"sequoiadb",</w:t>
@@ -6468,9 +5525,6 @@
           <w:p>
             <w:pPr>
               <w:ind w:left="0"/>
-              <w:rPr>
-                <w:rFonts w:hint="eastAsia"/>
-              </w:rPr>
             </w:pPr>
             <w:r>
               <w:t>"BusinessName":"b1",</w:t>
@@ -6479,9 +5533,6 @@
           <w:p>
             <w:pPr>
               <w:ind w:left="0"/>
-              <w:rPr>
-                <w:rFonts w:hint="eastAsia"/>
-              </w:rPr>
             </w:pPr>
             <w:r>
               <w:t>"DeployMod":"standalone",</w:t>
@@ -6490,9 +5541,6 @@
           <w:p>
             <w:pPr>
               <w:ind w:left="0"/>
-              <w:rPr>
-                <w:rFonts w:hint="eastAsia"/>
-              </w:rPr>
             </w:pPr>
             <w:r>
               <w:t>"Property":</w:t>
@@ -6501,9 +5549,6 @@
           <w:p>
             <w:pPr>
               <w:ind w:left="0" w:firstLineChars="100" w:firstLine="210"/>
-              <w:rPr>
-                <w:rFonts w:hint="eastAsia"/>
-              </w:rPr>
             </w:pPr>
             <w:r>
               <w:t>[</w:t>
@@ -6512,9 +5557,6 @@
           <w:p>
             <w:pPr>
               <w:ind w:left="0" w:firstLineChars="200" w:firstLine="420"/>
-              <w:rPr>
-                <w:rFonts w:hint="eastAsia"/>
-              </w:rPr>
             </w:pPr>
             <w:r>
               <w:t>{</w:t>
@@ -6523,9 +5565,6 @@
           <w:p>
             <w:pPr>
               <w:ind w:left="0" w:firstLineChars="300" w:firstLine="630"/>
-              <w:rPr>
-                <w:rFonts w:hint="eastAsia"/>
-              </w:rPr>
             </w:pPr>
             <w:r>
               <w:t>"Name":"replicanum",</w:t>
@@ -6534,9 +5573,6 @@
           <w:p>
             <w:pPr>
               <w:ind w:left="0" w:firstLineChars="300" w:firstLine="630"/>
-              <w:rPr>
-                <w:rFonts w:hint="eastAsia"/>
-              </w:rPr>
             </w:pPr>
             <w:r>
               <w:t>"Value":"1"</w:t>
@@ -6545,9 +5581,6 @@
           <w:p>
             <w:pPr>
               <w:ind w:left="0" w:firstLineChars="200" w:firstLine="420"/>
-              <w:rPr>
-                <w:rFonts w:hint="eastAsia"/>
-              </w:rPr>
             </w:pPr>
             <w:r>
               <w:t>},</w:t>
@@ -6559,9 +5592,6 @@
           <w:p>
             <w:pPr>
               <w:ind w:left="0" w:firstLineChars="100" w:firstLine="210"/>
-              <w:rPr>
-                <w:rFonts w:hint="eastAsia"/>
-              </w:rPr>
             </w:pPr>
             <w:r>
               <w:t>],</w:t>
@@ -6570,9 +5600,6 @@
           <w:p>
             <w:pPr>
               <w:ind w:left="0" w:firstLineChars="100" w:firstLine="210"/>
-              <w:rPr>
-                <w:rFonts w:hint="eastAsia"/>
-              </w:rPr>
             </w:pPr>
             <w:r>
               <w:t>"HostInfo":</w:t>
@@ -6581,9 +5608,6 @@
           <w:p>
             <w:pPr>
               <w:ind w:left="0" w:firstLineChars="200" w:firstLine="420"/>
-              <w:rPr>
-                <w:rFonts w:hint="eastAsia"/>
-              </w:rPr>
             </w:pPr>
             <w:r>
               <w:t>[</w:t>
@@ -6592,9 +5616,6 @@
           <w:p>
             <w:pPr>
               <w:ind w:left="0" w:firstLineChars="300" w:firstLine="630"/>
-              <w:rPr>
-                <w:rFonts w:hint="eastAsia"/>
-              </w:rPr>
             </w:pPr>
             <w:r>
               <w:t>{</w:t>
@@ -6603,9 +5624,6 @@
           <w:p>
             <w:pPr>
               <w:ind w:left="0" w:firstLineChars="400" w:firstLine="840"/>
-              <w:rPr>
-                <w:rFonts w:hint="eastAsia"/>
-              </w:rPr>
             </w:pPr>
             <w:r>
               <w:t>"HostName":"host1"</w:t>
@@ -6614,9 +5632,6 @@
           <w:p>
             <w:pPr>
               <w:ind w:left="0" w:firstLineChars="300" w:firstLine="630"/>
-              <w:rPr>
-                <w:rFonts w:hint="eastAsia"/>
-              </w:rPr>
             </w:pPr>
             <w:r>
               <w:t>}</w:t>
@@ -6625,9 +5640,6 @@
           <w:p>
             <w:pPr>
               <w:ind w:left="0" w:firstLineChars="200" w:firstLine="420"/>
-              <w:rPr>
-                <w:rFonts w:hint="eastAsia"/>
-              </w:rPr>
             </w:pPr>
             <w:r>
               <w:t>]</w:t>
@@ -6636,9 +5648,6 @@
           <w:p>
             <w:pPr>
               <w:ind w:left="0"/>
-              <w:rPr>
-                <w:rFonts w:hint="eastAsia"/>
-              </w:rPr>
             </w:pPr>
             <w:r>
               <w:rPr>
@@ -6674,9 +5683,6 @@
           <w:p>
             <w:pPr>
               <w:ind w:left="0"/>
-              <w:rPr>
-                <w:rFonts w:hint="eastAsia"/>
-              </w:rPr>
             </w:pPr>
             <w:r>
               <w:rPr>
@@ -6708,9 +5714,6 @@
           <w:p>
             <w:pPr>
               <w:ind w:left="0"/>
-              <w:rPr>
-                <w:rFonts w:hint="eastAsia"/>
-              </w:rPr>
             </w:pPr>
             <w:r>
               <w:rPr>
@@ -6727,9 +5730,6 @@
           <w:p>
             <w:pPr>
               <w:ind w:left="0"/>
-              <w:rPr>
-                <w:rFonts w:hint="eastAsia"/>
-              </w:rPr>
             </w:pPr>
             <w:r>
               <w:rPr>
@@ -6741,9 +5741,6 @@
           <w:p>
             <w:pPr>
               <w:ind w:left="0"/>
-              <w:rPr>
-                <w:rFonts w:hint="eastAsia"/>
-              </w:rPr>
             </w:pPr>
             <w:r>
               <w:t>rc</w:t>
@@ -6758,9 +5755,6 @@
           <w:p>
             <w:pPr>
               <w:ind w:left="0"/>
-              <w:rPr>
-                <w:rFonts w:hint="eastAsia"/>
-              </w:rPr>
             </w:pPr>
             <w:r>
               <w:rPr>
@@ -6778,9 +5772,6 @@
           <w:p>
             <w:pPr>
               <w:ind w:left="0"/>
-              <w:rPr>
-                <w:rFonts w:hint="eastAsia"/>
-              </w:rPr>
             </w:pPr>
             <w:r>
               <w:rPr>
@@ -6792,9 +5783,6 @@
           <w:p>
             <w:pPr>
               <w:ind w:left="0"/>
-              <w:rPr>
-                <w:rFonts w:hint="eastAsia"/>
-              </w:rPr>
             </w:pPr>
             <w:r>
               <w:rPr>
@@ -6806,9 +5794,6 @@
           <w:p>
             <w:pPr>
               <w:ind w:left="0"/>
-              <w:rPr>
-                <w:rFonts w:hint="eastAsia"/>
-              </w:rPr>
             </w:pPr>
             <w:r>
               <w:rPr>
@@ -6838,9 +5823,6 @@
           <w:p>
             <w:pPr>
               <w:ind w:left="0" w:firstLineChars="100" w:firstLine="210"/>
-              <w:rPr>
-                <w:rFonts w:hint="eastAsia"/>
-              </w:rPr>
             </w:pPr>
             <w:r>
               <w:rPr>
@@ -6852,9 +5834,6 @@
           <w:p>
             <w:pPr>
               <w:ind w:left="0" w:firstLineChars="100" w:firstLine="210"/>
-              <w:rPr>
-                <w:rFonts w:hint="eastAsia"/>
-              </w:rPr>
             </w:pPr>
             <w:r>
               <w:rPr>
@@ -6866,9 +5845,6 @@
           <w:p>
             <w:pPr>
               <w:ind w:left="0" w:firstLineChars="100" w:firstLine="210"/>
-              <w:rPr>
-                <w:rFonts w:hint="eastAsia"/>
-              </w:rPr>
             </w:pPr>
             <w:r>
               <w:rPr>
@@ -6889,9 +5865,6 @@
           <w:p>
             <w:pPr>
               <w:ind w:left="0" w:firstLineChars="100" w:firstLine="210"/>
-              <w:rPr>
-                <w:rFonts w:hint="eastAsia"/>
-              </w:rPr>
             </w:pPr>
             <w:r>
               <w:rPr>
@@ -6912,9 +5885,6 @@
           <w:p>
             <w:pPr>
               <w:ind w:left="0" w:firstLineChars="100" w:firstLine="210"/>
-              <w:rPr>
-                <w:rFonts w:hint="eastAsia"/>
-              </w:rPr>
             </w:pPr>
             <w:r>
               <w:rPr>
@@ -6935,9 +5905,6 @@
           <w:p>
             <w:pPr>
               <w:ind w:left="0" w:firstLineChars="100" w:firstLine="210"/>
-              <w:rPr>
-                <w:rFonts w:hint="eastAsia"/>
-              </w:rPr>
             </w:pPr>
             <w:r>
               <w:rPr>
@@ -6958,9 +5925,6 @@
           <w:p>
             <w:pPr>
               <w:ind w:left="0" w:firstLineChars="100" w:firstLine="210"/>
-              <w:rPr>
-                <w:rFonts w:hint="eastAsia"/>
-              </w:rPr>
             </w:pPr>
             <w:r>
               <w:rPr>
@@ -6981,9 +5945,6 @@
           <w:p>
             <w:pPr>
               <w:ind w:left="0" w:firstLineChars="100" w:firstLine="210"/>
-              <w:rPr>
-                <w:rFonts w:hint="eastAsia"/>
-              </w:rPr>
             </w:pPr>
             <w:r>
               <w:rPr>
@@ -7004,9 +5965,6 @@
           <w:p>
             <w:pPr>
               <w:ind w:left="0" w:firstLineChars="100" w:firstLine="210"/>
-              <w:rPr>
-                <w:rFonts w:hint="eastAsia"/>
-              </w:rPr>
             </w:pPr>
             <w:r>
               <w:rPr>
@@ -7027,9 +5985,6 @@
           <w:p>
             <w:pPr>
               <w:ind w:left="0" w:firstLineChars="100" w:firstLine="210"/>
-              <w:rPr>
-                <w:rFonts w:hint="eastAsia"/>
-              </w:rPr>
             </w:pPr>
             <w:r>
               <w:rPr>
@@ -7050,9 +6005,6 @@
           <w:p>
             <w:pPr>
               <w:ind w:left="0" w:firstLineChars="100" w:firstLine="210"/>
-              <w:rPr>
-                <w:rFonts w:hint="eastAsia"/>
-              </w:rPr>
             </w:pPr>
             <w:r>
               <w:rPr>
@@ -7073,9 +6025,6 @@
           <w:p>
             <w:pPr>
               <w:ind w:left="0" w:firstLineChars="100" w:firstLine="210"/>
-              <w:rPr>
-                <w:rFonts w:hint="eastAsia"/>
-              </w:rPr>
             </w:pPr>
             <w:r>
               <w:rPr>
@@ -7096,9 +6045,6 @@
           <w:p>
             <w:pPr>
               <w:ind w:left="0" w:firstLineChars="100" w:firstLine="210"/>
-              <w:rPr>
-                <w:rFonts w:hint="eastAsia"/>
-              </w:rPr>
             </w:pPr>
             <w:r>
               <w:rPr>
@@ -7119,9 +6065,6 @@
           <w:p>
             <w:pPr>
               <w:ind w:left="0" w:firstLineChars="100" w:firstLine="210"/>
-              <w:rPr>
-                <w:rFonts w:hint="eastAsia"/>
-              </w:rPr>
             </w:pPr>
             <w:r>
               <w:rPr>
@@ -7142,9 +6085,6 @@
           <w:p>
             <w:pPr>
               <w:ind w:left="0" w:firstLineChars="100" w:firstLine="210"/>
-              <w:rPr>
-                <w:rFonts w:hint="eastAsia"/>
-              </w:rPr>
             </w:pPr>
             <w:r>
               <w:rPr>
@@ -7165,9 +6105,6 @@
           <w:p>
             <w:pPr>
               <w:ind w:left="0" w:firstLineChars="100" w:firstLine="210"/>
-              <w:rPr>
-                <w:rFonts w:hint="eastAsia"/>
-              </w:rPr>
             </w:pPr>
             <w:r>
               <w:rPr>
@@ -7179,9 +6116,6 @@
           <w:p>
             <w:pPr>
               <w:ind w:left="0"/>
-              <w:rPr>
-                <w:rFonts w:hint="eastAsia"/>
-              </w:rPr>
             </w:pPr>
             <w:r>
               <w:t>BusinessName</w:t>
@@ -7196,9 +6130,6 @@
           <w:p>
             <w:pPr>
               <w:ind w:left="0"/>
-              <w:rPr>
-                <w:rFonts w:hint="eastAsia"/>
-              </w:rPr>
             </w:pPr>
             <w:r>
               <w:t>BusinessType</w:t>
@@ -7213,9 +6144,6 @@
           <w:p>
             <w:pPr>
               <w:ind w:left="0"/>
-              <w:rPr>
-                <w:rFonts w:hint="eastAsia"/>
-              </w:rPr>
             </w:pPr>
             <w:r>
               <w:t>DeployMod</w:t>
@@ -7260,9 +6188,6 @@
           <w:p>
             <w:pPr>
               <w:ind w:left="0"/>
-              <w:rPr>
-                <w:rFonts w:hint="eastAsia"/>
-              </w:rPr>
             </w:pPr>
             <w:r>
               <w:lastRenderedPageBreak/>
@@ -7278,9 +6203,6 @@
           <w:p>
             <w:pPr>
               <w:ind w:left="0"/>
-              <w:rPr>
-                <w:rFonts w:hint="eastAsia"/>
-              </w:rPr>
             </w:pPr>
             <w:r>
               <w:t>Property</w:t>
@@ -7295,9 +6217,6 @@
           <w:p>
             <w:pPr>
               <w:ind w:left="0"/>
-              <w:rPr>
-                <w:rFonts w:hint="eastAsia"/>
-              </w:rPr>
             </w:pPr>
             <w:r>
               <w:rPr>
@@ -7309,9 +6228,6 @@
           <w:p>
             <w:pPr>
               <w:ind w:left="0" w:firstLine="405"/>
-              <w:rPr>
-                <w:rFonts w:hint="eastAsia"/>
-              </w:rPr>
             </w:pPr>
             <w:r>
               <w:rPr>
@@ -7345,10 +6261,21 @@
           </w:p>
           <w:p>
             <w:pPr>
+              <w:ind w:left="0" w:firstLineChars="291" w:firstLine="611"/>
+            </w:pPr>
+            <w:r>
+              <w:t>WebName</w:t>
+            </w:r>
+            <w:r>
+              <w:rPr>
+                <w:rFonts w:hint="eastAsia"/>
+              </w:rPr>
+              <w:t>：页面名字（网页显示）</w:t>
+            </w:r>
+          </w:p>
+          <w:p>
+            <w:pPr>
               <w:ind w:left="0" w:firstLine="405"/>
-              <w:rPr>
-                <w:rFonts w:hint="eastAsia"/>
-              </w:rPr>
             </w:pPr>
             <w:r>
               <w:rPr>
@@ -7369,9 +6296,6 @@
           <w:p>
             <w:pPr>
               <w:ind w:left="0" w:firstLine="405"/>
-              <w:rPr>
-                <w:rFonts w:hint="eastAsia"/>
-              </w:rPr>
             </w:pPr>
             <w:r>
               <w:rPr>
@@ -7392,9 +6316,6 @@
           <w:p>
             <w:pPr>
               <w:ind w:left="0" w:firstLine="405"/>
-              <w:rPr>
-                <w:rFonts w:hint="eastAsia"/>
-              </w:rPr>
             </w:pPr>
             <w:r>
               <w:rPr>
@@ -7433,9 +6354,6 @@
           <w:p>
             <w:pPr>
               <w:ind w:left="0" w:firstLineChars="291" w:firstLine="611"/>
-              <w:rPr>
-                <w:rFonts w:hint="eastAsia"/>
-              </w:rPr>
             </w:pPr>
             <w:r>
               <w:t>Display</w:t>
@@ -7450,9 +6368,6 @@
           <w:p>
             <w:pPr>
               <w:ind w:left="0" w:firstLineChars="291" w:firstLine="611"/>
-              <w:rPr>
-                <w:rFonts w:hint="eastAsia"/>
-              </w:rPr>
             </w:pPr>
             <w:r>
               <w:t>Edit</w:t>
@@ -7467,9 +6382,6 @@
           <w:p>
             <w:pPr>
               <w:ind w:left="0" w:firstLineChars="291" w:firstLine="611"/>
-              <w:rPr>
-                <w:rFonts w:hint="eastAsia"/>
-              </w:rPr>
             </w:pPr>
             <w:r>
               <w:t>Desc</w:t>
@@ -7484,9 +6396,6 @@
           <w:p>
             <w:pPr>
               <w:ind w:left="0" w:firstLineChars="291" w:firstLine="611"/>
-              <w:rPr>
-                <w:rFonts w:hint="eastAsia"/>
-              </w:rPr>
             </w:pPr>
             <w:r>
               <w:t>Level</w:t>
@@ -7500,27 +6409,7 @@
           </w:p>
           <w:p>
             <w:pPr>
-              <w:ind w:left="0" w:firstLineChars="291" w:firstLine="611"/>
-              <w:rPr>
-                <w:rFonts w:hint="eastAsia"/>
-              </w:rPr>
-            </w:pPr>
-            <w:r>
-              <w:t>WebName</w:t>
-            </w:r>
-            <w:r>
-              <w:rPr>
-                <w:rFonts w:hint="eastAsia"/>
-              </w:rPr>
-              <w:t>：页面名字（网页显示）</w:t>
-            </w:r>
-          </w:p>
-          <w:p>
-            <w:pPr>
               <w:ind w:left="0" w:firstLine="405"/>
-              <w:rPr>
-                <w:rFonts w:hint="eastAsia"/>
-              </w:rPr>
             </w:pPr>
             <w:r>
               <w:rPr>
@@ -7532,9 +6421,6 @@
           <w:p>
             <w:pPr>
               <w:ind w:left="0"/>
-              <w:rPr>
-                <w:rFonts w:hint="eastAsia"/>
-              </w:rPr>
             </w:pPr>
             <w:r>
               <w:rPr>
@@ -7546,9 +6432,6 @@
           <w:p>
             <w:pPr>
               <w:ind w:left="0"/>
-              <w:rPr>
-                <w:rFonts w:hint="eastAsia"/>
-              </w:rPr>
             </w:pPr>
             <w:r>
               <w:rPr>
@@ -7560,9 +6443,6 @@
           <w:p>
             <w:pPr>
               <w:ind w:left="0"/>
-              <w:rPr>
-                <w:rFonts w:hint="eastAsia"/>
-              </w:rPr>
             </w:pPr>
           </w:p>
         </w:tc>
@@ -7573,9 +6453,6 @@
           <w:p>
             <w:pPr>
               <w:ind w:left="0"/>
-              <w:rPr>
-                <w:rFonts w:hint="eastAsia"/>
-              </w:rPr>
             </w:pPr>
             <w:r>
               <w:lastRenderedPageBreak/>
@@ -7585,9 +6462,6 @@
           <w:p>
             <w:pPr>
               <w:ind w:left="0"/>
-              <w:rPr>
-                <w:rFonts w:hint="eastAsia"/>
-              </w:rPr>
             </w:pPr>
             <w:r>
               <w:t xml:space="preserve">"rc": 0 </w:t>
@@ -7596,17 +6470,11 @@
           <w:p>
             <w:pPr>
               <w:ind w:left="0"/>
-              <w:rPr>
-                <w:rFonts w:hint="eastAsia"/>
-              </w:rPr>
-            </w:pPr>
-          </w:p>
-          <w:p>
-            <w:pPr>
-              <w:ind w:left="0"/>
-              <w:rPr>
-                <w:rFonts w:hint="eastAsia"/>
-              </w:rPr>
+            </w:pPr>
+          </w:p>
+          <w:p>
+            <w:pPr>
+              <w:ind w:left="0"/>
             </w:pPr>
             <w:r>
               <w:t>}</w:t>
@@ -7615,9 +6483,6 @@
           <w:p>
             <w:pPr>
               <w:ind w:left="0"/>
-              <w:rPr>
-                <w:rFonts w:hint="eastAsia"/>
-              </w:rPr>
             </w:pPr>
             <w:r>
               <w:t xml:space="preserve">{ </w:t>
@@ -7626,9 +6491,6 @@
           <w:p>
             <w:pPr>
               <w:ind w:left="0"/>
-              <w:rPr>
-                <w:rFonts w:hint="eastAsia"/>
-              </w:rPr>
             </w:pPr>
             <w:r>
               <w:t xml:space="preserve">"Config": </w:t>
@@ -7637,9 +6499,6 @@
           <w:p>
             <w:pPr>
               <w:ind w:left="0" w:firstLineChars="100" w:firstLine="210"/>
-              <w:rPr>
-                <w:rFonts w:hint="eastAsia"/>
-              </w:rPr>
             </w:pPr>
             <w:r>
               <w:t xml:space="preserve">[ </w:t>
@@ -7648,9 +6507,6 @@
           <w:p>
             <w:pPr>
               <w:ind w:left="0" w:firstLineChars="200" w:firstLine="420"/>
-              <w:rPr>
-                <w:rFonts w:hint="eastAsia"/>
-              </w:rPr>
             </w:pPr>
             <w:r>
               <w:t xml:space="preserve">{ </w:t>
@@ -7659,9 +6515,6 @@
           <w:p>
             <w:pPr>
               <w:ind w:left="0" w:firstLineChars="300" w:firstLine="630"/>
-              <w:rPr>
-                <w:rFonts w:hint="eastAsia"/>
-              </w:rPr>
             </w:pPr>
             <w:r>
               <w:t xml:space="preserve">"HostName":"host1", </w:t>
@@ -7670,9 +6523,6 @@
           <w:p>
             <w:pPr>
               <w:ind w:left="0" w:firstLineChars="300" w:firstLine="630"/>
-              <w:rPr>
-                <w:rFonts w:hint="eastAsia"/>
-              </w:rPr>
             </w:pPr>
             <w:r>
               <w:t>"datagroupname":</w:t>
@@ -7684,9 +6534,6 @@
           <w:p>
             <w:pPr>
               <w:ind w:left="0" w:firstLineChars="300" w:firstLine="630"/>
-              <w:rPr>
-                <w:rFonts w:hint="eastAsia"/>
-              </w:rPr>
             </w:pPr>
             <w:r>
               <w:t>"dbpath":</w:t>
@@ -7701,9 +6548,6 @@
           <w:p>
             <w:pPr>
               <w:ind w:left="0" w:firstLineChars="300" w:firstLine="630"/>
-              <w:rPr>
-                <w:rFonts w:hint="eastAsia"/>
-              </w:rPr>
             </w:pPr>
             <w:r>
               <w:t>"svcname":</w:t>
@@ -7715,9 +6559,6 @@
           <w:p>
             <w:pPr>
               <w:ind w:left="0" w:firstLineChars="300" w:firstLine="630"/>
-              <w:rPr>
-                <w:rFonts w:hint="eastAsia"/>
-              </w:rPr>
             </w:pPr>
             <w:r>
               <w:t>"diaglevel":</w:t>
@@ -7729,9 +6570,6 @@
           <w:p>
             <w:pPr>
               <w:ind w:left="0" w:firstLineChars="300" w:firstLine="630"/>
-              <w:rPr>
-                <w:rFonts w:hint="eastAsia"/>
-              </w:rPr>
             </w:pPr>
             <w:r>
               <w:t>"role"</w:t>
@@ -7746,9 +6584,6 @@
           <w:p>
             <w:pPr>
               <w:ind w:left="0" w:firstLineChars="300" w:firstLine="630"/>
-              <w:rPr>
-                <w:rFonts w:hint="eastAsia"/>
-              </w:rPr>
             </w:pPr>
             <w:r>
               <w:t>"logfilesz":</w:t>
@@ -7760,9 +6595,6 @@
           <w:p>
             <w:pPr>
               <w:ind w:left="0" w:firstLineChars="300" w:firstLine="630"/>
-              <w:rPr>
-                <w:rFonts w:hint="eastAsia"/>
-              </w:rPr>
             </w:pPr>
             <w:r>
               <w:t xml:space="preserve">"logfilenum": "20", </w:t>
@@ -7771,9 +6603,6 @@
           <w:p>
             <w:pPr>
               <w:ind w:left="0" w:firstLineChars="300" w:firstLine="630"/>
-              <w:rPr>
-                <w:rFonts w:hint="eastAsia"/>
-              </w:rPr>
             </w:pPr>
             <w:r>
               <w:t xml:space="preserve">"transactionon": "false", </w:t>
@@ -7782,9 +6611,6 @@
           <w:p>
             <w:pPr>
               <w:ind w:left="0" w:firstLineChars="300" w:firstLine="630"/>
-              <w:rPr>
-                <w:rFonts w:hint="eastAsia"/>
-              </w:rPr>
             </w:pPr>
             <w:r>
               <w:t xml:space="preserve">"preferedinstance": "A", </w:t>
@@ -7793,9 +6619,6 @@
           <w:p>
             <w:pPr>
               <w:ind w:left="0" w:firstLineChars="300" w:firstLine="630"/>
-              <w:rPr>
-                <w:rFonts w:hint="eastAsia"/>
-              </w:rPr>
             </w:pPr>
             <w:r>
               <w:t xml:space="preserve">"numpagecleaners": "1", </w:t>
@@ -7804,9 +6627,6 @@
           <w:p>
             <w:pPr>
               <w:ind w:left="0" w:firstLineChars="300" w:firstLine="630"/>
-              <w:rPr>
-                <w:rFonts w:hint="eastAsia"/>
-              </w:rPr>
             </w:pPr>
             <w:r>
               <w:t xml:space="preserve">"pagecleaninterval": "1" </w:t>
@@ -7815,9 +6635,6 @@
           <w:p>
             <w:pPr>
               <w:ind w:left="0" w:firstLineChars="200" w:firstLine="420"/>
-              <w:rPr>
-                <w:rFonts w:hint="eastAsia"/>
-              </w:rPr>
             </w:pPr>
             <w:r>
               <w:t xml:space="preserve">} </w:t>
@@ -7826,9 +6643,6 @@
           <w:p>
             <w:pPr>
               <w:ind w:left="0" w:firstLineChars="100" w:firstLine="210"/>
-              <w:rPr>
-                <w:rFonts w:hint="eastAsia"/>
-              </w:rPr>
             </w:pPr>
             <w:r>
               <w:t xml:space="preserve">], </w:t>
@@ -7837,9 +6651,6 @@
           <w:p>
             <w:pPr>
               <w:ind w:left="0"/>
-              <w:rPr>
-                <w:rFonts w:hint="eastAsia"/>
-              </w:rPr>
             </w:pPr>
             <w:r>
               <w:t xml:space="preserve">"BusinessName": "b1", </w:t>
@@ -7848,9 +6659,6 @@
           <w:p>
             <w:pPr>
               <w:ind w:left="0"/>
-              <w:rPr>
-                <w:rFonts w:hint="eastAsia"/>
-              </w:rPr>
             </w:pPr>
             <w:r>
               <w:t xml:space="preserve">"BusinessType": "sequoiadb", </w:t>
@@ -7859,9 +6667,6 @@
           <w:p>
             <w:pPr>
               <w:ind w:left="0"/>
-              <w:rPr>
-                <w:rFonts w:hint="eastAsia"/>
-              </w:rPr>
             </w:pPr>
             <w:r>
               <w:t xml:space="preserve">"DeployMod": "standalone", </w:t>
@@ -7870,9 +6675,6 @@
           <w:p>
             <w:pPr>
               <w:ind w:left="0"/>
-              <w:rPr>
-                <w:rFonts w:hint="eastAsia"/>
-              </w:rPr>
             </w:pPr>
             <w:r>
               <w:lastRenderedPageBreak/>
@@ -7882,9 +6684,6 @@
           <w:p>
             <w:pPr>
               <w:ind w:left="0"/>
-              <w:rPr>
-                <w:rFonts w:hint="eastAsia"/>
-              </w:rPr>
             </w:pPr>
             <w:r>
               <w:t xml:space="preserve">"Property": </w:t>
@@ -7893,9 +6692,6 @@
           <w:p>
             <w:pPr>
               <w:ind w:left="0" w:firstLineChars="100" w:firstLine="210"/>
-              <w:rPr>
-                <w:rFonts w:hint="eastAsia"/>
-              </w:rPr>
             </w:pPr>
             <w:r>
               <w:t xml:space="preserve">[ </w:t>
@@ -7904,9 +6700,6 @@
           <w:p>
             <w:pPr>
               <w:ind w:left="0" w:firstLineChars="200" w:firstLine="420"/>
-              <w:rPr>
-                <w:rFonts w:hint="eastAsia"/>
-              </w:rPr>
             </w:pPr>
             <w:r>
               <w:t xml:space="preserve">{ </w:t>
@@ -7915,9 +6708,6 @@
           <w:p>
             <w:pPr>
               <w:ind w:left="0" w:firstLineChars="300" w:firstLine="630"/>
-              <w:rPr>
-                <w:rFonts w:hint="eastAsia"/>
-              </w:rPr>
             </w:pPr>
             <w:r>
               <w:t xml:space="preserve">"Name": "dbpath", </w:t>
@@ -7926,9 +6716,6 @@
           <w:p>
             <w:pPr>
               <w:ind w:left="0" w:firstLineChars="300" w:firstLine="630"/>
-              <w:rPr>
-                <w:rFonts w:hint="eastAsia"/>
-              </w:rPr>
             </w:pPr>
             <w:r>
               <w:t>"WebName":</w:t>
@@ -7949,9 +6736,6 @@
           <w:p>
             <w:pPr>
               <w:ind w:left="0" w:firstLineChars="300" w:firstLine="630"/>
-              <w:rPr>
-                <w:rFonts w:hint="eastAsia"/>
-              </w:rPr>
             </w:pPr>
             <w:r>
               <w:t xml:space="preserve">"Type": "path", </w:t>
@@ -7960,9 +6744,6 @@
           <w:p>
             <w:pPr>
               <w:ind w:left="0" w:firstLineChars="300" w:firstLine="630"/>
-              <w:rPr>
-                <w:rFonts w:hint="eastAsia"/>
-              </w:rPr>
             </w:pPr>
             <w:r>
               <w:t xml:space="preserve">"Default": "/opt/standalone", </w:t>
@@ -7971,9 +6752,6 @@
           <w:p>
             <w:pPr>
               <w:ind w:left="0" w:firstLineChars="300" w:firstLine="630"/>
-              <w:rPr>
-                <w:rFonts w:hint="eastAsia"/>
-              </w:rPr>
             </w:pPr>
             <w:r>
               <w:t xml:space="preserve">"Valid": "", </w:t>
@@ -7982,9 +6760,6 @@
           <w:p>
             <w:pPr>
               <w:ind w:left="0" w:firstLineChars="300" w:firstLine="630"/>
-              <w:rPr>
-                <w:rFonts w:hint="eastAsia"/>
-              </w:rPr>
             </w:pPr>
             <w:r>
               <w:t xml:space="preserve">"Display": "edit box", </w:t>
@@ -7993,9 +6768,6 @@
           <w:p>
             <w:pPr>
               <w:ind w:left="0" w:firstLineChars="300" w:firstLine="630"/>
-              <w:rPr>
-                <w:rFonts w:hint="eastAsia"/>
-              </w:rPr>
             </w:pPr>
             <w:r>
               <w:t xml:space="preserve">"Edit": "true", </w:t>
@@ -8004,9 +6776,6 @@
           <w:p>
             <w:pPr>
               <w:ind w:left="0" w:firstLineChars="300" w:firstLine="630"/>
-              <w:rPr>
-                <w:rFonts w:hint="eastAsia"/>
-              </w:rPr>
             </w:pPr>
             <w:r>
               <w:t xml:space="preserve">"Desc": "", </w:t>
@@ -8015,9 +6784,6 @@
           <w:p>
             <w:pPr>
               <w:ind w:left="0" w:firstLineChars="300" w:firstLine="630"/>
-              <w:rPr>
-                <w:rFonts w:hint="eastAsia"/>
-              </w:rPr>
             </w:pPr>
             <w:r>
               <w:t xml:space="preserve">"Level": "0" </w:t>
@@ -8026,9 +6792,6 @@
           <w:p>
             <w:pPr>
               <w:ind w:left="0" w:firstLineChars="200" w:firstLine="420"/>
-              <w:rPr>
-                <w:rFonts w:hint="eastAsia"/>
-              </w:rPr>
             </w:pPr>
             <w:r>
               <w:t xml:space="preserve">}, </w:t>
@@ -8040,9 +6803,6 @@
           <w:p>
             <w:pPr>
               <w:ind w:left="0" w:firstLineChars="100" w:firstLine="210"/>
-              <w:rPr>
-                <w:rFonts w:hint="eastAsia"/>
-              </w:rPr>
             </w:pPr>
             <w:r>
               <w:t>]</w:t>
@@ -8059,13 +6819,7 @@
         </w:tc>
       </w:tr>
     </w:tbl>
-    <w:p>
-      <w:pPr>
-        <w:rPr>
-          <w:rFonts w:hint="eastAsia"/>
-        </w:rPr>
-      </w:pPr>
-    </w:p>
+    <w:p/>
     <w:p>
       <w:pPr>
         <w:pStyle w:val="Heading4"/>
@@ -8073,9 +6827,6 @@
           <w:ilvl w:val="0"/>
           <w:numId w:val="16"/>
         </w:numPr>
-        <w:rPr>
-          <w:rFonts w:hint="eastAsia"/>
-        </w:rPr>
       </w:pPr>
       <w:r>
         <w:rPr>
@@ -8091,9 +6842,6 @@
           <w:ilvl w:val="0"/>
           <w:numId w:val="16"/>
         </w:numPr>
-        <w:rPr>
-          <w:rFonts w:hint="eastAsia"/>
-        </w:rPr>
       </w:pPr>
       <w:r>
         <w:rPr>
@@ -8109,9 +6857,6 @@
           <w:ilvl w:val="0"/>
           <w:numId w:val="16"/>
         </w:numPr>
-        <w:rPr>
-          <w:rFonts w:hint="eastAsia"/>
-        </w:rPr>
       </w:pPr>
       <w:r>
         <w:rPr>
@@ -8123,9 +6868,6 @@
     <w:p>
       <w:pPr>
         <w:pStyle w:val="Heading3"/>
-        <w:rPr>
-          <w:rFonts w:hint="eastAsia"/>
-        </w:rPr>
       </w:pPr>
       <w:r>
         <w:rPr>
@@ -8147,9 +6889,6 @@
           <w:ilvl w:val="0"/>
           <w:numId w:val="17"/>
         </w:numPr>
-        <w:rPr>
-          <w:rFonts w:hint="eastAsia"/>
-        </w:rPr>
       </w:pPr>
       <w:r>
         <w:rPr>
@@ -8180,9 +6919,6 @@
           <w:p>
             <w:pPr>
               <w:ind w:left="0"/>
-              <w:rPr>
-                <w:rFonts w:hint="eastAsia"/>
-              </w:rPr>
             </w:pPr>
           </w:p>
         </w:tc>
@@ -8194,9 +6930,6 @@
           <w:p>
             <w:pPr>
               <w:ind w:left="0"/>
-              <w:rPr>
-                <w:rFonts w:hint="eastAsia"/>
-              </w:rPr>
             </w:pPr>
             <w:r>
               <w:rPr>
@@ -8214,9 +6947,6 @@
           <w:p>
             <w:pPr>
               <w:ind w:left="0"/>
-              <w:rPr>
-                <w:rFonts w:hint="eastAsia"/>
-              </w:rPr>
             </w:pPr>
             <w:r>
               <w:rPr>
@@ -8235,9 +6965,6 @@
           <w:p>
             <w:pPr>
               <w:ind w:left="0"/>
-              <w:rPr>
-                <w:rFonts w:hint="eastAsia"/>
-              </w:rPr>
             </w:pPr>
             <w:r>
               <w:rPr>
@@ -8254,9 +6981,6 @@
           <w:p>
             <w:pPr>
               <w:ind w:left="0"/>
-              <w:rPr>
-                <w:rFonts w:hint="eastAsia"/>
-              </w:rPr>
             </w:pPr>
             <w:r>
               <w:t>GET /index.html HTTP/1.0</w:t>
@@ -8265,9 +6989,6 @@
           <w:p>
             <w:pPr>
               <w:ind w:left="0"/>
-              <w:rPr>
-                <w:rFonts w:hint="eastAsia"/>
-              </w:rPr>
             </w:pPr>
             <w:r>
               <w:t>Host: 192.168.1.214:11814</w:t>
@@ -8281,9 +7002,6 @@
           <w:p>
             <w:pPr>
               <w:ind w:left="0"/>
-              <w:rPr>
-                <w:rFonts w:hint="eastAsia"/>
-              </w:rPr>
             </w:pPr>
           </w:p>
         </w:tc>
@@ -8296,9 +7014,6 @@
           <w:p>
             <w:pPr>
               <w:ind w:left="0"/>
-              <w:rPr>
-                <w:rFonts w:hint="eastAsia"/>
-              </w:rPr>
             </w:pPr>
             <w:r>
               <w:rPr>
@@ -8315,9 +7030,6 @@
           <w:p>
             <w:pPr>
               <w:ind w:left="0"/>
-              <w:rPr>
-                <w:rFonts w:hint="eastAsia"/>
-              </w:rPr>
             </w:pPr>
             <w:r>
               <w:rPr>
@@ -8334,9 +7046,6 @@
           <w:p>
             <w:pPr>
               <w:ind w:left="0"/>
-              <w:rPr>
-                <w:rFonts w:hint="eastAsia"/>
-              </w:rPr>
             </w:pPr>
           </w:p>
         </w:tc>
@@ -8365,9 +7074,6 @@
           <w:p>
             <w:pPr>
               <w:ind w:left="0"/>
-              <w:rPr>
-                <w:rFonts w:hint="eastAsia"/>
-              </w:rPr>
             </w:pPr>
             <w:r>
               <w:rPr>
@@ -8399,9 +7105,6 @@
           <w:p>
             <w:pPr>
               <w:ind w:left="0"/>
-              <w:rPr>
-                <w:rFonts w:hint="eastAsia"/>
-              </w:rPr>
             </w:pPr>
             <w:r>
               <w:rPr>
@@ -8419,9 +7122,6 @@
           <w:p>
             <w:pPr>
               <w:ind w:left="0"/>
-              <w:rPr>
-                <w:rFonts w:hint="eastAsia"/>
-              </w:rPr>
             </w:pPr>
             <w:r>
               <w:rPr>
@@ -8462,9 +7162,6 @@
           <w:p>
             <w:pPr>
               <w:ind w:left="0"/>
-              <w:rPr>
-                <w:rFonts w:hint="eastAsia"/>
-              </w:rPr>
             </w:pPr>
             <w:r>
               <w:rPr>
@@ -8488,9 +7185,6 @@
           <w:p>
             <w:pPr>
               <w:ind w:left="0"/>
-              <w:rPr>
-                <w:rFonts w:hint="eastAsia"/>
-              </w:rPr>
             </w:pPr>
             <w:r>
               <w:rPr>
@@ -8513,13 +7207,7 @@
         </w:tc>
       </w:tr>
     </w:tbl>
-    <w:p>
-      <w:pPr>
-        <w:rPr>
-          <w:rFonts w:hint="eastAsia"/>
-        </w:rPr>
-      </w:pPr>
-    </w:p>
+    <w:p/>
     <w:p>
       <w:pPr>
         <w:pStyle w:val="Heading4"/>
@@ -8527,9 +7215,6 @@
           <w:ilvl w:val="0"/>
           <w:numId w:val="17"/>
         </w:numPr>
-        <w:rPr>
-          <w:rFonts w:hint="eastAsia"/>
-        </w:rPr>
       </w:pPr>
       <w:r>
         <w:rPr>
@@ -8553,9 +7238,6 @@
     <w:p>
       <w:pPr>
         <w:ind w:left="0"/>
-        <w:rPr>
-          <w:rFonts w:hint="eastAsia"/>
-        </w:rPr>
       </w:pPr>
     </w:p>
     <w:p>
@@ -11184,6 +9866,7 @@
   <w:style w:type="character" w:default="1" w:styleId="DefaultParagraphFont">
     <w:name w:val="Default Paragraph Font"/>
     <w:uiPriority w:val="1"/>
+    <w:semiHidden/>
     <w:unhideWhenUsed/>
   </w:style>
   <w:style w:type="table" w:default="1" w:styleId="TableNormal">

--- a/internal_doc/03.开发设计/Story-OMSvc.docx
+++ b/internal_doc/03.开发设计/Story-OMSvc.docx
@@ -868,7 +868,7 @@
               <w:rPr>
                 <w:rFonts w:hint="eastAsia"/>
               </w:rPr>
-              <w:t>rc</w:t>
+              <w:t>Rc</w:t>
             </w:r>
           </w:p>
         </w:tc>
@@ -1450,7 +1450,10 @@
               <w:ind w:left="0"/>
             </w:pPr>
             <w:r>
-              <w:t>rc</w:t>
+              <w:rPr>
+                <w:rFonts w:hint="eastAsia"/>
+              </w:rPr>
+              <w:t>Rc</w:t>
             </w:r>
             <w:r>
               <w:rPr>
@@ -1508,7 +1511,16 @@
               <w:ind w:left="0"/>
             </w:pPr>
             <w:r>
-              <w:t>"rc": 0,</w:t>
+              <w:t>"</w:t>
+            </w:r>
+            <w:r>
+              <w:rPr>
+                <w:rFonts w:hint="eastAsia"/>
+              </w:rPr>
+              <w:t>R</w:t>
+            </w:r>
+            <w:r>
+              <w:t>c": 0,</w:t>
             </w:r>
           </w:p>
           <w:p>
@@ -2106,7 +2118,7 @@
               <w:ind w:left="0"/>
             </w:pPr>
             <w:r>
-              <w:t>rc</w:t>
+              <w:t>Rc</w:t>
             </w:r>
             <w:r>
               <w:rPr>
@@ -2170,7 +2182,13 @@
               <w:ind w:left="0"/>
             </w:pPr>
             <w:r>
-              <w:t xml:space="preserve">"rc": 0, </w:t>
+              <w:t>"</w:t>
+            </w:r>
+            <w:r>
+              <w:t>Rc</w:t>
+            </w:r>
+            <w:r>
+              <w:t xml:space="preserve">": 0, </w:t>
             </w:r>
           </w:p>
           <w:p>
@@ -2473,7 +2491,7 @@
               <w:ind w:left="0"/>
             </w:pPr>
             <w:r>
-              <w:t>rc</w:t>
+              <w:t>Rc</w:t>
             </w:r>
             <w:r>
               <w:rPr>
@@ -2747,7 +2765,13 @@
               <w:ind w:left="0"/>
             </w:pPr>
             <w:r>
-              <w:t xml:space="preserve">"rc": 0 </w:t>
+              <w:t>"</w:t>
+            </w:r>
+            <w:r>
+              <w:t>Rc</w:t>
+            </w:r>
+            <w:r>
+              <w:t xml:space="preserve">": 0 </w:t>
             </w:r>
           </w:p>
           <w:p>
@@ -3217,7 +3241,7 @@
               <w:ind w:left="0"/>
             </w:pPr>
             <w:r>
-              <w:t>rc</w:t>
+              <w:t>Rc</w:t>
             </w:r>
             <w:r>
               <w:rPr>
@@ -3748,7 +3772,7 @@
               <w:ind w:left="0"/>
             </w:pPr>
             <w:r>
-              <w:t>rc</w:t>
+              <w:t>Rc</w:t>
             </w:r>
             <w:r>
               <w:rPr>
@@ -3905,7 +3929,13 @@
               <w:ind w:left="0"/>
             </w:pPr>
             <w:r>
-              <w:t>"rc":0</w:t>
+              <w:t>"</w:t>
+            </w:r>
+            <w:r>
+              <w:t>Rc</w:t>
+            </w:r>
+            <w:r>
+              <w:t>":0</w:t>
             </w:r>
           </w:p>
           <w:p>
@@ -4357,7 +4387,7 @@
               <w:ind w:left="0"/>
             </w:pPr>
             <w:r>
-              <w:t>rc</w:t>
+              <w:t>Rc</w:t>
             </w:r>
             <w:r>
               <w:rPr>
@@ -4801,7 +4831,13 @@
               <w:ind w:left="0"/>
             </w:pPr>
             <w:r>
-              <w:t>"rc":0</w:t>
+              <w:t>"</w:t>
+            </w:r>
+            <w:r>
+              <w:t>Rc</w:t>
+            </w:r>
+            <w:r>
+              <w:t>":0</w:t>
             </w:r>
           </w:p>
           <w:p>
@@ -5743,7 +5779,7 @@
               <w:ind w:left="0"/>
             </w:pPr>
             <w:r>
-              <w:t>rc</w:t>
+              <w:t>Rc</w:t>
             </w:r>
             <w:r>
               <w:rPr>
@@ -6239,9 +6275,6 @@
           <w:p>
             <w:pPr>
               <w:ind w:left="0" w:firstLine="405"/>
-              <w:rPr>
-                <w:rFonts w:hint="eastAsia"/>
-              </w:rPr>
             </w:pPr>
             <w:r>
               <w:rPr>
@@ -6464,7 +6497,13 @@
               <w:ind w:left="0"/>
             </w:pPr>
             <w:r>
-              <w:t xml:space="preserve">"rc": 0 </w:t>
+              <w:t>"</w:t>
+            </w:r>
+            <w:r>
+              <w:t>Rc</w:t>
+            </w:r>
+            <w:r>
+              <w:t xml:space="preserve">": 0 </w:t>
             </w:r>
           </w:p>
           <w:p>
@@ -7237,8 +7276,1820 @@
     </w:p>
     <w:p>
       <w:pPr>
-        <w:ind w:left="0"/>
-      </w:pPr>
+        <w:pStyle w:val="Heading3"/>
+        <w:rPr>
+          <w:rFonts w:hint="eastAsia"/>
+        </w:rPr>
+      </w:pPr>
+      <w:r>
+        <w:rPr>
+          <w:rFonts w:hint="eastAsia"/>
+        </w:rPr>
+        <w:t>OMAgent</w:t>
+      </w:r>
+      <w:r>
+        <w:rPr>
+          <w:rFonts w:hint="eastAsia"/>
+        </w:rPr>
+        <w:t>接口</w:t>
+      </w:r>
+    </w:p>
+    <w:p>
+      <w:pPr>
+        <w:ind w:left="420"/>
+        <w:rPr>
+          <w:rFonts w:hint="eastAsia"/>
+        </w:rPr>
+      </w:pPr>
+      <w:r>
+        <w:rPr>
+          <w:rFonts w:hint="eastAsia"/>
+        </w:rPr>
+        <w:t>与</w:t>
+      </w:r>
+      <w:r>
+        <w:rPr>
+          <w:rFonts w:hint="eastAsia"/>
+        </w:rPr>
+        <w:t>OMAgent</w:t>
+      </w:r>
+      <w:r>
+        <w:rPr>
+          <w:rFonts w:hint="eastAsia"/>
+        </w:rPr>
+        <w:t>的接口沿用目前</w:t>
+      </w:r>
+      <w:r>
+        <w:rPr>
+          <w:rFonts w:hint="eastAsia"/>
+        </w:rPr>
+        <w:t>sequoiadb</w:t>
+      </w:r>
+      <w:r>
+        <w:rPr>
+          <w:rFonts w:hint="eastAsia"/>
+        </w:rPr>
+        <w:t>的查询命令</w:t>
+      </w:r>
+      <w:r>
+        <w:rPr>
+          <w:rFonts w:hint="eastAsia"/>
+        </w:rPr>
+        <w:t>(</w:t>
+      </w:r>
+      <w:r>
+        <w:t>MSG_BS_QUERY_REQ</w:t>
+      </w:r>
+      <w:r>
+        <w:rPr>
+          <w:rFonts w:hint="eastAsia"/>
+        </w:rPr>
+        <w:t>/</w:t>
+      </w:r>
+      <w:r>
+        <w:t>MSG_BS_QUERY_RE</w:t>
+      </w:r>
+      <w:r>
+        <w:rPr>
+          <w:rFonts w:hint="eastAsia"/>
+        </w:rPr>
+        <w:t>S</w:t>
+      </w:r>
+      <w:r>
+        <w:rPr>
+          <w:rFonts w:hint="eastAsia"/>
+        </w:rPr>
+        <w:t>)</w:t>
+      </w:r>
+      <w:r>
+        <w:rPr>
+          <w:rFonts w:hint="eastAsia"/>
+        </w:rPr>
+        <w:t>，仅使用</w:t>
+      </w:r>
+      <w:r>
+        <w:rPr>
+          <w:rFonts w:hint="eastAsia"/>
+        </w:rPr>
+        <w:t>第一个</w:t>
+      </w:r>
+      <w:r>
+        <w:rPr>
+          <w:rFonts w:hint="eastAsia"/>
+        </w:rPr>
+        <w:t>BSONObj</w:t>
+      </w:r>
+    </w:p>
+    <w:p>
+      <w:pPr>
+        <w:pStyle w:val="Heading4"/>
+        <w:numPr>
+          <w:ilvl w:val="0"/>
+          <w:numId w:val="18"/>
+        </w:numPr>
+        <w:rPr>
+          <w:rFonts w:hint="eastAsia"/>
+        </w:rPr>
+      </w:pPr>
+      <w:r>
+        <w:rPr>
+          <w:rFonts w:hint="eastAsia"/>
+        </w:rPr>
+        <w:t>扫描主机命令</w:t>
+      </w:r>
+    </w:p>
+    <w:tbl>
+      <w:tblPr>
+        <w:tblStyle w:val="TableGrid"/>
+        <w:tblW w:w="8789" w:type="dxa"/>
+        <w:tblInd w:w="-34" w:type="dxa"/>
+        <w:tblLayout w:type="fixed"/>
+        <w:tblLook w:val="04A0"/>
+      </w:tblPr>
+      <w:tblGrid>
+        <w:gridCol w:w="1418"/>
+        <w:gridCol w:w="3827"/>
+        <w:gridCol w:w="3544"/>
+      </w:tblGrid>
+      <w:tr>
+        <w:tc>
+          <w:tcPr>
+            <w:tcW w:w="1418" w:type="dxa"/>
+            <w:shd w:val="clear" w:color="auto" w:fill="DDD9C3" w:themeFill="background2" w:themeFillShade="E6"/>
+          </w:tcPr>
+          <w:p>
+            <w:pPr>
+              <w:ind w:left="0"/>
+            </w:pPr>
+          </w:p>
+        </w:tc>
+        <w:tc>
+          <w:tcPr>
+            <w:tcW w:w="3827" w:type="dxa"/>
+            <w:shd w:val="clear" w:color="auto" w:fill="DDD9C3" w:themeFill="background2" w:themeFillShade="E6"/>
+          </w:tcPr>
+          <w:p>
+            <w:pPr>
+              <w:ind w:left="0"/>
+            </w:pPr>
+            <w:r>
+              <w:rPr>
+                <w:rFonts w:hint="eastAsia"/>
+              </w:rPr>
+              <w:t>说明</w:t>
+            </w:r>
+          </w:p>
+        </w:tc>
+        <w:tc>
+          <w:tcPr>
+            <w:tcW w:w="3544" w:type="dxa"/>
+            <w:shd w:val="clear" w:color="auto" w:fill="DDD9C3" w:themeFill="background2" w:themeFillShade="E6"/>
+          </w:tcPr>
+          <w:p>
+            <w:pPr>
+              <w:ind w:left="0"/>
+            </w:pPr>
+            <w:r>
+              <w:rPr>
+                <w:rFonts w:hint="eastAsia"/>
+              </w:rPr>
+              <w:t>举例</w:t>
+            </w:r>
+          </w:p>
+        </w:tc>
+      </w:tr>
+      <w:tr>
+        <w:tc>
+          <w:tcPr>
+            <w:tcW w:w="1418" w:type="dxa"/>
+          </w:tcPr>
+          <w:p>
+            <w:pPr>
+              <w:ind w:left="0"/>
+            </w:pPr>
+            <w:r>
+              <w:rPr>
+                <w:rFonts w:hint="eastAsia"/>
+              </w:rPr>
+              <w:t>请求</w:t>
+            </w:r>
+          </w:p>
+        </w:tc>
+        <w:tc>
+          <w:tcPr>
+            <w:tcW w:w="3827" w:type="dxa"/>
+          </w:tcPr>
+          <w:p>
+            <w:pPr>
+              <w:ind w:left="0"/>
+              <w:rPr>
+                <w:rFonts w:hint="eastAsia"/>
+              </w:rPr>
+            </w:pPr>
+            <w:r>
+              <w:rPr>
+                <w:rFonts w:hint="eastAsia"/>
+              </w:rPr>
+              <w:t>命令字：</w:t>
+            </w:r>
+            <w:r>
+              <w:rPr>
+                <w:rFonts w:hint="eastAsia"/>
+              </w:rPr>
+              <w:t>$</w:t>
+            </w:r>
+            <w:r>
+              <w:t>scan host</w:t>
+            </w:r>
+          </w:p>
+          <w:p>
+            <w:pPr>
+              <w:ind w:left="0"/>
+              <w:rPr>
+                <w:rFonts w:hint="eastAsia"/>
+              </w:rPr>
+            </w:pPr>
+            <w:r>
+              <w:rPr>
+                <w:rFonts w:hint="eastAsia"/>
+              </w:rPr>
+              <w:t>{</w:t>
+            </w:r>
+          </w:p>
+          <w:p>
+            <w:pPr>
+              <w:ind w:left="0"/>
+              <w:rPr>
+                <w:rFonts w:hint="eastAsia"/>
+              </w:rPr>
+            </w:pPr>
+            <w:r>
+              <w:rPr>
+                <w:rFonts w:hint="eastAsia"/>
+              </w:rPr>
+              <w:t xml:space="preserve">  IP/HostName</w:t>
+            </w:r>
+            <w:r>
+              <w:rPr>
+                <w:rFonts w:hint="eastAsia"/>
+              </w:rPr>
+              <w:t>：待扫描的主机</w:t>
+            </w:r>
+          </w:p>
+          <w:p>
+            <w:pPr>
+              <w:ind w:left="0"/>
+              <w:rPr>
+                <w:rFonts w:hint="eastAsia"/>
+              </w:rPr>
+            </w:pPr>
+            <w:r>
+              <w:rPr>
+                <w:rFonts w:hint="eastAsia"/>
+              </w:rPr>
+              <w:t xml:space="preserve">  User</w:t>
+            </w:r>
+            <w:r>
+              <w:rPr>
+                <w:rFonts w:hint="eastAsia"/>
+              </w:rPr>
+              <w:t>：主机用户名</w:t>
+            </w:r>
+          </w:p>
+          <w:p>
+            <w:pPr>
+              <w:ind w:left="0"/>
+              <w:rPr>
+                <w:rFonts w:hint="eastAsia"/>
+              </w:rPr>
+            </w:pPr>
+            <w:r>
+              <w:rPr>
+                <w:rFonts w:hint="eastAsia"/>
+              </w:rPr>
+              <w:t xml:space="preserve">  Passwd</w:t>
+            </w:r>
+            <w:r>
+              <w:rPr>
+                <w:rFonts w:hint="eastAsia"/>
+              </w:rPr>
+              <w:t>：主机登陆密码</w:t>
+            </w:r>
+          </w:p>
+          <w:p>
+            <w:pPr>
+              <w:ind w:left="1050" w:hangingChars="500" w:hanging="1050"/>
+              <w:rPr>
+                <w:rFonts w:hint="eastAsia"/>
+              </w:rPr>
+            </w:pPr>
+            <w:r>
+              <w:rPr>
+                <w:rFonts w:hint="eastAsia"/>
+              </w:rPr>
+              <w:t xml:space="preserve">  SshPort</w:t>
+            </w:r>
+            <w:r>
+              <w:rPr>
+                <w:rFonts w:hint="eastAsia"/>
+              </w:rPr>
+              <w:t>：主机</w:t>
+            </w:r>
+            <w:r>
+              <w:rPr>
+                <w:rFonts w:hint="eastAsia"/>
+              </w:rPr>
+              <w:t>ssh</w:t>
+            </w:r>
+            <w:r>
+              <w:rPr>
+                <w:rFonts w:hint="eastAsia"/>
+              </w:rPr>
+              <w:t>服务</w:t>
+            </w:r>
+            <w:r>
+              <w:rPr>
+                <w:rFonts w:hint="eastAsia"/>
+              </w:rPr>
+              <w:t>的端口号（目前仅支持</w:t>
+            </w:r>
+            <w:r>
+              <w:rPr>
+                <w:rFonts w:hint="eastAsia"/>
+              </w:rPr>
+              <w:t>22</w:t>
+            </w:r>
+            <w:r>
+              <w:rPr>
+                <w:rFonts w:hint="eastAsia"/>
+              </w:rPr>
+              <w:t>）</w:t>
+            </w:r>
+          </w:p>
+          <w:p>
+            <w:pPr>
+              <w:ind w:left="1050" w:hangingChars="500" w:hanging="1050"/>
+            </w:pPr>
+            <w:r>
+              <w:rPr>
+                <w:rFonts w:hint="eastAsia"/>
+              </w:rPr>
+              <w:t xml:space="preserve">  AgentPort</w:t>
+            </w:r>
+            <w:r>
+              <w:rPr>
+                <w:rFonts w:hint="eastAsia"/>
+              </w:rPr>
+              <w:t>：主机</w:t>
+            </w:r>
+            <w:r>
+              <w:rPr>
+                <w:rFonts w:hint="eastAsia"/>
+              </w:rPr>
+              <w:t>agent</w:t>
+            </w:r>
+            <w:r>
+              <w:rPr>
+                <w:rFonts w:hint="eastAsia"/>
+              </w:rPr>
+              <w:t>的监听端口号</w:t>
+            </w:r>
+          </w:p>
+          <w:p>
+            <w:pPr>
+              <w:ind w:left="0"/>
+            </w:pPr>
+            <w:r>
+              <w:rPr>
+                <w:rFonts w:hint="eastAsia"/>
+              </w:rPr>
+              <w:t>}</w:t>
+            </w:r>
+          </w:p>
+        </w:tc>
+        <w:tc>
+          <w:tcPr>
+            <w:tcW w:w="3544" w:type="dxa"/>
+          </w:tcPr>
+          <w:p>
+            <w:pPr>
+              <w:ind w:left="0"/>
+              <w:rPr>
+                <w:rFonts w:hint="eastAsia"/>
+              </w:rPr>
+            </w:pPr>
+          </w:p>
+          <w:p>
+            <w:pPr>
+              <w:ind w:left="0"/>
+              <w:rPr>
+                <w:rFonts w:hint="eastAsia"/>
+              </w:rPr>
+            </w:pPr>
+            <w:r>
+              <w:rPr>
+                <w:rFonts w:hint="eastAsia"/>
+              </w:rPr>
+              <w:t>{</w:t>
+            </w:r>
+          </w:p>
+          <w:p>
+            <w:pPr>
+              <w:ind w:left="0"/>
+              <w:rPr>
+                <w:rFonts w:hint="eastAsia"/>
+              </w:rPr>
+            </w:pPr>
+            <w:r>
+              <w:rPr>
+                <w:rFonts w:hint="eastAsia"/>
+              </w:rPr>
+              <w:t xml:space="preserve">  </w:t>
+            </w:r>
+            <w:r>
+              <w:t>"</w:t>
+            </w:r>
+            <w:r>
+              <w:rPr>
+                <w:rFonts w:hint="eastAsia"/>
+              </w:rPr>
+              <w:t>IP</w:t>
+            </w:r>
+            <w:r>
+              <w:t>"</w:t>
+            </w:r>
+            <w:r>
+              <w:rPr>
+                <w:rFonts w:hint="eastAsia"/>
+              </w:rPr>
+              <w:t>:</w:t>
+            </w:r>
+            <w:r>
+              <w:t>"1</w:t>
+            </w:r>
+            <w:r>
+              <w:rPr>
+                <w:rFonts w:hint="eastAsia"/>
+              </w:rPr>
+              <w:t>92.168.20.197</w:t>
+            </w:r>
+            <w:r>
+              <w:t>"</w:t>
+            </w:r>
+            <w:r>
+              <w:rPr>
+                <w:rFonts w:hint="eastAsia"/>
+              </w:rPr>
+              <w:t xml:space="preserve">, </w:t>
+            </w:r>
+          </w:p>
+          <w:p>
+            <w:pPr>
+              <w:ind w:left="0"/>
+              <w:rPr>
+                <w:rFonts w:hint="eastAsia"/>
+              </w:rPr>
+            </w:pPr>
+            <w:r>
+              <w:rPr>
+                <w:rFonts w:hint="eastAsia"/>
+              </w:rPr>
+              <w:t xml:space="preserve">  </w:t>
+            </w:r>
+            <w:r>
+              <w:t>"</w:t>
+            </w:r>
+            <w:r>
+              <w:rPr>
+                <w:rFonts w:hint="eastAsia"/>
+              </w:rPr>
+              <w:t>User</w:t>
+            </w:r>
+            <w:r>
+              <w:t>"</w:t>
+            </w:r>
+            <w:r>
+              <w:rPr>
+                <w:rFonts w:hint="eastAsia"/>
+              </w:rPr>
+              <w:t>:</w:t>
+            </w:r>
+            <w:r>
+              <w:t>"</w:t>
+            </w:r>
+            <w:r>
+              <w:rPr>
+                <w:rFonts w:hint="eastAsia"/>
+              </w:rPr>
+              <w:t>root</w:t>
+            </w:r>
+            <w:r>
+              <w:t>"</w:t>
+            </w:r>
+            <w:r>
+              <w:rPr>
+                <w:rFonts w:hint="eastAsia"/>
+              </w:rPr>
+              <w:t xml:space="preserve">, </w:t>
+            </w:r>
+          </w:p>
+          <w:p>
+            <w:pPr>
+              <w:ind w:left="0"/>
+              <w:rPr>
+                <w:rFonts w:hint="eastAsia"/>
+              </w:rPr>
+            </w:pPr>
+            <w:r>
+              <w:rPr>
+                <w:rFonts w:hint="eastAsia"/>
+              </w:rPr>
+              <w:t xml:space="preserve">  </w:t>
+            </w:r>
+            <w:r>
+              <w:t>"</w:t>
+            </w:r>
+            <w:r>
+              <w:rPr>
+                <w:rFonts w:hint="eastAsia"/>
+              </w:rPr>
+              <w:t>Passwd</w:t>
+            </w:r>
+            <w:r>
+              <w:t>"</w:t>
+            </w:r>
+            <w:r>
+              <w:rPr>
+                <w:rFonts w:hint="eastAsia"/>
+              </w:rPr>
+              <w:t>:</w:t>
+            </w:r>
+            <w:r>
+              <w:t>"</w:t>
+            </w:r>
+            <w:r>
+              <w:rPr>
+                <w:rFonts w:hint="eastAsia"/>
+              </w:rPr>
+              <w:t>sequoiadb</w:t>
+            </w:r>
+            <w:r>
+              <w:t>"</w:t>
+            </w:r>
+            <w:r>
+              <w:rPr>
+                <w:rFonts w:hint="eastAsia"/>
+              </w:rPr>
+              <w:t xml:space="preserve">, </w:t>
+            </w:r>
+          </w:p>
+          <w:p>
+            <w:pPr>
+              <w:ind w:left="0"/>
+              <w:rPr>
+                <w:rFonts w:hint="eastAsia"/>
+              </w:rPr>
+            </w:pPr>
+            <w:r>
+              <w:rPr>
+                <w:rFonts w:hint="eastAsia"/>
+              </w:rPr>
+              <w:t xml:space="preserve">  </w:t>
+            </w:r>
+            <w:r>
+              <w:t>"</w:t>
+            </w:r>
+            <w:r>
+              <w:rPr>
+                <w:rFonts w:hint="eastAsia"/>
+              </w:rPr>
+              <w:t>SshPort</w:t>
+            </w:r>
+            <w:r>
+              <w:t>"</w:t>
+            </w:r>
+            <w:r>
+              <w:rPr>
+                <w:rFonts w:hint="eastAsia"/>
+              </w:rPr>
+              <w:t>:</w:t>
+            </w:r>
+            <w:r>
+              <w:t>"</w:t>
+            </w:r>
+            <w:r>
+              <w:rPr>
+                <w:rFonts w:hint="eastAsia"/>
+              </w:rPr>
+              <w:t>22</w:t>
+            </w:r>
+            <w:r>
+              <w:t>"</w:t>
+            </w:r>
+          </w:p>
+          <w:p>
+            <w:pPr>
+              <w:ind w:left="0"/>
+              <w:rPr>
+                <w:rFonts w:hint="eastAsia"/>
+              </w:rPr>
+            </w:pPr>
+            <w:r>
+              <w:rPr>
+                <w:rFonts w:hint="eastAsia"/>
+              </w:rPr>
+              <w:t xml:space="preserve">  </w:t>
+            </w:r>
+            <w:r>
+              <w:t>"</w:t>
+            </w:r>
+            <w:r>
+              <w:rPr>
+                <w:rFonts w:hint="eastAsia"/>
+              </w:rPr>
+              <w:t>AgentPort</w:t>
+            </w:r>
+            <w:r>
+              <w:t>"</w:t>
+            </w:r>
+            <w:r>
+              <w:rPr>
+                <w:rFonts w:hint="eastAsia"/>
+              </w:rPr>
+              <w:t>:</w:t>
+            </w:r>
+            <w:r>
+              <w:t>"</w:t>
+            </w:r>
+            <w:r>
+              <w:rPr>
+                <w:rFonts w:hint="eastAsia"/>
+              </w:rPr>
+              <w:t>11790</w:t>
+            </w:r>
+            <w:r>
+              <w:t>"</w:t>
+            </w:r>
+          </w:p>
+          <w:p>
+            <w:pPr>
+              <w:ind w:left="0"/>
+            </w:pPr>
+            <w:r>
+              <w:rPr>
+                <w:rFonts w:hint="eastAsia"/>
+              </w:rPr>
+              <w:t>}</w:t>
+            </w:r>
+          </w:p>
+        </w:tc>
+      </w:tr>
+      <w:tr>
+        <w:trPr>
+          <w:trHeight w:val="2609"/>
+        </w:trPr>
+        <w:tc>
+          <w:tcPr>
+            <w:tcW w:w="1418" w:type="dxa"/>
+          </w:tcPr>
+          <w:p>
+            <w:pPr>
+              <w:ind w:left="0"/>
+            </w:pPr>
+            <w:r>
+              <w:rPr>
+                <w:rFonts w:hint="eastAsia"/>
+              </w:rPr>
+              <w:t>响应</w:t>
+            </w:r>
+          </w:p>
+        </w:tc>
+        <w:tc>
+          <w:tcPr>
+            <w:tcW w:w="3827" w:type="dxa"/>
+          </w:tcPr>
+          <w:p>
+            <w:pPr>
+              <w:ind w:left="0"/>
+              <w:rPr>
+                <w:rFonts w:hint="eastAsia"/>
+              </w:rPr>
+            </w:pPr>
+            <w:r>
+              <w:rPr>
+                <w:rFonts w:hint="eastAsia"/>
+              </w:rPr>
+              <w:t>{</w:t>
+            </w:r>
+          </w:p>
+          <w:p>
+            <w:pPr>
+              <w:ind w:left="0" w:firstLineChars="100" w:firstLine="210"/>
+              <w:rPr>
+                <w:rFonts w:hint="eastAsia"/>
+              </w:rPr>
+            </w:pPr>
+            <w:r>
+              <w:t>Rc</w:t>
+            </w:r>
+            <w:r>
+              <w:rPr>
+                <w:rFonts w:hint="eastAsia"/>
+              </w:rPr>
+              <w:t>：返回码</w:t>
+            </w:r>
+          </w:p>
+          <w:p>
+            <w:pPr>
+              <w:ind w:left="0" w:firstLineChars="100" w:firstLine="210"/>
+              <w:rPr>
+                <w:rFonts w:hint="eastAsia"/>
+              </w:rPr>
+            </w:pPr>
+            <w:r>
+              <w:t>HostName</w:t>
+            </w:r>
+            <w:r>
+              <w:rPr>
+                <w:rFonts w:hint="eastAsia"/>
+              </w:rPr>
+              <w:t>：主机名</w:t>
+            </w:r>
+          </w:p>
+          <w:p>
+            <w:pPr>
+              <w:ind w:left="0" w:firstLineChars="100" w:firstLine="210"/>
+              <w:rPr>
+                <w:rFonts w:hint="eastAsia"/>
+              </w:rPr>
+            </w:pPr>
+            <w:r>
+              <w:rPr>
+                <w:rFonts w:hint="eastAsia"/>
+              </w:rPr>
+              <w:t>IP</w:t>
+            </w:r>
+            <w:r>
+              <w:rPr>
+                <w:rFonts w:hint="eastAsia"/>
+              </w:rPr>
+              <w:t>：</w:t>
+            </w:r>
+            <w:r>
+              <w:rPr>
+                <w:rFonts w:hint="eastAsia"/>
+              </w:rPr>
+              <w:t>IP</w:t>
+            </w:r>
+            <w:r>
+              <w:rPr>
+                <w:rFonts w:hint="eastAsia"/>
+              </w:rPr>
+              <w:t>地址</w:t>
+            </w:r>
+          </w:p>
+          <w:p>
+            <w:pPr>
+              <w:ind w:left="0" w:firstLineChars="100" w:firstLine="210"/>
+              <w:rPr>
+                <w:rFonts w:hint="eastAsia"/>
+              </w:rPr>
+            </w:pPr>
+            <w:r>
+              <w:t>Pin</w:t>
+            </w:r>
+            <w:r>
+              <w:rPr>
+                <w:rFonts w:hint="eastAsia"/>
+              </w:rPr>
+              <w:t>g</w:t>
+            </w:r>
+            <w:r>
+              <w:rPr>
+                <w:rFonts w:hint="eastAsia"/>
+              </w:rPr>
+              <w:t>：是否能</w:t>
+            </w:r>
+            <w:r>
+              <w:rPr>
+                <w:rFonts w:hint="eastAsia"/>
+              </w:rPr>
+              <w:t>ping</w:t>
+            </w:r>
+            <w:r>
+              <w:rPr>
+                <w:rFonts w:hint="eastAsia"/>
+              </w:rPr>
+              <w:t>通</w:t>
+            </w:r>
+            <w:r>
+              <w:rPr>
+                <w:rFonts w:hint="eastAsia"/>
+              </w:rPr>
+              <w:t>, true/false</w:t>
+            </w:r>
+            <w:r>
+              <w:t xml:space="preserve">, </w:t>
+            </w:r>
+          </w:p>
+          <w:p>
+            <w:pPr>
+              <w:ind w:left="0" w:firstLineChars="100" w:firstLine="210"/>
+              <w:rPr>
+                <w:rFonts w:hint="eastAsia"/>
+              </w:rPr>
+            </w:pPr>
+            <w:r>
+              <w:t>Ssh</w:t>
+            </w:r>
+            <w:r>
+              <w:rPr>
+                <w:rFonts w:hint="eastAsia"/>
+              </w:rPr>
+              <w:t>：是否能用</w:t>
+            </w:r>
+            <w:r>
+              <w:rPr>
+                <w:rFonts w:hint="eastAsia"/>
+              </w:rPr>
+              <w:t>ssh</w:t>
+            </w:r>
+            <w:r>
+              <w:rPr>
+                <w:rFonts w:hint="eastAsia"/>
+              </w:rPr>
+              <w:t>登陆，</w:t>
+            </w:r>
+            <w:r>
+              <w:rPr>
+                <w:rFonts w:hint="eastAsia"/>
+              </w:rPr>
+              <w:t>true/false</w:t>
+            </w:r>
+            <w:r>
+              <w:t xml:space="preserve"> </w:t>
+            </w:r>
+          </w:p>
+          <w:p>
+            <w:pPr>
+              <w:ind w:left="0" w:firstLineChars="100" w:firstLine="210"/>
+              <w:rPr>
+                <w:rFonts w:hint="eastAsia"/>
+              </w:rPr>
+            </w:pPr>
+            <w:r>
+              <w:t>Detail</w:t>
+            </w:r>
+            <w:r>
+              <w:rPr>
+                <w:rFonts w:hint="eastAsia"/>
+              </w:rPr>
+              <w:t>：错误详情</w:t>
+            </w:r>
+          </w:p>
+          <w:p>
+            <w:pPr>
+              <w:ind w:left="0"/>
+            </w:pPr>
+            <w:r>
+              <w:rPr>
+                <w:rFonts w:hint="eastAsia"/>
+              </w:rPr>
+              <w:t>}</w:t>
+            </w:r>
+          </w:p>
+        </w:tc>
+        <w:tc>
+          <w:tcPr>
+            <w:tcW w:w="3544" w:type="dxa"/>
+          </w:tcPr>
+          <w:p>
+            <w:pPr>
+              <w:ind w:left="0"/>
+              <w:rPr>
+                <w:rFonts w:hint="eastAsia"/>
+              </w:rPr>
+            </w:pPr>
+            <w:r>
+              <w:rPr>
+                <w:rFonts w:hint="eastAsia"/>
+              </w:rPr>
+              <w:t>{</w:t>
+            </w:r>
+          </w:p>
+          <w:p>
+            <w:pPr>
+              <w:ind w:left="0" w:firstLineChars="100" w:firstLine="210"/>
+              <w:rPr>
+                <w:rFonts w:hint="eastAsia"/>
+              </w:rPr>
+            </w:pPr>
+            <w:r>
+              <w:t>"</w:t>
+            </w:r>
+            <w:r>
+              <w:t>Rc</w:t>
+            </w:r>
+            <w:r>
+              <w:t xml:space="preserve">": 0, </w:t>
+            </w:r>
+          </w:p>
+          <w:p>
+            <w:pPr>
+              <w:ind w:left="0" w:firstLineChars="100" w:firstLine="210"/>
+              <w:rPr>
+                <w:rFonts w:hint="eastAsia"/>
+              </w:rPr>
+            </w:pPr>
+            <w:r>
+              <w:t xml:space="preserve">"HostName": "data0", </w:t>
+            </w:r>
+          </w:p>
+          <w:p>
+            <w:pPr>
+              <w:ind w:left="0" w:firstLineChars="100" w:firstLine="210"/>
+              <w:rPr>
+                <w:rFonts w:hint="eastAsia"/>
+              </w:rPr>
+            </w:pPr>
+            <w:r>
+              <w:t xml:space="preserve">"IP": "192.168.20.196", </w:t>
+            </w:r>
+          </w:p>
+          <w:p>
+            <w:pPr>
+              <w:ind w:left="0" w:firstLineChars="100" w:firstLine="210"/>
+              <w:rPr>
+                <w:rFonts w:hint="eastAsia"/>
+              </w:rPr>
+            </w:pPr>
+            <w:r>
+              <w:t xml:space="preserve">"Ping": true, </w:t>
+            </w:r>
+          </w:p>
+          <w:p>
+            <w:pPr>
+              <w:ind w:left="0" w:firstLineChars="100" w:firstLine="210"/>
+              <w:rPr>
+                <w:rFonts w:hint="eastAsia"/>
+              </w:rPr>
+            </w:pPr>
+            <w:r>
+              <w:t xml:space="preserve">"Ssh": true, </w:t>
+            </w:r>
+          </w:p>
+          <w:p>
+            <w:pPr>
+              <w:ind w:left="0" w:firstLineChars="100" w:firstLine="210"/>
+              <w:rPr>
+                <w:rFonts w:hint="eastAsia"/>
+              </w:rPr>
+            </w:pPr>
+            <w:r>
+              <w:t>"Detail": ""</w:t>
+            </w:r>
+          </w:p>
+          <w:p>
+            <w:pPr>
+              <w:ind w:left="0"/>
+            </w:pPr>
+            <w:r>
+              <w:rPr>
+                <w:rFonts w:hint="eastAsia"/>
+              </w:rPr>
+              <w:t>}</w:t>
+            </w:r>
+          </w:p>
+        </w:tc>
+      </w:tr>
+    </w:tbl>
+    <w:p>
+      <w:pPr>
+        <w:rPr>
+          <w:rFonts w:hint="eastAsia"/>
+        </w:rPr>
+      </w:pPr>
+    </w:p>
+    <w:p>
+      <w:pPr>
+        <w:pStyle w:val="Heading4"/>
+        <w:numPr>
+          <w:ilvl w:val="0"/>
+          <w:numId w:val="18"/>
+        </w:numPr>
+        <w:rPr>
+          <w:rFonts w:hint="eastAsia"/>
+        </w:rPr>
+      </w:pPr>
+      <w:r>
+        <w:rPr>
+          <w:rFonts w:hint="eastAsia"/>
+        </w:rPr>
+        <w:t>安装临时</w:t>
+      </w:r>
+      <w:r>
+        <w:rPr>
+          <w:rFonts w:hint="eastAsia"/>
+        </w:rPr>
+        <w:t>Agent</w:t>
+      </w:r>
+      <w:r>
+        <w:rPr>
+          <w:rFonts w:hint="eastAsia"/>
+        </w:rPr>
+        <w:t>命令</w:t>
+      </w:r>
+    </w:p>
+    <w:tbl>
+      <w:tblPr>
+        <w:tblStyle w:val="TableGrid"/>
+        <w:tblW w:w="8789" w:type="dxa"/>
+        <w:tblInd w:w="-34" w:type="dxa"/>
+        <w:tblLayout w:type="fixed"/>
+        <w:tblLook w:val="04A0"/>
+      </w:tblPr>
+      <w:tblGrid>
+        <w:gridCol w:w="1418"/>
+        <w:gridCol w:w="3827"/>
+        <w:gridCol w:w="3544"/>
+      </w:tblGrid>
+      <w:tr>
+        <w:tc>
+          <w:tcPr>
+            <w:tcW w:w="1418" w:type="dxa"/>
+            <w:shd w:val="clear" w:color="auto" w:fill="DDD9C3" w:themeFill="background2" w:themeFillShade="E6"/>
+          </w:tcPr>
+          <w:p>
+            <w:pPr>
+              <w:ind w:left="0"/>
+            </w:pPr>
+          </w:p>
+        </w:tc>
+        <w:tc>
+          <w:tcPr>
+            <w:tcW w:w="3827" w:type="dxa"/>
+            <w:shd w:val="clear" w:color="auto" w:fill="DDD9C3" w:themeFill="background2" w:themeFillShade="E6"/>
+          </w:tcPr>
+          <w:p>
+            <w:pPr>
+              <w:ind w:left="0"/>
+            </w:pPr>
+            <w:r>
+              <w:rPr>
+                <w:rFonts w:hint="eastAsia"/>
+              </w:rPr>
+              <w:t>说明</w:t>
+            </w:r>
+          </w:p>
+        </w:tc>
+        <w:tc>
+          <w:tcPr>
+            <w:tcW w:w="3544" w:type="dxa"/>
+            <w:shd w:val="clear" w:color="auto" w:fill="DDD9C3" w:themeFill="background2" w:themeFillShade="E6"/>
+          </w:tcPr>
+          <w:p>
+            <w:pPr>
+              <w:ind w:left="0"/>
+            </w:pPr>
+            <w:r>
+              <w:rPr>
+                <w:rFonts w:hint="eastAsia"/>
+              </w:rPr>
+              <w:t>举例</w:t>
+            </w:r>
+          </w:p>
+        </w:tc>
+      </w:tr>
+      <w:tr>
+        <w:tc>
+          <w:tcPr>
+            <w:tcW w:w="1418" w:type="dxa"/>
+          </w:tcPr>
+          <w:p>
+            <w:pPr>
+              <w:ind w:left="0"/>
+            </w:pPr>
+            <w:r>
+              <w:rPr>
+                <w:rFonts w:hint="eastAsia"/>
+              </w:rPr>
+              <w:lastRenderedPageBreak/>
+              <w:t>请求</w:t>
+            </w:r>
+          </w:p>
+        </w:tc>
+        <w:tc>
+          <w:tcPr>
+            <w:tcW w:w="3827" w:type="dxa"/>
+          </w:tcPr>
+          <w:p>
+            <w:pPr>
+              <w:ind w:left="0"/>
+              <w:rPr>
+                <w:rFonts w:hint="eastAsia"/>
+              </w:rPr>
+            </w:pPr>
+            <w:r>
+              <w:rPr>
+                <w:rFonts w:hint="eastAsia"/>
+              </w:rPr>
+              <w:t>命令字：</w:t>
+            </w:r>
+            <w:r>
+              <w:rPr>
+                <w:rFonts w:hint="eastAsia"/>
+              </w:rPr>
+              <w:t>$</w:t>
+            </w:r>
+            <w:r>
+              <w:t>install remote agent</w:t>
+            </w:r>
+          </w:p>
+          <w:p>
+            <w:pPr>
+              <w:ind w:left="0"/>
+              <w:rPr>
+                <w:rFonts w:hint="eastAsia"/>
+              </w:rPr>
+            </w:pPr>
+            <w:r>
+              <w:rPr>
+                <w:rFonts w:hint="eastAsia"/>
+              </w:rPr>
+              <w:t>{</w:t>
+            </w:r>
+          </w:p>
+          <w:p>
+            <w:pPr>
+              <w:ind w:left="0"/>
+              <w:rPr>
+                <w:rFonts w:hint="eastAsia"/>
+              </w:rPr>
+            </w:pPr>
+            <w:r>
+              <w:rPr>
+                <w:rFonts w:hint="eastAsia"/>
+              </w:rPr>
+              <w:t xml:space="preserve">  IP/HostName</w:t>
+            </w:r>
+            <w:r>
+              <w:rPr>
+                <w:rFonts w:hint="eastAsia"/>
+              </w:rPr>
+              <w:t>：待扫描的主机</w:t>
+            </w:r>
+          </w:p>
+          <w:p>
+            <w:pPr>
+              <w:ind w:left="0"/>
+              <w:rPr>
+                <w:rFonts w:hint="eastAsia"/>
+              </w:rPr>
+            </w:pPr>
+            <w:r>
+              <w:rPr>
+                <w:rFonts w:hint="eastAsia"/>
+              </w:rPr>
+              <w:t xml:space="preserve">  User</w:t>
+            </w:r>
+            <w:r>
+              <w:rPr>
+                <w:rFonts w:hint="eastAsia"/>
+              </w:rPr>
+              <w:t>：主机用户名</w:t>
+            </w:r>
+          </w:p>
+          <w:p>
+            <w:pPr>
+              <w:ind w:left="0"/>
+              <w:rPr>
+                <w:rFonts w:hint="eastAsia"/>
+              </w:rPr>
+            </w:pPr>
+            <w:r>
+              <w:rPr>
+                <w:rFonts w:hint="eastAsia"/>
+              </w:rPr>
+              <w:t xml:space="preserve">  Passwd</w:t>
+            </w:r>
+            <w:r>
+              <w:rPr>
+                <w:rFonts w:hint="eastAsia"/>
+              </w:rPr>
+              <w:t>：主机登陆密码</w:t>
+            </w:r>
+          </w:p>
+          <w:p>
+            <w:pPr>
+              <w:ind w:left="1050" w:hangingChars="500" w:hanging="1050"/>
+              <w:rPr>
+                <w:rFonts w:hint="eastAsia"/>
+              </w:rPr>
+            </w:pPr>
+            <w:r>
+              <w:rPr>
+                <w:rFonts w:hint="eastAsia"/>
+              </w:rPr>
+              <w:t xml:space="preserve">  SshPort</w:t>
+            </w:r>
+            <w:r>
+              <w:rPr>
+                <w:rFonts w:hint="eastAsia"/>
+              </w:rPr>
+              <w:t>：主机</w:t>
+            </w:r>
+            <w:r>
+              <w:rPr>
+                <w:rFonts w:hint="eastAsia"/>
+              </w:rPr>
+              <w:t>ssh</w:t>
+            </w:r>
+            <w:r>
+              <w:rPr>
+                <w:rFonts w:hint="eastAsia"/>
+              </w:rPr>
+              <w:t>服务的端口号（目前仅支持</w:t>
+            </w:r>
+            <w:r>
+              <w:rPr>
+                <w:rFonts w:hint="eastAsia"/>
+              </w:rPr>
+              <w:t>22</w:t>
+            </w:r>
+            <w:r>
+              <w:rPr>
+                <w:rFonts w:hint="eastAsia"/>
+              </w:rPr>
+              <w:t>）</w:t>
+            </w:r>
+          </w:p>
+          <w:p>
+            <w:pPr>
+              <w:ind w:left="1050" w:hangingChars="500" w:hanging="1050"/>
+            </w:pPr>
+            <w:r>
+              <w:rPr>
+                <w:rFonts w:hint="eastAsia"/>
+              </w:rPr>
+              <w:t xml:space="preserve">  AgentPort</w:t>
+            </w:r>
+            <w:r>
+              <w:rPr>
+                <w:rFonts w:hint="eastAsia"/>
+              </w:rPr>
+              <w:t>：主机</w:t>
+            </w:r>
+            <w:r>
+              <w:rPr>
+                <w:rFonts w:hint="eastAsia"/>
+              </w:rPr>
+              <w:t>agent</w:t>
+            </w:r>
+            <w:r>
+              <w:rPr>
+                <w:rFonts w:hint="eastAsia"/>
+              </w:rPr>
+              <w:t>的监听端口号</w:t>
+            </w:r>
+          </w:p>
+          <w:p>
+            <w:pPr>
+              <w:ind w:left="0"/>
+            </w:pPr>
+            <w:r>
+              <w:rPr>
+                <w:rFonts w:hint="eastAsia"/>
+              </w:rPr>
+              <w:t>}</w:t>
+            </w:r>
+          </w:p>
+        </w:tc>
+        <w:tc>
+          <w:tcPr>
+            <w:tcW w:w="3544" w:type="dxa"/>
+          </w:tcPr>
+          <w:p>
+            <w:pPr>
+              <w:ind w:left="0"/>
+              <w:rPr>
+                <w:rFonts w:hint="eastAsia"/>
+              </w:rPr>
+            </w:pPr>
+          </w:p>
+          <w:p>
+            <w:pPr>
+              <w:ind w:left="0"/>
+              <w:rPr>
+                <w:rFonts w:hint="eastAsia"/>
+              </w:rPr>
+            </w:pPr>
+            <w:r>
+              <w:rPr>
+                <w:rFonts w:hint="eastAsia"/>
+              </w:rPr>
+              <w:t>{</w:t>
+            </w:r>
+          </w:p>
+          <w:p>
+            <w:pPr>
+              <w:ind w:left="0"/>
+              <w:rPr>
+                <w:rFonts w:hint="eastAsia"/>
+              </w:rPr>
+            </w:pPr>
+            <w:r>
+              <w:rPr>
+                <w:rFonts w:hint="eastAsia"/>
+              </w:rPr>
+              <w:t xml:space="preserve">  </w:t>
+            </w:r>
+            <w:r>
+              <w:t>"</w:t>
+            </w:r>
+            <w:r>
+              <w:rPr>
+                <w:rFonts w:hint="eastAsia"/>
+              </w:rPr>
+              <w:t>IP</w:t>
+            </w:r>
+            <w:r>
+              <w:t>"</w:t>
+            </w:r>
+            <w:r>
+              <w:rPr>
+                <w:rFonts w:hint="eastAsia"/>
+              </w:rPr>
+              <w:t>:</w:t>
+            </w:r>
+            <w:r>
+              <w:t>"1</w:t>
+            </w:r>
+            <w:r>
+              <w:rPr>
+                <w:rFonts w:hint="eastAsia"/>
+              </w:rPr>
+              <w:t>92.168.20.197</w:t>
+            </w:r>
+            <w:r>
+              <w:t>"</w:t>
+            </w:r>
+            <w:r>
+              <w:rPr>
+                <w:rFonts w:hint="eastAsia"/>
+              </w:rPr>
+              <w:t xml:space="preserve">, </w:t>
+            </w:r>
+          </w:p>
+          <w:p>
+            <w:pPr>
+              <w:ind w:left="0"/>
+              <w:rPr>
+                <w:rFonts w:hint="eastAsia"/>
+              </w:rPr>
+            </w:pPr>
+            <w:r>
+              <w:rPr>
+                <w:rFonts w:hint="eastAsia"/>
+              </w:rPr>
+              <w:t xml:space="preserve">  </w:t>
+            </w:r>
+            <w:r>
+              <w:t>"</w:t>
+            </w:r>
+            <w:r>
+              <w:rPr>
+                <w:rFonts w:hint="eastAsia"/>
+              </w:rPr>
+              <w:t>User</w:t>
+            </w:r>
+            <w:r>
+              <w:t>"</w:t>
+            </w:r>
+            <w:r>
+              <w:rPr>
+                <w:rFonts w:hint="eastAsia"/>
+              </w:rPr>
+              <w:t>:</w:t>
+            </w:r>
+            <w:r>
+              <w:t>"</w:t>
+            </w:r>
+            <w:r>
+              <w:rPr>
+                <w:rFonts w:hint="eastAsia"/>
+              </w:rPr>
+              <w:t>root</w:t>
+            </w:r>
+            <w:r>
+              <w:t>"</w:t>
+            </w:r>
+            <w:r>
+              <w:rPr>
+                <w:rFonts w:hint="eastAsia"/>
+              </w:rPr>
+              <w:t xml:space="preserve">, </w:t>
+            </w:r>
+          </w:p>
+          <w:p>
+            <w:pPr>
+              <w:ind w:left="0"/>
+              <w:rPr>
+                <w:rFonts w:hint="eastAsia"/>
+              </w:rPr>
+            </w:pPr>
+            <w:r>
+              <w:rPr>
+                <w:rFonts w:hint="eastAsia"/>
+              </w:rPr>
+              <w:t xml:space="preserve">  </w:t>
+            </w:r>
+            <w:r>
+              <w:t>"</w:t>
+            </w:r>
+            <w:r>
+              <w:rPr>
+                <w:rFonts w:hint="eastAsia"/>
+              </w:rPr>
+              <w:t>Passwd</w:t>
+            </w:r>
+            <w:r>
+              <w:t>"</w:t>
+            </w:r>
+            <w:r>
+              <w:rPr>
+                <w:rFonts w:hint="eastAsia"/>
+              </w:rPr>
+              <w:t>:</w:t>
+            </w:r>
+            <w:r>
+              <w:t>"</w:t>
+            </w:r>
+            <w:r>
+              <w:rPr>
+                <w:rFonts w:hint="eastAsia"/>
+              </w:rPr>
+              <w:t>sequoiadb</w:t>
+            </w:r>
+            <w:r>
+              <w:t>"</w:t>
+            </w:r>
+            <w:r>
+              <w:rPr>
+                <w:rFonts w:hint="eastAsia"/>
+              </w:rPr>
+              <w:t xml:space="preserve">, </w:t>
+            </w:r>
+          </w:p>
+          <w:p>
+            <w:pPr>
+              <w:ind w:left="0"/>
+              <w:rPr>
+                <w:rFonts w:hint="eastAsia"/>
+              </w:rPr>
+            </w:pPr>
+            <w:r>
+              <w:rPr>
+                <w:rFonts w:hint="eastAsia"/>
+              </w:rPr>
+              <w:t xml:space="preserve">  </w:t>
+            </w:r>
+            <w:r>
+              <w:t>"</w:t>
+            </w:r>
+            <w:r>
+              <w:rPr>
+                <w:rFonts w:hint="eastAsia"/>
+              </w:rPr>
+              <w:t>SshPort</w:t>
+            </w:r>
+            <w:r>
+              <w:t>"</w:t>
+            </w:r>
+            <w:r>
+              <w:rPr>
+                <w:rFonts w:hint="eastAsia"/>
+              </w:rPr>
+              <w:t>:</w:t>
+            </w:r>
+            <w:r>
+              <w:t>"</w:t>
+            </w:r>
+            <w:r>
+              <w:rPr>
+                <w:rFonts w:hint="eastAsia"/>
+              </w:rPr>
+              <w:t>22</w:t>
+            </w:r>
+            <w:r>
+              <w:t>"</w:t>
+            </w:r>
+          </w:p>
+          <w:p>
+            <w:pPr>
+              <w:ind w:left="0"/>
+              <w:rPr>
+                <w:rFonts w:hint="eastAsia"/>
+              </w:rPr>
+            </w:pPr>
+            <w:r>
+              <w:rPr>
+                <w:rFonts w:hint="eastAsia"/>
+              </w:rPr>
+              <w:t xml:space="preserve">  </w:t>
+            </w:r>
+            <w:r>
+              <w:t>"</w:t>
+            </w:r>
+            <w:r>
+              <w:rPr>
+                <w:rFonts w:hint="eastAsia"/>
+              </w:rPr>
+              <w:t>AgentPort</w:t>
+            </w:r>
+            <w:r>
+              <w:t>"</w:t>
+            </w:r>
+            <w:r>
+              <w:rPr>
+                <w:rFonts w:hint="eastAsia"/>
+              </w:rPr>
+              <w:t>:</w:t>
+            </w:r>
+            <w:r>
+              <w:t>"</w:t>
+            </w:r>
+            <w:r>
+              <w:rPr>
+                <w:rFonts w:hint="eastAsia"/>
+              </w:rPr>
+              <w:t>11790</w:t>
+            </w:r>
+            <w:r>
+              <w:t>"</w:t>
+            </w:r>
+          </w:p>
+          <w:p>
+            <w:pPr>
+              <w:ind w:left="0"/>
+            </w:pPr>
+            <w:r>
+              <w:rPr>
+                <w:rFonts w:hint="eastAsia"/>
+              </w:rPr>
+              <w:t>}</w:t>
+            </w:r>
+          </w:p>
+        </w:tc>
+      </w:tr>
+      <w:tr>
+        <w:trPr>
+          <w:trHeight w:val="1364"/>
+        </w:trPr>
+        <w:tc>
+          <w:tcPr>
+            <w:tcW w:w="1418" w:type="dxa"/>
+          </w:tcPr>
+          <w:p>
+            <w:pPr>
+              <w:ind w:left="0"/>
+            </w:pPr>
+            <w:r>
+              <w:rPr>
+                <w:rFonts w:hint="eastAsia"/>
+              </w:rPr>
+              <w:t>响应</w:t>
+            </w:r>
+          </w:p>
+        </w:tc>
+        <w:tc>
+          <w:tcPr>
+            <w:tcW w:w="3827" w:type="dxa"/>
+          </w:tcPr>
+          <w:p>
+            <w:pPr>
+              <w:ind w:left="0"/>
+              <w:rPr>
+                <w:rFonts w:hint="eastAsia"/>
+              </w:rPr>
+            </w:pPr>
+            <w:r>
+              <w:rPr>
+                <w:rFonts w:hint="eastAsia"/>
+              </w:rPr>
+              <w:t>{</w:t>
+            </w:r>
+          </w:p>
+          <w:p>
+            <w:pPr>
+              <w:ind w:left="0" w:firstLineChars="100" w:firstLine="210"/>
+              <w:rPr>
+                <w:rFonts w:hint="eastAsia"/>
+              </w:rPr>
+            </w:pPr>
+            <w:r>
+              <w:t>Rc</w:t>
+            </w:r>
+            <w:r>
+              <w:rPr>
+                <w:rFonts w:hint="eastAsia"/>
+              </w:rPr>
+              <w:t>：返回码</w:t>
+            </w:r>
+          </w:p>
+          <w:p>
+            <w:pPr>
+              <w:ind w:left="0" w:firstLineChars="100" w:firstLine="210"/>
+              <w:rPr>
+                <w:rFonts w:hint="eastAsia"/>
+              </w:rPr>
+            </w:pPr>
+            <w:r>
+              <w:t>Detail</w:t>
+            </w:r>
+            <w:r>
+              <w:rPr>
+                <w:rFonts w:hint="eastAsia"/>
+              </w:rPr>
+              <w:t>：错误详情</w:t>
+            </w:r>
+          </w:p>
+          <w:p>
+            <w:pPr>
+              <w:ind w:left="0"/>
+            </w:pPr>
+            <w:r>
+              <w:rPr>
+                <w:rFonts w:hint="eastAsia"/>
+              </w:rPr>
+              <w:t>}</w:t>
+            </w:r>
+          </w:p>
+        </w:tc>
+        <w:tc>
+          <w:tcPr>
+            <w:tcW w:w="3544" w:type="dxa"/>
+          </w:tcPr>
+          <w:p>
+            <w:pPr>
+              <w:ind w:left="0"/>
+              <w:rPr>
+                <w:rFonts w:hint="eastAsia"/>
+              </w:rPr>
+            </w:pPr>
+            <w:r>
+              <w:rPr>
+                <w:rFonts w:hint="eastAsia"/>
+              </w:rPr>
+              <w:t>{</w:t>
+            </w:r>
+          </w:p>
+          <w:p>
+            <w:pPr>
+              <w:ind w:left="0" w:firstLineChars="100" w:firstLine="210"/>
+              <w:rPr>
+                <w:rFonts w:hint="eastAsia"/>
+              </w:rPr>
+            </w:pPr>
+            <w:r>
+              <w:t>"</w:t>
+            </w:r>
+            <w:r>
+              <w:t>Rc</w:t>
+            </w:r>
+            <w:r>
+              <w:t xml:space="preserve">": 0, </w:t>
+            </w:r>
+          </w:p>
+          <w:p>
+            <w:pPr>
+              <w:ind w:left="0" w:firstLineChars="100" w:firstLine="210"/>
+              <w:rPr>
+                <w:rFonts w:hint="eastAsia"/>
+              </w:rPr>
+            </w:pPr>
+            <w:r>
+              <w:t>"Detail": ""</w:t>
+            </w:r>
+          </w:p>
+          <w:p>
+            <w:pPr>
+              <w:ind w:left="0"/>
+            </w:pPr>
+            <w:r>
+              <w:rPr>
+                <w:rFonts w:hint="eastAsia"/>
+              </w:rPr>
+              <w:t>}</w:t>
+            </w:r>
+          </w:p>
+        </w:tc>
+      </w:tr>
+    </w:tbl>
+    <w:p>
+      <w:pPr>
+        <w:rPr>
+          <w:rFonts w:hint="eastAsia"/>
+        </w:rPr>
+      </w:pPr>
+    </w:p>
+    <w:p>
+      <w:pPr>
+        <w:pStyle w:val="Heading4"/>
+        <w:numPr>
+          <w:ilvl w:val="0"/>
+          <w:numId w:val="18"/>
+        </w:numPr>
+        <w:rPr>
+          <w:rFonts w:hint="eastAsia"/>
+        </w:rPr>
+      </w:pPr>
+      <w:r>
+        <w:rPr>
+          <w:rFonts w:hint="eastAsia"/>
+        </w:rPr>
+        <w:t>反安装临时</w:t>
+      </w:r>
+      <w:r>
+        <w:rPr>
+          <w:rFonts w:hint="eastAsia"/>
+        </w:rPr>
+        <w:t>Agent</w:t>
+      </w:r>
+      <w:r>
+        <w:rPr>
+          <w:rFonts w:hint="eastAsia"/>
+        </w:rPr>
+        <w:t>命令</w:t>
+      </w:r>
+    </w:p>
+    <w:p>
+      <w:pPr>
+        <w:pStyle w:val="Heading4"/>
+        <w:numPr>
+          <w:ilvl w:val="0"/>
+          <w:numId w:val="18"/>
+        </w:numPr>
+        <w:rPr>
+          <w:rFonts w:hint="eastAsia"/>
+        </w:rPr>
+      </w:pPr>
+      <w:r>
+        <w:rPr>
+          <w:rFonts w:hint="eastAsia"/>
+        </w:rPr>
+        <w:t>基本检测主机命令</w:t>
+      </w:r>
+    </w:p>
+    <w:p>
+      <w:pPr>
+        <w:pStyle w:val="Heading4"/>
+        <w:numPr>
+          <w:ilvl w:val="0"/>
+          <w:numId w:val="18"/>
+        </w:numPr>
+        <w:rPr>
+          <w:rFonts w:hint="eastAsia"/>
+        </w:rPr>
+      </w:pPr>
+      <w:r>
+        <w:rPr>
+          <w:rFonts w:hint="eastAsia"/>
+        </w:rPr>
+        <w:t>检测主机命令</w:t>
+      </w:r>
+    </w:p>
+    <w:p>
+      <w:pPr>
+        <w:pStyle w:val="Heading4"/>
+        <w:numPr>
+          <w:ilvl w:val="0"/>
+          <w:numId w:val="18"/>
+        </w:numPr>
+        <w:rPr>
+          <w:rFonts w:hint="eastAsia"/>
+        </w:rPr>
+      </w:pPr>
+      <w:r>
+        <w:rPr>
+          <w:rFonts w:hint="eastAsia"/>
+        </w:rPr>
+        <w:t>配置主机命令</w:t>
+      </w:r>
+    </w:p>
+    <w:p>
+      <w:pPr>
+        <w:pStyle w:val="Heading4"/>
+        <w:numPr>
+          <w:ilvl w:val="0"/>
+          <w:numId w:val="18"/>
+        </w:numPr>
+      </w:pPr>
+      <w:r>
+        <w:rPr>
+          <w:rFonts w:hint="eastAsia"/>
+        </w:rPr>
+        <w:t>回滚命令</w:t>
+      </w:r>
     </w:p>
     <w:p>
       <w:pPr>
@@ -7392,6 +9243,7 @@
         <w:rPr>
           <w:rFonts w:hint="eastAsia"/>
         </w:rPr>
+        <w:lastRenderedPageBreak/>
         <w:t>主要操作流程</w:t>
       </w:r>
     </w:p>
@@ -7582,7 +9434,6 @@
         <w:rPr>
           <w:rFonts w:hint="eastAsia"/>
         </w:rPr>
-        <w:lastRenderedPageBreak/>
         <w:t>验收</w:t>
       </w:r>
       <w:r>
@@ -8909,13 +10760,13 @@
     </w:lvl>
   </w:abstractNum>
   <w:abstractNum w:abstractNumId="6">
-    <w:nsid w:val="476E1D40"/>
+    <w:nsid w:val="3BA97211"/>
     <w:multiLevelType w:val="hybridMultilevel"/>
-    <w:tmpl w:val="F1F615A4"/>
-    <w:lvl w:ilvl="0" w:tplc="868C3356">
+    <w:tmpl w:val="5DA4D8D4"/>
+    <w:lvl w:ilvl="0" w:tplc="F0D4944A">
       <w:start w:val="1"/>
       <w:numFmt w:val="decimal"/>
-      <w:lvlText w:val="4.%1."/>
+      <w:lvlText w:val="6.%1."/>
       <w:lvlJc w:val="left"/>
       <w:pPr>
         <w:ind w:left="777" w:hanging="420"/>
@@ -9001,102 +10852,13 @@
     </w:lvl>
   </w:abstractNum>
   <w:abstractNum w:abstractNumId="7">
-    <w:nsid w:val="49FA439A"/>
-    <w:multiLevelType w:val="multilevel"/>
-    <w:tmpl w:val="0409001F"/>
-    <w:lvl w:ilvl="0">
+    <w:nsid w:val="476E1D40"/>
+    <w:multiLevelType w:val="hybridMultilevel"/>
+    <w:tmpl w:val="F1F615A4"/>
+    <w:lvl w:ilvl="0" w:tplc="868C3356">
       <w:start w:val="1"/>
       <w:numFmt w:val="decimal"/>
-      <w:lvlText w:val="%1."/>
-      <w:lvlJc w:val="left"/>
-      <w:pPr>
-        <w:ind w:left="425" w:hanging="425"/>
-      </w:pPr>
-    </w:lvl>
-    <w:lvl w:ilvl="1">
-      <w:start w:val="1"/>
-      <w:numFmt w:val="decimal"/>
-      <w:lvlText w:val="%1.%2."/>
-      <w:lvlJc w:val="left"/>
-      <w:pPr>
-        <w:ind w:left="567" w:hanging="567"/>
-      </w:pPr>
-    </w:lvl>
-    <w:lvl w:ilvl="2">
-      <w:start w:val="1"/>
-      <w:numFmt w:val="decimal"/>
-      <w:lvlText w:val="%1.%2.%3."/>
-      <w:lvlJc w:val="left"/>
-      <w:pPr>
-        <w:ind w:left="709" w:hanging="709"/>
-      </w:pPr>
-      <w:rPr>
-        <w:rFonts w:hint="eastAsia"/>
-      </w:rPr>
-    </w:lvl>
-    <w:lvl w:ilvl="3">
-      <w:start w:val="1"/>
-      <w:numFmt w:val="decimal"/>
-      <w:lvlText w:val="%1.%2.%3.%4."/>
-      <w:lvlJc w:val="left"/>
-      <w:pPr>
-        <w:ind w:left="851" w:hanging="851"/>
-      </w:pPr>
-    </w:lvl>
-    <w:lvl w:ilvl="4">
-      <w:start w:val="1"/>
-      <w:numFmt w:val="decimal"/>
-      <w:lvlText w:val="%1.%2.%3.%4.%5."/>
-      <w:lvlJc w:val="left"/>
-      <w:pPr>
-        <w:ind w:left="992" w:hanging="992"/>
-      </w:pPr>
-    </w:lvl>
-    <w:lvl w:ilvl="5">
-      <w:start w:val="1"/>
-      <w:numFmt w:val="decimal"/>
-      <w:lvlText w:val="%1.%2.%3.%4.%5.%6."/>
-      <w:lvlJc w:val="left"/>
-      <w:pPr>
-        <w:ind w:left="1134" w:hanging="1134"/>
-      </w:pPr>
-    </w:lvl>
-    <w:lvl w:ilvl="6">
-      <w:start w:val="1"/>
-      <w:numFmt w:val="decimal"/>
-      <w:lvlText w:val="%1.%2.%3.%4.%5.%6.%7."/>
-      <w:lvlJc w:val="left"/>
-      <w:pPr>
-        <w:ind w:left="1276" w:hanging="1276"/>
-      </w:pPr>
-    </w:lvl>
-    <w:lvl w:ilvl="7">
-      <w:start w:val="1"/>
-      <w:numFmt w:val="decimal"/>
-      <w:lvlText w:val="%1.%2.%3.%4.%5.%6.%7.%8."/>
-      <w:lvlJc w:val="left"/>
-      <w:pPr>
-        <w:ind w:left="1418" w:hanging="1418"/>
-      </w:pPr>
-    </w:lvl>
-    <w:lvl w:ilvl="8">
-      <w:start w:val="1"/>
-      <w:numFmt w:val="decimal"/>
-      <w:lvlText w:val="%1.%2.%3.%4.%5.%6.%7.%8.%9."/>
-      <w:lvlJc w:val="left"/>
-      <w:pPr>
-        <w:ind w:left="1559" w:hanging="1559"/>
-      </w:pPr>
-    </w:lvl>
-  </w:abstractNum>
-  <w:abstractNum w:abstractNumId="8">
-    <w:nsid w:val="58837255"/>
-    <w:multiLevelType w:val="hybridMultilevel"/>
-    <w:tmpl w:val="0DDC2956"/>
-    <w:lvl w:ilvl="0" w:tplc="9B7A0E8E">
-      <w:start w:val="1"/>
-      <w:numFmt w:val="decimal"/>
-      <w:lvlText w:val="%1."/>
+      <w:lvlText w:val="4.%1."/>
       <w:lvlJc w:val="left"/>
       <w:pPr>
         <w:ind w:left="777" w:hanging="420"/>
@@ -9181,97 +10943,99 @@
       </w:pPr>
     </w:lvl>
   </w:abstractNum>
-  <w:abstractNum w:abstractNumId="9">
-    <w:nsid w:val="589E00D2"/>
-    <w:multiLevelType w:val="hybridMultilevel"/>
-    <w:tmpl w:val="712282AA"/>
-    <w:lvl w:ilvl="0" w:tplc="C4BE6AC0">
+  <w:abstractNum w:abstractNumId="8">
+    <w:nsid w:val="49FA439A"/>
+    <w:multiLevelType w:val="multilevel"/>
+    <w:tmpl w:val="0409001F"/>
+    <w:lvl w:ilvl="0">
       <w:start w:val="1"/>
       <w:numFmt w:val="decimal"/>
-      <w:pStyle w:val="Heading3"/>
       <w:lvlText w:val="%1."/>
       <w:lvlJc w:val="left"/>
       <w:pPr>
-        <w:ind w:left="777" w:hanging="420"/>
-      </w:pPr>
-    </w:lvl>
-    <w:lvl w:ilvl="1" w:tplc="04090019" w:tentative="1">
-      <w:start w:val="1"/>
-      <w:numFmt w:val="lowerLetter"/>
-      <w:lvlText w:val="%2)"/>
+        <w:ind w:left="425" w:hanging="425"/>
+      </w:pPr>
+    </w:lvl>
+    <w:lvl w:ilvl="1">
+      <w:start w:val="1"/>
+      <w:numFmt w:val="decimal"/>
+      <w:lvlText w:val="%1.%2."/>
       <w:lvlJc w:val="left"/>
       <w:pPr>
-        <w:ind w:left="1197" w:hanging="420"/>
-      </w:pPr>
-    </w:lvl>
-    <w:lvl w:ilvl="2" w:tplc="0409001B" w:tentative="1">
-      <w:start w:val="1"/>
-      <w:numFmt w:val="lowerRoman"/>
-      <w:lvlText w:val="%3."/>
-      <w:lvlJc w:val="right"/>
-      <w:pPr>
-        <w:ind w:left="1617" w:hanging="420"/>
-      </w:pPr>
-    </w:lvl>
-    <w:lvl w:ilvl="3" w:tplc="0409000F" w:tentative="1">
+        <w:ind w:left="567" w:hanging="567"/>
+      </w:pPr>
+    </w:lvl>
+    <w:lvl w:ilvl="2">
       <w:start w:val="1"/>
       <w:numFmt w:val="decimal"/>
-      <w:lvlText w:val="%4."/>
+      <w:lvlText w:val="%1.%2.%3."/>
       <w:lvlJc w:val="left"/>
       <w:pPr>
-        <w:ind w:left="2037" w:hanging="420"/>
-      </w:pPr>
-    </w:lvl>
-    <w:lvl w:ilvl="4" w:tplc="04090019" w:tentative="1">
-      <w:start w:val="1"/>
-      <w:numFmt w:val="lowerLetter"/>
-      <w:lvlText w:val="%5)"/>
+        <w:ind w:left="709" w:hanging="709"/>
+      </w:pPr>
+      <w:rPr>
+        <w:rFonts w:hint="eastAsia"/>
+      </w:rPr>
+    </w:lvl>
+    <w:lvl w:ilvl="3">
+      <w:start w:val="1"/>
+      <w:numFmt w:val="decimal"/>
+      <w:lvlText w:val="%1.%2.%3.%4."/>
       <w:lvlJc w:val="left"/>
       <w:pPr>
-        <w:ind w:left="2457" w:hanging="420"/>
-      </w:pPr>
-    </w:lvl>
-    <w:lvl w:ilvl="5" w:tplc="0409001B" w:tentative="1">
-      <w:start w:val="1"/>
-      <w:numFmt w:val="lowerRoman"/>
-      <w:lvlText w:val="%6."/>
-      <w:lvlJc w:val="right"/>
-      <w:pPr>
-        <w:ind w:left="2877" w:hanging="420"/>
-      </w:pPr>
-    </w:lvl>
-    <w:lvl w:ilvl="6" w:tplc="0409000F" w:tentative="1">
+        <w:ind w:left="851" w:hanging="851"/>
+      </w:pPr>
+    </w:lvl>
+    <w:lvl w:ilvl="4">
       <w:start w:val="1"/>
       <w:numFmt w:val="decimal"/>
-      <w:lvlText w:val="%7."/>
+      <w:lvlText w:val="%1.%2.%3.%4.%5."/>
       <w:lvlJc w:val="left"/>
       <w:pPr>
-        <w:ind w:left="3297" w:hanging="420"/>
-      </w:pPr>
-    </w:lvl>
-    <w:lvl w:ilvl="7" w:tplc="04090019" w:tentative="1">
-      <w:start w:val="1"/>
-      <w:numFmt w:val="lowerLetter"/>
-      <w:lvlText w:val="%8)"/>
+        <w:ind w:left="992" w:hanging="992"/>
+      </w:pPr>
+    </w:lvl>
+    <w:lvl w:ilvl="5">
+      <w:start w:val="1"/>
+      <w:numFmt w:val="decimal"/>
+      <w:lvlText w:val="%1.%2.%3.%4.%5.%6."/>
       <w:lvlJc w:val="left"/>
       <w:pPr>
-        <w:ind w:left="3717" w:hanging="420"/>
-      </w:pPr>
-    </w:lvl>
-    <w:lvl w:ilvl="8" w:tplc="0409001B" w:tentative="1">
-      <w:start w:val="1"/>
-      <w:numFmt w:val="lowerRoman"/>
-      <w:lvlText w:val="%9."/>
-      <w:lvlJc w:val="right"/>
-      <w:pPr>
-        <w:ind w:left="4137" w:hanging="420"/>
+        <w:ind w:left="1134" w:hanging="1134"/>
+      </w:pPr>
+    </w:lvl>
+    <w:lvl w:ilvl="6">
+      <w:start w:val="1"/>
+      <w:numFmt w:val="decimal"/>
+      <w:lvlText w:val="%1.%2.%3.%4.%5.%6.%7."/>
+      <w:lvlJc w:val="left"/>
+      <w:pPr>
+        <w:ind w:left="1276" w:hanging="1276"/>
+      </w:pPr>
+    </w:lvl>
+    <w:lvl w:ilvl="7">
+      <w:start w:val="1"/>
+      <w:numFmt w:val="decimal"/>
+      <w:lvlText w:val="%1.%2.%3.%4.%5.%6.%7.%8."/>
+      <w:lvlJc w:val="left"/>
+      <w:pPr>
+        <w:ind w:left="1418" w:hanging="1418"/>
+      </w:pPr>
+    </w:lvl>
+    <w:lvl w:ilvl="8">
+      <w:start w:val="1"/>
+      <w:numFmt w:val="decimal"/>
+      <w:lvlText w:val="%1.%2.%3.%4.%5.%6.%7.%8.%9."/>
+      <w:lvlJc w:val="left"/>
+      <w:pPr>
+        <w:ind w:left="1559" w:hanging="1559"/>
       </w:pPr>
     </w:lvl>
   </w:abstractNum>
-  <w:abstractNum w:abstractNumId="10">
-    <w:nsid w:val="5F1C0970"/>
+  <w:abstractNum w:abstractNumId="9">
+    <w:nsid w:val="58837255"/>
     <w:multiLevelType w:val="hybridMultilevel"/>
-    <w:tmpl w:val="A1666870"/>
+    <w:tmpl w:val="0DDC2956"/>
     <w:lvl w:ilvl="0" w:tplc="9B7A0E8E">
       <w:start w:val="1"/>
       <w:numFmt w:val="decimal"/>
@@ -9360,17 +11124,104 @@
       </w:pPr>
     </w:lvl>
   </w:abstractNum>
+  <w:abstractNum w:abstractNumId="10">
+    <w:nsid w:val="589E00D2"/>
+    <w:multiLevelType w:val="hybridMultilevel"/>
+    <w:tmpl w:val="712282AA"/>
+    <w:lvl w:ilvl="0" w:tplc="C4BE6AC0">
+      <w:start w:val="1"/>
+      <w:numFmt w:val="decimal"/>
+      <w:pStyle w:val="Heading3"/>
+      <w:lvlText w:val="%1."/>
+      <w:lvlJc w:val="left"/>
+      <w:pPr>
+        <w:ind w:left="777" w:hanging="420"/>
+      </w:pPr>
+    </w:lvl>
+    <w:lvl w:ilvl="1" w:tplc="04090019" w:tentative="1">
+      <w:start w:val="1"/>
+      <w:numFmt w:val="lowerLetter"/>
+      <w:lvlText w:val="%2)"/>
+      <w:lvlJc w:val="left"/>
+      <w:pPr>
+        <w:ind w:left="1197" w:hanging="420"/>
+      </w:pPr>
+    </w:lvl>
+    <w:lvl w:ilvl="2" w:tplc="0409001B" w:tentative="1">
+      <w:start w:val="1"/>
+      <w:numFmt w:val="lowerRoman"/>
+      <w:lvlText w:val="%3."/>
+      <w:lvlJc w:val="right"/>
+      <w:pPr>
+        <w:ind w:left="1617" w:hanging="420"/>
+      </w:pPr>
+    </w:lvl>
+    <w:lvl w:ilvl="3" w:tplc="0409000F" w:tentative="1">
+      <w:start w:val="1"/>
+      <w:numFmt w:val="decimal"/>
+      <w:lvlText w:val="%4."/>
+      <w:lvlJc w:val="left"/>
+      <w:pPr>
+        <w:ind w:left="2037" w:hanging="420"/>
+      </w:pPr>
+    </w:lvl>
+    <w:lvl w:ilvl="4" w:tplc="04090019" w:tentative="1">
+      <w:start w:val="1"/>
+      <w:numFmt w:val="lowerLetter"/>
+      <w:lvlText w:val="%5)"/>
+      <w:lvlJc w:val="left"/>
+      <w:pPr>
+        <w:ind w:left="2457" w:hanging="420"/>
+      </w:pPr>
+    </w:lvl>
+    <w:lvl w:ilvl="5" w:tplc="0409001B" w:tentative="1">
+      <w:start w:val="1"/>
+      <w:numFmt w:val="lowerRoman"/>
+      <w:lvlText w:val="%6."/>
+      <w:lvlJc w:val="right"/>
+      <w:pPr>
+        <w:ind w:left="2877" w:hanging="420"/>
+      </w:pPr>
+    </w:lvl>
+    <w:lvl w:ilvl="6" w:tplc="0409000F" w:tentative="1">
+      <w:start w:val="1"/>
+      <w:numFmt w:val="decimal"/>
+      <w:lvlText w:val="%7."/>
+      <w:lvlJc w:val="left"/>
+      <w:pPr>
+        <w:ind w:left="3297" w:hanging="420"/>
+      </w:pPr>
+    </w:lvl>
+    <w:lvl w:ilvl="7" w:tplc="04090019" w:tentative="1">
+      <w:start w:val="1"/>
+      <w:numFmt w:val="lowerLetter"/>
+      <w:lvlText w:val="%8)"/>
+      <w:lvlJc w:val="left"/>
+      <w:pPr>
+        <w:ind w:left="3717" w:hanging="420"/>
+      </w:pPr>
+    </w:lvl>
+    <w:lvl w:ilvl="8" w:tplc="0409001B" w:tentative="1">
+      <w:start w:val="1"/>
+      <w:numFmt w:val="lowerRoman"/>
+      <w:lvlText w:val="%9."/>
+      <w:lvlJc w:val="right"/>
+      <w:pPr>
+        <w:ind w:left="4137" w:hanging="420"/>
+      </w:pPr>
+    </w:lvl>
+  </w:abstractNum>
   <w:abstractNum w:abstractNumId="11">
-    <w:nsid w:val="6965224B"/>
+    <w:nsid w:val="5F1C0970"/>
     <w:multiLevelType w:val="hybridMultilevel"/>
-    <w:tmpl w:val="7F020008"/>
-    <w:lvl w:ilvl="0" w:tplc="5014724A">
+    <w:tmpl w:val="A1666870"/>
+    <w:lvl w:ilvl="0" w:tplc="9B7A0E8E">
       <w:start w:val="1"/>
       <w:numFmt w:val="decimal"/>
-      <w:lvlText w:val="1.%1."/>
+      <w:lvlText w:val="%1."/>
       <w:lvlJc w:val="left"/>
       <w:pPr>
-        <w:ind w:left="420" w:hanging="420"/>
+        <w:ind w:left="777" w:hanging="420"/>
       </w:pPr>
       <w:rPr>
         <w:rFonts w:hint="eastAsia"/>
@@ -9379,13 +11230,13 @@
         <w:position w:val="0"/>
       </w:rPr>
     </w:lvl>
-    <w:lvl w:ilvl="1" w:tplc="04090019">
+    <w:lvl w:ilvl="1" w:tplc="04090019" w:tentative="1">
       <w:start w:val="1"/>
       <w:numFmt w:val="lowerLetter"/>
       <w:lvlText w:val="%2)"/>
       <w:lvlJc w:val="left"/>
       <w:pPr>
-        <w:ind w:left="840" w:hanging="420"/>
+        <w:ind w:left="1197" w:hanging="420"/>
       </w:pPr>
     </w:lvl>
     <w:lvl w:ilvl="2" w:tplc="0409001B" w:tentative="1">
@@ -9394,16 +11245,16 @@
       <w:lvlText w:val="%3."/>
       <w:lvlJc w:val="right"/>
       <w:pPr>
-        <w:ind w:left="1260" w:hanging="420"/>
-      </w:pPr>
-    </w:lvl>
-    <w:lvl w:ilvl="3" w:tplc="0409000F">
+        <w:ind w:left="1617" w:hanging="420"/>
+      </w:pPr>
+    </w:lvl>
+    <w:lvl w:ilvl="3" w:tplc="0409000F" w:tentative="1">
       <w:start w:val="1"/>
       <w:numFmt w:val="decimal"/>
       <w:lvlText w:val="%4."/>
       <w:lvlJc w:val="left"/>
       <w:pPr>
-        <w:ind w:left="1680" w:hanging="420"/>
+        <w:ind w:left="2037" w:hanging="420"/>
       </w:pPr>
     </w:lvl>
     <w:lvl w:ilvl="4" w:tplc="04090019" w:tentative="1">
@@ -9412,7 +11263,7 @@
       <w:lvlText w:val="%5)"/>
       <w:lvlJc w:val="left"/>
       <w:pPr>
-        <w:ind w:left="2100" w:hanging="420"/>
+        <w:ind w:left="2457" w:hanging="420"/>
       </w:pPr>
     </w:lvl>
     <w:lvl w:ilvl="5" w:tplc="0409001B" w:tentative="1">
@@ -9421,7 +11272,7 @@
       <w:lvlText w:val="%6."/>
       <w:lvlJc w:val="right"/>
       <w:pPr>
-        <w:ind w:left="2520" w:hanging="420"/>
+        <w:ind w:left="2877" w:hanging="420"/>
       </w:pPr>
     </w:lvl>
     <w:lvl w:ilvl="6" w:tplc="0409000F" w:tentative="1">
@@ -9430,7 +11281,7 @@
       <w:lvlText w:val="%7."/>
       <w:lvlJc w:val="left"/>
       <w:pPr>
-        <w:ind w:left="2940" w:hanging="420"/>
+        <w:ind w:left="3297" w:hanging="420"/>
       </w:pPr>
     </w:lvl>
     <w:lvl w:ilvl="7" w:tplc="04090019" w:tentative="1">
@@ -9439,7 +11290,7 @@
       <w:lvlText w:val="%8)"/>
       <w:lvlJc w:val="left"/>
       <w:pPr>
-        <w:ind w:left="3360" w:hanging="420"/>
+        <w:ind w:left="3717" w:hanging="420"/>
       </w:pPr>
     </w:lvl>
     <w:lvl w:ilvl="8" w:tplc="0409001B" w:tentative="1">
@@ -9448,21 +11299,21 @@
       <w:lvlText w:val="%9."/>
       <w:lvlJc w:val="right"/>
       <w:pPr>
-        <w:ind w:left="3780" w:hanging="420"/>
+        <w:ind w:left="4137" w:hanging="420"/>
       </w:pPr>
     </w:lvl>
   </w:abstractNum>
   <w:abstractNum w:abstractNumId="12">
-    <w:nsid w:val="74071306"/>
+    <w:nsid w:val="6965224B"/>
     <w:multiLevelType w:val="hybridMultilevel"/>
-    <w:tmpl w:val="2D5A4038"/>
-    <w:lvl w:ilvl="0" w:tplc="EC8C497A">
+    <w:tmpl w:val="7F020008"/>
+    <w:lvl w:ilvl="0" w:tplc="5014724A">
       <w:start w:val="1"/>
       <w:numFmt w:val="decimal"/>
-      <w:lvlText w:val="5.%1."/>
+      <w:lvlText w:val="1.%1."/>
       <w:lvlJc w:val="left"/>
       <w:pPr>
-        <w:ind w:left="777" w:hanging="420"/>
+        <w:ind w:left="420" w:hanging="420"/>
       </w:pPr>
       <w:rPr>
         <w:rFonts w:hint="eastAsia"/>
@@ -9471,6 +11322,98 @@
         <w:position w:val="0"/>
       </w:rPr>
     </w:lvl>
+    <w:lvl w:ilvl="1" w:tplc="04090019">
+      <w:start w:val="1"/>
+      <w:numFmt w:val="lowerLetter"/>
+      <w:lvlText w:val="%2)"/>
+      <w:lvlJc w:val="left"/>
+      <w:pPr>
+        <w:ind w:left="840" w:hanging="420"/>
+      </w:pPr>
+    </w:lvl>
+    <w:lvl w:ilvl="2" w:tplc="0409001B" w:tentative="1">
+      <w:start w:val="1"/>
+      <w:numFmt w:val="lowerRoman"/>
+      <w:lvlText w:val="%3."/>
+      <w:lvlJc w:val="right"/>
+      <w:pPr>
+        <w:ind w:left="1260" w:hanging="420"/>
+      </w:pPr>
+    </w:lvl>
+    <w:lvl w:ilvl="3" w:tplc="0409000F">
+      <w:start w:val="1"/>
+      <w:numFmt w:val="decimal"/>
+      <w:lvlText w:val="%4."/>
+      <w:lvlJc w:val="left"/>
+      <w:pPr>
+        <w:ind w:left="1680" w:hanging="420"/>
+      </w:pPr>
+    </w:lvl>
+    <w:lvl w:ilvl="4" w:tplc="04090019" w:tentative="1">
+      <w:start w:val="1"/>
+      <w:numFmt w:val="lowerLetter"/>
+      <w:lvlText w:val="%5)"/>
+      <w:lvlJc w:val="left"/>
+      <w:pPr>
+        <w:ind w:left="2100" w:hanging="420"/>
+      </w:pPr>
+    </w:lvl>
+    <w:lvl w:ilvl="5" w:tplc="0409001B" w:tentative="1">
+      <w:start w:val="1"/>
+      <w:numFmt w:val="lowerRoman"/>
+      <w:lvlText w:val="%6."/>
+      <w:lvlJc w:val="right"/>
+      <w:pPr>
+        <w:ind w:left="2520" w:hanging="420"/>
+      </w:pPr>
+    </w:lvl>
+    <w:lvl w:ilvl="6" w:tplc="0409000F" w:tentative="1">
+      <w:start w:val="1"/>
+      <w:numFmt w:val="decimal"/>
+      <w:lvlText w:val="%7."/>
+      <w:lvlJc w:val="left"/>
+      <w:pPr>
+        <w:ind w:left="2940" w:hanging="420"/>
+      </w:pPr>
+    </w:lvl>
+    <w:lvl w:ilvl="7" w:tplc="04090019" w:tentative="1">
+      <w:start w:val="1"/>
+      <w:numFmt w:val="lowerLetter"/>
+      <w:lvlText w:val="%8)"/>
+      <w:lvlJc w:val="left"/>
+      <w:pPr>
+        <w:ind w:left="3360" w:hanging="420"/>
+      </w:pPr>
+    </w:lvl>
+    <w:lvl w:ilvl="8" w:tplc="0409001B" w:tentative="1">
+      <w:start w:val="1"/>
+      <w:numFmt w:val="lowerRoman"/>
+      <w:lvlText w:val="%9."/>
+      <w:lvlJc w:val="right"/>
+      <w:pPr>
+        <w:ind w:left="3780" w:hanging="420"/>
+      </w:pPr>
+    </w:lvl>
+  </w:abstractNum>
+  <w:abstractNum w:abstractNumId="13">
+    <w:nsid w:val="74071306"/>
+    <w:multiLevelType w:val="hybridMultilevel"/>
+    <w:tmpl w:val="2D5A4038"/>
+    <w:lvl w:ilvl="0" w:tplc="EC8C497A">
+      <w:start w:val="1"/>
+      <w:numFmt w:val="decimal"/>
+      <w:lvlText w:val="5.%1."/>
+      <w:lvlJc w:val="left"/>
+      <w:pPr>
+        <w:ind w:left="777" w:hanging="420"/>
+      </w:pPr>
+      <w:rPr>
+        <w:rFonts w:hint="eastAsia"/>
+        <w:spacing w:val="0"/>
+        <w:w w:val="100"/>
+        <w:position w:val="0"/>
+      </w:rPr>
+    </w:lvl>
     <w:lvl w:ilvl="1" w:tplc="04090019" w:tentative="1">
       <w:start w:val="1"/>
       <w:numFmt w:val="lowerLetter"/>
@@ -9548,7 +11491,7 @@
     <w:abstractNumId w:val="2"/>
   </w:num>
   <w:num w:numId="2">
-    <w:abstractNumId w:val="9"/>
+    <w:abstractNumId w:val="10"/>
   </w:num>
   <w:num w:numId="3">
     <w:abstractNumId w:val="3"/>
@@ -9560,10 +11503,10 @@
     <w:abstractNumId w:val="2"/>
   </w:num>
   <w:num w:numId="6">
-    <w:abstractNumId w:val="8"/>
+    <w:abstractNumId w:val="9"/>
   </w:num>
   <w:num w:numId="7">
-    <w:abstractNumId w:val="10"/>
+    <w:abstractNumId w:val="11"/>
   </w:num>
   <w:num w:numId="8">
     <w:abstractNumId w:val="0"/>
@@ -9572,13 +11515,13 @@
     <w:abstractNumId w:val="4"/>
   </w:num>
   <w:num w:numId="10">
-    <w:abstractNumId w:val="9"/>
+    <w:abstractNumId w:val="10"/>
     <w:lvlOverride w:ilvl="0">
       <w:startOverride w:val="1"/>
     </w:lvlOverride>
   </w:num>
   <w:num w:numId="11">
-    <w:abstractNumId w:val="7"/>
+    <w:abstractNumId w:val="8"/>
   </w:num>
   <w:num w:numId="12">
     <w:abstractNumId w:val="5"/>
@@ -9587,16 +11530,19 @@
     <w:abstractNumId w:val="1"/>
   </w:num>
   <w:num w:numId="14">
-    <w:abstractNumId w:val="9"/>
+    <w:abstractNumId w:val="10"/>
   </w:num>
   <w:num w:numId="15">
-    <w:abstractNumId w:val="11"/>
+    <w:abstractNumId w:val="12"/>
   </w:num>
   <w:num w:numId="16">
-    <w:abstractNumId w:val="6"/>
+    <w:abstractNumId w:val="7"/>
   </w:num>
   <w:num w:numId="17">
-    <w:abstractNumId w:val="12"/>
+    <w:abstractNumId w:val="13"/>
+  </w:num>
+  <w:num w:numId="18">
+    <w:abstractNumId w:val="6"/>
   </w:num>
 </w:numbering>
 </file>

--- a/internal_doc/03.开发设计/Story-OMSvc.docx
+++ b/internal_doc/03.开发设计/Story-OMSvc.docx
@@ -593,18 +593,29 @@
       </w:r>
     </w:p>
     <w:p>
+      <w:pPr>
+        <w:rPr>
+          <w:rFonts w:hint="eastAsia"/>
+        </w:rPr>
+      </w:pPr>
       <w:r>
         <w:t>Host: 192.168.1.214:11814</w:t>
       </w:r>
     </w:p>
     <w:p>
       <w:pPr>
+        <w:ind w:left="0"/>
+      </w:pPr>
+    </w:p>
+    <w:p>
+      <w:pPr>
         <w:pStyle w:val="Heading3"/>
       </w:pPr>
       <w:r>
         <w:rPr>
           <w:rFonts w:hint="eastAsia"/>
         </w:rPr>
+        <w:lastRenderedPageBreak/>
         <w:t>通用响应头</w:t>
       </w:r>
     </w:p>
@@ -678,7 +689,6 @@
               <w:ind w:left="0"/>
             </w:pPr>
             <w:r>
-              <w:lastRenderedPageBreak/>
               <w:t>Content-Type</w:t>
             </w:r>
           </w:p>
@@ -3519,7 +3529,19 @@
         <w:rPr>
           <w:rFonts w:hint="eastAsia"/>
         </w:rPr>
-        <w:t>获取业务列表</w:t>
+        <w:t>获取业务</w:t>
+      </w:r>
+      <w:r>
+        <w:rPr>
+          <w:rFonts w:hint="eastAsia"/>
+        </w:rPr>
+        <w:t>类型</w:t>
+      </w:r>
+      <w:r>
+        <w:rPr>
+          <w:rFonts w:hint="eastAsia"/>
+        </w:rPr>
+        <w:t>列表</w:t>
       </w:r>
       <w:r>
         <w:rPr>
@@ -3667,7 +3689,13 @@
               <w:t>：</w:t>
             </w:r>
             <w:r>
-              <w:t>query business list</w:t>
+              <w:t xml:space="preserve">query business </w:t>
+            </w:r>
+            <w:r>
+              <w:rPr>
+                <w:rFonts w:hint="eastAsia"/>
+              </w:rPr>
+              <w:t>type</w:t>
             </w:r>
           </w:p>
         </w:tc>
@@ -3683,7 +3711,13 @@
               <w:t>cmd=</w:t>
             </w:r>
             <w:r>
-              <w:t xml:space="preserve"> query business list</w:t>
+              <w:t xml:space="preserve"> query business </w:t>
+            </w:r>
+            <w:r>
+              <w:rPr>
+                <w:rFonts w:hint="eastAsia"/>
+              </w:rPr>
+              <w:t>type</w:t>
             </w:r>
           </w:p>
         </w:tc>

--- a/internal_doc/03.开发设计/Story-OMSvc.docx
+++ b/internal_doc/03.开发设计/Story-OMSvc.docx
@@ -1094,6 +1094,9 @@
     <w:p>
       <w:pPr>
         <w:pStyle w:val="Heading3"/>
+        <w:rPr>
+          <w:rFonts w:hint="eastAsia"/>
+        </w:rPr>
       </w:pPr>
       <w:r>
         <w:rPr>
@@ -1108,6 +1111,361 @@
         <w:t>接口</w:t>
       </w:r>
     </w:p>
+    <w:tbl>
+      <w:tblPr>
+        <w:tblStyle w:val="TableGrid"/>
+        <w:tblW w:w="8789" w:type="dxa"/>
+        <w:tblInd w:w="-34" w:type="dxa"/>
+        <w:tblLayout w:type="fixed"/>
+        <w:tblLook w:val="04A0"/>
+      </w:tblPr>
+      <w:tblGrid>
+        <w:gridCol w:w="1418"/>
+        <w:gridCol w:w="3827"/>
+        <w:gridCol w:w="3544"/>
+      </w:tblGrid>
+      <w:tr>
+        <w:tc>
+          <w:tcPr>
+            <w:tcW w:w="1418" w:type="dxa"/>
+            <w:shd w:val="clear" w:color="auto" w:fill="DDD9C3" w:themeFill="background2" w:themeFillShade="E6"/>
+          </w:tcPr>
+          <w:p>
+            <w:pPr>
+              <w:ind w:left="0"/>
+            </w:pPr>
+          </w:p>
+        </w:tc>
+        <w:tc>
+          <w:tcPr>
+            <w:tcW w:w="3827" w:type="dxa"/>
+            <w:shd w:val="clear" w:color="auto" w:fill="DDD9C3" w:themeFill="background2" w:themeFillShade="E6"/>
+          </w:tcPr>
+          <w:p>
+            <w:pPr>
+              <w:ind w:left="0"/>
+            </w:pPr>
+            <w:r>
+              <w:rPr>
+                <w:rFonts w:hint="eastAsia"/>
+              </w:rPr>
+              <w:t>说明</w:t>
+            </w:r>
+          </w:p>
+        </w:tc>
+        <w:tc>
+          <w:tcPr>
+            <w:tcW w:w="3544" w:type="dxa"/>
+            <w:shd w:val="clear" w:color="auto" w:fill="DDD9C3" w:themeFill="background2" w:themeFillShade="E6"/>
+          </w:tcPr>
+          <w:p>
+            <w:pPr>
+              <w:ind w:left="0"/>
+            </w:pPr>
+            <w:r>
+              <w:rPr>
+                <w:rFonts w:hint="eastAsia"/>
+              </w:rPr>
+              <w:t>举例</w:t>
+            </w:r>
+          </w:p>
+        </w:tc>
+      </w:tr>
+      <w:tr>
+        <w:tc>
+          <w:tcPr>
+            <w:tcW w:w="1418" w:type="dxa"/>
+          </w:tcPr>
+          <w:p>
+            <w:pPr>
+              <w:ind w:left="0"/>
+            </w:pPr>
+            <w:r>
+              <w:rPr>
+                <w:rFonts w:hint="eastAsia"/>
+              </w:rPr>
+              <w:t>请求头</w:t>
+            </w:r>
+          </w:p>
+        </w:tc>
+        <w:tc>
+          <w:tcPr>
+            <w:tcW w:w="3827" w:type="dxa"/>
+          </w:tcPr>
+          <w:p>
+            <w:pPr>
+              <w:ind w:left="0"/>
+            </w:pPr>
+            <w:r>
+              <w:rPr>
+                <w:rFonts w:hint="eastAsia"/>
+              </w:rPr>
+              <w:t>同通用请求头</w:t>
+            </w:r>
+          </w:p>
+        </w:tc>
+        <w:tc>
+          <w:tcPr>
+            <w:tcW w:w="3544" w:type="dxa"/>
+          </w:tcPr>
+          <w:p>
+            <w:pPr>
+              <w:ind w:left="0"/>
+            </w:pPr>
+          </w:p>
+        </w:tc>
+      </w:tr>
+      <w:tr>
+        <w:tc>
+          <w:tcPr>
+            <w:tcW w:w="1418" w:type="dxa"/>
+          </w:tcPr>
+          <w:p>
+            <w:pPr>
+              <w:ind w:left="0"/>
+            </w:pPr>
+            <w:r>
+              <w:rPr>
+                <w:rFonts w:hint="eastAsia"/>
+              </w:rPr>
+              <w:t>请求内容</w:t>
+            </w:r>
+          </w:p>
+        </w:tc>
+        <w:tc>
+          <w:tcPr>
+            <w:tcW w:w="3827" w:type="dxa"/>
+          </w:tcPr>
+          <w:p>
+            <w:pPr>
+              <w:ind w:left="0"/>
+            </w:pPr>
+            <w:r>
+              <w:t>cmd</w:t>
+            </w:r>
+            <w:r>
+              <w:rPr>
+                <w:rFonts w:hint="eastAsia"/>
+              </w:rPr>
+              <w:t>：</w:t>
+            </w:r>
+            <w:r>
+              <w:rPr>
+                <w:rFonts w:hint="eastAsia"/>
+              </w:rPr>
+              <w:t>query</w:t>
+            </w:r>
+            <w:r>
+              <w:t xml:space="preserve"> cluster</w:t>
+            </w:r>
+          </w:p>
+        </w:tc>
+        <w:tc>
+          <w:tcPr>
+            <w:tcW w:w="3544" w:type="dxa"/>
+          </w:tcPr>
+          <w:p>
+            <w:pPr>
+              <w:ind w:left="0"/>
+            </w:pPr>
+            <w:r>
+              <w:t>cmd=</w:t>
+            </w:r>
+            <w:r>
+              <w:rPr>
+                <w:rFonts w:hint="eastAsia"/>
+              </w:rPr>
+              <w:t>query</w:t>
+            </w:r>
+            <w:r>
+              <w:t xml:space="preserve"> cluster</w:t>
+            </w:r>
+          </w:p>
+        </w:tc>
+      </w:tr>
+      <w:tr>
+        <w:tc>
+          <w:tcPr>
+            <w:tcW w:w="1418" w:type="dxa"/>
+          </w:tcPr>
+          <w:p>
+            <w:pPr>
+              <w:ind w:left="0"/>
+              <w:rPr>
+                <w:rFonts w:hint="eastAsia"/>
+              </w:rPr>
+            </w:pPr>
+            <w:r>
+              <w:rPr>
+                <w:rFonts w:hint="eastAsia"/>
+              </w:rPr>
+              <w:t>说明</w:t>
+            </w:r>
+          </w:p>
+        </w:tc>
+        <w:tc>
+          <w:tcPr>
+            <w:tcW w:w="3827" w:type="dxa"/>
+          </w:tcPr>
+          <w:p>
+            <w:pPr>
+              <w:ind w:left="0"/>
+            </w:pPr>
+          </w:p>
+        </w:tc>
+        <w:tc>
+          <w:tcPr>
+            <w:tcW w:w="3544" w:type="dxa"/>
+          </w:tcPr>
+          <w:p>
+            <w:pPr>
+              <w:ind w:left="0"/>
+            </w:pPr>
+          </w:p>
+        </w:tc>
+      </w:tr>
+      <w:tr>
+        <w:tc>
+          <w:tcPr>
+            <w:tcW w:w="1418" w:type="dxa"/>
+          </w:tcPr>
+          <w:p>
+            <w:pPr>
+              <w:ind w:left="0"/>
+            </w:pPr>
+            <w:r>
+              <w:rPr>
+                <w:rFonts w:hint="eastAsia"/>
+              </w:rPr>
+              <w:t>响应头</w:t>
+            </w:r>
+          </w:p>
+        </w:tc>
+        <w:tc>
+          <w:tcPr>
+            <w:tcW w:w="3827" w:type="dxa"/>
+          </w:tcPr>
+          <w:p>
+            <w:pPr>
+              <w:ind w:left="0"/>
+            </w:pPr>
+            <w:r>
+              <w:rPr>
+                <w:rFonts w:hint="eastAsia"/>
+              </w:rPr>
+              <w:t>同通用响应头</w:t>
+            </w:r>
+          </w:p>
+        </w:tc>
+        <w:tc>
+          <w:tcPr>
+            <w:tcW w:w="3544" w:type="dxa"/>
+          </w:tcPr>
+          <w:p>
+            <w:pPr>
+              <w:ind w:left="0"/>
+            </w:pPr>
+          </w:p>
+        </w:tc>
+      </w:tr>
+      <w:tr>
+        <w:trPr>
+          <w:trHeight w:val="5009"/>
+        </w:trPr>
+        <w:tc>
+          <w:tcPr>
+            <w:tcW w:w="1418" w:type="dxa"/>
+          </w:tcPr>
+          <w:p>
+            <w:pPr>
+              <w:ind w:left="0"/>
+            </w:pPr>
+            <w:r>
+              <w:rPr>
+                <w:rFonts w:hint="eastAsia"/>
+              </w:rPr>
+              <w:lastRenderedPageBreak/>
+              <w:t>响应内容</w:t>
+            </w:r>
+          </w:p>
+        </w:tc>
+        <w:tc>
+          <w:tcPr>
+            <w:tcW w:w="3827" w:type="dxa"/>
+          </w:tcPr>
+          <w:p>
+            <w:pPr>
+              <w:ind w:left="0"/>
+            </w:pPr>
+          </w:p>
+        </w:tc>
+        <w:tc>
+          <w:tcPr>
+            <w:tcW w:w="3544" w:type="dxa"/>
+          </w:tcPr>
+          <w:p>
+            <w:pPr>
+              <w:ind w:left="0"/>
+            </w:pPr>
+          </w:p>
+        </w:tc>
+      </w:tr>
+      <w:tr>
+        <w:trPr>
+          <w:trHeight w:val="346"/>
+        </w:trPr>
+        <w:tc>
+          <w:tcPr>
+            <w:tcW w:w="1418" w:type="dxa"/>
+          </w:tcPr>
+          <w:p>
+            <w:pPr>
+              <w:ind w:left="0"/>
+              <w:rPr>
+                <w:rFonts w:hint="eastAsia"/>
+              </w:rPr>
+            </w:pPr>
+            <w:r>
+              <w:rPr>
+                <w:rFonts w:hint="eastAsia"/>
+              </w:rPr>
+              <w:t>说明</w:t>
+            </w:r>
+          </w:p>
+        </w:tc>
+        <w:tc>
+          <w:tcPr>
+            <w:tcW w:w="3827" w:type="dxa"/>
+          </w:tcPr>
+          <w:p>
+            <w:pPr>
+              <w:ind w:left="0"/>
+              <w:rPr>
+                <w:rFonts w:hint="eastAsia"/>
+              </w:rPr>
+            </w:pPr>
+          </w:p>
+        </w:tc>
+        <w:tc>
+          <w:tcPr>
+            <w:tcW w:w="3544" w:type="dxa"/>
+          </w:tcPr>
+          <w:p>
+            <w:pPr>
+              <w:ind w:left="0"/>
+            </w:pPr>
+          </w:p>
+        </w:tc>
+      </w:tr>
+    </w:tbl>
+    <w:p>
+      <w:pPr>
+        <w:rPr>
+          <w:rFonts w:hint="eastAsia"/>
+        </w:rPr>
+      </w:pPr>
+    </w:p>
+    <w:p/>
     <w:p>
       <w:pPr>
         <w:pStyle w:val="Heading4"/>
@@ -1369,12 +1727,15 @@
           <w:p>
             <w:pPr>
               <w:ind w:left="0"/>
-            </w:pPr>
-            <w:r>
-              <w:rPr>
-                <w:rFonts w:hint="eastAsia"/>
-              </w:rPr>
-              <w:t>响应头</w:t>
+              <w:rPr>
+                <w:rFonts w:hint="eastAsia"/>
+              </w:rPr>
+            </w:pPr>
+            <w:r>
+              <w:rPr>
+                <w:rFonts w:hint="eastAsia"/>
+              </w:rPr>
+              <w:t>说明</w:t>
             </w:r>
           </w:p>
         </w:tc>
@@ -1386,30 +1747,6 @@
             <w:pPr>
               <w:ind w:left="0"/>
             </w:pPr>
-            <w:r>
-              <w:rPr>
-                <w:rFonts w:hint="eastAsia"/>
-              </w:rPr>
-              <w:t>同通用响应</w:t>
-            </w:r>
-            <w:r>
-              <w:rPr>
-                <w:rFonts w:hint="eastAsia"/>
-              </w:rPr>
-              <w:t>头</w:t>
-            </w:r>
-            <w:r>
-              <w:rPr>
-                <w:rFonts w:hint="eastAsia"/>
-              </w:rPr>
-              <w:t>，带</w:t>
-            </w:r>
-            <w:r>
-              <w:rPr>
-                <w:rFonts w:hint="eastAsia"/>
-              </w:rPr>
-              <w:t>SessionID</w:t>
-            </w:r>
           </w:p>
         </w:tc>
         <w:tc>
@@ -1436,6 +1773,68 @@
               <w:rPr>
                 <w:rFonts w:hint="eastAsia"/>
               </w:rPr>
+              <w:t>响应头</w:t>
+            </w:r>
+          </w:p>
+        </w:tc>
+        <w:tc>
+          <w:tcPr>
+            <w:tcW w:w="3827" w:type="dxa"/>
+          </w:tcPr>
+          <w:p>
+            <w:pPr>
+              <w:ind w:left="0"/>
+            </w:pPr>
+            <w:r>
+              <w:rPr>
+                <w:rFonts w:hint="eastAsia"/>
+              </w:rPr>
+              <w:t>同通用响应</w:t>
+            </w:r>
+            <w:r>
+              <w:rPr>
+                <w:rFonts w:hint="eastAsia"/>
+              </w:rPr>
+              <w:t>头</w:t>
+            </w:r>
+            <w:r>
+              <w:rPr>
+                <w:rFonts w:hint="eastAsia"/>
+              </w:rPr>
+              <w:t>，带</w:t>
+            </w:r>
+            <w:r>
+              <w:rPr>
+                <w:rFonts w:hint="eastAsia"/>
+              </w:rPr>
+              <w:t>SessionID</w:t>
+            </w:r>
+          </w:p>
+        </w:tc>
+        <w:tc>
+          <w:tcPr>
+            <w:tcW w:w="3544" w:type="dxa"/>
+          </w:tcPr>
+          <w:p>
+            <w:pPr>
+              <w:ind w:left="0"/>
+            </w:pPr>
+          </w:p>
+        </w:tc>
+      </w:tr>
+      <w:tr>
+        <w:tc>
+          <w:tcPr>
+            <w:tcW w:w="1418" w:type="dxa"/>
+          </w:tcPr>
+          <w:p>
+            <w:pPr>
+              <w:ind w:left="0"/>
+            </w:pPr>
+            <w:r>
+              <w:rPr>
+                <w:rFonts w:hint="eastAsia"/>
+              </w:rPr>
               <w:t>响应内容</w:t>
             </w:r>
           </w:p>
@@ -1548,6 +1947,50 @@
             <w:r>
               <w:t>}</w:t>
             </w:r>
+          </w:p>
+        </w:tc>
+      </w:tr>
+      <w:tr>
+        <w:tc>
+          <w:tcPr>
+            <w:tcW w:w="1418" w:type="dxa"/>
+          </w:tcPr>
+          <w:p>
+            <w:pPr>
+              <w:ind w:left="0"/>
+              <w:rPr>
+                <w:rFonts w:hint="eastAsia"/>
+              </w:rPr>
+            </w:pPr>
+            <w:r>
+              <w:rPr>
+                <w:rFonts w:hint="eastAsia"/>
+              </w:rPr>
+              <w:t>说明</w:t>
+            </w:r>
+          </w:p>
+        </w:tc>
+        <w:tc>
+          <w:tcPr>
+            <w:tcW w:w="3827" w:type="dxa"/>
+          </w:tcPr>
+          <w:p>
+            <w:pPr>
+              <w:ind w:left="0"/>
+              <w:rPr>
+                <w:rFonts w:hint="eastAsia"/>
+              </w:rPr>
+            </w:pPr>
+          </w:p>
+        </w:tc>
+        <w:tc>
+          <w:tcPr>
+            <w:tcW w:w="3544" w:type="dxa"/>
+          </w:tcPr>
+          <w:p>
+            <w:pPr>
+              <w:ind w:left="0"/>
+            </w:pPr>
           </w:p>
         </w:tc>
       </w:tr>
@@ -2055,12 +2498,15 @@
           <w:p>
             <w:pPr>
               <w:ind w:left="0"/>
-            </w:pPr>
-            <w:r>
-              <w:rPr>
-                <w:rFonts w:hint="eastAsia"/>
-              </w:rPr>
-              <w:t>响应头</w:t>
+              <w:rPr>
+                <w:rFonts w:hint="eastAsia"/>
+              </w:rPr>
+            </w:pPr>
+            <w:r>
+              <w:rPr>
+                <w:rFonts w:hint="eastAsia"/>
+              </w:rPr>
+              <w:t>说明</w:t>
             </w:r>
           </w:p>
         </w:tc>
@@ -2072,12 +2518,6 @@
             <w:pPr>
               <w:ind w:left="0"/>
             </w:pPr>
-            <w:r>
-              <w:rPr>
-                <w:rFonts w:hint="eastAsia"/>
-              </w:rPr>
-              <w:t>同通用响应头</w:t>
-            </w:r>
           </w:p>
         </w:tc>
         <w:tc>
@@ -2104,6 +2544,50 @@
               <w:rPr>
                 <w:rFonts w:hint="eastAsia"/>
               </w:rPr>
+              <w:t>响应头</w:t>
+            </w:r>
+          </w:p>
+        </w:tc>
+        <w:tc>
+          <w:tcPr>
+            <w:tcW w:w="3827" w:type="dxa"/>
+          </w:tcPr>
+          <w:p>
+            <w:pPr>
+              <w:ind w:left="0"/>
+            </w:pPr>
+            <w:r>
+              <w:rPr>
+                <w:rFonts w:hint="eastAsia"/>
+              </w:rPr>
+              <w:t>同通用响应头</w:t>
+            </w:r>
+          </w:p>
+        </w:tc>
+        <w:tc>
+          <w:tcPr>
+            <w:tcW w:w="3544" w:type="dxa"/>
+          </w:tcPr>
+          <w:p>
+            <w:pPr>
+              <w:ind w:left="0"/>
+            </w:pPr>
+          </w:p>
+        </w:tc>
+      </w:tr>
+      <w:tr>
+        <w:tc>
+          <w:tcPr>
+            <w:tcW w:w="1418" w:type="dxa"/>
+          </w:tcPr>
+          <w:p>
+            <w:pPr>
+              <w:ind w:left="0"/>
+            </w:pPr>
+            <w:r>
+              <w:rPr>
+                <w:rFonts w:hint="eastAsia"/>
+              </w:rPr>
               <w:t>响应内容</w:t>
             </w:r>
           </w:p>
@@ -2225,6 +2709,50 @@
             <w:r>
               <w:t>}</w:t>
             </w:r>
+          </w:p>
+        </w:tc>
+      </w:tr>
+      <w:tr>
+        <w:tc>
+          <w:tcPr>
+            <w:tcW w:w="1418" w:type="dxa"/>
+          </w:tcPr>
+          <w:p>
+            <w:pPr>
+              <w:ind w:left="0"/>
+              <w:rPr>
+                <w:rFonts w:hint="eastAsia"/>
+              </w:rPr>
+            </w:pPr>
+            <w:r>
+              <w:rPr>
+                <w:rFonts w:hint="eastAsia"/>
+              </w:rPr>
+              <w:t>说明</w:t>
+            </w:r>
+          </w:p>
+        </w:tc>
+        <w:tc>
+          <w:tcPr>
+            <w:tcW w:w="3827" w:type="dxa"/>
+          </w:tcPr>
+          <w:p>
+            <w:pPr>
+              <w:ind w:left="0"/>
+              <w:rPr>
+                <w:rFonts w:hint="eastAsia"/>
+              </w:rPr>
+            </w:pPr>
+          </w:p>
+        </w:tc>
+        <w:tc>
+          <w:tcPr>
+            <w:tcW w:w="3544" w:type="dxa"/>
+          </w:tcPr>
+          <w:p>
+            <w:pPr>
+              <w:ind w:left="0"/>
+            </w:pPr>
           </w:p>
         </w:tc>
       </w:tr>
@@ -2424,6 +2952,47 @@
           <w:p>
             <w:pPr>
               <w:ind w:left="0"/>
+              <w:rPr>
+                <w:rFonts w:hint="eastAsia"/>
+              </w:rPr>
+            </w:pPr>
+            <w:r>
+              <w:rPr>
+                <w:rFonts w:hint="eastAsia"/>
+              </w:rPr>
+              <w:t>说明</w:t>
+            </w:r>
+          </w:p>
+        </w:tc>
+        <w:tc>
+          <w:tcPr>
+            <w:tcW w:w="3827" w:type="dxa"/>
+          </w:tcPr>
+          <w:p>
+            <w:pPr>
+              <w:ind w:left="0"/>
+            </w:pPr>
+          </w:p>
+        </w:tc>
+        <w:tc>
+          <w:tcPr>
+            <w:tcW w:w="3544" w:type="dxa"/>
+          </w:tcPr>
+          <w:p>
+            <w:pPr>
+              <w:ind w:left="0"/>
+            </w:pPr>
+          </w:p>
+        </w:tc>
+      </w:tr>
+      <w:tr>
+        <w:tc>
+          <w:tcPr>
+            <w:tcW w:w="1418" w:type="dxa"/>
+          </w:tcPr>
+          <w:p>
+            <w:pPr>
+              <w:ind w:left="0"/>
             </w:pPr>
             <w:r>
               <w:rPr>
@@ -2885,6 +3454,53 @@
           </w:p>
         </w:tc>
       </w:tr>
+      <w:tr>
+        <w:trPr>
+          <w:trHeight w:val="289"/>
+        </w:trPr>
+        <w:tc>
+          <w:tcPr>
+            <w:tcW w:w="1418" w:type="dxa"/>
+          </w:tcPr>
+          <w:p>
+            <w:pPr>
+              <w:ind w:left="0"/>
+              <w:rPr>
+                <w:rFonts w:hint="eastAsia"/>
+              </w:rPr>
+            </w:pPr>
+            <w:r>
+              <w:rPr>
+                <w:rFonts w:hint="eastAsia"/>
+              </w:rPr>
+              <w:t>说明</w:t>
+            </w:r>
+          </w:p>
+        </w:tc>
+        <w:tc>
+          <w:tcPr>
+            <w:tcW w:w="3827" w:type="dxa"/>
+          </w:tcPr>
+          <w:p>
+            <w:pPr>
+              <w:ind w:left="0"/>
+              <w:rPr>
+                <w:rFonts w:hint="eastAsia"/>
+              </w:rPr>
+            </w:pPr>
+          </w:p>
+        </w:tc>
+        <w:tc>
+          <w:tcPr>
+            <w:tcW w:w="3544" w:type="dxa"/>
+          </w:tcPr>
+          <w:p>
+            <w:pPr>
+              <w:ind w:left="0"/>
+            </w:pPr>
+          </w:p>
+        </w:tc>
+      </w:tr>
     </w:tbl>
     <w:p/>
     <w:p>
@@ -2894,6 +3510,9 @@
           <w:ilvl w:val="0"/>
           <w:numId w:val="16"/>
         </w:numPr>
+        <w:rPr>
+          <w:rFonts w:hint="eastAsia"/>
+        </w:rPr>
       </w:pPr>
       <w:r>
         <w:rPr>
@@ -2908,6 +3527,1502 @@
         <w:t>命令</w:t>
       </w:r>
     </w:p>
+    <w:tbl>
+      <w:tblPr>
+        <w:tblStyle w:val="TableGrid"/>
+        <w:tblW w:w="8789" w:type="dxa"/>
+        <w:tblInd w:w="-34" w:type="dxa"/>
+        <w:tblLayout w:type="fixed"/>
+        <w:tblLook w:val="04A0"/>
+      </w:tblPr>
+      <w:tblGrid>
+        <w:gridCol w:w="1418"/>
+        <w:gridCol w:w="3827"/>
+        <w:gridCol w:w="3544"/>
+      </w:tblGrid>
+      <w:tr>
+        <w:tc>
+          <w:tcPr>
+            <w:tcW w:w="1418" w:type="dxa"/>
+            <w:shd w:val="clear" w:color="auto" w:fill="DDD9C3" w:themeFill="background2" w:themeFillShade="E6"/>
+          </w:tcPr>
+          <w:p>
+            <w:pPr>
+              <w:ind w:left="0"/>
+            </w:pPr>
+          </w:p>
+        </w:tc>
+        <w:tc>
+          <w:tcPr>
+            <w:tcW w:w="3827" w:type="dxa"/>
+            <w:shd w:val="clear" w:color="auto" w:fill="DDD9C3" w:themeFill="background2" w:themeFillShade="E6"/>
+          </w:tcPr>
+          <w:p>
+            <w:pPr>
+              <w:ind w:left="0"/>
+            </w:pPr>
+            <w:r>
+              <w:rPr>
+                <w:rFonts w:hint="eastAsia"/>
+              </w:rPr>
+              <w:t>说明</w:t>
+            </w:r>
+          </w:p>
+        </w:tc>
+        <w:tc>
+          <w:tcPr>
+            <w:tcW w:w="3544" w:type="dxa"/>
+            <w:shd w:val="clear" w:color="auto" w:fill="DDD9C3" w:themeFill="background2" w:themeFillShade="E6"/>
+          </w:tcPr>
+          <w:p>
+            <w:pPr>
+              <w:ind w:left="0"/>
+            </w:pPr>
+            <w:r>
+              <w:rPr>
+                <w:rFonts w:hint="eastAsia"/>
+              </w:rPr>
+              <w:t>举例</w:t>
+            </w:r>
+          </w:p>
+        </w:tc>
+      </w:tr>
+      <w:tr>
+        <w:tc>
+          <w:tcPr>
+            <w:tcW w:w="1418" w:type="dxa"/>
+          </w:tcPr>
+          <w:p>
+            <w:pPr>
+              <w:ind w:left="0"/>
+            </w:pPr>
+            <w:r>
+              <w:rPr>
+                <w:rFonts w:hint="eastAsia"/>
+              </w:rPr>
+              <w:t>请求头</w:t>
+            </w:r>
+          </w:p>
+        </w:tc>
+        <w:tc>
+          <w:tcPr>
+            <w:tcW w:w="3827" w:type="dxa"/>
+          </w:tcPr>
+          <w:p>
+            <w:pPr>
+              <w:ind w:left="0"/>
+            </w:pPr>
+            <w:r>
+              <w:rPr>
+                <w:rFonts w:hint="eastAsia"/>
+              </w:rPr>
+              <w:t>同通用请求头</w:t>
+            </w:r>
+          </w:p>
+        </w:tc>
+        <w:tc>
+          <w:tcPr>
+            <w:tcW w:w="3544" w:type="dxa"/>
+          </w:tcPr>
+          <w:p>
+            <w:pPr>
+              <w:ind w:left="0"/>
+            </w:pPr>
+          </w:p>
+        </w:tc>
+      </w:tr>
+      <w:tr>
+        <w:trPr>
+          <w:trHeight w:val="5685"/>
+        </w:trPr>
+        <w:tc>
+          <w:tcPr>
+            <w:tcW w:w="1418" w:type="dxa"/>
+            <w:tcBorders>
+              <w:bottom w:val="single" w:sz="4" w:space="0" w:color="auto"/>
+            </w:tcBorders>
+          </w:tcPr>
+          <w:p>
+            <w:pPr>
+              <w:ind w:left="0"/>
+            </w:pPr>
+            <w:r>
+              <w:rPr>
+                <w:rFonts w:hint="eastAsia"/>
+              </w:rPr>
+              <w:t>请求内容</w:t>
+            </w:r>
+          </w:p>
+        </w:tc>
+        <w:tc>
+          <w:tcPr>
+            <w:tcW w:w="3827" w:type="dxa"/>
+            <w:tcBorders>
+              <w:bottom w:val="single" w:sz="4" w:space="0" w:color="auto"/>
+            </w:tcBorders>
+          </w:tcPr>
+          <w:p>
+            <w:pPr>
+              <w:ind w:left="0"/>
+            </w:pPr>
+            <w:r>
+              <w:t>cmd</w:t>
+            </w:r>
+            <w:r>
+              <w:rPr>
+                <w:rFonts w:hint="eastAsia"/>
+              </w:rPr>
+              <w:t>：</w:t>
+            </w:r>
+            <w:r>
+              <w:rPr>
+                <w:rFonts w:hint="eastAsia"/>
+              </w:rPr>
+              <w:t>scan</w:t>
+            </w:r>
+            <w:r>
+              <w:t xml:space="preserve"> host</w:t>
+            </w:r>
+          </w:p>
+          <w:p>
+            <w:pPr>
+              <w:ind w:left="0"/>
+              <w:rPr>
+                <w:rFonts w:hint="eastAsia"/>
+              </w:rPr>
+            </w:pPr>
+            <w:r>
+              <w:t>HostInfo</w:t>
+            </w:r>
+            <w:r>
+              <w:rPr>
+                <w:rFonts w:hint="eastAsia"/>
+              </w:rPr>
+              <w:t>：主机信息</w:t>
+            </w:r>
+          </w:p>
+          <w:p>
+            <w:pPr>
+              <w:ind w:left="0"/>
+              <w:rPr>
+                <w:rFonts w:hint="eastAsia"/>
+              </w:rPr>
+            </w:pPr>
+            <w:r>
+              <w:rPr>
+                <w:rFonts w:hint="eastAsia"/>
+              </w:rPr>
+              <w:t>{</w:t>
+            </w:r>
+          </w:p>
+          <w:p>
+            <w:pPr>
+              <w:ind w:left="0"/>
+              <w:rPr>
+                <w:rFonts w:hint="eastAsia"/>
+              </w:rPr>
+            </w:pPr>
+            <w:r>
+              <w:t>ClusterName</w:t>
+            </w:r>
+            <w:r>
+              <w:rPr>
+                <w:rFonts w:hint="eastAsia"/>
+              </w:rPr>
+              <w:t>：集群名</w:t>
+            </w:r>
+          </w:p>
+          <w:p>
+            <w:pPr>
+              <w:ind w:left="0"/>
+              <w:rPr>
+                <w:rFonts w:hint="eastAsia"/>
+              </w:rPr>
+            </w:pPr>
+            <w:r>
+              <w:t>HostInfo</w:t>
+            </w:r>
+            <w:r>
+              <w:rPr>
+                <w:rFonts w:hint="eastAsia"/>
+              </w:rPr>
+              <w:t>：</w:t>
+            </w:r>
+          </w:p>
+          <w:p>
+            <w:pPr>
+              <w:ind w:left="0" w:firstLineChars="100" w:firstLine="210"/>
+              <w:rPr>
+                <w:rFonts w:hint="eastAsia"/>
+              </w:rPr>
+            </w:pPr>
+            <w:r>
+              <w:rPr>
+                <w:rFonts w:hint="eastAsia"/>
+              </w:rPr>
+              <w:t>[</w:t>
+            </w:r>
+          </w:p>
+          <w:p>
+            <w:pPr>
+              <w:ind w:left="0" w:firstLineChars="100" w:firstLine="210"/>
+              <w:rPr>
+                <w:rFonts w:hint="eastAsia"/>
+              </w:rPr>
+            </w:pPr>
+            <w:r>
+              <w:rPr>
+                <w:rFonts w:hint="eastAsia"/>
+              </w:rPr>
+              <w:t xml:space="preserve">  {</w:t>
+            </w:r>
+          </w:p>
+          <w:p>
+            <w:pPr>
+              <w:ind w:left="0" w:firstLineChars="100" w:firstLine="210"/>
+              <w:rPr>
+                <w:rFonts w:hint="eastAsia"/>
+              </w:rPr>
+            </w:pPr>
+            <w:r>
+              <w:rPr>
+                <w:rFonts w:hint="eastAsia"/>
+              </w:rPr>
+              <w:t xml:space="preserve">    IP</w:t>
+            </w:r>
+            <w:r>
+              <w:rPr>
+                <w:rFonts w:hint="eastAsia"/>
+              </w:rPr>
+              <w:t>：主机</w:t>
+            </w:r>
+            <w:r>
+              <w:rPr>
+                <w:rFonts w:hint="eastAsia"/>
+              </w:rPr>
+              <w:t>IP</w:t>
+            </w:r>
+          </w:p>
+          <w:p>
+            <w:pPr>
+              <w:ind w:left="0" w:firstLineChars="100" w:firstLine="210"/>
+              <w:rPr>
+                <w:rFonts w:hint="eastAsia"/>
+              </w:rPr>
+            </w:pPr>
+            <w:r>
+              <w:rPr>
+                <w:rFonts w:hint="eastAsia"/>
+              </w:rPr>
+              <w:t xml:space="preserve">    User</w:t>
+            </w:r>
+            <w:r>
+              <w:rPr>
+                <w:rFonts w:hint="eastAsia"/>
+              </w:rPr>
+              <w:t>：用户名</w:t>
+            </w:r>
+            <w:r>
+              <w:rPr>
+                <w:rFonts w:hint="eastAsia"/>
+              </w:rPr>
+              <w:t xml:space="preserve"> (</w:t>
+            </w:r>
+            <w:r>
+              <w:rPr>
+                <w:rFonts w:hint="eastAsia"/>
+              </w:rPr>
+              <w:t>选填</w:t>
+            </w:r>
+            <w:r>
+              <w:rPr>
+                <w:rFonts w:hint="eastAsia"/>
+              </w:rPr>
+              <w:t>)</w:t>
+            </w:r>
+          </w:p>
+          <w:p>
+            <w:pPr>
+              <w:ind w:left="0" w:firstLineChars="100" w:firstLine="210"/>
+              <w:rPr>
+                <w:rFonts w:hint="eastAsia"/>
+              </w:rPr>
+            </w:pPr>
+            <w:r>
+              <w:rPr>
+                <w:rFonts w:hint="eastAsia"/>
+              </w:rPr>
+              <w:t xml:space="preserve">    Passwd</w:t>
+            </w:r>
+            <w:r>
+              <w:rPr>
+                <w:rFonts w:hint="eastAsia"/>
+              </w:rPr>
+              <w:t>：密码</w:t>
+            </w:r>
+            <w:r>
+              <w:rPr>
+                <w:rFonts w:hint="eastAsia"/>
+              </w:rPr>
+              <w:t>(</w:t>
+            </w:r>
+            <w:r>
+              <w:rPr>
+                <w:rFonts w:hint="eastAsia"/>
+              </w:rPr>
+              <w:t>选填</w:t>
+            </w:r>
+            <w:r>
+              <w:rPr>
+                <w:rFonts w:hint="eastAsia"/>
+              </w:rPr>
+              <w:t>)</w:t>
+            </w:r>
+          </w:p>
+          <w:p>
+            <w:pPr>
+              <w:ind w:left="0" w:firstLineChars="100" w:firstLine="210"/>
+              <w:rPr>
+                <w:rFonts w:hint="eastAsia"/>
+              </w:rPr>
+            </w:pPr>
+            <w:r>
+              <w:rPr>
+                <w:rFonts w:hint="eastAsia"/>
+              </w:rPr>
+              <w:t xml:space="preserve">    SshPort</w:t>
+            </w:r>
+            <w:r>
+              <w:rPr>
+                <w:rFonts w:hint="eastAsia"/>
+              </w:rPr>
+              <w:t>：</w:t>
+            </w:r>
+            <w:r>
+              <w:rPr>
+                <w:rFonts w:hint="eastAsia"/>
+              </w:rPr>
+              <w:t>ssh</w:t>
+            </w:r>
+            <w:r>
+              <w:rPr>
+                <w:rFonts w:hint="eastAsia"/>
+              </w:rPr>
+              <w:t>服务端口</w:t>
+            </w:r>
+            <w:r>
+              <w:rPr>
+                <w:rFonts w:hint="eastAsia"/>
+              </w:rPr>
+              <w:t>(</w:t>
+            </w:r>
+            <w:r>
+              <w:rPr>
+                <w:rFonts w:hint="eastAsia"/>
+              </w:rPr>
+              <w:t>选填</w:t>
+            </w:r>
+            <w:r>
+              <w:rPr>
+                <w:rFonts w:hint="eastAsia"/>
+              </w:rPr>
+              <w:t>)</w:t>
+            </w:r>
+          </w:p>
+          <w:p>
+            <w:pPr>
+              <w:ind w:left="0" w:firstLineChars="100" w:firstLine="210"/>
+              <w:rPr>
+                <w:rFonts w:hint="eastAsia"/>
+              </w:rPr>
+            </w:pPr>
+            <w:r>
+              <w:rPr>
+                <w:rFonts w:hint="eastAsia"/>
+              </w:rPr>
+              <w:t xml:space="preserve">    AgentPort</w:t>
+            </w:r>
+            <w:r>
+              <w:rPr>
+                <w:rFonts w:hint="eastAsia"/>
+              </w:rPr>
+              <w:t>：</w:t>
+            </w:r>
+            <w:r>
+              <w:rPr>
+                <w:rFonts w:hint="eastAsia"/>
+              </w:rPr>
+              <w:t>Agent</w:t>
+            </w:r>
+            <w:r>
+              <w:rPr>
+                <w:rFonts w:hint="eastAsia"/>
+              </w:rPr>
+              <w:t>服务端口</w:t>
+            </w:r>
+            <w:r>
+              <w:rPr>
+                <w:rFonts w:hint="eastAsia"/>
+              </w:rPr>
+              <w:t>(</w:t>
+            </w:r>
+            <w:r>
+              <w:rPr>
+                <w:rFonts w:hint="eastAsia"/>
+              </w:rPr>
+              <w:t>选填</w:t>
+            </w:r>
+            <w:r>
+              <w:rPr>
+                <w:rFonts w:hint="eastAsia"/>
+              </w:rPr>
+              <w:t>)</w:t>
+            </w:r>
+          </w:p>
+          <w:p>
+            <w:pPr>
+              <w:ind w:left="0" w:firstLineChars="100" w:firstLine="210"/>
+              <w:rPr>
+                <w:rFonts w:hint="eastAsia"/>
+              </w:rPr>
+            </w:pPr>
+            <w:r>
+              <w:rPr>
+                <w:rFonts w:hint="eastAsia"/>
+              </w:rPr>
+              <w:t xml:space="preserve">  }, </w:t>
+            </w:r>
+            <w:r>
+              <w:t>…</w:t>
+            </w:r>
+          </w:p>
+          <w:p>
+            <w:pPr>
+              <w:ind w:left="0" w:firstLineChars="100" w:firstLine="210"/>
+              <w:rPr>
+                <w:rFonts w:hint="eastAsia"/>
+              </w:rPr>
+            </w:pPr>
+            <w:r>
+              <w:rPr>
+                <w:rFonts w:hint="eastAsia"/>
+              </w:rPr>
+              <w:t>]</w:t>
+            </w:r>
+          </w:p>
+          <w:p>
+            <w:pPr>
+              <w:ind w:left="0" w:firstLineChars="100" w:firstLine="210"/>
+              <w:rPr>
+                <w:rFonts w:hint="eastAsia"/>
+              </w:rPr>
+            </w:pPr>
+            <w:r>
+              <w:rPr>
+                <w:rFonts w:hint="eastAsia"/>
+              </w:rPr>
+              <w:t>User</w:t>
+            </w:r>
+            <w:r>
+              <w:rPr>
+                <w:rFonts w:hint="eastAsia"/>
+              </w:rPr>
+              <w:t>：用户名</w:t>
+            </w:r>
+          </w:p>
+          <w:p>
+            <w:pPr>
+              <w:ind w:left="0" w:firstLineChars="100" w:firstLine="210"/>
+              <w:rPr>
+                <w:rFonts w:hint="eastAsia"/>
+              </w:rPr>
+            </w:pPr>
+            <w:r>
+              <w:rPr>
+                <w:rFonts w:hint="eastAsia"/>
+              </w:rPr>
+              <w:t>Passwd</w:t>
+            </w:r>
+            <w:r>
+              <w:rPr>
+                <w:rFonts w:hint="eastAsia"/>
+              </w:rPr>
+              <w:t>：密码</w:t>
+            </w:r>
+          </w:p>
+          <w:p>
+            <w:pPr>
+              <w:ind w:left="0" w:firstLineChars="100" w:firstLine="210"/>
+              <w:rPr>
+                <w:rFonts w:hint="eastAsia"/>
+              </w:rPr>
+            </w:pPr>
+            <w:r>
+              <w:rPr>
+                <w:rFonts w:hint="eastAsia"/>
+              </w:rPr>
+              <w:t>SshPort</w:t>
+            </w:r>
+            <w:r>
+              <w:rPr>
+                <w:rFonts w:hint="eastAsia"/>
+              </w:rPr>
+              <w:t>：</w:t>
+            </w:r>
+            <w:r>
+              <w:rPr>
+                <w:rFonts w:hint="eastAsia"/>
+              </w:rPr>
+              <w:t>ssh</w:t>
+            </w:r>
+            <w:r>
+              <w:rPr>
+                <w:rFonts w:hint="eastAsia"/>
+              </w:rPr>
+              <w:t>服务端口</w:t>
+            </w:r>
+          </w:p>
+          <w:p>
+            <w:pPr>
+              <w:ind w:left="0" w:firstLineChars="100" w:firstLine="210"/>
+              <w:rPr>
+                <w:rFonts w:hint="eastAsia"/>
+              </w:rPr>
+            </w:pPr>
+            <w:r>
+              <w:rPr>
+                <w:rFonts w:hint="eastAsia"/>
+              </w:rPr>
+              <w:t>AgentPort</w:t>
+            </w:r>
+            <w:r>
+              <w:rPr>
+                <w:rFonts w:hint="eastAsia"/>
+              </w:rPr>
+              <w:t>：</w:t>
+            </w:r>
+            <w:r>
+              <w:rPr>
+                <w:rFonts w:hint="eastAsia"/>
+              </w:rPr>
+              <w:t>Agent</w:t>
+            </w:r>
+            <w:r>
+              <w:rPr>
+                <w:rFonts w:hint="eastAsia"/>
+              </w:rPr>
+              <w:t>服务端口</w:t>
+            </w:r>
+          </w:p>
+          <w:p>
+            <w:pPr>
+              <w:ind w:left="0"/>
+            </w:pPr>
+            <w:r>
+              <w:rPr>
+                <w:rFonts w:hint="eastAsia"/>
+              </w:rPr>
+              <w:t>}</w:t>
+            </w:r>
+          </w:p>
+        </w:tc>
+        <w:tc>
+          <w:tcPr>
+            <w:tcW w:w="3544" w:type="dxa"/>
+            <w:tcBorders>
+              <w:bottom w:val="single" w:sz="4" w:space="0" w:color="auto"/>
+            </w:tcBorders>
+          </w:tcPr>
+          <w:p>
+            <w:pPr>
+              <w:ind w:left="0"/>
+              <w:rPr>
+                <w:rFonts w:hint="eastAsia"/>
+              </w:rPr>
+            </w:pPr>
+            <w:r>
+              <w:t>cmd=</w:t>
+            </w:r>
+            <w:r>
+              <w:rPr>
+                <w:rFonts w:hint="eastAsia"/>
+              </w:rPr>
+              <w:t>scan</w:t>
+            </w:r>
+            <w:r>
+              <w:t xml:space="preserve"> host</w:t>
+            </w:r>
+          </w:p>
+          <w:p>
+            <w:pPr>
+              <w:ind w:left="0"/>
+              <w:rPr>
+                <w:rFonts w:hint="eastAsia"/>
+              </w:rPr>
+            </w:pPr>
+            <w:r>
+              <w:t>&amp;</w:t>
+            </w:r>
+            <w:r>
+              <w:t xml:space="preserve"> HostInfo</w:t>
+            </w:r>
+            <w:r>
+              <w:t xml:space="preserve"> =</w:t>
+            </w:r>
+          </w:p>
+          <w:p>
+            <w:pPr>
+              <w:ind w:left="0"/>
+              <w:rPr>
+                <w:rFonts w:hint="eastAsia"/>
+              </w:rPr>
+            </w:pPr>
+            <w:r>
+              <w:rPr>
+                <w:rFonts w:hint="eastAsia"/>
+              </w:rPr>
+              <w:t>{</w:t>
+            </w:r>
+          </w:p>
+          <w:p>
+            <w:pPr>
+              <w:ind w:left="0"/>
+              <w:rPr>
+                <w:rFonts w:hint="eastAsia"/>
+              </w:rPr>
+            </w:pPr>
+            <w:r>
+              <w:t>"ClusterName":"c1"</w:t>
+            </w:r>
+          </w:p>
+          <w:p>
+            <w:pPr>
+              <w:ind w:left="0"/>
+              <w:rPr>
+                <w:rFonts w:hint="eastAsia"/>
+              </w:rPr>
+            </w:pPr>
+            <w:r>
+              <w:t>"HostInfo":</w:t>
+            </w:r>
+          </w:p>
+          <w:p>
+            <w:pPr>
+              <w:ind w:left="0"/>
+              <w:rPr>
+                <w:rFonts w:hint="eastAsia"/>
+              </w:rPr>
+            </w:pPr>
+            <w:r>
+              <w:rPr>
+                <w:rFonts w:hint="eastAsia"/>
+              </w:rPr>
+              <w:t xml:space="preserve">  [</w:t>
+            </w:r>
+          </w:p>
+          <w:p>
+            <w:pPr>
+              <w:ind w:left="0" w:firstLine="405"/>
+              <w:rPr>
+                <w:rFonts w:hint="eastAsia"/>
+              </w:rPr>
+            </w:pPr>
+            <w:r>
+              <w:rPr>
+                <w:rFonts w:hint="eastAsia"/>
+              </w:rPr>
+              <w:t>{</w:t>
+            </w:r>
+          </w:p>
+          <w:p>
+            <w:pPr>
+              <w:ind w:left="0" w:firstLine="405"/>
+              <w:rPr>
+                <w:rFonts w:hint="eastAsia"/>
+              </w:rPr>
+            </w:pPr>
+            <w:r>
+              <w:rPr>
+                <w:rFonts w:hint="eastAsia"/>
+              </w:rPr>
+              <w:t xml:space="preserve">  </w:t>
+            </w:r>
+            <w:r>
+              <w:t>"IP":"192.168.20.199"</w:t>
+            </w:r>
+          </w:p>
+          <w:p>
+            <w:pPr>
+              <w:ind w:left="0" w:firstLine="405"/>
+              <w:rPr>
+                <w:rFonts w:hint="eastAsia"/>
+              </w:rPr>
+            </w:pPr>
+            <w:r>
+              <w:rPr>
+                <w:rFonts w:hint="eastAsia"/>
+              </w:rPr>
+              <w:t>},</w:t>
+            </w:r>
+          </w:p>
+          <w:p>
+            <w:pPr>
+              <w:ind w:left="0" w:firstLine="405"/>
+              <w:rPr>
+                <w:rFonts w:hint="eastAsia"/>
+              </w:rPr>
+            </w:pPr>
+            <w:r>
+              <w:rPr>
+                <w:rFonts w:hint="eastAsia"/>
+              </w:rPr>
+              <w:t>{</w:t>
+            </w:r>
+          </w:p>
+          <w:p>
+            <w:pPr>
+              <w:ind w:left="0" w:firstLine="405"/>
+              <w:rPr>
+                <w:rFonts w:hint="eastAsia"/>
+              </w:rPr>
+            </w:pPr>
+            <w:r>
+              <w:rPr>
+                <w:rFonts w:hint="eastAsia"/>
+              </w:rPr>
+              <w:t xml:space="preserve">  </w:t>
+            </w:r>
+            <w:r>
+              <w:t>"IP":"192.168.20.</w:t>
+            </w:r>
+            <w:r>
+              <w:rPr>
+                <w:rFonts w:hint="eastAsia"/>
+              </w:rPr>
+              <w:t>200</w:t>
+            </w:r>
+            <w:r>
+              <w:t>"</w:t>
+            </w:r>
+            <w:r>
+              <w:rPr>
+                <w:rFonts w:hint="eastAsia"/>
+              </w:rPr>
+              <w:t>,</w:t>
+            </w:r>
+          </w:p>
+          <w:p>
+            <w:pPr>
+              <w:ind w:left="0" w:firstLineChars="200" w:firstLine="420"/>
+              <w:rPr>
+                <w:rFonts w:hint="eastAsia"/>
+              </w:rPr>
+            </w:pPr>
+            <w:r>
+              <w:rPr>
+                <w:rFonts w:hint="eastAsia"/>
+              </w:rPr>
+              <w:t xml:space="preserve">  </w:t>
+            </w:r>
+            <w:r>
+              <w:t>"User":"root",</w:t>
+            </w:r>
+          </w:p>
+          <w:p>
+            <w:pPr>
+              <w:ind w:left="0" w:firstLineChars="291" w:firstLine="611"/>
+              <w:rPr>
+                <w:rFonts w:hint="eastAsia"/>
+              </w:rPr>
+            </w:pPr>
+            <w:r>
+              <w:t>"</w:t>
+            </w:r>
+            <w:r>
+              <w:t xml:space="preserve"> Passwd</w:t>
+            </w:r>
+            <w:r>
+              <w:t xml:space="preserve"> ":"</w:t>
+            </w:r>
+            <w:r>
+              <w:rPr>
+                <w:rFonts w:hint="eastAsia"/>
+              </w:rPr>
+              <w:t>root</w:t>
+            </w:r>
+            <w:r>
+              <w:t>"</w:t>
+            </w:r>
+          </w:p>
+          <w:p>
+            <w:pPr>
+              <w:ind w:left="0" w:firstLine="405"/>
+              <w:rPr>
+                <w:rFonts w:hint="eastAsia"/>
+              </w:rPr>
+            </w:pPr>
+            <w:r>
+              <w:rPr>
+                <w:rFonts w:hint="eastAsia"/>
+              </w:rPr>
+              <w:t>}</w:t>
+            </w:r>
+          </w:p>
+          <w:p>
+            <w:pPr>
+              <w:ind w:left="0"/>
+              <w:rPr>
+                <w:rFonts w:hint="eastAsia"/>
+              </w:rPr>
+            </w:pPr>
+            <w:r>
+              <w:rPr>
+                <w:rFonts w:hint="eastAsia"/>
+              </w:rPr>
+              <w:t xml:space="preserve">  ]</w:t>
+            </w:r>
+          </w:p>
+          <w:p>
+            <w:pPr>
+              <w:ind w:left="0"/>
+              <w:rPr>
+                <w:rFonts w:hint="eastAsia"/>
+              </w:rPr>
+            </w:pPr>
+            <w:r>
+              <w:t>"User":"root",</w:t>
+            </w:r>
+          </w:p>
+          <w:p>
+            <w:pPr>
+              <w:ind w:left="0"/>
+              <w:rPr>
+                <w:rFonts w:hint="eastAsia"/>
+              </w:rPr>
+            </w:pPr>
+            <w:r>
+              <w:t>"Passwd":"sequoiadb",</w:t>
+            </w:r>
+          </w:p>
+          <w:p>
+            <w:pPr>
+              <w:ind w:left="0"/>
+              <w:rPr>
+                <w:rFonts w:hint="eastAsia"/>
+              </w:rPr>
+            </w:pPr>
+            <w:r>
+              <w:t>"SshPort":"22",</w:t>
+            </w:r>
+          </w:p>
+          <w:p>
+            <w:pPr>
+              <w:ind w:left="0"/>
+              <w:rPr>
+                <w:rFonts w:hint="eastAsia"/>
+              </w:rPr>
+            </w:pPr>
+            <w:r>
+              <w:t>"AgentPort":"11810"</w:t>
+            </w:r>
+          </w:p>
+          <w:p>
+            <w:pPr>
+              <w:ind w:left="0"/>
+            </w:pPr>
+            <w:r>
+              <w:rPr>
+                <w:rFonts w:hint="eastAsia"/>
+              </w:rPr>
+              <w:t>}</w:t>
+            </w:r>
+          </w:p>
+        </w:tc>
+      </w:tr>
+      <w:tr>
+        <w:trPr>
+          <w:trHeight w:val="247"/>
+        </w:trPr>
+        <w:tc>
+          <w:tcPr>
+            <w:tcW w:w="1418" w:type="dxa"/>
+            <w:tcBorders>
+              <w:top w:val="single" w:sz="4" w:space="0" w:color="auto"/>
+            </w:tcBorders>
+          </w:tcPr>
+          <w:p>
+            <w:pPr>
+              <w:ind w:left="0"/>
+              <w:rPr>
+                <w:rFonts w:hint="eastAsia"/>
+              </w:rPr>
+            </w:pPr>
+            <w:r>
+              <w:rPr>
+                <w:rFonts w:hint="eastAsia"/>
+              </w:rPr>
+              <w:lastRenderedPageBreak/>
+              <w:t>说明</w:t>
+            </w:r>
+          </w:p>
+        </w:tc>
+        <w:tc>
+          <w:tcPr>
+            <w:tcW w:w="3827" w:type="dxa"/>
+            <w:tcBorders>
+              <w:top w:val="single" w:sz="4" w:space="0" w:color="auto"/>
+            </w:tcBorders>
+          </w:tcPr>
+          <w:p>
+            <w:pPr>
+              <w:ind w:left="0"/>
+            </w:pPr>
+            <w:r>
+              <w:rPr>
+                <w:rFonts w:hint="eastAsia"/>
+              </w:rPr>
+              <w:t>选填项可填可不填</w:t>
+            </w:r>
+            <w:r>
+              <w:rPr>
+                <w:rFonts w:hint="eastAsia"/>
+              </w:rPr>
+              <w:t xml:space="preserve">; </w:t>
+            </w:r>
+            <w:r>
+              <w:rPr>
+                <w:rFonts w:hint="eastAsia"/>
+              </w:rPr>
+              <w:t>不填时使用外部公共的配置。</w:t>
+            </w:r>
+          </w:p>
+        </w:tc>
+        <w:tc>
+          <w:tcPr>
+            <w:tcW w:w="3544" w:type="dxa"/>
+            <w:tcBorders>
+              <w:top w:val="single" w:sz="4" w:space="0" w:color="auto"/>
+            </w:tcBorders>
+          </w:tcPr>
+          <w:p>
+            <w:pPr>
+              <w:ind w:left="0"/>
+            </w:pPr>
+          </w:p>
+        </w:tc>
+      </w:tr>
+      <w:tr>
+        <w:tc>
+          <w:tcPr>
+            <w:tcW w:w="1418" w:type="dxa"/>
+          </w:tcPr>
+          <w:p>
+            <w:pPr>
+              <w:ind w:left="0"/>
+            </w:pPr>
+            <w:r>
+              <w:rPr>
+                <w:rFonts w:hint="eastAsia"/>
+              </w:rPr>
+              <w:t>响应头</w:t>
+            </w:r>
+          </w:p>
+        </w:tc>
+        <w:tc>
+          <w:tcPr>
+            <w:tcW w:w="3827" w:type="dxa"/>
+          </w:tcPr>
+          <w:p>
+            <w:pPr>
+              <w:ind w:left="0"/>
+            </w:pPr>
+            <w:r>
+              <w:rPr>
+                <w:rFonts w:hint="eastAsia"/>
+              </w:rPr>
+              <w:t>同通用响应头</w:t>
+            </w:r>
+          </w:p>
+        </w:tc>
+        <w:tc>
+          <w:tcPr>
+            <w:tcW w:w="3544" w:type="dxa"/>
+          </w:tcPr>
+          <w:p>
+            <w:pPr>
+              <w:ind w:left="0"/>
+            </w:pPr>
+          </w:p>
+        </w:tc>
+      </w:tr>
+      <w:tr>
+        <w:trPr>
+          <w:trHeight w:val="3181"/>
+        </w:trPr>
+        <w:tc>
+          <w:tcPr>
+            <w:tcW w:w="1418" w:type="dxa"/>
+          </w:tcPr>
+          <w:p>
+            <w:pPr>
+              <w:ind w:left="0"/>
+            </w:pPr>
+            <w:r>
+              <w:rPr>
+                <w:rFonts w:hint="eastAsia"/>
+              </w:rPr>
+              <w:t>响应内容</w:t>
+            </w:r>
+          </w:p>
+        </w:tc>
+        <w:tc>
+          <w:tcPr>
+            <w:tcW w:w="3827" w:type="dxa"/>
+          </w:tcPr>
+          <w:p>
+            <w:pPr>
+              <w:ind w:left="0"/>
+            </w:pPr>
+            <w:r>
+              <w:rPr>
+                <w:rFonts w:hint="eastAsia"/>
+              </w:rPr>
+              <w:t>{</w:t>
+            </w:r>
+          </w:p>
+          <w:p>
+            <w:pPr>
+              <w:ind w:left="0"/>
+            </w:pPr>
+            <w:r>
+              <w:t>Rc</w:t>
+            </w:r>
+            <w:r>
+              <w:rPr>
+                <w:rFonts w:hint="eastAsia"/>
+              </w:rPr>
+              <w:t>：返回码</w:t>
+            </w:r>
+          </w:p>
+          <w:p>
+            <w:pPr>
+              <w:ind w:left="0"/>
+            </w:pPr>
+            <w:r>
+              <w:rPr>
+                <w:rFonts w:hint="eastAsia"/>
+              </w:rPr>
+              <w:t>detail</w:t>
+            </w:r>
+            <w:r>
+              <w:rPr>
+                <w:rFonts w:hint="eastAsia"/>
+              </w:rPr>
+              <w:t>：失败时的错误描述（可选）</w:t>
+            </w:r>
+          </w:p>
+          <w:p>
+            <w:pPr>
+              <w:ind w:left="0"/>
+            </w:pPr>
+            <w:r>
+              <w:rPr>
+                <w:rFonts w:hint="eastAsia"/>
+              </w:rPr>
+              <w:t>}</w:t>
+            </w:r>
+          </w:p>
+          <w:p>
+            <w:pPr>
+              <w:ind w:left="0"/>
+              <w:rPr>
+                <w:rFonts w:hint="eastAsia"/>
+              </w:rPr>
+            </w:pPr>
+            <w:r>
+              <w:t xml:space="preserve">{ </w:t>
+            </w:r>
+          </w:p>
+          <w:p>
+            <w:pPr>
+              <w:ind w:left="0" w:firstLineChars="100" w:firstLine="210"/>
+              <w:rPr>
+                <w:rFonts w:hint="eastAsia"/>
+              </w:rPr>
+            </w:pPr>
+            <w:r>
+              <w:t>IP</w:t>
+            </w:r>
+            <w:r>
+              <w:rPr>
+                <w:rFonts w:hint="eastAsia"/>
+              </w:rPr>
+              <w:t>：</w:t>
+            </w:r>
+            <w:r>
+              <w:rPr>
+                <w:rFonts w:hint="eastAsia"/>
+              </w:rPr>
+              <w:t>IP</w:t>
+            </w:r>
+            <w:r>
+              <w:rPr>
+                <w:rFonts w:hint="eastAsia"/>
+              </w:rPr>
+              <w:t>地址</w:t>
+            </w:r>
+            <w:r>
+              <w:t xml:space="preserve"> </w:t>
+            </w:r>
+          </w:p>
+          <w:p>
+            <w:pPr>
+              <w:ind w:left="0" w:firstLineChars="100" w:firstLine="210"/>
+              <w:rPr>
+                <w:rFonts w:hint="eastAsia"/>
+              </w:rPr>
+            </w:pPr>
+            <w:r>
+              <w:t>Ping</w:t>
+            </w:r>
+            <w:r>
+              <w:rPr>
+                <w:rFonts w:hint="eastAsia"/>
+              </w:rPr>
+              <w:t>：能否</w:t>
+            </w:r>
+            <w:r>
+              <w:rPr>
+                <w:rFonts w:hint="eastAsia"/>
+              </w:rPr>
+              <w:t>ping</w:t>
+            </w:r>
+            <w:r>
+              <w:rPr>
+                <w:rFonts w:hint="eastAsia"/>
+              </w:rPr>
+              <w:t>通</w:t>
+            </w:r>
+          </w:p>
+          <w:p>
+            <w:pPr>
+              <w:ind w:left="0" w:firstLineChars="100" w:firstLine="210"/>
+              <w:rPr>
+                <w:rFonts w:hint="eastAsia"/>
+              </w:rPr>
+            </w:pPr>
+            <w:r>
+              <w:t>Ssh</w:t>
+            </w:r>
+            <w:r>
+              <w:rPr>
+                <w:rFonts w:hint="eastAsia"/>
+              </w:rPr>
+              <w:t>：</w:t>
+            </w:r>
+            <w:r>
+              <w:rPr>
+                <w:rFonts w:hint="eastAsia"/>
+              </w:rPr>
+              <w:t>ssh</w:t>
+            </w:r>
+            <w:r>
+              <w:rPr>
+                <w:rFonts w:hint="eastAsia"/>
+              </w:rPr>
+              <w:t>能否登陆</w:t>
+            </w:r>
+          </w:p>
+          <w:p>
+            <w:pPr>
+              <w:ind w:left="0" w:firstLineChars="100" w:firstLine="210"/>
+              <w:rPr>
+                <w:rFonts w:hint="eastAsia"/>
+              </w:rPr>
+            </w:pPr>
+            <w:r>
+              <w:t>HostName</w:t>
+            </w:r>
+            <w:r>
+              <w:rPr>
+                <w:rFonts w:hint="eastAsia"/>
+              </w:rPr>
+              <w:t>：该机器上的</w:t>
+            </w:r>
+            <w:r>
+              <w:rPr>
+                <w:rFonts w:hint="eastAsia"/>
+              </w:rPr>
+              <w:t>HostName</w:t>
+            </w:r>
+          </w:p>
+          <w:p>
+            <w:pPr>
+              <w:ind w:left="0" w:firstLineChars="100" w:firstLine="210"/>
+              <w:rPr>
+                <w:rFonts w:hint="eastAsia"/>
+              </w:rPr>
+            </w:pPr>
+            <w:r>
+              <w:rPr>
+                <w:rFonts w:hint="eastAsia"/>
+              </w:rPr>
+              <w:t>Rc</w:t>
+            </w:r>
+            <w:r>
+              <w:rPr>
+                <w:rFonts w:hint="eastAsia"/>
+              </w:rPr>
+              <w:t>：返回码</w:t>
+            </w:r>
+          </w:p>
+          <w:p>
+            <w:pPr>
+              <w:ind w:left="0" w:firstLineChars="100" w:firstLine="210"/>
+              <w:rPr>
+                <w:rFonts w:hint="eastAsia"/>
+              </w:rPr>
+            </w:pPr>
+            <w:r>
+              <w:rPr>
+                <w:rFonts w:hint="eastAsia"/>
+              </w:rPr>
+              <w:t>Detail</w:t>
+            </w:r>
+            <w:r>
+              <w:rPr>
+                <w:rFonts w:hint="eastAsia"/>
+              </w:rPr>
+              <w:t>：失败时的错误描述</w:t>
+            </w:r>
+          </w:p>
+          <w:p>
+            <w:pPr>
+              <w:ind w:left="0"/>
+            </w:pPr>
+            <w:r>
+              <w:t>}</w:t>
+            </w:r>
+          </w:p>
+        </w:tc>
+        <w:tc>
+          <w:tcPr>
+            <w:tcW w:w="3544" w:type="dxa"/>
+          </w:tcPr>
+          <w:p>
+            <w:pPr>
+              <w:ind w:left="0"/>
+              <w:rPr>
+                <w:rFonts w:hint="eastAsia"/>
+              </w:rPr>
+            </w:pPr>
+            <w:r>
+              <w:t xml:space="preserve">{ </w:t>
+            </w:r>
+          </w:p>
+          <w:p>
+            <w:pPr>
+              <w:ind w:left="0"/>
+              <w:rPr>
+                <w:rFonts w:hint="eastAsia"/>
+              </w:rPr>
+            </w:pPr>
+            <w:r>
+              <w:t xml:space="preserve">"Rc": 0 </w:t>
+            </w:r>
+          </w:p>
+          <w:p>
+            <w:pPr>
+              <w:ind w:left="0"/>
+              <w:rPr>
+                <w:rFonts w:hint="eastAsia"/>
+              </w:rPr>
+            </w:pPr>
+          </w:p>
+          <w:p>
+            <w:pPr>
+              <w:ind w:left="0"/>
+              <w:rPr>
+                <w:rFonts w:hint="eastAsia"/>
+              </w:rPr>
+            </w:pPr>
+            <w:r>
+              <w:t>}</w:t>
+            </w:r>
+          </w:p>
+          <w:p>
+            <w:pPr>
+              <w:ind w:left="0"/>
+              <w:rPr>
+                <w:rFonts w:hint="eastAsia"/>
+              </w:rPr>
+            </w:pPr>
+            <w:r>
+              <w:t xml:space="preserve">{ </w:t>
+            </w:r>
+          </w:p>
+          <w:p>
+            <w:pPr>
+              <w:ind w:left="0" w:firstLineChars="100" w:firstLine="210"/>
+              <w:rPr>
+                <w:rFonts w:hint="eastAsia"/>
+              </w:rPr>
+            </w:pPr>
+            <w:r>
+              <w:t xml:space="preserve">"IP": "192.168.20.196", </w:t>
+            </w:r>
+          </w:p>
+          <w:p>
+            <w:pPr>
+              <w:ind w:left="0" w:firstLineChars="100" w:firstLine="210"/>
+              <w:rPr>
+                <w:rFonts w:hint="eastAsia"/>
+              </w:rPr>
+            </w:pPr>
+            <w:r>
+              <w:t xml:space="preserve">"Ping": true, </w:t>
+            </w:r>
+          </w:p>
+          <w:p>
+            <w:pPr>
+              <w:ind w:left="0" w:firstLineChars="100" w:firstLine="210"/>
+              <w:rPr>
+                <w:rFonts w:hint="eastAsia"/>
+              </w:rPr>
+            </w:pPr>
+            <w:r>
+              <w:t xml:space="preserve">"Ssh": true, </w:t>
+            </w:r>
+          </w:p>
+          <w:p>
+            <w:pPr>
+              <w:ind w:left="0" w:firstLineChars="100" w:firstLine="210"/>
+              <w:rPr>
+                <w:rFonts w:hint="eastAsia"/>
+              </w:rPr>
+            </w:pPr>
+            <w:r>
+              <w:t>"HostName": "data0"</w:t>
+            </w:r>
+          </w:p>
+          <w:p>
+            <w:pPr>
+              <w:ind w:left="0" w:firstLineChars="100" w:firstLine="210"/>
+              <w:rPr>
+                <w:rFonts w:hint="eastAsia"/>
+              </w:rPr>
+            </w:pPr>
+            <w:r>
+              <w:t>"</w:t>
+            </w:r>
+            <w:r>
+              <w:rPr>
+                <w:rFonts w:hint="eastAsia"/>
+              </w:rPr>
+              <w:t>Rc</w:t>
+            </w:r>
+            <w:r>
+              <w:t>"</w:t>
+            </w:r>
+            <w:r>
+              <w:rPr>
+                <w:rFonts w:hint="eastAsia"/>
+              </w:rPr>
+              <w:t>:0</w:t>
+            </w:r>
+          </w:p>
+          <w:p>
+            <w:pPr>
+              <w:ind w:left="0" w:firstLineChars="100" w:firstLine="210"/>
+              <w:rPr>
+                <w:rFonts w:hint="eastAsia"/>
+              </w:rPr>
+            </w:pPr>
+            <w:r>
+              <w:t>"</w:t>
+            </w:r>
+            <w:r>
+              <w:rPr>
+                <w:rFonts w:hint="eastAsia"/>
+              </w:rPr>
+              <w:t>Detail</w:t>
+            </w:r>
+            <w:r>
+              <w:t>"</w:t>
+            </w:r>
+            <w:r>
+              <w:rPr>
+                <w:rFonts w:hint="eastAsia"/>
+              </w:rPr>
+              <w:t>:</w:t>
+            </w:r>
+            <w:r>
+              <w:t>""</w:t>
+            </w:r>
+          </w:p>
+          <w:p>
+            <w:pPr>
+              <w:ind w:left="0"/>
+            </w:pPr>
+            <w:r>
+              <w:t>}</w:t>
+            </w:r>
+          </w:p>
+        </w:tc>
+      </w:tr>
+      <w:tr>
+        <w:trPr>
+          <w:trHeight w:val="488"/>
+        </w:trPr>
+        <w:tc>
+          <w:tcPr>
+            <w:tcW w:w="1418" w:type="dxa"/>
+          </w:tcPr>
+          <w:p>
+            <w:pPr>
+              <w:ind w:left="0"/>
+              <w:rPr>
+                <w:rFonts w:hint="eastAsia"/>
+              </w:rPr>
+            </w:pPr>
+            <w:r>
+              <w:rPr>
+                <w:rFonts w:hint="eastAsia"/>
+              </w:rPr>
+              <w:t>说明</w:t>
+            </w:r>
+          </w:p>
+        </w:tc>
+        <w:tc>
+          <w:tcPr>
+            <w:tcW w:w="3827" w:type="dxa"/>
+          </w:tcPr>
+          <w:p>
+            <w:pPr>
+              <w:ind w:left="0"/>
+              <w:rPr>
+                <w:rFonts w:hint="eastAsia"/>
+              </w:rPr>
+            </w:pPr>
+          </w:p>
+        </w:tc>
+        <w:tc>
+          <w:tcPr>
+            <w:tcW w:w="3544" w:type="dxa"/>
+          </w:tcPr>
+          <w:p>
+            <w:pPr>
+              <w:ind w:left="0"/>
+            </w:pPr>
+          </w:p>
+        </w:tc>
+      </w:tr>
+    </w:tbl>
+    <w:p>
+      <w:pPr>
+        <w:ind w:left="0"/>
+      </w:pPr>
+    </w:p>
     <w:p>
       <w:pPr>
         <w:pStyle w:val="Heading4"/>
@@ -2915,6 +5030,9 @@
           <w:ilvl w:val="0"/>
           <w:numId w:val="16"/>
         </w:numPr>
+        <w:rPr>
+          <w:rFonts w:hint="eastAsia"/>
+        </w:rPr>
       </w:pPr>
       <w:r>
         <w:rPr>
@@ -2935,6 +5053,351 @@
         <w:t>命令</w:t>
       </w:r>
     </w:p>
+    <w:tbl>
+      <w:tblPr>
+        <w:tblStyle w:val="TableGrid"/>
+        <w:tblW w:w="8789" w:type="dxa"/>
+        <w:tblInd w:w="-34" w:type="dxa"/>
+        <w:tblLayout w:type="fixed"/>
+        <w:tblLook w:val="04A0"/>
+      </w:tblPr>
+      <w:tblGrid>
+        <w:gridCol w:w="1418"/>
+        <w:gridCol w:w="3827"/>
+        <w:gridCol w:w="3544"/>
+      </w:tblGrid>
+      <w:tr>
+        <w:tc>
+          <w:tcPr>
+            <w:tcW w:w="1418" w:type="dxa"/>
+            <w:shd w:val="clear" w:color="auto" w:fill="DDD9C3" w:themeFill="background2" w:themeFillShade="E6"/>
+          </w:tcPr>
+          <w:p>
+            <w:pPr>
+              <w:ind w:left="0"/>
+            </w:pPr>
+          </w:p>
+        </w:tc>
+        <w:tc>
+          <w:tcPr>
+            <w:tcW w:w="3827" w:type="dxa"/>
+            <w:shd w:val="clear" w:color="auto" w:fill="DDD9C3" w:themeFill="background2" w:themeFillShade="E6"/>
+          </w:tcPr>
+          <w:p>
+            <w:pPr>
+              <w:ind w:left="0"/>
+            </w:pPr>
+            <w:r>
+              <w:rPr>
+                <w:rFonts w:hint="eastAsia"/>
+              </w:rPr>
+              <w:t>说明</w:t>
+            </w:r>
+          </w:p>
+        </w:tc>
+        <w:tc>
+          <w:tcPr>
+            <w:tcW w:w="3544" w:type="dxa"/>
+            <w:shd w:val="clear" w:color="auto" w:fill="DDD9C3" w:themeFill="background2" w:themeFillShade="E6"/>
+          </w:tcPr>
+          <w:p>
+            <w:pPr>
+              <w:ind w:left="0"/>
+            </w:pPr>
+            <w:r>
+              <w:rPr>
+                <w:rFonts w:hint="eastAsia"/>
+              </w:rPr>
+              <w:t>举例</w:t>
+            </w:r>
+          </w:p>
+        </w:tc>
+      </w:tr>
+      <w:tr>
+        <w:tc>
+          <w:tcPr>
+            <w:tcW w:w="1418" w:type="dxa"/>
+          </w:tcPr>
+          <w:p>
+            <w:pPr>
+              <w:ind w:left="0"/>
+            </w:pPr>
+            <w:r>
+              <w:rPr>
+                <w:rFonts w:hint="eastAsia"/>
+              </w:rPr>
+              <w:t>请求头</w:t>
+            </w:r>
+          </w:p>
+        </w:tc>
+        <w:tc>
+          <w:tcPr>
+            <w:tcW w:w="3827" w:type="dxa"/>
+          </w:tcPr>
+          <w:p>
+            <w:pPr>
+              <w:ind w:left="0"/>
+            </w:pPr>
+            <w:r>
+              <w:rPr>
+                <w:rFonts w:hint="eastAsia"/>
+              </w:rPr>
+              <w:t>同通用请求头</w:t>
+            </w:r>
+          </w:p>
+        </w:tc>
+        <w:tc>
+          <w:tcPr>
+            <w:tcW w:w="3544" w:type="dxa"/>
+          </w:tcPr>
+          <w:p>
+            <w:pPr>
+              <w:ind w:left="0"/>
+            </w:pPr>
+          </w:p>
+        </w:tc>
+      </w:tr>
+      <w:tr>
+        <w:tc>
+          <w:tcPr>
+            <w:tcW w:w="1418" w:type="dxa"/>
+          </w:tcPr>
+          <w:p>
+            <w:pPr>
+              <w:ind w:left="0"/>
+            </w:pPr>
+            <w:r>
+              <w:rPr>
+                <w:rFonts w:hint="eastAsia"/>
+              </w:rPr>
+              <w:t>请求内容</w:t>
+            </w:r>
+          </w:p>
+        </w:tc>
+        <w:tc>
+          <w:tcPr>
+            <w:tcW w:w="3827" w:type="dxa"/>
+          </w:tcPr>
+          <w:p>
+            <w:pPr>
+              <w:ind w:left="0"/>
+            </w:pPr>
+            <w:r>
+              <w:t>cmd</w:t>
+            </w:r>
+            <w:r>
+              <w:rPr>
+                <w:rFonts w:hint="eastAsia"/>
+              </w:rPr>
+              <w:t>：</w:t>
+            </w:r>
+            <w:r>
+              <w:rPr>
+                <w:rFonts w:hint="eastAsia"/>
+              </w:rPr>
+              <w:t>check host</w:t>
+            </w:r>
+          </w:p>
+        </w:tc>
+        <w:tc>
+          <w:tcPr>
+            <w:tcW w:w="3544" w:type="dxa"/>
+          </w:tcPr>
+          <w:p>
+            <w:pPr>
+              <w:ind w:left="0"/>
+            </w:pPr>
+            <w:r>
+              <w:t>cmd=</w:t>
+            </w:r>
+            <w:r>
+              <w:rPr>
+                <w:rFonts w:hint="eastAsia"/>
+              </w:rPr>
+              <w:t xml:space="preserve"> check host</w:t>
+            </w:r>
+          </w:p>
+        </w:tc>
+      </w:tr>
+      <w:tr>
+        <w:tc>
+          <w:tcPr>
+            <w:tcW w:w="1418" w:type="dxa"/>
+          </w:tcPr>
+          <w:p>
+            <w:pPr>
+              <w:ind w:left="0"/>
+              <w:rPr>
+                <w:rFonts w:hint="eastAsia"/>
+              </w:rPr>
+            </w:pPr>
+            <w:r>
+              <w:rPr>
+                <w:rFonts w:hint="eastAsia"/>
+              </w:rPr>
+              <w:t>说明</w:t>
+            </w:r>
+          </w:p>
+        </w:tc>
+        <w:tc>
+          <w:tcPr>
+            <w:tcW w:w="3827" w:type="dxa"/>
+          </w:tcPr>
+          <w:p>
+            <w:pPr>
+              <w:ind w:left="0"/>
+            </w:pPr>
+          </w:p>
+        </w:tc>
+        <w:tc>
+          <w:tcPr>
+            <w:tcW w:w="3544" w:type="dxa"/>
+          </w:tcPr>
+          <w:p>
+            <w:pPr>
+              <w:ind w:left="0"/>
+            </w:pPr>
+          </w:p>
+        </w:tc>
+      </w:tr>
+      <w:tr>
+        <w:tc>
+          <w:tcPr>
+            <w:tcW w:w="1418" w:type="dxa"/>
+          </w:tcPr>
+          <w:p>
+            <w:pPr>
+              <w:ind w:left="0"/>
+            </w:pPr>
+            <w:r>
+              <w:rPr>
+                <w:rFonts w:hint="eastAsia"/>
+              </w:rPr>
+              <w:t>响应头</w:t>
+            </w:r>
+          </w:p>
+        </w:tc>
+        <w:tc>
+          <w:tcPr>
+            <w:tcW w:w="3827" w:type="dxa"/>
+          </w:tcPr>
+          <w:p>
+            <w:pPr>
+              <w:ind w:left="0"/>
+            </w:pPr>
+            <w:r>
+              <w:rPr>
+                <w:rFonts w:hint="eastAsia"/>
+              </w:rPr>
+              <w:t>同通用响应头</w:t>
+            </w:r>
+          </w:p>
+        </w:tc>
+        <w:tc>
+          <w:tcPr>
+            <w:tcW w:w="3544" w:type="dxa"/>
+          </w:tcPr>
+          <w:p>
+            <w:pPr>
+              <w:ind w:left="0"/>
+            </w:pPr>
+          </w:p>
+        </w:tc>
+      </w:tr>
+      <w:tr>
+        <w:trPr>
+          <w:trHeight w:val="5009"/>
+        </w:trPr>
+        <w:tc>
+          <w:tcPr>
+            <w:tcW w:w="1418" w:type="dxa"/>
+          </w:tcPr>
+          <w:p>
+            <w:pPr>
+              <w:ind w:left="0"/>
+            </w:pPr>
+            <w:r>
+              <w:rPr>
+                <w:rFonts w:hint="eastAsia"/>
+              </w:rPr>
+              <w:t>响应内容</w:t>
+            </w:r>
+          </w:p>
+        </w:tc>
+        <w:tc>
+          <w:tcPr>
+            <w:tcW w:w="3827" w:type="dxa"/>
+          </w:tcPr>
+          <w:p>
+            <w:pPr>
+              <w:ind w:left="0"/>
+            </w:pPr>
+          </w:p>
+        </w:tc>
+        <w:tc>
+          <w:tcPr>
+            <w:tcW w:w="3544" w:type="dxa"/>
+          </w:tcPr>
+          <w:p>
+            <w:pPr>
+              <w:ind w:left="0"/>
+            </w:pPr>
+          </w:p>
+        </w:tc>
+      </w:tr>
+      <w:tr>
+        <w:trPr>
+          <w:trHeight w:val="346"/>
+        </w:trPr>
+        <w:tc>
+          <w:tcPr>
+            <w:tcW w:w="1418" w:type="dxa"/>
+          </w:tcPr>
+          <w:p>
+            <w:pPr>
+              <w:ind w:left="0"/>
+              <w:rPr>
+                <w:rFonts w:hint="eastAsia"/>
+              </w:rPr>
+            </w:pPr>
+            <w:r>
+              <w:rPr>
+                <w:rFonts w:hint="eastAsia"/>
+              </w:rPr>
+              <w:t>说明</w:t>
+            </w:r>
+          </w:p>
+        </w:tc>
+        <w:tc>
+          <w:tcPr>
+            <w:tcW w:w="3827" w:type="dxa"/>
+          </w:tcPr>
+          <w:p>
+            <w:pPr>
+              <w:ind w:left="0"/>
+              <w:rPr>
+                <w:rFonts w:hint="eastAsia"/>
+              </w:rPr>
+            </w:pPr>
+          </w:p>
+        </w:tc>
+        <w:tc>
+          <w:tcPr>
+            <w:tcW w:w="3544" w:type="dxa"/>
+          </w:tcPr>
+          <w:p>
+            <w:pPr>
+              <w:ind w:left="0"/>
+            </w:pPr>
+          </w:p>
+        </w:tc>
+      </w:tr>
+    </w:tbl>
+    <w:p>
+      <w:pPr>
+        <w:ind w:left="0"/>
+      </w:pPr>
+    </w:p>
     <w:p>
       <w:pPr>
         <w:pStyle w:val="Heading4"/>
@@ -2975,24 +5438,6 @@
           <w:rFonts w:hint="eastAsia"/>
         </w:rPr>
         <w:t>命令</w:t>
-      </w:r>
-      <w:r>
-        <w:rPr>
-          <w:rFonts w:hint="eastAsia"/>
-        </w:rPr>
-        <w:t>（</w:t>
-      </w:r>
-      <w:r>
-        <w:rPr>
-          <w:rFonts w:hint="eastAsia"/>
-        </w:rPr>
-        <w:t>TODO</w:t>
-      </w:r>
-      <w:r>
-        <w:rPr>
-          <w:rFonts w:hint="eastAsia"/>
-        </w:rPr>
-        <w:t>）</w:t>
       </w:r>
     </w:p>
     <w:tbl>
@@ -3100,9 +5545,15 @@
         </w:tc>
       </w:tr>
       <w:tr>
+        <w:trPr>
+          <w:trHeight w:val="5685"/>
+        </w:trPr>
         <w:tc>
           <w:tcPr>
             <w:tcW w:w="1418" w:type="dxa"/>
+            <w:tcBorders>
+              <w:bottom w:val="single" w:sz="4" w:space="0" w:color="auto"/>
+            </w:tcBorders>
           </w:tcPr>
           <w:p>
             <w:pPr>
@@ -3119,6 +5570,9 @@
         <w:tc>
           <w:tcPr>
             <w:tcW w:w="3827" w:type="dxa"/>
+            <w:tcBorders>
+              <w:bottom w:val="single" w:sz="4" w:space="0" w:color="auto"/>
+            </w:tcBorders>
           </w:tcPr>
           <w:p>
             <w:pPr>
@@ -3134,12 +5588,52 @@
               <w:t>：</w:t>
             </w:r>
             <w:r>
-              <w:t>query host</w:t>
-            </w:r>
-          </w:p>
-          <w:p>
-            <w:pPr>
-              <w:ind w:left="0"/>
+              <w:rPr>
+                <w:rFonts w:hint="eastAsia"/>
+              </w:rPr>
+              <w:t>scan</w:t>
+            </w:r>
+            <w:r>
+              <w:t xml:space="preserve"> host</w:t>
+            </w:r>
+          </w:p>
+          <w:p>
+            <w:pPr>
+              <w:ind w:left="0"/>
+              <w:rPr>
+                <w:rFonts w:hint="eastAsia"/>
+              </w:rPr>
+            </w:pPr>
+            <w:r>
+              <w:t>HostInfo</w:t>
+            </w:r>
+            <w:r>
+              <w:rPr>
+                <w:rFonts w:hint="eastAsia"/>
+              </w:rPr>
+              <w:t>：主机信息</w:t>
+            </w:r>
+          </w:p>
+          <w:p>
+            <w:pPr>
+              <w:ind w:left="0"/>
+              <w:rPr>
+                <w:rFonts w:hint="eastAsia"/>
+              </w:rPr>
+            </w:pPr>
+            <w:r>
+              <w:rPr>
+                <w:rFonts w:hint="eastAsia"/>
+              </w:rPr>
+              <w:t>{</w:t>
+            </w:r>
+          </w:p>
+          <w:p>
+            <w:pPr>
+              <w:ind w:left="0"/>
+              <w:rPr>
+                <w:rFonts w:hint="eastAsia"/>
+              </w:rPr>
             </w:pPr>
             <w:r>
               <w:t>ClusterName</w:t>
@@ -3148,86 +5642,1193 @@
               <w:rPr>
                 <w:rFonts w:hint="eastAsia"/>
               </w:rPr>
-              <w:t>：集群名字</w:t>
+              <w:t>：集群名</w:t>
+            </w:r>
+          </w:p>
+          <w:p>
+            <w:pPr>
+              <w:ind w:left="0"/>
+              <w:rPr>
+                <w:rFonts w:hint="eastAsia"/>
+              </w:rPr>
+            </w:pPr>
+            <w:r>
+              <w:t>HostInfo</w:t>
+            </w:r>
+            <w:r>
+              <w:rPr>
+                <w:rFonts w:hint="eastAsia"/>
+              </w:rPr>
+              <w:t>：</w:t>
+            </w:r>
+          </w:p>
+          <w:p>
+            <w:pPr>
+              <w:ind w:left="0" w:firstLineChars="100" w:firstLine="210"/>
+              <w:rPr>
+                <w:rFonts w:hint="eastAsia"/>
+              </w:rPr>
+            </w:pPr>
+            <w:r>
+              <w:rPr>
+                <w:rFonts w:hint="eastAsia"/>
+              </w:rPr>
+              <w:t>[</w:t>
+            </w:r>
+          </w:p>
+          <w:p>
+            <w:pPr>
+              <w:ind w:left="0" w:firstLineChars="100" w:firstLine="210"/>
+              <w:rPr>
+                <w:rFonts w:hint="eastAsia"/>
+              </w:rPr>
+            </w:pPr>
+            <w:r>
+              <w:rPr>
+                <w:rFonts w:hint="eastAsia"/>
+              </w:rPr>
+              <w:t xml:space="preserve">  {</w:t>
+            </w:r>
+          </w:p>
+          <w:p>
+            <w:pPr>
+              <w:ind w:left="0" w:firstLineChars="100" w:firstLine="210"/>
+              <w:rPr>
+                <w:rFonts w:hint="eastAsia"/>
+              </w:rPr>
+            </w:pPr>
+            <w:r>
+              <w:rPr>
+                <w:rFonts w:hint="eastAsia"/>
+              </w:rPr>
+              <w:t xml:space="preserve">    IP</w:t>
+            </w:r>
+            <w:r>
+              <w:rPr>
+                <w:rFonts w:hint="eastAsia"/>
+              </w:rPr>
+              <w:t>：主机</w:t>
+            </w:r>
+            <w:r>
+              <w:rPr>
+                <w:rFonts w:hint="eastAsia"/>
+              </w:rPr>
+              <w:t>IP</w:t>
+            </w:r>
+          </w:p>
+          <w:p>
+            <w:pPr>
+              <w:ind w:left="0" w:firstLineChars="100" w:firstLine="210"/>
+              <w:rPr>
+                <w:rFonts w:hint="eastAsia"/>
+              </w:rPr>
+            </w:pPr>
+            <w:r>
+              <w:rPr>
+                <w:rFonts w:hint="eastAsia"/>
+              </w:rPr>
+              <w:t xml:space="preserve">    User</w:t>
+            </w:r>
+            <w:r>
+              <w:rPr>
+                <w:rFonts w:hint="eastAsia"/>
+              </w:rPr>
+              <w:t>：用户名</w:t>
+            </w:r>
+            <w:r>
+              <w:rPr>
+                <w:rFonts w:hint="eastAsia"/>
+              </w:rPr>
+              <w:t xml:space="preserve"> (</w:t>
+            </w:r>
+            <w:r>
+              <w:rPr>
+                <w:rFonts w:hint="eastAsia"/>
+              </w:rPr>
+              <w:t>选</w:t>
+            </w:r>
+            <w:r>
+              <w:rPr>
+                <w:rFonts w:hint="eastAsia"/>
+              </w:rPr>
+              <w:t>填</w:t>
+            </w:r>
+            <w:r>
+              <w:rPr>
+                <w:rFonts w:hint="eastAsia"/>
+              </w:rPr>
+              <w:t>)</w:t>
+            </w:r>
+          </w:p>
+          <w:p>
+            <w:pPr>
+              <w:ind w:left="0" w:firstLineChars="100" w:firstLine="210"/>
+              <w:rPr>
+                <w:rFonts w:hint="eastAsia"/>
+              </w:rPr>
+            </w:pPr>
+            <w:r>
+              <w:rPr>
+                <w:rFonts w:hint="eastAsia"/>
+              </w:rPr>
+              <w:t xml:space="preserve">    Passwd</w:t>
+            </w:r>
+            <w:r>
+              <w:rPr>
+                <w:rFonts w:hint="eastAsia"/>
+              </w:rPr>
+              <w:t>：密码</w:t>
+            </w:r>
+            <w:r>
+              <w:rPr>
+                <w:rFonts w:hint="eastAsia"/>
+              </w:rPr>
+              <w:t>(</w:t>
+            </w:r>
+            <w:r>
+              <w:rPr>
+                <w:rFonts w:hint="eastAsia"/>
+              </w:rPr>
+              <w:t>选填</w:t>
+            </w:r>
+            <w:r>
+              <w:rPr>
+                <w:rFonts w:hint="eastAsia"/>
+              </w:rPr>
+              <w:t>)</w:t>
+            </w:r>
+          </w:p>
+          <w:p>
+            <w:pPr>
+              <w:ind w:left="0" w:firstLineChars="100" w:firstLine="210"/>
+              <w:rPr>
+                <w:rFonts w:hint="eastAsia"/>
+              </w:rPr>
+            </w:pPr>
+            <w:r>
+              <w:rPr>
+                <w:rFonts w:hint="eastAsia"/>
+              </w:rPr>
+              <w:t xml:space="preserve">    SshPort</w:t>
+            </w:r>
+            <w:r>
+              <w:rPr>
+                <w:rFonts w:hint="eastAsia"/>
+              </w:rPr>
+              <w:t>：</w:t>
+            </w:r>
+            <w:r>
+              <w:rPr>
+                <w:rFonts w:hint="eastAsia"/>
+              </w:rPr>
+              <w:t>ssh</w:t>
+            </w:r>
+            <w:r>
+              <w:rPr>
+                <w:rFonts w:hint="eastAsia"/>
+              </w:rPr>
+              <w:t>服务端口</w:t>
+            </w:r>
+            <w:r>
+              <w:rPr>
+                <w:rFonts w:hint="eastAsia"/>
+              </w:rPr>
+              <w:t>(</w:t>
+            </w:r>
+            <w:r>
+              <w:rPr>
+                <w:rFonts w:hint="eastAsia"/>
+              </w:rPr>
+              <w:t>选填</w:t>
+            </w:r>
+            <w:r>
+              <w:rPr>
+                <w:rFonts w:hint="eastAsia"/>
+              </w:rPr>
+              <w:t>)</w:t>
+            </w:r>
+          </w:p>
+          <w:p>
+            <w:pPr>
+              <w:ind w:left="0" w:firstLineChars="100" w:firstLine="210"/>
+              <w:rPr>
+                <w:rFonts w:hint="eastAsia"/>
+              </w:rPr>
+            </w:pPr>
+            <w:r>
+              <w:rPr>
+                <w:rFonts w:hint="eastAsia"/>
+              </w:rPr>
+              <w:t xml:space="preserve">    AgentPort</w:t>
+            </w:r>
+            <w:r>
+              <w:rPr>
+                <w:rFonts w:hint="eastAsia"/>
+              </w:rPr>
+              <w:t>：</w:t>
+            </w:r>
+            <w:r>
+              <w:rPr>
+                <w:rFonts w:hint="eastAsia"/>
+              </w:rPr>
+              <w:t>Agent</w:t>
+            </w:r>
+            <w:r>
+              <w:rPr>
+                <w:rFonts w:hint="eastAsia"/>
+              </w:rPr>
+              <w:t>服务端口</w:t>
+            </w:r>
+            <w:r>
+              <w:rPr>
+                <w:rFonts w:hint="eastAsia"/>
+              </w:rPr>
+              <w:t>(</w:t>
+            </w:r>
+            <w:r>
+              <w:rPr>
+                <w:rFonts w:hint="eastAsia"/>
+              </w:rPr>
+              <w:t>选填</w:t>
+            </w:r>
+            <w:r>
+              <w:rPr>
+                <w:rFonts w:hint="eastAsia"/>
+              </w:rPr>
+              <w:t>)</w:t>
+            </w:r>
+          </w:p>
+          <w:p>
+            <w:pPr>
+              <w:ind w:left="0" w:firstLineChars="100" w:firstLine="210"/>
+              <w:rPr>
+                <w:rFonts w:hint="eastAsia"/>
+              </w:rPr>
+            </w:pPr>
+            <w:r>
+              <w:rPr>
+                <w:rFonts w:hint="eastAsia"/>
+              </w:rPr>
+              <w:t xml:space="preserve">  }</w:t>
+            </w:r>
+            <w:r>
+              <w:rPr>
+                <w:rFonts w:hint="eastAsia"/>
+              </w:rPr>
+              <w:t xml:space="preserve">, </w:t>
+            </w:r>
+            <w:r>
+              <w:t>…</w:t>
+            </w:r>
+          </w:p>
+          <w:p>
+            <w:pPr>
+              <w:ind w:left="0" w:firstLineChars="100" w:firstLine="210"/>
+              <w:rPr>
+                <w:rFonts w:hint="eastAsia"/>
+              </w:rPr>
+            </w:pPr>
+            <w:r>
+              <w:rPr>
+                <w:rFonts w:hint="eastAsia"/>
+              </w:rPr>
+              <w:t>]</w:t>
+            </w:r>
+          </w:p>
+          <w:p>
+            <w:pPr>
+              <w:ind w:left="0" w:firstLineChars="100" w:firstLine="210"/>
+              <w:rPr>
+                <w:rFonts w:hint="eastAsia"/>
+              </w:rPr>
+            </w:pPr>
+            <w:r>
+              <w:rPr>
+                <w:rFonts w:hint="eastAsia"/>
+              </w:rPr>
+              <w:t>User</w:t>
+            </w:r>
+            <w:r>
+              <w:rPr>
+                <w:rFonts w:hint="eastAsia"/>
+              </w:rPr>
+              <w:t>：用户名</w:t>
+            </w:r>
+          </w:p>
+          <w:p>
+            <w:pPr>
+              <w:ind w:left="0" w:firstLineChars="100" w:firstLine="210"/>
+              <w:rPr>
+                <w:rFonts w:hint="eastAsia"/>
+              </w:rPr>
+            </w:pPr>
+            <w:r>
+              <w:rPr>
+                <w:rFonts w:hint="eastAsia"/>
+              </w:rPr>
+              <w:t>Passwd</w:t>
+            </w:r>
+            <w:r>
+              <w:rPr>
+                <w:rFonts w:hint="eastAsia"/>
+              </w:rPr>
+              <w:t>：密码</w:t>
+            </w:r>
+          </w:p>
+          <w:p>
+            <w:pPr>
+              <w:ind w:left="0" w:firstLineChars="100" w:firstLine="210"/>
+              <w:rPr>
+                <w:rFonts w:hint="eastAsia"/>
+              </w:rPr>
+            </w:pPr>
+            <w:r>
+              <w:rPr>
+                <w:rFonts w:hint="eastAsia"/>
+              </w:rPr>
+              <w:t>SshPort</w:t>
+            </w:r>
+            <w:r>
+              <w:rPr>
+                <w:rFonts w:hint="eastAsia"/>
+              </w:rPr>
+              <w:t>：</w:t>
+            </w:r>
+            <w:r>
+              <w:rPr>
+                <w:rFonts w:hint="eastAsia"/>
+              </w:rPr>
+              <w:t>ssh</w:t>
+            </w:r>
+            <w:r>
+              <w:rPr>
+                <w:rFonts w:hint="eastAsia"/>
+              </w:rPr>
+              <w:t>服务端口</w:t>
+            </w:r>
+          </w:p>
+          <w:p>
+            <w:pPr>
+              <w:ind w:left="0" w:firstLineChars="100" w:firstLine="210"/>
+              <w:rPr>
+                <w:rFonts w:hint="eastAsia"/>
+              </w:rPr>
+            </w:pPr>
+            <w:r>
+              <w:rPr>
+                <w:rFonts w:hint="eastAsia"/>
+              </w:rPr>
+              <w:t>AgentPort</w:t>
+            </w:r>
+            <w:r>
+              <w:rPr>
+                <w:rFonts w:hint="eastAsia"/>
+              </w:rPr>
+              <w:t>：</w:t>
+            </w:r>
+            <w:r>
+              <w:rPr>
+                <w:rFonts w:hint="eastAsia"/>
+              </w:rPr>
+              <w:t>Agent</w:t>
+            </w:r>
+            <w:r>
+              <w:rPr>
+                <w:rFonts w:hint="eastAsia"/>
+              </w:rPr>
+              <w:t>服务端口</w:t>
+            </w:r>
+          </w:p>
+          <w:p>
+            <w:pPr>
+              <w:ind w:left="0"/>
+            </w:pPr>
+            <w:r>
+              <w:rPr>
+                <w:rFonts w:hint="eastAsia"/>
+              </w:rPr>
+              <w:t>}</w:t>
             </w:r>
           </w:p>
         </w:tc>
         <w:tc>
           <w:tcPr>
             <w:tcW w:w="3544" w:type="dxa"/>
-          </w:tcPr>
-          <w:p>
-            <w:pPr>
-              <w:ind w:left="0"/>
-            </w:pPr>
-            <w:r>
-              <w:t>cmd=query host&amp;ClusterName=c1</w:t>
-            </w:r>
-          </w:p>
-        </w:tc>
-      </w:tr>
-      <w:tr>
-        <w:tc>
-          <w:tcPr>
-            <w:tcW w:w="1418" w:type="dxa"/>
-          </w:tcPr>
-          <w:p>
-            <w:pPr>
-              <w:ind w:left="0"/>
-            </w:pPr>
-            <w:r>
-              <w:rPr>
-                <w:rFonts w:hint="eastAsia"/>
-              </w:rPr>
-              <w:t>响应头</w:t>
-            </w:r>
-          </w:p>
-        </w:tc>
-        <w:tc>
-          <w:tcPr>
-            <w:tcW w:w="3827" w:type="dxa"/>
-          </w:tcPr>
-          <w:p>
-            <w:pPr>
-              <w:ind w:left="0"/>
-            </w:pPr>
-            <w:r>
-              <w:rPr>
-                <w:rFonts w:hint="eastAsia"/>
-              </w:rPr>
-              <w:t>同通用响应头</w:t>
-            </w:r>
-          </w:p>
-        </w:tc>
-        <w:tc>
-          <w:tcPr>
-            <w:tcW w:w="3544" w:type="dxa"/>
-          </w:tcPr>
-          <w:p>
-            <w:pPr>
-              <w:ind w:left="0"/>
-            </w:pPr>
+            <w:tcBorders>
+              <w:bottom w:val="single" w:sz="4" w:space="0" w:color="auto"/>
+            </w:tcBorders>
+          </w:tcPr>
+          <w:p>
+            <w:pPr>
+              <w:ind w:left="0"/>
+              <w:rPr>
+                <w:rFonts w:hint="eastAsia"/>
+              </w:rPr>
+            </w:pPr>
+            <w:r>
+              <w:t>cmd=</w:t>
+            </w:r>
+            <w:r>
+              <w:rPr>
+                <w:rFonts w:hint="eastAsia"/>
+              </w:rPr>
+              <w:t>scan</w:t>
+            </w:r>
+            <w:r>
+              <w:t xml:space="preserve"> host</w:t>
+            </w:r>
+          </w:p>
+          <w:p>
+            <w:pPr>
+              <w:ind w:left="0"/>
+              <w:rPr>
+                <w:rFonts w:hint="eastAsia"/>
+              </w:rPr>
+            </w:pPr>
+            <w:r>
+              <w:t>&amp;</w:t>
+            </w:r>
+            <w:r>
+              <w:t xml:space="preserve"> HostInfo</w:t>
+            </w:r>
+            <w:r>
+              <w:t xml:space="preserve"> </w:t>
+            </w:r>
+            <w:r>
+              <w:t>=</w:t>
+            </w:r>
+          </w:p>
+          <w:p>
+            <w:pPr>
+              <w:ind w:left="0"/>
+              <w:rPr>
+                <w:rFonts w:hint="eastAsia"/>
+              </w:rPr>
+            </w:pPr>
+            <w:r>
+              <w:rPr>
+                <w:rFonts w:hint="eastAsia"/>
+              </w:rPr>
+              <w:t>{</w:t>
+            </w:r>
+          </w:p>
+          <w:p>
+            <w:pPr>
+              <w:ind w:left="0"/>
+              <w:rPr>
+                <w:rFonts w:hint="eastAsia"/>
+              </w:rPr>
+            </w:pPr>
+            <w:r>
+              <w:t>"ClusterName":"c1"</w:t>
+            </w:r>
+          </w:p>
+          <w:p>
+            <w:pPr>
+              <w:ind w:left="0"/>
+              <w:rPr>
+                <w:rFonts w:hint="eastAsia"/>
+              </w:rPr>
+            </w:pPr>
+            <w:r>
+              <w:t>"HostInfo":</w:t>
+            </w:r>
+          </w:p>
+          <w:p>
+            <w:pPr>
+              <w:ind w:left="0"/>
+              <w:rPr>
+                <w:rFonts w:hint="eastAsia"/>
+              </w:rPr>
+            </w:pPr>
+            <w:r>
+              <w:rPr>
+                <w:rFonts w:hint="eastAsia"/>
+              </w:rPr>
+              <w:t xml:space="preserve">  [</w:t>
+            </w:r>
+          </w:p>
+          <w:p>
+            <w:pPr>
+              <w:ind w:left="0" w:firstLine="405"/>
+              <w:rPr>
+                <w:rFonts w:hint="eastAsia"/>
+              </w:rPr>
+            </w:pPr>
+            <w:r>
+              <w:rPr>
+                <w:rFonts w:hint="eastAsia"/>
+              </w:rPr>
+              <w:t>{</w:t>
+            </w:r>
+          </w:p>
+          <w:p>
+            <w:pPr>
+              <w:ind w:left="0" w:firstLine="405"/>
+              <w:rPr>
+                <w:rFonts w:hint="eastAsia"/>
+              </w:rPr>
+            </w:pPr>
+            <w:r>
+              <w:rPr>
+                <w:rFonts w:hint="eastAsia"/>
+              </w:rPr>
+              <w:t xml:space="preserve">  </w:t>
+            </w:r>
+            <w:r>
+              <w:t>"IP":"192.168.20.199"</w:t>
+            </w:r>
+          </w:p>
+          <w:p>
+            <w:pPr>
+              <w:ind w:left="0" w:firstLine="405"/>
+              <w:rPr>
+                <w:rFonts w:hint="eastAsia"/>
+              </w:rPr>
+            </w:pPr>
+            <w:r>
+              <w:rPr>
+                <w:rFonts w:hint="eastAsia"/>
+              </w:rPr>
+              <w:t>}</w:t>
+            </w:r>
+            <w:r>
+              <w:rPr>
+                <w:rFonts w:hint="eastAsia"/>
+              </w:rPr>
+              <w:t>,</w:t>
+            </w:r>
+          </w:p>
+          <w:p>
+            <w:pPr>
+              <w:ind w:left="0" w:firstLine="405"/>
+              <w:rPr>
+                <w:rFonts w:hint="eastAsia"/>
+              </w:rPr>
+            </w:pPr>
+            <w:r>
+              <w:rPr>
+                <w:rFonts w:hint="eastAsia"/>
+              </w:rPr>
+              <w:t>{</w:t>
+            </w:r>
+          </w:p>
+          <w:p>
+            <w:pPr>
+              <w:ind w:left="0" w:firstLine="405"/>
+              <w:rPr>
+                <w:rFonts w:hint="eastAsia"/>
+              </w:rPr>
+            </w:pPr>
+            <w:r>
+              <w:rPr>
+                <w:rFonts w:hint="eastAsia"/>
+              </w:rPr>
+              <w:t xml:space="preserve">  </w:t>
+            </w:r>
+            <w:r>
+              <w:t>"IP":"192.168.20.</w:t>
+            </w:r>
+            <w:r>
+              <w:rPr>
+                <w:rFonts w:hint="eastAsia"/>
+              </w:rPr>
+              <w:t>200</w:t>
+            </w:r>
+            <w:r>
+              <w:t>"</w:t>
+            </w:r>
+            <w:r>
+              <w:rPr>
+                <w:rFonts w:hint="eastAsia"/>
+              </w:rPr>
+              <w:t>,</w:t>
+            </w:r>
+          </w:p>
+          <w:p>
+            <w:pPr>
+              <w:ind w:left="0" w:firstLineChars="200" w:firstLine="420"/>
+              <w:rPr>
+                <w:rFonts w:hint="eastAsia"/>
+              </w:rPr>
+            </w:pPr>
+            <w:r>
+              <w:rPr>
+                <w:rFonts w:hint="eastAsia"/>
+              </w:rPr>
+              <w:t xml:space="preserve">  </w:t>
+            </w:r>
+            <w:r>
+              <w:t>"User":"root",</w:t>
+            </w:r>
+          </w:p>
+          <w:p>
+            <w:pPr>
+              <w:ind w:left="0" w:firstLineChars="291" w:firstLine="611"/>
+              <w:rPr>
+                <w:rFonts w:hint="eastAsia"/>
+              </w:rPr>
+            </w:pPr>
+            <w:r>
+              <w:t>"</w:t>
+            </w:r>
+            <w:r>
+              <w:t xml:space="preserve"> Passwd</w:t>
+            </w:r>
+            <w:r>
+              <w:t xml:space="preserve"> ":"</w:t>
+            </w:r>
+            <w:r>
+              <w:rPr>
+                <w:rFonts w:hint="eastAsia"/>
+              </w:rPr>
+              <w:t>root</w:t>
+            </w:r>
+            <w:r>
+              <w:t>"</w:t>
+            </w:r>
+          </w:p>
+          <w:p>
+            <w:pPr>
+              <w:ind w:left="0" w:firstLine="405"/>
+              <w:rPr>
+                <w:rFonts w:hint="eastAsia"/>
+              </w:rPr>
+            </w:pPr>
+            <w:r>
+              <w:rPr>
+                <w:rFonts w:hint="eastAsia"/>
+              </w:rPr>
+              <w:t>}</w:t>
+            </w:r>
+          </w:p>
+          <w:p>
+            <w:pPr>
+              <w:ind w:left="0"/>
+              <w:rPr>
+                <w:rFonts w:hint="eastAsia"/>
+              </w:rPr>
+            </w:pPr>
+            <w:r>
+              <w:rPr>
+                <w:rFonts w:hint="eastAsia"/>
+              </w:rPr>
+              <w:t xml:space="preserve">  ]</w:t>
+            </w:r>
+          </w:p>
+          <w:p>
+            <w:pPr>
+              <w:ind w:left="0"/>
+              <w:rPr>
+                <w:rFonts w:hint="eastAsia"/>
+              </w:rPr>
+            </w:pPr>
+            <w:r>
+              <w:t>"User":"root",</w:t>
+            </w:r>
+          </w:p>
+          <w:p>
+            <w:pPr>
+              <w:ind w:left="0"/>
+              <w:rPr>
+                <w:rFonts w:hint="eastAsia"/>
+              </w:rPr>
+            </w:pPr>
+            <w:r>
+              <w:t>"Passwd":"sequoiadb",</w:t>
+            </w:r>
+          </w:p>
+          <w:p>
+            <w:pPr>
+              <w:ind w:left="0"/>
+              <w:rPr>
+                <w:rFonts w:hint="eastAsia"/>
+              </w:rPr>
+            </w:pPr>
+            <w:r>
+              <w:t>"SshPort":"22",</w:t>
+            </w:r>
+          </w:p>
+          <w:p>
+            <w:pPr>
+              <w:ind w:left="0"/>
+              <w:rPr>
+                <w:rFonts w:hint="eastAsia"/>
+              </w:rPr>
+            </w:pPr>
+            <w:r>
+              <w:t>"AgentPort":"11810"</w:t>
+            </w:r>
+          </w:p>
+          <w:p>
+            <w:pPr>
+              <w:ind w:left="0"/>
+            </w:pPr>
+            <w:r>
+              <w:rPr>
+                <w:rFonts w:hint="eastAsia"/>
+              </w:rPr>
+              <w:t>}</w:t>
+            </w:r>
           </w:p>
         </w:tc>
       </w:tr>
       <w:tr>
         <w:trPr>
-          <w:trHeight w:val="5009"/>
+          <w:trHeight w:val="247"/>
         </w:trPr>
         <w:tc>
           <w:tcPr>
             <w:tcW w:w="1418" w:type="dxa"/>
-          </w:tcPr>
-          <w:p>
-            <w:pPr>
-              <w:ind w:left="0"/>
+            <w:tcBorders>
+              <w:top w:val="single" w:sz="4" w:space="0" w:color="auto"/>
+            </w:tcBorders>
+          </w:tcPr>
+          <w:p>
+            <w:pPr>
+              <w:ind w:left="0"/>
+              <w:rPr>
+                <w:rFonts w:hint="eastAsia"/>
+              </w:rPr>
+            </w:pPr>
+            <w:r>
+              <w:rPr>
+                <w:rFonts w:hint="eastAsia"/>
+              </w:rPr>
+              <w:t>说明</w:t>
+            </w:r>
+          </w:p>
+        </w:tc>
+        <w:tc>
+          <w:tcPr>
+            <w:tcW w:w="3827" w:type="dxa"/>
+            <w:tcBorders>
+              <w:top w:val="single" w:sz="4" w:space="0" w:color="auto"/>
+            </w:tcBorders>
+          </w:tcPr>
+          <w:p>
+            <w:pPr>
+              <w:ind w:left="0"/>
+            </w:pPr>
+            <w:r>
+              <w:rPr>
+                <w:rFonts w:hint="eastAsia"/>
+              </w:rPr>
+              <w:t>选填项可填可不填</w:t>
+            </w:r>
+            <w:r>
+              <w:rPr>
+                <w:rFonts w:hint="eastAsia"/>
+              </w:rPr>
+              <w:t xml:space="preserve">; </w:t>
+            </w:r>
+            <w:r>
+              <w:rPr>
+                <w:rFonts w:hint="eastAsia"/>
+              </w:rPr>
+              <w:t>不填时使用外部公共的配置。</w:t>
+            </w:r>
+          </w:p>
+        </w:tc>
+        <w:tc>
+          <w:tcPr>
+            <w:tcW w:w="3544" w:type="dxa"/>
+            <w:tcBorders>
+              <w:top w:val="single" w:sz="4" w:space="0" w:color="auto"/>
+            </w:tcBorders>
+          </w:tcPr>
+          <w:p>
+            <w:pPr>
+              <w:ind w:left="0"/>
+            </w:pPr>
+          </w:p>
+        </w:tc>
+      </w:tr>
+      <w:tr>
+        <w:tc>
+          <w:tcPr>
+            <w:tcW w:w="1418" w:type="dxa"/>
+          </w:tcPr>
+          <w:p>
+            <w:pPr>
+              <w:ind w:left="0"/>
+            </w:pPr>
+            <w:r>
+              <w:rPr>
+                <w:rFonts w:hint="eastAsia"/>
+              </w:rPr>
+              <w:t>响应头</w:t>
+            </w:r>
+          </w:p>
+        </w:tc>
+        <w:tc>
+          <w:tcPr>
+            <w:tcW w:w="3827" w:type="dxa"/>
+          </w:tcPr>
+          <w:p>
+            <w:pPr>
+              <w:ind w:left="0"/>
+            </w:pPr>
+            <w:r>
+              <w:rPr>
+                <w:rFonts w:hint="eastAsia"/>
+              </w:rPr>
+              <w:t>同通用响应头</w:t>
+            </w:r>
+          </w:p>
+        </w:tc>
+        <w:tc>
+          <w:tcPr>
+            <w:tcW w:w="3544" w:type="dxa"/>
+          </w:tcPr>
+          <w:p>
+            <w:pPr>
+              <w:ind w:left="0"/>
+            </w:pPr>
+          </w:p>
+        </w:tc>
+      </w:tr>
+      <w:tr>
+        <w:trPr>
+          <w:trHeight w:val="3181"/>
+        </w:trPr>
+        <w:tc>
+          <w:tcPr>
+            <w:tcW w:w="1418" w:type="dxa"/>
+          </w:tcPr>
+          <w:p>
+            <w:pPr>
+              <w:ind w:left="0"/>
+            </w:pPr>
+            <w:r>
+              <w:rPr>
+                <w:rFonts w:hint="eastAsia"/>
+              </w:rPr>
+              <w:t>响应内容</w:t>
+            </w:r>
+          </w:p>
+        </w:tc>
+        <w:tc>
+          <w:tcPr>
+            <w:tcW w:w="3827" w:type="dxa"/>
+          </w:tcPr>
+          <w:p>
+            <w:pPr>
+              <w:ind w:left="0"/>
+            </w:pPr>
+            <w:r>
+              <w:rPr>
+                <w:rFonts w:hint="eastAsia"/>
+              </w:rPr>
+              <w:t>{</w:t>
+            </w:r>
+          </w:p>
+          <w:p>
+            <w:pPr>
+              <w:ind w:left="0"/>
+            </w:pPr>
+            <w:r>
+              <w:t>Rc</w:t>
+            </w:r>
+            <w:r>
+              <w:rPr>
+                <w:rFonts w:hint="eastAsia"/>
+              </w:rPr>
+              <w:t>：返回码</w:t>
+            </w:r>
+          </w:p>
+          <w:p>
+            <w:pPr>
+              <w:ind w:left="0"/>
+            </w:pPr>
+            <w:r>
+              <w:rPr>
+                <w:rFonts w:hint="eastAsia"/>
+              </w:rPr>
+              <w:t>detail</w:t>
+            </w:r>
+            <w:r>
+              <w:rPr>
+                <w:rFonts w:hint="eastAsia"/>
+              </w:rPr>
+              <w:t>：失败时的错误描述（可选）</w:t>
+            </w:r>
+          </w:p>
+          <w:p>
+            <w:pPr>
+              <w:ind w:left="0"/>
+            </w:pPr>
+            <w:r>
+              <w:rPr>
+                <w:rFonts w:hint="eastAsia"/>
+              </w:rPr>
+              <w:t>}</w:t>
+            </w:r>
+          </w:p>
+          <w:p>
+            <w:pPr>
+              <w:ind w:left="0"/>
+              <w:rPr>
+                <w:rFonts w:hint="eastAsia"/>
+              </w:rPr>
+            </w:pPr>
+            <w:r>
+              <w:t xml:space="preserve">{ </w:t>
+            </w:r>
+          </w:p>
+          <w:p>
+            <w:pPr>
+              <w:ind w:left="0" w:firstLineChars="100" w:firstLine="210"/>
+              <w:rPr>
+                <w:rFonts w:hint="eastAsia"/>
+              </w:rPr>
+            </w:pPr>
+            <w:r>
+              <w:t>IP</w:t>
+            </w:r>
+            <w:r>
+              <w:rPr>
+                <w:rFonts w:hint="eastAsia"/>
+              </w:rPr>
+              <w:t>：</w:t>
+            </w:r>
+            <w:r>
+              <w:rPr>
+                <w:rFonts w:hint="eastAsia"/>
+              </w:rPr>
+              <w:t>IP</w:t>
+            </w:r>
+            <w:r>
+              <w:rPr>
+                <w:rFonts w:hint="eastAsia"/>
+              </w:rPr>
+              <w:t>地址</w:t>
+            </w:r>
+            <w:r>
+              <w:t xml:space="preserve"> </w:t>
+            </w:r>
+          </w:p>
+          <w:p>
+            <w:pPr>
+              <w:ind w:left="0" w:firstLineChars="100" w:firstLine="210"/>
+              <w:rPr>
+                <w:rFonts w:hint="eastAsia"/>
+              </w:rPr>
+            </w:pPr>
+            <w:r>
+              <w:t>Ping</w:t>
+            </w:r>
+            <w:r>
+              <w:rPr>
+                <w:rFonts w:hint="eastAsia"/>
+              </w:rPr>
+              <w:t>：能否</w:t>
+            </w:r>
+            <w:r>
+              <w:rPr>
+                <w:rFonts w:hint="eastAsia"/>
+              </w:rPr>
+              <w:t>ping</w:t>
+            </w:r>
+            <w:r>
+              <w:rPr>
+                <w:rFonts w:hint="eastAsia"/>
+              </w:rPr>
+              <w:t>通</w:t>
+            </w:r>
+          </w:p>
+          <w:p>
+            <w:pPr>
+              <w:ind w:left="0" w:firstLineChars="100" w:firstLine="210"/>
+              <w:rPr>
+                <w:rFonts w:hint="eastAsia"/>
+              </w:rPr>
+            </w:pPr>
+            <w:r>
+              <w:t>Ssh</w:t>
+            </w:r>
+            <w:r>
+              <w:rPr>
+                <w:rFonts w:hint="eastAsia"/>
+              </w:rPr>
+              <w:t>：</w:t>
+            </w:r>
+            <w:r>
+              <w:rPr>
+                <w:rFonts w:hint="eastAsia"/>
+              </w:rPr>
+              <w:t>ssh</w:t>
+            </w:r>
+            <w:r>
+              <w:rPr>
+                <w:rFonts w:hint="eastAsia"/>
+              </w:rPr>
+              <w:t>能否登陆</w:t>
+            </w:r>
+          </w:p>
+          <w:p>
+            <w:pPr>
+              <w:ind w:left="0" w:firstLineChars="100" w:firstLine="210"/>
+              <w:rPr>
+                <w:rFonts w:hint="eastAsia"/>
+              </w:rPr>
+            </w:pPr>
+            <w:r>
+              <w:t>HostName</w:t>
+            </w:r>
+            <w:r>
+              <w:rPr>
+                <w:rFonts w:hint="eastAsia"/>
+              </w:rPr>
+              <w:t>：该机器上的</w:t>
+            </w:r>
+            <w:r>
+              <w:rPr>
+                <w:rFonts w:hint="eastAsia"/>
+              </w:rPr>
+              <w:t>HostName</w:t>
+            </w:r>
+          </w:p>
+          <w:p>
+            <w:pPr>
+              <w:ind w:left="0"/>
+            </w:pPr>
+            <w:r>
+              <w:t>}</w:t>
+            </w:r>
+          </w:p>
+        </w:tc>
+        <w:tc>
+          <w:tcPr>
+            <w:tcW w:w="3544" w:type="dxa"/>
+          </w:tcPr>
+          <w:p>
+            <w:pPr>
+              <w:ind w:left="0"/>
+              <w:rPr>
+                <w:rFonts w:hint="eastAsia"/>
+              </w:rPr>
+            </w:pPr>
+            <w:r>
+              <w:t xml:space="preserve">{ </w:t>
+            </w:r>
+          </w:p>
+          <w:p>
+            <w:pPr>
+              <w:ind w:left="0"/>
+              <w:rPr>
+                <w:rFonts w:hint="eastAsia"/>
+              </w:rPr>
+            </w:pPr>
+            <w:r>
+              <w:t xml:space="preserve">"Rc": 0 </w:t>
+            </w:r>
+          </w:p>
+          <w:p>
+            <w:pPr>
+              <w:ind w:left="0"/>
+              <w:rPr>
+                <w:rFonts w:hint="eastAsia"/>
+              </w:rPr>
+            </w:pPr>
+          </w:p>
+          <w:p>
+            <w:pPr>
+              <w:ind w:left="0"/>
+              <w:rPr>
+                <w:rFonts w:hint="eastAsia"/>
+              </w:rPr>
+            </w:pPr>
+            <w:r>
+              <w:t>}</w:t>
+            </w:r>
+          </w:p>
+          <w:p>
+            <w:pPr>
+              <w:ind w:left="0"/>
+              <w:rPr>
+                <w:rFonts w:hint="eastAsia"/>
+              </w:rPr>
+            </w:pPr>
+            <w:r>
+              <w:t xml:space="preserve">{ </w:t>
+            </w:r>
+          </w:p>
+          <w:p>
+            <w:pPr>
+              <w:ind w:left="0" w:firstLineChars="100" w:firstLine="210"/>
+              <w:rPr>
+                <w:rFonts w:hint="eastAsia"/>
+              </w:rPr>
+            </w:pPr>
+            <w:r>
+              <w:t xml:space="preserve">"IP": "192.168.20.196", </w:t>
+            </w:r>
+          </w:p>
+          <w:p>
+            <w:pPr>
+              <w:ind w:left="0" w:firstLineChars="100" w:firstLine="210"/>
+              <w:rPr>
+                <w:rFonts w:hint="eastAsia"/>
+              </w:rPr>
+            </w:pPr>
+            <w:r>
+              <w:t xml:space="preserve">"Ping": true, </w:t>
+            </w:r>
+          </w:p>
+          <w:p>
+            <w:pPr>
+              <w:ind w:left="0" w:firstLineChars="100" w:firstLine="210"/>
+              <w:rPr>
+                <w:rFonts w:hint="eastAsia"/>
+              </w:rPr>
+            </w:pPr>
+            <w:r>
+              <w:t xml:space="preserve">"Ssh": true, </w:t>
+            </w:r>
+          </w:p>
+          <w:p>
+            <w:pPr>
+              <w:ind w:left="0" w:firstLineChars="100" w:firstLine="210"/>
+              <w:rPr>
+                <w:rFonts w:hint="eastAsia"/>
+              </w:rPr>
+            </w:pPr>
+            <w:r>
+              <w:t>"HostName": "data0"</w:t>
+            </w:r>
+          </w:p>
+          <w:p>
+            <w:pPr>
+              <w:ind w:left="0"/>
+            </w:pPr>
+            <w:r>
+              <w:t>}</w:t>
+            </w:r>
+          </w:p>
+        </w:tc>
+      </w:tr>
+      <w:tr>
+        <w:trPr>
+          <w:trHeight w:val="488"/>
+        </w:trPr>
+        <w:tc>
+          <w:tcPr>
+            <w:tcW w:w="1418" w:type="dxa"/>
+          </w:tcPr>
+          <w:p>
+            <w:pPr>
+              <w:ind w:left="0"/>
+              <w:rPr>
+                <w:rFonts w:hint="eastAsia"/>
+              </w:rPr>
             </w:pPr>
             <w:r>
               <w:rPr>
                 <w:rFonts w:hint="eastAsia"/>
               </w:rPr>
               <w:lastRenderedPageBreak/>
-              <w:t>响应内容</w:t>
+              <w:t>说明</w:t>
             </w:r>
           </w:p>
         </w:tc>
@@ -3238,270 +6839,10 @@
           <w:p>
             <w:pPr>
               <w:ind w:left="0"/>
-            </w:pPr>
-            <w:r>
-              <w:rPr>
-                <w:rFonts w:hint="eastAsia"/>
-              </w:rPr>
-              <w:t>{</w:t>
-            </w:r>
-          </w:p>
-          <w:p>
-            <w:pPr>
-              <w:ind w:left="0"/>
-            </w:pPr>
-            <w:r>
-              <w:t>Rc</w:t>
-            </w:r>
-            <w:r>
-              <w:rPr>
-                <w:rFonts w:hint="eastAsia"/>
-              </w:rPr>
-              <w:t>：返回码</w:t>
-            </w:r>
-          </w:p>
-          <w:p>
-            <w:pPr>
-              <w:ind w:left="0"/>
-            </w:pPr>
-            <w:r>
-              <w:rPr>
-                <w:rFonts w:hint="eastAsia"/>
-              </w:rPr>
-              <w:t>detail</w:t>
-            </w:r>
-            <w:r>
-              <w:rPr>
-                <w:rFonts w:hint="eastAsia"/>
-              </w:rPr>
-              <w:t>：失败时的错误描述（可选）</w:t>
-            </w:r>
-          </w:p>
-          <w:p>
-            <w:pPr>
-              <w:ind w:left="0"/>
-            </w:pPr>
-            <w:r>
-              <w:rPr>
-                <w:rFonts w:hint="eastAsia"/>
-              </w:rPr>
-              <w:t>}</w:t>
-            </w:r>
-          </w:p>
-          <w:p>
-            <w:pPr>
-              <w:ind w:left="0"/>
-            </w:pPr>
-            <w:r>
-              <w:rPr>
-                <w:rFonts w:hint="eastAsia"/>
-              </w:rPr>
-              <w:t>{</w:t>
-            </w:r>
-          </w:p>
-          <w:p>
-            <w:pPr>
-              <w:ind w:left="0"/>
-            </w:pPr>
-            <w:r>
-              <w:t>HostName</w:t>
-            </w:r>
-            <w:r>
-              <w:rPr>
-                <w:rFonts w:hint="eastAsia"/>
-              </w:rPr>
-              <w:t>：</w:t>
-            </w:r>
-            <w:r>
-              <w:rPr>
-                <w:rFonts w:hint="eastAsia"/>
-              </w:rPr>
-              <w:t>主机名</w:t>
-            </w:r>
-          </w:p>
-          <w:p>
-            <w:pPr>
-              <w:ind w:left="0"/>
-            </w:pPr>
-            <w:r>
-              <w:t>ClusterName</w:t>
-            </w:r>
-            <w:r>
-              <w:rPr>
-                <w:rFonts w:hint="eastAsia"/>
-              </w:rPr>
-              <w:t>：集群</w:t>
-            </w:r>
-            <w:r>
-              <w:rPr>
-                <w:rFonts w:hint="eastAsia"/>
-              </w:rPr>
-              <w:t>名</w:t>
-            </w:r>
-          </w:p>
-          <w:p>
-            <w:pPr>
-              <w:ind w:left="0"/>
-            </w:pPr>
-            <w:r>
-              <w:t>IP</w:t>
-            </w:r>
-            <w:r>
-              <w:rPr>
-                <w:rFonts w:hint="eastAsia"/>
-              </w:rPr>
-              <w:t>：</w:t>
-            </w:r>
-            <w:r>
-              <w:rPr>
-                <w:rFonts w:hint="eastAsia"/>
-              </w:rPr>
-              <w:t>主机的</w:t>
-            </w:r>
-            <w:r>
-              <w:rPr>
-                <w:rFonts w:hint="eastAsia"/>
-              </w:rPr>
-              <w:t>IP</w:t>
-            </w:r>
-            <w:r>
-              <w:rPr>
-                <w:rFonts w:hint="eastAsia"/>
-              </w:rPr>
-              <w:t>地址</w:t>
-            </w:r>
-          </w:p>
-          <w:p>
-            <w:pPr>
-              <w:ind w:left="0"/>
-            </w:pPr>
-            <w:r>
-              <w:t>User</w:t>
-            </w:r>
-            <w:r>
-              <w:rPr>
-                <w:rFonts w:hint="eastAsia"/>
-              </w:rPr>
-              <w:t>：</w:t>
-            </w:r>
-            <w:r>
-              <w:rPr>
-                <w:rFonts w:hint="eastAsia"/>
-              </w:rPr>
-              <w:t>root</w:t>
-            </w:r>
-            <w:r>
-              <w:rPr>
-                <w:rFonts w:hint="eastAsia"/>
-              </w:rPr>
-              <w:t>用户</w:t>
-            </w:r>
-          </w:p>
-          <w:p>
-            <w:pPr>
-              <w:ind w:left="0"/>
-            </w:pPr>
-            <w:r>
-              <w:t>Password</w:t>
-            </w:r>
-            <w:r>
-              <w:rPr>
-                <w:rFonts w:hint="eastAsia"/>
-              </w:rPr>
-              <w:t>：</w:t>
-            </w:r>
-            <w:r>
-              <w:rPr>
-                <w:rFonts w:hint="eastAsia"/>
-              </w:rPr>
-              <w:t>root</w:t>
-            </w:r>
-            <w:r>
-              <w:rPr>
-                <w:rFonts w:hint="eastAsia"/>
-              </w:rPr>
-              <w:t>用户密码</w:t>
-            </w:r>
-          </w:p>
-          <w:p>
-            <w:pPr>
-              <w:ind w:left="0"/>
-            </w:pPr>
-            <w:r>
-              <w:t>Time</w:t>
-            </w:r>
-            <w:r>
-              <w:rPr>
-                <w:rFonts w:hint="eastAsia"/>
-              </w:rPr>
-              <w:t>：</w:t>
-            </w:r>
-            <w:r>
-              <w:rPr>
-                <w:rFonts w:hint="eastAsia"/>
-              </w:rPr>
-              <w:t>添加时间</w:t>
-            </w:r>
-          </w:p>
-          <w:p>
-            <w:pPr>
-              <w:ind w:left="0"/>
-            </w:pPr>
-            <w:r>
-              <w:t>OS</w:t>
-            </w:r>
-            <w:r>
-              <w:rPr>
-                <w:rFonts w:hint="eastAsia"/>
-              </w:rPr>
-              <w:t>：</w:t>
-            </w:r>
-            <w:r>
-              <w:rPr>
-                <w:rFonts w:hint="eastAsia"/>
-              </w:rPr>
-              <w:t>操作系统</w:t>
-            </w:r>
-          </w:p>
-          <w:p>
-            <w:pPr>
-              <w:ind w:left="0"/>
-            </w:pPr>
-            <w:r>
-              <w:t>OM</w:t>
-            </w:r>
-            <w:r>
-              <w:rPr>
-                <w:rFonts w:hint="eastAsia"/>
-              </w:rPr>
-              <w:t>：</w:t>
-            </w:r>
-            <w:r>
-              <w:rPr>
-                <w:rFonts w:hint="eastAsia"/>
-              </w:rPr>
-              <w:t>OM</w:t>
-            </w:r>
-            <w:r>
-              <w:rPr>
-                <w:rFonts w:hint="eastAsia"/>
-              </w:rPr>
-              <w:t>版本号</w:t>
-            </w:r>
-          </w:p>
-          <w:p>
-            <w:pPr>
-              <w:ind w:left="0"/>
-            </w:pPr>
-            <w:r>
-              <w:rPr>
-                <w:rFonts w:hint="eastAsia"/>
-              </w:rPr>
-              <w:t>}</w:t>
-            </w:r>
-            <w:r>
-              <w:t>…</w:t>
-            </w:r>
+              <w:rPr>
+                <w:rFonts w:hint="eastAsia"/>
+              </w:rPr>
+            </w:pPr>
           </w:p>
         </w:tc>
         <w:tc>
@@ -3730,6 +7071,47 @@
           <w:p>
             <w:pPr>
               <w:ind w:left="0"/>
+              <w:rPr>
+                <w:rFonts w:hint="eastAsia"/>
+              </w:rPr>
+            </w:pPr>
+            <w:r>
+              <w:rPr>
+                <w:rFonts w:hint="eastAsia"/>
+              </w:rPr>
+              <w:t>说明</w:t>
+            </w:r>
+          </w:p>
+        </w:tc>
+        <w:tc>
+          <w:tcPr>
+            <w:tcW w:w="3827" w:type="dxa"/>
+          </w:tcPr>
+          <w:p>
+            <w:pPr>
+              <w:ind w:left="0"/>
+            </w:pPr>
+          </w:p>
+        </w:tc>
+        <w:tc>
+          <w:tcPr>
+            <w:tcW w:w="3544" w:type="dxa"/>
+          </w:tcPr>
+          <w:p>
+            <w:pPr>
+              <w:ind w:left="0"/>
+            </w:pPr>
+          </w:p>
+        </w:tc>
+      </w:tr>
+      <w:tr>
+        <w:tc>
+          <w:tcPr>
+            <w:tcW w:w="1418" w:type="dxa"/>
+          </w:tcPr>
+          <w:p>
+            <w:pPr>
+              <w:ind w:left="0"/>
             </w:pPr>
             <w:r>
               <w:rPr>
@@ -4094,6 +7476,53 @@
           </w:p>
         </w:tc>
       </w:tr>
+      <w:tr>
+        <w:trPr>
+          <w:trHeight w:val="346"/>
+        </w:trPr>
+        <w:tc>
+          <w:tcPr>
+            <w:tcW w:w="1418" w:type="dxa"/>
+          </w:tcPr>
+          <w:p>
+            <w:pPr>
+              <w:ind w:left="0"/>
+              <w:rPr>
+                <w:rFonts w:hint="eastAsia"/>
+              </w:rPr>
+            </w:pPr>
+            <w:r>
+              <w:rPr>
+                <w:rFonts w:hint="eastAsia"/>
+              </w:rPr>
+              <w:t>说明</w:t>
+            </w:r>
+          </w:p>
+        </w:tc>
+        <w:tc>
+          <w:tcPr>
+            <w:tcW w:w="3827" w:type="dxa"/>
+          </w:tcPr>
+          <w:p>
+            <w:pPr>
+              <w:ind w:left="0"/>
+              <w:rPr>
+                <w:rFonts w:hint="eastAsia"/>
+              </w:rPr>
+            </w:pPr>
+          </w:p>
+        </w:tc>
+        <w:tc>
+          <w:tcPr>
+            <w:tcW w:w="3544" w:type="dxa"/>
+          </w:tcPr>
+          <w:p>
+            <w:pPr>
+              <w:ind w:left="0"/>
+            </w:pPr>
+          </w:p>
+        </w:tc>
+      </w:tr>
     </w:tbl>
     <w:p/>
     <w:p>
@@ -4108,7 +7537,6 @@
         <w:rPr>
           <w:rFonts w:hint="eastAsia"/>
         </w:rPr>
-        <w:lastRenderedPageBreak/>
         <w:t>获取业务配置模板</w:t>
       </w:r>
       <w:r>
@@ -4345,6 +7773,47 @@
           <w:p>
             <w:pPr>
               <w:ind w:left="0"/>
+              <w:rPr>
+                <w:rFonts w:hint="eastAsia"/>
+              </w:rPr>
+            </w:pPr>
+            <w:r>
+              <w:rPr>
+                <w:rFonts w:hint="eastAsia"/>
+              </w:rPr>
+              <w:t>说明</w:t>
+            </w:r>
+          </w:p>
+        </w:tc>
+        <w:tc>
+          <w:tcPr>
+            <w:tcW w:w="3827" w:type="dxa"/>
+          </w:tcPr>
+          <w:p>
+            <w:pPr>
+              <w:ind w:left="0"/>
+            </w:pPr>
+          </w:p>
+        </w:tc>
+        <w:tc>
+          <w:tcPr>
+            <w:tcW w:w="3544" w:type="dxa"/>
+          </w:tcPr>
+          <w:p>
+            <w:pPr>
+              <w:ind w:left="0"/>
+            </w:pPr>
+          </w:p>
+        </w:tc>
+      </w:tr>
+      <w:tr>
+        <w:tc>
+          <w:tcPr>
+            <w:tcW w:w="1418" w:type="dxa"/>
+          </w:tcPr>
+          <w:p>
+            <w:pPr>
+              <w:ind w:left="0"/>
             </w:pPr>
             <w:r>
               <w:rPr>
@@ -4397,6 +7866,7 @@
               <w:rPr>
                 <w:rFonts w:hint="eastAsia"/>
               </w:rPr>
+              <w:lastRenderedPageBreak/>
               <w:t>响应内容</w:t>
             </w:r>
           </w:p>
@@ -5050,6 +8520,53 @@
             <w:r>
               <w:t>}</w:t>
             </w:r>
+          </w:p>
+        </w:tc>
+      </w:tr>
+      <w:tr>
+        <w:trPr>
+          <w:trHeight w:val="346"/>
+        </w:trPr>
+        <w:tc>
+          <w:tcPr>
+            <w:tcW w:w="1418" w:type="dxa"/>
+          </w:tcPr>
+          <w:p>
+            <w:pPr>
+              <w:ind w:left="0"/>
+              <w:rPr>
+                <w:rFonts w:hint="eastAsia"/>
+              </w:rPr>
+            </w:pPr>
+            <w:r>
+              <w:rPr>
+                <w:rFonts w:hint="eastAsia"/>
+              </w:rPr>
+              <w:t>说明</w:t>
+            </w:r>
+          </w:p>
+        </w:tc>
+        <w:tc>
+          <w:tcPr>
+            <w:tcW w:w="3827" w:type="dxa"/>
+          </w:tcPr>
+          <w:p>
+            <w:pPr>
+              <w:ind w:left="0"/>
+              <w:rPr>
+                <w:rFonts w:hint="eastAsia"/>
+              </w:rPr>
+            </w:pPr>
+          </w:p>
+        </w:tc>
+        <w:tc>
+          <w:tcPr>
+            <w:tcW w:w="3544" w:type="dxa"/>
+          </w:tcPr>
+          <w:p>
+            <w:pPr>
+              <w:ind w:left="0"/>
+            </w:pPr>
           </w:p>
         </w:tc>
       </w:tr>
@@ -5289,152 +8806,152 @@
               <w:ind w:left="0"/>
             </w:pPr>
             <w:r>
+              <w:t>ClusterName</w:t>
+            </w:r>
+            <w:r>
+              <w:rPr>
+                <w:rFonts w:hint="eastAsia"/>
+              </w:rPr>
+              <w:t>：集群名</w:t>
+            </w:r>
+          </w:p>
+          <w:p>
+            <w:pPr>
+              <w:ind w:left="0"/>
+            </w:pPr>
+            <w:r>
+              <w:t>BusinessType</w:t>
+            </w:r>
+            <w:r>
+              <w:rPr>
+                <w:rFonts w:hint="eastAsia"/>
+              </w:rPr>
+              <w:t>：业务类型</w:t>
+            </w:r>
+          </w:p>
+          <w:p>
+            <w:pPr>
+              <w:ind w:left="0"/>
+            </w:pPr>
+            <w:r>
+              <w:t>BusinessName</w:t>
+            </w:r>
+            <w:r>
+              <w:rPr>
+                <w:rFonts w:hint="eastAsia"/>
+              </w:rPr>
+              <w:t>：业务名</w:t>
+            </w:r>
+          </w:p>
+          <w:p>
+            <w:pPr>
+              <w:ind w:left="0"/>
+            </w:pPr>
+            <w:r>
+              <w:t>DeployMod</w:t>
+            </w:r>
+            <w:r>
+              <w:rPr>
+                <w:rFonts w:hint="eastAsia"/>
+              </w:rPr>
+              <w:t>：业务部署模式</w:t>
+            </w:r>
+            <w:r>
+              <w:rPr>
+                <w:rFonts w:hint="eastAsia"/>
+              </w:rPr>
+              <w:t>(</w:t>
+            </w:r>
+            <w:r>
+              <w:rPr>
+                <w:rFonts w:hint="eastAsia"/>
+              </w:rPr>
+              <w:t>单机</w:t>
+            </w:r>
+            <w:r>
+              <w:rPr>
+                <w:rFonts w:hint="eastAsia"/>
+              </w:rPr>
+              <w:t>/</w:t>
+            </w:r>
+            <w:r>
+              <w:rPr>
+                <w:rFonts w:hint="eastAsia"/>
+              </w:rPr>
+              <w:t>分布</w:t>
+            </w:r>
+            <w:r>
+              <w:rPr>
+                <w:rFonts w:hint="eastAsia"/>
+              </w:rPr>
+              <w:t>)</w:t>
+            </w:r>
+          </w:p>
+          <w:p>
+            <w:pPr>
+              <w:ind w:left="0"/>
+            </w:pPr>
+            <w:r>
+              <w:t>Property</w:t>
+            </w:r>
+            <w:r>
+              <w:rPr>
+                <w:rFonts w:hint="eastAsia"/>
+              </w:rPr>
+              <w:t>：配置项</w:t>
+            </w:r>
+          </w:p>
+          <w:p>
+            <w:pPr>
+              <w:ind w:left="0"/>
+            </w:pPr>
+            <w:r>
+              <w:rPr>
+                <w:rFonts w:hint="eastAsia"/>
+              </w:rPr>
+              <w:t xml:space="preserve">  [</w:t>
+            </w:r>
+          </w:p>
+          <w:p>
+            <w:pPr>
+              <w:ind w:left="0" w:firstLine="405"/>
+            </w:pPr>
+            <w:r>
+              <w:rPr>
+                <w:rFonts w:hint="eastAsia"/>
+              </w:rPr>
+              <w:t>{</w:t>
+            </w:r>
+          </w:p>
+          <w:p>
+            <w:pPr>
+              <w:ind w:left="0" w:firstLine="405"/>
+            </w:pPr>
+            <w:r>
+              <w:rPr>
+                <w:rFonts w:hint="eastAsia"/>
+              </w:rPr>
+              <w:t xml:space="preserve">  </w:t>
+            </w:r>
+            <w:r>
+              <w:t>Name</w:t>
+            </w:r>
+            <w:r>
+              <w:rPr>
+                <w:rFonts w:hint="eastAsia"/>
+              </w:rPr>
+              <w:t>：配置项的名字</w:t>
+            </w:r>
+          </w:p>
+          <w:p>
+            <w:pPr>
+              <w:ind w:left="0" w:firstLine="405"/>
+            </w:pPr>
+            <w:r>
+              <w:rPr>
+                <w:rFonts w:hint="eastAsia"/>
+              </w:rPr>
               <w:lastRenderedPageBreak/>
-              <w:t>ClusterName</w:t>
-            </w:r>
-            <w:r>
-              <w:rPr>
-                <w:rFonts w:hint="eastAsia"/>
-              </w:rPr>
-              <w:t>：集群名</w:t>
-            </w:r>
-          </w:p>
-          <w:p>
-            <w:pPr>
-              <w:ind w:left="0"/>
-            </w:pPr>
-            <w:r>
-              <w:t>BusinessType</w:t>
-            </w:r>
-            <w:r>
-              <w:rPr>
-                <w:rFonts w:hint="eastAsia"/>
-              </w:rPr>
-              <w:t>：业务类型</w:t>
-            </w:r>
-          </w:p>
-          <w:p>
-            <w:pPr>
-              <w:ind w:left="0"/>
-            </w:pPr>
-            <w:r>
-              <w:t>BusinessName</w:t>
-            </w:r>
-            <w:r>
-              <w:rPr>
-                <w:rFonts w:hint="eastAsia"/>
-              </w:rPr>
-              <w:t>：业务名</w:t>
-            </w:r>
-          </w:p>
-          <w:p>
-            <w:pPr>
-              <w:ind w:left="0"/>
-            </w:pPr>
-            <w:r>
-              <w:t>DeployMod</w:t>
-            </w:r>
-            <w:r>
-              <w:rPr>
-                <w:rFonts w:hint="eastAsia"/>
-              </w:rPr>
-              <w:t>：业务部署模式</w:t>
-            </w:r>
-            <w:r>
-              <w:rPr>
-                <w:rFonts w:hint="eastAsia"/>
-              </w:rPr>
-              <w:t>(</w:t>
-            </w:r>
-            <w:r>
-              <w:rPr>
-                <w:rFonts w:hint="eastAsia"/>
-              </w:rPr>
-              <w:t>单机</w:t>
-            </w:r>
-            <w:r>
-              <w:rPr>
-                <w:rFonts w:hint="eastAsia"/>
-              </w:rPr>
-              <w:t>/</w:t>
-            </w:r>
-            <w:r>
-              <w:rPr>
-                <w:rFonts w:hint="eastAsia"/>
-              </w:rPr>
-              <w:t>分布</w:t>
-            </w:r>
-            <w:r>
-              <w:rPr>
-                <w:rFonts w:hint="eastAsia"/>
-              </w:rPr>
-              <w:t>)</w:t>
-            </w:r>
-          </w:p>
-          <w:p>
-            <w:pPr>
-              <w:ind w:left="0"/>
-            </w:pPr>
-            <w:r>
-              <w:t>Property</w:t>
-            </w:r>
-            <w:r>
-              <w:rPr>
-                <w:rFonts w:hint="eastAsia"/>
-              </w:rPr>
-              <w:t>：配置项</w:t>
-            </w:r>
-          </w:p>
-          <w:p>
-            <w:pPr>
-              <w:ind w:left="0"/>
-            </w:pPr>
-            <w:r>
-              <w:rPr>
-                <w:rFonts w:hint="eastAsia"/>
-              </w:rPr>
-              <w:t xml:space="preserve">  [</w:t>
-            </w:r>
-          </w:p>
-          <w:p>
-            <w:pPr>
-              <w:ind w:left="0" w:firstLine="405"/>
-            </w:pPr>
-            <w:r>
-              <w:rPr>
-                <w:rFonts w:hint="eastAsia"/>
-              </w:rPr>
-              <w:t>{</w:t>
-            </w:r>
-          </w:p>
-          <w:p>
-            <w:pPr>
-              <w:ind w:left="0" w:firstLine="405"/>
-            </w:pPr>
-            <w:r>
-              <w:rPr>
-                <w:rFonts w:hint="eastAsia"/>
-              </w:rPr>
-              <w:t xml:space="preserve">  </w:t>
-            </w:r>
-            <w:r>
-              <w:t>Name</w:t>
-            </w:r>
-            <w:r>
-              <w:rPr>
-                <w:rFonts w:hint="eastAsia"/>
-              </w:rPr>
-              <w:t>：配置项的名字</w:t>
-            </w:r>
-          </w:p>
-          <w:p>
-            <w:pPr>
-              <w:ind w:left="0" w:firstLine="405"/>
-            </w:pPr>
-            <w:r>
-              <w:rPr>
-                <w:rFonts w:hint="eastAsia"/>
-              </w:rPr>
               <w:t xml:space="preserve">  </w:t>
             </w:r>
             <w:r>
@@ -5580,71 +9097,71 @@
               <w:ind w:left="0"/>
             </w:pPr>
             <w:r>
+              <w:t>"ClusterName":"c1",</w:t>
+            </w:r>
+          </w:p>
+          <w:p>
+            <w:pPr>
+              <w:ind w:left="0"/>
+            </w:pPr>
+            <w:r>
+              <w:t>"BusinessType":"sequoiadb",</w:t>
+            </w:r>
+          </w:p>
+          <w:p>
+            <w:pPr>
+              <w:ind w:left="0"/>
+            </w:pPr>
+            <w:r>
+              <w:t>"BusinessName":"b1",</w:t>
+            </w:r>
+          </w:p>
+          <w:p>
+            <w:pPr>
+              <w:ind w:left="0"/>
+            </w:pPr>
+            <w:r>
+              <w:t>"DeployMod":"standalone",</w:t>
+            </w:r>
+          </w:p>
+          <w:p>
+            <w:pPr>
+              <w:ind w:left="0"/>
+            </w:pPr>
+            <w:r>
+              <w:t>"Property":</w:t>
+            </w:r>
+          </w:p>
+          <w:p>
+            <w:pPr>
+              <w:ind w:left="0" w:firstLineChars="100" w:firstLine="210"/>
+            </w:pPr>
+            <w:r>
+              <w:t>[</w:t>
+            </w:r>
+          </w:p>
+          <w:p>
+            <w:pPr>
+              <w:ind w:left="0" w:firstLineChars="200" w:firstLine="420"/>
+            </w:pPr>
+            <w:r>
+              <w:t>{</w:t>
+            </w:r>
+          </w:p>
+          <w:p>
+            <w:pPr>
+              <w:ind w:left="0" w:firstLineChars="300" w:firstLine="630"/>
+            </w:pPr>
+            <w:r>
+              <w:t>"Name":"replicanum",</w:t>
+            </w:r>
+          </w:p>
+          <w:p>
+            <w:pPr>
+              <w:ind w:left="0" w:firstLineChars="300" w:firstLine="630"/>
+            </w:pPr>
+            <w:r>
               <w:lastRenderedPageBreak/>
-              <w:t>"ClusterName":"c1",</w:t>
-            </w:r>
-          </w:p>
-          <w:p>
-            <w:pPr>
-              <w:ind w:left="0"/>
-            </w:pPr>
-            <w:r>
-              <w:t>"BusinessType":"sequoiadb",</w:t>
-            </w:r>
-          </w:p>
-          <w:p>
-            <w:pPr>
-              <w:ind w:left="0"/>
-            </w:pPr>
-            <w:r>
-              <w:t>"BusinessName":"b1",</w:t>
-            </w:r>
-          </w:p>
-          <w:p>
-            <w:pPr>
-              <w:ind w:left="0"/>
-            </w:pPr>
-            <w:r>
-              <w:t>"DeployMod":"standalone",</w:t>
-            </w:r>
-          </w:p>
-          <w:p>
-            <w:pPr>
-              <w:ind w:left="0"/>
-            </w:pPr>
-            <w:r>
-              <w:t>"Property":</w:t>
-            </w:r>
-          </w:p>
-          <w:p>
-            <w:pPr>
-              <w:ind w:left="0" w:firstLineChars="100" w:firstLine="210"/>
-            </w:pPr>
-            <w:r>
-              <w:t>[</w:t>
-            </w:r>
-          </w:p>
-          <w:p>
-            <w:pPr>
-              <w:ind w:left="0" w:firstLineChars="200" w:firstLine="420"/>
-            </w:pPr>
-            <w:r>
-              <w:t>{</w:t>
-            </w:r>
-          </w:p>
-          <w:p>
-            <w:pPr>
-              <w:ind w:left="0" w:firstLineChars="300" w:firstLine="630"/>
-            </w:pPr>
-            <w:r>
-              <w:t>"Name":"replicanum",</w:t>
-            </w:r>
-          </w:p>
-          <w:p>
-            <w:pPr>
-              <w:ind w:left="0" w:firstLineChars="300" w:firstLine="630"/>
-            </w:pPr>
-            <w:r>
               <w:t>"Value":"1"</w:t>
             </w:r>
           </w:p>
@@ -5736,12 +9253,53 @@
           <w:p>
             <w:pPr>
               <w:ind w:left="0"/>
+              <w:rPr>
+                <w:rFonts w:hint="eastAsia"/>
+              </w:rPr>
             </w:pPr>
             <w:r>
               <w:rPr>
                 <w:rFonts w:hint="eastAsia"/>
               </w:rPr>
               <w:lastRenderedPageBreak/>
+              <w:t>说明</w:t>
+            </w:r>
+          </w:p>
+        </w:tc>
+        <w:tc>
+          <w:tcPr>
+            <w:tcW w:w="3827" w:type="dxa"/>
+          </w:tcPr>
+          <w:p>
+            <w:pPr>
+              <w:ind w:left="0"/>
+            </w:pPr>
+          </w:p>
+        </w:tc>
+        <w:tc>
+          <w:tcPr>
+            <w:tcW w:w="3544" w:type="dxa"/>
+          </w:tcPr>
+          <w:p>
+            <w:pPr>
+              <w:ind w:left="0"/>
+            </w:pPr>
+          </w:p>
+        </w:tc>
+      </w:tr>
+      <w:tr>
+        <w:tc>
+          <w:tcPr>
+            <w:tcW w:w="1418" w:type="dxa"/>
+          </w:tcPr>
+          <w:p>
+            <w:pPr>
+              <w:ind w:left="0"/>
+            </w:pPr>
+            <w:r>
+              <w:rPr>
+                <w:rFonts w:hint="eastAsia"/>
+              </w:rPr>
               <w:t>响应头</w:t>
             </w:r>
           </w:p>
@@ -6260,114 +9818,114 @@
               <w:ind w:left="0"/>
             </w:pPr>
             <w:r>
+              <w:t>ClusterName</w:t>
+            </w:r>
+            <w:r>
+              <w:rPr>
+                <w:rFonts w:hint="eastAsia"/>
+              </w:rPr>
+              <w:t>：集群名字</w:t>
+            </w:r>
+          </w:p>
+          <w:p>
+            <w:pPr>
+              <w:ind w:left="0"/>
+            </w:pPr>
+            <w:r>
+              <w:t>Property</w:t>
+            </w:r>
+            <w:r>
+              <w:rPr>
+                <w:rFonts w:hint="eastAsia"/>
+              </w:rPr>
+              <w:t>：节点详细配置项</w:t>
+            </w:r>
+          </w:p>
+          <w:p>
+            <w:pPr>
+              <w:ind w:left="0"/>
+            </w:pPr>
+            <w:r>
+              <w:rPr>
+                <w:rFonts w:hint="eastAsia"/>
+              </w:rPr>
+              <w:t xml:space="preserve">  [</w:t>
+            </w:r>
+          </w:p>
+          <w:p>
+            <w:pPr>
+              <w:ind w:left="0" w:firstLine="405"/>
+            </w:pPr>
+            <w:r>
+              <w:rPr>
+                <w:rFonts w:hint="eastAsia"/>
+              </w:rPr>
+              <w:t>{</w:t>
+            </w:r>
+          </w:p>
+          <w:p>
+            <w:pPr>
+              <w:ind w:left="0" w:firstLine="405"/>
+            </w:pPr>
+            <w:r>
+              <w:rPr>
+                <w:rFonts w:hint="eastAsia"/>
+              </w:rPr>
+              <w:t xml:space="preserve">  </w:t>
+            </w:r>
+            <w:r>
+              <w:t>Name</w:t>
+            </w:r>
+            <w:r>
+              <w:rPr>
+                <w:rFonts w:hint="eastAsia"/>
+              </w:rPr>
+              <w:t>：配置项的名字</w:t>
+            </w:r>
+          </w:p>
+          <w:p>
+            <w:pPr>
+              <w:ind w:left="0" w:firstLineChars="291" w:firstLine="611"/>
+            </w:pPr>
+            <w:r>
+              <w:t>WebName</w:t>
+            </w:r>
+            <w:r>
+              <w:rPr>
+                <w:rFonts w:hint="eastAsia"/>
+              </w:rPr>
+              <w:t>：页面名字（网页显示）</w:t>
+            </w:r>
+          </w:p>
+          <w:p>
+            <w:pPr>
+              <w:ind w:left="0" w:firstLine="405"/>
+            </w:pPr>
+            <w:r>
+              <w:rPr>
+                <w:rFonts w:hint="eastAsia"/>
+              </w:rPr>
+              <w:t xml:space="preserve">  </w:t>
+            </w:r>
+            <w:r>
+              <w:t>Type</w:t>
+            </w:r>
+            <w:r>
+              <w:rPr>
+                <w:rFonts w:hint="eastAsia"/>
+              </w:rPr>
+              <w:t>：配置项值的类型</w:t>
+            </w:r>
+          </w:p>
+          <w:p>
+            <w:pPr>
+              <w:ind w:left="0" w:firstLine="405"/>
+            </w:pPr>
+            <w:r>
+              <w:rPr>
+                <w:rFonts w:hint="eastAsia"/>
+              </w:rPr>
               <w:lastRenderedPageBreak/>
-              <w:t>ClusterName</w:t>
-            </w:r>
-            <w:r>
-              <w:rPr>
-                <w:rFonts w:hint="eastAsia"/>
-              </w:rPr>
-              <w:t>：集群名字</w:t>
-            </w:r>
-          </w:p>
-          <w:p>
-            <w:pPr>
-              <w:ind w:left="0"/>
-            </w:pPr>
-            <w:r>
-              <w:t>Property</w:t>
-            </w:r>
-            <w:r>
-              <w:rPr>
-                <w:rFonts w:hint="eastAsia"/>
-              </w:rPr>
-              <w:t>：节点详细配置项</w:t>
-            </w:r>
-          </w:p>
-          <w:p>
-            <w:pPr>
-              <w:ind w:left="0"/>
-            </w:pPr>
-            <w:r>
-              <w:rPr>
-                <w:rFonts w:hint="eastAsia"/>
-              </w:rPr>
-              <w:t xml:space="preserve">  [</w:t>
-            </w:r>
-          </w:p>
-          <w:p>
-            <w:pPr>
-              <w:ind w:left="0" w:firstLine="405"/>
-            </w:pPr>
-            <w:r>
-              <w:rPr>
-                <w:rFonts w:hint="eastAsia"/>
-              </w:rPr>
-              <w:t>{</w:t>
-            </w:r>
-          </w:p>
-          <w:p>
-            <w:pPr>
-              <w:ind w:left="0" w:firstLine="405"/>
-            </w:pPr>
-            <w:r>
-              <w:rPr>
-                <w:rFonts w:hint="eastAsia"/>
-              </w:rPr>
-              <w:t xml:space="preserve">  </w:t>
-            </w:r>
-            <w:r>
-              <w:t>Name</w:t>
-            </w:r>
-            <w:r>
-              <w:rPr>
-                <w:rFonts w:hint="eastAsia"/>
-              </w:rPr>
-              <w:t>：配置项的名字</w:t>
-            </w:r>
-          </w:p>
-          <w:p>
-            <w:pPr>
-              <w:ind w:left="0" w:firstLineChars="291" w:firstLine="611"/>
-            </w:pPr>
-            <w:r>
-              <w:t>WebName</w:t>
-            </w:r>
-            <w:r>
-              <w:rPr>
-                <w:rFonts w:hint="eastAsia"/>
-              </w:rPr>
-              <w:t>：页面名字（网页显示）</w:t>
-            </w:r>
-          </w:p>
-          <w:p>
-            <w:pPr>
-              <w:ind w:left="0" w:firstLine="405"/>
-            </w:pPr>
-            <w:r>
-              <w:rPr>
-                <w:rFonts w:hint="eastAsia"/>
-              </w:rPr>
-              <w:t xml:space="preserve">  </w:t>
-            </w:r>
-            <w:r>
-              <w:t>Type</w:t>
-            </w:r>
-            <w:r>
-              <w:rPr>
-                <w:rFonts w:hint="eastAsia"/>
-              </w:rPr>
-              <w:t>：配置项值的类型</w:t>
-            </w:r>
-          </w:p>
-          <w:p>
-            <w:pPr>
-              <w:ind w:left="0" w:firstLine="405"/>
-            </w:pPr>
-            <w:r>
-              <w:rPr>
-                <w:rFonts w:hint="eastAsia"/>
-              </w:rPr>
               <w:t xml:space="preserve">  </w:t>
             </w:r>
             <w:r>
@@ -6750,16 +10308,127 @@
               <w:ind w:left="0"/>
             </w:pPr>
             <w:r>
+              <w:t xml:space="preserve">"ClusterName": "c1", </w:t>
+            </w:r>
+          </w:p>
+          <w:p>
+            <w:pPr>
+              <w:ind w:left="0"/>
+            </w:pPr>
+            <w:r>
+              <w:t xml:space="preserve">"Property": </w:t>
+            </w:r>
+          </w:p>
+          <w:p>
+            <w:pPr>
+              <w:ind w:left="0" w:firstLineChars="100" w:firstLine="210"/>
+            </w:pPr>
+            <w:r>
+              <w:t xml:space="preserve">[ </w:t>
+            </w:r>
+          </w:p>
+          <w:p>
+            <w:pPr>
+              <w:ind w:left="0" w:firstLineChars="200" w:firstLine="420"/>
+            </w:pPr>
+            <w:r>
+              <w:t xml:space="preserve">{ </w:t>
+            </w:r>
+          </w:p>
+          <w:p>
+            <w:pPr>
+              <w:ind w:left="0" w:firstLineChars="300" w:firstLine="630"/>
+            </w:pPr>
+            <w:r>
+              <w:t xml:space="preserve">"Name": "dbpath", </w:t>
+            </w:r>
+          </w:p>
+          <w:p>
+            <w:pPr>
+              <w:ind w:left="0" w:firstLineChars="300" w:firstLine="630"/>
+            </w:pPr>
+            <w:r>
+              <w:t>"WebName":</w:t>
+            </w:r>
+            <w:r>
+              <w:t>"</w:t>
+            </w:r>
+            <w:r>
+              <w:rPr>
+                <w:rFonts w:hint="eastAsia"/>
+              </w:rPr>
+              <w:t>db</w:t>
+            </w:r>
+            <w:r>
+              <w:t xml:space="preserve">'s path", </w:t>
+            </w:r>
+          </w:p>
+          <w:p>
+            <w:pPr>
+              <w:ind w:left="0" w:firstLineChars="300" w:firstLine="630"/>
+            </w:pPr>
+            <w:r>
+              <w:t xml:space="preserve">"Type": "path", </w:t>
+            </w:r>
+          </w:p>
+          <w:p>
+            <w:pPr>
+              <w:ind w:left="0" w:firstLineChars="300" w:firstLine="630"/>
+            </w:pPr>
+            <w:r>
               <w:lastRenderedPageBreak/>
-              <w:t xml:space="preserve">"ClusterName": "c1", </w:t>
-            </w:r>
-          </w:p>
-          <w:p>
-            <w:pPr>
-              <w:ind w:left="0"/>
-            </w:pPr>
-            <w:r>
-              <w:t xml:space="preserve">"Property": </w:t>
+              <w:t xml:space="preserve">"Default": "/opt/standalone", </w:t>
+            </w:r>
+          </w:p>
+          <w:p>
+            <w:pPr>
+              <w:ind w:left="0" w:firstLineChars="300" w:firstLine="630"/>
+            </w:pPr>
+            <w:r>
+              <w:t xml:space="preserve">"Valid": "", </w:t>
+            </w:r>
+          </w:p>
+          <w:p>
+            <w:pPr>
+              <w:ind w:left="0" w:firstLineChars="300" w:firstLine="630"/>
+            </w:pPr>
+            <w:r>
+              <w:t xml:space="preserve">"Display": "edit box", </w:t>
+            </w:r>
+          </w:p>
+          <w:p>
+            <w:pPr>
+              <w:ind w:left="0" w:firstLineChars="300" w:firstLine="630"/>
+            </w:pPr>
+            <w:r>
+              <w:t xml:space="preserve">"Edit": "true", </w:t>
+            </w:r>
+          </w:p>
+          <w:p>
+            <w:pPr>
+              <w:ind w:left="0" w:firstLineChars="300" w:firstLine="630"/>
+            </w:pPr>
+            <w:r>
+              <w:t xml:space="preserve">"Desc": "", </w:t>
+            </w:r>
+          </w:p>
+          <w:p>
+            <w:pPr>
+              <w:ind w:left="0" w:firstLineChars="300" w:firstLine="630"/>
+            </w:pPr>
+            <w:r>
+              <w:t xml:space="preserve">"Level": "0" </w:t>
+            </w:r>
+          </w:p>
+          <w:p>
+            <w:pPr>
+              <w:ind w:left="0" w:firstLineChars="200" w:firstLine="420"/>
+            </w:pPr>
+            <w:r>
+              <w:t xml:space="preserve">}, </w:t>
+            </w:r>
+            <w:r>
+              <w:t>…</w:t>
             </w:r>
           </w:p>
           <w:p>
@@ -6767,117 +10436,6 @@
               <w:ind w:left="0" w:firstLineChars="100" w:firstLine="210"/>
             </w:pPr>
             <w:r>
-              <w:t xml:space="preserve">[ </w:t>
-            </w:r>
-          </w:p>
-          <w:p>
-            <w:pPr>
-              <w:ind w:left="0" w:firstLineChars="200" w:firstLine="420"/>
-            </w:pPr>
-            <w:r>
-              <w:t xml:space="preserve">{ </w:t>
-            </w:r>
-          </w:p>
-          <w:p>
-            <w:pPr>
-              <w:ind w:left="0" w:firstLineChars="300" w:firstLine="630"/>
-            </w:pPr>
-            <w:r>
-              <w:t xml:space="preserve">"Name": "dbpath", </w:t>
-            </w:r>
-          </w:p>
-          <w:p>
-            <w:pPr>
-              <w:ind w:left="0" w:firstLineChars="300" w:firstLine="630"/>
-            </w:pPr>
-            <w:r>
-              <w:t>"WebName":</w:t>
-            </w:r>
-            <w:r>
-              <w:t>"</w:t>
-            </w:r>
-            <w:r>
-              <w:rPr>
-                <w:rFonts w:hint="eastAsia"/>
-              </w:rPr>
-              <w:t>db</w:t>
-            </w:r>
-            <w:r>
-              <w:t xml:space="preserve">'s path", </w:t>
-            </w:r>
-          </w:p>
-          <w:p>
-            <w:pPr>
-              <w:ind w:left="0" w:firstLineChars="300" w:firstLine="630"/>
-            </w:pPr>
-            <w:r>
-              <w:t xml:space="preserve">"Type": "path", </w:t>
-            </w:r>
-          </w:p>
-          <w:p>
-            <w:pPr>
-              <w:ind w:left="0" w:firstLineChars="300" w:firstLine="630"/>
-            </w:pPr>
-            <w:r>
-              <w:t xml:space="preserve">"Default": "/opt/standalone", </w:t>
-            </w:r>
-          </w:p>
-          <w:p>
-            <w:pPr>
-              <w:ind w:left="0" w:firstLineChars="300" w:firstLine="630"/>
-            </w:pPr>
-            <w:r>
-              <w:t xml:space="preserve">"Valid": "", </w:t>
-            </w:r>
-          </w:p>
-          <w:p>
-            <w:pPr>
-              <w:ind w:left="0" w:firstLineChars="300" w:firstLine="630"/>
-            </w:pPr>
-            <w:r>
-              <w:t xml:space="preserve">"Display": "edit box", </w:t>
-            </w:r>
-          </w:p>
-          <w:p>
-            <w:pPr>
-              <w:ind w:left="0" w:firstLineChars="300" w:firstLine="630"/>
-            </w:pPr>
-            <w:r>
-              <w:t xml:space="preserve">"Edit": "true", </w:t>
-            </w:r>
-          </w:p>
-          <w:p>
-            <w:pPr>
-              <w:ind w:left="0" w:firstLineChars="300" w:firstLine="630"/>
-            </w:pPr>
-            <w:r>
-              <w:t xml:space="preserve">"Desc": "", </w:t>
-            </w:r>
-          </w:p>
-          <w:p>
-            <w:pPr>
-              <w:ind w:left="0" w:firstLineChars="300" w:firstLine="630"/>
-            </w:pPr>
-            <w:r>
-              <w:t xml:space="preserve">"Level": "0" </w:t>
-            </w:r>
-          </w:p>
-          <w:p>
-            <w:pPr>
-              <w:ind w:left="0" w:firstLineChars="200" w:firstLine="420"/>
-            </w:pPr>
-            <w:r>
-              <w:t xml:space="preserve">}, </w:t>
-            </w:r>
-            <w:r>
-              <w:t>…</w:t>
-            </w:r>
-          </w:p>
-          <w:p>
-            <w:pPr>
-              <w:ind w:left="0" w:firstLineChars="100" w:firstLine="210"/>
-            </w:pPr>
-            <w:r>
               <w:t>]</w:t>
             </w:r>
           </w:p>
@@ -6888,6 +10446,54 @@
             <w:r>
               <w:t>}</w:t>
             </w:r>
+          </w:p>
+        </w:tc>
+      </w:tr>
+      <w:tr>
+        <w:trPr>
+          <w:trHeight w:val="322"/>
+        </w:trPr>
+        <w:tc>
+          <w:tcPr>
+            <w:tcW w:w="1418" w:type="dxa"/>
+          </w:tcPr>
+          <w:p>
+            <w:pPr>
+              <w:ind w:left="0"/>
+              <w:rPr>
+                <w:rFonts w:hint="eastAsia"/>
+              </w:rPr>
+            </w:pPr>
+            <w:r>
+              <w:rPr>
+                <w:rFonts w:hint="eastAsia"/>
+              </w:rPr>
+              <w:lastRenderedPageBreak/>
+              <w:t>说明</w:t>
+            </w:r>
+          </w:p>
+        </w:tc>
+        <w:tc>
+          <w:tcPr>
+            <w:tcW w:w="3827" w:type="dxa"/>
+          </w:tcPr>
+          <w:p>
+            <w:pPr>
+              <w:ind w:left="0"/>
+              <w:rPr>
+                <w:rFonts w:hint="eastAsia"/>
+              </w:rPr>
+            </w:pPr>
+          </w:p>
+        </w:tc>
+        <w:tc>
+          <w:tcPr>
+            <w:tcW w:w="3544" w:type="dxa"/>
+          </w:tcPr>
+          <w:p>
+            <w:pPr>
+              <w:ind w:left="0"/>
+            </w:pPr>
           </w:p>
         </w:tc>
       </w:tr>
@@ -7183,7 +10789,6 @@
               <w:rPr>
                 <w:rFonts w:hint="eastAsia"/>
               </w:rPr>
-              <w:lastRenderedPageBreak/>
               <w:t>响应内容</w:t>
             </w:r>
           </w:p>
@@ -7293,6 +10898,7 @@
         <w:rPr>
           <w:rFonts w:hint="eastAsia"/>
         </w:rPr>
+        <w:lastRenderedPageBreak/>
         <w:t>检测</w:t>
       </w:r>
       <w:r>
@@ -8407,193 +12013,193 @@
               <w:rPr>
                 <w:rFonts w:hint="eastAsia"/>
               </w:rPr>
+              <w:t>请求</w:t>
+            </w:r>
+          </w:p>
+        </w:tc>
+        <w:tc>
+          <w:tcPr>
+            <w:tcW w:w="3827" w:type="dxa"/>
+          </w:tcPr>
+          <w:p>
+            <w:pPr>
+              <w:ind w:left="0"/>
+              <w:rPr>
+                <w:rFonts w:hint="eastAsia"/>
+              </w:rPr>
+            </w:pPr>
+            <w:r>
+              <w:rPr>
+                <w:rFonts w:hint="eastAsia"/>
+              </w:rPr>
+              <w:t>命令字：</w:t>
+            </w:r>
+            <w:r>
+              <w:rPr>
+                <w:rFonts w:hint="eastAsia"/>
+              </w:rPr>
+              <w:t>$</w:t>
+            </w:r>
+            <w:r>
+              <w:t>install remote agent</w:t>
+            </w:r>
+          </w:p>
+          <w:p>
+            <w:pPr>
+              <w:ind w:left="0"/>
+              <w:rPr>
+                <w:rFonts w:hint="eastAsia"/>
+              </w:rPr>
+            </w:pPr>
+            <w:r>
+              <w:rPr>
+                <w:rFonts w:hint="eastAsia"/>
+              </w:rPr>
+              <w:t>{</w:t>
+            </w:r>
+          </w:p>
+          <w:p>
+            <w:pPr>
+              <w:ind w:left="0"/>
+              <w:rPr>
+                <w:rFonts w:hint="eastAsia"/>
+              </w:rPr>
+            </w:pPr>
+            <w:r>
+              <w:rPr>
+                <w:rFonts w:hint="eastAsia"/>
+              </w:rPr>
+              <w:t xml:space="preserve">  IP/HostName</w:t>
+            </w:r>
+            <w:r>
+              <w:rPr>
+                <w:rFonts w:hint="eastAsia"/>
+              </w:rPr>
+              <w:t>：待扫描的主机</w:t>
+            </w:r>
+          </w:p>
+          <w:p>
+            <w:pPr>
+              <w:ind w:left="0"/>
+              <w:rPr>
+                <w:rFonts w:hint="eastAsia"/>
+              </w:rPr>
+            </w:pPr>
+            <w:r>
+              <w:rPr>
+                <w:rFonts w:hint="eastAsia"/>
+              </w:rPr>
+              <w:t xml:space="preserve">  User</w:t>
+            </w:r>
+            <w:r>
+              <w:rPr>
+                <w:rFonts w:hint="eastAsia"/>
+              </w:rPr>
+              <w:t>：主机用户名</w:t>
+            </w:r>
+          </w:p>
+          <w:p>
+            <w:pPr>
+              <w:ind w:left="0"/>
+              <w:rPr>
+                <w:rFonts w:hint="eastAsia"/>
+              </w:rPr>
+            </w:pPr>
+            <w:r>
+              <w:rPr>
+                <w:rFonts w:hint="eastAsia"/>
+              </w:rPr>
+              <w:t xml:space="preserve">  Passwd</w:t>
+            </w:r>
+            <w:r>
+              <w:rPr>
+                <w:rFonts w:hint="eastAsia"/>
+              </w:rPr>
+              <w:t>：主机登陆密码</w:t>
+            </w:r>
+          </w:p>
+          <w:p>
+            <w:pPr>
+              <w:ind w:left="1050" w:hangingChars="500" w:hanging="1050"/>
+              <w:rPr>
+                <w:rFonts w:hint="eastAsia"/>
+              </w:rPr>
+            </w:pPr>
+            <w:r>
+              <w:rPr>
+                <w:rFonts w:hint="eastAsia"/>
+              </w:rPr>
+              <w:t xml:space="preserve">  SshPort</w:t>
+            </w:r>
+            <w:r>
+              <w:rPr>
+                <w:rFonts w:hint="eastAsia"/>
+              </w:rPr>
+              <w:t>：主机</w:t>
+            </w:r>
+            <w:r>
+              <w:rPr>
+                <w:rFonts w:hint="eastAsia"/>
+              </w:rPr>
+              <w:t>ssh</w:t>
+            </w:r>
+            <w:r>
+              <w:rPr>
+                <w:rFonts w:hint="eastAsia"/>
+              </w:rPr>
+              <w:t>服务的端口号（目前仅支持</w:t>
+            </w:r>
+            <w:r>
+              <w:rPr>
+                <w:rFonts w:hint="eastAsia"/>
+              </w:rPr>
+              <w:t>22</w:t>
+            </w:r>
+            <w:r>
+              <w:rPr>
+                <w:rFonts w:hint="eastAsia"/>
+              </w:rPr>
+              <w:t>）</w:t>
+            </w:r>
+          </w:p>
+          <w:p>
+            <w:pPr>
+              <w:ind w:left="1050" w:hangingChars="500" w:hanging="1050"/>
+            </w:pPr>
+            <w:r>
+              <w:rPr>
+                <w:rFonts w:hint="eastAsia"/>
+              </w:rPr>
+              <w:t xml:space="preserve">  AgentPort</w:t>
+            </w:r>
+            <w:r>
+              <w:rPr>
+                <w:rFonts w:hint="eastAsia"/>
+              </w:rPr>
+              <w:t>：主机</w:t>
+            </w:r>
+            <w:r>
+              <w:rPr>
+                <w:rFonts w:hint="eastAsia"/>
+              </w:rPr>
+              <w:t>agent</w:t>
+            </w:r>
+            <w:r>
+              <w:rPr>
+                <w:rFonts w:hint="eastAsia"/>
+              </w:rPr>
+              <w:t>的监听端口号</w:t>
+            </w:r>
+          </w:p>
+          <w:p>
+            <w:pPr>
+              <w:ind w:left="0"/>
+            </w:pPr>
+            <w:r>
+              <w:rPr>
+                <w:rFonts w:hint="eastAsia"/>
+              </w:rPr>
               <w:lastRenderedPageBreak/>
-              <w:t>请求</w:t>
-            </w:r>
-          </w:p>
-        </w:tc>
-        <w:tc>
-          <w:tcPr>
-            <w:tcW w:w="3827" w:type="dxa"/>
-          </w:tcPr>
-          <w:p>
-            <w:pPr>
-              <w:ind w:left="0"/>
-              <w:rPr>
-                <w:rFonts w:hint="eastAsia"/>
-              </w:rPr>
-            </w:pPr>
-            <w:r>
-              <w:rPr>
-                <w:rFonts w:hint="eastAsia"/>
-              </w:rPr>
-              <w:t>命令字：</w:t>
-            </w:r>
-            <w:r>
-              <w:rPr>
-                <w:rFonts w:hint="eastAsia"/>
-              </w:rPr>
-              <w:t>$</w:t>
-            </w:r>
-            <w:r>
-              <w:t>install remote agent</w:t>
-            </w:r>
-          </w:p>
-          <w:p>
-            <w:pPr>
-              <w:ind w:left="0"/>
-              <w:rPr>
-                <w:rFonts w:hint="eastAsia"/>
-              </w:rPr>
-            </w:pPr>
-            <w:r>
-              <w:rPr>
-                <w:rFonts w:hint="eastAsia"/>
-              </w:rPr>
-              <w:t>{</w:t>
-            </w:r>
-          </w:p>
-          <w:p>
-            <w:pPr>
-              <w:ind w:left="0"/>
-              <w:rPr>
-                <w:rFonts w:hint="eastAsia"/>
-              </w:rPr>
-            </w:pPr>
-            <w:r>
-              <w:rPr>
-                <w:rFonts w:hint="eastAsia"/>
-              </w:rPr>
-              <w:t xml:space="preserve">  IP/HostName</w:t>
-            </w:r>
-            <w:r>
-              <w:rPr>
-                <w:rFonts w:hint="eastAsia"/>
-              </w:rPr>
-              <w:t>：待扫描的主机</w:t>
-            </w:r>
-          </w:p>
-          <w:p>
-            <w:pPr>
-              <w:ind w:left="0"/>
-              <w:rPr>
-                <w:rFonts w:hint="eastAsia"/>
-              </w:rPr>
-            </w:pPr>
-            <w:r>
-              <w:rPr>
-                <w:rFonts w:hint="eastAsia"/>
-              </w:rPr>
-              <w:t xml:space="preserve">  User</w:t>
-            </w:r>
-            <w:r>
-              <w:rPr>
-                <w:rFonts w:hint="eastAsia"/>
-              </w:rPr>
-              <w:t>：主机用户名</w:t>
-            </w:r>
-          </w:p>
-          <w:p>
-            <w:pPr>
-              <w:ind w:left="0"/>
-              <w:rPr>
-                <w:rFonts w:hint="eastAsia"/>
-              </w:rPr>
-            </w:pPr>
-            <w:r>
-              <w:rPr>
-                <w:rFonts w:hint="eastAsia"/>
-              </w:rPr>
-              <w:t xml:space="preserve">  Passwd</w:t>
-            </w:r>
-            <w:r>
-              <w:rPr>
-                <w:rFonts w:hint="eastAsia"/>
-              </w:rPr>
-              <w:t>：主机登陆密码</w:t>
-            </w:r>
-          </w:p>
-          <w:p>
-            <w:pPr>
-              <w:ind w:left="1050" w:hangingChars="500" w:hanging="1050"/>
-              <w:rPr>
-                <w:rFonts w:hint="eastAsia"/>
-              </w:rPr>
-            </w:pPr>
-            <w:r>
-              <w:rPr>
-                <w:rFonts w:hint="eastAsia"/>
-              </w:rPr>
-              <w:t xml:space="preserve">  SshPort</w:t>
-            </w:r>
-            <w:r>
-              <w:rPr>
-                <w:rFonts w:hint="eastAsia"/>
-              </w:rPr>
-              <w:t>：主机</w:t>
-            </w:r>
-            <w:r>
-              <w:rPr>
-                <w:rFonts w:hint="eastAsia"/>
-              </w:rPr>
-              <w:t>ssh</w:t>
-            </w:r>
-            <w:r>
-              <w:rPr>
-                <w:rFonts w:hint="eastAsia"/>
-              </w:rPr>
-              <w:t>服务的端口号（目前仅支持</w:t>
-            </w:r>
-            <w:r>
-              <w:rPr>
-                <w:rFonts w:hint="eastAsia"/>
-              </w:rPr>
-              <w:t>22</w:t>
-            </w:r>
-            <w:r>
-              <w:rPr>
-                <w:rFonts w:hint="eastAsia"/>
-              </w:rPr>
-              <w:t>）</w:t>
-            </w:r>
-          </w:p>
-          <w:p>
-            <w:pPr>
-              <w:ind w:left="1050" w:hangingChars="500" w:hanging="1050"/>
-            </w:pPr>
-            <w:r>
-              <w:rPr>
-                <w:rFonts w:hint="eastAsia"/>
-              </w:rPr>
-              <w:t xml:space="preserve">  AgentPort</w:t>
-            </w:r>
-            <w:r>
-              <w:rPr>
-                <w:rFonts w:hint="eastAsia"/>
-              </w:rPr>
-              <w:t>：主机</w:t>
-            </w:r>
-            <w:r>
-              <w:rPr>
-                <w:rFonts w:hint="eastAsia"/>
-              </w:rPr>
-              <w:t>agent</w:t>
-            </w:r>
-            <w:r>
-              <w:rPr>
-                <w:rFonts w:hint="eastAsia"/>
-              </w:rPr>
-              <w:t>的监听端口号</w:t>
-            </w:r>
-          </w:p>
-          <w:p>
-            <w:pPr>
-              <w:ind w:left="0"/>
-            </w:pPr>
-            <w:r>
-              <w:rPr>
-                <w:rFonts w:hint="eastAsia"/>
-              </w:rPr>
               <w:t>}</w:t>
             </w:r>
           </w:p>
@@ -8891,6 +12497,7 @@
               <w:rPr>
                 <w:rFonts w:hint="eastAsia"/>
               </w:rPr>
+              <w:lastRenderedPageBreak/>
               <w:t>响应</w:t>
             </w:r>
           </w:p>
@@ -9277,7 +12884,6 @@
         <w:rPr>
           <w:rFonts w:hint="eastAsia"/>
         </w:rPr>
-        <w:lastRenderedPageBreak/>
         <w:t>主要操作流程</w:t>
       </w:r>
     </w:p>
@@ -9335,6 +12941,7 @@
         <w:rPr>
           <w:rFonts w:hint="eastAsia"/>
         </w:rPr>
+        <w:lastRenderedPageBreak/>
         <w:t>遗留问题</w:t>
       </w:r>
     </w:p>

--- a/internal_doc/03.开发设计/Story-OMSvc.docx
+++ b/internal_doc/03.开发设计/Story-OMSvc.docx
@@ -593,11 +593,6 @@
       </w:r>
     </w:p>
     <w:p>
-      <w:pPr>
-        <w:rPr>
-          <w:rFonts w:hint="eastAsia"/>
-        </w:rPr>
-      </w:pPr>
       <w:r>
         <w:t>Host: 192.168.1.214:11814</w:t>
       </w:r>
@@ -878,7 +873,7 @@
               <w:rPr>
                 <w:rFonts w:hint="eastAsia"/>
               </w:rPr>
-              <w:t>Rc</w:t>
+              <w:t>errno</w:t>
             </w:r>
           </w:p>
         </w:tc>
@@ -1094,9 +1089,6 @@
     <w:p>
       <w:pPr>
         <w:pStyle w:val="Heading3"/>
-        <w:rPr>
-          <w:rFonts w:hint="eastAsia"/>
-        </w:rPr>
       </w:pPr>
       <w:r>
         <w:rPr>
@@ -1111,361 +1103,6 @@
         <w:t>接口</w:t>
       </w:r>
     </w:p>
-    <w:tbl>
-      <w:tblPr>
-        <w:tblStyle w:val="TableGrid"/>
-        <w:tblW w:w="8789" w:type="dxa"/>
-        <w:tblInd w:w="-34" w:type="dxa"/>
-        <w:tblLayout w:type="fixed"/>
-        <w:tblLook w:val="04A0"/>
-      </w:tblPr>
-      <w:tblGrid>
-        <w:gridCol w:w="1418"/>
-        <w:gridCol w:w="3827"/>
-        <w:gridCol w:w="3544"/>
-      </w:tblGrid>
-      <w:tr>
-        <w:tc>
-          <w:tcPr>
-            <w:tcW w:w="1418" w:type="dxa"/>
-            <w:shd w:val="clear" w:color="auto" w:fill="DDD9C3" w:themeFill="background2" w:themeFillShade="E6"/>
-          </w:tcPr>
-          <w:p>
-            <w:pPr>
-              <w:ind w:left="0"/>
-            </w:pPr>
-          </w:p>
-        </w:tc>
-        <w:tc>
-          <w:tcPr>
-            <w:tcW w:w="3827" w:type="dxa"/>
-            <w:shd w:val="clear" w:color="auto" w:fill="DDD9C3" w:themeFill="background2" w:themeFillShade="E6"/>
-          </w:tcPr>
-          <w:p>
-            <w:pPr>
-              <w:ind w:left="0"/>
-            </w:pPr>
-            <w:r>
-              <w:rPr>
-                <w:rFonts w:hint="eastAsia"/>
-              </w:rPr>
-              <w:t>说明</w:t>
-            </w:r>
-          </w:p>
-        </w:tc>
-        <w:tc>
-          <w:tcPr>
-            <w:tcW w:w="3544" w:type="dxa"/>
-            <w:shd w:val="clear" w:color="auto" w:fill="DDD9C3" w:themeFill="background2" w:themeFillShade="E6"/>
-          </w:tcPr>
-          <w:p>
-            <w:pPr>
-              <w:ind w:left="0"/>
-            </w:pPr>
-            <w:r>
-              <w:rPr>
-                <w:rFonts w:hint="eastAsia"/>
-              </w:rPr>
-              <w:t>举例</w:t>
-            </w:r>
-          </w:p>
-        </w:tc>
-      </w:tr>
-      <w:tr>
-        <w:tc>
-          <w:tcPr>
-            <w:tcW w:w="1418" w:type="dxa"/>
-          </w:tcPr>
-          <w:p>
-            <w:pPr>
-              <w:ind w:left="0"/>
-            </w:pPr>
-            <w:r>
-              <w:rPr>
-                <w:rFonts w:hint="eastAsia"/>
-              </w:rPr>
-              <w:t>请求头</w:t>
-            </w:r>
-          </w:p>
-        </w:tc>
-        <w:tc>
-          <w:tcPr>
-            <w:tcW w:w="3827" w:type="dxa"/>
-          </w:tcPr>
-          <w:p>
-            <w:pPr>
-              <w:ind w:left="0"/>
-            </w:pPr>
-            <w:r>
-              <w:rPr>
-                <w:rFonts w:hint="eastAsia"/>
-              </w:rPr>
-              <w:t>同通用请求头</w:t>
-            </w:r>
-          </w:p>
-        </w:tc>
-        <w:tc>
-          <w:tcPr>
-            <w:tcW w:w="3544" w:type="dxa"/>
-          </w:tcPr>
-          <w:p>
-            <w:pPr>
-              <w:ind w:left="0"/>
-            </w:pPr>
-          </w:p>
-        </w:tc>
-      </w:tr>
-      <w:tr>
-        <w:tc>
-          <w:tcPr>
-            <w:tcW w:w="1418" w:type="dxa"/>
-          </w:tcPr>
-          <w:p>
-            <w:pPr>
-              <w:ind w:left="0"/>
-            </w:pPr>
-            <w:r>
-              <w:rPr>
-                <w:rFonts w:hint="eastAsia"/>
-              </w:rPr>
-              <w:t>请求内容</w:t>
-            </w:r>
-          </w:p>
-        </w:tc>
-        <w:tc>
-          <w:tcPr>
-            <w:tcW w:w="3827" w:type="dxa"/>
-          </w:tcPr>
-          <w:p>
-            <w:pPr>
-              <w:ind w:left="0"/>
-            </w:pPr>
-            <w:r>
-              <w:t>cmd</w:t>
-            </w:r>
-            <w:r>
-              <w:rPr>
-                <w:rFonts w:hint="eastAsia"/>
-              </w:rPr>
-              <w:t>：</w:t>
-            </w:r>
-            <w:r>
-              <w:rPr>
-                <w:rFonts w:hint="eastAsia"/>
-              </w:rPr>
-              <w:t>query</w:t>
-            </w:r>
-            <w:r>
-              <w:t xml:space="preserve"> cluster</w:t>
-            </w:r>
-          </w:p>
-        </w:tc>
-        <w:tc>
-          <w:tcPr>
-            <w:tcW w:w="3544" w:type="dxa"/>
-          </w:tcPr>
-          <w:p>
-            <w:pPr>
-              <w:ind w:left="0"/>
-            </w:pPr>
-            <w:r>
-              <w:t>cmd=</w:t>
-            </w:r>
-            <w:r>
-              <w:rPr>
-                <w:rFonts w:hint="eastAsia"/>
-              </w:rPr>
-              <w:t>query</w:t>
-            </w:r>
-            <w:r>
-              <w:t xml:space="preserve"> cluster</w:t>
-            </w:r>
-          </w:p>
-        </w:tc>
-      </w:tr>
-      <w:tr>
-        <w:tc>
-          <w:tcPr>
-            <w:tcW w:w="1418" w:type="dxa"/>
-          </w:tcPr>
-          <w:p>
-            <w:pPr>
-              <w:ind w:left="0"/>
-              <w:rPr>
-                <w:rFonts w:hint="eastAsia"/>
-              </w:rPr>
-            </w:pPr>
-            <w:r>
-              <w:rPr>
-                <w:rFonts w:hint="eastAsia"/>
-              </w:rPr>
-              <w:t>说明</w:t>
-            </w:r>
-          </w:p>
-        </w:tc>
-        <w:tc>
-          <w:tcPr>
-            <w:tcW w:w="3827" w:type="dxa"/>
-          </w:tcPr>
-          <w:p>
-            <w:pPr>
-              <w:ind w:left="0"/>
-            </w:pPr>
-          </w:p>
-        </w:tc>
-        <w:tc>
-          <w:tcPr>
-            <w:tcW w:w="3544" w:type="dxa"/>
-          </w:tcPr>
-          <w:p>
-            <w:pPr>
-              <w:ind w:left="0"/>
-            </w:pPr>
-          </w:p>
-        </w:tc>
-      </w:tr>
-      <w:tr>
-        <w:tc>
-          <w:tcPr>
-            <w:tcW w:w="1418" w:type="dxa"/>
-          </w:tcPr>
-          <w:p>
-            <w:pPr>
-              <w:ind w:left="0"/>
-            </w:pPr>
-            <w:r>
-              <w:rPr>
-                <w:rFonts w:hint="eastAsia"/>
-              </w:rPr>
-              <w:t>响应头</w:t>
-            </w:r>
-          </w:p>
-        </w:tc>
-        <w:tc>
-          <w:tcPr>
-            <w:tcW w:w="3827" w:type="dxa"/>
-          </w:tcPr>
-          <w:p>
-            <w:pPr>
-              <w:ind w:left="0"/>
-            </w:pPr>
-            <w:r>
-              <w:rPr>
-                <w:rFonts w:hint="eastAsia"/>
-              </w:rPr>
-              <w:t>同通用响应头</w:t>
-            </w:r>
-          </w:p>
-        </w:tc>
-        <w:tc>
-          <w:tcPr>
-            <w:tcW w:w="3544" w:type="dxa"/>
-          </w:tcPr>
-          <w:p>
-            <w:pPr>
-              <w:ind w:left="0"/>
-            </w:pPr>
-          </w:p>
-        </w:tc>
-      </w:tr>
-      <w:tr>
-        <w:trPr>
-          <w:trHeight w:val="5009"/>
-        </w:trPr>
-        <w:tc>
-          <w:tcPr>
-            <w:tcW w:w="1418" w:type="dxa"/>
-          </w:tcPr>
-          <w:p>
-            <w:pPr>
-              <w:ind w:left="0"/>
-            </w:pPr>
-            <w:r>
-              <w:rPr>
-                <w:rFonts w:hint="eastAsia"/>
-              </w:rPr>
-              <w:lastRenderedPageBreak/>
-              <w:t>响应内容</w:t>
-            </w:r>
-          </w:p>
-        </w:tc>
-        <w:tc>
-          <w:tcPr>
-            <w:tcW w:w="3827" w:type="dxa"/>
-          </w:tcPr>
-          <w:p>
-            <w:pPr>
-              <w:ind w:left="0"/>
-            </w:pPr>
-          </w:p>
-        </w:tc>
-        <w:tc>
-          <w:tcPr>
-            <w:tcW w:w="3544" w:type="dxa"/>
-          </w:tcPr>
-          <w:p>
-            <w:pPr>
-              <w:ind w:left="0"/>
-            </w:pPr>
-          </w:p>
-        </w:tc>
-      </w:tr>
-      <w:tr>
-        <w:trPr>
-          <w:trHeight w:val="346"/>
-        </w:trPr>
-        <w:tc>
-          <w:tcPr>
-            <w:tcW w:w="1418" w:type="dxa"/>
-          </w:tcPr>
-          <w:p>
-            <w:pPr>
-              <w:ind w:left="0"/>
-              <w:rPr>
-                <w:rFonts w:hint="eastAsia"/>
-              </w:rPr>
-            </w:pPr>
-            <w:r>
-              <w:rPr>
-                <w:rFonts w:hint="eastAsia"/>
-              </w:rPr>
-              <w:t>说明</w:t>
-            </w:r>
-          </w:p>
-        </w:tc>
-        <w:tc>
-          <w:tcPr>
-            <w:tcW w:w="3827" w:type="dxa"/>
-          </w:tcPr>
-          <w:p>
-            <w:pPr>
-              <w:ind w:left="0"/>
-              <w:rPr>
-                <w:rFonts w:hint="eastAsia"/>
-              </w:rPr>
-            </w:pPr>
-          </w:p>
-        </w:tc>
-        <w:tc>
-          <w:tcPr>
-            <w:tcW w:w="3544" w:type="dxa"/>
-          </w:tcPr>
-          <w:p>
-            <w:pPr>
-              <w:ind w:left="0"/>
-            </w:pPr>
-          </w:p>
-        </w:tc>
-      </w:tr>
-    </w:tbl>
-    <w:p>
-      <w:pPr>
-        <w:rPr>
-          <w:rFonts w:hint="eastAsia"/>
-        </w:rPr>
-      </w:pPr>
-    </w:p>
-    <w:p/>
     <w:p>
       <w:pPr>
         <w:pStyle w:val="Heading4"/>
@@ -1617,7 +1254,7 @@
               <w:rPr>
                 <w:rFonts w:hint="eastAsia"/>
               </w:rPr>
-              <w:t>：</w:t>
+              <w:t>:</w:t>
             </w:r>
             <w:r>
               <w:rPr>
@@ -1643,7 +1280,13 @@
               <w:rPr>
                 <w:rFonts w:hint="eastAsia"/>
               </w:rPr>
-              <w:t>：用户名</w:t>
+              <w:t>:</w:t>
+            </w:r>
+            <w:r>
+              <w:rPr>
+                <w:rFonts w:hint="eastAsia"/>
+              </w:rPr>
+              <w:t>用户名</w:t>
             </w:r>
           </w:p>
           <w:p>
@@ -1663,7 +1306,37 @@
               <w:rPr>
                 <w:rFonts w:hint="eastAsia"/>
               </w:rPr>
-              <w:t>：密码</w:t>
+              <w:t>:</w:t>
+            </w:r>
+            <w:r>
+              <w:rPr>
+                <w:rFonts w:hint="eastAsia"/>
+              </w:rPr>
+              <w:t>密码</w:t>
+            </w:r>
+            <w:r>
+              <w:rPr>
+                <w:rFonts w:hint="eastAsia"/>
+              </w:rPr>
+              <w:t>(md</w:t>
+            </w:r>
+            <w:r>
+              <w:rPr>
+                <w:rFonts w:hint="eastAsia"/>
+              </w:rPr>
+              <w:t>5</w:t>
+            </w:r>
+            <w:r>
+              <w:rPr>
+                <w:rFonts w:hint="eastAsia"/>
+              </w:rPr>
+              <w:t>加密后</w:t>
+            </w:r>
+            <w:r>
+              <w:rPr>
+                <w:rFonts w:hint="eastAsia"/>
+              </w:rPr>
+              <w:t>)</w:t>
             </w:r>
           </w:p>
           <w:p>
@@ -1677,7 +1350,7 @@
               <w:rPr>
                 <w:rFonts w:hint="eastAsia"/>
               </w:rPr>
-              <w:t>：</w:t>
+              <w:t>:</w:t>
             </w:r>
             <w:r>
               <w:rPr>
@@ -1714,7 +1387,13 @@
               <w:t>P</w:t>
             </w:r>
             <w:r>
-              <w:t>asswd=admin&amp;Timestamp=1407205476</w:t>
+              <w:t>asswd=</w:t>
+            </w:r>
+            <w:r>
+              <w:t>21232f297a57a5a743894a0e4a801fc3</w:t>
+            </w:r>
+            <w:r>
+              <w:t>&amp;Timestamp=1407205476</w:t>
             </w:r>
           </w:p>
         </w:tc>
@@ -1727,9 +1406,6 @@
           <w:p>
             <w:pPr>
               <w:ind w:left="0"/>
-              <w:rPr>
-                <w:rFonts w:hint="eastAsia"/>
-              </w:rPr>
             </w:pPr>
             <w:r>
               <w:rPr>
@@ -1862,13 +1538,13 @@
               <w:rPr>
                 <w:rFonts w:hint="eastAsia"/>
               </w:rPr>
-              <w:t>Rc</w:t>
-            </w:r>
-            <w:r>
-              <w:rPr>
-                <w:rFonts w:hint="eastAsia"/>
-              </w:rPr>
-              <w:t>：</w:t>
+              <w:t>errno</w:t>
+            </w:r>
+            <w:r>
+              <w:rPr>
+                <w:rFonts w:hint="eastAsia"/>
+              </w:rPr>
+              <w:t>:</w:t>
             </w:r>
             <w:r>
               <w:rPr>
@@ -1888,7 +1564,13 @@
               <w:rPr>
                 <w:rFonts w:hint="eastAsia"/>
               </w:rPr>
-              <w:t>：成功登陆后的跳转页面</w:t>
+              <w:t>:</w:t>
+            </w:r>
+            <w:r>
+              <w:rPr>
+                <w:rFonts w:hint="eastAsia"/>
+              </w:rPr>
+              <w:t>成功登陆后的跳转页面</w:t>
             </w:r>
           </w:p>
           <w:p>
@@ -1926,10 +1608,10 @@
               <w:rPr>
                 <w:rFonts w:hint="eastAsia"/>
               </w:rPr>
-              <w:t>R</w:t>
-            </w:r>
-            <w:r>
-              <w:t>c": 0,</w:t>
+              <w:t>errno</w:t>
+            </w:r>
+            <w:r>
+              <w:t>": 0,</w:t>
             </w:r>
           </w:p>
           <w:p>
@@ -1958,9 +1640,6 @@
           <w:p>
             <w:pPr>
               <w:ind w:left="0"/>
-              <w:rPr>
-                <w:rFonts w:hint="eastAsia"/>
-              </w:rPr>
             </w:pPr>
             <w:r>
               <w:rPr>
@@ -1977,9 +1656,6 @@
           <w:p>
             <w:pPr>
               <w:ind w:left="0"/>
-              <w:rPr>
-                <w:rFonts w:hint="eastAsia"/>
-              </w:rPr>
             </w:pPr>
           </w:p>
         </w:tc>
@@ -2140,7 +1816,7 @@
                 <w:b/>
                 <w:color w:val="FF0000"/>
               </w:rPr>
-              <w:t>注：实际内容</w:t>
+              <w:t>注</w:t>
             </w:r>
             <w:r>
               <w:rPr>
@@ -2148,6 +1824,22 @@
                 <w:b/>
                 <w:color w:val="FF0000"/>
               </w:rPr>
+              <w:t>:</w:t>
+            </w:r>
+            <w:r>
+              <w:rPr>
+                <w:rFonts w:hint="eastAsia"/>
+                <w:b/>
+                <w:color w:val="FF0000"/>
+              </w:rPr>
+              <w:t>实际内容</w:t>
+            </w:r>
+            <w:r>
+              <w:rPr>
+                <w:rFonts w:hint="eastAsia"/>
+                <w:b/>
+                <w:color w:val="FF0000"/>
+              </w:rPr>
               <w:t>是没有换行的，这里换行只是为了方便对照理解，下同</w:t>
             </w:r>
             <w:r>
@@ -2235,7 +1927,7 @@
               <w:rPr>
                 <w:rFonts w:hint="eastAsia"/>
               </w:rPr>
-              <w:t>：</w:t>
+              <w:t>:</w:t>
             </w:r>
             <w:r>
               <w:t>create cluster</w:t>
@@ -2252,7 +1944,13 @@
               <w:rPr>
                 <w:rFonts w:hint="eastAsia"/>
               </w:rPr>
-              <w:t>：集群详细信息</w:t>
+              <w:t>:</w:t>
+            </w:r>
+            <w:r>
+              <w:rPr>
+                <w:rFonts w:hint="eastAsia"/>
+              </w:rPr>
+              <w:t>集群详细信息</w:t>
             </w:r>
           </w:p>
           <w:p>
@@ -2283,7 +1981,13 @@
               <w:rPr>
                 <w:rFonts w:hint="eastAsia"/>
               </w:rPr>
-              <w:t>：集群名字</w:t>
+              <w:t>:</w:t>
+            </w:r>
+            <w:r>
+              <w:rPr>
+                <w:rFonts w:hint="eastAsia"/>
+              </w:rPr>
+              <w:t>集群名字</w:t>
             </w:r>
           </w:p>
           <w:p>
@@ -2300,7 +2004,13 @@
               <w:rPr>
                 <w:rFonts w:hint="eastAsia"/>
               </w:rPr>
-              <w:t>：集群描述信息</w:t>
+              <w:t>:</w:t>
+            </w:r>
+            <w:r>
+              <w:rPr>
+                <w:rFonts w:hint="eastAsia"/>
+              </w:rPr>
+              <w:t>集群描述信息</w:t>
             </w:r>
           </w:p>
           <w:p>
@@ -2326,7 +2036,7 @@
               <w:rPr>
                 <w:rFonts w:hint="eastAsia"/>
               </w:rPr>
-              <w:t>：</w:t>
+              <w:t>:</w:t>
             </w:r>
             <w:r>
               <w:rPr>
@@ -2367,7 +2077,7 @@
               <w:rPr>
                 <w:rFonts w:hint="eastAsia"/>
               </w:rPr>
-              <w:t>：</w:t>
+              <w:t>:</w:t>
             </w:r>
             <w:r>
               <w:rPr>
@@ -2390,7 +2100,7 @@
               <w:rPr>
                 <w:rFonts w:hint="eastAsia"/>
               </w:rPr>
-              <w:t>：</w:t>
+              <w:t>:</w:t>
             </w:r>
             <w:r>
               <w:rPr>
@@ -2498,9 +2208,6 @@
           <w:p>
             <w:pPr>
               <w:ind w:left="0"/>
-              <w:rPr>
-                <w:rFonts w:hint="eastAsia"/>
-              </w:rPr>
             </w:pPr>
             <w:r>
               <w:rPr>
@@ -2612,13 +2319,19 @@
               <w:ind w:left="0"/>
             </w:pPr>
             <w:r>
-              <w:t>Rc</w:t>
-            </w:r>
-            <w:r>
-              <w:rPr>
-                <w:rFonts w:hint="eastAsia"/>
-              </w:rPr>
-              <w:t>：返回码</w:t>
+              <w:t>errno</w:t>
+            </w:r>
+            <w:r>
+              <w:rPr>
+                <w:rFonts w:hint="eastAsia"/>
+              </w:rPr>
+              <w:t>:</w:t>
+            </w:r>
+            <w:r>
+              <w:rPr>
+                <w:rFonts w:hint="eastAsia"/>
+              </w:rPr>
+              <w:t>返回码</w:t>
             </w:r>
           </w:p>
           <w:p>
@@ -2632,7 +2345,7 @@
               <w:rPr>
                 <w:rFonts w:hint="eastAsia"/>
               </w:rPr>
-              <w:t>：</w:t>
+              <w:t>:</w:t>
             </w:r>
             <w:r>
               <w:rPr>
@@ -2679,7 +2392,7 @@
               <w:t>"</w:t>
             </w:r>
             <w:r>
-              <w:t>Rc</w:t>
+              <w:t>errno</w:t>
             </w:r>
             <w:r>
               <w:t xml:space="preserve">": 0, </w:t>
@@ -2720,9 +2433,6 @@
           <w:p>
             <w:pPr>
               <w:ind w:left="0"/>
-              <w:rPr>
-                <w:rFonts w:hint="eastAsia"/>
-              </w:rPr>
             </w:pPr>
             <w:r>
               <w:rPr>
@@ -2739,9 +2449,6 @@
           <w:p>
             <w:pPr>
               <w:ind w:left="0"/>
-              <w:rPr>
-                <w:rFonts w:hint="eastAsia"/>
-              </w:rPr>
             </w:pPr>
           </w:p>
         </w:tc>
@@ -2908,7 +2615,7 @@
               <w:rPr>
                 <w:rFonts w:hint="eastAsia"/>
               </w:rPr>
-              <w:t>：</w:t>
+              <w:t>:</w:t>
             </w:r>
             <w:r>
               <w:rPr>
@@ -2952,9 +2659,6 @@
           <w:p>
             <w:pPr>
               <w:ind w:left="0"/>
-              <w:rPr>
-                <w:rFonts w:hint="eastAsia"/>
-              </w:rPr>
             </w:pPr>
             <w:r>
               <w:rPr>
@@ -3070,13 +2774,25 @@
               <w:ind w:left="0"/>
             </w:pPr>
             <w:r>
-              <w:t>Rc</w:t>
-            </w:r>
-            <w:r>
-              <w:rPr>
-                <w:rFonts w:hint="eastAsia"/>
-              </w:rPr>
-              <w:t>：返回码</w:t>
+              <w:rPr>
+                <w:rFonts w:hint="eastAsia"/>
+              </w:rPr>
+              <w:t>e</w:t>
+            </w:r>
+            <w:r>
+              <w:t>rrno</w:t>
+            </w:r>
+            <w:r>
+              <w:rPr>
+                <w:rFonts w:hint="eastAsia"/>
+              </w:rPr>
+              <w:t>:</w:t>
+            </w:r>
+            <w:r>
+              <w:rPr>
+                <w:rFonts w:hint="eastAsia"/>
+              </w:rPr>
+              <w:t>返回码</w:t>
             </w:r>
           </w:p>
           <w:p>
@@ -3093,7 +2809,7 @@
               <w:rPr>
                 <w:rFonts w:hint="eastAsia"/>
               </w:rPr>
-              <w:t>：</w:t>
+              <w:t>:</w:t>
             </w:r>
             <w:r>
               <w:rPr>
@@ -3147,7 +2863,13 @@
               <w:rPr>
                 <w:rFonts w:hint="eastAsia"/>
               </w:rPr>
-              <w:t>：集群名字</w:t>
+              <w:t>:</w:t>
+            </w:r>
+            <w:r>
+              <w:rPr>
+                <w:rFonts w:hint="eastAsia"/>
+              </w:rPr>
+              <w:t>集群名字</w:t>
             </w:r>
           </w:p>
           <w:p>
@@ -3161,7 +2883,13 @@
               <w:rPr>
                 <w:rFonts w:hint="eastAsia"/>
               </w:rPr>
-              <w:t>：集群描述信息</w:t>
+              <w:t>:</w:t>
+            </w:r>
+            <w:r>
+              <w:rPr>
+                <w:rFonts w:hint="eastAsia"/>
+              </w:rPr>
+              <w:t>集群描述信息</w:t>
             </w:r>
           </w:p>
           <w:p>
@@ -3175,7 +2903,7 @@
               <w:rPr>
                 <w:rFonts w:hint="eastAsia"/>
               </w:rPr>
-              <w:t>：</w:t>
+              <w:t>:</w:t>
             </w:r>
             <w:r>
               <w:rPr>
@@ -3204,7 +2932,7 @@
               <w:rPr>
                 <w:rFonts w:hint="eastAsia"/>
               </w:rPr>
-              <w:t>：</w:t>
+              <w:t>:</w:t>
             </w:r>
             <w:r>
               <w:rPr>
@@ -3252,7 +2980,13 @@
               <w:rPr>
                 <w:rFonts w:hint="eastAsia"/>
               </w:rPr>
-              <w:t>：集群名字</w:t>
+              <w:t>:</w:t>
+            </w:r>
+            <w:r>
+              <w:rPr>
+                <w:rFonts w:hint="eastAsia"/>
+              </w:rPr>
+              <w:t>集群名字</w:t>
             </w:r>
           </w:p>
           <w:p>
@@ -3266,7 +3000,13 @@
               <w:rPr>
                 <w:rFonts w:hint="eastAsia"/>
               </w:rPr>
-              <w:t>：集群描述信息</w:t>
+              <w:t>:</w:t>
+            </w:r>
+            <w:r>
+              <w:rPr>
+                <w:rFonts w:hint="eastAsia"/>
+              </w:rPr>
+              <w:t>集群描述信息</w:t>
             </w:r>
           </w:p>
           <w:p>
@@ -3280,7 +3020,7 @@
               <w:rPr>
                 <w:rFonts w:hint="eastAsia"/>
               </w:rPr>
-              <w:t>：</w:t>
+              <w:t>:</w:t>
             </w:r>
             <w:r>
               <w:rPr>
@@ -3309,7 +3049,13 @@
               <w:rPr>
                 <w:rFonts w:hint="eastAsia"/>
               </w:rPr>
-              <w:t>：所属用户组</w:t>
+              <w:t>:</w:t>
+            </w:r>
+            <w:r>
+              <w:rPr>
+                <w:rFonts w:hint="eastAsia"/>
+              </w:rPr>
+              <w:t>所属用户组</w:t>
             </w:r>
           </w:p>
           <w:p>
@@ -3347,7 +3093,7 @@
               <w:t>"</w:t>
             </w:r>
             <w:r>
-              <w:t>Rc</w:t>
+              <w:t>errno</w:t>
             </w:r>
             <w:r>
               <w:t xml:space="preserve">": 0 </w:t>
@@ -3465,9 +3211,6 @@
           <w:p>
             <w:pPr>
               <w:ind w:left="0"/>
-              <w:rPr>
-                <w:rFonts w:hint="eastAsia"/>
-              </w:rPr>
             </w:pPr>
             <w:r>
               <w:rPr>
@@ -3484,9 +3227,6 @@
           <w:p>
             <w:pPr>
               <w:ind w:left="0"/>
-              <w:rPr>
-                <w:rFonts w:hint="eastAsia"/>
-              </w:rPr>
             </w:pPr>
           </w:p>
         </w:tc>
@@ -3510,9 +3250,6 @@
           <w:ilvl w:val="0"/>
           <w:numId w:val="16"/>
         </w:numPr>
-        <w:rPr>
-          <w:rFonts w:hint="eastAsia"/>
-        </w:rPr>
       </w:pPr>
       <w:r>
         <w:rPr>
@@ -3672,7 +3409,7 @@
               <w:rPr>
                 <w:rFonts w:hint="eastAsia"/>
               </w:rPr>
-              <w:t>：</w:t>
+              <w:t>:</w:t>
             </w:r>
             <w:r>
               <w:rPr>
@@ -3687,9 +3424,6 @@
           <w:p>
             <w:pPr>
               <w:ind w:left="0"/>
-              <w:rPr>
-                <w:rFonts w:hint="eastAsia"/>
-              </w:rPr>
             </w:pPr>
             <w:r>
               <w:t>HostInfo</w:t>
@@ -3698,15 +3432,18 @@
               <w:rPr>
                 <w:rFonts w:hint="eastAsia"/>
               </w:rPr>
-              <w:t>：主机信息</w:t>
-            </w:r>
-          </w:p>
-          <w:p>
-            <w:pPr>
-              <w:ind w:left="0"/>
-              <w:rPr>
-                <w:rFonts w:hint="eastAsia"/>
-              </w:rPr>
+              <w:t>:</w:t>
+            </w:r>
+            <w:r>
+              <w:rPr>
+                <w:rFonts w:hint="eastAsia"/>
+              </w:rPr>
+              <w:t>主机信息</w:t>
+            </w:r>
+          </w:p>
+          <w:p>
+            <w:pPr>
+              <w:ind w:left="0"/>
             </w:pPr>
             <w:r>
               <w:rPr>
@@ -3718,9 +3455,6 @@
           <w:p>
             <w:pPr>
               <w:ind w:left="0"/>
-              <w:rPr>
-                <w:rFonts w:hint="eastAsia"/>
-              </w:rPr>
             </w:pPr>
             <w:r>
               <w:t>ClusterName</w:t>
@@ -3729,15 +3463,18 @@
               <w:rPr>
                 <w:rFonts w:hint="eastAsia"/>
               </w:rPr>
-              <w:t>：集群名</w:t>
-            </w:r>
-          </w:p>
-          <w:p>
-            <w:pPr>
-              <w:ind w:left="0"/>
-              <w:rPr>
-                <w:rFonts w:hint="eastAsia"/>
-              </w:rPr>
+              <w:t>:</w:t>
+            </w:r>
+            <w:r>
+              <w:rPr>
+                <w:rFonts w:hint="eastAsia"/>
+              </w:rPr>
+              <w:t>集群名</w:t>
+            </w:r>
+          </w:p>
+          <w:p>
+            <w:pPr>
+              <w:ind w:left="0"/>
             </w:pPr>
             <w:r>
               <w:t>HostInfo</w:t>
@@ -3746,15 +3483,12 @@
               <w:rPr>
                 <w:rFonts w:hint="eastAsia"/>
               </w:rPr>
-              <w:t>：</w:t>
+              <w:t>:</w:t>
             </w:r>
           </w:p>
           <w:p>
             <w:pPr>
               <w:ind w:left="0" w:firstLineChars="100" w:firstLine="210"/>
-              <w:rPr>
-                <w:rFonts w:hint="eastAsia"/>
-              </w:rPr>
             </w:pPr>
             <w:r>
               <w:rPr>
@@ -3766,9 +3500,6 @@
           <w:p>
             <w:pPr>
               <w:ind w:left="0" w:firstLineChars="100" w:firstLine="210"/>
-              <w:rPr>
-                <w:rFonts w:hint="eastAsia"/>
-              </w:rPr>
             </w:pPr>
             <w:r>
               <w:rPr>
@@ -3780,9 +3511,6 @@
           <w:p>
             <w:pPr>
               <w:ind w:left="0" w:firstLineChars="100" w:firstLine="210"/>
-              <w:rPr>
-                <w:rFonts w:hint="eastAsia"/>
-              </w:rPr>
             </w:pPr>
             <w:r>
               <w:rPr>
@@ -3794,7 +3522,13 @@
               <w:rPr>
                 <w:rFonts w:hint="eastAsia"/>
               </w:rPr>
-              <w:t>：主机</w:t>
+              <w:t>:</w:t>
+            </w:r>
+            <w:r>
+              <w:rPr>
+                <w:rFonts w:hint="eastAsia"/>
+              </w:rPr>
+              <w:t>主机</w:t>
             </w:r>
             <w:r>
               <w:rPr>
@@ -3806,9 +3540,6 @@
           <w:p>
             <w:pPr>
               <w:ind w:left="0" w:firstLineChars="100" w:firstLine="210"/>
-              <w:rPr>
-                <w:rFonts w:hint="eastAsia"/>
-              </w:rPr>
             </w:pPr>
             <w:r>
               <w:rPr>
@@ -3820,7 +3551,13 @@
               <w:rPr>
                 <w:rFonts w:hint="eastAsia"/>
               </w:rPr>
-              <w:t>：用户名</w:t>
+              <w:t>:</w:t>
+            </w:r>
+            <w:r>
+              <w:rPr>
+                <w:rFonts w:hint="eastAsia"/>
+              </w:rPr>
+              <w:t>用户名</w:t>
             </w:r>
             <w:r>
               <w:rPr>
@@ -3844,9 +3581,6 @@
           <w:p>
             <w:pPr>
               <w:ind w:left="0" w:firstLineChars="100" w:firstLine="210"/>
-              <w:rPr>
-                <w:rFonts w:hint="eastAsia"/>
-              </w:rPr>
             </w:pPr>
             <w:r>
               <w:rPr>
@@ -3858,7 +3592,13 @@
               <w:rPr>
                 <w:rFonts w:hint="eastAsia"/>
               </w:rPr>
-              <w:t>：密码</w:t>
+              <w:t>:</w:t>
+            </w:r>
+            <w:r>
+              <w:rPr>
+                <w:rFonts w:hint="eastAsia"/>
+              </w:rPr>
+              <w:t>密码</w:t>
             </w:r>
             <w:r>
               <w:rPr>
@@ -3882,9 +3622,6 @@
           <w:p>
             <w:pPr>
               <w:ind w:left="0" w:firstLineChars="100" w:firstLine="210"/>
-              <w:rPr>
-                <w:rFonts w:hint="eastAsia"/>
-              </w:rPr>
             </w:pPr>
             <w:r>
               <w:rPr>
@@ -3896,7 +3633,7 @@
               <w:rPr>
                 <w:rFonts w:hint="eastAsia"/>
               </w:rPr>
-              <w:t>：</w:t>
+              <w:t>:</w:t>
             </w:r>
             <w:r>
               <w:rPr>
@@ -3932,102 +3669,72 @@
           <w:p>
             <w:pPr>
               <w:ind w:left="0" w:firstLineChars="100" w:firstLine="210"/>
-              <w:rPr>
-                <w:rFonts w:hint="eastAsia"/>
-              </w:rPr>
-            </w:pPr>
-            <w:r>
-              <w:rPr>
-                <w:rFonts w:hint="eastAsia"/>
-              </w:rPr>
-              <w:t xml:space="preserve">    AgentPort</w:t>
-            </w:r>
-            <w:r>
-              <w:rPr>
-                <w:rFonts w:hint="eastAsia"/>
-              </w:rPr>
-              <w:t>：</w:t>
-            </w:r>
-            <w:r>
-              <w:rPr>
-                <w:rFonts w:hint="eastAsia"/>
-              </w:rPr>
-              <w:t>Agent</w:t>
-            </w:r>
-            <w:r>
-              <w:rPr>
-                <w:rFonts w:hint="eastAsia"/>
-              </w:rPr>
-              <w:t>服务端口</w:t>
-            </w:r>
-            <w:r>
-              <w:rPr>
-                <w:rFonts w:hint="eastAsia"/>
-              </w:rPr>
-              <w:t>(</w:t>
-            </w:r>
-            <w:r>
-              <w:rPr>
-                <w:rFonts w:hint="eastAsia"/>
-              </w:rPr>
-              <w:t>选填</w:t>
-            </w:r>
-            <w:r>
-              <w:rPr>
-                <w:rFonts w:hint="eastAsia"/>
-              </w:rPr>
-              <w:t>)</w:t>
+            </w:pPr>
+            <w:r>
+              <w:rPr>
+                <w:rFonts w:hint="eastAsia"/>
+              </w:rPr>
+              <w:t xml:space="preserve">  }, </w:t>
+            </w:r>
+            <w:r>
+              <w:t>…</w:t>
             </w:r>
           </w:p>
           <w:p>
             <w:pPr>
               <w:ind w:left="0" w:firstLineChars="100" w:firstLine="210"/>
-              <w:rPr>
-                <w:rFonts w:hint="eastAsia"/>
-              </w:rPr>
-            </w:pPr>
-            <w:r>
-              <w:rPr>
-                <w:rFonts w:hint="eastAsia"/>
-              </w:rPr>
-              <w:t xml:space="preserve">  }, </w:t>
-            </w:r>
-            <w:r>
-              <w:t>…</w:t>
+            </w:pPr>
+            <w:r>
+              <w:rPr>
+                <w:rFonts w:hint="eastAsia"/>
+              </w:rPr>
+              <w:t>]</w:t>
             </w:r>
           </w:p>
           <w:p>
             <w:pPr>
               <w:ind w:left="0" w:firstLineChars="100" w:firstLine="210"/>
-              <w:rPr>
-                <w:rFonts w:hint="eastAsia"/>
-              </w:rPr>
-            </w:pPr>
-            <w:r>
-              <w:rPr>
-                <w:rFonts w:hint="eastAsia"/>
-              </w:rPr>
-              <w:t>]</w:t>
+            </w:pPr>
+            <w:r>
+              <w:rPr>
+                <w:rFonts w:hint="eastAsia"/>
+              </w:rPr>
+              <w:t>User</w:t>
+            </w:r>
+            <w:r>
+              <w:rPr>
+                <w:rFonts w:hint="eastAsia"/>
+              </w:rPr>
+              <w:t>:</w:t>
+            </w:r>
+            <w:r>
+              <w:rPr>
+                <w:rFonts w:hint="eastAsia"/>
+              </w:rPr>
+              <w:t>用户名</w:t>
             </w:r>
           </w:p>
           <w:p>
             <w:pPr>
               <w:ind w:left="0" w:firstLineChars="100" w:firstLine="210"/>
-              <w:rPr>
-                <w:rFonts w:hint="eastAsia"/>
-              </w:rPr>
-            </w:pPr>
-            <w:r>
-              <w:rPr>
-                <w:rFonts w:hint="eastAsia"/>
-              </w:rPr>
-              <w:t>User</w:t>
-            </w:r>
-            <w:r>
-              <w:rPr>
-                <w:rFonts w:hint="eastAsia"/>
-              </w:rPr>
-              <w:t>：用户名</w:t>
+            </w:pPr>
+            <w:r>
+              <w:rPr>
+                <w:rFonts w:hint="eastAsia"/>
+              </w:rPr>
+              <w:t>Passwd</w:t>
+            </w:r>
+            <w:r>
+              <w:rPr>
+                <w:rFonts w:hint="eastAsia"/>
+              </w:rPr>
+              <w:t>:</w:t>
+            </w:r>
+            <w:r>
+              <w:rPr>
+                <w:rFonts w:hint="eastAsia"/>
+              </w:rPr>
+              <w:t>密码</w:t>
             </w:r>
           </w:p>
           <w:p>
@@ -4041,71 +3748,19 @@
               <w:rPr>
                 <w:rFonts w:hint="eastAsia"/>
               </w:rPr>
-              <w:t>Passwd</w:t>
-            </w:r>
-            <w:r>
-              <w:rPr>
-                <w:rFonts w:hint="eastAsia"/>
-              </w:rPr>
-              <w:t>：密码</w:t>
-            </w:r>
-          </w:p>
-          <w:p>
-            <w:pPr>
-              <w:ind w:left="0" w:firstLineChars="100" w:firstLine="210"/>
-              <w:rPr>
-                <w:rFonts w:hint="eastAsia"/>
-              </w:rPr>
-            </w:pPr>
-            <w:r>
-              <w:rPr>
-                <w:rFonts w:hint="eastAsia"/>
-              </w:rPr>
               <w:t>SshPort</w:t>
             </w:r>
             <w:r>
               <w:rPr>
                 <w:rFonts w:hint="eastAsia"/>
               </w:rPr>
-              <w:t>：</w:t>
+              <w:t>:</w:t>
             </w:r>
             <w:r>
               <w:rPr>
                 <w:rFonts w:hint="eastAsia"/>
               </w:rPr>
               <w:t>ssh</w:t>
-            </w:r>
-            <w:r>
-              <w:rPr>
-                <w:rFonts w:hint="eastAsia"/>
-              </w:rPr>
-              <w:t>服务端口</w:t>
-            </w:r>
-          </w:p>
-          <w:p>
-            <w:pPr>
-              <w:ind w:left="0" w:firstLineChars="100" w:firstLine="210"/>
-              <w:rPr>
-                <w:rFonts w:hint="eastAsia"/>
-              </w:rPr>
-            </w:pPr>
-            <w:r>
-              <w:rPr>
-                <w:rFonts w:hint="eastAsia"/>
-              </w:rPr>
-              <w:t>AgentPort</w:t>
-            </w:r>
-            <w:r>
-              <w:rPr>
-                <w:rFonts w:hint="eastAsia"/>
-              </w:rPr>
-              <w:t>：</w:t>
-            </w:r>
-            <w:r>
-              <w:rPr>
-                <w:rFonts w:hint="eastAsia"/>
-              </w:rPr>
-              <w:t>Agent</w:t>
             </w:r>
             <w:r>
               <w:rPr>
@@ -4136,9 +3791,6 @@
           <w:p>
             <w:pPr>
               <w:ind w:left="0"/>
-              <w:rPr>
-                <w:rFonts w:hint="eastAsia"/>
-              </w:rPr>
             </w:pPr>
             <w:r>
               <w:t>cmd=</w:t>
@@ -4156,9 +3808,6 @@
           <w:p>
             <w:pPr>
               <w:ind w:left="0"/>
-              <w:rPr>
-                <w:rFonts w:hint="eastAsia"/>
-              </w:rPr>
             </w:pPr>
             <w:r>
               <w:t>&amp;</w:t>
@@ -4167,15 +3816,12 @@
               <w:t xml:space="preserve"> HostInfo</w:t>
             </w:r>
             <w:r>
-              <w:t xml:space="preserve"> =</w:t>
-            </w:r>
-          </w:p>
-          <w:p>
-            <w:pPr>
-              <w:ind w:left="0"/>
-              <w:rPr>
-                <w:rFonts w:hint="eastAsia"/>
-              </w:rPr>
+              <w:t>=</w:t>
+            </w:r>
+          </w:p>
+          <w:p>
+            <w:pPr>
+              <w:ind w:left="0"/>
             </w:pPr>
             <w:r>
               <w:rPr>
@@ -4187,9 +3833,6 @@
           <w:p>
             <w:pPr>
               <w:ind w:left="0"/>
-              <w:rPr>
-                <w:rFonts w:hint="eastAsia"/>
-              </w:rPr>
             </w:pPr>
             <w:r>
               <w:t>"ClusterName":"c1"</w:t>
@@ -4198,9 +3841,6 @@
           <w:p>
             <w:pPr>
               <w:ind w:left="0"/>
-              <w:rPr>
-                <w:rFonts w:hint="eastAsia"/>
-              </w:rPr>
             </w:pPr>
             <w:r>
               <w:t>"HostInfo":</w:t>
@@ -4209,9 +3849,6 @@
           <w:p>
             <w:pPr>
               <w:ind w:left="0"/>
-              <w:rPr>
-                <w:rFonts w:hint="eastAsia"/>
-              </w:rPr>
             </w:pPr>
             <w:r>
               <w:rPr>
@@ -4223,9 +3860,6 @@
           <w:p>
             <w:pPr>
               <w:ind w:left="0" w:firstLine="405"/>
-              <w:rPr>
-                <w:rFonts w:hint="eastAsia"/>
-              </w:rPr>
             </w:pPr>
             <w:r>
               <w:rPr>
@@ -4254,9 +3888,6 @@
           <w:p>
             <w:pPr>
               <w:ind w:left="0" w:firstLine="405"/>
-              <w:rPr>
-                <w:rFonts w:hint="eastAsia"/>
-              </w:rPr>
             </w:pPr>
             <w:r>
               <w:rPr>
@@ -4268,9 +3899,6 @@
           <w:p>
             <w:pPr>
               <w:ind w:left="0" w:firstLine="405"/>
-              <w:rPr>
-                <w:rFonts w:hint="eastAsia"/>
-              </w:rPr>
             </w:pPr>
             <w:r>
               <w:rPr>
@@ -4282,9 +3910,6 @@
           <w:p>
             <w:pPr>
               <w:ind w:left="0" w:firstLine="405"/>
-              <w:rPr>
-                <w:rFonts w:hint="eastAsia"/>
-              </w:rPr>
             </w:pPr>
             <w:r>
               <w:rPr>
@@ -4314,9 +3939,6 @@
           <w:p>
             <w:pPr>
               <w:ind w:left="0" w:firstLineChars="200" w:firstLine="420"/>
-              <w:rPr>
-                <w:rFonts w:hint="eastAsia"/>
-              </w:rPr>
             </w:pPr>
             <w:r>
               <w:rPr>
@@ -4331,9 +3953,6 @@
           <w:p>
             <w:pPr>
               <w:ind w:left="0" w:firstLineChars="291" w:firstLine="611"/>
-              <w:rPr>
-                <w:rFonts w:hint="eastAsia"/>
-              </w:rPr>
             </w:pPr>
             <w:r>
               <w:t>"</w:t>
@@ -4357,9 +3976,6 @@
           <w:p>
             <w:pPr>
               <w:ind w:left="0" w:firstLine="405"/>
-              <w:rPr>
-                <w:rFonts w:hint="eastAsia"/>
-              </w:rPr>
             </w:pPr>
             <w:r>
               <w:rPr>
@@ -4371,9 +3987,6 @@
           <w:p>
             <w:pPr>
               <w:ind w:left="0"/>
-              <w:rPr>
-                <w:rFonts w:hint="eastAsia"/>
-              </w:rPr>
             </w:pPr>
             <w:r>
               <w:rPr>
@@ -4385,9 +3998,6 @@
           <w:p>
             <w:pPr>
               <w:ind w:left="0"/>
-              <w:rPr>
-                <w:rFonts w:hint="eastAsia"/>
-              </w:rPr>
             </w:pPr>
             <w:r>
               <w:t>"User":"root",</w:t>
@@ -4396,9 +4006,6 @@
           <w:p>
             <w:pPr>
               <w:ind w:left="0"/>
-              <w:rPr>
-                <w:rFonts w:hint="eastAsia"/>
-              </w:rPr>
             </w:pPr>
             <w:r>
               <w:t>"Passwd":"sequoiadb",</w:t>
@@ -4412,18 +4019,7 @@
               </w:rPr>
             </w:pPr>
             <w:r>
-              <w:t>"SshPort":"22",</w:t>
-            </w:r>
-          </w:p>
-          <w:p>
-            <w:pPr>
-              <w:ind w:left="0"/>
-              <w:rPr>
-                <w:rFonts w:hint="eastAsia"/>
-              </w:rPr>
-            </w:pPr>
-            <w:r>
-              <w:t>"AgentPort":"11810"</w:t>
+              <w:t>"SshPort":"22"</w:t>
             </w:r>
           </w:p>
           <w:p>
@@ -4453,15 +4049,11 @@
           <w:p>
             <w:pPr>
               <w:ind w:left="0"/>
-              <w:rPr>
-                <w:rFonts w:hint="eastAsia"/>
-              </w:rPr>
-            </w:pPr>
-            <w:r>
-              <w:rPr>
-                <w:rFonts w:hint="eastAsia"/>
-              </w:rPr>
-              <w:lastRenderedPageBreak/>
+            </w:pPr>
+            <w:r>
+              <w:rPr>
+                <w:rFonts w:hint="eastAsia"/>
+              </w:rPr>
               <w:t>说明</w:t>
             </w:r>
           </w:p>
@@ -4493,7 +4085,14 @@
               <w:rPr>
                 <w:rFonts w:hint="eastAsia"/>
               </w:rPr>
-              <w:t>不填时使用外部公共的配置。</w:t>
+              <w:t>不填时使用外部公</w:t>
+            </w:r>
+            <w:r>
+              <w:rPr>
+                <w:rFonts w:hint="eastAsia"/>
+              </w:rPr>
+              <w:lastRenderedPageBreak/>
+              <w:t>共的配置。</w:t>
             </w:r>
           </w:p>
         </w:tc>
@@ -4524,6 +4123,7 @@
               <w:rPr>
                 <w:rFonts w:hint="eastAsia"/>
               </w:rPr>
+              <w:lastRenderedPageBreak/>
               <w:t>响应头</w:t>
             </w:r>
           </w:p>
@@ -4595,13 +4195,19 @@
               <w:ind w:left="0"/>
             </w:pPr>
             <w:r>
-              <w:t>Rc</w:t>
-            </w:r>
-            <w:r>
-              <w:rPr>
-                <w:rFonts w:hint="eastAsia"/>
-              </w:rPr>
-              <w:t>：返回码</w:t>
+              <w:t>errno</w:t>
+            </w:r>
+            <w:r>
+              <w:rPr>
+                <w:rFonts w:hint="eastAsia"/>
+              </w:rPr>
+              <w:t>:</w:t>
+            </w:r>
+            <w:r>
+              <w:rPr>
+                <w:rFonts w:hint="eastAsia"/>
+              </w:rPr>
+              <w:t>返回码</w:t>
             </w:r>
           </w:p>
           <w:p>
@@ -4618,7 +4224,13 @@
               <w:rPr>
                 <w:rFonts w:hint="eastAsia"/>
               </w:rPr>
-              <w:t>：失败时的错误描述（可选）</w:t>
+              <w:t>:</w:t>
+            </w:r>
+            <w:r>
+              <w:rPr>
+                <w:rFonts w:hint="eastAsia"/>
+              </w:rPr>
+              <w:t>失败时的错误描述（可选）</w:t>
             </w:r>
           </w:p>
           <w:p>
@@ -4635,9 +4247,6 @@
           <w:p>
             <w:pPr>
               <w:ind w:left="0"/>
-              <w:rPr>
-                <w:rFonts w:hint="eastAsia"/>
-              </w:rPr>
             </w:pPr>
             <w:r>
               <w:t xml:space="preserve">{ </w:t>
@@ -4646,9 +4255,6 @@
           <w:p>
             <w:pPr>
               <w:ind w:left="0" w:firstLineChars="100" w:firstLine="210"/>
-              <w:rPr>
-                <w:rFonts w:hint="eastAsia"/>
-              </w:rPr>
             </w:pPr>
             <w:r>
               <w:t>IP</w:t>
@@ -4657,7 +4263,7 @@
               <w:rPr>
                 <w:rFonts w:hint="eastAsia"/>
               </w:rPr>
-              <w:t>：</w:t>
+              <w:t>:</w:t>
             </w:r>
             <w:r>
               <w:rPr>
@@ -4678,9 +4284,6 @@
           <w:p>
             <w:pPr>
               <w:ind w:left="0" w:firstLineChars="100" w:firstLine="210"/>
-              <w:rPr>
-                <w:rFonts w:hint="eastAsia"/>
-              </w:rPr>
             </w:pPr>
             <w:r>
               <w:t>Ping</w:t>
@@ -4689,7 +4292,13 @@
               <w:rPr>
                 <w:rFonts w:hint="eastAsia"/>
               </w:rPr>
-              <w:t>：能否</w:t>
+              <w:t>:</w:t>
+            </w:r>
+            <w:r>
+              <w:rPr>
+                <w:rFonts w:hint="eastAsia"/>
+              </w:rPr>
+              <w:t>能否</w:t>
             </w:r>
             <w:r>
               <w:rPr>
@@ -4707,9 +4316,6 @@
           <w:p>
             <w:pPr>
               <w:ind w:left="0" w:firstLineChars="100" w:firstLine="210"/>
-              <w:rPr>
-                <w:rFonts w:hint="eastAsia"/>
-              </w:rPr>
             </w:pPr>
             <w:r>
               <w:t>Ssh</w:t>
@@ -4718,7 +4324,7 @@
               <w:rPr>
                 <w:rFonts w:hint="eastAsia"/>
               </w:rPr>
-              <w:t>：</w:t>
+              <w:t>:</w:t>
             </w:r>
             <w:r>
               <w:rPr>
@@ -4736,9 +4342,6 @@
           <w:p>
             <w:pPr>
               <w:ind w:left="0" w:firstLineChars="100" w:firstLine="210"/>
-              <w:rPr>
-                <w:rFonts w:hint="eastAsia"/>
-              </w:rPr>
             </w:pPr>
             <w:r>
               <w:t>HostName</w:t>
@@ -4747,7 +4350,13 @@
               <w:rPr>
                 <w:rFonts w:hint="eastAsia"/>
               </w:rPr>
-              <w:t>：该机器上的</w:t>
+              <w:t>:</w:t>
+            </w:r>
+            <w:r>
+              <w:rPr>
+                <w:rFonts w:hint="eastAsia"/>
+              </w:rPr>
+              <w:t>该机器上的</w:t>
             </w:r>
             <w:r>
               <w:rPr>
@@ -4759,41 +4368,47 @@
           <w:p>
             <w:pPr>
               <w:ind w:left="0" w:firstLineChars="100" w:firstLine="210"/>
-              <w:rPr>
-                <w:rFonts w:hint="eastAsia"/>
-              </w:rPr>
-            </w:pPr>
-            <w:r>
-              <w:rPr>
-                <w:rFonts w:hint="eastAsia"/>
-              </w:rPr>
-              <w:t>Rc</w:t>
-            </w:r>
-            <w:r>
-              <w:rPr>
-                <w:rFonts w:hint="eastAsia"/>
-              </w:rPr>
-              <w:t>：返回码</w:t>
+            </w:pPr>
+            <w:r>
+              <w:rPr>
+                <w:rFonts w:hint="eastAsia"/>
+              </w:rPr>
+              <w:t>errno</w:t>
+            </w:r>
+            <w:r>
+              <w:rPr>
+                <w:rFonts w:hint="eastAsia"/>
+              </w:rPr>
+              <w:t>:</w:t>
+            </w:r>
+            <w:r>
+              <w:rPr>
+                <w:rFonts w:hint="eastAsia"/>
+              </w:rPr>
+              <w:t>返回码</w:t>
             </w:r>
           </w:p>
           <w:p>
             <w:pPr>
               <w:ind w:left="0" w:firstLineChars="100" w:firstLine="210"/>
-              <w:rPr>
-                <w:rFonts w:hint="eastAsia"/>
-              </w:rPr>
-            </w:pPr>
-            <w:r>
-              <w:rPr>
-                <w:rFonts w:hint="eastAsia"/>
-              </w:rPr>
-              <w:t>Detail</w:t>
-            </w:r>
-            <w:r>
-              <w:rPr>
-                <w:rFonts w:hint="eastAsia"/>
-              </w:rPr>
-              <w:t>：失败时的错误描述</w:t>
+            </w:pPr>
+            <w:r>
+              <w:rPr>
+                <w:rFonts w:hint="eastAsia"/>
+              </w:rPr>
+              <w:t>detail</w:t>
+            </w:r>
+            <w:r>
+              <w:rPr>
+                <w:rFonts w:hint="eastAsia"/>
+              </w:rPr>
+              <w:t>:</w:t>
+            </w:r>
+            <w:r>
+              <w:rPr>
+                <w:rFonts w:hint="eastAsia"/>
+              </w:rPr>
+              <w:t>失败时的错误描述</w:t>
             </w:r>
           </w:p>
           <w:p>
@@ -4812,9 +4427,6 @@
           <w:p>
             <w:pPr>
               <w:ind w:left="0"/>
-              <w:rPr>
-                <w:rFonts w:hint="eastAsia"/>
-              </w:rPr>
             </w:pPr>
             <w:r>
               <w:t xml:space="preserve">{ </w:t>
@@ -4823,28 +4435,25 @@
           <w:p>
             <w:pPr>
               <w:ind w:left="0"/>
-              <w:rPr>
-                <w:rFonts w:hint="eastAsia"/>
-              </w:rPr>
-            </w:pPr>
-            <w:r>
-              <w:t xml:space="preserve">"Rc": 0 </w:t>
-            </w:r>
-          </w:p>
-          <w:p>
-            <w:pPr>
-              <w:ind w:left="0"/>
-              <w:rPr>
-                <w:rFonts w:hint="eastAsia"/>
-              </w:rPr>
-            </w:pPr>
-          </w:p>
-          <w:p>
-            <w:pPr>
-              <w:ind w:left="0"/>
-              <w:rPr>
-                <w:rFonts w:hint="eastAsia"/>
-              </w:rPr>
+            </w:pPr>
+            <w:r>
+              <w:t>"</w:t>
+            </w:r>
+            <w:r>
+              <w:t>errno</w:t>
+            </w:r>
+            <w:r>
+              <w:t xml:space="preserve">": 0 </w:t>
+            </w:r>
+          </w:p>
+          <w:p>
+            <w:pPr>
+              <w:ind w:left="0"/>
+            </w:pPr>
+          </w:p>
+          <w:p>
+            <w:pPr>
+              <w:ind w:left="0"/>
             </w:pPr>
             <w:r>
               <w:t>}</w:t>
@@ -4853,9 +4462,6 @@
           <w:p>
             <w:pPr>
               <w:ind w:left="0"/>
-              <w:rPr>
-                <w:rFonts w:hint="eastAsia"/>
-              </w:rPr>
             </w:pPr>
             <w:r>
               <w:t xml:space="preserve">{ </w:t>
@@ -4864,9 +4470,6 @@
           <w:p>
             <w:pPr>
               <w:ind w:left="0" w:firstLineChars="100" w:firstLine="210"/>
-              <w:rPr>
-                <w:rFonts w:hint="eastAsia"/>
-              </w:rPr>
             </w:pPr>
             <w:r>
               <w:t xml:space="preserve">"IP": "192.168.20.196", </w:t>
@@ -4875,9 +4478,6 @@
           <w:p>
             <w:pPr>
               <w:ind w:left="0" w:firstLineChars="100" w:firstLine="210"/>
-              <w:rPr>
-                <w:rFonts w:hint="eastAsia"/>
-              </w:rPr>
             </w:pPr>
             <w:r>
               <w:t xml:space="preserve">"Ping": true, </w:t>
@@ -4886,9 +4486,6 @@
           <w:p>
             <w:pPr>
               <w:ind w:left="0" w:firstLineChars="100" w:firstLine="210"/>
-              <w:rPr>
-                <w:rFonts w:hint="eastAsia"/>
-              </w:rPr>
             </w:pPr>
             <w:r>
               <w:t xml:space="preserve">"Ssh": true, </w:t>
@@ -4897,9 +4494,6 @@
           <w:p>
             <w:pPr>
               <w:ind w:left="0" w:firstLineChars="100" w:firstLine="210"/>
-              <w:rPr>
-                <w:rFonts w:hint="eastAsia"/>
-              </w:rPr>
             </w:pPr>
             <w:r>
               <w:t>"HostName": "data0"</w:t>
@@ -4908,9 +4502,6 @@
           <w:p>
             <w:pPr>
               <w:ind w:left="0" w:firstLineChars="100" w:firstLine="210"/>
-              <w:rPr>
-                <w:rFonts w:hint="eastAsia"/>
-              </w:rPr>
             </w:pPr>
             <w:r>
               <w:t>"</w:t>
@@ -4919,7 +4510,7 @@
               <w:rPr>
                 <w:rFonts w:hint="eastAsia"/>
               </w:rPr>
-              <w:t>Rc</w:t>
+              <w:t>errno</w:t>
             </w:r>
             <w:r>
               <w:t>"</w:t>
@@ -4934,9 +4525,6 @@
           <w:p>
             <w:pPr>
               <w:ind w:left="0" w:firstLineChars="100" w:firstLine="210"/>
-              <w:rPr>
-                <w:rFonts w:hint="eastAsia"/>
-              </w:rPr>
             </w:pPr>
             <w:r>
               <w:t>"</w:t>
@@ -4945,7 +4533,7 @@
               <w:rPr>
                 <w:rFonts w:hint="eastAsia"/>
               </w:rPr>
-              <w:t>Detail</w:t>
+              <w:t>detail</w:t>
             </w:r>
             <w:r>
               <w:t>"</w:t>
@@ -4981,9 +4569,6 @@
           <w:p>
             <w:pPr>
               <w:ind w:left="0"/>
-              <w:rPr>
-                <w:rFonts w:hint="eastAsia"/>
-              </w:rPr>
             </w:pPr>
             <w:r>
               <w:rPr>
@@ -5000,9 +4585,6 @@
           <w:p>
             <w:pPr>
               <w:ind w:left="0"/>
-              <w:rPr>
-                <w:rFonts w:hint="eastAsia"/>
-              </w:rPr>
             </w:pPr>
           </w:p>
         </w:tc>
@@ -5030,9 +4612,6 @@
           <w:ilvl w:val="0"/>
           <w:numId w:val="16"/>
         </w:numPr>
-        <w:rPr>
-          <w:rFonts w:hint="eastAsia"/>
-        </w:rPr>
       </w:pPr>
       <w:r>
         <w:rPr>
@@ -5181,6 +4760,9 @@
           <w:p>
             <w:pPr>
               <w:ind w:left="0"/>
+              <w:rPr>
+                <w:rFonts w:hint="eastAsia"/>
+              </w:rPr>
             </w:pPr>
             <w:r>
               <w:t>cmd</w:t>
@@ -5189,7 +4771,7 @@
               <w:rPr>
                 <w:rFonts w:hint="eastAsia"/>
               </w:rPr>
-              <w:t>：</w:t>
+              <w:t>:</w:t>
             </w:r>
             <w:r>
               <w:rPr>
@@ -5198,6 +4780,365 @@
               <w:t>check host</w:t>
             </w:r>
           </w:p>
+          <w:p>
+            <w:pPr>
+              <w:ind w:left="0"/>
+            </w:pPr>
+            <w:r>
+              <w:t>HostInfo</w:t>
+            </w:r>
+            <w:r>
+              <w:rPr>
+                <w:rFonts w:hint="eastAsia"/>
+              </w:rPr>
+              <w:t>:</w:t>
+            </w:r>
+            <w:r>
+              <w:rPr>
+                <w:rFonts w:hint="eastAsia"/>
+              </w:rPr>
+              <w:t>主机信息</w:t>
+            </w:r>
+          </w:p>
+          <w:p>
+            <w:pPr>
+              <w:ind w:left="0"/>
+            </w:pPr>
+            <w:r>
+              <w:rPr>
+                <w:rFonts w:hint="eastAsia"/>
+              </w:rPr>
+              <w:t>{</w:t>
+            </w:r>
+          </w:p>
+          <w:p>
+            <w:pPr>
+              <w:ind w:left="0"/>
+            </w:pPr>
+            <w:r>
+              <w:t>ClusterName</w:t>
+            </w:r>
+            <w:r>
+              <w:rPr>
+                <w:rFonts w:hint="eastAsia"/>
+              </w:rPr>
+              <w:t>:</w:t>
+            </w:r>
+            <w:r>
+              <w:rPr>
+                <w:rFonts w:hint="eastAsia"/>
+              </w:rPr>
+              <w:t>集群名</w:t>
+            </w:r>
+          </w:p>
+          <w:p>
+            <w:pPr>
+              <w:ind w:left="0"/>
+            </w:pPr>
+            <w:r>
+              <w:t>HostInfo</w:t>
+            </w:r>
+            <w:r>
+              <w:rPr>
+                <w:rFonts w:hint="eastAsia"/>
+              </w:rPr>
+              <w:t>:</w:t>
+            </w:r>
+          </w:p>
+          <w:p>
+            <w:pPr>
+              <w:ind w:left="0" w:firstLineChars="100" w:firstLine="210"/>
+            </w:pPr>
+            <w:r>
+              <w:rPr>
+                <w:rFonts w:hint="eastAsia"/>
+              </w:rPr>
+              <w:t>[</w:t>
+            </w:r>
+          </w:p>
+          <w:p>
+            <w:pPr>
+              <w:ind w:left="0" w:firstLineChars="100" w:firstLine="210"/>
+            </w:pPr>
+            <w:r>
+              <w:rPr>
+                <w:rFonts w:hint="eastAsia"/>
+              </w:rPr>
+              <w:t xml:space="preserve">  {</w:t>
+            </w:r>
+          </w:p>
+          <w:p>
+            <w:pPr>
+              <w:ind w:left="0" w:firstLineChars="100" w:firstLine="210"/>
+            </w:pPr>
+            <w:r>
+              <w:rPr>
+                <w:rFonts w:hint="eastAsia"/>
+              </w:rPr>
+              <w:t xml:space="preserve">    IP</w:t>
+            </w:r>
+            <w:r>
+              <w:rPr>
+                <w:rFonts w:hint="eastAsia"/>
+              </w:rPr>
+              <w:t>:</w:t>
+            </w:r>
+            <w:r>
+              <w:rPr>
+                <w:rFonts w:hint="eastAsia"/>
+              </w:rPr>
+              <w:t>主机</w:t>
+            </w:r>
+            <w:r>
+              <w:rPr>
+                <w:rFonts w:hint="eastAsia"/>
+              </w:rPr>
+              <w:t>IP</w:t>
+            </w:r>
+          </w:p>
+          <w:p>
+            <w:pPr>
+              <w:ind w:left="0" w:firstLineChars="100" w:firstLine="210"/>
+            </w:pPr>
+            <w:r>
+              <w:rPr>
+                <w:rFonts w:hint="eastAsia"/>
+              </w:rPr>
+              <w:t xml:space="preserve">    User</w:t>
+            </w:r>
+            <w:r>
+              <w:rPr>
+                <w:rFonts w:hint="eastAsia"/>
+              </w:rPr>
+              <w:t>:</w:t>
+            </w:r>
+            <w:r>
+              <w:rPr>
+                <w:rFonts w:hint="eastAsia"/>
+              </w:rPr>
+              <w:t>用户名</w:t>
+            </w:r>
+            <w:r>
+              <w:rPr>
+                <w:rFonts w:hint="eastAsia"/>
+              </w:rPr>
+              <w:t xml:space="preserve"> (</w:t>
+            </w:r>
+            <w:r>
+              <w:rPr>
+                <w:rFonts w:hint="eastAsia"/>
+              </w:rPr>
+              <w:t>选填</w:t>
+            </w:r>
+            <w:r>
+              <w:rPr>
+                <w:rFonts w:hint="eastAsia"/>
+              </w:rPr>
+              <w:t>)</w:t>
+            </w:r>
+          </w:p>
+          <w:p>
+            <w:pPr>
+              <w:ind w:left="0" w:firstLineChars="100" w:firstLine="210"/>
+            </w:pPr>
+            <w:r>
+              <w:rPr>
+                <w:rFonts w:hint="eastAsia"/>
+              </w:rPr>
+              <w:t xml:space="preserve">    Passwd</w:t>
+            </w:r>
+            <w:r>
+              <w:rPr>
+                <w:rFonts w:hint="eastAsia"/>
+              </w:rPr>
+              <w:t>:</w:t>
+            </w:r>
+            <w:r>
+              <w:rPr>
+                <w:rFonts w:hint="eastAsia"/>
+              </w:rPr>
+              <w:t>密码</w:t>
+            </w:r>
+            <w:r>
+              <w:rPr>
+                <w:rFonts w:hint="eastAsia"/>
+              </w:rPr>
+              <w:t>(</w:t>
+            </w:r>
+            <w:r>
+              <w:rPr>
+                <w:rFonts w:hint="eastAsia"/>
+              </w:rPr>
+              <w:t>选填</w:t>
+            </w:r>
+            <w:r>
+              <w:rPr>
+                <w:rFonts w:hint="eastAsia"/>
+              </w:rPr>
+              <w:t>)</w:t>
+            </w:r>
+          </w:p>
+          <w:p>
+            <w:pPr>
+              <w:ind w:left="0" w:firstLineChars="100" w:firstLine="210"/>
+            </w:pPr>
+            <w:r>
+              <w:rPr>
+                <w:rFonts w:hint="eastAsia"/>
+              </w:rPr>
+              <w:t xml:space="preserve">    SshPort</w:t>
+            </w:r>
+            <w:r>
+              <w:rPr>
+                <w:rFonts w:hint="eastAsia"/>
+              </w:rPr>
+              <w:t>:</w:t>
+            </w:r>
+            <w:r>
+              <w:rPr>
+                <w:rFonts w:hint="eastAsia"/>
+              </w:rPr>
+              <w:t>ssh</w:t>
+            </w:r>
+            <w:r>
+              <w:rPr>
+                <w:rFonts w:hint="eastAsia"/>
+              </w:rPr>
+              <w:t>服务端口</w:t>
+            </w:r>
+            <w:r>
+              <w:rPr>
+                <w:rFonts w:hint="eastAsia"/>
+              </w:rPr>
+              <w:t>(</w:t>
+            </w:r>
+            <w:r>
+              <w:rPr>
+                <w:rFonts w:hint="eastAsia"/>
+              </w:rPr>
+              <w:t>选填</w:t>
+            </w:r>
+            <w:r>
+              <w:rPr>
+                <w:rFonts w:hint="eastAsia"/>
+              </w:rPr>
+              <w:t>)</w:t>
+            </w:r>
+          </w:p>
+          <w:p>
+            <w:pPr>
+              <w:ind w:left="0" w:firstLineChars="100" w:firstLine="210"/>
+            </w:pPr>
+            <w:r>
+              <w:rPr>
+                <w:rFonts w:hint="eastAsia"/>
+              </w:rPr>
+              <w:t xml:space="preserve">  }, </w:t>
+            </w:r>
+            <w:r>
+              <w:t>…</w:t>
+            </w:r>
+          </w:p>
+          <w:p>
+            <w:pPr>
+              <w:ind w:left="0" w:firstLineChars="100" w:firstLine="210"/>
+            </w:pPr>
+            <w:r>
+              <w:rPr>
+                <w:rFonts w:hint="eastAsia"/>
+              </w:rPr>
+              <w:t>]</w:t>
+            </w:r>
+          </w:p>
+          <w:p>
+            <w:pPr>
+              <w:ind w:left="0" w:firstLineChars="100" w:firstLine="210"/>
+            </w:pPr>
+            <w:r>
+              <w:rPr>
+                <w:rFonts w:hint="eastAsia"/>
+              </w:rPr>
+              <w:t>User</w:t>
+            </w:r>
+            <w:r>
+              <w:rPr>
+                <w:rFonts w:hint="eastAsia"/>
+              </w:rPr>
+              <w:t>:</w:t>
+            </w:r>
+            <w:r>
+              <w:rPr>
+                <w:rFonts w:hint="eastAsia"/>
+              </w:rPr>
+              <w:t>用户名</w:t>
+            </w:r>
+          </w:p>
+          <w:p>
+            <w:pPr>
+              <w:ind w:left="0" w:firstLineChars="100" w:firstLine="210"/>
+            </w:pPr>
+            <w:r>
+              <w:rPr>
+                <w:rFonts w:hint="eastAsia"/>
+              </w:rPr>
+              <w:t>Passwd</w:t>
+            </w:r>
+            <w:r>
+              <w:rPr>
+                <w:rFonts w:hint="eastAsia"/>
+              </w:rPr>
+              <w:t>:</w:t>
+            </w:r>
+            <w:r>
+              <w:rPr>
+                <w:rFonts w:hint="eastAsia"/>
+              </w:rPr>
+              <w:t>密码</w:t>
+            </w:r>
+          </w:p>
+          <w:p>
+            <w:pPr>
+              <w:ind w:left="0" w:firstLineChars="100" w:firstLine="210"/>
+              <w:rPr>
+                <w:rFonts w:hint="eastAsia"/>
+              </w:rPr>
+            </w:pPr>
+            <w:r>
+              <w:rPr>
+                <w:rFonts w:hint="eastAsia"/>
+              </w:rPr>
+              <w:t>SshPort</w:t>
+            </w:r>
+            <w:r>
+              <w:rPr>
+                <w:rFonts w:hint="eastAsia"/>
+              </w:rPr>
+              <w:t>:</w:t>
+            </w:r>
+            <w:r>
+              <w:rPr>
+                <w:rFonts w:hint="eastAsia"/>
+              </w:rPr>
+              <w:t>ssh</w:t>
+            </w:r>
+            <w:r>
+              <w:rPr>
+                <w:rFonts w:hint="eastAsia"/>
+              </w:rPr>
+              <w:t>服务端口</w:t>
+            </w:r>
+          </w:p>
+          <w:p>
+            <w:pPr>
+              <w:ind w:left="0"/>
+            </w:pPr>
+            <w:r>
+              <w:rPr>
+                <w:rFonts w:hint="eastAsia"/>
+              </w:rPr>
+              <w:t>}</w:t>
+            </w:r>
+          </w:p>
         </w:tc>
         <w:tc>
           <w:tcPr>
@@ -5206,15 +5147,249 @@
           <w:p>
             <w:pPr>
               <w:ind w:left="0"/>
-            </w:pPr>
-            <w:r>
-              <w:t>cmd=</w:t>
-            </w:r>
-            <w:r>
-              <w:rPr>
-                <w:rFonts w:hint="eastAsia"/>
-              </w:rPr>
-              <w:t xml:space="preserve"> check host</w:t>
+              <w:rPr>
+                <w:rFonts w:hint="eastAsia"/>
+              </w:rPr>
+            </w:pPr>
+            <w:r>
+              <w:t>cmd</w:t>
+            </w:r>
+            <w:r>
+              <w:t>=</w:t>
+            </w:r>
+            <w:r>
+              <w:rPr>
+                <w:rFonts w:hint="eastAsia"/>
+              </w:rPr>
+              <w:t>check host</w:t>
+            </w:r>
+          </w:p>
+          <w:p>
+            <w:pPr>
+              <w:ind w:left="0"/>
+            </w:pPr>
+            <w:r>
+              <w:t>&amp;</w:t>
+            </w:r>
+            <w:r>
+              <w:t xml:space="preserve"> HostInfo</w:t>
+            </w:r>
+            <w:r>
+              <w:t>=</w:t>
+            </w:r>
+          </w:p>
+          <w:p>
+            <w:pPr>
+              <w:ind w:left="0"/>
+            </w:pPr>
+            <w:r>
+              <w:rPr>
+                <w:rFonts w:hint="eastAsia"/>
+              </w:rPr>
+              <w:t>{</w:t>
+            </w:r>
+          </w:p>
+          <w:p>
+            <w:pPr>
+              <w:ind w:left="0"/>
+            </w:pPr>
+            <w:r>
+              <w:t>"ClusterName":"c1"</w:t>
+            </w:r>
+          </w:p>
+          <w:p>
+            <w:pPr>
+              <w:ind w:left="0"/>
+            </w:pPr>
+            <w:r>
+              <w:t>"HostInfo":</w:t>
+            </w:r>
+          </w:p>
+          <w:p>
+            <w:pPr>
+              <w:ind w:left="0"/>
+            </w:pPr>
+            <w:r>
+              <w:rPr>
+                <w:rFonts w:hint="eastAsia"/>
+              </w:rPr>
+              <w:t xml:space="preserve">  [</w:t>
+            </w:r>
+          </w:p>
+          <w:p>
+            <w:pPr>
+              <w:ind w:left="0" w:firstLine="405"/>
+            </w:pPr>
+            <w:r>
+              <w:rPr>
+                <w:rFonts w:hint="eastAsia"/>
+              </w:rPr>
+              <w:t>{</w:t>
+            </w:r>
+          </w:p>
+          <w:p>
+            <w:pPr>
+              <w:ind w:left="0" w:firstLine="405"/>
+              <w:rPr>
+                <w:rFonts w:hint="eastAsia"/>
+              </w:rPr>
+            </w:pPr>
+            <w:r>
+              <w:rPr>
+                <w:rFonts w:hint="eastAsia"/>
+              </w:rPr>
+              <w:t xml:space="preserve">  </w:t>
+            </w:r>
+            <w:r>
+              <w:t>"IP":"192.168.20.199"</w:t>
+            </w:r>
+          </w:p>
+          <w:p>
+            <w:pPr>
+              <w:ind w:left="0" w:firstLine="405"/>
+            </w:pPr>
+            <w:r>
+              <w:rPr>
+                <w:rFonts w:hint="eastAsia"/>
+              </w:rPr>
+              <w:t>},</w:t>
+            </w:r>
+          </w:p>
+          <w:p>
+            <w:pPr>
+              <w:ind w:left="0" w:firstLine="405"/>
+            </w:pPr>
+            <w:r>
+              <w:rPr>
+                <w:rFonts w:hint="eastAsia"/>
+              </w:rPr>
+              <w:t>{</w:t>
+            </w:r>
+          </w:p>
+          <w:p>
+            <w:pPr>
+              <w:ind w:left="0" w:firstLine="405"/>
+            </w:pPr>
+            <w:r>
+              <w:rPr>
+                <w:rFonts w:hint="eastAsia"/>
+              </w:rPr>
+              <w:t xml:space="preserve">  </w:t>
+            </w:r>
+            <w:r>
+              <w:t>"IP":"192.168.20.</w:t>
+            </w:r>
+            <w:r>
+              <w:rPr>
+                <w:rFonts w:hint="eastAsia"/>
+              </w:rPr>
+              <w:t>200</w:t>
+            </w:r>
+            <w:r>
+              <w:t>"</w:t>
+            </w:r>
+            <w:r>
+              <w:rPr>
+                <w:rFonts w:hint="eastAsia"/>
+              </w:rPr>
+              <w:t>,</w:t>
+            </w:r>
+          </w:p>
+          <w:p>
+            <w:pPr>
+              <w:ind w:left="0" w:firstLineChars="200" w:firstLine="420"/>
+            </w:pPr>
+            <w:r>
+              <w:rPr>
+                <w:rFonts w:hint="eastAsia"/>
+              </w:rPr>
+              <w:t xml:space="preserve">  </w:t>
+            </w:r>
+            <w:r>
+              <w:t>"User":"root",</w:t>
+            </w:r>
+          </w:p>
+          <w:p>
+            <w:pPr>
+              <w:ind w:left="0" w:firstLineChars="291" w:firstLine="611"/>
+            </w:pPr>
+            <w:r>
+              <w:t>"</w:t>
+            </w:r>
+            <w:r>
+              <w:t xml:space="preserve"> Passwd</w:t>
+            </w:r>
+            <w:r>
+              <w:t xml:space="preserve"> ":"</w:t>
+            </w:r>
+            <w:r>
+              <w:rPr>
+                <w:rFonts w:hint="eastAsia"/>
+              </w:rPr>
+              <w:t>root</w:t>
+            </w:r>
+            <w:r>
+              <w:t>"</w:t>
+            </w:r>
+          </w:p>
+          <w:p>
+            <w:pPr>
+              <w:ind w:left="0" w:firstLine="405"/>
+            </w:pPr>
+            <w:r>
+              <w:rPr>
+                <w:rFonts w:hint="eastAsia"/>
+              </w:rPr>
+              <w:t>}</w:t>
+            </w:r>
+          </w:p>
+          <w:p>
+            <w:pPr>
+              <w:ind w:left="0"/>
+            </w:pPr>
+            <w:r>
+              <w:rPr>
+                <w:rFonts w:hint="eastAsia"/>
+              </w:rPr>
+              <w:t xml:space="preserve">  ]</w:t>
+            </w:r>
+          </w:p>
+          <w:p>
+            <w:pPr>
+              <w:ind w:left="0"/>
+            </w:pPr>
+            <w:r>
+              <w:t>"User":"root",</w:t>
+            </w:r>
+          </w:p>
+          <w:p>
+            <w:pPr>
+              <w:ind w:left="0"/>
+            </w:pPr>
+            <w:r>
+              <w:t>"Passwd":"sequoiadb",</w:t>
+            </w:r>
+          </w:p>
+          <w:p>
+            <w:pPr>
+              <w:ind w:left="0"/>
+              <w:rPr>
+                <w:rFonts w:hint="eastAsia"/>
+              </w:rPr>
+            </w:pPr>
+            <w:r>
+              <w:t>"SshPort":"22"</w:t>
+            </w:r>
+          </w:p>
+          <w:p>
+            <w:pPr>
+              <w:ind w:left="0"/>
+            </w:pPr>
+            <w:r>
+              <w:rPr>
+                <w:rFonts w:hint="eastAsia"/>
+              </w:rPr>
+              <w:t>}</w:t>
             </w:r>
           </w:p>
         </w:tc>
@@ -5227,9 +5402,6 @@
           <w:p>
             <w:pPr>
               <w:ind w:left="0"/>
-              <w:rPr>
-                <w:rFonts w:hint="eastAsia"/>
-              </w:rPr>
             </w:pPr>
             <w:r>
               <w:rPr>
@@ -5247,6 +5419,24 @@
             <w:pPr>
               <w:ind w:left="0"/>
             </w:pPr>
+            <w:r>
+              <w:rPr>
+                <w:rFonts w:hint="eastAsia"/>
+              </w:rPr>
+              <w:t>选填项可填可不填</w:t>
+            </w:r>
+            <w:r>
+              <w:rPr>
+                <w:rFonts w:hint="eastAsia"/>
+              </w:rPr>
+              <w:t xml:space="preserve">; </w:t>
+            </w:r>
+            <w:r>
+              <w:rPr>
+                <w:rFonts w:hint="eastAsia"/>
+              </w:rPr>
+              <w:t>不填时使用外部公共的配置。</w:t>
+            </w:r>
           </w:p>
         </w:tc>
         <w:tc>
@@ -5273,6 +5463,7 @@
               <w:rPr>
                 <w:rFonts w:hint="eastAsia"/>
               </w:rPr>
+              <w:lastRenderedPageBreak/>
               <w:t>响应头</w:t>
             </w:r>
           </w:p>
@@ -5306,7 +5497,7 @@
       </w:tr>
       <w:tr>
         <w:trPr>
-          <w:trHeight w:val="5009"/>
+          <w:trHeight w:val="2897"/>
         </w:trPr>
         <w:tc>
           <w:tcPr>
@@ -5332,6 +5523,385 @@
             <w:pPr>
               <w:ind w:left="0"/>
             </w:pPr>
+            <w:r>
+              <w:rPr>
+                <w:rFonts w:hint="eastAsia"/>
+              </w:rPr>
+              <w:t>{</w:t>
+            </w:r>
+          </w:p>
+          <w:p>
+            <w:pPr>
+              <w:ind w:left="0" w:firstLineChars="150" w:firstLine="315"/>
+            </w:pPr>
+            <w:r>
+              <w:t>errno</w:t>
+            </w:r>
+            <w:r>
+              <w:rPr>
+                <w:rFonts w:hint="eastAsia"/>
+              </w:rPr>
+              <w:t>:</w:t>
+            </w:r>
+            <w:r>
+              <w:rPr>
+                <w:rFonts w:hint="eastAsia"/>
+              </w:rPr>
+              <w:t>返回码</w:t>
+            </w:r>
+          </w:p>
+          <w:p>
+            <w:pPr>
+              <w:ind w:left="0" w:firstLineChars="150" w:firstLine="315"/>
+            </w:pPr>
+            <w:r>
+              <w:rPr>
+                <w:rFonts w:hint="eastAsia"/>
+              </w:rPr>
+              <w:t>detail</w:t>
+            </w:r>
+            <w:r>
+              <w:rPr>
+                <w:rFonts w:hint="eastAsia"/>
+              </w:rPr>
+              <w:t>:</w:t>
+            </w:r>
+            <w:r>
+              <w:rPr>
+                <w:rFonts w:hint="eastAsia"/>
+              </w:rPr>
+              <w:t>失败时的错误描述（可选）</w:t>
+            </w:r>
+          </w:p>
+          <w:p>
+            <w:pPr>
+              <w:ind w:left="0"/>
+            </w:pPr>
+            <w:r>
+              <w:rPr>
+                <w:rFonts w:hint="eastAsia"/>
+              </w:rPr>
+              <w:t>}</w:t>
+            </w:r>
+          </w:p>
+          <w:p>
+            <w:pPr>
+              <w:ind w:left="0"/>
+              <w:rPr>
+                <w:rFonts w:hint="eastAsia"/>
+              </w:rPr>
+            </w:pPr>
+            <w:r>
+              <w:t xml:space="preserve">{ </w:t>
+            </w:r>
+          </w:p>
+          <w:p>
+            <w:pPr>
+              <w:ind w:left="0" w:firstLineChars="150" w:firstLine="315"/>
+              <w:rPr>
+                <w:rFonts w:hint="eastAsia"/>
+              </w:rPr>
+            </w:pPr>
+            <w:r>
+              <w:t>IP</w:t>
+            </w:r>
+            <w:r>
+              <w:t xml:space="preserve">: </w:t>
+            </w:r>
+            <w:r>
+              <w:rPr>
+                <w:rFonts w:hint="eastAsia"/>
+              </w:rPr>
+              <w:t>主机</w:t>
+            </w:r>
+            <w:r>
+              <w:rPr>
+                <w:rFonts w:hint="eastAsia"/>
+              </w:rPr>
+              <w:t>IP</w:t>
+            </w:r>
+          </w:p>
+          <w:p>
+            <w:pPr>
+              <w:ind w:left="0" w:firstLineChars="150" w:firstLine="315"/>
+              <w:rPr>
+                <w:rFonts w:hint="eastAsia"/>
+              </w:rPr>
+            </w:pPr>
+            <w:r>
+              <w:t>HostName</w:t>
+            </w:r>
+            <w:r>
+              <w:rPr>
+                <w:rFonts w:hint="eastAsia"/>
+              </w:rPr>
+              <w:t>:</w:t>
+            </w:r>
+            <w:r>
+              <w:rPr>
+                <w:rFonts w:hint="eastAsia"/>
+              </w:rPr>
+              <w:t>主机名</w:t>
+            </w:r>
+          </w:p>
+          <w:p>
+            <w:pPr>
+              <w:ind w:left="0" w:firstLineChars="150" w:firstLine="315"/>
+              <w:rPr>
+                <w:rFonts w:hint="eastAsia"/>
+              </w:rPr>
+            </w:pPr>
+            <w:r>
+              <w:t>OS</w:t>
+            </w:r>
+            <w:r>
+              <w:rPr>
+                <w:rFonts w:hint="eastAsia"/>
+              </w:rPr>
+              <w:t>:</w:t>
+            </w:r>
+            <w:r>
+              <w:rPr>
+                <w:rFonts w:hint="eastAsia"/>
+              </w:rPr>
+              <w:t>OS</w:t>
+            </w:r>
+            <w:r>
+              <w:rPr>
+                <w:rFonts w:hint="eastAsia"/>
+              </w:rPr>
+              <w:t>信息</w:t>
+            </w:r>
+          </w:p>
+          <w:p>
+            <w:pPr>
+              <w:ind w:left="0" w:firstLineChars="150" w:firstLine="315"/>
+              <w:rPr>
+                <w:rFonts w:hint="eastAsia"/>
+              </w:rPr>
+            </w:pPr>
+            <w:r>
+              <w:t>OM</w:t>
+            </w:r>
+            <w:r>
+              <w:rPr>
+                <w:rFonts w:hint="eastAsia"/>
+              </w:rPr>
+              <w:t>:</w:t>
+            </w:r>
+            <w:r>
+              <w:rPr>
+                <w:rFonts w:hint="eastAsia"/>
+              </w:rPr>
+              <w:t>主机上</w:t>
+            </w:r>
+            <w:r>
+              <w:rPr>
+                <w:rFonts w:hint="eastAsia"/>
+              </w:rPr>
+              <w:t>OM</w:t>
+            </w:r>
+            <w:r>
+              <w:rPr>
+                <w:rFonts w:hint="eastAsia"/>
+              </w:rPr>
+              <w:t>信息</w:t>
+            </w:r>
+          </w:p>
+          <w:p>
+            <w:pPr>
+              <w:ind w:left="0" w:firstLineChars="150" w:firstLine="315"/>
+              <w:rPr>
+                <w:rFonts w:hint="eastAsia"/>
+              </w:rPr>
+            </w:pPr>
+            <w:r>
+              <w:t>CPU</w:t>
+            </w:r>
+            <w:r>
+              <w:rPr>
+                <w:rFonts w:hint="eastAsia"/>
+              </w:rPr>
+              <w:t>:</w:t>
+            </w:r>
+            <w:r>
+              <w:rPr>
+                <w:rFonts w:hint="eastAsia"/>
+              </w:rPr>
+              <w:t>CPU</w:t>
+            </w:r>
+            <w:r>
+              <w:rPr>
+                <w:rFonts w:hint="eastAsia"/>
+              </w:rPr>
+              <w:t>信息</w:t>
+            </w:r>
+          </w:p>
+          <w:p>
+            <w:pPr>
+              <w:ind w:left="0" w:firstLineChars="150" w:firstLine="315"/>
+              <w:rPr>
+                <w:rFonts w:hint="eastAsia"/>
+              </w:rPr>
+            </w:pPr>
+            <w:r>
+              <w:t>Memory</w:t>
+            </w:r>
+            <w:r>
+              <w:rPr>
+                <w:rFonts w:hint="eastAsia"/>
+              </w:rPr>
+              <w:t>:</w:t>
+            </w:r>
+            <w:r>
+              <w:rPr>
+                <w:rFonts w:hint="eastAsia"/>
+              </w:rPr>
+              <w:t>内存信息</w:t>
+            </w:r>
+          </w:p>
+          <w:p>
+            <w:pPr>
+              <w:ind w:left="0" w:firstLineChars="150" w:firstLine="315"/>
+              <w:rPr>
+                <w:rFonts w:hint="eastAsia"/>
+              </w:rPr>
+            </w:pPr>
+            <w:r>
+              <w:t xml:space="preserve">Net: </w:t>
+            </w:r>
+            <w:r>
+              <w:rPr>
+                <w:rFonts w:hint="eastAsia"/>
+              </w:rPr>
+              <w:t>网卡信息</w:t>
+            </w:r>
+          </w:p>
+          <w:p>
+            <w:pPr>
+              <w:ind w:left="0" w:firstLineChars="150" w:firstLine="315"/>
+              <w:rPr>
+                <w:rFonts w:hint="eastAsia"/>
+              </w:rPr>
+            </w:pPr>
+            <w:r>
+              <w:t xml:space="preserve">Port: </w:t>
+            </w:r>
+            <w:r>
+              <w:rPr>
+                <w:rFonts w:hint="eastAsia"/>
+              </w:rPr>
+              <w:t>端口占用情况</w:t>
+            </w:r>
+          </w:p>
+          <w:p>
+            <w:pPr>
+              <w:ind w:left="0" w:firstLineChars="150" w:firstLine="315"/>
+              <w:rPr>
+                <w:rFonts w:hint="eastAsia"/>
+              </w:rPr>
+            </w:pPr>
+            <w:r>
+              <w:t>Service</w:t>
+            </w:r>
+            <w:r>
+              <w:t>:</w:t>
+            </w:r>
+            <w:r>
+              <w:rPr>
+                <w:rFonts w:hint="eastAsia"/>
+              </w:rPr>
+              <w:t xml:space="preserve"> </w:t>
+            </w:r>
+            <w:r>
+              <w:rPr>
+                <w:rFonts w:hint="eastAsia"/>
+              </w:rPr>
+              <w:t>系统服务情况</w:t>
+            </w:r>
+          </w:p>
+          <w:p>
+            <w:pPr>
+              <w:ind w:left="0" w:firstLineChars="150" w:firstLine="315"/>
+              <w:rPr>
+                <w:rFonts w:hint="eastAsia"/>
+              </w:rPr>
+            </w:pPr>
+            <w:r>
+              <w:t>Safety:</w:t>
+            </w:r>
+            <w:r>
+              <w:rPr>
+                <w:rFonts w:hint="eastAsia"/>
+              </w:rPr>
+              <w:t xml:space="preserve"> </w:t>
+            </w:r>
+            <w:r>
+              <w:rPr>
+                <w:rFonts w:hint="eastAsia"/>
+              </w:rPr>
+              <w:t>防火墙</w:t>
+            </w:r>
+          </w:p>
+          <w:p>
+            <w:pPr>
+              <w:ind w:left="0" w:firstLineChars="150" w:firstLine="315"/>
+              <w:rPr>
+                <w:rFonts w:hint="eastAsia"/>
+              </w:rPr>
+            </w:pPr>
+            <w:r>
+              <w:t xml:space="preserve">Disk: </w:t>
+            </w:r>
+            <w:r>
+              <w:rPr>
+                <w:rFonts w:hint="eastAsia"/>
+              </w:rPr>
+              <w:t>磁盘情况</w:t>
+            </w:r>
+          </w:p>
+          <w:p>
+            <w:pPr>
+              <w:ind w:left="0"/>
+              <w:rPr>
+                <w:rFonts w:hint="eastAsia"/>
+              </w:rPr>
+            </w:pPr>
+            <w:r>
+              <w:rPr>
+                <w:rFonts w:hint="eastAsia"/>
+              </w:rPr>
+              <w:t>}</w:t>
+            </w:r>
+          </w:p>
+          <w:p>
+            <w:pPr>
+              <w:ind w:left="0"/>
+            </w:pPr>
+            <w:r>
+              <w:rPr>
+                <w:rFonts w:hint="eastAsia"/>
+              </w:rPr>
+              <w:t>//</w:t>
+            </w:r>
+            <w:r>
+              <w:rPr>
+                <w:rFonts w:hint="eastAsia"/>
+              </w:rPr>
+              <w:t>多台机器时，会带多个</w:t>
+            </w:r>
+            <w:r>
+              <w:rPr>
+                <w:rFonts w:hint="eastAsia"/>
+              </w:rPr>
+              <w:t>BSON</w:t>
+            </w:r>
+            <w:r>
+              <w:rPr>
+                <w:rFonts w:hint="eastAsia"/>
+              </w:rPr>
+              <w:t>结构</w:t>
+            </w:r>
           </w:p>
         </w:tc>
         <w:tc>
@@ -5341,7 +5911,1012 @@
           <w:p>
             <w:pPr>
               <w:ind w:left="0"/>
-            </w:pPr>
+              <w:rPr>
+                <w:rFonts w:hint="eastAsia"/>
+              </w:rPr>
+            </w:pPr>
+            <w:r>
+              <w:t>{</w:t>
+            </w:r>
+          </w:p>
+          <w:p>
+            <w:pPr>
+              <w:ind w:left="0" w:firstLineChars="150" w:firstLine="315"/>
+              <w:rPr>
+                <w:rFonts w:hint="eastAsia"/>
+              </w:rPr>
+            </w:pPr>
+            <w:r>
+              <w:t xml:space="preserve">"errno": 0 </w:t>
+            </w:r>
+          </w:p>
+          <w:p>
+            <w:pPr>
+              <w:ind w:left="0"/>
+              <w:rPr>
+                <w:rFonts w:hint="eastAsia"/>
+              </w:rPr>
+            </w:pPr>
+          </w:p>
+          <w:p>
+            <w:pPr>
+              <w:ind w:left="0"/>
+              <w:rPr>
+                <w:rFonts w:hint="eastAsia"/>
+              </w:rPr>
+            </w:pPr>
+            <w:r>
+              <w:t>}</w:t>
+            </w:r>
+          </w:p>
+          <w:p>
+            <w:pPr>
+              <w:ind w:left="0"/>
+              <w:rPr>
+                <w:rFonts w:hint="eastAsia"/>
+              </w:rPr>
+            </w:pPr>
+            <w:r>
+              <w:t xml:space="preserve">{ </w:t>
+            </w:r>
+          </w:p>
+          <w:p>
+            <w:pPr>
+              <w:ind w:left="0" w:firstLineChars="150" w:firstLine="315"/>
+              <w:rPr>
+                <w:rFonts w:hint="eastAsia"/>
+              </w:rPr>
+            </w:pPr>
+            <w:r>
+              <w:t>"IP": "192.168.20.197",</w:t>
+            </w:r>
+          </w:p>
+          <w:p>
+            <w:pPr>
+              <w:ind w:left="0" w:firstLineChars="150" w:firstLine="315"/>
+              <w:rPr>
+                <w:rFonts w:hint="eastAsia"/>
+              </w:rPr>
+            </w:pPr>
+            <w:r>
+              <w:t xml:space="preserve">"HostName": "rhelt10", </w:t>
+            </w:r>
+          </w:p>
+          <w:p>
+            <w:pPr>
+              <w:ind w:left="0" w:firstLineChars="150" w:firstLine="315"/>
+              <w:rPr>
+                <w:rFonts w:hint="eastAsia"/>
+              </w:rPr>
+            </w:pPr>
+            <w:r>
+              <w:t xml:space="preserve">"OS": </w:t>
+            </w:r>
+          </w:p>
+          <w:p>
+            <w:pPr>
+              <w:ind w:left="0" w:firstLineChars="150" w:firstLine="315"/>
+              <w:rPr>
+                <w:rFonts w:hint="eastAsia"/>
+              </w:rPr>
+            </w:pPr>
+            <w:r>
+              <w:t>{</w:t>
+            </w:r>
+          </w:p>
+          <w:p>
+            <w:pPr>
+              <w:ind w:left="0" w:firstLineChars="300" w:firstLine="630"/>
+              <w:rPr>
+                <w:rFonts w:hint="eastAsia"/>
+              </w:rPr>
+            </w:pPr>
+            <w:r>
+              <w:t xml:space="preserve">"Distributor": "RedHatEnterpriseServer", </w:t>
+            </w:r>
+          </w:p>
+          <w:p>
+            <w:pPr>
+              <w:ind w:left="0" w:firstLineChars="300" w:firstLine="630"/>
+              <w:rPr>
+                <w:rFonts w:hint="eastAsia"/>
+              </w:rPr>
+            </w:pPr>
+            <w:r>
+              <w:t xml:space="preserve">"Release": "6.0", </w:t>
+            </w:r>
+          </w:p>
+          <w:p>
+            <w:pPr>
+              <w:ind w:left="0" w:firstLineChars="300" w:firstLine="630"/>
+              <w:rPr>
+                <w:rFonts w:hint="eastAsia"/>
+              </w:rPr>
+            </w:pPr>
+            <w:r>
+              <w:t xml:space="preserve">"Bit": 64 </w:t>
+            </w:r>
+          </w:p>
+          <w:p>
+            <w:pPr>
+              <w:ind w:left="0" w:firstLineChars="150" w:firstLine="315"/>
+              <w:rPr>
+                <w:rFonts w:hint="eastAsia"/>
+              </w:rPr>
+            </w:pPr>
+            <w:r>
+              <w:t xml:space="preserve">}, </w:t>
+            </w:r>
+          </w:p>
+          <w:p>
+            <w:pPr>
+              <w:ind w:left="0" w:firstLineChars="150" w:firstLine="315"/>
+              <w:rPr>
+                <w:rFonts w:hint="eastAsia"/>
+              </w:rPr>
+            </w:pPr>
+            <w:r>
+              <w:t xml:space="preserve">"OM": </w:t>
+            </w:r>
+          </w:p>
+          <w:p>
+            <w:pPr>
+              <w:ind w:left="0" w:firstLineChars="150" w:firstLine="315"/>
+              <w:rPr>
+                <w:rFonts w:hint="eastAsia"/>
+              </w:rPr>
+            </w:pPr>
+            <w:r>
+              <w:t xml:space="preserve">{ </w:t>
+            </w:r>
+          </w:p>
+          <w:p>
+            <w:pPr>
+              <w:ind w:left="0" w:firstLineChars="300" w:firstLine="630"/>
+              <w:rPr>
+                <w:rFonts w:hint="eastAsia"/>
+              </w:rPr>
+            </w:pPr>
+            <w:r>
+              <w:t xml:space="preserve">"HasInstalled": true, </w:t>
+            </w:r>
+          </w:p>
+          <w:p>
+            <w:pPr>
+              <w:ind w:left="0" w:firstLineChars="300" w:firstLine="630"/>
+              <w:rPr>
+                <w:rFonts w:hint="eastAsia"/>
+              </w:rPr>
+            </w:pPr>
+            <w:r>
+              <w:t xml:space="preserve">"Version": "1.8", </w:t>
+            </w:r>
+          </w:p>
+          <w:p>
+            <w:pPr>
+              <w:ind w:left="0" w:firstLineChars="300" w:firstLine="630"/>
+              <w:rPr>
+                <w:rFonts w:hint="eastAsia"/>
+              </w:rPr>
+            </w:pPr>
+            <w:r>
+              <w:t xml:space="preserve">"Path": "/home/mount/sequoiadb/trunk//bin/", </w:t>
+            </w:r>
+          </w:p>
+          <w:p>
+            <w:pPr>
+              <w:ind w:left="0" w:firstLineChars="300" w:firstLine="630"/>
+              <w:rPr>
+                <w:rFonts w:hint="eastAsia"/>
+              </w:rPr>
+            </w:pPr>
+            <w:r>
+              <w:t xml:space="preserve">"Port": "11790", </w:t>
+            </w:r>
+          </w:p>
+          <w:p>
+            <w:pPr>
+              <w:ind w:left="0" w:firstLineChars="300" w:firstLine="630"/>
+              <w:rPr>
+                <w:rFonts w:hint="eastAsia"/>
+              </w:rPr>
+            </w:pPr>
+            <w:r>
+              <w:t xml:space="preserve">"Release": 15427 </w:t>
+            </w:r>
+          </w:p>
+          <w:p>
+            <w:pPr>
+              <w:ind w:left="0" w:firstLineChars="150" w:firstLine="315"/>
+              <w:rPr>
+                <w:rFonts w:hint="eastAsia"/>
+              </w:rPr>
+            </w:pPr>
+            <w:r>
+              <w:t xml:space="preserve">}, </w:t>
+            </w:r>
+          </w:p>
+          <w:p>
+            <w:pPr>
+              <w:ind w:left="0" w:firstLineChars="150" w:firstLine="315"/>
+              <w:rPr>
+                <w:rFonts w:hint="eastAsia"/>
+              </w:rPr>
+            </w:pPr>
+            <w:r>
+              <w:t xml:space="preserve">"CPU": </w:t>
+            </w:r>
+          </w:p>
+          <w:p>
+            <w:pPr>
+              <w:ind w:left="0" w:firstLineChars="150" w:firstLine="315"/>
+              <w:rPr>
+                <w:rFonts w:hint="eastAsia"/>
+              </w:rPr>
+            </w:pPr>
+            <w:r>
+              <w:t xml:space="preserve">[ </w:t>
+            </w:r>
+          </w:p>
+          <w:p>
+            <w:pPr>
+              <w:ind w:left="0" w:firstLineChars="300" w:firstLine="630"/>
+              <w:rPr>
+                <w:rFonts w:hint="eastAsia"/>
+              </w:rPr>
+            </w:pPr>
+            <w:r>
+              <w:t>{</w:t>
+            </w:r>
+          </w:p>
+          <w:p>
+            <w:pPr>
+              <w:ind w:left="0" w:firstLineChars="450" w:firstLine="945"/>
+              <w:rPr>
+                <w:rFonts w:hint="eastAsia"/>
+              </w:rPr>
+            </w:pPr>
+            <w:r>
+              <w:t xml:space="preserve">"ID": "", </w:t>
+            </w:r>
+          </w:p>
+          <w:p>
+            <w:pPr>
+              <w:ind w:left="0" w:firstLineChars="450" w:firstLine="945"/>
+              <w:rPr>
+                <w:rFonts w:hint="eastAsia"/>
+              </w:rPr>
+            </w:pPr>
+            <w:r>
+              <w:t xml:space="preserve">"Model": "", </w:t>
+            </w:r>
+          </w:p>
+          <w:p>
+            <w:pPr>
+              <w:ind w:left="0" w:firstLineChars="450" w:firstLine="945"/>
+              <w:rPr>
+                <w:rFonts w:hint="eastAsia"/>
+              </w:rPr>
+            </w:pPr>
+            <w:r>
+              <w:t xml:space="preserve">"Core": 4, </w:t>
+            </w:r>
+          </w:p>
+          <w:p>
+            <w:pPr>
+              <w:ind w:left="0" w:firstLineChars="450" w:firstLine="945"/>
+              <w:rPr>
+                <w:rFonts w:hint="eastAsia"/>
+              </w:rPr>
+            </w:pPr>
+            <w:r>
+              <w:t xml:space="preserve">"Freq": "2.00GHz" </w:t>
+            </w:r>
+          </w:p>
+          <w:p>
+            <w:pPr>
+              <w:ind w:left="0" w:firstLineChars="300" w:firstLine="630"/>
+              <w:rPr>
+                <w:rFonts w:hint="eastAsia"/>
+              </w:rPr>
+            </w:pPr>
+            <w:r>
+              <w:t xml:space="preserve">} </w:t>
+            </w:r>
+          </w:p>
+          <w:p>
+            <w:pPr>
+              <w:ind w:left="0" w:firstLineChars="150" w:firstLine="315"/>
+              <w:rPr>
+                <w:rFonts w:hint="eastAsia"/>
+              </w:rPr>
+            </w:pPr>
+            <w:r>
+              <w:t xml:space="preserve">], </w:t>
+            </w:r>
+          </w:p>
+          <w:p>
+            <w:pPr>
+              <w:ind w:left="0" w:firstLineChars="150" w:firstLine="315"/>
+              <w:rPr>
+                <w:rFonts w:hint="eastAsia"/>
+              </w:rPr>
+            </w:pPr>
+            <w:r>
+              <w:t xml:space="preserve">"Memory": </w:t>
+            </w:r>
+          </w:p>
+          <w:p>
+            <w:pPr>
+              <w:ind w:left="0" w:firstLineChars="150" w:firstLine="315"/>
+              <w:rPr>
+                <w:rFonts w:hint="eastAsia"/>
+              </w:rPr>
+            </w:pPr>
+            <w:r>
+              <w:t>{</w:t>
+            </w:r>
+          </w:p>
+          <w:p>
+            <w:pPr>
+              <w:ind w:left="0" w:firstLineChars="300" w:firstLine="630"/>
+              <w:rPr>
+                <w:rFonts w:hint="eastAsia"/>
+              </w:rPr>
+            </w:pPr>
+            <w:r>
+              <w:t xml:space="preserve">"Model": "", </w:t>
+            </w:r>
+          </w:p>
+          <w:p>
+            <w:pPr>
+              <w:ind w:left="0" w:firstLineChars="300" w:firstLine="630"/>
+              <w:rPr>
+                <w:rFonts w:hint="eastAsia"/>
+              </w:rPr>
+            </w:pPr>
+            <w:r>
+              <w:t xml:space="preserve">"Size": 3833, </w:t>
+            </w:r>
+          </w:p>
+          <w:p>
+            <w:pPr>
+              <w:ind w:left="0" w:firstLineChars="300" w:firstLine="630"/>
+              <w:rPr>
+                <w:rFonts w:hint="eastAsia"/>
+              </w:rPr>
+            </w:pPr>
+            <w:r>
+              <w:t xml:space="preserve">"Free": 1136 </w:t>
+            </w:r>
+          </w:p>
+          <w:p>
+            <w:pPr>
+              <w:ind w:left="0" w:firstLineChars="150" w:firstLine="315"/>
+              <w:rPr>
+                <w:rFonts w:hint="eastAsia"/>
+              </w:rPr>
+            </w:pPr>
+            <w:r>
+              <w:t xml:space="preserve">}, </w:t>
+            </w:r>
+          </w:p>
+          <w:p>
+            <w:pPr>
+              <w:ind w:left="0" w:firstLineChars="150" w:firstLine="315"/>
+              <w:rPr>
+                <w:rFonts w:hint="eastAsia"/>
+              </w:rPr>
+            </w:pPr>
+            <w:r>
+              <w:t xml:space="preserve">"Net": </w:t>
+            </w:r>
+          </w:p>
+          <w:p>
+            <w:pPr>
+              <w:ind w:left="0" w:firstLineChars="150" w:firstLine="315"/>
+              <w:rPr>
+                <w:rFonts w:hint="eastAsia"/>
+              </w:rPr>
+            </w:pPr>
+            <w:r>
+              <w:t xml:space="preserve">[ </w:t>
+            </w:r>
+          </w:p>
+          <w:p>
+            <w:pPr>
+              <w:ind w:left="0" w:firstLineChars="300" w:firstLine="630"/>
+              <w:rPr>
+                <w:rFonts w:hint="eastAsia"/>
+              </w:rPr>
+            </w:pPr>
+            <w:r>
+              <w:t xml:space="preserve">{ </w:t>
+            </w:r>
+          </w:p>
+          <w:p>
+            <w:pPr>
+              <w:ind w:left="0" w:firstLineChars="450" w:firstLine="945"/>
+              <w:rPr>
+                <w:rFonts w:hint="eastAsia"/>
+              </w:rPr>
+            </w:pPr>
+            <w:r>
+              <w:t xml:space="preserve">"Name": "lo", </w:t>
+            </w:r>
+          </w:p>
+          <w:p>
+            <w:pPr>
+              <w:ind w:left="0" w:firstLineChars="450" w:firstLine="945"/>
+              <w:rPr>
+                <w:rFonts w:hint="eastAsia"/>
+              </w:rPr>
+            </w:pPr>
+            <w:r>
+              <w:lastRenderedPageBreak/>
+              <w:t xml:space="preserve">"Model": "", </w:t>
+            </w:r>
+          </w:p>
+          <w:p>
+            <w:pPr>
+              <w:ind w:left="0" w:firstLineChars="450" w:firstLine="945"/>
+              <w:rPr>
+                <w:rFonts w:hint="eastAsia"/>
+              </w:rPr>
+            </w:pPr>
+            <w:r>
+              <w:t xml:space="preserve">"Bandwidth": "", </w:t>
+            </w:r>
+          </w:p>
+          <w:p>
+            <w:pPr>
+              <w:ind w:left="0" w:firstLineChars="450" w:firstLine="945"/>
+              <w:rPr>
+                <w:rFonts w:hint="eastAsia"/>
+              </w:rPr>
+            </w:pPr>
+            <w:r>
+              <w:t xml:space="preserve">"IP": "127.0.0.1" </w:t>
+            </w:r>
+          </w:p>
+          <w:p>
+            <w:pPr>
+              <w:ind w:left="0" w:firstLineChars="300" w:firstLine="630"/>
+              <w:rPr>
+                <w:rFonts w:hint="eastAsia"/>
+              </w:rPr>
+            </w:pPr>
+            <w:r>
+              <w:t>},</w:t>
+            </w:r>
+          </w:p>
+          <w:p>
+            <w:pPr>
+              <w:ind w:leftChars="170" w:firstLineChars="100" w:firstLine="210"/>
+              <w:rPr>
+                <w:rFonts w:hint="eastAsia"/>
+              </w:rPr>
+            </w:pPr>
+            <w:r>
+              <w:t xml:space="preserve">{ </w:t>
+            </w:r>
+          </w:p>
+          <w:p>
+            <w:pPr>
+              <w:ind w:left="0" w:firstLineChars="500" w:firstLine="1050"/>
+              <w:rPr>
+                <w:rFonts w:hint="eastAsia"/>
+              </w:rPr>
+            </w:pPr>
+            <w:r>
+              <w:t xml:space="preserve">"Name": "eth1", </w:t>
+            </w:r>
+          </w:p>
+          <w:p>
+            <w:pPr>
+              <w:ind w:left="0" w:firstLineChars="500" w:firstLine="1050"/>
+              <w:rPr>
+                <w:rFonts w:hint="eastAsia"/>
+              </w:rPr>
+            </w:pPr>
+            <w:r>
+              <w:t xml:space="preserve">"Model": "", </w:t>
+            </w:r>
+          </w:p>
+          <w:p>
+            <w:pPr>
+              <w:ind w:left="0" w:firstLineChars="500" w:firstLine="1050"/>
+              <w:rPr>
+                <w:rFonts w:hint="eastAsia"/>
+              </w:rPr>
+            </w:pPr>
+            <w:r>
+              <w:t xml:space="preserve">"Bandwidth": "", </w:t>
+            </w:r>
+          </w:p>
+          <w:p>
+            <w:pPr>
+              <w:ind w:left="0" w:firstLineChars="500" w:firstLine="1050"/>
+              <w:rPr>
+                <w:rFonts w:hint="eastAsia"/>
+              </w:rPr>
+            </w:pPr>
+            <w:r>
+              <w:t xml:space="preserve">"IP": "192.168.20.197" </w:t>
+            </w:r>
+          </w:p>
+          <w:p>
+            <w:pPr>
+              <w:ind w:left="0" w:firstLineChars="300" w:firstLine="630"/>
+              <w:rPr>
+                <w:rFonts w:hint="eastAsia"/>
+              </w:rPr>
+            </w:pPr>
+            <w:r>
+              <w:t xml:space="preserve">} </w:t>
+            </w:r>
+          </w:p>
+          <w:p>
+            <w:pPr>
+              <w:ind w:left="0" w:firstLineChars="150" w:firstLine="315"/>
+              <w:rPr>
+                <w:rFonts w:hint="eastAsia"/>
+              </w:rPr>
+            </w:pPr>
+            <w:r>
+              <w:t xml:space="preserve">], </w:t>
+            </w:r>
+          </w:p>
+          <w:p>
+            <w:pPr>
+              <w:ind w:left="0" w:firstLineChars="150" w:firstLine="315"/>
+              <w:rPr>
+                <w:rFonts w:hint="eastAsia"/>
+              </w:rPr>
+            </w:pPr>
+            <w:r>
+              <w:t xml:space="preserve">"Port": </w:t>
+            </w:r>
+          </w:p>
+          <w:p>
+            <w:pPr>
+              <w:ind w:left="0" w:firstLineChars="150" w:firstLine="315"/>
+              <w:rPr>
+                <w:rFonts w:hint="eastAsia"/>
+              </w:rPr>
+            </w:pPr>
+            <w:r>
+              <w:t xml:space="preserve">[ </w:t>
+            </w:r>
+          </w:p>
+          <w:p>
+            <w:pPr>
+              <w:ind w:left="0" w:firstLineChars="300" w:firstLine="630"/>
+              <w:rPr>
+                <w:rFonts w:hint="eastAsia"/>
+              </w:rPr>
+            </w:pPr>
+            <w:r>
+              <w:t xml:space="preserve">{ </w:t>
+            </w:r>
+          </w:p>
+          <w:p>
+            <w:pPr>
+              <w:ind w:left="0" w:firstLineChars="450" w:firstLine="945"/>
+              <w:rPr>
+                <w:rFonts w:hint="eastAsia"/>
+              </w:rPr>
+            </w:pPr>
+            <w:r>
+              <w:t xml:space="preserve">"Port": "", </w:t>
+            </w:r>
+          </w:p>
+          <w:p>
+            <w:pPr>
+              <w:ind w:left="0" w:firstLineChars="450" w:firstLine="945"/>
+              <w:rPr>
+                <w:rFonts w:hint="eastAsia"/>
+              </w:rPr>
+            </w:pPr>
+            <w:r>
+              <w:t xml:space="preserve">"CanUse": false </w:t>
+            </w:r>
+          </w:p>
+          <w:p>
+            <w:pPr>
+              <w:ind w:left="0" w:firstLineChars="300" w:firstLine="630"/>
+              <w:rPr>
+                <w:rFonts w:hint="eastAsia"/>
+              </w:rPr>
+            </w:pPr>
+            <w:r>
+              <w:t xml:space="preserve">} </w:t>
+            </w:r>
+          </w:p>
+          <w:p>
+            <w:pPr>
+              <w:ind w:left="0" w:firstLineChars="150" w:firstLine="315"/>
+              <w:rPr>
+                <w:rFonts w:hint="eastAsia"/>
+              </w:rPr>
+            </w:pPr>
+            <w:r>
+              <w:t xml:space="preserve">], </w:t>
+            </w:r>
+          </w:p>
+          <w:p>
+            <w:pPr>
+              <w:ind w:left="0" w:firstLineChars="150" w:firstLine="315"/>
+              <w:rPr>
+                <w:rFonts w:hint="eastAsia"/>
+              </w:rPr>
+            </w:pPr>
+            <w:r>
+              <w:t xml:space="preserve">"Service": </w:t>
+            </w:r>
+          </w:p>
+          <w:p>
+            <w:pPr>
+              <w:ind w:left="0" w:firstLineChars="150" w:firstLine="315"/>
+              <w:rPr>
+                <w:rFonts w:hint="eastAsia"/>
+              </w:rPr>
+            </w:pPr>
+            <w:r>
+              <w:t xml:space="preserve">[ </w:t>
+            </w:r>
+          </w:p>
+          <w:p>
+            <w:pPr>
+              <w:ind w:left="0" w:firstLineChars="300" w:firstLine="630"/>
+              <w:rPr>
+                <w:rFonts w:hint="eastAsia"/>
+              </w:rPr>
+            </w:pPr>
+            <w:r>
+              <w:t xml:space="preserve">{ </w:t>
+            </w:r>
+          </w:p>
+          <w:p>
+            <w:pPr>
+              <w:ind w:left="0" w:firstLineChars="450" w:firstLine="945"/>
+              <w:rPr>
+                <w:rFonts w:hint="eastAsia"/>
+              </w:rPr>
+            </w:pPr>
+            <w:r>
+              <w:t xml:space="preserve">"Name": "", </w:t>
+            </w:r>
+          </w:p>
+          <w:p>
+            <w:pPr>
+              <w:ind w:left="0" w:firstLineChars="450" w:firstLine="945"/>
+              <w:rPr>
+                <w:rFonts w:hint="eastAsia"/>
+              </w:rPr>
+            </w:pPr>
+            <w:r>
+              <w:t>"IsRunning": false,</w:t>
+            </w:r>
+          </w:p>
+          <w:p>
+            <w:pPr>
+              <w:ind w:left="0" w:firstLineChars="450" w:firstLine="945"/>
+              <w:rPr>
+                <w:rFonts w:hint="eastAsia"/>
+              </w:rPr>
+            </w:pPr>
+            <w:r>
+              <w:t xml:space="preserve">"Version": "" </w:t>
+            </w:r>
+          </w:p>
+          <w:p>
+            <w:pPr>
+              <w:ind w:left="0" w:firstLineChars="300" w:firstLine="630"/>
+              <w:rPr>
+                <w:rFonts w:hint="eastAsia"/>
+              </w:rPr>
+            </w:pPr>
+            <w:r>
+              <w:t xml:space="preserve">} </w:t>
+            </w:r>
+          </w:p>
+          <w:p>
+            <w:pPr>
+              <w:ind w:left="0" w:firstLineChars="150" w:firstLine="315"/>
+              <w:rPr>
+                <w:rFonts w:hint="eastAsia"/>
+              </w:rPr>
+            </w:pPr>
+            <w:r>
+              <w:t>],</w:t>
+            </w:r>
+          </w:p>
+          <w:p>
+            <w:pPr>
+              <w:ind w:left="0" w:firstLineChars="150" w:firstLine="315"/>
+              <w:rPr>
+                <w:rFonts w:hint="eastAsia"/>
+              </w:rPr>
+            </w:pPr>
+            <w:r>
+              <w:t xml:space="preserve">"Safety": </w:t>
+            </w:r>
+          </w:p>
+          <w:p>
+            <w:pPr>
+              <w:ind w:left="0" w:firstLineChars="150" w:firstLine="315"/>
+              <w:rPr>
+                <w:rFonts w:hint="eastAsia"/>
+              </w:rPr>
+            </w:pPr>
+            <w:r>
+              <w:t xml:space="preserve">{ </w:t>
+            </w:r>
+          </w:p>
+          <w:p>
+            <w:pPr>
+              <w:ind w:left="0" w:firstLineChars="300" w:firstLine="630"/>
+              <w:rPr>
+                <w:rFonts w:hint="eastAsia"/>
+              </w:rPr>
+            </w:pPr>
+            <w:r>
+              <w:t xml:space="preserve">"Name": "", </w:t>
+            </w:r>
+          </w:p>
+          <w:p>
+            <w:pPr>
+              <w:ind w:left="0" w:firstLineChars="300" w:firstLine="630"/>
+              <w:rPr>
+                <w:rFonts w:hint="eastAsia"/>
+              </w:rPr>
+            </w:pPr>
+            <w:r>
+              <w:t xml:space="preserve">"Context": "", </w:t>
+            </w:r>
+          </w:p>
+          <w:p>
+            <w:pPr>
+              <w:ind w:left="0" w:firstLineChars="300" w:firstLine="630"/>
+              <w:rPr>
+                <w:rFonts w:hint="eastAsia"/>
+              </w:rPr>
+            </w:pPr>
+            <w:r>
+              <w:t xml:space="preserve">"IsRunning": false </w:t>
+            </w:r>
+          </w:p>
+          <w:p>
+            <w:pPr>
+              <w:ind w:left="0" w:firstLineChars="150" w:firstLine="315"/>
+              <w:rPr>
+                <w:rFonts w:hint="eastAsia"/>
+              </w:rPr>
+            </w:pPr>
+            <w:r>
+              <w:t xml:space="preserve">}, </w:t>
+            </w:r>
+          </w:p>
+          <w:p>
+            <w:pPr>
+              <w:ind w:left="0" w:firstLineChars="150" w:firstLine="315"/>
+              <w:rPr>
+                <w:rFonts w:hint="eastAsia"/>
+              </w:rPr>
+            </w:pPr>
+            <w:r>
+              <w:t xml:space="preserve">"Disk": </w:t>
+            </w:r>
+          </w:p>
+          <w:p>
+            <w:pPr>
+              <w:ind w:left="0" w:firstLineChars="150" w:firstLine="315"/>
+              <w:rPr>
+                <w:rFonts w:hint="eastAsia"/>
+              </w:rPr>
+            </w:pPr>
+            <w:r>
+              <w:t xml:space="preserve">[ </w:t>
+            </w:r>
+          </w:p>
+          <w:p>
+            <w:pPr>
+              <w:ind w:left="0" w:firstLineChars="300" w:firstLine="630"/>
+              <w:rPr>
+                <w:rFonts w:hint="eastAsia"/>
+              </w:rPr>
+            </w:pPr>
+            <w:r>
+              <w:t>{</w:t>
+            </w:r>
+          </w:p>
+          <w:p>
+            <w:pPr>
+              <w:ind w:left="0" w:firstLineChars="450" w:firstLine="945"/>
+              <w:rPr>
+                <w:rFonts w:hint="eastAsia"/>
+              </w:rPr>
+            </w:pPr>
+            <w:r>
+              <w:t xml:space="preserve">"Name": "/dev/sda1", </w:t>
+            </w:r>
+          </w:p>
+          <w:p>
+            <w:pPr>
+              <w:ind w:left="0" w:firstLineChars="450" w:firstLine="945"/>
+              <w:rPr>
+                <w:rFonts w:hint="eastAsia"/>
+              </w:rPr>
+            </w:pPr>
+            <w:r>
+              <w:t xml:space="preserve">"Mount": "/", </w:t>
+            </w:r>
+          </w:p>
+          <w:p>
+            <w:pPr>
+              <w:ind w:left="0" w:firstLineChars="450" w:firstLine="945"/>
+              <w:rPr>
+                <w:rFonts w:hint="eastAsia"/>
+              </w:rPr>
+            </w:pPr>
+            <w:r>
+              <w:t xml:space="preserve">"Size": 34532, </w:t>
+            </w:r>
+          </w:p>
+          <w:p>
+            <w:pPr>
+              <w:ind w:left="0" w:firstLineChars="450" w:firstLine="945"/>
+              <w:rPr>
+                <w:rFonts w:hint="eastAsia"/>
+              </w:rPr>
+            </w:pPr>
+            <w:r>
+              <w:t xml:space="preserve">"Free": 21441, </w:t>
+            </w:r>
+          </w:p>
+          <w:p>
+            <w:pPr>
+              <w:ind w:left="0" w:firstLineChars="450" w:firstLine="945"/>
+              <w:rPr>
+                <w:rFonts w:hint="eastAsia"/>
+              </w:rPr>
+            </w:pPr>
+            <w:r>
+              <w:t xml:space="preserve">"IsLocal": true, </w:t>
+            </w:r>
+          </w:p>
+          <w:p>
+            <w:pPr>
+              <w:ind w:left="0" w:firstLineChars="450" w:firstLine="945"/>
+              <w:rPr>
+                <w:rFonts w:hint="eastAsia"/>
+              </w:rPr>
+            </w:pPr>
+            <w:r>
+              <w:t xml:space="preserve">"CanUse": true </w:t>
+            </w:r>
+          </w:p>
+          <w:p>
+            <w:pPr>
+              <w:ind w:left="0" w:firstLineChars="300" w:firstLine="630"/>
+              <w:rPr>
+                <w:rFonts w:hint="eastAsia"/>
+              </w:rPr>
+            </w:pPr>
+            <w:r>
+              <w:t xml:space="preserve">}, </w:t>
+            </w:r>
+          </w:p>
+          <w:p>
+            <w:pPr>
+              <w:ind w:left="0" w:firstLineChars="300" w:firstLine="630"/>
+              <w:rPr>
+                <w:rFonts w:hint="eastAsia"/>
+              </w:rPr>
+            </w:pPr>
+            <w:r>
+              <w:t xml:space="preserve">{ </w:t>
+            </w:r>
+          </w:p>
+          <w:p>
+            <w:pPr>
+              <w:ind w:left="0" w:firstLineChars="450" w:firstLine="945"/>
+              <w:rPr>
+                <w:rFonts w:hint="eastAsia"/>
+              </w:rPr>
+            </w:pPr>
+            <w:r>
+              <w:t xml:space="preserve">"Name": </w:t>
+            </w:r>
+            <w:r>
+              <w:lastRenderedPageBreak/>
+              <w:t xml:space="preserve">"/dev/mapper/vgdata-lvdata1", </w:t>
+            </w:r>
+          </w:p>
+          <w:p>
+            <w:pPr>
+              <w:ind w:left="0" w:firstLineChars="450" w:firstLine="945"/>
+              <w:rPr>
+                <w:rFonts w:hint="eastAsia"/>
+              </w:rPr>
+            </w:pPr>
+            <w:r>
+              <w:t xml:space="preserve">"Mount": "/home/mount", </w:t>
+            </w:r>
+          </w:p>
+          <w:p>
+            <w:pPr>
+              <w:ind w:left="0" w:firstLineChars="450" w:firstLine="945"/>
+              <w:rPr>
+                <w:rFonts w:hint="eastAsia"/>
+              </w:rPr>
+            </w:pPr>
+            <w:r>
+              <w:t xml:space="preserve">"Size": 47820, </w:t>
+            </w:r>
+          </w:p>
+          <w:p>
+            <w:pPr>
+              <w:ind w:left="0" w:firstLineChars="450" w:firstLine="945"/>
+              <w:rPr>
+                <w:rFonts w:hint="eastAsia"/>
+              </w:rPr>
+            </w:pPr>
+            <w:r>
+              <w:t xml:space="preserve">"Free": 22154, </w:t>
+            </w:r>
+          </w:p>
+          <w:p>
+            <w:pPr>
+              <w:ind w:left="0" w:firstLineChars="450" w:firstLine="945"/>
+              <w:rPr>
+                <w:rFonts w:hint="eastAsia"/>
+              </w:rPr>
+            </w:pPr>
+            <w:r>
+              <w:t xml:space="preserve">"IsLocal": false, </w:t>
+            </w:r>
+          </w:p>
+          <w:p>
+            <w:pPr>
+              <w:ind w:left="0" w:firstLineChars="450" w:firstLine="945"/>
+              <w:rPr>
+                <w:rFonts w:hint="eastAsia"/>
+              </w:rPr>
+            </w:pPr>
+            <w:r>
+              <w:t xml:space="preserve">"CanUse": true </w:t>
+            </w:r>
+          </w:p>
+          <w:p>
+            <w:pPr>
+              <w:ind w:left="0" w:firstLineChars="300" w:firstLine="630"/>
+              <w:rPr>
+                <w:rFonts w:hint="eastAsia"/>
+              </w:rPr>
+            </w:pPr>
+            <w:r>
+              <w:t>}</w:t>
+            </w:r>
+          </w:p>
+          <w:p>
+            <w:pPr>
+              <w:rPr>
+                <w:rFonts w:hint="eastAsia"/>
+              </w:rPr>
+            </w:pPr>
+            <w:r>
+              <w:t>]</w:t>
+            </w:r>
+          </w:p>
+          <w:p>
+            <w:pPr>
+              <w:ind w:left="0"/>
+            </w:pPr>
+            <w:r>
+              <w:t>}</w:t>
+            </w:r>
           </w:p>
         </w:tc>
       </w:tr>
@@ -5356,14 +6931,12 @@
           <w:p>
             <w:pPr>
               <w:ind w:left="0"/>
-              <w:rPr>
-                <w:rFonts w:hint="eastAsia"/>
-              </w:rPr>
-            </w:pPr>
-            <w:r>
-              <w:rPr>
-                <w:rFonts w:hint="eastAsia"/>
-              </w:rPr>
+            </w:pPr>
+            <w:r>
+              <w:rPr>
+                <w:rFonts w:hint="eastAsia"/>
+              </w:rPr>
+              <w:lastRenderedPageBreak/>
               <w:t>说明</w:t>
             </w:r>
           </w:p>
@@ -5375,9 +6948,6 @@
           <w:p>
             <w:pPr>
               <w:ind w:left="0"/>
-              <w:rPr>
-                <w:rFonts w:hint="eastAsia"/>
-              </w:rPr>
             </w:pPr>
           </w:p>
         </w:tc>
@@ -5405,6 +6975,9 @@
           <w:ilvl w:val="0"/>
           <w:numId w:val="16"/>
         </w:numPr>
+        <w:rPr>
+          <w:rFonts w:hint="eastAsia"/>
+        </w:rPr>
       </w:pPr>
       <w:r>
         <w:rPr>
@@ -5418,6 +6991,2281 @@
         </w:rPr>
         <w:t>命令</w:t>
       </w:r>
+    </w:p>
+    <w:tbl>
+      <w:tblPr>
+        <w:tblStyle w:val="TableGrid"/>
+        <w:tblW w:w="8789" w:type="dxa"/>
+        <w:tblInd w:w="-34" w:type="dxa"/>
+        <w:tblLayout w:type="fixed"/>
+        <w:tblLook w:val="04A0"/>
+      </w:tblPr>
+      <w:tblGrid>
+        <w:gridCol w:w="1418"/>
+        <w:gridCol w:w="3827"/>
+        <w:gridCol w:w="3544"/>
+      </w:tblGrid>
+      <w:tr>
+        <w:tc>
+          <w:tcPr>
+            <w:tcW w:w="1418" w:type="dxa"/>
+            <w:shd w:val="clear" w:color="auto" w:fill="DDD9C3" w:themeFill="background2" w:themeFillShade="E6"/>
+          </w:tcPr>
+          <w:p>
+            <w:pPr>
+              <w:ind w:left="0"/>
+            </w:pPr>
+          </w:p>
+        </w:tc>
+        <w:tc>
+          <w:tcPr>
+            <w:tcW w:w="3827" w:type="dxa"/>
+            <w:shd w:val="clear" w:color="auto" w:fill="DDD9C3" w:themeFill="background2" w:themeFillShade="E6"/>
+          </w:tcPr>
+          <w:p>
+            <w:pPr>
+              <w:ind w:left="0"/>
+            </w:pPr>
+            <w:r>
+              <w:rPr>
+                <w:rFonts w:hint="eastAsia"/>
+              </w:rPr>
+              <w:t>说明</w:t>
+            </w:r>
+          </w:p>
+        </w:tc>
+        <w:tc>
+          <w:tcPr>
+            <w:tcW w:w="3544" w:type="dxa"/>
+            <w:shd w:val="clear" w:color="auto" w:fill="DDD9C3" w:themeFill="background2" w:themeFillShade="E6"/>
+          </w:tcPr>
+          <w:p>
+            <w:pPr>
+              <w:ind w:left="0"/>
+            </w:pPr>
+            <w:r>
+              <w:rPr>
+                <w:rFonts w:hint="eastAsia"/>
+              </w:rPr>
+              <w:t>举例</w:t>
+            </w:r>
+          </w:p>
+        </w:tc>
+      </w:tr>
+      <w:tr>
+        <w:tc>
+          <w:tcPr>
+            <w:tcW w:w="1418" w:type="dxa"/>
+          </w:tcPr>
+          <w:p>
+            <w:pPr>
+              <w:ind w:left="0"/>
+            </w:pPr>
+            <w:r>
+              <w:rPr>
+                <w:rFonts w:hint="eastAsia"/>
+              </w:rPr>
+              <w:t>请求头</w:t>
+            </w:r>
+          </w:p>
+        </w:tc>
+        <w:tc>
+          <w:tcPr>
+            <w:tcW w:w="3827" w:type="dxa"/>
+          </w:tcPr>
+          <w:p>
+            <w:pPr>
+              <w:ind w:left="0"/>
+            </w:pPr>
+            <w:r>
+              <w:rPr>
+                <w:rFonts w:hint="eastAsia"/>
+              </w:rPr>
+              <w:t>同通用请求头</w:t>
+            </w:r>
+          </w:p>
+        </w:tc>
+        <w:tc>
+          <w:tcPr>
+            <w:tcW w:w="3544" w:type="dxa"/>
+          </w:tcPr>
+          <w:p>
+            <w:pPr>
+              <w:ind w:left="0"/>
+            </w:pPr>
+          </w:p>
+        </w:tc>
+      </w:tr>
+      <w:tr>
+        <w:tc>
+          <w:tcPr>
+            <w:tcW w:w="1418" w:type="dxa"/>
+          </w:tcPr>
+          <w:p>
+            <w:pPr>
+              <w:ind w:left="0"/>
+            </w:pPr>
+            <w:r>
+              <w:rPr>
+                <w:rFonts w:hint="eastAsia"/>
+              </w:rPr>
+              <w:t>请求内容</w:t>
+            </w:r>
+          </w:p>
+        </w:tc>
+        <w:tc>
+          <w:tcPr>
+            <w:tcW w:w="3827" w:type="dxa"/>
+          </w:tcPr>
+          <w:p>
+            <w:pPr>
+              <w:ind w:left="0"/>
+              <w:rPr>
+                <w:rFonts w:hint="eastAsia"/>
+              </w:rPr>
+            </w:pPr>
+            <w:r>
+              <w:t>cmd</w:t>
+            </w:r>
+            <w:r>
+              <w:rPr>
+                <w:rFonts w:hint="eastAsia"/>
+              </w:rPr>
+              <w:t>:</w:t>
+            </w:r>
+            <w:r>
+              <w:rPr>
+                <w:rFonts w:hint="eastAsia"/>
+              </w:rPr>
+              <w:t>add</w:t>
+            </w:r>
+            <w:r>
+              <w:rPr>
+                <w:rFonts w:hint="eastAsia"/>
+              </w:rPr>
+              <w:t xml:space="preserve"> host</w:t>
+            </w:r>
+          </w:p>
+          <w:p>
+            <w:pPr>
+              <w:ind w:left="0"/>
+            </w:pPr>
+            <w:r>
+              <w:t>HostInfo</w:t>
+            </w:r>
+            <w:r>
+              <w:rPr>
+                <w:rFonts w:hint="eastAsia"/>
+              </w:rPr>
+              <w:t>:</w:t>
+            </w:r>
+            <w:r>
+              <w:rPr>
+                <w:rFonts w:hint="eastAsia"/>
+              </w:rPr>
+              <w:t>主机信息</w:t>
+            </w:r>
+          </w:p>
+          <w:p>
+            <w:pPr>
+              <w:ind w:left="0"/>
+            </w:pPr>
+            <w:r>
+              <w:rPr>
+                <w:rFonts w:hint="eastAsia"/>
+              </w:rPr>
+              <w:t>{</w:t>
+            </w:r>
+          </w:p>
+          <w:p>
+            <w:pPr>
+              <w:ind w:left="0"/>
+            </w:pPr>
+            <w:r>
+              <w:t>ClusterName</w:t>
+            </w:r>
+            <w:r>
+              <w:rPr>
+                <w:rFonts w:hint="eastAsia"/>
+              </w:rPr>
+              <w:t>:</w:t>
+            </w:r>
+            <w:r>
+              <w:rPr>
+                <w:rFonts w:hint="eastAsia"/>
+              </w:rPr>
+              <w:t>集群名</w:t>
+            </w:r>
+          </w:p>
+          <w:p>
+            <w:pPr>
+              <w:ind w:left="0"/>
+            </w:pPr>
+            <w:r>
+              <w:t>HostInfo</w:t>
+            </w:r>
+            <w:r>
+              <w:rPr>
+                <w:rFonts w:hint="eastAsia"/>
+              </w:rPr>
+              <w:t>:</w:t>
+            </w:r>
+          </w:p>
+          <w:p>
+            <w:pPr>
+              <w:ind w:left="0" w:firstLineChars="100" w:firstLine="210"/>
+            </w:pPr>
+            <w:r>
+              <w:rPr>
+                <w:rFonts w:hint="eastAsia"/>
+              </w:rPr>
+              <w:t>[</w:t>
+            </w:r>
+          </w:p>
+          <w:p>
+            <w:pPr>
+              <w:ind w:left="0" w:firstLineChars="100" w:firstLine="210"/>
+            </w:pPr>
+            <w:r>
+              <w:rPr>
+                <w:rFonts w:hint="eastAsia"/>
+              </w:rPr>
+              <w:t xml:space="preserve">  {</w:t>
+            </w:r>
+          </w:p>
+          <w:p>
+            <w:pPr>
+              <w:ind w:left="0" w:firstLineChars="100" w:firstLine="210"/>
+            </w:pPr>
+            <w:r>
+              <w:rPr>
+                <w:rFonts w:hint="eastAsia"/>
+              </w:rPr>
+              <w:t xml:space="preserve">    IP:</w:t>
+            </w:r>
+            <w:r>
+              <w:rPr>
+                <w:rFonts w:hint="eastAsia"/>
+              </w:rPr>
+              <w:t>主机</w:t>
+            </w:r>
+            <w:r>
+              <w:rPr>
+                <w:rFonts w:hint="eastAsia"/>
+              </w:rPr>
+              <w:t>IP</w:t>
+            </w:r>
+          </w:p>
+          <w:p>
+            <w:pPr>
+              <w:ind w:left="0" w:firstLineChars="100" w:firstLine="210"/>
+            </w:pPr>
+            <w:r>
+              <w:rPr>
+                <w:rFonts w:hint="eastAsia"/>
+              </w:rPr>
+              <w:t xml:space="preserve">    User:</w:t>
+            </w:r>
+            <w:r>
+              <w:rPr>
+                <w:rFonts w:hint="eastAsia"/>
+              </w:rPr>
+              <w:t>用户名</w:t>
+            </w:r>
+            <w:r>
+              <w:rPr>
+                <w:rFonts w:hint="eastAsia"/>
+              </w:rPr>
+              <w:t xml:space="preserve"> (</w:t>
+            </w:r>
+            <w:r>
+              <w:rPr>
+                <w:rFonts w:hint="eastAsia"/>
+              </w:rPr>
+              <w:t>选填</w:t>
+            </w:r>
+            <w:r>
+              <w:rPr>
+                <w:rFonts w:hint="eastAsia"/>
+              </w:rPr>
+              <w:t>)</w:t>
+            </w:r>
+          </w:p>
+          <w:p>
+            <w:pPr>
+              <w:ind w:left="0" w:firstLineChars="100" w:firstLine="210"/>
+            </w:pPr>
+            <w:r>
+              <w:rPr>
+                <w:rFonts w:hint="eastAsia"/>
+              </w:rPr>
+              <w:t xml:space="preserve">    Passwd:</w:t>
+            </w:r>
+            <w:r>
+              <w:rPr>
+                <w:rFonts w:hint="eastAsia"/>
+              </w:rPr>
+              <w:t>密码</w:t>
+            </w:r>
+            <w:r>
+              <w:rPr>
+                <w:rFonts w:hint="eastAsia"/>
+              </w:rPr>
+              <w:t>(</w:t>
+            </w:r>
+            <w:r>
+              <w:rPr>
+                <w:rFonts w:hint="eastAsia"/>
+              </w:rPr>
+              <w:t>选填</w:t>
+            </w:r>
+            <w:r>
+              <w:rPr>
+                <w:rFonts w:hint="eastAsia"/>
+              </w:rPr>
+              <w:t>)</w:t>
+            </w:r>
+          </w:p>
+          <w:p>
+            <w:pPr>
+              <w:ind w:left="0" w:firstLineChars="100" w:firstLine="210"/>
+            </w:pPr>
+            <w:r>
+              <w:rPr>
+                <w:rFonts w:hint="eastAsia"/>
+              </w:rPr>
+              <w:t xml:space="preserve">    SshPort:ssh</w:t>
+            </w:r>
+            <w:r>
+              <w:rPr>
+                <w:rFonts w:hint="eastAsia"/>
+              </w:rPr>
+              <w:t>服务端口</w:t>
+            </w:r>
+            <w:r>
+              <w:rPr>
+                <w:rFonts w:hint="eastAsia"/>
+              </w:rPr>
+              <w:t>(</w:t>
+            </w:r>
+            <w:r>
+              <w:rPr>
+                <w:rFonts w:hint="eastAsia"/>
+              </w:rPr>
+              <w:t>选填</w:t>
+            </w:r>
+            <w:r>
+              <w:rPr>
+                <w:rFonts w:hint="eastAsia"/>
+              </w:rPr>
+              <w:t>)</w:t>
+            </w:r>
+          </w:p>
+          <w:p>
+            <w:pPr>
+              <w:ind w:left="0" w:firstLineChars="100" w:firstLine="210"/>
+            </w:pPr>
+            <w:r>
+              <w:rPr>
+                <w:rFonts w:hint="eastAsia"/>
+              </w:rPr>
+              <w:t xml:space="preserve">  }, </w:t>
+            </w:r>
+            <w:r>
+              <w:t>…</w:t>
+            </w:r>
+          </w:p>
+          <w:p>
+            <w:pPr>
+              <w:ind w:left="0" w:firstLineChars="100" w:firstLine="210"/>
+            </w:pPr>
+            <w:r>
+              <w:rPr>
+                <w:rFonts w:hint="eastAsia"/>
+              </w:rPr>
+              <w:t>]</w:t>
+            </w:r>
+          </w:p>
+          <w:p>
+            <w:pPr>
+              <w:ind w:left="0" w:firstLineChars="100" w:firstLine="210"/>
+            </w:pPr>
+            <w:r>
+              <w:rPr>
+                <w:rFonts w:hint="eastAsia"/>
+              </w:rPr>
+              <w:t>User:</w:t>
+            </w:r>
+            <w:r>
+              <w:rPr>
+                <w:rFonts w:hint="eastAsia"/>
+              </w:rPr>
+              <w:t>用户名</w:t>
+            </w:r>
+          </w:p>
+          <w:p>
+            <w:pPr>
+              <w:ind w:left="0" w:firstLineChars="100" w:firstLine="210"/>
+            </w:pPr>
+            <w:r>
+              <w:rPr>
+                <w:rFonts w:hint="eastAsia"/>
+              </w:rPr>
+              <w:t>Passwd:</w:t>
+            </w:r>
+            <w:r>
+              <w:rPr>
+                <w:rFonts w:hint="eastAsia"/>
+              </w:rPr>
+              <w:t>密码</w:t>
+            </w:r>
+          </w:p>
+          <w:p>
+            <w:pPr>
+              <w:ind w:left="0" w:firstLineChars="100" w:firstLine="210"/>
+              <w:rPr>
+                <w:rFonts w:hint="eastAsia"/>
+              </w:rPr>
+            </w:pPr>
+            <w:r>
+              <w:rPr>
+                <w:rFonts w:hint="eastAsia"/>
+              </w:rPr>
+              <w:t>SshPort:ssh</w:t>
+            </w:r>
+            <w:r>
+              <w:rPr>
+                <w:rFonts w:hint="eastAsia"/>
+              </w:rPr>
+              <w:t>服务端口</w:t>
+            </w:r>
+          </w:p>
+          <w:p>
+            <w:pPr>
+              <w:ind w:left="0"/>
+            </w:pPr>
+            <w:r>
+              <w:rPr>
+                <w:rFonts w:hint="eastAsia"/>
+              </w:rPr>
+              <w:t>}</w:t>
+            </w:r>
+          </w:p>
+        </w:tc>
+        <w:tc>
+          <w:tcPr>
+            <w:tcW w:w="3544" w:type="dxa"/>
+          </w:tcPr>
+          <w:p>
+            <w:pPr>
+              <w:ind w:left="0"/>
+              <w:rPr>
+                <w:rFonts w:hint="eastAsia"/>
+              </w:rPr>
+            </w:pPr>
+            <w:r>
+              <w:t>cmd=</w:t>
+            </w:r>
+            <w:r>
+              <w:rPr>
+                <w:rFonts w:hint="eastAsia"/>
+              </w:rPr>
+              <w:t xml:space="preserve">add </w:t>
+            </w:r>
+            <w:r>
+              <w:rPr>
+                <w:rFonts w:hint="eastAsia"/>
+              </w:rPr>
+              <w:t>host</w:t>
+            </w:r>
+          </w:p>
+          <w:p>
+            <w:pPr>
+              <w:ind w:left="0"/>
+            </w:pPr>
+            <w:r>
+              <w:t>&amp;</w:t>
+            </w:r>
+            <w:r>
+              <w:t xml:space="preserve"> HostInfo</w:t>
+            </w:r>
+            <w:r>
+              <w:t>=</w:t>
+            </w:r>
+          </w:p>
+          <w:p>
+            <w:pPr>
+              <w:ind w:left="0"/>
+            </w:pPr>
+            <w:r>
+              <w:rPr>
+                <w:rFonts w:hint="eastAsia"/>
+              </w:rPr>
+              <w:t>{</w:t>
+            </w:r>
+          </w:p>
+          <w:p>
+            <w:pPr>
+              <w:ind w:left="0"/>
+            </w:pPr>
+            <w:r>
+              <w:t>"ClusterName":"c1"</w:t>
+            </w:r>
+          </w:p>
+          <w:p>
+            <w:pPr>
+              <w:ind w:left="0"/>
+            </w:pPr>
+            <w:r>
+              <w:t>"HostInfo":</w:t>
+            </w:r>
+          </w:p>
+          <w:p>
+            <w:pPr>
+              <w:ind w:left="0"/>
+            </w:pPr>
+            <w:r>
+              <w:rPr>
+                <w:rFonts w:hint="eastAsia"/>
+              </w:rPr>
+              <w:t xml:space="preserve">  [</w:t>
+            </w:r>
+          </w:p>
+          <w:p>
+            <w:pPr>
+              <w:ind w:left="0" w:firstLine="405"/>
+            </w:pPr>
+            <w:r>
+              <w:rPr>
+                <w:rFonts w:hint="eastAsia"/>
+              </w:rPr>
+              <w:t>{</w:t>
+            </w:r>
+          </w:p>
+          <w:p>
+            <w:pPr>
+              <w:ind w:left="0" w:firstLine="405"/>
+              <w:rPr>
+                <w:rFonts w:hint="eastAsia"/>
+              </w:rPr>
+            </w:pPr>
+            <w:r>
+              <w:rPr>
+                <w:rFonts w:hint="eastAsia"/>
+              </w:rPr>
+              <w:t xml:space="preserve">  </w:t>
+            </w:r>
+            <w:r>
+              <w:t>"IP":"192.168.20.199"</w:t>
+            </w:r>
+          </w:p>
+          <w:p>
+            <w:pPr>
+              <w:ind w:left="0" w:firstLine="405"/>
+            </w:pPr>
+            <w:r>
+              <w:rPr>
+                <w:rFonts w:hint="eastAsia"/>
+              </w:rPr>
+              <w:t>},</w:t>
+            </w:r>
+          </w:p>
+          <w:p>
+            <w:pPr>
+              <w:ind w:left="0" w:firstLine="405"/>
+            </w:pPr>
+            <w:r>
+              <w:rPr>
+                <w:rFonts w:hint="eastAsia"/>
+              </w:rPr>
+              <w:t>{</w:t>
+            </w:r>
+          </w:p>
+          <w:p>
+            <w:pPr>
+              <w:ind w:left="0" w:firstLine="405"/>
+            </w:pPr>
+            <w:r>
+              <w:rPr>
+                <w:rFonts w:hint="eastAsia"/>
+              </w:rPr>
+              <w:t xml:space="preserve">  </w:t>
+            </w:r>
+            <w:r>
+              <w:t>"IP":"192.168.20.</w:t>
+            </w:r>
+            <w:r>
+              <w:rPr>
+                <w:rFonts w:hint="eastAsia"/>
+              </w:rPr>
+              <w:t>200</w:t>
+            </w:r>
+            <w:r>
+              <w:t>"</w:t>
+            </w:r>
+            <w:r>
+              <w:rPr>
+                <w:rFonts w:hint="eastAsia"/>
+              </w:rPr>
+              <w:t>,</w:t>
+            </w:r>
+          </w:p>
+          <w:p>
+            <w:pPr>
+              <w:ind w:left="0" w:firstLineChars="200" w:firstLine="420"/>
+            </w:pPr>
+            <w:r>
+              <w:rPr>
+                <w:rFonts w:hint="eastAsia"/>
+              </w:rPr>
+              <w:t xml:space="preserve">  </w:t>
+            </w:r>
+            <w:r>
+              <w:t>"User":"root",</w:t>
+            </w:r>
+          </w:p>
+          <w:p>
+            <w:pPr>
+              <w:ind w:left="0" w:firstLineChars="291" w:firstLine="611"/>
+            </w:pPr>
+            <w:r>
+              <w:t>"</w:t>
+            </w:r>
+            <w:r>
+              <w:t xml:space="preserve"> Passwd</w:t>
+            </w:r>
+            <w:r>
+              <w:t xml:space="preserve"> ":"</w:t>
+            </w:r>
+            <w:r>
+              <w:rPr>
+                <w:rFonts w:hint="eastAsia"/>
+              </w:rPr>
+              <w:t>root</w:t>
+            </w:r>
+            <w:r>
+              <w:t>"</w:t>
+            </w:r>
+          </w:p>
+          <w:p>
+            <w:pPr>
+              <w:ind w:left="0" w:firstLine="405"/>
+            </w:pPr>
+            <w:r>
+              <w:rPr>
+                <w:rFonts w:hint="eastAsia"/>
+              </w:rPr>
+              <w:t>}</w:t>
+            </w:r>
+          </w:p>
+          <w:p>
+            <w:pPr>
+              <w:ind w:left="0"/>
+            </w:pPr>
+            <w:r>
+              <w:rPr>
+                <w:rFonts w:hint="eastAsia"/>
+              </w:rPr>
+              <w:t xml:space="preserve">  ]</w:t>
+            </w:r>
+          </w:p>
+          <w:p>
+            <w:pPr>
+              <w:ind w:left="0"/>
+            </w:pPr>
+            <w:r>
+              <w:t>"User":"root",</w:t>
+            </w:r>
+          </w:p>
+          <w:p>
+            <w:pPr>
+              <w:ind w:left="0"/>
+            </w:pPr>
+            <w:r>
+              <w:t>"Passwd":"sequoiadb",</w:t>
+            </w:r>
+          </w:p>
+          <w:p>
+            <w:pPr>
+              <w:ind w:left="0"/>
+              <w:rPr>
+                <w:rFonts w:hint="eastAsia"/>
+              </w:rPr>
+            </w:pPr>
+            <w:r>
+              <w:t>"SshPort":"22"</w:t>
+            </w:r>
+          </w:p>
+          <w:p>
+            <w:pPr>
+              <w:ind w:left="0"/>
+            </w:pPr>
+            <w:r>
+              <w:rPr>
+                <w:rFonts w:hint="eastAsia"/>
+              </w:rPr>
+              <w:t>}</w:t>
+            </w:r>
+          </w:p>
+        </w:tc>
+      </w:tr>
+      <w:tr>
+        <w:tc>
+          <w:tcPr>
+            <w:tcW w:w="1418" w:type="dxa"/>
+          </w:tcPr>
+          <w:p>
+            <w:pPr>
+              <w:ind w:left="0"/>
+            </w:pPr>
+            <w:r>
+              <w:rPr>
+                <w:rFonts w:hint="eastAsia"/>
+              </w:rPr>
+              <w:t>说明</w:t>
+            </w:r>
+          </w:p>
+        </w:tc>
+        <w:tc>
+          <w:tcPr>
+            <w:tcW w:w="3827" w:type="dxa"/>
+          </w:tcPr>
+          <w:p>
+            <w:pPr>
+              <w:ind w:left="0"/>
+            </w:pPr>
+            <w:r>
+              <w:rPr>
+                <w:rFonts w:hint="eastAsia"/>
+              </w:rPr>
+              <w:t>选填项可填可不填</w:t>
+            </w:r>
+            <w:r>
+              <w:rPr>
+                <w:rFonts w:hint="eastAsia"/>
+              </w:rPr>
+              <w:t xml:space="preserve">; </w:t>
+            </w:r>
+            <w:r>
+              <w:rPr>
+                <w:rFonts w:hint="eastAsia"/>
+              </w:rPr>
+              <w:t>不填时使用外部公共的配置。</w:t>
+            </w:r>
+          </w:p>
+        </w:tc>
+        <w:tc>
+          <w:tcPr>
+            <w:tcW w:w="3544" w:type="dxa"/>
+          </w:tcPr>
+          <w:p>
+            <w:pPr>
+              <w:ind w:left="0"/>
+            </w:pPr>
+          </w:p>
+        </w:tc>
+      </w:tr>
+      <w:tr>
+        <w:tc>
+          <w:tcPr>
+            <w:tcW w:w="1418" w:type="dxa"/>
+          </w:tcPr>
+          <w:p>
+            <w:pPr>
+              <w:ind w:left="0"/>
+            </w:pPr>
+            <w:r>
+              <w:rPr>
+                <w:rFonts w:hint="eastAsia"/>
+              </w:rPr>
+              <w:t>响应头</w:t>
+            </w:r>
+          </w:p>
+        </w:tc>
+        <w:tc>
+          <w:tcPr>
+            <w:tcW w:w="3827" w:type="dxa"/>
+          </w:tcPr>
+          <w:p>
+            <w:pPr>
+              <w:ind w:left="0"/>
+            </w:pPr>
+            <w:r>
+              <w:rPr>
+                <w:rFonts w:hint="eastAsia"/>
+              </w:rPr>
+              <w:t>同通用响应头</w:t>
+            </w:r>
+          </w:p>
+        </w:tc>
+        <w:tc>
+          <w:tcPr>
+            <w:tcW w:w="3544" w:type="dxa"/>
+          </w:tcPr>
+          <w:p>
+            <w:pPr>
+              <w:ind w:left="0"/>
+            </w:pPr>
+          </w:p>
+        </w:tc>
+      </w:tr>
+      <w:tr>
+        <w:trPr>
+          <w:trHeight w:val="2897"/>
+        </w:trPr>
+        <w:tc>
+          <w:tcPr>
+            <w:tcW w:w="1418" w:type="dxa"/>
+          </w:tcPr>
+          <w:p>
+            <w:pPr>
+              <w:ind w:left="0"/>
+            </w:pPr>
+            <w:r>
+              <w:rPr>
+                <w:rFonts w:hint="eastAsia"/>
+              </w:rPr>
+              <w:lastRenderedPageBreak/>
+              <w:t>响应内容</w:t>
+            </w:r>
+          </w:p>
+        </w:tc>
+        <w:tc>
+          <w:tcPr>
+            <w:tcW w:w="3827" w:type="dxa"/>
+          </w:tcPr>
+          <w:p>
+            <w:pPr>
+              <w:ind w:left="0"/>
+            </w:pPr>
+            <w:r>
+              <w:rPr>
+                <w:rFonts w:hint="eastAsia"/>
+              </w:rPr>
+              <w:t>{</w:t>
+            </w:r>
+          </w:p>
+          <w:p>
+            <w:pPr>
+              <w:ind w:left="0" w:firstLineChars="150" w:firstLine="315"/>
+            </w:pPr>
+            <w:r>
+              <w:t>errno</w:t>
+            </w:r>
+            <w:r>
+              <w:rPr>
+                <w:rFonts w:hint="eastAsia"/>
+              </w:rPr>
+              <w:t>:</w:t>
+            </w:r>
+            <w:r>
+              <w:rPr>
+                <w:rFonts w:hint="eastAsia"/>
+              </w:rPr>
+              <w:t>返回码</w:t>
+            </w:r>
+          </w:p>
+          <w:p>
+            <w:pPr>
+              <w:ind w:left="0" w:firstLineChars="150" w:firstLine="315"/>
+            </w:pPr>
+            <w:r>
+              <w:rPr>
+                <w:rFonts w:hint="eastAsia"/>
+              </w:rPr>
+              <w:t>detail:</w:t>
+            </w:r>
+            <w:r>
+              <w:rPr>
+                <w:rFonts w:hint="eastAsia"/>
+              </w:rPr>
+              <w:t>失败时的错误描述（可选）</w:t>
+            </w:r>
+          </w:p>
+          <w:p>
+            <w:pPr>
+              <w:ind w:left="0"/>
+            </w:pPr>
+            <w:r>
+              <w:rPr>
+                <w:rFonts w:hint="eastAsia"/>
+              </w:rPr>
+              <w:t>}</w:t>
+            </w:r>
+          </w:p>
+          <w:p>
+            <w:pPr>
+              <w:ind w:left="0"/>
+              <w:rPr>
+                <w:rFonts w:hint="eastAsia"/>
+              </w:rPr>
+            </w:pPr>
+            <w:r>
+              <w:t xml:space="preserve">{ </w:t>
+            </w:r>
+          </w:p>
+          <w:p>
+            <w:pPr>
+              <w:ind w:left="0" w:firstLineChars="150" w:firstLine="315"/>
+              <w:rPr>
+                <w:rFonts w:hint="eastAsia"/>
+              </w:rPr>
+            </w:pPr>
+            <w:r>
+              <w:t>IP</w:t>
+            </w:r>
+            <w:r>
+              <w:t xml:space="preserve">: </w:t>
+            </w:r>
+            <w:r>
+              <w:rPr>
+                <w:rFonts w:hint="eastAsia"/>
+              </w:rPr>
+              <w:t>主机</w:t>
+            </w:r>
+            <w:r>
+              <w:rPr>
+                <w:rFonts w:hint="eastAsia"/>
+              </w:rPr>
+              <w:t>IP</w:t>
+            </w:r>
+          </w:p>
+          <w:p>
+            <w:pPr>
+              <w:ind w:left="0" w:firstLineChars="150" w:firstLine="315"/>
+              <w:rPr>
+                <w:rFonts w:hint="eastAsia"/>
+              </w:rPr>
+            </w:pPr>
+            <w:r>
+              <w:t>HostName</w:t>
+            </w:r>
+            <w:r>
+              <w:rPr>
+                <w:rFonts w:hint="eastAsia"/>
+              </w:rPr>
+              <w:t>:</w:t>
+            </w:r>
+            <w:r>
+              <w:rPr>
+                <w:rFonts w:hint="eastAsia"/>
+              </w:rPr>
+              <w:t>主机名</w:t>
+            </w:r>
+          </w:p>
+          <w:p>
+            <w:pPr>
+              <w:ind w:left="0" w:firstLineChars="150" w:firstLine="315"/>
+              <w:rPr>
+                <w:rFonts w:hint="eastAsia"/>
+              </w:rPr>
+            </w:pPr>
+            <w:r>
+              <w:t>OS</w:t>
+            </w:r>
+            <w:r>
+              <w:rPr>
+                <w:rFonts w:hint="eastAsia"/>
+              </w:rPr>
+              <w:t>:OS</w:t>
+            </w:r>
+            <w:r>
+              <w:rPr>
+                <w:rFonts w:hint="eastAsia"/>
+              </w:rPr>
+              <w:t>信息</w:t>
+            </w:r>
+          </w:p>
+          <w:p>
+            <w:pPr>
+              <w:ind w:left="0" w:firstLineChars="150" w:firstLine="315"/>
+              <w:rPr>
+                <w:rFonts w:hint="eastAsia"/>
+              </w:rPr>
+            </w:pPr>
+            <w:r>
+              <w:t>OM</w:t>
+            </w:r>
+            <w:r>
+              <w:rPr>
+                <w:rFonts w:hint="eastAsia"/>
+              </w:rPr>
+              <w:t>:</w:t>
+            </w:r>
+            <w:r>
+              <w:rPr>
+                <w:rFonts w:hint="eastAsia"/>
+              </w:rPr>
+              <w:t>主机上</w:t>
+            </w:r>
+            <w:r>
+              <w:rPr>
+                <w:rFonts w:hint="eastAsia"/>
+              </w:rPr>
+              <w:t>OM</w:t>
+            </w:r>
+            <w:r>
+              <w:rPr>
+                <w:rFonts w:hint="eastAsia"/>
+              </w:rPr>
+              <w:t>信息</w:t>
+            </w:r>
+          </w:p>
+          <w:p>
+            <w:pPr>
+              <w:ind w:left="0" w:firstLineChars="150" w:firstLine="315"/>
+              <w:rPr>
+                <w:rFonts w:hint="eastAsia"/>
+              </w:rPr>
+            </w:pPr>
+            <w:r>
+              <w:t>CPU</w:t>
+            </w:r>
+            <w:r>
+              <w:rPr>
+                <w:rFonts w:hint="eastAsia"/>
+              </w:rPr>
+              <w:t>:CPU</w:t>
+            </w:r>
+            <w:r>
+              <w:rPr>
+                <w:rFonts w:hint="eastAsia"/>
+              </w:rPr>
+              <w:t>信息</w:t>
+            </w:r>
+          </w:p>
+          <w:p>
+            <w:pPr>
+              <w:ind w:left="0" w:firstLineChars="150" w:firstLine="315"/>
+              <w:rPr>
+                <w:rFonts w:hint="eastAsia"/>
+              </w:rPr>
+            </w:pPr>
+            <w:r>
+              <w:t>Memory</w:t>
+            </w:r>
+            <w:r>
+              <w:rPr>
+                <w:rFonts w:hint="eastAsia"/>
+              </w:rPr>
+              <w:t>:</w:t>
+            </w:r>
+            <w:r>
+              <w:rPr>
+                <w:rFonts w:hint="eastAsia"/>
+              </w:rPr>
+              <w:t>内存信息</w:t>
+            </w:r>
+          </w:p>
+          <w:p>
+            <w:pPr>
+              <w:ind w:left="0" w:firstLineChars="150" w:firstLine="315"/>
+              <w:rPr>
+                <w:rFonts w:hint="eastAsia"/>
+              </w:rPr>
+            </w:pPr>
+            <w:r>
+              <w:t xml:space="preserve">Net: </w:t>
+            </w:r>
+            <w:r>
+              <w:rPr>
+                <w:rFonts w:hint="eastAsia"/>
+              </w:rPr>
+              <w:t>网卡信息</w:t>
+            </w:r>
+          </w:p>
+          <w:p>
+            <w:pPr>
+              <w:ind w:left="0" w:firstLineChars="150" w:firstLine="315"/>
+              <w:rPr>
+                <w:rFonts w:hint="eastAsia"/>
+              </w:rPr>
+            </w:pPr>
+            <w:r>
+              <w:t xml:space="preserve">Port: </w:t>
+            </w:r>
+            <w:r>
+              <w:rPr>
+                <w:rFonts w:hint="eastAsia"/>
+              </w:rPr>
+              <w:t>端口占用情况</w:t>
+            </w:r>
+          </w:p>
+          <w:p>
+            <w:pPr>
+              <w:ind w:left="0" w:firstLineChars="150" w:firstLine="315"/>
+              <w:rPr>
+                <w:rFonts w:hint="eastAsia"/>
+              </w:rPr>
+            </w:pPr>
+            <w:r>
+              <w:t>Service</w:t>
+            </w:r>
+            <w:r>
+              <w:t>:</w:t>
+            </w:r>
+            <w:r>
+              <w:rPr>
+                <w:rFonts w:hint="eastAsia"/>
+              </w:rPr>
+              <w:t xml:space="preserve"> </w:t>
+            </w:r>
+            <w:r>
+              <w:rPr>
+                <w:rFonts w:hint="eastAsia"/>
+              </w:rPr>
+              <w:t>系统服务情况</w:t>
+            </w:r>
+          </w:p>
+          <w:p>
+            <w:pPr>
+              <w:ind w:left="0" w:firstLineChars="150" w:firstLine="315"/>
+              <w:rPr>
+                <w:rFonts w:hint="eastAsia"/>
+              </w:rPr>
+            </w:pPr>
+            <w:r>
+              <w:t>Safety:</w:t>
+            </w:r>
+            <w:r>
+              <w:rPr>
+                <w:rFonts w:hint="eastAsia"/>
+              </w:rPr>
+              <w:t xml:space="preserve"> </w:t>
+            </w:r>
+            <w:r>
+              <w:rPr>
+                <w:rFonts w:hint="eastAsia"/>
+              </w:rPr>
+              <w:t>防火墙</w:t>
+            </w:r>
+          </w:p>
+          <w:p>
+            <w:pPr>
+              <w:ind w:left="0" w:firstLineChars="150" w:firstLine="315"/>
+              <w:rPr>
+                <w:rFonts w:hint="eastAsia"/>
+              </w:rPr>
+            </w:pPr>
+            <w:r>
+              <w:t xml:space="preserve">Disk: </w:t>
+            </w:r>
+            <w:r>
+              <w:rPr>
+                <w:rFonts w:hint="eastAsia"/>
+              </w:rPr>
+              <w:t>磁盘情况</w:t>
+            </w:r>
+          </w:p>
+          <w:p>
+            <w:pPr>
+              <w:ind w:left="0"/>
+              <w:rPr>
+                <w:rFonts w:hint="eastAsia"/>
+              </w:rPr>
+            </w:pPr>
+            <w:r>
+              <w:rPr>
+                <w:rFonts w:hint="eastAsia"/>
+              </w:rPr>
+              <w:t>}</w:t>
+            </w:r>
+          </w:p>
+          <w:p>
+            <w:pPr>
+              <w:ind w:left="0"/>
+            </w:pPr>
+            <w:r>
+              <w:rPr>
+                <w:rFonts w:hint="eastAsia"/>
+              </w:rPr>
+              <w:t>//</w:t>
+            </w:r>
+            <w:r>
+              <w:rPr>
+                <w:rFonts w:hint="eastAsia"/>
+              </w:rPr>
+              <w:t>多台机器时，会带多个</w:t>
+            </w:r>
+            <w:r>
+              <w:rPr>
+                <w:rFonts w:hint="eastAsia"/>
+              </w:rPr>
+              <w:t>BSON</w:t>
+            </w:r>
+            <w:r>
+              <w:rPr>
+                <w:rFonts w:hint="eastAsia"/>
+              </w:rPr>
+              <w:t>结构</w:t>
+            </w:r>
+          </w:p>
+          <w:p>
+            <w:pPr>
+              <w:ind w:left="0"/>
+            </w:pPr>
+          </w:p>
+        </w:tc>
+        <w:tc>
+          <w:tcPr>
+            <w:tcW w:w="3544" w:type="dxa"/>
+          </w:tcPr>
+          <w:p>
+            <w:pPr>
+              <w:ind w:left="0"/>
+              <w:rPr>
+                <w:rFonts w:hint="eastAsia"/>
+              </w:rPr>
+            </w:pPr>
+            <w:r>
+              <w:t>{</w:t>
+            </w:r>
+          </w:p>
+          <w:p>
+            <w:pPr>
+              <w:ind w:left="0" w:firstLineChars="150" w:firstLine="315"/>
+              <w:rPr>
+                <w:rFonts w:hint="eastAsia"/>
+              </w:rPr>
+            </w:pPr>
+            <w:r>
+              <w:t xml:space="preserve">"errno": 0 </w:t>
+            </w:r>
+          </w:p>
+          <w:p>
+            <w:pPr>
+              <w:ind w:left="0"/>
+              <w:rPr>
+                <w:rFonts w:hint="eastAsia"/>
+              </w:rPr>
+            </w:pPr>
+          </w:p>
+          <w:p>
+            <w:pPr>
+              <w:ind w:left="0"/>
+              <w:rPr>
+                <w:rFonts w:hint="eastAsia"/>
+              </w:rPr>
+            </w:pPr>
+            <w:r>
+              <w:t>}</w:t>
+            </w:r>
+          </w:p>
+          <w:p>
+            <w:pPr>
+              <w:ind w:left="0"/>
+              <w:rPr>
+                <w:rFonts w:hint="eastAsia"/>
+              </w:rPr>
+            </w:pPr>
+            <w:r>
+              <w:t xml:space="preserve">{ </w:t>
+            </w:r>
+          </w:p>
+          <w:p>
+            <w:pPr>
+              <w:ind w:left="0" w:firstLineChars="150" w:firstLine="315"/>
+              <w:rPr>
+                <w:rFonts w:hint="eastAsia"/>
+              </w:rPr>
+            </w:pPr>
+            <w:r>
+              <w:t>"IP": "192.168.20.197",</w:t>
+            </w:r>
+          </w:p>
+          <w:p>
+            <w:pPr>
+              <w:ind w:left="0" w:firstLineChars="150" w:firstLine="315"/>
+              <w:rPr>
+                <w:rFonts w:hint="eastAsia"/>
+              </w:rPr>
+            </w:pPr>
+            <w:r>
+              <w:t xml:space="preserve">"HostName": "rhelt10", </w:t>
+            </w:r>
+          </w:p>
+          <w:p>
+            <w:pPr>
+              <w:ind w:left="0" w:firstLineChars="150" w:firstLine="315"/>
+              <w:rPr>
+                <w:rFonts w:hint="eastAsia"/>
+              </w:rPr>
+            </w:pPr>
+            <w:r>
+              <w:t xml:space="preserve">"OS": </w:t>
+            </w:r>
+          </w:p>
+          <w:p>
+            <w:pPr>
+              <w:ind w:left="0" w:firstLineChars="150" w:firstLine="315"/>
+              <w:rPr>
+                <w:rFonts w:hint="eastAsia"/>
+              </w:rPr>
+            </w:pPr>
+            <w:r>
+              <w:t>{</w:t>
+            </w:r>
+          </w:p>
+          <w:p>
+            <w:pPr>
+              <w:ind w:left="0" w:firstLineChars="300" w:firstLine="630"/>
+              <w:rPr>
+                <w:rFonts w:hint="eastAsia"/>
+              </w:rPr>
+            </w:pPr>
+            <w:r>
+              <w:t xml:space="preserve">"Distributor": "RedHatEnterpriseServer", </w:t>
+            </w:r>
+          </w:p>
+          <w:p>
+            <w:pPr>
+              <w:ind w:left="0" w:firstLineChars="300" w:firstLine="630"/>
+              <w:rPr>
+                <w:rFonts w:hint="eastAsia"/>
+              </w:rPr>
+            </w:pPr>
+            <w:r>
+              <w:t xml:space="preserve">"Release": "6.0", </w:t>
+            </w:r>
+          </w:p>
+          <w:p>
+            <w:pPr>
+              <w:ind w:left="0" w:firstLineChars="300" w:firstLine="630"/>
+              <w:rPr>
+                <w:rFonts w:hint="eastAsia"/>
+              </w:rPr>
+            </w:pPr>
+            <w:r>
+              <w:t xml:space="preserve">"Bit": 64 </w:t>
+            </w:r>
+          </w:p>
+          <w:p>
+            <w:pPr>
+              <w:ind w:left="0" w:firstLineChars="150" w:firstLine="315"/>
+              <w:rPr>
+                <w:rFonts w:hint="eastAsia"/>
+              </w:rPr>
+            </w:pPr>
+            <w:r>
+              <w:t xml:space="preserve">}, </w:t>
+            </w:r>
+          </w:p>
+          <w:p>
+            <w:pPr>
+              <w:ind w:left="0" w:firstLineChars="150" w:firstLine="315"/>
+              <w:rPr>
+                <w:rFonts w:hint="eastAsia"/>
+              </w:rPr>
+            </w:pPr>
+            <w:r>
+              <w:t xml:space="preserve">"OM": </w:t>
+            </w:r>
+          </w:p>
+          <w:p>
+            <w:pPr>
+              <w:ind w:left="0" w:firstLineChars="150" w:firstLine="315"/>
+              <w:rPr>
+                <w:rFonts w:hint="eastAsia"/>
+              </w:rPr>
+            </w:pPr>
+            <w:r>
+              <w:t xml:space="preserve">{ </w:t>
+            </w:r>
+          </w:p>
+          <w:p>
+            <w:pPr>
+              <w:ind w:left="0" w:firstLineChars="300" w:firstLine="630"/>
+              <w:rPr>
+                <w:rFonts w:hint="eastAsia"/>
+              </w:rPr>
+            </w:pPr>
+            <w:r>
+              <w:t xml:space="preserve">"HasInstalled": true, </w:t>
+            </w:r>
+          </w:p>
+          <w:p>
+            <w:pPr>
+              <w:ind w:left="0" w:firstLineChars="300" w:firstLine="630"/>
+              <w:rPr>
+                <w:rFonts w:hint="eastAsia"/>
+              </w:rPr>
+            </w:pPr>
+            <w:r>
+              <w:t xml:space="preserve">"Version": "1.8", </w:t>
+            </w:r>
+          </w:p>
+          <w:p>
+            <w:pPr>
+              <w:ind w:left="0" w:firstLineChars="300" w:firstLine="630"/>
+              <w:rPr>
+                <w:rFonts w:hint="eastAsia"/>
+              </w:rPr>
+            </w:pPr>
+            <w:r>
+              <w:t xml:space="preserve">"Path": "/home/mount/sequoiadb/trunk//bin/", </w:t>
+            </w:r>
+          </w:p>
+          <w:p>
+            <w:pPr>
+              <w:ind w:left="0" w:firstLineChars="300" w:firstLine="630"/>
+              <w:rPr>
+                <w:rFonts w:hint="eastAsia"/>
+              </w:rPr>
+            </w:pPr>
+            <w:r>
+              <w:t xml:space="preserve">"Port": "11790", </w:t>
+            </w:r>
+          </w:p>
+          <w:p>
+            <w:pPr>
+              <w:ind w:left="0" w:firstLineChars="300" w:firstLine="630"/>
+              <w:rPr>
+                <w:rFonts w:hint="eastAsia"/>
+              </w:rPr>
+            </w:pPr>
+            <w:r>
+              <w:t xml:space="preserve">"Release": 15427 </w:t>
+            </w:r>
+          </w:p>
+          <w:p>
+            <w:pPr>
+              <w:ind w:left="0" w:firstLineChars="150" w:firstLine="315"/>
+              <w:rPr>
+                <w:rFonts w:hint="eastAsia"/>
+              </w:rPr>
+            </w:pPr>
+            <w:r>
+              <w:t xml:space="preserve">}, </w:t>
+            </w:r>
+          </w:p>
+          <w:p>
+            <w:pPr>
+              <w:ind w:left="0" w:firstLineChars="150" w:firstLine="315"/>
+              <w:rPr>
+                <w:rFonts w:hint="eastAsia"/>
+              </w:rPr>
+            </w:pPr>
+            <w:r>
+              <w:t xml:space="preserve">"CPU": </w:t>
+            </w:r>
+          </w:p>
+          <w:p>
+            <w:pPr>
+              <w:ind w:left="0" w:firstLineChars="150" w:firstLine="315"/>
+              <w:rPr>
+                <w:rFonts w:hint="eastAsia"/>
+              </w:rPr>
+            </w:pPr>
+            <w:r>
+              <w:t xml:space="preserve">[ </w:t>
+            </w:r>
+          </w:p>
+          <w:p>
+            <w:pPr>
+              <w:ind w:left="0" w:firstLineChars="300" w:firstLine="630"/>
+              <w:rPr>
+                <w:rFonts w:hint="eastAsia"/>
+              </w:rPr>
+            </w:pPr>
+            <w:r>
+              <w:t>{</w:t>
+            </w:r>
+          </w:p>
+          <w:p>
+            <w:pPr>
+              <w:ind w:left="0" w:firstLineChars="450" w:firstLine="945"/>
+              <w:rPr>
+                <w:rFonts w:hint="eastAsia"/>
+              </w:rPr>
+            </w:pPr>
+            <w:r>
+              <w:t xml:space="preserve">"ID": "", </w:t>
+            </w:r>
+          </w:p>
+          <w:p>
+            <w:pPr>
+              <w:ind w:left="0" w:firstLineChars="450" w:firstLine="945"/>
+              <w:rPr>
+                <w:rFonts w:hint="eastAsia"/>
+              </w:rPr>
+            </w:pPr>
+            <w:r>
+              <w:t xml:space="preserve">"Model": "", </w:t>
+            </w:r>
+          </w:p>
+          <w:p>
+            <w:pPr>
+              <w:ind w:left="0" w:firstLineChars="450" w:firstLine="945"/>
+              <w:rPr>
+                <w:rFonts w:hint="eastAsia"/>
+              </w:rPr>
+            </w:pPr>
+            <w:r>
+              <w:t xml:space="preserve">"Core": 4, </w:t>
+            </w:r>
+          </w:p>
+          <w:p>
+            <w:pPr>
+              <w:ind w:left="0" w:firstLineChars="450" w:firstLine="945"/>
+              <w:rPr>
+                <w:rFonts w:hint="eastAsia"/>
+              </w:rPr>
+            </w:pPr>
+            <w:r>
+              <w:t xml:space="preserve">"Freq": "2.00GHz" </w:t>
+            </w:r>
+          </w:p>
+          <w:p>
+            <w:pPr>
+              <w:ind w:left="0" w:firstLineChars="300" w:firstLine="630"/>
+              <w:rPr>
+                <w:rFonts w:hint="eastAsia"/>
+              </w:rPr>
+            </w:pPr>
+            <w:r>
+              <w:t xml:space="preserve">} </w:t>
+            </w:r>
+          </w:p>
+          <w:p>
+            <w:pPr>
+              <w:ind w:left="0" w:firstLineChars="150" w:firstLine="315"/>
+              <w:rPr>
+                <w:rFonts w:hint="eastAsia"/>
+              </w:rPr>
+            </w:pPr>
+            <w:r>
+              <w:t xml:space="preserve">], </w:t>
+            </w:r>
+          </w:p>
+          <w:p>
+            <w:pPr>
+              <w:ind w:left="0" w:firstLineChars="150" w:firstLine="315"/>
+              <w:rPr>
+                <w:rFonts w:hint="eastAsia"/>
+              </w:rPr>
+            </w:pPr>
+            <w:r>
+              <w:t xml:space="preserve">"Memory": </w:t>
+            </w:r>
+          </w:p>
+          <w:p>
+            <w:pPr>
+              <w:ind w:left="0" w:firstLineChars="150" w:firstLine="315"/>
+              <w:rPr>
+                <w:rFonts w:hint="eastAsia"/>
+              </w:rPr>
+            </w:pPr>
+            <w:r>
+              <w:t>{</w:t>
+            </w:r>
+          </w:p>
+          <w:p>
+            <w:pPr>
+              <w:ind w:left="0" w:firstLineChars="300" w:firstLine="630"/>
+              <w:rPr>
+                <w:rFonts w:hint="eastAsia"/>
+              </w:rPr>
+            </w:pPr>
+            <w:r>
+              <w:t xml:space="preserve">"Model": "", </w:t>
+            </w:r>
+          </w:p>
+          <w:p>
+            <w:pPr>
+              <w:ind w:left="0" w:firstLineChars="300" w:firstLine="630"/>
+              <w:rPr>
+                <w:rFonts w:hint="eastAsia"/>
+              </w:rPr>
+            </w:pPr>
+            <w:r>
+              <w:t xml:space="preserve">"Size": 3833, </w:t>
+            </w:r>
+          </w:p>
+          <w:p>
+            <w:pPr>
+              <w:ind w:left="0" w:firstLineChars="300" w:firstLine="630"/>
+              <w:rPr>
+                <w:rFonts w:hint="eastAsia"/>
+              </w:rPr>
+            </w:pPr>
+            <w:r>
+              <w:t xml:space="preserve">"Free": 1136 </w:t>
+            </w:r>
+          </w:p>
+          <w:p>
+            <w:pPr>
+              <w:ind w:left="0" w:firstLineChars="150" w:firstLine="315"/>
+              <w:rPr>
+                <w:rFonts w:hint="eastAsia"/>
+              </w:rPr>
+            </w:pPr>
+            <w:r>
+              <w:t xml:space="preserve">}, </w:t>
+            </w:r>
+          </w:p>
+          <w:p>
+            <w:pPr>
+              <w:ind w:left="0" w:firstLineChars="150" w:firstLine="315"/>
+              <w:rPr>
+                <w:rFonts w:hint="eastAsia"/>
+              </w:rPr>
+            </w:pPr>
+            <w:r>
+              <w:t xml:space="preserve">"Net": </w:t>
+            </w:r>
+          </w:p>
+          <w:p>
+            <w:pPr>
+              <w:ind w:left="0" w:firstLineChars="150" w:firstLine="315"/>
+              <w:rPr>
+                <w:rFonts w:hint="eastAsia"/>
+              </w:rPr>
+            </w:pPr>
+            <w:r>
+              <w:t xml:space="preserve">[ </w:t>
+            </w:r>
+          </w:p>
+          <w:p>
+            <w:pPr>
+              <w:ind w:left="0" w:firstLineChars="300" w:firstLine="630"/>
+              <w:rPr>
+                <w:rFonts w:hint="eastAsia"/>
+              </w:rPr>
+            </w:pPr>
+            <w:r>
+              <w:t xml:space="preserve">{ </w:t>
+            </w:r>
+          </w:p>
+          <w:p>
+            <w:pPr>
+              <w:ind w:left="0" w:firstLineChars="450" w:firstLine="945"/>
+              <w:rPr>
+                <w:rFonts w:hint="eastAsia"/>
+              </w:rPr>
+            </w:pPr>
+            <w:r>
+              <w:t xml:space="preserve">"Name": "lo", </w:t>
+            </w:r>
+          </w:p>
+          <w:p>
+            <w:pPr>
+              <w:ind w:left="0" w:firstLineChars="450" w:firstLine="945"/>
+              <w:rPr>
+                <w:rFonts w:hint="eastAsia"/>
+              </w:rPr>
+            </w:pPr>
+            <w:r>
+              <w:t xml:space="preserve">"Model": "", </w:t>
+            </w:r>
+          </w:p>
+          <w:p>
+            <w:pPr>
+              <w:ind w:left="0" w:firstLineChars="450" w:firstLine="945"/>
+              <w:rPr>
+                <w:rFonts w:hint="eastAsia"/>
+              </w:rPr>
+            </w:pPr>
+            <w:r>
+              <w:lastRenderedPageBreak/>
+              <w:t xml:space="preserve">"Bandwidth": "", </w:t>
+            </w:r>
+          </w:p>
+          <w:p>
+            <w:pPr>
+              <w:ind w:left="0" w:firstLineChars="450" w:firstLine="945"/>
+              <w:rPr>
+                <w:rFonts w:hint="eastAsia"/>
+              </w:rPr>
+            </w:pPr>
+            <w:r>
+              <w:t xml:space="preserve">"IP": "127.0.0.1" </w:t>
+            </w:r>
+          </w:p>
+          <w:p>
+            <w:pPr>
+              <w:ind w:left="0" w:firstLineChars="300" w:firstLine="630"/>
+              <w:rPr>
+                <w:rFonts w:hint="eastAsia"/>
+              </w:rPr>
+            </w:pPr>
+            <w:r>
+              <w:t>},</w:t>
+            </w:r>
+          </w:p>
+          <w:p>
+            <w:pPr>
+              <w:ind w:leftChars="170" w:firstLineChars="100" w:firstLine="210"/>
+              <w:rPr>
+                <w:rFonts w:hint="eastAsia"/>
+              </w:rPr>
+            </w:pPr>
+            <w:r>
+              <w:t xml:space="preserve">{ </w:t>
+            </w:r>
+          </w:p>
+          <w:p>
+            <w:pPr>
+              <w:ind w:left="0" w:firstLineChars="500" w:firstLine="1050"/>
+              <w:rPr>
+                <w:rFonts w:hint="eastAsia"/>
+              </w:rPr>
+            </w:pPr>
+            <w:r>
+              <w:t xml:space="preserve">"Name": "eth1", </w:t>
+            </w:r>
+          </w:p>
+          <w:p>
+            <w:pPr>
+              <w:ind w:left="0" w:firstLineChars="500" w:firstLine="1050"/>
+              <w:rPr>
+                <w:rFonts w:hint="eastAsia"/>
+              </w:rPr>
+            </w:pPr>
+            <w:r>
+              <w:t xml:space="preserve">"Model": "", </w:t>
+            </w:r>
+          </w:p>
+          <w:p>
+            <w:pPr>
+              <w:ind w:left="0" w:firstLineChars="500" w:firstLine="1050"/>
+              <w:rPr>
+                <w:rFonts w:hint="eastAsia"/>
+              </w:rPr>
+            </w:pPr>
+            <w:r>
+              <w:t xml:space="preserve">"Bandwidth": "", </w:t>
+            </w:r>
+          </w:p>
+          <w:p>
+            <w:pPr>
+              <w:ind w:left="0" w:firstLineChars="500" w:firstLine="1050"/>
+              <w:rPr>
+                <w:rFonts w:hint="eastAsia"/>
+              </w:rPr>
+            </w:pPr>
+            <w:r>
+              <w:t xml:space="preserve">"IP": "192.168.20.197" </w:t>
+            </w:r>
+          </w:p>
+          <w:p>
+            <w:pPr>
+              <w:ind w:left="0" w:firstLineChars="300" w:firstLine="630"/>
+              <w:rPr>
+                <w:rFonts w:hint="eastAsia"/>
+              </w:rPr>
+            </w:pPr>
+            <w:r>
+              <w:t xml:space="preserve">} </w:t>
+            </w:r>
+          </w:p>
+          <w:p>
+            <w:pPr>
+              <w:ind w:left="0" w:firstLineChars="150" w:firstLine="315"/>
+              <w:rPr>
+                <w:rFonts w:hint="eastAsia"/>
+              </w:rPr>
+            </w:pPr>
+            <w:r>
+              <w:t xml:space="preserve">], </w:t>
+            </w:r>
+          </w:p>
+          <w:p>
+            <w:pPr>
+              <w:ind w:left="0" w:firstLineChars="150" w:firstLine="315"/>
+              <w:rPr>
+                <w:rFonts w:hint="eastAsia"/>
+              </w:rPr>
+            </w:pPr>
+            <w:r>
+              <w:t xml:space="preserve">"Port": </w:t>
+            </w:r>
+          </w:p>
+          <w:p>
+            <w:pPr>
+              <w:ind w:left="0" w:firstLineChars="150" w:firstLine="315"/>
+              <w:rPr>
+                <w:rFonts w:hint="eastAsia"/>
+              </w:rPr>
+            </w:pPr>
+            <w:r>
+              <w:t xml:space="preserve">[ </w:t>
+            </w:r>
+          </w:p>
+          <w:p>
+            <w:pPr>
+              <w:ind w:left="0" w:firstLineChars="300" w:firstLine="630"/>
+              <w:rPr>
+                <w:rFonts w:hint="eastAsia"/>
+              </w:rPr>
+            </w:pPr>
+            <w:r>
+              <w:t xml:space="preserve">{ </w:t>
+            </w:r>
+          </w:p>
+          <w:p>
+            <w:pPr>
+              <w:ind w:left="0" w:firstLineChars="450" w:firstLine="945"/>
+              <w:rPr>
+                <w:rFonts w:hint="eastAsia"/>
+              </w:rPr>
+            </w:pPr>
+            <w:r>
+              <w:t xml:space="preserve">"Port": "", </w:t>
+            </w:r>
+          </w:p>
+          <w:p>
+            <w:pPr>
+              <w:ind w:left="0" w:firstLineChars="450" w:firstLine="945"/>
+              <w:rPr>
+                <w:rFonts w:hint="eastAsia"/>
+              </w:rPr>
+            </w:pPr>
+            <w:r>
+              <w:t xml:space="preserve">"CanUse": false </w:t>
+            </w:r>
+          </w:p>
+          <w:p>
+            <w:pPr>
+              <w:ind w:left="0" w:firstLineChars="300" w:firstLine="630"/>
+              <w:rPr>
+                <w:rFonts w:hint="eastAsia"/>
+              </w:rPr>
+            </w:pPr>
+            <w:r>
+              <w:t xml:space="preserve">} </w:t>
+            </w:r>
+          </w:p>
+          <w:p>
+            <w:pPr>
+              <w:ind w:left="0" w:firstLineChars="150" w:firstLine="315"/>
+              <w:rPr>
+                <w:rFonts w:hint="eastAsia"/>
+              </w:rPr>
+            </w:pPr>
+            <w:r>
+              <w:t xml:space="preserve">], </w:t>
+            </w:r>
+          </w:p>
+          <w:p>
+            <w:pPr>
+              <w:ind w:left="0" w:firstLineChars="150" w:firstLine="315"/>
+              <w:rPr>
+                <w:rFonts w:hint="eastAsia"/>
+              </w:rPr>
+            </w:pPr>
+            <w:r>
+              <w:t xml:space="preserve">"Service": </w:t>
+            </w:r>
+          </w:p>
+          <w:p>
+            <w:pPr>
+              <w:ind w:left="0" w:firstLineChars="150" w:firstLine="315"/>
+              <w:rPr>
+                <w:rFonts w:hint="eastAsia"/>
+              </w:rPr>
+            </w:pPr>
+            <w:r>
+              <w:t xml:space="preserve">[ </w:t>
+            </w:r>
+          </w:p>
+          <w:p>
+            <w:pPr>
+              <w:ind w:left="0" w:firstLineChars="300" w:firstLine="630"/>
+              <w:rPr>
+                <w:rFonts w:hint="eastAsia"/>
+              </w:rPr>
+            </w:pPr>
+            <w:r>
+              <w:t xml:space="preserve">{ </w:t>
+            </w:r>
+          </w:p>
+          <w:p>
+            <w:pPr>
+              <w:ind w:left="0" w:firstLineChars="450" w:firstLine="945"/>
+              <w:rPr>
+                <w:rFonts w:hint="eastAsia"/>
+              </w:rPr>
+            </w:pPr>
+            <w:r>
+              <w:t xml:space="preserve">"Name": "", </w:t>
+            </w:r>
+          </w:p>
+          <w:p>
+            <w:pPr>
+              <w:ind w:left="0" w:firstLineChars="450" w:firstLine="945"/>
+              <w:rPr>
+                <w:rFonts w:hint="eastAsia"/>
+              </w:rPr>
+            </w:pPr>
+            <w:r>
+              <w:t>"IsRunning": false,</w:t>
+            </w:r>
+          </w:p>
+          <w:p>
+            <w:pPr>
+              <w:ind w:left="0" w:firstLineChars="450" w:firstLine="945"/>
+              <w:rPr>
+                <w:rFonts w:hint="eastAsia"/>
+              </w:rPr>
+            </w:pPr>
+            <w:r>
+              <w:t xml:space="preserve">"Version": "" </w:t>
+            </w:r>
+          </w:p>
+          <w:p>
+            <w:pPr>
+              <w:ind w:left="0" w:firstLineChars="300" w:firstLine="630"/>
+              <w:rPr>
+                <w:rFonts w:hint="eastAsia"/>
+              </w:rPr>
+            </w:pPr>
+            <w:r>
+              <w:t xml:space="preserve">} </w:t>
+            </w:r>
+          </w:p>
+          <w:p>
+            <w:pPr>
+              <w:ind w:left="0" w:firstLineChars="150" w:firstLine="315"/>
+              <w:rPr>
+                <w:rFonts w:hint="eastAsia"/>
+              </w:rPr>
+            </w:pPr>
+            <w:r>
+              <w:t>],</w:t>
+            </w:r>
+          </w:p>
+          <w:p>
+            <w:pPr>
+              <w:ind w:left="0" w:firstLineChars="150" w:firstLine="315"/>
+              <w:rPr>
+                <w:rFonts w:hint="eastAsia"/>
+              </w:rPr>
+            </w:pPr>
+            <w:r>
+              <w:t xml:space="preserve">"Safety": </w:t>
+            </w:r>
+          </w:p>
+          <w:p>
+            <w:pPr>
+              <w:ind w:left="0" w:firstLineChars="150" w:firstLine="315"/>
+              <w:rPr>
+                <w:rFonts w:hint="eastAsia"/>
+              </w:rPr>
+            </w:pPr>
+            <w:r>
+              <w:t xml:space="preserve">{ </w:t>
+            </w:r>
+          </w:p>
+          <w:p>
+            <w:pPr>
+              <w:ind w:left="0" w:firstLineChars="300" w:firstLine="630"/>
+              <w:rPr>
+                <w:rFonts w:hint="eastAsia"/>
+              </w:rPr>
+            </w:pPr>
+            <w:r>
+              <w:t xml:space="preserve">"Name": "", </w:t>
+            </w:r>
+          </w:p>
+          <w:p>
+            <w:pPr>
+              <w:ind w:left="0" w:firstLineChars="300" w:firstLine="630"/>
+              <w:rPr>
+                <w:rFonts w:hint="eastAsia"/>
+              </w:rPr>
+            </w:pPr>
+            <w:r>
+              <w:t xml:space="preserve">"Context": "", </w:t>
+            </w:r>
+          </w:p>
+          <w:p>
+            <w:pPr>
+              <w:ind w:left="0" w:firstLineChars="300" w:firstLine="630"/>
+              <w:rPr>
+                <w:rFonts w:hint="eastAsia"/>
+              </w:rPr>
+            </w:pPr>
+            <w:r>
+              <w:t xml:space="preserve">"IsRunning": false </w:t>
+            </w:r>
+          </w:p>
+          <w:p>
+            <w:pPr>
+              <w:ind w:left="0" w:firstLineChars="150" w:firstLine="315"/>
+              <w:rPr>
+                <w:rFonts w:hint="eastAsia"/>
+              </w:rPr>
+            </w:pPr>
+            <w:r>
+              <w:t xml:space="preserve">}, </w:t>
+            </w:r>
+          </w:p>
+          <w:p>
+            <w:pPr>
+              <w:ind w:left="0" w:firstLineChars="150" w:firstLine="315"/>
+              <w:rPr>
+                <w:rFonts w:hint="eastAsia"/>
+              </w:rPr>
+            </w:pPr>
+            <w:r>
+              <w:t xml:space="preserve">"Disk": </w:t>
+            </w:r>
+          </w:p>
+          <w:p>
+            <w:pPr>
+              <w:ind w:left="0" w:firstLineChars="150" w:firstLine="315"/>
+              <w:rPr>
+                <w:rFonts w:hint="eastAsia"/>
+              </w:rPr>
+            </w:pPr>
+            <w:r>
+              <w:t xml:space="preserve">[ </w:t>
+            </w:r>
+          </w:p>
+          <w:p>
+            <w:pPr>
+              <w:ind w:left="0" w:firstLineChars="300" w:firstLine="630"/>
+              <w:rPr>
+                <w:rFonts w:hint="eastAsia"/>
+              </w:rPr>
+            </w:pPr>
+            <w:r>
+              <w:t>{</w:t>
+            </w:r>
+          </w:p>
+          <w:p>
+            <w:pPr>
+              <w:ind w:left="0" w:firstLineChars="450" w:firstLine="945"/>
+              <w:rPr>
+                <w:rFonts w:hint="eastAsia"/>
+              </w:rPr>
+            </w:pPr>
+            <w:r>
+              <w:t xml:space="preserve">"Name": "/dev/sda1", </w:t>
+            </w:r>
+          </w:p>
+          <w:p>
+            <w:pPr>
+              <w:ind w:left="0" w:firstLineChars="450" w:firstLine="945"/>
+              <w:rPr>
+                <w:rFonts w:hint="eastAsia"/>
+              </w:rPr>
+            </w:pPr>
+            <w:r>
+              <w:t xml:space="preserve">"Mount": "/", </w:t>
+            </w:r>
+          </w:p>
+          <w:p>
+            <w:pPr>
+              <w:ind w:left="0" w:firstLineChars="450" w:firstLine="945"/>
+              <w:rPr>
+                <w:rFonts w:hint="eastAsia"/>
+              </w:rPr>
+            </w:pPr>
+            <w:r>
+              <w:t xml:space="preserve">"Size": 34532, </w:t>
+            </w:r>
+          </w:p>
+          <w:p>
+            <w:pPr>
+              <w:ind w:left="0" w:firstLineChars="450" w:firstLine="945"/>
+              <w:rPr>
+                <w:rFonts w:hint="eastAsia"/>
+              </w:rPr>
+            </w:pPr>
+            <w:r>
+              <w:t xml:space="preserve">"Free": 21441, </w:t>
+            </w:r>
+          </w:p>
+          <w:p>
+            <w:pPr>
+              <w:ind w:left="0" w:firstLineChars="450" w:firstLine="945"/>
+              <w:rPr>
+                <w:rFonts w:hint="eastAsia"/>
+              </w:rPr>
+            </w:pPr>
+            <w:r>
+              <w:t xml:space="preserve">"IsLocal": true, </w:t>
+            </w:r>
+          </w:p>
+          <w:p>
+            <w:pPr>
+              <w:ind w:left="0" w:firstLineChars="450" w:firstLine="945"/>
+              <w:rPr>
+                <w:rFonts w:hint="eastAsia"/>
+              </w:rPr>
+            </w:pPr>
+            <w:r>
+              <w:t xml:space="preserve">"CanUse": true </w:t>
+            </w:r>
+          </w:p>
+          <w:p>
+            <w:pPr>
+              <w:ind w:left="0" w:firstLineChars="300" w:firstLine="630"/>
+              <w:rPr>
+                <w:rFonts w:hint="eastAsia"/>
+              </w:rPr>
+            </w:pPr>
+            <w:r>
+              <w:t xml:space="preserve">}, </w:t>
+            </w:r>
+          </w:p>
+          <w:p>
+            <w:pPr>
+              <w:ind w:left="0" w:firstLineChars="300" w:firstLine="630"/>
+              <w:rPr>
+                <w:rFonts w:hint="eastAsia"/>
+              </w:rPr>
+            </w:pPr>
+            <w:r>
+              <w:t xml:space="preserve">{ </w:t>
+            </w:r>
+          </w:p>
+          <w:p>
+            <w:pPr>
+              <w:ind w:left="0" w:firstLineChars="450" w:firstLine="945"/>
+              <w:rPr>
+                <w:rFonts w:hint="eastAsia"/>
+              </w:rPr>
+            </w:pPr>
+            <w:r>
+              <w:t xml:space="preserve">"Name": "/dev/mapper/vgdata-lvdata1", </w:t>
+            </w:r>
+          </w:p>
+          <w:p>
+            <w:pPr>
+              <w:ind w:left="0" w:firstLineChars="450" w:firstLine="945"/>
+              <w:rPr>
+                <w:rFonts w:hint="eastAsia"/>
+              </w:rPr>
+            </w:pPr>
+            <w:r>
+              <w:lastRenderedPageBreak/>
+              <w:t xml:space="preserve">"Mount": "/home/mount", </w:t>
+            </w:r>
+          </w:p>
+          <w:p>
+            <w:pPr>
+              <w:ind w:left="0" w:firstLineChars="450" w:firstLine="945"/>
+              <w:rPr>
+                <w:rFonts w:hint="eastAsia"/>
+              </w:rPr>
+            </w:pPr>
+            <w:r>
+              <w:t xml:space="preserve">"Size": 47820, </w:t>
+            </w:r>
+          </w:p>
+          <w:p>
+            <w:pPr>
+              <w:ind w:left="0" w:firstLineChars="450" w:firstLine="945"/>
+              <w:rPr>
+                <w:rFonts w:hint="eastAsia"/>
+              </w:rPr>
+            </w:pPr>
+            <w:r>
+              <w:t xml:space="preserve">"Free": 22154, </w:t>
+            </w:r>
+          </w:p>
+          <w:p>
+            <w:pPr>
+              <w:ind w:left="0" w:firstLineChars="450" w:firstLine="945"/>
+              <w:rPr>
+                <w:rFonts w:hint="eastAsia"/>
+              </w:rPr>
+            </w:pPr>
+            <w:r>
+              <w:t xml:space="preserve">"IsLocal": false, </w:t>
+            </w:r>
+          </w:p>
+          <w:p>
+            <w:pPr>
+              <w:ind w:left="0" w:firstLineChars="450" w:firstLine="945"/>
+              <w:rPr>
+                <w:rFonts w:hint="eastAsia"/>
+              </w:rPr>
+            </w:pPr>
+            <w:r>
+              <w:t xml:space="preserve">"CanUse": true </w:t>
+            </w:r>
+          </w:p>
+          <w:p>
+            <w:pPr>
+              <w:ind w:left="0" w:firstLineChars="300" w:firstLine="630"/>
+              <w:rPr>
+                <w:rFonts w:hint="eastAsia"/>
+              </w:rPr>
+            </w:pPr>
+            <w:r>
+              <w:t>}</w:t>
+            </w:r>
+          </w:p>
+          <w:p>
+            <w:pPr>
+              <w:rPr>
+                <w:rFonts w:hint="eastAsia"/>
+              </w:rPr>
+            </w:pPr>
+            <w:r>
+              <w:t>]</w:t>
+            </w:r>
+          </w:p>
+          <w:p>
+            <w:pPr>
+              <w:ind w:left="0"/>
+            </w:pPr>
+            <w:r>
+              <w:t>}</w:t>
+            </w:r>
+          </w:p>
+        </w:tc>
+      </w:tr>
+      <w:tr>
+        <w:trPr>
+          <w:trHeight w:val="346"/>
+        </w:trPr>
+        <w:tc>
+          <w:tcPr>
+            <w:tcW w:w="1418" w:type="dxa"/>
+          </w:tcPr>
+          <w:p>
+            <w:pPr>
+              <w:ind w:left="0"/>
+            </w:pPr>
+            <w:r>
+              <w:rPr>
+                <w:rFonts w:hint="eastAsia"/>
+              </w:rPr>
+              <w:lastRenderedPageBreak/>
+              <w:t>说明</w:t>
+            </w:r>
+          </w:p>
+        </w:tc>
+        <w:tc>
+          <w:tcPr>
+            <w:tcW w:w="3827" w:type="dxa"/>
+          </w:tcPr>
+          <w:p>
+            <w:pPr>
+              <w:ind w:left="0"/>
+            </w:pPr>
+          </w:p>
+        </w:tc>
+        <w:tc>
+          <w:tcPr>
+            <w:tcW w:w="3544" w:type="dxa"/>
+          </w:tcPr>
+          <w:p>
+            <w:pPr>
+              <w:ind w:left="0"/>
+            </w:pPr>
+          </w:p>
+        </w:tc>
+      </w:tr>
+    </w:tbl>
+    <w:p>
+      <w:pPr>
+        <w:ind w:left="0"/>
+      </w:pPr>
     </w:p>
     <w:p>
       <w:pPr>
@@ -5578,477 +9426,11 @@
             <w:pPr>
               <w:ind w:left="0"/>
             </w:pPr>
-            <w:r>
-              <w:t>cmd</w:t>
-            </w:r>
-            <w:r>
-              <w:rPr>
-                <w:rFonts w:hint="eastAsia"/>
-              </w:rPr>
-              <w:t>：</w:t>
-            </w:r>
-            <w:r>
-              <w:rPr>
-                <w:rFonts w:hint="eastAsia"/>
-              </w:rPr>
-              <w:t>scan</w:t>
-            </w:r>
-            <w:r>
-              <w:t xml:space="preserve"> host</w:t>
-            </w:r>
-          </w:p>
-          <w:p>
-            <w:pPr>
-              <w:ind w:left="0"/>
-              <w:rPr>
-                <w:rFonts w:hint="eastAsia"/>
-              </w:rPr>
-            </w:pPr>
-            <w:r>
-              <w:t>HostInfo</w:t>
-            </w:r>
-            <w:r>
-              <w:rPr>
-                <w:rFonts w:hint="eastAsia"/>
-              </w:rPr>
-              <w:t>：主机信息</w:t>
-            </w:r>
-          </w:p>
-          <w:p>
-            <w:pPr>
-              <w:ind w:left="0"/>
-              <w:rPr>
-                <w:rFonts w:hint="eastAsia"/>
-              </w:rPr>
-            </w:pPr>
-            <w:r>
-              <w:rPr>
-                <w:rFonts w:hint="eastAsia"/>
-              </w:rPr>
-              <w:t>{</w:t>
-            </w:r>
-          </w:p>
-          <w:p>
-            <w:pPr>
-              <w:ind w:left="0"/>
-              <w:rPr>
-                <w:rFonts w:hint="eastAsia"/>
-              </w:rPr>
-            </w:pPr>
-            <w:r>
-              <w:t>ClusterName</w:t>
-            </w:r>
-            <w:r>
-              <w:rPr>
-                <w:rFonts w:hint="eastAsia"/>
-              </w:rPr>
-              <w:t>：集群名</w:t>
-            </w:r>
-          </w:p>
-          <w:p>
-            <w:pPr>
-              <w:ind w:left="0"/>
-              <w:rPr>
-                <w:rFonts w:hint="eastAsia"/>
-              </w:rPr>
-            </w:pPr>
-            <w:r>
-              <w:t>HostInfo</w:t>
-            </w:r>
-            <w:r>
-              <w:rPr>
-                <w:rFonts w:hint="eastAsia"/>
-              </w:rPr>
-              <w:t>：</w:t>
-            </w:r>
-          </w:p>
-          <w:p>
-            <w:pPr>
-              <w:ind w:left="0" w:firstLineChars="100" w:firstLine="210"/>
-              <w:rPr>
-                <w:rFonts w:hint="eastAsia"/>
-              </w:rPr>
-            </w:pPr>
-            <w:r>
-              <w:rPr>
-                <w:rFonts w:hint="eastAsia"/>
-              </w:rPr>
-              <w:t>[</w:t>
-            </w:r>
-          </w:p>
-          <w:p>
-            <w:pPr>
-              <w:ind w:left="0" w:firstLineChars="100" w:firstLine="210"/>
-              <w:rPr>
-                <w:rFonts w:hint="eastAsia"/>
-              </w:rPr>
-            </w:pPr>
-            <w:r>
-              <w:rPr>
-                <w:rFonts w:hint="eastAsia"/>
-              </w:rPr>
-              <w:t xml:space="preserve">  {</w:t>
-            </w:r>
-          </w:p>
-          <w:p>
-            <w:pPr>
-              <w:ind w:left="0" w:firstLineChars="100" w:firstLine="210"/>
-              <w:rPr>
-                <w:rFonts w:hint="eastAsia"/>
-              </w:rPr>
-            </w:pPr>
-            <w:r>
-              <w:rPr>
-                <w:rFonts w:hint="eastAsia"/>
-              </w:rPr>
-              <w:t xml:space="preserve">    IP</w:t>
-            </w:r>
-            <w:r>
-              <w:rPr>
-                <w:rFonts w:hint="eastAsia"/>
-              </w:rPr>
-              <w:t>：主机</w:t>
-            </w:r>
-            <w:r>
-              <w:rPr>
-                <w:rFonts w:hint="eastAsia"/>
-              </w:rPr>
-              <w:t>IP</w:t>
-            </w:r>
-          </w:p>
-          <w:p>
-            <w:pPr>
-              <w:ind w:left="0" w:firstLineChars="100" w:firstLine="210"/>
-              <w:rPr>
-                <w:rFonts w:hint="eastAsia"/>
-              </w:rPr>
-            </w:pPr>
-            <w:r>
-              <w:rPr>
-                <w:rFonts w:hint="eastAsia"/>
-              </w:rPr>
-              <w:t xml:space="preserve">    User</w:t>
-            </w:r>
-            <w:r>
-              <w:rPr>
-                <w:rFonts w:hint="eastAsia"/>
-              </w:rPr>
-              <w:t>：用户名</w:t>
-            </w:r>
-            <w:r>
-              <w:rPr>
-                <w:rFonts w:hint="eastAsia"/>
-              </w:rPr>
-              <w:t xml:space="preserve"> (</w:t>
-            </w:r>
-            <w:r>
-              <w:rPr>
-                <w:rFonts w:hint="eastAsia"/>
-              </w:rPr>
-              <w:t>选</w:t>
-            </w:r>
-            <w:r>
-              <w:rPr>
-                <w:rFonts w:hint="eastAsia"/>
-              </w:rPr>
-              <w:t>填</w:t>
-            </w:r>
-            <w:r>
-              <w:rPr>
-                <w:rFonts w:hint="eastAsia"/>
-              </w:rPr>
-              <w:t>)</w:t>
-            </w:r>
-          </w:p>
-          <w:p>
-            <w:pPr>
-              <w:ind w:left="0" w:firstLineChars="100" w:firstLine="210"/>
-              <w:rPr>
-                <w:rFonts w:hint="eastAsia"/>
-              </w:rPr>
-            </w:pPr>
-            <w:r>
-              <w:rPr>
-                <w:rFonts w:hint="eastAsia"/>
-              </w:rPr>
-              <w:t xml:space="preserve">    Passwd</w:t>
-            </w:r>
-            <w:r>
-              <w:rPr>
-                <w:rFonts w:hint="eastAsia"/>
-              </w:rPr>
-              <w:t>：密码</w:t>
-            </w:r>
-            <w:r>
-              <w:rPr>
-                <w:rFonts w:hint="eastAsia"/>
-              </w:rPr>
-              <w:t>(</w:t>
-            </w:r>
-            <w:r>
-              <w:rPr>
-                <w:rFonts w:hint="eastAsia"/>
-              </w:rPr>
-              <w:t>选填</w:t>
-            </w:r>
-            <w:r>
-              <w:rPr>
-                <w:rFonts w:hint="eastAsia"/>
-              </w:rPr>
-              <w:t>)</w:t>
-            </w:r>
-          </w:p>
-          <w:p>
-            <w:pPr>
-              <w:ind w:left="0" w:firstLineChars="100" w:firstLine="210"/>
-              <w:rPr>
-                <w:rFonts w:hint="eastAsia"/>
-              </w:rPr>
-            </w:pPr>
-            <w:r>
-              <w:rPr>
-                <w:rFonts w:hint="eastAsia"/>
-              </w:rPr>
-              <w:t xml:space="preserve">    SshPort</w:t>
-            </w:r>
-            <w:r>
-              <w:rPr>
-                <w:rFonts w:hint="eastAsia"/>
-              </w:rPr>
-              <w:t>：</w:t>
-            </w:r>
-            <w:r>
-              <w:rPr>
-                <w:rFonts w:hint="eastAsia"/>
-              </w:rPr>
-              <w:t>ssh</w:t>
-            </w:r>
-            <w:r>
-              <w:rPr>
-                <w:rFonts w:hint="eastAsia"/>
-              </w:rPr>
-              <w:t>服务端口</w:t>
-            </w:r>
-            <w:r>
-              <w:rPr>
-                <w:rFonts w:hint="eastAsia"/>
-              </w:rPr>
-              <w:t>(</w:t>
-            </w:r>
-            <w:r>
-              <w:rPr>
-                <w:rFonts w:hint="eastAsia"/>
-              </w:rPr>
-              <w:t>选填</w:t>
-            </w:r>
-            <w:r>
-              <w:rPr>
-                <w:rFonts w:hint="eastAsia"/>
-              </w:rPr>
-              <w:t>)</w:t>
-            </w:r>
-          </w:p>
-          <w:p>
-            <w:pPr>
-              <w:ind w:left="0" w:firstLineChars="100" w:firstLine="210"/>
-              <w:rPr>
-                <w:rFonts w:hint="eastAsia"/>
-              </w:rPr>
-            </w:pPr>
-            <w:r>
-              <w:rPr>
-                <w:rFonts w:hint="eastAsia"/>
-              </w:rPr>
-              <w:t xml:space="preserve">    AgentPort</w:t>
-            </w:r>
-            <w:r>
-              <w:rPr>
-                <w:rFonts w:hint="eastAsia"/>
-              </w:rPr>
-              <w:t>：</w:t>
-            </w:r>
-            <w:r>
-              <w:rPr>
-                <w:rFonts w:hint="eastAsia"/>
-              </w:rPr>
-              <w:t>Agent</w:t>
-            </w:r>
-            <w:r>
-              <w:rPr>
-                <w:rFonts w:hint="eastAsia"/>
-              </w:rPr>
-              <w:t>服务端口</w:t>
-            </w:r>
-            <w:r>
-              <w:rPr>
-                <w:rFonts w:hint="eastAsia"/>
-              </w:rPr>
-              <w:t>(</w:t>
-            </w:r>
-            <w:r>
-              <w:rPr>
-                <w:rFonts w:hint="eastAsia"/>
-              </w:rPr>
-              <w:t>选填</w:t>
-            </w:r>
-            <w:r>
-              <w:rPr>
-                <w:rFonts w:hint="eastAsia"/>
-              </w:rPr>
-              <w:t>)</w:t>
-            </w:r>
-          </w:p>
-          <w:p>
-            <w:pPr>
-              <w:ind w:left="0" w:firstLineChars="100" w:firstLine="210"/>
-              <w:rPr>
-                <w:rFonts w:hint="eastAsia"/>
-              </w:rPr>
-            </w:pPr>
-            <w:r>
-              <w:rPr>
-                <w:rFonts w:hint="eastAsia"/>
-              </w:rPr>
-              <w:t xml:space="preserve">  }</w:t>
-            </w:r>
-            <w:r>
-              <w:rPr>
-                <w:rFonts w:hint="eastAsia"/>
-              </w:rPr>
-              <w:t xml:space="preserve">, </w:t>
-            </w:r>
-            <w:r>
-              <w:t>…</w:t>
-            </w:r>
-          </w:p>
-          <w:p>
-            <w:pPr>
-              <w:ind w:left="0" w:firstLineChars="100" w:firstLine="210"/>
-              <w:rPr>
-                <w:rFonts w:hint="eastAsia"/>
-              </w:rPr>
-            </w:pPr>
-            <w:r>
-              <w:rPr>
-                <w:rFonts w:hint="eastAsia"/>
-              </w:rPr>
-              <w:t>]</w:t>
-            </w:r>
-          </w:p>
-          <w:p>
-            <w:pPr>
-              <w:ind w:left="0" w:firstLineChars="100" w:firstLine="210"/>
-              <w:rPr>
-                <w:rFonts w:hint="eastAsia"/>
-              </w:rPr>
-            </w:pPr>
-            <w:r>
-              <w:rPr>
-                <w:rFonts w:hint="eastAsia"/>
-              </w:rPr>
-              <w:t>User</w:t>
-            </w:r>
-            <w:r>
-              <w:rPr>
-                <w:rFonts w:hint="eastAsia"/>
-              </w:rPr>
-              <w:t>：用户名</w:t>
-            </w:r>
-          </w:p>
-          <w:p>
-            <w:pPr>
-              <w:ind w:left="0" w:firstLineChars="100" w:firstLine="210"/>
-              <w:rPr>
-                <w:rFonts w:hint="eastAsia"/>
-              </w:rPr>
-            </w:pPr>
-            <w:r>
-              <w:rPr>
-                <w:rFonts w:hint="eastAsia"/>
-              </w:rPr>
-              <w:t>Passwd</w:t>
-            </w:r>
-            <w:r>
-              <w:rPr>
-                <w:rFonts w:hint="eastAsia"/>
-              </w:rPr>
-              <w:t>：密码</w:t>
-            </w:r>
-          </w:p>
-          <w:p>
-            <w:pPr>
-              <w:ind w:left="0" w:firstLineChars="100" w:firstLine="210"/>
-              <w:rPr>
-                <w:rFonts w:hint="eastAsia"/>
-              </w:rPr>
-            </w:pPr>
-            <w:r>
-              <w:rPr>
-                <w:rFonts w:hint="eastAsia"/>
-              </w:rPr>
-              <w:t>SshPort</w:t>
-            </w:r>
-            <w:r>
-              <w:rPr>
-                <w:rFonts w:hint="eastAsia"/>
-              </w:rPr>
-              <w:t>：</w:t>
-            </w:r>
-            <w:r>
-              <w:rPr>
-                <w:rFonts w:hint="eastAsia"/>
-              </w:rPr>
-              <w:t>ssh</w:t>
-            </w:r>
-            <w:r>
-              <w:rPr>
-                <w:rFonts w:hint="eastAsia"/>
-              </w:rPr>
-              <w:t>服务端口</w:t>
-            </w:r>
-          </w:p>
-          <w:p>
-            <w:pPr>
-              <w:ind w:left="0" w:firstLineChars="100" w:firstLine="210"/>
-              <w:rPr>
-                <w:rFonts w:hint="eastAsia"/>
-              </w:rPr>
-            </w:pPr>
-            <w:r>
-              <w:rPr>
-                <w:rFonts w:hint="eastAsia"/>
-              </w:rPr>
-              <w:t>AgentPort</w:t>
-            </w:r>
-            <w:r>
-              <w:rPr>
-                <w:rFonts w:hint="eastAsia"/>
-              </w:rPr>
-              <w:t>：</w:t>
-            </w:r>
-            <w:r>
-              <w:rPr>
-                <w:rFonts w:hint="eastAsia"/>
-              </w:rPr>
-              <w:t>Agent</w:t>
-            </w:r>
-            <w:r>
-              <w:rPr>
-                <w:rFonts w:hint="eastAsia"/>
-              </w:rPr>
-              <w:t>服务端口</w:t>
-            </w:r>
-          </w:p>
-          <w:p>
-            <w:pPr>
-              <w:ind w:left="0"/>
-            </w:pPr>
-            <w:r>
-              <w:rPr>
-                <w:rFonts w:hint="eastAsia"/>
-              </w:rPr>
-              <w:t>}</w:t>
-            </w:r>
+          </w:p>
+          <w:p>
+            <w:pPr>
+              <w:ind w:left="0"/>
+            </w:pPr>
           </w:p>
         </w:tc>
         <w:tc>
@@ -6061,315 +9443,12 @@
           <w:p>
             <w:pPr>
               <w:ind w:left="0"/>
-              <w:rPr>
-                <w:rFonts w:hint="eastAsia"/>
-              </w:rPr>
-            </w:pPr>
-            <w:r>
-              <w:t>cmd=</w:t>
-            </w:r>
-            <w:r>
-              <w:rPr>
-                <w:rFonts w:hint="eastAsia"/>
-              </w:rPr>
-              <w:t>scan</w:t>
-            </w:r>
-            <w:r>
-              <w:t xml:space="preserve"> host</w:t>
-            </w:r>
-          </w:p>
-          <w:p>
-            <w:pPr>
-              <w:ind w:left="0"/>
-              <w:rPr>
-                <w:rFonts w:hint="eastAsia"/>
-              </w:rPr>
-            </w:pPr>
-            <w:r>
-              <w:t>&amp;</w:t>
-            </w:r>
-            <w:r>
-              <w:t xml:space="preserve"> HostInfo</w:t>
-            </w:r>
-            <w:r>
-              <w:t xml:space="preserve"> </w:t>
-            </w:r>
-            <w:r>
-              <w:t>=</w:t>
-            </w:r>
-          </w:p>
-          <w:p>
-            <w:pPr>
-              <w:ind w:left="0"/>
-              <w:rPr>
-                <w:rFonts w:hint="eastAsia"/>
-              </w:rPr>
-            </w:pPr>
-            <w:r>
-              <w:rPr>
-                <w:rFonts w:hint="eastAsia"/>
-              </w:rPr>
-              <w:t>{</w:t>
-            </w:r>
-          </w:p>
-          <w:p>
-            <w:pPr>
-              <w:ind w:left="0"/>
-              <w:rPr>
-                <w:rFonts w:hint="eastAsia"/>
-              </w:rPr>
-            </w:pPr>
-            <w:r>
-              <w:t>"ClusterName":"c1"</w:t>
-            </w:r>
-          </w:p>
-          <w:p>
-            <w:pPr>
-              <w:ind w:left="0"/>
-              <w:rPr>
-                <w:rFonts w:hint="eastAsia"/>
-              </w:rPr>
-            </w:pPr>
-            <w:r>
-              <w:t>"HostInfo":</w:t>
-            </w:r>
-          </w:p>
-          <w:p>
-            <w:pPr>
-              <w:ind w:left="0"/>
-              <w:rPr>
-                <w:rFonts w:hint="eastAsia"/>
-              </w:rPr>
-            </w:pPr>
-            <w:r>
-              <w:rPr>
-                <w:rFonts w:hint="eastAsia"/>
-              </w:rPr>
-              <w:t xml:space="preserve">  [</w:t>
-            </w:r>
-          </w:p>
-          <w:p>
-            <w:pPr>
-              <w:ind w:left="0" w:firstLine="405"/>
-              <w:rPr>
-                <w:rFonts w:hint="eastAsia"/>
-              </w:rPr>
-            </w:pPr>
-            <w:r>
-              <w:rPr>
-                <w:rFonts w:hint="eastAsia"/>
-              </w:rPr>
-              <w:t>{</w:t>
-            </w:r>
-          </w:p>
-          <w:p>
-            <w:pPr>
-              <w:ind w:left="0" w:firstLine="405"/>
-              <w:rPr>
-                <w:rFonts w:hint="eastAsia"/>
-              </w:rPr>
-            </w:pPr>
-            <w:r>
-              <w:rPr>
-                <w:rFonts w:hint="eastAsia"/>
-              </w:rPr>
-              <w:t xml:space="preserve">  </w:t>
-            </w:r>
-            <w:r>
-              <w:t>"IP":"192.168.20.199"</w:t>
-            </w:r>
-          </w:p>
-          <w:p>
-            <w:pPr>
-              <w:ind w:left="0" w:firstLine="405"/>
-              <w:rPr>
-                <w:rFonts w:hint="eastAsia"/>
-              </w:rPr>
-            </w:pPr>
-            <w:r>
-              <w:rPr>
-                <w:rFonts w:hint="eastAsia"/>
-              </w:rPr>
-              <w:t>}</w:t>
-            </w:r>
-            <w:r>
-              <w:rPr>
-                <w:rFonts w:hint="eastAsia"/>
-              </w:rPr>
-              <w:t>,</w:t>
-            </w:r>
-          </w:p>
-          <w:p>
-            <w:pPr>
-              <w:ind w:left="0" w:firstLine="405"/>
-              <w:rPr>
-                <w:rFonts w:hint="eastAsia"/>
-              </w:rPr>
-            </w:pPr>
-            <w:r>
-              <w:rPr>
-                <w:rFonts w:hint="eastAsia"/>
-              </w:rPr>
-              <w:t>{</w:t>
-            </w:r>
-          </w:p>
-          <w:p>
-            <w:pPr>
-              <w:ind w:left="0" w:firstLine="405"/>
-              <w:rPr>
-                <w:rFonts w:hint="eastAsia"/>
-              </w:rPr>
-            </w:pPr>
-            <w:r>
-              <w:rPr>
-                <w:rFonts w:hint="eastAsia"/>
-              </w:rPr>
-              <w:t xml:space="preserve">  </w:t>
-            </w:r>
-            <w:r>
-              <w:t>"IP":"192.168.20.</w:t>
-            </w:r>
-            <w:r>
-              <w:rPr>
-                <w:rFonts w:hint="eastAsia"/>
-              </w:rPr>
-              <w:t>200</w:t>
-            </w:r>
-            <w:r>
-              <w:t>"</w:t>
-            </w:r>
-            <w:r>
-              <w:rPr>
-                <w:rFonts w:hint="eastAsia"/>
-              </w:rPr>
-              <w:t>,</w:t>
-            </w:r>
-          </w:p>
-          <w:p>
-            <w:pPr>
-              <w:ind w:left="0" w:firstLineChars="200" w:firstLine="420"/>
-              <w:rPr>
-                <w:rFonts w:hint="eastAsia"/>
-              </w:rPr>
-            </w:pPr>
-            <w:r>
-              <w:rPr>
-                <w:rFonts w:hint="eastAsia"/>
-              </w:rPr>
-              <w:t xml:space="preserve">  </w:t>
-            </w:r>
-            <w:r>
-              <w:t>"User":"root",</w:t>
-            </w:r>
-          </w:p>
-          <w:p>
-            <w:pPr>
-              <w:ind w:left="0" w:firstLineChars="291" w:firstLine="611"/>
-              <w:rPr>
-                <w:rFonts w:hint="eastAsia"/>
-              </w:rPr>
-            </w:pPr>
-            <w:r>
-              <w:t>"</w:t>
-            </w:r>
-            <w:r>
-              <w:t xml:space="preserve"> Passwd</w:t>
-            </w:r>
-            <w:r>
-              <w:t xml:space="preserve"> ":"</w:t>
-            </w:r>
-            <w:r>
-              <w:rPr>
-                <w:rFonts w:hint="eastAsia"/>
-              </w:rPr>
-              <w:t>root</w:t>
-            </w:r>
-            <w:r>
-              <w:t>"</w:t>
-            </w:r>
-          </w:p>
-          <w:p>
-            <w:pPr>
-              <w:ind w:left="0" w:firstLine="405"/>
-              <w:rPr>
-                <w:rFonts w:hint="eastAsia"/>
-              </w:rPr>
-            </w:pPr>
-            <w:r>
-              <w:rPr>
-                <w:rFonts w:hint="eastAsia"/>
-              </w:rPr>
-              <w:t>}</w:t>
-            </w:r>
-          </w:p>
-          <w:p>
-            <w:pPr>
-              <w:ind w:left="0"/>
-              <w:rPr>
-                <w:rFonts w:hint="eastAsia"/>
-              </w:rPr>
-            </w:pPr>
-            <w:r>
-              <w:rPr>
-                <w:rFonts w:hint="eastAsia"/>
-              </w:rPr>
-              <w:t xml:space="preserve">  ]</w:t>
-            </w:r>
-          </w:p>
-          <w:p>
-            <w:pPr>
-              <w:ind w:left="0"/>
-              <w:rPr>
-                <w:rFonts w:hint="eastAsia"/>
-              </w:rPr>
-            </w:pPr>
-            <w:r>
-              <w:t>"User":"root",</w:t>
-            </w:r>
-          </w:p>
-          <w:p>
-            <w:pPr>
-              <w:ind w:left="0"/>
-              <w:rPr>
-                <w:rFonts w:hint="eastAsia"/>
-              </w:rPr>
-            </w:pPr>
-            <w:r>
-              <w:t>"Passwd":"sequoiadb",</w:t>
-            </w:r>
-          </w:p>
-          <w:p>
-            <w:pPr>
-              <w:ind w:left="0"/>
-              <w:rPr>
-                <w:rFonts w:hint="eastAsia"/>
-              </w:rPr>
-            </w:pPr>
-            <w:r>
-              <w:t>"SshPort":"22",</w:t>
-            </w:r>
-          </w:p>
-          <w:p>
-            <w:pPr>
-              <w:ind w:left="0"/>
-              <w:rPr>
-                <w:rFonts w:hint="eastAsia"/>
-              </w:rPr>
-            </w:pPr>
-            <w:r>
-              <w:t>"AgentPort":"11810"</w:t>
-            </w:r>
-          </w:p>
-          <w:p>
-            <w:pPr>
-              <w:ind w:left="0"/>
-            </w:pPr>
-            <w:r>
-              <w:rPr>
-                <w:rFonts w:hint="eastAsia"/>
-              </w:rPr>
-              <w:t>}</w:t>
-            </w:r>
+            </w:pPr>
+          </w:p>
+          <w:p>
+            <w:pPr>
+              <w:ind w:left="0"/>
+            </w:pPr>
           </w:p>
         </w:tc>
       </w:tr>
@@ -6387,9 +9466,6 @@
           <w:p>
             <w:pPr>
               <w:ind w:left="0"/>
-              <w:rPr>
-                <w:rFonts w:hint="eastAsia"/>
-              </w:rPr>
             </w:pPr>
             <w:r>
               <w:rPr>
@@ -6504,6 +9580,7 @@
               <w:rPr>
                 <w:rFonts w:hint="eastAsia"/>
               </w:rPr>
+              <w:lastRenderedPageBreak/>
               <w:t>响应内容</w:t>
             </w:r>
           </w:p>
@@ -6516,186 +9593,11 @@
             <w:pPr>
               <w:ind w:left="0"/>
             </w:pPr>
-            <w:r>
-              <w:rPr>
-                <w:rFonts w:hint="eastAsia"/>
-              </w:rPr>
-              <w:t>{</w:t>
-            </w:r>
-          </w:p>
-          <w:p>
-            <w:pPr>
-              <w:ind w:left="0"/>
-            </w:pPr>
-            <w:r>
-              <w:t>Rc</w:t>
-            </w:r>
-            <w:r>
-              <w:rPr>
-                <w:rFonts w:hint="eastAsia"/>
-              </w:rPr>
-              <w:t>：返回码</w:t>
-            </w:r>
-          </w:p>
-          <w:p>
-            <w:pPr>
-              <w:ind w:left="0"/>
-            </w:pPr>
-            <w:r>
-              <w:rPr>
-                <w:rFonts w:hint="eastAsia"/>
-              </w:rPr>
-              <w:t>detail</w:t>
-            </w:r>
-            <w:r>
-              <w:rPr>
-                <w:rFonts w:hint="eastAsia"/>
-              </w:rPr>
-              <w:t>：失败时的错误描述（可选）</w:t>
-            </w:r>
-          </w:p>
-          <w:p>
-            <w:pPr>
-              <w:ind w:left="0"/>
-            </w:pPr>
-            <w:r>
-              <w:rPr>
-                <w:rFonts w:hint="eastAsia"/>
-              </w:rPr>
-              <w:t>}</w:t>
-            </w:r>
-          </w:p>
-          <w:p>
-            <w:pPr>
-              <w:ind w:left="0"/>
-              <w:rPr>
-                <w:rFonts w:hint="eastAsia"/>
-              </w:rPr>
-            </w:pPr>
-            <w:r>
-              <w:t xml:space="preserve">{ </w:t>
-            </w:r>
-          </w:p>
-          <w:p>
-            <w:pPr>
-              <w:ind w:left="0" w:firstLineChars="100" w:firstLine="210"/>
-              <w:rPr>
-                <w:rFonts w:hint="eastAsia"/>
-              </w:rPr>
-            </w:pPr>
-            <w:r>
-              <w:t>IP</w:t>
-            </w:r>
-            <w:r>
-              <w:rPr>
-                <w:rFonts w:hint="eastAsia"/>
-              </w:rPr>
-              <w:t>：</w:t>
-            </w:r>
-            <w:r>
-              <w:rPr>
-                <w:rFonts w:hint="eastAsia"/>
-              </w:rPr>
-              <w:t>IP</w:t>
-            </w:r>
-            <w:r>
-              <w:rPr>
-                <w:rFonts w:hint="eastAsia"/>
-              </w:rPr>
-              <w:t>地址</w:t>
-            </w:r>
-            <w:r>
-              <w:t xml:space="preserve"> </w:t>
-            </w:r>
-          </w:p>
-          <w:p>
-            <w:pPr>
-              <w:ind w:left="0" w:firstLineChars="100" w:firstLine="210"/>
-              <w:rPr>
-                <w:rFonts w:hint="eastAsia"/>
-              </w:rPr>
-            </w:pPr>
-            <w:r>
-              <w:t>Ping</w:t>
-            </w:r>
-            <w:r>
-              <w:rPr>
-                <w:rFonts w:hint="eastAsia"/>
-              </w:rPr>
-              <w:t>：能否</w:t>
-            </w:r>
-            <w:r>
-              <w:rPr>
-                <w:rFonts w:hint="eastAsia"/>
-              </w:rPr>
-              <w:t>ping</w:t>
-            </w:r>
-            <w:r>
-              <w:rPr>
-                <w:rFonts w:hint="eastAsia"/>
-              </w:rPr>
-              <w:t>通</w:t>
-            </w:r>
-          </w:p>
-          <w:p>
-            <w:pPr>
-              <w:ind w:left="0" w:firstLineChars="100" w:firstLine="210"/>
-              <w:rPr>
-                <w:rFonts w:hint="eastAsia"/>
-              </w:rPr>
-            </w:pPr>
-            <w:r>
-              <w:t>Ssh</w:t>
-            </w:r>
-            <w:r>
-              <w:rPr>
-                <w:rFonts w:hint="eastAsia"/>
-              </w:rPr>
-              <w:t>：</w:t>
-            </w:r>
-            <w:r>
-              <w:rPr>
-                <w:rFonts w:hint="eastAsia"/>
-              </w:rPr>
-              <w:t>ssh</w:t>
-            </w:r>
-            <w:r>
-              <w:rPr>
-                <w:rFonts w:hint="eastAsia"/>
-              </w:rPr>
-              <w:t>能否登陆</w:t>
-            </w:r>
-          </w:p>
-          <w:p>
-            <w:pPr>
-              <w:ind w:left="0" w:firstLineChars="100" w:firstLine="210"/>
-              <w:rPr>
-                <w:rFonts w:hint="eastAsia"/>
-              </w:rPr>
-            </w:pPr>
-            <w:r>
-              <w:t>HostName</w:t>
-            </w:r>
-            <w:r>
-              <w:rPr>
-                <w:rFonts w:hint="eastAsia"/>
-              </w:rPr>
-              <w:t>：该机器上的</w:t>
-            </w:r>
-            <w:r>
-              <w:rPr>
-                <w:rFonts w:hint="eastAsia"/>
-              </w:rPr>
-              <w:t>HostName</w:t>
-            </w:r>
-          </w:p>
-          <w:p>
-            <w:pPr>
-              <w:ind w:left="0"/>
-            </w:pPr>
-            <w:r>
-              <w:t>}</w:t>
-            </w:r>
+          </w:p>
+          <w:p>
+            <w:pPr>
+              <w:ind w:left="0"/>
+            </w:pPr>
           </w:p>
         </w:tc>
         <w:tc>
@@ -6705,106 +9607,12 @@
           <w:p>
             <w:pPr>
               <w:ind w:left="0"/>
-              <w:rPr>
-                <w:rFonts w:hint="eastAsia"/>
-              </w:rPr>
-            </w:pPr>
-            <w:r>
-              <w:t xml:space="preserve">{ </w:t>
-            </w:r>
-          </w:p>
-          <w:p>
-            <w:pPr>
-              <w:ind w:left="0"/>
-              <w:rPr>
-                <w:rFonts w:hint="eastAsia"/>
-              </w:rPr>
-            </w:pPr>
-            <w:r>
-              <w:t xml:space="preserve">"Rc": 0 </w:t>
-            </w:r>
-          </w:p>
-          <w:p>
-            <w:pPr>
-              <w:ind w:left="0"/>
-              <w:rPr>
-                <w:rFonts w:hint="eastAsia"/>
-              </w:rPr>
-            </w:pPr>
-          </w:p>
-          <w:p>
-            <w:pPr>
-              <w:ind w:left="0"/>
-              <w:rPr>
-                <w:rFonts w:hint="eastAsia"/>
-              </w:rPr>
-            </w:pPr>
-            <w:r>
-              <w:t>}</w:t>
-            </w:r>
-          </w:p>
-          <w:p>
-            <w:pPr>
-              <w:ind w:left="0"/>
-              <w:rPr>
-                <w:rFonts w:hint="eastAsia"/>
-              </w:rPr>
-            </w:pPr>
-            <w:r>
-              <w:t xml:space="preserve">{ </w:t>
-            </w:r>
-          </w:p>
-          <w:p>
-            <w:pPr>
-              <w:ind w:left="0" w:firstLineChars="100" w:firstLine="210"/>
-              <w:rPr>
-                <w:rFonts w:hint="eastAsia"/>
-              </w:rPr>
-            </w:pPr>
-            <w:r>
-              <w:t xml:space="preserve">"IP": "192.168.20.196", </w:t>
-            </w:r>
-          </w:p>
-          <w:p>
-            <w:pPr>
-              <w:ind w:left="0" w:firstLineChars="100" w:firstLine="210"/>
-              <w:rPr>
-                <w:rFonts w:hint="eastAsia"/>
-              </w:rPr>
-            </w:pPr>
-            <w:r>
-              <w:t xml:space="preserve">"Ping": true, </w:t>
-            </w:r>
-          </w:p>
-          <w:p>
-            <w:pPr>
-              <w:ind w:left="0" w:firstLineChars="100" w:firstLine="210"/>
-              <w:rPr>
-                <w:rFonts w:hint="eastAsia"/>
-              </w:rPr>
-            </w:pPr>
-            <w:r>
-              <w:t xml:space="preserve">"Ssh": true, </w:t>
-            </w:r>
-          </w:p>
-          <w:p>
-            <w:pPr>
-              <w:ind w:left="0" w:firstLineChars="100" w:firstLine="210"/>
-              <w:rPr>
-                <w:rFonts w:hint="eastAsia"/>
-              </w:rPr>
-            </w:pPr>
-            <w:r>
-              <w:t>"HostName": "data0"</w:t>
-            </w:r>
-          </w:p>
-          <w:p>
-            <w:pPr>
-              <w:ind w:left="0"/>
-            </w:pPr>
-            <w:r>
-              <w:t>}</w:t>
-            </w:r>
+            </w:pPr>
+          </w:p>
+          <w:p>
+            <w:pPr>
+              <w:ind w:left="0"/>
+            </w:pPr>
           </w:p>
         </w:tc>
       </w:tr>
@@ -6819,15 +9627,11 @@
           <w:p>
             <w:pPr>
               <w:ind w:left="0"/>
-              <w:rPr>
-                <w:rFonts w:hint="eastAsia"/>
-              </w:rPr>
-            </w:pPr>
-            <w:r>
-              <w:rPr>
-                <w:rFonts w:hint="eastAsia"/>
-              </w:rPr>
-              <w:lastRenderedPageBreak/>
+            </w:pPr>
+            <w:r>
+              <w:rPr>
+                <w:rFonts w:hint="eastAsia"/>
+              </w:rPr>
               <w:t>说明</w:t>
             </w:r>
           </w:p>
@@ -6839,9 +9643,6 @@
           <w:p>
             <w:pPr>
               <w:ind w:left="0"/>
-              <w:rPr>
-                <w:rFonts w:hint="eastAsia"/>
-              </w:rPr>
             </w:pPr>
           </w:p>
         </w:tc>
@@ -7027,7 +9828,7 @@
               <w:rPr>
                 <w:rFonts w:hint="eastAsia"/>
               </w:rPr>
-              <w:t>：</w:t>
+              <w:t>:</w:t>
             </w:r>
             <w:r>
               <w:t xml:space="preserve">query business </w:t>
@@ -7049,10 +9850,13 @@
               <w:ind w:left="0"/>
             </w:pPr>
             <w:r>
-              <w:t>cmd=</w:t>
-            </w:r>
-            <w:r>
-              <w:t xml:space="preserve"> query business </w:t>
+              <w:t>cmd</w:t>
+            </w:r>
+            <w:r>
+              <w:t>=</w:t>
+            </w:r>
+            <w:r>
+              <w:t xml:space="preserve">query business </w:t>
             </w:r>
             <w:r>
               <w:rPr>
@@ -7071,9 +9875,6 @@
           <w:p>
             <w:pPr>
               <w:ind w:left="0"/>
-              <w:rPr>
-                <w:rFonts w:hint="eastAsia"/>
-              </w:rPr>
             </w:pPr>
             <w:r>
               <w:rPr>
@@ -7188,13 +9989,19 @@
               <w:ind w:left="0"/>
             </w:pPr>
             <w:r>
-              <w:t>Rc</w:t>
-            </w:r>
-            <w:r>
-              <w:rPr>
-                <w:rFonts w:hint="eastAsia"/>
-              </w:rPr>
-              <w:t>：返回码</w:t>
+              <w:t>errno</w:t>
+            </w:r>
+            <w:r>
+              <w:rPr>
+                <w:rFonts w:hint="eastAsia"/>
+              </w:rPr>
+              <w:t>:</w:t>
+            </w:r>
+            <w:r>
+              <w:rPr>
+                <w:rFonts w:hint="eastAsia"/>
+              </w:rPr>
+              <w:t>返回码</w:t>
             </w:r>
           </w:p>
           <w:p>
@@ -7211,7 +10018,13 @@
               <w:rPr>
                 <w:rFonts w:hint="eastAsia"/>
               </w:rPr>
-              <w:t>：失败时的错误描述（可选）</w:t>
+              <w:t>:</w:t>
+            </w:r>
+            <w:r>
+              <w:rPr>
+                <w:rFonts w:hint="eastAsia"/>
+              </w:rPr>
+              <w:t>失败时的错误描述（可选）</w:t>
             </w:r>
           </w:p>
           <w:p>
@@ -7247,7 +10060,13 @@
               <w:rPr>
                 <w:rFonts w:hint="eastAsia"/>
               </w:rPr>
-              <w:t>：业务列表</w:t>
+              <w:t>:</w:t>
+            </w:r>
+            <w:r>
+              <w:rPr>
+                <w:rFonts w:hint="eastAsia"/>
+              </w:rPr>
+              <w:t>业务列表</w:t>
             </w:r>
           </w:p>
           <w:p>
@@ -7280,7 +10099,13 @@
               <w:rPr>
                 <w:rFonts w:hint="eastAsia"/>
               </w:rPr>
-              <w:t>：业务类型</w:t>
+              <w:t>:</w:t>
+            </w:r>
+            <w:r>
+              <w:rPr>
+                <w:rFonts w:hint="eastAsia"/>
+              </w:rPr>
+              <w:t>业务类型</w:t>
             </w:r>
           </w:p>
           <w:p>
@@ -7294,7 +10119,13 @@
               <w:rPr>
                 <w:rFonts w:hint="eastAsia"/>
               </w:rPr>
-              <w:t>：业务描述</w:t>
+              <w:t>:</w:t>
+            </w:r>
+            <w:r>
+              <w:rPr>
+                <w:rFonts w:hint="eastAsia"/>
+              </w:rPr>
+              <w:t>业务描述</w:t>
             </w:r>
           </w:p>
           <w:p>
@@ -7348,7 +10179,7 @@
               <w:t>"</w:t>
             </w:r>
             <w:r>
-              <w:t>Rc</w:t>
+              <w:t>errno</w:t>
             </w:r>
             <w:r>
               <w:t>":0</w:t>
@@ -7487,9 +10318,6 @@
           <w:p>
             <w:pPr>
               <w:ind w:left="0"/>
-              <w:rPr>
-                <w:rFonts w:hint="eastAsia"/>
-              </w:rPr>
             </w:pPr>
             <w:r>
               <w:rPr>
@@ -7506,9 +10334,6 @@
           <w:p>
             <w:pPr>
               <w:ind w:left="0"/>
-              <w:rPr>
-                <w:rFonts w:hint="eastAsia"/>
-              </w:rPr>
             </w:pPr>
           </w:p>
         </w:tc>
@@ -7537,6 +10362,7 @@
         <w:rPr>
           <w:rFonts w:hint="eastAsia"/>
         </w:rPr>
+        <w:lastRenderedPageBreak/>
         <w:t>获取业务配置模板</w:t>
       </w:r>
       <w:r>
@@ -7682,7 +10508,7 @@
               <w:rPr>
                 <w:rFonts w:hint="eastAsia"/>
               </w:rPr>
-              <w:t>：</w:t>
+              <w:t>:</w:t>
             </w:r>
             <w:r>
               <w:t>query business template</w:t>
@@ -7699,7 +10525,13 @@
               <w:rPr>
                 <w:rFonts w:hint="eastAsia"/>
               </w:rPr>
-              <w:t>：业务类型</w:t>
+              <w:t>:</w:t>
+            </w:r>
+            <w:r>
+              <w:rPr>
+                <w:rFonts w:hint="eastAsia"/>
+              </w:rPr>
+              <w:t>业务类型</w:t>
             </w:r>
             <w:r>
               <w:rPr>
@@ -7742,10 +10574,10 @@
               <w:ind w:left="0"/>
             </w:pPr>
             <w:r>
-              <w:t>cmd=</w:t>
-            </w:r>
-            <w:r>
-              <w:t xml:space="preserve"> </w:t>
+              <w:t>cmd</w:t>
+            </w:r>
+            <w:r>
+              <w:t>=</w:t>
             </w:r>
             <w:r>
               <w:t>query business template</w:t>
@@ -7773,9 +10605,6 @@
           <w:p>
             <w:pPr>
               <w:ind w:left="0"/>
-              <w:rPr>
-                <w:rFonts w:hint="eastAsia"/>
-              </w:rPr>
             </w:pPr>
             <w:r>
               <w:rPr>
@@ -7866,7 +10695,6 @@
               <w:rPr>
                 <w:rFonts w:hint="eastAsia"/>
               </w:rPr>
-              <w:lastRenderedPageBreak/>
               <w:t>响应内容</w:t>
             </w:r>
           </w:p>
@@ -7891,13 +10719,19 @@
               <w:ind w:left="0"/>
             </w:pPr>
             <w:r>
-              <w:t>Rc</w:t>
-            </w:r>
-            <w:r>
-              <w:rPr>
-                <w:rFonts w:hint="eastAsia"/>
-              </w:rPr>
-              <w:t>：返回码</w:t>
+              <w:t>errno</w:t>
+            </w:r>
+            <w:r>
+              <w:rPr>
+                <w:rFonts w:hint="eastAsia"/>
+              </w:rPr>
+              <w:t>:</w:t>
+            </w:r>
+            <w:r>
+              <w:rPr>
+                <w:rFonts w:hint="eastAsia"/>
+              </w:rPr>
+              <w:t>返回码</w:t>
             </w:r>
           </w:p>
           <w:p>
@@ -7914,7 +10748,13 @@
               <w:rPr>
                 <w:rFonts w:hint="eastAsia"/>
               </w:rPr>
-              <w:t>：失败时的错误描述（可选）</w:t>
+              <w:t>:</w:t>
+            </w:r>
+            <w:r>
+              <w:rPr>
+                <w:rFonts w:hint="eastAsia"/>
+              </w:rPr>
+              <w:t>失败时的错误描述（可选）</w:t>
             </w:r>
           </w:p>
           <w:p>
@@ -7950,7 +10790,13 @@
               <w:rPr>
                 <w:rFonts w:hint="eastAsia"/>
               </w:rPr>
-              <w:t>：业务部署模式</w:t>
+              <w:t>:</w:t>
+            </w:r>
+            <w:r>
+              <w:rPr>
+                <w:rFonts w:hint="eastAsia"/>
+              </w:rPr>
+              <w:t>业务部署模式</w:t>
             </w:r>
             <w:r>
               <w:rPr>
@@ -7994,7 +10840,13 @@
               <w:rPr>
                 <w:rFonts w:hint="eastAsia"/>
               </w:rPr>
-              <w:t>：页面名字（网页显示使用）</w:t>
+              <w:t>:</w:t>
+            </w:r>
+            <w:r>
+              <w:rPr>
+                <w:rFonts w:hint="eastAsia"/>
+              </w:rPr>
+              <w:t>页面名字（网页显示使用）</w:t>
             </w:r>
           </w:p>
           <w:p>
@@ -8008,7 +10860,13 @@
               <w:rPr>
                 <w:rFonts w:hint="eastAsia"/>
               </w:rPr>
-              <w:t>：业务类型</w:t>
+              <w:t>:</w:t>
+            </w:r>
+            <w:r>
+              <w:rPr>
+                <w:rFonts w:hint="eastAsia"/>
+              </w:rPr>
+              <w:t>业务类型</w:t>
             </w:r>
           </w:p>
           <w:p>
@@ -8022,7 +10880,13 @@
               <w:rPr>
                 <w:rFonts w:hint="eastAsia"/>
               </w:rPr>
-              <w:t>：配置项</w:t>
+              <w:t>:</w:t>
+            </w:r>
+            <w:r>
+              <w:rPr>
+                <w:rFonts w:hint="eastAsia"/>
+              </w:rPr>
+              <w:t>配置项</w:t>
             </w:r>
           </w:p>
           <w:p>
@@ -8064,7 +10928,13 @@
               <w:rPr>
                 <w:rFonts w:hint="eastAsia"/>
               </w:rPr>
-              <w:t>：配置项的名字</w:t>
+              <w:t>:</w:t>
+            </w:r>
+            <w:r>
+              <w:rPr>
+                <w:rFonts w:hint="eastAsia"/>
+              </w:rPr>
+              <w:t>配置项的名字</w:t>
             </w:r>
           </w:p>
           <w:p>
@@ -8084,7 +10954,7 @@
               <w:rPr>
                 <w:rFonts w:hint="eastAsia"/>
               </w:rPr>
-              <w:t>：</w:t>
+              <w:t>:</w:t>
             </w:r>
             <w:r>
               <w:rPr>
@@ -8128,7 +10998,13 @@
               <w:rPr>
                 <w:rFonts w:hint="eastAsia"/>
               </w:rPr>
-              <w:t>：配置项的默认值</w:t>
+              <w:t>:</w:t>
+            </w:r>
+            <w:r>
+              <w:rPr>
+                <w:rFonts w:hint="eastAsia"/>
+              </w:rPr>
+              <w:t>配置项的默认值</w:t>
             </w:r>
           </w:p>
           <w:p>
@@ -8148,7 +11024,13 @@
               <w:rPr>
                 <w:rFonts w:hint="eastAsia"/>
               </w:rPr>
-              <w:t>：配置项的合法范围</w:t>
+              <w:t>:</w:t>
+            </w:r>
+            <w:r>
+              <w:rPr>
+                <w:rFonts w:hint="eastAsia"/>
+              </w:rPr>
+              <w:t>配置项的合法范围</w:t>
             </w:r>
             <w:r>
               <w:rPr>
@@ -8160,7 +11042,13 @@
               <w:rPr>
                 <w:rFonts w:hint="eastAsia"/>
               </w:rPr>
-              <w:t>例：</w:t>
+              <w:t>例</w:t>
+            </w:r>
+            <w:r>
+              <w:rPr>
+                <w:rFonts w:hint="eastAsia"/>
+              </w:rPr>
+              <w:t>:</w:t>
             </w:r>
             <w:r>
               <w:rPr>
@@ -8180,7 +11068,13 @@
               <w:rPr>
                 <w:rFonts w:hint="eastAsia"/>
               </w:rPr>
-              <w:t>：配置项的页面显示样式</w:t>
+              <w:t>:</w:t>
+            </w:r>
+            <w:r>
+              <w:rPr>
+                <w:rFonts w:hint="eastAsia"/>
+              </w:rPr>
+              <w:t>配置项的页面显示样式</w:t>
             </w:r>
           </w:p>
           <w:p>
@@ -8194,7 +11088,7 @@
               <w:rPr>
                 <w:rFonts w:hint="eastAsia"/>
               </w:rPr>
-              <w:t>：</w:t>
+              <w:t>:</w:t>
             </w:r>
             <w:r>
               <w:rPr>
@@ -8220,7 +11114,7 @@
               <w:rPr>
                 <w:rFonts w:hint="eastAsia"/>
               </w:rPr>
-              <w:t>：</w:t>
+              <w:t>:</w:t>
             </w:r>
             <w:r>
               <w:rPr>
@@ -8246,7 +11140,7 @@
               <w:rPr>
                 <w:rFonts w:hint="eastAsia"/>
               </w:rPr>
-              <w:t>：</w:t>
+              <w:t>:</w:t>
             </w:r>
             <w:r>
               <w:rPr>
@@ -8272,7 +11166,13 @@
               <w:rPr>
                 <w:rFonts w:hint="eastAsia"/>
               </w:rPr>
-              <w:t>：页面名字（网页显示）</w:t>
+              <w:t>:</w:t>
+            </w:r>
+            <w:r>
+              <w:rPr>
+                <w:rFonts w:hint="eastAsia"/>
+              </w:rPr>
+              <w:t>页面名字（网页显示）</w:t>
             </w:r>
           </w:p>
           <w:p>
@@ -8338,7 +11238,7 @@
               <w:t>"</w:t>
             </w:r>
             <w:r>
-              <w:t>Rc</w:t>
+              <w:t>errno</w:t>
             </w:r>
             <w:r>
               <w:t>":0</w:t>
@@ -8534,9 +11434,6 @@
           <w:p>
             <w:pPr>
               <w:ind w:left="0"/>
-              <w:rPr>
-                <w:rFonts w:hint="eastAsia"/>
-              </w:rPr>
             </w:pPr>
             <w:r>
               <w:rPr>
@@ -8553,9 +11450,6 @@
           <w:p>
             <w:pPr>
               <w:ind w:left="0"/>
-              <w:rPr>
-                <w:rFonts w:hint="eastAsia"/>
-              </w:rPr>
             </w:pPr>
           </w:p>
         </w:tc>
@@ -8764,7 +11658,7 @@
               <w:rPr>
                 <w:rFonts w:hint="eastAsia"/>
               </w:rPr>
-              <w:t>：</w:t>
+              <w:t>:</w:t>
             </w:r>
             <w:r>
               <w:t>config business</w:t>
@@ -8775,6 +11669,7 @@
               <w:ind w:left="0"/>
             </w:pPr>
             <w:r>
+              <w:lastRenderedPageBreak/>
               <w:t>TemplateInfo</w:t>
             </w:r>
             <w:r>
@@ -8787,7 +11682,13 @@
               <w:rPr>
                 <w:rFonts w:hint="eastAsia"/>
               </w:rPr>
-              <w:t>：配置模板信息</w:t>
+              <w:t>:</w:t>
+            </w:r>
+            <w:r>
+              <w:rPr>
+                <w:rFonts w:hint="eastAsia"/>
+              </w:rPr>
+              <w:t>配置模板信息</w:t>
             </w:r>
           </w:p>
           <w:p>
@@ -8812,7 +11713,13 @@
               <w:rPr>
                 <w:rFonts w:hint="eastAsia"/>
               </w:rPr>
-              <w:t>：集群名</w:t>
+              <w:t>:</w:t>
+            </w:r>
+            <w:r>
+              <w:rPr>
+                <w:rFonts w:hint="eastAsia"/>
+              </w:rPr>
+              <w:t>集群名</w:t>
             </w:r>
           </w:p>
           <w:p>
@@ -8826,7 +11733,13 @@
               <w:rPr>
                 <w:rFonts w:hint="eastAsia"/>
               </w:rPr>
-              <w:t>：业务类型</w:t>
+              <w:t>:</w:t>
+            </w:r>
+            <w:r>
+              <w:rPr>
+                <w:rFonts w:hint="eastAsia"/>
+              </w:rPr>
+              <w:t>业务类型</w:t>
             </w:r>
           </w:p>
           <w:p>
@@ -8840,7 +11753,13 @@
               <w:rPr>
                 <w:rFonts w:hint="eastAsia"/>
               </w:rPr>
-              <w:t>：业务名</w:t>
+              <w:t>:</w:t>
+            </w:r>
+            <w:r>
+              <w:rPr>
+                <w:rFonts w:hint="eastAsia"/>
+              </w:rPr>
+              <w:t>业务名</w:t>
             </w:r>
           </w:p>
           <w:p>
@@ -8854,7 +11773,13 @@
               <w:rPr>
                 <w:rFonts w:hint="eastAsia"/>
               </w:rPr>
-              <w:t>：业务部署模式</w:t>
+              <w:t>:</w:t>
+            </w:r>
+            <w:r>
+              <w:rPr>
+                <w:rFonts w:hint="eastAsia"/>
+              </w:rPr>
+              <w:t>业务部署模式</w:t>
             </w:r>
             <w:r>
               <w:rPr>
@@ -8898,7 +11823,13 @@
               <w:rPr>
                 <w:rFonts w:hint="eastAsia"/>
               </w:rPr>
-              <w:t>：配置项</w:t>
+              <w:t>:</w:t>
+            </w:r>
+            <w:r>
+              <w:rPr>
+                <w:rFonts w:hint="eastAsia"/>
+              </w:rPr>
+              <w:t>配置项</w:t>
             </w:r>
           </w:p>
           <w:p>
@@ -8940,7 +11871,13 @@
               <w:rPr>
                 <w:rFonts w:hint="eastAsia"/>
               </w:rPr>
-              <w:t>：配置项的名字</w:t>
+              <w:t>:</w:t>
+            </w:r>
+            <w:r>
+              <w:rPr>
+                <w:rFonts w:hint="eastAsia"/>
+              </w:rPr>
+              <w:t>配置项的名字</w:t>
             </w:r>
           </w:p>
           <w:p>
@@ -8951,7 +11888,6 @@
               <w:rPr>
                 <w:rFonts w:hint="eastAsia"/>
               </w:rPr>
-              <w:lastRenderedPageBreak/>
               <w:t xml:space="preserve">  </w:t>
             </w:r>
             <w:r>
@@ -8964,7 +11900,13 @@
               <w:rPr>
                 <w:rFonts w:hint="eastAsia"/>
               </w:rPr>
-              <w:t>：配置项的</w:t>
+              <w:t>:</w:t>
+            </w:r>
+            <w:r>
+              <w:rPr>
+                <w:rFonts w:hint="eastAsia"/>
+              </w:rPr>
+              <w:t>配置项的</w:t>
             </w:r>
             <w:r>
               <w:rPr>
@@ -9015,7 +11957,13 @@
               <w:rPr>
                 <w:rFonts w:hint="eastAsia"/>
               </w:rPr>
-              <w:t>：主机信息</w:t>
+              <w:t>:</w:t>
+            </w:r>
+            <w:r>
+              <w:rPr>
+                <w:rFonts w:hint="eastAsia"/>
+              </w:rPr>
+              <w:t>主机信息</w:t>
             </w:r>
             <w:r>
               <w:rPr>
@@ -9072,6 +12020,7 @@
               <w:rPr>
                 <w:rFonts w:hint="eastAsia"/>
               </w:rPr>
+              <w:lastRenderedPageBreak/>
               <w:t>&amp;</w:t>
             </w:r>
             <w:r>
@@ -9161,7 +12110,6 @@
               <w:ind w:left="0" w:firstLineChars="300" w:firstLine="630"/>
             </w:pPr>
             <w:r>
-              <w:lastRenderedPageBreak/>
               <w:t>"Value":"1"</w:t>
             </w:r>
           </w:p>
@@ -9253,9 +12201,6 @@
           <w:p>
             <w:pPr>
               <w:ind w:left="0"/>
-              <w:rPr>
-                <w:rFonts w:hint="eastAsia"/>
-              </w:rPr>
             </w:pPr>
             <w:r>
               <w:rPr>
@@ -9371,13 +12316,19 @@
               <w:ind w:left="0"/>
             </w:pPr>
             <w:r>
-              <w:t>Rc</w:t>
-            </w:r>
-            <w:r>
-              <w:rPr>
-                <w:rFonts w:hint="eastAsia"/>
-              </w:rPr>
-              <w:t>：返回码</w:t>
+              <w:t>errno</w:t>
+            </w:r>
+            <w:r>
+              <w:rPr>
+                <w:rFonts w:hint="eastAsia"/>
+              </w:rPr>
+              <w:t>:</w:t>
+            </w:r>
+            <w:r>
+              <w:rPr>
+                <w:rFonts w:hint="eastAsia"/>
+              </w:rPr>
+              <w:t>返回码</w:t>
             </w:r>
           </w:p>
           <w:p>
@@ -9394,7 +12345,13 @@
               <w:rPr>
                 <w:rFonts w:hint="eastAsia"/>
               </w:rPr>
-              <w:t>：失败时的错误描述（可选）</w:t>
+              <w:t>:</w:t>
+            </w:r>
+            <w:r>
+              <w:rPr>
+                <w:rFonts w:hint="eastAsia"/>
+              </w:rPr>
+              <w:t>失败时的错误描述（可选）</w:t>
             </w:r>
           </w:p>
           <w:p>
@@ -9433,7 +12390,7 @@
               <w:rPr>
                 <w:rFonts w:hint="eastAsia"/>
               </w:rPr>
-              <w:t>：</w:t>
+              <w:t>:</w:t>
             </w:r>
             <w:r>
               <w:rPr>
@@ -9487,7 +12444,13 @@
               <w:rPr>
                 <w:rFonts w:hint="eastAsia"/>
               </w:rPr>
-              <w:t>：节点所在主机</w:t>
+              <w:t>:</w:t>
+            </w:r>
+            <w:r>
+              <w:rPr>
+                <w:rFonts w:hint="eastAsia"/>
+              </w:rPr>
+              <w:t>节点所在主机</w:t>
             </w:r>
           </w:p>
           <w:p>
@@ -9507,7 +12470,13 @@
               <w:rPr>
                 <w:rFonts w:hint="eastAsia"/>
               </w:rPr>
-              <w:t>：节点数据分组</w:t>
+              <w:t>:</w:t>
+            </w:r>
+            <w:r>
+              <w:rPr>
+                <w:rFonts w:hint="eastAsia"/>
+              </w:rPr>
+              <w:t>节点数据分组</w:t>
             </w:r>
           </w:p>
           <w:p>
@@ -9527,7 +12496,13 @@
               <w:rPr>
                 <w:rFonts w:hint="eastAsia"/>
               </w:rPr>
-              <w:t>：节点数据目录</w:t>
+              <w:t>:</w:t>
+            </w:r>
+            <w:r>
+              <w:rPr>
+                <w:rFonts w:hint="eastAsia"/>
+              </w:rPr>
+              <w:t>节点数据目录</w:t>
             </w:r>
           </w:p>
           <w:p>
@@ -9547,7 +12522,13 @@
               <w:rPr>
                 <w:rFonts w:hint="eastAsia"/>
               </w:rPr>
-              <w:t>：节点服务端口</w:t>
+              <w:t>:</w:t>
+            </w:r>
+            <w:r>
+              <w:rPr>
+                <w:rFonts w:hint="eastAsia"/>
+              </w:rPr>
+              <w:t>节点服务端口</w:t>
             </w:r>
           </w:p>
           <w:p>
@@ -9567,7 +12548,13 @@
               <w:rPr>
                 <w:rFonts w:hint="eastAsia"/>
               </w:rPr>
-              <w:t>：日志级别</w:t>
+              <w:t>:</w:t>
+            </w:r>
+            <w:r>
+              <w:rPr>
+                <w:rFonts w:hint="eastAsia"/>
+              </w:rPr>
+              <w:t>日志级别</w:t>
             </w:r>
           </w:p>
           <w:p>
@@ -9587,7 +12574,13 @@
               <w:rPr>
                 <w:rFonts w:hint="eastAsia"/>
               </w:rPr>
-              <w:t>：节点角色</w:t>
+              <w:t>:</w:t>
+            </w:r>
+            <w:r>
+              <w:rPr>
+                <w:rFonts w:hint="eastAsia"/>
+              </w:rPr>
+              <w:t>节点角色</w:t>
             </w:r>
           </w:p>
           <w:p>
@@ -9607,7 +12600,13 @@
               <w:rPr>
                 <w:rFonts w:hint="eastAsia"/>
               </w:rPr>
-              <w:t>：日志文件大小</w:t>
+              <w:t>:</w:t>
+            </w:r>
+            <w:r>
+              <w:rPr>
+                <w:rFonts w:hint="eastAsia"/>
+              </w:rPr>
+              <w:t>日志文件大小</w:t>
             </w:r>
           </w:p>
           <w:p>
@@ -9627,7 +12626,13 @@
               <w:rPr>
                 <w:rFonts w:hint="eastAsia"/>
               </w:rPr>
-              <w:t>：日志文件个数</w:t>
+              <w:t>:</w:t>
+            </w:r>
+            <w:r>
+              <w:rPr>
+                <w:rFonts w:hint="eastAsia"/>
+              </w:rPr>
+              <w:t>日志文件个数</w:t>
             </w:r>
           </w:p>
           <w:p>
@@ -9647,7 +12652,13 @@
               <w:rPr>
                 <w:rFonts w:hint="eastAsia"/>
               </w:rPr>
-              <w:t>：是否开启事务</w:t>
+              <w:t>:</w:t>
+            </w:r>
+            <w:r>
+              <w:rPr>
+                <w:rFonts w:hint="eastAsia"/>
+              </w:rPr>
+              <w:t>是否开启事务</w:t>
             </w:r>
           </w:p>
           <w:p>
@@ -9667,7 +12678,7 @@
               <w:rPr>
                 <w:rFonts w:hint="eastAsia"/>
               </w:rPr>
-              <w:t>：</w:t>
+              <w:t>:</w:t>
             </w:r>
           </w:p>
           <w:p>
@@ -9687,7 +12698,7 @@
               <w:rPr>
                 <w:rFonts w:hint="eastAsia"/>
               </w:rPr>
-              <w:t>：</w:t>
+              <w:t>:</w:t>
             </w:r>
           </w:p>
           <w:p>
@@ -9707,7 +12718,7 @@
               <w:rPr>
                 <w:rFonts w:hint="eastAsia"/>
               </w:rPr>
-              <w:t>：</w:t>
+              <w:t>:</w:t>
             </w:r>
           </w:p>
           <w:p>
@@ -9746,13 +12757,20 @@
               <w:ind w:left="0"/>
             </w:pPr>
             <w:r>
+              <w:lastRenderedPageBreak/>
               <w:t>BusinessName</w:t>
             </w:r>
             <w:r>
               <w:rPr>
                 <w:rFonts w:hint="eastAsia"/>
               </w:rPr>
-              <w:t>：业务名</w:t>
+              <w:t>:</w:t>
+            </w:r>
+            <w:r>
+              <w:rPr>
+                <w:rFonts w:hint="eastAsia"/>
+              </w:rPr>
+              <w:t>业务名</w:t>
             </w:r>
           </w:p>
           <w:p>
@@ -9766,7 +12784,13 @@
               <w:rPr>
                 <w:rFonts w:hint="eastAsia"/>
               </w:rPr>
-              <w:t>：业务类型</w:t>
+              <w:t>:</w:t>
+            </w:r>
+            <w:r>
+              <w:rPr>
+                <w:rFonts w:hint="eastAsia"/>
+              </w:rPr>
+              <w:t>业务类型</w:t>
             </w:r>
           </w:p>
           <w:p>
@@ -9780,7 +12804,13 @@
               <w:rPr>
                 <w:rFonts w:hint="eastAsia"/>
               </w:rPr>
-              <w:t>：业务部署模式</w:t>
+              <w:t>:</w:t>
+            </w:r>
+            <w:r>
+              <w:rPr>
+                <w:rFonts w:hint="eastAsia"/>
+              </w:rPr>
+              <w:t>业务部署模式</w:t>
             </w:r>
             <w:r>
               <w:rPr>
@@ -9824,7 +12854,13 @@
               <w:rPr>
                 <w:rFonts w:hint="eastAsia"/>
               </w:rPr>
-              <w:t>：集群名字</w:t>
+              <w:t>:</w:t>
+            </w:r>
+            <w:r>
+              <w:rPr>
+                <w:rFonts w:hint="eastAsia"/>
+              </w:rPr>
+              <w:t>集群名字</w:t>
             </w:r>
           </w:p>
           <w:p>
@@ -9838,7 +12874,13 @@
               <w:rPr>
                 <w:rFonts w:hint="eastAsia"/>
               </w:rPr>
-              <w:t>：节点详细配置项</w:t>
+              <w:t>:</w:t>
+            </w:r>
+            <w:r>
+              <w:rPr>
+                <w:rFonts w:hint="eastAsia"/>
+              </w:rPr>
+              <w:t>节点详细配置项</w:t>
             </w:r>
           </w:p>
           <w:p>
@@ -9880,7 +12922,13 @@
               <w:rPr>
                 <w:rFonts w:hint="eastAsia"/>
               </w:rPr>
-              <w:t>：配置项的名字</w:t>
+              <w:t>:</w:t>
+            </w:r>
+            <w:r>
+              <w:rPr>
+                <w:rFonts w:hint="eastAsia"/>
+              </w:rPr>
+              <w:t>配置项的名字</w:t>
             </w:r>
           </w:p>
           <w:p>
@@ -9894,7 +12942,13 @@
               <w:rPr>
                 <w:rFonts w:hint="eastAsia"/>
               </w:rPr>
-              <w:t>：页面名字（网页显示）</w:t>
+              <w:t>:</w:t>
+            </w:r>
+            <w:r>
+              <w:rPr>
+                <w:rFonts w:hint="eastAsia"/>
+              </w:rPr>
+              <w:t>页面名字（网页显示）</w:t>
             </w:r>
           </w:p>
           <w:p>
@@ -9914,7 +12968,13 @@
               <w:rPr>
                 <w:rFonts w:hint="eastAsia"/>
               </w:rPr>
-              <w:t>：配置项值的类型</w:t>
+              <w:t>:</w:t>
+            </w:r>
+            <w:r>
+              <w:rPr>
+                <w:rFonts w:hint="eastAsia"/>
+              </w:rPr>
+              <w:t>配置项值的类型</w:t>
             </w:r>
           </w:p>
           <w:p>
@@ -9925,7 +12985,6 @@
               <w:rPr>
                 <w:rFonts w:hint="eastAsia"/>
               </w:rPr>
-              <w:lastRenderedPageBreak/>
               <w:t xml:space="preserve">  </w:t>
             </w:r>
             <w:r>
@@ -9935,7 +12994,13 @@
               <w:rPr>
                 <w:rFonts w:hint="eastAsia"/>
               </w:rPr>
-              <w:t>：配置项的默认值</w:t>
+              <w:t>:</w:t>
+            </w:r>
+            <w:r>
+              <w:rPr>
+                <w:rFonts w:hint="eastAsia"/>
+              </w:rPr>
+              <w:t>配置项的默认值</w:t>
             </w:r>
           </w:p>
           <w:p>
@@ -9955,7 +13020,13 @@
               <w:rPr>
                 <w:rFonts w:hint="eastAsia"/>
               </w:rPr>
-              <w:t>：配置项的合法范围</w:t>
+              <w:t>:</w:t>
+            </w:r>
+            <w:r>
+              <w:rPr>
+                <w:rFonts w:hint="eastAsia"/>
+              </w:rPr>
+              <w:t>配置项的合法范围</w:t>
             </w:r>
             <w:r>
               <w:rPr>
@@ -9967,7 +13038,13 @@
               <w:rPr>
                 <w:rFonts w:hint="eastAsia"/>
               </w:rPr>
-              <w:t>例：</w:t>
+              <w:t>例</w:t>
+            </w:r>
+            <w:r>
+              <w:rPr>
+                <w:rFonts w:hint="eastAsia"/>
+              </w:rPr>
+              <w:t>:</w:t>
             </w:r>
             <w:r>
               <w:rPr>
@@ -9987,7 +13064,13 @@
               <w:rPr>
                 <w:rFonts w:hint="eastAsia"/>
               </w:rPr>
-              <w:t>：配置项的页面显示样式</w:t>
+              <w:t>:</w:t>
+            </w:r>
+            <w:r>
+              <w:rPr>
+                <w:rFonts w:hint="eastAsia"/>
+              </w:rPr>
+              <w:t>配置项的页面显示样式</w:t>
             </w:r>
           </w:p>
           <w:p>
@@ -10001,7 +13084,13 @@
               <w:rPr>
                 <w:rFonts w:hint="eastAsia"/>
               </w:rPr>
-              <w:t>：配置项是否可修改</w:t>
+              <w:t>:</w:t>
+            </w:r>
+            <w:r>
+              <w:rPr>
+                <w:rFonts w:hint="eastAsia"/>
+              </w:rPr>
+              <w:t>配置项是否可修改</w:t>
             </w:r>
           </w:p>
           <w:p>
@@ -10015,7 +13104,13 @@
               <w:rPr>
                 <w:rFonts w:hint="eastAsia"/>
               </w:rPr>
-              <w:t>：配置项的描述</w:t>
+              <w:t>:</w:t>
+            </w:r>
+            <w:r>
+              <w:rPr>
+                <w:rFonts w:hint="eastAsia"/>
+              </w:rPr>
+              <w:t>配置项的描述</w:t>
             </w:r>
           </w:p>
           <w:p>
@@ -10029,7 +13124,13 @@
               <w:rPr>
                 <w:rFonts w:hint="eastAsia"/>
               </w:rPr>
-              <w:t>：配置项的显示等级</w:t>
+              <w:t>:</w:t>
+            </w:r>
+            <w:r>
+              <w:rPr>
+                <w:rFonts w:hint="eastAsia"/>
+              </w:rPr>
+              <w:t>配置项的显示等级</w:t>
             </w:r>
           </w:p>
           <w:p>
@@ -10092,7 +13193,7 @@
               <w:t>"</w:t>
             </w:r>
             <w:r>
-              <w:t>Rc</w:t>
+              <w:t>errno</w:t>
             </w:r>
             <w:r>
               <w:t xml:space="preserve">": 0 </w:t>
@@ -10284,6 +13385,7 @@
               <w:ind w:left="0"/>
             </w:pPr>
             <w:r>
+              <w:lastRenderedPageBreak/>
               <w:t xml:space="preserve">"BusinessName": "b1", </w:t>
             </w:r>
           </w:p>
@@ -10376,7 +13478,6 @@
               <w:ind w:left="0" w:firstLineChars="300" w:firstLine="630"/>
             </w:pPr>
             <w:r>
-              <w:lastRenderedPageBreak/>
               <w:t xml:space="preserve">"Default": "/opt/standalone", </w:t>
             </w:r>
           </w:p>
@@ -10460,9 +13561,6 @@
           <w:p>
             <w:pPr>
               <w:ind w:left="0"/>
-              <w:rPr>
-                <w:rFonts w:hint="eastAsia"/>
-              </w:rPr>
             </w:pPr>
             <w:r>
               <w:rPr>
@@ -10480,9 +13578,6 @@
           <w:p>
             <w:pPr>
               <w:ind w:left="0"/>
-              <w:rPr>
-                <w:rFonts w:hint="eastAsia"/>
-              </w:rPr>
             </w:pPr>
           </w:p>
         </w:tc>
@@ -10789,6 +13884,7 @@
               <w:rPr>
                 <w:rFonts w:hint="eastAsia"/>
               </w:rPr>
+              <w:lastRenderedPageBreak/>
               <w:t>响应内容</w:t>
             </w:r>
           </w:p>
@@ -10898,7 +13994,6 @@
         <w:rPr>
           <w:rFonts w:hint="eastAsia"/>
         </w:rPr>
-        <w:lastRenderedPageBreak/>
         <w:t>检测</w:t>
       </w:r>
       <w:r>
@@ -10917,9 +14012,6 @@
     <w:p>
       <w:pPr>
         <w:pStyle w:val="Heading3"/>
-        <w:rPr>
-          <w:rFonts w:hint="eastAsia"/>
-        </w:rPr>
       </w:pPr>
       <w:r>
         <w:rPr>
@@ -10937,9 +14029,6 @@
     <w:p>
       <w:pPr>
         <w:ind w:left="420"/>
-        <w:rPr>
-          <w:rFonts w:hint="eastAsia"/>
-        </w:rPr>
       </w:pPr>
       <w:r>
         <w:rPr>
@@ -11027,9 +14116,6 @@
           <w:ilvl w:val="0"/>
           <w:numId w:val="18"/>
         </w:numPr>
-        <w:rPr>
-          <w:rFonts w:hint="eastAsia"/>
-        </w:rPr>
       </w:pPr>
       <w:r>
         <w:rPr>
@@ -11122,15 +14208,18 @@
           <w:p>
             <w:pPr>
               <w:ind w:left="0"/>
-              <w:rPr>
-                <w:rFonts w:hint="eastAsia"/>
-              </w:rPr>
-            </w:pPr>
-            <w:r>
-              <w:rPr>
-                <w:rFonts w:hint="eastAsia"/>
-              </w:rPr>
-              <w:t>命令字：</w:t>
+            </w:pPr>
+            <w:r>
+              <w:rPr>
+                <w:rFonts w:hint="eastAsia"/>
+              </w:rPr>
+              <w:t>命令字</w:t>
+            </w:r>
+            <w:r>
+              <w:rPr>
+                <w:rFonts w:hint="eastAsia"/>
+              </w:rPr>
+              <w:t>:</w:t>
             </w:r>
             <w:r>
               <w:rPr>
@@ -11145,9 +14234,6 @@
           <w:p>
             <w:pPr>
               <w:ind w:left="0"/>
-              <w:rPr>
-                <w:rFonts w:hint="eastAsia"/>
-              </w:rPr>
             </w:pPr>
             <w:r>
               <w:rPr>
@@ -11159,9 +14245,6 @@
           <w:p>
             <w:pPr>
               <w:ind w:left="0"/>
-              <w:rPr>
-                <w:rFonts w:hint="eastAsia"/>
-              </w:rPr>
             </w:pPr>
             <w:r>
               <w:rPr>
@@ -11173,15 +14256,18 @@
               <w:rPr>
                 <w:rFonts w:hint="eastAsia"/>
               </w:rPr>
-              <w:t>：待扫描的主机</w:t>
-            </w:r>
-          </w:p>
-          <w:p>
-            <w:pPr>
-              <w:ind w:left="0"/>
-              <w:rPr>
-                <w:rFonts w:hint="eastAsia"/>
-              </w:rPr>
+              <w:t>:</w:t>
+            </w:r>
+            <w:r>
+              <w:rPr>
+                <w:rFonts w:hint="eastAsia"/>
+              </w:rPr>
+              <w:t>待扫描的主机</w:t>
+            </w:r>
+          </w:p>
+          <w:p>
+            <w:pPr>
+              <w:ind w:left="0"/>
             </w:pPr>
             <w:r>
               <w:rPr>
@@ -11193,15 +14279,18 @@
               <w:rPr>
                 <w:rFonts w:hint="eastAsia"/>
               </w:rPr>
-              <w:t>：主机用户名</w:t>
-            </w:r>
-          </w:p>
-          <w:p>
-            <w:pPr>
-              <w:ind w:left="0"/>
-              <w:rPr>
-                <w:rFonts w:hint="eastAsia"/>
-              </w:rPr>
+              <w:t>:</w:t>
+            </w:r>
+            <w:r>
+              <w:rPr>
+                <w:rFonts w:hint="eastAsia"/>
+              </w:rPr>
+              <w:t>主机用户名</w:t>
+            </w:r>
+          </w:p>
+          <w:p>
+            <w:pPr>
+              <w:ind w:left="0"/>
             </w:pPr>
             <w:r>
               <w:rPr>
@@ -11213,15 +14302,18 @@
               <w:rPr>
                 <w:rFonts w:hint="eastAsia"/>
               </w:rPr>
-              <w:t>：主机登陆密码</w:t>
+              <w:t>:</w:t>
+            </w:r>
+            <w:r>
+              <w:rPr>
+                <w:rFonts w:hint="eastAsia"/>
+              </w:rPr>
+              <w:t>主机登陆密码</w:t>
             </w:r>
           </w:p>
           <w:p>
             <w:pPr>
               <w:ind w:left="1050" w:hangingChars="500" w:hanging="1050"/>
-              <w:rPr>
-                <w:rFonts w:hint="eastAsia"/>
-              </w:rPr>
             </w:pPr>
             <w:r>
               <w:rPr>
@@ -11233,7 +14325,13 @@
               <w:rPr>
                 <w:rFonts w:hint="eastAsia"/>
               </w:rPr>
-              <w:t>：主机</w:t>
+              <w:t>:</w:t>
+            </w:r>
+            <w:r>
+              <w:rPr>
+                <w:rFonts w:hint="eastAsia"/>
+              </w:rPr>
+              <w:t>主机</w:t>
             </w:r>
             <w:r>
               <w:rPr>
@@ -11280,7 +14378,13 @@
               <w:rPr>
                 <w:rFonts w:hint="eastAsia"/>
               </w:rPr>
-              <w:t>：主机</w:t>
+              <w:t>:</w:t>
+            </w:r>
+            <w:r>
+              <w:rPr>
+                <w:rFonts w:hint="eastAsia"/>
+              </w:rPr>
+              <w:t>主机</w:t>
             </w:r>
             <w:r>
               <w:rPr>
@@ -11314,17 +14418,11 @@
           <w:p>
             <w:pPr>
               <w:ind w:left="0"/>
-              <w:rPr>
-                <w:rFonts w:hint="eastAsia"/>
-              </w:rPr>
-            </w:pPr>
-          </w:p>
-          <w:p>
-            <w:pPr>
-              <w:ind w:left="0"/>
-              <w:rPr>
-                <w:rFonts w:hint="eastAsia"/>
-              </w:rPr>
+            </w:pPr>
+          </w:p>
+          <w:p>
+            <w:pPr>
+              <w:ind w:left="0"/>
             </w:pPr>
             <w:r>
               <w:rPr>
@@ -11336,9 +14434,6 @@
           <w:p>
             <w:pPr>
               <w:ind w:left="0"/>
-              <w:rPr>
-                <w:rFonts w:hint="eastAsia"/>
-              </w:rPr>
             </w:pPr>
             <w:r>
               <w:rPr>
@@ -11386,9 +14481,6 @@
           <w:p>
             <w:pPr>
               <w:ind w:left="0"/>
-              <w:rPr>
-                <w:rFonts w:hint="eastAsia"/>
-              </w:rPr>
             </w:pPr>
             <w:r>
               <w:rPr>
@@ -11436,9 +14528,6 @@
           <w:p>
             <w:pPr>
               <w:ind w:left="0"/>
-              <w:rPr>
-                <w:rFonts w:hint="eastAsia"/>
-              </w:rPr>
             </w:pPr>
             <w:r>
               <w:rPr>
@@ -11486,9 +14575,6 @@
           <w:p>
             <w:pPr>
               <w:ind w:left="0"/>
-              <w:rPr>
-                <w:rFonts w:hint="eastAsia"/>
-              </w:rPr>
             </w:pPr>
             <w:r>
               <w:rPr>
@@ -11530,9 +14616,6 @@
           <w:p>
             <w:pPr>
               <w:ind w:left="0"/>
-              <w:rPr>
-                <w:rFonts w:hint="eastAsia"/>
-              </w:rPr>
             </w:pPr>
             <w:r>
               <w:rPr>
@@ -11611,9 +14694,6 @@
           <w:p>
             <w:pPr>
               <w:ind w:left="0"/>
-              <w:rPr>
-                <w:rFonts w:hint="eastAsia"/>
-              </w:rPr>
             </w:pPr>
             <w:r>
               <w:rPr>
@@ -11625,26 +14705,26 @@
           <w:p>
             <w:pPr>
               <w:ind w:left="0" w:firstLineChars="100" w:firstLine="210"/>
-              <w:rPr>
-                <w:rFonts w:hint="eastAsia"/>
-              </w:rPr>
-            </w:pPr>
-            <w:r>
-              <w:t>Rc</w:t>
-            </w:r>
-            <w:r>
-              <w:rPr>
-                <w:rFonts w:hint="eastAsia"/>
-              </w:rPr>
-              <w:t>：返回码</w:t>
+            </w:pPr>
+            <w:r>
+              <w:t>errno</w:t>
+            </w:r>
+            <w:r>
+              <w:rPr>
+                <w:rFonts w:hint="eastAsia"/>
+              </w:rPr>
+              <w:t>:</w:t>
+            </w:r>
+            <w:r>
+              <w:rPr>
+                <w:rFonts w:hint="eastAsia"/>
+              </w:rPr>
+              <w:t>返回码</w:t>
             </w:r>
           </w:p>
           <w:p>
             <w:pPr>
               <w:ind w:left="0" w:firstLineChars="100" w:firstLine="210"/>
-              <w:rPr>
-                <w:rFonts w:hint="eastAsia"/>
-              </w:rPr>
             </w:pPr>
             <w:r>
               <w:t>HostName</w:t>
@@ -11653,15 +14733,18 @@
               <w:rPr>
                 <w:rFonts w:hint="eastAsia"/>
               </w:rPr>
-              <w:t>：主机名</w:t>
+              <w:t>:</w:t>
+            </w:r>
+            <w:r>
+              <w:rPr>
+                <w:rFonts w:hint="eastAsia"/>
+              </w:rPr>
+              <w:t>主机名</w:t>
             </w:r>
           </w:p>
           <w:p>
             <w:pPr>
               <w:ind w:left="0" w:firstLineChars="100" w:firstLine="210"/>
-              <w:rPr>
-                <w:rFonts w:hint="eastAsia"/>
-              </w:rPr>
             </w:pPr>
             <w:r>
               <w:rPr>
@@ -11673,7 +14756,7 @@
               <w:rPr>
                 <w:rFonts w:hint="eastAsia"/>
               </w:rPr>
-              <w:t>：</w:t>
+              <w:t>:</w:t>
             </w:r>
             <w:r>
               <w:rPr>
@@ -11691,9 +14774,6 @@
           <w:p>
             <w:pPr>
               <w:ind w:left="0" w:firstLineChars="100" w:firstLine="210"/>
-              <w:rPr>
-                <w:rFonts w:hint="eastAsia"/>
-              </w:rPr>
             </w:pPr>
             <w:r>
               <w:t>Pin</w:t>
@@ -11708,7 +14788,13 @@
               <w:rPr>
                 <w:rFonts w:hint="eastAsia"/>
               </w:rPr>
-              <w:t>：是否能</w:t>
+              <w:t>:</w:t>
+            </w:r>
+            <w:r>
+              <w:rPr>
+                <w:rFonts w:hint="eastAsia"/>
+              </w:rPr>
+              <w:t>是否能</w:t>
             </w:r>
             <w:r>
               <w:rPr>
@@ -11735,9 +14821,6 @@
           <w:p>
             <w:pPr>
               <w:ind w:left="0" w:firstLineChars="100" w:firstLine="210"/>
-              <w:rPr>
-                <w:rFonts w:hint="eastAsia"/>
-              </w:rPr>
             </w:pPr>
             <w:r>
               <w:t>Ssh</w:t>
@@ -11746,7 +14829,13 @@
               <w:rPr>
                 <w:rFonts w:hint="eastAsia"/>
               </w:rPr>
-              <w:t>：是否能用</w:t>
+              <w:t>:</w:t>
+            </w:r>
+            <w:r>
+              <w:rPr>
+                <w:rFonts w:hint="eastAsia"/>
+              </w:rPr>
+              <w:t>是否能用</w:t>
             </w:r>
             <w:r>
               <w:rPr>
@@ -11773,18 +14862,21 @@
           <w:p>
             <w:pPr>
               <w:ind w:left="0" w:firstLineChars="100" w:firstLine="210"/>
-              <w:rPr>
-                <w:rFonts w:hint="eastAsia"/>
-              </w:rPr>
-            </w:pPr>
-            <w:r>
-              <w:t>Detail</w:t>
-            </w:r>
-            <w:r>
-              <w:rPr>
-                <w:rFonts w:hint="eastAsia"/>
-              </w:rPr>
-              <w:t>：错误详情</w:t>
+            </w:pPr>
+            <w:r>
+              <w:t>detail</w:t>
+            </w:r>
+            <w:r>
+              <w:rPr>
+                <w:rFonts w:hint="eastAsia"/>
+              </w:rPr>
+              <w:t>:</w:t>
+            </w:r>
+            <w:r>
+              <w:rPr>
+                <w:rFonts w:hint="eastAsia"/>
+              </w:rPr>
+              <w:t>错误详情</w:t>
             </w:r>
           </w:p>
           <w:p>
@@ -11806,9 +14898,6 @@
           <w:p>
             <w:pPr>
               <w:ind w:left="0"/>
-              <w:rPr>
-                <w:rFonts w:hint="eastAsia"/>
-              </w:rPr>
             </w:pPr>
             <w:r>
               <w:rPr>
@@ -11820,15 +14909,12 @@
           <w:p>
             <w:pPr>
               <w:ind w:left="0" w:firstLineChars="100" w:firstLine="210"/>
-              <w:rPr>
-                <w:rFonts w:hint="eastAsia"/>
-              </w:rPr>
             </w:pPr>
             <w:r>
               <w:t>"</w:t>
             </w:r>
             <w:r>
-              <w:t>Rc</w:t>
+              <w:t>errno</w:t>
             </w:r>
             <w:r>
               <w:t xml:space="preserve">": 0, </w:t>
@@ -11837,9 +14923,6 @@
           <w:p>
             <w:pPr>
               <w:ind w:left="0" w:firstLineChars="100" w:firstLine="210"/>
-              <w:rPr>
-                <w:rFonts w:hint="eastAsia"/>
-              </w:rPr>
             </w:pPr>
             <w:r>
               <w:t xml:space="preserve">"HostName": "data0", </w:t>
@@ -11848,9 +14931,6 @@
           <w:p>
             <w:pPr>
               <w:ind w:left="0" w:firstLineChars="100" w:firstLine="210"/>
-              <w:rPr>
-                <w:rFonts w:hint="eastAsia"/>
-              </w:rPr>
             </w:pPr>
             <w:r>
               <w:t xml:space="preserve">"IP": "192.168.20.196", </w:t>
@@ -11859,9 +14939,6 @@
           <w:p>
             <w:pPr>
               <w:ind w:left="0" w:firstLineChars="100" w:firstLine="210"/>
-              <w:rPr>
-                <w:rFonts w:hint="eastAsia"/>
-              </w:rPr>
             </w:pPr>
             <w:r>
               <w:t xml:space="preserve">"Ping": true, </w:t>
@@ -11870,9 +14947,6 @@
           <w:p>
             <w:pPr>
               <w:ind w:left="0" w:firstLineChars="100" w:firstLine="210"/>
-              <w:rPr>
-                <w:rFonts w:hint="eastAsia"/>
-              </w:rPr>
             </w:pPr>
             <w:r>
               <w:t xml:space="preserve">"Ssh": true, </w:t>
@@ -11881,12 +14955,15 @@
           <w:p>
             <w:pPr>
               <w:ind w:left="0" w:firstLineChars="100" w:firstLine="210"/>
-              <w:rPr>
-                <w:rFonts w:hint="eastAsia"/>
-              </w:rPr>
-            </w:pPr>
-            <w:r>
-              <w:t>"Detail": ""</w:t>
+            </w:pPr>
+            <w:r>
+              <w:t>"</w:t>
+            </w:r>
+            <w:r>
+              <w:t>detail</w:t>
+            </w:r>
+            <w:r>
+              <w:t>": ""</w:t>
             </w:r>
           </w:p>
           <w:p>
@@ -11903,13 +14980,7 @@
         </w:tc>
       </w:tr>
     </w:tbl>
-    <w:p>
-      <w:pPr>
-        <w:rPr>
-          <w:rFonts w:hint="eastAsia"/>
-        </w:rPr>
-      </w:pPr>
-    </w:p>
+    <w:p/>
     <w:p>
       <w:pPr>
         <w:pStyle w:val="Heading4"/>
@@ -11917,9 +14988,6 @@
           <w:ilvl w:val="0"/>
           <w:numId w:val="18"/>
         </w:numPr>
-        <w:rPr>
-          <w:rFonts w:hint="eastAsia"/>
-        </w:rPr>
       </w:pPr>
       <w:r>
         <w:rPr>
@@ -12013,6 +15081,7 @@
               <w:rPr>
                 <w:rFonts w:hint="eastAsia"/>
               </w:rPr>
+              <w:lastRenderedPageBreak/>
               <w:t>请求</w:t>
             </w:r>
           </w:p>
@@ -12024,15 +15093,18 @@
           <w:p>
             <w:pPr>
               <w:ind w:left="0"/>
-              <w:rPr>
-                <w:rFonts w:hint="eastAsia"/>
-              </w:rPr>
-            </w:pPr>
-            <w:r>
-              <w:rPr>
-                <w:rFonts w:hint="eastAsia"/>
-              </w:rPr>
-              <w:t>命令字：</w:t>
+            </w:pPr>
+            <w:r>
+              <w:rPr>
+                <w:rFonts w:hint="eastAsia"/>
+              </w:rPr>
+              <w:t>命令字</w:t>
+            </w:r>
+            <w:r>
+              <w:rPr>
+                <w:rFonts w:hint="eastAsia"/>
+              </w:rPr>
+              <w:t>:</w:t>
             </w:r>
             <w:r>
               <w:rPr>
@@ -12047,9 +15119,6 @@
           <w:p>
             <w:pPr>
               <w:ind w:left="0"/>
-              <w:rPr>
-                <w:rFonts w:hint="eastAsia"/>
-              </w:rPr>
             </w:pPr>
             <w:r>
               <w:rPr>
@@ -12061,9 +15130,6 @@
           <w:p>
             <w:pPr>
               <w:ind w:left="0"/>
-              <w:rPr>
-                <w:rFonts w:hint="eastAsia"/>
-              </w:rPr>
             </w:pPr>
             <w:r>
               <w:rPr>
@@ -12075,15 +15141,18 @@
               <w:rPr>
                 <w:rFonts w:hint="eastAsia"/>
               </w:rPr>
-              <w:t>：待扫描的主机</w:t>
-            </w:r>
-          </w:p>
-          <w:p>
-            <w:pPr>
-              <w:ind w:left="0"/>
-              <w:rPr>
-                <w:rFonts w:hint="eastAsia"/>
-              </w:rPr>
+              <w:t>:</w:t>
+            </w:r>
+            <w:r>
+              <w:rPr>
+                <w:rFonts w:hint="eastAsia"/>
+              </w:rPr>
+              <w:t>待扫描的主机</w:t>
+            </w:r>
+          </w:p>
+          <w:p>
+            <w:pPr>
+              <w:ind w:left="0"/>
             </w:pPr>
             <w:r>
               <w:rPr>
@@ -12095,15 +15164,18 @@
               <w:rPr>
                 <w:rFonts w:hint="eastAsia"/>
               </w:rPr>
-              <w:t>：主机用户名</w:t>
-            </w:r>
-          </w:p>
-          <w:p>
-            <w:pPr>
-              <w:ind w:left="0"/>
-              <w:rPr>
-                <w:rFonts w:hint="eastAsia"/>
-              </w:rPr>
+              <w:t>:</w:t>
+            </w:r>
+            <w:r>
+              <w:rPr>
+                <w:rFonts w:hint="eastAsia"/>
+              </w:rPr>
+              <w:t>主机用户名</w:t>
+            </w:r>
+          </w:p>
+          <w:p>
+            <w:pPr>
+              <w:ind w:left="0"/>
             </w:pPr>
             <w:r>
               <w:rPr>
@@ -12115,15 +15187,18 @@
               <w:rPr>
                 <w:rFonts w:hint="eastAsia"/>
               </w:rPr>
-              <w:t>：主机登陆密码</w:t>
+              <w:t>:</w:t>
+            </w:r>
+            <w:r>
+              <w:rPr>
+                <w:rFonts w:hint="eastAsia"/>
+              </w:rPr>
+              <w:t>主机登陆密码</w:t>
             </w:r>
           </w:p>
           <w:p>
             <w:pPr>
               <w:ind w:left="1050" w:hangingChars="500" w:hanging="1050"/>
-              <w:rPr>
-                <w:rFonts w:hint="eastAsia"/>
-              </w:rPr>
             </w:pPr>
             <w:r>
               <w:rPr>
@@ -12135,7 +15210,13 @@
               <w:rPr>
                 <w:rFonts w:hint="eastAsia"/>
               </w:rPr>
-              <w:t>：主机</w:t>
+              <w:t>:</w:t>
+            </w:r>
+            <w:r>
+              <w:rPr>
+                <w:rFonts w:hint="eastAsia"/>
+              </w:rPr>
+              <w:t>主机</w:t>
             </w:r>
             <w:r>
               <w:rPr>
@@ -12176,7 +15257,13 @@
               <w:rPr>
                 <w:rFonts w:hint="eastAsia"/>
               </w:rPr>
-              <w:t>：主机</w:t>
+              <w:t>:</w:t>
+            </w:r>
+            <w:r>
+              <w:rPr>
+                <w:rFonts w:hint="eastAsia"/>
+              </w:rPr>
+              <w:t>主机</w:t>
             </w:r>
             <w:r>
               <w:rPr>
@@ -12199,7 +15286,6 @@
               <w:rPr>
                 <w:rFonts w:hint="eastAsia"/>
               </w:rPr>
-              <w:lastRenderedPageBreak/>
               <w:t>}</w:t>
             </w:r>
           </w:p>
@@ -12211,17 +15297,11 @@
           <w:p>
             <w:pPr>
               <w:ind w:left="0"/>
-              <w:rPr>
-                <w:rFonts w:hint="eastAsia"/>
-              </w:rPr>
-            </w:pPr>
-          </w:p>
-          <w:p>
-            <w:pPr>
-              <w:ind w:left="0"/>
-              <w:rPr>
-                <w:rFonts w:hint="eastAsia"/>
-              </w:rPr>
+            </w:pPr>
+          </w:p>
+          <w:p>
+            <w:pPr>
+              <w:ind w:left="0"/>
             </w:pPr>
             <w:r>
               <w:rPr>
@@ -12233,9 +15313,6 @@
           <w:p>
             <w:pPr>
               <w:ind w:left="0"/>
-              <w:rPr>
-                <w:rFonts w:hint="eastAsia"/>
-              </w:rPr>
             </w:pPr>
             <w:r>
               <w:rPr>
@@ -12283,9 +15360,6 @@
           <w:p>
             <w:pPr>
               <w:ind w:left="0"/>
-              <w:rPr>
-                <w:rFonts w:hint="eastAsia"/>
-              </w:rPr>
             </w:pPr>
             <w:r>
               <w:rPr>
@@ -12333,9 +15407,6 @@
           <w:p>
             <w:pPr>
               <w:ind w:left="0"/>
-              <w:rPr>
-                <w:rFonts w:hint="eastAsia"/>
-              </w:rPr>
             </w:pPr>
             <w:r>
               <w:rPr>
@@ -12383,9 +15454,6 @@
           <w:p>
             <w:pPr>
               <w:ind w:left="0"/>
-              <w:rPr>
-                <w:rFonts w:hint="eastAsia"/>
-              </w:rPr>
             </w:pPr>
             <w:r>
               <w:rPr>
@@ -12427,9 +15495,6 @@
           <w:p>
             <w:pPr>
               <w:ind w:left="0"/>
-              <w:rPr>
-                <w:rFonts w:hint="eastAsia"/>
-              </w:rPr>
             </w:pPr>
             <w:r>
               <w:rPr>
@@ -12497,7 +15562,6 @@
               <w:rPr>
                 <w:rFonts w:hint="eastAsia"/>
               </w:rPr>
-              <w:lastRenderedPageBreak/>
               <w:t>响应</w:t>
             </w:r>
           </w:p>
@@ -12509,9 +15573,6 @@
           <w:p>
             <w:pPr>
               <w:ind w:left="0"/>
-              <w:rPr>
-                <w:rFonts w:hint="eastAsia"/>
-              </w:rPr>
             </w:pPr>
             <w:r>
               <w:rPr>
@@ -12523,35 +15584,41 @@
           <w:p>
             <w:pPr>
               <w:ind w:left="0" w:firstLineChars="100" w:firstLine="210"/>
-              <w:rPr>
-                <w:rFonts w:hint="eastAsia"/>
-              </w:rPr>
-            </w:pPr>
-            <w:r>
-              <w:t>Rc</w:t>
-            </w:r>
-            <w:r>
-              <w:rPr>
-                <w:rFonts w:hint="eastAsia"/>
-              </w:rPr>
-              <w:t>：返回码</w:t>
+            </w:pPr>
+            <w:r>
+              <w:t>errno</w:t>
+            </w:r>
+            <w:r>
+              <w:rPr>
+                <w:rFonts w:hint="eastAsia"/>
+              </w:rPr>
+              <w:t>:</w:t>
+            </w:r>
+            <w:r>
+              <w:rPr>
+                <w:rFonts w:hint="eastAsia"/>
+              </w:rPr>
+              <w:t>返回码</w:t>
             </w:r>
           </w:p>
           <w:p>
             <w:pPr>
               <w:ind w:left="0" w:firstLineChars="100" w:firstLine="210"/>
-              <w:rPr>
-                <w:rFonts w:hint="eastAsia"/>
-              </w:rPr>
-            </w:pPr>
-            <w:r>
-              <w:t>Detail</w:t>
-            </w:r>
-            <w:r>
-              <w:rPr>
-                <w:rFonts w:hint="eastAsia"/>
-              </w:rPr>
-              <w:t>：错误详情</w:t>
+            </w:pPr>
+            <w:r>
+              <w:t>detail</w:t>
+            </w:r>
+            <w:r>
+              <w:rPr>
+                <w:rFonts w:hint="eastAsia"/>
+              </w:rPr>
+              <w:t>:</w:t>
+            </w:r>
+            <w:r>
+              <w:rPr>
+                <w:rFonts w:hint="eastAsia"/>
+              </w:rPr>
+              <w:t>错误详情</w:t>
             </w:r>
           </w:p>
           <w:p>
@@ -12573,9 +15640,6 @@
           <w:p>
             <w:pPr>
               <w:ind w:left="0"/>
-              <w:rPr>
-                <w:rFonts w:hint="eastAsia"/>
-              </w:rPr>
             </w:pPr>
             <w:r>
               <w:rPr>
@@ -12587,15 +15651,12 @@
           <w:p>
             <w:pPr>
               <w:ind w:left="0" w:firstLineChars="100" w:firstLine="210"/>
-              <w:rPr>
-                <w:rFonts w:hint="eastAsia"/>
-              </w:rPr>
             </w:pPr>
             <w:r>
               <w:t>"</w:t>
             </w:r>
             <w:r>
-              <w:t>Rc</w:t>
+              <w:t>errno</w:t>
             </w:r>
             <w:r>
               <w:t xml:space="preserve">": 0, </w:t>
@@ -12604,12 +15665,15 @@
           <w:p>
             <w:pPr>
               <w:ind w:left="0" w:firstLineChars="100" w:firstLine="210"/>
-              <w:rPr>
-                <w:rFonts w:hint="eastAsia"/>
-              </w:rPr>
-            </w:pPr>
-            <w:r>
-              <w:t>"Detail": ""</w:t>
+            </w:pPr>
+            <w:r>
+              <w:t>"</w:t>
+            </w:r>
+            <w:r>
+              <w:t>detail</w:t>
+            </w:r>
+            <w:r>
+              <w:t>": ""</w:t>
             </w:r>
           </w:p>
           <w:p>
@@ -12626,13 +15690,7 @@
         </w:tc>
       </w:tr>
     </w:tbl>
-    <w:p>
-      <w:pPr>
-        <w:rPr>
-          <w:rFonts w:hint="eastAsia"/>
-        </w:rPr>
-      </w:pPr>
-    </w:p>
+    <w:p/>
     <w:p>
       <w:pPr>
         <w:pStyle w:val="Heading4"/>
@@ -12640,9 +15698,6 @@
           <w:ilvl w:val="0"/>
           <w:numId w:val="18"/>
         </w:numPr>
-        <w:rPr>
-          <w:rFonts w:hint="eastAsia"/>
-        </w:rPr>
       </w:pPr>
       <w:r>
         <w:rPr>
@@ -12670,9 +15725,6 @@
           <w:ilvl w:val="0"/>
           <w:numId w:val="18"/>
         </w:numPr>
-        <w:rPr>
-          <w:rFonts w:hint="eastAsia"/>
-        </w:rPr>
       </w:pPr>
       <w:r>
         <w:rPr>
@@ -12688,9 +15740,6 @@
           <w:ilvl w:val="0"/>
           <w:numId w:val="18"/>
         </w:numPr>
-        <w:rPr>
-          <w:rFonts w:hint="eastAsia"/>
-        </w:rPr>
       </w:pPr>
       <w:r>
         <w:rPr>
@@ -12706,9 +15755,6 @@
           <w:ilvl w:val="0"/>
           <w:numId w:val="18"/>
         </w:numPr>
-        <w:rPr>
-          <w:rFonts w:hint="eastAsia"/>
-        </w:rPr>
       </w:pPr>
       <w:r>
         <w:rPr>
@@ -12760,7 +15806,21 @@
           <w:rFonts w:hint="eastAsia"/>
           <w:color w:val="00B0F0"/>
         </w:rPr>
-        <w:t>说明：简单描述</w:t>
+        <w:t>说明</w:t>
+      </w:r>
+      <w:r>
+        <w:rPr>
+          <w:rFonts w:hint="eastAsia"/>
+          <w:color w:val="00B0F0"/>
+        </w:rPr>
+        <w:t>:</w:t>
+      </w:r>
+      <w:r>
+        <w:rPr>
+          <w:rFonts w:hint="eastAsia"/>
+          <w:color w:val="00B0F0"/>
+        </w:rPr>
+        <w:t>简单描述</w:t>
       </w:r>
       <w:r>
         <w:rPr>
@@ -12884,6 +15944,7 @@
         <w:rPr>
           <w:rFonts w:hint="eastAsia"/>
         </w:rPr>
+        <w:lastRenderedPageBreak/>
         <w:t>主要操作流程</w:t>
       </w:r>
     </w:p>
@@ -12941,7 +16002,6 @@
         <w:rPr>
           <w:rFonts w:hint="eastAsia"/>
         </w:rPr>
-        <w:lastRenderedPageBreak/>
         <w:t>遗留问题</w:t>
       </w:r>
     </w:p>
@@ -12956,7 +16016,21 @@
           <w:rFonts w:hint="eastAsia"/>
           <w:color w:val="00B0F0"/>
         </w:rPr>
-        <w:t>说明：该特性中暂时未彻底解决或有待改进优化的问题</w:t>
+        <w:t>说明</w:t>
+      </w:r>
+      <w:r>
+        <w:rPr>
+          <w:rFonts w:hint="eastAsia"/>
+          <w:color w:val="00B0F0"/>
+        </w:rPr>
+        <w:t>:</w:t>
+      </w:r>
+      <w:r>
+        <w:rPr>
+          <w:rFonts w:hint="eastAsia"/>
+          <w:color w:val="00B0F0"/>
+        </w:rPr>
+        <w:t>该特性中暂时未彻底解决或有待改进优化的问题</w:t>
       </w:r>
     </w:p>
     <w:tbl>

--- a/internal_doc/03.开发设计/Story-OMSvc.docx
+++ b/internal_doc/03.开发设计/Story-OMSvc.docx
@@ -3781,9 +3781,6 @@
           <w:p>
             <w:pPr>
               <w:ind w:left="0" w:firstLineChars="100" w:firstLine="210"/>
-              <w:rPr>
-                <w:rFonts w:hint="eastAsia"/>
-              </w:rPr>
             </w:pPr>
             <w:r>
               <w:rPr>
@@ -3921,9 +3918,6 @@
           <w:p>
             <w:pPr>
               <w:ind w:left="0" w:firstLine="405"/>
-              <w:rPr>
-                <w:rFonts w:hint="eastAsia"/>
-              </w:rPr>
             </w:pPr>
             <w:r>
               <w:rPr>
@@ -4100,9 +4094,6 @@
           <w:p>
             <w:pPr>
               <w:ind w:left="0"/>
-              <w:rPr>
-                <w:rFonts w:hint="eastAsia"/>
-              </w:rPr>
             </w:pPr>
             <w:r>
               <w:t>"SshPort"</w:t>
@@ -4882,9 +4873,6 @@
           <w:p>
             <w:pPr>
               <w:ind w:left="0"/>
-              <w:rPr>
-                <w:rFonts w:hint="eastAsia"/>
-              </w:rPr>
             </w:pPr>
             <w:r>
               <w:t>cmd</w:t>
@@ -5221,9 +5209,6 @@
           <w:p>
             <w:pPr>
               <w:ind w:left="0" w:firstLineChars="100" w:firstLine="210"/>
-              <w:rPr>
-                <w:rFonts w:hint="eastAsia"/>
-              </w:rPr>
             </w:pPr>
             <w:r>
               <w:rPr>
@@ -5269,9 +5254,6 @@
           <w:p>
             <w:pPr>
               <w:ind w:left="0"/>
-              <w:rPr>
-                <w:rFonts w:hint="eastAsia"/>
-              </w:rPr>
             </w:pPr>
             <w:r>
               <w:t>cmd</w:t>
@@ -5361,9 +5343,6 @@
           <w:p>
             <w:pPr>
               <w:ind w:left="0" w:firstLine="405"/>
-              <w:rPr>
-                <w:rFonts w:hint="eastAsia"/>
-              </w:rPr>
             </w:pPr>
             <w:r>
               <w:rPr>
@@ -5540,9 +5519,6 @@
           <w:p>
             <w:pPr>
               <w:ind w:left="0"/>
-              <w:rPr>
-                <w:rFonts w:hint="eastAsia"/>
-              </w:rPr>
             </w:pPr>
             <w:r>
               <w:t>"SshPort"</w:t>
@@ -5760,9 +5736,6 @@
           <w:p>
             <w:pPr>
               <w:ind w:left="0"/>
-              <w:rPr>
-                <w:rFonts w:hint="eastAsia"/>
-              </w:rPr>
             </w:pPr>
             <w:r>
               <w:t xml:space="preserve">{ </w:t>
@@ -5771,9 +5744,6 @@
           <w:p>
             <w:pPr>
               <w:ind w:left="0" w:firstLineChars="150" w:firstLine="315"/>
-              <w:rPr>
-                <w:rFonts w:hint="eastAsia"/>
-              </w:rPr>
             </w:pPr>
             <w:r>
               <w:t>IP</w:t>
@@ -5797,9 +5767,6 @@
           <w:p>
             <w:pPr>
               <w:ind w:left="0" w:firstLineChars="150" w:firstLine="315"/>
-              <w:rPr>
-                <w:rFonts w:hint="eastAsia"/>
-              </w:rPr>
             </w:pPr>
             <w:r>
               <w:t>HostName</w:t>
@@ -5820,9 +5787,6 @@
           <w:p>
             <w:pPr>
               <w:ind w:left="0" w:firstLineChars="150" w:firstLine="315"/>
-              <w:rPr>
-                <w:rFonts w:hint="eastAsia"/>
-              </w:rPr>
             </w:pPr>
             <w:r>
               <w:t>OS</w:t>
@@ -5849,9 +5813,6 @@
           <w:p>
             <w:pPr>
               <w:ind w:left="0" w:firstLineChars="150" w:firstLine="315"/>
-              <w:rPr>
-                <w:rFonts w:hint="eastAsia"/>
-              </w:rPr>
             </w:pPr>
             <w:r>
               <w:t>OM</w:t>
@@ -5884,9 +5845,6 @@
           <w:p>
             <w:pPr>
               <w:ind w:left="0" w:firstLineChars="150" w:firstLine="315"/>
-              <w:rPr>
-                <w:rFonts w:hint="eastAsia"/>
-              </w:rPr>
             </w:pPr>
             <w:r>
               <w:t>CPU</w:t>
@@ -5913,9 +5871,6 @@
           <w:p>
             <w:pPr>
               <w:ind w:left="0" w:firstLineChars="150" w:firstLine="315"/>
-              <w:rPr>
-                <w:rFonts w:hint="eastAsia"/>
-              </w:rPr>
             </w:pPr>
             <w:r>
               <w:t>Memory</w:t>
@@ -5936,9 +5891,6 @@
           <w:p>
             <w:pPr>
               <w:ind w:left="0" w:firstLineChars="150" w:firstLine="315"/>
-              <w:rPr>
-                <w:rFonts w:hint="eastAsia"/>
-              </w:rPr>
             </w:pPr>
             <w:r>
               <w:t>Net</w:t>
@@ -5956,9 +5908,6 @@
           <w:p>
             <w:pPr>
               <w:ind w:left="0" w:firstLineChars="150" w:firstLine="315"/>
-              <w:rPr>
-                <w:rFonts w:hint="eastAsia"/>
-              </w:rPr>
             </w:pPr>
             <w:r>
               <w:t>Port</w:t>
@@ -5976,9 +5925,6 @@
           <w:p>
             <w:pPr>
               <w:ind w:left="0" w:firstLineChars="150" w:firstLine="315"/>
-              <w:rPr>
-                <w:rFonts w:hint="eastAsia"/>
-              </w:rPr>
             </w:pPr>
             <w:r>
               <w:t>Service</w:t>
@@ -5996,9 +5942,6 @@
           <w:p>
             <w:pPr>
               <w:ind w:left="0" w:firstLineChars="150" w:firstLine="315"/>
-              <w:rPr>
-                <w:rFonts w:hint="eastAsia"/>
-              </w:rPr>
             </w:pPr>
             <w:r>
               <w:t>Safety</w:t>
@@ -6016,9 +5959,6 @@
           <w:p>
             <w:pPr>
               <w:ind w:left="0" w:firstLineChars="150" w:firstLine="315"/>
-              <w:rPr>
-                <w:rFonts w:hint="eastAsia"/>
-              </w:rPr>
             </w:pPr>
             <w:r>
               <w:t>Disk</w:t>
@@ -6036,9 +5976,6 @@
           <w:p>
             <w:pPr>
               <w:ind w:left="0"/>
-              <w:rPr>
-                <w:rFonts w:hint="eastAsia"/>
-              </w:rPr>
             </w:pPr>
             <w:r>
               <w:rPr>
@@ -6084,9 +6021,6 @@
           <w:p>
             <w:pPr>
               <w:ind w:left="0"/>
-              <w:rPr>
-                <w:rFonts w:hint="eastAsia"/>
-              </w:rPr>
             </w:pPr>
             <w:r>
               <w:t>{</w:t>
@@ -6095,9 +6029,6 @@
           <w:p>
             <w:pPr>
               <w:ind w:left="0" w:firstLineChars="150" w:firstLine="315"/>
-              <w:rPr>
-                <w:rFonts w:hint="eastAsia"/>
-              </w:rPr>
             </w:pPr>
             <w:r>
               <w:t>"errno"</w:t>
@@ -6112,17 +6043,11 @@
           <w:p>
             <w:pPr>
               <w:ind w:left="0"/>
-              <w:rPr>
-                <w:rFonts w:hint="eastAsia"/>
-              </w:rPr>
-            </w:pPr>
-          </w:p>
-          <w:p>
-            <w:pPr>
-              <w:ind w:left="0"/>
-              <w:rPr>
-                <w:rFonts w:hint="eastAsia"/>
-              </w:rPr>
+            </w:pPr>
+          </w:p>
+          <w:p>
+            <w:pPr>
+              <w:ind w:left="0"/>
             </w:pPr>
             <w:r>
               <w:t>}</w:t>
@@ -6131,9 +6056,6 @@
           <w:p>
             <w:pPr>
               <w:ind w:left="0"/>
-              <w:rPr>
-                <w:rFonts w:hint="eastAsia"/>
-              </w:rPr>
             </w:pPr>
             <w:r>
               <w:t xml:space="preserve">{ </w:t>
@@ -6142,9 +6064,6 @@
           <w:p>
             <w:pPr>
               <w:ind w:left="0" w:firstLineChars="150" w:firstLine="315"/>
-              <w:rPr>
-                <w:rFonts w:hint="eastAsia"/>
-              </w:rPr>
             </w:pPr>
             <w:r>
               <w:t>"IP"</w:t>
@@ -6159,9 +6078,6 @@
           <w:p>
             <w:pPr>
               <w:ind w:left="0" w:firstLineChars="150" w:firstLine="315"/>
-              <w:rPr>
-                <w:rFonts w:hint="eastAsia"/>
-              </w:rPr>
             </w:pPr>
             <w:r>
               <w:t>"HostName"</w:t>
@@ -6176,9 +6092,6 @@
           <w:p>
             <w:pPr>
               <w:ind w:left="0" w:firstLineChars="150" w:firstLine="315"/>
-              <w:rPr>
-                <w:rFonts w:hint="eastAsia"/>
-              </w:rPr>
             </w:pPr>
             <w:r>
               <w:t>"OS"</w:t>
@@ -6190,9 +6103,6 @@
           <w:p>
             <w:pPr>
               <w:ind w:left="0" w:firstLineChars="150" w:firstLine="315"/>
-              <w:rPr>
-                <w:rFonts w:hint="eastAsia"/>
-              </w:rPr>
             </w:pPr>
             <w:r>
               <w:t>{</w:t>
@@ -6201,9 +6111,6 @@
           <w:p>
             <w:pPr>
               <w:ind w:left="0" w:firstLineChars="300" w:firstLine="630"/>
-              <w:rPr>
-                <w:rFonts w:hint="eastAsia"/>
-              </w:rPr>
             </w:pPr>
             <w:r>
               <w:t>"Distributor"</w:t>
@@ -6218,9 +6125,6 @@
           <w:p>
             <w:pPr>
               <w:ind w:left="0" w:firstLineChars="300" w:firstLine="630"/>
-              <w:rPr>
-                <w:rFonts w:hint="eastAsia"/>
-              </w:rPr>
             </w:pPr>
             <w:r>
               <w:t>"Release"</w:t>
@@ -6235,9 +6139,6 @@
           <w:p>
             <w:pPr>
               <w:ind w:left="0" w:firstLineChars="300" w:firstLine="630"/>
-              <w:rPr>
-                <w:rFonts w:hint="eastAsia"/>
-              </w:rPr>
             </w:pPr>
             <w:r>
               <w:t>"Bit"</w:t>
@@ -6252,9 +6153,6 @@
           <w:p>
             <w:pPr>
               <w:ind w:left="0" w:firstLineChars="150" w:firstLine="315"/>
-              <w:rPr>
-                <w:rFonts w:hint="eastAsia"/>
-              </w:rPr>
             </w:pPr>
             <w:r>
               <w:t xml:space="preserve">}, </w:t>
@@ -6263,9 +6161,6 @@
           <w:p>
             <w:pPr>
               <w:ind w:left="0" w:firstLineChars="150" w:firstLine="315"/>
-              <w:rPr>
-                <w:rFonts w:hint="eastAsia"/>
-              </w:rPr>
             </w:pPr>
             <w:r>
               <w:t>"OM"</w:t>
@@ -6277,9 +6172,6 @@
           <w:p>
             <w:pPr>
               <w:ind w:left="0" w:firstLineChars="150" w:firstLine="315"/>
-              <w:rPr>
-                <w:rFonts w:hint="eastAsia"/>
-              </w:rPr>
             </w:pPr>
             <w:r>
               <w:t xml:space="preserve">{ </w:t>
@@ -6288,9 +6180,6 @@
           <w:p>
             <w:pPr>
               <w:ind w:left="0" w:firstLineChars="300" w:firstLine="630"/>
-              <w:rPr>
-                <w:rFonts w:hint="eastAsia"/>
-              </w:rPr>
             </w:pPr>
             <w:r>
               <w:t>"HasInstalled"</w:t>
@@ -6305,9 +6194,6 @@
           <w:p>
             <w:pPr>
               <w:ind w:left="0" w:firstLineChars="300" w:firstLine="630"/>
-              <w:rPr>
-                <w:rFonts w:hint="eastAsia"/>
-              </w:rPr>
             </w:pPr>
             <w:r>
               <w:t>"Version"</w:t>
@@ -6322,9 +6208,6 @@
           <w:p>
             <w:pPr>
               <w:ind w:left="0" w:firstLineChars="300" w:firstLine="630"/>
-              <w:rPr>
-                <w:rFonts w:hint="eastAsia"/>
-              </w:rPr>
             </w:pPr>
             <w:r>
               <w:t>"Path"</w:t>
@@ -6339,9 +6222,6 @@
           <w:p>
             <w:pPr>
               <w:ind w:left="0" w:firstLineChars="300" w:firstLine="630"/>
-              <w:rPr>
-                <w:rFonts w:hint="eastAsia"/>
-              </w:rPr>
             </w:pPr>
             <w:r>
               <w:t>"Port"</w:t>
@@ -6356,9 +6236,6 @@
           <w:p>
             <w:pPr>
               <w:ind w:left="0" w:firstLineChars="300" w:firstLine="630"/>
-              <w:rPr>
-                <w:rFonts w:hint="eastAsia"/>
-              </w:rPr>
             </w:pPr>
             <w:r>
               <w:t>"Release"</w:t>
@@ -6373,9 +6250,6 @@
           <w:p>
             <w:pPr>
               <w:ind w:left="0" w:firstLineChars="150" w:firstLine="315"/>
-              <w:rPr>
-                <w:rFonts w:hint="eastAsia"/>
-              </w:rPr>
             </w:pPr>
             <w:r>
               <w:t xml:space="preserve">}, </w:t>
@@ -6384,9 +6258,6 @@
           <w:p>
             <w:pPr>
               <w:ind w:left="0" w:firstLineChars="150" w:firstLine="315"/>
-              <w:rPr>
-                <w:rFonts w:hint="eastAsia"/>
-              </w:rPr>
             </w:pPr>
             <w:r>
               <w:t>"CPU"</w:t>
@@ -6398,9 +6269,6 @@
           <w:p>
             <w:pPr>
               <w:ind w:left="0" w:firstLineChars="150" w:firstLine="315"/>
-              <w:rPr>
-                <w:rFonts w:hint="eastAsia"/>
-              </w:rPr>
             </w:pPr>
             <w:r>
               <w:t xml:space="preserve">[ </w:t>
@@ -6409,9 +6277,6 @@
           <w:p>
             <w:pPr>
               <w:ind w:left="0" w:firstLineChars="300" w:firstLine="630"/>
-              <w:rPr>
-                <w:rFonts w:hint="eastAsia"/>
-              </w:rPr>
             </w:pPr>
             <w:r>
               <w:t>{</w:t>
@@ -6420,9 +6285,6 @@
           <w:p>
             <w:pPr>
               <w:ind w:left="0" w:firstLineChars="450" w:firstLine="945"/>
-              <w:rPr>
-                <w:rFonts w:hint="eastAsia"/>
-              </w:rPr>
             </w:pPr>
             <w:r>
               <w:t>"ID"</w:t>
@@ -6437,9 +6299,6 @@
           <w:p>
             <w:pPr>
               <w:ind w:left="0" w:firstLineChars="450" w:firstLine="945"/>
-              <w:rPr>
-                <w:rFonts w:hint="eastAsia"/>
-              </w:rPr>
             </w:pPr>
             <w:r>
               <w:t>"Model"</w:t>
@@ -6454,9 +6313,6 @@
           <w:p>
             <w:pPr>
               <w:ind w:left="0" w:firstLineChars="450" w:firstLine="945"/>
-              <w:rPr>
-                <w:rFonts w:hint="eastAsia"/>
-              </w:rPr>
             </w:pPr>
             <w:r>
               <w:t>"Core"</w:t>
@@ -6471,9 +6327,6 @@
           <w:p>
             <w:pPr>
               <w:ind w:left="0" w:firstLineChars="450" w:firstLine="945"/>
-              <w:rPr>
-                <w:rFonts w:hint="eastAsia"/>
-              </w:rPr>
             </w:pPr>
             <w:r>
               <w:t>"Freq"</w:t>
@@ -6488,9 +6341,6 @@
           <w:p>
             <w:pPr>
               <w:ind w:left="0" w:firstLineChars="300" w:firstLine="630"/>
-              <w:rPr>
-                <w:rFonts w:hint="eastAsia"/>
-              </w:rPr>
             </w:pPr>
             <w:r>
               <w:t xml:space="preserve">} </w:t>
@@ -6499,9 +6349,6 @@
           <w:p>
             <w:pPr>
               <w:ind w:left="0" w:firstLineChars="150" w:firstLine="315"/>
-              <w:rPr>
-                <w:rFonts w:hint="eastAsia"/>
-              </w:rPr>
             </w:pPr>
             <w:r>
               <w:t xml:space="preserve">], </w:t>
@@ -6510,9 +6357,6 @@
           <w:p>
             <w:pPr>
               <w:ind w:left="0" w:firstLineChars="150" w:firstLine="315"/>
-              <w:rPr>
-                <w:rFonts w:hint="eastAsia"/>
-              </w:rPr>
             </w:pPr>
             <w:r>
               <w:t>"Memory"</w:t>
@@ -6524,9 +6368,6 @@
           <w:p>
             <w:pPr>
               <w:ind w:left="0" w:firstLineChars="150" w:firstLine="315"/>
-              <w:rPr>
-                <w:rFonts w:hint="eastAsia"/>
-              </w:rPr>
             </w:pPr>
             <w:r>
               <w:t>{</w:t>
@@ -6535,9 +6376,6 @@
           <w:p>
             <w:pPr>
               <w:ind w:left="0" w:firstLineChars="300" w:firstLine="630"/>
-              <w:rPr>
-                <w:rFonts w:hint="eastAsia"/>
-              </w:rPr>
             </w:pPr>
             <w:r>
               <w:t>"Model"</w:t>
@@ -6552,9 +6390,6 @@
           <w:p>
             <w:pPr>
               <w:ind w:left="0" w:firstLineChars="300" w:firstLine="630"/>
-              <w:rPr>
-                <w:rFonts w:hint="eastAsia"/>
-              </w:rPr>
             </w:pPr>
             <w:r>
               <w:t>"Size"</w:t>
@@ -6569,9 +6404,6 @@
           <w:p>
             <w:pPr>
               <w:ind w:left="0" w:firstLineChars="300" w:firstLine="630"/>
-              <w:rPr>
-                <w:rFonts w:hint="eastAsia"/>
-              </w:rPr>
             </w:pPr>
             <w:r>
               <w:t>"Free"</w:t>
@@ -6586,9 +6418,6 @@
           <w:p>
             <w:pPr>
               <w:ind w:left="0" w:firstLineChars="150" w:firstLine="315"/>
-              <w:rPr>
-                <w:rFonts w:hint="eastAsia"/>
-              </w:rPr>
             </w:pPr>
             <w:r>
               <w:t xml:space="preserve">}, </w:t>
@@ -6597,9 +6426,6 @@
           <w:p>
             <w:pPr>
               <w:ind w:left="0" w:firstLineChars="150" w:firstLine="315"/>
-              <w:rPr>
-                <w:rFonts w:hint="eastAsia"/>
-              </w:rPr>
             </w:pPr>
             <w:r>
               <w:t>"Net"</w:t>
@@ -6611,9 +6437,6 @@
           <w:p>
             <w:pPr>
               <w:ind w:left="0" w:firstLineChars="150" w:firstLine="315"/>
-              <w:rPr>
-                <w:rFonts w:hint="eastAsia"/>
-              </w:rPr>
             </w:pPr>
             <w:r>
               <w:t xml:space="preserve">[ </w:t>
@@ -6622,9 +6445,6 @@
           <w:p>
             <w:pPr>
               <w:ind w:left="0" w:firstLineChars="300" w:firstLine="630"/>
-              <w:rPr>
-                <w:rFonts w:hint="eastAsia"/>
-              </w:rPr>
             </w:pPr>
             <w:r>
               <w:lastRenderedPageBreak/>
@@ -6634,9 +6454,6 @@
           <w:p>
             <w:pPr>
               <w:ind w:left="0" w:firstLineChars="450" w:firstLine="945"/>
-              <w:rPr>
-                <w:rFonts w:hint="eastAsia"/>
-              </w:rPr>
             </w:pPr>
             <w:r>
               <w:t>"Name"</w:t>
@@ -6651,9 +6468,6 @@
           <w:p>
             <w:pPr>
               <w:ind w:left="0" w:firstLineChars="450" w:firstLine="945"/>
-              <w:rPr>
-                <w:rFonts w:hint="eastAsia"/>
-              </w:rPr>
             </w:pPr>
             <w:r>
               <w:t>"Model"</w:t>
@@ -6668,9 +6482,6 @@
           <w:p>
             <w:pPr>
               <w:ind w:left="0" w:firstLineChars="450" w:firstLine="945"/>
-              <w:rPr>
-                <w:rFonts w:hint="eastAsia"/>
-              </w:rPr>
             </w:pPr>
             <w:r>
               <w:t>"Bandwidth"</w:t>
@@ -6685,9 +6496,6 @@
           <w:p>
             <w:pPr>
               <w:ind w:left="0" w:firstLineChars="450" w:firstLine="945"/>
-              <w:rPr>
-                <w:rFonts w:hint="eastAsia"/>
-              </w:rPr>
             </w:pPr>
             <w:r>
               <w:t>"IP"</w:t>
@@ -6702,9 +6510,6 @@
           <w:p>
             <w:pPr>
               <w:ind w:left="0" w:firstLineChars="300" w:firstLine="630"/>
-              <w:rPr>
-                <w:rFonts w:hint="eastAsia"/>
-              </w:rPr>
             </w:pPr>
             <w:r>
               <w:t>},</w:t>
@@ -6713,9 +6518,6 @@
           <w:p>
             <w:pPr>
               <w:ind w:leftChars="170" w:firstLineChars="100" w:firstLine="210"/>
-              <w:rPr>
-                <w:rFonts w:hint="eastAsia"/>
-              </w:rPr>
             </w:pPr>
             <w:r>
               <w:t xml:space="preserve">{ </w:t>
@@ -6724,9 +6526,6 @@
           <w:p>
             <w:pPr>
               <w:ind w:left="0" w:firstLineChars="500" w:firstLine="1050"/>
-              <w:rPr>
-                <w:rFonts w:hint="eastAsia"/>
-              </w:rPr>
             </w:pPr>
             <w:r>
               <w:t>"Name"</w:t>
@@ -6741,9 +6540,6 @@
           <w:p>
             <w:pPr>
               <w:ind w:left="0" w:firstLineChars="500" w:firstLine="1050"/>
-              <w:rPr>
-                <w:rFonts w:hint="eastAsia"/>
-              </w:rPr>
             </w:pPr>
             <w:r>
               <w:t>"Model"</w:t>
@@ -6758,9 +6554,6 @@
           <w:p>
             <w:pPr>
               <w:ind w:left="0" w:firstLineChars="500" w:firstLine="1050"/>
-              <w:rPr>
-                <w:rFonts w:hint="eastAsia"/>
-              </w:rPr>
             </w:pPr>
             <w:r>
               <w:t>"Bandwidth"</w:t>
@@ -6775,9 +6568,6 @@
           <w:p>
             <w:pPr>
               <w:ind w:left="0" w:firstLineChars="500" w:firstLine="1050"/>
-              <w:rPr>
-                <w:rFonts w:hint="eastAsia"/>
-              </w:rPr>
             </w:pPr>
             <w:r>
               <w:t>"IP"</w:t>
@@ -6792,9 +6582,6 @@
           <w:p>
             <w:pPr>
               <w:ind w:left="0" w:firstLineChars="300" w:firstLine="630"/>
-              <w:rPr>
-                <w:rFonts w:hint="eastAsia"/>
-              </w:rPr>
             </w:pPr>
             <w:r>
               <w:t xml:space="preserve">} </w:t>
@@ -6803,9 +6590,6 @@
           <w:p>
             <w:pPr>
               <w:ind w:left="0" w:firstLineChars="150" w:firstLine="315"/>
-              <w:rPr>
-                <w:rFonts w:hint="eastAsia"/>
-              </w:rPr>
             </w:pPr>
             <w:r>
               <w:t xml:space="preserve">], </w:t>
@@ -6814,9 +6598,6 @@
           <w:p>
             <w:pPr>
               <w:ind w:left="0" w:firstLineChars="150" w:firstLine="315"/>
-              <w:rPr>
-                <w:rFonts w:hint="eastAsia"/>
-              </w:rPr>
             </w:pPr>
             <w:r>
               <w:t>"Port"</w:t>
@@ -6828,9 +6609,6 @@
           <w:p>
             <w:pPr>
               <w:ind w:left="0" w:firstLineChars="150" w:firstLine="315"/>
-              <w:rPr>
-                <w:rFonts w:hint="eastAsia"/>
-              </w:rPr>
             </w:pPr>
             <w:r>
               <w:t xml:space="preserve">[ </w:t>
@@ -6839,9 +6617,6 @@
           <w:p>
             <w:pPr>
               <w:ind w:left="0" w:firstLineChars="300" w:firstLine="630"/>
-              <w:rPr>
-                <w:rFonts w:hint="eastAsia"/>
-              </w:rPr>
             </w:pPr>
             <w:r>
               <w:t xml:space="preserve">{ </w:t>
@@ -6850,9 +6625,6 @@
           <w:p>
             <w:pPr>
               <w:ind w:left="0" w:firstLineChars="450" w:firstLine="945"/>
-              <w:rPr>
-                <w:rFonts w:hint="eastAsia"/>
-              </w:rPr>
             </w:pPr>
             <w:r>
               <w:t>"Port"</w:t>
@@ -6867,9 +6639,6 @@
           <w:p>
             <w:pPr>
               <w:ind w:left="0" w:firstLineChars="450" w:firstLine="945"/>
-              <w:rPr>
-                <w:rFonts w:hint="eastAsia"/>
-              </w:rPr>
             </w:pPr>
             <w:r>
               <w:t>"CanUse"</w:t>
@@ -6884,9 +6653,6 @@
           <w:p>
             <w:pPr>
               <w:ind w:left="0" w:firstLineChars="300" w:firstLine="630"/>
-              <w:rPr>
-                <w:rFonts w:hint="eastAsia"/>
-              </w:rPr>
             </w:pPr>
             <w:r>
               <w:t xml:space="preserve">} </w:t>
@@ -6895,9 +6661,6 @@
           <w:p>
             <w:pPr>
               <w:ind w:left="0" w:firstLineChars="150" w:firstLine="315"/>
-              <w:rPr>
-                <w:rFonts w:hint="eastAsia"/>
-              </w:rPr>
             </w:pPr>
             <w:r>
               <w:t xml:space="preserve">], </w:t>
@@ -6906,9 +6669,6 @@
           <w:p>
             <w:pPr>
               <w:ind w:left="0" w:firstLineChars="150" w:firstLine="315"/>
-              <w:rPr>
-                <w:rFonts w:hint="eastAsia"/>
-              </w:rPr>
             </w:pPr>
             <w:r>
               <w:t>"Service"</w:t>
@@ -6920,9 +6680,6 @@
           <w:p>
             <w:pPr>
               <w:ind w:left="0" w:firstLineChars="150" w:firstLine="315"/>
-              <w:rPr>
-                <w:rFonts w:hint="eastAsia"/>
-              </w:rPr>
             </w:pPr>
             <w:r>
               <w:t xml:space="preserve">[ </w:t>
@@ -6931,9 +6688,6 @@
           <w:p>
             <w:pPr>
               <w:ind w:left="0" w:firstLineChars="300" w:firstLine="630"/>
-              <w:rPr>
-                <w:rFonts w:hint="eastAsia"/>
-              </w:rPr>
             </w:pPr>
             <w:r>
               <w:t xml:space="preserve">{ </w:t>
@@ -6942,9 +6696,6 @@
           <w:p>
             <w:pPr>
               <w:ind w:left="0" w:firstLineChars="450" w:firstLine="945"/>
-              <w:rPr>
-                <w:rFonts w:hint="eastAsia"/>
-              </w:rPr>
             </w:pPr>
             <w:r>
               <w:t>"Name"</w:t>
@@ -6959,9 +6710,6 @@
           <w:p>
             <w:pPr>
               <w:ind w:left="0" w:firstLineChars="450" w:firstLine="945"/>
-              <w:rPr>
-                <w:rFonts w:hint="eastAsia"/>
-              </w:rPr>
             </w:pPr>
             <w:r>
               <w:t>"IsRunning"</w:t>
@@ -6976,9 +6724,6 @@
           <w:p>
             <w:pPr>
               <w:ind w:left="0" w:firstLineChars="450" w:firstLine="945"/>
-              <w:rPr>
-                <w:rFonts w:hint="eastAsia"/>
-              </w:rPr>
             </w:pPr>
             <w:r>
               <w:t>"Version"</w:t>
@@ -6993,9 +6738,6 @@
           <w:p>
             <w:pPr>
               <w:ind w:left="0" w:firstLineChars="300" w:firstLine="630"/>
-              <w:rPr>
-                <w:rFonts w:hint="eastAsia"/>
-              </w:rPr>
             </w:pPr>
             <w:r>
               <w:t xml:space="preserve">} </w:t>
@@ -7004,9 +6746,6 @@
           <w:p>
             <w:pPr>
               <w:ind w:left="0" w:firstLineChars="150" w:firstLine="315"/>
-              <w:rPr>
-                <w:rFonts w:hint="eastAsia"/>
-              </w:rPr>
             </w:pPr>
             <w:r>
               <w:t>],</w:t>
@@ -7015,9 +6754,6 @@
           <w:p>
             <w:pPr>
               <w:ind w:left="0" w:firstLineChars="150" w:firstLine="315"/>
-              <w:rPr>
-                <w:rFonts w:hint="eastAsia"/>
-              </w:rPr>
             </w:pPr>
             <w:r>
               <w:t>"Safety"</w:t>
@@ -7029,9 +6765,6 @@
           <w:p>
             <w:pPr>
               <w:ind w:left="0" w:firstLineChars="150" w:firstLine="315"/>
-              <w:rPr>
-                <w:rFonts w:hint="eastAsia"/>
-              </w:rPr>
             </w:pPr>
             <w:r>
               <w:t xml:space="preserve">{ </w:t>
@@ -7040,9 +6773,6 @@
           <w:p>
             <w:pPr>
               <w:ind w:left="0" w:firstLineChars="300" w:firstLine="630"/>
-              <w:rPr>
-                <w:rFonts w:hint="eastAsia"/>
-              </w:rPr>
             </w:pPr>
             <w:r>
               <w:t>"Name"</w:t>
@@ -7057,9 +6787,6 @@
           <w:p>
             <w:pPr>
               <w:ind w:left="0" w:firstLineChars="300" w:firstLine="630"/>
-              <w:rPr>
-                <w:rFonts w:hint="eastAsia"/>
-              </w:rPr>
             </w:pPr>
             <w:r>
               <w:t>"Context"</w:t>
@@ -7074,9 +6801,6 @@
           <w:p>
             <w:pPr>
               <w:ind w:left="0" w:firstLineChars="300" w:firstLine="630"/>
-              <w:rPr>
-                <w:rFonts w:hint="eastAsia"/>
-              </w:rPr>
             </w:pPr>
             <w:r>
               <w:t>"IsRunning"</w:t>
@@ -7091,9 +6815,6 @@
           <w:p>
             <w:pPr>
               <w:ind w:left="0" w:firstLineChars="150" w:firstLine="315"/>
-              <w:rPr>
-                <w:rFonts w:hint="eastAsia"/>
-              </w:rPr>
             </w:pPr>
             <w:r>
               <w:t xml:space="preserve">}, </w:t>
@@ -7102,9 +6823,6 @@
           <w:p>
             <w:pPr>
               <w:ind w:left="0" w:firstLineChars="150" w:firstLine="315"/>
-              <w:rPr>
-                <w:rFonts w:hint="eastAsia"/>
-              </w:rPr>
             </w:pPr>
             <w:r>
               <w:t>"Disk"</w:t>
@@ -7116,9 +6834,6 @@
           <w:p>
             <w:pPr>
               <w:ind w:left="0" w:firstLineChars="150" w:firstLine="315"/>
-              <w:rPr>
-                <w:rFonts w:hint="eastAsia"/>
-              </w:rPr>
             </w:pPr>
             <w:r>
               <w:t xml:space="preserve">[ </w:t>
@@ -7127,9 +6842,6 @@
           <w:p>
             <w:pPr>
               <w:ind w:left="0" w:firstLineChars="300" w:firstLine="630"/>
-              <w:rPr>
-                <w:rFonts w:hint="eastAsia"/>
-              </w:rPr>
             </w:pPr>
             <w:r>
               <w:t>{</w:t>
@@ -7138,9 +6850,6 @@
           <w:p>
             <w:pPr>
               <w:ind w:left="0" w:firstLineChars="450" w:firstLine="945"/>
-              <w:rPr>
-                <w:rFonts w:hint="eastAsia"/>
-              </w:rPr>
             </w:pPr>
             <w:r>
               <w:t>"Name"</w:t>
@@ -7155,9 +6864,6 @@
           <w:p>
             <w:pPr>
               <w:ind w:left="0" w:firstLineChars="450" w:firstLine="945"/>
-              <w:rPr>
-                <w:rFonts w:hint="eastAsia"/>
-              </w:rPr>
             </w:pPr>
             <w:r>
               <w:t>"Mount"</w:t>
@@ -7172,9 +6878,6 @@
           <w:p>
             <w:pPr>
               <w:ind w:left="0" w:firstLineChars="450" w:firstLine="945"/>
-              <w:rPr>
-                <w:rFonts w:hint="eastAsia"/>
-              </w:rPr>
             </w:pPr>
             <w:r>
               <w:t>"Size"</w:t>
@@ -7189,9 +6892,6 @@
           <w:p>
             <w:pPr>
               <w:ind w:left="0" w:firstLineChars="450" w:firstLine="945"/>
-              <w:rPr>
-                <w:rFonts w:hint="eastAsia"/>
-              </w:rPr>
             </w:pPr>
             <w:r>
               <w:t>"Free"</w:t>
@@ -7206,9 +6906,6 @@
           <w:p>
             <w:pPr>
               <w:ind w:left="0" w:firstLineChars="450" w:firstLine="945"/>
-              <w:rPr>
-                <w:rFonts w:hint="eastAsia"/>
-              </w:rPr>
             </w:pPr>
             <w:r>
               <w:t>"IsLocal"</w:t>
@@ -7223,9 +6920,6 @@
           <w:p>
             <w:pPr>
               <w:ind w:left="0" w:firstLineChars="450" w:firstLine="945"/>
-              <w:rPr>
-                <w:rFonts w:hint="eastAsia"/>
-              </w:rPr>
             </w:pPr>
             <w:r>
               <w:t>"CanUse"</w:t>
@@ -7240,9 +6934,6 @@
           <w:p>
             <w:pPr>
               <w:ind w:left="0" w:firstLineChars="300" w:firstLine="630"/>
-              <w:rPr>
-                <w:rFonts w:hint="eastAsia"/>
-              </w:rPr>
             </w:pPr>
             <w:r>
               <w:t xml:space="preserve">}, </w:t>
@@ -7251,9 +6942,6 @@
           <w:p>
             <w:pPr>
               <w:ind w:left="0" w:firstLineChars="300" w:firstLine="630"/>
-              <w:rPr>
-                <w:rFonts w:hint="eastAsia"/>
-              </w:rPr>
             </w:pPr>
             <w:r>
               <w:lastRenderedPageBreak/>
@@ -7263,9 +6951,6 @@
           <w:p>
             <w:pPr>
               <w:ind w:left="0" w:firstLineChars="450" w:firstLine="945"/>
-              <w:rPr>
-                <w:rFonts w:hint="eastAsia"/>
-              </w:rPr>
             </w:pPr>
             <w:r>
               <w:t>"Name"</w:t>
@@ -7280,9 +6965,6 @@
           <w:p>
             <w:pPr>
               <w:ind w:left="0" w:firstLineChars="450" w:firstLine="945"/>
-              <w:rPr>
-                <w:rFonts w:hint="eastAsia"/>
-              </w:rPr>
             </w:pPr>
             <w:r>
               <w:t>"Mount"</w:t>
@@ -7297,9 +6979,6 @@
           <w:p>
             <w:pPr>
               <w:ind w:left="0" w:firstLineChars="450" w:firstLine="945"/>
-              <w:rPr>
-                <w:rFonts w:hint="eastAsia"/>
-              </w:rPr>
             </w:pPr>
             <w:r>
               <w:t>"Size"</w:t>
@@ -7314,9 +6993,6 @@
           <w:p>
             <w:pPr>
               <w:ind w:left="0" w:firstLineChars="450" w:firstLine="945"/>
-              <w:rPr>
-                <w:rFonts w:hint="eastAsia"/>
-              </w:rPr>
             </w:pPr>
             <w:r>
               <w:t>"Free"</w:t>
@@ -7331,9 +7007,6 @@
           <w:p>
             <w:pPr>
               <w:ind w:left="0" w:firstLineChars="450" w:firstLine="945"/>
-              <w:rPr>
-                <w:rFonts w:hint="eastAsia"/>
-              </w:rPr>
             </w:pPr>
             <w:r>
               <w:t>"IsLocal"</w:t>
@@ -7348,9 +7021,6 @@
           <w:p>
             <w:pPr>
               <w:ind w:left="0" w:firstLineChars="450" w:firstLine="945"/>
-              <w:rPr>
-                <w:rFonts w:hint="eastAsia"/>
-              </w:rPr>
             </w:pPr>
             <w:r>
               <w:t>"CanUse"</w:t>
@@ -7365,20 +7035,12 @@
           <w:p>
             <w:pPr>
               <w:ind w:left="0" w:firstLineChars="300" w:firstLine="630"/>
-              <w:rPr>
-                <w:rFonts w:hint="eastAsia"/>
-              </w:rPr>
             </w:pPr>
             <w:r>
               <w:t>}</w:t>
             </w:r>
           </w:p>
           <w:p>
-            <w:pPr>
-              <w:rPr>
-                <w:rFonts w:hint="eastAsia"/>
-              </w:rPr>
-            </w:pPr>
             <w:r>
               <w:t>]</w:t>
             </w:r>
@@ -7448,9 +7110,6 @@
           <w:ilvl w:val="0"/>
           <w:numId w:val="16"/>
         </w:numPr>
-        <w:rPr>
-          <w:rFonts w:hint="eastAsia"/>
-        </w:rPr>
       </w:pPr>
       <w:r>
         <w:rPr>
@@ -7599,9 +7258,6 @@
           <w:p>
             <w:pPr>
               <w:ind w:left="0"/>
-              <w:rPr>
-                <w:rFonts w:hint="eastAsia"/>
-              </w:rPr>
             </w:pPr>
             <w:r>
               <w:t>cmd</w:t>
@@ -7715,9 +7371,6 @@
           <w:p>
             <w:pPr>
               <w:ind w:left="0" w:firstLineChars="150" w:firstLine="315"/>
-              <w:rPr>
-                <w:rFonts w:hint="eastAsia"/>
-              </w:rPr>
             </w:pPr>
             <w:r>
               <w:rPr>
@@ -7747,9 +7400,6 @@
           <w:p>
             <w:pPr>
               <w:ind w:left="0" w:firstLineChars="350" w:firstLine="735"/>
-              <w:rPr>
-                <w:rFonts w:hint="eastAsia"/>
-              </w:rPr>
             </w:pPr>
             <w:r>
               <w:t>HostName</w:t>
@@ -7770,9 +7420,6 @@
           <w:p>
             <w:pPr>
               <w:ind w:left="0" w:firstLineChars="350" w:firstLine="735"/>
-              <w:rPr>
-                <w:rFonts w:hint="eastAsia"/>
-              </w:rPr>
             </w:pPr>
             <w:r>
               <w:rPr>
@@ -7814,9 +7461,6 @@
           <w:p>
             <w:pPr>
               <w:ind w:left="0" w:firstLineChars="350" w:firstLine="735"/>
-              <w:rPr>
-                <w:rFonts w:hint="eastAsia"/>
-              </w:rPr>
             </w:pPr>
             <w:r>
               <w:rPr>
@@ -7858,9 +7502,6 @@
           <w:p>
             <w:pPr>
               <w:ind w:left="0" w:firstLineChars="350" w:firstLine="735"/>
-              <w:rPr>
-                <w:rFonts w:hint="eastAsia"/>
-              </w:rPr>
             </w:pPr>
             <w:r>
               <w:rPr>
@@ -7908,9 +7549,6 @@
           <w:p>
             <w:pPr>
               <w:ind w:left="0" w:firstLineChars="350" w:firstLine="735"/>
-              <w:rPr>
-                <w:rFonts w:hint="eastAsia"/>
-              </w:rPr>
             </w:pPr>
             <w:r>
               <w:rPr>
@@ -7958,9 +7596,6 @@
           <w:p>
             <w:pPr>
               <w:ind w:left="0" w:firstLineChars="350" w:firstLine="735"/>
-              <w:rPr>
-                <w:rFonts w:hint="eastAsia"/>
-              </w:rPr>
             </w:pPr>
             <w:r>
               <w:t>CPU</w:t>
@@ -7987,9 +7622,6 @@
           <w:p>
             <w:pPr>
               <w:ind w:left="0" w:firstLineChars="350" w:firstLine="735"/>
-              <w:rPr>
-                <w:rFonts w:hint="eastAsia"/>
-              </w:rPr>
             </w:pPr>
             <w:r>
               <w:t>OM</w:t>
@@ -8022,9 +7654,6 @@
           <w:p>
             <w:pPr>
               <w:ind w:left="0" w:firstLineChars="350" w:firstLine="735"/>
-              <w:rPr>
-                <w:rFonts w:hint="eastAsia"/>
-              </w:rPr>
             </w:pPr>
             <w:r>
               <w:t>Memory</w:t>
@@ -8045,9 +7674,6 @@
           <w:p>
             <w:pPr>
               <w:ind w:left="0" w:firstLineChars="350" w:firstLine="735"/>
-              <w:rPr>
-                <w:rFonts w:hint="eastAsia"/>
-              </w:rPr>
             </w:pPr>
             <w:r>
               <w:t>Net</w:t>
@@ -8065,9 +7691,6 @@
           <w:p>
             <w:pPr>
               <w:ind w:left="0" w:firstLineChars="350" w:firstLine="735"/>
-              <w:rPr>
-                <w:rFonts w:hint="eastAsia"/>
-              </w:rPr>
             </w:pPr>
             <w:r>
               <w:t>Port</w:t>
@@ -8085,9 +7708,6 @@
           <w:p>
             <w:pPr>
               <w:ind w:left="0" w:firstLineChars="350" w:firstLine="735"/>
-              <w:rPr>
-                <w:rFonts w:hint="eastAsia"/>
-              </w:rPr>
             </w:pPr>
             <w:r>
               <w:t>Service</w:t>
@@ -8105,9 +7725,6 @@
           <w:p>
             <w:pPr>
               <w:ind w:left="0" w:firstLineChars="350" w:firstLine="735"/>
-              <w:rPr>
-                <w:rFonts w:hint="eastAsia"/>
-              </w:rPr>
             </w:pPr>
             <w:r>
               <w:t>Safety</w:t>
@@ -8125,9 +7742,6 @@
           <w:p>
             <w:pPr>
               <w:ind w:left="0" w:firstLineChars="350" w:firstLine="735"/>
-              <w:rPr>
-                <w:rFonts w:hint="eastAsia"/>
-              </w:rPr>
             </w:pPr>
             <w:r>
               <w:t>OS</w:t>
@@ -8154,9 +7768,6 @@
           <w:p>
             <w:pPr>
               <w:ind w:left="0" w:firstLineChars="350" w:firstLine="735"/>
-              <w:rPr>
-                <w:rFonts w:hint="eastAsia"/>
-              </w:rPr>
             </w:pPr>
             <w:r>
               <w:t>Disk</w:t>
@@ -8174,9 +7785,6 @@
           <w:p>
             <w:pPr>
               <w:ind w:left="0" w:firstLineChars="350" w:firstLine="735"/>
-              <w:rPr>
-                <w:rFonts w:hint="eastAsia"/>
-              </w:rPr>
             </w:pPr>
             <w:r>
               <w:rPr>
@@ -8272,9 +7880,6 @@
           <w:p>
             <w:pPr>
               <w:ind w:left="0" w:firstLineChars="100" w:firstLine="210"/>
-              <w:rPr>
-                <w:rFonts w:hint="eastAsia"/>
-              </w:rPr>
             </w:pPr>
             <w:r>
               <w:rPr>
@@ -8304,9 +7909,6 @@
           <w:p>
             <w:pPr>
               <w:ind w:left="0" w:firstLineChars="100" w:firstLine="210"/>
-              <w:rPr>
-                <w:rFonts w:hint="eastAsia"/>
-              </w:rPr>
             </w:pPr>
             <w:r>
               <w:rPr>
@@ -8352,9 +7954,6 @@
           <w:p>
             <w:pPr>
               <w:ind w:left="0"/>
-              <w:rPr>
-                <w:rFonts w:hint="eastAsia"/>
-              </w:rPr>
             </w:pPr>
             <w:r>
               <w:lastRenderedPageBreak/>
@@ -8390,9 +7989,6 @@
           <w:p>
             <w:pPr>
               <w:ind w:left="0"/>
-              <w:rPr>
-                <w:rFonts w:hint="eastAsia"/>
-              </w:rPr>
             </w:pPr>
             <w:r>
               <w:t>{</w:t>
@@ -8401,9 +7997,6 @@
           <w:p>
             <w:pPr>
               <w:ind w:left="0" w:firstLineChars="150" w:firstLine="315"/>
-              <w:rPr>
-                <w:rFonts w:hint="eastAsia"/>
-              </w:rPr>
             </w:pPr>
             <w:r>
               <w:t>"ClusterName"</w:t>
@@ -8418,9 +8011,6 @@
           <w:p>
             <w:pPr>
               <w:ind w:left="0" w:firstLineChars="150" w:firstLine="315"/>
-              <w:rPr>
-                <w:rFonts w:hint="eastAsia"/>
-              </w:rPr>
             </w:pPr>
             <w:r>
               <w:t>"HostInfo"</w:t>
@@ -8432,9 +8022,6 @@
           <w:p>
             <w:pPr>
               <w:ind w:left="0" w:firstLineChars="150" w:firstLine="315"/>
-              <w:rPr>
-                <w:rFonts w:hint="eastAsia"/>
-              </w:rPr>
             </w:pPr>
             <w:r>
               <w:t>[</w:t>
@@ -8443,9 +8030,6 @@
           <w:p>
             <w:pPr>
               <w:ind w:left="0" w:firstLineChars="300" w:firstLine="630"/>
-              <w:rPr>
-                <w:rFonts w:hint="eastAsia"/>
-              </w:rPr>
             </w:pPr>
             <w:r>
               <w:t>{</w:t>
@@ -8454,9 +8038,6 @@
           <w:p>
             <w:pPr>
               <w:ind w:left="0" w:firstLineChars="450" w:firstLine="945"/>
-              <w:rPr>
-                <w:rFonts w:hint="eastAsia"/>
-              </w:rPr>
             </w:pPr>
             <w:r>
               <w:t>"HostName"</w:t>
@@ -8471,9 +8052,6 @@
           <w:p>
             <w:pPr>
               <w:ind w:left="0" w:firstLineChars="450" w:firstLine="945"/>
-              <w:rPr>
-                <w:rFonts w:hint="eastAsia"/>
-              </w:rPr>
             </w:pPr>
             <w:r>
               <w:t>"IP"</w:t>
@@ -8488,9 +8066,6 @@
           <w:p>
             <w:pPr>
               <w:ind w:left="0" w:firstLineChars="450" w:firstLine="945"/>
-              <w:rPr>
-                <w:rFonts w:hint="eastAsia"/>
-              </w:rPr>
             </w:pPr>
             <w:r>
               <w:t>"User"</w:t>
@@ -8505,9 +8080,6 @@
           <w:p>
             <w:pPr>
               <w:ind w:left="0" w:firstLineChars="450" w:firstLine="945"/>
-              <w:rPr>
-                <w:rFonts w:hint="eastAsia"/>
-              </w:rPr>
             </w:pPr>
             <w:r>
               <w:t>"Passwd"</w:t>
@@ -8522,9 +8094,6 @@
           <w:p>
             <w:pPr>
               <w:ind w:left="0" w:firstLineChars="450" w:firstLine="945"/>
-              <w:rPr>
-                <w:rFonts w:hint="eastAsia"/>
-              </w:rPr>
             </w:pPr>
             <w:r>
               <w:t>"SshPort"</w:t>
@@ -8539,9 +8108,6 @@
           <w:p>
             <w:pPr>
               <w:ind w:left="0" w:firstLineChars="450" w:firstLine="945"/>
-              <w:rPr>
-                <w:rFonts w:hint="eastAsia"/>
-              </w:rPr>
             </w:pPr>
             <w:r>
               <w:t>"AgentPort"</w:t>
@@ -8556,9 +8122,6 @@
           <w:p>
             <w:pPr>
               <w:ind w:left="0" w:firstLineChars="450" w:firstLine="945"/>
-              <w:rPr>
-                <w:rFonts w:hint="eastAsia"/>
-              </w:rPr>
             </w:pPr>
             <w:r>
               <w:t>"CPU"</w:t>
@@ -8570,9 +8133,6 @@
           <w:p>
             <w:pPr>
               <w:ind w:left="0" w:firstLineChars="450" w:firstLine="945"/>
-              <w:rPr>
-                <w:rFonts w:hint="eastAsia"/>
-              </w:rPr>
             </w:pPr>
             <w:r>
               <w:t>[</w:t>
@@ -8581,9 +8141,6 @@
           <w:p>
             <w:pPr>
               <w:ind w:left="0" w:firstLineChars="600" w:firstLine="1260"/>
-              <w:rPr>
-                <w:rFonts w:hint="eastAsia"/>
-              </w:rPr>
             </w:pPr>
             <w:r>
               <w:t>{</w:t>
@@ -8592,9 +8149,6 @@
           <w:p>
             <w:pPr>
               <w:ind w:left="0" w:firstLineChars="750" w:firstLine="1575"/>
-              <w:rPr>
-                <w:rFonts w:hint="eastAsia"/>
-              </w:rPr>
             </w:pPr>
             <w:r>
               <w:t>"ID"</w:t>
@@ -8609,9 +8163,6 @@
           <w:p>
             <w:pPr>
               <w:ind w:left="0" w:firstLineChars="750" w:firstLine="1575"/>
-              <w:rPr>
-                <w:rFonts w:hint="eastAsia"/>
-              </w:rPr>
             </w:pPr>
             <w:r>
               <w:t>"Model"</w:t>
@@ -8626,9 +8177,6 @@
           <w:p>
             <w:pPr>
               <w:ind w:left="0" w:firstLineChars="750" w:firstLine="1575"/>
-              <w:rPr>
-                <w:rFonts w:hint="eastAsia"/>
-              </w:rPr>
             </w:pPr>
             <w:r>
               <w:t>"Core"</w:t>
@@ -8643,9 +8191,6 @@
           <w:p>
             <w:pPr>
               <w:ind w:left="0" w:firstLineChars="750" w:firstLine="1575"/>
-              <w:rPr>
-                <w:rFonts w:hint="eastAsia"/>
-              </w:rPr>
             </w:pPr>
             <w:r>
               <w:t>"Freq"</w:t>
@@ -8660,9 +8205,6 @@
           <w:p>
             <w:pPr>
               <w:ind w:left="0" w:firstLineChars="600" w:firstLine="1260"/>
-              <w:rPr>
-                <w:rFonts w:hint="eastAsia"/>
-              </w:rPr>
             </w:pPr>
             <w:r>
               <w:t>}</w:t>
@@ -8671,9 +8213,6 @@
           <w:p>
             <w:pPr>
               <w:ind w:left="0" w:firstLineChars="450" w:firstLine="945"/>
-              <w:rPr>
-                <w:rFonts w:hint="eastAsia"/>
-              </w:rPr>
             </w:pPr>
             <w:r>
               <w:t>],</w:t>
@@ -8682,9 +8221,6 @@
           <w:p>
             <w:pPr>
               <w:ind w:left="0" w:firstLineChars="450" w:firstLine="945"/>
-              <w:rPr>
-                <w:rFonts w:hint="eastAsia"/>
-              </w:rPr>
             </w:pPr>
             <w:r>
               <w:t>"Memory"</w:t>
@@ -8696,9 +8232,6 @@
           <w:p>
             <w:pPr>
               <w:ind w:left="0" w:firstLineChars="450" w:firstLine="945"/>
-              <w:rPr>
-                <w:rFonts w:hint="eastAsia"/>
-              </w:rPr>
             </w:pPr>
             <w:r>
               <w:t>{</w:t>
@@ -8707,9 +8240,6 @@
           <w:p>
             <w:pPr>
               <w:ind w:left="0" w:firstLineChars="600" w:firstLine="1260"/>
-              <w:rPr>
-                <w:rFonts w:hint="eastAsia"/>
-              </w:rPr>
             </w:pPr>
             <w:r>
               <w:t>"Model"</w:t>
@@ -8724,9 +8254,6 @@
           <w:p>
             <w:pPr>
               <w:ind w:left="0" w:firstLineChars="600" w:firstLine="1260"/>
-              <w:rPr>
-                <w:rFonts w:hint="eastAsia"/>
-              </w:rPr>
             </w:pPr>
             <w:r>
               <w:lastRenderedPageBreak/>
@@ -8742,9 +8269,6 @@
           <w:p>
             <w:pPr>
               <w:ind w:left="0" w:firstLineChars="600" w:firstLine="1260"/>
-              <w:rPr>
-                <w:rFonts w:hint="eastAsia"/>
-              </w:rPr>
             </w:pPr>
             <w:r>
               <w:t>"Free"</w:t>
@@ -8759,9 +8283,6 @@
           <w:p>
             <w:pPr>
               <w:ind w:left="0" w:firstLineChars="450" w:firstLine="945"/>
-              <w:rPr>
-                <w:rFonts w:hint="eastAsia"/>
-              </w:rPr>
             </w:pPr>
             <w:r>
               <w:t>},</w:t>
@@ -8770,9 +8291,6 @@
           <w:p>
             <w:pPr>
               <w:ind w:left="0" w:firstLineChars="450" w:firstLine="945"/>
-              <w:rPr>
-                <w:rFonts w:hint="eastAsia"/>
-              </w:rPr>
             </w:pPr>
             <w:r>
               <w:t>"Net"</w:t>
@@ -8784,9 +8302,6 @@
           <w:p>
             <w:pPr>
               <w:ind w:left="0" w:firstLineChars="450" w:firstLine="945"/>
-              <w:rPr>
-                <w:rFonts w:hint="eastAsia"/>
-              </w:rPr>
             </w:pPr>
             <w:r>
               <w:t>[</w:t>
@@ -8795,9 +8310,6 @@
           <w:p>
             <w:pPr>
               <w:ind w:left="0" w:firstLineChars="600" w:firstLine="1260"/>
-              <w:rPr>
-                <w:rFonts w:hint="eastAsia"/>
-              </w:rPr>
             </w:pPr>
             <w:r>
               <w:t>{</w:t>
@@ -8806,9 +8318,6 @@
           <w:p>
             <w:pPr>
               <w:ind w:left="0" w:firstLineChars="750" w:firstLine="1575"/>
-              <w:rPr>
-                <w:rFonts w:hint="eastAsia"/>
-              </w:rPr>
             </w:pPr>
             <w:r>
               <w:t>"Name"</w:t>
@@ -8823,9 +8332,6 @@
           <w:p>
             <w:pPr>
               <w:ind w:left="0" w:firstLineChars="750" w:firstLine="1575"/>
-              <w:rPr>
-                <w:rFonts w:hint="eastAsia"/>
-              </w:rPr>
             </w:pPr>
             <w:r>
               <w:t>"Model"</w:t>
@@ -8840,9 +8346,6 @@
           <w:p>
             <w:pPr>
               <w:ind w:left="0" w:firstLineChars="750" w:firstLine="1575"/>
-              <w:rPr>
-                <w:rFonts w:hint="eastAsia"/>
-              </w:rPr>
             </w:pPr>
             <w:r>
               <w:t>"Bandwidth"</w:t>
@@ -8857,9 +8360,6 @@
           <w:p>
             <w:pPr>
               <w:ind w:left="0" w:firstLineChars="750" w:firstLine="1575"/>
-              <w:rPr>
-                <w:rFonts w:hint="eastAsia"/>
-              </w:rPr>
             </w:pPr>
             <w:r>
               <w:t>"IP"</w:t>
@@ -8874,9 +8374,6 @@
           <w:p>
             <w:pPr>
               <w:ind w:left="0" w:firstLineChars="600" w:firstLine="1260"/>
-              <w:rPr>
-                <w:rFonts w:hint="eastAsia"/>
-              </w:rPr>
             </w:pPr>
             <w:r>
               <w:t>},</w:t>
@@ -8885,9 +8382,6 @@
           <w:p>
             <w:pPr>
               <w:ind w:left="0" w:firstLineChars="600" w:firstLine="1260"/>
-              <w:rPr>
-                <w:rFonts w:hint="eastAsia"/>
-              </w:rPr>
             </w:pPr>
             <w:r>
               <w:t>{</w:t>
@@ -8896,9 +8390,6 @@
           <w:p>
             <w:pPr>
               <w:ind w:left="0" w:firstLineChars="750" w:firstLine="1575"/>
-              <w:rPr>
-                <w:rFonts w:hint="eastAsia"/>
-              </w:rPr>
             </w:pPr>
             <w:r>
               <w:t>"Name"</w:t>
@@ -8913,9 +8404,6 @@
           <w:p>
             <w:pPr>
               <w:ind w:left="0" w:firstLineChars="750" w:firstLine="1575"/>
-              <w:rPr>
-                <w:rFonts w:hint="eastAsia"/>
-              </w:rPr>
             </w:pPr>
             <w:r>
               <w:t>"Model"</w:t>
@@ -8930,9 +8418,6 @@
           <w:p>
             <w:pPr>
               <w:ind w:left="0" w:firstLineChars="750" w:firstLine="1575"/>
-              <w:rPr>
-                <w:rFonts w:hint="eastAsia"/>
-              </w:rPr>
             </w:pPr>
             <w:r>
               <w:t>"Bandwidth"</w:t>
@@ -8947,9 +8432,6 @@
           <w:p>
             <w:pPr>
               <w:ind w:left="0" w:firstLineChars="750" w:firstLine="1575"/>
-              <w:rPr>
-                <w:rFonts w:hint="eastAsia"/>
-              </w:rPr>
             </w:pPr>
             <w:r>
               <w:t>"IP"</w:t>
@@ -8964,9 +8446,6 @@
           <w:p>
             <w:pPr>
               <w:ind w:leftChars="170" w:firstLineChars="450" w:firstLine="945"/>
-              <w:rPr>
-                <w:rFonts w:hint="eastAsia"/>
-              </w:rPr>
             </w:pPr>
             <w:r>
               <w:t>}</w:t>
@@ -8975,9 +8454,6 @@
           <w:p>
             <w:pPr>
               <w:ind w:leftChars="170" w:firstLineChars="300" w:firstLine="630"/>
-              <w:rPr>
-                <w:rFonts w:hint="eastAsia"/>
-              </w:rPr>
             </w:pPr>
             <w:r>
               <w:t>],</w:t>
@@ -8986,9 +8462,6 @@
           <w:p>
             <w:pPr>
               <w:ind w:leftChars="170" w:firstLineChars="300" w:firstLine="630"/>
-              <w:rPr>
-                <w:rFonts w:hint="eastAsia"/>
-              </w:rPr>
             </w:pPr>
             <w:r>
               <w:t>"Port"</w:t>
@@ -9000,9 +8473,6 @@
           <w:p>
             <w:pPr>
               <w:ind w:leftChars="170" w:firstLineChars="300" w:firstLine="630"/>
-              <w:rPr>
-                <w:rFonts w:hint="eastAsia"/>
-              </w:rPr>
             </w:pPr>
             <w:r>
               <w:t>[</w:t>
@@ -9011,9 +8481,6 @@
           <w:p>
             <w:pPr>
               <w:ind w:leftChars="170" w:firstLineChars="450" w:firstLine="945"/>
-              <w:rPr>
-                <w:rFonts w:hint="eastAsia"/>
-              </w:rPr>
             </w:pPr>
             <w:r>
               <w:t>{</w:t>
@@ -9022,9 +8489,6 @@
           <w:p>
             <w:pPr>
               <w:ind w:leftChars="170" w:firstLineChars="600" w:firstLine="1260"/>
-              <w:rPr>
-                <w:rFonts w:hint="eastAsia"/>
-              </w:rPr>
             </w:pPr>
             <w:r>
               <w:t>"Port"</w:t>
@@ -9039,9 +8503,6 @@
           <w:p>
             <w:pPr>
               <w:ind w:leftChars="170" w:firstLineChars="600" w:firstLine="1260"/>
-              <w:rPr>
-                <w:rFonts w:hint="eastAsia"/>
-              </w:rPr>
             </w:pPr>
             <w:r>
               <w:t>"Status"</w:t>
@@ -9056,9 +8517,6 @@
           <w:p>
             <w:pPr>
               <w:ind w:leftChars="170" w:firstLineChars="450" w:firstLine="945"/>
-              <w:rPr>
-                <w:rFonts w:hint="eastAsia"/>
-              </w:rPr>
             </w:pPr>
             <w:r>
               <w:t>}</w:t>
@@ -9067,9 +8525,6 @@
           <w:p>
             <w:pPr>
               <w:ind w:leftChars="170" w:firstLineChars="300" w:firstLine="630"/>
-              <w:rPr>
-                <w:rFonts w:hint="eastAsia"/>
-              </w:rPr>
             </w:pPr>
             <w:r>
               <w:t>],</w:t>
@@ -9078,9 +8533,6 @@
           <w:p>
             <w:pPr>
               <w:ind w:leftChars="170" w:firstLineChars="300" w:firstLine="630"/>
-              <w:rPr>
-                <w:rFonts w:hint="eastAsia"/>
-              </w:rPr>
             </w:pPr>
             <w:r>
               <w:t>"Service"</w:t>
@@ -9092,9 +8544,6 @@
           <w:p>
             <w:pPr>
               <w:ind w:leftChars="170" w:firstLineChars="300" w:firstLine="630"/>
-              <w:rPr>
-                <w:rFonts w:hint="eastAsia"/>
-              </w:rPr>
             </w:pPr>
             <w:r>
               <w:t>[</w:t>
@@ -9103,9 +8552,6 @@
           <w:p>
             <w:pPr>
               <w:ind w:leftChars="170" w:firstLineChars="450" w:firstLine="945"/>
-              <w:rPr>
-                <w:rFonts w:hint="eastAsia"/>
-              </w:rPr>
             </w:pPr>
             <w:r>
               <w:t>{</w:t>
@@ -9114,9 +8560,6 @@
           <w:p>
             <w:pPr>
               <w:ind w:leftChars="170" w:firstLineChars="600" w:firstLine="1260"/>
-              <w:rPr>
-                <w:rFonts w:hint="eastAsia"/>
-              </w:rPr>
             </w:pPr>
             <w:r>
               <w:t>"Name"</w:t>
@@ -9131,9 +8574,6 @@
           <w:p>
             <w:pPr>
               <w:ind w:leftChars="170" w:firstLineChars="600" w:firstLine="1260"/>
-              <w:rPr>
-                <w:rFonts w:hint="eastAsia"/>
-              </w:rPr>
             </w:pPr>
             <w:r>
               <w:t>"Status"</w:t>
@@ -9148,9 +8588,6 @@
           <w:p>
             <w:pPr>
               <w:ind w:leftChars="170" w:firstLineChars="600" w:firstLine="1260"/>
-              <w:rPr>
-                <w:rFonts w:hint="eastAsia"/>
-              </w:rPr>
             </w:pPr>
             <w:r>
               <w:t>"Version"</w:t>
@@ -9165,9 +8602,6 @@
           <w:p>
             <w:pPr>
               <w:ind w:leftChars="170" w:firstLineChars="450" w:firstLine="945"/>
-              <w:rPr>
-                <w:rFonts w:hint="eastAsia"/>
-              </w:rPr>
             </w:pPr>
             <w:r>
               <w:t>}</w:t>
@@ -9176,9 +8610,6 @@
           <w:p>
             <w:pPr>
               <w:ind w:leftChars="170" w:firstLineChars="300" w:firstLine="630"/>
-              <w:rPr>
-                <w:rFonts w:hint="eastAsia"/>
-              </w:rPr>
             </w:pPr>
             <w:r>
               <w:t>],</w:t>
@@ -9187,9 +8618,6 @@
           <w:p>
             <w:pPr>
               <w:ind w:leftChars="170" w:firstLineChars="300" w:firstLine="630"/>
-              <w:rPr>
-                <w:rFonts w:hint="eastAsia"/>
-              </w:rPr>
             </w:pPr>
             <w:r>
               <w:t>"OM"</w:t>
@@ -9201,9 +8629,6 @@
           <w:p>
             <w:pPr>
               <w:ind w:leftChars="170" w:firstLineChars="300" w:firstLine="630"/>
-              <w:rPr>
-                <w:rFonts w:hint="eastAsia"/>
-              </w:rPr>
             </w:pPr>
             <w:r>
               <w:t>{</w:t>
@@ -9212,9 +8637,6 @@
           <w:p>
             <w:pPr>
               <w:ind w:leftChars="170" w:firstLineChars="450" w:firstLine="945"/>
-              <w:rPr>
-                <w:rFonts w:hint="eastAsia"/>
-              </w:rPr>
             </w:pPr>
             <w:r>
               <w:t>"Status"</w:t>
@@ -9229,9 +8651,6 @@
           <w:p>
             <w:pPr>
               <w:ind w:leftChars="170" w:firstLineChars="450" w:firstLine="945"/>
-              <w:rPr>
-                <w:rFonts w:hint="eastAsia"/>
-              </w:rPr>
             </w:pPr>
             <w:r>
               <w:t>"Version"</w:t>
@@ -9246,9 +8665,6 @@
           <w:p>
             <w:pPr>
               <w:ind w:leftChars="170" w:firstLineChars="300" w:firstLine="630"/>
-              <w:rPr>
-                <w:rFonts w:hint="eastAsia"/>
-              </w:rPr>
             </w:pPr>
             <w:r>
               <w:t>},</w:t>
@@ -9257,9 +8673,6 @@
           <w:p>
             <w:pPr>
               <w:ind w:leftChars="170" w:firstLineChars="300" w:firstLine="630"/>
-              <w:rPr>
-                <w:rFonts w:hint="eastAsia"/>
-              </w:rPr>
             </w:pPr>
             <w:r>
               <w:t>"Safety"</w:t>
@@ -9271,9 +8684,6 @@
           <w:p>
             <w:pPr>
               <w:ind w:leftChars="170" w:firstLineChars="300" w:firstLine="630"/>
-              <w:rPr>
-                <w:rFonts w:hint="eastAsia"/>
-              </w:rPr>
             </w:pPr>
             <w:r>
               <w:t>{</w:t>
@@ -9282,9 +8692,6 @@
           <w:p>
             <w:pPr>
               <w:ind w:leftChars="170" w:firstLineChars="450" w:firstLine="945"/>
-              <w:rPr>
-                <w:rFonts w:hint="eastAsia"/>
-              </w:rPr>
             </w:pPr>
             <w:r>
               <w:t>"Name"</w:t>
@@ -9299,9 +8706,6 @@
           <w:p>
             <w:pPr>
               <w:ind w:leftChars="170" w:firstLineChars="450" w:firstLine="945"/>
-              <w:rPr>
-                <w:rFonts w:hint="eastAsia"/>
-              </w:rPr>
             </w:pPr>
             <w:r>
               <w:t>"Context"</w:t>
@@ -9316,9 +8720,6 @@
           <w:p>
             <w:pPr>
               <w:ind w:leftChars="170" w:firstLineChars="450" w:firstLine="945"/>
-              <w:rPr>
-                <w:rFonts w:hint="eastAsia"/>
-              </w:rPr>
             </w:pPr>
             <w:r>
               <w:t>"Status"</w:t>
@@ -9333,9 +8734,6 @@
           <w:p>
             <w:pPr>
               <w:ind w:leftChars="170" w:firstLineChars="300" w:firstLine="630"/>
-              <w:rPr>
-                <w:rFonts w:hint="eastAsia"/>
-              </w:rPr>
             </w:pPr>
             <w:r>
               <w:t>},</w:t>
@@ -9344,9 +8742,6 @@
           <w:p>
             <w:pPr>
               <w:ind w:leftChars="170" w:firstLineChars="300" w:firstLine="630"/>
-              <w:rPr>
-                <w:rFonts w:hint="eastAsia"/>
-              </w:rPr>
             </w:pPr>
             <w:r>
               <w:lastRenderedPageBreak/>
@@ -9359,9 +8754,6 @@
           <w:p>
             <w:pPr>
               <w:ind w:leftChars="170" w:firstLineChars="300" w:firstLine="630"/>
-              <w:rPr>
-                <w:rFonts w:hint="eastAsia"/>
-              </w:rPr>
             </w:pPr>
             <w:r>
               <w:t>{</w:t>
@@ -9370,9 +8762,6 @@
           <w:p>
             <w:pPr>
               <w:ind w:leftChars="170" w:firstLineChars="450" w:firstLine="945"/>
-              <w:rPr>
-                <w:rFonts w:hint="eastAsia"/>
-              </w:rPr>
             </w:pPr>
             <w:r>
               <w:t>"Distributor"</w:t>
@@ -9387,9 +8776,6 @@
           <w:p>
             <w:pPr>
               <w:ind w:leftChars="170" w:firstLineChars="450" w:firstLine="945"/>
-              <w:rPr>
-                <w:rFonts w:hint="eastAsia"/>
-              </w:rPr>
             </w:pPr>
             <w:r>
               <w:t>"Release"</w:t>
@@ -9404,9 +8790,6 @@
           <w:p>
             <w:pPr>
               <w:ind w:leftChars="170" w:firstLineChars="450" w:firstLine="945"/>
-              <w:rPr>
-                <w:rFonts w:hint="eastAsia"/>
-              </w:rPr>
             </w:pPr>
             <w:r>
               <w:t>"Bit"</w:t>
@@ -9421,9 +8804,6 @@
           <w:p>
             <w:pPr>
               <w:ind w:leftChars="170" w:firstLineChars="300" w:firstLine="630"/>
-              <w:rPr>
-                <w:rFonts w:hint="eastAsia"/>
-              </w:rPr>
             </w:pPr>
             <w:r>
               <w:t>},</w:t>
@@ -9432,9 +8812,6 @@
           <w:p>
             <w:pPr>
               <w:ind w:leftChars="170" w:firstLineChars="300" w:firstLine="630"/>
-              <w:rPr>
-                <w:rFonts w:hint="eastAsia"/>
-              </w:rPr>
             </w:pPr>
             <w:r>
               <w:t>"Disk"</w:t>
@@ -9446,9 +8823,6 @@
           <w:p>
             <w:pPr>
               <w:ind w:leftChars="170" w:firstLineChars="300" w:firstLine="630"/>
-              <w:rPr>
-                <w:rFonts w:hint="eastAsia"/>
-              </w:rPr>
             </w:pPr>
             <w:r>
               <w:t>[</w:t>
@@ -9457,9 +8831,6 @@
           <w:p>
             <w:pPr>
               <w:ind w:leftChars="170" w:firstLineChars="450" w:firstLine="945"/>
-              <w:rPr>
-                <w:rFonts w:hint="eastAsia"/>
-              </w:rPr>
             </w:pPr>
             <w:r>
               <w:t>{</w:t>
@@ -9468,9 +8839,6 @@
           <w:p>
             <w:pPr>
               <w:ind w:leftChars="170" w:firstLineChars="600" w:firstLine="1260"/>
-              <w:rPr>
-                <w:rFonts w:hint="eastAsia"/>
-              </w:rPr>
             </w:pPr>
             <w:r>
               <w:t>"Name"</w:t>
@@ -9485,9 +8853,6 @@
           <w:p>
             <w:pPr>
               <w:ind w:leftChars="170" w:firstLineChars="600" w:firstLine="1260"/>
-              <w:rPr>
-                <w:rFonts w:hint="eastAsia"/>
-              </w:rPr>
             </w:pPr>
             <w:r>
               <w:t>"Mount"</w:t>
@@ -9502,9 +8867,6 @@
           <w:p>
             <w:pPr>
               <w:ind w:leftChars="170" w:firstLineChars="600" w:firstLine="1260"/>
-              <w:rPr>
-                <w:rFonts w:hint="eastAsia"/>
-              </w:rPr>
             </w:pPr>
             <w:r>
               <w:t>"Size"</w:t>
@@ -9519,9 +8881,6 @@
           <w:p>
             <w:pPr>
               <w:ind w:leftChars="170" w:firstLineChars="600" w:firstLine="1260"/>
-              <w:rPr>
-                <w:rFonts w:hint="eastAsia"/>
-              </w:rPr>
             </w:pPr>
             <w:r>
               <w:t>"Free"</w:t>
@@ -9536,9 +8895,6 @@
           <w:p>
             <w:pPr>
               <w:ind w:leftChars="170" w:firstLineChars="600" w:firstLine="1260"/>
-              <w:rPr>
-                <w:rFonts w:hint="eastAsia"/>
-              </w:rPr>
             </w:pPr>
             <w:r>
               <w:t>"IsLocal"</w:t>
@@ -9553,9 +8909,6 @@
           <w:p>
             <w:pPr>
               <w:ind w:leftChars="170" w:firstLineChars="450" w:firstLine="945"/>
-              <w:rPr>
-                <w:rFonts w:hint="eastAsia"/>
-              </w:rPr>
             </w:pPr>
             <w:r>
               <w:t>}</w:t>
@@ -9564,9 +8917,6 @@
           <w:p>
             <w:pPr>
               <w:ind w:leftChars="170" w:firstLineChars="300" w:firstLine="630"/>
-              <w:rPr>
-                <w:rFonts w:hint="eastAsia"/>
-              </w:rPr>
             </w:pPr>
             <w:r>
               <w:t>],</w:t>
@@ -9575,9 +8925,6 @@
           <w:p>
             <w:pPr>
               <w:ind w:leftChars="170" w:firstLineChars="300" w:firstLine="630"/>
-              <w:rPr>
-                <w:rFonts w:hint="eastAsia"/>
-              </w:rPr>
             </w:pPr>
             <w:r>
               <w:t>"InstallPath"</w:t>
@@ -9592,9 +8939,6 @@
           <w:p>
             <w:pPr>
               <w:ind w:left="0" w:firstLineChars="300" w:firstLine="630"/>
-              <w:rPr>
-                <w:rFonts w:hint="eastAsia"/>
-              </w:rPr>
             </w:pPr>
             <w:r>
               <w:t>}</w:t>
@@ -9603,9 +8947,6 @@
           <w:p>
             <w:pPr>
               <w:ind w:left="0" w:firstLineChars="150" w:firstLine="315"/>
-              <w:rPr>
-                <w:rFonts w:hint="eastAsia"/>
-              </w:rPr>
             </w:pPr>
             <w:r>
               <w:t>],</w:t>
@@ -9614,9 +8955,6 @@
           <w:p>
             <w:pPr>
               <w:ind w:left="0" w:firstLineChars="150" w:firstLine="315"/>
-              <w:rPr>
-                <w:rFonts w:hint="eastAsia"/>
-              </w:rPr>
             </w:pPr>
             <w:r>
               <w:t>"User"</w:t>
@@ -9640,9 +8978,6 @@
           <w:p>
             <w:pPr>
               <w:ind w:left="0" w:firstLineChars="150" w:firstLine="315"/>
-              <w:rPr>
-                <w:rFonts w:hint="eastAsia"/>
-              </w:rPr>
             </w:pPr>
             <w:r>
               <w:t>"Passwd"</w:t>
@@ -9666,9 +9001,6 @@
           <w:p>
             <w:pPr>
               <w:ind w:left="0" w:firstLineChars="150" w:firstLine="315"/>
-              <w:rPr>
-                <w:rFonts w:hint="eastAsia"/>
-              </w:rPr>
             </w:pPr>
             <w:r>
               <w:t>"SshPort"</w:t>
@@ -9692,9 +9024,6 @@
           <w:p>
             <w:pPr>
               <w:ind w:left="0" w:firstLineChars="150" w:firstLine="315"/>
-              <w:rPr>
-                <w:rFonts w:hint="eastAsia"/>
-              </w:rPr>
             </w:pPr>
             <w:r>
               <w:t>"AgentPort"</w:t>
@@ -9923,9 +9252,6 @@
           <w:p>
             <w:pPr>
               <w:ind w:left="0"/>
-              <w:rPr>
-                <w:rFonts w:hint="eastAsia"/>
-              </w:rPr>
             </w:pPr>
             <w:r>
               <w:t>{</w:t>
@@ -9934,9 +9260,6 @@
           <w:p>
             <w:pPr>
               <w:ind w:left="0" w:firstLineChars="150" w:firstLine="315"/>
-              <w:rPr>
-                <w:rFonts w:hint="eastAsia"/>
-              </w:rPr>
             </w:pPr>
             <w:r>
               <w:t>"errno"</w:t>
@@ -9951,9 +9274,6 @@
           <w:p>
             <w:pPr>
               <w:ind w:left="0"/>
-              <w:rPr>
-                <w:rFonts w:hint="eastAsia"/>
-              </w:rPr>
             </w:pPr>
           </w:p>
           <w:p>
@@ -10020,9 +9340,6 @@
           <w:ilvl w:val="0"/>
           <w:numId w:val="16"/>
         </w:numPr>
-        <w:rPr>
-          <w:rFonts w:hint="eastAsia"/>
-        </w:rPr>
       </w:pPr>
       <w:r>
         <w:rPr>
@@ -10159,9 +9476,6 @@
           <w:p>
             <w:pPr>
               <w:ind w:left="0"/>
-              <w:rPr>
-                <w:rFonts w:hint="eastAsia"/>
-              </w:rPr>
             </w:pPr>
             <w:r>
               <w:t>cmd</w:t>
@@ -10422,9 +9736,6 @@
           <w:p>
             <w:pPr>
               <w:ind w:left="0"/>
-              <w:rPr>
-                <w:rFonts w:hint="eastAsia"/>
-              </w:rPr>
             </w:pPr>
             <w:r>
               <w:t xml:space="preserve">{ </w:t>
@@ -10433,9 +9744,6 @@
           <w:p>
             <w:pPr>
               <w:ind w:left="0" w:firstLineChars="150" w:firstLine="315"/>
-              <w:rPr>
-                <w:rFonts w:hint="eastAsia"/>
-              </w:rPr>
             </w:pPr>
             <w:r>
               <w:t>HostName</w:t>
@@ -10456,9 +9764,6 @@
           <w:p>
             <w:pPr>
               <w:ind w:left="0" w:firstLineChars="150" w:firstLine="315"/>
-              <w:rPr>
-                <w:rFonts w:hint="eastAsia"/>
-              </w:rPr>
             </w:pPr>
             <w:r>
               <w:t>IP</w:t>
@@ -10485,9 +9790,6 @@
           <w:p>
             <w:pPr>
               <w:ind w:left="0"/>
-              <w:rPr>
-                <w:rFonts w:hint="eastAsia"/>
-              </w:rPr>
             </w:pPr>
             <w:r>
               <w:t>}</w:t>
@@ -10550,9 +9852,6 @@
           <w:p>
             <w:pPr>
               <w:ind w:left="0"/>
-              <w:rPr>
-                <w:rFonts w:hint="eastAsia"/>
-              </w:rPr>
             </w:pPr>
             <w:r>
               <w:t xml:space="preserve">{ </w:t>
@@ -10561,9 +9860,6 @@
           <w:p>
             <w:pPr>
               <w:ind w:left="0" w:firstLineChars="150" w:firstLine="315"/>
-              <w:rPr>
-                <w:rFonts w:hint="eastAsia"/>
-              </w:rPr>
             </w:pPr>
             <w:r>
               <w:t>"HostName"</w:t>
@@ -10578,9 +9874,6 @@
           <w:p>
             <w:pPr>
               <w:ind w:left="0" w:firstLineChars="150" w:firstLine="315"/>
-              <w:rPr>
-                <w:rFonts w:hint="eastAsia"/>
-              </w:rPr>
             </w:pPr>
             <w:r>
               <w:t>"IP"</w:t>
@@ -10595,9 +9888,6 @@
           <w:p>
             <w:pPr>
               <w:ind w:left="0"/>
-              <w:rPr>
-                <w:rFonts w:hint="eastAsia"/>
-              </w:rPr>
             </w:pPr>
             <w:r>
               <w:t>}</w:t>
@@ -10606,9 +9896,6 @@
           <w:p>
             <w:pPr>
               <w:ind w:left="0"/>
-              <w:rPr>
-                <w:rFonts w:hint="eastAsia"/>
-              </w:rPr>
             </w:pPr>
             <w:r>
               <w:t xml:space="preserve">{ </w:t>
@@ -10617,9 +9904,6 @@
           <w:p>
             <w:pPr>
               <w:ind w:left="0" w:firstLineChars="150" w:firstLine="315"/>
-              <w:rPr>
-                <w:rFonts w:hint="eastAsia"/>
-              </w:rPr>
             </w:pPr>
             <w:r>
               <w:t>"HostName"</w:t>
@@ -10643,9 +9927,6 @@
           <w:p>
             <w:pPr>
               <w:ind w:left="0" w:firstLineChars="150" w:firstLine="315"/>
-              <w:rPr>
-                <w:rFonts w:hint="eastAsia"/>
-              </w:rPr>
             </w:pPr>
             <w:r>
               <w:t>"IP"</w:t>
@@ -10730,13 +10011,7 @@
         </w:tc>
       </w:tr>
     </w:tbl>
-    <w:p>
-      <w:pPr>
-        <w:rPr>
-          <w:rFonts w:hint="eastAsia"/>
-        </w:rPr>
-      </w:pPr>
-    </w:p>
+    <w:p/>
     <w:p>
       <w:pPr>
         <w:pStyle w:val="Heading4"/>
@@ -10895,9 +10170,6 @@
           <w:p>
             <w:pPr>
               <w:ind w:left="0"/>
-              <w:rPr>
-                <w:rFonts w:hint="eastAsia"/>
-              </w:rPr>
             </w:pPr>
             <w:r>
               <w:t>cmd</w:t>
@@ -11178,9 +10450,6 @@
           <w:p>
             <w:pPr>
               <w:ind w:left="0"/>
-              <w:rPr>
-                <w:rFonts w:hint="eastAsia"/>
-              </w:rPr>
             </w:pPr>
             <w:r>
               <w:t xml:space="preserve">{ </w:t>
@@ -11189,9 +10458,6 @@
           <w:p>
             <w:pPr>
               <w:ind w:left="0" w:firstLineChars="150" w:firstLine="315"/>
-              <w:rPr>
-                <w:rFonts w:hint="eastAsia"/>
-              </w:rPr>
             </w:pPr>
             <w:r>
               <w:t>ClusterName</w:t>
@@ -11212,9 +10478,6 @@
           <w:p>
             <w:pPr>
               <w:ind w:left="0" w:firstLineChars="150" w:firstLine="315"/>
-              <w:rPr>
-                <w:rFonts w:hint="eastAsia"/>
-              </w:rPr>
             </w:pPr>
             <w:r>
               <w:rPr>
@@ -11244,9 +10507,6 @@
           <w:p>
             <w:pPr>
               <w:ind w:left="0" w:firstLineChars="150" w:firstLine="315"/>
-              <w:rPr>
-                <w:rFonts w:hint="eastAsia"/>
-              </w:rPr>
             </w:pPr>
             <w:r>
               <w:rPr>
@@ -11270,9 +10530,6 @@
           <w:p>
             <w:pPr>
               <w:ind w:left="0" w:firstLineChars="150" w:firstLine="315"/>
-              <w:rPr>
-                <w:rFonts w:hint="eastAsia"/>
-              </w:rPr>
             </w:pPr>
             <w:r>
               <w:rPr>
@@ -11296,9 +10553,6 @@
           <w:p>
             <w:pPr>
               <w:ind w:left="0" w:firstLineChars="150" w:firstLine="315"/>
-              <w:rPr>
-                <w:rFonts w:hint="eastAsia"/>
-              </w:rPr>
             </w:pPr>
             <w:r>
               <w:rPr>
@@ -11328,9 +10582,6 @@
           <w:p>
             <w:pPr>
               <w:ind w:left="0" w:firstLineChars="150" w:firstLine="315"/>
-              <w:rPr>
-                <w:rFonts w:hint="eastAsia"/>
-              </w:rPr>
             </w:pPr>
             <w:r>
               <w:rPr>
@@ -11360,9 +10611,6 @@
           <w:p>
             <w:pPr>
               <w:ind w:left="0" w:firstLineChars="150" w:firstLine="315"/>
-              <w:rPr>
-                <w:rFonts w:hint="eastAsia"/>
-              </w:rPr>
             </w:pPr>
             <w:r>
               <w:rPr>
@@ -11392,9 +10640,6 @@
           <w:p>
             <w:pPr>
               <w:ind w:left="0" w:firstLineChars="150" w:firstLine="315"/>
-              <w:rPr>
-                <w:rFonts w:hint="eastAsia"/>
-              </w:rPr>
             </w:pPr>
             <w:r>
               <w:rPr>
@@ -11430,9 +10675,6 @@
           <w:p>
             <w:pPr>
               <w:ind w:left="0" w:firstLineChars="150" w:firstLine="315"/>
-              <w:rPr>
-                <w:rFonts w:hint="eastAsia"/>
-              </w:rPr>
             </w:pPr>
             <w:r>
               <w:rPr>
@@ -11456,9 +10698,6 @@
           <w:p>
             <w:pPr>
               <w:ind w:left="0" w:firstLineChars="150" w:firstLine="315"/>
-              <w:rPr>
-                <w:rFonts w:hint="eastAsia"/>
-              </w:rPr>
             </w:pPr>
             <w:r>
               <w:rPr>
@@ -11482,9 +10721,6 @@
           <w:p>
             <w:pPr>
               <w:ind w:left="0" w:firstLineChars="150" w:firstLine="315"/>
-              <w:rPr>
-                <w:rFonts w:hint="eastAsia"/>
-              </w:rPr>
             </w:pPr>
             <w:r>
               <w:rPr>
@@ -11508,9 +10744,6 @@
           <w:p>
             <w:pPr>
               <w:ind w:left="0" w:firstLineChars="150" w:firstLine="315"/>
-              <w:rPr>
-                <w:rFonts w:hint="eastAsia"/>
-              </w:rPr>
             </w:pPr>
             <w:r>
               <w:rPr>
@@ -11534,9 +10767,6 @@
           <w:p>
             <w:pPr>
               <w:ind w:left="0" w:firstLineChars="150" w:firstLine="315"/>
-              <w:rPr>
-                <w:rFonts w:hint="eastAsia"/>
-              </w:rPr>
             </w:pPr>
             <w:r>
               <w:rPr>
@@ -11561,9 +10791,6 @@
           <w:p>
             <w:pPr>
               <w:ind w:left="0" w:firstLineChars="150" w:firstLine="315"/>
-              <w:rPr>
-                <w:rFonts w:hint="eastAsia"/>
-              </w:rPr>
             </w:pPr>
             <w:r>
               <w:rPr>
@@ -11593,9 +10820,6 @@
           <w:p>
             <w:pPr>
               <w:ind w:left="0" w:firstLineChars="150" w:firstLine="315"/>
-              <w:rPr>
-                <w:rFonts w:hint="eastAsia"/>
-              </w:rPr>
             </w:pPr>
             <w:r>
               <w:rPr>
@@ -11619,9 +10843,6 @@
           <w:p>
             <w:pPr>
               <w:ind w:left="0" w:firstLineChars="150" w:firstLine="315"/>
-              <w:rPr>
-                <w:rFonts w:hint="eastAsia"/>
-              </w:rPr>
             </w:pPr>
             <w:r>
               <w:rPr>
@@ -11700,9 +10921,6 @@
           <w:p>
             <w:pPr>
               <w:ind w:left="0"/>
-              <w:rPr>
-                <w:rFonts w:hint="eastAsia"/>
-              </w:rPr>
             </w:pPr>
             <w:r>
               <w:t>{</w:t>
@@ -11711,9 +10929,6 @@
           <w:p>
             <w:pPr>
               <w:ind w:left="0" w:firstLineChars="150" w:firstLine="315"/>
-              <w:rPr>
-                <w:rFonts w:hint="eastAsia"/>
-              </w:rPr>
             </w:pPr>
             <w:r>
               <w:t>ClusterName</w:t>
@@ -12360,9 +11575,6 @@
           <w:p>
             <w:pPr>
               <w:ind w:left="0" w:firstLineChars="150" w:firstLine="315"/>
-              <w:rPr>
-                <w:rFonts w:hint="eastAsia"/>
-              </w:rPr>
             </w:pPr>
             <w:r>
               <w:t>"InstallPath": "/opt/sequoiadb/11"</w:t>
@@ -16658,9 +15870,6 @@
           <w:ilvl w:val="0"/>
           <w:numId w:val="16"/>
         </w:numPr>
-        <w:rPr>
-          <w:rFonts w:hint="eastAsia"/>
-        </w:rPr>
       </w:pPr>
       <w:r>
         <w:rPr>
@@ -16999,9 +16208,6 @@
           <w:p>
             <w:pPr>
               <w:ind w:left="0" w:firstLineChars="200" w:firstLine="420"/>
-              <w:rPr>
-                <w:rFonts w:hint="eastAsia"/>
-              </w:rPr>
             </w:pPr>
             <w:r>
               <w:rPr>
@@ -17013,9 +16219,6 @@
           <w:p>
             <w:pPr>
               <w:ind w:left="0" w:firstLineChars="300" w:firstLine="630"/>
-              <w:rPr>
-                <w:rFonts w:hint="eastAsia"/>
-              </w:rPr>
             </w:pPr>
             <w:r>
               <w:t>HostName</w:t>
@@ -17036,9 +16239,6 @@
           <w:p>
             <w:pPr>
               <w:ind w:left="0" w:firstLine="405"/>
-              <w:rPr>
-                <w:rFonts w:hint="eastAsia"/>
-              </w:rPr>
             </w:pPr>
             <w:r>
               <w:rPr>
@@ -17066,9 +16266,6 @@
             <w:pPr>
               <w:ind w:left="0" w:firstLine="405"/>
               <w:jc w:val="left"/>
-              <w:rPr>
-                <w:rFonts w:hint="eastAsia"/>
-              </w:rPr>
             </w:pPr>
             <w:r>
               <w:rPr>
@@ -17096,9 +16293,6 @@
             <w:pPr>
               <w:ind w:left="0" w:firstLine="405"/>
               <w:jc w:val="left"/>
-              <w:rPr>
-                <w:rFonts w:hint="eastAsia"/>
-              </w:rPr>
             </w:pPr>
             <w:r>
               <w:rPr>
@@ -17126,9 +16320,6 @@
             <w:pPr>
               <w:ind w:left="0" w:firstLine="405"/>
               <w:jc w:val="left"/>
-              <w:rPr>
-                <w:rFonts w:hint="eastAsia"/>
-              </w:rPr>
             </w:pPr>
             <w:r>
               <w:rPr>
@@ -17156,9 +16347,6 @@
             <w:pPr>
               <w:ind w:left="0" w:firstLineChars="291" w:firstLine="611"/>
               <w:jc w:val="left"/>
-              <w:rPr>
-                <w:rFonts w:hint="eastAsia"/>
-              </w:rPr>
             </w:pPr>
             <w:r>
               <w:t>role</w:t>
@@ -17180,9 +16368,6 @@
             <w:pPr>
               <w:ind w:left="0" w:firstLineChars="291" w:firstLine="611"/>
               <w:jc w:val="left"/>
-              <w:rPr>
-                <w:rFonts w:hint="eastAsia"/>
-              </w:rPr>
             </w:pPr>
             <w:r>
               <w:t>logfilesz</w:t>
@@ -17204,9 +16389,6 @@
             <w:pPr>
               <w:ind w:left="0" w:firstLineChars="291" w:firstLine="611"/>
               <w:jc w:val="left"/>
-              <w:rPr>
-                <w:rFonts w:hint="eastAsia"/>
-              </w:rPr>
             </w:pPr>
             <w:r>
               <w:t>logfilenum</w:t>
@@ -17228,9 +16410,6 @@
             <w:pPr>
               <w:ind w:left="0" w:firstLineChars="291" w:firstLine="611"/>
               <w:jc w:val="left"/>
-              <w:rPr>
-                <w:rFonts w:hint="eastAsia"/>
-              </w:rPr>
             </w:pPr>
             <w:r>
               <w:t>transactionon</w:t>
@@ -17252,9 +16431,6 @@
             <w:pPr>
               <w:ind w:left="0" w:firstLineChars="291" w:firstLine="611"/>
               <w:jc w:val="left"/>
-              <w:rPr>
-                <w:rFonts w:hint="eastAsia"/>
-              </w:rPr>
             </w:pPr>
             <w:r>
               <w:t>preferedinstance</w:t>
@@ -17276,9 +16452,6 @@
             <w:pPr>
               <w:ind w:left="0" w:firstLineChars="291" w:firstLine="611"/>
               <w:jc w:val="left"/>
-              <w:rPr>
-                <w:rFonts w:hint="eastAsia"/>
-              </w:rPr>
             </w:pPr>
             <w:r>
               <w:t>numpagecleaners</w:t>
@@ -17300,9 +16473,6 @@
             <w:pPr>
               <w:ind w:left="0" w:firstLineChars="291" w:firstLine="611"/>
               <w:jc w:val="left"/>
-              <w:rPr>
-                <w:rFonts w:hint="eastAsia"/>
-              </w:rPr>
             </w:pPr>
             <w:r>
               <w:t>pagecleaninterval</w:t>
@@ -17324,9 +16494,6 @@
             <w:pPr>
               <w:ind w:left="0" w:firstLineChars="291" w:firstLine="611"/>
               <w:jc w:val="left"/>
-              <w:rPr>
-                <w:rFonts w:hint="eastAsia"/>
-              </w:rPr>
             </w:pPr>
             <w:r>
               <w:t>hjbuf</w:t>
@@ -17348,9 +16515,6 @@
             <w:pPr>
               <w:ind w:left="0" w:firstLineChars="291" w:firstLine="611"/>
               <w:jc w:val="left"/>
-              <w:rPr>
-                <w:rFonts w:hint="eastAsia"/>
-              </w:rPr>
             </w:pPr>
             <w:r>
               <w:t>logbuffsize</w:t>
@@ -17369,9 +16533,6 @@
             <w:pPr>
               <w:ind w:left="0" w:firstLineChars="291" w:firstLine="611"/>
               <w:jc w:val="left"/>
-              <w:rPr>
-                <w:rFonts w:hint="eastAsia"/>
-              </w:rPr>
             </w:pPr>
             <w:r>
               <w:t>maxprefpool</w:t>
@@ -17390,9 +16551,6 @@
             <w:pPr>
               <w:ind w:left="0" w:firstLineChars="291" w:firstLine="611"/>
               <w:jc w:val="left"/>
-              <w:rPr>
-                <w:rFonts w:hint="eastAsia"/>
-              </w:rPr>
             </w:pPr>
             <w:r>
               <w:t>maxreplsync</w:t>
@@ -17411,9 +16569,6 @@
             <w:pPr>
               <w:ind w:left="0" w:firstLineChars="291" w:firstLine="611"/>
               <w:jc w:val="left"/>
-              <w:rPr>
-                <w:rFonts w:hint="eastAsia"/>
-              </w:rPr>
             </w:pPr>
             <w:r>
               <w:t>numpreload</w:t>
@@ -17435,9 +16590,6 @@
             <w:pPr>
               <w:ind w:left="0" w:firstLineChars="291" w:firstLine="611"/>
               <w:jc w:val="left"/>
-              <w:rPr>
-                <w:rFonts w:hint="eastAsia"/>
-              </w:rPr>
             </w:pPr>
             <w:r>
               <w:t>sortbuf</w:t>
@@ -17459,9 +16611,6 @@
             <w:pPr>
               <w:ind w:left="0" w:firstLineChars="291" w:firstLine="611"/>
               <w:jc w:val="left"/>
-              <w:rPr>
-                <w:rFonts w:hint="eastAsia"/>
-              </w:rPr>
             </w:pPr>
             <w:r>
               <w:t>syncstrategy</w:t>
@@ -18313,9 +17462,6 @@
           <w:p>
             <w:pPr>
               <w:ind w:left="0"/>
-              <w:rPr>
-                <w:rFonts w:hint="eastAsia"/>
-              </w:rPr>
             </w:pPr>
             <w:r>
               <w:rPr>
@@ -18327,9 +17473,6 @@
           <w:p>
             <w:pPr>
               <w:ind w:left="0" w:firstLineChars="150" w:firstLine="315"/>
-              <w:rPr>
-                <w:rFonts w:hint="eastAsia"/>
-              </w:rPr>
             </w:pPr>
             <w:r>
               <w:t>TaskID</w:t>
@@ -18410,9 +17553,6 @@
           <w:p>
             <w:pPr>
               <w:ind w:left="0"/>
-              <w:rPr>
-                <w:rFonts w:hint="eastAsia"/>
-              </w:rPr>
             </w:pPr>
             <w:r>
               <w:t>{</w:t>
@@ -18421,9 +17561,6 @@
           <w:p>
             <w:pPr>
               <w:ind w:left="0" w:firstLineChars="150" w:firstLine="315"/>
-              <w:rPr>
-                <w:rFonts w:hint="eastAsia"/>
-              </w:rPr>
             </w:pPr>
             <w:r>
               <w:t xml:space="preserve">"TaskID": 1 </w:t>
@@ -18519,9 +17656,6 @@
           <w:ilvl w:val="0"/>
           <w:numId w:val="16"/>
         </w:numPr>
-        <w:rPr>
-          <w:rFonts w:hint="eastAsia"/>
-        </w:rPr>
       </w:pPr>
       <w:r>
         <w:rPr>
@@ -18907,9 +18041,6 @@
           <w:p>
             <w:pPr>
               <w:ind w:left="0"/>
-              <w:rPr>
-                <w:rFonts w:hint="eastAsia"/>
-              </w:rPr>
             </w:pPr>
             <w:r>
               <w:rPr>
@@ -18921,9 +18052,6 @@
           <w:p>
             <w:pPr>
               <w:ind w:left="0" w:firstLineChars="150" w:firstLine="315"/>
-              <w:rPr>
-                <w:rFonts w:hint="eastAsia"/>
-              </w:rPr>
             </w:pPr>
             <w:r>
               <w:t>TaskID</w:t>
@@ -18950,9 +18078,6 @@
           <w:p>
             <w:pPr>
               <w:ind w:left="0" w:firstLineChars="150" w:firstLine="315"/>
-              <w:rPr>
-                <w:rFonts w:hint="eastAsia"/>
-              </w:rPr>
             </w:pPr>
             <w:r>
               <w:t>TaskType</w:t>
@@ -19003,9 +18128,6 @@
           <w:p>
             <w:pPr>
               <w:ind w:left="0" w:firstLineChars="150" w:firstLine="315"/>
-              <w:rPr>
-                <w:rFonts w:hint="eastAsia"/>
-              </w:rPr>
             </w:pPr>
             <w:r>
               <w:t>IsEnable</w:t>
@@ -19056,9 +18178,6 @@
           <w:p>
             <w:pPr>
               <w:ind w:left="0" w:firstLineChars="150" w:firstLine="315"/>
-              <w:rPr>
-                <w:rFonts w:hint="eastAsia"/>
-              </w:rPr>
             </w:pPr>
             <w:r>
               <w:t>IsFinish</w:t>
@@ -19079,9 +18198,6 @@
           <w:p>
             <w:pPr>
               <w:ind w:left="0" w:firstLineChars="150" w:firstLine="315"/>
-              <w:rPr>
-                <w:rFonts w:hint="eastAsia"/>
-              </w:rPr>
             </w:pPr>
             <w:r>
               <w:t>Status</w:t>
@@ -19102,9 +18218,6 @@
           <w:p>
             <w:pPr>
               <w:ind w:left="0" w:firstLineChars="150" w:firstLine="315"/>
-              <w:rPr>
-                <w:rFonts w:hint="eastAsia"/>
-              </w:rPr>
             </w:pPr>
             <w:r>
               <w:t>Progress</w:t>
@@ -19125,9 +18238,6 @@
           <w:p>
             <w:pPr>
               <w:ind w:left="0" w:firstLineChars="150" w:firstLine="315"/>
-              <w:rPr>
-                <w:rFonts w:hint="eastAsia"/>
-              </w:rPr>
             </w:pPr>
             <w:r>
               <w:t>ErrMsg</w:t>
@@ -19485,9 +18595,6 @@
           <w:ilvl w:val="0"/>
           <w:numId w:val="16"/>
         </w:numPr>
-        <w:rPr>
-          <w:rFonts w:hint="eastAsia"/>
-        </w:rPr>
       </w:pPr>
       <w:r>
         <w:rPr>
@@ -19509,11 +18616,6 @@
       </w:r>
     </w:p>
     <w:p>
-      <w:pPr>
-        <w:rPr>
-          <w:rFonts w:hint="eastAsia"/>
-        </w:rPr>
-      </w:pPr>
       <w:r>
         <w:rPr>
           <w:rFonts w:hint="eastAsia"/>
@@ -19925,9 +19027,6 @@
           <w:p>
             <w:pPr>
               <w:ind w:left="0"/>
-              <w:rPr>
-                <w:rFonts w:hint="eastAsia"/>
-              </w:rPr>
             </w:pPr>
             <w:r>
               <w:rPr>
@@ -19939,9 +19038,6 @@
           <w:p>
             <w:pPr>
               <w:ind w:left="0" w:firstLineChars="150" w:firstLine="315"/>
-              <w:rPr>
-                <w:rFonts w:hint="eastAsia"/>
-              </w:rPr>
             </w:pPr>
             <w:r>
               <w:t>BusinessName</w:t>
@@ -19959,9 +19055,6 @@
           <w:p>
             <w:pPr>
               <w:ind w:left="0" w:firstLineChars="150" w:firstLine="315"/>
-              <w:rPr>
-                <w:rFonts w:hint="eastAsia"/>
-              </w:rPr>
             </w:pPr>
             <w:r>
               <w:t>BusinessType</w:t>
@@ -20036,9 +19129,6 @@
           <w:p>
             <w:pPr>
               <w:ind w:left="0"/>
-              <w:rPr>
-                <w:rFonts w:hint="eastAsia"/>
-              </w:rPr>
             </w:pPr>
             <w:r>
               <w:t xml:space="preserve">{ </w:t>
@@ -20047,9 +19137,6 @@
           <w:p>
             <w:pPr>
               <w:ind w:left="0" w:firstLineChars="150" w:firstLine="315"/>
-              <w:rPr>
-                <w:rFonts w:hint="eastAsia"/>
-              </w:rPr>
             </w:pPr>
             <w:r>
               <w:t xml:space="preserve">"BusinessName": "b1", </w:t>
@@ -20058,9 +19145,6 @@
           <w:p>
             <w:pPr>
               <w:ind w:left="0" w:firstLineChars="150" w:firstLine="315"/>
-              <w:rPr>
-                <w:rFonts w:hint="eastAsia"/>
-              </w:rPr>
             </w:pPr>
             <w:r>
               <w:t xml:space="preserve">"BusinessType": "sequoiadb" </w:t>
@@ -20118,13 +19202,7 @@
         </w:tc>
       </w:tr>
     </w:tbl>
-    <w:p>
-      <w:pPr>
-        <w:rPr>
-          <w:rFonts w:hint="eastAsia"/>
-        </w:rPr>
-      </w:pPr>
-    </w:p>
+    <w:p/>
     <w:p>
       <w:pPr>
         <w:pStyle w:val="Heading4"/>
@@ -20132,9 +19210,6 @@
           <w:ilvl w:val="0"/>
           <w:numId w:val="16"/>
         </w:numPr>
-        <w:rPr>
-          <w:rFonts w:hint="eastAsia"/>
-        </w:rPr>
       </w:pPr>
       <w:r>
         <w:rPr>
@@ -20144,11 +19219,6 @@
       </w:r>
     </w:p>
     <w:p>
-      <w:pPr>
-        <w:rPr>
-          <w:rFonts w:hint="eastAsia"/>
-        </w:rPr>
-      </w:pPr>
       <w:r>
         <w:rPr>
           <w:rFonts w:hint="eastAsia"/>
@@ -20549,9 +19619,6 @@
           <w:p>
             <w:pPr>
               <w:ind w:left="0"/>
-              <w:rPr>
-                <w:rFonts w:hint="eastAsia"/>
-              </w:rPr>
             </w:pPr>
             <w:r>
               <w:rPr>
@@ -20563,9 +19630,6 @@
           <w:p>
             <w:pPr>
               <w:ind w:left="0" w:firstLineChars="150" w:firstLine="315"/>
-              <w:rPr>
-                <w:rFonts w:hint="eastAsia"/>
-              </w:rPr>
             </w:pPr>
             <w:r>
               <w:t>BusinessName</w:t>
@@ -20583,9 +19647,6 @@
           <w:p>
             <w:pPr>
               <w:ind w:left="0" w:firstLineChars="150" w:firstLine="315"/>
-              <w:rPr>
-                <w:rFonts w:hint="eastAsia"/>
-              </w:rPr>
             </w:pPr>
             <w:r>
               <w:t>BusinessType</w:t>
@@ -20660,9 +19721,6 @@
           <w:p>
             <w:pPr>
               <w:ind w:left="0"/>
-              <w:rPr>
-                <w:rFonts w:hint="eastAsia"/>
-              </w:rPr>
             </w:pPr>
             <w:r>
               <w:t xml:space="preserve">{ </w:t>
@@ -20671,9 +19729,6 @@
           <w:p>
             <w:pPr>
               <w:ind w:left="0" w:firstLineChars="150" w:firstLine="315"/>
-              <w:rPr>
-                <w:rFonts w:hint="eastAsia"/>
-              </w:rPr>
             </w:pPr>
             <w:r>
               <w:t xml:space="preserve">"BusinessName": "b1", </w:t>
@@ -20682,9 +19737,6 @@
           <w:p>
             <w:pPr>
               <w:ind w:left="0" w:firstLineChars="150" w:firstLine="315"/>
-              <w:rPr>
-                <w:rFonts w:hint="eastAsia"/>
-              </w:rPr>
             </w:pPr>
             <w:r>
               <w:t xml:space="preserve">"BusinessType": "sequoiadb" </w:t>
@@ -20742,13 +19794,7 @@
         </w:tc>
       </w:tr>
     </w:tbl>
-    <w:p>
-      <w:pPr>
-        <w:rPr>
-          <w:rFonts w:hint="eastAsia"/>
-        </w:rPr>
-      </w:pPr>
-    </w:p>
+    <w:p/>
     <w:p>
       <w:pPr>
         <w:pStyle w:val="Heading4"/>
@@ -20756,9 +19802,6 @@
           <w:ilvl w:val="0"/>
           <w:numId w:val="16"/>
         </w:numPr>
-        <w:rPr>
-          <w:rFonts w:hint="eastAsia"/>
-        </w:rPr>
       </w:pPr>
       <w:r>
         <w:rPr>
@@ -21171,9 +20214,6 @@
           <w:p>
             <w:pPr>
               <w:ind w:left="0"/>
-              <w:rPr>
-                <w:rFonts w:hint="eastAsia"/>
-              </w:rPr>
             </w:pPr>
             <w:r>
               <w:rPr>
@@ -21185,9 +20225,6 @@
           <w:p>
             <w:pPr>
               <w:ind w:left="0" w:firstLineChars="150" w:firstLine="315"/>
-              <w:rPr>
-                <w:rFonts w:hint="eastAsia"/>
-              </w:rPr>
             </w:pPr>
             <w:r>
               <w:t>BusinessName</w:t>
@@ -21205,9 +20242,6 @@
           <w:p>
             <w:pPr>
               <w:ind w:left="0" w:firstLineChars="150" w:firstLine="315"/>
-              <w:rPr>
-                <w:rFonts w:hint="eastAsia"/>
-              </w:rPr>
             </w:pPr>
             <w:r>
               <w:t>BusinessType</w:t>
@@ -21228,9 +20262,6 @@
           <w:p>
             <w:pPr>
               <w:ind w:left="0" w:firstLineChars="150" w:firstLine="315"/>
-              <w:rPr>
-                <w:rFonts w:hint="eastAsia"/>
-              </w:rPr>
             </w:pPr>
             <w:r>
               <w:t>DeployMod</w:t>
@@ -21281,9 +20312,6 @@
           <w:p>
             <w:pPr>
               <w:ind w:left="0" w:firstLineChars="150" w:firstLine="315"/>
-              <w:rPr>
-                <w:rFonts w:hint="eastAsia"/>
-              </w:rPr>
             </w:pPr>
             <w:r>
               <w:t>ClusterName</w:t>
@@ -21358,9 +20386,6 @@
           <w:p>
             <w:pPr>
               <w:ind w:left="0"/>
-              <w:rPr>
-                <w:rFonts w:hint="eastAsia"/>
-              </w:rPr>
             </w:pPr>
             <w:r>
               <w:t xml:space="preserve">{ </w:t>
@@ -21369,9 +20394,6 @@
           <w:p>
             <w:pPr>
               <w:ind w:left="0" w:firstLineChars="150" w:firstLine="315"/>
-              <w:rPr>
-                <w:rFonts w:hint="eastAsia"/>
-              </w:rPr>
             </w:pPr>
             <w:r>
               <w:t xml:space="preserve">"BusinessName": "b1", </w:t>
@@ -21380,9 +20402,6 @@
           <w:p>
             <w:pPr>
               <w:ind w:left="0" w:firstLineChars="150" w:firstLine="315"/>
-              <w:rPr>
-                <w:rFonts w:hint="eastAsia"/>
-              </w:rPr>
             </w:pPr>
             <w:r>
               <w:t>"BusinessType": "sequoiadb"</w:t>
@@ -21391,9 +20410,6 @@
           <w:p>
             <w:pPr>
               <w:ind w:left="0" w:firstLineChars="150" w:firstLine="315"/>
-              <w:rPr>
-                <w:rFonts w:hint="eastAsia"/>
-              </w:rPr>
             </w:pPr>
             <w:r>
               <w:t>"</w:t>
@@ -21423,9 +20439,6 @@
           <w:p>
             <w:pPr>
               <w:ind w:left="0" w:firstLineChars="150" w:firstLine="315"/>
-              <w:rPr>
-                <w:rFonts w:hint="eastAsia"/>
-              </w:rPr>
             </w:pPr>
             <w:r>
               <w:t>"</w:t>
@@ -21514,9 +20527,6 @@
           <w:ilvl w:val="0"/>
           <w:numId w:val="16"/>
         </w:numPr>
-        <w:rPr>
-          <w:rFonts w:hint="eastAsia"/>
-        </w:rPr>
       </w:pPr>
       <w:r>
         <w:rPr>
@@ -21888,9 +20898,6 @@
           <w:p>
             <w:pPr>
               <w:ind w:left="0"/>
-              <w:rPr>
-                <w:rFonts w:hint="eastAsia"/>
-              </w:rPr>
             </w:pPr>
             <w:r>
               <w:t xml:space="preserve">{ </w:t>
@@ -21899,9 +20906,6 @@
           <w:p>
             <w:pPr>
               <w:ind w:left="0" w:firstLineChars="150" w:firstLine="315"/>
-              <w:rPr>
-                <w:rFonts w:hint="eastAsia"/>
-              </w:rPr>
             </w:pPr>
             <w:r>
               <w:t>HostName</w:t>
@@ -21925,9 +20929,6 @@
           <w:p>
             <w:pPr>
               <w:ind w:left="0" w:firstLineChars="150" w:firstLine="315"/>
-              <w:rPr>
-                <w:rFonts w:hint="eastAsia"/>
-              </w:rPr>
             </w:pPr>
             <w:r>
               <w:t>Role</w:t>
@@ -21948,9 +20949,6 @@
           <w:p>
             <w:pPr>
               <w:ind w:left="0" w:firstLineChars="150" w:firstLine="315"/>
-              <w:rPr>
-                <w:rFonts w:hint="eastAsia"/>
-              </w:rPr>
             </w:pPr>
             <w:r>
               <w:t>ServiceName</w:t>
@@ -22028,9 +21026,6 @@
           <w:p>
             <w:pPr>
               <w:ind w:left="0"/>
-              <w:rPr>
-                <w:rFonts w:hint="eastAsia"/>
-              </w:rPr>
             </w:pPr>
             <w:r>
               <w:t xml:space="preserve">{ </w:t>
@@ -22039,9 +21034,6 @@
           <w:p>
             <w:pPr>
               <w:ind w:left="0" w:firstLineChars="150" w:firstLine="315"/>
-              <w:rPr>
-                <w:rFonts w:hint="eastAsia"/>
-              </w:rPr>
             </w:pPr>
             <w:r>
               <w:t xml:space="preserve">"HostName": "rhelt10", </w:t>
@@ -22050,9 +21042,6 @@
           <w:p>
             <w:pPr>
               <w:ind w:left="0" w:firstLineChars="150" w:firstLine="315"/>
-              <w:rPr>
-                <w:rFonts w:hint="eastAsia"/>
-              </w:rPr>
             </w:pPr>
             <w:r>
               <w:rPr>
@@ -22073,9 +21062,6 @@
           <w:p>
             <w:pPr>
               <w:ind w:left="0" w:firstLineChars="150" w:firstLine="315"/>
-              <w:rPr>
-                <w:rFonts w:hint="eastAsia"/>
-              </w:rPr>
             </w:pPr>
             <w:r>
               <w:t>"</w:t>
@@ -22093,9 +21079,6 @@
           <w:p>
             <w:pPr>
               <w:ind w:left="0"/>
-              <w:rPr>
-                <w:rFonts w:hint="eastAsia"/>
-              </w:rPr>
             </w:pPr>
             <w:r>
               <w:t>}</w:t>
@@ -22104,9 +21087,6 @@
           <w:p>
             <w:pPr>
               <w:ind w:left="0"/>
-              <w:rPr>
-                <w:rFonts w:hint="eastAsia"/>
-              </w:rPr>
             </w:pPr>
             <w:r>
               <w:t xml:space="preserve">{ </w:t>
@@ -22115,9 +21095,6 @@
           <w:p>
             <w:pPr>
               <w:ind w:left="0" w:firstLineChars="150" w:firstLine="315"/>
-              <w:rPr>
-                <w:rFonts w:hint="eastAsia"/>
-              </w:rPr>
             </w:pPr>
             <w:r>
               <w:t xml:space="preserve">"HostName": "rhelt10", </w:t>
@@ -22126,9 +21103,6 @@
           <w:p>
             <w:pPr>
               <w:ind w:left="0" w:firstLineChars="150" w:firstLine="315"/>
-              <w:rPr>
-                <w:rFonts w:hint="eastAsia"/>
-              </w:rPr>
             </w:pPr>
             <w:r>
               <w:rPr>
@@ -22140,9 +21114,6 @@
           <w:p>
             <w:pPr>
               <w:ind w:left="0" w:firstLineChars="150" w:firstLine="315"/>
-              <w:rPr>
-                <w:rFonts w:hint="eastAsia"/>
-              </w:rPr>
             </w:pPr>
             <w:r>
               <w:t>"</w:t>
@@ -22169,9 +21140,6 @@
           <w:p>
             <w:pPr>
               <w:ind w:left="0"/>
-              <w:rPr>
-                <w:rFonts w:hint="eastAsia"/>
-              </w:rPr>
             </w:pPr>
             <w:r>
               <w:t>}</w:t>
@@ -22180,9 +21148,6 @@
           <w:p>
             <w:pPr>
               <w:ind w:left="0"/>
-              <w:rPr>
-                <w:rFonts w:hint="eastAsia"/>
-              </w:rPr>
             </w:pPr>
             <w:r>
               <w:t xml:space="preserve">{ </w:t>
@@ -22191,9 +21156,6 @@
           <w:p>
             <w:pPr>
               <w:ind w:left="0" w:firstLineChars="150" w:firstLine="315"/>
-              <w:rPr>
-                <w:rFonts w:hint="eastAsia"/>
-              </w:rPr>
             </w:pPr>
             <w:r>
               <w:t xml:space="preserve">"HostName": "rhelt10", </w:t>
@@ -22202,9 +21164,6 @@
           <w:p>
             <w:pPr>
               <w:ind w:left="0" w:firstLineChars="150" w:firstLine="315"/>
-              <w:rPr>
-                <w:rFonts w:hint="eastAsia"/>
-              </w:rPr>
             </w:pPr>
             <w:r>
               <w:rPr>
@@ -22228,9 +21187,6 @@
           <w:p>
             <w:pPr>
               <w:ind w:left="0" w:firstLineChars="150" w:firstLine="315"/>
-              <w:rPr>
-                <w:rFonts w:hint="eastAsia"/>
-              </w:rPr>
             </w:pPr>
             <w:r>
               <w:t>"</w:t>
@@ -22303,13 +21259,7 @@
         </w:tc>
       </w:tr>
     </w:tbl>
-    <w:p>
-      <w:pPr>
-        <w:rPr>
-          <w:rFonts w:hint="eastAsia"/>
-        </w:rPr>
-      </w:pPr>
-    </w:p>
+    <w:p/>
     <w:p>
       <w:pPr>
         <w:pStyle w:val="Heading4"/>
@@ -22317,9 +21267,6 @@
           <w:ilvl w:val="0"/>
           <w:numId w:val="16"/>
         </w:numPr>
-        <w:rPr>
-          <w:rFonts w:hint="eastAsia"/>
-        </w:rPr>
       </w:pPr>
       <w:r>
         <w:rPr>
@@ -22479,9 +21426,6 @@
           <w:p>
             <w:pPr>
               <w:ind w:left="0"/>
-              <w:rPr>
-                <w:rFonts w:hint="eastAsia"/>
-              </w:rPr>
             </w:pPr>
             <w:r>
               <w:t>HostName</w:t>
@@ -22538,9 +21482,6 @@
           <w:p>
             <w:pPr>
               <w:ind w:left="0"/>
-              <w:rPr>
-                <w:rFonts w:hint="eastAsia"/>
-              </w:rPr>
             </w:pPr>
             <w:r>
               <w:rPr>
@@ -22742,9 +21683,6 @@
           <w:p>
             <w:pPr>
               <w:ind w:left="0"/>
-              <w:rPr>
-                <w:rFonts w:hint="eastAsia"/>
-              </w:rPr>
             </w:pPr>
             <w:r>
               <w:t xml:space="preserve">{ </w:t>
@@ -22753,9 +21691,6 @@
           <w:p>
             <w:pPr>
               <w:ind w:left="0" w:firstLineChars="150" w:firstLine="315"/>
-              <w:rPr>
-                <w:rFonts w:hint="eastAsia"/>
-              </w:rPr>
             </w:pPr>
             <w:r>
               <w:t xml:space="preserve">BusinessName: </w:t>
@@ -22770,9 +21705,6 @@
           <w:p>
             <w:pPr>
               <w:ind w:left="0" w:firstLineChars="150" w:firstLine="315"/>
-              <w:rPr>
-                <w:rFonts w:hint="eastAsia"/>
-              </w:rPr>
             </w:pPr>
             <w:r>
               <w:rPr>
@@ -22790,9 +21722,6 @@
           <w:p>
             <w:pPr>
               <w:ind w:left="0" w:firstLineChars="150" w:firstLine="315"/>
-              <w:rPr>
-                <w:rFonts w:hint="eastAsia"/>
-              </w:rPr>
             </w:pPr>
             <w:r>
               <w:rPr>
@@ -22810,9 +21739,6 @@
           <w:p>
             <w:pPr>
               <w:ind w:left="0" w:firstLineChars="150" w:firstLine="315"/>
-              <w:rPr>
-                <w:rFonts w:hint="eastAsia"/>
-              </w:rPr>
             </w:pPr>
             <w:r>
               <w:rPr>
@@ -22830,9 +21756,6 @@
           <w:p>
             <w:pPr>
               <w:ind w:left="0" w:firstLineChars="150" w:firstLine="315"/>
-              <w:rPr>
-                <w:rFonts w:hint="eastAsia"/>
-              </w:rPr>
             </w:pPr>
             <w:r>
               <w:rPr>
@@ -22850,9 +21773,6 @@
           <w:p>
             <w:pPr>
               <w:ind w:left="0" w:firstLineChars="150" w:firstLine="315"/>
-              <w:rPr>
-                <w:rFonts w:hint="eastAsia"/>
-              </w:rPr>
             </w:pPr>
             <w:r>
               <w:rPr>
@@ -22870,9 +21790,6 @@
           <w:p>
             <w:pPr>
               <w:ind w:left="0" w:firstLineChars="150" w:firstLine="315"/>
-              <w:rPr>
-                <w:rFonts w:hint="eastAsia"/>
-              </w:rPr>
             </w:pPr>
             <w:r>
               <w:rPr>
@@ -22891,9 +21808,6 @@
           <w:p>
             <w:pPr>
               <w:ind w:left="0" w:firstLineChars="150" w:firstLine="315"/>
-              <w:rPr>
-                <w:rFonts w:hint="eastAsia"/>
-              </w:rPr>
             </w:pPr>
             <w:r>
               <w:rPr>
@@ -22911,9 +21825,6 @@
           <w:p>
             <w:pPr>
               <w:ind w:left="0" w:firstLineChars="150" w:firstLine="315"/>
-              <w:rPr>
-                <w:rFonts w:hint="eastAsia"/>
-              </w:rPr>
             </w:pPr>
             <w:r>
               <w:rPr>
@@ -22931,9 +21842,6 @@
           <w:p>
             <w:pPr>
               <w:ind w:left="0" w:firstLineChars="150" w:firstLine="315"/>
-              <w:rPr>
-                <w:rFonts w:hint="eastAsia"/>
-              </w:rPr>
             </w:pPr>
             <w:r>
               <w:rPr>
@@ -22951,9 +21859,6 @@
           <w:p>
             <w:pPr>
               <w:ind w:left="0" w:firstLineChars="150" w:firstLine="315"/>
-              <w:rPr>
-                <w:rFonts w:hint="eastAsia"/>
-              </w:rPr>
             </w:pPr>
             <w:r>
               <w:rPr>
@@ -22971,9 +21876,6 @@
           <w:p>
             <w:pPr>
               <w:ind w:left="0" w:firstLineChars="150" w:firstLine="315"/>
-              <w:rPr>
-                <w:rFonts w:hint="eastAsia"/>
-              </w:rPr>
             </w:pPr>
             <w:r>
               <w:rPr>
@@ -22991,9 +21893,6 @@
           <w:p>
             <w:pPr>
               <w:ind w:left="0" w:firstLineChars="150" w:firstLine="315"/>
-              <w:rPr>
-                <w:rFonts w:hint="eastAsia"/>
-              </w:rPr>
             </w:pPr>
             <w:r>
               <w:rPr>
@@ -23011,9 +21910,6 @@
           <w:p>
             <w:pPr>
               <w:ind w:left="0" w:firstLineChars="150" w:firstLine="315"/>
-              <w:rPr>
-                <w:rFonts w:hint="eastAsia"/>
-              </w:rPr>
             </w:pPr>
             <w:r>
               <w:rPr>
@@ -23031,9 +21927,6 @@
           <w:p>
             <w:pPr>
               <w:ind w:left="0" w:firstLineChars="150" w:firstLine="315"/>
-              <w:rPr>
-                <w:rFonts w:hint="eastAsia"/>
-              </w:rPr>
             </w:pPr>
             <w:r>
               <w:rPr>
@@ -23051,9 +21944,6 @@
           <w:p>
             <w:pPr>
               <w:ind w:left="0" w:firstLineChars="150" w:firstLine="315"/>
-              <w:rPr>
-                <w:rFonts w:hint="eastAsia"/>
-              </w:rPr>
             </w:pPr>
             <w:r>
               <w:rPr>
@@ -23071,9 +21961,6 @@
           <w:p>
             <w:pPr>
               <w:ind w:left="0" w:firstLineChars="150" w:firstLine="315"/>
-              <w:rPr>
-                <w:rFonts w:hint="eastAsia"/>
-              </w:rPr>
             </w:pPr>
             <w:r>
               <w:rPr>
@@ -23091,9 +21978,6 @@
           <w:p>
             <w:pPr>
               <w:ind w:left="0" w:firstLineChars="150" w:firstLine="315"/>
-              <w:rPr>
-                <w:rFonts w:hint="eastAsia"/>
-              </w:rPr>
             </w:pPr>
             <w:r>
               <w:rPr>
@@ -23111,9 +21995,6 @@
           <w:p>
             <w:pPr>
               <w:ind w:left="0" w:firstLineChars="150" w:firstLine="315"/>
-              <w:rPr>
-                <w:rFonts w:hint="eastAsia"/>
-              </w:rPr>
             </w:pPr>
             <w:r>
               <w:rPr>
@@ -23203,9 +22084,6 @@
           <w:p>
             <w:pPr>
               <w:ind w:left="0"/>
-              <w:rPr>
-                <w:rFonts w:hint="eastAsia"/>
-              </w:rPr>
             </w:pPr>
             <w:r>
               <w:t xml:space="preserve">{ </w:t>
@@ -23214,9 +22092,6 @@
           <w:p>
             <w:pPr>
               <w:ind w:left="0" w:firstLineChars="150" w:firstLine="315"/>
-              <w:rPr>
-                <w:rFonts w:hint="eastAsia"/>
-              </w:rPr>
             </w:pPr>
             <w:r>
               <w:t xml:space="preserve">"BusinessName": "b1", </w:t>
@@ -23225,9 +22100,6 @@
           <w:p>
             <w:pPr>
               <w:ind w:left="0" w:firstLineChars="150" w:firstLine="315"/>
-              <w:rPr>
-                <w:rFonts w:hint="eastAsia"/>
-              </w:rPr>
             </w:pPr>
             <w:r>
               <w:t xml:space="preserve">"HostName": "rhelt10", </w:t>
@@ -23236,9 +22108,6 @@
           <w:p>
             <w:pPr>
               <w:ind w:left="0" w:firstLineChars="150" w:firstLine="315"/>
-              <w:rPr>
-                <w:rFonts w:hint="eastAsia"/>
-              </w:rPr>
             </w:pPr>
             <w:r>
               <w:t xml:space="preserve">"datagroupname": "DATAGROUP1", </w:t>
@@ -23247,9 +22116,6 @@
           <w:p>
             <w:pPr>
               <w:ind w:left="0" w:firstLineChars="150" w:firstLine="315"/>
-              <w:rPr>
-                <w:rFonts w:hint="eastAsia"/>
-              </w:rPr>
             </w:pPr>
             <w:r>
               <w:t xml:space="preserve">"dbpath": "/home/mount/testdata/data/11840", </w:t>
@@ -23258,9 +22124,6 @@
           <w:p>
             <w:pPr>
               <w:ind w:left="0" w:firstLineChars="150" w:firstLine="315"/>
-              <w:rPr>
-                <w:rFonts w:hint="eastAsia"/>
-              </w:rPr>
             </w:pPr>
             <w:r>
               <w:t xml:space="preserve">"svcname": "11840", </w:t>
@@ -23269,9 +22132,6 @@
           <w:p>
             <w:pPr>
               <w:ind w:left="0" w:firstLineChars="150" w:firstLine="315"/>
-              <w:rPr>
-                <w:rFonts w:hint="eastAsia"/>
-              </w:rPr>
             </w:pPr>
             <w:r>
               <w:lastRenderedPageBreak/>
@@ -23281,9 +22141,6 @@
           <w:p>
             <w:pPr>
               <w:ind w:left="0" w:firstLineChars="150" w:firstLine="315"/>
-              <w:rPr>
-                <w:rFonts w:hint="eastAsia"/>
-              </w:rPr>
             </w:pPr>
             <w:r>
               <w:t xml:space="preserve">"role": "data", </w:t>
@@ -23292,9 +22149,6 @@
           <w:p>
             <w:pPr>
               <w:ind w:left="0" w:firstLineChars="150" w:firstLine="315"/>
-              <w:rPr>
-                <w:rFonts w:hint="eastAsia"/>
-              </w:rPr>
             </w:pPr>
             <w:r>
               <w:t xml:space="preserve">"logfilesz": 64, </w:t>
@@ -23303,9 +22157,6 @@
           <w:p>
             <w:pPr>
               <w:ind w:left="0" w:firstLineChars="150" w:firstLine="315"/>
-              <w:rPr>
-                <w:rFonts w:hint="eastAsia"/>
-              </w:rPr>
             </w:pPr>
             <w:r>
               <w:t xml:space="preserve">"logfilenum": 10, </w:t>
@@ -23314,9 +22165,6 @@
           <w:p>
             <w:pPr>
               <w:ind w:left="0" w:firstLineChars="150" w:firstLine="315"/>
-              <w:rPr>
-                <w:rFonts w:hint="eastAsia"/>
-              </w:rPr>
             </w:pPr>
             <w:r>
               <w:t xml:space="preserve">"transactionon": "false", </w:t>
@@ -23325,9 +22173,6 @@
           <w:p>
             <w:pPr>
               <w:ind w:left="0" w:firstLineChars="150" w:firstLine="315"/>
-              <w:rPr>
-                <w:rFonts w:hint="eastAsia"/>
-              </w:rPr>
             </w:pPr>
             <w:r>
               <w:t xml:space="preserve">"preferedinstance": "2", </w:t>
@@ -23336,9 +22181,6 @@
           <w:p>
             <w:pPr>
               <w:ind w:left="0" w:firstLineChars="150" w:firstLine="315"/>
-              <w:rPr>
-                <w:rFonts w:hint="eastAsia"/>
-              </w:rPr>
             </w:pPr>
             <w:r>
               <w:t xml:space="preserve">"numpagecleaners": 1, </w:t>
@@ -23347,9 +22189,6 @@
           <w:p>
             <w:pPr>
               <w:ind w:left="0" w:firstLineChars="150" w:firstLine="315"/>
-              <w:rPr>
-                <w:rFonts w:hint="eastAsia"/>
-              </w:rPr>
             </w:pPr>
             <w:r>
               <w:t xml:space="preserve">"pagecleaninterval": 1000, </w:t>
@@ -23358,9 +22197,6 @@
           <w:p>
             <w:pPr>
               <w:ind w:left="0" w:firstLineChars="150" w:firstLine="315"/>
-              <w:rPr>
-                <w:rFonts w:hint="eastAsia"/>
-              </w:rPr>
             </w:pPr>
             <w:r>
               <w:t xml:space="preserve">"hjbuf": 128, </w:t>
@@ -23369,9 +22205,6 @@
           <w:p>
             <w:pPr>
               <w:ind w:left="0" w:firstLineChars="150" w:firstLine="315"/>
-              <w:rPr>
-                <w:rFonts w:hint="eastAsia"/>
-              </w:rPr>
             </w:pPr>
             <w:r>
               <w:t xml:space="preserve">"logbuffsize": 1024, </w:t>
@@ -23380,9 +22213,6 @@
           <w:p>
             <w:pPr>
               <w:ind w:left="0" w:firstLineChars="150" w:firstLine="315"/>
-              <w:rPr>
-                <w:rFonts w:hint="eastAsia"/>
-              </w:rPr>
             </w:pPr>
             <w:r>
               <w:t xml:space="preserve">"maxprefpool": 100, </w:t>
@@ -23391,9 +22221,6 @@
           <w:p>
             <w:pPr>
               <w:ind w:left="0" w:firstLineChars="150" w:firstLine="315"/>
-              <w:rPr>
-                <w:rFonts w:hint="eastAsia"/>
-              </w:rPr>
             </w:pPr>
             <w:r>
               <w:t xml:space="preserve">"maxreplsync": 10, </w:t>
@@ -23402,9 +22229,6 @@
           <w:p>
             <w:pPr>
               <w:ind w:left="0" w:firstLineChars="150" w:firstLine="315"/>
-              <w:rPr>
-                <w:rFonts w:hint="eastAsia"/>
-              </w:rPr>
             </w:pPr>
             <w:r>
               <w:t xml:space="preserve">"numpreload": 0, </w:t>
@@ -23413,9 +22237,6 @@
           <w:p>
             <w:pPr>
               <w:ind w:left="0" w:firstLineChars="150" w:firstLine="315"/>
-              <w:rPr>
-                <w:rFonts w:hint="eastAsia"/>
-              </w:rPr>
             </w:pPr>
             <w:r>
               <w:t xml:space="preserve">"sortbuf": 512, </w:t>
@@ -23424,9 +22245,6 @@
           <w:p>
             <w:pPr>
               <w:ind w:left="0" w:firstLineChars="150" w:firstLine="315"/>
-              <w:rPr>
-                <w:rFonts w:hint="eastAsia"/>
-              </w:rPr>
             </w:pPr>
             <w:r>
               <w:t>"syncstrategy": "none"</w:t>
@@ -23485,13 +22303,7 @@
         </w:tc>
       </w:tr>
     </w:tbl>
-    <w:p>
-      <w:pPr>
-        <w:rPr>
-          <w:rFonts w:hint="eastAsia"/>
-        </w:rPr>
-      </w:pPr>
-    </w:p>
+    <w:p/>
     <w:p>
       <w:pPr>
         <w:pStyle w:val="Heading4"/>
@@ -23499,9 +22311,6 @@
           <w:ilvl w:val="0"/>
           <w:numId w:val="16"/>
         </w:numPr>
-        <w:rPr>
-          <w:rFonts w:hint="eastAsia"/>
-        </w:rPr>
       </w:pPr>
       <w:r>
         <w:rPr>
@@ -23896,9 +22705,6 @@
           <w:p>
             <w:pPr>
               <w:ind w:left="0"/>
-              <w:rPr>
-                <w:rFonts w:hint="eastAsia"/>
-              </w:rPr>
             </w:pPr>
             <w:r>
               <w:rPr>
@@ -23910,9 +22716,6 @@
           <w:p>
             <w:pPr>
               <w:ind w:left="0" w:firstLineChars="150" w:firstLine="315"/>
-              <w:rPr>
-                <w:rFonts w:hint="eastAsia"/>
-              </w:rPr>
             </w:pPr>
             <w:r>
               <w:t>TaskID</w:t>
@@ -24418,6 +23221,9 @@
           <w:ilvl w:val="0"/>
           <w:numId w:val="17"/>
         </w:numPr>
+        <w:rPr>
+          <w:rFonts w:hint="eastAsia"/>
+        </w:rPr>
       </w:pPr>
       <w:r>
         <w:rPr>
@@ -24437,6 +23243,532 @@
         </w:rPr>
         <w:t>命令</w:t>
       </w:r>
+    </w:p>
+    <w:tbl>
+      <w:tblPr>
+        <w:tblStyle w:val="TableGrid"/>
+        <w:tblW w:w="8789" w:type="dxa"/>
+        <w:tblInd w:w="-34" w:type="dxa"/>
+        <w:tblLayout w:type="fixed"/>
+        <w:tblLook w:val="04A0"/>
+      </w:tblPr>
+      <w:tblGrid>
+        <w:gridCol w:w="1418"/>
+        <w:gridCol w:w="3827"/>
+        <w:gridCol w:w="3544"/>
+      </w:tblGrid>
+      <w:tr>
+        <w:tc>
+          <w:tcPr>
+            <w:tcW w:w="1418" w:type="dxa"/>
+            <w:shd w:val="clear" w:color="auto" w:fill="DDD9C3" w:themeFill="background2" w:themeFillShade="E6"/>
+          </w:tcPr>
+          <w:p>
+            <w:pPr>
+              <w:ind w:left="0"/>
+            </w:pPr>
+          </w:p>
+        </w:tc>
+        <w:tc>
+          <w:tcPr>
+            <w:tcW w:w="3827" w:type="dxa"/>
+            <w:shd w:val="clear" w:color="auto" w:fill="DDD9C3" w:themeFill="background2" w:themeFillShade="E6"/>
+          </w:tcPr>
+          <w:p>
+            <w:pPr>
+              <w:ind w:left="0"/>
+            </w:pPr>
+            <w:r>
+              <w:rPr>
+                <w:rFonts w:hint="eastAsia"/>
+              </w:rPr>
+              <w:t>说明</w:t>
+            </w:r>
+          </w:p>
+        </w:tc>
+        <w:tc>
+          <w:tcPr>
+            <w:tcW w:w="3544" w:type="dxa"/>
+            <w:shd w:val="clear" w:color="auto" w:fill="DDD9C3" w:themeFill="background2" w:themeFillShade="E6"/>
+          </w:tcPr>
+          <w:p>
+            <w:pPr>
+              <w:ind w:left="0"/>
+            </w:pPr>
+            <w:r>
+              <w:rPr>
+                <w:rFonts w:hint="eastAsia"/>
+              </w:rPr>
+              <w:t>举例</w:t>
+            </w:r>
+          </w:p>
+        </w:tc>
+      </w:tr>
+      <w:tr>
+        <w:tc>
+          <w:tcPr>
+            <w:tcW w:w="1418" w:type="dxa"/>
+          </w:tcPr>
+          <w:p>
+            <w:pPr>
+              <w:ind w:left="0"/>
+            </w:pPr>
+            <w:r>
+              <w:rPr>
+                <w:rFonts w:hint="eastAsia"/>
+              </w:rPr>
+              <w:t>请求头</w:t>
+            </w:r>
+          </w:p>
+        </w:tc>
+        <w:tc>
+          <w:tcPr>
+            <w:tcW w:w="3827" w:type="dxa"/>
+          </w:tcPr>
+          <w:p>
+            <w:pPr>
+              <w:ind w:left="0"/>
+            </w:pPr>
+            <w:r>
+              <w:rPr>
+                <w:rFonts w:hint="eastAsia"/>
+              </w:rPr>
+              <w:t>同通用请求头</w:t>
+            </w:r>
+          </w:p>
+        </w:tc>
+        <w:tc>
+          <w:tcPr>
+            <w:tcW w:w="3544" w:type="dxa"/>
+          </w:tcPr>
+          <w:p>
+            <w:pPr>
+              <w:ind w:left="0"/>
+            </w:pPr>
+          </w:p>
+        </w:tc>
+      </w:tr>
+      <w:tr>
+        <w:tc>
+          <w:tcPr>
+            <w:tcW w:w="1418" w:type="dxa"/>
+          </w:tcPr>
+          <w:p>
+            <w:pPr>
+              <w:ind w:left="0"/>
+            </w:pPr>
+            <w:r>
+              <w:rPr>
+                <w:rFonts w:hint="eastAsia"/>
+              </w:rPr>
+              <w:t>请求内容</w:t>
+            </w:r>
+          </w:p>
+        </w:tc>
+        <w:tc>
+          <w:tcPr>
+            <w:tcW w:w="3827" w:type="dxa"/>
+          </w:tcPr>
+          <w:p>
+            <w:pPr>
+              <w:ind w:left="0"/>
+            </w:pPr>
+            <w:r>
+              <w:t>cmd</w:t>
+            </w:r>
+            <w:r>
+              <w:rPr>
+                <w:rFonts w:hint="eastAsia"/>
+              </w:rPr>
+              <w:t>: remove business</w:t>
+            </w:r>
+          </w:p>
+          <w:p>
+            <w:pPr>
+              <w:ind w:left="0"/>
+            </w:pPr>
+            <w:r>
+              <w:t>BusinessName</w:t>
+            </w:r>
+            <w:r>
+              <w:rPr>
+                <w:rFonts w:hint="eastAsia"/>
+              </w:rPr>
+              <w:t xml:space="preserve">: </w:t>
+            </w:r>
+            <w:r>
+              <w:rPr>
+                <w:rFonts w:hint="eastAsia"/>
+              </w:rPr>
+              <w:t>业务名</w:t>
+            </w:r>
+          </w:p>
+        </w:tc>
+        <w:tc>
+          <w:tcPr>
+            <w:tcW w:w="3544" w:type="dxa"/>
+          </w:tcPr>
+          <w:p>
+            <w:pPr>
+              <w:ind w:left="0"/>
+            </w:pPr>
+            <w:r>
+              <w:t>cmd=</w:t>
+            </w:r>
+            <w:r>
+              <w:rPr>
+                <w:rFonts w:hint="eastAsia"/>
+              </w:rPr>
+              <w:t>remove business</w:t>
+            </w:r>
+          </w:p>
+          <w:p>
+            <w:pPr>
+              <w:ind w:left="0"/>
+            </w:pPr>
+            <w:r>
+              <w:rPr>
+                <w:rFonts w:hint="eastAsia"/>
+              </w:rPr>
+              <w:t>&amp;</w:t>
+            </w:r>
+            <w:r>
+              <w:t>BusinessName</w:t>
+            </w:r>
+            <w:r>
+              <w:rPr>
+                <w:rFonts w:hint="eastAsia"/>
+              </w:rPr>
+              <w:t>=b1</w:t>
+            </w:r>
+          </w:p>
+        </w:tc>
+      </w:tr>
+      <w:tr>
+        <w:tc>
+          <w:tcPr>
+            <w:tcW w:w="1418" w:type="dxa"/>
+          </w:tcPr>
+          <w:p>
+            <w:pPr>
+              <w:ind w:left="0"/>
+            </w:pPr>
+            <w:r>
+              <w:rPr>
+                <w:rFonts w:hint="eastAsia"/>
+              </w:rPr>
+              <w:t>说明</w:t>
+            </w:r>
+          </w:p>
+        </w:tc>
+        <w:tc>
+          <w:tcPr>
+            <w:tcW w:w="3827" w:type="dxa"/>
+          </w:tcPr>
+          <w:p>
+            <w:pPr>
+              <w:ind w:left="0"/>
+            </w:pPr>
+          </w:p>
+        </w:tc>
+        <w:tc>
+          <w:tcPr>
+            <w:tcW w:w="3544" w:type="dxa"/>
+          </w:tcPr>
+          <w:p>
+            <w:pPr>
+              <w:ind w:left="0"/>
+            </w:pPr>
+          </w:p>
+        </w:tc>
+      </w:tr>
+      <w:tr>
+        <w:tc>
+          <w:tcPr>
+            <w:tcW w:w="1418" w:type="dxa"/>
+          </w:tcPr>
+          <w:p>
+            <w:pPr>
+              <w:ind w:left="0"/>
+            </w:pPr>
+            <w:r>
+              <w:rPr>
+                <w:rFonts w:hint="eastAsia"/>
+              </w:rPr>
+              <w:t>响应头</w:t>
+            </w:r>
+          </w:p>
+        </w:tc>
+        <w:tc>
+          <w:tcPr>
+            <w:tcW w:w="3827" w:type="dxa"/>
+          </w:tcPr>
+          <w:p>
+            <w:pPr>
+              <w:ind w:left="0"/>
+            </w:pPr>
+            <w:r>
+              <w:rPr>
+                <w:rFonts w:hint="eastAsia"/>
+              </w:rPr>
+              <w:t>同通用响应头</w:t>
+            </w:r>
+          </w:p>
+        </w:tc>
+        <w:tc>
+          <w:tcPr>
+            <w:tcW w:w="3544" w:type="dxa"/>
+          </w:tcPr>
+          <w:p>
+            <w:pPr>
+              <w:ind w:left="0"/>
+            </w:pPr>
+          </w:p>
+        </w:tc>
+      </w:tr>
+      <w:tr>
+        <w:trPr>
+          <w:trHeight w:val="2254"/>
+        </w:trPr>
+        <w:tc>
+          <w:tcPr>
+            <w:tcW w:w="1418" w:type="dxa"/>
+          </w:tcPr>
+          <w:p>
+            <w:pPr>
+              <w:ind w:left="0"/>
+            </w:pPr>
+            <w:r>
+              <w:rPr>
+                <w:rFonts w:hint="eastAsia"/>
+              </w:rPr>
+              <w:t>响应内容</w:t>
+            </w:r>
+          </w:p>
+        </w:tc>
+        <w:tc>
+          <w:tcPr>
+            <w:tcW w:w="3827" w:type="dxa"/>
+          </w:tcPr>
+          <w:p>
+            <w:pPr>
+              <w:ind w:left="0"/>
+            </w:pPr>
+            <w:r>
+              <w:rPr>
+                <w:rFonts w:hint="eastAsia"/>
+              </w:rPr>
+              <w:t>{</w:t>
+            </w:r>
+          </w:p>
+          <w:p>
+            <w:pPr>
+              <w:ind w:left="0"/>
+            </w:pPr>
+            <w:r>
+              <w:t>errno</w:t>
+            </w:r>
+            <w:r>
+              <w:rPr>
+                <w:rFonts w:hint="eastAsia"/>
+              </w:rPr>
+              <w:t xml:space="preserve">: </w:t>
+            </w:r>
+            <w:r>
+              <w:rPr>
+                <w:rFonts w:hint="eastAsia"/>
+              </w:rPr>
+              <w:t>返回码</w:t>
+            </w:r>
+          </w:p>
+          <w:p>
+            <w:pPr>
+              <w:ind w:left="0"/>
+            </w:pPr>
+            <w:r>
+              <w:rPr>
+                <w:rFonts w:hint="eastAsia"/>
+              </w:rPr>
+              <w:t xml:space="preserve">detail: </w:t>
+            </w:r>
+            <w:r>
+              <w:rPr>
+                <w:rFonts w:hint="eastAsia"/>
+              </w:rPr>
+              <w:t>失败时的错误描述（可选）</w:t>
+            </w:r>
+          </w:p>
+          <w:p>
+            <w:pPr>
+              <w:ind w:left="0"/>
+            </w:pPr>
+            <w:r>
+              <w:rPr>
+                <w:rFonts w:hint="eastAsia"/>
+              </w:rPr>
+              <w:t>}</w:t>
+            </w:r>
+          </w:p>
+          <w:p>
+            <w:pPr>
+              <w:ind w:left="0"/>
+            </w:pPr>
+            <w:r>
+              <w:rPr>
+                <w:rFonts w:hint="eastAsia"/>
+              </w:rPr>
+              <w:t>{</w:t>
+            </w:r>
+          </w:p>
+          <w:p>
+            <w:pPr>
+              <w:ind w:left="0" w:firstLineChars="150" w:firstLine="315"/>
+            </w:pPr>
+            <w:r>
+              <w:t>TaskID</w:t>
+            </w:r>
+            <w:r>
+              <w:t xml:space="preserve">: </w:t>
+            </w:r>
+            <w:r>
+              <w:rPr>
+                <w:rFonts w:hint="eastAsia"/>
+              </w:rPr>
+              <w:t>任务</w:t>
+            </w:r>
+            <w:r>
+              <w:rPr>
+                <w:rFonts w:hint="eastAsia"/>
+              </w:rPr>
+              <w:t>ID</w:t>
+            </w:r>
+          </w:p>
+          <w:p>
+            <w:pPr>
+              <w:ind w:left="0"/>
+            </w:pPr>
+            <w:r>
+              <w:t>}</w:t>
+            </w:r>
+          </w:p>
+        </w:tc>
+        <w:tc>
+          <w:tcPr>
+            <w:tcW w:w="3544" w:type="dxa"/>
+          </w:tcPr>
+          <w:p>
+            <w:pPr>
+              <w:ind w:left="0"/>
+            </w:pPr>
+            <w:r>
+              <w:t xml:space="preserve">{ </w:t>
+            </w:r>
+          </w:p>
+          <w:p>
+            <w:pPr>
+              <w:ind w:left="0"/>
+            </w:pPr>
+            <w:r>
+              <w:t>"</w:t>
+            </w:r>
+            <w:r>
+              <w:t>errno</w:t>
+            </w:r>
+            <w:r>
+              <w:t>"</w:t>
+            </w:r>
+            <w:r>
+              <w:t xml:space="preserve">: </w:t>
+            </w:r>
+            <w:r>
+              <w:t xml:space="preserve">0 </w:t>
+            </w:r>
+          </w:p>
+          <w:p>
+            <w:pPr>
+              <w:ind w:left="0"/>
+            </w:pPr>
+          </w:p>
+          <w:p>
+            <w:pPr>
+              <w:ind w:left="0"/>
+            </w:pPr>
+            <w:r>
+              <w:t>}</w:t>
+            </w:r>
+          </w:p>
+          <w:p>
+            <w:pPr>
+              <w:ind w:left="0"/>
+            </w:pPr>
+            <w:r>
+              <w:t>{</w:t>
+            </w:r>
+          </w:p>
+          <w:p>
+            <w:pPr>
+              <w:ind w:left="0"/>
+            </w:pPr>
+            <w:r>
+              <w:t xml:space="preserve">   "TaskID": 1</w:t>
+            </w:r>
+          </w:p>
+          <w:p>
+            <w:pPr>
+              <w:ind w:left="0"/>
+            </w:pPr>
+            <w:r>
+              <w:t>}</w:t>
+            </w:r>
+          </w:p>
+        </w:tc>
+      </w:tr>
+      <w:tr>
+        <w:trPr>
+          <w:trHeight w:val="322"/>
+        </w:trPr>
+        <w:tc>
+          <w:tcPr>
+            <w:tcW w:w="1418" w:type="dxa"/>
+          </w:tcPr>
+          <w:p>
+            <w:pPr>
+              <w:ind w:left="0"/>
+            </w:pPr>
+            <w:r>
+              <w:rPr>
+                <w:rFonts w:hint="eastAsia"/>
+              </w:rPr>
+              <w:t>说明</w:t>
+            </w:r>
+          </w:p>
+        </w:tc>
+        <w:tc>
+          <w:tcPr>
+            <w:tcW w:w="3827" w:type="dxa"/>
+          </w:tcPr>
+          <w:p>
+            <w:pPr>
+              <w:ind w:left="0"/>
+            </w:pPr>
+          </w:p>
+        </w:tc>
+        <w:tc>
+          <w:tcPr>
+            <w:tcW w:w="3544" w:type="dxa"/>
+          </w:tcPr>
+          <w:p>
+            <w:pPr>
+              <w:ind w:left="0"/>
+            </w:pPr>
+          </w:p>
+        </w:tc>
+      </w:tr>
+    </w:tbl>
+    <w:p>
+      <w:pPr>
+        <w:ind w:left="0"/>
+      </w:pPr>
     </w:p>
     <w:p>
       <w:pPr>
@@ -24550,6 +23882,7 @@
         <w:rPr>
           <w:rFonts w:hint="eastAsia"/>
         </w:rPr>
+        <w:lastRenderedPageBreak/>
         <w:t>扫描主机命令</w:t>
       </w:r>
     </w:p>
@@ -25112,7 +24445,6 @@
               <w:rPr>
                 <w:rFonts w:hint="eastAsia"/>
               </w:rPr>
-              <w:lastRenderedPageBreak/>
               <w:t>响应</w:t>
             </w:r>
           </w:p>
@@ -28998,6 +28330,7 @@
   <w:style w:type="character" w:default="1" w:styleId="DefaultParagraphFont">
     <w:name w:val="Default Paragraph Font"/>
     <w:uiPriority w:val="1"/>
+    <w:semiHidden/>
     <w:unhideWhenUsed/>
   </w:style>
   <w:style w:type="table" w:default="1" w:styleId="TableNormal">

--- a/internal_doc/03.开发设计/Story-OMSvc.docx
+++ b/internal_doc/03.开发设计/Story-OMSvc.docx
@@ -23794,11 +23794,19 @@
               <w:t xml:space="preserve">: list </w:t>
             </w:r>
             <w:ins w:id="590" w:author="xujianhui" w:date="2015-01-05T16:09:00Z">
-              <w:r>
-                <w:rPr>
-                  <w:rFonts w:hint="eastAsia"/>
-                </w:rPr>
-                <w:t xml:space="preserve">host </w:t>
+              <w:del w:id="591" w:author="linyoubin" w:date="2015-01-09T13:43:00Z">
+                <w:r>
+                  <w:rPr>
+                    <w:rFonts w:hint="eastAsia"/>
+                  </w:rPr>
+                  <w:delText>host</w:delText>
+                </w:r>
+              </w:del>
+              <w:r>
+                <w:rPr>
+                  <w:rFonts w:hint="eastAsia"/>
+                </w:rPr>
+                <w:t xml:space="preserve"> </w:t>
               </w:r>
             </w:ins>
             <w:r>
@@ -23855,12 +23863,20 @@
               </w:rPr>
               <w:t xml:space="preserve">list </w:t>
             </w:r>
-            <w:ins w:id="591" w:author="xujianhui" w:date="2015-01-05T16:09:00Z">
-              <w:r>
-                <w:rPr>
-                  <w:rFonts w:hint="eastAsia"/>
-                </w:rPr>
-                <w:t xml:space="preserve">host </w:t>
+            <w:ins w:id="592" w:author="xujianhui" w:date="2015-01-05T16:09:00Z">
+              <w:del w:id="593" w:author="linyoubin" w:date="2015-01-09T13:43:00Z">
+                <w:r>
+                  <w:rPr>
+                    <w:rFonts w:hint="eastAsia"/>
+                  </w:rPr>
+                  <w:delText>host</w:delText>
+                </w:r>
+              </w:del>
+              <w:r>
+                <w:rPr>
+                  <w:rFonts w:hint="eastAsia"/>
+                </w:rPr>
+                <w:t xml:space="preserve"> </w:t>
               </w:r>
             </w:ins>
             <w:r>
@@ -24011,10 +24027,10 @@
             <w:pPr>
               <w:ind w:left="0"/>
               <w:rPr>
-                <w:ins w:id="592" w:author="xujianhui" w:date="2015-01-05T16:07:00Z"/>
-              </w:rPr>
-            </w:pPr>
-            <w:ins w:id="593" w:author="xujianhui" w:date="2015-01-05T16:07:00Z">
+                <w:ins w:id="594" w:author="xujianhui" w:date="2015-01-05T16:07:00Z"/>
+              </w:rPr>
+            </w:pPr>
+            <w:ins w:id="595" w:author="xujianhui" w:date="2015-01-05T16:07:00Z">
               <w:r>
                 <w:rPr>
                   <w:rFonts w:hint="eastAsia"/>
@@ -24075,7 +24091,7 @@
             <w:pPr>
               <w:ind w:left="0"/>
               <w:rPr>
-                <w:ins w:id="594" w:author="xujianhui" w:date="2014-12-05T17:44:00Z"/>
+                <w:ins w:id="596" w:author="xujianhui" w:date="2014-12-05T17:44:00Z"/>
               </w:rPr>
             </w:pPr>
             <w:r>
@@ -24086,7 +24102,7 @@
             <w:pPr>
               <w:ind w:left="0"/>
             </w:pPr>
-            <w:ins w:id="595" w:author="xujianhui" w:date="2014-12-05T17:44:00Z">
+            <w:ins w:id="597" w:author="xujianhui" w:date="2014-12-05T17:44:00Z">
               <w:r>
                 <w:rPr>
                   <w:rFonts w:hint="eastAsia"/>
@@ -24389,10 +24405,10 @@
             <w:pPr>
               <w:ind w:left="0"/>
               <w:rPr>
-                <w:ins w:id="596" w:author="xujianhui" w:date="2015-01-05T16:25:00Z"/>
-              </w:rPr>
-            </w:pPr>
-            <w:del w:id="597" w:author="xujianhui" w:date="2015-01-05T16:25:00Z">
+                <w:ins w:id="598" w:author="xujianhui" w:date="2015-01-05T16:25:00Z"/>
+              </w:rPr>
+            </w:pPr>
+            <w:del w:id="599" w:author="xujianhui" w:date="2015-01-05T16:25:00Z">
               <w:r>
                 <w:rPr>
                   <w:rFonts w:hint="eastAsia"/>
@@ -24423,10 +24439,10 @@
             <w:pPr>
               <w:ind w:left="0"/>
               <w:rPr>
-                <w:ins w:id="598" w:author="xujianhui" w:date="2015-01-05T16:25:00Z"/>
-              </w:rPr>
-            </w:pPr>
-            <w:ins w:id="599" w:author="xujianhui" w:date="2015-01-05T16:25:00Z">
+                <w:ins w:id="600" w:author="xujianhui" w:date="2015-01-05T16:25:00Z"/>
+              </w:rPr>
+            </w:pPr>
+            <w:ins w:id="601" w:author="xujianhui" w:date="2015-01-05T16:25:00Z">
               <w:r>
                 <w:rPr>
                   <w:rFonts w:hint="eastAsia"/>
@@ -24439,10 +24455,10 @@
             <w:pPr>
               <w:ind w:left="0"/>
               <w:rPr>
-                <w:ins w:id="600" w:author="xujianhui" w:date="2015-01-05T16:25:00Z"/>
-              </w:rPr>
-            </w:pPr>
-            <w:ins w:id="601" w:author="xujianhui" w:date="2015-01-05T16:25:00Z">
+                <w:ins w:id="602" w:author="xujianhui" w:date="2015-01-05T16:25:00Z"/>
+              </w:rPr>
+            </w:pPr>
+            <w:ins w:id="603" w:author="xujianhui" w:date="2015-01-05T16:25:00Z">
               <w:r>
                 <w:rPr>
                   <w:rFonts w:hint="eastAsia"/>
@@ -24455,10 +24471,10 @@
             <w:pPr>
               <w:ind w:left="0"/>
               <w:rPr>
-                <w:ins w:id="602" w:author="xujianhui" w:date="2015-01-05T16:25:00Z"/>
-              </w:rPr>
-            </w:pPr>
-            <w:ins w:id="603" w:author="xujianhui" w:date="2015-01-05T16:25:00Z">
+                <w:ins w:id="604" w:author="xujianhui" w:date="2015-01-05T16:25:00Z"/>
+              </w:rPr>
+            </w:pPr>
+            <w:ins w:id="605" w:author="xujianhui" w:date="2015-01-05T16:25:00Z">
               <w:r>
                 <w:rPr>
                   <w:rFonts w:hint="eastAsia"/>
@@ -24471,7 +24487,7 @@
             <w:pPr>
               <w:ind w:left="0"/>
             </w:pPr>
-            <w:ins w:id="604" w:author="xujianhui" w:date="2015-01-05T16:25:00Z">
+            <w:ins w:id="606" w:author="xujianhui" w:date="2015-01-05T16:25:00Z">
               <w:r>
                 <w:rPr>
                   <w:rFonts w:hint="eastAsia"/>
@@ -24515,7 +24531,7 @@
               </w:rPr>
               <w:t>&amp;</w:t>
             </w:r>
-            <w:del w:id="605" w:author="xujianhui" w:date="2015-01-05T16:25:00Z">
+            <w:del w:id="607" w:author="xujianhui" w:date="2015-01-05T16:25:00Z">
               <w:r>
                 <w:rPr>
                   <w:rFonts w:hint="eastAsia"/>
@@ -24535,7 +24551,7 @@
                 <w:delText>b1</w:delText>
               </w:r>
             </w:del>
-            <w:ins w:id="606" w:author="xujianhui" w:date="2015-01-05T16:25:00Z">
+            <w:ins w:id="608" w:author="xujianhui" w:date="2015-01-05T16:25:00Z">
               <w:r>
                 <w:rPr>
                   <w:rFonts w:hint="eastAsia"/>
@@ -24543,7 +24559,7 @@
                 <w:t>filter={BusinessName=</w:t>
               </w:r>
             </w:ins>
-            <w:ins w:id="607" w:author="xujianhui" w:date="2015-01-05T16:26:00Z">
+            <w:ins w:id="609" w:author="xujianhui" w:date="2015-01-05T16:26:00Z">
               <w:r>
                 <w:t>”</w:t>
               </w:r>
@@ -24557,7 +24573,7 @@
                 <w:t>”</w:t>
               </w:r>
             </w:ins>
-            <w:ins w:id="608" w:author="xujianhui" w:date="2015-01-05T16:25:00Z">
+            <w:ins w:id="610" w:author="xujianhui" w:date="2015-01-05T16:25:00Z">
               <w:r>
                 <w:rPr>
                   <w:rFonts w:hint="eastAsia"/>
@@ -24678,10 +24694,10 @@
             <w:pPr>
               <w:ind w:left="0"/>
               <w:rPr>
-                <w:ins w:id="609" w:author="xujianhui" w:date="2015-01-05T16:26:00Z"/>
-              </w:rPr>
-            </w:pPr>
-            <w:ins w:id="610" w:author="xujianhui" w:date="2015-01-05T16:26:00Z">
+                <w:ins w:id="611" w:author="xujianhui" w:date="2015-01-05T16:26:00Z"/>
+              </w:rPr>
+            </w:pPr>
+            <w:ins w:id="612" w:author="xujianhui" w:date="2015-01-05T16:26:00Z">
               <w:r>
                 <w:rPr>
                   <w:rFonts w:hint="eastAsia"/>
@@ -24694,10 +24710,10 @@
             <w:pPr>
               <w:ind w:left="0"/>
               <w:rPr>
-                <w:ins w:id="611" w:author="xujianhui" w:date="2015-01-05T16:26:00Z"/>
-              </w:rPr>
-            </w:pPr>
-            <w:ins w:id="612" w:author="xujianhui" w:date="2015-01-05T16:27:00Z">
+                <w:ins w:id="613" w:author="xujianhui" w:date="2015-01-05T16:26:00Z"/>
+              </w:rPr>
+            </w:pPr>
+            <w:ins w:id="614" w:author="xujianhui" w:date="2015-01-05T16:27:00Z">
               <w:r>
                 <w:rPr>
                   <w:rFonts w:hint="eastAsia"/>
@@ -24840,7 +24856,7 @@
             <w:pPr>
               <w:ind w:left="0"/>
               <w:rPr>
-                <w:ins w:id="613" w:author="xujianhui" w:date="2015-01-05T16:27:00Z"/>
+                <w:ins w:id="615" w:author="xujianhui" w:date="2015-01-05T16:27:00Z"/>
               </w:rPr>
             </w:pPr>
             <w:r>
@@ -24851,7 +24867,7 @@
             <w:pPr>
               <w:ind w:left="0"/>
             </w:pPr>
-            <w:ins w:id="614" w:author="xujianhui" w:date="2015-01-05T16:27:00Z">
+            <w:ins w:id="616" w:author="xujianhui" w:date="2015-01-05T16:27:00Z">
               <w:r>
                 <w:rPr>
                   <w:rFonts w:hint="eastAsia"/>
@@ -25202,7 +25218,7 @@
               </w:rPr>
               <w:t>list node</w:t>
             </w:r>
-            <w:ins w:id="615" w:author="xujianhui" w:date="2015-01-05T16:29:00Z">
+            <w:ins w:id="617" w:author="xujianhui" w:date="2015-01-05T16:29:00Z">
               <w:r>
                 <w:rPr>
                   <w:rFonts w:hint="eastAsia"/>
@@ -25246,7 +25262,7 @@
               </w:rPr>
               <w:t>list node</w:t>
             </w:r>
-            <w:ins w:id="616" w:author="xujianhui" w:date="2015-01-05T16:29:00Z">
+            <w:ins w:id="618" w:author="xujianhui" w:date="2015-01-05T16:29:00Z">
               <w:r>
                 <w:rPr>
                   <w:rFonts w:hint="eastAsia"/>
@@ -25378,10 +25394,10 @@
             <w:pPr>
               <w:ind w:left="0"/>
               <w:rPr>
-                <w:del w:id="617" w:author="xujianhui" w:date="2015-01-05T16:28:00Z"/>
-              </w:rPr>
-            </w:pPr>
-            <w:del w:id="618" w:author="xujianhui" w:date="2015-01-05T16:28:00Z">
+                <w:del w:id="619" w:author="xujianhui" w:date="2015-01-05T16:28:00Z"/>
+              </w:rPr>
+            </w:pPr>
+            <w:del w:id="620" w:author="xujianhui" w:date="2015-01-05T16:28:00Z">
               <w:r>
                 <w:rPr>
                   <w:rFonts w:hint="eastAsia"/>
@@ -25394,10 +25410,10 @@
             <w:pPr>
               <w:ind w:left="0"/>
               <w:rPr>
-                <w:del w:id="619" w:author="xujianhui" w:date="2015-01-05T16:28:00Z"/>
-              </w:rPr>
-            </w:pPr>
-            <w:del w:id="620" w:author="xujianhui" w:date="2015-01-05T16:28:00Z">
+                <w:del w:id="621" w:author="xujianhui" w:date="2015-01-05T16:28:00Z"/>
+              </w:rPr>
+            </w:pPr>
+            <w:del w:id="622" w:author="xujianhui" w:date="2015-01-05T16:28:00Z">
               <w:r>
                 <w:delText>errno</w:delText>
               </w:r>
@@ -25419,10 +25435,10 @@
             <w:pPr>
               <w:ind w:left="0"/>
               <w:rPr>
-                <w:del w:id="621" w:author="xujianhui" w:date="2015-01-05T16:28:00Z"/>
-              </w:rPr>
-            </w:pPr>
-            <w:del w:id="622" w:author="xujianhui" w:date="2015-01-05T16:28:00Z">
+                <w:del w:id="623" w:author="xujianhui" w:date="2015-01-05T16:28:00Z"/>
+              </w:rPr>
+            </w:pPr>
+            <w:del w:id="624" w:author="xujianhui" w:date="2015-01-05T16:28:00Z">
               <w:r>
                 <w:rPr>
                   <w:rFonts w:hint="eastAsia"/>
@@ -25441,10 +25457,10 @@
             <w:pPr>
               <w:ind w:left="0"/>
               <w:rPr>
-                <w:del w:id="623" w:author="xujianhui" w:date="2015-01-05T16:28:00Z"/>
-              </w:rPr>
-            </w:pPr>
-            <w:del w:id="624" w:author="xujianhui" w:date="2015-01-05T16:28:00Z">
+                <w:del w:id="625" w:author="xujianhui" w:date="2015-01-05T16:28:00Z"/>
+              </w:rPr>
+            </w:pPr>
+            <w:del w:id="626" w:author="xujianhui" w:date="2015-01-05T16:28:00Z">
               <w:r>
                 <w:rPr>
                   <w:rFonts w:hint="eastAsia"/>
@@ -25457,10 +25473,10 @@
             <w:pPr>
               <w:ind w:left="0"/>
               <w:rPr>
-                <w:ins w:id="625" w:author="xujianhui" w:date="2015-01-05T16:28:00Z"/>
-              </w:rPr>
-            </w:pPr>
-            <w:ins w:id="626" w:author="xujianhui" w:date="2015-01-05T16:28:00Z">
+                <w:ins w:id="627" w:author="xujianhui" w:date="2015-01-05T16:28:00Z"/>
+              </w:rPr>
+            </w:pPr>
+            <w:ins w:id="628" w:author="xujianhui" w:date="2015-01-05T16:28:00Z">
               <w:r>
                 <w:rPr>
                   <w:rFonts w:hint="eastAsia"/>
@@ -25473,10 +25489,10 @@
             <w:pPr>
               <w:ind w:left="0"/>
               <w:rPr>
-                <w:ins w:id="627" w:author="xujianhui" w:date="2015-01-05T16:28:00Z"/>
-              </w:rPr>
-            </w:pPr>
-            <w:ins w:id="628" w:author="xujianhui" w:date="2015-01-05T16:28:00Z">
+                <w:ins w:id="629" w:author="xujianhui" w:date="2015-01-05T16:28:00Z"/>
+              </w:rPr>
+            </w:pPr>
+            <w:ins w:id="630" w:author="xujianhui" w:date="2015-01-05T16:28:00Z">
               <w:r>
                 <w:rPr>
                   <w:rFonts w:hint="eastAsia"/>
@@ -25575,7 +25591,7 @@
             <w:pPr>
               <w:ind w:left="0"/>
               <w:rPr>
-                <w:ins w:id="629" w:author="xujianhui" w:date="2015-01-05T16:28:00Z"/>
+                <w:ins w:id="631" w:author="xujianhui" w:date="2015-01-05T16:28:00Z"/>
               </w:rPr>
             </w:pPr>
             <w:r>
@@ -25587,7 +25603,7 @@
             <w:pPr>
               <w:ind w:left="0"/>
             </w:pPr>
-            <w:ins w:id="630" w:author="xujianhui" w:date="2015-01-05T16:28:00Z">
+            <w:ins w:id="632" w:author="xujianhui" w:date="2015-01-05T16:28:00Z">
               <w:r>
                 <w:rPr>
                   <w:rFonts w:hint="eastAsia"/>
@@ -26049,10 +26065,10 @@
             <w:pPr>
               <w:ind w:left="0"/>
               <w:rPr>
-                <w:del w:id="631" w:author="xujianhui" w:date="2015-01-05T16:29:00Z"/>
-              </w:rPr>
-            </w:pPr>
-            <w:del w:id="632" w:author="xujianhui" w:date="2015-01-05T16:29:00Z">
+                <w:del w:id="633" w:author="xujianhui" w:date="2015-01-05T16:29:00Z"/>
+              </w:rPr>
+            </w:pPr>
+            <w:del w:id="634" w:author="xujianhui" w:date="2015-01-05T16:29:00Z">
               <w:r>
                 <w:delText>HostName</w:delText>
               </w:r>
@@ -26074,10 +26090,10 @@
             <w:pPr>
               <w:ind w:left="0"/>
               <w:rPr>
-                <w:ins w:id="633" w:author="xujianhui" w:date="2015-01-05T16:29:00Z"/>
-              </w:rPr>
-            </w:pPr>
-            <w:del w:id="634" w:author="xujianhui" w:date="2015-01-05T16:29:00Z">
+                <w:ins w:id="635" w:author="xujianhui" w:date="2015-01-05T16:29:00Z"/>
+              </w:rPr>
+            </w:pPr>
+            <w:del w:id="636" w:author="xujianhui" w:date="2015-01-05T16:29:00Z">
               <w:r>
                 <w:delText>ServiceName</w:delText>
               </w:r>
@@ -26099,10 +26115,10 @@
             <w:pPr>
               <w:ind w:left="0"/>
               <w:rPr>
-                <w:ins w:id="635" w:author="xujianhui" w:date="2015-01-05T16:29:00Z"/>
-              </w:rPr>
-            </w:pPr>
-            <w:ins w:id="636" w:author="xujianhui" w:date="2015-01-05T16:29:00Z">
+                <w:ins w:id="637" w:author="xujianhui" w:date="2015-01-05T16:29:00Z"/>
+              </w:rPr>
+            </w:pPr>
+            <w:ins w:id="638" w:author="xujianhui" w:date="2015-01-05T16:29:00Z">
               <w:r>
                 <w:rPr>
                   <w:rFonts w:hint="eastAsia"/>
@@ -26115,10 +26131,10 @@
             <w:pPr>
               <w:ind w:left="0"/>
               <w:rPr>
-                <w:ins w:id="637" w:author="xujianhui" w:date="2015-01-05T16:29:00Z"/>
-              </w:rPr>
-            </w:pPr>
-            <w:ins w:id="638" w:author="xujianhui" w:date="2015-01-05T16:29:00Z">
+                <w:ins w:id="639" w:author="xujianhui" w:date="2015-01-05T16:29:00Z"/>
+              </w:rPr>
+            </w:pPr>
+            <w:ins w:id="640" w:author="xujianhui" w:date="2015-01-05T16:29:00Z">
               <w:r>
                 <w:rPr>
                   <w:rFonts w:hint="eastAsia"/>
@@ -26131,10 +26147,10 @@
             <w:pPr>
               <w:ind w:left="0"/>
               <w:rPr>
-                <w:ins w:id="639" w:author="xujianhui" w:date="2015-01-05T16:29:00Z"/>
-              </w:rPr>
-            </w:pPr>
-            <w:ins w:id="640" w:author="xujianhui" w:date="2015-01-05T16:29:00Z">
+                <w:ins w:id="641" w:author="xujianhui" w:date="2015-01-05T16:29:00Z"/>
+              </w:rPr>
+            </w:pPr>
+            <w:ins w:id="642" w:author="xujianhui" w:date="2015-01-05T16:29:00Z">
               <w:r>
                 <w:rPr>
                   <w:rFonts w:hint="eastAsia"/>
@@ -26147,7 +26163,7 @@
             <w:pPr>
               <w:ind w:left="0"/>
             </w:pPr>
-            <w:ins w:id="641" w:author="xujianhui" w:date="2015-01-05T16:29:00Z">
+            <w:ins w:id="643" w:author="xujianhui" w:date="2015-01-05T16:29:00Z">
               <w:r>
                 <w:rPr>
                   <w:rFonts w:hint="eastAsia"/>
@@ -26176,7 +26192,7 @@
             <w:pPr>
               <w:ind w:left="0"/>
               <w:rPr>
-                <w:ins w:id="642" w:author="xujianhui" w:date="2015-01-05T16:29:00Z"/>
+                <w:ins w:id="644" w:author="xujianhui" w:date="2015-01-05T16:29:00Z"/>
               </w:rPr>
             </w:pPr>
             <w:r>
@@ -26188,7 +26204,7 @@
             <w:r>
               <w:t xml:space="preserve"> </w:t>
             </w:r>
-            <w:ins w:id="643" w:author="xujianhui" w:date="2015-01-05T16:29:00Z">
+            <w:ins w:id="645" w:author="xujianhui" w:date="2015-01-05T16:29:00Z">
               <w:r>
                 <w:rPr>
                   <w:rFonts w:hint="eastAsia"/>
@@ -26196,7 +26212,7 @@
                 <w:t>filter={</w:t>
               </w:r>
             </w:ins>
-            <w:ins w:id="644" w:author="xujianhui" w:date="2015-01-05T16:30:00Z">
+            <w:ins w:id="646" w:author="xujianhui" w:date="2015-01-05T16:30:00Z">
               <w:r>
                 <w:rPr>
                   <w:rFonts w:hint="eastAsia"/>
@@ -26234,7 +26250,7 @@
                 <w:t>”</w:t>
               </w:r>
             </w:ins>
-            <w:ins w:id="645" w:author="xujianhui" w:date="2015-01-05T16:29:00Z">
+            <w:ins w:id="647" w:author="xujianhui" w:date="2015-01-05T16:29:00Z">
               <w:r>
                 <w:rPr>
                   <w:rFonts w:hint="eastAsia"/>
@@ -26247,10 +26263,10 @@
             <w:pPr>
               <w:ind w:left="0"/>
               <w:rPr>
-                <w:del w:id="646" w:author="xujianhui" w:date="2015-01-05T16:29:00Z"/>
-              </w:rPr>
-            </w:pPr>
-            <w:del w:id="647" w:author="xujianhui" w:date="2015-01-05T16:29:00Z">
+                <w:del w:id="648" w:author="xujianhui" w:date="2015-01-05T16:29:00Z"/>
+              </w:rPr>
+            </w:pPr>
+            <w:del w:id="649" w:author="xujianhui" w:date="2015-01-05T16:29:00Z">
               <w:r>
                 <w:delText>HostName</w:delText>
               </w:r>
@@ -26269,7 +26285,7 @@
             <w:pPr>
               <w:ind w:left="0"/>
             </w:pPr>
-            <w:del w:id="648" w:author="xujianhui" w:date="2015-01-05T16:29:00Z">
+            <w:del w:id="650" w:author="xujianhui" w:date="2015-01-05T16:29:00Z">
               <w:r>
                 <w:rPr>
                   <w:rFonts w:hint="eastAsia"/>
@@ -26390,10 +26406,10 @@
             <w:pPr>
               <w:ind w:left="0"/>
               <w:rPr>
-                <w:del w:id="649" w:author="xujianhui" w:date="2015-01-05T16:30:00Z"/>
-              </w:rPr>
-            </w:pPr>
-            <w:del w:id="650" w:author="xujianhui" w:date="2015-01-05T16:30:00Z">
+                <w:del w:id="651" w:author="xujianhui" w:date="2015-01-05T16:30:00Z"/>
+              </w:rPr>
+            </w:pPr>
+            <w:del w:id="652" w:author="xujianhui" w:date="2015-01-05T16:30:00Z">
               <w:r>
                 <w:rPr>
                   <w:rFonts w:hint="eastAsia"/>
@@ -26406,10 +26422,10 @@
             <w:pPr>
               <w:ind w:left="0"/>
               <w:rPr>
-                <w:del w:id="651" w:author="xujianhui" w:date="2015-01-05T16:30:00Z"/>
-              </w:rPr>
-            </w:pPr>
-            <w:del w:id="652" w:author="xujianhui" w:date="2015-01-05T16:30:00Z">
+                <w:del w:id="653" w:author="xujianhui" w:date="2015-01-05T16:30:00Z"/>
+              </w:rPr>
+            </w:pPr>
+            <w:del w:id="654" w:author="xujianhui" w:date="2015-01-05T16:30:00Z">
               <w:r>
                 <w:delText>errno</w:delText>
               </w:r>
@@ -26431,10 +26447,10 @@
             <w:pPr>
               <w:ind w:left="0"/>
               <w:rPr>
-                <w:del w:id="653" w:author="xujianhui" w:date="2015-01-05T16:30:00Z"/>
-              </w:rPr>
-            </w:pPr>
-            <w:del w:id="654" w:author="xujianhui" w:date="2015-01-05T16:30:00Z">
+                <w:del w:id="655" w:author="xujianhui" w:date="2015-01-05T16:30:00Z"/>
+              </w:rPr>
+            </w:pPr>
+            <w:del w:id="656" w:author="xujianhui" w:date="2015-01-05T16:30:00Z">
               <w:r>
                 <w:rPr>
                   <w:rFonts w:hint="eastAsia"/>
@@ -26453,10 +26469,10 @@
             <w:pPr>
               <w:ind w:left="0"/>
               <w:rPr>
-                <w:del w:id="655" w:author="xujianhui" w:date="2015-01-05T16:30:00Z"/>
-              </w:rPr>
-            </w:pPr>
-            <w:del w:id="656" w:author="xujianhui" w:date="2015-01-05T16:30:00Z">
+                <w:del w:id="657" w:author="xujianhui" w:date="2015-01-05T16:30:00Z"/>
+              </w:rPr>
+            </w:pPr>
+            <w:del w:id="658" w:author="xujianhui" w:date="2015-01-05T16:30:00Z">
               <w:r>
                 <w:rPr>
                   <w:rFonts w:hint="eastAsia"/>
@@ -26469,10 +26485,10 @@
             <w:pPr>
               <w:ind w:left="0"/>
               <w:rPr>
-                <w:ins w:id="657" w:author="xujianhui" w:date="2015-01-05T16:30:00Z"/>
-              </w:rPr>
-            </w:pPr>
-            <w:ins w:id="658" w:author="xujianhui" w:date="2015-01-05T16:30:00Z">
+                <w:ins w:id="659" w:author="xujianhui" w:date="2015-01-05T16:30:00Z"/>
+              </w:rPr>
+            </w:pPr>
+            <w:ins w:id="660" w:author="xujianhui" w:date="2015-01-05T16:30:00Z">
               <w:r>
                 <w:rPr>
                   <w:rFonts w:hint="eastAsia"/>
@@ -26485,10 +26501,10 @@
             <w:pPr>
               <w:ind w:left="0"/>
               <w:rPr>
-                <w:ins w:id="659" w:author="xujianhui" w:date="2015-01-05T16:30:00Z"/>
-              </w:rPr>
-            </w:pPr>
-            <w:ins w:id="660" w:author="xujianhui" w:date="2015-01-05T16:30:00Z">
+                <w:ins w:id="661" w:author="xujianhui" w:date="2015-01-05T16:30:00Z"/>
+              </w:rPr>
+            </w:pPr>
+            <w:ins w:id="662" w:author="xujianhui" w:date="2015-01-05T16:30:00Z">
               <w:r>
                 <w:rPr>
                   <w:rFonts w:hint="eastAsia"/>
@@ -26865,7 +26881,7 @@
             <w:pPr>
               <w:ind w:left="0"/>
               <w:rPr>
-                <w:ins w:id="661" w:author="xujianhui" w:date="2015-01-05T16:30:00Z"/>
+                <w:ins w:id="663" w:author="xujianhui" w:date="2015-01-05T16:30:00Z"/>
               </w:rPr>
             </w:pPr>
             <w:r>
@@ -26876,7 +26892,7 @@
             <w:pPr>
               <w:ind w:left="0"/>
             </w:pPr>
-            <w:ins w:id="662" w:author="xujianhui" w:date="2015-01-05T16:30:00Z">
+            <w:ins w:id="664" w:author="xujianhui" w:date="2015-01-05T16:30:00Z">
               <w:r>
                 <w:rPr>
                   <w:rFonts w:hint="eastAsia"/>
@@ -27498,10 +27514,10 @@
             <w:pPr>
               <w:ind w:left="0"/>
               <w:rPr>
-                <w:ins w:id="663" w:author="xujianhui" w:date="2015-01-05T16:31:00Z"/>
-              </w:rPr>
-            </w:pPr>
-            <w:ins w:id="664" w:author="xujianhui" w:date="2015-01-05T16:30:00Z">
+                <w:ins w:id="665" w:author="xujianhui" w:date="2015-01-05T16:31:00Z"/>
+              </w:rPr>
+            </w:pPr>
+            <w:ins w:id="666" w:author="xujianhui" w:date="2015-01-05T16:30:00Z">
               <w:r>
                 <w:rPr>
                   <w:rFonts w:hint="eastAsia"/>
@@ -27509,7 +27525,7 @@
                 <w:t>通用</w:t>
               </w:r>
             </w:ins>
-            <w:ins w:id="665" w:author="xujianhui" w:date="2015-01-05T16:31:00Z">
+            <w:ins w:id="667" w:author="xujianhui" w:date="2015-01-05T16:31:00Z">
               <w:r>
                 <w:rPr>
                   <w:rFonts w:hint="eastAsia"/>
@@ -27522,10 +27538,10 @@
             <w:pPr>
               <w:ind w:left="0"/>
               <w:rPr>
-                <w:ins w:id="666" w:author="xujianhui" w:date="2015-01-05T16:30:00Z"/>
-              </w:rPr>
-            </w:pPr>
-            <w:ins w:id="667" w:author="xujianhui" w:date="2015-01-05T16:31:00Z">
+                <w:ins w:id="668" w:author="xujianhui" w:date="2015-01-05T16:30:00Z"/>
+              </w:rPr>
+            </w:pPr>
+            <w:ins w:id="669" w:author="xujianhui" w:date="2015-01-05T16:31:00Z">
               <w:r>
                 <w:rPr>
                   <w:rFonts w:hint="eastAsia"/>
@@ -27699,17 +27715,17 @@
     <w:p>
       <w:pPr>
         <w:rPr>
-          <w:ins w:id="668" w:author="xujianhui" w:date="2014-12-05T17:50:00Z"/>
+          <w:ins w:id="670" w:author="xujianhui" w:date="2014-12-05T17:50:00Z"/>
         </w:rPr>
       </w:pPr>
     </w:p>
     <w:p>
       <w:pPr>
         <w:rPr>
-          <w:ins w:id="669" w:author="xujianhui" w:date="2014-12-05T17:50:00Z"/>
+          <w:ins w:id="671" w:author="xujianhui" w:date="2014-12-05T17:50:00Z"/>
         </w:rPr>
       </w:pPr>
-      <w:ins w:id="670" w:author="xujianhui" w:date="2014-12-05T17:50:00Z">
+      <w:ins w:id="672" w:author="xujianhui" w:date="2014-12-05T17:50:00Z">
         <w:r>
           <w:rPr>
             <w:rFonts w:hint="eastAsia"/>
@@ -27727,13 +27743,13 @@
         </w:numPr>
         <w:ind w:firstLineChars="0"/>
         <w:rPr>
-          <w:ins w:id="671" w:author="xujianhui" w:date="2014-12-05T17:50:00Z"/>
+          <w:ins w:id="673" w:author="xujianhui" w:date="2014-12-05T17:50:00Z"/>
         </w:rPr>
-        <w:pPrChange w:id="672" w:author="xujianhui" w:date="2014-12-05T17:50:00Z">
+        <w:pPrChange w:id="674" w:author="xujianhui" w:date="2014-12-05T17:50:00Z">
           <w:pPr/>
         </w:pPrChange>
       </w:pPr>
-      <w:ins w:id="673" w:author="xujianhui" w:date="2014-12-05T17:50:00Z">
+      <w:ins w:id="675" w:author="xujianhui" w:date="2014-12-05T17:50:00Z">
         <w:r>
           <w:rPr>
             <w:rFonts w:hint="eastAsia"/>
@@ -27741,7 +27757,7 @@
           <w:t>进度回复，变化才回</w:t>
         </w:r>
       </w:ins>
-      <w:ins w:id="674" w:author="xujianhui" w:date="2014-12-05T17:53:00Z">
+      <w:ins w:id="676" w:author="xujianhui" w:date="2014-12-05T17:53:00Z">
         <w:r>
           <w:rPr>
             <w:rFonts w:hint="eastAsia"/>
@@ -27759,13 +27775,13 @@
         </w:numPr>
         <w:ind w:firstLineChars="0"/>
         <w:rPr>
-          <w:ins w:id="675" w:author="xujianhui" w:date="2014-12-05T17:55:00Z"/>
+          <w:ins w:id="677" w:author="xujianhui" w:date="2014-12-05T17:55:00Z"/>
         </w:rPr>
-        <w:pPrChange w:id="676" w:author="xujianhui" w:date="2014-12-05T17:50:00Z">
+        <w:pPrChange w:id="678" w:author="xujianhui" w:date="2014-12-05T17:50:00Z">
           <w:pPr/>
         </w:pPrChange>
       </w:pPr>
-      <w:ins w:id="677" w:author="xujianhui" w:date="2014-12-05T17:54:00Z">
+      <w:ins w:id="679" w:author="xujianhui" w:date="2014-12-05T17:54:00Z">
         <w:r>
           <w:rPr>
             <w:rFonts w:hint="eastAsia"/>

--- a/internal_doc/03.开发设计/Story-OMSvc.docx
+++ b/internal_doc/03.开发设计/Story-OMSvc.docx
@@ -23246,6 +23246,26 @@
               </w:rPr>
               <w:t>集群名</w:t>
             </w:r>
+            <w:ins w:id="586" w:author="linyoubin" w:date="2015-01-09T13:44:00Z">
+              <w:r>
+                <w:rPr>
+                  <w:rFonts w:hint="eastAsia"/>
+                </w:rPr>
+                <w:t>（为空或者不填则返回所有</w:t>
+              </w:r>
+              <w:r>
+                <w:rPr>
+                  <w:rFonts w:hint="eastAsia"/>
+                </w:rPr>
+                <w:t>business</w:t>
+              </w:r>
+              <w:r>
+                <w:rPr>
+                  <w:rFonts w:hint="eastAsia"/>
+                </w:rPr>
+                <w:t>）</w:t>
+              </w:r>
+            </w:ins>
           </w:p>
         </w:tc>
         <w:tc>
@@ -23419,10 +23439,10 @@
             <w:pPr>
               <w:ind w:left="0"/>
               <w:rPr>
-                <w:ins w:id="586" w:author="xujianhui" w:date="2015-01-05T16:06:00Z"/>
-              </w:rPr>
-            </w:pPr>
-            <w:ins w:id="587" w:author="xujianhui" w:date="2015-01-05T16:06:00Z">
+                <w:ins w:id="587" w:author="xujianhui" w:date="2015-01-05T16:06:00Z"/>
+              </w:rPr>
+            </w:pPr>
+            <w:ins w:id="588" w:author="xujianhui" w:date="2015-01-05T16:06:00Z">
               <w:r>
                 <w:rPr>
                   <w:rFonts w:hint="eastAsia"/>
@@ -23483,7 +23503,7 @@
             <w:pPr>
               <w:ind w:left="0"/>
               <w:rPr>
-                <w:ins w:id="588" w:author="xujianhui" w:date="2014-12-05T17:44:00Z"/>
+                <w:ins w:id="589" w:author="xujianhui" w:date="2014-12-05T17:44:00Z"/>
               </w:rPr>
             </w:pPr>
             <w:r>
@@ -23494,7 +23514,7 @@
             <w:pPr>
               <w:ind w:left="0"/>
             </w:pPr>
-            <w:ins w:id="589" w:author="xujianhui" w:date="2014-12-05T17:44:00Z">
+            <w:ins w:id="590" w:author="xujianhui" w:date="2014-12-05T17:44:00Z">
               <w:r>
                 <w:rPr>
                   <w:rFonts w:hint="eastAsia"/>
@@ -23793,8 +23813,8 @@
               </w:rPr>
               <w:t xml:space="preserve">: list </w:t>
             </w:r>
-            <w:ins w:id="590" w:author="xujianhui" w:date="2015-01-05T16:09:00Z">
-              <w:del w:id="591" w:author="linyoubin" w:date="2015-01-09T13:43:00Z">
+            <w:ins w:id="591" w:author="xujianhui" w:date="2015-01-05T16:09:00Z">
+              <w:del w:id="592" w:author="linyoubin" w:date="2015-01-09T13:43:00Z">
                 <w:r>
                   <w:rPr>
                     <w:rFonts w:hint="eastAsia"/>
@@ -23863,8 +23883,8 @@
               </w:rPr>
               <w:t xml:space="preserve">list </w:t>
             </w:r>
-            <w:ins w:id="592" w:author="xujianhui" w:date="2015-01-05T16:09:00Z">
-              <w:del w:id="593" w:author="linyoubin" w:date="2015-01-09T13:43:00Z">
+            <w:ins w:id="593" w:author="xujianhui" w:date="2015-01-05T16:09:00Z">
+              <w:del w:id="594" w:author="linyoubin" w:date="2015-01-09T13:43:00Z">
                 <w:r>
                   <w:rPr>
                     <w:rFonts w:hint="eastAsia"/>
@@ -24027,10 +24047,10 @@
             <w:pPr>
               <w:ind w:left="0"/>
               <w:rPr>
-                <w:ins w:id="594" w:author="xujianhui" w:date="2015-01-05T16:07:00Z"/>
-              </w:rPr>
-            </w:pPr>
-            <w:ins w:id="595" w:author="xujianhui" w:date="2015-01-05T16:07:00Z">
+                <w:ins w:id="595" w:author="xujianhui" w:date="2015-01-05T16:07:00Z"/>
+              </w:rPr>
+            </w:pPr>
+            <w:ins w:id="596" w:author="xujianhui" w:date="2015-01-05T16:07:00Z">
               <w:r>
                 <w:rPr>
                   <w:rFonts w:hint="eastAsia"/>
@@ -24091,7 +24111,7 @@
             <w:pPr>
               <w:ind w:left="0"/>
               <w:rPr>
-                <w:ins w:id="596" w:author="xujianhui" w:date="2014-12-05T17:44:00Z"/>
+                <w:ins w:id="597" w:author="xujianhui" w:date="2014-12-05T17:44:00Z"/>
               </w:rPr>
             </w:pPr>
             <w:r>
@@ -24102,7 +24122,7 @@
             <w:pPr>
               <w:ind w:left="0"/>
             </w:pPr>
-            <w:ins w:id="597" w:author="xujianhui" w:date="2014-12-05T17:44:00Z">
+            <w:ins w:id="598" w:author="xujianhui" w:date="2014-12-05T17:44:00Z">
               <w:r>
                 <w:rPr>
                   <w:rFonts w:hint="eastAsia"/>
@@ -24405,10 +24425,10 @@
             <w:pPr>
               <w:ind w:left="0"/>
               <w:rPr>
-                <w:ins w:id="598" w:author="xujianhui" w:date="2015-01-05T16:25:00Z"/>
-              </w:rPr>
-            </w:pPr>
-            <w:del w:id="599" w:author="xujianhui" w:date="2015-01-05T16:25:00Z">
+                <w:ins w:id="599" w:author="xujianhui" w:date="2015-01-05T16:25:00Z"/>
+              </w:rPr>
+            </w:pPr>
+            <w:del w:id="600" w:author="xujianhui" w:date="2015-01-05T16:25:00Z">
               <w:r>
                 <w:rPr>
                   <w:rFonts w:hint="eastAsia"/>
@@ -24439,10 +24459,10 @@
             <w:pPr>
               <w:ind w:left="0"/>
               <w:rPr>
-                <w:ins w:id="600" w:author="xujianhui" w:date="2015-01-05T16:25:00Z"/>
-              </w:rPr>
-            </w:pPr>
-            <w:ins w:id="601" w:author="xujianhui" w:date="2015-01-05T16:25:00Z">
+                <w:ins w:id="601" w:author="xujianhui" w:date="2015-01-05T16:25:00Z"/>
+              </w:rPr>
+            </w:pPr>
+            <w:ins w:id="602" w:author="xujianhui" w:date="2015-01-05T16:25:00Z">
               <w:r>
                 <w:rPr>
                   <w:rFonts w:hint="eastAsia"/>
@@ -24455,10 +24475,10 @@
             <w:pPr>
               <w:ind w:left="0"/>
               <w:rPr>
-                <w:ins w:id="602" w:author="xujianhui" w:date="2015-01-05T16:25:00Z"/>
-              </w:rPr>
-            </w:pPr>
-            <w:ins w:id="603" w:author="xujianhui" w:date="2015-01-05T16:25:00Z">
+                <w:ins w:id="603" w:author="xujianhui" w:date="2015-01-05T16:25:00Z"/>
+              </w:rPr>
+            </w:pPr>
+            <w:ins w:id="604" w:author="xujianhui" w:date="2015-01-05T16:25:00Z">
               <w:r>
                 <w:rPr>
                   <w:rFonts w:hint="eastAsia"/>
@@ -24471,10 +24491,10 @@
             <w:pPr>
               <w:ind w:left="0"/>
               <w:rPr>
-                <w:ins w:id="604" w:author="xujianhui" w:date="2015-01-05T16:25:00Z"/>
-              </w:rPr>
-            </w:pPr>
-            <w:ins w:id="605" w:author="xujianhui" w:date="2015-01-05T16:25:00Z">
+                <w:ins w:id="605" w:author="xujianhui" w:date="2015-01-05T16:25:00Z"/>
+              </w:rPr>
+            </w:pPr>
+            <w:ins w:id="606" w:author="xujianhui" w:date="2015-01-05T16:25:00Z">
               <w:r>
                 <w:rPr>
                   <w:rFonts w:hint="eastAsia"/>
@@ -24487,7 +24507,7 @@
             <w:pPr>
               <w:ind w:left="0"/>
             </w:pPr>
-            <w:ins w:id="606" w:author="xujianhui" w:date="2015-01-05T16:25:00Z">
+            <w:ins w:id="607" w:author="xujianhui" w:date="2015-01-05T16:25:00Z">
               <w:r>
                 <w:rPr>
                   <w:rFonts w:hint="eastAsia"/>
@@ -24531,7 +24551,7 @@
               </w:rPr>
               <w:t>&amp;</w:t>
             </w:r>
-            <w:del w:id="607" w:author="xujianhui" w:date="2015-01-05T16:25:00Z">
+            <w:del w:id="608" w:author="xujianhui" w:date="2015-01-05T16:25:00Z">
               <w:r>
                 <w:rPr>
                   <w:rFonts w:hint="eastAsia"/>
@@ -24551,7 +24571,7 @@
                 <w:delText>b1</w:delText>
               </w:r>
             </w:del>
-            <w:ins w:id="608" w:author="xujianhui" w:date="2015-01-05T16:25:00Z">
+            <w:ins w:id="609" w:author="xujianhui" w:date="2015-01-05T16:25:00Z">
               <w:r>
                 <w:rPr>
                   <w:rFonts w:hint="eastAsia"/>
@@ -24559,7 +24579,7 @@
                 <w:t>filter={BusinessName=</w:t>
               </w:r>
             </w:ins>
-            <w:ins w:id="609" w:author="xujianhui" w:date="2015-01-05T16:26:00Z">
+            <w:ins w:id="610" w:author="xujianhui" w:date="2015-01-05T16:26:00Z">
               <w:r>
                 <w:t>”</w:t>
               </w:r>
@@ -24573,7 +24593,7 @@
                 <w:t>”</w:t>
               </w:r>
             </w:ins>
-            <w:ins w:id="610" w:author="xujianhui" w:date="2015-01-05T16:25:00Z">
+            <w:ins w:id="611" w:author="xujianhui" w:date="2015-01-05T16:25:00Z">
               <w:r>
                 <w:rPr>
                   <w:rFonts w:hint="eastAsia"/>
@@ -24694,10 +24714,10 @@
             <w:pPr>
               <w:ind w:left="0"/>
               <w:rPr>
-                <w:ins w:id="611" w:author="xujianhui" w:date="2015-01-05T16:26:00Z"/>
-              </w:rPr>
-            </w:pPr>
-            <w:ins w:id="612" w:author="xujianhui" w:date="2015-01-05T16:26:00Z">
+                <w:ins w:id="612" w:author="xujianhui" w:date="2015-01-05T16:26:00Z"/>
+              </w:rPr>
+            </w:pPr>
+            <w:ins w:id="613" w:author="xujianhui" w:date="2015-01-05T16:26:00Z">
               <w:r>
                 <w:rPr>
                   <w:rFonts w:hint="eastAsia"/>
@@ -24710,10 +24730,10 @@
             <w:pPr>
               <w:ind w:left="0"/>
               <w:rPr>
-                <w:ins w:id="613" w:author="xujianhui" w:date="2015-01-05T16:26:00Z"/>
-              </w:rPr>
-            </w:pPr>
-            <w:ins w:id="614" w:author="xujianhui" w:date="2015-01-05T16:27:00Z">
+                <w:ins w:id="614" w:author="xujianhui" w:date="2015-01-05T16:26:00Z"/>
+              </w:rPr>
+            </w:pPr>
+            <w:ins w:id="615" w:author="xujianhui" w:date="2015-01-05T16:27:00Z">
               <w:r>
                 <w:rPr>
                   <w:rFonts w:hint="eastAsia"/>
@@ -24856,7 +24876,7 @@
             <w:pPr>
               <w:ind w:left="0"/>
               <w:rPr>
-                <w:ins w:id="615" w:author="xujianhui" w:date="2015-01-05T16:27:00Z"/>
+                <w:ins w:id="616" w:author="xujianhui" w:date="2015-01-05T16:27:00Z"/>
               </w:rPr>
             </w:pPr>
             <w:r>
@@ -24867,7 +24887,7 @@
             <w:pPr>
               <w:ind w:left="0"/>
             </w:pPr>
-            <w:ins w:id="616" w:author="xujianhui" w:date="2015-01-05T16:27:00Z">
+            <w:ins w:id="617" w:author="xujianhui" w:date="2015-01-05T16:27:00Z">
               <w:r>
                 <w:rPr>
                   <w:rFonts w:hint="eastAsia"/>
@@ -25218,7 +25238,7 @@
               </w:rPr>
               <w:t>list node</w:t>
             </w:r>
-            <w:ins w:id="617" w:author="xujianhui" w:date="2015-01-05T16:29:00Z">
+            <w:ins w:id="618" w:author="xujianhui" w:date="2015-01-05T16:29:00Z">
               <w:r>
                 <w:rPr>
                   <w:rFonts w:hint="eastAsia"/>
@@ -25262,7 +25282,7 @@
               </w:rPr>
               <w:t>list node</w:t>
             </w:r>
-            <w:ins w:id="618" w:author="xujianhui" w:date="2015-01-05T16:29:00Z">
+            <w:ins w:id="619" w:author="xujianhui" w:date="2015-01-05T16:29:00Z">
               <w:r>
                 <w:rPr>
                   <w:rFonts w:hint="eastAsia"/>
@@ -25394,10 +25414,10 @@
             <w:pPr>
               <w:ind w:left="0"/>
               <w:rPr>
-                <w:del w:id="619" w:author="xujianhui" w:date="2015-01-05T16:28:00Z"/>
-              </w:rPr>
-            </w:pPr>
-            <w:del w:id="620" w:author="xujianhui" w:date="2015-01-05T16:28:00Z">
+                <w:del w:id="620" w:author="xujianhui" w:date="2015-01-05T16:28:00Z"/>
+              </w:rPr>
+            </w:pPr>
+            <w:del w:id="621" w:author="xujianhui" w:date="2015-01-05T16:28:00Z">
               <w:r>
                 <w:rPr>
                   <w:rFonts w:hint="eastAsia"/>
@@ -25410,10 +25430,10 @@
             <w:pPr>
               <w:ind w:left="0"/>
               <w:rPr>
-                <w:del w:id="621" w:author="xujianhui" w:date="2015-01-05T16:28:00Z"/>
-              </w:rPr>
-            </w:pPr>
-            <w:del w:id="622" w:author="xujianhui" w:date="2015-01-05T16:28:00Z">
+                <w:del w:id="622" w:author="xujianhui" w:date="2015-01-05T16:28:00Z"/>
+              </w:rPr>
+            </w:pPr>
+            <w:del w:id="623" w:author="xujianhui" w:date="2015-01-05T16:28:00Z">
               <w:r>
                 <w:delText>errno</w:delText>
               </w:r>
@@ -25435,10 +25455,10 @@
             <w:pPr>
               <w:ind w:left="0"/>
               <w:rPr>
-                <w:del w:id="623" w:author="xujianhui" w:date="2015-01-05T16:28:00Z"/>
-              </w:rPr>
-            </w:pPr>
-            <w:del w:id="624" w:author="xujianhui" w:date="2015-01-05T16:28:00Z">
+                <w:del w:id="624" w:author="xujianhui" w:date="2015-01-05T16:28:00Z"/>
+              </w:rPr>
+            </w:pPr>
+            <w:del w:id="625" w:author="xujianhui" w:date="2015-01-05T16:28:00Z">
               <w:r>
                 <w:rPr>
                   <w:rFonts w:hint="eastAsia"/>
@@ -25457,10 +25477,10 @@
             <w:pPr>
               <w:ind w:left="0"/>
               <w:rPr>
-                <w:del w:id="625" w:author="xujianhui" w:date="2015-01-05T16:28:00Z"/>
-              </w:rPr>
-            </w:pPr>
-            <w:del w:id="626" w:author="xujianhui" w:date="2015-01-05T16:28:00Z">
+                <w:del w:id="626" w:author="xujianhui" w:date="2015-01-05T16:28:00Z"/>
+              </w:rPr>
+            </w:pPr>
+            <w:del w:id="627" w:author="xujianhui" w:date="2015-01-05T16:28:00Z">
               <w:r>
                 <w:rPr>
                   <w:rFonts w:hint="eastAsia"/>
@@ -25473,10 +25493,10 @@
             <w:pPr>
               <w:ind w:left="0"/>
               <w:rPr>
-                <w:ins w:id="627" w:author="xujianhui" w:date="2015-01-05T16:28:00Z"/>
-              </w:rPr>
-            </w:pPr>
-            <w:ins w:id="628" w:author="xujianhui" w:date="2015-01-05T16:28:00Z">
+                <w:ins w:id="628" w:author="xujianhui" w:date="2015-01-05T16:28:00Z"/>
+              </w:rPr>
+            </w:pPr>
+            <w:ins w:id="629" w:author="xujianhui" w:date="2015-01-05T16:28:00Z">
               <w:r>
                 <w:rPr>
                   <w:rFonts w:hint="eastAsia"/>
@@ -25489,10 +25509,10 @@
             <w:pPr>
               <w:ind w:left="0"/>
               <w:rPr>
-                <w:ins w:id="629" w:author="xujianhui" w:date="2015-01-05T16:28:00Z"/>
-              </w:rPr>
-            </w:pPr>
-            <w:ins w:id="630" w:author="xujianhui" w:date="2015-01-05T16:28:00Z">
+                <w:ins w:id="630" w:author="xujianhui" w:date="2015-01-05T16:28:00Z"/>
+              </w:rPr>
+            </w:pPr>
+            <w:ins w:id="631" w:author="xujianhui" w:date="2015-01-05T16:28:00Z">
               <w:r>
                 <w:rPr>
                   <w:rFonts w:hint="eastAsia"/>
@@ -25591,7 +25611,7 @@
             <w:pPr>
               <w:ind w:left="0"/>
               <w:rPr>
-                <w:ins w:id="631" w:author="xujianhui" w:date="2015-01-05T16:28:00Z"/>
+                <w:ins w:id="632" w:author="xujianhui" w:date="2015-01-05T16:28:00Z"/>
               </w:rPr>
             </w:pPr>
             <w:r>
@@ -25603,7 +25623,7 @@
             <w:pPr>
               <w:ind w:left="0"/>
             </w:pPr>
-            <w:ins w:id="632" w:author="xujianhui" w:date="2015-01-05T16:28:00Z">
+            <w:ins w:id="633" w:author="xujianhui" w:date="2015-01-05T16:28:00Z">
               <w:r>
                 <w:rPr>
                   <w:rFonts w:hint="eastAsia"/>
@@ -26065,10 +26085,10 @@
             <w:pPr>
               <w:ind w:left="0"/>
               <w:rPr>
-                <w:del w:id="633" w:author="xujianhui" w:date="2015-01-05T16:29:00Z"/>
-              </w:rPr>
-            </w:pPr>
-            <w:del w:id="634" w:author="xujianhui" w:date="2015-01-05T16:29:00Z">
+                <w:del w:id="634" w:author="xujianhui" w:date="2015-01-05T16:29:00Z"/>
+              </w:rPr>
+            </w:pPr>
+            <w:del w:id="635" w:author="xujianhui" w:date="2015-01-05T16:29:00Z">
               <w:r>
                 <w:delText>HostName</w:delText>
               </w:r>
@@ -26090,10 +26110,10 @@
             <w:pPr>
               <w:ind w:left="0"/>
               <w:rPr>
-                <w:ins w:id="635" w:author="xujianhui" w:date="2015-01-05T16:29:00Z"/>
-              </w:rPr>
-            </w:pPr>
-            <w:del w:id="636" w:author="xujianhui" w:date="2015-01-05T16:29:00Z">
+                <w:ins w:id="636" w:author="xujianhui" w:date="2015-01-05T16:29:00Z"/>
+              </w:rPr>
+            </w:pPr>
+            <w:del w:id="637" w:author="xujianhui" w:date="2015-01-05T16:29:00Z">
               <w:r>
                 <w:delText>ServiceName</w:delText>
               </w:r>
@@ -26115,10 +26135,10 @@
             <w:pPr>
               <w:ind w:left="0"/>
               <w:rPr>
-                <w:ins w:id="637" w:author="xujianhui" w:date="2015-01-05T16:29:00Z"/>
-              </w:rPr>
-            </w:pPr>
-            <w:ins w:id="638" w:author="xujianhui" w:date="2015-01-05T16:29:00Z">
+                <w:ins w:id="638" w:author="xujianhui" w:date="2015-01-05T16:29:00Z"/>
+              </w:rPr>
+            </w:pPr>
+            <w:ins w:id="639" w:author="xujianhui" w:date="2015-01-05T16:29:00Z">
               <w:r>
                 <w:rPr>
                   <w:rFonts w:hint="eastAsia"/>
@@ -26131,10 +26151,10 @@
             <w:pPr>
               <w:ind w:left="0"/>
               <w:rPr>
-                <w:ins w:id="639" w:author="xujianhui" w:date="2015-01-05T16:29:00Z"/>
-              </w:rPr>
-            </w:pPr>
-            <w:ins w:id="640" w:author="xujianhui" w:date="2015-01-05T16:29:00Z">
+                <w:ins w:id="640" w:author="xujianhui" w:date="2015-01-05T16:29:00Z"/>
+              </w:rPr>
+            </w:pPr>
+            <w:ins w:id="641" w:author="xujianhui" w:date="2015-01-05T16:29:00Z">
               <w:r>
                 <w:rPr>
                   <w:rFonts w:hint="eastAsia"/>
@@ -26147,10 +26167,10 @@
             <w:pPr>
               <w:ind w:left="0"/>
               <w:rPr>
-                <w:ins w:id="641" w:author="xujianhui" w:date="2015-01-05T16:29:00Z"/>
-              </w:rPr>
-            </w:pPr>
-            <w:ins w:id="642" w:author="xujianhui" w:date="2015-01-05T16:29:00Z">
+                <w:ins w:id="642" w:author="xujianhui" w:date="2015-01-05T16:29:00Z"/>
+              </w:rPr>
+            </w:pPr>
+            <w:ins w:id="643" w:author="xujianhui" w:date="2015-01-05T16:29:00Z">
               <w:r>
                 <w:rPr>
                   <w:rFonts w:hint="eastAsia"/>
@@ -26163,7 +26183,7 @@
             <w:pPr>
               <w:ind w:left="0"/>
             </w:pPr>
-            <w:ins w:id="643" w:author="xujianhui" w:date="2015-01-05T16:29:00Z">
+            <w:ins w:id="644" w:author="xujianhui" w:date="2015-01-05T16:29:00Z">
               <w:r>
                 <w:rPr>
                   <w:rFonts w:hint="eastAsia"/>
@@ -26192,7 +26212,7 @@
             <w:pPr>
               <w:ind w:left="0"/>
               <w:rPr>
-                <w:ins w:id="644" w:author="xujianhui" w:date="2015-01-05T16:29:00Z"/>
+                <w:ins w:id="645" w:author="xujianhui" w:date="2015-01-05T16:29:00Z"/>
               </w:rPr>
             </w:pPr>
             <w:r>
@@ -26204,7 +26224,7 @@
             <w:r>
               <w:t xml:space="preserve"> </w:t>
             </w:r>
-            <w:ins w:id="645" w:author="xujianhui" w:date="2015-01-05T16:29:00Z">
+            <w:ins w:id="646" w:author="xujianhui" w:date="2015-01-05T16:29:00Z">
               <w:r>
                 <w:rPr>
                   <w:rFonts w:hint="eastAsia"/>
@@ -26212,7 +26232,7 @@
                 <w:t>filter={</w:t>
               </w:r>
             </w:ins>
-            <w:ins w:id="646" w:author="xujianhui" w:date="2015-01-05T16:30:00Z">
+            <w:ins w:id="647" w:author="xujianhui" w:date="2015-01-05T16:30:00Z">
               <w:r>
                 <w:rPr>
                   <w:rFonts w:hint="eastAsia"/>
@@ -26250,7 +26270,7 @@
                 <w:t>”</w:t>
               </w:r>
             </w:ins>
-            <w:ins w:id="647" w:author="xujianhui" w:date="2015-01-05T16:29:00Z">
+            <w:ins w:id="648" w:author="xujianhui" w:date="2015-01-05T16:29:00Z">
               <w:r>
                 <w:rPr>
                   <w:rFonts w:hint="eastAsia"/>
@@ -26263,10 +26283,10 @@
             <w:pPr>
               <w:ind w:left="0"/>
               <w:rPr>
-                <w:del w:id="648" w:author="xujianhui" w:date="2015-01-05T16:29:00Z"/>
-              </w:rPr>
-            </w:pPr>
-            <w:del w:id="649" w:author="xujianhui" w:date="2015-01-05T16:29:00Z">
+                <w:del w:id="649" w:author="xujianhui" w:date="2015-01-05T16:29:00Z"/>
+              </w:rPr>
+            </w:pPr>
+            <w:del w:id="650" w:author="xujianhui" w:date="2015-01-05T16:29:00Z">
               <w:r>
                 <w:delText>HostName</w:delText>
               </w:r>
@@ -26285,7 +26305,7 @@
             <w:pPr>
               <w:ind w:left="0"/>
             </w:pPr>
-            <w:del w:id="650" w:author="xujianhui" w:date="2015-01-05T16:29:00Z">
+            <w:del w:id="651" w:author="xujianhui" w:date="2015-01-05T16:29:00Z">
               <w:r>
                 <w:rPr>
                   <w:rFonts w:hint="eastAsia"/>
@@ -26406,10 +26426,10 @@
             <w:pPr>
               <w:ind w:left="0"/>
               <w:rPr>
-                <w:del w:id="651" w:author="xujianhui" w:date="2015-01-05T16:30:00Z"/>
-              </w:rPr>
-            </w:pPr>
-            <w:del w:id="652" w:author="xujianhui" w:date="2015-01-05T16:30:00Z">
+                <w:del w:id="652" w:author="xujianhui" w:date="2015-01-05T16:30:00Z"/>
+              </w:rPr>
+            </w:pPr>
+            <w:del w:id="653" w:author="xujianhui" w:date="2015-01-05T16:30:00Z">
               <w:r>
                 <w:rPr>
                   <w:rFonts w:hint="eastAsia"/>
@@ -26422,10 +26442,10 @@
             <w:pPr>
               <w:ind w:left="0"/>
               <w:rPr>
-                <w:del w:id="653" w:author="xujianhui" w:date="2015-01-05T16:30:00Z"/>
-              </w:rPr>
-            </w:pPr>
-            <w:del w:id="654" w:author="xujianhui" w:date="2015-01-05T16:30:00Z">
+                <w:del w:id="654" w:author="xujianhui" w:date="2015-01-05T16:30:00Z"/>
+              </w:rPr>
+            </w:pPr>
+            <w:del w:id="655" w:author="xujianhui" w:date="2015-01-05T16:30:00Z">
               <w:r>
                 <w:delText>errno</w:delText>
               </w:r>
@@ -26447,10 +26467,10 @@
             <w:pPr>
               <w:ind w:left="0"/>
               <w:rPr>
-                <w:del w:id="655" w:author="xujianhui" w:date="2015-01-05T16:30:00Z"/>
-              </w:rPr>
-            </w:pPr>
-            <w:del w:id="656" w:author="xujianhui" w:date="2015-01-05T16:30:00Z">
+                <w:del w:id="656" w:author="xujianhui" w:date="2015-01-05T16:30:00Z"/>
+              </w:rPr>
+            </w:pPr>
+            <w:del w:id="657" w:author="xujianhui" w:date="2015-01-05T16:30:00Z">
               <w:r>
                 <w:rPr>
                   <w:rFonts w:hint="eastAsia"/>
@@ -26469,10 +26489,10 @@
             <w:pPr>
               <w:ind w:left="0"/>
               <w:rPr>
-                <w:del w:id="657" w:author="xujianhui" w:date="2015-01-05T16:30:00Z"/>
-              </w:rPr>
-            </w:pPr>
-            <w:del w:id="658" w:author="xujianhui" w:date="2015-01-05T16:30:00Z">
+                <w:del w:id="658" w:author="xujianhui" w:date="2015-01-05T16:30:00Z"/>
+              </w:rPr>
+            </w:pPr>
+            <w:del w:id="659" w:author="xujianhui" w:date="2015-01-05T16:30:00Z">
               <w:r>
                 <w:rPr>
                   <w:rFonts w:hint="eastAsia"/>
@@ -26485,10 +26505,10 @@
             <w:pPr>
               <w:ind w:left="0"/>
               <w:rPr>
-                <w:ins w:id="659" w:author="xujianhui" w:date="2015-01-05T16:30:00Z"/>
-              </w:rPr>
-            </w:pPr>
-            <w:ins w:id="660" w:author="xujianhui" w:date="2015-01-05T16:30:00Z">
+                <w:ins w:id="660" w:author="xujianhui" w:date="2015-01-05T16:30:00Z"/>
+              </w:rPr>
+            </w:pPr>
+            <w:ins w:id="661" w:author="xujianhui" w:date="2015-01-05T16:30:00Z">
               <w:r>
                 <w:rPr>
                   <w:rFonts w:hint="eastAsia"/>
@@ -26501,10 +26521,10 @@
             <w:pPr>
               <w:ind w:left="0"/>
               <w:rPr>
-                <w:ins w:id="661" w:author="xujianhui" w:date="2015-01-05T16:30:00Z"/>
-              </w:rPr>
-            </w:pPr>
-            <w:ins w:id="662" w:author="xujianhui" w:date="2015-01-05T16:30:00Z">
+                <w:ins w:id="662" w:author="xujianhui" w:date="2015-01-05T16:30:00Z"/>
+              </w:rPr>
+            </w:pPr>
+            <w:ins w:id="663" w:author="xujianhui" w:date="2015-01-05T16:30:00Z">
               <w:r>
                 <w:rPr>
                   <w:rFonts w:hint="eastAsia"/>
@@ -26881,7 +26901,7 @@
             <w:pPr>
               <w:ind w:left="0"/>
               <w:rPr>
-                <w:ins w:id="663" w:author="xujianhui" w:date="2015-01-05T16:30:00Z"/>
+                <w:ins w:id="664" w:author="xujianhui" w:date="2015-01-05T16:30:00Z"/>
               </w:rPr>
             </w:pPr>
             <w:r>
@@ -26892,7 +26912,7 @@
             <w:pPr>
               <w:ind w:left="0"/>
             </w:pPr>
-            <w:ins w:id="664" w:author="xujianhui" w:date="2015-01-05T16:30:00Z">
+            <w:ins w:id="665" w:author="xujianhui" w:date="2015-01-05T16:30:00Z">
               <w:r>
                 <w:rPr>
                   <w:rFonts w:hint="eastAsia"/>
@@ -27514,10 +27534,10 @@
             <w:pPr>
               <w:ind w:left="0"/>
               <w:rPr>
-                <w:ins w:id="665" w:author="xujianhui" w:date="2015-01-05T16:31:00Z"/>
-              </w:rPr>
-            </w:pPr>
-            <w:ins w:id="666" w:author="xujianhui" w:date="2015-01-05T16:30:00Z">
+                <w:ins w:id="666" w:author="xujianhui" w:date="2015-01-05T16:31:00Z"/>
+              </w:rPr>
+            </w:pPr>
+            <w:ins w:id="667" w:author="xujianhui" w:date="2015-01-05T16:30:00Z">
               <w:r>
                 <w:rPr>
                   <w:rFonts w:hint="eastAsia"/>
@@ -27525,7 +27545,7 @@
                 <w:t>通用</w:t>
               </w:r>
             </w:ins>
-            <w:ins w:id="667" w:author="xujianhui" w:date="2015-01-05T16:31:00Z">
+            <w:ins w:id="668" w:author="xujianhui" w:date="2015-01-05T16:31:00Z">
               <w:r>
                 <w:rPr>
                   <w:rFonts w:hint="eastAsia"/>
@@ -27538,10 +27558,10 @@
             <w:pPr>
               <w:ind w:left="0"/>
               <w:rPr>
-                <w:ins w:id="668" w:author="xujianhui" w:date="2015-01-05T16:30:00Z"/>
-              </w:rPr>
-            </w:pPr>
-            <w:ins w:id="669" w:author="xujianhui" w:date="2015-01-05T16:31:00Z">
+                <w:ins w:id="669" w:author="xujianhui" w:date="2015-01-05T16:30:00Z"/>
+              </w:rPr>
+            </w:pPr>
+            <w:ins w:id="670" w:author="xujianhui" w:date="2015-01-05T16:31:00Z">
               <w:r>
                 <w:rPr>
                   <w:rFonts w:hint="eastAsia"/>
@@ -27715,17 +27735,17 @@
     <w:p>
       <w:pPr>
         <w:rPr>
-          <w:ins w:id="670" w:author="xujianhui" w:date="2014-12-05T17:50:00Z"/>
+          <w:ins w:id="671" w:author="xujianhui" w:date="2014-12-05T17:50:00Z"/>
         </w:rPr>
       </w:pPr>
     </w:p>
     <w:p>
       <w:pPr>
         <w:rPr>
-          <w:ins w:id="671" w:author="xujianhui" w:date="2014-12-05T17:50:00Z"/>
+          <w:ins w:id="672" w:author="xujianhui" w:date="2014-12-05T17:50:00Z"/>
         </w:rPr>
       </w:pPr>
-      <w:ins w:id="672" w:author="xujianhui" w:date="2014-12-05T17:50:00Z">
+      <w:ins w:id="673" w:author="xujianhui" w:date="2014-12-05T17:50:00Z">
         <w:r>
           <w:rPr>
             <w:rFonts w:hint="eastAsia"/>
@@ -27743,13 +27763,13 @@
         </w:numPr>
         <w:ind w:firstLineChars="0"/>
         <w:rPr>
-          <w:ins w:id="673" w:author="xujianhui" w:date="2014-12-05T17:50:00Z"/>
+          <w:ins w:id="674" w:author="xujianhui" w:date="2014-12-05T17:50:00Z"/>
         </w:rPr>
-        <w:pPrChange w:id="674" w:author="xujianhui" w:date="2014-12-05T17:50:00Z">
+        <w:pPrChange w:id="675" w:author="xujianhui" w:date="2014-12-05T17:50:00Z">
           <w:pPr/>
         </w:pPrChange>
       </w:pPr>
-      <w:ins w:id="675" w:author="xujianhui" w:date="2014-12-05T17:50:00Z">
+      <w:ins w:id="676" w:author="xujianhui" w:date="2014-12-05T17:50:00Z">
         <w:r>
           <w:rPr>
             <w:rFonts w:hint="eastAsia"/>
@@ -27757,7 +27777,7 @@
           <w:t>进度回复，变化才回</w:t>
         </w:r>
       </w:ins>
-      <w:ins w:id="676" w:author="xujianhui" w:date="2014-12-05T17:53:00Z">
+      <w:ins w:id="677" w:author="xujianhui" w:date="2014-12-05T17:53:00Z">
         <w:r>
           <w:rPr>
             <w:rFonts w:hint="eastAsia"/>
@@ -27775,13 +27795,13 @@
         </w:numPr>
         <w:ind w:firstLineChars="0"/>
         <w:rPr>
-          <w:ins w:id="677" w:author="xujianhui" w:date="2014-12-05T17:55:00Z"/>
+          <w:ins w:id="678" w:author="xujianhui" w:date="2014-12-05T17:55:00Z"/>
         </w:rPr>
-        <w:pPrChange w:id="678" w:author="xujianhui" w:date="2014-12-05T17:50:00Z">
+        <w:pPrChange w:id="679" w:author="xujianhui" w:date="2014-12-05T17:50:00Z">
           <w:pPr/>
         </w:pPrChange>
       </w:pPr>
-      <w:ins w:id="679" w:author="xujianhui" w:date="2014-12-05T17:54:00Z">
+      <w:ins w:id="680" w:author="xujianhui" w:date="2014-12-05T17:54:00Z">
         <w:r>
           <w:rPr>
             <w:rFonts w:hint="eastAsia"/>

--- a/internal_doc/03.开发设计/Story-OMSvc.docx
+++ b/internal_doc/03.开发设计/Story-OMSvc.docx
@@ -907,17 +907,7 @@
                   <w:szCs w:val="18"/>
                   <w:lang w:val="zh-CN"/>
                 </w:rPr>
-                <w:t>Sdb</w:t>
-              </w:r>
-              <w:r>
-                <w:rPr>
-                  <w:rFonts w:ascii="宋体" w:eastAsia="宋体" w:cs="宋体"/>
-                  <w:kern w:val="0"/>
-                  <w:sz w:val="18"/>
-                  <w:szCs w:val="18"/>
-                  <w:lang w:val="zh-CN"/>
-                </w:rPr>
-                <w:t>Language</w:t>
+                <w:t>SdbLanguage</w:t>
               </w:r>
             </w:ins>
           </w:p>
@@ -931,7 +921,6 @@
               <w:ind w:left="0"/>
               <w:rPr>
                 <w:ins w:id="5" w:author="linyoubin" w:date="2015-01-08T13:05:00Z"/>
-                <w:rFonts w:hint="eastAsia"/>
               </w:rPr>
             </w:pPr>
             <w:ins w:id="6" w:author="linyoubin" w:date="2015-01-08T13:05:00Z">
@@ -948,7 +937,6 @@
               <w:ind w:left="0"/>
               <w:rPr>
                 <w:ins w:id="7" w:author="linyoubin" w:date="2015-01-08T13:05:00Z"/>
-                <w:rFonts w:hint="eastAsia"/>
               </w:rPr>
             </w:pPr>
             <w:ins w:id="8" w:author="linyoubin" w:date="2015-01-08T13:05:00Z">
@@ -979,7 +967,6 @@
               <w:ind w:left="0"/>
               <w:rPr>
                 <w:ins w:id="10" w:author="linyoubin" w:date="2015-01-08T13:04:00Z"/>
-                <w:rFonts w:hint="eastAsia"/>
               </w:rPr>
             </w:pPr>
             <w:ins w:id="11" w:author="linyoubin" w:date="2015-01-08T13:06:00Z">
@@ -26077,143 +26064,95 @@
               </w:rPr>
               <w:t xml:space="preserve">: </w:t>
             </w:r>
-            <w:r>
-              <w:t>query node configure</w:t>
-            </w:r>
-          </w:p>
-          <w:p>
-            <w:pPr>
-              <w:ind w:left="0"/>
-              <w:rPr>
-                <w:del w:id="634" w:author="xujianhui" w:date="2015-01-05T16:29:00Z"/>
-              </w:rPr>
-            </w:pPr>
-            <w:del w:id="635" w:author="xujianhui" w:date="2015-01-05T16:29:00Z">
-              <w:r>
-                <w:delText>HostName</w:delText>
-              </w:r>
-              <w:r>
-                <w:rPr>
-                  <w:rFonts w:hint="eastAsia"/>
-                </w:rPr>
-                <w:delText xml:space="preserve">: </w:delText>
-              </w:r>
-              <w:r>
-                <w:rPr>
-                  <w:rFonts w:hint="eastAsia"/>
-                </w:rPr>
-                <w:delText>主机名</w:delText>
+            <w:ins w:id="634" w:author="linyoubin" w:date="2015-01-19T14:32:00Z">
+              <w:r>
+                <w:rPr>
+                  <w:rFonts w:hint="eastAsia"/>
+                </w:rPr>
+                <w:t>get</w:t>
+              </w:r>
+            </w:ins>
+            <w:del w:id="635" w:author="linyoubin" w:date="2015-01-19T14:32:00Z">
+              <w:r>
+                <w:delText>query</w:delText>
               </w:r>
             </w:del>
-          </w:p>
-          <w:p>
-            <w:pPr>
-              <w:ind w:left="0"/>
-              <w:rPr>
-                <w:ins w:id="636" w:author="xujianhui" w:date="2015-01-05T16:29:00Z"/>
-              </w:rPr>
-            </w:pPr>
-            <w:del w:id="637" w:author="xujianhui" w:date="2015-01-05T16:29:00Z">
-              <w:r>
-                <w:delText>ServiceName</w:delText>
-              </w:r>
-              <w:r>
-                <w:rPr>
-                  <w:rFonts w:hint="eastAsia"/>
-                </w:rPr>
-                <w:delText xml:space="preserve">: </w:delText>
-              </w:r>
-              <w:r>
-                <w:rPr>
-                  <w:rFonts w:hint="eastAsia"/>
-                </w:rPr>
-                <w:delText>服务名</w:delText>
+            <w:r>
+              <w:t xml:space="preserve"> node configure</w:t>
+            </w:r>
+          </w:p>
+          <w:p>
+            <w:pPr>
+              <w:ind w:left="0"/>
+            </w:pPr>
+            <w:r>
+              <w:t>HostName</w:t>
+            </w:r>
+            <w:r>
+              <w:rPr>
+                <w:rFonts w:hint="eastAsia"/>
+              </w:rPr>
+              <w:t xml:space="preserve">: </w:t>
+            </w:r>
+            <w:r>
+              <w:rPr>
+                <w:rFonts w:hint="eastAsia"/>
+              </w:rPr>
+              <w:t>主机名</w:t>
+            </w:r>
+          </w:p>
+          <w:p>
+            <w:pPr>
+              <w:ind w:left="0"/>
+            </w:pPr>
+            <w:r>
+              <w:t>ServiceName</w:t>
+            </w:r>
+            <w:r>
+              <w:rPr>
+                <w:rFonts w:hint="eastAsia"/>
+              </w:rPr>
+              <w:t xml:space="preserve">: </w:t>
+            </w:r>
+            <w:r>
+              <w:rPr>
+                <w:rFonts w:hint="eastAsia"/>
+              </w:rPr>
+              <w:t>服务名</w:t>
+            </w:r>
+          </w:p>
+        </w:tc>
+        <w:tc>
+          <w:tcPr>
+            <w:tcW w:w="3827" w:type="dxa"/>
+          </w:tcPr>
+          <w:p>
+            <w:pPr>
+              <w:ind w:left="0"/>
+            </w:pPr>
+            <w:r>
+              <w:t>cmd=</w:t>
+            </w:r>
+            <w:ins w:id="636" w:author="linyoubin" w:date="2015-01-19T14:32:00Z">
+              <w:r>
+                <w:rPr>
+                  <w:rFonts w:hint="eastAsia"/>
+                </w:rPr>
+                <w:t>get</w:t>
+              </w:r>
+            </w:ins>
+            <w:del w:id="637" w:author="linyoubin" w:date="2015-01-19T14:32:00Z">
+              <w:r>
+                <w:delText>query</w:delText>
               </w:r>
             </w:del>
-          </w:p>
-          <w:p>
-            <w:pPr>
-              <w:ind w:left="0"/>
-              <w:rPr>
-                <w:ins w:id="638" w:author="xujianhui" w:date="2015-01-05T16:29:00Z"/>
-              </w:rPr>
-            </w:pPr>
-            <w:ins w:id="639" w:author="xujianhui" w:date="2015-01-05T16:29:00Z">
-              <w:r>
-                <w:rPr>
-                  <w:rFonts w:hint="eastAsia"/>
-                </w:rPr>
-                <w:t>filter: object</w:t>
-              </w:r>
-            </w:ins>
-          </w:p>
-          <w:p>
-            <w:pPr>
-              <w:ind w:left="0"/>
-              <w:rPr>
-                <w:ins w:id="640" w:author="xujianhui" w:date="2015-01-05T16:29:00Z"/>
-              </w:rPr>
-            </w:pPr>
-            <w:ins w:id="641" w:author="xujianhui" w:date="2015-01-05T16:29:00Z">
-              <w:r>
-                <w:rPr>
-                  <w:rFonts w:hint="eastAsia"/>
-                </w:rPr>
-                <w:t>selector: object</w:t>
-              </w:r>
-            </w:ins>
-          </w:p>
-          <w:p>
-            <w:pPr>
-              <w:ind w:left="0"/>
-              <w:rPr>
-                <w:ins w:id="642" w:author="xujianhui" w:date="2015-01-05T16:29:00Z"/>
-              </w:rPr>
-            </w:pPr>
-            <w:ins w:id="643" w:author="xujianhui" w:date="2015-01-05T16:29:00Z">
-              <w:r>
-                <w:rPr>
-                  <w:rFonts w:hint="eastAsia"/>
-                </w:rPr>
-                <w:t>sort: object</w:t>
-              </w:r>
-            </w:ins>
-          </w:p>
-          <w:p>
-            <w:pPr>
-              <w:ind w:left="0"/>
-            </w:pPr>
-            <w:ins w:id="644" w:author="xujianhui" w:date="2015-01-05T16:29:00Z">
-              <w:r>
-                <w:rPr>
-                  <w:rFonts w:hint="eastAsia"/>
-                </w:rPr>
-                <w:t>hinter: object</w:t>
-              </w:r>
-            </w:ins>
-          </w:p>
-        </w:tc>
-        <w:tc>
-          <w:tcPr>
-            <w:tcW w:w="3827" w:type="dxa"/>
-          </w:tcPr>
-          <w:p>
-            <w:pPr>
-              <w:ind w:left="0"/>
-            </w:pPr>
-            <w:r>
-              <w:t>cmd=</w:t>
-            </w:r>
-            <w:r>
-              <w:t>query node configure</w:t>
-            </w:r>
-          </w:p>
-          <w:p>
-            <w:pPr>
-              <w:ind w:left="0"/>
-              <w:rPr>
-                <w:ins w:id="645" w:author="xujianhui" w:date="2015-01-05T16:29:00Z"/>
-              </w:rPr>
+            <w:r>
+              <w:t xml:space="preserve"> node configure</w:t>
+            </w:r>
+          </w:p>
+          <w:p>
+            <w:pPr>
+              <w:ind w:left="0"/>
             </w:pPr>
             <w:r>
               <w:rPr>
@@ -26222,97 +26161,28 @@
               <w:t>&amp;</w:t>
             </w:r>
             <w:r>
-              <w:t xml:space="preserve"> </w:t>
-            </w:r>
-            <w:ins w:id="646" w:author="xujianhui" w:date="2015-01-05T16:29:00Z">
-              <w:r>
-                <w:rPr>
-                  <w:rFonts w:hint="eastAsia"/>
-                </w:rPr>
-                <w:t>filter={</w:t>
-              </w:r>
-            </w:ins>
-            <w:ins w:id="647" w:author="xujianhui" w:date="2015-01-05T16:30:00Z">
-              <w:r>
-                <w:rPr>
-                  <w:rFonts w:hint="eastAsia"/>
-                </w:rPr>
-                <w:t>HostName:</w:t>
-              </w:r>
-              <w:r>
-                <w:t>”</w:t>
-              </w:r>
-              <w:r>
-                <w:rPr>
-                  <w:rFonts w:hint="eastAsia"/>
-                </w:rPr>
-                <w:t>rhet10</w:t>
-              </w:r>
-              <w:r>
-                <w:t>”</w:t>
-              </w:r>
-              <w:r>
-                <w:rPr>
-                  <w:rFonts w:hint="eastAsia"/>
-                </w:rPr>
-                <w:t>, ServiceName:</w:t>
-              </w:r>
-              <w:r>
-                <w:t>”</w:t>
-              </w:r>
-              <w:r>
-                <w:rPr>
-                  <w:rFonts w:hint="eastAsia"/>
-                </w:rPr>
-                <w:t>11840</w:t>
-              </w:r>
-              <w:r>
-                <w:t>”</w:t>
-              </w:r>
-            </w:ins>
-            <w:ins w:id="648" w:author="xujianhui" w:date="2015-01-05T16:29:00Z">
-              <w:r>
-                <w:rPr>
-                  <w:rFonts w:hint="eastAsia"/>
-                </w:rPr>
-                <w:t>}</w:t>
-              </w:r>
-            </w:ins>
-          </w:p>
-          <w:p>
-            <w:pPr>
-              <w:ind w:left="0"/>
-              <w:rPr>
-                <w:del w:id="649" w:author="xujianhui" w:date="2015-01-05T16:29:00Z"/>
-              </w:rPr>
-            </w:pPr>
-            <w:del w:id="650" w:author="xujianhui" w:date="2015-01-05T16:29:00Z">
-              <w:r>
-                <w:delText>HostName</w:delText>
-              </w:r>
-              <w:r>
-                <w:rPr>
-                  <w:rFonts w:hint="eastAsia"/>
-                </w:rPr>
-                <w:delText>=</w:delText>
-              </w:r>
-              <w:r>
-                <w:delText>rhelt10</w:delText>
-              </w:r>
-            </w:del>
-          </w:p>
-          <w:p>
-            <w:pPr>
-              <w:ind w:left="0"/>
-            </w:pPr>
-            <w:del w:id="651" w:author="xujianhui" w:date="2015-01-05T16:29:00Z">
-              <w:r>
-                <w:rPr>
-                  <w:rFonts w:hint="eastAsia"/>
-                </w:rPr>
-                <w:delText>&amp;ServiceName=11840</w:delText>
-              </w:r>
-            </w:del>
+              <w:t xml:space="preserve"> HostName</w:t>
+            </w:r>
+            <w:r>
+              <w:rPr>
+                <w:rFonts w:hint="eastAsia"/>
+              </w:rPr>
+              <w:t>=</w:t>
+            </w:r>
+            <w:r>
+              <w:t>rhelt10</w:t>
+            </w:r>
+          </w:p>
+          <w:p>
+            <w:pPr>
+              <w:ind w:left="0"/>
+            </w:pPr>
+            <w:r>
+              <w:rPr>
+                <w:rFonts w:hint="eastAsia"/>
+              </w:rPr>
+              <w:t>&amp;ServiceName=11840</w:t>
+            </w:r>
           </w:p>
         </w:tc>
       </w:tr>
@@ -26426,10 +26296,10 @@
             <w:pPr>
               <w:ind w:left="0"/>
               <w:rPr>
-                <w:del w:id="652" w:author="xujianhui" w:date="2015-01-05T16:30:00Z"/>
-              </w:rPr>
-            </w:pPr>
-            <w:del w:id="653" w:author="xujianhui" w:date="2015-01-05T16:30:00Z">
+                <w:del w:id="638" w:author="xujianhui" w:date="2015-01-05T16:30:00Z"/>
+              </w:rPr>
+            </w:pPr>
+            <w:del w:id="639" w:author="xujianhui" w:date="2015-01-05T16:30:00Z">
               <w:r>
                 <w:rPr>
                   <w:rFonts w:hint="eastAsia"/>
@@ -26442,10 +26312,10 @@
             <w:pPr>
               <w:ind w:left="0"/>
               <w:rPr>
-                <w:del w:id="654" w:author="xujianhui" w:date="2015-01-05T16:30:00Z"/>
-              </w:rPr>
-            </w:pPr>
-            <w:del w:id="655" w:author="xujianhui" w:date="2015-01-05T16:30:00Z">
+                <w:del w:id="640" w:author="xujianhui" w:date="2015-01-05T16:30:00Z"/>
+              </w:rPr>
+            </w:pPr>
+            <w:del w:id="641" w:author="xujianhui" w:date="2015-01-05T16:30:00Z">
               <w:r>
                 <w:delText>errno</w:delText>
               </w:r>
@@ -26467,10 +26337,10 @@
             <w:pPr>
               <w:ind w:left="0"/>
               <w:rPr>
-                <w:del w:id="656" w:author="xujianhui" w:date="2015-01-05T16:30:00Z"/>
-              </w:rPr>
-            </w:pPr>
-            <w:del w:id="657" w:author="xujianhui" w:date="2015-01-05T16:30:00Z">
+                <w:del w:id="642" w:author="xujianhui" w:date="2015-01-05T16:30:00Z"/>
+              </w:rPr>
+            </w:pPr>
+            <w:del w:id="643" w:author="xujianhui" w:date="2015-01-05T16:30:00Z">
               <w:r>
                 <w:rPr>
                   <w:rFonts w:hint="eastAsia"/>
@@ -26489,10 +26359,10 @@
             <w:pPr>
               <w:ind w:left="0"/>
               <w:rPr>
-                <w:del w:id="658" w:author="xujianhui" w:date="2015-01-05T16:30:00Z"/>
-              </w:rPr>
-            </w:pPr>
-            <w:del w:id="659" w:author="xujianhui" w:date="2015-01-05T16:30:00Z">
+                <w:del w:id="644" w:author="xujianhui" w:date="2015-01-05T16:30:00Z"/>
+              </w:rPr>
+            </w:pPr>
+            <w:del w:id="645" w:author="xujianhui" w:date="2015-01-05T16:30:00Z">
               <w:r>
                 <w:rPr>
                   <w:rFonts w:hint="eastAsia"/>
@@ -26505,10 +26375,10 @@
             <w:pPr>
               <w:ind w:left="0"/>
               <w:rPr>
-                <w:ins w:id="660" w:author="xujianhui" w:date="2015-01-05T16:30:00Z"/>
-              </w:rPr>
-            </w:pPr>
-            <w:ins w:id="661" w:author="xujianhui" w:date="2015-01-05T16:30:00Z">
+                <w:ins w:id="646" w:author="xujianhui" w:date="2015-01-05T16:30:00Z"/>
+              </w:rPr>
+            </w:pPr>
+            <w:ins w:id="647" w:author="xujianhui" w:date="2015-01-05T16:30:00Z">
               <w:r>
                 <w:rPr>
                   <w:rFonts w:hint="eastAsia"/>
@@ -26521,10 +26391,10 @@
             <w:pPr>
               <w:ind w:left="0"/>
               <w:rPr>
-                <w:ins w:id="662" w:author="xujianhui" w:date="2015-01-05T16:30:00Z"/>
-              </w:rPr>
-            </w:pPr>
-            <w:ins w:id="663" w:author="xujianhui" w:date="2015-01-05T16:30:00Z">
+                <w:ins w:id="648" w:author="xujianhui" w:date="2015-01-05T16:30:00Z"/>
+              </w:rPr>
+            </w:pPr>
+            <w:ins w:id="649" w:author="xujianhui" w:date="2015-01-05T16:30:00Z">
               <w:r>
                 <w:rPr>
                   <w:rFonts w:hint="eastAsia"/>
@@ -26734,14 +26604,48 @@
               <w:rPr>
                 <w:rFonts w:hint="eastAsia"/>
               </w:rPr>
-              <w:t>读请求时优先</w:t>
+              <w:t>读请求时优先选择的实例</w:t>
+            </w:r>
+          </w:p>
+          <w:p>
+            <w:pPr>
+              <w:ind w:left="0" w:firstLineChars="150" w:firstLine="315"/>
+            </w:pPr>
+            <w:r>
+              <w:rPr>
+                <w:rFonts w:hint="eastAsia"/>
+              </w:rPr>
+              <w:t xml:space="preserve">numpagecleaners: </w:t>
+            </w:r>
+            <w:r>
+              <w:rPr>
+                <w:rFonts w:hint="eastAsia"/>
+              </w:rPr>
+              <w:t>脏页清除器个数</w:t>
+            </w:r>
+          </w:p>
+          <w:p>
+            <w:pPr>
+              <w:ind w:left="0" w:firstLineChars="150" w:firstLine="315"/>
+            </w:pPr>
+            <w:r>
+              <w:rPr>
+                <w:rFonts w:hint="eastAsia"/>
+              </w:rPr>
+              <w:t xml:space="preserve">pagecleaninterval: </w:t>
+            </w:r>
+            <w:r>
+              <w:rPr>
+                <w:rFonts w:hint="eastAsia"/>
+              </w:rPr>
+              <w:t>脏页清除时间</w:t>
             </w:r>
             <w:r>
               <w:rPr>
                 <w:rFonts w:hint="eastAsia"/>
               </w:rPr>
               <w:lastRenderedPageBreak/>
-              <w:t>选择的实例</w:t>
+              <w:t>间隔</w:t>
             </w:r>
           </w:p>
           <w:p>
@@ -26752,13 +26656,13 @@
               <w:rPr>
                 <w:rFonts w:hint="eastAsia"/>
               </w:rPr>
-              <w:t xml:space="preserve">numpagecleaners: </w:t>
-            </w:r>
-            <w:r>
-              <w:rPr>
-                <w:rFonts w:hint="eastAsia"/>
-              </w:rPr>
-              <w:t>脏页清除器个数</w:t>
+              <w:t xml:space="preserve">hjbuf: </w:t>
+            </w:r>
+            <w:r>
+              <w:rPr>
+                <w:rFonts w:hint="eastAsia"/>
+              </w:rPr>
+              <w:t>哈希连接缓存大小</w:t>
             </w:r>
           </w:p>
           <w:p>
@@ -26769,13 +26673,13 @@
               <w:rPr>
                 <w:rFonts w:hint="eastAsia"/>
               </w:rPr>
-              <w:t xml:space="preserve">pagecleaninterval: </w:t>
-            </w:r>
-            <w:r>
-              <w:rPr>
-                <w:rFonts w:hint="eastAsia"/>
-              </w:rPr>
-              <w:t>脏页清除时间间隔</w:t>
+              <w:t xml:space="preserve">logbuffsize: </w:t>
+            </w:r>
+            <w:r>
+              <w:rPr>
+                <w:rFonts w:hint="eastAsia"/>
+              </w:rPr>
+              <w:t>复制日志内存页面数</w:t>
             </w:r>
           </w:p>
           <w:p>
@@ -26786,13 +26690,13 @@
               <w:rPr>
                 <w:rFonts w:hint="eastAsia"/>
               </w:rPr>
-              <w:t xml:space="preserve">hjbuf: </w:t>
-            </w:r>
-            <w:r>
-              <w:rPr>
-                <w:rFonts w:hint="eastAsia"/>
-              </w:rPr>
-              <w:t>哈希连接缓存大小</w:t>
+              <w:t xml:space="preserve">maxprefpool: </w:t>
+            </w:r>
+            <w:r>
+              <w:rPr>
+                <w:rFonts w:hint="eastAsia"/>
+              </w:rPr>
+              <w:t>数据预取代理池最大数量</w:t>
             </w:r>
           </w:p>
           <w:p>
@@ -26803,13 +26707,13 @@
               <w:rPr>
                 <w:rFonts w:hint="eastAsia"/>
               </w:rPr>
-              <w:t xml:space="preserve">logbuffsize: </w:t>
-            </w:r>
-            <w:r>
-              <w:rPr>
-                <w:rFonts w:hint="eastAsia"/>
-              </w:rPr>
-              <w:t>复制日志内存页面数</w:t>
+              <w:t xml:space="preserve">maxreplsync: </w:t>
+            </w:r>
+            <w:r>
+              <w:rPr>
+                <w:rFonts w:hint="eastAsia"/>
+              </w:rPr>
+              <w:t>日志同步最大并发数量</w:t>
             </w:r>
           </w:p>
           <w:p>
@@ -26820,13 +26724,13 @@
               <w:rPr>
                 <w:rFonts w:hint="eastAsia"/>
               </w:rPr>
-              <w:t xml:space="preserve">maxprefpool: </w:t>
-            </w:r>
-            <w:r>
-              <w:rPr>
-                <w:rFonts w:hint="eastAsia"/>
-              </w:rPr>
-              <w:t>数据预取代理池最大数量</w:t>
+              <w:t xml:space="preserve">numpreload: </w:t>
+            </w:r>
+            <w:r>
+              <w:rPr>
+                <w:rFonts w:hint="eastAsia"/>
+              </w:rPr>
+              <w:t>页面预取数量</w:t>
             </w:r>
           </w:p>
           <w:p>
@@ -26837,13 +26741,13 @@
               <w:rPr>
                 <w:rFonts w:hint="eastAsia"/>
               </w:rPr>
-              <w:t xml:space="preserve">maxreplsync: </w:t>
-            </w:r>
-            <w:r>
-              <w:rPr>
-                <w:rFonts w:hint="eastAsia"/>
-              </w:rPr>
-              <w:t>日志同步最大并发数量</w:t>
+              <w:t xml:space="preserve">sortbuf: </w:t>
+            </w:r>
+            <w:r>
+              <w:rPr>
+                <w:rFonts w:hint="eastAsia"/>
+              </w:rPr>
+              <w:t>排序缓存大小</w:t>
             </w:r>
           </w:p>
           <w:p>
@@ -26854,40 +26758,6 @@
               <w:rPr>
                 <w:rFonts w:hint="eastAsia"/>
               </w:rPr>
-              <w:t xml:space="preserve">numpreload: </w:t>
-            </w:r>
-            <w:r>
-              <w:rPr>
-                <w:rFonts w:hint="eastAsia"/>
-              </w:rPr>
-              <w:t>页面预取数量</w:t>
-            </w:r>
-          </w:p>
-          <w:p>
-            <w:pPr>
-              <w:ind w:left="0" w:firstLineChars="150" w:firstLine="315"/>
-            </w:pPr>
-            <w:r>
-              <w:rPr>
-                <w:rFonts w:hint="eastAsia"/>
-              </w:rPr>
-              <w:t xml:space="preserve">sortbuf: </w:t>
-            </w:r>
-            <w:r>
-              <w:rPr>
-                <w:rFonts w:hint="eastAsia"/>
-              </w:rPr>
-              <w:t>排序缓存大小</w:t>
-            </w:r>
-          </w:p>
-          <w:p>
-            <w:pPr>
-              <w:ind w:left="0" w:firstLineChars="150" w:firstLine="315"/>
-            </w:pPr>
-            <w:r>
-              <w:rPr>
-                <w:rFonts w:hint="eastAsia"/>
-              </w:rPr>
               <w:t xml:space="preserve">syncstrategy: </w:t>
             </w:r>
             <w:r>
@@ -26901,7 +26771,7 @@
             <w:pPr>
               <w:ind w:left="0"/>
               <w:rPr>
-                <w:ins w:id="664" w:author="xujianhui" w:date="2015-01-05T16:30:00Z"/>
+                <w:ins w:id="650" w:author="xujianhui" w:date="2015-01-05T16:30:00Z"/>
               </w:rPr>
             </w:pPr>
             <w:r>
@@ -26912,7 +26782,7 @@
             <w:pPr>
               <w:ind w:left="0"/>
             </w:pPr>
-            <w:ins w:id="665" w:author="xujianhui" w:date="2015-01-05T16:30:00Z">
+            <w:ins w:id="651" w:author="xujianhui" w:date="2015-01-05T16:30:00Z">
               <w:r>
                 <w:rPr>
                   <w:rFonts w:hint="eastAsia"/>
@@ -27077,39 +26947,39 @@
               <w:ind w:left="0" w:firstLineChars="150" w:firstLine="315"/>
             </w:pPr>
             <w:r>
+              <w:t xml:space="preserve">"pagecleaninterval": 1000, </w:t>
+            </w:r>
+          </w:p>
+          <w:p>
+            <w:pPr>
+              <w:ind w:left="0" w:firstLineChars="150" w:firstLine="315"/>
+            </w:pPr>
+            <w:r>
+              <w:t xml:space="preserve">"hjbuf": 128, </w:t>
+            </w:r>
+          </w:p>
+          <w:p>
+            <w:pPr>
+              <w:ind w:left="0" w:firstLineChars="150" w:firstLine="315"/>
+            </w:pPr>
+            <w:r>
+              <w:t xml:space="preserve">"logbuffsize": 1024, </w:t>
+            </w:r>
+          </w:p>
+          <w:p>
+            <w:pPr>
+              <w:ind w:left="0" w:firstLineChars="150" w:firstLine="315"/>
+            </w:pPr>
+            <w:r>
+              <w:t xml:space="preserve">"maxprefpool": 100, </w:t>
+            </w:r>
+          </w:p>
+          <w:p>
+            <w:pPr>
+              <w:ind w:left="0" w:firstLineChars="150" w:firstLine="315"/>
+            </w:pPr>
+            <w:r>
               <w:lastRenderedPageBreak/>
-              <w:t xml:space="preserve">"pagecleaninterval": 1000, </w:t>
-            </w:r>
-          </w:p>
-          <w:p>
-            <w:pPr>
-              <w:ind w:left="0" w:firstLineChars="150" w:firstLine="315"/>
-            </w:pPr>
-            <w:r>
-              <w:t xml:space="preserve">"hjbuf": 128, </w:t>
-            </w:r>
-          </w:p>
-          <w:p>
-            <w:pPr>
-              <w:ind w:left="0" w:firstLineChars="150" w:firstLine="315"/>
-            </w:pPr>
-            <w:r>
-              <w:t xml:space="preserve">"logbuffsize": 1024, </w:t>
-            </w:r>
-          </w:p>
-          <w:p>
-            <w:pPr>
-              <w:ind w:left="0" w:firstLineChars="150" w:firstLine="315"/>
-            </w:pPr>
-            <w:r>
-              <w:t xml:space="preserve">"maxprefpool": 100, </w:t>
-            </w:r>
-          </w:p>
-          <w:p>
-            <w:pPr>
-              <w:ind w:left="0" w:firstLineChars="150" w:firstLine="315"/>
-            </w:pPr>
-            <w:r>
               <w:t xml:space="preserve">"maxreplsync": 10, </w:t>
             </w:r>
           </w:p>
@@ -27534,10 +27404,10 @@
             <w:pPr>
               <w:ind w:left="0"/>
               <w:rPr>
-                <w:ins w:id="666" w:author="xujianhui" w:date="2015-01-05T16:31:00Z"/>
-              </w:rPr>
-            </w:pPr>
-            <w:ins w:id="667" w:author="xujianhui" w:date="2015-01-05T16:30:00Z">
+                <w:ins w:id="652" w:author="xujianhui" w:date="2015-01-05T16:31:00Z"/>
+              </w:rPr>
+            </w:pPr>
+            <w:ins w:id="653" w:author="xujianhui" w:date="2015-01-05T16:30:00Z">
               <w:r>
                 <w:rPr>
                   <w:rFonts w:hint="eastAsia"/>
@@ -27545,7 +27415,7 @@
                 <w:t>通用</w:t>
               </w:r>
             </w:ins>
-            <w:ins w:id="668" w:author="xujianhui" w:date="2015-01-05T16:31:00Z">
+            <w:ins w:id="654" w:author="xujianhui" w:date="2015-01-05T16:31:00Z">
               <w:r>
                 <w:rPr>
                   <w:rFonts w:hint="eastAsia"/>
@@ -27558,10 +27428,10 @@
             <w:pPr>
               <w:ind w:left="0"/>
               <w:rPr>
-                <w:ins w:id="669" w:author="xujianhui" w:date="2015-01-05T16:30:00Z"/>
-              </w:rPr>
-            </w:pPr>
-            <w:ins w:id="670" w:author="xujianhui" w:date="2015-01-05T16:31:00Z">
+                <w:ins w:id="655" w:author="xujianhui" w:date="2015-01-05T16:30:00Z"/>
+              </w:rPr>
+            </w:pPr>
+            <w:ins w:id="656" w:author="xujianhui" w:date="2015-01-05T16:31:00Z">
               <w:r>
                 <w:rPr>
                   <w:rFonts w:hint="eastAsia"/>
@@ -27735,17 +27605,17 @@
     <w:p>
       <w:pPr>
         <w:rPr>
-          <w:ins w:id="671" w:author="xujianhui" w:date="2014-12-05T17:50:00Z"/>
+          <w:ins w:id="657" w:author="xujianhui" w:date="2014-12-05T17:50:00Z"/>
         </w:rPr>
       </w:pPr>
     </w:p>
     <w:p>
       <w:pPr>
         <w:rPr>
-          <w:ins w:id="672" w:author="xujianhui" w:date="2014-12-05T17:50:00Z"/>
+          <w:ins w:id="658" w:author="xujianhui" w:date="2014-12-05T17:50:00Z"/>
         </w:rPr>
       </w:pPr>
-      <w:ins w:id="673" w:author="xujianhui" w:date="2014-12-05T17:50:00Z">
+      <w:ins w:id="659" w:author="xujianhui" w:date="2014-12-05T17:50:00Z">
         <w:r>
           <w:rPr>
             <w:rFonts w:hint="eastAsia"/>
@@ -27763,13 +27633,13 @@
         </w:numPr>
         <w:ind w:firstLineChars="0"/>
         <w:rPr>
-          <w:ins w:id="674" w:author="xujianhui" w:date="2014-12-05T17:50:00Z"/>
+          <w:ins w:id="660" w:author="xujianhui" w:date="2014-12-05T17:50:00Z"/>
         </w:rPr>
-        <w:pPrChange w:id="675" w:author="xujianhui" w:date="2014-12-05T17:50:00Z">
+        <w:pPrChange w:id="661" w:author="xujianhui" w:date="2014-12-05T17:50:00Z">
           <w:pPr/>
         </w:pPrChange>
       </w:pPr>
-      <w:ins w:id="676" w:author="xujianhui" w:date="2014-12-05T17:50:00Z">
+      <w:ins w:id="662" w:author="xujianhui" w:date="2014-12-05T17:50:00Z">
         <w:r>
           <w:rPr>
             <w:rFonts w:hint="eastAsia"/>
@@ -27777,7 +27647,7 @@
           <w:t>进度回复，变化才回</w:t>
         </w:r>
       </w:ins>
-      <w:ins w:id="677" w:author="xujianhui" w:date="2014-12-05T17:53:00Z">
+      <w:ins w:id="663" w:author="xujianhui" w:date="2014-12-05T17:53:00Z">
         <w:r>
           <w:rPr>
             <w:rFonts w:hint="eastAsia"/>
@@ -27795,13 +27665,13 @@
         </w:numPr>
         <w:ind w:firstLineChars="0"/>
         <w:rPr>
-          <w:ins w:id="678" w:author="xujianhui" w:date="2014-12-05T17:55:00Z"/>
+          <w:ins w:id="664" w:author="xujianhui" w:date="2014-12-05T17:55:00Z"/>
         </w:rPr>
-        <w:pPrChange w:id="679" w:author="xujianhui" w:date="2014-12-05T17:50:00Z">
+        <w:pPrChange w:id="665" w:author="xujianhui" w:date="2014-12-05T17:50:00Z">
           <w:pPr/>
         </w:pPrChange>
       </w:pPr>
-      <w:ins w:id="680" w:author="xujianhui" w:date="2014-12-05T17:54:00Z">
+      <w:ins w:id="666" w:author="xujianhui" w:date="2014-12-05T17:54:00Z">
         <w:r>
           <w:rPr>
             <w:rFonts w:hint="eastAsia"/>
@@ -34030,6 +33900,7 @@
   <w:style w:type="character" w:default="1" w:styleId="DefaultParagraphFont">
     <w:name w:val="Default Paragraph Font"/>
     <w:uiPriority w:val="1"/>
+    <w:semiHidden/>
     <w:unhideWhenUsed/>
   </w:style>
   <w:style w:type="table" w:default="1" w:styleId="TableNormal">

--- a/internal_doc/03.开发设计/Story-OMSvc.docx
+++ b/internal_doc/03.开发设计/Story-OMSvc.docx
@@ -15590,6 +15590,1015 @@
           <w:ilvl w:val="0"/>
           <w:numId w:val="16"/>
         </w:numPr>
+        <w:rPr>
+          <w:ins w:id="443" w:author="linyoubin" w:date="2015-01-19T15:25:00Z"/>
+          <w:rFonts w:hint="eastAsia"/>
+        </w:rPr>
+      </w:pPr>
+      <w:ins w:id="444" w:author="linyoubin" w:date="2015-01-19T15:25:00Z">
+        <w:r>
+          <w:rPr>
+            <w:rFonts w:hint="eastAsia"/>
+          </w:rPr>
+          <w:t>容量预计命令</w:t>
+        </w:r>
+      </w:ins>
+    </w:p>
+    <w:tbl>
+      <w:tblPr>
+        <w:tblStyle w:val="TableGrid"/>
+        <w:tblW w:w="8789" w:type="dxa"/>
+        <w:tblInd w:w="-34" w:type="dxa"/>
+        <w:tblLayout w:type="fixed"/>
+        <w:tblLook w:val="04A0"/>
+      </w:tblPr>
+      <w:tblGrid>
+        <w:gridCol w:w="1418"/>
+        <w:gridCol w:w="3827"/>
+        <w:gridCol w:w="3544"/>
+      </w:tblGrid>
+      <w:tr>
+        <w:trPr>
+          <w:ins w:id="445" w:author="linyoubin" w:date="2015-01-19T15:25:00Z"/>
+        </w:trPr>
+        <w:tc>
+          <w:tcPr>
+            <w:tcW w:w="1418" w:type="dxa"/>
+            <w:shd w:val="clear" w:color="auto" w:fill="DDD9C3" w:themeFill="background2" w:themeFillShade="E6"/>
+          </w:tcPr>
+          <w:p>
+            <w:pPr>
+              <w:ind w:left="0"/>
+              <w:rPr>
+                <w:ins w:id="446" w:author="linyoubin" w:date="2015-01-19T15:25:00Z"/>
+              </w:rPr>
+            </w:pPr>
+          </w:p>
+        </w:tc>
+        <w:tc>
+          <w:tcPr>
+            <w:tcW w:w="3827" w:type="dxa"/>
+            <w:shd w:val="clear" w:color="auto" w:fill="DDD9C3" w:themeFill="background2" w:themeFillShade="E6"/>
+          </w:tcPr>
+          <w:p>
+            <w:pPr>
+              <w:ind w:left="0"/>
+              <w:rPr>
+                <w:ins w:id="447" w:author="linyoubin" w:date="2015-01-19T15:25:00Z"/>
+              </w:rPr>
+            </w:pPr>
+            <w:ins w:id="448" w:author="linyoubin" w:date="2015-01-19T15:25:00Z">
+              <w:r>
+                <w:rPr>
+                  <w:rFonts w:hint="eastAsia"/>
+                </w:rPr>
+                <w:t>说明</w:t>
+              </w:r>
+            </w:ins>
+          </w:p>
+        </w:tc>
+        <w:tc>
+          <w:tcPr>
+            <w:tcW w:w="3544" w:type="dxa"/>
+            <w:shd w:val="clear" w:color="auto" w:fill="DDD9C3" w:themeFill="background2" w:themeFillShade="E6"/>
+          </w:tcPr>
+          <w:p>
+            <w:pPr>
+              <w:ind w:left="0"/>
+              <w:rPr>
+                <w:ins w:id="449" w:author="linyoubin" w:date="2015-01-19T15:25:00Z"/>
+              </w:rPr>
+            </w:pPr>
+            <w:ins w:id="450" w:author="linyoubin" w:date="2015-01-19T15:25:00Z">
+              <w:r>
+                <w:rPr>
+                  <w:rFonts w:hint="eastAsia"/>
+                </w:rPr>
+                <w:t>举例</w:t>
+              </w:r>
+            </w:ins>
+          </w:p>
+        </w:tc>
+      </w:tr>
+      <w:tr>
+        <w:trPr>
+          <w:ins w:id="451" w:author="linyoubin" w:date="2015-01-19T15:25:00Z"/>
+        </w:trPr>
+        <w:tc>
+          <w:tcPr>
+            <w:tcW w:w="1418" w:type="dxa"/>
+          </w:tcPr>
+          <w:p>
+            <w:pPr>
+              <w:ind w:left="0"/>
+              <w:rPr>
+                <w:ins w:id="452" w:author="linyoubin" w:date="2015-01-19T15:25:00Z"/>
+              </w:rPr>
+            </w:pPr>
+            <w:ins w:id="453" w:author="linyoubin" w:date="2015-01-19T15:25:00Z">
+              <w:r>
+                <w:rPr>
+                  <w:rFonts w:hint="eastAsia"/>
+                </w:rPr>
+                <w:t>请求头</w:t>
+              </w:r>
+            </w:ins>
+          </w:p>
+        </w:tc>
+        <w:tc>
+          <w:tcPr>
+            <w:tcW w:w="3827" w:type="dxa"/>
+          </w:tcPr>
+          <w:p>
+            <w:pPr>
+              <w:ind w:left="0"/>
+              <w:rPr>
+                <w:ins w:id="454" w:author="linyoubin" w:date="2015-01-19T15:25:00Z"/>
+              </w:rPr>
+            </w:pPr>
+            <w:ins w:id="455" w:author="linyoubin" w:date="2015-01-19T15:25:00Z">
+              <w:r>
+                <w:rPr>
+                  <w:rFonts w:hint="eastAsia"/>
+                </w:rPr>
+                <w:t>同通用请求头</w:t>
+              </w:r>
+            </w:ins>
+          </w:p>
+        </w:tc>
+        <w:tc>
+          <w:tcPr>
+            <w:tcW w:w="3544" w:type="dxa"/>
+          </w:tcPr>
+          <w:p>
+            <w:pPr>
+              <w:ind w:left="0"/>
+              <w:rPr>
+                <w:ins w:id="456" w:author="linyoubin" w:date="2015-01-19T15:25:00Z"/>
+              </w:rPr>
+            </w:pPr>
+          </w:p>
+        </w:tc>
+      </w:tr>
+      <w:tr>
+        <w:trPr>
+          <w:ins w:id="457" w:author="linyoubin" w:date="2015-01-19T15:25:00Z"/>
+        </w:trPr>
+        <w:tc>
+          <w:tcPr>
+            <w:tcW w:w="1418" w:type="dxa"/>
+          </w:tcPr>
+          <w:p>
+            <w:pPr>
+              <w:ind w:left="0"/>
+              <w:rPr>
+                <w:ins w:id="458" w:author="linyoubin" w:date="2015-01-19T15:25:00Z"/>
+              </w:rPr>
+            </w:pPr>
+            <w:ins w:id="459" w:author="linyoubin" w:date="2015-01-19T15:25:00Z">
+              <w:r>
+                <w:rPr>
+                  <w:rFonts w:hint="eastAsia"/>
+                </w:rPr>
+                <w:t>请求内容</w:t>
+              </w:r>
+            </w:ins>
+          </w:p>
+        </w:tc>
+        <w:tc>
+          <w:tcPr>
+            <w:tcW w:w="3827" w:type="dxa"/>
+          </w:tcPr>
+          <w:p>
+            <w:pPr>
+              <w:ind w:left="0"/>
+              <w:rPr>
+                <w:ins w:id="460" w:author="linyoubin" w:date="2015-01-19T15:25:00Z"/>
+              </w:rPr>
+            </w:pPr>
+            <w:ins w:id="461" w:author="linyoubin" w:date="2015-01-19T15:25:00Z">
+              <w:r>
+                <w:t>cmd</w:t>
+              </w:r>
+              <w:r>
+                <w:rPr>
+                  <w:rFonts w:hint="eastAsia"/>
+                </w:rPr>
+                <w:t xml:space="preserve">: </w:t>
+              </w:r>
+            </w:ins>
+            <w:ins w:id="462" w:author="linyoubin" w:date="2015-01-19T15:26:00Z">
+              <w:r>
+                <w:t>predict capacity</w:t>
+              </w:r>
+            </w:ins>
+          </w:p>
+          <w:p>
+            <w:pPr>
+              <w:ind w:left="0"/>
+              <w:rPr>
+                <w:ins w:id="463" w:author="linyoubin" w:date="2015-01-19T15:27:00Z"/>
+                <w:rFonts w:hint="eastAsia"/>
+              </w:rPr>
+            </w:pPr>
+            <w:ins w:id="464" w:author="linyoubin" w:date="2015-01-19T15:26:00Z">
+              <w:r>
+                <w:t>TemplateInfo</w:t>
+              </w:r>
+            </w:ins>
+            <w:ins w:id="465" w:author="linyoubin" w:date="2015-01-19T15:25:00Z">
+              <w:r>
+                <w:rPr>
+                  <w:rFonts w:hint="eastAsia"/>
+                </w:rPr>
+                <w:t>:</w:t>
+              </w:r>
+            </w:ins>
+            <w:ins w:id="466" w:author="linyoubin" w:date="2015-01-19T15:27:00Z">
+              <w:r>
+                <w:rPr>
+                  <w:rFonts w:hint="eastAsia"/>
+                </w:rPr>
+                <w:t xml:space="preserve"> </w:t>
+              </w:r>
+            </w:ins>
+          </w:p>
+          <w:p>
+            <w:pPr>
+              <w:ind w:left="0"/>
+              <w:rPr>
+                <w:ins w:id="467" w:author="linyoubin" w:date="2015-01-19T15:27:00Z"/>
+                <w:rFonts w:hint="eastAsia"/>
+              </w:rPr>
+            </w:pPr>
+            <w:ins w:id="468" w:author="linyoubin" w:date="2015-01-19T15:27:00Z">
+              <w:r>
+                <w:rPr>
+                  <w:rFonts w:hint="eastAsia"/>
+                </w:rPr>
+                <w:t>{</w:t>
+              </w:r>
+            </w:ins>
+          </w:p>
+          <w:p>
+            <w:pPr>
+              <w:ind w:left="0"/>
+              <w:rPr>
+                <w:ins w:id="469" w:author="linyoubin" w:date="2015-01-19T15:27:00Z"/>
+                <w:rFonts w:hint="eastAsia"/>
+              </w:rPr>
+            </w:pPr>
+            <w:ins w:id="470" w:author="linyoubin" w:date="2015-01-19T15:27:00Z">
+              <w:r>
+                <w:rPr>
+                  <w:rFonts w:hint="eastAsia"/>
+                </w:rPr>
+                <w:t xml:space="preserve">  property:</w:t>
+              </w:r>
+            </w:ins>
+          </w:p>
+          <w:p>
+            <w:pPr>
+              <w:ind w:left="0"/>
+              <w:rPr>
+                <w:ins w:id="471" w:author="linyoubin" w:date="2015-01-19T15:28:00Z"/>
+                <w:rFonts w:hint="eastAsia"/>
+              </w:rPr>
+            </w:pPr>
+            <w:ins w:id="472" w:author="linyoubin" w:date="2015-01-19T15:27:00Z">
+              <w:r>
+                <w:rPr>
+                  <w:rFonts w:hint="eastAsia"/>
+                </w:rPr>
+                <w:t xml:space="preserve">  [</w:t>
+              </w:r>
+            </w:ins>
+          </w:p>
+          <w:p>
+            <w:pPr>
+              <w:ind w:left="0" w:firstLine="405"/>
+              <w:rPr>
+                <w:ins w:id="473" w:author="linyoubin" w:date="2015-01-19T15:28:00Z"/>
+                <w:rFonts w:hint="eastAsia"/>
+              </w:rPr>
+              <w:pPrChange w:id="474" w:author="linyoubin" w:date="2015-01-19T15:28:00Z">
+                <w:pPr>
+                  <w:ind w:left="0"/>
+                </w:pPr>
+              </w:pPrChange>
+            </w:pPr>
+            <w:ins w:id="475" w:author="linyoubin" w:date="2015-01-19T15:28:00Z">
+              <w:r>
+                <w:rPr>
+                  <w:rFonts w:hint="eastAsia"/>
+                </w:rPr>
+                <w:t>{</w:t>
+              </w:r>
+            </w:ins>
+          </w:p>
+          <w:p>
+            <w:pPr>
+              <w:ind w:left="0" w:firstLine="405"/>
+              <w:rPr>
+                <w:ins w:id="476" w:author="linyoubin" w:date="2015-01-19T15:28:00Z"/>
+                <w:rFonts w:hint="eastAsia"/>
+              </w:rPr>
+              <w:pPrChange w:id="477" w:author="linyoubin" w:date="2015-01-19T15:28:00Z">
+                <w:pPr>
+                  <w:ind w:left="0"/>
+                </w:pPr>
+              </w:pPrChange>
+            </w:pPr>
+            <w:ins w:id="478" w:author="linyoubin" w:date="2015-01-19T15:28:00Z">
+              <w:r>
+                <w:rPr>
+                  <w:rFonts w:hint="eastAsia"/>
+                </w:rPr>
+                <w:t xml:space="preserve">  Name:</w:t>
+              </w:r>
+            </w:ins>
+            <w:ins w:id="479" w:author="linyoubin" w:date="2015-01-19T15:29:00Z">
+              <w:r>
+                <w:rPr>
+                  <w:rFonts w:hint="eastAsia"/>
+                </w:rPr>
+                <w:t xml:space="preserve"> repliacanum</w:t>
+              </w:r>
+            </w:ins>
+          </w:p>
+          <w:p>
+            <w:pPr>
+              <w:ind w:left="0" w:firstLine="405"/>
+              <w:rPr>
+                <w:ins w:id="480" w:author="linyoubin" w:date="2015-01-19T15:28:00Z"/>
+                <w:rFonts w:hint="eastAsia"/>
+              </w:rPr>
+              <w:pPrChange w:id="481" w:author="linyoubin" w:date="2015-01-19T15:28:00Z">
+                <w:pPr>
+                  <w:ind w:left="0"/>
+                </w:pPr>
+              </w:pPrChange>
+            </w:pPr>
+            <w:ins w:id="482" w:author="linyoubin" w:date="2015-01-19T15:28:00Z">
+              <w:r>
+                <w:rPr>
+                  <w:rFonts w:hint="eastAsia"/>
+                </w:rPr>
+                <w:t xml:space="preserve">  Value:</w:t>
+              </w:r>
+            </w:ins>
+            <w:ins w:id="483" w:author="linyoubin" w:date="2015-01-19T15:29:00Z">
+              <w:r>
+                <w:rPr>
+                  <w:rFonts w:hint="eastAsia"/>
+                </w:rPr>
+                <w:t xml:space="preserve"> 2</w:t>
+              </w:r>
+            </w:ins>
+          </w:p>
+          <w:p>
+            <w:pPr>
+              <w:ind w:left="0" w:firstLine="405"/>
+              <w:rPr>
+                <w:ins w:id="484" w:author="linyoubin" w:date="2015-01-19T15:29:00Z"/>
+                <w:rFonts w:hint="eastAsia"/>
+              </w:rPr>
+              <w:pPrChange w:id="485" w:author="linyoubin" w:date="2015-01-19T15:28:00Z">
+                <w:pPr>
+                  <w:ind w:left="0"/>
+                </w:pPr>
+              </w:pPrChange>
+            </w:pPr>
+            <w:ins w:id="486" w:author="linyoubin" w:date="2015-01-19T15:28:00Z">
+              <w:r>
+                <w:rPr>
+                  <w:rFonts w:hint="eastAsia"/>
+                </w:rPr>
+                <w:t>}</w:t>
+              </w:r>
+            </w:ins>
+          </w:p>
+          <w:p>
+            <w:pPr>
+              <w:ind w:left="0" w:firstLine="405"/>
+              <w:rPr>
+                <w:ins w:id="487" w:author="linyoubin" w:date="2015-01-19T15:29:00Z"/>
+                <w:rFonts w:hint="eastAsia"/>
+              </w:rPr>
+            </w:pPr>
+            <w:ins w:id="488" w:author="linyoubin" w:date="2015-01-19T15:29:00Z">
+              <w:r>
+                <w:rPr>
+                  <w:rFonts w:hint="eastAsia"/>
+                </w:rPr>
+                <w:t>{</w:t>
+              </w:r>
+            </w:ins>
+          </w:p>
+          <w:p>
+            <w:pPr>
+              <w:ind w:left="0" w:firstLine="405"/>
+              <w:rPr>
+                <w:ins w:id="489" w:author="linyoubin" w:date="2015-01-19T15:29:00Z"/>
+                <w:rFonts w:hint="eastAsia"/>
+              </w:rPr>
+            </w:pPr>
+            <w:ins w:id="490" w:author="linyoubin" w:date="2015-01-19T15:29:00Z">
+              <w:r>
+                <w:rPr>
+                  <w:rFonts w:hint="eastAsia"/>
+                </w:rPr>
+                <w:t xml:space="preserve">  Name:</w:t>
+              </w:r>
+              <w:r>
+                <w:rPr>
+                  <w:rFonts w:hint="eastAsia"/>
+                </w:rPr>
+                <w:t xml:space="preserve"> datagroupnum</w:t>
+              </w:r>
+            </w:ins>
+          </w:p>
+          <w:p>
+            <w:pPr>
+              <w:ind w:left="0" w:firstLine="405"/>
+              <w:rPr>
+                <w:ins w:id="491" w:author="linyoubin" w:date="2015-01-19T15:29:00Z"/>
+                <w:rFonts w:hint="eastAsia"/>
+              </w:rPr>
+            </w:pPr>
+            <w:ins w:id="492" w:author="linyoubin" w:date="2015-01-19T15:29:00Z">
+              <w:r>
+                <w:rPr>
+                  <w:rFonts w:hint="eastAsia"/>
+                </w:rPr>
+                <w:t xml:space="preserve">  Value: 2</w:t>
+              </w:r>
+            </w:ins>
+          </w:p>
+          <w:p>
+            <w:pPr>
+              <w:ind w:left="0" w:firstLine="405"/>
+              <w:rPr>
+                <w:ins w:id="493" w:author="linyoubin" w:date="2015-01-19T15:27:00Z"/>
+                <w:rFonts w:hint="eastAsia"/>
+              </w:rPr>
+              <w:pPrChange w:id="494" w:author="linyoubin" w:date="2015-01-19T15:29:00Z">
+                <w:pPr>
+                  <w:ind w:left="0"/>
+                </w:pPr>
+              </w:pPrChange>
+            </w:pPr>
+            <w:ins w:id="495" w:author="linyoubin" w:date="2015-01-19T15:29:00Z">
+              <w:r>
+                <w:rPr>
+                  <w:rFonts w:hint="eastAsia"/>
+                </w:rPr>
+                <w:t>}</w:t>
+              </w:r>
+            </w:ins>
+          </w:p>
+          <w:p>
+            <w:pPr>
+              <w:ind w:left="0"/>
+              <w:rPr>
+                <w:ins w:id="496" w:author="linyoubin" w:date="2015-01-19T15:29:00Z"/>
+                <w:rFonts w:hint="eastAsia"/>
+              </w:rPr>
+            </w:pPr>
+            <w:ins w:id="497" w:author="linyoubin" w:date="2015-01-19T15:28:00Z">
+              <w:r>
+                <w:rPr>
+                  <w:rFonts w:hint="eastAsia"/>
+                </w:rPr>
+                <w:t xml:space="preserve">  ]</w:t>
+              </w:r>
+            </w:ins>
+          </w:p>
+          <w:p>
+            <w:pPr>
+              <w:ind w:left="0"/>
+              <w:rPr>
+                <w:ins w:id="498" w:author="linyoubin" w:date="2015-01-19T15:31:00Z"/>
+                <w:rFonts w:hint="eastAsia"/>
+              </w:rPr>
+            </w:pPr>
+            <w:ins w:id="499" w:author="linyoubin" w:date="2015-01-19T15:29:00Z">
+              <w:r>
+                <w:rPr>
+                  <w:rFonts w:hint="eastAsia"/>
+                </w:rPr>
+                <w:t xml:space="preserve">  HostInfo</w:t>
+              </w:r>
+            </w:ins>
+            <w:ins w:id="500" w:author="linyoubin" w:date="2015-01-19T15:30:00Z">
+              <w:r>
+                <w:t>: (</w:t>
+              </w:r>
+              <w:r>
+                <w:rPr>
+                  <w:rFonts w:hint="eastAsia"/>
+                </w:rPr>
+                <w:t>主机信息，可选</w:t>
+              </w:r>
+              <w:r>
+                <w:t>)</w:t>
+              </w:r>
+            </w:ins>
+          </w:p>
+          <w:p>
+            <w:pPr>
+              <w:ind w:left="0"/>
+              <w:rPr>
+                <w:ins w:id="501" w:author="linyoubin" w:date="2015-01-19T15:31:00Z"/>
+                <w:rFonts w:hint="eastAsia"/>
+              </w:rPr>
+            </w:pPr>
+            <w:ins w:id="502" w:author="linyoubin" w:date="2015-01-19T15:31:00Z">
+              <w:r>
+                <w:rPr>
+                  <w:rFonts w:hint="eastAsia"/>
+                </w:rPr>
+                <w:t xml:space="preserve">  [</w:t>
+              </w:r>
+            </w:ins>
+          </w:p>
+          <w:p>
+            <w:pPr>
+              <w:ind w:left="0" w:firstLine="405"/>
+              <w:rPr>
+                <w:ins w:id="503" w:author="linyoubin" w:date="2015-01-19T15:31:00Z"/>
+                <w:rFonts w:hint="eastAsia"/>
+              </w:rPr>
+              <w:pPrChange w:id="504" w:author="linyoubin" w:date="2015-01-19T15:31:00Z">
+                <w:pPr>
+                  <w:ind w:left="0"/>
+                </w:pPr>
+              </w:pPrChange>
+            </w:pPr>
+            <w:ins w:id="505" w:author="linyoubin" w:date="2015-01-19T15:31:00Z">
+              <w:r>
+                <w:rPr>
+                  <w:rFonts w:hint="eastAsia"/>
+                </w:rPr>
+                <w:t>{</w:t>
+              </w:r>
+            </w:ins>
+          </w:p>
+          <w:p>
+            <w:pPr>
+              <w:ind w:left="0" w:firstLine="405"/>
+              <w:rPr>
+                <w:ins w:id="506" w:author="linyoubin" w:date="2015-01-19T15:31:00Z"/>
+                <w:rFonts w:hint="eastAsia"/>
+              </w:rPr>
+              <w:pPrChange w:id="507" w:author="linyoubin" w:date="2015-01-19T15:31:00Z">
+                <w:pPr>
+                  <w:ind w:left="0"/>
+                </w:pPr>
+              </w:pPrChange>
+            </w:pPr>
+            <w:ins w:id="508" w:author="linyoubin" w:date="2015-01-19T15:31:00Z">
+              <w:r>
+                <w:rPr>
+                  <w:rFonts w:hint="eastAsia"/>
+                </w:rPr>
+                <w:t xml:space="preserve">  HostName</w:t>
+              </w:r>
+              <w:r>
+                <w:rPr>
+                  <w:rFonts w:hint="eastAsia"/>
+                </w:rPr>
+                <w:t xml:space="preserve">: </w:t>
+              </w:r>
+            </w:ins>
+            <w:ins w:id="509" w:author="linyoubin" w:date="2015-01-19T15:33:00Z">
+              <w:r>
+                <w:rPr>
+                  <w:rFonts w:hint="eastAsia"/>
+                </w:rPr>
+                <w:t>主机名</w:t>
+              </w:r>
+            </w:ins>
+          </w:p>
+          <w:p>
+            <w:pPr>
+              <w:ind w:left="0" w:firstLine="405"/>
+              <w:rPr>
+                <w:ins w:id="510" w:author="linyoubin" w:date="2015-01-19T15:31:00Z"/>
+                <w:rFonts w:hint="eastAsia"/>
+              </w:rPr>
+              <w:pPrChange w:id="511" w:author="linyoubin" w:date="2015-01-19T15:31:00Z">
+                <w:pPr>
+                  <w:ind w:left="0"/>
+                </w:pPr>
+              </w:pPrChange>
+            </w:pPr>
+            <w:ins w:id="512" w:author="linyoubin" w:date="2015-01-19T15:31:00Z">
+              <w:r>
+                <w:rPr>
+                  <w:rFonts w:hint="eastAsia"/>
+                </w:rPr>
+                <w:t>}</w:t>
+              </w:r>
+              <w:r>
+                <w:rPr>
+                  <w:rFonts w:hint="eastAsia"/>
+                </w:rPr>
+                <w:t xml:space="preserve">, </w:t>
+              </w:r>
+              <w:r>
+                <w:t>…</w:t>
+              </w:r>
+            </w:ins>
+          </w:p>
+          <w:p>
+            <w:pPr>
+              <w:ind w:left="0"/>
+              <w:rPr>
+                <w:ins w:id="513" w:author="linyoubin" w:date="2015-01-19T15:32:00Z"/>
+                <w:rFonts w:hint="eastAsia"/>
+              </w:rPr>
+            </w:pPr>
+            <w:ins w:id="514" w:author="linyoubin" w:date="2015-01-19T15:31:00Z">
+              <w:r>
+                <w:rPr>
+                  <w:rFonts w:hint="eastAsia"/>
+                </w:rPr>
+                <w:t xml:space="preserve">  ]</w:t>
+              </w:r>
+            </w:ins>
+          </w:p>
+          <w:p>
+            <w:pPr>
+              <w:ind w:left="0"/>
+              <w:rPr>
+                <w:ins w:id="515" w:author="linyoubin" w:date="2015-01-19T15:30:00Z"/>
+                <w:rFonts w:hint="eastAsia"/>
+              </w:rPr>
+            </w:pPr>
+            <w:ins w:id="516" w:author="linyoubin" w:date="2015-01-19T15:32:00Z">
+              <w:r>
+                <w:rPr>
+                  <w:rFonts w:hint="eastAsia"/>
+                </w:rPr>
+                <w:t xml:space="preserve">  ClusterName:</w:t>
+              </w:r>
+            </w:ins>
+            <w:ins w:id="517" w:author="linyoubin" w:date="2015-01-19T15:33:00Z">
+              <w:r>
+                <w:rPr>
+                  <w:rFonts w:hint="eastAsia"/>
+                </w:rPr>
+                <w:t xml:space="preserve"> </w:t>
+              </w:r>
+              <w:r>
+                <w:rPr>
+                  <w:rFonts w:hint="eastAsia"/>
+                </w:rPr>
+                <w:t>集群名</w:t>
+              </w:r>
+            </w:ins>
+          </w:p>
+          <w:p>
+            <w:pPr>
+              <w:ind w:left="0"/>
+              <w:rPr>
+                <w:ins w:id="518" w:author="linyoubin" w:date="2015-01-19T15:25:00Z"/>
+              </w:rPr>
+            </w:pPr>
+            <w:ins w:id="519" w:author="linyoubin" w:date="2015-01-19T15:27:00Z">
+              <w:r>
+                <w:rPr>
+                  <w:rFonts w:hint="eastAsia"/>
+                </w:rPr>
+                <w:t>}</w:t>
+              </w:r>
+            </w:ins>
+          </w:p>
+        </w:tc>
+        <w:tc>
+          <w:tcPr>
+            <w:tcW w:w="3544" w:type="dxa"/>
+          </w:tcPr>
+          <w:p>
+            <w:pPr>
+              <w:ind w:left="0"/>
+              <w:rPr>
+                <w:ins w:id="520" w:author="linyoubin" w:date="2015-01-19T15:33:00Z"/>
+              </w:rPr>
+            </w:pPr>
+            <w:ins w:id="521" w:author="linyoubin" w:date="2015-01-19T15:33:00Z">
+              <w:r>
+                <w:t>cmd=predict capacity&amp;TemplateInfo={ClusterName:"c1", Property:[{Name:"replicanum", Value:"2"}, {Name:"datagroupnum", Value:"2"}], HostInfo:[{HostName:"rhe</w:t>
+              </w:r>
+            </w:ins>
+          </w:p>
+          <w:p>
+            <w:pPr>
+              <w:ind w:left="0"/>
+              <w:rPr>
+                <w:ins w:id="522" w:author="linyoubin" w:date="2015-01-19T15:25:00Z"/>
+              </w:rPr>
+            </w:pPr>
+            <w:ins w:id="523" w:author="linyoubin" w:date="2015-01-19T15:33:00Z">
+              <w:r>
+                <w:t>lt10"}]}'</w:t>
+              </w:r>
+            </w:ins>
+          </w:p>
+        </w:tc>
+      </w:tr>
+      <w:tr>
+        <w:trPr>
+          <w:ins w:id="524" w:author="linyoubin" w:date="2015-01-19T15:25:00Z"/>
+        </w:trPr>
+        <w:tc>
+          <w:tcPr>
+            <w:tcW w:w="1418" w:type="dxa"/>
+          </w:tcPr>
+          <w:p>
+            <w:pPr>
+              <w:ind w:left="0"/>
+              <w:rPr>
+                <w:ins w:id="525" w:author="linyoubin" w:date="2015-01-19T15:25:00Z"/>
+              </w:rPr>
+            </w:pPr>
+            <w:ins w:id="526" w:author="linyoubin" w:date="2015-01-19T15:25:00Z">
+              <w:r>
+                <w:rPr>
+                  <w:rFonts w:hint="eastAsia"/>
+                </w:rPr>
+                <w:t>说明</w:t>
+              </w:r>
+            </w:ins>
+          </w:p>
+        </w:tc>
+        <w:tc>
+          <w:tcPr>
+            <w:tcW w:w="3827" w:type="dxa"/>
+          </w:tcPr>
+          <w:p>
+            <w:pPr>
+              <w:ind w:left="0"/>
+              <w:rPr>
+                <w:ins w:id="527" w:author="linyoubin" w:date="2015-01-19T15:25:00Z"/>
+              </w:rPr>
+            </w:pPr>
+          </w:p>
+        </w:tc>
+        <w:tc>
+          <w:tcPr>
+            <w:tcW w:w="3544" w:type="dxa"/>
+          </w:tcPr>
+          <w:p>
+            <w:pPr>
+              <w:ind w:left="0"/>
+              <w:rPr>
+                <w:ins w:id="528" w:author="linyoubin" w:date="2015-01-19T15:25:00Z"/>
+              </w:rPr>
+            </w:pPr>
+          </w:p>
+        </w:tc>
+      </w:tr>
+      <w:tr>
+        <w:trPr>
+          <w:ins w:id="529" w:author="linyoubin" w:date="2015-01-19T15:25:00Z"/>
+        </w:trPr>
+        <w:tc>
+          <w:tcPr>
+            <w:tcW w:w="1418" w:type="dxa"/>
+          </w:tcPr>
+          <w:p>
+            <w:pPr>
+              <w:ind w:left="0"/>
+              <w:rPr>
+                <w:ins w:id="530" w:author="linyoubin" w:date="2015-01-19T15:25:00Z"/>
+              </w:rPr>
+            </w:pPr>
+            <w:ins w:id="531" w:author="linyoubin" w:date="2015-01-19T15:25:00Z">
+              <w:r>
+                <w:rPr>
+                  <w:rFonts w:hint="eastAsia"/>
+                </w:rPr>
+                <w:t>响应头</w:t>
+              </w:r>
+            </w:ins>
+          </w:p>
+        </w:tc>
+        <w:tc>
+          <w:tcPr>
+            <w:tcW w:w="3827" w:type="dxa"/>
+          </w:tcPr>
+          <w:p>
+            <w:pPr>
+              <w:ind w:left="0"/>
+              <w:rPr>
+                <w:ins w:id="532" w:author="linyoubin" w:date="2015-01-19T15:25:00Z"/>
+              </w:rPr>
+            </w:pPr>
+            <w:ins w:id="533" w:author="linyoubin" w:date="2015-01-19T15:25:00Z">
+              <w:r>
+                <w:rPr>
+                  <w:rFonts w:hint="eastAsia"/>
+                </w:rPr>
+                <w:t>同通用响应头，带</w:t>
+              </w:r>
+              <w:r>
+                <w:rPr>
+                  <w:rFonts w:hint="eastAsia"/>
+                </w:rPr>
+                <w:t>SessionID</w:t>
+              </w:r>
+            </w:ins>
+          </w:p>
+        </w:tc>
+        <w:tc>
+          <w:tcPr>
+            <w:tcW w:w="3544" w:type="dxa"/>
+          </w:tcPr>
+          <w:p>
+            <w:pPr>
+              <w:ind w:left="0"/>
+              <w:rPr>
+                <w:ins w:id="534" w:author="linyoubin" w:date="2015-01-19T15:25:00Z"/>
+              </w:rPr>
+            </w:pPr>
+          </w:p>
+        </w:tc>
+      </w:tr>
+      <w:tr>
+        <w:trPr>
+          <w:ins w:id="535" w:author="linyoubin" w:date="2015-01-19T15:25:00Z"/>
+        </w:trPr>
+        <w:tc>
+          <w:tcPr>
+            <w:tcW w:w="1418" w:type="dxa"/>
+          </w:tcPr>
+          <w:p>
+            <w:pPr>
+              <w:ind w:left="0"/>
+              <w:rPr>
+                <w:ins w:id="536" w:author="linyoubin" w:date="2015-01-19T15:25:00Z"/>
+              </w:rPr>
+            </w:pPr>
+            <w:ins w:id="537" w:author="linyoubin" w:date="2015-01-19T15:25:00Z">
+              <w:r>
+                <w:rPr>
+                  <w:rFonts w:hint="eastAsia"/>
+                </w:rPr>
+                <w:t>响应内容</w:t>
+              </w:r>
+            </w:ins>
+          </w:p>
+        </w:tc>
+        <w:tc>
+          <w:tcPr>
+            <w:tcW w:w="3827" w:type="dxa"/>
+          </w:tcPr>
+          <w:p>
+            <w:pPr>
+              <w:ind w:left="0"/>
+              <w:rPr>
+                <w:ins w:id="538" w:author="linyoubin" w:date="2015-01-19T15:25:00Z"/>
+              </w:rPr>
+            </w:pPr>
+          </w:p>
+          <w:p>
+            <w:pPr>
+              <w:ind w:left="0"/>
+              <w:rPr>
+                <w:ins w:id="539" w:author="linyoubin" w:date="2015-01-19T15:25:00Z"/>
+              </w:rPr>
+            </w:pPr>
+            <w:ins w:id="540" w:author="linyoubin" w:date="2015-01-19T15:25:00Z">
+              <w:r>
+                <w:fldChar w:fldCharType="begin"/>
+              </w:r>
+              <w:r>
+                <w:instrText xml:space="preserve"> HYPERLINK  \l "</w:instrText>
+              </w:r>
+              <w:r>
+                <w:rPr>
+                  <w:rFonts w:hint="eastAsia"/>
+                </w:rPr>
+                <w:instrText>_</w:instrText>
+              </w:r>
+              <w:r>
+                <w:rPr>
+                  <w:rFonts w:hint="eastAsia"/>
+                </w:rPr>
+                <w:instrText>通用响应体</w:instrText>
+              </w:r>
+              <w:r>
+                <w:instrText xml:space="preserve">" </w:instrText>
+              </w:r>
+              <w:r>
+                <w:fldChar w:fldCharType="separate"/>
+              </w:r>
+              <w:r>
+                <w:rPr>
+                  <w:rStyle w:val="Hyperlink"/>
+                  <w:rFonts w:hint="eastAsia"/>
+                </w:rPr>
+                <w:t>通用响应体</w:t>
+              </w:r>
+              <w:r>
+                <w:fldChar w:fldCharType="end"/>
+              </w:r>
+            </w:ins>
+          </w:p>
+        </w:tc>
+        <w:tc>
+          <w:tcPr>
+            <w:tcW w:w="3544" w:type="dxa"/>
+          </w:tcPr>
+          <w:p>
+            <w:pPr>
+              <w:ind w:left="0"/>
+              <w:rPr>
+                <w:ins w:id="541" w:author="linyoubin" w:date="2015-01-19T15:25:00Z"/>
+              </w:rPr>
+            </w:pPr>
+          </w:p>
+        </w:tc>
+      </w:tr>
+      <w:tr>
+        <w:trPr>
+          <w:ins w:id="542" w:author="linyoubin" w:date="2015-01-19T15:25:00Z"/>
+        </w:trPr>
+        <w:tc>
+          <w:tcPr>
+            <w:tcW w:w="1418" w:type="dxa"/>
+          </w:tcPr>
+          <w:p>
+            <w:pPr>
+              <w:ind w:left="0"/>
+              <w:rPr>
+                <w:ins w:id="543" w:author="linyoubin" w:date="2015-01-19T15:25:00Z"/>
+              </w:rPr>
+            </w:pPr>
+            <w:ins w:id="544" w:author="linyoubin" w:date="2015-01-19T15:25:00Z">
+              <w:r>
+                <w:rPr>
+                  <w:rFonts w:hint="eastAsia"/>
+                </w:rPr>
+                <w:t>说明</w:t>
+              </w:r>
+            </w:ins>
+          </w:p>
+        </w:tc>
+        <w:tc>
+          <w:tcPr>
+            <w:tcW w:w="3827" w:type="dxa"/>
+          </w:tcPr>
+          <w:p>
+            <w:pPr>
+              <w:ind w:left="0"/>
+              <w:rPr>
+                <w:ins w:id="545" w:author="linyoubin" w:date="2015-01-19T15:25:00Z"/>
+              </w:rPr>
+            </w:pPr>
+          </w:p>
+        </w:tc>
+        <w:tc>
+          <w:tcPr>
+            <w:tcW w:w="3544" w:type="dxa"/>
+          </w:tcPr>
+          <w:p>
+            <w:pPr>
+              <w:ind w:left="0"/>
+              <w:rPr>
+                <w:ins w:id="546" w:author="linyoubin" w:date="2015-01-19T15:25:00Z"/>
+              </w:rPr>
+            </w:pPr>
+          </w:p>
+        </w:tc>
+      </w:tr>
+    </w:tbl>
+    <w:p>
+      <w:pPr>
+        <w:rPr>
+          <w:ins w:id="547" w:author="linyoubin" w:date="2015-01-19T15:22:00Z"/>
+          <w:rFonts w:hint="eastAsia"/>
+        </w:rPr>
+        <w:pPrChange w:id="548" w:author="linyoubin" w:date="2015-01-19T15:25:00Z">
+          <w:pPr>
+            <w:pStyle w:val="Heading4"/>
+            <w:numPr>
+              <w:numId w:val="16"/>
+            </w:numPr>
+            <w:ind w:left="777" w:hanging="420"/>
+          </w:pPr>
+        </w:pPrChange>
+      </w:pPr>
+    </w:p>
+    <w:p>
+      <w:pPr>
+        <w:pStyle w:val="Heading4"/>
+        <w:numPr>
+          <w:ilvl w:val="0"/>
+          <w:numId w:val="16"/>
+        </w:numPr>
       </w:pPr>
       <w:r>
         <w:rPr>
@@ -15742,7 +16751,7 @@
               </w:rPr>
               <w:t xml:space="preserve">: </w:t>
             </w:r>
-            <w:ins w:id="443" w:author="xujianhui" w:date="2015-01-05T15:33:00Z">
+            <w:ins w:id="549" w:author="xujianhui" w:date="2015-01-05T15:33:00Z">
               <w:r>
                 <w:rPr>
                   <w:rFonts w:hint="eastAsia"/>
@@ -15750,7 +16759,7 @@
                 <w:t>get</w:t>
               </w:r>
             </w:ins>
-            <w:del w:id="444" w:author="xujianhui" w:date="2015-01-05T15:33:00Z">
+            <w:del w:id="550" w:author="xujianhui" w:date="2015-01-05T15:33:00Z">
               <w:r>
                 <w:delText>query</w:delText>
               </w:r>
@@ -15800,7 +16809,14 @@
               <w:rPr>
                 <w:rFonts w:hint="eastAsia"/>
               </w:rPr>
-              <w:t>的结果中获取</w:t>
+              <w:t>的结果</w:t>
+            </w:r>
+            <w:r>
+              <w:rPr>
+                <w:rFonts w:hint="eastAsia"/>
+              </w:rPr>
+              <w:lastRenderedPageBreak/>
+              <w:t>中获取</w:t>
             </w:r>
             <w:r>
               <w:rPr>
@@ -15819,12 +16835,13 @@
               <w:ind w:left="0"/>
             </w:pPr>
             <w:r>
+              <w:lastRenderedPageBreak/>
               <w:t>cmd</w:t>
             </w:r>
             <w:r>
               <w:t>=</w:t>
             </w:r>
-            <w:ins w:id="445" w:author="xujianhui" w:date="2015-01-05T15:33:00Z">
+            <w:ins w:id="551" w:author="xujianhui" w:date="2015-01-05T15:33:00Z">
               <w:r>
                 <w:rPr>
                   <w:rFonts w:hint="eastAsia"/>
@@ -15832,7 +16849,7 @@
                 <w:t>get</w:t>
               </w:r>
             </w:ins>
-            <w:del w:id="446" w:author="xujianhui" w:date="2015-01-05T15:33:00Z">
+            <w:del w:id="552" w:author="xujianhui" w:date="2015-01-05T15:33:00Z">
               <w:r>
                 <w:delText>query</w:delText>
               </w:r>
@@ -15865,6 +16882,7 @@
               <w:rPr>
                 <w:rFonts w:hint="eastAsia"/>
               </w:rPr>
+              <w:lastRenderedPageBreak/>
               <w:t>说明</w:t>
             </w:r>
           </w:p>
@@ -15962,10 +16980,10 @@
             <w:pPr>
               <w:ind w:left="0"/>
               <w:rPr>
-                <w:ins w:id="447" w:author="xujianhui" w:date="2015-01-05T15:30:00Z"/>
-              </w:rPr>
-            </w:pPr>
-            <w:ins w:id="448" w:author="xujianhui" w:date="2015-01-05T15:30:00Z">
+                <w:ins w:id="553" w:author="xujianhui" w:date="2015-01-05T15:30:00Z"/>
+              </w:rPr>
+            </w:pPr>
+            <w:ins w:id="554" w:author="xujianhui" w:date="2015-01-05T15:30:00Z">
               <w:r>
                 <w:rPr>
                   <w:rFonts w:hint="eastAsia"/>
@@ -15978,7 +16996,7 @@
             <w:pPr>
               <w:ind w:left="0"/>
             </w:pPr>
-            <w:ins w:id="449" w:author="xujianhui" w:date="2015-01-05T15:30:00Z">
+            <w:ins w:id="555" w:author="xujianhui" w:date="2015-01-05T15:30:00Z">
               <w:r>
                 <w:rPr>
                   <w:rFonts w:hint="eastAsia"/>
@@ -16435,7 +17453,7 @@
             <w:pPr>
               <w:ind w:left="0"/>
               <w:rPr>
-                <w:ins w:id="450" w:author="xujianhui" w:date="2015-01-05T15:30:00Z"/>
+                <w:ins w:id="556" w:author="xujianhui" w:date="2015-01-05T15:30:00Z"/>
               </w:rPr>
             </w:pPr>
             <w:r>
@@ -17150,6 +18168,7 @@
               <w:rPr>
                 <w:rFonts w:hint="eastAsia"/>
               </w:rPr>
+              <w:lastRenderedPageBreak/>
               <w:t xml:space="preserve">  [</w:t>
             </w:r>
           </w:p>
@@ -17315,6 +18334,7 @@
               <w:ind w:left="0"/>
             </w:pPr>
             <w:r>
+              <w:lastRenderedPageBreak/>
               <w:t>cmd=</w:t>
             </w:r>
             <w:r>
@@ -17421,6 +18441,7 @@
               <w:ind w:left="0" w:firstLineChars="100" w:firstLine="210"/>
             </w:pPr>
             <w:r>
+              <w:lastRenderedPageBreak/>
               <w:t>[</w:t>
             </w:r>
           </w:p>
@@ -17562,6 +18583,7 @@
               <w:rPr>
                 <w:rFonts w:hint="eastAsia"/>
               </w:rPr>
+              <w:lastRenderedPageBreak/>
               <w:t>说明</w:t>
             </w:r>
           </w:p>
@@ -17659,10 +18681,10 @@
             <w:pPr>
               <w:ind w:left="0"/>
               <w:rPr>
-                <w:ins w:id="451" w:author="xujianhui" w:date="2015-01-05T15:38:00Z"/>
-              </w:rPr>
-            </w:pPr>
-            <w:ins w:id="452" w:author="xujianhui" w:date="2015-01-05T15:38:00Z">
+                <w:ins w:id="557" w:author="xujianhui" w:date="2015-01-05T15:38:00Z"/>
+              </w:rPr>
+            </w:pPr>
+            <w:ins w:id="558" w:author="xujianhui" w:date="2015-01-05T15:38:00Z">
               <w:r>
                 <w:rPr>
                   <w:rFonts w:hint="eastAsia"/>
@@ -17675,10 +18697,10 @@
             <w:pPr>
               <w:ind w:left="0"/>
               <w:rPr>
-                <w:ins w:id="453" w:author="xujianhui" w:date="2015-01-05T15:38:00Z"/>
-              </w:rPr>
-            </w:pPr>
-            <w:ins w:id="454" w:author="xujianhui" w:date="2015-01-05T15:38:00Z">
+                <w:ins w:id="559" w:author="xujianhui" w:date="2015-01-05T15:38:00Z"/>
+              </w:rPr>
+            </w:pPr>
+            <w:ins w:id="560" w:author="xujianhui" w:date="2015-01-05T15:38:00Z">
               <w:r>
                 <w:rPr>
                   <w:rFonts w:hint="eastAsia"/>
@@ -18077,216 +19099,216 @@
               <w:rPr>
                 <w:rFonts w:hint="eastAsia"/>
               </w:rPr>
+              <w:t>]</w:t>
+            </w:r>
+          </w:p>
+          <w:p>
+            <w:pPr>
+              <w:ind w:left="0"/>
+            </w:pPr>
+            <w:r>
+              <w:t>BusinessName</w:t>
+            </w:r>
+            <w:r>
+              <w:rPr>
+                <w:rFonts w:hint="eastAsia"/>
+              </w:rPr>
+              <w:t xml:space="preserve">: </w:t>
+            </w:r>
+            <w:r>
+              <w:rPr>
+                <w:rFonts w:hint="eastAsia"/>
+              </w:rPr>
+              <w:t>业务名</w:t>
+            </w:r>
+          </w:p>
+          <w:p>
+            <w:pPr>
+              <w:ind w:left="0"/>
+            </w:pPr>
+            <w:r>
+              <w:t>BusinessType</w:t>
+            </w:r>
+            <w:r>
+              <w:rPr>
+                <w:rFonts w:hint="eastAsia"/>
+              </w:rPr>
+              <w:t xml:space="preserve">: </w:t>
+            </w:r>
+            <w:r>
+              <w:rPr>
+                <w:rFonts w:hint="eastAsia"/>
+              </w:rPr>
+              <w:t>业务类型</w:t>
+            </w:r>
+          </w:p>
+          <w:p>
+            <w:pPr>
+              <w:ind w:left="0"/>
+            </w:pPr>
+            <w:r>
+              <w:t>DeployMod</w:t>
+            </w:r>
+            <w:r>
+              <w:rPr>
+                <w:rFonts w:hint="eastAsia"/>
+              </w:rPr>
+              <w:t xml:space="preserve">: </w:t>
+            </w:r>
+            <w:r>
+              <w:rPr>
+                <w:rFonts w:hint="eastAsia"/>
+              </w:rPr>
+              <w:t>业务部署模式</w:t>
+            </w:r>
+            <w:r>
+              <w:rPr>
+                <w:rFonts w:hint="eastAsia"/>
+              </w:rPr>
+              <w:t>(</w:t>
+            </w:r>
+            <w:r>
+              <w:rPr>
+                <w:rFonts w:hint="eastAsia"/>
+              </w:rPr>
+              <w:t>单机</w:t>
+            </w:r>
+            <w:r>
+              <w:rPr>
+                <w:rFonts w:hint="eastAsia"/>
+              </w:rPr>
+              <w:t>/</w:t>
+            </w:r>
+            <w:r>
+              <w:rPr>
+                <w:rFonts w:hint="eastAsia"/>
+              </w:rPr>
+              <w:t>分布</w:t>
+            </w:r>
+            <w:r>
+              <w:rPr>
+                <w:rFonts w:hint="eastAsia"/>
+              </w:rPr>
+              <w:t>)</w:t>
+            </w:r>
+          </w:p>
+          <w:p>
+            <w:pPr>
+              <w:ind w:left="0"/>
+            </w:pPr>
+            <w:r>
+              <w:t>ClusterName</w:t>
+            </w:r>
+            <w:r>
+              <w:rPr>
+                <w:rFonts w:hint="eastAsia"/>
+              </w:rPr>
+              <w:t xml:space="preserve">: </w:t>
+            </w:r>
+            <w:r>
+              <w:rPr>
+                <w:rFonts w:hint="eastAsia"/>
+              </w:rPr>
+              <w:t>集群名字</w:t>
+            </w:r>
+          </w:p>
+          <w:p>
+            <w:pPr>
+              <w:ind w:left="0"/>
+            </w:pPr>
+            <w:r>
+              <w:t>Property</w:t>
+            </w:r>
+            <w:r>
+              <w:rPr>
+                <w:rFonts w:hint="eastAsia"/>
+              </w:rPr>
+              <w:t xml:space="preserve">: </w:t>
+            </w:r>
+            <w:r>
+              <w:rPr>
+                <w:rFonts w:hint="eastAsia"/>
+              </w:rPr>
+              <w:t>节点详细配置项</w:t>
+            </w:r>
+          </w:p>
+          <w:p>
+            <w:pPr>
+              <w:ind w:left="0"/>
+            </w:pPr>
+            <w:r>
+              <w:rPr>
+                <w:rFonts w:hint="eastAsia"/>
+              </w:rPr>
+              <w:t xml:space="preserve">  [</w:t>
+            </w:r>
+          </w:p>
+          <w:p>
+            <w:pPr>
+              <w:ind w:left="0" w:firstLine="405"/>
+            </w:pPr>
+            <w:r>
+              <w:rPr>
+                <w:rFonts w:hint="eastAsia"/>
+              </w:rPr>
+              <w:t>{</w:t>
+            </w:r>
+          </w:p>
+          <w:p>
+            <w:pPr>
+              <w:ind w:left="0" w:firstLine="405"/>
+            </w:pPr>
+            <w:r>
+              <w:rPr>
+                <w:rFonts w:hint="eastAsia"/>
+              </w:rPr>
+              <w:t xml:space="preserve">  </w:t>
+            </w:r>
+            <w:r>
+              <w:t>Name</w:t>
+            </w:r>
+            <w:r>
+              <w:rPr>
+                <w:rFonts w:hint="eastAsia"/>
+              </w:rPr>
+              <w:t xml:space="preserve">: </w:t>
+            </w:r>
+            <w:r>
+              <w:rPr>
+                <w:rFonts w:hint="eastAsia"/>
+              </w:rPr>
+              <w:t>配置项的名字</w:t>
+            </w:r>
+          </w:p>
+          <w:p>
+            <w:pPr>
+              <w:ind w:left="0" w:firstLineChars="291" w:firstLine="611"/>
+            </w:pPr>
+            <w:r>
+              <w:t>WebName</w:t>
+            </w:r>
+            <w:r>
+              <w:rPr>
+                <w:rFonts w:hint="eastAsia"/>
+              </w:rPr>
+              <w:t xml:space="preserve">: </w:t>
+            </w:r>
+            <w:r>
+              <w:rPr>
+                <w:rFonts w:hint="eastAsia"/>
+              </w:rPr>
+              <w:t>页面名字（网页显示）</w:t>
+            </w:r>
+          </w:p>
+          <w:p>
+            <w:pPr>
+              <w:ind w:left="0" w:firstLine="405"/>
+            </w:pPr>
+            <w:r>
+              <w:rPr>
+                <w:rFonts w:hint="eastAsia"/>
+              </w:rPr>
               <w:lastRenderedPageBreak/>
-              <w:t>]</w:t>
-            </w:r>
-          </w:p>
-          <w:p>
-            <w:pPr>
-              <w:ind w:left="0"/>
-            </w:pPr>
-            <w:r>
-              <w:t>BusinessName</w:t>
-            </w:r>
-            <w:r>
-              <w:rPr>
-                <w:rFonts w:hint="eastAsia"/>
-              </w:rPr>
-              <w:t xml:space="preserve">: </w:t>
-            </w:r>
-            <w:r>
-              <w:rPr>
-                <w:rFonts w:hint="eastAsia"/>
-              </w:rPr>
-              <w:t>业务名</w:t>
-            </w:r>
-          </w:p>
-          <w:p>
-            <w:pPr>
-              <w:ind w:left="0"/>
-            </w:pPr>
-            <w:r>
-              <w:t>BusinessType</w:t>
-            </w:r>
-            <w:r>
-              <w:rPr>
-                <w:rFonts w:hint="eastAsia"/>
-              </w:rPr>
-              <w:t xml:space="preserve">: </w:t>
-            </w:r>
-            <w:r>
-              <w:rPr>
-                <w:rFonts w:hint="eastAsia"/>
-              </w:rPr>
-              <w:t>业务类型</w:t>
-            </w:r>
-          </w:p>
-          <w:p>
-            <w:pPr>
-              <w:ind w:left="0"/>
-            </w:pPr>
-            <w:r>
-              <w:t>DeployMod</w:t>
-            </w:r>
-            <w:r>
-              <w:rPr>
-                <w:rFonts w:hint="eastAsia"/>
-              </w:rPr>
-              <w:t xml:space="preserve">: </w:t>
-            </w:r>
-            <w:r>
-              <w:rPr>
-                <w:rFonts w:hint="eastAsia"/>
-              </w:rPr>
-              <w:t>业务部署模式</w:t>
-            </w:r>
-            <w:r>
-              <w:rPr>
-                <w:rFonts w:hint="eastAsia"/>
-              </w:rPr>
-              <w:t>(</w:t>
-            </w:r>
-            <w:r>
-              <w:rPr>
-                <w:rFonts w:hint="eastAsia"/>
-              </w:rPr>
-              <w:t>单机</w:t>
-            </w:r>
-            <w:r>
-              <w:rPr>
-                <w:rFonts w:hint="eastAsia"/>
-              </w:rPr>
-              <w:t>/</w:t>
-            </w:r>
-            <w:r>
-              <w:rPr>
-                <w:rFonts w:hint="eastAsia"/>
-              </w:rPr>
-              <w:t>分布</w:t>
-            </w:r>
-            <w:r>
-              <w:rPr>
-                <w:rFonts w:hint="eastAsia"/>
-              </w:rPr>
-              <w:t>)</w:t>
-            </w:r>
-          </w:p>
-          <w:p>
-            <w:pPr>
-              <w:ind w:left="0"/>
-            </w:pPr>
-            <w:r>
-              <w:t>ClusterName</w:t>
-            </w:r>
-            <w:r>
-              <w:rPr>
-                <w:rFonts w:hint="eastAsia"/>
-              </w:rPr>
-              <w:t xml:space="preserve">: </w:t>
-            </w:r>
-            <w:r>
-              <w:rPr>
-                <w:rFonts w:hint="eastAsia"/>
-              </w:rPr>
-              <w:t>集群名字</w:t>
-            </w:r>
-          </w:p>
-          <w:p>
-            <w:pPr>
-              <w:ind w:left="0"/>
-            </w:pPr>
-            <w:r>
-              <w:t>Property</w:t>
-            </w:r>
-            <w:r>
-              <w:rPr>
-                <w:rFonts w:hint="eastAsia"/>
-              </w:rPr>
-              <w:t xml:space="preserve">: </w:t>
-            </w:r>
-            <w:r>
-              <w:rPr>
-                <w:rFonts w:hint="eastAsia"/>
-              </w:rPr>
-              <w:t>节点详细配置项</w:t>
-            </w:r>
-          </w:p>
-          <w:p>
-            <w:pPr>
-              <w:ind w:left="0"/>
-            </w:pPr>
-            <w:r>
-              <w:rPr>
-                <w:rFonts w:hint="eastAsia"/>
-              </w:rPr>
-              <w:t xml:space="preserve">  [</w:t>
-            </w:r>
-          </w:p>
-          <w:p>
-            <w:pPr>
-              <w:ind w:left="0" w:firstLine="405"/>
-            </w:pPr>
-            <w:r>
-              <w:rPr>
-                <w:rFonts w:hint="eastAsia"/>
-              </w:rPr>
-              <w:t>{</w:t>
-            </w:r>
-          </w:p>
-          <w:p>
-            <w:pPr>
-              <w:ind w:left="0" w:firstLine="405"/>
-            </w:pPr>
-            <w:r>
-              <w:rPr>
-                <w:rFonts w:hint="eastAsia"/>
-              </w:rPr>
-              <w:t xml:space="preserve">  </w:t>
-            </w:r>
-            <w:r>
-              <w:t>Name</w:t>
-            </w:r>
-            <w:r>
-              <w:rPr>
-                <w:rFonts w:hint="eastAsia"/>
-              </w:rPr>
-              <w:t xml:space="preserve">: </w:t>
-            </w:r>
-            <w:r>
-              <w:rPr>
-                <w:rFonts w:hint="eastAsia"/>
-              </w:rPr>
-              <w:t>配置项的名字</w:t>
-            </w:r>
-          </w:p>
-          <w:p>
-            <w:pPr>
-              <w:ind w:left="0" w:firstLineChars="291" w:firstLine="611"/>
-            </w:pPr>
-            <w:r>
-              <w:t>WebName</w:t>
-            </w:r>
-            <w:r>
-              <w:rPr>
-                <w:rFonts w:hint="eastAsia"/>
-              </w:rPr>
-              <w:t xml:space="preserve">: </w:t>
-            </w:r>
-            <w:r>
-              <w:rPr>
-                <w:rFonts w:hint="eastAsia"/>
-              </w:rPr>
-              <w:t>页面名字（网页显示）</w:t>
-            </w:r>
-          </w:p>
-          <w:p>
-            <w:pPr>
-              <w:ind w:left="0" w:firstLine="405"/>
-            </w:pPr>
-            <w:r>
-              <w:rPr>
-                <w:rFonts w:hint="eastAsia"/>
-              </w:rPr>
               <w:t xml:space="preserve">  </w:t>
             </w:r>
             <w:r>
@@ -18729,126 +19751,126 @@
               <w:ind w:left="0" w:firstLineChars="300" w:firstLine="630"/>
             </w:pPr>
             <w:r>
+              <w:t>"numpagecleaners"</w:t>
+            </w:r>
+            <w:r>
+              <w:t xml:space="preserve">: </w:t>
+            </w:r>
+            <w:r>
+              <w:t xml:space="preserve">"1", </w:t>
+            </w:r>
+          </w:p>
+          <w:p>
+            <w:pPr>
+              <w:ind w:left="0" w:firstLineChars="300" w:firstLine="630"/>
+            </w:pPr>
+            <w:r>
+              <w:t>"pagecleaninterval"</w:t>
+            </w:r>
+            <w:r>
+              <w:t xml:space="preserve">: </w:t>
+            </w:r>
+            <w:r>
+              <w:t xml:space="preserve">"1" </w:t>
+            </w:r>
+          </w:p>
+          <w:p>
+            <w:pPr>
+              <w:ind w:left="0" w:firstLineChars="200" w:firstLine="420"/>
+            </w:pPr>
+            <w:r>
+              <w:t xml:space="preserve">} </w:t>
+            </w:r>
+          </w:p>
+          <w:p>
+            <w:pPr>
+              <w:ind w:left="0" w:firstLineChars="100" w:firstLine="210"/>
+            </w:pPr>
+            <w:r>
+              <w:t xml:space="preserve">], </w:t>
+            </w:r>
+          </w:p>
+          <w:p>
+            <w:pPr>
+              <w:ind w:left="0"/>
+            </w:pPr>
+            <w:r>
+              <w:t>"BusinessName"</w:t>
+            </w:r>
+            <w:r>
+              <w:t xml:space="preserve">: </w:t>
+            </w:r>
+            <w:r>
+              <w:t xml:space="preserve">"b1", </w:t>
+            </w:r>
+          </w:p>
+          <w:p>
+            <w:pPr>
+              <w:ind w:left="0"/>
+            </w:pPr>
+            <w:r>
+              <w:t>"BusinessType"</w:t>
+            </w:r>
+            <w:r>
+              <w:t xml:space="preserve">: </w:t>
+            </w:r>
+            <w:r>
+              <w:t xml:space="preserve">"sequoiadb", </w:t>
+            </w:r>
+          </w:p>
+          <w:p>
+            <w:pPr>
+              <w:ind w:left="0"/>
+            </w:pPr>
+            <w:r>
+              <w:t>"DeployMod"</w:t>
+            </w:r>
+            <w:r>
+              <w:t xml:space="preserve">: </w:t>
+            </w:r>
+            <w:r>
+              <w:t xml:space="preserve">"standalone", </w:t>
+            </w:r>
+          </w:p>
+          <w:p>
+            <w:pPr>
+              <w:ind w:left="0"/>
+            </w:pPr>
+            <w:r>
+              <w:t>"ClusterName"</w:t>
+            </w:r>
+            <w:r>
+              <w:t xml:space="preserve">: </w:t>
+            </w:r>
+            <w:r>
+              <w:t xml:space="preserve">"c1", </w:t>
+            </w:r>
+          </w:p>
+          <w:p>
+            <w:pPr>
+              <w:ind w:left="0"/>
+            </w:pPr>
+            <w:r>
+              <w:t>"Property"</w:t>
+            </w:r>
+            <w:r>
+              <w:t xml:space="preserve">: </w:t>
+            </w:r>
+          </w:p>
+          <w:p>
+            <w:pPr>
+              <w:ind w:left="0" w:firstLineChars="100" w:firstLine="210"/>
+            </w:pPr>
+            <w:r>
+              <w:t xml:space="preserve">[ </w:t>
+            </w:r>
+          </w:p>
+          <w:p>
+            <w:pPr>
+              <w:ind w:left="0" w:firstLineChars="200" w:firstLine="420"/>
+            </w:pPr>
+            <w:r>
               <w:lastRenderedPageBreak/>
-              <w:t>"numpagecleaners"</w:t>
-            </w:r>
-            <w:r>
-              <w:t xml:space="preserve">: </w:t>
-            </w:r>
-            <w:r>
-              <w:t xml:space="preserve">"1", </w:t>
-            </w:r>
-          </w:p>
-          <w:p>
-            <w:pPr>
-              <w:ind w:left="0" w:firstLineChars="300" w:firstLine="630"/>
-            </w:pPr>
-            <w:r>
-              <w:t>"pagecleaninterval"</w:t>
-            </w:r>
-            <w:r>
-              <w:t xml:space="preserve">: </w:t>
-            </w:r>
-            <w:r>
-              <w:t xml:space="preserve">"1" </w:t>
-            </w:r>
-          </w:p>
-          <w:p>
-            <w:pPr>
-              <w:ind w:left="0" w:firstLineChars="200" w:firstLine="420"/>
-            </w:pPr>
-            <w:r>
-              <w:t xml:space="preserve">} </w:t>
-            </w:r>
-          </w:p>
-          <w:p>
-            <w:pPr>
-              <w:ind w:left="0" w:firstLineChars="100" w:firstLine="210"/>
-            </w:pPr>
-            <w:r>
-              <w:t xml:space="preserve">], </w:t>
-            </w:r>
-          </w:p>
-          <w:p>
-            <w:pPr>
-              <w:ind w:left="0"/>
-            </w:pPr>
-            <w:r>
-              <w:t>"BusinessName"</w:t>
-            </w:r>
-            <w:r>
-              <w:t xml:space="preserve">: </w:t>
-            </w:r>
-            <w:r>
-              <w:t xml:space="preserve">"b1", </w:t>
-            </w:r>
-          </w:p>
-          <w:p>
-            <w:pPr>
-              <w:ind w:left="0"/>
-            </w:pPr>
-            <w:r>
-              <w:t>"BusinessType"</w:t>
-            </w:r>
-            <w:r>
-              <w:t xml:space="preserve">: </w:t>
-            </w:r>
-            <w:r>
-              <w:t xml:space="preserve">"sequoiadb", </w:t>
-            </w:r>
-          </w:p>
-          <w:p>
-            <w:pPr>
-              <w:ind w:left="0"/>
-            </w:pPr>
-            <w:r>
-              <w:t>"DeployMod"</w:t>
-            </w:r>
-            <w:r>
-              <w:t xml:space="preserve">: </w:t>
-            </w:r>
-            <w:r>
-              <w:t xml:space="preserve">"standalone", </w:t>
-            </w:r>
-          </w:p>
-          <w:p>
-            <w:pPr>
-              <w:ind w:left="0"/>
-            </w:pPr>
-            <w:r>
-              <w:t>"ClusterName"</w:t>
-            </w:r>
-            <w:r>
-              <w:t xml:space="preserve">: </w:t>
-            </w:r>
-            <w:r>
-              <w:t xml:space="preserve">"c1", </w:t>
-            </w:r>
-          </w:p>
-          <w:p>
-            <w:pPr>
-              <w:ind w:left="0"/>
-            </w:pPr>
-            <w:r>
-              <w:t>"Property"</w:t>
-            </w:r>
-            <w:r>
-              <w:t xml:space="preserve">: </w:t>
-            </w:r>
-          </w:p>
-          <w:p>
-            <w:pPr>
-              <w:ind w:left="0" w:firstLineChars="100" w:firstLine="210"/>
-            </w:pPr>
-            <w:r>
-              <w:t xml:space="preserve">[ </w:t>
-            </w:r>
-          </w:p>
-          <w:p>
-            <w:pPr>
-              <w:ind w:left="0" w:firstLineChars="200" w:firstLine="420"/>
-            </w:pPr>
-            <w:r>
               <w:t xml:space="preserve">{ </w:t>
             </w:r>
           </w:p>
@@ -19494,7 +20516,6 @@
               <w:rPr>
                 <w:rFonts w:hint="eastAsia"/>
               </w:rPr>
-              <w:lastRenderedPageBreak/>
               <w:t xml:space="preserve">  </w:t>
             </w:r>
             <w:r>
@@ -19672,6 +20693,7 @@
               <w:jc w:val="left"/>
             </w:pPr>
             <w:r>
+              <w:lastRenderedPageBreak/>
               <w:t>pagecleaninterval</w:t>
             </w:r>
             <w:r>
@@ -19989,35 +21011,200 @@
               <w:ind w:left="0"/>
             </w:pPr>
             <w:r>
-              <w:t xml:space="preserve">         "dbpath": </w:t>
-            </w:r>
+              <w:t xml:space="preserve">         "dbpath": "/home/mount/testdata/coord/11820", </w:t>
+            </w:r>
+          </w:p>
+          <w:p>
+            <w:pPr>
+              <w:ind w:left="0"/>
+            </w:pPr>
+            <w:r>
+              <w:t xml:space="preserve">         "svcname": "11820", </w:t>
+            </w:r>
+          </w:p>
+          <w:p>
+            <w:pPr>
+              <w:ind w:left="0"/>
+            </w:pPr>
+            <w:r>
+              <w:t xml:space="preserve">         "diaglevel": "4", </w:t>
+            </w:r>
+          </w:p>
+          <w:p>
+            <w:pPr>
+              <w:ind w:left="0"/>
+            </w:pPr>
+            <w:r>
+              <w:t xml:space="preserve">         "role": "coord", </w:t>
+            </w:r>
+          </w:p>
+          <w:p>
+            <w:pPr>
+              <w:ind w:left="0"/>
+            </w:pPr>
+            <w:r>
+              <w:t xml:space="preserve">         "logfilesz": "64", </w:t>
+            </w:r>
+          </w:p>
+          <w:p>
+            <w:pPr>
+              <w:ind w:left="0"/>
+            </w:pPr>
+            <w:r>
+              <w:t xml:space="preserve">         "logfilenum": "10", </w:t>
+            </w:r>
+          </w:p>
+          <w:p>
+            <w:pPr>
+              <w:ind w:left="0"/>
+            </w:pPr>
+            <w:r>
+              <w:t xml:space="preserve">         "transactionon": "false", </w:t>
+            </w:r>
+          </w:p>
+          <w:p>
+            <w:pPr>
+              <w:ind w:left="0"/>
+            </w:pPr>
+            <w:r>
+              <w:t xml:space="preserve">         "preferedinstance": "2", </w:t>
+            </w:r>
+          </w:p>
+          <w:p>
+            <w:pPr>
+              <w:ind w:left="0"/>
+            </w:pPr>
+            <w:r>
+              <w:t xml:space="preserve">         "numpagecleaners": "10", </w:t>
+            </w:r>
+          </w:p>
+          <w:p>
+            <w:pPr>
+              <w:ind w:left="0"/>
+            </w:pPr>
             <w:r>
               <w:lastRenderedPageBreak/>
-              <w:t xml:space="preserve">"/home/mount/testdata/coord/11820", </w:t>
-            </w:r>
-          </w:p>
-          <w:p>
-            <w:pPr>
-              <w:ind w:left="0"/>
-            </w:pPr>
-            <w:r>
-              <w:t xml:space="preserve">         "svcname": "11820", </w:t>
-            </w:r>
-          </w:p>
-          <w:p>
-            <w:pPr>
-              <w:ind w:left="0"/>
-            </w:pPr>
-            <w:r>
-              <w:t xml:space="preserve">         "diaglevel": "4", </w:t>
-            </w:r>
-          </w:p>
-          <w:p>
-            <w:pPr>
-              <w:ind w:left="0"/>
-            </w:pPr>
-            <w:r>
-              <w:t xml:space="preserve">         "role": "coord", </w:t>
+              <w:t xml:space="preserve">         "pagecleaninterval": "1000", </w:t>
+            </w:r>
+          </w:p>
+          <w:p>
+            <w:pPr>
+              <w:ind w:left="0"/>
+            </w:pPr>
+            <w:r>
+              <w:t xml:space="preserve">         "hjbuf": "128", </w:t>
+            </w:r>
+          </w:p>
+          <w:p>
+            <w:pPr>
+              <w:ind w:left="0"/>
+            </w:pPr>
+            <w:r>
+              <w:t xml:space="preserve">         "logbuffsize": "1024", </w:t>
+            </w:r>
+          </w:p>
+          <w:p>
+            <w:pPr>
+              <w:ind w:left="0"/>
+            </w:pPr>
+            <w:r>
+              <w:t xml:space="preserve">         "maxprefpool": "200", </w:t>
+            </w:r>
+          </w:p>
+          <w:p>
+            <w:pPr>
+              <w:ind w:left="0"/>
+            </w:pPr>
+            <w:r>
+              <w:t xml:space="preserve">         "maxreplsync": "10", </w:t>
+            </w:r>
+          </w:p>
+          <w:p>
+            <w:pPr>
+              <w:ind w:left="0"/>
+            </w:pPr>
+            <w:r>
+              <w:t xml:space="preserve">         "numpreload": "0", </w:t>
+            </w:r>
+          </w:p>
+          <w:p>
+            <w:pPr>
+              <w:ind w:left="0"/>
+            </w:pPr>
+            <w:r>
+              <w:t xml:space="preserve">         "sortbuf": "512", </w:t>
+            </w:r>
+          </w:p>
+          <w:p>
+            <w:pPr>
+              <w:ind w:left="0"/>
+            </w:pPr>
+            <w:r>
+              <w:t xml:space="preserve">         "syncstrategy": "none" </w:t>
+            </w:r>
+          </w:p>
+          <w:p>
+            <w:pPr>
+              <w:ind w:left="0"/>
+            </w:pPr>
+            <w:r>
+              <w:t xml:space="preserve">      }, </w:t>
+            </w:r>
+          </w:p>
+          <w:p>
+            <w:pPr>
+              <w:ind w:left="0"/>
+            </w:pPr>
+            <w:r>
+              <w:t xml:space="preserve">      { </w:t>
+            </w:r>
+          </w:p>
+          <w:p>
+            <w:pPr>
+              <w:ind w:left="0"/>
+            </w:pPr>
+            <w:r>
+              <w:t xml:space="preserve">         "HostName": "rhelt10", </w:t>
+            </w:r>
+          </w:p>
+          <w:p>
+            <w:pPr>
+              <w:ind w:left="0"/>
+            </w:pPr>
+            <w:r>
+              <w:t xml:space="preserve">         "datagroupname": "", </w:t>
+            </w:r>
+          </w:p>
+          <w:p>
+            <w:pPr>
+              <w:ind w:left="0"/>
+            </w:pPr>
+            <w:r>
+              <w:t xml:space="preserve">         "dbpath": "/home/mount/testdata/catalog/11830", </w:t>
+            </w:r>
+          </w:p>
+          <w:p>
+            <w:pPr>
+              <w:ind w:left="0"/>
+            </w:pPr>
+            <w:r>
+              <w:t xml:space="preserve">         "svcname": "11830", </w:t>
+            </w:r>
+          </w:p>
+          <w:p>
+            <w:pPr>
+              <w:ind w:left="0"/>
+            </w:pPr>
+            <w:r>
+              <w:t xml:space="preserve">         "diaglevel": "3", </w:t>
+            </w:r>
+          </w:p>
+          <w:p>
+            <w:pPr>
+              <w:ind w:left="0"/>
+            </w:pPr>
+            <w:r>
+              <w:t xml:space="preserve">         "role": "catalog", </w:t>
             </w:r>
           </w:p>
           <w:p>
@@ -20041,95 +21228,87 @@
               <w:ind w:left="0"/>
             </w:pPr>
             <w:r>
-              <w:t xml:space="preserve">         "transactionon": "false", </w:t>
-            </w:r>
-          </w:p>
-          <w:p>
-            <w:pPr>
-              <w:ind w:left="0"/>
-            </w:pPr>
-            <w:r>
-              <w:t xml:space="preserve">         "preferedinstance": "2", </w:t>
-            </w:r>
-          </w:p>
-          <w:p>
-            <w:pPr>
-              <w:ind w:left="0"/>
-            </w:pPr>
-            <w:r>
-              <w:t xml:space="preserve">         "numpagecleaners": "10", </w:t>
-            </w:r>
-          </w:p>
-          <w:p>
-            <w:pPr>
-              <w:ind w:left="0"/>
-            </w:pPr>
-            <w:r>
-              <w:t xml:space="preserve">         "pagecleaninterval": "1000", </w:t>
-            </w:r>
-          </w:p>
-          <w:p>
-            <w:pPr>
-              <w:ind w:left="0"/>
-            </w:pPr>
-            <w:r>
-              <w:t xml:space="preserve">         "hjbuf": "128", </w:t>
-            </w:r>
-          </w:p>
-          <w:p>
-            <w:pPr>
-              <w:ind w:left="0"/>
-            </w:pPr>
-            <w:r>
-              <w:t xml:space="preserve">         "logbuffsize": "1024", </w:t>
-            </w:r>
-          </w:p>
-          <w:p>
-            <w:pPr>
-              <w:ind w:left="0"/>
-            </w:pPr>
-            <w:r>
-              <w:t xml:space="preserve">         "maxprefpool": "200", </w:t>
-            </w:r>
-          </w:p>
-          <w:p>
-            <w:pPr>
-              <w:ind w:left="0"/>
-            </w:pPr>
-            <w:r>
-              <w:t xml:space="preserve">         "maxreplsync": "10", </w:t>
-            </w:r>
-          </w:p>
-          <w:p>
-            <w:pPr>
-              <w:ind w:left="0"/>
-            </w:pPr>
-            <w:r>
-              <w:t xml:space="preserve">         "numpreload": "0", </w:t>
-            </w:r>
-          </w:p>
-          <w:p>
-            <w:pPr>
-              <w:ind w:left="0"/>
-            </w:pPr>
-            <w:r>
-              <w:t xml:space="preserve">         "sortbuf": "512", </w:t>
-            </w:r>
-          </w:p>
-          <w:p>
-            <w:pPr>
-              <w:ind w:left="0"/>
-            </w:pPr>
-            <w:r>
-              <w:t xml:space="preserve">         "syncstrategy": "none" </w:t>
-            </w:r>
-          </w:p>
-          <w:p>
-            <w:pPr>
-              <w:ind w:left="0"/>
-            </w:pPr>
-            <w:r>
-              <w:t xml:space="preserve">      }, </w:t>
+              <w:t xml:space="preserve">         "transactionon": "false",</w:t>
+            </w:r>
+          </w:p>
+          <w:p>
+            <w:pPr>
+              <w:ind w:left="0"/>
+            </w:pPr>
+            <w:r>
+              <w:t xml:space="preserve">         "preferedinstance": "2",</w:t>
+            </w:r>
+          </w:p>
+          <w:p>
+            <w:pPr>
+              <w:ind w:left="0"/>
+            </w:pPr>
+            <w:r>
+              <w:t xml:space="preserve">         "numpagecleaners": "1",</w:t>
+            </w:r>
+          </w:p>
+          <w:p>
+            <w:pPr>
+              <w:ind w:left="0"/>
+            </w:pPr>
+            <w:r>
+              <w:t xml:space="preserve">         "pagecleaninterval": "1000",</w:t>
+            </w:r>
+          </w:p>
+          <w:p>
+            <w:pPr>
+              <w:ind w:left="0"/>
+            </w:pPr>
+            <w:r>
+              <w:t xml:space="preserve">         "hjbuf": "128",</w:t>
+            </w:r>
+          </w:p>
+          <w:p>
+            <w:pPr>
+              <w:ind w:left="0"/>
+            </w:pPr>
+            <w:r>
+              <w:t xml:space="preserve">         "logbuffsize": "1024",</w:t>
+            </w:r>
+          </w:p>
+          <w:p>
+            <w:pPr>
+              <w:ind w:left="0"/>
+            </w:pPr>
+            <w:r>
+              <w:t xml:space="preserve">         "maxprefpool": "200",</w:t>
+            </w:r>
+          </w:p>
+          <w:p>
+            <w:pPr>
+              <w:ind w:left="0"/>
+            </w:pPr>
+            <w:r>
+              <w:t xml:space="preserve">         "maxreplsync": "10",</w:t>
+            </w:r>
+          </w:p>
+          <w:p>
+            <w:pPr>
+              <w:ind w:left="0"/>
+            </w:pPr>
+            <w:r>
+              <w:t xml:space="preserve">         "numpreload": "0",</w:t>
+            </w:r>
+          </w:p>
+          <w:p>
+            <w:pPr>
+              <w:ind w:left="0"/>
+            </w:pPr>
+            <w:r>
+              <w:t xml:space="preserve">         "sortbuf": "512",</w:t>
+            </w:r>
+          </w:p>
+          <w:p>
+            <w:pPr>
+              <w:ind w:left="0"/>
+            </w:pPr>
+            <w:r>
+              <w:t xml:space="preserve">         "syncstrategy": "none" }, </w:t>
             </w:r>
           </w:p>
           <w:p>
@@ -20145,159 +21324,71 @@
               <w:ind w:left="0"/>
             </w:pPr>
             <w:r>
-              <w:t xml:space="preserve">         "HostName": "rhelt10", </w:t>
-            </w:r>
-          </w:p>
-          <w:p>
-            <w:pPr>
-              <w:ind w:left="0"/>
-            </w:pPr>
-            <w:r>
-              <w:t xml:space="preserve">         "datagroupname": "", </w:t>
-            </w:r>
-          </w:p>
-          <w:p>
-            <w:pPr>
-              <w:ind w:left="0"/>
-            </w:pPr>
-            <w:r>
-              <w:t xml:space="preserve">         "dbpath": "/home/mount/testdata/catalog/11830", </w:t>
-            </w:r>
-          </w:p>
-          <w:p>
-            <w:pPr>
-              <w:ind w:left="0"/>
-            </w:pPr>
-            <w:r>
-              <w:t xml:space="preserve">         "svcname": "11830", </w:t>
-            </w:r>
-          </w:p>
-          <w:p>
-            <w:pPr>
-              <w:ind w:left="0"/>
-            </w:pPr>
-            <w:r>
-              <w:t xml:space="preserve">         "diaglevel": "3", </w:t>
-            </w:r>
-          </w:p>
-          <w:p>
-            <w:pPr>
-              <w:ind w:left="0"/>
-            </w:pPr>
-            <w:r>
-              <w:t xml:space="preserve">         "role": "catalog", </w:t>
-            </w:r>
-          </w:p>
-          <w:p>
-            <w:pPr>
-              <w:ind w:left="0"/>
-            </w:pPr>
-            <w:r>
-              <w:t xml:space="preserve">         "logfilesz": "64", </w:t>
-            </w:r>
-          </w:p>
-          <w:p>
-            <w:pPr>
-              <w:ind w:left="0"/>
-            </w:pPr>
-            <w:r>
-              <w:t xml:space="preserve">         "logfilenum": "10", </w:t>
-            </w:r>
-          </w:p>
-          <w:p>
-            <w:pPr>
-              <w:ind w:left="0"/>
-            </w:pPr>
-            <w:r>
-              <w:t xml:space="preserve">         "transactionon": "false",</w:t>
-            </w:r>
-          </w:p>
-          <w:p>
-            <w:pPr>
-              <w:ind w:left="0"/>
-            </w:pPr>
-            <w:r>
-              <w:t xml:space="preserve">         "preferedinstance": "2",</w:t>
-            </w:r>
-          </w:p>
-          <w:p>
-            <w:pPr>
-              <w:ind w:left="0"/>
-            </w:pPr>
-            <w:r>
-              <w:t xml:space="preserve">         "numpagecleaners": "1",</w:t>
-            </w:r>
-          </w:p>
-          <w:p>
-            <w:pPr>
-              <w:ind w:left="0"/>
-            </w:pPr>
-            <w:r>
-              <w:t xml:space="preserve">         "pagecleaninterval": "1000",</w:t>
-            </w:r>
-          </w:p>
-          <w:p>
-            <w:pPr>
-              <w:ind w:left="0"/>
-            </w:pPr>
-            <w:r>
-              <w:t xml:space="preserve">         "hjbuf": "128",</w:t>
-            </w:r>
-          </w:p>
-          <w:p>
-            <w:pPr>
-              <w:ind w:left="0"/>
-            </w:pPr>
-            <w:r>
-              <w:t xml:space="preserve">         "logbuffsize": "1024",</w:t>
-            </w:r>
-          </w:p>
-          <w:p>
-            <w:pPr>
-              <w:ind w:left="0"/>
-            </w:pPr>
-            <w:r>
-              <w:t xml:space="preserve">         "maxprefpool": "200",</w:t>
-            </w:r>
-          </w:p>
-          <w:p>
-            <w:pPr>
-              <w:ind w:left="0"/>
-            </w:pPr>
-            <w:r>
-              <w:t xml:space="preserve">         "maxreplsync": "10",</w:t>
-            </w:r>
-          </w:p>
-          <w:p>
-            <w:pPr>
-              <w:ind w:left="0"/>
-            </w:pPr>
-            <w:r>
-              <w:t xml:space="preserve">         "numpreload": "0",</w:t>
-            </w:r>
-          </w:p>
-          <w:p>
-            <w:pPr>
-              <w:ind w:left="0"/>
-            </w:pPr>
-            <w:r>
-              <w:t xml:space="preserve">         "sortbuf": "512",</w:t>
-            </w:r>
-          </w:p>
-          <w:p>
-            <w:pPr>
-              <w:ind w:left="0"/>
-            </w:pPr>
-            <w:r>
-              <w:t xml:space="preserve">         "syncstrategy": "none" }, </w:t>
-            </w:r>
-          </w:p>
-          <w:p>
-            <w:pPr>
-              <w:ind w:left="0"/>
-            </w:pPr>
-            <w:r>
-              <w:t xml:space="preserve">      { </w:t>
+              <w:t xml:space="preserve">         "HostName": "rhelt10",</w:t>
+            </w:r>
+          </w:p>
+          <w:p>
+            <w:pPr>
+              <w:ind w:left="0"/>
+            </w:pPr>
+            <w:r>
+              <w:t xml:space="preserve">         "datagroupname": "DATAGROUP1",</w:t>
+            </w:r>
+          </w:p>
+          <w:p>
+            <w:pPr>
+              <w:ind w:left="0"/>
+            </w:pPr>
+            <w:r>
+              <w:t xml:space="preserve">         "dbpath": "/home/mount/</w:t>
+            </w:r>
+          </w:p>
+          <w:p>
+            <w:pPr>
+              <w:ind w:left="0"/>
+            </w:pPr>
+            <w:r>
+              <w:t xml:space="preserve">         testdata/data/11840",</w:t>
+            </w:r>
+          </w:p>
+          <w:p>
+            <w:pPr>
+              <w:ind w:left="0"/>
+            </w:pPr>
+            <w:r>
+              <w:t xml:space="preserve">         "svcname": "11840",</w:t>
+            </w:r>
+          </w:p>
+          <w:p>
+            <w:pPr>
+              <w:ind w:left="0"/>
+            </w:pPr>
+            <w:r>
+              <w:t xml:space="preserve">         "diaglevel": "3",</w:t>
+            </w:r>
+          </w:p>
+          <w:p>
+            <w:pPr>
+              <w:ind w:left="0"/>
+            </w:pPr>
+            <w:r>
+              <w:t xml:space="preserve">         "role": "data",</w:t>
+            </w:r>
+          </w:p>
+          <w:p>
+            <w:pPr>
+              <w:ind w:left="0"/>
+            </w:pPr>
+            <w:r>
+              <w:t xml:space="preserve">         "logfilesz": "64",</w:t>
+            </w:r>
+          </w:p>
+          <w:p>
+            <w:pPr>
+              <w:ind w:left="0"/>
+            </w:pPr>
+            <w:r>
+              <w:t xml:space="preserve">         "logfilenum": "10",</w:t>
             </w:r>
           </w:p>
           <w:p>
@@ -20306,78 +21397,6 @@
             </w:pPr>
             <w:r>
               <w:lastRenderedPageBreak/>
-              <w:t xml:space="preserve">         "HostName": "rhelt10",</w:t>
-            </w:r>
-          </w:p>
-          <w:p>
-            <w:pPr>
-              <w:ind w:left="0"/>
-            </w:pPr>
-            <w:r>
-              <w:t xml:space="preserve">         "datagroupname": "DATAGROUP1",</w:t>
-            </w:r>
-          </w:p>
-          <w:p>
-            <w:pPr>
-              <w:ind w:left="0"/>
-            </w:pPr>
-            <w:r>
-              <w:t xml:space="preserve">         "dbpath": "/home/mount/</w:t>
-            </w:r>
-          </w:p>
-          <w:p>
-            <w:pPr>
-              <w:ind w:left="0"/>
-            </w:pPr>
-            <w:r>
-              <w:t xml:space="preserve">         testdata/data/11840",</w:t>
-            </w:r>
-          </w:p>
-          <w:p>
-            <w:pPr>
-              <w:ind w:left="0"/>
-            </w:pPr>
-            <w:r>
-              <w:t xml:space="preserve">         "svcname": "11840",</w:t>
-            </w:r>
-          </w:p>
-          <w:p>
-            <w:pPr>
-              <w:ind w:left="0"/>
-            </w:pPr>
-            <w:r>
-              <w:t xml:space="preserve">         "diaglevel": "3",</w:t>
-            </w:r>
-          </w:p>
-          <w:p>
-            <w:pPr>
-              <w:ind w:left="0"/>
-            </w:pPr>
-            <w:r>
-              <w:t xml:space="preserve">         "role": "data",</w:t>
-            </w:r>
-          </w:p>
-          <w:p>
-            <w:pPr>
-              <w:ind w:left="0"/>
-            </w:pPr>
-            <w:r>
-              <w:t xml:space="preserve">         "logfilesz": "64",</w:t>
-            </w:r>
-          </w:p>
-          <w:p>
-            <w:pPr>
-              <w:ind w:left="0"/>
-            </w:pPr>
-            <w:r>
-              <w:t xml:space="preserve">         "logfilenum": "10",</w:t>
-            </w:r>
-          </w:p>
-          <w:p>
-            <w:pPr>
-              <w:ind w:left="0"/>
-            </w:pPr>
-            <w:r>
               <w:t xml:space="preserve">         "transactionon": "false",</w:t>
             </w:r>
           </w:p>
@@ -20606,10 +21625,10 @@
             <w:pPr>
               <w:ind w:left="0"/>
               <w:rPr>
-                <w:ins w:id="455" w:author="xujianhui" w:date="2015-01-05T15:41:00Z"/>
-              </w:rPr>
-            </w:pPr>
-            <w:ins w:id="456" w:author="xujianhui" w:date="2015-01-05T15:40:00Z">
+                <w:ins w:id="561" w:author="xujianhui" w:date="2015-01-05T15:41:00Z"/>
+              </w:rPr>
+            </w:pPr>
+            <w:ins w:id="562" w:author="xujianhui" w:date="2015-01-05T15:40:00Z">
               <w:r>
                 <w:rPr>
                   <w:rFonts w:hint="eastAsia"/>
@@ -20617,7 +21636,7 @@
                 <w:t>通用响应</w:t>
               </w:r>
             </w:ins>
-            <w:ins w:id="457" w:author="xujianhui" w:date="2015-01-05T15:41:00Z">
+            <w:ins w:id="563" w:author="xujianhui" w:date="2015-01-05T15:41:00Z">
               <w:r>
                 <w:rPr>
                   <w:rFonts w:hint="eastAsia"/>
@@ -20630,7 +21649,7 @@
             <w:pPr>
               <w:ind w:left="0"/>
             </w:pPr>
-            <w:ins w:id="458" w:author="xujianhui" w:date="2015-01-05T15:41:00Z">
+            <w:ins w:id="564" w:author="xujianhui" w:date="2015-01-05T15:41:00Z">
               <w:r>
                 <w:rPr>
                   <w:rFonts w:hint="eastAsia"/>
@@ -20790,7 +21809,7 @@
             <w:pPr>
               <w:ind w:left="0"/>
               <w:rPr>
-                <w:ins w:id="459" w:author="xujianhui" w:date="2015-01-05T15:41:00Z"/>
+                <w:ins w:id="565" w:author="xujianhui" w:date="2015-01-05T15:41:00Z"/>
               </w:rPr>
             </w:pPr>
             <w:r>
@@ -20828,18 +21847,18 @@
             <w:pPr>
               <w:ind w:left="0"/>
               <w:rPr>
-                <w:ins w:id="460" w:author="xujianhui" w:date="2015-01-05T15:41:00Z"/>
-              </w:rPr>
-            </w:pPr>
-          </w:p>
-          <w:p>
-            <w:pPr>
-              <w:ind w:left="0"/>
-              <w:rPr>
-                <w:ins w:id="461" w:author="xujianhui" w:date="2015-01-05T15:41:00Z"/>
-              </w:rPr>
-            </w:pPr>
-            <w:ins w:id="462" w:author="xujianhui" w:date="2015-01-05T15:41:00Z">
+                <w:ins w:id="566" w:author="xujianhui" w:date="2015-01-05T15:41:00Z"/>
+              </w:rPr>
+            </w:pPr>
+          </w:p>
+          <w:p>
+            <w:pPr>
+              <w:ind w:left="0"/>
+              <w:rPr>
+                <w:ins w:id="567" w:author="xujianhui" w:date="2015-01-05T15:41:00Z"/>
+              </w:rPr>
+            </w:pPr>
+            <w:ins w:id="568" w:author="xujianhui" w:date="2015-01-05T15:41:00Z">
               <w:r>
                 <w:rPr>
                   <w:rFonts w:hint="eastAsia"/>
@@ -20857,9 +21876,9 @@
               </w:numPr>
               <w:ind w:firstLineChars="0"/>
               <w:rPr>
-                <w:ins w:id="463" w:author="xujianhui" w:date="2015-01-05T15:42:00Z"/>
-              </w:rPr>
-              <w:pPrChange w:id="464" w:author="xujianhui" w:date="2015-01-05T15:42:00Z">
+                <w:ins w:id="569" w:author="xujianhui" w:date="2015-01-05T15:42:00Z"/>
+              </w:rPr>
+              <w:pPrChange w:id="570" w:author="xujianhui" w:date="2015-01-05T15:42:00Z">
                 <w:pPr>
                   <w:pStyle w:val="ListParagraph"/>
                   <w:numPr>
@@ -20869,7 +21888,7 @@
                 </w:pPr>
               </w:pPrChange>
             </w:pPr>
-            <w:ins w:id="465" w:author="xujianhui" w:date="2015-01-05T15:42:00Z">
+            <w:ins w:id="571" w:author="xujianhui" w:date="2015-01-05T15:42:00Z">
               <w:r>
                 <w:rPr>
                   <w:rFonts w:hint="eastAsia"/>
@@ -20917,9 +21936,9 @@
               </w:numPr>
               <w:ind w:firstLineChars="0"/>
               <w:rPr>
-                <w:ins w:id="466" w:author="xujianhui" w:date="2015-01-05T15:42:00Z"/>
-              </w:rPr>
-              <w:pPrChange w:id="467" w:author="xujianhui" w:date="2015-01-05T15:42:00Z">
+                <w:ins w:id="572" w:author="xujianhui" w:date="2015-01-05T15:42:00Z"/>
+              </w:rPr>
+              <w:pPrChange w:id="573" w:author="xujianhui" w:date="2015-01-05T15:42:00Z">
                 <w:pPr>
                   <w:pStyle w:val="ListParagraph"/>
                   <w:numPr>
@@ -20929,7 +21948,7 @@
                 </w:pPr>
               </w:pPrChange>
             </w:pPr>
-            <w:ins w:id="468" w:author="xujianhui" w:date="2015-01-05T15:42:00Z">
+            <w:ins w:id="574" w:author="xujianhui" w:date="2015-01-05T15:42:00Z">
               <w:r>
                 <w:rPr>
                   <w:rFonts w:hint="eastAsia"/>
@@ -20956,15 +21975,15 @@
               </w:numPr>
               <w:ind w:firstLineChars="0"/>
               <w:rPr>
-                <w:ins w:id="469" w:author="xujianhui" w:date="2015-01-05T15:43:00Z"/>
-              </w:rPr>
-              <w:pPrChange w:id="470" w:author="xujianhui" w:date="2015-01-05T15:43:00Z">
+                <w:ins w:id="575" w:author="xujianhui" w:date="2015-01-05T15:43:00Z"/>
+              </w:rPr>
+              <w:pPrChange w:id="576" w:author="xujianhui" w:date="2015-01-05T15:43:00Z">
                 <w:pPr>
                   <w:ind w:left="0"/>
                 </w:pPr>
               </w:pPrChange>
             </w:pPr>
-            <w:ins w:id="471" w:author="xujianhui" w:date="2015-01-05T15:42:00Z">
+            <w:ins w:id="577" w:author="xujianhui" w:date="2015-01-05T15:42:00Z">
               <w:r>
                 <w:rPr>
                   <w:rFonts w:hint="eastAsia"/>
@@ -20978,7 +21997,7 @@
                 <w:t xml:space="preserve">omagent </w:t>
               </w:r>
             </w:ins>
-            <w:ins w:id="472" w:author="xujianhui" w:date="2015-01-05T15:43:00Z">
+            <w:ins w:id="578" w:author="xujianhui" w:date="2015-01-05T15:43:00Z">
               <w:r>
                 <w:rPr>
                   <w:rFonts w:hint="eastAsia"/>
@@ -20995,7 +22014,6 @@
                 <w:rPr>
                   <w:rFonts w:hint="eastAsia"/>
                 </w:rPr>
-                <w:lastRenderedPageBreak/>
                 <w:t>任务</w:t>
               </w:r>
             </w:ins>
@@ -21009,20 +22027,20 @@
               </w:numPr>
               <w:ind w:firstLineChars="0"/>
               <w:rPr>
-                <w:ins w:id="473" w:author="xujianhui" w:date="2015-01-05T15:46:00Z"/>
-              </w:rPr>
-              <w:pPrChange w:id="474" w:author="xujianhui" w:date="2015-01-05T15:43:00Z">
+                <w:ins w:id="579" w:author="xujianhui" w:date="2015-01-05T15:46:00Z"/>
+              </w:rPr>
+              <w:pPrChange w:id="580" w:author="xujianhui" w:date="2015-01-05T15:43:00Z">
                 <w:pPr>
                   <w:ind w:left="0"/>
                 </w:pPr>
               </w:pPrChange>
             </w:pPr>
-            <w:ins w:id="475" w:author="xujianhui" w:date="2015-01-05T15:42:00Z">
+            <w:ins w:id="581" w:author="xujianhui" w:date="2015-01-05T15:42:00Z">
               <w:r>
                 <w:t xml:space="preserve"> </w:t>
               </w:r>
             </w:ins>
-            <w:ins w:id="476" w:author="xujianhui" w:date="2015-01-05T15:46:00Z">
+            <w:ins w:id="582" w:author="xujianhui" w:date="2015-01-05T15:46:00Z">
               <w:r>
                 <w:rPr>
                   <w:rFonts w:hint="eastAsia"/>
@@ -21064,15 +22082,15 @@
               </w:numPr>
               <w:ind w:firstLineChars="0"/>
               <w:rPr>
-                <w:ins w:id="477" w:author="xujianhui" w:date="2015-01-05T15:47:00Z"/>
-              </w:rPr>
-              <w:pPrChange w:id="478" w:author="xujianhui" w:date="2015-01-05T15:43:00Z">
+                <w:ins w:id="583" w:author="xujianhui" w:date="2015-01-05T15:47:00Z"/>
+              </w:rPr>
+              <w:pPrChange w:id="584" w:author="xujianhui" w:date="2015-01-05T15:43:00Z">
                 <w:pPr>
                   <w:ind w:left="0"/>
                 </w:pPr>
               </w:pPrChange>
             </w:pPr>
-            <w:ins w:id="479" w:author="xujianhui" w:date="2015-01-05T15:49:00Z">
+            <w:ins w:id="585" w:author="xujianhui" w:date="2015-01-05T15:49:00Z">
               <w:r>
                 <w:rPr>
                   <w:rFonts w:hint="eastAsia"/>
@@ -21080,7 +22098,7 @@
                 <w:t>创建、</w:t>
               </w:r>
             </w:ins>
-            <w:ins w:id="480" w:author="xujianhui" w:date="2015-01-05T15:47:00Z">
+            <w:ins w:id="586" w:author="xujianhui" w:date="2015-01-05T15:47:00Z">
               <w:r>
                 <w:rPr>
                   <w:rFonts w:hint="eastAsia"/>
@@ -21104,15 +22122,15 @@
               </w:numPr>
               <w:ind w:firstLineChars="0"/>
               <w:rPr>
-                <w:ins w:id="481" w:author="xujianhui" w:date="2015-01-05T15:47:00Z"/>
-              </w:rPr>
-              <w:pPrChange w:id="482" w:author="xujianhui" w:date="2015-01-05T15:43:00Z">
+                <w:ins w:id="587" w:author="xujianhui" w:date="2015-01-05T15:47:00Z"/>
+              </w:rPr>
+              <w:pPrChange w:id="588" w:author="xujianhui" w:date="2015-01-05T15:43:00Z">
                 <w:pPr>
                   <w:ind w:left="0"/>
                 </w:pPr>
               </w:pPrChange>
             </w:pPr>
-            <w:ins w:id="483" w:author="xujianhui" w:date="2015-01-05T15:47:00Z">
+            <w:ins w:id="589" w:author="xujianhui" w:date="2015-01-05T15:47:00Z">
               <w:r>
                 <w:t>C</w:t>
               </w:r>
@@ -21133,15 +22151,15 @@
               </w:numPr>
               <w:ind w:firstLineChars="0"/>
               <w:rPr>
-                <w:ins w:id="484" w:author="xujianhui" w:date="2015-01-05T15:48:00Z"/>
-              </w:rPr>
-              <w:pPrChange w:id="485" w:author="xujianhui" w:date="2015-01-05T15:43:00Z">
+                <w:ins w:id="590" w:author="xujianhui" w:date="2015-01-05T15:48:00Z"/>
+              </w:rPr>
+              <w:pPrChange w:id="591" w:author="xujianhui" w:date="2015-01-05T15:43:00Z">
                 <w:pPr>
                   <w:ind w:left="0"/>
                 </w:pPr>
               </w:pPrChange>
             </w:pPr>
-            <w:ins w:id="486" w:author="xujianhui" w:date="2015-01-05T15:48:00Z">
+            <w:ins w:id="592" w:author="xujianhui" w:date="2015-01-05T15:48:00Z">
               <w:r>
                 <w:rPr>
                   <w:rFonts w:hint="eastAsia"/>
@@ -21177,15 +22195,15 @@
               </w:numPr>
               <w:ind w:firstLineChars="0"/>
               <w:rPr>
-                <w:ins w:id="487" w:author="xujianhui" w:date="2015-01-05T15:50:00Z"/>
-              </w:rPr>
-              <w:pPrChange w:id="488" w:author="xujianhui" w:date="2015-01-05T15:43:00Z">
+                <w:ins w:id="593" w:author="xujianhui" w:date="2015-01-05T15:50:00Z"/>
+              </w:rPr>
+              <w:pPrChange w:id="594" w:author="xujianhui" w:date="2015-01-05T15:43:00Z">
                 <w:pPr>
                   <w:ind w:left="0"/>
                 </w:pPr>
               </w:pPrChange>
             </w:pPr>
-            <w:ins w:id="489" w:author="xujianhui" w:date="2015-01-05T15:48:00Z">
+            <w:ins w:id="595" w:author="xujianhui" w:date="2015-01-05T15:48:00Z">
               <w:r>
                 <w:rPr>
                   <w:rFonts w:hint="eastAsia"/>
@@ -21193,7 +22211,7 @@
                 <w:t>删除</w:t>
               </w:r>
             </w:ins>
-            <w:ins w:id="490" w:author="xujianhui" w:date="2015-01-05T15:49:00Z">
+            <w:ins w:id="596" w:author="xujianhui" w:date="2015-01-05T15:49:00Z">
               <w:r>
                 <w:rPr>
                   <w:rFonts w:hint="eastAsia"/>
@@ -21211,15 +22229,15 @@
               </w:numPr>
               <w:ind w:firstLineChars="0"/>
               <w:rPr>
-                <w:ins w:id="491" w:author="xujianhui" w:date="2015-01-05T15:56:00Z"/>
-              </w:rPr>
-              <w:pPrChange w:id="492" w:author="xujianhui" w:date="2015-01-05T15:56:00Z">
+                <w:ins w:id="597" w:author="xujianhui" w:date="2015-01-05T15:56:00Z"/>
+              </w:rPr>
+              <w:pPrChange w:id="598" w:author="xujianhui" w:date="2015-01-05T15:56:00Z">
                 <w:pPr>
                   <w:ind w:left="0"/>
                 </w:pPr>
               </w:pPrChange>
             </w:pPr>
-            <w:ins w:id="493" w:author="xujianhui" w:date="2015-01-05T15:56:00Z">
+            <w:ins w:id="599" w:author="xujianhui" w:date="2015-01-05T15:56:00Z">
               <w:r>
                 <w:rPr>
                   <w:rFonts w:hint="eastAsia"/>
@@ -21273,19 +22291,20 @@
               </w:numPr>
               <w:ind w:firstLineChars="0"/>
               <w:rPr>
-                <w:ins w:id="494" w:author="xujianhui" w:date="2015-01-05T15:56:00Z"/>
-              </w:rPr>
-              <w:pPrChange w:id="495" w:author="xujianhui" w:date="2015-01-05T15:56:00Z">
+                <w:ins w:id="600" w:author="xujianhui" w:date="2015-01-05T15:56:00Z"/>
+              </w:rPr>
+              <w:pPrChange w:id="601" w:author="xujianhui" w:date="2015-01-05T15:56:00Z">
                 <w:pPr>
                   <w:ind w:left="0"/>
                 </w:pPr>
               </w:pPrChange>
             </w:pPr>
-            <w:ins w:id="496" w:author="xujianhui" w:date="2015-01-05T15:56:00Z">
-              <w:r>
-                <w:rPr>
-                  <w:rFonts w:hint="eastAsia"/>
-                </w:rPr>
+            <w:ins w:id="602" w:author="xujianhui" w:date="2015-01-05T15:56:00Z">
+              <w:r>
+                <w:rPr>
+                  <w:rFonts w:hint="eastAsia"/>
+                </w:rPr>
+                <w:lastRenderedPageBreak/>
                 <w:t>omsvc</w:t>
               </w:r>
               <w:r>
@@ -21323,9 +22342,9 @@
           <w:p>
             <w:pPr>
               <w:rPr>
-                <w:ins w:id="497" w:author="xujianhui" w:date="2015-01-05T15:50:00Z"/>
-              </w:rPr>
-              <w:pPrChange w:id="498" w:author="xujianhui" w:date="2015-01-05T15:50:00Z">
+                <w:ins w:id="603" w:author="xujianhui" w:date="2015-01-05T15:50:00Z"/>
+              </w:rPr>
+              <w:pPrChange w:id="604" w:author="xujianhui" w:date="2015-01-05T15:50:00Z">
                 <w:pPr>
                   <w:ind w:left="0"/>
                 </w:pPr>
@@ -21336,10 +22355,10 @@
             <w:pPr>
               <w:ind w:left="0"/>
               <w:rPr>
-                <w:ins w:id="499" w:author="xujianhui" w:date="2015-01-05T15:50:00Z"/>
-              </w:rPr>
-            </w:pPr>
-            <w:ins w:id="500" w:author="xujianhui" w:date="2015-01-05T15:50:00Z">
+                <w:ins w:id="605" w:author="xujianhui" w:date="2015-01-05T15:50:00Z"/>
+              </w:rPr>
+            </w:pPr>
+            <w:ins w:id="606" w:author="xujianhui" w:date="2015-01-05T15:50:00Z">
               <w:r>
                 <w:rPr>
                   <w:rFonts w:hint="eastAsia"/>
@@ -21357,15 +22376,15 @@
               </w:numPr>
               <w:ind w:firstLineChars="0"/>
               <w:rPr>
-                <w:ins w:id="501" w:author="xujianhui" w:date="2015-01-05T15:50:00Z"/>
-              </w:rPr>
-              <w:pPrChange w:id="502" w:author="xujianhui" w:date="2015-01-05T15:50:00Z">
+                <w:ins w:id="607" w:author="xujianhui" w:date="2015-01-05T15:50:00Z"/>
+              </w:rPr>
+              <w:pPrChange w:id="608" w:author="xujianhui" w:date="2015-01-05T15:50:00Z">
                 <w:pPr>
                   <w:ind w:left="0"/>
                 </w:pPr>
               </w:pPrChange>
             </w:pPr>
-            <w:ins w:id="503" w:author="xujianhui" w:date="2015-01-05T15:50:00Z">
+            <w:ins w:id="609" w:author="xujianhui" w:date="2015-01-05T15:50:00Z">
               <w:r>
                 <w:rPr>
                   <w:rFonts w:hint="eastAsia"/>
@@ -21425,15 +22444,15 @@
               </w:numPr>
               <w:ind w:firstLineChars="0"/>
               <w:rPr>
-                <w:ins w:id="504" w:author="xujianhui" w:date="2015-01-05T15:53:00Z"/>
-              </w:rPr>
-              <w:pPrChange w:id="505" w:author="xujianhui" w:date="2015-01-05T15:50:00Z">
+                <w:ins w:id="610" w:author="xujianhui" w:date="2015-01-05T15:53:00Z"/>
+              </w:rPr>
+              <w:pPrChange w:id="611" w:author="xujianhui" w:date="2015-01-05T15:50:00Z">
                 <w:pPr>
                   <w:ind w:left="0"/>
                 </w:pPr>
               </w:pPrChange>
             </w:pPr>
-            <w:ins w:id="506" w:author="xujianhui" w:date="2015-01-05T15:51:00Z">
+            <w:ins w:id="612" w:author="xujianhui" w:date="2015-01-05T15:51:00Z">
               <w:r>
                 <w:rPr>
                   <w:rFonts w:hint="eastAsia"/>
@@ -21441,7 +22460,7 @@
                 <w:t>active group</w:t>
               </w:r>
             </w:ins>
-            <w:ins w:id="507" w:author="xujianhui" w:date="2015-01-05T15:52:00Z">
+            <w:ins w:id="613" w:author="xujianhui" w:date="2015-01-05T15:52:00Z">
               <w:r>
                 <w:rPr>
                   <w:rFonts w:hint="eastAsia"/>
@@ -21461,7 +22480,7 @@
                 <w:t>，或</w:t>
               </w:r>
             </w:ins>
-            <w:ins w:id="508" w:author="xujianhui" w:date="2015-01-05T15:53:00Z">
+            <w:ins w:id="614" w:author="xujianhui" w:date="2015-01-05T15:53:00Z">
               <w:r>
                 <w:rPr>
                   <w:rFonts w:hint="eastAsia"/>
@@ -21502,13 +22521,13 @@
                 <w:numId w:val="27"/>
               </w:numPr>
               <w:ind w:firstLineChars="0"/>
-              <w:pPrChange w:id="509" w:author="xujianhui" w:date="2015-01-05T15:50:00Z">
+              <w:pPrChange w:id="615" w:author="xujianhui" w:date="2015-01-05T15:50:00Z">
                 <w:pPr>
                   <w:ind w:left="0"/>
                 </w:pPr>
               </w:pPrChange>
             </w:pPr>
-            <w:ins w:id="510" w:author="xujianhui" w:date="2015-01-05T15:54:00Z">
+            <w:ins w:id="616" w:author="xujianhui" w:date="2015-01-05T15:54:00Z">
               <w:r>
                 <w:rPr>
                   <w:rFonts w:hint="eastAsia"/>
@@ -21522,7 +22541,7 @@
                 <w:t>virtual coord</w:t>
               </w:r>
             </w:ins>
-            <w:ins w:id="511" w:author="xujianhui" w:date="2015-01-05T15:55:00Z">
+            <w:ins w:id="617" w:author="xujianhui" w:date="2015-01-05T15:55:00Z">
               <w:r>
                 <w:rPr>
                   <w:rFonts w:hint="eastAsia"/>
@@ -21590,7 +22609,7 @@
       <w:pPr>
         <w:ind w:left="0"/>
         <w:rPr>
-          <w:del w:id="512" w:author="xujianhui" w:date="2015-01-05T15:55:00Z"/>
+          <w:del w:id="618" w:author="xujianhui" w:date="2015-01-05T15:55:00Z"/>
         </w:rPr>
       </w:pPr>
     </w:p>
@@ -21602,15 +22621,15 @@
           <w:numId w:val="16"/>
         </w:numPr>
         <w:rPr>
-          <w:ins w:id="513" w:author="xujianhui" w:date="2015-01-05T16:02:00Z"/>
+          <w:ins w:id="619" w:author="xujianhui" w:date="2015-01-05T16:02:00Z"/>
         </w:rPr>
       </w:pPr>
-      <w:ins w:id="514" w:author="xujianhui" w:date="2015-01-05T16:01:00Z">
+      <w:ins w:id="620" w:author="xujianhui" w:date="2015-01-05T16:01:00Z">
         <w:r>
           <w:t>list task</w:t>
         </w:r>
       </w:ins>
-      <w:ins w:id="515" w:author="xujianhui" w:date="2015-01-05T16:10:00Z">
+      <w:ins w:id="621" w:author="xujianhui" w:date="2015-01-05T16:10:00Z">
         <w:r>
           <w:rPr>
             <w:rFonts w:hint="eastAsia"/>
@@ -21622,9 +22641,9 @@
     <w:p>
       <w:pPr>
         <w:rPr>
-          <w:ins w:id="516" w:author="xujianhui" w:date="2015-01-05T16:02:00Z"/>
+          <w:ins w:id="622" w:author="xujianhui" w:date="2015-01-05T16:02:00Z"/>
         </w:rPr>
-        <w:pPrChange w:id="517" w:author="xujianhui" w:date="2015-01-05T16:02:00Z">
+        <w:pPrChange w:id="623" w:author="xujianhui" w:date="2015-01-05T16:02:00Z">
           <w:pPr>
             <w:pStyle w:val="Heading4"/>
             <w:numPr>
@@ -21634,7 +22653,7 @@
           </w:pPr>
         </w:pPrChange>
       </w:pPr>
-      <w:ins w:id="518" w:author="xujianhui" w:date="2015-01-05T16:02:00Z">
+      <w:ins w:id="624" w:author="xujianhui" w:date="2015-01-05T16:02:00Z">
         <w:r>
           <w:rPr>
             <w:rFonts w:hint="eastAsia"/>
@@ -21647,9 +22666,9 @@
       <w:pPr>
         <w:ind w:firstLine="360"/>
         <w:rPr>
-          <w:ins w:id="519" w:author="xujianhui" w:date="2015-01-05T16:02:00Z"/>
+          <w:ins w:id="625" w:author="xujianhui" w:date="2015-01-05T16:02:00Z"/>
         </w:rPr>
-        <w:pPrChange w:id="520" w:author="xujianhui" w:date="2015-01-05T16:02:00Z">
+        <w:pPrChange w:id="626" w:author="xujianhui" w:date="2015-01-05T16:02:00Z">
           <w:pPr>
             <w:pStyle w:val="Heading4"/>
             <w:numPr>
@@ -21659,7 +22678,7 @@
           </w:pPr>
         </w:pPrChange>
       </w:pPr>
-      <w:ins w:id="521" w:author="xujianhui" w:date="2015-01-05T16:02:00Z">
+      <w:ins w:id="627" w:author="xujianhui" w:date="2015-01-05T16:02:00Z">
         <w:r>
           <w:rPr>
             <w:rFonts w:hint="eastAsia"/>
@@ -21672,9 +22691,9 @@
       <w:pPr>
         <w:ind w:firstLine="360"/>
         <w:rPr>
-          <w:ins w:id="522" w:author="xujianhui" w:date="2015-01-05T16:02:00Z"/>
+          <w:ins w:id="628" w:author="xujianhui" w:date="2015-01-05T16:02:00Z"/>
         </w:rPr>
-        <w:pPrChange w:id="523" w:author="xujianhui" w:date="2015-01-05T16:02:00Z">
+        <w:pPrChange w:id="629" w:author="xujianhui" w:date="2015-01-05T16:02:00Z">
           <w:pPr>
             <w:pStyle w:val="Heading4"/>
             <w:numPr>
@@ -21684,7 +22703,7 @@
           </w:pPr>
         </w:pPrChange>
       </w:pPr>
-      <w:ins w:id="524" w:author="xujianhui" w:date="2015-01-05T16:02:00Z">
+      <w:ins w:id="630" w:author="xujianhui" w:date="2015-01-05T16:02:00Z">
         <w:r>
           <w:rPr>
             <w:rFonts w:hint="eastAsia"/>
@@ -21697,9 +22716,9 @@
       <w:pPr>
         <w:ind w:firstLine="360"/>
         <w:rPr>
-          <w:ins w:id="525" w:author="xujianhui" w:date="2015-01-05T16:02:00Z"/>
+          <w:ins w:id="631" w:author="xujianhui" w:date="2015-01-05T16:02:00Z"/>
         </w:rPr>
-        <w:pPrChange w:id="526" w:author="xujianhui" w:date="2015-01-05T16:02:00Z">
+        <w:pPrChange w:id="632" w:author="xujianhui" w:date="2015-01-05T16:02:00Z">
           <w:pPr>
             <w:pStyle w:val="Heading4"/>
             <w:numPr>
@@ -21709,7 +22728,7 @@
           </w:pPr>
         </w:pPrChange>
       </w:pPr>
-      <w:ins w:id="527" w:author="xujianhui" w:date="2015-01-05T16:02:00Z">
+      <w:ins w:id="633" w:author="xujianhui" w:date="2015-01-05T16:02:00Z">
         <w:r>
           <w:rPr>
             <w:rFonts w:hint="eastAsia"/>
@@ -21722,9 +22741,9 @@
       <w:pPr>
         <w:ind w:firstLine="360"/>
         <w:rPr>
-          <w:ins w:id="528" w:author="xujianhui" w:date="2015-01-05T16:02:00Z"/>
+          <w:ins w:id="634" w:author="xujianhui" w:date="2015-01-05T16:02:00Z"/>
         </w:rPr>
-        <w:pPrChange w:id="529" w:author="xujianhui" w:date="2015-01-05T16:02:00Z">
+        <w:pPrChange w:id="635" w:author="xujianhui" w:date="2015-01-05T16:02:00Z">
           <w:pPr>
             <w:pStyle w:val="Heading4"/>
             <w:numPr>
@@ -21734,7 +22753,7 @@
           </w:pPr>
         </w:pPrChange>
       </w:pPr>
-      <w:ins w:id="530" w:author="xujianhui" w:date="2015-01-05T16:02:00Z">
+      <w:ins w:id="636" w:author="xujianhui" w:date="2015-01-05T16:02:00Z">
         <w:r>
           <w:rPr>
             <w:rFonts w:hint="eastAsia"/>
@@ -21746,9 +22765,9 @@
     <w:p>
       <w:pPr>
         <w:rPr>
-          <w:ins w:id="531" w:author="xujianhui" w:date="2015-01-05T16:02:00Z"/>
+          <w:ins w:id="637" w:author="xujianhui" w:date="2015-01-05T16:02:00Z"/>
         </w:rPr>
-        <w:pPrChange w:id="532" w:author="xujianhui" w:date="2015-01-05T16:02:00Z">
+        <w:pPrChange w:id="638" w:author="xujianhui" w:date="2015-01-05T16:02:00Z">
           <w:pPr>
             <w:pStyle w:val="Heading4"/>
             <w:numPr>
@@ -21758,7 +22777,7 @@
           </w:pPr>
         </w:pPrChange>
       </w:pPr>
-      <w:ins w:id="533" w:author="xujianhui" w:date="2015-01-05T16:02:00Z">
+      <w:ins w:id="639" w:author="xujianhui" w:date="2015-01-05T16:02:00Z">
         <w:r>
           <w:rPr>
             <w:rFonts w:hint="eastAsia"/>
@@ -21770,9 +22789,9 @@
     <w:p>
       <w:pPr>
         <w:rPr>
-          <w:ins w:id="534" w:author="xujianhui" w:date="2015-01-05T16:01:00Z"/>
+          <w:ins w:id="640" w:author="xujianhui" w:date="2015-01-05T16:01:00Z"/>
         </w:rPr>
-        <w:pPrChange w:id="535" w:author="xujianhui" w:date="2015-01-05T16:02:00Z">
+        <w:pPrChange w:id="641" w:author="xujianhui" w:date="2015-01-05T16:02:00Z">
           <w:pPr>
             <w:pStyle w:val="Heading4"/>
             <w:numPr>
@@ -21782,7 +22801,7 @@
           </w:pPr>
         </w:pPrChange>
       </w:pPr>
-      <w:ins w:id="536" w:author="xujianhui" w:date="2015-01-05T16:02:00Z">
+      <w:ins w:id="642" w:author="xujianhui" w:date="2015-01-05T16:02:00Z">
         <w:r>
           <w:rPr>
             <w:rFonts w:hint="eastAsia"/>
@@ -21805,7 +22824,7 @@
         </w:rPr>
         <w:t>查询</w:t>
       </w:r>
-      <w:ins w:id="537" w:author="xujianhui" w:date="2015-01-05T15:59:00Z">
+      <w:ins w:id="643" w:author="xujianhui" w:date="2015-01-05T15:59:00Z">
         <w:r>
           <w:rPr>
             <w:rFonts w:hint="eastAsia"/>
@@ -21813,7 +22832,7 @@
           <w:t>任务</w:t>
         </w:r>
       </w:ins>
-      <w:del w:id="538" w:author="xujianhui" w:date="2015-01-05T15:58:00Z">
+      <w:del w:id="644" w:author="xujianhui" w:date="2015-01-05T15:58:00Z">
         <w:r>
           <w:rPr>
             <w:rFonts w:hint="eastAsia"/>
@@ -21972,7 +22991,7 @@
               </w:rPr>
               <w:t xml:space="preserve">query </w:t>
             </w:r>
-            <w:ins w:id="539" w:author="xujianhui" w:date="2015-01-05T15:59:00Z">
+            <w:ins w:id="645" w:author="xujianhui" w:date="2015-01-05T15:59:00Z">
               <w:r>
                 <w:rPr>
                   <w:rFonts w:hint="eastAsia"/>
@@ -21980,7 +22999,7 @@
                 <w:t>task</w:t>
               </w:r>
             </w:ins>
-            <w:del w:id="540" w:author="xujianhui" w:date="2015-01-05T15:59:00Z">
+            <w:del w:id="646" w:author="xujianhui" w:date="2015-01-05T15:59:00Z">
               <w:r>
                 <w:rPr>
                   <w:rFonts w:hint="eastAsia"/>
@@ -21993,10 +23012,10 @@
             <w:pPr>
               <w:ind w:left="0"/>
               <w:rPr>
-                <w:ins w:id="541" w:author="xujianhui" w:date="2015-01-05T16:03:00Z"/>
-              </w:rPr>
-            </w:pPr>
-            <w:del w:id="542" w:author="xujianhui" w:date="2015-01-05T16:03:00Z">
+                <w:ins w:id="647" w:author="xujianhui" w:date="2015-01-05T16:03:00Z"/>
+              </w:rPr>
+            </w:pPr>
+            <w:del w:id="648" w:author="xujianhui" w:date="2015-01-05T16:03:00Z">
               <w:r>
                 <w:delText>TaskID</w:delText>
               </w:r>
@@ -22024,10 +23043,10 @@
             <w:pPr>
               <w:ind w:left="0"/>
               <w:rPr>
-                <w:ins w:id="543" w:author="xujianhui" w:date="2015-01-05T16:03:00Z"/>
-              </w:rPr>
-            </w:pPr>
-            <w:ins w:id="544" w:author="xujianhui" w:date="2015-01-05T16:03:00Z">
+                <w:ins w:id="649" w:author="xujianhui" w:date="2015-01-05T16:03:00Z"/>
+              </w:rPr>
+            </w:pPr>
+            <w:ins w:id="650" w:author="xujianhui" w:date="2015-01-05T16:03:00Z">
               <w:r>
                 <w:rPr>
                   <w:rFonts w:hint="eastAsia"/>
@@ -22040,15 +23059,14 @@
             <w:pPr>
               <w:ind w:left="0"/>
               <w:rPr>
-                <w:ins w:id="545" w:author="xujianhui" w:date="2015-01-05T16:03:00Z"/>
-              </w:rPr>
-            </w:pPr>
-            <w:ins w:id="546" w:author="xujianhui" w:date="2015-01-05T16:03:00Z">
-              <w:r>
-                <w:rPr>
-                  <w:rFonts w:hint="eastAsia"/>
-                </w:rPr>
-                <w:lastRenderedPageBreak/>
+                <w:ins w:id="651" w:author="xujianhui" w:date="2015-01-05T16:03:00Z"/>
+              </w:rPr>
+            </w:pPr>
+            <w:ins w:id="652" w:author="xujianhui" w:date="2015-01-05T16:03:00Z">
+              <w:r>
+                <w:rPr>
+                  <w:rFonts w:hint="eastAsia"/>
+                </w:rPr>
                 <w:t>selector: object</w:t>
               </w:r>
             </w:ins>
@@ -22057,10 +23075,10 @@
             <w:pPr>
               <w:ind w:left="0"/>
               <w:rPr>
-                <w:ins w:id="547" w:author="xujianhui" w:date="2015-01-05T16:03:00Z"/>
-              </w:rPr>
-            </w:pPr>
-            <w:ins w:id="548" w:author="xujianhui" w:date="2015-01-05T16:03:00Z">
+                <w:ins w:id="653" w:author="xujianhui" w:date="2015-01-05T16:03:00Z"/>
+              </w:rPr>
+            </w:pPr>
+            <w:ins w:id="654" w:author="xujianhui" w:date="2015-01-05T16:03:00Z">
               <w:r>
                 <w:rPr>
                   <w:rFonts w:hint="eastAsia"/>
@@ -22073,7 +23091,7 @@
             <w:pPr>
               <w:ind w:left="0"/>
             </w:pPr>
-            <w:ins w:id="549" w:author="xujianhui" w:date="2015-01-05T16:03:00Z">
+            <w:ins w:id="655" w:author="xujianhui" w:date="2015-01-05T16:03:00Z">
               <w:r>
                 <w:rPr>
                   <w:rFonts w:hint="eastAsia"/>
@@ -22092,7 +23110,6 @@
               <w:ind w:left="0"/>
             </w:pPr>
             <w:r>
-              <w:lastRenderedPageBreak/>
               <w:t>cmd=</w:t>
             </w:r>
             <w:r>
@@ -22101,7 +23118,7 @@
               </w:rPr>
               <w:t xml:space="preserve">query </w:t>
             </w:r>
-            <w:ins w:id="550" w:author="xujianhui" w:date="2015-01-05T15:59:00Z">
+            <w:ins w:id="656" w:author="xujianhui" w:date="2015-01-05T15:59:00Z">
               <w:r>
                 <w:rPr>
                   <w:rFonts w:hint="eastAsia"/>
@@ -22109,7 +23126,7 @@
                 <w:t>task</w:t>
               </w:r>
             </w:ins>
-            <w:del w:id="551" w:author="xujianhui" w:date="2015-01-05T15:59:00Z">
+            <w:del w:id="657" w:author="xujianhui" w:date="2015-01-05T15:59:00Z">
               <w:r>
                 <w:rPr>
                   <w:rFonts w:hint="eastAsia"/>
@@ -22128,7 +23145,7 @@
               </w:rPr>
               <w:t>&amp;</w:t>
             </w:r>
-            <w:del w:id="552" w:author="xujianhui" w:date="2015-01-05T16:03:00Z">
+            <w:del w:id="658" w:author="xujianhui" w:date="2015-01-05T16:03:00Z">
               <w:r>
                 <w:rPr>
                   <w:rFonts w:hint="eastAsia"/>
@@ -22136,7 +23153,7 @@
                 <w:delText>TaskID=1</w:delText>
               </w:r>
             </w:del>
-            <w:ins w:id="553" w:author="xujianhui" w:date="2015-01-05T16:03:00Z">
+            <w:ins w:id="659" w:author="xujianhui" w:date="2015-01-05T16:03:00Z">
               <w:r>
                 <w:rPr>
                   <w:rFonts w:hint="eastAsia"/>
@@ -22160,7 +23177,6 @@
               <w:rPr>
                 <w:rFonts w:hint="eastAsia"/>
               </w:rPr>
-              <w:lastRenderedPageBreak/>
               <w:t>说明</w:t>
             </w:r>
           </w:p>
@@ -22246,6 +23262,7 @@
               <w:rPr>
                 <w:rFonts w:hint="eastAsia"/>
               </w:rPr>
+              <w:lastRenderedPageBreak/>
               <w:t>响应内容</w:t>
             </w:r>
           </w:p>
@@ -22258,10 +23275,10 @@
             <w:pPr>
               <w:ind w:left="0"/>
               <w:rPr>
-                <w:del w:id="554" w:author="xujianhui" w:date="2015-01-05T16:03:00Z"/>
-              </w:rPr>
-            </w:pPr>
-            <w:del w:id="555" w:author="xujianhui" w:date="2015-01-05T16:03:00Z">
+                <w:del w:id="660" w:author="xujianhui" w:date="2015-01-05T16:03:00Z"/>
+              </w:rPr>
+            </w:pPr>
+            <w:del w:id="661" w:author="xujianhui" w:date="2015-01-05T16:03:00Z">
               <w:r>
                 <w:rPr>
                   <w:rFonts w:hint="eastAsia"/>
@@ -22274,10 +23291,10 @@
             <w:pPr>
               <w:ind w:left="0"/>
               <w:rPr>
-                <w:del w:id="556" w:author="xujianhui" w:date="2015-01-05T16:03:00Z"/>
-              </w:rPr>
-            </w:pPr>
-            <w:del w:id="557" w:author="xujianhui" w:date="2015-01-05T16:03:00Z">
+                <w:del w:id="662" w:author="xujianhui" w:date="2015-01-05T16:03:00Z"/>
+              </w:rPr>
+            </w:pPr>
+            <w:del w:id="663" w:author="xujianhui" w:date="2015-01-05T16:03:00Z">
               <w:r>
                 <w:delText>errno</w:delText>
               </w:r>
@@ -22299,10 +23316,10 @@
             <w:pPr>
               <w:ind w:left="0"/>
               <w:rPr>
-                <w:del w:id="558" w:author="xujianhui" w:date="2015-01-05T16:03:00Z"/>
-              </w:rPr>
-            </w:pPr>
-            <w:del w:id="559" w:author="xujianhui" w:date="2015-01-05T16:03:00Z">
+                <w:del w:id="664" w:author="xujianhui" w:date="2015-01-05T16:03:00Z"/>
+              </w:rPr>
+            </w:pPr>
+            <w:del w:id="665" w:author="xujianhui" w:date="2015-01-05T16:03:00Z">
               <w:r>
                 <w:rPr>
                   <w:rFonts w:hint="eastAsia"/>
@@ -22321,10 +23338,10 @@
             <w:pPr>
               <w:ind w:left="0"/>
               <w:rPr>
-                <w:del w:id="560" w:author="xujianhui" w:date="2015-01-05T16:03:00Z"/>
-              </w:rPr>
-            </w:pPr>
-            <w:del w:id="561" w:author="xujianhui" w:date="2015-01-05T16:03:00Z">
+                <w:del w:id="666" w:author="xujianhui" w:date="2015-01-05T16:03:00Z"/>
+              </w:rPr>
+            </w:pPr>
+            <w:del w:id="667" w:author="xujianhui" w:date="2015-01-05T16:03:00Z">
               <w:r>
                 <w:rPr>
                   <w:rFonts w:hint="eastAsia"/>
@@ -22337,10 +23354,10 @@
             <w:pPr>
               <w:ind w:left="0"/>
               <w:rPr>
-                <w:ins w:id="562" w:author="xujianhui" w:date="2015-01-05T16:03:00Z"/>
-              </w:rPr>
-            </w:pPr>
-            <w:ins w:id="563" w:author="xujianhui" w:date="2015-01-05T16:03:00Z">
+                <w:ins w:id="668" w:author="xujianhui" w:date="2015-01-05T16:03:00Z"/>
+              </w:rPr>
+            </w:pPr>
+            <w:ins w:id="669" w:author="xujianhui" w:date="2015-01-05T16:03:00Z">
               <w:r>
                 <w:rPr>
                   <w:rFonts w:hint="eastAsia"/>
@@ -22353,10 +23370,10 @@
             <w:pPr>
               <w:ind w:left="0"/>
               <w:rPr>
-                <w:ins w:id="564" w:author="xujianhui" w:date="2015-01-05T16:03:00Z"/>
-              </w:rPr>
-            </w:pPr>
-            <w:ins w:id="565" w:author="xujianhui" w:date="2015-01-05T16:03:00Z">
+                <w:ins w:id="670" w:author="xujianhui" w:date="2015-01-05T16:03:00Z"/>
+              </w:rPr>
+            </w:pPr>
+            <w:ins w:id="671" w:author="xujianhui" w:date="2015-01-05T16:03:00Z">
               <w:r>
                 <w:rPr>
                   <w:rFonts w:hint="eastAsia"/>
@@ -22364,7 +23381,7 @@
                 <w:t>成功后</w:t>
               </w:r>
             </w:ins>
-            <w:ins w:id="566" w:author="xujianhui" w:date="2015-01-05T16:04:00Z">
+            <w:ins w:id="672" w:author="xujianhui" w:date="2015-01-05T16:04:00Z">
               <w:r>
                 <w:rPr>
                   <w:rFonts w:hint="eastAsia"/>
@@ -22401,10 +23418,10 @@
             <w:pPr>
               <w:ind w:left="0"/>
               <w:rPr>
-                <w:del w:id="567" w:author="xujianhui" w:date="2015-01-05T16:04:00Z"/>
-              </w:rPr>
-            </w:pPr>
-            <w:del w:id="568" w:author="xujianhui" w:date="2015-01-05T16:04:00Z">
+                <w:del w:id="673" w:author="xujianhui" w:date="2015-01-05T16:04:00Z"/>
+              </w:rPr>
+            </w:pPr>
+            <w:del w:id="674" w:author="xujianhui" w:date="2015-01-05T16:04:00Z">
               <w:r>
                 <w:rPr>
                   <w:rFonts w:hint="eastAsia"/>
@@ -22417,10 +23434,10 @@
             <w:pPr>
               <w:ind w:left="0" w:firstLineChars="150" w:firstLine="315"/>
               <w:rPr>
-                <w:del w:id="569" w:author="xujianhui" w:date="2015-01-05T16:04:00Z"/>
-              </w:rPr>
-            </w:pPr>
-            <w:del w:id="570" w:author="xujianhui" w:date="2015-01-05T16:04:00Z">
+                <w:del w:id="675" w:author="xujianhui" w:date="2015-01-05T16:04:00Z"/>
+              </w:rPr>
+            </w:pPr>
+            <w:del w:id="676" w:author="xujianhui" w:date="2015-01-05T16:04:00Z">
               <w:r>
                 <w:delText>TaskID</w:delText>
               </w:r>
@@ -22448,10 +23465,10 @@
             <w:pPr>
               <w:ind w:left="0" w:firstLineChars="150" w:firstLine="315"/>
               <w:rPr>
-                <w:del w:id="571" w:author="xujianhui" w:date="2015-01-05T16:04:00Z"/>
-              </w:rPr>
-            </w:pPr>
-            <w:del w:id="572" w:author="xujianhui" w:date="2015-01-05T16:04:00Z">
+                <w:del w:id="677" w:author="xujianhui" w:date="2015-01-05T16:04:00Z"/>
+              </w:rPr>
+            </w:pPr>
+            <w:del w:id="678" w:author="xujianhui" w:date="2015-01-05T16:04:00Z">
               <w:r>
                 <w:delText>TaskType</w:delText>
               </w:r>
@@ -22503,10 +23520,10 @@
             <w:pPr>
               <w:ind w:left="0" w:firstLineChars="150" w:firstLine="315"/>
               <w:rPr>
-                <w:del w:id="573" w:author="xujianhui" w:date="2015-01-05T16:04:00Z"/>
-              </w:rPr>
-            </w:pPr>
-            <w:del w:id="574" w:author="xujianhui" w:date="2015-01-05T16:04:00Z">
+                <w:del w:id="679" w:author="xujianhui" w:date="2015-01-05T16:04:00Z"/>
+              </w:rPr>
+            </w:pPr>
+            <w:del w:id="680" w:author="xujianhui" w:date="2015-01-05T16:04:00Z">
               <w:r>
                 <w:delText>IsEnable</w:delText>
               </w:r>
@@ -22558,10 +23575,10 @@
             <w:pPr>
               <w:ind w:left="0" w:firstLineChars="150" w:firstLine="315"/>
               <w:rPr>
-                <w:del w:id="575" w:author="xujianhui" w:date="2015-01-05T16:04:00Z"/>
-              </w:rPr>
-            </w:pPr>
-            <w:del w:id="576" w:author="xujianhui" w:date="2015-01-05T16:04:00Z">
+                <w:del w:id="681" w:author="xujianhui" w:date="2015-01-05T16:04:00Z"/>
+              </w:rPr>
+            </w:pPr>
+            <w:del w:id="682" w:author="xujianhui" w:date="2015-01-05T16:04:00Z">
               <w:r>
                 <w:delText>IsFinish</w:delText>
               </w:r>
@@ -22583,10 +23600,10 @@
             <w:pPr>
               <w:ind w:left="0" w:firstLineChars="150" w:firstLine="315"/>
               <w:rPr>
-                <w:del w:id="577" w:author="xujianhui" w:date="2015-01-05T16:04:00Z"/>
-              </w:rPr>
-            </w:pPr>
-            <w:del w:id="578" w:author="xujianhui" w:date="2015-01-05T16:04:00Z">
+                <w:del w:id="683" w:author="xujianhui" w:date="2015-01-05T16:04:00Z"/>
+              </w:rPr>
+            </w:pPr>
+            <w:del w:id="684" w:author="xujianhui" w:date="2015-01-05T16:04:00Z">
               <w:r>
                 <w:delText>Status</w:delText>
               </w:r>
@@ -22608,10 +23625,10 @@
             <w:pPr>
               <w:ind w:left="0" w:firstLineChars="150" w:firstLine="315"/>
               <w:rPr>
-                <w:del w:id="579" w:author="xujianhui" w:date="2015-01-05T16:04:00Z"/>
-              </w:rPr>
-            </w:pPr>
-            <w:del w:id="580" w:author="xujianhui" w:date="2015-01-05T16:04:00Z">
+                <w:del w:id="685" w:author="xujianhui" w:date="2015-01-05T16:04:00Z"/>
+              </w:rPr>
+            </w:pPr>
+            <w:del w:id="686" w:author="xujianhui" w:date="2015-01-05T16:04:00Z">
               <w:r>
                 <w:delText>Progress</w:delText>
               </w:r>
@@ -22633,10 +23650,10 @@
             <w:pPr>
               <w:ind w:left="0" w:firstLineChars="150" w:firstLine="315"/>
               <w:rPr>
-                <w:del w:id="581" w:author="xujianhui" w:date="2015-01-05T16:04:00Z"/>
-              </w:rPr>
-            </w:pPr>
-            <w:del w:id="582" w:author="xujianhui" w:date="2015-01-05T16:04:00Z">
+                <w:del w:id="687" w:author="xujianhui" w:date="2015-01-05T16:04:00Z"/>
+              </w:rPr>
+            </w:pPr>
+            <w:del w:id="688" w:author="xujianhui" w:date="2015-01-05T16:04:00Z">
               <w:r>
                 <w:delText>ErrMsg</w:delText>
               </w:r>
@@ -22658,10 +23675,10 @@
             <w:pPr>
               <w:ind w:left="0"/>
               <w:rPr>
-                <w:ins w:id="583" w:author="xujianhui" w:date="2015-01-05T16:04:00Z"/>
-              </w:rPr>
-            </w:pPr>
-            <w:del w:id="584" w:author="xujianhui" w:date="2015-01-05T16:04:00Z">
+                <w:ins w:id="689" w:author="xujianhui" w:date="2015-01-05T16:04:00Z"/>
+              </w:rPr>
+            </w:pPr>
+            <w:del w:id="690" w:author="xujianhui" w:date="2015-01-05T16:04:00Z">
               <w:r>
                 <w:delText>}</w:delText>
               </w:r>
@@ -22671,7 +23688,7 @@
             <w:pPr>
               <w:ind w:left="0"/>
             </w:pPr>
-            <w:ins w:id="585" w:author="xujianhui" w:date="2015-01-05T16:04:00Z">
+            <w:ins w:id="691" w:author="xujianhui" w:date="2015-01-05T16:04:00Z">
               <w:r>
                 <w:t>T</w:t>
               </w:r>
@@ -23036,7 +24053,6 @@
         <w:rPr>
           <w:rFonts w:hint="eastAsia"/>
         </w:rPr>
-        <w:lastRenderedPageBreak/>
         <w:t>获取</w:t>
       </w:r>
       <w:r>
@@ -23139,6 +24155,7 @@
               <w:rPr>
                 <w:rFonts w:hint="eastAsia"/>
               </w:rPr>
+              <w:lastRenderedPageBreak/>
               <w:t>请求头</w:t>
             </w:r>
           </w:p>
@@ -23233,7 +24250,7 @@
               </w:rPr>
               <w:t>集群名</w:t>
             </w:r>
-            <w:ins w:id="586" w:author="linyoubin" w:date="2015-01-09T13:44:00Z">
+            <w:ins w:id="692" w:author="linyoubin" w:date="2015-01-09T13:44:00Z">
               <w:r>
                 <w:rPr>
                   <w:rFonts w:hint="eastAsia"/>
@@ -23426,10 +24443,10 @@
             <w:pPr>
               <w:ind w:left="0"/>
               <w:rPr>
-                <w:ins w:id="587" w:author="xujianhui" w:date="2015-01-05T16:06:00Z"/>
-              </w:rPr>
-            </w:pPr>
-            <w:ins w:id="588" w:author="xujianhui" w:date="2015-01-05T16:06:00Z">
+                <w:ins w:id="693" w:author="xujianhui" w:date="2015-01-05T16:06:00Z"/>
+              </w:rPr>
+            </w:pPr>
+            <w:ins w:id="694" w:author="xujianhui" w:date="2015-01-05T16:06:00Z">
               <w:r>
                 <w:rPr>
                   <w:rFonts w:hint="eastAsia"/>
@@ -23490,7 +24507,7 @@
             <w:pPr>
               <w:ind w:left="0"/>
               <w:rPr>
-                <w:ins w:id="589" w:author="xujianhui" w:date="2014-12-05T17:44:00Z"/>
+                <w:ins w:id="695" w:author="xujianhui" w:date="2014-12-05T17:44:00Z"/>
               </w:rPr>
             </w:pPr>
             <w:r>
@@ -23501,7 +24518,7 @@
             <w:pPr>
               <w:ind w:left="0"/>
             </w:pPr>
-            <w:ins w:id="590" w:author="xujianhui" w:date="2014-12-05T17:44:00Z">
+            <w:ins w:id="696" w:author="xujianhui" w:date="2014-12-05T17:44:00Z">
               <w:r>
                 <w:rPr>
                   <w:rFonts w:hint="eastAsia"/>
@@ -23800,8 +24817,8 @@
               </w:rPr>
               <w:t xml:space="preserve">: list </w:t>
             </w:r>
-            <w:ins w:id="591" w:author="xujianhui" w:date="2015-01-05T16:09:00Z">
-              <w:del w:id="592" w:author="linyoubin" w:date="2015-01-09T13:43:00Z">
+            <w:ins w:id="697" w:author="xujianhui" w:date="2015-01-05T16:09:00Z">
+              <w:del w:id="698" w:author="linyoubin" w:date="2015-01-09T13:43:00Z">
                 <w:r>
                   <w:rPr>
                     <w:rFonts w:hint="eastAsia"/>
@@ -23870,8 +24887,8 @@
               </w:rPr>
               <w:t xml:space="preserve">list </w:t>
             </w:r>
-            <w:ins w:id="593" w:author="xujianhui" w:date="2015-01-05T16:09:00Z">
-              <w:del w:id="594" w:author="linyoubin" w:date="2015-01-09T13:43:00Z">
+            <w:ins w:id="699" w:author="xujianhui" w:date="2015-01-05T16:09:00Z">
+              <w:del w:id="700" w:author="linyoubin" w:date="2015-01-09T13:43:00Z">
                 <w:r>
                   <w:rPr>
                     <w:rFonts w:hint="eastAsia"/>
@@ -24034,10 +25051,10 @@
             <w:pPr>
               <w:ind w:left="0"/>
               <w:rPr>
-                <w:ins w:id="595" w:author="xujianhui" w:date="2015-01-05T16:07:00Z"/>
-              </w:rPr>
-            </w:pPr>
-            <w:ins w:id="596" w:author="xujianhui" w:date="2015-01-05T16:07:00Z">
+                <w:ins w:id="701" w:author="xujianhui" w:date="2015-01-05T16:07:00Z"/>
+              </w:rPr>
+            </w:pPr>
+            <w:ins w:id="702" w:author="xujianhui" w:date="2015-01-05T16:07:00Z">
               <w:r>
                 <w:rPr>
                   <w:rFonts w:hint="eastAsia"/>
@@ -24098,7 +25115,7 @@
             <w:pPr>
               <w:ind w:left="0"/>
               <w:rPr>
-                <w:ins w:id="597" w:author="xujianhui" w:date="2014-12-05T17:44:00Z"/>
+                <w:ins w:id="703" w:author="xujianhui" w:date="2014-12-05T17:44:00Z"/>
               </w:rPr>
             </w:pPr>
             <w:r>
@@ -24109,7 +25126,7 @@
             <w:pPr>
               <w:ind w:left="0"/>
             </w:pPr>
-            <w:ins w:id="598" w:author="xujianhui" w:date="2014-12-05T17:44:00Z">
+            <w:ins w:id="704" w:author="xujianhui" w:date="2014-12-05T17:44:00Z">
               <w:r>
                 <w:rPr>
                   <w:rFonts w:hint="eastAsia"/>
@@ -24253,7 +25270,6 @@
         <w:rPr>
           <w:rFonts w:hint="eastAsia"/>
         </w:rPr>
-        <w:lastRenderedPageBreak/>
         <w:t>查询业务详细信息命令</w:t>
       </w:r>
     </w:p>
@@ -24412,14 +25428,15 @@
             <w:pPr>
               <w:ind w:left="0"/>
               <w:rPr>
-                <w:ins w:id="599" w:author="xujianhui" w:date="2015-01-05T16:25:00Z"/>
-              </w:rPr>
-            </w:pPr>
-            <w:del w:id="600" w:author="xujianhui" w:date="2015-01-05T16:25:00Z">
-              <w:r>
-                <w:rPr>
-                  <w:rFonts w:hint="eastAsia"/>
-                </w:rPr>
+                <w:ins w:id="705" w:author="xujianhui" w:date="2015-01-05T16:25:00Z"/>
+              </w:rPr>
+            </w:pPr>
+            <w:del w:id="706" w:author="xujianhui" w:date="2015-01-05T16:25:00Z">
+              <w:r>
+                <w:rPr>
+                  <w:rFonts w:hint="eastAsia"/>
+                </w:rPr>
+                <w:lastRenderedPageBreak/>
                 <w:delText>BusinessName</w:delText>
               </w:r>
               <w:r>
@@ -24446,10 +25463,10 @@
             <w:pPr>
               <w:ind w:left="0"/>
               <w:rPr>
-                <w:ins w:id="601" w:author="xujianhui" w:date="2015-01-05T16:25:00Z"/>
-              </w:rPr>
-            </w:pPr>
-            <w:ins w:id="602" w:author="xujianhui" w:date="2015-01-05T16:25:00Z">
+                <w:ins w:id="707" w:author="xujianhui" w:date="2015-01-05T16:25:00Z"/>
+              </w:rPr>
+            </w:pPr>
+            <w:ins w:id="708" w:author="xujianhui" w:date="2015-01-05T16:25:00Z">
               <w:r>
                 <w:rPr>
                   <w:rFonts w:hint="eastAsia"/>
@@ -24462,10 +25479,10 @@
             <w:pPr>
               <w:ind w:left="0"/>
               <w:rPr>
-                <w:ins w:id="603" w:author="xujianhui" w:date="2015-01-05T16:25:00Z"/>
-              </w:rPr>
-            </w:pPr>
-            <w:ins w:id="604" w:author="xujianhui" w:date="2015-01-05T16:25:00Z">
+                <w:ins w:id="709" w:author="xujianhui" w:date="2015-01-05T16:25:00Z"/>
+              </w:rPr>
+            </w:pPr>
+            <w:ins w:id="710" w:author="xujianhui" w:date="2015-01-05T16:25:00Z">
               <w:r>
                 <w:rPr>
                   <w:rFonts w:hint="eastAsia"/>
@@ -24478,10 +25495,10 @@
             <w:pPr>
               <w:ind w:left="0"/>
               <w:rPr>
-                <w:ins w:id="605" w:author="xujianhui" w:date="2015-01-05T16:25:00Z"/>
-              </w:rPr>
-            </w:pPr>
-            <w:ins w:id="606" w:author="xujianhui" w:date="2015-01-05T16:25:00Z">
+                <w:ins w:id="711" w:author="xujianhui" w:date="2015-01-05T16:25:00Z"/>
+              </w:rPr>
+            </w:pPr>
+            <w:ins w:id="712" w:author="xujianhui" w:date="2015-01-05T16:25:00Z">
               <w:r>
                 <w:rPr>
                   <w:rFonts w:hint="eastAsia"/>
@@ -24494,7 +25511,7 @@
             <w:pPr>
               <w:ind w:left="0"/>
             </w:pPr>
-            <w:ins w:id="607" w:author="xujianhui" w:date="2015-01-05T16:25:00Z">
+            <w:ins w:id="713" w:author="xujianhui" w:date="2015-01-05T16:25:00Z">
               <w:r>
                 <w:rPr>
                   <w:rFonts w:hint="eastAsia"/>
@@ -24513,6 +25530,7 @@
               <w:ind w:left="0"/>
             </w:pPr>
             <w:r>
+              <w:lastRenderedPageBreak/>
               <w:t>cmd=</w:t>
             </w:r>
             <w:r>
@@ -24536,9 +25554,10 @@
               <w:rPr>
                 <w:rFonts w:hint="eastAsia"/>
               </w:rPr>
+              <w:lastRenderedPageBreak/>
               <w:t>&amp;</w:t>
             </w:r>
-            <w:del w:id="608" w:author="xujianhui" w:date="2015-01-05T16:25:00Z">
+            <w:del w:id="714" w:author="xujianhui" w:date="2015-01-05T16:25:00Z">
               <w:r>
                 <w:rPr>
                   <w:rFonts w:hint="eastAsia"/>
@@ -24558,7 +25577,7 @@
                 <w:delText>b1</w:delText>
               </w:r>
             </w:del>
-            <w:ins w:id="609" w:author="xujianhui" w:date="2015-01-05T16:25:00Z">
+            <w:ins w:id="715" w:author="xujianhui" w:date="2015-01-05T16:25:00Z">
               <w:r>
                 <w:rPr>
                   <w:rFonts w:hint="eastAsia"/>
@@ -24566,7 +25585,7 @@
                 <w:t>filter={BusinessName=</w:t>
               </w:r>
             </w:ins>
-            <w:ins w:id="610" w:author="xujianhui" w:date="2015-01-05T16:26:00Z">
+            <w:ins w:id="716" w:author="xujianhui" w:date="2015-01-05T16:26:00Z">
               <w:r>
                 <w:t>”</w:t>
               </w:r>
@@ -24580,7 +25599,7 @@
                 <w:t>”</w:t>
               </w:r>
             </w:ins>
-            <w:ins w:id="611" w:author="xujianhui" w:date="2015-01-05T16:25:00Z">
+            <w:ins w:id="717" w:author="xujianhui" w:date="2015-01-05T16:25:00Z">
               <w:r>
                 <w:rPr>
                   <w:rFonts w:hint="eastAsia"/>
@@ -24604,6 +25623,7 @@
               <w:rPr>
                 <w:rFonts w:hint="eastAsia"/>
               </w:rPr>
+              <w:lastRenderedPageBreak/>
               <w:t>说明</w:t>
             </w:r>
           </w:p>
@@ -24701,10 +25721,10 @@
             <w:pPr>
               <w:ind w:left="0"/>
               <w:rPr>
-                <w:ins w:id="612" w:author="xujianhui" w:date="2015-01-05T16:26:00Z"/>
-              </w:rPr>
-            </w:pPr>
-            <w:ins w:id="613" w:author="xujianhui" w:date="2015-01-05T16:26:00Z">
+                <w:ins w:id="718" w:author="xujianhui" w:date="2015-01-05T16:26:00Z"/>
+              </w:rPr>
+            </w:pPr>
+            <w:ins w:id="719" w:author="xujianhui" w:date="2015-01-05T16:26:00Z">
               <w:r>
                 <w:rPr>
                   <w:rFonts w:hint="eastAsia"/>
@@ -24717,10 +25737,10 @@
             <w:pPr>
               <w:ind w:left="0"/>
               <w:rPr>
-                <w:ins w:id="614" w:author="xujianhui" w:date="2015-01-05T16:26:00Z"/>
-              </w:rPr>
-            </w:pPr>
-            <w:ins w:id="615" w:author="xujianhui" w:date="2015-01-05T16:27:00Z">
+                <w:ins w:id="720" w:author="xujianhui" w:date="2015-01-05T16:26:00Z"/>
+              </w:rPr>
+            </w:pPr>
+            <w:ins w:id="721" w:author="xujianhui" w:date="2015-01-05T16:27:00Z">
               <w:r>
                 <w:rPr>
                   <w:rFonts w:hint="eastAsia"/>
@@ -24863,7 +25883,7 @@
             <w:pPr>
               <w:ind w:left="0"/>
               <w:rPr>
-                <w:ins w:id="616" w:author="xujianhui" w:date="2015-01-05T16:27:00Z"/>
+                <w:ins w:id="722" w:author="xujianhui" w:date="2015-01-05T16:27:00Z"/>
               </w:rPr>
             </w:pPr>
             <w:r>
@@ -24874,7 +25894,7 @@
             <w:pPr>
               <w:ind w:left="0"/>
             </w:pPr>
-            <w:ins w:id="617" w:author="xujianhui" w:date="2015-01-05T16:27:00Z">
+            <w:ins w:id="723" w:author="xujianhui" w:date="2015-01-05T16:27:00Z">
               <w:r>
                 <w:rPr>
                   <w:rFonts w:hint="eastAsia"/>
@@ -25225,7 +26245,7 @@
               </w:rPr>
               <w:t>list node</w:t>
             </w:r>
-            <w:ins w:id="618" w:author="xujianhui" w:date="2015-01-05T16:29:00Z">
+            <w:ins w:id="724" w:author="xujianhui" w:date="2015-01-05T16:29:00Z">
               <w:r>
                 <w:rPr>
                   <w:rFonts w:hint="eastAsia"/>
@@ -25269,7 +26289,7 @@
               </w:rPr>
               <w:t>list node</w:t>
             </w:r>
-            <w:ins w:id="619" w:author="xujianhui" w:date="2015-01-05T16:29:00Z">
+            <w:ins w:id="725" w:author="xujianhui" w:date="2015-01-05T16:29:00Z">
               <w:r>
                 <w:rPr>
                   <w:rFonts w:hint="eastAsia"/>
@@ -25401,10 +26421,10 @@
             <w:pPr>
               <w:ind w:left="0"/>
               <w:rPr>
-                <w:del w:id="620" w:author="xujianhui" w:date="2015-01-05T16:28:00Z"/>
-              </w:rPr>
-            </w:pPr>
-            <w:del w:id="621" w:author="xujianhui" w:date="2015-01-05T16:28:00Z">
+                <w:del w:id="726" w:author="xujianhui" w:date="2015-01-05T16:28:00Z"/>
+              </w:rPr>
+            </w:pPr>
+            <w:del w:id="727" w:author="xujianhui" w:date="2015-01-05T16:28:00Z">
               <w:r>
                 <w:rPr>
                   <w:rFonts w:hint="eastAsia"/>
@@ -25417,10 +26437,10 @@
             <w:pPr>
               <w:ind w:left="0"/>
               <w:rPr>
-                <w:del w:id="622" w:author="xujianhui" w:date="2015-01-05T16:28:00Z"/>
-              </w:rPr>
-            </w:pPr>
-            <w:del w:id="623" w:author="xujianhui" w:date="2015-01-05T16:28:00Z">
+                <w:del w:id="728" w:author="xujianhui" w:date="2015-01-05T16:28:00Z"/>
+              </w:rPr>
+            </w:pPr>
+            <w:del w:id="729" w:author="xujianhui" w:date="2015-01-05T16:28:00Z">
               <w:r>
                 <w:delText>errno</w:delText>
               </w:r>
@@ -25442,10 +26462,10 @@
             <w:pPr>
               <w:ind w:left="0"/>
               <w:rPr>
-                <w:del w:id="624" w:author="xujianhui" w:date="2015-01-05T16:28:00Z"/>
-              </w:rPr>
-            </w:pPr>
-            <w:del w:id="625" w:author="xujianhui" w:date="2015-01-05T16:28:00Z">
+                <w:del w:id="730" w:author="xujianhui" w:date="2015-01-05T16:28:00Z"/>
+              </w:rPr>
+            </w:pPr>
+            <w:del w:id="731" w:author="xujianhui" w:date="2015-01-05T16:28:00Z">
               <w:r>
                 <w:rPr>
                   <w:rFonts w:hint="eastAsia"/>
@@ -25464,10 +26484,10 @@
             <w:pPr>
               <w:ind w:left="0"/>
               <w:rPr>
-                <w:del w:id="626" w:author="xujianhui" w:date="2015-01-05T16:28:00Z"/>
-              </w:rPr>
-            </w:pPr>
-            <w:del w:id="627" w:author="xujianhui" w:date="2015-01-05T16:28:00Z">
+                <w:del w:id="732" w:author="xujianhui" w:date="2015-01-05T16:28:00Z"/>
+              </w:rPr>
+            </w:pPr>
+            <w:del w:id="733" w:author="xujianhui" w:date="2015-01-05T16:28:00Z">
               <w:r>
                 <w:rPr>
                   <w:rFonts w:hint="eastAsia"/>
@@ -25480,10 +26500,10 @@
             <w:pPr>
               <w:ind w:left="0"/>
               <w:rPr>
-                <w:ins w:id="628" w:author="xujianhui" w:date="2015-01-05T16:28:00Z"/>
-              </w:rPr>
-            </w:pPr>
-            <w:ins w:id="629" w:author="xujianhui" w:date="2015-01-05T16:28:00Z">
+                <w:ins w:id="734" w:author="xujianhui" w:date="2015-01-05T16:28:00Z"/>
+              </w:rPr>
+            </w:pPr>
+            <w:ins w:id="735" w:author="xujianhui" w:date="2015-01-05T16:28:00Z">
               <w:r>
                 <w:rPr>
                   <w:rFonts w:hint="eastAsia"/>
@@ -25496,10 +26516,10 @@
             <w:pPr>
               <w:ind w:left="0"/>
               <w:rPr>
-                <w:ins w:id="630" w:author="xujianhui" w:date="2015-01-05T16:28:00Z"/>
-              </w:rPr>
-            </w:pPr>
-            <w:ins w:id="631" w:author="xujianhui" w:date="2015-01-05T16:28:00Z">
+                <w:ins w:id="736" w:author="xujianhui" w:date="2015-01-05T16:28:00Z"/>
+              </w:rPr>
+            </w:pPr>
+            <w:ins w:id="737" w:author="xujianhui" w:date="2015-01-05T16:28:00Z">
               <w:r>
                 <w:rPr>
                   <w:rFonts w:hint="eastAsia"/>
@@ -25598,221 +26618,219 @@
             <w:pPr>
               <w:ind w:left="0"/>
               <w:rPr>
-                <w:ins w:id="632" w:author="xujianhui" w:date="2015-01-05T16:28:00Z"/>
-              </w:rPr>
-            </w:pPr>
-            <w:r>
+                <w:ins w:id="738" w:author="xujianhui" w:date="2015-01-05T16:28:00Z"/>
+              </w:rPr>
+            </w:pPr>
+            <w:r>
+              <w:t>}</w:t>
+            </w:r>
+          </w:p>
+          <w:p>
+            <w:pPr>
+              <w:ind w:left="0"/>
+            </w:pPr>
+            <w:ins w:id="739" w:author="xujianhui" w:date="2015-01-05T16:28:00Z">
+              <w:r>
+                <w:rPr>
+                  <w:rFonts w:hint="eastAsia"/>
+                </w:rPr>
+                <w:t>……</w:t>
+              </w:r>
+            </w:ins>
+          </w:p>
+        </w:tc>
+        <w:tc>
+          <w:tcPr>
+            <w:tcW w:w="3544" w:type="dxa"/>
+          </w:tcPr>
+          <w:p>
+            <w:pPr>
+              <w:ind w:left="0"/>
+            </w:pPr>
+            <w:r>
+              <w:t xml:space="preserve">{ </w:t>
+            </w:r>
+          </w:p>
+          <w:p>
+            <w:pPr>
+              <w:ind w:left="0"/>
+            </w:pPr>
+            <w:r>
+              <w:t>"</w:t>
+            </w:r>
+            <w:r>
+              <w:t>errno</w:t>
+            </w:r>
+            <w:r>
+              <w:t>"</w:t>
+            </w:r>
+            <w:r>
+              <w:t xml:space="preserve">: </w:t>
+            </w:r>
+            <w:r>
+              <w:t xml:space="preserve">0 </w:t>
+            </w:r>
+          </w:p>
+          <w:p>
+            <w:pPr>
+              <w:ind w:left="0"/>
+            </w:pPr>
+          </w:p>
+          <w:p>
+            <w:pPr>
+              <w:ind w:left="0"/>
+            </w:pPr>
+            <w:r>
+              <w:t>}</w:t>
+            </w:r>
+          </w:p>
+          <w:p>
+            <w:pPr>
+              <w:ind w:left="0"/>
+            </w:pPr>
+            <w:r>
+              <w:t xml:space="preserve">{ </w:t>
+            </w:r>
+          </w:p>
+          <w:p>
+            <w:pPr>
+              <w:ind w:left="0" w:firstLineChars="150" w:firstLine="315"/>
+            </w:pPr>
+            <w:r>
+              <w:t xml:space="preserve">"HostName": "rhelt10", </w:t>
+            </w:r>
+          </w:p>
+          <w:p>
+            <w:pPr>
+              <w:ind w:left="0" w:firstLineChars="150" w:firstLine="315"/>
+            </w:pPr>
+            <w:r>
+              <w:rPr>
+                <w:rFonts w:hint="eastAsia"/>
+              </w:rPr>
+              <w:t>"</w:t>
+            </w:r>
+            <w:r>
+              <w:t xml:space="preserve"> Role</w:t>
+            </w:r>
+            <w:r>
+              <w:rPr>
+                <w:rFonts w:hint="eastAsia"/>
+              </w:rPr>
+              <w:t xml:space="preserve"> ": "catalog"</w:t>
+            </w:r>
+          </w:p>
+          <w:p>
+            <w:pPr>
+              <w:ind w:left="0" w:firstLineChars="150" w:firstLine="315"/>
+            </w:pPr>
+            <w:r>
+              <w:t>"</w:t>
+            </w:r>
+            <w:r>
+              <w:t xml:space="preserve"> ServiceName</w:t>
+            </w:r>
+            <w:r>
+              <w:t xml:space="preserve"> </w:t>
+            </w:r>
+            <w:r>
+              <w:t xml:space="preserve">": "11820" </w:t>
+            </w:r>
+          </w:p>
+          <w:p>
+            <w:pPr>
+              <w:ind w:left="0"/>
+            </w:pPr>
+            <w:r>
+              <w:t>}</w:t>
+            </w:r>
+          </w:p>
+          <w:p>
+            <w:pPr>
+              <w:ind w:left="0"/>
+            </w:pPr>
+            <w:r>
+              <w:t xml:space="preserve">{ </w:t>
+            </w:r>
+          </w:p>
+          <w:p>
+            <w:pPr>
+              <w:ind w:left="0" w:firstLineChars="150" w:firstLine="315"/>
+            </w:pPr>
+            <w:r>
+              <w:t xml:space="preserve">"HostName": "rhelt10", </w:t>
+            </w:r>
+          </w:p>
+          <w:p>
+            <w:pPr>
+              <w:ind w:left="0" w:firstLineChars="150" w:firstLine="315"/>
+            </w:pPr>
+            <w:r>
+              <w:rPr>
+                <w:rFonts w:hint="eastAsia"/>
+              </w:rPr>
+              <w:t>"Role": "coord"</w:t>
+            </w:r>
+          </w:p>
+          <w:p>
+            <w:pPr>
+              <w:ind w:left="0" w:firstLineChars="150" w:firstLine="315"/>
+            </w:pPr>
+            <w:r>
+              <w:t>"</w:t>
+            </w:r>
+            <w:r>
+              <w:t xml:space="preserve"> ServiceName</w:t>
+            </w:r>
+            <w:r>
+              <w:t xml:space="preserve"> </w:t>
+            </w:r>
+            <w:r>
+              <w:t>": "118</w:t>
+            </w:r>
+            <w:r>
+              <w:rPr>
+                <w:rFonts w:hint="eastAsia"/>
+              </w:rPr>
+              <w:t>3</w:t>
+            </w:r>
+            <w:r>
+              <w:t xml:space="preserve">0" </w:t>
+            </w:r>
+          </w:p>
+          <w:p>
+            <w:pPr>
+              <w:ind w:left="0"/>
+            </w:pPr>
+            <w:r>
+              <w:t>}</w:t>
+            </w:r>
+          </w:p>
+          <w:p>
+            <w:pPr>
+              <w:ind w:left="0"/>
+            </w:pPr>
+            <w:r>
+              <w:t xml:space="preserve">{ </w:t>
+            </w:r>
+          </w:p>
+          <w:p>
+            <w:pPr>
+              <w:ind w:left="0" w:firstLineChars="150" w:firstLine="315"/>
+            </w:pPr>
+            <w:r>
+              <w:t xml:space="preserve">"HostName": "rhelt10", </w:t>
+            </w:r>
+          </w:p>
+          <w:p>
+            <w:pPr>
+              <w:ind w:left="0" w:firstLineChars="150" w:firstLine="315"/>
+            </w:pPr>
+            <w:r>
+              <w:rPr>
+                <w:rFonts w:hint="eastAsia"/>
+              </w:rPr>
               <w:lastRenderedPageBreak/>
-              <w:t>}</w:t>
-            </w:r>
-          </w:p>
-          <w:p>
-            <w:pPr>
-              <w:ind w:left="0"/>
-            </w:pPr>
-            <w:ins w:id="633" w:author="xujianhui" w:date="2015-01-05T16:28:00Z">
-              <w:r>
-                <w:rPr>
-                  <w:rFonts w:hint="eastAsia"/>
-                </w:rPr>
-                <w:t>……</w:t>
-              </w:r>
-            </w:ins>
-          </w:p>
-        </w:tc>
-        <w:tc>
-          <w:tcPr>
-            <w:tcW w:w="3544" w:type="dxa"/>
-          </w:tcPr>
-          <w:p>
-            <w:pPr>
-              <w:ind w:left="0"/>
-            </w:pPr>
-            <w:r>
-              <w:lastRenderedPageBreak/>
-              <w:t xml:space="preserve">{ </w:t>
-            </w:r>
-          </w:p>
-          <w:p>
-            <w:pPr>
-              <w:ind w:left="0"/>
-            </w:pPr>
-            <w:r>
-              <w:t>"</w:t>
-            </w:r>
-            <w:r>
-              <w:t>errno</w:t>
-            </w:r>
-            <w:r>
-              <w:t>"</w:t>
-            </w:r>
-            <w:r>
-              <w:t xml:space="preserve">: </w:t>
-            </w:r>
-            <w:r>
-              <w:t xml:space="preserve">0 </w:t>
-            </w:r>
-          </w:p>
-          <w:p>
-            <w:pPr>
-              <w:ind w:left="0"/>
-            </w:pPr>
-          </w:p>
-          <w:p>
-            <w:pPr>
-              <w:ind w:left="0"/>
-            </w:pPr>
-            <w:r>
-              <w:t>}</w:t>
-            </w:r>
-          </w:p>
-          <w:p>
-            <w:pPr>
-              <w:ind w:left="0"/>
-            </w:pPr>
-            <w:r>
-              <w:t xml:space="preserve">{ </w:t>
-            </w:r>
-          </w:p>
-          <w:p>
-            <w:pPr>
-              <w:ind w:left="0" w:firstLineChars="150" w:firstLine="315"/>
-            </w:pPr>
-            <w:r>
-              <w:t xml:space="preserve">"HostName": "rhelt10", </w:t>
-            </w:r>
-          </w:p>
-          <w:p>
-            <w:pPr>
-              <w:ind w:left="0" w:firstLineChars="150" w:firstLine="315"/>
-            </w:pPr>
-            <w:r>
-              <w:rPr>
-                <w:rFonts w:hint="eastAsia"/>
-              </w:rPr>
-              <w:t>"</w:t>
-            </w:r>
-            <w:r>
-              <w:t xml:space="preserve"> Role</w:t>
-            </w:r>
-            <w:r>
-              <w:rPr>
-                <w:rFonts w:hint="eastAsia"/>
-              </w:rPr>
-              <w:t xml:space="preserve"> ": "catalog"</w:t>
-            </w:r>
-          </w:p>
-          <w:p>
-            <w:pPr>
-              <w:ind w:left="0" w:firstLineChars="150" w:firstLine="315"/>
-            </w:pPr>
-            <w:r>
-              <w:t>"</w:t>
-            </w:r>
-            <w:r>
-              <w:t xml:space="preserve"> ServiceName</w:t>
-            </w:r>
-            <w:r>
-              <w:t xml:space="preserve"> </w:t>
-            </w:r>
-            <w:r>
-              <w:t xml:space="preserve">": "11820" </w:t>
-            </w:r>
-          </w:p>
-          <w:p>
-            <w:pPr>
-              <w:ind w:left="0"/>
-            </w:pPr>
-            <w:r>
-              <w:t>}</w:t>
-            </w:r>
-          </w:p>
-          <w:p>
-            <w:pPr>
-              <w:ind w:left="0"/>
-            </w:pPr>
-            <w:r>
-              <w:t xml:space="preserve">{ </w:t>
-            </w:r>
-          </w:p>
-          <w:p>
-            <w:pPr>
-              <w:ind w:left="0" w:firstLineChars="150" w:firstLine="315"/>
-            </w:pPr>
-            <w:r>
-              <w:lastRenderedPageBreak/>
-              <w:t xml:space="preserve">"HostName": "rhelt10", </w:t>
-            </w:r>
-          </w:p>
-          <w:p>
-            <w:pPr>
-              <w:ind w:left="0" w:firstLineChars="150" w:firstLine="315"/>
-            </w:pPr>
-            <w:r>
-              <w:rPr>
-                <w:rFonts w:hint="eastAsia"/>
-              </w:rPr>
-              <w:t>"Role": "coord"</w:t>
-            </w:r>
-          </w:p>
-          <w:p>
-            <w:pPr>
-              <w:ind w:left="0" w:firstLineChars="150" w:firstLine="315"/>
-            </w:pPr>
-            <w:r>
-              <w:t>"</w:t>
-            </w:r>
-            <w:r>
-              <w:t xml:space="preserve"> ServiceName</w:t>
-            </w:r>
-            <w:r>
-              <w:t xml:space="preserve"> </w:t>
-            </w:r>
-            <w:r>
-              <w:t>": "118</w:t>
-            </w:r>
-            <w:r>
-              <w:rPr>
-                <w:rFonts w:hint="eastAsia"/>
-              </w:rPr>
-              <w:t>3</w:t>
-            </w:r>
-            <w:r>
-              <w:t xml:space="preserve">0" </w:t>
-            </w:r>
-          </w:p>
-          <w:p>
-            <w:pPr>
-              <w:ind w:left="0"/>
-            </w:pPr>
-            <w:r>
-              <w:t>}</w:t>
-            </w:r>
-          </w:p>
-          <w:p>
-            <w:pPr>
-              <w:ind w:left="0"/>
-            </w:pPr>
-            <w:r>
-              <w:t xml:space="preserve">{ </w:t>
-            </w:r>
-          </w:p>
-          <w:p>
-            <w:pPr>
-              <w:ind w:left="0" w:firstLineChars="150" w:firstLine="315"/>
-            </w:pPr>
-            <w:r>
-              <w:t xml:space="preserve">"HostName": "rhelt10", </w:t>
-            </w:r>
-          </w:p>
-          <w:p>
-            <w:pPr>
-              <w:ind w:left="0" w:firstLineChars="150" w:firstLine="315"/>
-            </w:pPr>
-            <w:r>
-              <w:rPr>
-                <w:rFonts w:hint="eastAsia"/>
-              </w:rPr>
               <w:t>"Role": "</w:t>
             </w:r>
             <w:r>
@@ -26064,7 +27082,7 @@
               </w:rPr>
               <w:t xml:space="preserve">: </w:t>
             </w:r>
-            <w:ins w:id="634" w:author="linyoubin" w:date="2015-01-19T14:32:00Z">
+            <w:ins w:id="740" w:author="linyoubin" w:date="2015-01-19T14:32:00Z">
               <w:r>
                 <w:rPr>
                   <w:rFonts w:hint="eastAsia"/>
@@ -26072,7 +27090,7 @@
                 <w:t>get</w:t>
               </w:r>
             </w:ins>
-            <w:del w:id="635" w:author="linyoubin" w:date="2015-01-19T14:32:00Z">
+            <w:del w:id="741" w:author="linyoubin" w:date="2015-01-19T14:32:00Z">
               <w:r>
                 <w:delText>query</w:delText>
               </w:r>
@@ -26133,7 +27151,7 @@
             <w:r>
               <w:t>cmd=</w:t>
             </w:r>
-            <w:ins w:id="636" w:author="linyoubin" w:date="2015-01-19T14:32:00Z">
+            <w:ins w:id="742" w:author="linyoubin" w:date="2015-01-19T14:32:00Z">
               <w:r>
                 <w:rPr>
                   <w:rFonts w:hint="eastAsia"/>
@@ -26141,7 +27159,7 @@
                 <w:t>get</w:t>
               </w:r>
             </w:ins>
-            <w:del w:id="637" w:author="linyoubin" w:date="2015-01-19T14:32:00Z">
+            <w:del w:id="743" w:author="linyoubin" w:date="2015-01-19T14:32:00Z">
               <w:r>
                 <w:delText>query</w:delText>
               </w:r>
@@ -26296,10 +27314,10 @@
             <w:pPr>
               <w:ind w:left="0"/>
               <w:rPr>
-                <w:del w:id="638" w:author="xujianhui" w:date="2015-01-05T16:30:00Z"/>
-              </w:rPr>
-            </w:pPr>
-            <w:del w:id="639" w:author="xujianhui" w:date="2015-01-05T16:30:00Z">
+                <w:del w:id="744" w:author="xujianhui" w:date="2015-01-05T16:30:00Z"/>
+              </w:rPr>
+            </w:pPr>
+            <w:del w:id="745" w:author="xujianhui" w:date="2015-01-05T16:30:00Z">
               <w:r>
                 <w:rPr>
                   <w:rFonts w:hint="eastAsia"/>
@@ -26312,10 +27330,10 @@
             <w:pPr>
               <w:ind w:left="0"/>
               <w:rPr>
-                <w:del w:id="640" w:author="xujianhui" w:date="2015-01-05T16:30:00Z"/>
-              </w:rPr>
-            </w:pPr>
-            <w:del w:id="641" w:author="xujianhui" w:date="2015-01-05T16:30:00Z">
+                <w:del w:id="746" w:author="xujianhui" w:date="2015-01-05T16:30:00Z"/>
+              </w:rPr>
+            </w:pPr>
+            <w:del w:id="747" w:author="xujianhui" w:date="2015-01-05T16:30:00Z">
               <w:r>
                 <w:delText>errno</w:delText>
               </w:r>
@@ -26337,10 +27355,10 @@
             <w:pPr>
               <w:ind w:left="0"/>
               <w:rPr>
-                <w:del w:id="642" w:author="xujianhui" w:date="2015-01-05T16:30:00Z"/>
-              </w:rPr>
-            </w:pPr>
-            <w:del w:id="643" w:author="xujianhui" w:date="2015-01-05T16:30:00Z">
+                <w:del w:id="748" w:author="xujianhui" w:date="2015-01-05T16:30:00Z"/>
+              </w:rPr>
+            </w:pPr>
+            <w:del w:id="749" w:author="xujianhui" w:date="2015-01-05T16:30:00Z">
               <w:r>
                 <w:rPr>
                   <w:rFonts w:hint="eastAsia"/>
@@ -26359,10 +27377,10 @@
             <w:pPr>
               <w:ind w:left="0"/>
               <w:rPr>
-                <w:del w:id="644" w:author="xujianhui" w:date="2015-01-05T16:30:00Z"/>
-              </w:rPr>
-            </w:pPr>
-            <w:del w:id="645" w:author="xujianhui" w:date="2015-01-05T16:30:00Z">
+                <w:del w:id="750" w:author="xujianhui" w:date="2015-01-05T16:30:00Z"/>
+              </w:rPr>
+            </w:pPr>
+            <w:del w:id="751" w:author="xujianhui" w:date="2015-01-05T16:30:00Z">
               <w:r>
                 <w:rPr>
                   <w:rFonts w:hint="eastAsia"/>
@@ -26375,10 +27393,10 @@
             <w:pPr>
               <w:ind w:left="0"/>
               <w:rPr>
-                <w:ins w:id="646" w:author="xujianhui" w:date="2015-01-05T16:30:00Z"/>
-              </w:rPr>
-            </w:pPr>
-            <w:ins w:id="647" w:author="xujianhui" w:date="2015-01-05T16:30:00Z">
+                <w:ins w:id="752" w:author="xujianhui" w:date="2015-01-05T16:30:00Z"/>
+              </w:rPr>
+            </w:pPr>
+            <w:ins w:id="753" w:author="xujianhui" w:date="2015-01-05T16:30:00Z">
               <w:r>
                 <w:rPr>
                   <w:rFonts w:hint="eastAsia"/>
@@ -26391,10 +27409,10 @@
             <w:pPr>
               <w:ind w:left="0"/>
               <w:rPr>
-                <w:ins w:id="648" w:author="xujianhui" w:date="2015-01-05T16:30:00Z"/>
-              </w:rPr>
-            </w:pPr>
-            <w:ins w:id="649" w:author="xujianhui" w:date="2015-01-05T16:30:00Z">
+                <w:ins w:id="754" w:author="xujianhui" w:date="2015-01-05T16:30:00Z"/>
+              </w:rPr>
+            </w:pPr>
+            <w:ins w:id="755" w:author="xujianhui" w:date="2015-01-05T16:30:00Z">
               <w:r>
                 <w:rPr>
                   <w:rFonts w:hint="eastAsia"/>
@@ -26638,14 +27656,42 @@
               <w:rPr>
                 <w:rFonts w:hint="eastAsia"/>
               </w:rPr>
-              <w:t>脏页清除时间</w:t>
-            </w:r>
+              <w:t>脏页清除时间间隔</w:t>
+            </w:r>
+          </w:p>
+          <w:p>
+            <w:pPr>
+              <w:ind w:left="0" w:firstLineChars="150" w:firstLine="315"/>
+            </w:pPr>
+            <w:r>
+              <w:rPr>
+                <w:rFonts w:hint="eastAsia"/>
+              </w:rPr>
+              <w:t xml:space="preserve">hjbuf: </w:t>
+            </w:r>
+            <w:r>
+              <w:rPr>
+                <w:rFonts w:hint="eastAsia"/>
+              </w:rPr>
+              <w:t>哈希连接缓存大小</w:t>
+            </w:r>
+          </w:p>
+          <w:p>
+            <w:pPr>
+              <w:ind w:left="0" w:firstLineChars="150" w:firstLine="315"/>
+            </w:pPr>
             <w:r>
               <w:rPr>
                 <w:rFonts w:hint="eastAsia"/>
               </w:rPr>
               <w:lastRenderedPageBreak/>
-              <w:t>间隔</w:t>
+              <w:t xml:space="preserve">logbuffsize: </w:t>
+            </w:r>
+            <w:r>
+              <w:rPr>
+                <w:rFonts w:hint="eastAsia"/>
+              </w:rPr>
+              <w:t>复制日志内存页面数</w:t>
             </w:r>
           </w:p>
           <w:p>
@@ -26656,13 +27702,13 @@
               <w:rPr>
                 <w:rFonts w:hint="eastAsia"/>
               </w:rPr>
-              <w:t xml:space="preserve">hjbuf: </w:t>
-            </w:r>
-            <w:r>
-              <w:rPr>
-                <w:rFonts w:hint="eastAsia"/>
-              </w:rPr>
-              <w:t>哈希连接缓存大小</w:t>
+              <w:t xml:space="preserve">maxprefpool: </w:t>
+            </w:r>
+            <w:r>
+              <w:rPr>
+                <w:rFonts w:hint="eastAsia"/>
+              </w:rPr>
+              <w:t>数据预取代理池最大数量</w:t>
             </w:r>
           </w:p>
           <w:p>
@@ -26673,13 +27719,13 @@
               <w:rPr>
                 <w:rFonts w:hint="eastAsia"/>
               </w:rPr>
-              <w:t xml:space="preserve">logbuffsize: </w:t>
-            </w:r>
-            <w:r>
-              <w:rPr>
-                <w:rFonts w:hint="eastAsia"/>
-              </w:rPr>
-              <w:t>复制日志内存页面数</w:t>
+              <w:t xml:space="preserve">maxreplsync: </w:t>
+            </w:r>
+            <w:r>
+              <w:rPr>
+                <w:rFonts w:hint="eastAsia"/>
+              </w:rPr>
+              <w:t>日志同步最大并发数量</w:t>
             </w:r>
           </w:p>
           <w:p>
@@ -26690,13 +27736,13 @@
               <w:rPr>
                 <w:rFonts w:hint="eastAsia"/>
               </w:rPr>
-              <w:t xml:space="preserve">maxprefpool: </w:t>
-            </w:r>
-            <w:r>
-              <w:rPr>
-                <w:rFonts w:hint="eastAsia"/>
-              </w:rPr>
-              <w:t>数据预取代理池最大数量</w:t>
+              <w:t xml:space="preserve">numpreload: </w:t>
+            </w:r>
+            <w:r>
+              <w:rPr>
+                <w:rFonts w:hint="eastAsia"/>
+              </w:rPr>
+              <w:t>页面预取数量</w:t>
             </w:r>
           </w:p>
           <w:p>
@@ -26707,13 +27753,13 @@
               <w:rPr>
                 <w:rFonts w:hint="eastAsia"/>
               </w:rPr>
-              <w:t xml:space="preserve">maxreplsync: </w:t>
-            </w:r>
-            <w:r>
-              <w:rPr>
-                <w:rFonts w:hint="eastAsia"/>
-              </w:rPr>
-              <w:t>日志同步最大并发数量</w:t>
+              <w:t xml:space="preserve">sortbuf: </w:t>
+            </w:r>
+            <w:r>
+              <w:rPr>
+                <w:rFonts w:hint="eastAsia"/>
+              </w:rPr>
+              <w:t>排序缓存大小</w:t>
             </w:r>
           </w:p>
           <w:p>
@@ -26724,40 +27770,6 @@
               <w:rPr>
                 <w:rFonts w:hint="eastAsia"/>
               </w:rPr>
-              <w:t xml:space="preserve">numpreload: </w:t>
-            </w:r>
-            <w:r>
-              <w:rPr>
-                <w:rFonts w:hint="eastAsia"/>
-              </w:rPr>
-              <w:t>页面预取数量</w:t>
-            </w:r>
-          </w:p>
-          <w:p>
-            <w:pPr>
-              <w:ind w:left="0" w:firstLineChars="150" w:firstLine="315"/>
-            </w:pPr>
-            <w:r>
-              <w:rPr>
-                <w:rFonts w:hint="eastAsia"/>
-              </w:rPr>
-              <w:t xml:space="preserve">sortbuf: </w:t>
-            </w:r>
-            <w:r>
-              <w:rPr>
-                <w:rFonts w:hint="eastAsia"/>
-              </w:rPr>
-              <w:t>排序缓存大小</w:t>
-            </w:r>
-          </w:p>
-          <w:p>
-            <w:pPr>
-              <w:ind w:left="0" w:firstLineChars="150" w:firstLine="315"/>
-            </w:pPr>
-            <w:r>
-              <w:rPr>
-                <w:rFonts w:hint="eastAsia"/>
-              </w:rPr>
               <w:t xml:space="preserve">syncstrategy: </w:t>
             </w:r>
             <w:r>
@@ -26771,7 +27783,7 @@
             <w:pPr>
               <w:ind w:left="0"/>
               <w:rPr>
-                <w:ins w:id="650" w:author="xujianhui" w:date="2015-01-05T16:30:00Z"/>
+                <w:ins w:id="756" w:author="xujianhui" w:date="2015-01-05T16:30:00Z"/>
               </w:rPr>
             </w:pPr>
             <w:r>
@@ -26782,7 +27794,7 @@
             <w:pPr>
               <w:ind w:left="0"/>
             </w:pPr>
-            <w:ins w:id="651" w:author="xujianhui" w:date="2015-01-05T16:30:00Z">
+            <w:ins w:id="757" w:author="xujianhui" w:date="2015-01-05T16:30:00Z">
               <w:r>
                 <w:rPr>
                   <w:rFonts w:hint="eastAsia"/>
@@ -26979,23 +27991,23 @@
               <w:ind w:left="0" w:firstLineChars="150" w:firstLine="315"/>
             </w:pPr>
             <w:r>
+              <w:t xml:space="preserve">"maxreplsync": 10, </w:t>
+            </w:r>
+          </w:p>
+          <w:p>
+            <w:pPr>
+              <w:ind w:left="0" w:firstLineChars="150" w:firstLine="315"/>
+            </w:pPr>
+            <w:r>
+              <w:t xml:space="preserve">"numpreload": 0, </w:t>
+            </w:r>
+          </w:p>
+          <w:p>
+            <w:pPr>
+              <w:ind w:left="0" w:firstLineChars="150" w:firstLine="315"/>
+            </w:pPr>
+            <w:r>
               <w:lastRenderedPageBreak/>
-              <w:t xml:space="preserve">"maxreplsync": 10, </w:t>
-            </w:r>
-          </w:p>
-          <w:p>
-            <w:pPr>
-              <w:ind w:left="0" w:firstLineChars="150" w:firstLine="315"/>
-            </w:pPr>
-            <w:r>
-              <w:t xml:space="preserve">"numpreload": 0, </w:t>
-            </w:r>
-          </w:p>
-          <w:p>
-            <w:pPr>
-              <w:ind w:left="0" w:firstLineChars="150" w:firstLine="315"/>
-            </w:pPr>
-            <w:r>
               <w:t xml:space="preserve">"sortbuf": 512, </w:t>
             </w:r>
           </w:p>
@@ -27404,10 +28416,10 @@
             <w:pPr>
               <w:ind w:left="0"/>
               <w:rPr>
-                <w:ins w:id="652" w:author="xujianhui" w:date="2015-01-05T16:31:00Z"/>
-              </w:rPr>
-            </w:pPr>
-            <w:ins w:id="653" w:author="xujianhui" w:date="2015-01-05T16:30:00Z">
+                <w:ins w:id="758" w:author="xujianhui" w:date="2015-01-05T16:31:00Z"/>
+              </w:rPr>
+            </w:pPr>
+            <w:ins w:id="759" w:author="xujianhui" w:date="2015-01-05T16:30:00Z">
               <w:r>
                 <w:rPr>
                   <w:rFonts w:hint="eastAsia"/>
@@ -27415,7 +28427,7 @@
                 <w:t>通用</w:t>
               </w:r>
             </w:ins>
-            <w:ins w:id="654" w:author="xujianhui" w:date="2015-01-05T16:31:00Z">
+            <w:ins w:id="760" w:author="xujianhui" w:date="2015-01-05T16:31:00Z">
               <w:r>
                 <w:rPr>
                   <w:rFonts w:hint="eastAsia"/>
@@ -27428,10 +28440,10 @@
             <w:pPr>
               <w:ind w:left="0"/>
               <w:rPr>
-                <w:ins w:id="655" w:author="xujianhui" w:date="2015-01-05T16:30:00Z"/>
-              </w:rPr>
-            </w:pPr>
-            <w:ins w:id="656" w:author="xujianhui" w:date="2015-01-05T16:31:00Z">
+                <w:ins w:id="761" w:author="xujianhui" w:date="2015-01-05T16:30:00Z"/>
+              </w:rPr>
+            </w:pPr>
+            <w:ins w:id="762" w:author="xujianhui" w:date="2015-01-05T16:31:00Z">
               <w:r>
                 <w:rPr>
                   <w:rFonts w:hint="eastAsia"/>
@@ -27605,17 +28617,17 @@
     <w:p>
       <w:pPr>
         <w:rPr>
-          <w:ins w:id="657" w:author="xujianhui" w:date="2014-12-05T17:50:00Z"/>
+          <w:ins w:id="763" w:author="xujianhui" w:date="2014-12-05T17:50:00Z"/>
         </w:rPr>
       </w:pPr>
     </w:p>
     <w:p>
       <w:pPr>
         <w:rPr>
-          <w:ins w:id="658" w:author="xujianhui" w:date="2014-12-05T17:50:00Z"/>
+          <w:ins w:id="764" w:author="xujianhui" w:date="2014-12-05T17:50:00Z"/>
         </w:rPr>
       </w:pPr>
-      <w:ins w:id="659" w:author="xujianhui" w:date="2014-12-05T17:50:00Z">
+      <w:ins w:id="765" w:author="xujianhui" w:date="2014-12-05T17:50:00Z">
         <w:r>
           <w:rPr>
             <w:rFonts w:hint="eastAsia"/>
@@ -27633,13 +28645,13 @@
         </w:numPr>
         <w:ind w:firstLineChars="0"/>
         <w:rPr>
-          <w:ins w:id="660" w:author="xujianhui" w:date="2014-12-05T17:50:00Z"/>
+          <w:ins w:id="766" w:author="xujianhui" w:date="2014-12-05T17:50:00Z"/>
         </w:rPr>
-        <w:pPrChange w:id="661" w:author="xujianhui" w:date="2014-12-05T17:50:00Z">
+        <w:pPrChange w:id="767" w:author="xujianhui" w:date="2014-12-05T17:50:00Z">
           <w:pPr/>
         </w:pPrChange>
       </w:pPr>
-      <w:ins w:id="662" w:author="xujianhui" w:date="2014-12-05T17:50:00Z">
+      <w:ins w:id="768" w:author="xujianhui" w:date="2014-12-05T17:50:00Z">
         <w:r>
           <w:rPr>
             <w:rFonts w:hint="eastAsia"/>
@@ -27647,7 +28659,7 @@
           <w:t>进度回复，变化才回</w:t>
         </w:r>
       </w:ins>
-      <w:ins w:id="663" w:author="xujianhui" w:date="2014-12-05T17:53:00Z">
+      <w:ins w:id="769" w:author="xujianhui" w:date="2014-12-05T17:53:00Z">
         <w:r>
           <w:rPr>
             <w:rFonts w:hint="eastAsia"/>
@@ -27665,13 +28677,13 @@
         </w:numPr>
         <w:ind w:firstLineChars="0"/>
         <w:rPr>
-          <w:ins w:id="664" w:author="xujianhui" w:date="2014-12-05T17:55:00Z"/>
+          <w:ins w:id="770" w:author="xujianhui" w:date="2014-12-05T17:55:00Z"/>
         </w:rPr>
-        <w:pPrChange w:id="665" w:author="xujianhui" w:date="2014-12-05T17:50:00Z">
+        <w:pPrChange w:id="771" w:author="xujianhui" w:date="2014-12-05T17:50:00Z">
           <w:pPr/>
         </w:pPrChange>
       </w:pPr>
-      <w:ins w:id="666" w:author="xujianhui" w:date="2014-12-05T17:54:00Z">
+      <w:ins w:id="772" w:author="xujianhui" w:date="2014-12-05T17:54:00Z">
         <w:r>
           <w:rPr>
             <w:rFonts w:hint="eastAsia"/>
@@ -27701,7 +28713,6 @@
         <w:rPr>
           <w:rFonts w:hint="eastAsia"/>
         </w:rPr>
-        <w:lastRenderedPageBreak/>
         <w:t>WEB</w:t>
       </w:r>
       <w:r>
@@ -27820,6 +28831,7 @@
               <w:ind w:left="0"/>
             </w:pPr>
             <w:r>
+              <w:lastRenderedPageBreak/>
               <w:t>Host</w:t>
             </w:r>
             <w:r>
@@ -27860,6 +28872,7 @@
               <w:rPr>
                 <w:rFonts w:hint="eastAsia"/>
               </w:rPr>
+              <w:lastRenderedPageBreak/>
               <w:t>请求内容</w:t>
             </w:r>
           </w:p>
@@ -28713,7 +29726,6 @@
         <w:rPr>
           <w:rFonts w:hint="eastAsia"/>
         </w:rPr>
-        <w:lastRenderedPageBreak/>
         <w:t>扫描主机命令</w:t>
       </w:r>
     </w:p>
@@ -28889,6 +29901,7 @@
               <w:rPr>
                 <w:rFonts w:hint="eastAsia"/>
               </w:rPr>
+              <w:lastRenderedPageBreak/>
               <w:t xml:space="preserve">  Passwd</w:t>
             </w:r>
             <w:r>
@@ -29126,6 +30139,7 @@
               <w:rPr>
                 <w:rFonts w:hint="eastAsia"/>
               </w:rPr>
+              <w:lastRenderedPageBreak/>
               <w:t xml:space="preserve">  </w:t>
             </w:r>
             <w:r>
@@ -29276,6 +30290,7 @@
               <w:rPr>
                 <w:rFonts w:hint="eastAsia"/>
               </w:rPr>
+              <w:lastRenderedPageBreak/>
               <w:t>响应</w:t>
             </w:r>
           </w:p>

--- a/internal_doc/03.开发设计/Story-OMSvc.docx
+++ b/internal_doc/03.开发设计/Story-OMSvc.docx
@@ -15592,7 +15592,6 @@
         </w:numPr>
         <w:rPr>
           <w:ins w:id="443" w:author="linyoubin" w:date="2015-01-19T15:25:00Z"/>
-          <w:rFonts w:hint="eastAsia"/>
         </w:rPr>
       </w:pPr>
       <w:ins w:id="444" w:author="linyoubin" w:date="2015-01-19T15:25:00Z">
@@ -15798,7 +15797,6 @@
               <w:ind w:left="0"/>
               <w:rPr>
                 <w:ins w:id="463" w:author="linyoubin" w:date="2015-01-19T15:27:00Z"/>
-                <w:rFonts w:hint="eastAsia"/>
               </w:rPr>
             </w:pPr>
             <w:ins w:id="464" w:author="linyoubin" w:date="2015-01-19T15:26:00Z">
@@ -15828,7 +15826,6 @@
               <w:ind w:left="0"/>
               <w:rPr>
                 <w:ins w:id="467" w:author="linyoubin" w:date="2015-01-19T15:27:00Z"/>
-                <w:rFonts w:hint="eastAsia"/>
               </w:rPr>
             </w:pPr>
             <w:ins w:id="468" w:author="linyoubin" w:date="2015-01-19T15:27:00Z">
@@ -15845,7 +15842,6 @@
               <w:ind w:left="0"/>
               <w:rPr>
                 <w:ins w:id="469" w:author="linyoubin" w:date="2015-01-19T15:27:00Z"/>
-                <w:rFonts w:hint="eastAsia"/>
               </w:rPr>
             </w:pPr>
             <w:ins w:id="470" w:author="linyoubin" w:date="2015-01-19T15:27:00Z">
@@ -15862,7 +15858,6 @@
               <w:ind w:left="0"/>
               <w:rPr>
                 <w:ins w:id="471" w:author="linyoubin" w:date="2015-01-19T15:28:00Z"/>
-                <w:rFonts w:hint="eastAsia"/>
               </w:rPr>
             </w:pPr>
             <w:ins w:id="472" w:author="linyoubin" w:date="2015-01-19T15:27:00Z">
@@ -15879,7 +15874,6 @@
               <w:ind w:left="0" w:firstLine="405"/>
               <w:rPr>
                 <w:ins w:id="473" w:author="linyoubin" w:date="2015-01-19T15:28:00Z"/>
-                <w:rFonts w:hint="eastAsia"/>
               </w:rPr>
               <w:pPrChange w:id="474" w:author="linyoubin" w:date="2015-01-19T15:28:00Z">
                 <w:pPr>
@@ -15901,7 +15895,6 @@
               <w:ind w:left="0" w:firstLine="405"/>
               <w:rPr>
                 <w:ins w:id="476" w:author="linyoubin" w:date="2015-01-19T15:28:00Z"/>
-                <w:rFonts w:hint="eastAsia"/>
               </w:rPr>
               <w:pPrChange w:id="477" w:author="linyoubin" w:date="2015-01-19T15:28:00Z">
                 <w:pPr>
@@ -15931,7 +15924,6 @@
               <w:ind w:left="0" w:firstLine="405"/>
               <w:rPr>
                 <w:ins w:id="480" w:author="linyoubin" w:date="2015-01-19T15:28:00Z"/>
-                <w:rFonts w:hint="eastAsia"/>
               </w:rPr>
               <w:pPrChange w:id="481" w:author="linyoubin" w:date="2015-01-19T15:28:00Z">
                 <w:pPr>
@@ -15961,7 +15953,6 @@
               <w:ind w:left="0" w:firstLine="405"/>
               <w:rPr>
                 <w:ins w:id="484" w:author="linyoubin" w:date="2015-01-19T15:29:00Z"/>
-                <w:rFonts w:hint="eastAsia"/>
               </w:rPr>
               <w:pPrChange w:id="485" w:author="linyoubin" w:date="2015-01-19T15:28:00Z">
                 <w:pPr>
@@ -15983,7 +15974,6 @@
               <w:ind w:left="0" w:firstLine="405"/>
               <w:rPr>
                 <w:ins w:id="487" w:author="linyoubin" w:date="2015-01-19T15:29:00Z"/>
-                <w:rFonts w:hint="eastAsia"/>
               </w:rPr>
             </w:pPr>
             <w:ins w:id="488" w:author="linyoubin" w:date="2015-01-19T15:29:00Z">
@@ -16000,7 +15990,6 @@
               <w:ind w:left="0" w:firstLine="405"/>
               <w:rPr>
                 <w:ins w:id="489" w:author="linyoubin" w:date="2015-01-19T15:29:00Z"/>
-                <w:rFonts w:hint="eastAsia"/>
               </w:rPr>
             </w:pPr>
             <w:ins w:id="490" w:author="linyoubin" w:date="2015-01-19T15:29:00Z">
@@ -16008,13 +15997,7 @@
                 <w:rPr>
                   <w:rFonts w:hint="eastAsia"/>
                 </w:rPr>
-                <w:t xml:space="preserve">  Name:</w:t>
-              </w:r>
-              <w:r>
-                <w:rPr>
-                  <w:rFonts w:hint="eastAsia"/>
-                </w:rPr>
-                <w:t xml:space="preserve"> datagroupnum</w:t>
+                <w:t xml:space="preserve">  Name: datagroupnum</w:t>
               </w:r>
             </w:ins>
           </w:p>
@@ -16023,7 +16006,6 @@
               <w:ind w:left="0" w:firstLine="405"/>
               <w:rPr>
                 <w:ins w:id="491" w:author="linyoubin" w:date="2015-01-19T15:29:00Z"/>
-                <w:rFonts w:hint="eastAsia"/>
               </w:rPr>
             </w:pPr>
             <w:ins w:id="492" w:author="linyoubin" w:date="2015-01-19T15:29:00Z">
@@ -16040,7 +16022,6 @@
               <w:ind w:left="0" w:firstLine="405"/>
               <w:rPr>
                 <w:ins w:id="493" w:author="linyoubin" w:date="2015-01-19T15:27:00Z"/>
-                <w:rFonts w:hint="eastAsia"/>
               </w:rPr>
               <w:pPrChange w:id="494" w:author="linyoubin" w:date="2015-01-19T15:29:00Z">
                 <w:pPr>
@@ -16062,7 +16043,6 @@
               <w:ind w:left="0"/>
               <w:rPr>
                 <w:ins w:id="496" w:author="linyoubin" w:date="2015-01-19T15:29:00Z"/>
-                <w:rFonts w:hint="eastAsia"/>
               </w:rPr>
             </w:pPr>
             <w:ins w:id="497" w:author="linyoubin" w:date="2015-01-19T15:28:00Z">
@@ -16079,7 +16059,6 @@
               <w:ind w:left="0"/>
               <w:rPr>
                 <w:ins w:id="498" w:author="linyoubin" w:date="2015-01-19T15:31:00Z"/>
-                <w:rFonts w:hint="eastAsia"/>
               </w:rPr>
             </w:pPr>
             <w:ins w:id="499" w:author="linyoubin" w:date="2015-01-19T15:29:00Z">
@@ -16110,7 +16089,6 @@
               <w:ind w:left="0"/>
               <w:rPr>
                 <w:ins w:id="501" w:author="linyoubin" w:date="2015-01-19T15:31:00Z"/>
-                <w:rFonts w:hint="eastAsia"/>
               </w:rPr>
             </w:pPr>
             <w:ins w:id="502" w:author="linyoubin" w:date="2015-01-19T15:31:00Z">
@@ -16127,7 +16105,6 @@
               <w:ind w:left="0" w:firstLine="405"/>
               <w:rPr>
                 <w:ins w:id="503" w:author="linyoubin" w:date="2015-01-19T15:31:00Z"/>
-                <w:rFonts w:hint="eastAsia"/>
               </w:rPr>
               <w:pPrChange w:id="504" w:author="linyoubin" w:date="2015-01-19T15:31:00Z">
                 <w:pPr>
@@ -16149,7 +16126,6 @@
               <w:ind w:left="0" w:firstLine="405"/>
               <w:rPr>
                 <w:ins w:id="506" w:author="linyoubin" w:date="2015-01-19T15:31:00Z"/>
-                <w:rFonts w:hint="eastAsia"/>
               </w:rPr>
               <w:pPrChange w:id="507" w:author="linyoubin" w:date="2015-01-19T15:31:00Z">
                 <w:pPr>
@@ -16185,7 +16161,6 @@
               <w:ind w:left="0" w:firstLine="405"/>
               <w:rPr>
                 <w:ins w:id="510" w:author="linyoubin" w:date="2015-01-19T15:31:00Z"/>
-                <w:rFonts w:hint="eastAsia"/>
               </w:rPr>
               <w:pPrChange w:id="511" w:author="linyoubin" w:date="2015-01-19T15:31:00Z">
                 <w:pPr>
@@ -16216,7 +16191,6 @@
               <w:ind w:left="0"/>
               <w:rPr>
                 <w:ins w:id="513" w:author="linyoubin" w:date="2015-01-19T15:32:00Z"/>
-                <w:rFonts w:hint="eastAsia"/>
               </w:rPr>
             </w:pPr>
             <w:ins w:id="514" w:author="linyoubin" w:date="2015-01-19T15:31:00Z">
@@ -16233,7 +16207,6 @@
               <w:ind w:left="0"/>
               <w:rPr>
                 <w:ins w:id="515" w:author="linyoubin" w:date="2015-01-19T15:30:00Z"/>
-                <w:rFonts w:hint="eastAsia"/>
               </w:rPr>
             </w:pPr>
             <w:ins w:id="516" w:author="linyoubin" w:date="2015-01-19T15:32:00Z">
@@ -16459,18 +16432,11 @@
             <w:pPr>
               <w:ind w:left="0"/>
               <w:rPr>
-                <w:ins w:id="538" w:author="linyoubin" w:date="2015-01-19T15:25:00Z"/>
-              </w:rPr>
-            </w:pPr>
-          </w:p>
-          <w:p>
-            <w:pPr>
-              <w:ind w:left="0"/>
-              <w:rPr>
-                <w:ins w:id="539" w:author="linyoubin" w:date="2015-01-19T15:25:00Z"/>
-              </w:rPr>
-            </w:pPr>
-            <w:ins w:id="540" w:author="linyoubin" w:date="2015-01-19T15:25:00Z">
+                <w:ins w:id="538" w:author="linyoubin" w:date="2015-01-19T15:35:00Z"/>
+                <w:rFonts w:hint="eastAsia"/>
+              </w:rPr>
+            </w:pPr>
+            <w:ins w:id="539" w:author="linyoubin" w:date="2015-01-19T15:25:00Z">
               <w:r>
                 <w:fldChar w:fldCharType="begin"/>
               </w:r>
@@ -16507,6 +16473,137 @@
               </w:r>
             </w:ins>
           </w:p>
+          <w:p>
+            <w:pPr>
+              <w:ind w:left="0"/>
+              <w:rPr>
+                <w:ins w:id="540" w:author="linyoubin" w:date="2015-01-19T15:35:00Z"/>
+                <w:rFonts w:hint="eastAsia"/>
+              </w:rPr>
+            </w:pPr>
+            <w:ins w:id="541" w:author="linyoubin" w:date="2015-01-19T15:35:00Z">
+              <w:r>
+                <w:rPr>
+                  <w:rFonts w:hint="eastAsia"/>
+                </w:rPr>
+                <w:t>{</w:t>
+              </w:r>
+            </w:ins>
+          </w:p>
+          <w:p>
+            <w:pPr>
+              <w:ind w:left="0"/>
+              <w:rPr>
+                <w:ins w:id="542" w:author="linyoubin" w:date="2015-01-19T15:35:00Z"/>
+                <w:rFonts w:hint="eastAsia"/>
+              </w:rPr>
+            </w:pPr>
+            <w:ins w:id="543" w:author="linyoubin" w:date="2015-01-19T15:35:00Z">
+              <w:r>
+                <w:rPr>
+                  <w:rFonts w:hint="eastAsia"/>
+                </w:rPr>
+                <w:t xml:space="preserve">  </w:t>
+              </w:r>
+              <w:r>
+                <w:t>ValidSize</w:t>
+              </w:r>
+              <w:r>
+                <w:rPr>
+                  <w:rFonts w:hint="eastAsia"/>
+                </w:rPr>
+                <w:t xml:space="preserve">: </w:t>
+              </w:r>
+            </w:ins>
+            <w:ins w:id="544" w:author="linyoubin" w:date="2015-01-19T15:36:00Z">
+              <w:r>
+                <w:rPr>
+                  <w:rFonts w:hint="eastAsia"/>
+                </w:rPr>
+                <w:t>可用容量</w:t>
+              </w:r>
+            </w:ins>
+          </w:p>
+          <w:p>
+            <w:pPr>
+              <w:ind w:left="0"/>
+              <w:rPr>
+                <w:ins w:id="545" w:author="linyoubin" w:date="2015-01-19T15:36:00Z"/>
+                <w:rFonts w:hint="eastAsia"/>
+              </w:rPr>
+            </w:pPr>
+            <w:ins w:id="546" w:author="linyoubin" w:date="2015-01-19T15:36:00Z">
+              <w:r>
+                <w:rPr>
+                  <w:rFonts w:hint="eastAsia"/>
+                </w:rPr>
+                <w:t xml:space="preserve">  </w:t>
+              </w:r>
+              <w:r>
+                <w:t>TotalSize</w:t>
+              </w:r>
+              <w:r>
+                <w:rPr>
+                  <w:rFonts w:hint="eastAsia"/>
+                </w:rPr>
+                <w:t xml:space="preserve">: </w:t>
+              </w:r>
+              <w:r>
+                <w:rPr>
+                  <w:rFonts w:hint="eastAsia"/>
+                </w:rPr>
+                <w:t>总容量</w:t>
+              </w:r>
+            </w:ins>
+          </w:p>
+          <w:p>
+            <w:pPr>
+              <w:ind w:left="0"/>
+              <w:rPr>
+                <w:ins w:id="547" w:author="linyoubin" w:date="2015-01-19T15:35:00Z"/>
+                <w:rFonts w:hint="eastAsia"/>
+              </w:rPr>
+            </w:pPr>
+            <w:ins w:id="548" w:author="linyoubin" w:date="2015-01-19T15:36:00Z">
+              <w:r>
+                <w:rPr>
+                  <w:rFonts w:hint="eastAsia"/>
+                </w:rPr>
+                <w:t xml:space="preserve">  </w:t>
+              </w:r>
+              <w:r>
+                <w:t>RedundancyRate</w:t>
+              </w:r>
+              <w:r>
+                <w:rPr>
+                  <w:rFonts w:hint="eastAsia"/>
+                </w:rPr>
+                <w:t xml:space="preserve">: </w:t>
+              </w:r>
+              <w:r>
+                <w:rPr>
+                  <w:rFonts w:hint="eastAsia"/>
+                </w:rPr>
+                <w:t>冗余度</w:t>
+              </w:r>
+            </w:ins>
+          </w:p>
+          <w:p>
+            <w:pPr>
+              <w:ind w:left="0"/>
+              <w:rPr>
+                <w:ins w:id="549" w:author="linyoubin" w:date="2015-01-19T15:25:00Z"/>
+              </w:rPr>
+            </w:pPr>
+            <w:ins w:id="550" w:author="linyoubin" w:date="2015-01-19T15:35:00Z">
+              <w:r>
+                <w:rPr>
+                  <w:rFonts w:hint="eastAsia"/>
+                </w:rPr>
+                <w:t>}</w:t>
+              </w:r>
+            </w:ins>
+          </w:p>
         </w:tc>
         <w:tc>
           <w:tcPr>
@@ -16516,7 +16613,178 @@
             <w:pPr>
               <w:ind w:left="0"/>
               <w:rPr>
-                <w:ins w:id="541" w:author="linyoubin" w:date="2015-01-19T15:25:00Z"/>
+                <w:ins w:id="551" w:author="linyoubin" w:date="2015-01-19T15:36:00Z"/>
+              </w:rPr>
+            </w:pPr>
+            <w:ins w:id="552" w:author="linyoubin" w:date="2015-01-19T15:36:00Z">
+              <w:r>
+                <w:t>{</w:t>
+              </w:r>
+            </w:ins>
+          </w:p>
+          <w:p>
+            <w:pPr>
+              <w:ind w:left="0"/>
+              <w:rPr>
+                <w:ins w:id="553" w:author="linyoubin" w:date="2015-01-19T15:36:00Z"/>
+              </w:rPr>
+            </w:pPr>
+            <w:ins w:id="554" w:author="linyoubin" w:date="2015-01-19T15:36:00Z">
+              <w:r>
+                <w:t>"errno": 0</w:t>
+              </w:r>
+            </w:ins>
+          </w:p>
+          <w:p>
+            <w:pPr>
+              <w:ind w:left="0"/>
+              <w:rPr>
+                <w:ins w:id="555" w:author="linyoubin" w:date="2015-01-19T15:36:00Z"/>
+                <w:rFonts w:hint="eastAsia"/>
+              </w:rPr>
+            </w:pPr>
+            <w:ins w:id="556" w:author="linyoubin" w:date="2015-01-19T15:36:00Z">
+              <w:r>
+                <w:t>}</w:t>
+              </w:r>
+            </w:ins>
+          </w:p>
+          <w:p>
+            <w:pPr>
+              <w:ind w:left="0"/>
+              <w:rPr>
+                <w:ins w:id="557" w:author="linyoubin" w:date="2015-01-19T15:36:00Z"/>
+                <w:rFonts w:hint="eastAsia"/>
+              </w:rPr>
+            </w:pPr>
+            <w:ins w:id="558" w:author="linyoubin" w:date="2015-01-19T15:36:00Z">
+              <w:r>
+                <w:rPr>
+                  <w:rFonts w:hint="eastAsia"/>
+                </w:rPr>
+                <w:t>{</w:t>
+              </w:r>
+            </w:ins>
+          </w:p>
+          <w:p>
+            <w:pPr>
+              <w:ind w:left="0"/>
+              <w:rPr>
+                <w:ins w:id="559" w:author="linyoubin" w:date="2015-01-19T15:37:00Z"/>
+                <w:rFonts w:hint="eastAsia"/>
+              </w:rPr>
+            </w:pPr>
+            <w:ins w:id="560" w:author="linyoubin" w:date="2015-01-19T15:36:00Z">
+              <w:r>
+                <w:rPr>
+                  <w:rFonts w:hint="eastAsia"/>
+                </w:rPr>
+                <w:t xml:space="preserve">  </w:t>
+              </w:r>
+            </w:ins>
+            <w:ins w:id="561" w:author="linyoubin" w:date="2015-01-19T15:37:00Z">
+              <w:r>
+                <w:t>ValidSize</w:t>
+              </w:r>
+              <w:r>
+                <w:rPr>
+                  <w:rFonts w:hint="eastAsia"/>
+                </w:rPr>
+                <w:t xml:space="preserve">: </w:t>
+              </w:r>
+              <w:r>
+                <w:rPr>
+                  <w:rFonts w:hint="eastAsia"/>
+                </w:rPr>
+                <w:t>500</w:t>
+              </w:r>
+            </w:ins>
+          </w:p>
+          <w:p>
+            <w:pPr>
+              <w:ind w:left="0"/>
+              <w:rPr>
+                <w:ins w:id="562" w:author="linyoubin" w:date="2015-01-19T15:37:00Z"/>
+                <w:rFonts w:hint="eastAsia"/>
+              </w:rPr>
+            </w:pPr>
+            <w:ins w:id="563" w:author="linyoubin" w:date="2015-01-19T15:37:00Z">
+              <w:r>
+                <w:rPr>
+                  <w:rFonts w:hint="eastAsia"/>
+                </w:rPr>
+                <w:t xml:space="preserve">  </w:t>
+              </w:r>
+              <w:r>
+                <w:t>TotalSize</w:t>
+              </w:r>
+              <w:r>
+                <w:rPr>
+                  <w:rFonts w:hint="eastAsia"/>
+                </w:rPr>
+                <w:t xml:space="preserve">: </w:t>
+              </w:r>
+              <w:r>
+                <w:rPr>
+                  <w:rFonts w:hint="eastAsia"/>
+                </w:rPr>
+                <w:t>1000</w:t>
+              </w:r>
+            </w:ins>
+          </w:p>
+          <w:p>
+            <w:pPr>
+              <w:ind w:left="0"/>
+              <w:rPr>
+                <w:ins w:id="564" w:author="linyoubin" w:date="2015-01-19T15:36:00Z"/>
+                <w:rFonts w:hint="eastAsia"/>
+              </w:rPr>
+            </w:pPr>
+            <w:ins w:id="565" w:author="linyoubin" w:date="2015-01-19T15:37:00Z">
+              <w:r>
+                <w:rPr>
+                  <w:rFonts w:hint="eastAsia"/>
+                </w:rPr>
+                <w:t xml:space="preserve">  </w:t>
+              </w:r>
+              <w:r>
+                <w:t>RedundancyRate</w:t>
+              </w:r>
+              <w:r>
+                <w:rPr>
+                  <w:rFonts w:hint="eastAsia"/>
+                </w:rPr>
+                <w:t xml:space="preserve">: </w:t>
+              </w:r>
+              <w:r>
+                <w:rPr>
+                  <w:rFonts w:hint="eastAsia"/>
+                </w:rPr>
+                <w:t>1</w:t>
+              </w:r>
+            </w:ins>
+          </w:p>
+          <w:p>
+            <w:pPr>
+              <w:ind w:left="0"/>
+              <w:rPr>
+                <w:ins w:id="566" w:author="linyoubin" w:date="2015-01-19T15:36:00Z"/>
+              </w:rPr>
+            </w:pPr>
+            <w:ins w:id="567" w:author="linyoubin" w:date="2015-01-19T15:36:00Z">
+              <w:r>
+                <w:rPr>
+                  <w:rFonts w:hint="eastAsia"/>
+                </w:rPr>
+                <w:t>}</w:t>
+              </w:r>
+            </w:ins>
+          </w:p>
+          <w:p>
+            <w:pPr>
+              <w:ind w:left="0"/>
+              <w:rPr>
+                <w:ins w:id="568" w:author="linyoubin" w:date="2015-01-19T15:25:00Z"/>
               </w:rPr>
             </w:pPr>
           </w:p>
@@ -16524,7 +16792,7 @@
       </w:tr>
       <w:tr>
         <w:trPr>
-          <w:ins w:id="542" w:author="linyoubin" w:date="2015-01-19T15:25:00Z"/>
+          <w:ins w:id="569" w:author="linyoubin" w:date="2015-01-19T15:25:00Z"/>
         </w:trPr>
         <w:tc>
           <w:tcPr>
@@ -16534,10 +16802,10 @@
             <w:pPr>
               <w:ind w:left="0"/>
               <w:rPr>
-                <w:ins w:id="543" w:author="linyoubin" w:date="2015-01-19T15:25:00Z"/>
-              </w:rPr>
-            </w:pPr>
-            <w:ins w:id="544" w:author="linyoubin" w:date="2015-01-19T15:25:00Z">
+                <w:ins w:id="570" w:author="linyoubin" w:date="2015-01-19T15:25:00Z"/>
+              </w:rPr>
+            </w:pPr>
+            <w:ins w:id="571" w:author="linyoubin" w:date="2015-01-19T15:25:00Z">
               <w:r>
                 <w:rPr>
                   <w:rFonts w:hint="eastAsia"/>
@@ -16555,7 +16823,7 @@
             <w:pPr>
               <w:ind w:left="0"/>
               <w:rPr>
-                <w:ins w:id="545" w:author="linyoubin" w:date="2015-01-19T15:25:00Z"/>
+                <w:ins w:id="572" w:author="linyoubin" w:date="2015-01-19T15:25:00Z"/>
               </w:rPr>
             </w:pPr>
           </w:p>
@@ -16568,7 +16836,7 @@
             <w:pPr>
               <w:ind w:left="0"/>
               <w:rPr>
-                <w:ins w:id="546" w:author="linyoubin" w:date="2015-01-19T15:25:00Z"/>
+                <w:ins w:id="573" w:author="linyoubin" w:date="2015-01-19T15:25:00Z"/>
               </w:rPr>
             </w:pPr>
           </w:p>
@@ -16578,10 +16846,9 @@
     <w:p>
       <w:pPr>
         <w:rPr>
-          <w:ins w:id="547" w:author="linyoubin" w:date="2015-01-19T15:22:00Z"/>
-          <w:rFonts w:hint="eastAsia"/>
+          <w:ins w:id="574" w:author="linyoubin" w:date="2015-01-19T15:22:00Z"/>
         </w:rPr>
-        <w:pPrChange w:id="548" w:author="linyoubin" w:date="2015-01-19T15:25:00Z">
+        <w:pPrChange w:id="575" w:author="linyoubin" w:date="2015-01-19T15:25:00Z">
           <w:pPr>
             <w:pStyle w:val="Heading4"/>
             <w:numPr>
@@ -16604,6 +16871,7 @@
         <w:rPr>
           <w:rFonts w:hint="eastAsia"/>
         </w:rPr>
+        <w:lastRenderedPageBreak/>
         <w:t>获取业务配置模板</w:t>
       </w:r>
       <w:r>
@@ -16751,7 +17019,7 @@
               </w:rPr>
               <w:t xml:space="preserve">: </w:t>
             </w:r>
-            <w:ins w:id="549" w:author="xujianhui" w:date="2015-01-05T15:33:00Z">
+            <w:ins w:id="576" w:author="xujianhui" w:date="2015-01-05T15:33:00Z">
               <w:r>
                 <w:rPr>
                   <w:rFonts w:hint="eastAsia"/>
@@ -16759,7 +17027,7 @@
                 <w:t>get</w:t>
               </w:r>
             </w:ins>
-            <w:del w:id="550" w:author="xujianhui" w:date="2015-01-05T15:33:00Z">
+            <w:del w:id="577" w:author="xujianhui" w:date="2015-01-05T15:33:00Z">
               <w:r>
                 <w:delText>query</w:delText>
               </w:r>
@@ -16809,14 +17077,7 @@
               <w:rPr>
                 <w:rFonts w:hint="eastAsia"/>
               </w:rPr>
-              <w:t>的结果</w:t>
-            </w:r>
-            <w:r>
-              <w:rPr>
-                <w:rFonts w:hint="eastAsia"/>
-              </w:rPr>
-              <w:lastRenderedPageBreak/>
-              <w:t>中获取</w:t>
+              <w:t>的结果中获取</w:t>
             </w:r>
             <w:r>
               <w:rPr>
@@ -16835,13 +17096,12 @@
               <w:ind w:left="0"/>
             </w:pPr>
             <w:r>
-              <w:lastRenderedPageBreak/>
               <w:t>cmd</w:t>
             </w:r>
             <w:r>
               <w:t>=</w:t>
             </w:r>
-            <w:ins w:id="551" w:author="xujianhui" w:date="2015-01-05T15:33:00Z">
+            <w:ins w:id="578" w:author="xujianhui" w:date="2015-01-05T15:33:00Z">
               <w:r>
                 <w:rPr>
                   <w:rFonts w:hint="eastAsia"/>
@@ -16849,7 +17109,7 @@
                 <w:t>get</w:t>
               </w:r>
             </w:ins>
-            <w:del w:id="552" w:author="xujianhui" w:date="2015-01-05T15:33:00Z">
+            <w:del w:id="579" w:author="xujianhui" w:date="2015-01-05T15:33:00Z">
               <w:r>
                 <w:delText>query</w:delText>
               </w:r>
@@ -16882,7 +17142,6 @@
               <w:rPr>
                 <w:rFonts w:hint="eastAsia"/>
               </w:rPr>
-              <w:lastRenderedPageBreak/>
               <w:t>说明</w:t>
             </w:r>
           </w:p>
@@ -16980,10 +17239,10 @@
             <w:pPr>
               <w:ind w:left="0"/>
               <w:rPr>
-                <w:ins w:id="553" w:author="xujianhui" w:date="2015-01-05T15:30:00Z"/>
-              </w:rPr>
-            </w:pPr>
-            <w:ins w:id="554" w:author="xujianhui" w:date="2015-01-05T15:30:00Z">
+                <w:ins w:id="580" w:author="xujianhui" w:date="2015-01-05T15:30:00Z"/>
+              </w:rPr>
+            </w:pPr>
+            <w:ins w:id="581" w:author="xujianhui" w:date="2015-01-05T15:30:00Z">
               <w:r>
                 <w:rPr>
                   <w:rFonts w:hint="eastAsia"/>
@@ -16996,7 +17255,7 @@
             <w:pPr>
               <w:ind w:left="0"/>
             </w:pPr>
-            <w:ins w:id="555" w:author="xujianhui" w:date="2015-01-05T15:30:00Z">
+            <w:ins w:id="582" w:author="xujianhui" w:date="2015-01-05T15:30:00Z">
               <w:r>
                 <w:rPr>
                   <w:rFonts w:hint="eastAsia"/>
@@ -17453,7 +17712,7 @@
             <w:pPr>
               <w:ind w:left="0"/>
               <w:rPr>
-                <w:ins w:id="556" w:author="xujianhui" w:date="2015-01-05T15:30:00Z"/>
+                <w:ins w:id="583" w:author="xujianhui" w:date="2015-01-05T15:30:00Z"/>
               </w:rPr>
             </w:pPr>
             <w:r>
@@ -17998,6 +18257,7 @@
               <w:ind w:left="0"/>
             </w:pPr>
             <w:r>
+              <w:lastRenderedPageBreak/>
               <w:t>TemplateInfo</w:t>
             </w:r>
             <w:r>
@@ -18168,7 +18428,6 @@
               <w:rPr>
                 <w:rFonts w:hint="eastAsia"/>
               </w:rPr>
-              <w:lastRenderedPageBreak/>
               <w:t xml:space="preserve">  [</w:t>
             </w:r>
           </w:p>
@@ -18349,6 +18608,7 @@
               <w:rPr>
                 <w:rFonts w:hint="eastAsia"/>
               </w:rPr>
+              <w:lastRenderedPageBreak/>
               <w:t>&amp;</w:t>
             </w:r>
             <w:r>
@@ -18441,7 +18701,6 @@
               <w:ind w:left="0" w:firstLineChars="100" w:firstLine="210"/>
             </w:pPr>
             <w:r>
-              <w:lastRenderedPageBreak/>
               <w:t>[</w:t>
             </w:r>
           </w:p>
@@ -18681,10 +18940,10 @@
             <w:pPr>
               <w:ind w:left="0"/>
               <w:rPr>
-                <w:ins w:id="557" w:author="xujianhui" w:date="2015-01-05T15:38:00Z"/>
-              </w:rPr>
-            </w:pPr>
-            <w:ins w:id="558" w:author="xujianhui" w:date="2015-01-05T15:38:00Z">
+                <w:ins w:id="584" w:author="xujianhui" w:date="2015-01-05T15:38:00Z"/>
+              </w:rPr>
+            </w:pPr>
+            <w:ins w:id="585" w:author="xujianhui" w:date="2015-01-05T15:38:00Z">
               <w:r>
                 <w:rPr>
                   <w:rFonts w:hint="eastAsia"/>
@@ -18697,10 +18956,10 @@
             <w:pPr>
               <w:ind w:left="0"/>
               <w:rPr>
-                <w:ins w:id="559" w:author="xujianhui" w:date="2015-01-05T15:38:00Z"/>
-              </w:rPr>
-            </w:pPr>
-            <w:ins w:id="560" w:author="xujianhui" w:date="2015-01-05T15:38:00Z">
+                <w:ins w:id="586" w:author="xujianhui" w:date="2015-01-05T15:38:00Z"/>
+              </w:rPr>
+            </w:pPr>
+            <w:ins w:id="587" w:author="xujianhui" w:date="2015-01-05T15:38:00Z">
               <w:r>
                 <w:rPr>
                   <w:rFonts w:hint="eastAsia"/>
@@ -19147,6 +19406,7 @@
               <w:ind w:left="0"/>
             </w:pPr>
             <w:r>
+              <w:lastRenderedPageBreak/>
               <w:t>DeployMod</w:t>
             </w:r>
             <w:r>
@@ -19308,7 +19568,6 @@
               <w:rPr>
                 <w:rFonts w:hint="eastAsia"/>
               </w:rPr>
-              <w:lastRenderedPageBreak/>
               <w:t xml:space="preserve">  </w:t>
             </w:r>
             <w:r>
@@ -19787,6 +20046,7 @@
               <w:ind w:left="0" w:firstLineChars="100" w:firstLine="210"/>
             </w:pPr>
             <w:r>
+              <w:lastRenderedPageBreak/>
               <w:t xml:space="preserve">], </w:t>
             </w:r>
           </w:p>
@@ -19870,7 +20130,6 @@
               <w:ind w:left="0" w:firstLineChars="200" w:firstLine="420"/>
             </w:pPr>
             <w:r>
-              <w:lastRenderedPageBreak/>
               <w:t xml:space="preserve">{ </w:t>
             </w:r>
           </w:p>
@@ -20588,6 +20847,7 @@
               <w:jc w:val="left"/>
             </w:pPr>
             <w:r>
+              <w:lastRenderedPageBreak/>
               <w:t>logfilesz</w:t>
             </w:r>
             <w:r>
@@ -20693,7 +20953,6 @@
               <w:jc w:val="left"/>
             </w:pPr>
             <w:r>
-              <w:lastRenderedPageBreak/>
               <w:t>pagecleaninterval</w:t>
             </w:r>
             <w:r>
@@ -21027,6 +21286,7 @@
               <w:ind w:left="0"/>
             </w:pPr>
             <w:r>
+              <w:lastRenderedPageBreak/>
               <w:t xml:space="preserve">         "diaglevel": "4", </w:t>
             </w:r>
           </w:p>
@@ -21083,263 +21343,263 @@
               <w:ind w:left="0"/>
             </w:pPr>
             <w:r>
+              <w:t xml:space="preserve">         "pagecleaninterval": "1000", </w:t>
+            </w:r>
+          </w:p>
+          <w:p>
+            <w:pPr>
+              <w:ind w:left="0"/>
+            </w:pPr>
+            <w:r>
+              <w:t xml:space="preserve">         "hjbuf": "128", </w:t>
+            </w:r>
+          </w:p>
+          <w:p>
+            <w:pPr>
+              <w:ind w:left="0"/>
+            </w:pPr>
+            <w:r>
+              <w:t xml:space="preserve">         "logbuffsize": "1024", </w:t>
+            </w:r>
+          </w:p>
+          <w:p>
+            <w:pPr>
+              <w:ind w:left="0"/>
+            </w:pPr>
+            <w:r>
+              <w:t xml:space="preserve">         "maxprefpool": "200", </w:t>
+            </w:r>
+          </w:p>
+          <w:p>
+            <w:pPr>
+              <w:ind w:left="0"/>
+            </w:pPr>
+            <w:r>
+              <w:t xml:space="preserve">         "maxreplsync": "10", </w:t>
+            </w:r>
+          </w:p>
+          <w:p>
+            <w:pPr>
+              <w:ind w:left="0"/>
+            </w:pPr>
+            <w:r>
+              <w:t xml:space="preserve">         "numpreload": "0", </w:t>
+            </w:r>
+          </w:p>
+          <w:p>
+            <w:pPr>
+              <w:ind w:left="0"/>
+            </w:pPr>
+            <w:r>
+              <w:t xml:space="preserve">         "sortbuf": "512", </w:t>
+            </w:r>
+          </w:p>
+          <w:p>
+            <w:pPr>
+              <w:ind w:left="0"/>
+            </w:pPr>
+            <w:r>
+              <w:t xml:space="preserve">         "syncstrategy": "none" </w:t>
+            </w:r>
+          </w:p>
+          <w:p>
+            <w:pPr>
+              <w:ind w:left="0"/>
+            </w:pPr>
+            <w:r>
+              <w:t xml:space="preserve">      }, </w:t>
+            </w:r>
+          </w:p>
+          <w:p>
+            <w:pPr>
+              <w:ind w:left="0"/>
+            </w:pPr>
+            <w:r>
+              <w:t xml:space="preserve">      { </w:t>
+            </w:r>
+          </w:p>
+          <w:p>
+            <w:pPr>
+              <w:ind w:left="0"/>
+            </w:pPr>
+            <w:r>
+              <w:t xml:space="preserve">         "HostName": "rhelt10", </w:t>
+            </w:r>
+          </w:p>
+          <w:p>
+            <w:pPr>
+              <w:ind w:left="0"/>
+            </w:pPr>
+            <w:r>
+              <w:t xml:space="preserve">         "datagroupname": "", </w:t>
+            </w:r>
+          </w:p>
+          <w:p>
+            <w:pPr>
+              <w:ind w:left="0"/>
+            </w:pPr>
+            <w:r>
+              <w:t xml:space="preserve">         "dbpath": "/home/mount/testdata/catalog/11830", </w:t>
+            </w:r>
+          </w:p>
+          <w:p>
+            <w:pPr>
+              <w:ind w:left="0"/>
+            </w:pPr>
+            <w:r>
+              <w:t xml:space="preserve">         "svcname": "11830", </w:t>
+            </w:r>
+          </w:p>
+          <w:p>
+            <w:pPr>
+              <w:ind w:left="0"/>
+            </w:pPr>
+            <w:r>
+              <w:t xml:space="preserve">         "diaglevel": "3", </w:t>
+            </w:r>
+          </w:p>
+          <w:p>
+            <w:pPr>
+              <w:ind w:left="0"/>
+            </w:pPr>
+            <w:r>
+              <w:t xml:space="preserve">         "role": "catalog", </w:t>
+            </w:r>
+          </w:p>
+          <w:p>
+            <w:pPr>
+              <w:ind w:left="0"/>
+            </w:pPr>
+            <w:r>
+              <w:t xml:space="preserve">         "logfilesz": "64", </w:t>
+            </w:r>
+          </w:p>
+          <w:p>
+            <w:pPr>
+              <w:ind w:left="0"/>
+            </w:pPr>
+            <w:r>
+              <w:t xml:space="preserve">         "logfilenum": "10", </w:t>
+            </w:r>
+          </w:p>
+          <w:p>
+            <w:pPr>
+              <w:ind w:left="0"/>
+            </w:pPr>
+            <w:r>
+              <w:t xml:space="preserve">         "transactionon": "false",</w:t>
+            </w:r>
+          </w:p>
+          <w:p>
+            <w:pPr>
+              <w:ind w:left="0"/>
+            </w:pPr>
+            <w:r>
+              <w:t xml:space="preserve">         "preferedinstance": "2",</w:t>
+            </w:r>
+          </w:p>
+          <w:p>
+            <w:pPr>
+              <w:ind w:left="0"/>
+            </w:pPr>
+            <w:r>
+              <w:t xml:space="preserve">         "numpagecleaners": "1",</w:t>
+            </w:r>
+          </w:p>
+          <w:p>
+            <w:pPr>
+              <w:ind w:left="0"/>
+            </w:pPr>
+            <w:r>
+              <w:t xml:space="preserve">         "pagecleaninterval": "1000",</w:t>
+            </w:r>
+          </w:p>
+          <w:p>
+            <w:pPr>
+              <w:ind w:left="0"/>
+            </w:pPr>
+            <w:r>
+              <w:t xml:space="preserve">         "hjbuf": "128",</w:t>
+            </w:r>
+          </w:p>
+          <w:p>
+            <w:pPr>
+              <w:ind w:left="0"/>
+            </w:pPr>
+            <w:r>
+              <w:t xml:space="preserve">         "logbuffsize": "1024",</w:t>
+            </w:r>
+          </w:p>
+          <w:p>
+            <w:pPr>
+              <w:ind w:left="0"/>
+            </w:pPr>
+            <w:r>
+              <w:t xml:space="preserve">         "maxprefpool": "200",</w:t>
+            </w:r>
+          </w:p>
+          <w:p>
+            <w:pPr>
+              <w:ind w:left="0"/>
+            </w:pPr>
+            <w:r>
+              <w:t xml:space="preserve">         "maxreplsync": "10",</w:t>
+            </w:r>
+          </w:p>
+          <w:p>
+            <w:pPr>
+              <w:ind w:left="0"/>
+            </w:pPr>
+            <w:r>
+              <w:t xml:space="preserve">         "numpreload": "0",</w:t>
+            </w:r>
+          </w:p>
+          <w:p>
+            <w:pPr>
+              <w:ind w:left="0"/>
+            </w:pPr>
+            <w:r>
+              <w:t xml:space="preserve">         "sortbuf": "512",</w:t>
+            </w:r>
+          </w:p>
+          <w:p>
+            <w:pPr>
+              <w:ind w:left="0"/>
+            </w:pPr>
+            <w:r>
+              <w:t xml:space="preserve">         "syncstrategy": "none" }, </w:t>
+            </w:r>
+          </w:p>
+          <w:p>
+            <w:pPr>
+              <w:ind w:left="0"/>
+            </w:pPr>
+            <w:r>
+              <w:t xml:space="preserve">      { </w:t>
+            </w:r>
+          </w:p>
+          <w:p>
+            <w:pPr>
+              <w:ind w:left="0"/>
+            </w:pPr>
+            <w:r>
+              <w:t xml:space="preserve">         "HostName": "rhelt10",</w:t>
+            </w:r>
+          </w:p>
+          <w:p>
+            <w:pPr>
+              <w:ind w:left="0"/>
+            </w:pPr>
+            <w:r>
+              <w:t xml:space="preserve">         "datagroupname": "DATAGROUP1",</w:t>
+            </w:r>
+          </w:p>
+          <w:p>
+            <w:pPr>
+              <w:ind w:left="0"/>
+            </w:pPr>
+            <w:r>
               <w:lastRenderedPageBreak/>
-              <w:t xml:space="preserve">         "pagecleaninterval": "1000", </w:t>
-            </w:r>
-          </w:p>
-          <w:p>
-            <w:pPr>
-              <w:ind w:left="0"/>
-            </w:pPr>
-            <w:r>
-              <w:t xml:space="preserve">         "hjbuf": "128", </w:t>
-            </w:r>
-          </w:p>
-          <w:p>
-            <w:pPr>
-              <w:ind w:left="0"/>
-            </w:pPr>
-            <w:r>
-              <w:t xml:space="preserve">         "logbuffsize": "1024", </w:t>
-            </w:r>
-          </w:p>
-          <w:p>
-            <w:pPr>
-              <w:ind w:left="0"/>
-            </w:pPr>
-            <w:r>
-              <w:t xml:space="preserve">         "maxprefpool": "200", </w:t>
-            </w:r>
-          </w:p>
-          <w:p>
-            <w:pPr>
-              <w:ind w:left="0"/>
-            </w:pPr>
-            <w:r>
-              <w:t xml:space="preserve">         "maxreplsync": "10", </w:t>
-            </w:r>
-          </w:p>
-          <w:p>
-            <w:pPr>
-              <w:ind w:left="0"/>
-            </w:pPr>
-            <w:r>
-              <w:t xml:space="preserve">         "numpreload": "0", </w:t>
-            </w:r>
-          </w:p>
-          <w:p>
-            <w:pPr>
-              <w:ind w:left="0"/>
-            </w:pPr>
-            <w:r>
-              <w:t xml:space="preserve">         "sortbuf": "512", </w:t>
-            </w:r>
-          </w:p>
-          <w:p>
-            <w:pPr>
-              <w:ind w:left="0"/>
-            </w:pPr>
-            <w:r>
-              <w:t xml:space="preserve">         "syncstrategy": "none" </w:t>
-            </w:r>
-          </w:p>
-          <w:p>
-            <w:pPr>
-              <w:ind w:left="0"/>
-            </w:pPr>
-            <w:r>
-              <w:t xml:space="preserve">      }, </w:t>
-            </w:r>
-          </w:p>
-          <w:p>
-            <w:pPr>
-              <w:ind w:left="0"/>
-            </w:pPr>
-            <w:r>
-              <w:t xml:space="preserve">      { </w:t>
-            </w:r>
-          </w:p>
-          <w:p>
-            <w:pPr>
-              <w:ind w:left="0"/>
-            </w:pPr>
-            <w:r>
-              <w:t xml:space="preserve">         "HostName": "rhelt10", </w:t>
-            </w:r>
-          </w:p>
-          <w:p>
-            <w:pPr>
-              <w:ind w:left="0"/>
-            </w:pPr>
-            <w:r>
-              <w:t xml:space="preserve">         "datagroupname": "", </w:t>
-            </w:r>
-          </w:p>
-          <w:p>
-            <w:pPr>
-              <w:ind w:left="0"/>
-            </w:pPr>
-            <w:r>
-              <w:t xml:space="preserve">         "dbpath": "/home/mount/testdata/catalog/11830", </w:t>
-            </w:r>
-          </w:p>
-          <w:p>
-            <w:pPr>
-              <w:ind w:left="0"/>
-            </w:pPr>
-            <w:r>
-              <w:t xml:space="preserve">         "svcname": "11830", </w:t>
-            </w:r>
-          </w:p>
-          <w:p>
-            <w:pPr>
-              <w:ind w:left="0"/>
-            </w:pPr>
-            <w:r>
-              <w:t xml:space="preserve">         "diaglevel": "3", </w:t>
-            </w:r>
-          </w:p>
-          <w:p>
-            <w:pPr>
-              <w:ind w:left="0"/>
-            </w:pPr>
-            <w:r>
-              <w:t xml:space="preserve">         "role": "catalog", </w:t>
-            </w:r>
-          </w:p>
-          <w:p>
-            <w:pPr>
-              <w:ind w:left="0"/>
-            </w:pPr>
-            <w:r>
-              <w:t xml:space="preserve">         "logfilesz": "64", </w:t>
-            </w:r>
-          </w:p>
-          <w:p>
-            <w:pPr>
-              <w:ind w:left="0"/>
-            </w:pPr>
-            <w:r>
-              <w:t xml:space="preserve">         "logfilenum": "10", </w:t>
-            </w:r>
-          </w:p>
-          <w:p>
-            <w:pPr>
-              <w:ind w:left="0"/>
-            </w:pPr>
-            <w:r>
-              <w:t xml:space="preserve">         "transactionon": "false",</w:t>
-            </w:r>
-          </w:p>
-          <w:p>
-            <w:pPr>
-              <w:ind w:left="0"/>
-            </w:pPr>
-            <w:r>
-              <w:t xml:space="preserve">         "preferedinstance": "2",</w:t>
-            </w:r>
-          </w:p>
-          <w:p>
-            <w:pPr>
-              <w:ind w:left="0"/>
-            </w:pPr>
-            <w:r>
-              <w:t xml:space="preserve">         "numpagecleaners": "1",</w:t>
-            </w:r>
-          </w:p>
-          <w:p>
-            <w:pPr>
-              <w:ind w:left="0"/>
-            </w:pPr>
-            <w:r>
-              <w:t xml:space="preserve">         "pagecleaninterval": "1000",</w:t>
-            </w:r>
-          </w:p>
-          <w:p>
-            <w:pPr>
-              <w:ind w:left="0"/>
-            </w:pPr>
-            <w:r>
-              <w:t xml:space="preserve">         "hjbuf": "128",</w:t>
-            </w:r>
-          </w:p>
-          <w:p>
-            <w:pPr>
-              <w:ind w:left="0"/>
-            </w:pPr>
-            <w:r>
-              <w:t xml:space="preserve">         "logbuffsize": "1024",</w:t>
-            </w:r>
-          </w:p>
-          <w:p>
-            <w:pPr>
-              <w:ind w:left="0"/>
-            </w:pPr>
-            <w:r>
-              <w:t xml:space="preserve">         "maxprefpool": "200",</w:t>
-            </w:r>
-          </w:p>
-          <w:p>
-            <w:pPr>
-              <w:ind w:left="0"/>
-            </w:pPr>
-            <w:r>
-              <w:t xml:space="preserve">         "maxreplsync": "10",</w:t>
-            </w:r>
-          </w:p>
-          <w:p>
-            <w:pPr>
-              <w:ind w:left="0"/>
-            </w:pPr>
-            <w:r>
-              <w:t xml:space="preserve">         "numpreload": "0",</w:t>
-            </w:r>
-          </w:p>
-          <w:p>
-            <w:pPr>
-              <w:ind w:left="0"/>
-            </w:pPr>
-            <w:r>
-              <w:t xml:space="preserve">         "sortbuf": "512",</w:t>
-            </w:r>
-          </w:p>
-          <w:p>
-            <w:pPr>
-              <w:ind w:left="0"/>
-            </w:pPr>
-            <w:r>
-              <w:t xml:space="preserve">         "syncstrategy": "none" }, </w:t>
-            </w:r>
-          </w:p>
-          <w:p>
-            <w:pPr>
-              <w:ind w:left="0"/>
-            </w:pPr>
-            <w:r>
-              <w:t xml:space="preserve">      { </w:t>
-            </w:r>
-          </w:p>
-          <w:p>
-            <w:pPr>
-              <w:ind w:left="0"/>
-            </w:pPr>
-            <w:r>
-              <w:t xml:space="preserve">         "HostName": "rhelt10",</w:t>
-            </w:r>
-          </w:p>
-          <w:p>
-            <w:pPr>
-              <w:ind w:left="0"/>
-            </w:pPr>
-            <w:r>
-              <w:t xml:space="preserve">         "datagroupname": "DATAGROUP1",</w:t>
-            </w:r>
-          </w:p>
-          <w:p>
-            <w:pPr>
-              <w:ind w:left="0"/>
-            </w:pPr>
-            <w:r>
               <w:t xml:space="preserve">         "dbpath": "/home/mount/</w:t>
             </w:r>
           </w:p>
@@ -21396,7 +21656,6 @@
               <w:ind w:left="0"/>
             </w:pPr>
             <w:r>
-              <w:lastRenderedPageBreak/>
               <w:t xml:space="preserve">         "transactionon": "false",</w:t>
             </w:r>
           </w:p>
@@ -21625,10 +21884,10 @@
             <w:pPr>
               <w:ind w:left="0"/>
               <w:rPr>
-                <w:ins w:id="561" w:author="xujianhui" w:date="2015-01-05T15:41:00Z"/>
-              </w:rPr>
-            </w:pPr>
-            <w:ins w:id="562" w:author="xujianhui" w:date="2015-01-05T15:40:00Z">
+                <w:ins w:id="588" w:author="xujianhui" w:date="2015-01-05T15:41:00Z"/>
+              </w:rPr>
+            </w:pPr>
+            <w:ins w:id="589" w:author="xujianhui" w:date="2015-01-05T15:40:00Z">
               <w:r>
                 <w:rPr>
                   <w:rFonts w:hint="eastAsia"/>
@@ -21636,7 +21895,7 @@
                 <w:t>通用响应</w:t>
               </w:r>
             </w:ins>
-            <w:ins w:id="563" w:author="xujianhui" w:date="2015-01-05T15:41:00Z">
+            <w:ins w:id="590" w:author="xujianhui" w:date="2015-01-05T15:41:00Z">
               <w:r>
                 <w:rPr>
                   <w:rFonts w:hint="eastAsia"/>
@@ -21649,7 +21908,7 @@
             <w:pPr>
               <w:ind w:left="0"/>
             </w:pPr>
-            <w:ins w:id="564" w:author="xujianhui" w:date="2015-01-05T15:41:00Z">
+            <w:ins w:id="591" w:author="xujianhui" w:date="2015-01-05T15:41:00Z">
               <w:r>
                 <w:rPr>
                   <w:rFonts w:hint="eastAsia"/>
@@ -21809,7 +22068,7 @@
             <w:pPr>
               <w:ind w:left="0"/>
               <w:rPr>
-                <w:ins w:id="565" w:author="xujianhui" w:date="2015-01-05T15:41:00Z"/>
+                <w:ins w:id="592" w:author="xujianhui" w:date="2015-01-05T15:41:00Z"/>
               </w:rPr>
             </w:pPr>
             <w:r>
@@ -21847,18 +22106,18 @@
             <w:pPr>
               <w:ind w:left="0"/>
               <w:rPr>
-                <w:ins w:id="566" w:author="xujianhui" w:date="2015-01-05T15:41:00Z"/>
-              </w:rPr>
-            </w:pPr>
-          </w:p>
-          <w:p>
-            <w:pPr>
-              <w:ind w:left="0"/>
-              <w:rPr>
-                <w:ins w:id="567" w:author="xujianhui" w:date="2015-01-05T15:41:00Z"/>
-              </w:rPr>
-            </w:pPr>
-            <w:ins w:id="568" w:author="xujianhui" w:date="2015-01-05T15:41:00Z">
+                <w:ins w:id="593" w:author="xujianhui" w:date="2015-01-05T15:41:00Z"/>
+              </w:rPr>
+            </w:pPr>
+          </w:p>
+          <w:p>
+            <w:pPr>
+              <w:ind w:left="0"/>
+              <w:rPr>
+                <w:ins w:id="594" w:author="xujianhui" w:date="2015-01-05T15:41:00Z"/>
+              </w:rPr>
+            </w:pPr>
+            <w:ins w:id="595" w:author="xujianhui" w:date="2015-01-05T15:41:00Z">
               <w:r>
                 <w:rPr>
                   <w:rFonts w:hint="eastAsia"/>
@@ -21876,9 +22135,9 @@
               </w:numPr>
               <w:ind w:firstLineChars="0"/>
               <w:rPr>
-                <w:ins w:id="569" w:author="xujianhui" w:date="2015-01-05T15:42:00Z"/>
-              </w:rPr>
-              <w:pPrChange w:id="570" w:author="xujianhui" w:date="2015-01-05T15:42:00Z">
+                <w:ins w:id="596" w:author="xujianhui" w:date="2015-01-05T15:42:00Z"/>
+              </w:rPr>
+              <w:pPrChange w:id="597" w:author="xujianhui" w:date="2015-01-05T15:42:00Z">
                 <w:pPr>
                   <w:pStyle w:val="ListParagraph"/>
                   <w:numPr>
@@ -21888,7 +22147,7 @@
                 </w:pPr>
               </w:pPrChange>
             </w:pPr>
-            <w:ins w:id="571" w:author="xujianhui" w:date="2015-01-05T15:42:00Z">
+            <w:ins w:id="598" w:author="xujianhui" w:date="2015-01-05T15:42:00Z">
               <w:r>
                 <w:rPr>
                   <w:rFonts w:hint="eastAsia"/>
@@ -21936,9 +22195,9 @@
               </w:numPr>
               <w:ind w:firstLineChars="0"/>
               <w:rPr>
-                <w:ins w:id="572" w:author="xujianhui" w:date="2015-01-05T15:42:00Z"/>
-              </w:rPr>
-              <w:pPrChange w:id="573" w:author="xujianhui" w:date="2015-01-05T15:42:00Z">
+                <w:ins w:id="599" w:author="xujianhui" w:date="2015-01-05T15:42:00Z"/>
+              </w:rPr>
+              <w:pPrChange w:id="600" w:author="xujianhui" w:date="2015-01-05T15:42:00Z">
                 <w:pPr>
                   <w:pStyle w:val="ListParagraph"/>
                   <w:numPr>
@@ -21948,7 +22207,7 @@
                 </w:pPr>
               </w:pPrChange>
             </w:pPr>
-            <w:ins w:id="574" w:author="xujianhui" w:date="2015-01-05T15:42:00Z">
+            <w:ins w:id="601" w:author="xujianhui" w:date="2015-01-05T15:42:00Z">
               <w:r>
                 <w:rPr>
                   <w:rFonts w:hint="eastAsia"/>
@@ -21975,15 +22234,15 @@
               </w:numPr>
               <w:ind w:firstLineChars="0"/>
               <w:rPr>
-                <w:ins w:id="575" w:author="xujianhui" w:date="2015-01-05T15:43:00Z"/>
-              </w:rPr>
-              <w:pPrChange w:id="576" w:author="xujianhui" w:date="2015-01-05T15:43:00Z">
+                <w:ins w:id="602" w:author="xujianhui" w:date="2015-01-05T15:43:00Z"/>
+              </w:rPr>
+              <w:pPrChange w:id="603" w:author="xujianhui" w:date="2015-01-05T15:43:00Z">
                 <w:pPr>
                   <w:ind w:left="0"/>
                 </w:pPr>
               </w:pPrChange>
             </w:pPr>
-            <w:ins w:id="577" w:author="xujianhui" w:date="2015-01-05T15:42:00Z">
+            <w:ins w:id="604" w:author="xujianhui" w:date="2015-01-05T15:42:00Z">
               <w:r>
                 <w:rPr>
                   <w:rFonts w:hint="eastAsia"/>
@@ -21997,7 +22256,7 @@
                 <w:t xml:space="preserve">omagent </w:t>
               </w:r>
             </w:ins>
-            <w:ins w:id="578" w:author="xujianhui" w:date="2015-01-05T15:43:00Z">
+            <w:ins w:id="605" w:author="xujianhui" w:date="2015-01-05T15:43:00Z">
               <w:r>
                 <w:rPr>
                   <w:rFonts w:hint="eastAsia"/>
@@ -22027,20 +22286,20 @@
               </w:numPr>
               <w:ind w:firstLineChars="0"/>
               <w:rPr>
-                <w:ins w:id="579" w:author="xujianhui" w:date="2015-01-05T15:46:00Z"/>
-              </w:rPr>
-              <w:pPrChange w:id="580" w:author="xujianhui" w:date="2015-01-05T15:43:00Z">
+                <w:ins w:id="606" w:author="xujianhui" w:date="2015-01-05T15:46:00Z"/>
+              </w:rPr>
+              <w:pPrChange w:id="607" w:author="xujianhui" w:date="2015-01-05T15:43:00Z">
                 <w:pPr>
                   <w:ind w:left="0"/>
                 </w:pPr>
               </w:pPrChange>
             </w:pPr>
-            <w:ins w:id="581" w:author="xujianhui" w:date="2015-01-05T15:42:00Z">
+            <w:ins w:id="608" w:author="xujianhui" w:date="2015-01-05T15:42:00Z">
               <w:r>
                 <w:t xml:space="preserve"> </w:t>
               </w:r>
             </w:ins>
-            <w:ins w:id="582" w:author="xujianhui" w:date="2015-01-05T15:46:00Z">
+            <w:ins w:id="609" w:author="xujianhui" w:date="2015-01-05T15:46:00Z">
               <w:r>
                 <w:rPr>
                   <w:rFonts w:hint="eastAsia"/>
@@ -22082,23 +22341,24 @@
               </w:numPr>
               <w:ind w:firstLineChars="0"/>
               <w:rPr>
-                <w:ins w:id="583" w:author="xujianhui" w:date="2015-01-05T15:47:00Z"/>
-              </w:rPr>
-              <w:pPrChange w:id="584" w:author="xujianhui" w:date="2015-01-05T15:43:00Z">
+                <w:ins w:id="610" w:author="xujianhui" w:date="2015-01-05T15:47:00Z"/>
+              </w:rPr>
+              <w:pPrChange w:id="611" w:author="xujianhui" w:date="2015-01-05T15:43:00Z">
                 <w:pPr>
                   <w:ind w:left="0"/>
                 </w:pPr>
               </w:pPrChange>
             </w:pPr>
-            <w:ins w:id="585" w:author="xujianhui" w:date="2015-01-05T15:49:00Z">
-              <w:r>
-                <w:rPr>
-                  <w:rFonts w:hint="eastAsia"/>
-                </w:rPr>
+            <w:ins w:id="612" w:author="xujianhui" w:date="2015-01-05T15:49:00Z">
+              <w:r>
+                <w:rPr>
+                  <w:rFonts w:hint="eastAsia"/>
+                </w:rPr>
+                <w:lastRenderedPageBreak/>
                 <w:t>创建、</w:t>
               </w:r>
             </w:ins>
-            <w:ins w:id="586" w:author="xujianhui" w:date="2015-01-05T15:47:00Z">
+            <w:ins w:id="613" w:author="xujianhui" w:date="2015-01-05T15:47:00Z">
               <w:r>
                 <w:rPr>
                   <w:rFonts w:hint="eastAsia"/>
@@ -22122,15 +22382,15 @@
               </w:numPr>
               <w:ind w:firstLineChars="0"/>
               <w:rPr>
-                <w:ins w:id="587" w:author="xujianhui" w:date="2015-01-05T15:47:00Z"/>
-              </w:rPr>
-              <w:pPrChange w:id="588" w:author="xujianhui" w:date="2015-01-05T15:43:00Z">
+                <w:ins w:id="614" w:author="xujianhui" w:date="2015-01-05T15:47:00Z"/>
+              </w:rPr>
+              <w:pPrChange w:id="615" w:author="xujianhui" w:date="2015-01-05T15:43:00Z">
                 <w:pPr>
                   <w:ind w:left="0"/>
                 </w:pPr>
               </w:pPrChange>
             </w:pPr>
-            <w:ins w:id="589" w:author="xujianhui" w:date="2015-01-05T15:47:00Z">
+            <w:ins w:id="616" w:author="xujianhui" w:date="2015-01-05T15:47:00Z">
               <w:r>
                 <w:t>C</w:t>
               </w:r>
@@ -22151,15 +22411,15 @@
               </w:numPr>
               <w:ind w:firstLineChars="0"/>
               <w:rPr>
-                <w:ins w:id="590" w:author="xujianhui" w:date="2015-01-05T15:48:00Z"/>
-              </w:rPr>
-              <w:pPrChange w:id="591" w:author="xujianhui" w:date="2015-01-05T15:43:00Z">
+                <w:ins w:id="617" w:author="xujianhui" w:date="2015-01-05T15:48:00Z"/>
+              </w:rPr>
+              <w:pPrChange w:id="618" w:author="xujianhui" w:date="2015-01-05T15:43:00Z">
                 <w:pPr>
                   <w:ind w:left="0"/>
                 </w:pPr>
               </w:pPrChange>
             </w:pPr>
-            <w:ins w:id="592" w:author="xujianhui" w:date="2015-01-05T15:48:00Z">
+            <w:ins w:id="619" w:author="xujianhui" w:date="2015-01-05T15:48:00Z">
               <w:r>
                 <w:rPr>
                   <w:rFonts w:hint="eastAsia"/>
@@ -22195,15 +22455,15 @@
               </w:numPr>
               <w:ind w:firstLineChars="0"/>
               <w:rPr>
-                <w:ins w:id="593" w:author="xujianhui" w:date="2015-01-05T15:50:00Z"/>
-              </w:rPr>
-              <w:pPrChange w:id="594" w:author="xujianhui" w:date="2015-01-05T15:43:00Z">
+                <w:ins w:id="620" w:author="xujianhui" w:date="2015-01-05T15:50:00Z"/>
+              </w:rPr>
+              <w:pPrChange w:id="621" w:author="xujianhui" w:date="2015-01-05T15:43:00Z">
                 <w:pPr>
                   <w:ind w:left="0"/>
                 </w:pPr>
               </w:pPrChange>
             </w:pPr>
-            <w:ins w:id="595" w:author="xujianhui" w:date="2015-01-05T15:48:00Z">
+            <w:ins w:id="622" w:author="xujianhui" w:date="2015-01-05T15:48:00Z">
               <w:r>
                 <w:rPr>
                   <w:rFonts w:hint="eastAsia"/>
@@ -22211,7 +22471,7 @@
                 <w:t>删除</w:t>
               </w:r>
             </w:ins>
-            <w:ins w:id="596" w:author="xujianhui" w:date="2015-01-05T15:49:00Z">
+            <w:ins w:id="623" w:author="xujianhui" w:date="2015-01-05T15:49:00Z">
               <w:r>
                 <w:rPr>
                   <w:rFonts w:hint="eastAsia"/>
@@ -22229,15 +22489,15 @@
               </w:numPr>
               <w:ind w:firstLineChars="0"/>
               <w:rPr>
-                <w:ins w:id="597" w:author="xujianhui" w:date="2015-01-05T15:56:00Z"/>
-              </w:rPr>
-              <w:pPrChange w:id="598" w:author="xujianhui" w:date="2015-01-05T15:56:00Z">
+                <w:ins w:id="624" w:author="xujianhui" w:date="2015-01-05T15:56:00Z"/>
+              </w:rPr>
+              <w:pPrChange w:id="625" w:author="xujianhui" w:date="2015-01-05T15:56:00Z">
                 <w:pPr>
                   <w:ind w:left="0"/>
                 </w:pPr>
               </w:pPrChange>
             </w:pPr>
-            <w:ins w:id="599" w:author="xujianhui" w:date="2015-01-05T15:56:00Z">
+            <w:ins w:id="626" w:author="xujianhui" w:date="2015-01-05T15:56:00Z">
               <w:r>
                 <w:rPr>
                   <w:rFonts w:hint="eastAsia"/>
@@ -22291,20 +22551,19 @@
               </w:numPr>
               <w:ind w:firstLineChars="0"/>
               <w:rPr>
-                <w:ins w:id="600" w:author="xujianhui" w:date="2015-01-05T15:56:00Z"/>
-              </w:rPr>
-              <w:pPrChange w:id="601" w:author="xujianhui" w:date="2015-01-05T15:56:00Z">
+                <w:ins w:id="627" w:author="xujianhui" w:date="2015-01-05T15:56:00Z"/>
+              </w:rPr>
+              <w:pPrChange w:id="628" w:author="xujianhui" w:date="2015-01-05T15:56:00Z">
                 <w:pPr>
                   <w:ind w:left="0"/>
                 </w:pPr>
               </w:pPrChange>
             </w:pPr>
-            <w:ins w:id="602" w:author="xujianhui" w:date="2015-01-05T15:56:00Z">
-              <w:r>
-                <w:rPr>
-                  <w:rFonts w:hint="eastAsia"/>
-                </w:rPr>
-                <w:lastRenderedPageBreak/>
+            <w:ins w:id="629" w:author="xujianhui" w:date="2015-01-05T15:56:00Z">
+              <w:r>
+                <w:rPr>
+                  <w:rFonts w:hint="eastAsia"/>
+                </w:rPr>
                 <w:t>omsvc</w:t>
               </w:r>
               <w:r>
@@ -22342,9 +22601,9 @@
           <w:p>
             <w:pPr>
               <w:rPr>
-                <w:ins w:id="603" w:author="xujianhui" w:date="2015-01-05T15:50:00Z"/>
-              </w:rPr>
-              <w:pPrChange w:id="604" w:author="xujianhui" w:date="2015-01-05T15:50:00Z">
+                <w:ins w:id="630" w:author="xujianhui" w:date="2015-01-05T15:50:00Z"/>
+              </w:rPr>
+              <w:pPrChange w:id="631" w:author="xujianhui" w:date="2015-01-05T15:50:00Z">
                 <w:pPr>
                   <w:ind w:left="0"/>
                 </w:pPr>
@@ -22355,10 +22614,10 @@
             <w:pPr>
               <w:ind w:left="0"/>
               <w:rPr>
-                <w:ins w:id="605" w:author="xujianhui" w:date="2015-01-05T15:50:00Z"/>
-              </w:rPr>
-            </w:pPr>
-            <w:ins w:id="606" w:author="xujianhui" w:date="2015-01-05T15:50:00Z">
+                <w:ins w:id="632" w:author="xujianhui" w:date="2015-01-05T15:50:00Z"/>
+              </w:rPr>
+            </w:pPr>
+            <w:ins w:id="633" w:author="xujianhui" w:date="2015-01-05T15:50:00Z">
               <w:r>
                 <w:rPr>
                   <w:rFonts w:hint="eastAsia"/>
@@ -22376,15 +22635,15 @@
               </w:numPr>
               <w:ind w:firstLineChars="0"/>
               <w:rPr>
-                <w:ins w:id="607" w:author="xujianhui" w:date="2015-01-05T15:50:00Z"/>
-              </w:rPr>
-              <w:pPrChange w:id="608" w:author="xujianhui" w:date="2015-01-05T15:50:00Z">
+                <w:ins w:id="634" w:author="xujianhui" w:date="2015-01-05T15:50:00Z"/>
+              </w:rPr>
+              <w:pPrChange w:id="635" w:author="xujianhui" w:date="2015-01-05T15:50:00Z">
                 <w:pPr>
                   <w:ind w:left="0"/>
                 </w:pPr>
               </w:pPrChange>
             </w:pPr>
-            <w:ins w:id="609" w:author="xujianhui" w:date="2015-01-05T15:50:00Z">
+            <w:ins w:id="636" w:author="xujianhui" w:date="2015-01-05T15:50:00Z">
               <w:r>
                 <w:rPr>
                   <w:rFonts w:hint="eastAsia"/>
@@ -22444,15 +22703,15 @@
               </w:numPr>
               <w:ind w:firstLineChars="0"/>
               <w:rPr>
-                <w:ins w:id="610" w:author="xujianhui" w:date="2015-01-05T15:53:00Z"/>
-              </w:rPr>
-              <w:pPrChange w:id="611" w:author="xujianhui" w:date="2015-01-05T15:50:00Z">
+                <w:ins w:id="637" w:author="xujianhui" w:date="2015-01-05T15:53:00Z"/>
+              </w:rPr>
+              <w:pPrChange w:id="638" w:author="xujianhui" w:date="2015-01-05T15:50:00Z">
                 <w:pPr>
                   <w:ind w:left="0"/>
                 </w:pPr>
               </w:pPrChange>
             </w:pPr>
-            <w:ins w:id="612" w:author="xujianhui" w:date="2015-01-05T15:51:00Z">
+            <w:ins w:id="639" w:author="xujianhui" w:date="2015-01-05T15:51:00Z">
               <w:r>
                 <w:rPr>
                   <w:rFonts w:hint="eastAsia"/>
@@ -22460,7 +22719,7 @@
                 <w:t>active group</w:t>
               </w:r>
             </w:ins>
-            <w:ins w:id="613" w:author="xujianhui" w:date="2015-01-05T15:52:00Z">
+            <w:ins w:id="640" w:author="xujianhui" w:date="2015-01-05T15:52:00Z">
               <w:r>
                 <w:rPr>
                   <w:rFonts w:hint="eastAsia"/>
@@ -22480,7 +22739,7 @@
                 <w:t>，或</w:t>
               </w:r>
             </w:ins>
-            <w:ins w:id="614" w:author="xujianhui" w:date="2015-01-05T15:53:00Z">
+            <w:ins w:id="641" w:author="xujianhui" w:date="2015-01-05T15:53:00Z">
               <w:r>
                 <w:rPr>
                   <w:rFonts w:hint="eastAsia"/>
@@ -22521,13 +22780,13 @@
                 <w:numId w:val="27"/>
               </w:numPr>
               <w:ind w:firstLineChars="0"/>
-              <w:pPrChange w:id="615" w:author="xujianhui" w:date="2015-01-05T15:50:00Z">
+              <w:pPrChange w:id="642" w:author="xujianhui" w:date="2015-01-05T15:50:00Z">
                 <w:pPr>
                   <w:ind w:left="0"/>
                 </w:pPr>
               </w:pPrChange>
             </w:pPr>
-            <w:ins w:id="616" w:author="xujianhui" w:date="2015-01-05T15:54:00Z">
+            <w:ins w:id="643" w:author="xujianhui" w:date="2015-01-05T15:54:00Z">
               <w:r>
                 <w:rPr>
                   <w:rFonts w:hint="eastAsia"/>
@@ -22541,7 +22800,7 @@
                 <w:t>virtual coord</w:t>
               </w:r>
             </w:ins>
-            <w:ins w:id="617" w:author="xujianhui" w:date="2015-01-05T15:55:00Z">
+            <w:ins w:id="644" w:author="xujianhui" w:date="2015-01-05T15:55:00Z">
               <w:r>
                 <w:rPr>
                   <w:rFonts w:hint="eastAsia"/>
@@ -22609,7 +22868,7 @@
       <w:pPr>
         <w:ind w:left="0"/>
         <w:rPr>
-          <w:del w:id="618" w:author="xujianhui" w:date="2015-01-05T15:55:00Z"/>
+          <w:del w:id="645" w:author="xujianhui" w:date="2015-01-05T15:55:00Z"/>
         </w:rPr>
       </w:pPr>
     </w:p>
@@ -22621,15 +22880,15 @@
           <w:numId w:val="16"/>
         </w:numPr>
         <w:rPr>
-          <w:ins w:id="619" w:author="xujianhui" w:date="2015-01-05T16:02:00Z"/>
+          <w:ins w:id="646" w:author="xujianhui" w:date="2015-01-05T16:02:00Z"/>
         </w:rPr>
       </w:pPr>
-      <w:ins w:id="620" w:author="xujianhui" w:date="2015-01-05T16:01:00Z">
+      <w:ins w:id="647" w:author="xujianhui" w:date="2015-01-05T16:01:00Z">
         <w:r>
           <w:t>list task</w:t>
         </w:r>
       </w:ins>
-      <w:ins w:id="621" w:author="xujianhui" w:date="2015-01-05T16:10:00Z">
+      <w:ins w:id="648" w:author="xujianhui" w:date="2015-01-05T16:10:00Z">
         <w:r>
           <w:rPr>
             <w:rFonts w:hint="eastAsia"/>
@@ -22641,9 +22900,9 @@
     <w:p>
       <w:pPr>
         <w:rPr>
-          <w:ins w:id="622" w:author="xujianhui" w:date="2015-01-05T16:02:00Z"/>
+          <w:ins w:id="649" w:author="xujianhui" w:date="2015-01-05T16:02:00Z"/>
         </w:rPr>
-        <w:pPrChange w:id="623" w:author="xujianhui" w:date="2015-01-05T16:02:00Z">
+        <w:pPrChange w:id="650" w:author="xujianhui" w:date="2015-01-05T16:02:00Z">
           <w:pPr>
             <w:pStyle w:val="Heading4"/>
             <w:numPr>
@@ -22653,7 +22912,7 @@
           </w:pPr>
         </w:pPrChange>
       </w:pPr>
-      <w:ins w:id="624" w:author="xujianhui" w:date="2015-01-05T16:02:00Z">
+      <w:ins w:id="651" w:author="xujianhui" w:date="2015-01-05T16:02:00Z">
         <w:r>
           <w:rPr>
             <w:rFonts w:hint="eastAsia"/>
@@ -22666,9 +22925,9 @@
       <w:pPr>
         <w:ind w:firstLine="360"/>
         <w:rPr>
-          <w:ins w:id="625" w:author="xujianhui" w:date="2015-01-05T16:02:00Z"/>
+          <w:ins w:id="652" w:author="xujianhui" w:date="2015-01-05T16:02:00Z"/>
         </w:rPr>
-        <w:pPrChange w:id="626" w:author="xujianhui" w:date="2015-01-05T16:02:00Z">
+        <w:pPrChange w:id="653" w:author="xujianhui" w:date="2015-01-05T16:02:00Z">
           <w:pPr>
             <w:pStyle w:val="Heading4"/>
             <w:numPr>
@@ -22678,7 +22937,7 @@
           </w:pPr>
         </w:pPrChange>
       </w:pPr>
-      <w:ins w:id="627" w:author="xujianhui" w:date="2015-01-05T16:02:00Z">
+      <w:ins w:id="654" w:author="xujianhui" w:date="2015-01-05T16:02:00Z">
         <w:r>
           <w:rPr>
             <w:rFonts w:hint="eastAsia"/>
@@ -22691,9 +22950,9 @@
       <w:pPr>
         <w:ind w:firstLine="360"/>
         <w:rPr>
-          <w:ins w:id="628" w:author="xujianhui" w:date="2015-01-05T16:02:00Z"/>
+          <w:ins w:id="655" w:author="xujianhui" w:date="2015-01-05T16:02:00Z"/>
         </w:rPr>
-        <w:pPrChange w:id="629" w:author="xujianhui" w:date="2015-01-05T16:02:00Z">
+        <w:pPrChange w:id="656" w:author="xujianhui" w:date="2015-01-05T16:02:00Z">
           <w:pPr>
             <w:pStyle w:val="Heading4"/>
             <w:numPr>
@@ -22703,7 +22962,7 @@
           </w:pPr>
         </w:pPrChange>
       </w:pPr>
-      <w:ins w:id="630" w:author="xujianhui" w:date="2015-01-05T16:02:00Z">
+      <w:ins w:id="657" w:author="xujianhui" w:date="2015-01-05T16:02:00Z">
         <w:r>
           <w:rPr>
             <w:rFonts w:hint="eastAsia"/>
@@ -22716,9 +22975,9 @@
       <w:pPr>
         <w:ind w:firstLine="360"/>
         <w:rPr>
-          <w:ins w:id="631" w:author="xujianhui" w:date="2015-01-05T16:02:00Z"/>
+          <w:ins w:id="658" w:author="xujianhui" w:date="2015-01-05T16:02:00Z"/>
         </w:rPr>
-        <w:pPrChange w:id="632" w:author="xujianhui" w:date="2015-01-05T16:02:00Z">
+        <w:pPrChange w:id="659" w:author="xujianhui" w:date="2015-01-05T16:02:00Z">
           <w:pPr>
             <w:pStyle w:val="Heading4"/>
             <w:numPr>
@@ -22728,7 +22987,7 @@
           </w:pPr>
         </w:pPrChange>
       </w:pPr>
-      <w:ins w:id="633" w:author="xujianhui" w:date="2015-01-05T16:02:00Z">
+      <w:ins w:id="660" w:author="xujianhui" w:date="2015-01-05T16:02:00Z">
         <w:r>
           <w:rPr>
             <w:rFonts w:hint="eastAsia"/>
@@ -22741,9 +23000,9 @@
       <w:pPr>
         <w:ind w:firstLine="360"/>
         <w:rPr>
-          <w:ins w:id="634" w:author="xujianhui" w:date="2015-01-05T16:02:00Z"/>
+          <w:ins w:id="661" w:author="xujianhui" w:date="2015-01-05T16:02:00Z"/>
         </w:rPr>
-        <w:pPrChange w:id="635" w:author="xujianhui" w:date="2015-01-05T16:02:00Z">
+        <w:pPrChange w:id="662" w:author="xujianhui" w:date="2015-01-05T16:02:00Z">
           <w:pPr>
             <w:pStyle w:val="Heading4"/>
             <w:numPr>
@@ -22753,7 +23012,7 @@
           </w:pPr>
         </w:pPrChange>
       </w:pPr>
-      <w:ins w:id="636" w:author="xujianhui" w:date="2015-01-05T16:02:00Z">
+      <w:ins w:id="663" w:author="xujianhui" w:date="2015-01-05T16:02:00Z">
         <w:r>
           <w:rPr>
             <w:rFonts w:hint="eastAsia"/>
@@ -22765,9 +23024,9 @@
     <w:p>
       <w:pPr>
         <w:rPr>
-          <w:ins w:id="637" w:author="xujianhui" w:date="2015-01-05T16:02:00Z"/>
+          <w:ins w:id="664" w:author="xujianhui" w:date="2015-01-05T16:02:00Z"/>
         </w:rPr>
-        <w:pPrChange w:id="638" w:author="xujianhui" w:date="2015-01-05T16:02:00Z">
+        <w:pPrChange w:id="665" w:author="xujianhui" w:date="2015-01-05T16:02:00Z">
           <w:pPr>
             <w:pStyle w:val="Heading4"/>
             <w:numPr>
@@ -22777,7 +23036,7 @@
           </w:pPr>
         </w:pPrChange>
       </w:pPr>
-      <w:ins w:id="639" w:author="xujianhui" w:date="2015-01-05T16:02:00Z">
+      <w:ins w:id="666" w:author="xujianhui" w:date="2015-01-05T16:02:00Z">
         <w:r>
           <w:rPr>
             <w:rFonts w:hint="eastAsia"/>
@@ -22789,9 +23048,9 @@
     <w:p>
       <w:pPr>
         <w:rPr>
-          <w:ins w:id="640" w:author="xujianhui" w:date="2015-01-05T16:01:00Z"/>
+          <w:ins w:id="667" w:author="xujianhui" w:date="2015-01-05T16:01:00Z"/>
         </w:rPr>
-        <w:pPrChange w:id="641" w:author="xujianhui" w:date="2015-01-05T16:02:00Z">
+        <w:pPrChange w:id="668" w:author="xujianhui" w:date="2015-01-05T16:02:00Z">
           <w:pPr>
             <w:pStyle w:val="Heading4"/>
             <w:numPr>
@@ -22801,7 +23060,7 @@
           </w:pPr>
         </w:pPrChange>
       </w:pPr>
-      <w:ins w:id="642" w:author="xujianhui" w:date="2015-01-05T16:02:00Z">
+      <w:ins w:id="669" w:author="xujianhui" w:date="2015-01-05T16:02:00Z">
         <w:r>
           <w:rPr>
             <w:rFonts w:hint="eastAsia"/>
@@ -22824,7 +23083,7 @@
         </w:rPr>
         <w:t>查询</w:t>
       </w:r>
-      <w:ins w:id="643" w:author="xujianhui" w:date="2015-01-05T15:59:00Z">
+      <w:ins w:id="670" w:author="xujianhui" w:date="2015-01-05T15:59:00Z">
         <w:r>
           <w:rPr>
             <w:rFonts w:hint="eastAsia"/>
@@ -22832,7 +23091,7 @@
           <w:t>任务</w:t>
         </w:r>
       </w:ins>
-      <w:del w:id="644" w:author="xujianhui" w:date="2015-01-05T15:58:00Z">
+      <w:del w:id="671" w:author="xujianhui" w:date="2015-01-05T15:58:00Z">
         <w:r>
           <w:rPr>
             <w:rFonts w:hint="eastAsia"/>
@@ -22991,7 +23250,7 @@
               </w:rPr>
               <w:t xml:space="preserve">query </w:t>
             </w:r>
-            <w:ins w:id="645" w:author="xujianhui" w:date="2015-01-05T15:59:00Z">
+            <w:ins w:id="672" w:author="xujianhui" w:date="2015-01-05T15:59:00Z">
               <w:r>
                 <w:rPr>
                   <w:rFonts w:hint="eastAsia"/>
@@ -22999,7 +23258,7 @@
                 <w:t>task</w:t>
               </w:r>
             </w:ins>
-            <w:del w:id="646" w:author="xujianhui" w:date="2015-01-05T15:59:00Z">
+            <w:del w:id="673" w:author="xujianhui" w:date="2015-01-05T15:59:00Z">
               <w:r>
                 <w:rPr>
                   <w:rFonts w:hint="eastAsia"/>
@@ -23012,10 +23271,10 @@
             <w:pPr>
               <w:ind w:left="0"/>
               <w:rPr>
-                <w:ins w:id="647" w:author="xujianhui" w:date="2015-01-05T16:03:00Z"/>
-              </w:rPr>
-            </w:pPr>
-            <w:del w:id="648" w:author="xujianhui" w:date="2015-01-05T16:03:00Z">
+                <w:ins w:id="674" w:author="xujianhui" w:date="2015-01-05T16:03:00Z"/>
+              </w:rPr>
+            </w:pPr>
+            <w:del w:id="675" w:author="xujianhui" w:date="2015-01-05T16:03:00Z">
               <w:r>
                 <w:delText>TaskID</w:delText>
               </w:r>
@@ -23043,10 +23302,10 @@
             <w:pPr>
               <w:ind w:left="0"/>
               <w:rPr>
-                <w:ins w:id="649" w:author="xujianhui" w:date="2015-01-05T16:03:00Z"/>
-              </w:rPr>
-            </w:pPr>
-            <w:ins w:id="650" w:author="xujianhui" w:date="2015-01-05T16:03:00Z">
+                <w:ins w:id="676" w:author="xujianhui" w:date="2015-01-05T16:03:00Z"/>
+              </w:rPr>
+            </w:pPr>
+            <w:ins w:id="677" w:author="xujianhui" w:date="2015-01-05T16:03:00Z">
               <w:r>
                 <w:rPr>
                   <w:rFonts w:hint="eastAsia"/>
@@ -23059,10 +23318,10 @@
             <w:pPr>
               <w:ind w:left="0"/>
               <w:rPr>
-                <w:ins w:id="651" w:author="xujianhui" w:date="2015-01-05T16:03:00Z"/>
-              </w:rPr>
-            </w:pPr>
-            <w:ins w:id="652" w:author="xujianhui" w:date="2015-01-05T16:03:00Z">
+                <w:ins w:id="678" w:author="xujianhui" w:date="2015-01-05T16:03:00Z"/>
+              </w:rPr>
+            </w:pPr>
+            <w:ins w:id="679" w:author="xujianhui" w:date="2015-01-05T16:03:00Z">
               <w:r>
                 <w:rPr>
                   <w:rFonts w:hint="eastAsia"/>
@@ -23075,10 +23334,10 @@
             <w:pPr>
               <w:ind w:left="0"/>
               <w:rPr>
-                <w:ins w:id="653" w:author="xujianhui" w:date="2015-01-05T16:03:00Z"/>
-              </w:rPr>
-            </w:pPr>
-            <w:ins w:id="654" w:author="xujianhui" w:date="2015-01-05T16:03:00Z">
+                <w:ins w:id="680" w:author="xujianhui" w:date="2015-01-05T16:03:00Z"/>
+              </w:rPr>
+            </w:pPr>
+            <w:ins w:id="681" w:author="xujianhui" w:date="2015-01-05T16:03:00Z">
               <w:r>
                 <w:rPr>
                   <w:rFonts w:hint="eastAsia"/>
@@ -23091,7 +23350,7 @@
             <w:pPr>
               <w:ind w:left="0"/>
             </w:pPr>
-            <w:ins w:id="655" w:author="xujianhui" w:date="2015-01-05T16:03:00Z">
+            <w:ins w:id="682" w:author="xujianhui" w:date="2015-01-05T16:03:00Z">
               <w:r>
                 <w:rPr>
                   <w:rFonts w:hint="eastAsia"/>
@@ -23118,7 +23377,7 @@
               </w:rPr>
               <w:t xml:space="preserve">query </w:t>
             </w:r>
-            <w:ins w:id="656" w:author="xujianhui" w:date="2015-01-05T15:59:00Z">
+            <w:ins w:id="683" w:author="xujianhui" w:date="2015-01-05T15:59:00Z">
               <w:r>
                 <w:rPr>
                   <w:rFonts w:hint="eastAsia"/>
@@ -23126,7 +23385,7 @@
                 <w:t>task</w:t>
               </w:r>
             </w:ins>
-            <w:del w:id="657" w:author="xujianhui" w:date="2015-01-05T15:59:00Z">
+            <w:del w:id="684" w:author="xujianhui" w:date="2015-01-05T15:59:00Z">
               <w:r>
                 <w:rPr>
                   <w:rFonts w:hint="eastAsia"/>
@@ -23145,7 +23404,7 @@
               </w:rPr>
               <w:t>&amp;</w:t>
             </w:r>
-            <w:del w:id="658" w:author="xujianhui" w:date="2015-01-05T16:03:00Z">
+            <w:del w:id="685" w:author="xujianhui" w:date="2015-01-05T16:03:00Z">
               <w:r>
                 <w:rPr>
                   <w:rFonts w:hint="eastAsia"/>
@@ -23153,7 +23412,7 @@
                 <w:delText>TaskID=1</w:delText>
               </w:r>
             </w:del>
-            <w:ins w:id="659" w:author="xujianhui" w:date="2015-01-05T16:03:00Z">
+            <w:ins w:id="686" w:author="xujianhui" w:date="2015-01-05T16:03:00Z">
               <w:r>
                 <w:rPr>
                   <w:rFonts w:hint="eastAsia"/>
@@ -23177,6 +23436,7 @@
               <w:rPr>
                 <w:rFonts w:hint="eastAsia"/>
               </w:rPr>
+              <w:lastRenderedPageBreak/>
               <w:t>说明</w:t>
             </w:r>
           </w:p>
@@ -23262,7 +23522,6 @@
               <w:rPr>
                 <w:rFonts w:hint="eastAsia"/>
               </w:rPr>
-              <w:lastRenderedPageBreak/>
               <w:t>响应内容</w:t>
             </w:r>
           </w:p>
@@ -23275,10 +23534,10 @@
             <w:pPr>
               <w:ind w:left="0"/>
               <w:rPr>
-                <w:del w:id="660" w:author="xujianhui" w:date="2015-01-05T16:03:00Z"/>
-              </w:rPr>
-            </w:pPr>
-            <w:del w:id="661" w:author="xujianhui" w:date="2015-01-05T16:03:00Z">
+                <w:del w:id="687" w:author="xujianhui" w:date="2015-01-05T16:03:00Z"/>
+              </w:rPr>
+            </w:pPr>
+            <w:del w:id="688" w:author="xujianhui" w:date="2015-01-05T16:03:00Z">
               <w:r>
                 <w:rPr>
                   <w:rFonts w:hint="eastAsia"/>
@@ -23291,10 +23550,10 @@
             <w:pPr>
               <w:ind w:left="0"/>
               <w:rPr>
-                <w:del w:id="662" w:author="xujianhui" w:date="2015-01-05T16:03:00Z"/>
-              </w:rPr>
-            </w:pPr>
-            <w:del w:id="663" w:author="xujianhui" w:date="2015-01-05T16:03:00Z">
+                <w:del w:id="689" w:author="xujianhui" w:date="2015-01-05T16:03:00Z"/>
+              </w:rPr>
+            </w:pPr>
+            <w:del w:id="690" w:author="xujianhui" w:date="2015-01-05T16:03:00Z">
               <w:r>
                 <w:delText>errno</w:delText>
               </w:r>
@@ -23316,10 +23575,10 @@
             <w:pPr>
               <w:ind w:left="0"/>
               <w:rPr>
-                <w:del w:id="664" w:author="xujianhui" w:date="2015-01-05T16:03:00Z"/>
-              </w:rPr>
-            </w:pPr>
-            <w:del w:id="665" w:author="xujianhui" w:date="2015-01-05T16:03:00Z">
+                <w:del w:id="691" w:author="xujianhui" w:date="2015-01-05T16:03:00Z"/>
+              </w:rPr>
+            </w:pPr>
+            <w:del w:id="692" w:author="xujianhui" w:date="2015-01-05T16:03:00Z">
               <w:r>
                 <w:rPr>
                   <w:rFonts w:hint="eastAsia"/>
@@ -23338,10 +23597,10 @@
             <w:pPr>
               <w:ind w:left="0"/>
               <w:rPr>
-                <w:del w:id="666" w:author="xujianhui" w:date="2015-01-05T16:03:00Z"/>
-              </w:rPr>
-            </w:pPr>
-            <w:del w:id="667" w:author="xujianhui" w:date="2015-01-05T16:03:00Z">
+                <w:del w:id="693" w:author="xujianhui" w:date="2015-01-05T16:03:00Z"/>
+              </w:rPr>
+            </w:pPr>
+            <w:del w:id="694" w:author="xujianhui" w:date="2015-01-05T16:03:00Z">
               <w:r>
                 <w:rPr>
                   <w:rFonts w:hint="eastAsia"/>
@@ -23354,10 +23613,10 @@
             <w:pPr>
               <w:ind w:left="0"/>
               <w:rPr>
-                <w:ins w:id="668" w:author="xujianhui" w:date="2015-01-05T16:03:00Z"/>
-              </w:rPr>
-            </w:pPr>
-            <w:ins w:id="669" w:author="xujianhui" w:date="2015-01-05T16:03:00Z">
+                <w:ins w:id="695" w:author="xujianhui" w:date="2015-01-05T16:03:00Z"/>
+              </w:rPr>
+            </w:pPr>
+            <w:ins w:id="696" w:author="xujianhui" w:date="2015-01-05T16:03:00Z">
               <w:r>
                 <w:rPr>
                   <w:rFonts w:hint="eastAsia"/>
@@ -23370,10 +23629,10 @@
             <w:pPr>
               <w:ind w:left="0"/>
               <w:rPr>
-                <w:ins w:id="670" w:author="xujianhui" w:date="2015-01-05T16:03:00Z"/>
-              </w:rPr>
-            </w:pPr>
-            <w:ins w:id="671" w:author="xujianhui" w:date="2015-01-05T16:03:00Z">
+                <w:ins w:id="697" w:author="xujianhui" w:date="2015-01-05T16:03:00Z"/>
+              </w:rPr>
+            </w:pPr>
+            <w:ins w:id="698" w:author="xujianhui" w:date="2015-01-05T16:03:00Z">
               <w:r>
                 <w:rPr>
                   <w:rFonts w:hint="eastAsia"/>
@@ -23381,7 +23640,7 @@
                 <w:t>成功后</w:t>
               </w:r>
             </w:ins>
-            <w:ins w:id="672" w:author="xujianhui" w:date="2015-01-05T16:04:00Z">
+            <w:ins w:id="699" w:author="xujianhui" w:date="2015-01-05T16:04:00Z">
               <w:r>
                 <w:rPr>
                   <w:rFonts w:hint="eastAsia"/>
@@ -23418,10 +23677,10 @@
             <w:pPr>
               <w:ind w:left="0"/>
               <w:rPr>
-                <w:del w:id="673" w:author="xujianhui" w:date="2015-01-05T16:04:00Z"/>
-              </w:rPr>
-            </w:pPr>
-            <w:del w:id="674" w:author="xujianhui" w:date="2015-01-05T16:04:00Z">
+                <w:del w:id="700" w:author="xujianhui" w:date="2015-01-05T16:04:00Z"/>
+              </w:rPr>
+            </w:pPr>
+            <w:del w:id="701" w:author="xujianhui" w:date="2015-01-05T16:04:00Z">
               <w:r>
                 <w:rPr>
                   <w:rFonts w:hint="eastAsia"/>
@@ -23434,10 +23693,10 @@
             <w:pPr>
               <w:ind w:left="0" w:firstLineChars="150" w:firstLine="315"/>
               <w:rPr>
-                <w:del w:id="675" w:author="xujianhui" w:date="2015-01-05T16:04:00Z"/>
-              </w:rPr>
-            </w:pPr>
-            <w:del w:id="676" w:author="xujianhui" w:date="2015-01-05T16:04:00Z">
+                <w:del w:id="702" w:author="xujianhui" w:date="2015-01-05T16:04:00Z"/>
+              </w:rPr>
+            </w:pPr>
+            <w:del w:id="703" w:author="xujianhui" w:date="2015-01-05T16:04:00Z">
               <w:r>
                 <w:delText>TaskID</w:delText>
               </w:r>
@@ -23465,10 +23724,10 @@
             <w:pPr>
               <w:ind w:left="0" w:firstLineChars="150" w:firstLine="315"/>
               <w:rPr>
-                <w:del w:id="677" w:author="xujianhui" w:date="2015-01-05T16:04:00Z"/>
-              </w:rPr>
-            </w:pPr>
-            <w:del w:id="678" w:author="xujianhui" w:date="2015-01-05T16:04:00Z">
+                <w:del w:id="704" w:author="xujianhui" w:date="2015-01-05T16:04:00Z"/>
+              </w:rPr>
+            </w:pPr>
+            <w:del w:id="705" w:author="xujianhui" w:date="2015-01-05T16:04:00Z">
               <w:r>
                 <w:delText>TaskType</w:delText>
               </w:r>
@@ -23520,10 +23779,10 @@
             <w:pPr>
               <w:ind w:left="0" w:firstLineChars="150" w:firstLine="315"/>
               <w:rPr>
-                <w:del w:id="679" w:author="xujianhui" w:date="2015-01-05T16:04:00Z"/>
-              </w:rPr>
-            </w:pPr>
-            <w:del w:id="680" w:author="xujianhui" w:date="2015-01-05T16:04:00Z">
+                <w:del w:id="706" w:author="xujianhui" w:date="2015-01-05T16:04:00Z"/>
+              </w:rPr>
+            </w:pPr>
+            <w:del w:id="707" w:author="xujianhui" w:date="2015-01-05T16:04:00Z">
               <w:r>
                 <w:delText>IsEnable</w:delText>
               </w:r>
@@ -23575,10 +23834,10 @@
             <w:pPr>
               <w:ind w:left="0" w:firstLineChars="150" w:firstLine="315"/>
               <w:rPr>
-                <w:del w:id="681" w:author="xujianhui" w:date="2015-01-05T16:04:00Z"/>
-              </w:rPr>
-            </w:pPr>
-            <w:del w:id="682" w:author="xujianhui" w:date="2015-01-05T16:04:00Z">
+                <w:del w:id="708" w:author="xujianhui" w:date="2015-01-05T16:04:00Z"/>
+              </w:rPr>
+            </w:pPr>
+            <w:del w:id="709" w:author="xujianhui" w:date="2015-01-05T16:04:00Z">
               <w:r>
                 <w:delText>IsFinish</w:delText>
               </w:r>
@@ -23600,10 +23859,10 @@
             <w:pPr>
               <w:ind w:left="0" w:firstLineChars="150" w:firstLine="315"/>
               <w:rPr>
-                <w:del w:id="683" w:author="xujianhui" w:date="2015-01-05T16:04:00Z"/>
-              </w:rPr>
-            </w:pPr>
-            <w:del w:id="684" w:author="xujianhui" w:date="2015-01-05T16:04:00Z">
+                <w:del w:id="710" w:author="xujianhui" w:date="2015-01-05T16:04:00Z"/>
+              </w:rPr>
+            </w:pPr>
+            <w:del w:id="711" w:author="xujianhui" w:date="2015-01-05T16:04:00Z">
               <w:r>
                 <w:delText>Status</w:delText>
               </w:r>
@@ -23625,10 +23884,10 @@
             <w:pPr>
               <w:ind w:left="0" w:firstLineChars="150" w:firstLine="315"/>
               <w:rPr>
-                <w:del w:id="685" w:author="xujianhui" w:date="2015-01-05T16:04:00Z"/>
-              </w:rPr>
-            </w:pPr>
-            <w:del w:id="686" w:author="xujianhui" w:date="2015-01-05T16:04:00Z">
+                <w:del w:id="712" w:author="xujianhui" w:date="2015-01-05T16:04:00Z"/>
+              </w:rPr>
+            </w:pPr>
+            <w:del w:id="713" w:author="xujianhui" w:date="2015-01-05T16:04:00Z">
               <w:r>
                 <w:delText>Progress</w:delText>
               </w:r>
@@ -23650,10 +23909,10 @@
             <w:pPr>
               <w:ind w:left="0" w:firstLineChars="150" w:firstLine="315"/>
               <w:rPr>
-                <w:del w:id="687" w:author="xujianhui" w:date="2015-01-05T16:04:00Z"/>
-              </w:rPr>
-            </w:pPr>
-            <w:del w:id="688" w:author="xujianhui" w:date="2015-01-05T16:04:00Z">
+                <w:del w:id="714" w:author="xujianhui" w:date="2015-01-05T16:04:00Z"/>
+              </w:rPr>
+            </w:pPr>
+            <w:del w:id="715" w:author="xujianhui" w:date="2015-01-05T16:04:00Z">
               <w:r>
                 <w:delText>ErrMsg</w:delText>
               </w:r>
@@ -23675,10 +23934,10 @@
             <w:pPr>
               <w:ind w:left="0"/>
               <w:rPr>
-                <w:ins w:id="689" w:author="xujianhui" w:date="2015-01-05T16:04:00Z"/>
-              </w:rPr>
-            </w:pPr>
-            <w:del w:id="690" w:author="xujianhui" w:date="2015-01-05T16:04:00Z">
+                <w:ins w:id="716" w:author="xujianhui" w:date="2015-01-05T16:04:00Z"/>
+              </w:rPr>
+            </w:pPr>
+            <w:del w:id="717" w:author="xujianhui" w:date="2015-01-05T16:04:00Z">
               <w:r>
                 <w:delText>}</w:delText>
               </w:r>
@@ -23688,7 +23947,7 @@
             <w:pPr>
               <w:ind w:left="0"/>
             </w:pPr>
-            <w:ins w:id="691" w:author="xujianhui" w:date="2015-01-05T16:04:00Z">
+            <w:ins w:id="718" w:author="xujianhui" w:date="2015-01-05T16:04:00Z">
               <w:r>
                 <w:t>T</w:t>
               </w:r>
@@ -24053,6 +24312,7 @@
         <w:rPr>
           <w:rFonts w:hint="eastAsia"/>
         </w:rPr>
+        <w:lastRenderedPageBreak/>
         <w:t>获取</w:t>
       </w:r>
       <w:r>
@@ -24155,7 +24415,6 @@
               <w:rPr>
                 <w:rFonts w:hint="eastAsia"/>
               </w:rPr>
-              <w:lastRenderedPageBreak/>
               <w:t>请求头</w:t>
             </w:r>
           </w:p>
@@ -24250,7 +24509,7 @@
               </w:rPr>
               <w:t>集群名</w:t>
             </w:r>
-            <w:ins w:id="692" w:author="linyoubin" w:date="2015-01-09T13:44:00Z">
+            <w:ins w:id="719" w:author="linyoubin" w:date="2015-01-09T13:44:00Z">
               <w:r>
                 <w:rPr>
                   <w:rFonts w:hint="eastAsia"/>
@@ -24443,10 +24702,10 @@
             <w:pPr>
               <w:ind w:left="0"/>
               <w:rPr>
-                <w:ins w:id="693" w:author="xujianhui" w:date="2015-01-05T16:06:00Z"/>
-              </w:rPr>
-            </w:pPr>
-            <w:ins w:id="694" w:author="xujianhui" w:date="2015-01-05T16:06:00Z">
+                <w:ins w:id="720" w:author="xujianhui" w:date="2015-01-05T16:06:00Z"/>
+              </w:rPr>
+            </w:pPr>
+            <w:ins w:id="721" w:author="xujianhui" w:date="2015-01-05T16:06:00Z">
               <w:r>
                 <w:rPr>
                   <w:rFonts w:hint="eastAsia"/>
@@ -24507,7 +24766,7 @@
             <w:pPr>
               <w:ind w:left="0"/>
               <w:rPr>
-                <w:ins w:id="695" w:author="xujianhui" w:date="2014-12-05T17:44:00Z"/>
+                <w:ins w:id="722" w:author="xujianhui" w:date="2014-12-05T17:44:00Z"/>
               </w:rPr>
             </w:pPr>
             <w:r>
@@ -24518,7 +24777,7 @@
             <w:pPr>
               <w:ind w:left="0"/>
             </w:pPr>
-            <w:ins w:id="696" w:author="xujianhui" w:date="2014-12-05T17:44:00Z">
+            <w:ins w:id="723" w:author="xujianhui" w:date="2014-12-05T17:44:00Z">
               <w:r>
                 <w:rPr>
                   <w:rFonts w:hint="eastAsia"/>
@@ -24817,8 +25076,8 @@
               </w:rPr>
               <w:t xml:space="preserve">: list </w:t>
             </w:r>
-            <w:ins w:id="697" w:author="xujianhui" w:date="2015-01-05T16:09:00Z">
-              <w:del w:id="698" w:author="linyoubin" w:date="2015-01-09T13:43:00Z">
+            <w:ins w:id="724" w:author="xujianhui" w:date="2015-01-05T16:09:00Z">
+              <w:del w:id="725" w:author="linyoubin" w:date="2015-01-09T13:43:00Z">
                 <w:r>
                   <w:rPr>
                     <w:rFonts w:hint="eastAsia"/>
@@ -24887,8 +25146,8 @@
               </w:rPr>
               <w:t xml:space="preserve">list </w:t>
             </w:r>
-            <w:ins w:id="699" w:author="xujianhui" w:date="2015-01-05T16:09:00Z">
-              <w:del w:id="700" w:author="linyoubin" w:date="2015-01-09T13:43:00Z">
+            <w:ins w:id="726" w:author="xujianhui" w:date="2015-01-05T16:09:00Z">
+              <w:del w:id="727" w:author="linyoubin" w:date="2015-01-09T13:43:00Z">
                 <w:r>
                   <w:rPr>
                     <w:rFonts w:hint="eastAsia"/>
@@ -25051,10 +25310,10 @@
             <w:pPr>
               <w:ind w:left="0"/>
               <w:rPr>
-                <w:ins w:id="701" w:author="xujianhui" w:date="2015-01-05T16:07:00Z"/>
-              </w:rPr>
-            </w:pPr>
-            <w:ins w:id="702" w:author="xujianhui" w:date="2015-01-05T16:07:00Z">
+                <w:ins w:id="728" w:author="xujianhui" w:date="2015-01-05T16:07:00Z"/>
+              </w:rPr>
+            </w:pPr>
+            <w:ins w:id="729" w:author="xujianhui" w:date="2015-01-05T16:07:00Z">
               <w:r>
                 <w:rPr>
                   <w:rFonts w:hint="eastAsia"/>
@@ -25115,7 +25374,7 @@
             <w:pPr>
               <w:ind w:left="0"/>
               <w:rPr>
-                <w:ins w:id="703" w:author="xujianhui" w:date="2014-12-05T17:44:00Z"/>
+                <w:ins w:id="730" w:author="xujianhui" w:date="2014-12-05T17:44:00Z"/>
               </w:rPr>
             </w:pPr>
             <w:r>
@@ -25126,7 +25385,7 @@
             <w:pPr>
               <w:ind w:left="0"/>
             </w:pPr>
-            <w:ins w:id="704" w:author="xujianhui" w:date="2014-12-05T17:44:00Z">
+            <w:ins w:id="731" w:author="xujianhui" w:date="2014-12-05T17:44:00Z">
               <w:r>
                 <w:rPr>
                   <w:rFonts w:hint="eastAsia"/>
@@ -25270,6 +25529,7 @@
         <w:rPr>
           <w:rFonts w:hint="eastAsia"/>
         </w:rPr>
+        <w:lastRenderedPageBreak/>
         <w:t>查询业务详细信息命令</w:t>
       </w:r>
     </w:p>
@@ -25428,15 +25688,14 @@
             <w:pPr>
               <w:ind w:left="0"/>
               <w:rPr>
-                <w:ins w:id="705" w:author="xujianhui" w:date="2015-01-05T16:25:00Z"/>
-              </w:rPr>
-            </w:pPr>
-            <w:del w:id="706" w:author="xujianhui" w:date="2015-01-05T16:25:00Z">
-              <w:r>
-                <w:rPr>
-                  <w:rFonts w:hint="eastAsia"/>
-                </w:rPr>
-                <w:lastRenderedPageBreak/>
+                <w:ins w:id="732" w:author="xujianhui" w:date="2015-01-05T16:25:00Z"/>
+              </w:rPr>
+            </w:pPr>
+            <w:del w:id="733" w:author="xujianhui" w:date="2015-01-05T16:25:00Z">
+              <w:r>
+                <w:rPr>
+                  <w:rFonts w:hint="eastAsia"/>
+                </w:rPr>
                 <w:delText>BusinessName</w:delText>
               </w:r>
               <w:r>
@@ -25463,10 +25722,10 @@
             <w:pPr>
               <w:ind w:left="0"/>
               <w:rPr>
-                <w:ins w:id="707" w:author="xujianhui" w:date="2015-01-05T16:25:00Z"/>
-              </w:rPr>
-            </w:pPr>
-            <w:ins w:id="708" w:author="xujianhui" w:date="2015-01-05T16:25:00Z">
+                <w:ins w:id="734" w:author="xujianhui" w:date="2015-01-05T16:25:00Z"/>
+              </w:rPr>
+            </w:pPr>
+            <w:ins w:id="735" w:author="xujianhui" w:date="2015-01-05T16:25:00Z">
               <w:r>
                 <w:rPr>
                   <w:rFonts w:hint="eastAsia"/>
@@ -25479,10 +25738,10 @@
             <w:pPr>
               <w:ind w:left="0"/>
               <w:rPr>
-                <w:ins w:id="709" w:author="xujianhui" w:date="2015-01-05T16:25:00Z"/>
-              </w:rPr>
-            </w:pPr>
-            <w:ins w:id="710" w:author="xujianhui" w:date="2015-01-05T16:25:00Z">
+                <w:ins w:id="736" w:author="xujianhui" w:date="2015-01-05T16:25:00Z"/>
+              </w:rPr>
+            </w:pPr>
+            <w:ins w:id="737" w:author="xujianhui" w:date="2015-01-05T16:25:00Z">
               <w:r>
                 <w:rPr>
                   <w:rFonts w:hint="eastAsia"/>
@@ -25495,10 +25754,10 @@
             <w:pPr>
               <w:ind w:left="0"/>
               <w:rPr>
-                <w:ins w:id="711" w:author="xujianhui" w:date="2015-01-05T16:25:00Z"/>
-              </w:rPr>
-            </w:pPr>
-            <w:ins w:id="712" w:author="xujianhui" w:date="2015-01-05T16:25:00Z">
+                <w:ins w:id="738" w:author="xujianhui" w:date="2015-01-05T16:25:00Z"/>
+              </w:rPr>
+            </w:pPr>
+            <w:ins w:id="739" w:author="xujianhui" w:date="2015-01-05T16:25:00Z">
               <w:r>
                 <w:rPr>
                   <w:rFonts w:hint="eastAsia"/>
@@ -25511,7 +25770,7 @@
             <w:pPr>
               <w:ind w:left="0"/>
             </w:pPr>
-            <w:ins w:id="713" w:author="xujianhui" w:date="2015-01-05T16:25:00Z">
+            <w:ins w:id="740" w:author="xujianhui" w:date="2015-01-05T16:25:00Z">
               <w:r>
                 <w:rPr>
                   <w:rFonts w:hint="eastAsia"/>
@@ -25530,7 +25789,6 @@
               <w:ind w:left="0"/>
             </w:pPr>
             <w:r>
-              <w:lastRenderedPageBreak/>
               <w:t>cmd=</w:t>
             </w:r>
             <w:r>
@@ -25554,10 +25812,9 @@
               <w:rPr>
                 <w:rFonts w:hint="eastAsia"/>
               </w:rPr>
-              <w:lastRenderedPageBreak/>
               <w:t>&amp;</w:t>
             </w:r>
-            <w:del w:id="714" w:author="xujianhui" w:date="2015-01-05T16:25:00Z">
+            <w:del w:id="741" w:author="xujianhui" w:date="2015-01-05T16:25:00Z">
               <w:r>
                 <w:rPr>
                   <w:rFonts w:hint="eastAsia"/>
@@ -25577,7 +25834,7 @@
                 <w:delText>b1</w:delText>
               </w:r>
             </w:del>
-            <w:ins w:id="715" w:author="xujianhui" w:date="2015-01-05T16:25:00Z">
+            <w:ins w:id="742" w:author="xujianhui" w:date="2015-01-05T16:25:00Z">
               <w:r>
                 <w:rPr>
                   <w:rFonts w:hint="eastAsia"/>
@@ -25585,7 +25842,7 @@
                 <w:t>filter={BusinessName=</w:t>
               </w:r>
             </w:ins>
-            <w:ins w:id="716" w:author="xujianhui" w:date="2015-01-05T16:26:00Z">
+            <w:ins w:id="743" w:author="xujianhui" w:date="2015-01-05T16:26:00Z">
               <w:r>
                 <w:t>”</w:t>
               </w:r>
@@ -25599,7 +25856,7 @@
                 <w:t>”</w:t>
               </w:r>
             </w:ins>
-            <w:ins w:id="717" w:author="xujianhui" w:date="2015-01-05T16:25:00Z">
+            <w:ins w:id="744" w:author="xujianhui" w:date="2015-01-05T16:25:00Z">
               <w:r>
                 <w:rPr>
                   <w:rFonts w:hint="eastAsia"/>
@@ -25623,7 +25880,6 @@
               <w:rPr>
                 <w:rFonts w:hint="eastAsia"/>
               </w:rPr>
-              <w:lastRenderedPageBreak/>
               <w:t>说明</w:t>
             </w:r>
           </w:p>
@@ -25721,10 +25977,10 @@
             <w:pPr>
               <w:ind w:left="0"/>
               <w:rPr>
-                <w:ins w:id="718" w:author="xujianhui" w:date="2015-01-05T16:26:00Z"/>
-              </w:rPr>
-            </w:pPr>
-            <w:ins w:id="719" w:author="xujianhui" w:date="2015-01-05T16:26:00Z">
+                <w:ins w:id="745" w:author="xujianhui" w:date="2015-01-05T16:26:00Z"/>
+              </w:rPr>
+            </w:pPr>
+            <w:ins w:id="746" w:author="xujianhui" w:date="2015-01-05T16:26:00Z">
               <w:r>
                 <w:rPr>
                   <w:rFonts w:hint="eastAsia"/>
@@ -25737,10 +25993,10 @@
             <w:pPr>
               <w:ind w:left="0"/>
               <w:rPr>
-                <w:ins w:id="720" w:author="xujianhui" w:date="2015-01-05T16:26:00Z"/>
-              </w:rPr>
-            </w:pPr>
-            <w:ins w:id="721" w:author="xujianhui" w:date="2015-01-05T16:27:00Z">
+                <w:ins w:id="747" w:author="xujianhui" w:date="2015-01-05T16:26:00Z"/>
+              </w:rPr>
+            </w:pPr>
+            <w:ins w:id="748" w:author="xujianhui" w:date="2015-01-05T16:27:00Z">
               <w:r>
                 <w:rPr>
                   <w:rFonts w:hint="eastAsia"/>
@@ -25883,7 +26139,7 @@
             <w:pPr>
               <w:ind w:left="0"/>
               <w:rPr>
-                <w:ins w:id="722" w:author="xujianhui" w:date="2015-01-05T16:27:00Z"/>
+                <w:ins w:id="749" w:author="xujianhui" w:date="2015-01-05T16:27:00Z"/>
               </w:rPr>
             </w:pPr>
             <w:r>
@@ -25894,7 +26150,7 @@
             <w:pPr>
               <w:ind w:left="0"/>
             </w:pPr>
-            <w:ins w:id="723" w:author="xujianhui" w:date="2015-01-05T16:27:00Z">
+            <w:ins w:id="750" w:author="xujianhui" w:date="2015-01-05T16:27:00Z">
               <w:r>
                 <w:rPr>
                   <w:rFonts w:hint="eastAsia"/>
@@ -26245,7 +26501,7 @@
               </w:rPr>
               <w:t>list node</w:t>
             </w:r>
-            <w:ins w:id="724" w:author="xujianhui" w:date="2015-01-05T16:29:00Z">
+            <w:ins w:id="751" w:author="xujianhui" w:date="2015-01-05T16:29:00Z">
               <w:r>
                 <w:rPr>
                   <w:rFonts w:hint="eastAsia"/>
@@ -26289,7 +26545,7 @@
               </w:rPr>
               <w:t>list node</w:t>
             </w:r>
-            <w:ins w:id="725" w:author="xujianhui" w:date="2015-01-05T16:29:00Z">
+            <w:ins w:id="752" w:author="xujianhui" w:date="2015-01-05T16:29:00Z">
               <w:r>
                 <w:rPr>
                   <w:rFonts w:hint="eastAsia"/>
@@ -26421,10 +26677,10 @@
             <w:pPr>
               <w:ind w:left="0"/>
               <w:rPr>
-                <w:del w:id="726" w:author="xujianhui" w:date="2015-01-05T16:28:00Z"/>
-              </w:rPr>
-            </w:pPr>
-            <w:del w:id="727" w:author="xujianhui" w:date="2015-01-05T16:28:00Z">
+                <w:del w:id="753" w:author="xujianhui" w:date="2015-01-05T16:28:00Z"/>
+              </w:rPr>
+            </w:pPr>
+            <w:del w:id="754" w:author="xujianhui" w:date="2015-01-05T16:28:00Z">
               <w:r>
                 <w:rPr>
                   <w:rFonts w:hint="eastAsia"/>
@@ -26437,10 +26693,10 @@
             <w:pPr>
               <w:ind w:left="0"/>
               <w:rPr>
-                <w:del w:id="728" w:author="xujianhui" w:date="2015-01-05T16:28:00Z"/>
-              </w:rPr>
-            </w:pPr>
-            <w:del w:id="729" w:author="xujianhui" w:date="2015-01-05T16:28:00Z">
+                <w:del w:id="755" w:author="xujianhui" w:date="2015-01-05T16:28:00Z"/>
+              </w:rPr>
+            </w:pPr>
+            <w:del w:id="756" w:author="xujianhui" w:date="2015-01-05T16:28:00Z">
               <w:r>
                 <w:delText>errno</w:delText>
               </w:r>
@@ -26462,10 +26718,10 @@
             <w:pPr>
               <w:ind w:left="0"/>
               <w:rPr>
-                <w:del w:id="730" w:author="xujianhui" w:date="2015-01-05T16:28:00Z"/>
-              </w:rPr>
-            </w:pPr>
-            <w:del w:id="731" w:author="xujianhui" w:date="2015-01-05T16:28:00Z">
+                <w:del w:id="757" w:author="xujianhui" w:date="2015-01-05T16:28:00Z"/>
+              </w:rPr>
+            </w:pPr>
+            <w:del w:id="758" w:author="xujianhui" w:date="2015-01-05T16:28:00Z">
               <w:r>
                 <w:rPr>
                   <w:rFonts w:hint="eastAsia"/>
@@ -26484,10 +26740,10 @@
             <w:pPr>
               <w:ind w:left="0"/>
               <w:rPr>
-                <w:del w:id="732" w:author="xujianhui" w:date="2015-01-05T16:28:00Z"/>
-              </w:rPr>
-            </w:pPr>
-            <w:del w:id="733" w:author="xujianhui" w:date="2015-01-05T16:28:00Z">
+                <w:del w:id="759" w:author="xujianhui" w:date="2015-01-05T16:28:00Z"/>
+              </w:rPr>
+            </w:pPr>
+            <w:del w:id="760" w:author="xujianhui" w:date="2015-01-05T16:28:00Z">
               <w:r>
                 <w:rPr>
                   <w:rFonts w:hint="eastAsia"/>
@@ -26500,10 +26756,10 @@
             <w:pPr>
               <w:ind w:left="0"/>
               <w:rPr>
-                <w:ins w:id="734" w:author="xujianhui" w:date="2015-01-05T16:28:00Z"/>
-              </w:rPr>
-            </w:pPr>
-            <w:ins w:id="735" w:author="xujianhui" w:date="2015-01-05T16:28:00Z">
+                <w:ins w:id="761" w:author="xujianhui" w:date="2015-01-05T16:28:00Z"/>
+              </w:rPr>
+            </w:pPr>
+            <w:ins w:id="762" w:author="xujianhui" w:date="2015-01-05T16:28:00Z">
               <w:r>
                 <w:rPr>
                   <w:rFonts w:hint="eastAsia"/>
@@ -26516,10 +26772,10 @@
             <w:pPr>
               <w:ind w:left="0"/>
               <w:rPr>
-                <w:ins w:id="736" w:author="xujianhui" w:date="2015-01-05T16:28:00Z"/>
-              </w:rPr>
-            </w:pPr>
-            <w:ins w:id="737" w:author="xujianhui" w:date="2015-01-05T16:28:00Z">
+                <w:ins w:id="763" w:author="xujianhui" w:date="2015-01-05T16:28:00Z"/>
+              </w:rPr>
+            </w:pPr>
+            <w:ins w:id="764" w:author="xujianhui" w:date="2015-01-05T16:28:00Z">
               <w:r>
                 <w:rPr>
                   <w:rFonts w:hint="eastAsia"/>
@@ -26618,10 +26874,11 @@
             <w:pPr>
               <w:ind w:left="0"/>
               <w:rPr>
-                <w:ins w:id="738" w:author="xujianhui" w:date="2015-01-05T16:28:00Z"/>
-              </w:rPr>
-            </w:pPr>
-            <w:r>
+                <w:ins w:id="765" w:author="xujianhui" w:date="2015-01-05T16:28:00Z"/>
+              </w:rPr>
+            </w:pPr>
+            <w:r>
+              <w:lastRenderedPageBreak/>
               <w:t>}</w:t>
             </w:r>
           </w:p>
@@ -26629,7 +26886,7 @@
             <w:pPr>
               <w:ind w:left="0"/>
             </w:pPr>
-            <w:ins w:id="739" w:author="xujianhui" w:date="2015-01-05T16:28:00Z">
+            <w:ins w:id="766" w:author="xujianhui" w:date="2015-01-05T16:28:00Z">
               <w:r>
                 <w:rPr>
                   <w:rFonts w:hint="eastAsia"/>
@@ -26648,6 +26905,7 @@
               <w:ind w:left="0"/>
             </w:pPr>
             <w:r>
+              <w:lastRenderedPageBreak/>
               <w:t xml:space="preserve">{ </w:t>
             </w:r>
           </w:p>
@@ -26758,6 +27016,7 @@
               <w:ind w:left="0" w:firstLineChars="150" w:firstLine="315"/>
             </w:pPr>
             <w:r>
+              <w:lastRenderedPageBreak/>
               <w:t xml:space="preserve">"HostName": "rhelt10", </w:t>
             </w:r>
           </w:p>
@@ -26830,7 +27089,6 @@
               <w:rPr>
                 <w:rFonts w:hint="eastAsia"/>
               </w:rPr>
-              <w:lastRenderedPageBreak/>
               <w:t>"Role": "</w:t>
             </w:r>
             <w:r>
@@ -27082,7 +27340,7 @@
               </w:rPr>
               <w:t xml:space="preserve">: </w:t>
             </w:r>
-            <w:ins w:id="740" w:author="linyoubin" w:date="2015-01-19T14:32:00Z">
+            <w:ins w:id="767" w:author="linyoubin" w:date="2015-01-19T14:32:00Z">
               <w:r>
                 <w:rPr>
                   <w:rFonts w:hint="eastAsia"/>
@@ -27090,7 +27348,7 @@
                 <w:t>get</w:t>
               </w:r>
             </w:ins>
-            <w:del w:id="741" w:author="linyoubin" w:date="2015-01-19T14:32:00Z">
+            <w:del w:id="768" w:author="linyoubin" w:date="2015-01-19T14:32:00Z">
               <w:r>
                 <w:delText>query</w:delText>
               </w:r>
@@ -27151,7 +27409,7 @@
             <w:r>
               <w:t>cmd=</w:t>
             </w:r>
-            <w:ins w:id="742" w:author="linyoubin" w:date="2015-01-19T14:32:00Z">
+            <w:ins w:id="769" w:author="linyoubin" w:date="2015-01-19T14:32:00Z">
               <w:r>
                 <w:rPr>
                   <w:rFonts w:hint="eastAsia"/>
@@ -27159,7 +27417,7 @@
                 <w:t>get</w:t>
               </w:r>
             </w:ins>
-            <w:del w:id="743" w:author="linyoubin" w:date="2015-01-19T14:32:00Z">
+            <w:del w:id="770" w:author="linyoubin" w:date="2015-01-19T14:32:00Z">
               <w:r>
                 <w:delText>query</w:delText>
               </w:r>
@@ -27314,10 +27572,10 @@
             <w:pPr>
               <w:ind w:left="0"/>
               <w:rPr>
-                <w:del w:id="744" w:author="xujianhui" w:date="2015-01-05T16:30:00Z"/>
-              </w:rPr>
-            </w:pPr>
-            <w:del w:id="745" w:author="xujianhui" w:date="2015-01-05T16:30:00Z">
+                <w:del w:id="771" w:author="xujianhui" w:date="2015-01-05T16:30:00Z"/>
+              </w:rPr>
+            </w:pPr>
+            <w:del w:id="772" w:author="xujianhui" w:date="2015-01-05T16:30:00Z">
               <w:r>
                 <w:rPr>
                   <w:rFonts w:hint="eastAsia"/>
@@ -27330,10 +27588,10 @@
             <w:pPr>
               <w:ind w:left="0"/>
               <w:rPr>
-                <w:del w:id="746" w:author="xujianhui" w:date="2015-01-05T16:30:00Z"/>
-              </w:rPr>
-            </w:pPr>
-            <w:del w:id="747" w:author="xujianhui" w:date="2015-01-05T16:30:00Z">
+                <w:del w:id="773" w:author="xujianhui" w:date="2015-01-05T16:30:00Z"/>
+              </w:rPr>
+            </w:pPr>
+            <w:del w:id="774" w:author="xujianhui" w:date="2015-01-05T16:30:00Z">
               <w:r>
                 <w:delText>errno</w:delText>
               </w:r>
@@ -27355,10 +27613,10 @@
             <w:pPr>
               <w:ind w:left="0"/>
               <w:rPr>
-                <w:del w:id="748" w:author="xujianhui" w:date="2015-01-05T16:30:00Z"/>
-              </w:rPr>
-            </w:pPr>
-            <w:del w:id="749" w:author="xujianhui" w:date="2015-01-05T16:30:00Z">
+                <w:del w:id="775" w:author="xujianhui" w:date="2015-01-05T16:30:00Z"/>
+              </w:rPr>
+            </w:pPr>
+            <w:del w:id="776" w:author="xujianhui" w:date="2015-01-05T16:30:00Z">
               <w:r>
                 <w:rPr>
                   <w:rFonts w:hint="eastAsia"/>
@@ -27377,10 +27635,10 @@
             <w:pPr>
               <w:ind w:left="0"/>
               <w:rPr>
-                <w:del w:id="750" w:author="xujianhui" w:date="2015-01-05T16:30:00Z"/>
-              </w:rPr>
-            </w:pPr>
-            <w:del w:id="751" w:author="xujianhui" w:date="2015-01-05T16:30:00Z">
+                <w:del w:id="777" w:author="xujianhui" w:date="2015-01-05T16:30:00Z"/>
+              </w:rPr>
+            </w:pPr>
+            <w:del w:id="778" w:author="xujianhui" w:date="2015-01-05T16:30:00Z">
               <w:r>
                 <w:rPr>
                   <w:rFonts w:hint="eastAsia"/>
@@ -27393,10 +27651,10 @@
             <w:pPr>
               <w:ind w:left="0"/>
               <w:rPr>
-                <w:ins w:id="752" w:author="xujianhui" w:date="2015-01-05T16:30:00Z"/>
-              </w:rPr>
-            </w:pPr>
-            <w:ins w:id="753" w:author="xujianhui" w:date="2015-01-05T16:30:00Z">
+                <w:ins w:id="779" w:author="xujianhui" w:date="2015-01-05T16:30:00Z"/>
+              </w:rPr>
+            </w:pPr>
+            <w:ins w:id="780" w:author="xujianhui" w:date="2015-01-05T16:30:00Z">
               <w:r>
                 <w:rPr>
                   <w:rFonts w:hint="eastAsia"/>
@@ -27409,10 +27667,10 @@
             <w:pPr>
               <w:ind w:left="0"/>
               <w:rPr>
-                <w:ins w:id="754" w:author="xujianhui" w:date="2015-01-05T16:30:00Z"/>
-              </w:rPr>
-            </w:pPr>
-            <w:ins w:id="755" w:author="xujianhui" w:date="2015-01-05T16:30:00Z">
+                <w:ins w:id="781" w:author="xujianhui" w:date="2015-01-05T16:30:00Z"/>
+              </w:rPr>
+            </w:pPr>
+            <w:ins w:id="782" w:author="xujianhui" w:date="2015-01-05T16:30:00Z">
               <w:r>
                 <w:rPr>
                   <w:rFonts w:hint="eastAsia"/>
@@ -27656,7 +27914,14 @@
               <w:rPr>
                 <w:rFonts w:hint="eastAsia"/>
               </w:rPr>
-              <w:t>脏页清除时间间隔</w:t>
+              <w:t>脏页清除时间</w:t>
+            </w:r>
+            <w:r>
+              <w:rPr>
+                <w:rFonts w:hint="eastAsia"/>
+              </w:rPr>
+              <w:lastRenderedPageBreak/>
+              <w:t>间隔</w:t>
             </w:r>
           </w:p>
           <w:p>
@@ -27684,7 +27949,6 @@
               <w:rPr>
                 <w:rFonts w:hint="eastAsia"/>
               </w:rPr>
-              <w:lastRenderedPageBreak/>
               <w:t xml:space="preserve">logbuffsize: </w:t>
             </w:r>
             <w:r>
@@ -27783,7 +28047,7 @@
             <w:pPr>
               <w:ind w:left="0"/>
               <w:rPr>
-                <w:ins w:id="756" w:author="xujianhui" w:date="2015-01-05T16:30:00Z"/>
+                <w:ins w:id="783" w:author="xujianhui" w:date="2015-01-05T16:30:00Z"/>
               </w:rPr>
             </w:pPr>
             <w:r>
@@ -27794,7 +28058,7 @@
             <w:pPr>
               <w:ind w:left="0"/>
             </w:pPr>
-            <w:ins w:id="757" w:author="xujianhui" w:date="2015-01-05T16:30:00Z">
+            <w:ins w:id="784" w:author="xujianhui" w:date="2015-01-05T16:30:00Z">
               <w:r>
                 <w:rPr>
                   <w:rFonts w:hint="eastAsia"/>
@@ -27991,6 +28255,7 @@
               <w:ind w:left="0" w:firstLineChars="150" w:firstLine="315"/>
             </w:pPr>
             <w:r>
+              <w:lastRenderedPageBreak/>
               <w:t xml:space="preserve">"maxreplsync": 10, </w:t>
             </w:r>
           </w:p>
@@ -28007,7 +28272,6 @@
               <w:ind w:left="0" w:firstLineChars="150" w:firstLine="315"/>
             </w:pPr>
             <w:r>
-              <w:lastRenderedPageBreak/>
               <w:t xml:space="preserve">"sortbuf": 512, </w:t>
             </w:r>
           </w:p>
@@ -28416,10 +28680,10 @@
             <w:pPr>
               <w:ind w:left="0"/>
               <w:rPr>
-                <w:ins w:id="758" w:author="xujianhui" w:date="2015-01-05T16:31:00Z"/>
-              </w:rPr>
-            </w:pPr>
-            <w:ins w:id="759" w:author="xujianhui" w:date="2015-01-05T16:30:00Z">
+                <w:ins w:id="785" w:author="xujianhui" w:date="2015-01-05T16:31:00Z"/>
+              </w:rPr>
+            </w:pPr>
+            <w:ins w:id="786" w:author="xujianhui" w:date="2015-01-05T16:30:00Z">
               <w:r>
                 <w:rPr>
                   <w:rFonts w:hint="eastAsia"/>
@@ -28427,7 +28691,7 @@
                 <w:t>通用</w:t>
               </w:r>
             </w:ins>
-            <w:ins w:id="760" w:author="xujianhui" w:date="2015-01-05T16:31:00Z">
+            <w:ins w:id="787" w:author="xujianhui" w:date="2015-01-05T16:31:00Z">
               <w:r>
                 <w:rPr>
                   <w:rFonts w:hint="eastAsia"/>
@@ -28440,10 +28704,10 @@
             <w:pPr>
               <w:ind w:left="0"/>
               <w:rPr>
-                <w:ins w:id="761" w:author="xujianhui" w:date="2015-01-05T16:30:00Z"/>
-              </w:rPr>
-            </w:pPr>
-            <w:ins w:id="762" w:author="xujianhui" w:date="2015-01-05T16:31:00Z">
+                <w:ins w:id="788" w:author="xujianhui" w:date="2015-01-05T16:30:00Z"/>
+              </w:rPr>
+            </w:pPr>
+            <w:ins w:id="789" w:author="xujianhui" w:date="2015-01-05T16:31:00Z">
               <w:r>
                 <w:rPr>
                   <w:rFonts w:hint="eastAsia"/>
@@ -28617,17 +28881,17 @@
     <w:p>
       <w:pPr>
         <w:rPr>
-          <w:ins w:id="763" w:author="xujianhui" w:date="2014-12-05T17:50:00Z"/>
+          <w:ins w:id="790" w:author="xujianhui" w:date="2014-12-05T17:50:00Z"/>
         </w:rPr>
       </w:pPr>
     </w:p>
     <w:p>
       <w:pPr>
         <w:rPr>
-          <w:ins w:id="764" w:author="xujianhui" w:date="2014-12-05T17:50:00Z"/>
+          <w:ins w:id="791" w:author="xujianhui" w:date="2014-12-05T17:50:00Z"/>
         </w:rPr>
       </w:pPr>
-      <w:ins w:id="765" w:author="xujianhui" w:date="2014-12-05T17:50:00Z">
+      <w:ins w:id="792" w:author="xujianhui" w:date="2014-12-05T17:50:00Z">
         <w:r>
           <w:rPr>
             <w:rFonts w:hint="eastAsia"/>
@@ -28645,13 +28909,13 @@
         </w:numPr>
         <w:ind w:firstLineChars="0"/>
         <w:rPr>
-          <w:ins w:id="766" w:author="xujianhui" w:date="2014-12-05T17:50:00Z"/>
+          <w:ins w:id="793" w:author="xujianhui" w:date="2014-12-05T17:50:00Z"/>
         </w:rPr>
-        <w:pPrChange w:id="767" w:author="xujianhui" w:date="2014-12-05T17:50:00Z">
+        <w:pPrChange w:id="794" w:author="xujianhui" w:date="2014-12-05T17:50:00Z">
           <w:pPr/>
         </w:pPrChange>
       </w:pPr>
-      <w:ins w:id="768" w:author="xujianhui" w:date="2014-12-05T17:50:00Z">
+      <w:ins w:id="795" w:author="xujianhui" w:date="2014-12-05T17:50:00Z">
         <w:r>
           <w:rPr>
             <w:rFonts w:hint="eastAsia"/>
@@ -28659,7 +28923,7 @@
           <w:t>进度回复，变化才回</w:t>
         </w:r>
       </w:ins>
-      <w:ins w:id="769" w:author="xujianhui" w:date="2014-12-05T17:53:00Z">
+      <w:ins w:id="796" w:author="xujianhui" w:date="2014-12-05T17:53:00Z">
         <w:r>
           <w:rPr>
             <w:rFonts w:hint="eastAsia"/>
@@ -28677,13 +28941,13 @@
         </w:numPr>
         <w:ind w:firstLineChars="0"/>
         <w:rPr>
-          <w:ins w:id="770" w:author="xujianhui" w:date="2014-12-05T17:55:00Z"/>
+          <w:ins w:id="797" w:author="xujianhui" w:date="2014-12-05T17:55:00Z"/>
         </w:rPr>
-        <w:pPrChange w:id="771" w:author="xujianhui" w:date="2014-12-05T17:50:00Z">
+        <w:pPrChange w:id="798" w:author="xujianhui" w:date="2014-12-05T17:50:00Z">
           <w:pPr/>
         </w:pPrChange>
       </w:pPr>
-      <w:ins w:id="772" w:author="xujianhui" w:date="2014-12-05T17:54:00Z">
+      <w:ins w:id="799" w:author="xujianhui" w:date="2014-12-05T17:54:00Z">
         <w:r>
           <w:rPr>
             <w:rFonts w:hint="eastAsia"/>
@@ -28713,6 +28977,7 @@
         <w:rPr>
           <w:rFonts w:hint="eastAsia"/>
         </w:rPr>
+        <w:lastRenderedPageBreak/>
         <w:t>WEB</w:t>
       </w:r>
       <w:r>
@@ -28831,7 +29096,6 @@
               <w:ind w:left="0"/>
             </w:pPr>
             <w:r>
-              <w:lastRenderedPageBreak/>
               <w:t>Host</w:t>
             </w:r>
             <w:r>
@@ -28872,7 +29136,6 @@
               <w:rPr>
                 <w:rFonts w:hint="eastAsia"/>
               </w:rPr>
-              <w:lastRenderedPageBreak/>
               <w:t>请求内容</w:t>
             </w:r>
           </w:p>
@@ -29726,6 +29989,7 @@
         <w:rPr>
           <w:rFonts w:hint="eastAsia"/>
         </w:rPr>
+        <w:lastRenderedPageBreak/>
         <w:t>扫描主机命令</w:t>
       </w:r>
     </w:p>
@@ -29901,7 +30165,6 @@
               <w:rPr>
                 <w:rFonts w:hint="eastAsia"/>
               </w:rPr>
-              <w:lastRenderedPageBreak/>
               <w:t xml:space="preserve">  Passwd</w:t>
             </w:r>
             <w:r>
@@ -30139,7 +30402,6 @@
               <w:rPr>
                 <w:rFonts w:hint="eastAsia"/>
               </w:rPr>
-              <w:lastRenderedPageBreak/>
               <w:t xml:space="preserve">  </w:t>
             </w:r>
             <w:r>
@@ -30290,7 +30552,6 @@
               <w:rPr>
                 <w:rFonts w:hint="eastAsia"/>
               </w:rPr>
-              <w:lastRenderedPageBreak/>
               <w:t>响应</w:t>
             </w:r>
           </w:p>

--- a/internal_doc/03.开发设计/Story-OMSvc.docx
+++ b/internal_doc/03.开发设计/Story-OMSvc.docx
@@ -4673,19 +4673,39 @@
               </w:r>
             </w:ins>
             <w:ins w:id="129" w:author="xujianhui" w:date="2015-01-05T10:45:00Z">
-              <w:r>
-                <w:rPr>
-                  <w:rFonts w:hint="eastAsia"/>
-                </w:rPr>
-                <w:t>A</w:t>
-              </w:r>
+              <w:del w:id="130" w:author="linyoubin" w:date="2015-01-20T09:29:00Z">
+                <w:r>
+                  <w:rPr>
+                    <w:rFonts w:hint="eastAsia"/>
+                  </w:rPr>
+                  <w:delText>A</w:delText>
+                </w:r>
+              </w:del>
             </w:ins>
-            <w:ins w:id="130" w:author="xujianhui" w:date="2014-12-05T14:54:00Z">
-              <w:r>
-                <w:rPr>
-                  <w:rFonts w:hint="eastAsia"/>
-                </w:rPr>
-                <w:t>gentPort:</w:t>
+            <w:ins w:id="131" w:author="xujianhui" w:date="2014-12-05T14:54:00Z">
+              <w:del w:id="132" w:author="linyoubin" w:date="2015-01-20T09:29:00Z">
+                <w:r>
+                  <w:rPr>
+                    <w:rFonts w:hint="eastAsia"/>
+                  </w:rPr>
+                  <w:delText>gentPort</w:delText>
+                </w:r>
+              </w:del>
+            </w:ins>
+            <w:ins w:id="133" w:author="linyoubin" w:date="2015-01-20T09:29:00Z">
+              <w:r>
+                <w:rPr>
+                  <w:rFonts w:hint="eastAsia"/>
+                </w:rPr>
+                <w:t>AgentService</w:t>
+              </w:r>
+            </w:ins>
+            <w:ins w:id="134" w:author="xujianhui" w:date="2014-12-05T14:54:00Z">
+              <w:r>
+                <w:rPr>
+                  <w:rFonts w:hint="eastAsia"/>
+                </w:rPr>
+                <w:t>:</w:t>
               </w:r>
               <w:r>
                 <w:rPr>
@@ -4770,7 +4790,7 @@
             <w:pPr>
               <w:ind w:left="0" w:firstLineChars="100" w:firstLine="210"/>
               <w:rPr>
-                <w:ins w:id="131" w:author="xujianhui" w:date="2015-01-04T15:27:00Z"/>
+                <w:ins w:id="135" w:author="xujianhui" w:date="2015-01-04T15:27:00Z"/>
               </w:rPr>
             </w:pPr>
             <w:r>
@@ -4802,23 +4822,43 @@
             <w:pPr>
               <w:ind w:left="0" w:firstLineChars="100" w:firstLine="210"/>
             </w:pPr>
-            <w:ins w:id="132" w:author="xujianhui" w:date="2015-01-05T10:45:00Z">
-              <w:r>
-                <w:rPr>
-                  <w:rFonts w:hint="eastAsia"/>
-                </w:rPr>
-                <w:t>A</w:t>
-              </w:r>
+            <w:ins w:id="136" w:author="xujianhui" w:date="2015-01-05T10:45:00Z">
+              <w:del w:id="137" w:author="linyoubin" w:date="2015-01-20T09:29:00Z">
+                <w:r>
+                  <w:rPr>
+                    <w:rFonts w:hint="eastAsia"/>
+                  </w:rPr>
+                  <w:delText>A</w:delText>
+                </w:r>
+              </w:del>
             </w:ins>
-            <w:ins w:id="133" w:author="xujianhui" w:date="2015-01-04T15:27:00Z">
-              <w:r>
-                <w:rPr>
-                  <w:rFonts w:hint="eastAsia"/>
-                </w:rPr>
-                <w:t>gentPort: om agent</w:t>
-              </w:r>
+            <w:ins w:id="138" w:author="xujianhui" w:date="2015-01-04T15:27:00Z">
+              <w:del w:id="139" w:author="linyoubin" w:date="2015-01-20T09:29:00Z">
+                <w:r>
+                  <w:rPr>
+                    <w:rFonts w:hint="eastAsia"/>
+                  </w:rPr>
+                  <w:delText>gentPort</w:delText>
+                </w:r>
+              </w:del>
             </w:ins>
-            <w:ins w:id="134" w:author="xujianhui" w:date="2015-01-04T15:28:00Z">
+            <w:ins w:id="140" w:author="linyoubin" w:date="2015-01-20T09:29:00Z">
+              <w:r>
+                <w:rPr>
+                  <w:rFonts w:hint="eastAsia"/>
+                </w:rPr>
+                <w:t>AgentService</w:t>
+              </w:r>
+            </w:ins>
+            <w:ins w:id="141" w:author="xujianhui" w:date="2015-01-04T15:27:00Z">
+              <w:r>
+                <w:rPr>
+                  <w:rFonts w:hint="eastAsia"/>
+                </w:rPr>
+                <w:t>: om agent</w:t>
+              </w:r>
+            </w:ins>
+            <w:ins w:id="142" w:author="xujianhui" w:date="2015-01-04T15:28:00Z">
               <w:r>
                 <w:rPr>
                   <w:rFonts w:hint="eastAsia"/>
@@ -5115,7 +5155,7 @@
             <w:pPr>
               <w:ind w:left="0"/>
               <w:rPr>
-                <w:ins w:id="135" w:author="xujianhui" w:date="2015-01-05T10:45:00Z"/>
+                <w:ins w:id="143" w:author="xujianhui" w:date="2015-01-05T10:45:00Z"/>
               </w:rPr>
             </w:pPr>
             <w:r>
@@ -5127,7 +5167,7 @@
             <w:r>
               <w:t>"22"</w:t>
             </w:r>
-            <w:ins w:id="136" w:author="xujianhui" w:date="2015-01-05T10:45:00Z">
+            <w:ins w:id="144" w:author="xujianhui" w:date="2015-01-05T10:45:00Z">
               <w:r>
                 <w:rPr>
                   <w:rFonts w:hint="eastAsia"/>
@@ -5140,16 +5180,28 @@
             <w:pPr>
               <w:ind w:left="0"/>
             </w:pPr>
-            <w:ins w:id="137" w:author="xujianhui" w:date="2015-01-05T10:45:00Z">
+            <w:ins w:id="145" w:author="xujianhui" w:date="2015-01-05T10:45:00Z">
               <w:r>
                 <w:t>“</w:t>
               </w:r>
-              <w:r>
-                <w:rPr>
-                  <w:rFonts w:hint="eastAsia"/>
-                </w:rPr>
-                <w:t>AgentPort</w:t>
-              </w:r>
+              <w:del w:id="146" w:author="linyoubin" w:date="2015-01-20T09:29:00Z">
+                <w:r>
+                  <w:rPr>
+                    <w:rFonts w:hint="eastAsia"/>
+                  </w:rPr>
+                  <w:delText>AgentPort</w:delText>
+                </w:r>
+              </w:del>
+            </w:ins>
+            <w:ins w:id="147" w:author="linyoubin" w:date="2015-01-20T09:29:00Z">
+              <w:r>
+                <w:rPr>
+                  <w:rFonts w:hint="eastAsia"/>
+                </w:rPr>
+                <w:t>AgentService</w:t>
+              </w:r>
+            </w:ins>
+            <w:ins w:id="148" w:author="xujianhui" w:date="2015-01-05T10:45:00Z">
               <w:r>
                 <w:t>”</w:t>
               </w:r>
@@ -5157,7 +5209,31 @@
                 <w:rPr>
                   <w:rFonts w:hint="eastAsia"/>
                 </w:rPr>
-                <w:t>: 11790</w:t>
+                <w:t xml:space="preserve">: </w:t>
+              </w:r>
+            </w:ins>
+            <w:ins w:id="149" w:author="linyoubin" w:date="2015-01-20T09:31:00Z">
+              <w:r>
+                <w:rPr>
+                  <w:rFonts w:hint="eastAsia"/>
+                </w:rPr>
+                <w:t>"</w:t>
+              </w:r>
+            </w:ins>
+            <w:ins w:id="150" w:author="xujianhui" w:date="2015-01-05T10:45:00Z">
+              <w:r>
+                <w:rPr>
+                  <w:rFonts w:hint="eastAsia"/>
+                </w:rPr>
+                <w:t>11790</w:t>
+              </w:r>
+            </w:ins>
+            <w:ins w:id="151" w:author="linyoubin" w:date="2015-01-20T09:31:00Z">
+              <w:r>
+                <w:rPr>
+                  <w:rFonts w:hint="eastAsia"/>
+                </w:rPr>
+                <w:t>"</w:t>
               </w:r>
             </w:ins>
           </w:p>
@@ -5314,10 +5390,10 @@
             <w:pPr>
               <w:ind w:left="0"/>
               <w:rPr>
-                <w:ins w:id="138" w:author="xujianhui" w:date="2015-01-04T15:28:00Z"/>
-              </w:rPr>
-            </w:pPr>
-            <w:ins w:id="139" w:author="xujianhui" w:date="2015-01-04T15:28:00Z">
+                <w:ins w:id="152" w:author="xujianhui" w:date="2015-01-04T15:28:00Z"/>
+              </w:rPr>
+            </w:pPr>
+            <w:ins w:id="153" w:author="xujianhui" w:date="2015-01-04T15:28:00Z">
               <w:r>
                 <w:fldChar w:fldCharType="begin"/>
               </w:r>
@@ -5358,7 +5434,7 @@
             <w:pPr>
               <w:ind w:left="0"/>
             </w:pPr>
-            <w:ins w:id="140" w:author="xujianhui" w:date="2014-12-05T14:56:00Z">
+            <w:ins w:id="154" w:author="xujianhui" w:date="2014-12-05T14:56:00Z">
               <w:r>
                 <w:rPr>
                   <w:rFonts w:hint="eastAsia"/>
@@ -5383,7 +5459,7 @@
             <w:pPr>
               <w:ind w:left="0"/>
               <w:rPr>
-                <w:ins w:id="141" w:author="xujianhui" w:date="2015-01-04T15:32:00Z"/>
+                <w:ins w:id="155" w:author="xujianhui" w:date="2015-01-04T15:32:00Z"/>
               </w:rPr>
             </w:pPr>
             <w:r>
@@ -5394,10 +5470,10 @@
             <w:pPr>
               <w:ind w:left="0"/>
               <w:rPr>
-                <w:ins w:id="142" w:author="xujianhui" w:date="2015-01-04T15:33:00Z"/>
-              </w:rPr>
-            </w:pPr>
-            <w:ins w:id="143" w:author="xujianhui" w:date="2015-01-04T15:32:00Z">
+                <w:ins w:id="156" w:author="xujianhui" w:date="2015-01-04T15:33:00Z"/>
+              </w:rPr>
+            </w:pPr>
+            <w:ins w:id="157" w:author="xujianhui" w:date="2015-01-04T15:32:00Z">
               <w:r>
                 <w:rPr>
                   <w:rFonts w:hint="eastAsia"/>
@@ -5405,7 +5481,7 @@
                 <w:t xml:space="preserve">  errno:</w:t>
               </w:r>
             </w:ins>
-            <w:ins w:id="144" w:author="xujianhui" w:date="2015-01-04T15:33:00Z">
+            <w:ins w:id="158" w:author="xujianhui" w:date="2015-01-04T15:33:00Z">
               <w:r>
                 <w:rPr>
                   <w:rFonts w:hint="eastAsia"/>
@@ -5418,7 +5494,7 @@
             <w:pPr>
               <w:ind w:left="0"/>
             </w:pPr>
-            <w:ins w:id="145" w:author="xujianhui" w:date="2015-01-04T15:33:00Z">
+            <w:ins w:id="159" w:author="xujianhui" w:date="2015-01-04T15:33:00Z">
               <w:r>
                 <w:rPr>
                   <w:rFonts w:hint="eastAsia"/>
@@ -5437,7 +5513,7 @@
             <w:pPr>
               <w:ind w:left="0" w:firstLineChars="100" w:firstLine="210"/>
               <w:rPr>
-                <w:del w:id="146" w:author="xujianhui" w:date="2015-01-04T15:32:00Z"/>
+                <w:del w:id="160" w:author="xujianhui" w:date="2015-01-04T15:32:00Z"/>
               </w:rPr>
             </w:pPr>
             <w:r>
@@ -5469,7 +5545,7 @@
             <w:pPr>
               <w:ind w:left="0" w:firstLineChars="100" w:firstLine="210"/>
             </w:pPr>
-            <w:ins w:id="147" w:author="linyoubin" w:date="2015-01-07T14:13:00Z">
+            <w:ins w:id="161" w:author="linyoubin" w:date="2015-01-07T14:13:00Z">
               <w:r>
                 <w:rPr>
                   <w:rFonts w:hint="eastAsia"/>
@@ -5477,8 +5553,8 @@
                 <w:t>S</w:t>
               </w:r>
             </w:ins>
-            <w:ins w:id="148" w:author="xujianhui" w:date="2014-12-05T15:04:00Z">
-              <w:del w:id="149" w:author="linyoubin" w:date="2015-01-07T14:13:00Z">
+            <w:ins w:id="162" w:author="xujianhui" w:date="2014-12-05T15:04:00Z">
+              <w:del w:id="163" w:author="linyoubin" w:date="2015-01-07T14:13:00Z">
                 <w:r>
                   <w:rPr>
                     <w:rFonts w:hint="eastAsia"/>
@@ -5493,7 +5569,7 @@
                 <w:t>tatus:</w:t>
               </w:r>
             </w:ins>
-            <w:ins w:id="150" w:author="xujianhui" w:date="2014-12-05T15:05:00Z">
+            <w:ins w:id="164" w:author="xujianhui" w:date="2014-12-05T15:05:00Z">
               <w:r>
                 <w:t>”</w:t>
               </w:r>
@@ -5504,7 +5580,7 @@
                 <w:t>ping/ssh/</w:t>
               </w:r>
             </w:ins>
-            <w:ins w:id="151" w:author="xujianhui" w:date="2014-12-05T15:09:00Z">
+            <w:ins w:id="165" w:author="xujianhui" w:date="2014-12-05T15:09:00Z">
               <w:r>
                 <w:rPr>
                   <w:rFonts w:hint="eastAsia"/>
@@ -5512,7 +5588,7 @@
                 <w:t>getinfo</w:t>
               </w:r>
             </w:ins>
-            <w:ins w:id="152" w:author="xujianhui" w:date="2014-12-05T15:08:00Z">
+            <w:ins w:id="166" w:author="xujianhui" w:date="2014-12-05T15:08:00Z">
               <w:r>
                 <w:rPr>
                   <w:rFonts w:hint="eastAsia"/>
@@ -5520,7 +5596,7 @@
                 <w:t>/</w:t>
               </w:r>
             </w:ins>
-            <w:ins w:id="153" w:author="xujianhui" w:date="2014-12-05T15:05:00Z">
+            <w:ins w:id="167" w:author="xujianhui" w:date="2014-12-05T15:05:00Z">
               <w:r>
                 <w:rPr>
                   <w:rFonts w:hint="eastAsia"/>
@@ -5562,7 +5638,7 @@
             <w:pPr>
               <w:ind w:left="0"/>
               <w:rPr>
-                <w:ins w:id="154" w:author="xujianhui" w:date="2014-12-05T14:56:00Z"/>
+                <w:ins w:id="168" w:author="xujianhui" w:date="2014-12-05T14:56:00Z"/>
               </w:rPr>
             </w:pPr>
             <w:r>
@@ -5573,10 +5649,10 @@
             <w:pPr>
               <w:ind w:left="0"/>
               <w:rPr>
-                <w:ins w:id="155" w:author="xujianhui" w:date="2014-12-05T14:56:00Z"/>
-              </w:rPr>
-            </w:pPr>
-            <w:ins w:id="156" w:author="xujianhui" w:date="2014-12-05T14:56:00Z">
+                <w:ins w:id="169" w:author="xujianhui" w:date="2014-12-05T14:56:00Z"/>
+              </w:rPr>
+            </w:pPr>
+            <w:ins w:id="170" w:author="xujianhui" w:date="2014-12-05T14:56:00Z">
               <w:r>
                 <w:rPr>
                   <w:rFonts w:hint="eastAsia"/>
@@ -5589,10 +5665,10 @@
             <w:pPr>
               <w:ind w:left="0"/>
               <w:rPr>
-                <w:ins w:id="157" w:author="xujianhui" w:date="2014-12-05T14:56:00Z"/>
-              </w:rPr>
-            </w:pPr>
-            <w:ins w:id="158" w:author="xujianhui" w:date="2014-12-05T14:56:00Z">
+                <w:ins w:id="171" w:author="xujianhui" w:date="2014-12-05T14:56:00Z"/>
+              </w:rPr>
+            </w:pPr>
+            <w:ins w:id="172" w:author="xujianhui" w:date="2014-12-05T14:56:00Z">
               <w:r>
                 <w:rPr>
                   <w:rFonts w:hint="eastAsia"/>
@@ -5605,10 +5681,10 @@
             <w:pPr>
               <w:ind w:left="0"/>
               <w:rPr>
-                <w:ins w:id="159" w:author="xujianhui" w:date="2014-12-05T14:56:00Z"/>
-              </w:rPr>
-            </w:pPr>
-            <w:ins w:id="160" w:author="xujianhui" w:date="2014-12-05T14:56:00Z">
+                <w:ins w:id="173" w:author="xujianhui" w:date="2014-12-05T14:56:00Z"/>
+              </w:rPr>
+            </w:pPr>
+            <w:ins w:id="174" w:author="xujianhui" w:date="2014-12-05T14:56:00Z">
               <w:r>
                 <w:rPr>
                   <w:rFonts w:hint="eastAsia"/>
@@ -5621,7 +5697,7 @@
             <w:pPr>
               <w:ind w:left="0"/>
             </w:pPr>
-            <w:ins w:id="161" w:author="xujianhui" w:date="2014-12-05T14:56:00Z">
+            <w:ins w:id="175" w:author="xujianhui" w:date="2014-12-05T14:56:00Z">
               <w:r>
                 <w:rPr>
                   <w:rFonts w:hint="eastAsia"/>
@@ -5639,10 +5715,10 @@
             <w:pPr>
               <w:ind w:left="0"/>
               <w:rPr>
-                <w:ins w:id="162" w:author="xujianhui" w:date="2015-01-04T15:30:00Z"/>
-              </w:rPr>
-            </w:pPr>
-            <w:ins w:id="163" w:author="xujianhui" w:date="2015-01-04T15:30:00Z">
+                <w:ins w:id="176" w:author="xujianhui" w:date="2015-01-04T15:30:00Z"/>
+              </w:rPr>
+            </w:pPr>
+            <w:ins w:id="177" w:author="xujianhui" w:date="2015-01-04T15:30:00Z">
               <w:r>
                 <w:rPr>
                   <w:rFonts w:hint="eastAsia"/>
@@ -5655,7 +5731,7 @@
             <w:pPr>
               <w:ind w:left="0"/>
               <w:rPr>
-                <w:ins w:id="164" w:author="xujianhui" w:date="2015-01-04T15:33:00Z"/>
+                <w:ins w:id="178" w:author="xujianhui" w:date="2015-01-04T15:33:00Z"/>
               </w:rPr>
             </w:pPr>
             <w:r>
@@ -5689,7 +5765,7 @@
             <w:pPr>
               <w:ind w:left="0" w:firstLineChars="100" w:firstLine="210"/>
               <w:rPr>
-                <w:ins w:id="165" w:author="xujianhui" w:date="2015-01-04T15:33:00Z"/>
+                <w:ins w:id="179" w:author="xujianhui" w:date="2015-01-04T15:33:00Z"/>
               </w:rPr>
             </w:pPr>
             <w:r>
@@ -5718,7 +5794,7 @@
             <w:pPr>
               <w:ind w:left="0" w:firstLineChars="100" w:firstLine="210"/>
               <w:rPr>
-                <w:ins w:id="166" w:author="xujianhui" w:date="2015-01-04T15:32:00Z"/>
+                <w:ins w:id="180" w:author="xujianhui" w:date="2015-01-04T15:32:00Z"/>
               </w:rPr>
             </w:pPr>
             <w:r>
@@ -5735,7 +5811,7 @@
             <w:pPr>
               <w:ind w:left="0" w:firstLineChars="100" w:firstLine="210"/>
             </w:pPr>
-            <w:ins w:id="167" w:author="linyoubin" w:date="2015-01-07T14:13:00Z">
+            <w:ins w:id="181" w:author="linyoubin" w:date="2015-01-07T14:13:00Z">
               <w:r>
                 <w:rPr>
                   <w:rFonts w:hint="eastAsia"/>
@@ -5743,175 +5819,7 @@
                 <w:t>S</w:t>
               </w:r>
             </w:ins>
-            <w:ins w:id="168" w:author="xujianhui" w:date="2015-01-04T15:32:00Z">
-              <w:del w:id="169" w:author="linyoubin" w:date="2015-01-07T14:13:00Z">
-                <w:r>
-                  <w:rPr>
-                    <w:rFonts w:hint="eastAsia"/>
-                  </w:rPr>
-                  <w:delText>s</w:delText>
-                </w:r>
-              </w:del>
-              <w:r>
-                <w:rPr>
-                  <w:rFonts w:hint="eastAsia"/>
-                </w:rPr>
-                <w:t>tatus:</w:t>
-              </w:r>
-              <w:r>
-                <w:t>”</w:t>
-              </w:r>
-              <w:r>
-                <w:rPr>
-                  <w:rFonts w:hint="eastAsia"/>
-                </w:rPr>
-                <w:t>finish</w:t>
-              </w:r>
-              <w:r>
-                <w:t>”</w:t>
-              </w:r>
-            </w:ins>
-            <w:r>
-              <w:t xml:space="preserve"> </w:t>
-            </w:r>
-          </w:p>
-          <w:p>
-            <w:pPr>
-              <w:ind w:left="0" w:firstLineChars="100" w:firstLine="210"/>
-            </w:pPr>
-            <w:r>
-              <w:t>"HostName"</w:t>
-            </w:r>
-            <w:r>
-              <w:t xml:space="preserve">: </w:t>
-            </w:r>
-            <w:r>
-              <w:t>"data0"</w:t>
-            </w:r>
-          </w:p>
-          <w:p>
-            <w:pPr>
-              <w:ind w:left="0"/>
-              <w:rPr>
-                <w:ins w:id="170" w:author="xujianhui" w:date="2015-01-04T15:34:00Z"/>
-              </w:rPr>
-            </w:pPr>
-            <w:r>
-              <w:t>}</w:t>
-            </w:r>
-          </w:p>
-          <w:p>
-            <w:pPr>
-              <w:ind w:left="0"/>
-              <w:rPr>
-                <w:ins w:id="171" w:author="xujianhui" w:date="2015-01-04T15:34:00Z"/>
-              </w:rPr>
-            </w:pPr>
-            <w:ins w:id="172" w:author="xujianhui" w:date="2015-01-04T15:34:00Z">
-              <w:r>
-                <w:rPr>
-                  <w:rFonts w:hint="eastAsia"/>
-                </w:rPr>
-                <w:t>{</w:t>
-              </w:r>
-            </w:ins>
-          </w:p>
-          <w:p>
-            <w:pPr>
-              <w:ind w:left="0"/>
-              <w:rPr>
-                <w:ins w:id="173" w:author="xujianhui" w:date="2015-01-04T15:34:00Z"/>
-              </w:rPr>
-            </w:pPr>
-            <w:ins w:id="174" w:author="xujianhui" w:date="2015-01-04T15:34:00Z">
-              <w:r>
-                <w:rPr>
-                  <w:rFonts w:hint="eastAsia"/>
-                </w:rPr>
-                <w:t xml:space="preserve">  errno:-15</w:t>
-              </w:r>
-            </w:ins>
-          </w:p>
-          <w:p>
-            <w:pPr>
-              <w:ind w:left="0"/>
-              <w:rPr>
-                <w:ins w:id="175" w:author="xujianhui" w:date="2015-01-04T15:34:00Z"/>
-              </w:rPr>
-            </w:pPr>
-            <w:ins w:id="176" w:author="xujianhui" w:date="2015-01-04T15:34:00Z">
-              <w:r>
-                <w:rPr>
-                  <w:rFonts w:hint="eastAsia"/>
-                </w:rPr>
-                <w:t xml:space="preserve">  detail:</w:t>
-              </w:r>
-              <w:r>
-                <w:t>”</w:t>
-              </w:r>
-              <w:r>
-                <w:rPr>
-                  <w:rFonts w:hint="eastAsia"/>
-                </w:rPr>
-                <w:t>ip not reachable</w:t>
-              </w:r>
-              <w:r>
-                <w:t>”</w:t>
-              </w:r>
-            </w:ins>
-          </w:p>
-          <w:p>
-            <w:pPr>
-              <w:ind w:left="0"/>
-              <w:rPr>
-                <w:ins w:id="177" w:author="xujianhui" w:date="2015-01-04T15:34:00Z"/>
-              </w:rPr>
-            </w:pPr>
-            <w:ins w:id="178" w:author="xujianhui" w:date="2015-01-04T15:34:00Z">
-              <w:r>
-                <w:rPr>
-                  <w:rFonts w:hint="eastAsia"/>
-                </w:rPr>
-                <w:t xml:space="preserve">  IP:</w:t>
-              </w:r>
-              <w:r>
-                <w:t>”</w:t>
-              </w:r>
-              <w:r>
-                <w:rPr>
-                  <w:rFonts w:hint="eastAsia"/>
-                </w:rPr>
-                <w:t>192.168.20.197</w:t>
-              </w:r>
-              <w:r>
-                <w:t>”</w:t>
-              </w:r>
-            </w:ins>
-          </w:p>
-          <w:p>
-            <w:pPr>
-              <w:ind w:left="0"/>
-              <w:rPr>
-                <w:ins w:id="179" w:author="xujianhui" w:date="2015-01-04T15:35:00Z"/>
-              </w:rPr>
-            </w:pPr>
-            <w:ins w:id="180" w:author="xujianhui" w:date="2015-01-04T15:34:00Z">
-              <w:r>
-                <w:rPr>
-                  <w:rFonts w:hint="eastAsia"/>
-                </w:rPr>
-                <w:t xml:space="preserve">  </w:t>
-              </w:r>
-            </w:ins>
-            <w:ins w:id="181" w:author="linyoubin" w:date="2015-01-07T14:13:00Z">
-              <w:r>
-                <w:rPr>
-                  <w:rFonts w:hint="eastAsia"/>
-                </w:rPr>
-                <w:t>S</w:t>
-              </w:r>
-            </w:ins>
-            <w:ins w:id="182" w:author="xujianhui" w:date="2015-01-04T15:34:00Z">
+            <w:ins w:id="182" w:author="xujianhui" w:date="2015-01-04T15:32:00Z">
               <w:del w:id="183" w:author="linyoubin" w:date="2015-01-07T14:13:00Z">
                 <w:r>
                   <w:rPr>
@@ -5926,8 +5834,94 @@
                 </w:rPr>
                 <w:t>tatus:</w:t>
               </w:r>
+              <w:r>
+                <w:t>”</w:t>
+              </w:r>
+              <w:r>
+                <w:rPr>
+                  <w:rFonts w:hint="eastAsia"/>
+                </w:rPr>
+                <w:t>finish</w:t>
+              </w:r>
+              <w:r>
+                <w:t>”</w:t>
+              </w:r>
             </w:ins>
-            <w:ins w:id="184" w:author="xujianhui" w:date="2015-01-04T15:35:00Z">
+            <w:r>
+              <w:t xml:space="preserve"> </w:t>
+            </w:r>
+          </w:p>
+          <w:p>
+            <w:pPr>
+              <w:ind w:left="0" w:firstLineChars="100" w:firstLine="210"/>
+            </w:pPr>
+            <w:r>
+              <w:t>"HostName"</w:t>
+            </w:r>
+            <w:r>
+              <w:t xml:space="preserve">: </w:t>
+            </w:r>
+            <w:r>
+              <w:t>"data0"</w:t>
+            </w:r>
+          </w:p>
+          <w:p>
+            <w:pPr>
+              <w:ind w:left="0"/>
+              <w:rPr>
+                <w:ins w:id="184" w:author="xujianhui" w:date="2015-01-04T15:34:00Z"/>
+              </w:rPr>
+            </w:pPr>
+            <w:r>
+              <w:t>}</w:t>
+            </w:r>
+          </w:p>
+          <w:p>
+            <w:pPr>
+              <w:ind w:left="0"/>
+              <w:rPr>
+                <w:ins w:id="185" w:author="xujianhui" w:date="2015-01-04T15:34:00Z"/>
+              </w:rPr>
+            </w:pPr>
+            <w:ins w:id="186" w:author="xujianhui" w:date="2015-01-04T15:34:00Z">
+              <w:r>
+                <w:rPr>
+                  <w:rFonts w:hint="eastAsia"/>
+                </w:rPr>
+                <w:t>{</w:t>
+              </w:r>
+            </w:ins>
+          </w:p>
+          <w:p>
+            <w:pPr>
+              <w:ind w:left="0"/>
+              <w:rPr>
+                <w:ins w:id="187" w:author="xujianhui" w:date="2015-01-04T15:34:00Z"/>
+              </w:rPr>
+            </w:pPr>
+            <w:ins w:id="188" w:author="xujianhui" w:date="2015-01-04T15:34:00Z">
+              <w:r>
+                <w:rPr>
+                  <w:rFonts w:hint="eastAsia"/>
+                </w:rPr>
+                <w:t xml:space="preserve">  errno:-15</w:t>
+              </w:r>
+            </w:ins>
+          </w:p>
+          <w:p>
+            <w:pPr>
+              <w:ind w:left="0"/>
+              <w:rPr>
+                <w:ins w:id="189" w:author="xujianhui" w:date="2015-01-04T15:34:00Z"/>
+              </w:rPr>
+            </w:pPr>
+            <w:ins w:id="190" w:author="xujianhui" w:date="2015-01-04T15:34:00Z">
+              <w:r>
+                <w:rPr>
+                  <w:rFonts w:hint="eastAsia"/>
+                </w:rPr>
+                <w:t xml:space="preserve">  detail:</w:t>
+              </w:r>
               <w:r>
                 <w:t>”</w:t>
               </w:r>
@@ -5935,6 +5929,88 @@
                 <w:rPr>
                   <w:rFonts w:hint="eastAsia"/>
                 </w:rPr>
+                <w:t>ip not reachable</w:t>
+              </w:r>
+              <w:r>
+                <w:t>”</w:t>
+              </w:r>
+            </w:ins>
+          </w:p>
+          <w:p>
+            <w:pPr>
+              <w:ind w:left="0"/>
+              <w:rPr>
+                <w:ins w:id="191" w:author="xujianhui" w:date="2015-01-04T15:34:00Z"/>
+              </w:rPr>
+            </w:pPr>
+            <w:ins w:id="192" w:author="xujianhui" w:date="2015-01-04T15:34:00Z">
+              <w:r>
+                <w:rPr>
+                  <w:rFonts w:hint="eastAsia"/>
+                </w:rPr>
+                <w:t xml:space="preserve">  IP:</w:t>
+              </w:r>
+              <w:r>
+                <w:t>”</w:t>
+              </w:r>
+              <w:r>
+                <w:rPr>
+                  <w:rFonts w:hint="eastAsia"/>
+                </w:rPr>
+                <w:t>192.168.20.197</w:t>
+              </w:r>
+              <w:r>
+                <w:t>”</w:t>
+              </w:r>
+            </w:ins>
+          </w:p>
+          <w:p>
+            <w:pPr>
+              <w:ind w:left="0"/>
+              <w:rPr>
+                <w:ins w:id="193" w:author="xujianhui" w:date="2015-01-04T15:35:00Z"/>
+              </w:rPr>
+            </w:pPr>
+            <w:ins w:id="194" w:author="xujianhui" w:date="2015-01-04T15:34:00Z">
+              <w:r>
+                <w:rPr>
+                  <w:rFonts w:hint="eastAsia"/>
+                </w:rPr>
+                <w:t xml:space="preserve">  </w:t>
+              </w:r>
+            </w:ins>
+            <w:ins w:id="195" w:author="linyoubin" w:date="2015-01-07T14:13:00Z">
+              <w:r>
+                <w:rPr>
+                  <w:rFonts w:hint="eastAsia"/>
+                </w:rPr>
+                <w:t>S</w:t>
+              </w:r>
+            </w:ins>
+            <w:ins w:id="196" w:author="xujianhui" w:date="2015-01-04T15:34:00Z">
+              <w:del w:id="197" w:author="linyoubin" w:date="2015-01-07T14:13:00Z">
+                <w:r>
+                  <w:rPr>
+                    <w:rFonts w:hint="eastAsia"/>
+                  </w:rPr>
+                  <w:delText>s</w:delText>
+                </w:r>
+              </w:del>
+              <w:r>
+                <w:rPr>
+                  <w:rFonts w:hint="eastAsia"/>
+                </w:rPr>
+                <w:t>tatus:</w:t>
+              </w:r>
+            </w:ins>
+            <w:ins w:id="198" w:author="xujianhui" w:date="2015-01-04T15:35:00Z">
+              <w:r>
+                <w:t>”</w:t>
+              </w:r>
+              <w:r>
+                <w:rPr>
+                  <w:rFonts w:hint="eastAsia"/>
+                </w:rPr>
                 <w:t>ping</w:t>
               </w:r>
               <w:r>
@@ -5946,10 +6022,10 @@
             <w:pPr>
               <w:ind w:left="0"/>
               <w:rPr>
-                <w:ins w:id="185" w:author="xujianhui" w:date="2015-01-04T15:34:00Z"/>
-              </w:rPr>
-            </w:pPr>
-            <w:ins w:id="186" w:author="xujianhui" w:date="2015-01-04T15:35:00Z">
+                <w:ins w:id="199" w:author="xujianhui" w:date="2015-01-04T15:34:00Z"/>
+              </w:rPr>
+            </w:pPr>
+            <w:ins w:id="200" w:author="xujianhui" w:date="2015-01-04T15:35:00Z">
               <w:r>
                 <w:rPr>
                   <w:rFonts w:hint="eastAsia"/>
@@ -5965,7 +6041,7 @@
             <w:pPr>
               <w:ind w:left="0"/>
             </w:pPr>
-            <w:ins w:id="187" w:author="xujianhui" w:date="2015-01-04T15:34:00Z">
+            <w:ins w:id="201" w:author="xujianhui" w:date="2015-01-04T15:34:00Z">
               <w:r>
                 <w:rPr>
                   <w:rFonts w:hint="eastAsia"/>
@@ -6398,7 +6474,7 @@
             <w:pPr>
               <w:ind w:left="0" w:firstLineChars="100" w:firstLine="210"/>
               <w:rPr>
-                <w:ins w:id="188" w:author="xujianhui" w:date="2014-12-05T15:11:00Z"/>
+                <w:ins w:id="202" w:author="xujianhui" w:date="2014-12-05T15:11:00Z"/>
               </w:rPr>
             </w:pPr>
             <w:r>
@@ -6448,7 +6524,7 @@
             <w:pPr>
               <w:ind w:left="0" w:firstLineChars="100" w:firstLine="210"/>
             </w:pPr>
-            <w:ins w:id="189" w:author="xujianhui" w:date="2014-12-05T15:11:00Z">
+            <w:ins w:id="203" w:author="xujianhui" w:date="2014-12-05T15:11:00Z">
               <w:r>
                 <w:rPr>
                   <w:rFonts w:hint="eastAsia"/>
@@ -6456,20 +6532,30 @@
                 <w:t xml:space="preserve">    </w:t>
               </w:r>
             </w:ins>
-            <w:ins w:id="190" w:author="xujianhui" w:date="2015-01-05T10:45:00Z">
-              <w:r>
-                <w:rPr>
-                  <w:rFonts w:hint="eastAsia"/>
-                </w:rPr>
-                <w:t>A</w:t>
-              </w:r>
+            <w:ins w:id="204" w:author="xujianhui" w:date="2015-01-05T10:45:00Z">
+              <w:del w:id="205" w:author="linyoubin" w:date="2015-01-20T09:29:00Z">
+                <w:r>
+                  <w:rPr>
+                    <w:rFonts w:hint="eastAsia"/>
+                  </w:rPr>
+                  <w:delText>A</w:delText>
+                </w:r>
+              </w:del>
             </w:ins>
-            <w:ins w:id="191" w:author="xujianhui" w:date="2014-12-05T15:11:00Z">
-              <w:r>
-                <w:rPr>
-                  <w:rFonts w:hint="eastAsia"/>
-                </w:rPr>
-                <w:t>gentPort:</w:t>
+            <w:ins w:id="206" w:author="xujianhui" w:date="2014-12-05T15:11:00Z">
+              <w:del w:id="207" w:author="linyoubin" w:date="2015-01-20T09:29:00Z">
+                <w:r>
+                  <w:rPr>
+                    <w:rFonts w:hint="eastAsia"/>
+                  </w:rPr>
+                  <w:delText>gentPort</w:delText>
+                </w:r>
+              </w:del>
+              <w:r>
+                <w:rPr>
+                  <w:rFonts w:hint="eastAsia"/>
+                </w:rPr>
+                <w:t>:</w:t>
               </w:r>
               <w:r>
                 <w:rPr>
@@ -6554,7 +6640,7 @@
             <w:pPr>
               <w:ind w:left="0" w:firstLineChars="100" w:firstLine="210"/>
               <w:rPr>
-                <w:ins w:id="192" w:author="xujianhui" w:date="2015-01-04T15:35:00Z"/>
+                <w:ins w:id="208" w:author="xujianhui" w:date="2015-01-04T15:35:00Z"/>
               </w:rPr>
             </w:pPr>
             <w:r>
@@ -6586,23 +6672,43 @@
             <w:pPr>
               <w:ind w:left="0" w:firstLineChars="100" w:firstLine="210"/>
             </w:pPr>
-            <w:ins w:id="193" w:author="xujianhui" w:date="2015-01-05T10:45:00Z">
-              <w:r>
-                <w:rPr>
-                  <w:rFonts w:hint="eastAsia"/>
-                </w:rPr>
-                <w:t>A</w:t>
-              </w:r>
+            <w:ins w:id="209" w:author="xujianhui" w:date="2015-01-05T10:45:00Z">
+              <w:del w:id="210" w:author="linyoubin" w:date="2015-01-20T09:29:00Z">
+                <w:r>
+                  <w:rPr>
+                    <w:rFonts w:hint="eastAsia"/>
+                  </w:rPr>
+                  <w:delText>A</w:delText>
+                </w:r>
+              </w:del>
             </w:ins>
-            <w:ins w:id="194" w:author="xujianhui" w:date="2015-01-04T15:35:00Z">
-              <w:r>
-                <w:rPr>
-                  <w:rFonts w:hint="eastAsia"/>
-                </w:rPr>
-                <w:t>gentPort: om agent</w:t>
-              </w:r>
+            <w:ins w:id="211" w:author="xujianhui" w:date="2015-01-04T15:35:00Z">
+              <w:del w:id="212" w:author="linyoubin" w:date="2015-01-20T09:29:00Z">
+                <w:r>
+                  <w:rPr>
+                    <w:rFonts w:hint="eastAsia"/>
+                  </w:rPr>
+                  <w:delText>gentPort</w:delText>
+                </w:r>
+              </w:del>
             </w:ins>
-            <w:ins w:id="195" w:author="xujianhui" w:date="2015-01-04T15:36:00Z">
+            <w:ins w:id="213" w:author="linyoubin" w:date="2015-01-20T09:29:00Z">
+              <w:r>
+                <w:rPr>
+                  <w:rFonts w:hint="eastAsia"/>
+                </w:rPr>
+                <w:t>AgentService</w:t>
+              </w:r>
+            </w:ins>
+            <w:ins w:id="214" w:author="xujianhui" w:date="2015-01-04T15:35:00Z">
+              <w:r>
+                <w:rPr>
+                  <w:rFonts w:hint="eastAsia"/>
+                </w:rPr>
+                <w:t>: om agent</w:t>
+              </w:r>
+            </w:ins>
+            <w:ins w:id="215" w:author="xujianhui" w:date="2015-01-04T15:36:00Z">
               <w:r>
                 <w:rPr>
                   <w:rFonts w:hint="eastAsia"/>
@@ -6896,7 +7002,7 @@
             <w:pPr>
               <w:ind w:left="0"/>
               <w:rPr>
-                <w:ins w:id="196" w:author="xujianhui" w:date="2015-01-04T15:36:00Z"/>
+                <w:ins w:id="216" w:author="xujianhui" w:date="2015-01-04T15:36:00Z"/>
               </w:rPr>
             </w:pPr>
             <w:r>
@@ -6908,7 +7014,7 @@
             <w:r>
               <w:t>"22"</w:t>
             </w:r>
-            <w:ins w:id="197" w:author="xujianhui" w:date="2015-01-04T15:36:00Z">
+            <w:ins w:id="217" w:author="xujianhui" w:date="2015-01-04T15:36:00Z">
               <w:r>
                 <w:rPr>
                   <w:rFonts w:hint="eastAsia"/>
@@ -6921,20 +7027,64 @@
             <w:pPr>
               <w:ind w:left="0"/>
             </w:pPr>
-            <w:ins w:id="198" w:author="xujianhui" w:date="2015-01-05T10:46:00Z">
-              <w:r>
-                <w:rPr>
-                  <w:rFonts w:hint="eastAsia"/>
-                </w:rPr>
-                <w:t>A</w:t>
-              </w:r>
+            <w:ins w:id="218" w:author="xujianhui" w:date="2015-01-05T10:46:00Z">
+              <w:del w:id="219" w:author="linyoubin" w:date="2015-01-20T09:29:00Z">
+                <w:r>
+                  <w:rPr>
+                    <w:rFonts w:hint="eastAsia"/>
+                  </w:rPr>
+                  <w:delText>A</w:delText>
+                </w:r>
+              </w:del>
             </w:ins>
-            <w:ins w:id="199" w:author="xujianhui" w:date="2015-01-04T15:36:00Z">
-              <w:r>
-                <w:rPr>
-                  <w:rFonts w:hint="eastAsia"/>
-                </w:rPr>
-                <w:t>gentPort: 11790</w:t>
+            <w:ins w:id="220" w:author="xujianhui" w:date="2015-01-04T15:36:00Z">
+              <w:del w:id="221" w:author="linyoubin" w:date="2015-01-20T09:29:00Z">
+                <w:r>
+                  <w:rPr>
+                    <w:rFonts w:hint="eastAsia"/>
+                  </w:rPr>
+                  <w:delText>gentPort</w:delText>
+                </w:r>
+              </w:del>
+            </w:ins>
+            <w:ins w:id="222" w:author="linyoubin" w:date="2015-01-20T09:29:00Z">
+              <w:r>
+                <w:rPr>
+                  <w:rFonts w:hint="eastAsia"/>
+                </w:rPr>
+                <w:t>AgentService</w:t>
+              </w:r>
+            </w:ins>
+            <w:ins w:id="223" w:author="xujianhui" w:date="2015-01-04T15:36:00Z">
+              <w:r>
+                <w:rPr>
+                  <w:rFonts w:hint="eastAsia"/>
+                </w:rPr>
+                <w:t>:</w:t>
+              </w:r>
+            </w:ins>
+            <w:ins w:id="224" w:author="linyoubin" w:date="2015-01-20T09:31:00Z">
+              <w:r>
+                <w:rPr>
+                  <w:rFonts w:hint="eastAsia"/>
+                </w:rPr>
+                <w:t>"</w:t>
+              </w:r>
+            </w:ins>
+            <w:ins w:id="225" w:author="xujianhui" w:date="2015-01-04T15:36:00Z">
+              <w:r>
+                <w:rPr>
+                  <w:rFonts w:hint="eastAsia"/>
+                </w:rPr>
+                <w:t xml:space="preserve"> 11790</w:t>
+              </w:r>
+            </w:ins>
+            <w:ins w:id="226" w:author="linyoubin" w:date="2015-01-20T09:31:00Z">
+              <w:r>
+                <w:rPr>
+                  <w:rFonts w:hint="eastAsia"/>
+                </w:rPr>
+                <w:t>"</w:t>
               </w:r>
             </w:ins>
           </w:p>
@@ -7079,10 +7229,10 @@
             <w:pPr>
               <w:ind w:left="0"/>
               <w:rPr>
-                <w:ins w:id="200" w:author="xujianhui" w:date="2015-01-04T15:36:00Z"/>
-              </w:rPr>
-            </w:pPr>
-            <w:ins w:id="201" w:author="xujianhui" w:date="2015-01-04T15:36:00Z">
+                <w:ins w:id="227" w:author="xujianhui" w:date="2015-01-04T15:36:00Z"/>
+              </w:rPr>
+            </w:pPr>
+            <w:ins w:id="228" w:author="xujianhui" w:date="2015-01-04T15:36:00Z">
               <w:r>
                 <w:fldChar w:fldCharType="begin"/>
               </w:r>
@@ -7123,7 +7273,7 @@
             <w:pPr>
               <w:ind w:left="0"/>
             </w:pPr>
-            <w:ins w:id="202" w:author="xujianhui" w:date="2014-12-05T15:13:00Z">
+            <w:ins w:id="229" w:author="xujianhui" w:date="2014-12-05T15:13:00Z">
               <w:r>
                 <w:rPr>
                   <w:rFonts w:hint="eastAsia"/>
@@ -7148,7 +7298,7 @@
             <w:pPr>
               <w:ind w:left="0"/>
               <w:rPr>
-                <w:ins w:id="203" w:author="xujianhui" w:date="2015-01-04T15:37:00Z"/>
+                <w:ins w:id="230" w:author="xujianhui" w:date="2015-01-04T15:37:00Z"/>
               </w:rPr>
             </w:pPr>
             <w:r>
@@ -7159,10 +7309,10 @@
             <w:pPr>
               <w:ind w:left="0" w:firstLineChars="150" w:firstLine="315"/>
               <w:rPr>
-                <w:ins w:id="204" w:author="xujianhui" w:date="2015-01-04T15:37:00Z"/>
-              </w:rPr>
-            </w:pPr>
-            <w:ins w:id="205" w:author="xujianhui" w:date="2015-01-04T15:37:00Z">
+                <w:ins w:id="231" w:author="xujianhui" w:date="2015-01-04T15:37:00Z"/>
+              </w:rPr>
+            </w:pPr>
+            <w:ins w:id="232" w:author="xujianhui" w:date="2015-01-04T15:37:00Z">
               <w:r>
                 <w:rPr>
                   <w:rFonts w:hint="eastAsia"/>
@@ -7174,13 +7324,13 @@
           <w:p>
             <w:pPr>
               <w:ind w:left="0" w:firstLineChars="150" w:firstLine="315"/>
-              <w:pPrChange w:id="206" w:author="xujianhui" w:date="2015-01-04T15:37:00Z">
+              <w:pPrChange w:id="233" w:author="xujianhui" w:date="2015-01-04T15:37:00Z">
                 <w:pPr>
                   <w:ind w:left="0"/>
                 </w:pPr>
               </w:pPrChange>
             </w:pPr>
-            <w:ins w:id="207" w:author="xujianhui" w:date="2015-01-04T15:37:00Z">
+            <w:ins w:id="234" w:author="xujianhui" w:date="2015-01-04T15:37:00Z">
               <w:r>
                 <w:rPr>
                   <w:rFonts w:hint="eastAsia"/>
@@ -7426,7 +7576,7 @@
             <w:pPr>
               <w:ind w:left="0"/>
               <w:rPr>
-                <w:ins w:id="208" w:author="xujianhui" w:date="2014-12-05T15:13:00Z"/>
+                <w:ins w:id="235" w:author="xujianhui" w:date="2014-12-05T15:13:00Z"/>
               </w:rPr>
             </w:pPr>
             <w:r>
@@ -7440,10 +7590,10 @@
             <w:pPr>
               <w:ind w:left="0"/>
               <w:rPr>
-                <w:ins w:id="209" w:author="xujianhui" w:date="2014-12-05T15:13:00Z"/>
-              </w:rPr>
-            </w:pPr>
-            <w:ins w:id="210" w:author="xujianhui" w:date="2014-12-05T15:13:00Z">
+                <w:ins w:id="236" w:author="xujianhui" w:date="2014-12-05T15:13:00Z"/>
+              </w:rPr>
+            </w:pPr>
+            <w:ins w:id="237" w:author="xujianhui" w:date="2014-12-05T15:13:00Z">
               <w:r>
                 <w:rPr>
                   <w:rFonts w:hint="eastAsia"/>
@@ -7456,7 +7606,7 @@
             <w:pPr>
               <w:ind w:left="0"/>
             </w:pPr>
-            <w:ins w:id="211" w:author="xujianhui" w:date="2014-12-05T15:13:00Z">
+            <w:ins w:id="238" w:author="xujianhui" w:date="2014-12-05T15:13:00Z">
               <w:r>
                 <w:rPr>
                   <w:rFonts w:hint="eastAsia"/>
@@ -7503,10 +7653,10 @@
             <w:pPr>
               <w:ind w:left="0"/>
               <w:rPr>
-                <w:ins w:id="212" w:author="xujianhui" w:date="2015-01-04T15:38:00Z"/>
-              </w:rPr>
-            </w:pPr>
-            <w:ins w:id="213" w:author="xujianhui" w:date="2015-01-04T15:38:00Z">
+                <w:ins w:id="239" w:author="xujianhui" w:date="2015-01-04T15:38:00Z"/>
+              </w:rPr>
+            </w:pPr>
+            <w:ins w:id="240" w:author="xujianhui" w:date="2015-01-04T15:38:00Z">
               <w:r>
                 <w:rPr>
                   <w:rFonts w:hint="eastAsia"/>
@@ -8547,10 +8697,10 @@
             <w:pPr>
               <w:ind w:left="0"/>
               <w:rPr>
-                <w:ins w:id="214" w:author="xujianhui" w:date="2015-01-04T15:46:00Z"/>
-              </w:rPr>
-            </w:pPr>
-            <w:ins w:id="215" w:author="xujianhui" w:date="2015-01-04T15:46:00Z">
+                <w:ins w:id="241" w:author="xujianhui" w:date="2015-01-04T15:46:00Z"/>
+              </w:rPr>
+            </w:pPr>
+            <w:ins w:id="242" w:author="xujianhui" w:date="2015-01-04T15:46:00Z">
               <w:r>
                 <w:rPr>
                   <w:rFonts w:hint="eastAsia"/>
@@ -8568,15 +8718,15 @@
               </w:numPr>
               <w:ind w:firstLineChars="0"/>
               <w:rPr>
-                <w:ins w:id="216" w:author="xujianhui" w:date="2015-01-04T15:51:00Z"/>
-              </w:rPr>
-              <w:pPrChange w:id="217" w:author="xujianhui" w:date="2015-01-04T15:51:00Z">
+                <w:ins w:id="243" w:author="xujianhui" w:date="2015-01-04T15:51:00Z"/>
+              </w:rPr>
+              <w:pPrChange w:id="244" w:author="xujianhui" w:date="2015-01-04T15:51:00Z">
                 <w:pPr>
                   <w:ind w:left="0"/>
                 </w:pPr>
               </w:pPrChange>
             </w:pPr>
-            <w:ins w:id="218" w:author="xujianhui" w:date="2015-01-04T15:47:00Z">
+            <w:ins w:id="245" w:author="xujianhui" w:date="2015-01-04T15:47:00Z">
               <w:r>
                 <w:rPr>
                   <w:rFonts w:hint="eastAsia"/>
@@ -8584,7 +8734,7 @@
                 <w:t>omsvc</w:t>
               </w:r>
             </w:ins>
-            <w:ins w:id="219" w:author="xujianhui" w:date="2015-01-04T15:50:00Z">
+            <w:ins w:id="246" w:author="xujianhui" w:date="2015-01-04T15:50:00Z">
               <w:r>
                 <w:rPr>
                   <w:rFonts w:hint="eastAsia"/>
@@ -8592,7 +8742,7 @@
                 <w:t xml:space="preserve"> ---&gt; </w:t>
               </w:r>
             </w:ins>
-            <w:ins w:id="220" w:author="xujianhui" w:date="2015-01-04T15:53:00Z">
+            <w:ins w:id="247" w:author="xujianhui" w:date="2015-01-04T15:53:00Z">
               <w:r>
                 <w:rPr>
                   <w:rFonts w:hint="eastAsia"/>
@@ -8600,7 +8750,7 @@
                 <w:t>本地</w:t>
               </w:r>
             </w:ins>
-            <w:ins w:id="221" w:author="xujianhui" w:date="2015-01-04T15:50:00Z">
+            <w:ins w:id="248" w:author="xujianhui" w:date="2015-01-04T15:50:00Z">
               <w:r>
                 <w:rPr>
                   <w:rFonts w:hint="eastAsia"/>
@@ -8608,7 +8758,7 @@
                 <w:t xml:space="preserve">omagent </w:t>
               </w:r>
             </w:ins>
-            <w:ins w:id="222" w:author="xujianhui" w:date="2015-01-04T15:51:00Z">
+            <w:ins w:id="249" w:author="xujianhui" w:date="2015-01-04T15:51:00Z">
               <w:r>
                 <w:rPr>
                   <w:rFonts w:hint="eastAsia"/>
@@ -8616,7 +8766,7 @@
                 <w:t>发送</w:t>
               </w:r>
             </w:ins>
-            <w:ins w:id="223" w:author="xujianhui" w:date="2015-01-05T10:34:00Z">
+            <w:ins w:id="250" w:author="xujianhui" w:date="2015-01-05T10:34:00Z">
               <w:r>
                 <w:rPr>
                   <w:rFonts w:hint="eastAsia"/>
@@ -8624,7 +8774,7 @@
                 <w:t>pre</w:t>
               </w:r>
             </w:ins>
-            <w:ins w:id="224" w:author="xujianhui" w:date="2015-01-05T10:35:00Z">
+            <w:ins w:id="251" w:author="xujianhui" w:date="2015-01-05T10:35:00Z">
               <w:r>
                 <w:rPr>
                   <w:rFonts w:hint="eastAsia"/>
@@ -8648,15 +8798,15 @@
               </w:numPr>
               <w:ind w:firstLineChars="0"/>
               <w:rPr>
-                <w:ins w:id="225" w:author="xujianhui" w:date="2015-01-04T15:55:00Z"/>
-              </w:rPr>
-              <w:pPrChange w:id="226" w:author="xujianhui" w:date="2015-01-04T15:51:00Z">
+                <w:ins w:id="252" w:author="xujianhui" w:date="2015-01-04T15:55:00Z"/>
+              </w:rPr>
+              <w:pPrChange w:id="253" w:author="xujianhui" w:date="2015-01-04T15:51:00Z">
                 <w:pPr>
                   <w:ind w:left="0"/>
                 </w:pPr>
               </w:pPrChange>
             </w:pPr>
-            <w:ins w:id="227" w:author="xujianhui" w:date="2015-01-04T15:53:00Z">
+            <w:ins w:id="254" w:author="xujianhui" w:date="2015-01-04T15:53:00Z">
               <w:r>
                 <w:rPr>
                   <w:rFonts w:hint="eastAsia"/>
@@ -8670,7 +8820,7 @@
                 <w:t>omagent</w:t>
               </w:r>
             </w:ins>
-            <w:ins w:id="228" w:author="xujianhui" w:date="2015-01-05T10:35:00Z">
+            <w:ins w:id="255" w:author="xujianhui" w:date="2015-01-05T10:35:00Z">
               <w:r>
                 <w:rPr>
                   <w:rFonts w:hint="eastAsia"/>
@@ -8702,7 +8852,7 @@
                 <w:t>目录，并启动临时</w:t>
               </w:r>
             </w:ins>
-            <w:ins w:id="229" w:author="xujianhui" w:date="2015-01-05T10:36:00Z">
+            <w:ins w:id="256" w:author="xujianhui" w:date="2015-01-05T10:36:00Z">
               <w:r>
                 <w:rPr>
                   <w:rFonts w:hint="eastAsia"/>
@@ -8744,15 +8894,15 @@
               </w:numPr>
               <w:ind w:firstLineChars="0"/>
               <w:rPr>
-                <w:ins w:id="230" w:author="xujianhui" w:date="2015-01-05T10:37:00Z"/>
-              </w:rPr>
-              <w:pPrChange w:id="231" w:author="xujianhui" w:date="2015-01-05T10:36:00Z">
+                <w:ins w:id="257" w:author="xujianhui" w:date="2015-01-05T10:37:00Z"/>
+              </w:rPr>
+              <w:pPrChange w:id="258" w:author="xujianhui" w:date="2015-01-05T10:36:00Z">
                 <w:pPr>
                   <w:ind w:left="0"/>
                 </w:pPr>
               </w:pPrChange>
             </w:pPr>
-            <w:ins w:id="232" w:author="xujianhui" w:date="2015-01-05T10:36:00Z">
+            <w:ins w:id="259" w:author="xujianhui" w:date="2015-01-05T10:36:00Z">
               <w:r>
                 <w:rPr>
                   <w:rFonts w:hint="eastAsia"/>
@@ -8796,7 +8946,7 @@
                 <w:t>check host</w:t>
               </w:r>
             </w:ins>
-            <w:ins w:id="233" w:author="xujianhui" w:date="2015-01-05T10:37:00Z">
+            <w:ins w:id="260" w:author="xujianhui" w:date="2015-01-05T10:37:00Z">
               <w:r>
                 <w:rPr>
                   <w:rFonts w:hint="eastAsia"/>
@@ -8833,15 +8983,15 @@
               </w:numPr>
               <w:ind w:firstLineChars="0"/>
               <w:rPr>
-                <w:ins w:id="234" w:author="xujianhui" w:date="2015-01-05T10:37:00Z"/>
-              </w:rPr>
-              <w:pPrChange w:id="235" w:author="xujianhui" w:date="2015-01-05T10:36:00Z">
+                <w:ins w:id="261" w:author="xujianhui" w:date="2015-01-05T10:37:00Z"/>
+              </w:rPr>
+              <w:pPrChange w:id="262" w:author="xujianhui" w:date="2015-01-05T10:36:00Z">
                 <w:pPr>
                   <w:ind w:left="0"/>
                 </w:pPr>
               </w:pPrChange>
             </w:pPr>
-            <w:ins w:id="236" w:author="xujianhui" w:date="2015-01-05T10:37:00Z">
+            <w:ins w:id="263" w:author="xujianhui" w:date="2015-01-05T10:37:00Z">
               <w:r>
                 <w:rPr>
                   <w:rFonts w:hint="eastAsia"/>
@@ -8889,15 +9039,15 @@
               </w:numPr>
               <w:ind w:firstLineChars="0"/>
               <w:rPr>
-                <w:ins w:id="237" w:author="xujianhui" w:date="2015-01-05T10:38:00Z"/>
-              </w:rPr>
-              <w:pPrChange w:id="238" w:author="xujianhui" w:date="2015-01-05T10:36:00Z">
+                <w:ins w:id="264" w:author="xujianhui" w:date="2015-01-05T10:38:00Z"/>
+              </w:rPr>
+              <w:pPrChange w:id="265" w:author="xujianhui" w:date="2015-01-05T10:36:00Z">
                 <w:pPr>
                   <w:ind w:left="0"/>
                 </w:pPr>
               </w:pPrChange>
             </w:pPr>
-            <w:ins w:id="239" w:author="xujianhui" w:date="2015-01-05T10:37:00Z">
+            <w:ins w:id="266" w:author="xujianhui" w:date="2015-01-05T10:37:00Z">
               <w:r>
                 <w:rPr>
                   <w:rFonts w:hint="eastAsia"/>
@@ -8905,7 +9055,7 @@
                 <w:t>本地</w:t>
               </w:r>
             </w:ins>
-            <w:ins w:id="240" w:author="xujianhui" w:date="2015-01-05T10:38:00Z">
+            <w:ins w:id="267" w:author="xujianhui" w:date="2015-01-05T10:38:00Z">
               <w:r>
                 <w:rPr>
                   <w:rFonts w:hint="eastAsia"/>
@@ -8947,9 +9097,9 @@
           <w:p>
             <w:pPr>
               <w:rPr>
-                <w:ins w:id="241" w:author="xujianhui" w:date="2015-01-05T10:38:00Z"/>
-              </w:rPr>
-              <w:pPrChange w:id="242" w:author="xujianhui" w:date="2015-01-05T10:38:00Z">
+                <w:ins w:id="268" w:author="xujianhui" w:date="2015-01-05T10:38:00Z"/>
+              </w:rPr>
+              <w:pPrChange w:id="269" w:author="xujianhui" w:date="2015-01-05T10:38:00Z">
                 <w:pPr>
                   <w:ind w:left="0"/>
                 </w:pPr>
@@ -8960,10 +9110,10 @@
             <w:pPr>
               <w:ind w:left="0"/>
               <w:rPr>
-                <w:ins w:id="243" w:author="xujianhui" w:date="2015-01-05T10:38:00Z"/>
-              </w:rPr>
-            </w:pPr>
-            <w:ins w:id="244" w:author="xujianhui" w:date="2015-01-05T10:38:00Z">
+                <w:ins w:id="270" w:author="xujianhui" w:date="2015-01-05T10:38:00Z"/>
+              </w:rPr>
+            </w:pPr>
+            <w:ins w:id="271" w:author="xujianhui" w:date="2015-01-05T10:38:00Z">
               <w:r>
                 <w:rPr>
                   <w:rFonts w:hint="eastAsia"/>
@@ -8981,26 +9131,26 @@
               </w:numPr>
               <w:ind w:firstLineChars="0"/>
               <w:rPr>
-                <w:ins w:id="245" w:author="xujianhui" w:date="2015-01-05T10:39:00Z"/>
+                <w:ins w:id="272" w:author="xujianhui" w:date="2015-01-05T10:39:00Z"/>
                 <w:b/>
-                <w:rPrChange w:id="246" w:author="xujianhui" w:date="2015-01-05T10:44:00Z">
+                <w:rPrChange w:id="273" w:author="xujianhui" w:date="2015-01-05T10:44:00Z">
                   <w:rPr>
-                    <w:ins w:id="247" w:author="xujianhui" w:date="2015-01-05T10:39:00Z"/>
+                    <w:ins w:id="274" w:author="xujianhui" w:date="2015-01-05T10:39:00Z"/>
                   </w:rPr>
                 </w:rPrChange>
               </w:rPr>
-              <w:pPrChange w:id="248" w:author="xujianhui" w:date="2015-01-05T10:39:00Z">
+              <w:pPrChange w:id="275" w:author="xujianhui" w:date="2015-01-05T10:39:00Z">
                 <w:pPr>
                   <w:ind w:left="0"/>
                 </w:pPr>
               </w:pPrChange>
             </w:pPr>
-            <w:ins w:id="249" w:author="xujianhui" w:date="2015-01-05T10:39:00Z">
+            <w:ins w:id="276" w:author="xujianhui" w:date="2015-01-05T10:39:00Z">
               <w:r>
                 <w:rPr>
                   <w:rFonts w:hint="eastAsia"/>
                   <w:b/>
-                  <w:rPrChange w:id="250" w:author="xujianhui" w:date="2015-01-05T10:44:00Z">
+                  <w:rPrChange w:id="277" w:author="xujianhui" w:date="2015-01-05T10:44:00Z">
                     <w:rPr>
                       <w:rFonts w:hint="eastAsia"/>
                     </w:rPr>
@@ -9011,7 +9161,7 @@
               <w:r>
                 <w:rPr>
                   <w:b/>
-                  <w:rPrChange w:id="251" w:author="xujianhui" w:date="2015-01-05T10:44:00Z">
+                  <w:rPrChange w:id="278" w:author="xujianhui" w:date="2015-01-05T10:44:00Z">
                     <w:rPr/>
                   </w:rPrChange>
                 </w:rPr>
@@ -9021,7 +9171,7 @@
                 <w:rPr>
                   <w:rFonts w:hint="eastAsia"/>
                   <w:b/>
-                  <w:rPrChange w:id="252" w:author="xujianhui" w:date="2015-01-05T10:44:00Z">
+                  <w:rPrChange w:id="279" w:author="xujianhui" w:date="2015-01-05T10:44:00Z">
                     <w:rPr>
                       <w:rFonts w:hint="eastAsia"/>
                     </w:rPr>
@@ -9032,7 +9182,7 @@
               <w:r>
                 <w:rPr>
                   <w:b/>
-                  <w:rPrChange w:id="253" w:author="xujianhui" w:date="2015-01-05T10:44:00Z">
+                  <w:rPrChange w:id="280" w:author="xujianhui" w:date="2015-01-05T10:44:00Z">
                     <w:rPr/>
                   </w:rPrChange>
                 </w:rPr>
@@ -9042,7 +9192,7 @@
                 <w:rPr>
                   <w:rFonts w:hint="eastAsia"/>
                   <w:b/>
-                  <w:rPrChange w:id="254" w:author="xujianhui" w:date="2015-01-05T10:44:00Z">
+                  <w:rPrChange w:id="281" w:author="xujianhui" w:date="2015-01-05T10:44:00Z">
                     <w:rPr>
                       <w:rFonts w:hint="eastAsia"/>
                     </w:rPr>
@@ -9062,21 +9212,21 @@
               <w:ind w:firstLineChars="0"/>
               <w:rPr>
                 <w:b/>
-                <w:rPrChange w:id="255" w:author="xujianhui" w:date="2015-01-05T10:43:00Z">
+                <w:rPrChange w:id="282" w:author="xujianhui" w:date="2015-01-05T10:43:00Z">
                   <w:rPr/>
                 </w:rPrChange>
               </w:rPr>
-              <w:pPrChange w:id="256" w:author="xujianhui" w:date="2015-01-05T10:39:00Z">
+              <w:pPrChange w:id="283" w:author="xujianhui" w:date="2015-01-05T10:39:00Z">
                 <w:pPr>
                   <w:ind w:left="0"/>
                 </w:pPr>
               </w:pPrChange>
             </w:pPr>
-            <w:ins w:id="257" w:author="xujianhui" w:date="2015-01-05T10:40:00Z">
+            <w:ins w:id="284" w:author="xujianhui" w:date="2015-01-05T10:40:00Z">
               <w:r>
                 <w:rPr>
                   <w:b/>
-                  <w:rPrChange w:id="258" w:author="xujianhui" w:date="2015-01-05T10:43:00Z">
+                  <w:rPrChange w:id="285" w:author="xujianhui" w:date="2015-01-05T10:43:00Z">
                     <w:rPr/>
                   </w:rPrChange>
                 </w:rPr>
@@ -9086,7 +9236,7 @@
                 <w:rPr>
                   <w:rFonts w:hint="eastAsia"/>
                   <w:b/>
-                  <w:rPrChange w:id="259" w:author="xujianhui" w:date="2015-01-05T10:43:00Z">
+                  <w:rPrChange w:id="286" w:author="xujianhui" w:date="2015-01-05T10:43:00Z">
                     <w:rPr>
                       <w:rFonts w:hint="eastAsia"/>
                     </w:rPr>
@@ -9097,7 +9247,7 @@
               <w:r>
                 <w:rPr>
                   <w:b/>
-                  <w:rPrChange w:id="260" w:author="xujianhui" w:date="2015-01-05T10:43:00Z">
+                  <w:rPrChange w:id="287" w:author="xujianhui" w:date="2015-01-05T10:43:00Z">
                     <w:rPr/>
                   </w:rPrChange>
                 </w:rPr>
@@ -9107,7 +9257,7 @@
                 <w:rPr>
                   <w:rFonts w:hint="eastAsia"/>
                   <w:b/>
-                  <w:rPrChange w:id="261" w:author="xujianhui" w:date="2015-01-05T10:43:00Z">
+                  <w:rPrChange w:id="288" w:author="xujianhui" w:date="2015-01-05T10:43:00Z">
                     <w:rPr>
                       <w:rFonts w:hint="eastAsia"/>
                     </w:rPr>
@@ -9116,12 +9266,12 @@
                 <w:t>版本信息</w:t>
               </w:r>
             </w:ins>
-            <w:ins w:id="262" w:author="xujianhui" w:date="2015-01-05T10:42:00Z">
+            <w:ins w:id="289" w:author="xujianhui" w:date="2015-01-05T10:42:00Z">
               <w:r>
                 <w:rPr>
                   <w:rFonts w:hint="eastAsia"/>
                   <w:b/>
-                  <w:rPrChange w:id="263" w:author="xujianhui" w:date="2015-01-05T10:43:00Z">
+                  <w:rPrChange w:id="290" w:author="xujianhui" w:date="2015-01-05T10:43:00Z">
                     <w:rPr>
                       <w:rFonts w:hint="eastAsia"/>
                     </w:rPr>
@@ -9148,7 +9298,7 @@
       <w:pPr>
         <w:ind w:left="0"/>
         <w:rPr>
-          <w:del w:id="264" w:author="xujianhui" w:date="2015-01-05T10:43:00Z"/>
+          <w:del w:id="291" w:author="xujianhui" w:date="2015-01-05T10:43:00Z"/>
         </w:rPr>
       </w:pPr>
     </w:p>
@@ -9599,12 +9749,22 @@
             <w:pPr>
               <w:ind w:left="0" w:firstLineChars="350" w:firstLine="735"/>
             </w:pPr>
-            <w:r>
-              <w:rPr>
-                <w:rFonts w:hint="eastAsia"/>
-              </w:rPr>
-              <w:t>AgentPort</w:t>
-            </w:r>
+            <w:del w:id="292" w:author="linyoubin" w:date="2015-01-20T09:29:00Z">
+              <w:r>
+                <w:rPr>
+                  <w:rFonts w:hint="eastAsia"/>
+                </w:rPr>
+                <w:delText>AgentPort</w:delText>
+              </w:r>
+            </w:del>
+            <w:ins w:id="293" w:author="linyoubin" w:date="2015-01-20T09:29:00Z">
+              <w:r>
+                <w:rPr>
+                  <w:rFonts w:hint="eastAsia"/>
+                </w:rPr>
+                <w:t>AgentService</w:t>
+              </w:r>
+            </w:ins>
             <w:r>
               <w:rPr>
                 <w:rFonts w:hint="eastAsia"/>
@@ -9876,6 +10036,7 @@
               <w:rPr>
                 <w:rFonts w:hint="eastAsia"/>
               </w:rPr>
+              <w:lastRenderedPageBreak/>
               <w:t>]</w:t>
             </w:r>
           </w:p>
@@ -9887,7 +10048,6 @@
               <w:rPr>
                 <w:rFonts w:hint="eastAsia"/>
               </w:rPr>
-              <w:lastRenderedPageBreak/>
               <w:t>User</w:t>
             </w:r>
             <w:r>
@@ -9959,12 +10119,22 @@
             <w:pPr>
               <w:ind w:left="0" w:firstLineChars="100" w:firstLine="210"/>
             </w:pPr>
-            <w:r>
-              <w:rPr>
-                <w:rFonts w:hint="eastAsia"/>
-              </w:rPr>
-              <w:t>AgentPort</w:t>
-            </w:r>
+            <w:del w:id="294" w:author="linyoubin" w:date="2015-01-20T09:29:00Z">
+              <w:r>
+                <w:rPr>
+                  <w:rFonts w:hint="eastAsia"/>
+                </w:rPr>
+                <w:delText>AgentPort</w:delText>
+              </w:r>
+            </w:del>
+            <w:ins w:id="295" w:author="linyoubin" w:date="2015-01-20T09:29:00Z">
+              <w:r>
+                <w:rPr>
+                  <w:rFonts w:hint="eastAsia"/>
+                </w:rPr>
+                <w:t>AgentService</w:t>
+              </w:r>
+            </w:ins>
             <w:r>
               <w:rPr>
                 <w:rFonts w:hint="eastAsia"/>
@@ -10159,7 +10329,20 @@
               <w:ind w:left="0" w:firstLineChars="450" w:firstLine="945"/>
             </w:pPr>
             <w:r>
-              <w:t>"AgentPort"</w:t>
+              <w:t>"</w:t>
+            </w:r>
+            <w:del w:id="296" w:author="linyoubin" w:date="2015-01-20T09:29:00Z">
+              <w:r>
+                <w:delText>AgentPort</w:delText>
+              </w:r>
+            </w:del>
+            <w:ins w:id="297" w:author="linyoubin" w:date="2015-01-20T09:29:00Z">
+              <w:r>
+                <w:t>AgentService</w:t>
+              </w:r>
+            </w:ins>
+            <w:r>
+              <w:t>"</w:t>
             </w:r>
             <w:r>
               <w:t xml:space="preserve">: </w:t>
@@ -10291,6 +10474,7 @@
               <w:ind w:left="0" w:firstLineChars="600" w:firstLine="1260"/>
             </w:pPr>
             <w:r>
+              <w:lastRenderedPageBreak/>
               <w:t>"Model"</w:t>
             </w:r>
             <w:r>
@@ -10305,19 +10489,630 @@
               <w:ind w:left="0" w:firstLineChars="600" w:firstLine="1260"/>
             </w:pPr>
             <w:r>
+              <w:t>"Size"</w:t>
+            </w:r>
+            <w:r>
+              <w:t xml:space="preserve">: </w:t>
+            </w:r>
+            <w:r>
+              <w:t>483,</w:t>
+            </w:r>
+          </w:p>
+          <w:p>
+            <w:pPr>
+              <w:ind w:left="0" w:firstLineChars="600" w:firstLine="1260"/>
+            </w:pPr>
+            <w:r>
+              <w:t>"Free"</w:t>
+            </w:r>
+            <w:r>
+              <w:t xml:space="preserve">: </w:t>
+            </w:r>
+            <w:r>
+              <w:t>211</w:t>
+            </w:r>
+          </w:p>
+          <w:p>
+            <w:pPr>
+              <w:ind w:left="0" w:firstLineChars="450" w:firstLine="945"/>
+            </w:pPr>
+            <w:r>
+              <w:t>},</w:t>
+            </w:r>
+          </w:p>
+          <w:p>
+            <w:pPr>
+              <w:ind w:left="0" w:firstLineChars="450" w:firstLine="945"/>
+            </w:pPr>
+            <w:r>
+              <w:t>"Net"</w:t>
+            </w:r>
+            <w:r>
+              <w:t xml:space="preserve">: </w:t>
+            </w:r>
+          </w:p>
+          <w:p>
+            <w:pPr>
+              <w:ind w:left="0" w:firstLineChars="450" w:firstLine="945"/>
+            </w:pPr>
+            <w:r>
+              <w:t>[</w:t>
+            </w:r>
+          </w:p>
+          <w:p>
+            <w:pPr>
+              <w:ind w:left="0" w:firstLineChars="600" w:firstLine="1260"/>
+            </w:pPr>
+            <w:r>
+              <w:t>{</w:t>
+            </w:r>
+          </w:p>
+          <w:p>
+            <w:pPr>
+              <w:ind w:left="0" w:firstLineChars="750" w:firstLine="1575"/>
+            </w:pPr>
+            <w:r>
+              <w:t>"Name"</w:t>
+            </w:r>
+            <w:r>
+              <w:t xml:space="preserve">: </w:t>
+            </w:r>
+            <w:r>
+              <w:t>"lo",</w:t>
+            </w:r>
+          </w:p>
+          <w:p>
+            <w:pPr>
+              <w:ind w:left="0" w:firstLineChars="750" w:firstLine="1575"/>
+            </w:pPr>
+            <w:r>
+              <w:t>"Model"</w:t>
+            </w:r>
+            <w:r>
+              <w:t xml:space="preserve">: </w:t>
+            </w:r>
+            <w:r>
+              <w:t>"",</w:t>
+            </w:r>
+          </w:p>
+          <w:p>
+            <w:pPr>
+              <w:ind w:left="0" w:firstLineChars="750" w:firstLine="1575"/>
+            </w:pPr>
+            <w:r>
+              <w:t>"Bandwidth"</w:t>
+            </w:r>
+            <w:r>
+              <w:t xml:space="preserve">: </w:t>
+            </w:r>
+            <w:r>
+              <w:t>"",</w:t>
+            </w:r>
+          </w:p>
+          <w:p>
+            <w:pPr>
+              <w:ind w:left="0" w:firstLineChars="750" w:firstLine="1575"/>
+            </w:pPr>
+            <w:r>
+              <w:t>"IP"</w:t>
+            </w:r>
+            <w:r>
+              <w:t xml:space="preserve">: </w:t>
+            </w:r>
+            <w:r>
+              <w:t>"127.0.0.1"</w:t>
+            </w:r>
+          </w:p>
+          <w:p>
+            <w:pPr>
+              <w:ind w:left="0" w:firstLineChars="600" w:firstLine="1260"/>
+            </w:pPr>
+            <w:r>
+              <w:t>},</w:t>
+            </w:r>
+          </w:p>
+          <w:p>
+            <w:pPr>
+              <w:ind w:left="0" w:firstLineChars="600" w:firstLine="1260"/>
+            </w:pPr>
+            <w:r>
+              <w:t>{</w:t>
+            </w:r>
+          </w:p>
+          <w:p>
+            <w:pPr>
+              <w:ind w:left="0" w:firstLineChars="750" w:firstLine="1575"/>
+            </w:pPr>
+            <w:r>
+              <w:t>"Name"</w:t>
+            </w:r>
+            <w:r>
+              <w:t xml:space="preserve">: </w:t>
+            </w:r>
+            <w:r>
+              <w:t>"eth0",</w:t>
+            </w:r>
+          </w:p>
+          <w:p>
+            <w:pPr>
+              <w:ind w:left="0" w:firstLineChars="750" w:firstLine="1575"/>
+            </w:pPr>
+            <w:r>
+              <w:t>"Model"</w:t>
+            </w:r>
+            <w:r>
+              <w:t xml:space="preserve">: </w:t>
+            </w:r>
+            <w:r>
+              <w:t>"",</w:t>
+            </w:r>
+          </w:p>
+          <w:p>
+            <w:pPr>
+              <w:ind w:left="0" w:firstLineChars="750" w:firstLine="1575"/>
+            </w:pPr>
+            <w:r>
+              <w:t>"Bandwidth"</w:t>
+            </w:r>
+            <w:r>
+              <w:t xml:space="preserve">: </w:t>
+            </w:r>
+            <w:r>
+              <w:t>"",</w:t>
+            </w:r>
+          </w:p>
+          <w:p>
+            <w:pPr>
+              <w:ind w:left="0" w:firstLineChars="750" w:firstLine="1575"/>
+            </w:pPr>
+            <w:r>
+              <w:t>"IP"</w:t>
+            </w:r>
+            <w:r>
+              <w:t xml:space="preserve">: </w:t>
+            </w:r>
+            <w:r>
+              <w:t>"192.168.1.213"</w:t>
+            </w:r>
+          </w:p>
+          <w:p>
+            <w:pPr>
+              <w:ind w:leftChars="170" w:firstLineChars="450" w:firstLine="945"/>
+            </w:pPr>
+            <w:r>
+              <w:t>}</w:t>
+            </w:r>
+          </w:p>
+          <w:p>
+            <w:pPr>
+              <w:ind w:leftChars="170" w:firstLineChars="300" w:firstLine="630"/>
+            </w:pPr>
+            <w:r>
+              <w:t>],</w:t>
+            </w:r>
+          </w:p>
+          <w:p>
+            <w:pPr>
+              <w:ind w:leftChars="170" w:firstLineChars="300" w:firstLine="630"/>
+            </w:pPr>
+            <w:r>
+              <w:t>"Port"</w:t>
+            </w:r>
+            <w:r>
+              <w:t xml:space="preserve">: </w:t>
+            </w:r>
+          </w:p>
+          <w:p>
+            <w:pPr>
+              <w:ind w:leftChars="170" w:firstLineChars="300" w:firstLine="630"/>
+            </w:pPr>
+            <w:r>
+              <w:t>[</w:t>
+            </w:r>
+          </w:p>
+          <w:p>
+            <w:pPr>
+              <w:ind w:leftChars="170" w:firstLineChars="450" w:firstLine="945"/>
+            </w:pPr>
+            <w:r>
+              <w:t>{</w:t>
+            </w:r>
+          </w:p>
+          <w:p>
+            <w:pPr>
+              <w:ind w:leftChars="170" w:firstLineChars="600" w:firstLine="1260"/>
+            </w:pPr>
+            <w:r>
+              <w:t>"Port"</w:t>
+            </w:r>
+            <w:r>
+              <w:t xml:space="preserve">: </w:t>
+            </w:r>
+            <w:r>
+              <w:t>"50000",</w:t>
+            </w:r>
+          </w:p>
+          <w:p>
+            <w:pPr>
+              <w:ind w:leftChars="170" w:firstLineChars="600" w:firstLine="1260"/>
+            </w:pPr>
+            <w:r>
+              <w:t>"Status"</w:t>
+            </w:r>
+            <w:r>
+              <w:t xml:space="preserve">: </w:t>
+            </w:r>
+            <w:r>
+              <w:t>false</w:t>
+            </w:r>
+          </w:p>
+          <w:p>
+            <w:pPr>
+              <w:ind w:leftChars="170" w:firstLineChars="450" w:firstLine="945"/>
+            </w:pPr>
+            <w:r>
+              <w:t>}</w:t>
+            </w:r>
+          </w:p>
+          <w:p>
+            <w:pPr>
+              <w:ind w:leftChars="170" w:firstLineChars="300" w:firstLine="630"/>
+            </w:pPr>
+            <w:r>
+              <w:t>],</w:t>
+            </w:r>
+          </w:p>
+          <w:p>
+            <w:pPr>
+              <w:ind w:leftChars="170" w:firstLineChars="300" w:firstLine="630"/>
+            </w:pPr>
+            <w:r>
+              <w:t>"Service"</w:t>
+            </w:r>
+            <w:r>
+              <w:t xml:space="preserve">: </w:t>
+            </w:r>
+          </w:p>
+          <w:p>
+            <w:pPr>
+              <w:ind w:leftChars="170" w:firstLineChars="300" w:firstLine="630"/>
+            </w:pPr>
+            <w:r>
+              <w:t>[</w:t>
+            </w:r>
+          </w:p>
+          <w:p>
+            <w:pPr>
+              <w:ind w:leftChars="170" w:firstLineChars="450" w:firstLine="945"/>
+            </w:pPr>
+            <w:r>
+              <w:t>{</w:t>
+            </w:r>
+          </w:p>
+          <w:p>
+            <w:pPr>
+              <w:ind w:leftChars="170" w:firstLineChars="600" w:firstLine="1260"/>
+            </w:pPr>
+            <w:r>
+              <w:t>"Name"</w:t>
+            </w:r>
+            <w:r>
+              <w:t xml:space="preserve">: </w:t>
+            </w:r>
+            <w:r>
+              <w:t>"",</w:t>
+            </w:r>
+          </w:p>
+          <w:p>
+            <w:pPr>
+              <w:ind w:leftChars="170" w:firstLineChars="600" w:firstLine="1260"/>
+            </w:pPr>
+            <w:r>
+              <w:t>"Status"</w:t>
+            </w:r>
+            <w:r>
+              <w:t xml:space="preserve">: </w:t>
+            </w:r>
+            <w:r>
+              <w:t>false,</w:t>
+            </w:r>
+          </w:p>
+          <w:p>
+            <w:pPr>
+              <w:ind w:leftChars="170" w:firstLineChars="600" w:firstLine="1260"/>
+            </w:pPr>
+            <w:r>
+              <w:t>"Version"</w:t>
+            </w:r>
+            <w:r>
+              <w:t xml:space="preserve">: </w:t>
+            </w:r>
+            <w:r>
+              <w:t>""</w:t>
+            </w:r>
+          </w:p>
+          <w:p>
+            <w:pPr>
+              <w:ind w:leftChars="170" w:firstLineChars="450" w:firstLine="945"/>
+            </w:pPr>
+            <w:r>
+              <w:t>}</w:t>
+            </w:r>
+          </w:p>
+          <w:p>
+            <w:pPr>
+              <w:ind w:leftChars="170" w:firstLineChars="300" w:firstLine="630"/>
+            </w:pPr>
+            <w:r>
+              <w:t>],</w:t>
+            </w:r>
+          </w:p>
+          <w:p>
+            <w:pPr>
+              <w:ind w:leftChars="170" w:firstLineChars="300" w:firstLine="630"/>
+            </w:pPr>
+            <w:r>
+              <w:t>"OM"</w:t>
+            </w:r>
+            <w:r>
+              <w:t xml:space="preserve">: </w:t>
+            </w:r>
+          </w:p>
+          <w:p>
+            <w:pPr>
+              <w:ind w:leftChars="170" w:firstLineChars="300" w:firstLine="630"/>
+            </w:pPr>
+            <w:r>
+              <w:t>{</w:t>
+            </w:r>
+          </w:p>
+          <w:p>
+            <w:pPr>
+              <w:ind w:leftChars="170" w:firstLineChars="450" w:firstLine="945"/>
+            </w:pPr>
+            <w:r>
+              <w:t>"Status"</w:t>
+            </w:r>
+            <w:r>
+              <w:t xml:space="preserve">: </w:t>
+            </w:r>
+            <w:r>
+              <w:t>false,</w:t>
+            </w:r>
+          </w:p>
+          <w:p>
+            <w:pPr>
+              <w:ind w:leftChars="170" w:firstLineChars="450" w:firstLine="945"/>
+            </w:pPr>
+            <w:r>
+              <w:t>"Version"</w:t>
+            </w:r>
+            <w:r>
+              <w:t xml:space="preserve">: </w:t>
+            </w:r>
+            <w:r>
+              <w:t>""</w:t>
+            </w:r>
+          </w:p>
+          <w:p>
+            <w:pPr>
+              <w:ind w:leftChars="170" w:firstLineChars="300" w:firstLine="630"/>
+            </w:pPr>
+            <w:r>
+              <w:t>},</w:t>
+            </w:r>
+          </w:p>
+          <w:p>
+            <w:pPr>
+              <w:ind w:leftChars="170" w:firstLineChars="300" w:firstLine="630"/>
+            </w:pPr>
+            <w:r>
+              <w:t>"Safety"</w:t>
+            </w:r>
+            <w:r>
+              <w:t xml:space="preserve">: </w:t>
+            </w:r>
+          </w:p>
+          <w:p>
+            <w:pPr>
+              <w:ind w:leftChars="170" w:firstLineChars="300" w:firstLine="630"/>
+            </w:pPr>
+            <w:r>
+              <w:t>{</w:t>
+            </w:r>
+          </w:p>
+          <w:p>
+            <w:pPr>
+              <w:ind w:leftChars="170" w:firstLineChars="450" w:firstLine="945"/>
+            </w:pPr>
+            <w:r>
+              <w:t>"Name"</w:t>
+            </w:r>
+            <w:r>
+              <w:t xml:space="preserve">: </w:t>
+            </w:r>
+            <w:r>
+              <w:t>"",</w:t>
+            </w:r>
+          </w:p>
+          <w:p>
+            <w:pPr>
+              <w:ind w:leftChars="170" w:firstLineChars="450" w:firstLine="945"/>
+            </w:pPr>
+            <w:r>
+              <w:t>"Context"</w:t>
+            </w:r>
+            <w:r>
+              <w:t xml:space="preserve">: </w:t>
+            </w:r>
+            <w:r>
+              <w:t>"",</w:t>
+            </w:r>
+          </w:p>
+          <w:p>
+            <w:pPr>
+              <w:ind w:leftChars="170" w:firstLineChars="450" w:firstLine="945"/>
+            </w:pPr>
+            <w:r>
+              <w:t>"Status"</w:t>
+            </w:r>
+            <w:r>
+              <w:t xml:space="preserve">: </w:t>
+            </w:r>
+            <w:r>
+              <w:t>false</w:t>
+            </w:r>
+          </w:p>
+          <w:p>
+            <w:pPr>
+              <w:ind w:leftChars="170" w:firstLineChars="300" w:firstLine="630"/>
+            </w:pPr>
+            <w:r>
               <w:lastRenderedPageBreak/>
+              <w:t>},</w:t>
+            </w:r>
+          </w:p>
+          <w:p>
+            <w:pPr>
+              <w:ind w:leftChars="170" w:firstLineChars="300" w:firstLine="630"/>
+            </w:pPr>
+            <w:r>
+              <w:t>"OS"</w:t>
+            </w:r>
+            <w:r>
+              <w:t xml:space="preserve">: </w:t>
+            </w:r>
+          </w:p>
+          <w:p>
+            <w:pPr>
+              <w:ind w:leftChars="170" w:firstLineChars="300" w:firstLine="630"/>
+            </w:pPr>
+            <w:r>
+              <w:t>{</w:t>
+            </w:r>
+          </w:p>
+          <w:p>
+            <w:pPr>
+              <w:ind w:leftChars="170" w:firstLineChars="450" w:firstLine="945"/>
+            </w:pPr>
+            <w:r>
+              <w:t>"Distributor"</w:t>
+            </w:r>
+            <w:r>
+              <w:t xml:space="preserve">: </w:t>
+            </w:r>
+            <w:r>
+              <w:t>"Ubuntu",</w:t>
+            </w:r>
+          </w:p>
+          <w:p>
+            <w:pPr>
+              <w:ind w:leftChars="170" w:firstLineChars="450" w:firstLine="945"/>
+            </w:pPr>
+            <w:r>
+              <w:t>"Release"</w:t>
+            </w:r>
+            <w:r>
+              <w:t xml:space="preserve">: </w:t>
+            </w:r>
+            <w:r>
+              <w:t>"12.04",</w:t>
+            </w:r>
+          </w:p>
+          <w:p>
+            <w:pPr>
+              <w:ind w:leftChars="170" w:firstLineChars="450" w:firstLine="945"/>
+            </w:pPr>
+            <w:r>
+              <w:t>"Bit"</w:t>
+            </w:r>
+            <w:r>
+              <w:t xml:space="preserve">: </w:t>
+            </w:r>
+            <w:r>
+              <w:t>64</w:t>
+            </w:r>
+          </w:p>
+          <w:p>
+            <w:pPr>
+              <w:ind w:leftChars="170" w:firstLineChars="300" w:firstLine="630"/>
+            </w:pPr>
+            <w:r>
+              <w:t>},</w:t>
+            </w:r>
+          </w:p>
+          <w:p>
+            <w:pPr>
+              <w:ind w:leftChars="170" w:firstLineChars="300" w:firstLine="630"/>
+            </w:pPr>
+            <w:r>
+              <w:t>"Disk"</w:t>
+            </w:r>
+            <w:r>
+              <w:t xml:space="preserve">: </w:t>
+            </w:r>
+          </w:p>
+          <w:p>
+            <w:pPr>
+              <w:ind w:leftChars="170" w:firstLineChars="300" w:firstLine="630"/>
+            </w:pPr>
+            <w:r>
+              <w:t>[</w:t>
+            </w:r>
+          </w:p>
+          <w:p>
+            <w:pPr>
+              <w:ind w:leftChars="170" w:firstLineChars="450" w:firstLine="945"/>
+            </w:pPr>
+            <w:r>
+              <w:t>{</w:t>
+            </w:r>
+          </w:p>
+          <w:p>
+            <w:pPr>
+              <w:ind w:leftChars="170" w:firstLineChars="600" w:firstLine="1260"/>
+            </w:pPr>
+            <w:r>
+              <w:t>"Name"</w:t>
+            </w:r>
+            <w:r>
+              <w:t xml:space="preserve">: </w:t>
+            </w:r>
+            <w:r>
+              <w:t xml:space="preserve">"/dev/mapper/vgdata-lvdata1", </w:t>
+            </w:r>
+          </w:p>
+          <w:p>
+            <w:pPr>
+              <w:ind w:leftChars="170" w:firstLineChars="600" w:firstLine="1260"/>
+            </w:pPr>
+            <w:r>
+              <w:t>"Mount"</w:t>
+            </w:r>
+            <w:r>
+              <w:t xml:space="preserve">: </w:t>
+            </w:r>
+            <w:r>
+              <w:t xml:space="preserve">"/home/mount", </w:t>
+            </w:r>
+          </w:p>
+          <w:p>
+            <w:pPr>
+              <w:ind w:leftChars="170" w:firstLineChars="600" w:firstLine="1260"/>
+            </w:pPr>
+            <w:r>
               <w:t>"Size"</w:t>
             </w:r>
             <w:r>
               <w:t xml:space="preserve">: </w:t>
             </w:r>
             <w:r>
-              <w:t>483,</w:t>
-            </w:r>
-          </w:p>
-          <w:p>
-            <w:pPr>
-              <w:ind w:left="0" w:firstLineChars="600" w:firstLine="1260"/>
+              <w:t xml:space="preserve">32529, </w:t>
+            </w:r>
+          </w:p>
+          <w:p>
+            <w:pPr>
+              <w:ind w:leftChars="170" w:firstLineChars="600" w:firstLine="1260"/>
             </w:pPr>
             <w:r>
               <w:t>"Free"</w:t>
@@ -10326,170 +11121,21 @@
               <w:t xml:space="preserve">: </w:t>
             </w:r>
             <w:r>
-              <w:t>211</w:t>
-            </w:r>
-          </w:p>
-          <w:p>
-            <w:pPr>
-              <w:ind w:left="0" w:firstLineChars="450" w:firstLine="945"/>
-            </w:pPr>
-            <w:r>
-              <w:t>},</w:t>
-            </w:r>
-          </w:p>
-          <w:p>
-            <w:pPr>
-              <w:ind w:left="0" w:firstLineChars="450" w:firstLine="945"/>
-            </w:pPr>
-            <w:r>
-              <w:t>"Net"</w:t>
-            </w:r>
-            <w:r>
-              <w:t xml:space="preserve">: </w:t>
-            </w:r>
-          </w:p>
-          <w:p>
-            <w:pPr>
-              <w:ind w:left="0" w:firstLineChars="450" w:firstLine="945"/>
-            </w:pPr>
-            <w:r>
-              <w:t>[</w:t>
-            </w:r>
-          </w:p>
-          <w:p>
-            <w:pPr>
-              <w:ind w:left="0" w:firstLineChars="600" w:firstLine="1260"/>
-            </w:pPr>
-            <w:r>
-              <w:t>{</w:t>
-            </w:r>
-          </w:p>
-          <w:p>
-            <w:pPr>
-              <w:ind w:left="0" w:firstLineChars="750" w:firstLine="1575"/>
-            </w:pPr>
-            <w:r>
-              <w:t>"Name"</w:t>
-            </w:r>
-            <w:r>
-              <w:t xml:space="preserve">: </w:t>
-            </w:r>
-            <w:r>
-              <w:t>"lo",</w:t>
-            </w:r>
-          </w:p>
-          <w:p>
-            <w:pPr>
-              <w:ind w:left="0" w:firstLineChars="750" w:firstLine="1575"/>
-            </w:pPr>
-            <w:r>
-              <w:t>"Model"</w:t>
-            </w:r>
-            <w:r>
-              <w:t xml:space="preserve">: </w:t>
-            </w:r>
-            <w:r>
-              <w:t>"",</w:t>
-            </w:r>
-          </w:p>
-          <w:p>
-            <w:pPr>
-              <w:ind w:left="0" w:firstLineChars="750" w:firstLine="1575"/>
-            </w:pPr>
-            <w:r>
-              <w:t>"Bandwidth"</w:t>
-            </w:r>
-            <w:r>
-              <w:t xml:space="preserve">: </w:t>
-            </w:r>
-            <w:r>
-              <w:t>"",</w:t>
-            </w:r>
-          </w:p>
-          <w:p>
-            <w:pPr>
-              <w:ind w:left="0" w:firstLineChars="750" w:firstLine="1575"/>
-            </w:pPr>
-            <w:r>
-              <w:t>"IP"</w:t>
-            </w:r>
-            <w:r>
-              <w:t xml:space="preserve">: </w:t>
-            </w:r>
-            <w:r>
-              <w:t>"127.0.0.1"</w:t>
-            </w:r>
-          </w:p>
-          <w:p>
-            <w:pPr>
-              <w:ind w:left="0" w:firstLineChars="600" w:firstLine="1260"/>
-            </w:pPr>
-            <w:r>
-              <w:t>},</w:t>
-            </w:r>
-          </w:p>
-          <w:p>
-            <w:pPr>
-              <w:ind w:left="0" w:firstLineChars="600" w:firstLine="1260"/>
-            </w:pPr>
-            <w:r>
-              <w:t>{</w:t>
-            </w:r>
-          </w:p>
-          <w:p>
-            <w:pPr>
-              <w:ind w:left="0" w:firstLineChars="750" w:firstLine="1575"/>
-            </w:pPr>
-            <w:r>
-              <w:t>"Name"</w:t>
-            </w:r>
-            <w:r>
-              <w:t xml:space="preserve">: </w:t>
-            </w:r>
-            <w:r>
-              <w:t>"eth0",</w:t>
-            </w:r>
-          </w:p>
-          <w:p>
-            <w:pPr>
-              <w:ind w:left="0" w:firstLineChars="750" w:firstLine="1575"/>
-            </w:pPr>
-            <w:r>
-              <w:t>"Model"</w:t>
-            </w:r>
-            <w:r>
-              <w:t xml:space="preserve">: </w:t>
-            </w:r>
-            <w:r>
-              <w:t>"",</w:t>
-            </w:r>
-          </w:p>
-          <w:p>
-            <w:pPr>
-              <w:ind w:left="0" w:firstLineChars="750" w:firstLine="1575"/>
-            </w:pPr>
-            <w:r>
-              <w:t>"Bandwidth"</w:t>
-            </w:r>
-            <w:r>
-              <w:t xml:space="preserve">: </w:t>
-            </w:r>
-            <w:r>
-              <w:t>"",</w:t>
-            </w:r>
-          </w:p>
-          <w:p>
-            <w:pPr>
-              <w:ind w:left="0" w:firstLineChars="750" w:firstLine="1575"/>
-            </w:pPr>
-            <w:r>
-              <w:t>"IP"</w:t>
-            </w:r>
-            <w:r>
-              <w:t xml:space="preserve">: </w:t>
-            </w:r>
-            <w:r>
-              <w:t>"192.168.1.213"</w:t>
+              <w:t xml:space="preserve">6525, </w:t>
+            </w:r>
+          </w:p>
+          <w:p>
+            <w:pPr>
+              <w:ind w:leftChars="170" w:firstLineChars="600" w:firstLine="1260"/>
+            </w:pPr>
+            <w:r>
+              <w:t>"IsLocal"</w:t>
+            </w:r>
+            <w:r>
+              <w:t xml:space="preserve">: </w:t>
+            </w:r>
+            <w:r>
+              <w:t>true</w:t>
             </w:r>
           </w:p>
           <w:p>
@@ -10513,59 +11159,18 @@
               <w:ind w:leftChars="170" w:firstLineChars="300" w:firstLine="630"/>
             </w:pPr>
             <w:r>
-              <w:t>"Port"</w:t>
-            </w:r>
-            <w:r>
-              <w:t xml:space="preserve">: </w:t>
-            </w:r>
-          </w:p>
-          <w:p>
-            <w:pPr>
-              <w:ind w:leftChars="170" w:firstLineChars="300" w:firstLine="630"/>
-            </w:pPr>
-            <w:r>
-              <w:t>[</w:t>
-            </w:r>
-          </w:p>
-          <w:p>
-            <w:pPr>
-              <w:ind w:leftChars="170" w:firstLineChars="450" w:firstLine="945"/>
-            </w:pPr>
-            <w:r>
-              <w:t>{</w:t>
-            </w:r>
-          </w:p>
-          <w:p>
-            <w:pPr>
-              <w:ind w:leftChars="170" w:firstLineChars="600" w:firstLine="1260"/>
-            </w:pPr>
-            <w:r>
-              <w:t>"Port"</w:t>
-            </w:r>
-            <w:r>
-              <w:t xml:space="preserve">: </w:t>
-            </w:r>
-            <w:r>
-              <w:t>"50000",</w:t>
-            </w:r>
-          </w:p>
-          <w:p>
-            <w:pPr>
-              <w:ind w:leftChars="170" w:firstLineChars="600" w:firstLine="1260"/>
-            </w:pPr>
-            <w:r>
-              <w:t>"Status"</w:t>
-            </w:r>
-            <w:r>
-              <w:t xml:space="preserve">: </w:t>
-            </w:r>
-            <w:r>
-              <w:t>false</w:t>
-            </w:r>
-          </w:p>
-          <w:p>
-            <w:pPr>
-              <w:ind w:leftChars="170" w:firstLineChars="450" w:firstLine="945"/>
+              <w:t>"InstallPath"</w:t>
+            </w:r>
+            <w:r>
+              <w:t xml:space="preserve">: </w:t>
+            </w:r>
+            <w:r>
+              <w:t>"/opt/sequoiadb/11"</w:t>
+            </w:r>
+          </w:p>
+          <w:p>
+            <w:pPr>
+              <w:ind w:left="0" w:firstLineChars="300" w:firstLine="630"/>
             </w:pPr>
             <w:r>
               <w:t>}</w:t>
@@ -10573,7 +11178,7 @@
           </w:p>
           <w:p>
             <w:pPr>
-              <w:ind w:leftChars="170" w:firstLineChars="300" w:firstLine="630"/>
+              <w:ind w:left="0" w:firstLineChars="150" w:firstLine="315"/>
             </w:pPr>
             <w:r>
               <w:t>],</w:t>
@@ -10581,424 +11186,25 @@
           </w:p>
           <w:p>
             <w:pPr>
-              <w:ind w:leftChars="170" w:firstLineChars="300" w:firstLine="630"/>
-            </w:pPr>
-            <w:r>
-              <w:t>"Service"</w:t>
-            </w:r>
-            <w:r>
-              <w:t xml:space="preserve">: </w:t>
-            </w:r>
-          </w:p>
-          <w:p>
-            <w:pPr>
-              <w:ind w:leftChars="170" w:firstLineChars="300" w:firstLine="630"/>
-            </w:pPr>
-            <w:r>
-              <w:t>[</w:t>
-            </w:r>
-          </w:p>
-          <w:p>
-            <w:pPr>
-              <w:ind w:leftChars="170" w:firstLineChars="450" w:firstLine="945"/>
-            </w:pPr>
-            <w:r>
-              <w:t>{</w:t>
-            </w:r>
-          </w:p>
-          <w:p>
-            <w:pPr>
-              <w:ind w:leftChars="170" w:firstLineChars="600" w:firstLine="1260"/>
-            </w:pPr>
-            <w:r>
-              <w:t>"Name"</w:t>
-            </w:r>
-            <w:r>
-              <w:t xml:space="preserve">: </w:t>
-            </w:r>
-            <w:r>
-              <w:t>"",</w:t>
-            </w:r>
-          </w:p>
-          <w:p>
-            <w:pPr>
-              <w:ind w:leftChars="170" w:firstLineChars="600" w:firstLine="1260"/>
-            </w:pPr>
-            <w:r>
-              <w:t>"Status"</w:t>
-            </w:r>
-            <w:r>
-              <w:t xml:space="preserve">: </w:t>
-            </w:r>
-            <w:r>
-              <w:t>false,</w:t>
-            </w:r>
-          </w:p>
-          <w:p>
-            <w:pPr>
-              <w:ind w:leftChars="170" w:firstLineChars="600" w:firstLine="1260"/>
-            </w:pPr>
-            <w:r>
-              <w:t>"Version"</w:t>
-            </w:r>
-            <w:r>
-              <w:t xml:space="preserve">: </w:t>
-            </w:r>
-            <w:r>
-              <w:t>""</w:t>
-            </w:r>
-          </w:p>
-          <w:p>
-            <w:pPr>
-              <w:ind w:leftChars="170" w:firstLineChars="450" w:firstLine="945"/>
-            </w:pPr>
-            <w:r>
-              <w:t>}</w:t>
-            </w:r>
-          </w:p>
-          <w:p>
-            <w:pPr>
-              <w:ind w:leftChars="170" w:firstLineChars="300" w:firstLine="630"/>
-            </w:pPr>
-            <w:r>
-              <w:t>],</w:t>
-            </w:r>
-          </w:p>
-          <w:p>
-            <w:pPr>
-              <w:ind w:leftChars="170" w:firstLineChars="300" w:firstLine="630"/>
-            </w:pPr>
-            <w:r>
-              <w:t>"OM"</w:t>
-            </w:r>
-            <w:r>
-              <w:t xml:space="preserve">: </w:t>
-            </w:r>
-          </w:p>
-          <w:p>
-            <w:pPr>
-              <w:ind w:leftChars="170" w:firstLineChars="300" w:firstLine="630"/>
-            </w:pPr>
-            <w:r>
-              <w:t>{</w:t>
-            </w:r>
-          </w:p>
-          <w:p>
-            <w:pPr>
-              <w:ind w:leftChars="170" w:firstLineChars="450" w:firstLine="945"/>
-            </w:pPr>
-            <w:r>
-              <w:t>"Status"</w:t>
-            </w:r>
-            <w:r>
-              <w:t xml:space="preserve">: </w:t>
-            </w:r>
-            <w:r>
-              <w:t>false,</w:t>
-            </w:r>
-          </w:p>
-          <w:p>
-            <w:pPr>
-              <w:ind w:leftChars="170" w:firstLineChars="450" w:firstLine="945"/>
-            </w:pPr>
-            <w:r>
-              <w:t>"Version"</w:t>
-            </w:r>
-            <w:r>
-              <w:t xml:space="preserve">: </w:t>
-            </w:r>
-            <w:r>
-              <w:t>""</w:t>
-            </w:r>
-          </w:p>
-          <w:p>
-            <w:pPr>
-              <w:ind w:leftChars="170" w:firstLineChars="300" w:firstLine="630"/>
-            </w:pPr>
-            <w:r>
-              <w:t>},</w:t>
-            </w:r>
-          </w:p>
-          <w:p>
-            <w:pPr>
-              <w:ind w:leftChars="170" w:firstLineChars="300" w:firstLine="630"/>
-            </w:pPr>
-            <w:r>
-              <w:t>"Safety"</w:t>
-            </w:r>
-            <w:r>
-              <w:t xml:space="preserve">: </w:t>
-            </w:r>
-          </w:p>
-          <w:p>
-            <w:pPr>
-              <w:ind w:leftChars="170" w:firstLineChars="300" w:firstLine="630"/>
-            </w:pPr>
-            <w:r>
-              <w:t>{</w:t>
-            </w:r>
-          </w:p>
-          <w:p>
-            <w:pPr>
-              <w:ind w:leftChars="170" w:firstLineChars="450" w:firstLine="945"/>
-            </w:pPr>
-            <w:r>
-              <w:t>"Name"</w:t>
-            </w:r>
-            <w:r>
-              <w:t xml:space="preserve">: </w:t>
-            </w:r>
-            <w:r>
-              <w:t>"",</w:t>
-            </w:r>
-          </w:p>
-          <w:p>
-            <w:pPr>
-              <w:ind w:leftChars="170" w:firstLineChars="450" w:firstLine="945"/>
-            </w:pPr>
-            <w:r>
-              <w:t>"Context"</w:t>
-            </w:r>
-            <w:r>
-              <w:t xml:space="preserve">: </w:t>
-            </w:r>
-            <w:r>
-              <w:t>"",</w:t>
-            </w:r>
-          </w:p>
-          <w:p>
-            <w:pPr>
-              <w:ind w:leftChars="170" w:firstLineChars="450" w:firstLine="945"/>
-            </w:pPr>
-            <w:r>
-              <w:t>"Status"</w:t>
-            </w:r>
-            <w:r>
-              <w:t xml:space="preserve">: </w:t>
-            </w:r>
-            <w:r>
-              <w:t>false</w:t>
-            </w:r>
-          </w:p>
-          <w:p>
-            <w:pPr>
-              <w:ind w:leftChars="170" w:firstLineChars="300" w:firstLine="630"/>
-            </w:pPr>
-            <w:r>
-              <w:t>},</w:t>
-            </w:r>
-          </w:p>
-          <w:p>
-            <w:pPr>
-              <w:ind w:leftChars="170" w:firstLineChars="300" w:firstLine="630"/>
-            </w:pPr>
-            <w:r>
-              <w:lastRenderedPageBreak/>
-              <w:t>"OS"</w:t>
-            </w:r>
-            <w:r>
-              <w:t xml:space="preserve">: </w:t>
-            </w:r>
-          </w:p>
-          <w:p>
-            <w:pPr>
-              <w:ind w:leftChars="170" w:firstLineChars="300" w:firstLine="630"/>
-            </w:pPr>
-            <w:r>
-              <w:t>{</w:t>
-            </w:r>
-          </w:p>
-          <w:p>
-            <w:pPr>
-              <w:ind w:leftChars="170" w:firstLineChars="450" w:firstLine="945"/>
-            </w:pPr>
-            <w:r>
-              <w:t>"Distributor"</w:t>
-            </w:r>
-            <w:r>
-              <w:t xml:space="preserve">: </w:t>
-            </w:r>
-            <w:r>
-              <w:t>"Ubuntu",</w:t>
-            </w:r>
-          </w:p>
-          <w:p>
-            <w:pPr>
-              <w:ind w:leftChars="170" w:firstLineChars="450" w:firstLine="945"/>
-            </w:pPr>
-            <w:r>
-              <w:t>"Release"</w:t>
-            </w:r>
-            <w:r>
-              <w:t xml:space="preserve">: </w:t>
-            </w:r>
-            <w:r>
-              <w:t>"12.04",</w:t>
-            </w:r>
-          </w:p>
-          <w:p>
-            <w:pPr>
-              <w:ind w:leftChars="170" w:firstLineChars="450" w:firstLine="945"/>
-            </w:pPr>
-            <w:r>
-              <w:t>"Bit"</w:t>
-            </w:r>
-            <w:r>
-              <w:t xml:space="preserve">: </w:t>
-            </w:r>
-            <w:r>
-              <w:t>64</w:t>
-            </w:r>
-          </w:p>
-          <w:p>
-            <w:pPr>
-              <w:ind w:leftChars="170" w:firstLineChars="300" w:firstLine="630"/>
-            </w:pPr>
-            <w:r>
-              <w:t>},</w:t>
-            </w:r>
-          </w:p>
-          <w:p>
-            <w:pPr>
-              <w:ind w:leftChars="170" w:firstLineChars="300" w:firstLine="630"/>
-            </w:pPr>
-            <w:r>
-              <w:t>"Disk"</w:t>
-            </w:r>
-            <w:r>
-              <w:t xml:space="preserve">: </w:t>
-            </w:r>
-          </w:p>
-          <w:p>
-            <w:pPr>
-              <w:ind w:leftChars="170" w:firstLineChars="300" w:firstLine="630"/>
-            </w:pPr>
-            <w:r>
-              <w:t>[</w:t>
-            </w:r>
-          </w:p>
-          <w:p>
-            <w:pPr>
-              <w:ind w:leftChars="170" w:firstLineChars="450" w:firstLine="945"/>
-            </w:pPr>
-            <w:r>
-              <w:t>{</w:t>
-            </w:r>
-          </w:p>
-          <w:p>
-            <w:pPr>
-              <w:ind w:leftChars="170" w:firstLineChars="600" w:firstLine="1260"/>
-            </w:pPr>
-            <w:r>
-              <w:t>"Name"</w:t>
-            </w:r>
-            <w:r>
-              <w:t xml:space="preserve">: </w:t>
-            </w:r>
-            <w:r>
-              <w:t xml:space="preserve">"/dev/mapper/vgdata-lvdata1", </w:t>
-            </w:r>
-          </w:p>
-          <w:p>
-            <w:pPr>
-              <w:ind w:leftChars="170" w:firstLineChars="600" w:firstLine="1260"/>
-            </w:pPr>
-            <w:r>
-              <w:t>"Mount"</w:t>
-            </w:r>
-            <w:r>
-              <w:t xml:space="preserve">: </w:t>
-            </w:r>
-            <w:r>
-              <w:t xml:space="preserve">"/home/mount", </w:t>
-            </w:r>
-          </w:p>
-          <w:p>
-            <w:pPr>
-              <w:ind w:leftChars="170" w:firstLineChars="600" w:firstLine="1260"/>
-            </w:pPr>
-            <w:r>
-              <w:t>"Size"</w:t>
-            </w:r>
-            <w:r>
-              <w:t xml:space="preserve">: </w:t>
-            </w:r>
-            <w:r>
-              <w:t xml:space="preserve">32529, </w:t>
-            </w:r>
-          </w:p>
-          <w:p>
-            <w:pPr>
-              <w:ind w:leftChars="170" w:firstLineChars="600" w:firstLine="1260"/>
-            </w:pPr>
-            <w:r>
-              <w:t>"Free"</w:t>
-            </w:r>
-            <w:r>
-              <w:t xml:space="preserve">: </w:t>
-            </w:r>
-            <w:r>
-              <w:t xml:space="preserve">6525, </w:t>
-            </w:r>
-          </w:p>
-          <w:p>
-            <w:pPr>
-              <w:ind w:leftChars="170" w:firstLineChars="600" w:firstLine="1260"/>
-            </w:pPr>
-            <w:r>
-              <w:t>"IsLocal"</w:t>
-            </w:r>
-            <w:r>
-              <w:t xml:space="preserve">: </w:t>
-            </w:r>
-            <w:r>
-              <w:t>true</w:t>
-            </w:r>
-          </w:p>
-          <w:p>
-            <w:pPr>
-              <w:ind w:leftChars="170" w:firstLineChars="450" w:firstLine="945"/>
-            </w:pPr>
-            <w:r>
-              <w:t>}</w:t>
-            </w:r>
-          </w:p>
-          <w:p>
-            <w:pPr>
-              <w:ind w:leftChars="170" w:firstLineChars="300" w:firstLine="630"/>
-            </w:pPr>
-            <w:r>
-              <w:t>],</w:t>
-            </w:r>
-          </w:p>
-          <w:p>
-            <w:pPr>
-              <w:ind w:leftChars="170" w:firstLineChars="300" w:firstLine="630"/>
-            </w:pPr>
-            <w:r>
-              <w:t>"InstallPath"</w:t>
-            </w:r>
-            <w:r>
-              <w:t xml:space="preserve">: </w:t>
-            </w:r>
-            <w:r>
-              <w:t>"/opt/sequoiadb/11"</w:t>
-            </w:r>
-          </w:p>
-          <w:p>
-            <w:pPr>
-              <w:ind w:left="0" w:firstLineChars="300" w:firstLine="630"/>
-            </w:pPr>
-            <w:r>
-              <w:t>}</w:t>
-            </w:r>
-          </w:p>
-          <w:p>
-            <w:pPr>
               <w:ind w:left="0" w:firstLineChars="150" w:firstLine="315"/>
             </w:pPr>
             <w:r>
-              <w:t>],</w:t>
+              <w:t>"User"</w:t>
+            </w:r>
+            <w:r>
+              <w:t xml:space="preserve">: </w:t>
+            </w:r>
+            <w:r>
+              <w:t>"</w:t>
+            </w:r>
+            <w:r>
+              <w:rPr>
+                <w:rFonts w:hint="eastAsia"/>
+              </w:rPr>
+              <w:t>root</w:t>
+            </w:r>
+            <w:r>
+              <w:t>",</w:t>
             </w:r>
           </w:p>
           <w:p>
@@ -11006,7 +11212,7 @@
               <w:ind w:left="0" w:firstLineChars="150" w:firstLine="315"/>
             </w:pPr>
             <w:r>
-              <w:t>"User"</w:t>
+              <w:t>"Passwd"</w:t>
             </w:r>
             <w:r>
               <w:t xml:space="preserve">: </w:t>
@@ -11029,7 +11235,7 @@
               <w:ind w:left="0" w:firstLineChars="150" w:firstLine="315"/>
             </w:pPr>
             <w:r>
-              <w:t>"Passwd"</w:t>
+              <w:t>"SshPort"</w:t>
             </w:r>
             <w:r>
               <w:t xml:space="preserve">: </w:t>
@@ -11041,7 +11247,7 @@
               <w:rPr>
                 <w:rFonts w:hint="eastAsia"/>
               </w:rPr>
-              <w:t>root</w:t>
+              <w:t>22</w:t>
             </w:r>
             <w:r>
               <w:t>",</w:t>
@@ -11052,30 +11258,20 @@
               <w:ind w:left="0" w:firstLineChars="150" w:firstLine="315"/>
             </w:pPr>
             <w:r>
-              <w:t>"SshPort"</w:t>
-            </w:r>
-            <w:r>
-              <w:t xml:space="preserve">: </w:t>
-            </w:r>
-            <w:r>
               <w:t>"</w:t>
             </w:r>
-            <w:r>
-              <w:rPr>
-                <w:rFonts w:hint="eastAsia"/>
-              </w:rPr>
-              <w:t>22</w:t>
-            </w:r>
-            <w:r>
-              <w:t>",</w:t>
-            </w:r>
-          </w:p>
-          <w:p>
-            <w:pPr>
-              <w:ind w:left="0" w:firstLineChars="150" w:firstLine="315"/>
-            </w:pPr>
-            <w:r>
-              <w:t>"AgentPort"</w:t>
+            <w:del w:id="298" w:author="linyoubin" w:date="2015-01-20T09:29:00Z">
+              <w:r>
+                <w:delText>AgentPort</w:delText>
+              </w:r>
+            </w:del>
+            <w:ins w:id="299" w:author="linyoubin" w:date="2015-01-20T09:29:00Z">
+              <w:r>
+                <w:t>AgentService</w:t>
+              </w:r>
+            </w:ins>
+            <w:r>
+              <w:t>"</w:t>
             </w:r>
             <w:r>
               <w:t xml:space="preserve">: </w:t>
@@ -11232,10 +11428,10 @@
             <w:pPr>
               <w:ind w:left="0"/>
               <w:rPr>
-                <w:ins w:id="265" w:author="xujianhui" w:date="2015-01-05T10:56:00Z"/>
-              </w:rPr>
-            </w:pPr>
-            <w:ins w:id="266" w:author="xujianhui" w:date="2015-01-05T10:57:00Z">
+                <w:ins w:id="300" w:author="xujianhui" w:date="2015-01-05T10:56:00Z"/>
+              </w:rPr>
+            </w:pPr>
+            <w:ins w:id="301" w:author="xujianhui" w:date="2015-01-05T10:57:00Z">
               <w:r>
                 <w:fldChar w:fldCharType="begin"/>
               </w:r>
@@ -11276,10 +11472,10 @@
             <w:pPr>
               <w:ind w:left="0"/>
               <w:rPr>
-                <w:ins w:id="267" w:author="xujianhui" w:date="2014-12-05T15:46:00Z"/>
-              </w:rPr>
-            </w:pPr>
-            <w:ins w:id="268" w:author="xujianhui" w:date="2015-01-05T11:20:00Z">
+                <w:ins w:id="302" w:author="xujianhui" w:date="2014-12-05T15:46:00Z"/>
+              </w:rPr>
+            </w:pPr>
+            <w:ins w:id="303" w:author="xujianhui" w:date="2015-01-05T11:20:00Z">
               <w:r>
                 <w:rPr>
                   <w:rFonts w:hint="eastAsia"/>
@@ -11287,7 +11483,7 @@
                 <w:t>（</w:t>
               </w:r>
             </w:ins>
-            <w:ins w:id="269" w:author="xujianhui" w:date="2015-01-05T11:19:00Z">
+            <w:ins w:id="304" w:author="xujianhui" w:date="2015-01-05T11:19:00Z">
               <w:r>
                 <w:rPr>
                   <w:rFonts w:hint="eastAsia"/>
@@ -11295,7 +11491,7 @@
                 <w:t>对于异步操作）</w:t>
               </w:r>
             </w:ins>
-            <w:ins w:id="270" w:author="xujianhui" w:date="2014-12-05T15:45:00Z">
+            <w:ins w:id="305" w:author="xujianhui" w:date="2014-12-05T15:45:00Z">
               <w:r>
                 <w:rPr>
                   <w:rFonts w:hint="eastAsia"/>
@@ -11309,7 +11505,7 @@
                 <w:t>task</w:t>
               </w:r>
             </w:ins>
-            <w:ins w:id="271" w:author="xujianhui" w:date="2015-01-05T11:12:00Z">
+            <w:ins w:id="306" w:author="xujianhui" w:date="2015-01-05T11:12:00Z">
               <w:r>
                 <w:rPr>
                   <w:rFonts w:hint="eastAsia"/>
@@ -11317,7 +11513,7 @@
                 <w:t>id</w:t>
               </w:r>
             </w:ins>
-            <w:ins w:id="272" w:author="xujianhui" w:date="2015-01-05T11:13:00Z">
+            <w:ins w:id="307" w:author="xujianhui" w:date="2015-01-05T11:13:00Z">
               <w:r>
                 <w:rPr>
                   <w:rFonts w:hint="eastAsia"/>
@@ -11330,10 +11526,10 @@
             <w:pPr>
               <w:ind w:left="0"/>
               <w:rPr>
-                <w:ins w:id="273" w:author="xujianhui" w:date="2014-12-05T15:46:00Z"/>
-              </w:rPr>
-            </w:pPr>
-            <w:ins w:id="274" w:author="xujianhui" w:date="2014-12-05T15:46:00Z">
+                <w:ins w:id="308" w:author="xujianhui" w:date="2014-12-05T15:46:00Z"/>
+              </w:rPr>
+            </w:pPr>
+            <w:ins w:id="309" w:author="xujianhui" w:date="2014-12-05T15:46:00Z">
               <w:r>
                 <w:rPr>
                   <w:rFonts w:hint="eastAsia"/>
@@ -11346,10 +11542,10 @@
             <w:pPr>
               <w:ind w:left="0"/>
               <w:rPr>
-                <w:ins w:id="275" w:author="xujianhui" w:date="2014-12-05T15:46:00Z"/>
-              </w:rPr>
-            </w:pPr>
-            <w:ins w:id="276" w:author="xujianhui" w:date="2014-12-05T15:46:00Z">
+                <w:ins w:id="310" w:author="xujianhui" w:date="2014-12-05T15:46:00Z"/>
+              </w:rPr>
+            </w:pPr>
+            <w:ins w:id="311" w:author="xujianhui" w:date="2014-12-05T15:46:00Z">
               <w:r>
                 <w:rPr>
                   <w:rFonts w:hint="eastAsia"/>
@@ -11360,7 +11556,7 @@
                 <w:t>T</w:t>
               </w:r>
             </w:ins>
-            <w:ins w:id="277" w:author="xujianhui" w:date="2015-01-05T11:19:00Z">
+            <w:ins w:id="312" w:author="xujianhui" w:date="2015-01-05T11:19:00Z">
               <w:r>
                 <w:rPr>
                   <w:rFonts w:hint="eastAsia"/>
@@ -11385,7 +11581,7 @@
             <w:pPr>
               <w:ind w:left="0"/>
             </w:pPr>
-            <w:ins w:id="278" w:author="xujianhui" w:date="2014-12-05T15:46:00Z">
+            <w:ins w:id="313" w:author="xujianhui" w:date="2014-12-05T15:46:00Z">
               <w:r>
                 <w:rPr>
                   <w:rFonts w:hint="eastAsia"/>
@@ -11403,10 +11599,10 @@
             <w:pPr>
               <w:ind w:left="0"/>
               <w:rPr>
-                <w:ins w:id="279" w:author="xujianhui" w:date="2015-01-05T10:57:00Z"/>
-              </w:rPr>
-            </w:pPr>
-            <w:ins w:id="280" w:author="xujianhui" w:date="2015-01-05T10:57:00Z">
+                <w:ins w:id="314" w:author="xujianhui" w:date="2015-01-05T10:57:00Z"/>
+              </w:rPr>
+            </w:pPr>
+            <w:ins w:id="315" w:author="xujianhui" w:date="2015-01-05T10:57:00Z">
               <w:r>
                 <w:rPr>
                   <w:rFonts w:hint="eastAsia"/>
@@ -11419,10 +11615,10 @@
             <w:pPr>
               <w:ind w:left="0"/>
               <w:rPr>
-                <w:ins w:id="281" w:author="xujianhui" w:date="2015-01-05T11:19:00Z"/>
-              </w:rPr>
-            </w:pPr>
-            <w:ins w:id="282" w:author="xujianhui" w:date="2015-01-05T10:57:00Z">
+                <w:ins w:id="316" w:author="xujianhui" w:date="2015-01-05T11:19:00Z"/>
+              </w:rPr>
+            </w:pPr>
+            <w:ins w:id="317" w:author="xujianhui" w:date="2015-01-05T10:57:00Z">
               <w:r>
                 <w:rPr>
                   <w:rFonts w:hint="eastAsia"/>
@@ -11435,10 +11631,10 @@
             <w:pPr>
               <w:ind w:left="0"/>
               <w:rPr>
-                <w:ins w:id="283" w:author="xujianhui" w:date="2015-01-05T10:57:00Z"/>
-              </w:rPr>
-            </w:pPr>
-            <w:ins w:id="284" w:author="xujianhui" w:date="2015-01-05T11:19:00Z">
+                <w:ins w:id="318" w:author="xujianhui" w:date="2015-01-05T10:57:00Z"/>
+              </w:rPr>
+            </w:pPr>
+            <w:ins w:id="319" w:author="xujianhui" w:date="2015-01-05T11:19:00Z">
               <w:r>
                 <w:rPr>
                   <w:rFonts w:hint="eastAsia"/>
@@ -11451,7 +11647,7 @@
             <w:pPr>
               <w:ind w:left="0"/>
             </w:pPr>
-            <w:ins w:id="285" w:author="xujianhui" w:date="2015-01-05T10:57:00Z">
+            <w:ins w:id="320" w:author="xujianhui" w:date="2015-01-05T10:57:00Z">
               <w:r>
                 <w:rPr>
                   <w:rFonts w:hint="eastAsia"/>
@@ -11490,10 +11686,10 @@
             <w:pPr>
               <w:ind w:left="0"/>
               <w:rPr>
-                <w:ins w:id="286" w:author="xujianhui" w:date="2015-01-05T11:39:00Z"/>
-              </w:rPr>
-            </w:pPr>
-            <w:ins w:id="287" w:author="xujianhui" w:date="2015-01-05T11:39:00Z">
+                <w:ins w:id="321" w:author="xujianhui" w:date="2015-01-05T11:39:00Z"/>
+              </w:rPr>
+            </w:pPr>
+            <w:ins w:id="322" w:author="xujianhui" w:date="2015-01-05T11:39:00Z">
               <w:r>
                 <w:rPr>
                   <w:rFonts w:hint="eastAsia"/>
@@ -11511,15 +11707,15 @@
               </w:numPr>
               <w:ind w:firstLineChars="0"/>
               <w:rPr>
-                <w:ins w:id="288" w:author="xujianhui" w:date="2015-01-05T11:40:00Z"/>
-              </w:rPr>
-              <w:pPrChange w:id="289" w:author="xujianhui" w:date="2015-01-05T11:40:00Z">
+                <w:ins w:id="323" w:author="xujianhui" w:date="2015-01-05T11:40:00Z"/>
+              </w:rPr>
+              <w:pPrChange w:id="324" w:author="xujianhui" w:date="2015-01-05T11:40:00Z">
                 <w:pPr>
                   <w:ind w:left="0"/>
                 </w:pPr>
               </w:pPrChange>
             </w:pPr>
-            <w:ins w:id="290" w:author="xujianhui" w:date="2015-01-05T11:39:00Z">
+            <w:ins w:id="325" w:author="xujianhui" w:date="2015-01-05T11:39:00Z">
               <w:r>
                 <w:rPr>
                   <w:rFonts w:hint="eastAsia"/>
@@ -11527,7 +11723,7 @@
                 <w:t xml:space="preserve">omsvc --- &gt; </w:t>
               </w:r>
             </w:ins>
-            <w:ins w:id="291" w:author="xujianhui" w:date="2015-01-05T11:40:00Z">
+            <w:ins w:id="326" w:author="xujianhui" w:date="2015-01-05T11:40:00Z">
               <w:r>
                 <w:rPr>
                   <w:rFonts w:hint="eastAsia"/>
@@ -11541,7 +11737,7 @@
                 <w:t>omagent notify task(</w:t>
               </w:r>
             </w:ins>
-            <w:ins w:id="292" w:author="xujianhui" w:date="2015-01-05T11:41:00Z">
+            <w:ins w:id="327" w:author="xujianhui" w:date="2015-01-05T11:41:00Z">
               <w:r>
                 <w:t>task</w:t>
               </w:r>
@@ -11555,7 +11751,7 @@
                 <w:t>d</w:t>
               </w:r>
             </w:ins>
-            <w:ins w:id="293" w:author="xujianhui" w:date="2015-01-05T11:40:00Z">
+            <w:ins w:id="328" w:author="xujianhui" w:date="2015-01-05T11:40:00Z">
               <w:r>
                 <w:rPr>
                   <w:rFonts w:hint="eastAsia"/>
@@ -11573,15 +11769,15 @@
               </w:numPr>
               <w:ind w:firstLineChars="0"/>
               <w:rPr>
-                <w:ins w:id="294" w:author="xujianhui" w:date="2015-01-05T11:42:00Z"/>
-              </w:rPr>
-              <w:pPrChange w:id="295" w:author="xujianhui" w:date="2015-01-05T11:40:00Z">
+                <w:ins w:id="329" w:author="xujianhui" w:date="2015-01-05T11:42:00Z"/>
+              </w:rPr>
+              <w:pPrChange w:id="330" w:author="xujianhui" w:date="2015-01-05T11:40:00Z">
                 <w:pPr>
                   <w:ind w:left="0"/>
                 </w:pPr>
               </w:pPrChange>
             </w:pPr>
-            <w:ins w:id="296" w:author="xujianhui" w:date="2015-01-05T11:40:00Z">
+            <w:ins w:id="331" w:author="xujianhui" w:date="2015-01-05T11:40:00Z">
               <w:r>
                 <w:rPr>
                   <w:rFonts w:hint="eastAsia"/>
@@ -11595,7 +11791,7 @@
                 <w:t>omagent</w:t>
               </w:r>
             </w:ins>
-            <w:ins w:id="297" w:author="xujianhui" w:date="2015-01-05T11:41:00Z">
+            <w:ins w:id="332" w:author="xujianhui" w:date="2015-01-05T11:41:00Z">
               <w:r>
                 <w:rPr>
                   <w:rFonts w:hint="eastAsia"/>
@@ -11603,7 +11799,7 @@
                 <w:t xml:space="preserve"> --- &gt; </w:t>
               </w:r>
             </w:ins>
-            <w:ins w:id="298" w:author="xujianhui" w:date="2015-01-05T11:48:00Z">
+            <w:ins w:id="333" w:author="xujianhui" w:date="2015-01-05T11:48:00Z">
               <w:r>
                 <w:rPr>
                   <w:rFonts w:hint="eastAsia"/>
@@ -11611,7 +11807,7 @@
                 <w:t xml:space="preserve">omsvc </w:t>
               </w:r>
             </w:ins>
-            <w:ins w:id="299" w:author="xujianhui" w:date="2015-01-05T11:41:00Z">
+            <w:ins w:id="334" w:author="xujianhui" w:date="2015-01-05T11:41:00Z">
               <w:r>
                 <w:rPr>
                   <w:rFonts w:hint="eastAsia"/>
@@ -11619,7 +11815,7 @@
                 <w:t>query(</w:t>
               </w:r>
             </w:ins>
-            <w:ins w:id="300" w:author="xujianhui" w:date="2015-01-05T11:42:00Z">
+            <w:ins w:id="335" w:author="xujianhui" w:date="2015-01-05T11:42:00Z">
               <w:r>
                 <w:t>task</w:t>
               </w:r>
@@ -11637,15 +11833,15 @@
               </w:numPr>
               <w:ind w:firstLineChars="0"/>
               <w:rPr>
-                <w:ins w:id="301" w:author="xujianhui" w:date="2015-01-05T11:49:00Z"/>
-              </w:rPr>
-              <w:pPrChange w:id="302" w:author="xujianhui" w:date="2015-01-05T11:40:00Z">
+                <w:ins w:id="336" w:author="xujianhui" w:date="2015-01-05T11:49:00Z"/>
+              </w:rPr>
+              <w:pPrChange w:id="337" w:author="xujianhui" w:date="2015-01-05T11:40:00Z">
                 <w:pPr>
                   <w:ind w:left="0"/>
                 </w:pPr>
               </w:pPrChange>
             </w:pPr>
-            <w:ins w:id="303" w:author="xujianhui" w:date="2015-01-05T11:49:00Z">
+            <w:ins w:id="338" w:author="xujianhui" w:date="2015-01-05T11:49:00Z">
               <w:r>
                 <w:rPr>
                   <w:rFonts w:hint="eastAsia"/>
@@ -11671,7 +11867,7 @@
                 <w:t>task</w:t>
               </w:r>
             </w:ins>
-            <w:ins w:id="304" w:author="xujianhui" w:date="2015-01-05T11:51:00Z">
+            <w:ins w:id="339" w:author="xujianhui" w:date="2015-01-05T11:51:00Z">
               <w:r>
                 <w:rPr>
                   <w:rFonts w:hint="eastAsia"/>
@@ -11685,7 +11881,7 @@
                 <w:t>host</w:t>
               </w:r>
             </w:ins>
-            <w:ins w:id="305" w:author="xujianhui" w:date="2015-01-05T11:49:00Z">
+            <w:ins w:id="340" w:author="xujianhui" w:date="2015-01-05T11:49:00Z">
               <w:r>
                 <w:rPr>
                   <w:rFonts w:hint="eastAsia"/>
@@ -11709,15 +11905,15 @@
               </w:numPr>
               <w:ind w:firstLineChars="0"/>
               <w:rPr>
-                <w:ins w:id="306" w:author="xujianhui" w:date="2015-01-05T11:51:00Z"/>
-              </w:rPr>
-              <w:pPrChange w:id="307" w:author="xujianhui" w:date="2015-01-05T11:50:00Z">
+                <w:ins w:id="341" w:author="xujianhui" w:date="2015-01-05T11:51:00Z"/>
+              </w:rPr>
+              <w:pPrChange w:id="342" w:author="xujianhui" w:date="2015-01-05T11:50:00Z">
                 <w:pPr>
                   <w:ind w:left="0"/>
                 </w:pPr>
               </w:pPrChange>
             </w:pPr>
-            <w:ins w:id="308" w:author="xujianhui" w:date="2015-01-05T11:50:00Z">
+            <w:ins w:id="343" w:author="xujianhui" w:date="2015-01-05T11:50:00Z">
               <w:r>
                 <w:rPr>
                   <w:rFonts w:hint="eastAsia"/>
@@ -11725,7 +11921,7 @@
                 <w:t>获取</w:t>
               </w:r>
             </w:ins>
-            <w:ins w:id="309" w:author="xujianhui" w:date="2015-01-05T11:51:00Z">
+            <w:ins w:id="344" w:author="xujianhui" w:date="2015-01-05T11:51:00Z">
               <w:r>
                 <w:rPr>
                   <w:rFonts w:hint="eastAsia"/>
@@ -11761,19 +11957,20 @@
               </w:numPr>
               <w:ind w:firstLineChars="0"/>
               <w:rPr>
-                <w:ins w:id="310" w:author="xujianhui" w:date="2015-01-05T11:53:00Z"/>
-              </w:rPr>
-              <w:pPrChange w:id="311" w:author="xujianhui" w:date="2015-01-05T11:50:00Z">
+                <w:ins w:id="345" w:author="xujianhui" w:date="2015-01-05T11:53:00Z"/>
+              </w:rPr>
+              <w:pPrChange w:id="346" w:author="xujianhui" w:date="2015-01-05T11:50:00Z">
                 <w:pPr>
                   <w:ind w:left="0"/>
                 </w:pPr>
               </w:pPrChange>
             </w:pPr>
-            <w:ins w:id="312" w:author="xujianhui" w:date="2015-01-05T11:53:00Z">
-              <w:r>
-                <w:rPr>
-                  <w:rFonts w:hint="eastAsia"/>
-                </w:rPr>
+            <w:ins w:id="347" w:author="xujianhui" w:date="2015-01-05T11:53:00Z">
+              <w:r>
+                <w:rPr>
+                  <w:rFonts w:hint="eastAsia"/>
+                </w:rPr>
+                <w:lastRenderedPageBreak/>
                 <w:t>读取</w:t>
               </w:r>
               <w:r>
@@ -11786,14 +11983,7 @@
                 <w:rPr>
                   <w:rFonts w:hint="eastAsia"/>
                 </w:rPr>
-                <w:t>并与安装包进</w:t>
-              </w:r>
-              <w:r>
-                <w:rPr>
-                  <w:rFonts w:hint="eastAsia"/>
-                </w:rPr>
-                <w:lastRenderedPageBreak/>
-                <w:t>行</w:t>
+                <w:t>并与安装包进行</w:t>
               </w:r>
               <w:r>
                 <w:rPr>
@@ -11818,15 +12008,15 @@
               </w:numPr>
               <w:ind w:firstLineChars="0"/>
               <w:rPr>
-                <w:ins w:id="313" w:author="xujianhui" w:date="2015-01-05T11:54:00Z"/>
-              </w:rPr>
-              <w:pPrChange w:id="314" w:author="xujianhui" w:date="2015-01-05T11:50:00Z">
+                <w:ins w:id="348" w:author="xujianhui" w:date="2015-01-05T11:54:00Z"/>
+              </w:rPr>
+              <w:pPrChange w:id="349" w:author="xujianhui" w:date="2015-01-05T11:50:00Z">
                 <w:pPr>
                   <w:ind w:left="0"/>
                 </w:pPr>
               </w:pPrChange>
             </w:pPr>
-            <w:ins w:id="315" w:author="xujianhui" w:date="2015-01-05T11:53:00Z">
+            <w:ins w:id="350" w:author="xujianhui" w:date="2015-01-05T11:53:00Z">
               <w:r>
                 <w:rPr>
                   <w:rFonts w:hint="eastAsia"/>
@@ -11834,7 +12024,7 @@
                 <w:t>拷贝安装包至</w:t>
               </w:r>
             </w:ins>
-            <w:ins w:id="316" w:author="xujianhui" w:date="2015-01-05T11:54:00Z">
+            <w:ins w:id="351" w:author="xujianhui" w:date="2015-01-05T11:54:00Z">
               <w:r>
                 <w:rPr>
                   <w:rFonts w:hint="eastAsia"/>
@@ -11870,15 +12060,15 @@
               </w:numPr>
               <w:ind w:firstLineChars="0"/>
               <w:rPr>
-                <w:ins w:id="317" w:author="xujianhui" w:date="2015-01-05T11:55:00Z"/>
-              </w:rPr>
-              <w:pPrChange w:id="318" w:author="xujianhui" w:date="2015-01-05T11:50:00Z">
+                <w:ins w:id="352" w:author="xujianhui" w:date="2015-01-05T11:55:00Z"/>
+              </w:rPr>
+              <w:pPrChange w:id="353" w:author="xujianhui" w:date="2015-01-05T11:50:00Z">
                 <w:pPr>
                   <w:ind w:left="0"/>
                 </w:pPr>
               </w:pPrChange>
             </w:pPr>
-            <w:ins w:id="319" w:author="xujianhui" w:date="2015-01-05T11:54:00Z">
+            <w:ins w:id="354" w:author="xujianhui" w:date="2015-01-05T11:54:00Z">
               <w:r>
                 <w:rPr>
                   <w:rFonts w:hint="eastAsia"/>
@@ -11892,7 +12082,7 @@
                 <w:t>hash value</w:t>
               </w:r>
             </w:ins>
-            <w:ins w:id="320" w:author="xujianhui" w:date="2015-01-05T11:55:00Z">
+            <w:ins w:id="355" w:author="xujianhui" w:date="2015-01-05T11:55:00Z">
               <w:r>
                 <w:rPr>
                   <w:rFonts w:hint="eastAsia"/>
@@ -11916,15 +12106,15 @@
               </w:numPr>
               <w:ind w:firstLineChars="0"/>
               <w:rPr>
-                <w:ins w:id="321" w:author="xujianhui" w:date="2015-01-05T14:08:00Z"/>
-              </w:rPr>
-              <w:pPrChange w:id="322" w:author="xujianhui" w:date="2015-01-05T14:08:00Z">
+                <w:ins w:id="356" w:author="xujianhui" w:date="2015-01-05T14:08:00Z"/>
+              </w:rPr>
+              <w:pPrChange w:id="357" w:author="xujianhui" w:date="2015-01-05T14:08:00Z">
                 <w:pPr>
                   <w:ind w:left="0"/>
                 </w:pPr>
               </w:pPrChange>
             </w:pPr>
-            <w:ins w:id="323" w:author="xujianhui" w:date="2015-01-05T11:55:00Z">
+            <w:ins w:id="358" w:author="xujianhui" w:date="2015-01-05T11:55:00Z">
               <w:r>
                 <w:rPr>
                   <w:rFonts w:hint="eastAsia"/>
@@ -11938,7 +12128,7 @@
                 <w:t>omagent</w:t>
               </w:r>
             </w:ins>
-            <w:ins w:id="324" w:author="xujianhui" w:date="2015-01-05T14:08:00Z">
+            <w:ins w:id="359" w:author="xujianhui" w:date="2015-01-05T14:08:00Z">
               <w:r>
                 <w:rPr>
                   <w:rFonts w:hint="eastAsia"/>
@@ -11946,7 +12136,7 @@
                 <w:t>定</w:t>
               </w:r>
             </w:ins>
-            <w:ins w:id="325" w:author="xujianhui" w:date="2015-01-05T14:07:00Z">
+            <w:ins w:id="360" w:author="xujianhui" w:date="2015-01-05T14:07:00Z">
               <w:r>
                 <w:rPr>
                   <w:rFonts w:hint="eastAsia"/>
@@ -11976,15 +12166,15 @@
               </w:numPr>
               <w:ind w:firstLineChars="0"/>
               <w:rPr>
-                <w:ins w:id="326" w:author="xujianhui" w:date="2015-01-05T14:20:00Z"/>
-              </w:rPr>
-              <w:pPrChange w:id="327" w:author="xujianhui" w:date="2015-01-05T14:08:00Z">
+                <w:ins w:id="361" w:author="xujianhui" w:date="2015-01-05T14:20:00Z"/>
+              </w:rPr>
+              <w:pPrChange w:id="362" w:author="xujianhui" w:date="2015-01-05T14:08:00Z">
                 <w:pPr>
                   <w:ind w:left="0"/>
                 </w:pPr>
               </w:pPrChange>
             </w:pPr>
-            <w:ins w:id="328" w:author="xujianhui" w:date="2015-01-05T14:10:00Z">
+            <w:ins w:id="363" w:author="xujianhui" w:date="2015-01-05T14:10:00Z">
               <w:r>
                 <w:rPr>
                   <w:rFonts w:hint="eastAsia"/>
@@ -12016,9 +12206,9 @@
               <w:pStyle w:val="ListParagraph"/>
               <w:ind w:left="360" w:firstLineChars="0" w:firstLine="0"/>
               <w:rPr>
-                <w:ins w:id="329" w:author="xujianhui" w:date="2015-01-05T14:20:00Z"/>
-              </w:rPr>
-              <w:pPrChange w:id="330" w:author="xujianhui" w:date="2015-01-05T14:20:00Z">
+                <w:ins w:id="364" w:author="xujianhui" w:date="2015-01-05T14:20:00Z"/>
+              </w:rPr>
+              <w:pPrChange w:id="365" w:author="xujianhui" w:date="2015-01-05T14:20:00Z">
                 <w:pPr>
                   <w:ind w:left="0"/>
                 </w:pPr>
@@ -12029,10 +12219,10 @@
             <w:pPr>
               <w:ind w:left="0"/>
               <w:rPr>
-                <w:ins w:id="331" w:author="xujianhui" w:date="2015-01-05T14:20:00Z"/>
-              </w:rPr>
-            </w:pPr>
-            <w:ins w:id="332" w:author="xujianhui" w:date="2015-01-05T14:20:00Z">
+                <w:ins w:id="366" w:author="xujianhui" w:date="2015-01-05T14:20:00Z"/>
+              </w:rPr>
+            </w:pPr>
+            <w:ins w:id="367" w:author="xujianhui" w:date="2015-01-05T14:20:00Z">
               <w:r>
                 <w:rPr>
                   <w:rFonts w:hint="eastAsia"/>
@@ -12040,7 +12230,7 @@
                 <w:t>注意事项</w:t>
               </w:r>
             </w:ins>
-            <w:ins w:id="333" w:author="xujianhui" w:date="2015-01-05T14:21:00Z">
+            <w:ins w:id="368" w:author="xujianhui" w:date="2015-01-05T14:21:00Z">
               <w:r>
                 <w:rPr>
                   <w:rFonts w:hint="eastAsia"/>
@@ -12053,7 +12243,7 @@
             <w:pPr>
               <w:ind w:left="0"/>
             </w:pPr>
-            <w:ins w:id="334" w:author="xujianhui" w:date="2015-01-05T14:20:00Z">
+            <w:ins w:id="369" w:author="xujianhui" w:date="2015-01-05T14:20:00Z">
               <w:r>
                 <w:rPr>
                   <w:rFonts w:hint="eastAsia"/>
@@ -12070,7 +12260,7 @@
                 <w:rPr>
                   <w:rFonts w:hint="eastAsia"/>
                   <w:b/>
-                  <w:rPrChange w:id="335" w:author="xujianhui" w:date="2015-01-05T14:20:00Z">
+                  <w:rPrChange w:id="370" w:author="xujianhui" w:date="2015-01-05T14:20:00Z">
                     <w:rPr>
                       <w:rFonts w:hint="eastAsia"/>
                     </w:rPr>
@@ -12081,7 +12271,7 @@
               <w:r>
                 <w:rPr>
                   <w:b/>
-                  <w:rPrChange w:id="336" w:author="xujianhui" w:date="2015-01-05T14:20:00Z">
+                  <w:rPrChange w:id="371" w:author="xujianhui" w:date="2015-01-05T14:20:00Z">
                     <w:rPr/>
                   </w:rPrChange>
                 </w:rPr>
@@ -12091,7 +12281,7 @@
                 <w:rPr>
                   <w:rFonts w:hint="eastAsia"/>
                   <w:b/>
-                  <w:rPrChange w:id="337" w:author="xujianhui" w:date="2015-01-05T14:20:00Z">
+                  <w:rPrChange w:id="372" w:author="xujianhui" w:date="2015-01-05T14:20:00Z">
                     <w:rPr>
                       <w:rFonts w:hint="eastAsia"/>
                     </w:rPr>
@@ -12102,7 +12292,7 @@
               <w:r>
                 <w:rPr>
                   <w:b/>
-                  <w:rPrChange w:id="338" w:author="xujianhui" w:date="2015-01-05T14:20:00Z">
+                  <w:rPrChange w:id="373" w:author="xujianhui" w:date="2015-01-05T14:20:00Z">
                     <w:rPr/>
                   </w:rPrChange>
                 </w:rPr>
@@ -12460,10 +12650,10 @@
             <w:pPr>
               <w:ind w:left="0"/>
               <w:rPr>
-                <w:ins w:id="339" w:author="xujianhui" w:date="2015-01-05T15:23:00Z"/>
-              </w:rPr>
-            </w:pPr>
-            <w:ins w:id="340" w:author="xujianhui" w:date="2015-01-05T15:23:00Z">
+                <w:ins w:id="374" w:author="xujianhui" w:date="2015-01-05T15:23:00Z"/>
+              </w:rPr>
+            </w:pPr>
+            <w:ins w:id="375" w:author="xujianhui" w:date="2015-01-05T15:23:00Z">
               <w:r>
                 <w:fldChar w:fldCharType="begin"/>
               </w:r>
@@ -12504,10 +12694,10 @@
             <w:pPr>
               <w:ind w:left="0"/>
               <w:rPr>
-                <w:ins w:id="341" w:author="xujianhui" w:date="2015-01-05T15:23:00Z"/>
-              </w:rPr>
-            </w:pPr>
-            <w:ins w:id="342" w:author="xujianhui" w:date="2015-01-05T15:23:00Z">
+                <w:ins w:id="376" w:author="xujianhui" w:date="2015-01-05T15:23:00Z"/>
+              </w:rPr>
+            </w:pPr>
+            <w:ins w:id="377" w:author="xujianhui" w:date="2015-01-05T15:23:00Z">
               <w:r>
                 <w:rPr>
                   <w:rFonts w:hint="eastAsia"/>
@@ -12901,6 +13091,7 @@
               <w:rPr>
                 <w:rFonts w:hint="eastAsia"/>
               </w:rPr>
+              <w:lastRenderedPageBreak/>
               <w:t>请求头</w:t>
             </w:r>
           </w:p>
@@ -12951,7 +13142,6 @@
               <w:rPr>
                 <w:rFonts w:hint="eastAsia"/>
               </w:rPr>
-              <w:lastRenderedPageBreak/>
               <w:t>请求内容</w:t>
             </w:r>
           </w:p>
@@ -12993,10 +13183,10 @@
             <w:pPr>
               <w:ind w:left="0"/>
               <w:rPr>
-                <w:ins w:id="343" w:author="xujianhui" w:date="2015-01-05T15:25:00Z"/>
-              </w:rPr>
-            </w:pPr>
-            <w:ins w:id="344" w:author="xujianhui" w:date="2015-01-05T15:25:00Z">
+                <w:ins w:id="378" w:author="xujianhui" w:date="2015-01-05T15:25:00Z"/>
+              </w:rPr>
+            </w:pPr>
+            <w:ins w:id="379" w:author="xujianhui" w:date="2015-01-05T15:25:00Z">
               <w:r>
                 <w:rPr>
                   <w:rFonts w:hint="eastAsia"/>
@@ -13009,10 +13199,10 @@
             <w:pPr>
               <w:ind w:left="0"/>
               <w:rPr>
-                <w:ins w:id="345" w:author="xujianhui" w:date="2015-01-05T15:25:00Z"/>
-              </w:rPr>
-            </w:pPr>
-            <w:ins w:id="346" w:author="xujianhui" w:date="2015-01-05T15:25:00Z">
+                <w:ins w:id="380" w:author="xujianhui" w:date="2015-01-05T15:25:00Z"/>
+              </w:rPr>
+            </w:pPr>
+            <w:ins w:id="381" w:author="xujianhui" w:date="2015-01-05T15:25:00Z">
               <w:r>
                 <w:rPr>
                   <w:rFonts w:hint="eastAsia"/>
@@ -13025,10 +13215,10 @@
             <w:pPr>
               <w:ind w:left="0"/>
               <w:rPr>
-                <w:ins w:id="347" w:author="xujianhui" w:date="2015-01-05T15:25:00Z"/>
-              </w:rPr>
-            </w:pPr>
-            <w:ins w:id="348" w:author="xujianhui" w:date="2015-01-05T15:25:00Z">
+                <w:ins w:id="382" w:author="xujianhui" w:date="2015-01-05T15:25:00Z"/>
+              </w:rPr>
+            </w:pPr>
+            <w:ins w:id="383" w:author="xujianhui" w:date="2015-01-05T15:25:00Z">
               <w:r>
                 <w:rPr>
                   <w:rFonts w:hint="eastAsia"/>
@@ -13041,7 +13231,7 @@
             <w:pPr>
               <w:ind w:left="0"/>
             </w:pPr>
-            <w:ins w:id="349" w:author="xujianhui" w:date="2015-01-05T15:25:00Z">
+            <w:ins w:id="384" w:author="xujianhui" w:date="2015-01-05T15:25:00Z">
               <w:r>
                 <w:rPr>
                   <w:rFonts w:hint="eastAsia"/>
@@ -13062,7 +13252,7 @@
             <w:pPr>
               <w:ind w:left="0"/>
               <w:rPr>
-                <w:ins w:id="350" w:author="xujianhui" w:date="2015-01-05T15:26:00Z"/>
+                <w:ins w:id="385" w:author="xujianhui" w:date="2015-01-05T15:26:00Z"/>
               </w:rPr>
             </w:pPr>
             <w:r>
@@ -13085,7 +13275,7 @@
             <w:pPr>
               <w:ind w:left="0"/>
             </w:pPr>
-            <w:ins w:id="351" w:author="xujianhui" w:date="2015-01-05T15:25:00Z">
+            <w:ins w:id="386" w:author="xujianhui" w:date="2015-01-05T15:25:00Z">
               <w:r>
                 <w:rPr>
                   <w:rFonts w:hint="eastAsia"/>
@@ -13096,7 +13286,7 @@
                 <w:t>”</w:t>
               </w:r>
             </w:ins>
-            <w:ins w:id="352" w:author="xujianhui" w:date="2015-01-05T15:26:00Z">
+            <w:ins w:id="387" w:author="xujianhui" w:date="2015-01-05T15:26:00Z">
               <w:r>
                 <w:rPr>
                   <w:rFonts w:hint="eastAsia"/>
@@ -13104,7 +13294,7 @@
                 <w:t>host1</w:t>
               </w:r>
             </w:ins>
-            <w:ins w:id="353" w:author="xujianhui" w:date="2015-01-05T15:25:00Z">
+            <w:ins w:id="388" w:author="xujianhui" w:date="2015-01-05T15:25:00Z">
               <w:r>
                 <w:t>”</w:t>
               </w:r>
@@ -13240,10 +13430,10 @@
             <w:pPr>
               <w:ind w:left="0"/>
               <w:rPr>
-                <w:ins w:id="354" w:author="xujianhui" w:date="2015-01-05T15:24:00Z"/>
-              </w:rPr>
-            </w:pPr>
-            <w:ins w:id="355" w:author="xujianhui" w:date="2015-01-05T15:25:00Z">
+                <w:ins w:id="389" w:author="xujianhui" w:date="2015-01-05T15:24:00Z"/>
+              </w:rPr>
+            </w:pPr>
+            <w:ins w:id="390" w:author="xujianhui" w:date="2015-01-05T15:25:00Z">
               <w:r>
                 <w:fldChar w:fldCharType="begin"/>
               </w:r>
@@ -13284,10 +13474,10 @@
             <w:pPr>
               <w:ind w:left="0"/>
               <w:rPr>
-                <w:ins w:id="356" w:author="xujianhui" w:date="2015-01-05T15:24:00Z"/>
-              </w:rPr>
-            </w:pPr>
-            <w:ins w:id="357" w:author="xujianhui" w:date="2015-01-05T15:24:00Z">
+                <w:ins w:id="391" w:author="xujianhui" w:date="2015-01-05T15:24:00Z"/>
+              </w:rPr>
+            </w:pPr>
+            <w:ins w:id="392" w:author="xujianhui" w:date="2015-01-05T15:24:00Z">
               <w:r>
                 <w:rPr>
                   <w:rFonts w:hint="eastAsia"/>
@@ -13444,12 +13634,22 @@
             <w:pPr>
               <w:ind w:left="0" w:firstLineChars="150" w:firstLine="315"/>
             </w:pPr>
-            <w:r>
-              <w:rPr>
-                <w:rFonts w:hint="eastAsia"/>
-              </w:rPr>
-              <w:t>AgentPort</w:t>
-            </w:r>
+            <w:del w:id="393" w:author="linyoubin" w:date="2015-01-20T09:29:00Z">
+              <w:r>
+                <w:rPr>
+                  <w:rFonts w:hint="eastAsia"/>
+                </w:rPr>
+                <w:delText>AgentPort</w:delText>
+              </w:r>
+            </w:del>
+            <w:ins w:id="394" w:author="linyoubin" w:date="2015-01-20T09:29:00Z">
+              <w:r>
+                <w:rPr>
+                  <w:rFonts w:hint="eastAsia"/>
+                </w:rPr>
+                <w:t>AgentService</w:t>
+              </w:r>
+            </w:ins>
             <w:r>
               <w:rPr>
                 <w:rFonts w:hint="eastAsia"/>
@@ -13850,7 +14050,20 @@
               <w:ind w:left="0" w:firstLineChars="150" w:firstLine="315"/>
             </w:pPr>
             <w:r>
-              <w:t>"AgentPort": "11790",</w:t>
+              <w:t>"</w:t>
+            </w:r>
+            <w:del w:id="395" w:author="linyoubin" w:date="2015-01-20T09:29:00Z">
+              <w:r>
+                <w:delText>AgentPort</w:delText>
+              </w:r>
+            </w:del>
+            <w:ins w:id="396" w:author="linyoubin" w:date="2015-01-20T09:29:00Z">
+              <w:r>
+                <w:t>AgentService</w:t>
+              </w:r>
+            </w:ins>
+            <w:r>
+              <w:t>": "11790",</w:t>
             </w:r>
           </w:p>
           <w:p>
@@ -14050,6 +14263,7 @@
               <w:ind w:left="0" w:firstLineChars="150" w:firstLine="315"/>
             </w:pPr>
             <w:r>
+              <w:lastRenderedPageBreak/>
               <w:t xml:space="preserve">      "Name": "eth0",</w:t>
             </w:r>
           </w:p>
@@ -14058,8 +14272,344 @@
               <w:ind w:left="0" w:firstLineChars="150" w:firstLine="315"/>
             </w:pPr>
             <w:r>
+              <w:t xml:space="preserve">      "Model": "",</w:t>
+            </w:r>
+          </w:p>
+          <w:p>
+            <w:pPr>
+              <w:ind w:left="0" w:firstLineChars="150" w:firstLine="315"/>
+            </w:pPr>
+            <w:r>
+              <w:t xml:space="preserve">      "Bandwidth": "",</w:t>
+            </w:r>
+          </w:p>
+          <w:p>
+            <w:pPr>
+              <w:ind w:left="0" w:firstLineChars="150" w:firstLine="315"/>
+            </w:pPr>
+            <w:r>
+              <w:t xml:space="preserve">      "IP": "192.168.1.213"</w:t>
+            </w:r>
+          </w:p>
+          <w:p>
+            <w:pPr>
+              <w:ind w:left="0" w:firstLineChars="150" w:firstLine="315"/>
+            </w:pPr>
+            <w:r>
+              <w:t xml:space="preserve">   }</w:t>
+            </w:r>
+          </w:p>
+          <w:p>
+            <w:pPr>
+              <w:ind w:left="0" w:firstLineChars="150" w:firstLine="315"/>
+            </w:pPr>
+            <w:r>
+              <w:t>],</w:t>
+            </w:r>
+          </w:p>
+          <w:p>
+            <w:pPr>
+              <w:ind w:left="0" w:firstLineChars="150" w:firstLine="315"/>
+            </w:pPr>
+            <w:r>
+              <w:t xml:space="preserve">"Port": </w:t>
+            </w:r>
+          </w:p>
+          <w:p>
+            <w:pPr>
+              <w:ind w:left="0" w:firstLineChars="150" w:firstLine="315"/>
+            </w:pPr>
+            <w:r>
+              <w:t>[</w:t>
+            </w:r>
+          </w:p>
+          <w:p>
+            <w:pPr>
+              <w:ind w:left="0" w:firstLineChars="150" w:firstLine="315"/>
+            </w:pPr>
+            <w:r>
+              <w:t xml:space="preserve">   {</w:t>
+            </w:r>
+          </w:p>
+          <w:p>
+            <w:pPr>
+              <w:ind w:left="0" w:firstLineChars="150" w:firstLine="315"/>
+            </w:pPr>
+            <w:r>
+              <w:t xml:space="preserve">      "Port": "50000",</w:t>
+            </w:r>
+          </w:p>
+          <w:p>
+            <w:pPr>
+              <w:ind w:left="0" w:firstLineChars="150" w:firstLine="315"/>
+            </w:pPr>
+            <w:r>
+              <w:t xml:space="preserve">      "Status": false</w:t>
+            </w:r>
+          </w:p>
+          <w:p>
+            <w:pPr>
+              <w:ind w:left="0" w:firstLineChars="150" w:firstLine="315"/>
+            </w:pPr>
+            <w:r>
+              <w:t xml:space="preserve">   }</w:t>
+            </w:r>
+          </w:p>
+          <w:p>
+            <w:pPr>
+              <w:ind w:left="0" w:firstLineChars="150" w:firstLine="315"/>
+            </w:pPr>
+            <w:r>
+              <w:t>],</w:t>
+            </w:r>
+          </w:p>
+          <w:p>
+            <w:pPr>
+              <w:ind w:left="0" w:firstLineChars="150" w:firstLine="315"/>
+            </w:pPr>
+            <w:r>
+              <w:t xml:space="preserve">"Service": </w:t>
+            </w:r>
+          </w:p>
+          <w:p>
+            <w:pPr>
+              <w:ind w:left="0" w:firstLineChars="150" w:firstLine="315"/>
+            </w:pPr>
+            <w:r>
+              <w:t>[</w:t>
+            </w:r>
+          </w:p>
+          <w:p>
+            <w:pPr>
+              <w:ind w:left="0" w:firstLineChars="150" w:firstLine="315"/>
+            </w:pPr>
+            <w:r>
+              <w:t xml:space="preserve">   {</w:t>
+            </w:r>
+          </w:p>
+          <w:p>
+            <w:pPr>
+              <w:ind w:left="0" w:firstLineChars="150" w:firstLine="315"/>
+            </w:pPr>
+            <w:r>
+              <w:t xml:space="preserve">      "Name": "",</w:t>
+            </w:r>
+          </w:p>
+          <w:p>
+            <w:pPr>
+              <w:ind w:left="0" w:firstLineChars="150" w:firstLine="315"/>
+            </w:pPr>
+            <w:r>
+              <w:t xml:space="preserve">      "Status": false,</w:t>
+            </w:r>
+          </w:p>
+          <w:p>
+            <w:pPr>
+              <w:ind w:left="0" w:firstLineChars="150" w:firstLine="315"/>
+            </w:pPr>
+            <w:r>
+              <w:t xml:space="preserve">      "Version": ""</w:t>
+            </w:r>
+          </w:p>
+          <w:p>
+            <w:pPr>
+              <w:ind w:left="0" w:firstLineChars="150" w:firstLine="315"/>
+            </w:pPr>
+            <w:r>
+              <w:t xml:space="preserve">   }</w:t>
+            </w:r>
+          </w:p>
+          <w:p>
+            <w:pPr>
+              <w:ind w:left="0" w:firstLineChars="150" w:firstLine="315"/>
+            </w:pPr>
+            <w:r>
+              <w:t>],</w:t>
+            </w:r>
+          </w:p>
+          <w:p>
+            <w:pPr>
+              <w:ind w:left="0" w:firstLineChars="150" w:firstLine="315"/>
+            </w:pPr>
+            <w:r>
+              <w:t xml:space="preserve">"OM": </w:t>
+            </w:r>
+          </w:p>
+          <w:p>
+            <w:pPr>
+              <w:ind w:left="0" w:firstLineChars="150" w:firstLine="315"/>
+            </w:pPr>
+            <w:r>
+              <w:t>{</w:t>
+            </w:r>
+          </w:p>
+          <w:p>
+            <w:pPr>
+              <w:ind w:left="0" w:firstLineChars="150" w:firstLine="315"/>
+            </w:pPr>
+            <w:r>
+              <w:t xml:space="preserve">   "Status": false,</w:t>
+            </w:r>
+          </w:p>
+          <w:p>
+            <w:pPr>
+              <w:ind w:left="0" w:firstLineChars="150" w:firstLine="315"/>
+            </w:pPr>
+            <w:r>
+              <w:t xml:space="preserve">   "Version": ""</w:t>
+            </w:r>
+          </w:p>
+          <w:p>
+            <w:pPr>
+              <w:ind w:left="0" w:firstLineChars="150" w:firstLine="315"/>
+            </w:pPr>
+            <w:r>
+              <w:t>},</w:t>
+            </w:r>
+          </w:p>
+          <w:p>
+            <w:pPr>
+              <w:ind w:left="0" w:firstLineChars="150" w:firstLine="315"/>
+            </w:pPr>
+            <w:r>
+              <w:t xml:space="preserve">"Safety": </w:t>
+            </w:r>
+          </w:p>
+          <w:p>
+            <w:pPr>
+              <w:ind w:left="0" w:firstLineChars="150" w:firstLine="315"/>
+            </w:pPr>
+            <w:r>
+              <w:t>{</w:t>
+            </w:r>
+          </w:p>
+          <w:p>
+            <w:pPr>
+              <w:ind w:left="0" w:firstLineChars="150" w:firstLine="315"/>
+            </w:pPr>
+            <w:r>
+              <w:t xml:space="preserve">   "Name": "",</w:t>
+            </w:r>
+          </w:p>
+          <w:p>
+            <w:pPr>
+              <w:ind w:left="0" w:firstLineChars="150" w:firstLine="315"/>
+            </w:pPr>
+            <w:r>
+              <w:t xml:space="preserve">   "Context": "",</w:t>
+            </w:r>
+          </w:p>
+          <w:p>
+            <w:pPr>
+              <w:ind w:left="0" w:firstLineChars="150" w:firstLine="315"/>
+            </w:pPr>
+            <w:r>
+              <w:t xml:space="preserve">   "Status": false</w:t>
+            </w:r>
+          </w:p>
+          <w:p>
+            <w:pPr>
+              <w:ind w:left="0" w:firstLineChars="150" w:firstLine="315"/>
+            </w:pPr>
+            <w:r>
+              <w:t>},</w:t>
+            </w:r>
+          </w:p>
+          <w:p>
+            <w:pPr>
+              <w:ind w:left="0" w:firstLineChars="150" w:firstLine="315"/>
+            </w:pPr>
+            <w:r>
+              <w:t xml:space="preserve">"OS": </w:t>
+            </w:r>
+          </w:p>
+          <w:p>
+            <w:pPr>
+              <w:ind w:left="0" w:firstLineChars="150" w:firstLine="315"/>
+            </w:pPr>
+            <w:r>
+              <w:t>{</w:t>
+            </w:r>
+          </w:p>
+          <w:p>
+            <w:pPr>
+              <w:ind w:left="0" w:firstLineChars="150" w:firstLine="315"/>
+            </w:pPr>
+            <w:r>
+              <w:t xml:space="preserve">   "Distributor": "Ubuntu",</w:t>
+            </w:r>
+          </w:p>
+          <w:p>
+            <w:pPr>
+              <w:ind w:left="0" w:firstLineChars="150" w:firstLine="315"/>
+            </w:pPr>
+            <w:r>
+              <w:t xml:space="preserve">   "Release": "12.04",</w:t>
+            </w:r>
+          </w:p>
+          <w:p>
+            <w:pPr>
+              <w:ind w:left="0" w:firstLineChars="150" w:firstLine="315"/>
+            </w:pPr>
+            <w:r>
+              <w:t xml:space="preserve">   "Bit": 64</w:t>
+            </w:r>
+          </w:p>
+          <w:p>
+            <w:pPr>
+              <w:ind w:left="0" w:firstLineChars="150" w:firstLine="315"/>
+            </w:pPr>
+            <w:r>
+              <w:t>},</w:t>
+            </w:r>
+          </w:p>
+          <w:p>
+            <w:pPr>
+              <w:ind w:left="0" w:firstLineChars="150" w:firstLine="315"/>
+            </w:pPr>
+            <w:r>
+              <w:t xml:space="preserve">"Disk": </w:t>
+            </w:r>
+          </w:p>
+          <w:p>
+            <w:pPr>
+              <w:ind w:left="0" w:firstLineChars="150" w:firstLine="315"/>
+            </w:pPr>
+            <w:r>
+              <w:t>[</w:t>
+            </w:r>
+          </w:p>
+          <w:p>
+            <w:pPr>
+              <w:ind w:left="0" w:firstLineChars="150" w:firstLine="315"/>
+            </w:pPr>
+            <w:r>
+              <w:t xml:space="preserve">   {</w:t>
+            </w:r>
+          </w:p>
+          <w:p>
+            <w:pPr>
+              <w:ind w:left="0" w:firstLineChars="150" w:firstLine="315"/>
+            </w:pPr>
+            <w:r>
+              <w:t xml:space="preserve">      "Name": "/dev/mapper/vgdata-lvdata1", </w:t>
+            </w:r>
+          </w:p>
+          <w:p>
+            <w:pPr>
+              <w:ind w:left="0" w:firstLineChars="150" w:firstLine="315"/>
+            </w:pPr>
+            <w:r>
+              <w:t xml:space="preserve">      "Mount": "/home/mount", </w:t>
+            </w:r>
+          </w:p>
+          <w:p>
+            <w:pPr>
+              <w:ind w:left="0" w:firstLineChars="150" w:firstLine="315"/>
+            </w:pPr>
+            <w:r>
               <w:lastRenderedPageBreak/>
-              <w:t xml:space="preserve">      "Model": "",</w:t>
+              <w:t xml:space="preserve">      "Size": 32529, </w:t>
             </w:r>
           </w:p>
           <w:p>
@@ -14067,343 +14617,6 @@
               <w:ind w:left="0" w:firstLineChars="150" w:firstLine="315"/>
             </w:pPr>
             <w:r>
-              <w:t xml:space="preserve">      "Bandwidth": "",</w:t>
-            </w:r>
-          </w:p>
-          <w:p>
-            <w:pPr>
-              <w:ind w:left="0" w:firstLineChars="150" w:firstLine="315"/>
-            </w:pPr>
-            <w:r>
-              <w:t xml:space="preserve">      "IP": "192.168.1.213"</w:t>
-            </w:r>
-          </w:p>
-          <w:p>
-            <w:pPr>
-              <w:ind w:left="0" w:firstLineChars="150" w:firstLine="315"/>
-            </w:pPr>
-            <w:r>
-              <w:t xml:space="preserve">   }</w:t>
-            </w:r>
-          </w:p>
-          <w:p>
-            <w:pPr>
-              <w:ind w:left="0" w:firstLineChars="150" w:firstLine="315"/>
-            </w:pPr>
-            <w:r>
-              <w:t>],</w:t>
-            </w:r>
-          </w:p>
-          <w:p>
-            <w:pPr>
-              <w:ind w:left="0" w:firstLineChars="150" w:firstLine="315"/>
-            </w:pPr>
-            <w:r>
-              <w:t xml:space="preserve">"Port": </w:t>
-            </w:r>
-          </w:p>
-          <w:p>
-            <w:pPr>
-              <w:ind w:left="0" w:firstLineChars="150" w:firstLine="315"/>
-            </w:pPr>
-            <w:r>
-              <w:t>[</w:t>
-            </w:r>
-          </w:p>
-          <w:p>
-            <w:pPr>
-              <w:ind w:left="0" w:firstLineChars="150" w:firstLine="315"/>
-            </w:pPr>
-            <w:r>
-              <w:t xml:space="preserve">   {</w:t>
-            </w:r>
-          </w:p>
-          <w:p>
-            <w:pPr>
-              <w:ind w:left="0" w:firstLineChars="150" w:firstLine="315"/>
-            </w:pPr>
-            <w:r>
-              <w:t xml:space="preserve">      "Port": "50000",</w:t>
-            </w:r>
-          </w:p>
-          <w:p>
-            <w:pPr>
-              <w:ind w:left="0" w:firstLineChars="150" w:firstLine="315"/>
-            </w:pPr>
-            <w:r>
-              <w:t xml:space="preserve">      "Status": false</w:t>
-            </w:r>
-          </w:p>
-          <w:p>
-            <w:pPr>
-              <w:ind w:left="0" w:firstLineChars="150" w:firstLine="315"/>
-            </w:pPr>
-            <w:r>
-              <w:t xml:space="preserve">   }</w:t>
-            </w:r>
-          </w:p>
-          <w:p>
-            <w:pPr>
-              <w:ind w:left="0" w:firstLineChars="150" w:firstLine="315"/>
-            </w:pPr>
-            <w:r>
-              <w:t>],</w:t>
-            </w:r>
-          </w:p>
-          <w:p>
-            <w:pPr>
-              <w:ind w:left="0" w:firstLineChars="150" w:firstLine="315"/>
-            </w:pPr>
-            <w:r>
-              <w:t xml:space="preserve">"Service": </w:t>
-            </w:r>
-          </w:p>
-          <w:p>
-            <w:pPr>
-              <w:ind w:left="0" w:firstLineChars="150" w:firstLine="315"/>
-            </w:pPr>
-            <w:r>
-              <w:t>[</w:t>
-            </w:r>
-          </w:p>
-          <w:p>
-            <w:pPr>
-              <w:ind w:left="0" w:firstLineChars="150" w:firstLine="315"/>
-            </w:pPr>
-            <w:r>
-              <w:t xml:space="preserve">   {</w:t>
-            </w:r>
-          </w:p>
-          <w:p>
-            <w:pPr>
-              <w:ind w:left="0" w:firstLineChars="150" w:firstLine="315"/>
-            </w:pPr>
-            <w:r>
-              <w:t xml:space="preserve">      "Name": "",</w:t>
-            </w:r>
-          </w:p>
-          <w:p>
-            <w:pPr>
-              <w:ind w:left="0" w:firstLineChars="150" w:firstLine="315"/>
-            </w:pPr>
-            <w:r>
-              <w:t xml:space="preserve">      "Status": false,</w:t>
-            </w:r>
-          </w:p>
-          <w:p>
-            <w:pPr>
-              <w:ind w:left="0" w:firstLineChars="150" w:firstLine="315"/>
-            </w:pPr>
-            <w:r>
-              <w:t xml:space="preserve">      "Version": ""</w:t>
-            </w:r>
-          </w:p>
-          <w:p>
-            <w:pPr>
-              <w:ind w:left="0" w:firstLineChars="150" w:firstLine="315"/>
-            </w:pPr>
-            <w:r>
-              <w:t xml:space="preserve">   }</w:t>
-            </w:r>
-          </w:p>
-          <w:p>
-            <w:pPr>
-              <w:ind w:left="0" w:firstLineChars="150" w:firstLine="315"/>
-            </w:pPr>
-            <w:r>
-              <w:t>],</w:t>
-            </w:r>
-          </w:p>
-          <w:p>
-            <w:pPr>
-              <w:ind w:left="0" w:firstLineChars="150" w:firstLine="315"/>
-            </w:pPr>
-            <w:r>
-              <w:t xml:space="preserve">"OM": </w:t>
-            </w:r>
-          </w:p>
-          <w:p>
-            <w:pPr>
-              <w:ind w:left="0" w:firstLineChars="150" w:firstLine="315"/>
-            </w:pPr>
-            <w:r>
-              <w:t>{</w:t>
-            </w:r>
-          </w:p>
-          <w:p>
-            <w:pPr>
-              <w:ind w:left="0" w:firstLineChars="150" w:firstLine="315"/>
-            </w:pPr>
-            <w:r>
-              <w:t xml:space="preserve">   "Status": false,</w:t>
-            </w:r>
-          </w:p>
-          <w:p>
-            <w:pPr>
-              <w:ind w:left="0" w:firstLineChars="150" w:firstLine="315"/>
-            </w:pPr>
-            <w:r>
-              <w:t xml:space="preserve">   "Version": ""</w:t>
-            </w:r>
-          </w:p>
-          <w:p>
-            <w:pPr>
-              <w:ind w:left="0" w:firstLineChars="150" w:firstLine="315"/>
-            </w:pPr>
-            <w:r>
-              <w:t>},</w:t>
-            </w:r>
-          </w:p>
-          <w:p>
-            <w:pPr>
-              <w:ind w:left="0" w:firstLineChars="150" w:firstLine="315"/>
-            </w:pPr>
-            <w:r>
-              <w:t xml:space="preserve">"Safety": </w:t>
-            </w:r>
-          </w:p>
-          <w:p>
-            <w:pPr>
-              <w:ind w:left="0" w:firstLineChars="150" w:firstLine="315"/>
-            </w:pPr>
-            <w:r>
-              <w:t>{</w:t>
-            </w:r>
-          </w:p>
-          <w:p>
-            <w:pPr>
-              <w:ind w:left="0" w:firstLineChars="150" w:firstLine="315"/>
-            </w:pPr>
-            <w:r>
-              <w:t xml:space="preserve">   "Name": "",</w:t>
-            </w:r>
-          </w:p>
-          <w:p>
-            <w:pPr>
-              <w:ind w:left="0" w:firstLineChars="150" w:firstLine="315"/>
-            </w:pPr>
-            <w:r>
-              <w:t xml:space="preserve">   "Context": "",</w:t>
-            </w:r>
-          </w:p>
-          <w:p>
-            <w:pPr>
-              <w:ind w:left="0" w:firstLineChars="150" w:firstLine="315"/>
-            </w:pPr>
-            <w:r>
-              <w:t xml:space="preserve">   "Status": false</w:t>
-            </w:r>
-          </w:p>
-          <w:p>
-            <w:pPr>
-              <w:ind w:left="0" w:firstLineChars="150" w:firstLine="315"/>
-            </w:pPr>
-            <w:r>
-              <w:t>},</w:t>
-            </w:r>
-          </w:p>
-          <w:p>
-            <w:pPr>
-              <w:ind w:left="0" w:firstLineChars="150" w:firstLine="315"/>
-            </w:pPr>
-            <w:r>
-              <w:t xml:space="preserve">"OS": </w:t>
-            </w:r>
-          </w:p>
-          <w:p>
-            <w:pPr>
-              <w:ind w:left="0" w:firstLineChars="150" w:firstLine="315"/>
-            </w:pPr>
-            <w:r>
-              <w:t>{</w:t>
-            </w:r>
-          </w:p>
-          <w:p>
-            <w:pPr>
-              <w:ind w:left="0" w:firstLineChars="150" w:firstLine="315"/>
-            </w:pPr>
-            <w:r>
-              <w:t xml:space="preserve">   "Distributor": "Ubuntu",</w:t>
-            </w:r>
-          </w:p>
-          <w:p>
-            <w:pPr>
-              <w:ind w:left="0" w:firstLineChars="150" w:firstLine="315"/>
-            </w:pPr>
-            <w:r>
-              <w:t xml:space="preserve">   "Release": "12.04",</w:t>
-            </w:r>
-          </w:p>
-          <w:p>
-            <w:pPr>
-              <w:ind w:left="0" w:firstLineChars="150" w:firstLine="315"/>
-            </w:pPr>
-            <w:r>
-              <w:t xml:space="preserve">   "Bit": 64</w:t>
-            </w:r>
-          </w:p>
-          <w:p>
-            <w:pPr>
-              <w:ind w:left="0" w:firstLineChars="150" w:firstLine="315"/>
-            </w:pPr>
-            <w:r>
-              <w:t>},</w:t>
-            </w:r>
-          </w:p>
-          <w:p>
-            <w:pPr>
-              <w:ind w:left="0" w:firstLineChars="150" w:firstLine="315"/>
-            </w:pPr>
-            <w:r>
-              <w:t xml:space="preserve">"Disk": </w:t>
-            </w:r>
-          </w:p>
-          <w:p>
-            <w:pPr>
-              <w:ind w:left="0" w:firstLineChars="150" w:firstLine="315"/>
-            </w:pPr>
-            <w:r>
-              <w:t>[</w:t>
-            </w:r>
-          </w:p>
-          <w:p>
-            <w:pPr>
-              <w:ind w:left="0" w:firstLineChars="150" w:firstLine="315"/>
-            </w:pPr>
-            <w:r>
-              <w:t xml:space="preserve">   {</w:t>
-            </w:r>
-          </w:p>
-          <w:p>
-            <w:pPr>
-              <w:ind w:left="0" w:firstLineChars="150" w:firstLine="315"/>
-            </w:pPr>
-            <w:r>
-              <w:t xml:space="preserve">      "Name": "/dev/mapper/vgdata-lvdata1", </w:t>
-            </w:r>
-          </w:p>
-          <w:p>
-            <w:pPr>
-              <w:ind w:left="0" w:firstLineChars="150" w:firstLine="315"/>
-            </w:pPr>
-            <w:r>
-              <w:t xml:space="preserve">      "Mount": "/home/mount", </w:t>
-            </w:r>
-          </w:p>
-          <w:p>
-            <w:pPr>
-              <w:ind w:left="0" w:firstLineChars="150" w:firstLine="315"/>
-            </w:pPr>
-            <w:r>
-              <w:t xml:space="preserve">      "Size": 32529, </w:t>
-            </w:r>
-          </w:p>
-          <w:p>
-            <w:pPr>
-              <w:ind w:left="0" w:firstLineChars="150" w:firstLine="315"/>
-            </w:pPr>
-            <w:r>
-              <w:lastRenderedPageBreak/>
               <w:t xml:space="preserve">      "Free": 6525, </w:t>
             </w:r>
           </w:p>
@@ -14667,7 +14880,7 @@
               </w:rPr>
               <w:t xml:space="preserve">: </w:t>
             </w:r>
-            <w:ins w:id="358" w:author="xujianhui" w:date="2015-01-05T15:27:00Z">
+            <w:ins w:id="397" w:author="xujianhui" w:date="2015-01-05T15:27:00Z">
               <w:r>
                 <w:rPr>
                   <w:rFonts w:hint="eastAsia"/>
@@ -14675,7 +14888,7 @@
                 <w:t>list</w:t>
               </w:r>
             </w:ins>
-            <w:del w:id="359" w:author="xujianhui" w:date="2015-01-05T15:27:00Z">
+            <w:del w:id="398" w:author="xujianhui" w:date="2015-01-05T15:27:00Z">
               <w:r>
                 <w:delText>query</w:delText>
               </w:r>
@@ -14705,7 +14918,7 @@
             <w:r>
               <w:t>=</w:t>
             </w:r>
-            <w:ins w:id="360" w:author="xujianhui" w:date="2015-01-05T15:27:00Z">
+            <w:ins w:id="399" w:author="xujianhui" w:date="2015-01-05T15:27:00Z">
               <w:r>
                 <w:rPr>
                   <w:rFonts w:hint="eastAsia"/>
@@ -14713,7 +14926,7 @@
                 <w:t>list</w:t>
               </w:r>
             </w:ins>
-            <w:del w:id="361" w:author="xujianhui" w:date="2015-01-05T15:27:00Z">
+            <w:del w:id="400" w:author="xujianhui" w:date="2015-01-05T15:27:00Z">
               <w:r>
                 <w:delText>query</w:delText>
               </w:r>
@@ -14840,10 +15053,10 @@
             <w:pPr>
               <w:ind w:left="0"/>
               <w:rPr>
-                <w:ins w:id="362" w:author="xujianhui" w:date="2015-01-05T15:27:00Z"/>
-              </w:rPr>
-            </w:pPr>
-            <w:ins w:id="363" w:author="xujianhui" w:date="2015-01-05T15:27:00Z">
+                <w:ins w:id="401" w:author="xujianhui" w:date="2015-01-05T15:27:00Z"/>
+              </w:rPr>
+            </w:pPr>
+            <w:ins w:id="402" w:author="xujianhui" w:date="2015-01-05T15:27:00Z">
               <w:r>
                 <w:rPr>
                   <w:rFonts w:hint="eastAsia"/>
@@ -14856,10 +15069,10 @@
             <w:pPr>
               <w:ind w:left="0"/>
               <w:rPr>
-                <w:ins w:id="364" w:author="xujianhui" w:date="2015-01-05T15:27:00Z"/>
-              </w:rPr>
-            </w:pPr>
-            <w:ins w:id="365" w:author="xujianhui" w:date="2015-01-05T15:27:00Z">
+                <w:ins w:id="403" w:author="xujianhui" w:date="2015-01-05T15:27:00Z"/>
+              </w:rPr>
+            </w:pPr>
+            <w:ins w:id="404" w:author="xujianhui" w:date="2015-01-05T15:27:00Z">
               <w:r>
                 <w:rPr>
                   <w:rFonts w:hint="eastAsia"/>
@@ -14884,10 +15097,10 @@
             <w:pPr>
               <w:ind w:left="0"/>
               <w:rPr>
-                <w:ins w:id="366" w:author="xujianhui" w:date="2015-01-05T15:28:00Z"/>
-              </w:rPr>
-            </w:pPr>
-            <w:ins w:id="367" w:author="xujianhui" w:date="2015-01-05T15:28:00Z">
+                <w:ins w:id="405" w:author="xujianhui" w:date="2015-01-05T15:28:00Z"/>
+              </w:rPr>
+            </w:pPr>
+            <w:ins w:id="406" w:author="xujianhui" w:date="2015-01-05T15:28:00Z">
               <w:r>
                 <w:rPr>
                   <w:rFonts w:hint="eastAsia"/>
@@ -14900,10 +15113,10 @@
             <w:pPr>
               <w:ind w:left="0"/>
               <w:rPr>
-                <w:ins w:id="368" w:author="xujianhui" w:date="2015-01-05T15:28:00Z"/>
-              </w:rPr>
-            </w:pPr>
-            <w:ins w:id="369" w:author="xujianhui" w:date="2015-01-05T15:28:00Z">
+                <w:ins w:id="407" w:author="xujianhui" w:date="2015-01-05T15:28:00Z"/>
+              </w:rPr>
+            </w:pPr>
+            <w:ins w:id="408" w:author="xujianhui" w:date="2015-01-05T15:28:00Z">
               <w:r>
                 <w:rPr>
                   <w:rFonts w:hint="eastAsia"/>
@@ -14922,10 +15135,10 @@
             <w:pPr>
               <w:ind w:left="0"/>
               <w:rPr>
-                <w:ins w:id="370" w:author="xujianhui" w:date="2015-01-05T15:28:00Z"/>
-              </w:rPr>
-            </w:pPr>
-            <w:ins w:id="371" w:author="xujianhui" w:date="2015-01-05T15:28:00Z">
+                <w:ins w:id="409" w:author="xujianhui" w:date="2015-01-05T15:28:00Z"/>
+              </w:rPr>
+            </w:pPr>
+            <w:ins w:id="410" w:author="xujianhui" w:date="2015-01-05T15:28:00Z">
               <w:r>
                 <w:rPr>
                   <w:rFonts w:hint="eastAsia"/>
@@ -14944,10 +15157,10 @@
             <w:pPr>
               <w:ind w:left="0"/>
               <w:rPr>
-                <w:ins w:id="372" w:author="xujianhui" w:date="2015-01-05T15:28:00Z"/>
-              </w:rPr>
-            </w:pPr>
-            <w:ins w:id="373" w:author="xujianhui" w:date="2015-01-05T15:28:00Z">
+                <w:ins w:id="411" w:author="xujianhui" w:date="2015-01-05T15:28:00Z"/>
+              </w:rPr>
+            </w:pPr>
+            <w:ins w:id="412" w:author="xujianhui" w:date="2015-01-05T15:28:00Z">
               <w:r>
                 <w:rPr>
                   <w:rFonts w:hint="eastAsia"/>
@@ -14960,10 +15173,10 @@
             <w:pPr>
               <w:ind w:left="0"/>
               <w:rPr>
-                <w:ins w:id="374" w:author="xujianhui" w:date="2015-01-05T15:27:00Z"/>
-              </w:rPr>
-            </w:pPr>
-            <w:ins w:id="375" w:author="xujianhui" w:date="2015-01-05T15:28:00Z">
+                <w:ins w:id="413" w:author="xujianhui" w:date="2015-01-05T15:27:00Z"/>
+              </w:rPr>
+            </w:pPr>
+            <w:ins w:id="414" w:author="xujianhui" w:date="2015-01-05T15:28:00Z">
               <w:r>
                 <w:rPr>
                   <w:rFonts w:hint="eastAsia"/>
@@ -14976,10 +15189,10 @@
             <w:pPr>
               <w:ind w:left="0"/>
               <w:rPr>
-                <w:del w:id="376" w:author="xujianhui" w:date="2015-01-05T15:28:00Z"/>
-              </w:rPr>
-            </w:pPr>
-            <w:del w:id="377" w:author="xujianhui" w:date="2015-01-05T15:28:00Z">
+                <w:del w:id="415" w:author="xujianhui" w:date="2015-01-05T15:28:00Z"/>
+              </w:rPr>
+            </w:pPr>
+            <w:del w:id="416" w:author="xujianhui" w:date="2015-01-05T15:28:00Z">
               <w:r>
                 <w:rPr>
                   <w:rFonts w:hint="eastAsia"/>
@@ -14992,10 +15205,10 @@
             <w:pPr>
               <w:ind w:left="0"/>
               <w:rPr>
-                <w:del w:id="378" w:author="xujianhui" w:date="2015-01-05T15:28:00Z"/>
-              </w:rPr>
-            </w:pPr>
-            <w:del w:id="379" w:author="xujianhui" w:date="2015-01-05T15:28:00Z">
+                <w:del w:id="417" w:author="xujianhui" w:date="2015-01-05T15:28:00Z"/>
+              </w:rPr>
+            </w:pPr>
+            <w:del w:id="418" w:author="xujianhui" w:date="2015-01-05T15:28:00Z">
               <w:r>
                 <w:delText>BusinessList</w:delText>
               </w:r>
@@ -15017,10 +15230,10 @@
             <w:pPr>
               <w:ind w:left="0" w:firstLineChars="100" w:firstLine="210"/>
               <w:rPr>
-                <w:del w:id="380" w:author="xujianhui" w:date="2015-01-05T15:28:00Z"/>
-              </w:rPr>
-            </w:pPr>
-            <w:del w:id="381" w:author="xujianhui" w:date="2015-01-05T15:28:00Z">
+                <w:del w:id="419" w:author="xujianhui" w:date="2015-01-05T15:28:00Z"/>
+              </w:rPr>
+            </w:pPr>
+            <w:del w:id="420" w:author="xujianhui" w:date="2015-01-05T15:28:00Z">
               <w:r>
                 <w:delText xml:space="preserve">[ </w:delText>
               </w:r>
@@ -15030,10 +15243,10 @@
             <w:pPr>
               <w:ind w:left="0" w:firstLineChars="200" w:firstLine="420"/>
               <w:rPr>
-                <w:del w:id="382" w:author="xujianhui" w:date="2015-01-05T15:28:00Z"/>
-              </w:rPr>
-            </w:pPr>
-            <w:del w:id="383" w:author="xujianhui" w:date="2015-01-05T15:28:00Z">
+                <w:del w:id="421" w:author="xujianhui" w:date="2015-01-05T15:28:00Z"/>
+              </w:rPr>
+            </w:pPr>
+            <w:del w:id="422" w:author="xujianhui" w:date="2015-01-05T15:28:00Z">
               <w:r>
                 <w:rPr>
                   <w:rFonts w:hint="eastAsia"/>
@@ -15046,10 +15259,10 @@
             <w:pPr>
               <w:ind w:left="0" w:firstLineChars="300" w:firstLine="630"/>
               <w:rPr>
-                <w:del w:id="384" w:author="xujianhui" w:date="2015-01-05T15:28:00Z"/>
-              </w:rPr>
-            </w:pPr>
-            <w:del w:id="385" w:author="xujianhui" w:date="2015-01-05T15:28:00Z">
+                <w:del w:id="423" w:author="xujianhui" w:date="2015-01-05T15:28:00Z"/>
+              </w:rPr>
+            </w:pPr>
+            <w:del w:id="424" w:author="xujianhui" w:date="2015-01-05T15:28:00Z">
               <w:r>
                 <w:delText>BusinessType</w:delText>
               </w:r>
@@ -15071,10 +15284,10 @@
             <w:pPr>
               <w:ind w:left="0" w:firstLineChars="300" w:firstLine="630"/>
               <w:rPr>
-                <w:del w:id="386" w:author="xujianhui" w:date="2015-01-05T15:28:00Z"/>
-              </w:rPr>
-            </w:pPr>
-            <w:del w:id="387" w:author="xujianhui" w:date="2015-01-05T15:28:00Z">
+                <w:del w:id="425" w:author="xujianhui" w:date="2015-01-05T15:28:00Z"/>
+              </w:rPr>
+            </w:pPr>
+            <w:del w:id="426" w:author="xujianhui" w:date="2015-01-05T15:28:00Z">
               <w:r>
                 <w:delText>BusinessDesc</w:delText>
               </w:r>
@@ -15096,10 +15309,10 @@
             <w:pPr>
               <w:ind w:left="0"/>
               <w:rPr>
-                <w:del w:id="388" w:author="xujianhui" w:date="2015-01-05T15:28:00Z"/>
-              </w:rPr>
-            </w:pPr>
-            <w:del w:id="389" w:author="xujianhui" w:date="2015-01-05T15:28:00Z">
+                <w:del w:id="427" w:author="xujianhui" w:date="2015-01-05T15:28:00Z"/>
+              </w:rPr>
+            </w:pPr>
+            <w:del w:id="428" w:author="xujianhui" w:date="2015-01-05T15:28:00Z">
               <w:r>
                 <w:rPr>
                   <w:rFonts w:hint="eastAsia"/>
@@ -15112,10 +15325,10 @@
             <w:pPr>
               <w:ind w:left="0" w:firstLineChars="100" w:firstLine="210"/>
               <w:rPr>
-                <w:del w:id="390" w:author="xujianhui" w:date="2015-01-05T15:28:00Z"/>
-              </w:rPr>
-            </w:pPr>
-            <w:del w:id="391" w:author="xujianhui" w:date="2015-01-05T15:28:00Z">
+                <w:del w:id="429" w:author="xujianhui" w:date="2015-01-05T15:28:00Z"/>
+              </w:rPr>
+            </w:pPr>
+            <w:del w:id="430" w:author="xujianhui" w:date="2015-01-05T15:28:00Z">
               <w:r>
                 <w:delText>]</w:delText>
               </w:r>
@@ -15125,7 +15338,7 @@
             <w:pPr>
               <w:ind w:left="0"/>
             </w:pPr>
-            <w:del w:id="392" w:author="xujianhui" w:date="2015-01-05T15:28:00Z">
+            <w:del w:id="431" w:author="xujianhui" w:date="2015-01-05T15:28:00Z">
               <w:r>
                 <w:rPr>
                   <w:rFonts w:hint="eastAsia"/>
@@ -15176,9 +15389,9 @@
             <w:pPr>
               <w:ind w:left="0"/>
               <w:rPr>
-                <w:ins w:id="393" w:author="xujianhui" w:date="2015-01-05T15:28:00Z"/>
-              </w:rPr>
-              <w:pPrChange w:id="394" w:author="xujianhui" w:date="2015-01-05T15:28:00Z">
+                <w:ins w:id="432" w:author="xujianhui" w:date="2015-01-05T15:28:00Z"/>
+              </w:rPr>
+              <w:pPrChange w:id="433" w:author="xujianhui" w:date="2015-01-05T15:28:00Z">
                 <w:pPr>
                   <w:ind w:left="0" w:firstLineChars="200" w:firstLine="420"/>
                 </w:pPr>
@@ -15192,15 +15405,15 @@
             <w:pPr>
               <w:ind w:left="0"/>
               <w:rPr>
-                <w:ins w:id="395" w:author="xujianhui" w:date="2015-01-05T15:28:00Z"/>
-              </w:rPr>
-              <w:pPrChange w:id="396" w:author="xujianhui" w:date="2015-01-05T15:28:00Z">
+                <w:ins w:id="434" w:author="xujianhui" w:date="2015-01-05T15:28:00Z"/>
+              </w:rPr>
+              <w:pPrChange w:id="435" w:author="xujianhui" w:date="2015-01-05T15:28:00Z">
                 <w:pPr>
                   <w:ind w:left="0" w:firstLineChars="200" w:firstLine="420"/>
                 </w:pPr>
               </w:pPrChange>
             </w:pPr>
-            <w:ins w:id="397" w:author="xujianhui" w:date="2015-01-05T15:28:00Z">
+            <w:ins w:id="436" w:author="xujianhui" w:date="2015-01-05T15:28:00Z">
               <w:r>
                 <w:t xml:space="preserve">{ </w:t>
               </w:r>
@@ -15210,15 +15423,15 @@
             <w:pPr>
               <w:ind w:left="0" w:firstLineChars="150" w:firstLine="315"/>
               <w:rPr>
-                <w:ins w:id="398" w:author="xujianhui" w:date="2015-01-05T15:28:00Z"/>
-              </w:rPr>
-              <w:pPrChange w:id="399" w:author="xujianhui" w:date="2015-01-05T15:29:00Z">
+                <w:ins w:id="437" w:author="xujianhui" w:date="2015-01-05T15:28:00Z"/>
+              </w:rPr>
+              <w:pPrChange w:id="438" w:author="xujianhui" w:date="2015-01-05T15:29:00Z">
                 <w:pPr>
                   <w:ind w:left="0" w:firstLineChars="300" w:firstLine="630"/>
                 </w:pPr>
               </w:pPrChange>
             </w:pPr>
-            <w:ins w:id="400" w:author="xujianhui" w:date="2015-01-05T15:28:00Z">
+            <w:ins w:id="439" w:author="xujianhui" w:date="2015-01-05T15:28:00Z">
               <w:r>
                 <w:t>"BusinessType": "sequoiadb",</w:t>
               </w:r>
@@ -15228,15 +15441,15 @@
             <w:pPr>
               <w:ind w:left="0" w:firstLineChars="150" w:firstLine="315"/>
               <w:rPr>
-                <w:ins w:id="401" w:author="xujianhui" w:date="2015-01-05T15:28:00Z"/>
-              </w:rPr>
-              <w:pPrChange w:id="402" w:author="xujianhui" w:date="2015-01-05T15:29:00Z">
+                <w:ins w:id="440" w:author="xujianhui" w:date="2015-01-05T15:28:00Z"/>
+              </w:rPr>
+              <w:pPrChange w:id="441" w:author="xujianhui" w:date="2015-01-05T15:29:00Z">
                 <w:pPr>
                   <w:ind w:left="0" w:firstLineChars="300" w:firstLine="630"/>
                 </w:pPr>
               </w:pPrChange>
             </w:pPr>
-            <w:ins w:id="403" w:author="xujianhui" w:date="2015-01-05T15:28:00Z">
+            <w:ins w:id="442" w:author="xujianhui" w:date="2015-01-05T15:28:00Z">
               <w:r>
                 <w:t xml:space="preserve">"BusinessDesc": "haha" </w:t>
               </w:r>
@@ -15246,10 +15459,10 @@
             <w:pPr>
               <w:ind w:left="0"/>
               <w:rPr>
-                <w:ins w:id="404" w:author="xujianhui" w:date="2015-01-05T15:29:00Z"/>
-              </w:rPr>
-            </w:pPr>
-            <w:ins w:id="405" w:author="xujianhui" w:date="2015-01-05T15:28:00Z">
+                <w:ins w:id="443" w:author="xujianhui" w:date="2015-01-05T15:29:00Z"/>
+              </w:rPr>
+            </w:pPr>
+            <w:ins w:id="444" w:author="xujianhui" w:date="2015-01-05T15:28:00Z">
               <w:r>
                 <w:t>}</w:t>
               </w:r>
@@ -15259,15 +15472,15 @@
             <w:pPr>
               <w:ind w:left="0"/>
               <w:rPr>
-                <w:ins w:id="406" w:author="xujianhui" w:date="2015-01-05T15:29:00Z"/>
-              </w:rPr>
-              <w:pPrChange w:id="407" w:author="xujianhui" w:date="2015-01-05T15:29:00Z">
+                <w:ins w:id="445" w:author="xujianhui" w:date="2015-01-05T15:29:00Z"/>
+              </w:rPr>
+              <w:pPrChange w:id="446" w:author="xujianhui" w:date="2015-01-05T15:29:00Z">
                 <w:pPr>
                   <w:ind w:left="0" w:firstLineChars="200" w:firstLine="420"/>
                 </w:pPr>
               </w:pPrChange>
             </w:pPr>
-            <w:ins w:id="408" w:author="xujianhui" w:date="2015-01-05T15:29:00Z">
+            <w:ins w:id="447" w:author="xujianhui" w:date="2015-01-05T15:29:00Z">
               <w:r>
                 <w:t>{</w:t>
               </w:r>
@@ -15277,15 +15490,15 @@
             <w:pPr>
               <w:ind w:left="0" w:firstLineChars="150" w:firstLine="315"/>
               <w:rPr>
-                <w:ins w:id="409" w:author="xujianhui" w:date="2015-01-05T15:29:00Z"/>
-              </w:rPr>
-              <w:pPrChange w:id="410" w:author="xujianhui" w:date="2015-01-05T15:29:00Z">
+                <w:ins w:id="448" w:author="xujianhui" w:date="2015-01-05T15:29:00Z"/>
+              </w:rPr>
+              <w:pPrChange w:id="449" w:author="xujianhui" w:date="2015-01-05T15:29:00Z">
                 <w:pPr>
                   <w:ind w:left="0" w:firstLineChars="300" w:firstLine="630"/>
                 </w:pPr>
               </w:pPrChange>
             </w:pPr>
-            <w:ins w:id="411" w:author="xujianhui" w:date="2015-01-05T15:29:00Z">
+            <w:ins w:id="450" w:author="xujianhui" w:date="2015-01-05T15:29:00Z">
               <w:r>
                 <w:t>"B</w:t>
               </w:r>
@@ -15298,15 +15511,15 @@
             <w:pPr>
               <w:ind w:left="0" w:firstLineChars="150" w:firstLine="315"/>
               <w:rPr>
-                <w:ins w:id="412" w:author="xujianhui" w:date="2015-01-05T15:29:00Z"/>
-              </w:rPr>
-              <w:pPrChange w:id="413" w:author="xujianhui" w:date="2015-01-05T15:29:00Z">
+                <w:ins w:id="451" w:author="xujianhui" w:date="2015-01-05T15:29:00Z"/>
+              </w:rPr>
+              <w:pPrChange w:id="452" w:author="xujianhui" w:date="2015-01-05T15:29:00Z">
                 <w:pPr>
                   <w:ind w:left="0" w:firstLineChars="300" w:firstLine="630"/>
                 </w:pPr>
               </w:pPrChange>
             </w:pPr>
-            <w:ins w:id="414" w:author="xujianhui" w:date="2015-01-05T15:29:00Z">
+            <w:ins w:id="453" w:author="xujianhui" w:date="2015-01-05T15:29:00Z">
               <w:r>
                 <w:t>"BusinessDesc"</w:t>
               </w:r>
@@ -15322,15 +15535,15 @@
             <w:pPr>
               <w:ind w:left="0"/>
               <w:rPr>
-                <w:ins w:id="415" w:author="xujianhui" w:date="2015-01-05T15:29:00Z"/>
-              </w:rPr>
-              <w:pPrChange w:id="416" w:author="xujianhui" w:date="2015-01-05T15:29:00Z">
+                <w:ins w:id="454" w:author="xujianhui" w:date="2015-01-05T15:29:00Z"/>
+              </w:rPr>
+              <w:pPrChange w:id="455" w:author="xujianhui" w:date="2015-01-05T15:29:00Z">
                 <w:pPr>
                   <w:ind w:leftChars="170" w:firstLineChars="50" w:firstLine="105"/>
                 </w:pPr>
               </w:pPrChange>
             </w:pPr>
-            <w:ins w:id="417" w:author="xujianhui" w:date="2015-01-05T15:29:00Z">
+            <w:ins w:id="456" w:author="xujianhui" w:date="2015-01-05T15:29:00Z">
               <w:r>
                 <w:t>}</w:t>
               </w:r>
@@ -15345,10 +15558,10 @@
             <w:pPr>
               <w:ind w:left="0"/>
               <w:rPr>
-                <w:del w:id="418" w:author="xujianhui" w:date="2015-01-05T15:29:00Z"/>
-              </w:rPr>
-            </w:pPr>
-            <w:del w:id="419" w:author="xujianhui" w:date="2015-01-05T15:29:00Z">
+                <w:del w:id="457" w:author="xujianhui" w:date="2015-01-05T15:29:00Z"/>
+              </w:rPr>
+            </w:pPr>
+            <w:del w:id="458" w:author="xujianhui" w:date="2015-01-05T15:29:00Z">
               <w:r>
                 <w:delText>{</w:delText>
               </w:r>
@@ -15358,10 +15571,10 @@
             <w:pPr>
               <w:ind w:left="0"/>
               <w:rPr>
-                <w:del w:id="420" w:author="xujianhui" w:date="2015-01-05T15:29:00Z"/>
-              </w:rPr>
-            </w:pPr>
-            <w:del w:id="421" w:author="xujianhui" w:date="2015-01-05T15:29:00Z">
+                <w:del w:id="459" w:author="xujianhui" w:date="2015-01-05T15:29:00Z"/>
+              </w:rPr>
+            </w:pPr>
+            <w:del w:id="460" w:author="xujianhui" w:date="2015-01-05T15:29:00Z">
               <w:r>
                 <w:delText>"BusinessList"</w:delText>
               </w:r>
@@ -15374,10 +15587,10 @@
             <w:pPr>
               <w:ind w:left="0" w:firstLineChars="100" w:firstLine="210"/>
               <w:rPr>
-                <w:del w:id="422" w:author="xujianhui" w:date="2015-01-05T15:29:00Z"/>
-              </w:rPr>
-            </w:pPr>
-            <w:del w:id="423" w:author="xujianhui" w:date="2015-01-05T15:29:00Z">
+                <w:del w:id="461" w:author="xujianhui" w:date="2015-01-05T15:29:00Z"/>
+              </w:rPr>
+            </w:pPr>
+            <w:del w:id="462" w:author="xujianhui" w:date="2015-01-05T15:29:00Z">
               <w:r>
                 <w:delText xml:space="preserve">[ </w:delText>
               </w:r>
@@ -15387,10 +15600,10 @@
             <w:pPr>
               <w:ind w:left="0" w:firstLineChars="200" w:firstLine="420"/>
               <w:rPr>
-                <w:del w:id="424" w:author="xujianhui" w:date="2015-01-05T15:29:00Z"/>
-              </w:rPr>
-            </w:pPr>
-            <w:del w:id="425" w:author="xujianhui" w:date="2015-01-05T15:29:00Z">
+                <w:del w:id="463" w:author="xujianhui" w:date="2015-01-05T15:29:00Z"/>
+              </w:rPr>
+            </w:pPr>
+            <w:del w:id="464" w:author="xujianhui" w:date="2015-01-05T15:29:00Z">
               <w:r>
                 <w:delText xml:space="preserve">{ </w:delText>
               </w:r>
@@ -15400,10 +15613,10 @@
             <w:pPr>
               <w:ind w:left="0" w:firstLineChars="300" w:firstLine="630"/>
               <w:rPr>
-                <w:del w:id="426" w:author="xujianhui" w:date="2015-01-05T15:29:00Z"/>
-              </w:rPr>
-            </w:pPr>
-            <w:del w:id="427" w:author="xujianhui" w:date="2015-01-05T15:29:00Z">
+                <w:del w:id="465" w:author="xujianhui" w:date="2015-01-05T15:29:00Z"/>
+              </w:rPr>
+            </w:pPr>
+            <w:del w:id="466" w:author="xujianhui" w:date="2015-01-05T15:29:00Z">
               <w:r>
                 <w:delText>"BusinessType"</w:delText>
               </w:r>
@@ -15419,10 +15632,10 @@
             <w:pPr>
               <w:ind w:left="0" w:firstLineChars="300" w:firstLine="630"/>
               <w:rPr>
-                <w:del w:id="428" w:author="xujianhui" w:date="2015-01-05T15:29:00Z"/>
-              </w:rPr>
-            </w:pPr>
-            <w:del w:id="429" w:author="xujianhui" w:date="2015-01-05T15:29:00Z">
+                <w:del w:id="467" w:author="xujianhui" w:date="2015-01-05T15:29:00Z"/>
+              </w:rPr>
+            </w:pPr>
+            <w:del w:id="468" w:author="xujianhui" w:date="2015-01-05T15:29:00Z">
               <w:r>
                 <w:delText>"BusinessDesc"</w:delText>
               </w:r>
@@ -15438,10 +15651,10 @@
             <w:pPr>
               <w:ind w:left="0" w:firstLineChars="200" w:firstLine="420"/>
               <w:rPr>
-                <w:del w:id="430" w:author="xujianhui" w:date="2015-01-05T15:29:00Z"/>
-              </w:rPr>
-            </w:pPr>
-            <w:del w:id="431" w:author="xujianhui" w:date="2015-01-05T15:29:00Z">
+                <w:del w:id="469" w:author="xujianhui" w:date="2015-01-05T15:29:00Z"/>
+              </w:rPr>
+            </w:pPr>
+            <w:del w:id="470" w:author="xujianhui" w:date="2015-01-05T15:29:00Z">
               <w:r>
                 <w:delText>},</w:delText>
               </w:r>
@@ -15451,10 +15664,10 @@
             <w:pPr>
               <w:ind w:left="0" w:firstLineChars="200" w:firstLine="420"/>
               <w:rPr>
-                <w:del w:id="432" w:author="xujianhui" w:date="2015-01-05T15:29:00Z"/>
-              </w:rPr>
-            </w:pPr>
-            <w:del w:id="433" w:author="xujianhui" w:date="2015-01-05T15:29:00Z">
+                <w:del w:id="471" w:author="xujianhui" w:date="2015-01-05T15:29:00Z"/>
+              </w:rPr>
+            </w:pPr>
+            <w:del w:id="472" w:author="xujianhui" w:date="2015-01-05T15:29:00Z">
               <w:r>
                 <w:delText>{</w:delText>
               </w:r>
@@ -15464,10 +15677,10 @@
             <w:pPr>
               <w:ind w:left="0" w:firstLineChars="300" w:firstLine="630"/>
               <w:rPr>
-                <w:del w:id="434" w:author="xujianhui" w:date="2015-01-05T15:29:00Z"/>
-              </w:rPr>
-            </w:pPr>
-            <w:del w:id="435" w:author="xujianhui" w:date="2015-01-05T15:29:00Z">
+                <w:del w:id="473" w:author="xujianhui" w:date="2015-01-05T15:29:00Z"/>
+              </w:rPr>
+            </w:pPr>
+            <w:del w:id="474" w:author="xujianhui" w:date="2015-01-05T15:29:00Z">
               <w:r>
                 <w:delText>"B</w:delText>
               </w:r>
@@ -15486,10 +15699,10 @@
             <w:pPr>
               <w:ind w:left="0" w:firstLineChars="300" w:firstLine="630"/>
               <w:rPr>
-                <w:del w:id="436" w:author="xujianhui" w:date="2015-01-05T15:29:00Z"/>
-              </w:rPr>
-            </w:pPr>
-            <w:del w:id="437" w:author="xujianhui" w:date="2015-01-05T15:29:00Z">
+                <w:del w:id="475" w:author="xujianhui" w:date="2015-01-05T15:29:00Z"/>
+              </w:rPr>
+            </w:pPr>
+            <w:del w:id="476" w:author="xujianhui" w:date="2015-01-05T15:29:00Z">
               <w:r>
                 <w:delText>"BusinessDesc"</w:delText>
               </w:r>
@@ -15505,10 +15718,10 @@
             <w:pPr>
               <w:ind w:leftChars="170" w:firstLineChars="50" w:firstLine="105"/>
               <w:rPr>
-                <w:del w:id="438" w:author="xujianhui" w:date="2015-01-05T15:29:00Z"/>
-              </w:rPr>
-            </w:pPr>
-            <w:del w:id="439" w:author="xujianhui" w:date="2015-01-05T15:29:00Z">
+                <w:del w:id="477" w:author="xujianhui" w:date="2015-01-05T15:29:00Z"/>
+              </w:rPr>
+            </w:pPr>
+            <w:del w:id="478" w:author="xujianhui" w:date="2015-01-05T15:29:00Z">
               <w:r>
                 <w:delText>}</w:delText>
               </w:r>
@@ -15518,10 +15731,10 @@
             <w:pPr>
               <w:ind w:left="0" w:firstLineChars="100" w:firstLine="210"/>
               <w:rPr>
-                <w:del w:id="440" w:author="xujianhui" w:date="2015-01-05T15:29:00Z"/>
-              </w:rPr>
-            </w:pPr>
-            <w:del w:id="441" w:author="xujianhui" w:date="2015-01-05T15:29:00Z">
+                <w:del w:id="479" w:author="xujianhui" w:date="2015-01-05T15:29:00Z"/>
+              </w:rPr>
+            </w:pPr>
+            <w:del w:id="480" w:author="xujianhui" w:date="2015-01-05T15:29:00Z">
               <w:r>
                 <w:delText>]</w:delText>
               </w:r>
@@ -15531,7 +15744,7 @@
             <w:pPr>
               <w:ind w:left="0"/>
             </w:pPr>
-            <w:del w:id="442" w:author="xujianhui" w:date="2015-01-05T15:29:00Z">
+            <w:del w:id="481" w:author="xujianhui" w:date="2015-01-05T15:29:00Z">
               <w:r>
                 <w:delText>}</w:delText>
               </w:r>
@@ -15591,10 +15804,10 @@
           <w:numId w:val="16"/>
         </w:numPr>
         <w:rPr>
-          <w:ins w:id="443" w:author="linyoubin" w:date="2015-01-19T15:25:00Z"/>
+          <w:ins w:id="482" w:author="linyoubin" w:date="2015-01-19T15:25:00Z"/>
         </w:rPr>
       </w:pPr>
-      <w:ins w:id="444" w:author="linyoubin" w:date="2015-01-19T15:25:00Z">
+      <w:ins w:id="483" w:author="linyoubin" w:date="2015-01-19T15:25:00Z">
         <w:r>
           <w:rPr>
             <w:rFonts w:hint="eastAsia"/>
@@ -15618,7 +15831,7 @@
       </w:tblGrid>
       <w:tr>
         <w:trPr>
-          <w:ins w:id="445" w:author="linyoubin" w:date="2015-01-19T15:25:00Z"/>
+          <w:ins w:id="484" w:author="linyoubin" w:date="2015-01-19T15:25:00Z"/>
         </w:trPr>
         <w:tc>
           <w:tcPr>
@@ -15629,7 +15842,7 @@
             <w:pPr>
               <w:ind w:left="0"/>
               <w:rPr>
-                <w:ins w:id="446" w:author="linyoubin" w:date="2015-01-19T15:25:00Z"/>
+                <w:ins w:id="485" w:author="linyoubin" w:date="2015-01-19T15:25:00Z"/>
               </w:rPr>
             </w:pPr>
           </w:p>
@@ -15643,10 +15856,10 @@
             <w:pPr>
               <w:ind w:left="0"/>
               <w:rPr>
-                <w:ins w:id="447" w:author="linyoubin" w:date="2015-01-19T15:25:00Z"/>
-              </w:rPr>
-            </w:pPr>
-            <w:ins w:id="448" w:author="linyoubin" w:date="2015-01-19T15:25:00Z">
+                <w:ins w:id="486" w:author="linyoubin" w:date="2015-01-19T15:25:00Z"/>
+              </w:rPr>
+            </w:pPr>
+            <w:ins w:id="487" w:author="linyoubin" w:date="2015-01-19T15:25:00Z">
               <w:r>
                 <w:rPr>
                   <w:rFonts w:hint="eastAsia"/>
@@ -15665,10 +15878,10 @@
             <w:pPr>
               <w:ind w:left="0"/>
               <w:rPr>
-                <w:ins w:id="449" w:author="linyoubin" w:date="2015-01-19T15:25:00Z"/>
-              </w:rPr>
-            </w:pPr>
-            <w:ins w:id="450" w:author="linyoubin" w:date="2015-01-19T15:25:00Z">
+                <w:ins w:id="488" w:author="linyoubin" w:date="2015-01-19T15:25:00Z"/>
+              </w:rPr>
+            </w:pPr>
+            <w:ins w:id="489" w:author="linyoubin" w:date="2015-01-19T15:25:00Z">
               <w:r>
                 <w:rPr>
                   <w:rFonts w:hint="eastAsia"/>
@@ -15681,7 +15894,7 @@
       </w:tr>
       <w:tr>
         <w:trPr>
-          <w:ins w:id="451" w:author="linyoubin" w:date="2015-01-19T15:25:00Z"/>
+          <w:ins w:id="490" w:author="linyoubin" w:date="2015-01-19T15:25:00Z"/>
         </w:trPr>
         <w:tc>
           <w:tcPr>
@@ -15691,10 +15904,10 @@
             <w:pPr>
               <w:ind w:left="0"/>
               <w:rPr>
-                <w:ins w:id="452" w:author="linyoubin" w:date="2015-01-19T15:25:00Z"/>
-              </w:rPr>
-            </w:pPr>
-            <w:ins w:id="453" w:author="linyoubin" w:date="2015-01-19T15:25:00Z">
+                <w:ins w:id="491" w:author="linyoubin" w:date="2015-01-19T15:25:00Z"/>
+              </w:rPr>
+            </w:pPr>
+            <w:ins w:id="492" w:author="linyoubin" w:date="2015-01-19T15:25:00Z">
               <w:r>
                 <w:rPr>
                   <w:rFonts w:hint="eastAsia"/>
@@ -15712,10 +15925,10 @@
             <w:pPr>
               <w:ind w:left="0"/>
               <w:rPr>
-                <w:ins w:id="454" w:author="linyoubin" w:date="2015-01-19T15:25:00Z"/>
-              </w:rPr>
-            </w:pPr>
-            <w:ins w:id="455" w:author="linyoubin" w:date="2015-01-19T15:25:00Z">
+                <w:ins w:id="493" w:author="linyoubin" w:date="2015-01-19T15:25:00Z"/>
+              </w:rPr>
+            </w:pPr>
+            <w:ins w:id="494" w:author="linyoubin" w:date="2015-01-19T15:25:00Z">
               <w:r>
                 <w:rPr>
                   <w:rFonts w:hint="eastAsia"/>
@@ -15733,7 +15946,7 @@
             <w:pPr>
               <w:ind w:left="0"/>
               <w:rPr>
-                <w:ins w:id="456" w:author="linyoubin" w:date="2015-01-19T15:25:00Z"/>
+                <w:ins w:id="495" w:author="linyoubin" w:date="2015-01-19T15:25:00Z"/>
               </w:rPr>
             </w:pPr>
           </w:p>
@@ -15741,7 +15954,7 @@
       </w:tr>
       <w:tr>
         <w:trPr>
-          <w:ins w:id="457" w:author="linyoubin" w:date="2015-01-19T15:25:00Z"/>
+          <w:ins w:id="496" w:author="linyoubin" w:date="2015-01-19T15:25:00Z"/>
         </w:trPr>
         <w:tc>
           <w:tcPr>
@@ -15751,10 +15964,10 @@
             <w:pPr>
               <w:ind w:left="0"/>
               <w:rPr>
-                <w:ins w:id="458" w:author="linyoubin" w:date="2015-01-19T15:25:00Z"/>
-              </w:rPr>
-            </w:pPr>
-            <w:ins w:id="459" w:author="linyoubin" w:date="2015-01-19T15:25:00Z">
+                <w:ins w:id="497" w:author="linyoubin" w:date="2015-01-19T15:25:00Z"/>
+              </w:rPr>
+            </w:pPr>
+            <w:ins w:id="498" w:author="linyoubin" w:date="2015-01-19T15:25:00Z">
               <w:r>
                 <w:rPr>
                   <w:rFonts w:hint="eastAsia"/>
@@ -15772,10 +15985,10 @@
             <w:pPr>
               <w:ind w:left="0"/>
               <w:rPr>
-                <w:ins w:id="460" w:author="linyoubin" w:date="2015-01-19T15:25:00Z"/>
-              </w:rPr>
-            </w:pPr>
-            <w:ins w:id="461" w:author="linyoubin" w:date="2015-01-19T15:25:00Z">
+                <w:ins w:id="499" w:author="linyoubin" w:date="2015-01-19T15:25:00Z"/>
+              </w:rPr>
+            </w:pPr>
+            <w:ins w:id="500" w:author="linyoubin" w:date="2015-01-19T15:25:00Z">
               <w:r>
                 <w:t>cmd</w:t>
               </w:r>
@@ -15786,7 +15999,7 @@
                 <w:t xml:space="preserve">: </w:t>
               </w:r>
             </w:ins>
-            <w:ins w:id="462" w:author="linyoubin" w:date="2015-01-19T15:26:00Z">
+            <w:ins w:id="501" w:author="linyoubin" w:date="2015-01-19T15:26:00Z">
               <w:r>
                 <w:t>predict capacity</w:t>
               </w:r>
@@ -15796,15 +16009,15 @@
             <w:pPr>
               <w:ind w:left="0"/>
               <w:rPr>
-                <w:ins w:id="463" w:author="linyoubin" w:date="2015-01-19T15:27:00Z"/>
-              </w:rPr>
-            </w:pPr>
-            <w:ins w:id="464" w:author="linyoubin" w:date="2015-01-19T15:26:00Z">
+                <w:ins w:id="502" w:author="linyoubin" w:date="2015-01-19T15:27:00Z"/>
+              </w:rPr>
+            </w:pPr>
+            <w:ins w:id="503" w:author="linyoubin" w:date="2015-01-19T15:26:00Z">
               <w:r>
                 <w:t>TemplateInfo</w:t>
               </w:r>
             </w:ins>
-            <w:ins w:id="465" w:author="linyoubin" w:date="2015-01-19T15:25:00Z">
+            <w:ins w:id="504" w:author="linyoubin" w:date="2015-01-19T15:25:00Z">
               <w:r>
                 <w:rPr>
                   <w:rFonts w:hint="eastAsia"/>
@@ -15812,7 +16025,7 @@
                 <w:t>:</w:t>
               </w:r>
             </w:ins>
-            <w:ins w:id="466" w:author="linyoubin" w:date="2015-01-19T15:27:00Z">
+            <w:ins w:id="505" w:author="linyoubin" w:date="2015-01-19T15:27:00Z">
               <w:r>
                 <w:rPr>
                   <w:rFonts w:hint="eastAsia"/>
@@ -15825,10 +16038,10 @@
             <w:pPr>
               <w:ind w:left="0"/>
               <w:rPr>
-                <w:ins w:id="467" w:author="linyoubin" w:date="2015-01-19T15:27:00Z"/>
-              </w:rPr>
-            </w:pPr>
-            <w:ins w:id="468" w:author="linyoubin" w:date="2015-01-19T15:27:00Z">
+                <w:ins w:id="506" w:author="linyoubin" w:date="2015-01-19T15:27:00Z"/>
+              </w:rPr>
+            </w:pPr>
+            <w:ins w:id="507" w:author="linyoubin" w:date="2015-01-19T15:27:00Z">
               <w:r>
                 <w:rPr>
                   <w:rFonts w:hint="eastAsia"/>
@@ -15841,10 +16054,10 @@
             <w:pPr>
               <w:ind w:left="0"/>
               <w:rPr>
-                <w:ins w:id="469" w:author="linyoubin" w:date="2015-01-19T15:27:00Z"/>
-              </w:rPr>
-            </w:pPr>
-            <w:ins w:id="470" w:author="linyoubin" w:date="2015-01-19T15:27:00Z">
+                <w:ins w:id="508" w:author="linyoubin" w:date="2015-01-19T15:27:00Z"/>
+              </w:rPr>
+            </w:pPr>
+            <w:ins w:id="509" w:author="linyoubin" w:date="2015-01-19T15:27:00Z">
               <w:r>
                 <w:rPr>
                   <w:rFonts w:hint="eastAsia"/>
@@ -15857,10 +16070,10 @@
             <w:pPr>
               <w:ind w:left="0"/>
               <w:rPr>
-                <w:ins w:id="471" w:author="linyoubin" w:date="2015-01-19T15:28:00Z"/>
-              </w:rPr>
-            </w:pPr>
-            <w:ins w:id="472" w:author="linyoubin" w:date="2015-01-19T15:27:00Z">
+                <w:ins w:id="510" w:author="linyoubin" w:date="2015-01-19T15:28:00Z"/>
+              </w:rPr>
+            </w:pPr>
+            <w:ins w:id="511" w:author="linyoubin" w:date="2015-01-19T15:27:00Z">
               <w:r>
                 <w:rPr>
                   <w:rFonts w:hint="eastAsia"/>
@@ -15873,15 +16086,15 @@
             <w:pPr>
               <w:ind w:left="0" w:firstLine="405"/>
               <w:rPr>
-                <w:ins w:id="473" w:author="linyoubin" w:date="2015-01-19T15:28:00Z"/>
-              </w:rPr>
-              <w:pPrChange w:id="474" w:author="linyoubin" w:date="2015-01-19T15:28:00Z">
+                <w:ins w:id="512" w:author="linyoubin" w:date="2015-01-19T15:28:00Z"/>
+              </w:rPr>
+              <w:pPrChange w:id="513" w:author="linyoubin" w:date="2015-01-19T15:28:00Z">
                 <w:pPr>
                   <w:ind w:left="0"/>
                 </w:pPr>
               </w:pPrChange>
             </w:pPr>
-            <w:ins w:id="475" w:author="linyoubin" w:date="2015-01-19T15:28:00Z">
+            <w:ins w:id="514" w:author="linyoubin" w:date="2015-01-19T15:28:00Z">
               <w:r>
                 <w:rPr>
                   <w:rFonts w:hint="eastAsia"/>
@@ -15894,15 +16107,15 @@
             <w:pPr>
               <w:ind w:left="0" w:firstLine="405"/>
               <w:rPr>
-                <w:ins w:id="476" w:author="linyoubin" w:date="2015-01-19T15:28:00Z"/>
-              </w:rPr>
-              <w:pPrChange w:id="477" w:author="linyoubin" w:date="2015-01-19T15:28:00Z">
+                <w:ins w:id="515" w:author="linyoubin" w:date="2015-01-19T15:28:00Z"/>
+              </w:rPr>
+              <w:pPrChange w:id="516" w:author="linyoubin" w:date="2015-01-19T15:28:00Z">
                 <w:pPr>
                   <w:ind w:left="0"/>
                 </w:pPr>
               </w:pPrChange>
             </w:pPr>
-            <w:ins w:id="478" w:author="linyoubin" w:date="2015-01-19T15:28:00Z">
+            <w:ins w:id="517" w:author="linyoubin" w:date="2015-01-19T15:28:00Z">
               <w:r>
                 <w:rPr>
                   <w:rFonts w:hint="eastAsia"/>
@@ -15910,7 +16123,7 @@
                 <w:t xml:space="preserve">  Name:</w:t>
               </w:r>
             </w:ins>
-            <w:ins w:id="479" w:author="linyoubin" w:date="2015-01-19T15:29:00Z">
+            <w:ins w:id="518" w:author="linyoubin" w:date="2015-01-19T15:29:00Z">
               <w:r>
                 <w:rPr>
                   <w:rFonts w:hint="eastAsia"/>
@@ -15923,15 +16136,15 @@
             <w:pPr>
               <w:ind w:left="0" w:firstLine="405"/>
               <w:rPr>
-                <w:ins w:id="480" w:author="linyoubin" w:date="2015-01-19T15:28:00Z"/>
-              </w:rPr>
-              <w:pPrChange w:id="481" w:author="linyoubin" w:date="2015-01-19T15:28:00Z">
+                <w:ins w:id="519" w:author="linyoubin" w:date="2015-01-19T15:28:00Z"/>
+              </w:rPr>
+              <w:pPrChange w:id="520" w:author="linyoubin" w:date="2015-01-19T15:28:00Z">
                 <w:pPr>
                   <w:ind w:left="0"/>
                 </w:pPr>
               </w:pPrChange>
             </w:pPr>
-            <w:ins w:id="482" w:author="linyoubin" w:date="2015-01-19T15:28:00Z">
+            <w:ins w:id="521" w:author="linyoubin" w:date="2015-01-19T15:28:00Z">
               <w:r>
                 <w:rPr>
                   <w:rFonts w:hint="eastAsia"/>
@@ -15939,7 +16152,7 @@
                 <w:t xml:space="preserve">  Value:</w:t>
               </w:r>
             </w:ins>
-            <w:ins w:id="483" w:author="linyoubin" w:date="2015-01-19T15:29:00Z">
+            <w:ins w:id="522" w:author="linyoubin" w:date="2015-01-19T15:29:00Z">
               <w:r>
                 <w:rPr>
                   <w:rFonts w:hint="eastAsia"/>
@@ -15952,15 +16165,15 @@
             <w:pPr>
               <w:ind w:left="0" w:firstLine="405"/>
               <w:rPr>
-                <w:ins w:id="484" w:author="linyoubin" w:date="2015-01-19T15:29:00Z"/>
-              </w:rPr>
-              <w:pPrChange w:id="485" w:author="linyoubin" w:date="2015-01-19T15:28:00Z">
+                <w:ins w:id="523" w:author="linyoubin" w:date="2015-01-19T15:29:00Z"/>
+              </w:rPr>
+              <w:pPrChange w:id="524" w:author="linyoubin" w:date="2015-01-19T15:28:00Z">
                 <w:pPr>
                   <w:ind w:left="0"/>
                 </w:pPr>
               </w:pPrChange>
             </w:pPr>
-            <w:ins w:id="486" w:author="linyoubin" w:date="2015-01-19T15:28:00Z">
+            <w:ins w:id="525" w:author="linyoubin" w:date="2015-01-19T15:28:00Z">
               <w:r>
                 <w:rPr>
                   <w:rFonts w:hint="eastAsia"/>
@@ -15973,10 +16186,10 @@
             <w:pPr>
               <w:ind w:left="0" w:firstLine="405"/>
               <w:rPr>
-                <w:ins w:id="487" w:author="linyoubin" w:date="2015-01-19T15:29:00Z"/>
-              </w:rPr>
-            </w:pPr>
-            <w:ins w:id="488" w:author="linyoubin" w:date="2015-01-19T15:29:00Z">
+                <w:ins w:id="526" w:author="linyoubin" w:date="2015-01-19T15:29:00Z"/>
+              </w:rPr>
+            </w:pPr>
+            <w:ins w:id="527" w:author="linyoubin" w:date="2015-01-19T15:29:00Z">
               <w:r>
                 <w:rPr>
                   <w:rFonts w:hint="eastAsia"/>
@@ -15989,10 +16202,10 @@
             <w:pPr>
               <w:ind w:left="0" w:firstLine="405"/>
               <w:rPr>
-                <w:ins w:id="489" w:author="linyoubin" w:date="2015-01-19T15:29:00Z"/>
-              </w:rPr>
-            </w:pPr>
-            <w:ins w:id="490" w:author="linyoubin" w:date="2015-01-19T15:29:00Z">
+                <w:ins w:id="528" w:author="linyoubin" w:date="2015-01-19T15:29:00Z"/>
+              </w:rPr>
+            </w:pPr>
+            <w:ins w:id="529" w:author="linyoubin" w:date="2015-01-19T15:29:00Z">
               <w:r>
                 <w:rPr>
                   <w:rFonts w:hint="eastAsia"/>
@@ -16005,10 +16218,10 @@
             <w:pPr>
               <w:ind w:left="0" w:firstLine="405"/>
               <w:rPr>
-                <w:ins w:id="491" w:author="linyoubin" w:date="2015-01-19T15:29:00Z"/>
-              </w:rPr>
-            </w:pPr>
-            <w:ins w:id="492" w:author="linyoubin" w:date="2015-01-19T15:29:00Z">
+                <w:ins w:id="530" w:author="linyoubin" w:date="2015-01-19T15:29:00Z"/>
+              </w:rPr>
+            </w:pPr>
+            <w:ins w:id="531" w:author="linyoubin" w:date="2015-01-19T15:29:00Z">
               <w:r>
                 <w:rPr>
                   <w:rFonts w:hint="eastAsia"/>
@@ -16021,15 +16234,15 @@
             <w:pPr>
               <w:ind w:left="0" w:firstLine="405"/>
               <w:rPr>
-                <w:ins w:id="493" w:author="linyoubin" w:date="2015-01-19T15:27:00Z"/>
-              </w:rPr>
-              <w:pPrChange w:id="494" w:author="linyoubin" w:date="2015-01-19T15:29:00Z">
+                <w:ins w:id="532" w:author="linyoubin" w:date="2015-01-19T15:27:00Z"/>
+              </w:rPr>
+              <w:pPrChange w:id="533" w:author="linyoubin" w:date="2015-01-19T15:29:00Z">
                 <w:pPr>
                   <w:ind w:left="0"/>
                 </w:pPr>
               </w:pPrChange>
             </w:pPr>
-            <w:ins w:id="495" w:author="linyoubin" w:date="2015-01-19T15:29:00Z">
+            <w:ins w:id="534" w:author="linyoubin" w:date="2015-01-19T15:29:00Z">
               <w:r>
                 <w:rPr>
                   <w:rFonts w:hint="eastAsia"/>
@@ -16042,10 +16255,10 @@
             <w:pPr>
               <w:ind w:left="0"/>
               <w:rPr>
-                <w:ins w:id="496" w:author="linyoubin" w:date="2015-01-19T15:29:00Z"/>
-              </w:rPr>
-            </w:pPr>
-            <w:ins w:id="497" w:author="linyoubin" w:date="2015-01-19T15:28:00Z">
+                <w:ins w:id="535" w:author="linyoubin" w:date="2015-01-19T15:29:00Z"/>
+              </w:rPr>
+            </w:pPr>
+            <w:ins w:id="536" w:author="linyoubin" w:date="2015-01-19T15:28:00Z">
               <w:r>
                 <w:rPr>
                   <w:rFonts w:hint="eastAsia"/>
@@ -16058,10 +16271,10 @@
             <w:pPr>
               <w:ind w:left="0"/>
               <w:rPr>
-                <w:ins w:id="498" w:author="linyoubin" w:date="2015-01-19T15:31:00Z"/>
-              </w:rPr>
-            </w:pPr>
-            <w:ins w:id="499" w:author="linyoubin" w:date="2015-01-19T15:29:00Z">
+                <w:ins w:id="537" w:author="linyoubin" w:date="2015-01-19T15:31:00Z"/>
+              </w:rPr>
+            </w:pPr>
+            <w:ins w:id="538" w:author="linyoubin" w:date="2015-01-19T15:29:00Z">
               <w:r>
                 <w:rPr>
                   <w:rFonts w:hint="eastAsia"/>
@@ -16069,7 +16282,7 @@
                 <w:t xml:space="preserve">  HostInfo</w:t>
               </w:r>
             </w:ins>
-            <w:ins w:id="500" w:author="linyoubin" w:date="2015-01-19T15:30:00Z">
+            <w:ins w:id="539" w:author="linyoubin" w:date="2015-01-19T15:30:00Z">
               <w:r>
                 <w:t>: (</w:t>
               </w:r>
@@ -16088,10 +16301,10 @@
             <w:pPr>
               <w:ind w:left="0"/>
               <w:rPr>
-                <w:ins w:id="501" w:author="linyoubin" w:date="2015-01-19T15:31:00Z"/>
-              </w:rPr>
-            </w:pPr>
-            <w:ins w:id="502" w:author="linyoubin" w:date="2015-01-19T15:31:00Z">
+                <w:ins w:id="540" w:author="linyoubin" w:date="2015-01-19T15:31:00Z"/>
+              </w:rPr>
+            </w:pPr>
+            <w:ins w:id="541" w:author="linyoubin" w:date="2015-01-19T15:31:00Z">
               <w:r>
                 <w:rPr>
                   <w:rFonts w:hint="eastAsia"/>
@@ -16104,15 +16317,15 @@
             <w:pPr>
               <w:ind w:left="0" w:firstLine="405"/>
               <w:rPr>
-                <w:ins w:id="503" w:author="linyoubin" w:date="2015-01-19T15:31:00Z"/>
-              </w:rPr>
-              <w:pPrChange w:id="504" w:author="linyoubin" w:date="2015-01-19T15:31:00Z">
+                <w:ins w:id="542" w:author="linyoubin" w:date="2015-01-19T15:31:00Z"/>
+              </w:rPr>
+              <w:pPrChange w:id="543" w:author="linyoubin" w:date="2015-01-19T15:31:00Z">
                 <w:pPr>
                   <w:ind w:left="0"/>
                 </w:pPr>
               </w:pPrChange>
             </w:pPr>
-            <w:ins w:id="505" w:author="linyoubin" w:date="2015-01-19T15:31:00Z">
+            <w:ins w:id="544" w:author="linyoubin" w:date="2015-01-19T15:31:00Z">
               <w:r>
                 <w:rPr>
                   <w:rFonts w:hint="eastAsia"/>
@@ -16125,15 +16338,15 @@
             <w:pPr>
               <w:ind w:left="0" w:firstLine="405"/>
               <w:rPr>
-                <w:ins w:id="506" w:author="linyoubin" w:date="2015-01-19T15:31:00Z"/>
-              </w:rPr>
-              <w:pPrChange w:id="507" w:author="linyoubin" w:date="2015-01-19T15:31:00Z">
+                <w:ins w:id="545" w:author="linyoubin" w:date="2015-01-19T15:31:00Z"/>
+              </w:rPr>
+              <w:pPrChange w:id="546" w:author="linyoubin" w:date="2015-01-19T15:31:00Z">
                 <w:pPr>
                   <w:ind w:left="0"/>
                 </w:pPr>
               </w:pPrChange>
             </w:pPr>
-            <w:ins w:id="508" w:author="linyoubin" w:date="2015-01-19T15:31:00Z">
+            <w:ins w:id="547" w:author="linyoubin" w:date="2015-01-19T15:31:00Z">
               <w:r>
                 <w:rPr>
                   <w:rFonts w:hint="eastAsia"/>
@@ -16147,7 +16360,7 @@
                 <w:t xml:space="preserve">: </w:t>
               </w:r>
             </w:ins>
-            <w:ins w:id="509" w:author="linyoubin" w:date="2015-01-19T15:33:00Z">
+            <w:ins w:id="548" w:author="linyoubin" w:date="2015-01-19T15:33:00Z">
               <w:r>
                 <w:rPr>
                   <w:rFonts w:hint="eastAsia"/>
@@ -16160,15 +16373,15 @@
             <w:pPr>
               <w:ind w:left="0" w:firstLine="405"/>
               <w:rPr>
-                <w:ins w:id="510" w:author="linyoubin" w:date="2015-01-19T15:31:00Z"/>
-              </w:rPr>
-              <w:pPrChange w:id="511" w:author="linyoubin" w:date="2015-01-19T15:31:00Z">
+                <w:ins w:id="549" w:author="linyoubin" w:date="2015-01-19T15:31:00Z"/>
+              </w:rPr>
+              <w:pPrChange w:id="550" w:author="linyoubin" w:date="2015-01-19T15:31:00Z">
                 <w:pPr>
                   <w:ind w:left="0"/>
                 </w:pPr>
               </w:pPrChange>
             </w:pPr>
-            <w:ins w:id="512" w:author="linyoubin" w:date="2015-01-19T15:31:00Z">
+            <w:ins w:id="551" w:author="linyoubin" w:date="2015-01-19T15:31:00Z">
               <w:r>
                 <w:rPr>
                   <w:rFonts w:hint="eastAsia"/>
@@ -16190,10 +16403,10 @@
             <w:pPr>
               <w:ind w:left="0"/>
               <w:rPr>
-                <w:ins w:id="513" w:author="linyoubin" w:date="2015-01-19T15:32:00Z"/>
-              </w:rPr>
-            </w:pPr>
-            <w:ins w:id="514" w:author="linyoubin" w:date="2015-01-19T15:31:00Z">
+                <w:ins w:id="552" w:author="linyoubin" w:date="2015-01-19T15:32:00Z"/>
+              </w:rPr>
+            </w:pPr>
+            <w:ins w:id="553" w:author="linyoubin" w:date="2015-01-19T15:31:00Z">
               <w:r>
                 <w:rPr>
                   <w:rFonts w:hint="eastAsia"/>
@@ -16206,10 +16419,10 @@
             <w:pPr>
               <w:ind w:left="0"/>
               <w:rPr>
-                <w:ins w:id="515" w:author="linyoubin" w:date="2015-01-19T15:30:00Z"/>
-              </w:rPr>
-            </w:pPr>
-            <w:ins w:id="516" w:author="linyoubin" w:date="2015-01-19T15:32:00Z">
+                <w:ins w:id="554" w:author="linyoubin" w:date="2015-01-19T15:30:00Z"/>
+              </w:rPr>
+            </w:pPr>
+            <w:ins w:id="555" w:author="linyoubin" w:date="2015-01-19T15:32:00Z">
               <w:r>
                 <w:rPr>
                   <w:rFonts w:hint="eastAsia"/>
@@ -16217,7 +16430,7 @@
                 <w:t xml:space="preserve">  ClusterName:</w:t>
               </w:r>
             </w:ins>
-            <w:ins w:id="517" w:author="linyoubin" w:date="2015-01-19T15:33:00Z">
+            <w:ins w:id="556" w:author="linyoubin" w:date="2015-01-19T15:33:00Z">
               <w:r>
                 <w:rPr>
                   <w:rFonts w:hint="eastAsia"/>
@@ -16236,10 +16449,10 @@
             <w:pPr>
               <w:ind w:left="0"/>
               <w:rPr>
-                <w:ins w:id="518" w:author="linyoubin" w:date="2015-01-19T15:25:00Z"/>
-              </w:rPr>
-            </w:pPr>
-            <w:ins w:id="519" w:author="linyoubin" w:date="2015-01-19T15:27:00Z">
+                <w:ins w:id="557" w:author="linyoubin" w:date="2015-01-19T15:25:00Z"/>
+              </w:rPr>
+            </w:pPr>
+            <w:ins w:id="558" w:author="linyoubin" w:date="2015-01-19T15:27:00Z">
               <w:r>
                 <w:rPr>
                   <w:rFonts w:hint="eastAsia"/>
@@ -16257,10 +16470,10 @@
             <w:pPr>
               <w:ind w:left="0"/>
               <w:rPr>
-                <w:ins w:id="520" w:author="linyoubin" w:date="2015-01-19T15:33:00Z"/>
-              </w:rPr>
-            </w:pPr>
-            <w:ins w:id="521" w:author="linyoubin" w:date="2015-01-19T15:33:00Z">
+                <w:ins w:id="559" w:author="linyoubin" w:date="2015-01-19T15:33:00Z"/>
+              </w:rPr>
+            </w:pPr>
+            <w:ins w:id="560" w:author="linyoubin" w:date="2015-01-19T15:33:00Z">
               <w:r>
                 <w:t>cmd=predict capacity&amp;TemplateInfo={ClusterName:"c1", Property:[{Name:"replicanum", Value:"2"}, {Name:"datagroupnum", Value:"2"}], HostInfo:[{HostName:"rhe</w:t>
               </w:r>
@@ -16270,10 +16483,10 @@
             <w:pPr>
               <w:ind w:left="0"/>
               <w:rPr>
-                <w:ins w:id="522" w:author="linyoubin" w:date="2015-01-19T15:25:00Z"/>
-              </w:rPr>
-            </w:pPr>
-            <w:ins w:id="523" w:author="linyoubin" w:date="2015-01-19T15:33:00Z">
+                <w:ins w:id="561" w:author="linyoubin" w:date="2015-01-19T15:25:00Z"/>
+              </w:rPr>
+            </w:pPr>
+            <w:ins w:id="562" w:author="linyoubin" w:date="2015-01-19T15:33:00Z">
               <w:r>
                 <w:t>lt10"}]}'</w:t>
               </w:r>
@@ -16283,7 +16496,7 @@
       </w:tr>
       <w:tr>
         <w:trPr>
-          <w:ins w:id="524" w:author="linyoubin" w:date="2015-01-19T15:25:00Z"/>
+          <w:ins w:id="563" w:author="linyoubin" w:date="2015-01-19T15:25:00Z"/>
         </w:trPr>
         <w:tc>
           <w:tcPr>
@@ -16293,10 +16506,10 @@
             <w:pPr>
               <w:ind w:left="0"/>
               <w:rPr>
-                <w:ins w:id="525" w:author="linyoubin" w:date="2015-01-19T15:25:00Z"/>
-              </w:rPr>
-            </w:pPr>
-            <w:ins w:id="526" w:author="linyoubin" w:date="2015-01-19T15:25:00Z">
+                <w:ins w:id="564" w:author="linyoubin" w:date="2015-01-19T15:25:00Z"/>
+              </w:rPr>
+            </w:pPr>
+            <w:ins w:id="565" w:author="linyoubin" w:date="2015-01-19T15:25:00Z">
               <w:r>
                 <w:rPr>
                   <w:rFonts w:hint="eastAsia"/>
@@ -16314,7 +16527,7 @@
             <w:pPr>
               <w:ind w:left="0"/>
               <w:rPr>
-                <w:ins w:id="527" w:author="linyoubin" w:date="2015-01-19T15:25:00Z"/>
+                <w:ins w:id="566" w:author="linyoubin" w:date="2015-01-19T15:25:00Z"/>
               </w:rPr>
             </w:pPr>
           </w:p>
@@ -16327,7 +16540,7 @@
             <w:pPr>
               <w:ind w:left="0"/>
               <w:rPr>
-                <w:ins w:id="528" w:author="linyoubin" w:date="2015-01-19T15:25:00Z"/>
+                <w:ins w:id="567" w:author="linyoubin" w:date="2015-01-19T15:25:00Z"/>
               </w:rPr>
             </w:pPr>
           </w:p>
@@ -16335,7 +16548,7 @@
       </w:tr>
       <w:tr>
         <w:trPr>
-          <w:ins w:id="529" w:author="linyoubin" w:date="2015-01-19T15:25:00Z"/>
+          <w:ins w:id="568" w:author="linyoubin" w:date="2015-01-19T15:25:00Z"/>
         </w:trPr>
         <w:tc>
           <w:tcPr>
@@ -16345,10 +16558,10 @@
             <w:pPr>
               <w:ind w:left="0"/>
               <w:rPr>
-                <w:ins w:id="530" w:author="linyoubin" w:date="2015-01-19T15:25:00Z"/>
-              </w:rPr>
-            </w:pPr>
-            <w:ins w:id="531" w:author="linyoubin" w:date="2015-01-19T15:25:00Z">
+                <w:ins w:id="569" w:author="linyoubin" w:date="2015-01-19T15:25:00Z"/>
+              </w:rPr>
+            </w:pPr>
+            <w:ins w:id="570" w:author="linyoubin" w:date="2015-01-19T15:25:00Z">
               <w:r>
                 <w:rPr>
                   <w:rFonts w:hint="eastAsia"/>
@@ -16366,10 +16579,10 @@
             <w:pPr>
               <w:ind w:left="0"/>
               <w:rPr>
-                <w:ins w:id="532" w:author="linyoubin" w:date="2015-01-19T15:25:00Z"/>
-              </w:rPr>
-            </w:pPr>
-            <w:ins w:id="533" w:author="linyoubin" w:date="2015-01-19T15:25:00Z">
+                <w:ins w:id="571" w:author="linyoubin" w:date="2015-01-19T15:25:00Z"/>
+              </w:rPr>
+            </w:pPr>
+            <w:ins w:id="572" w:author="linyoubin" w:date="2015-01-19T15:25:00Z">
               <w:r>
                 <w:rPr>
                   <w:rFonts w:hint="eastAsia"/>
@@ -16393,7 +16606,7 @@
             <w:pPr>
               <w:ind w:left="0"/>
               <w:rPr>
-                <w:ins w:id="534" w:author="linyoubin" w:date="2015-01-19T15:25:00Z"/>
+                <w:ins w:id="573" w:author="linyoubin" w:date="2015-01-19T15:25:00Z"/>
               </w:rPr>
             </w:pPr>
           </w:p>
@@ -16401,7 +16614,7 @@
       </w:tr>
       <w:tr>
         <w:trPr>
-          <w:ins w:id="535" w:author="linyoubin" w:date="2015-01-19T15:25:00Z"/>
+          <w:ins w:id="574" w:author="linyoubin" w:date="2015-01-19T15:25:00Z"/>
         </w:trPr>
         <w:tc>
           <w:tcPr>
@@ -16411,10 +16624,10 @@
             <w:pPr>
               <w:ind w:left="0"/>
               <w:rPr>
-                <w:ins w:id="536" w:author="linyoubin" w:date="2015-01-19T15:25:00Z"/>
-              </w:rPr>
-            </w:pPr>
-            <w:ins w:id="537" w:author="linyoubin" w:date="2015-01-19T15:25:00Z">
+                <w:ins w:id="575" w:author="linyoubin" w:date="2015-01-19T15:25:00Z"/>
+              </w:rPr>
+            </w:pPr>
+            <w:ins w:id="576" w:author="linyoubin" w:date="2015-01-19T15:25:00Z">
               <w:r>
                 <w:rPr>
                   <w:rFonts w:hint="eastAsia"/>
@@ -16432,11 +16645,11 @@
             <w:pPr>
               <w:ind w:left="0"/>
               <w:rPr>
-                <w:ins w:id="538" w:author="linyoubin" w:date="2015-01-19T15:35:00Z"/>
-                <w:rFonts w:hint="eastAsia"/>
-              </w:rPr>
-            </w:pPr>
-            <w:ins w:id="539" w:author="linyoubin" w:date="2015-01-19T15:25:00Z">
+                <w:ins w:id="577" w:author="linyoubin" w:date="2015-01-19T15:35:00Z"/>
+                <w:rFonts w:hint="eastAsia"/>
+              </w:rPr>
+            </w:pPr>
+            <w:ins w:id="578" w:author="linyoubin" w:date="2015-01-19T15:25:00Z">
               <w:r>
                 <w:fldChar w:fldCharType="begin"/>
               </w:r>
@@ -16477,11 +16690,11 @@
             <w:pPr>
               <w:ind w:left="0"/>
               <w:rPr>
-                <w:ins w:id="540" w:author="linyoubin" w:date="2015-01-19T15:35:00Z"/>
-                <w:rFonts w:hint="eastAsia"/>
-              </w:rPr>
-            </w:pPr>
-            <w:ins w:id="541" w:author="linyoubin" w:date="2015-01-19T15:35:00Z">
+                <w:ins w:id="579" w:author="linyoubin" w:date="2015-01-19T15:35:00Z"/>
+                <w:rFonts w:hint="eastAsia"/>
+              </w:rPr>
+            </w:pPr>
+            <w:ins w:id="580" w:author="linyoubin" w:date="2015-01-19T15:35:00Z">
               <w:r>
                 <w:rPr>
                   <w:rFonts w:hint="eastAsia"/>
@@ -16494,11 +16707,11 @@
             <w:pPr>
               <w:ind w:left="0"/>
               <w:rPr>
-                <w:ins w:id="542" w:author="linyoubin" w:date="2015-01-19T15:35:00Z"/>
-                <w:rFonts w:hint="eastAsia"/>
-              </w:rPr>
-            </w:pPr>
-            <w:ins w:id="543" w:author="linyoubin" w:date="2015-01-19T15:35:00Z">
+                <w:ins w:id="581" w:author="linyoubin" w:date="2015-01-19T15:35:00Z"/>
+                <w:rFonts w:hint="eastAsia"/>
+              </w:rPr>
+            </w:pPr>
+            <w:ins w:id="582" w:author="linyoubin" w:date="2015-01-19T15:35:00Z">
               <w:r>
                 <w:rPr>
                   <w:rFonts w:hint="eastAsia"/>
@@ -16515,7 +16728,7 @@
                 <w:t xml:space="preserve">: </w:t>
               </w:r>
             </w:ins>
-            <w:ins w:id="544" w:author="linyoubin" w:date="2015-01-19T15:36:00Z">
+            <w:ins w:id="583" w:author="linyoubin" w:date="2015-01-19T15:36:00Z">
               <w:r>
                 <w:rPr>
                   <w:rFonts w:hint="eastAsia"/>
@@ -16528,11 +16741,11 @@
             <w:pPr>
               <w:ind w:left="0"/>
               <w:rPr>
-                <w:ins w:id="545" w:author="linyoubin" w:date="2015-01-19T15:36:00Z"/>
-                <w:rFonts w:hint="eastAsia"/>
-              </w:rPr>
-            </w:pPr>
-            <w:ins w:id="546" w:author="linyoubin" w:date="2015-01-19T15:36:00Z">
+                <w:ins w:id="584" w:author="linyoubin" w:date="2015-01-19T15:36:00Z"/>
+                <w:rFonts w:hint="eastAsia"/>
+              </w:rPr>
+            </w:pPr>
+            <w:ins w:id="585" w:author="linyoubin" w:date="2015-01-19T15:36:00Z">
               <w:r>
                 <w:rPr>
                   <w:rFonts w:hint="eastAsia"/>
@@ -16560,11 +16773,11 @@
             <w:pPr>
               <w:ind w:left="0"/>
               <w:rPr>
-                <w:ins w:id="547" w:author="linyoubin" w:date="2015-01-19T15:35:00Z"/>
-                <w:rFonts w:hint="eastAsia"/>
-              </w:rPr>
-            </w:pPr>
-            <w:ins w:id="548" w:author="linyoubin" w:date="2015-01-19T15:36:00Z">
+                <w:ins w:id="586" w:author="linyoubin" w:date="2015-01-19T15:35:00Z"/>
+                <w:rFonts w:hint="eastAsia"/>
+              </w:rPr>
+            </w:pPr>
+            <w:ins w:id="587" w:author="linyoubin" w:date="2015-01-19T15:36:00Z">
               <w:r>
                 <w:rPr>
                   <w:rFonts w:hint="eastAsia"/>
@@ -16592,10 +16805,10 @@
             <w:pPr>
               <w:ind w:left="0"/>
               <w:rPr>
-                <w:ins w:id="549" w:author="linyoubin" w:date="2015-01-19T15:25:00Z"/>
-              </w:rPr>
-            </w:pPr>
-            <w:ins w:id="550" w:author="linyoubin" w:date="2015-01-19T15:35:00Z">
+                <w:ins w:id="588" w:author="linyoubin" w:date="2015-01-19T15:25:00Z"/>
+              </w:rPr>
+            </w:pPr>
+            <w:ins w:id="589" w:author="linyoubin" w:date="2015-01-19T15:35:00Z">
               <w:r>
                 <w:rPr>
                   <w:rFonts w:hint="eastAsia"/>
@@ -16613,10 +16826,10 @@
             <w:pPr>
               <w:ind w:left="0"/>
               <w:rPr>
-                <w:ins w:id="551" w:author="linyoubin" w:date="2015-01-19T15:36:00Z"/>
-              </w:rPr>
-            </w:pPr>
-            <w:ins w:id="552" w:author="linyoubin" w:date="2015-01-19T15:36:00Z">
+                <w:ins w:id="590" w:author="linyoubin" w:date="2015-01-19T15:36:00Z"/>
+              </w:rPr>
+            </w:pPr>
+            <w:ins w:id="591" w:author="linyoubin" w:date="2015-01-19T15:36:00Z">
               <w:r>
                 <w:t>{</w:t>
               </w:r>
@@ -16626,10 +16839,10 @@
             <w:pPr>
               <w:ind w:left="0"/>
               <w:rPr>
-                <w:ins w:id="553" w:author="linyoubin" w:date="2015-01-19T15:36:00Z"/>
-              </w:rPr>
-            </w:pPr>
-            <w:ins w:id="554" w:author="linyoubin" w:date="2015-01-19T15:36:00Z">
+                <w:ins w:id="592" w:author="linyoubin" w:date="2015-01-19T15:36:00Z"/>
+              </w:rPr>
+            </w:pPr>
+            <w:ins w:id="593" w:author="linyoubin" w:date="2015-01-19T15:36:00Z">
               <w:r>
                 <w:t>"errno": 0</w:t>
               </w:r>
@@ -16639,11 +16852,11 @@
             <w:pPr>
               <w:ind w:left="0"/>
               <w:rPr>
-                <w:ins w:id="555" w:author="linyoubin" w:date="2015-01-19T15:36:00Z"/>
-                <w:rFonts w:hint="eastAsia"/>
-              </w:rPr>
-            </w:pPr>
-            <w:ins w:id="556" w:author="linyoubin" w:date="2015-01-19T15:36:00Z">
+                <w:ins w:id="594" w:author="linyoubin" w:date="2015-01-19T15:36:00Z"/>
+                <w:rFonts w:hint="eastAsia"/>
+              </w:rPr>
+            </w:pPr>
+            <w:ins w:id="595" w:author="linyoubin" w:date="2015-01-19T15:36:00Z">
               <w:r>
                 <w:t>}</w:t>
               </w:r>
@@ -16653,11 +16866,11 @@
             <w:pPr>
               <w:ind w:left="0"/>
               <w:rPr>
-                <w:ins w:id="557" w:author="linyoubin" w:date="2015-01-19T15:36:00Z"/>
-                <w:rFonts w:hint="eastAsia"/>
-              </w:rPr>
-            </w:pPr>
-            <w:ins w:id="558" w:author="linyoubin" w:date="2015-01-19T15:36:00Z">
+                <w:ins w:id="596" w:author="linyoubin" w:date="2015-01-19T15:36:00Z"/>
+                <w:rFonts w:hint="eastAsia"/>
+              </w:rPr>
+            </w:pPr>
+            <w:ins w:id="597" w:author="linyoubin" w:date="2015-01-19T15:36:00Z">
               <w:r>
                 <w:rPr>
                   <w:rFonts w:hint="eastAsia"/>
@@ -16670,11 +16883,11 @@
             <w:pPr>
               <w:ind w:left="0"/>
               <w:rPr>
-                <w:ins w:id="559" w:author="linyoubin" w:date="2015-01-19T15:37:00Z"/>
-                <w:rFonts w:hint="eastAsia"/>
-              </w:rPr>
-            </w:pPr>
-            <w:ins w:id="560" w:author="linyoubin" w:date="2015-01-19T15:36:00Z">
+                <w:ins w:id="598" w:author="linyoubin" w:date="2015-01-19T15:37:00Z"/>
+                <w:rFonts w:hint="eastAsia"/>
+              </w:rPr>
+            </w:pPr>
+            <w:ins w:id="599" w:author="linyoubin" w:date="2015-01-19T15:36:00Z">
               <w:r>
                 <w:rPr>
                   <w:rFonts w:hint="eastAsia"/>
@@ -16682,7 +16895,7 @@
                 <w:t xml:space="preserve">  </w:t>
               </w:r>
             </w:ins>
-            <w:ins w:id="561" w:author="linyoubin" w:date="2015-01-19T15:37:00Z">
+            <w:ins w:id="600" w:author="linyoubin" w:date="2015-01-19T15:37:00Z">
               <w:r>
                 <w:t>ValidSize</w:t>
               </w:r>
@@ -16704,11 +16917,11 @@
             <w:pPr>
               <w:ind w:left="0"/>
               <w:rPr>
-                <w:ins w:id="562" w:author="linyoubin" w:date="2015-01-19T15:37:00Z"/>
-                <w:rFonts w:hint="eastAsia"/>
-              </w:rPr>
-            </w:pPr>
-            <w:ins w:id="563" w:author="linyoubin" w:date="2015-01-19T15:37:00Z">
+                <w:ins w:id="601" w:author="linyoubin" w:date="2015-01-19T15:37:00Z"/>
+                <w:rFonts w:hint="eastAsia"/>
+              </w:rPr>
+            </w:pPr>
+            <w:ins w:id="602" w:author="linyoubin" w:date="2015-01-19T15:37:00Z">
               <w:r>
                 <w:rPr>
                   <w:rFonts w:hint="eastAsia"/>
@@ -16736,11 +16949,11 @@
             <w:pPr>
               <w:ind w:left="0"/>
               <w:rPr>
-                <w:ins w:id="564" w:author="linyoubin" w:date="2015-01-19T15:36:00Z"/>
-                <w:rFonts w:hint="eastAsia"/>
-              </w:rPr>
-            </w:pPr>
-            <w:ins w:id="565" w:author="linyoubin" w:date="2015-01-19T15:37:00Z">
+                <w:ins w:id="603" w:author="linyoubin" w:date="2015-01-19T15:36:00Z"/>
+                <w:rFonts w:hint="eastAsia"/>
+              </w:rPr>
+            </w:pPr>
+            <w:ins w:id="604" w:author="linyoubin" w:date="2015-01-19T15:37:00Z">
               <w:r>
                 <w:rPr>
                   <w:rFonts w:hint="eastAsia"/>
@@ -16768,10 +16981,10 @@
             <w:pPr>
               <w:ind w:left="0"/>
               <w:rPr>
-                <w:ins w:id="566" w:author="linyoubin" w:date="2015-01-19T15:36:00Z"/>
-              </w:rPr>
-            </w:pPr>
-            <w:ins w:id="567" w:author="linyoubin" w:date="2015-01-19T15:36:00Z">
+                <w:ins w:id="605" w:author="linyoubin" w:date="2015-01-19T15:36:00Z"/>
+              </w:rPr>
+            </w:pPr>
+            <w:ins w:id="606" w:author="linyoubin" w:date="2015-01-19T15:36:00Z">
               <w:r>
                 <w:rPr>
                   <w:rFonts w:hint="eastAsia"/>
@@ -16784,7 +16997,7 @@
             <w:pPr>
               <w:ind w:left="0"/>
               <w:rPr>
-                <w:ins w:id="568" w:author="linyoubin" w:date="2015-01-19T15:25:00Z"/>
+                <w:ins w:id="607" w:author="linyoubin" w:date="2015-01-19T15:25:00Z"/>
               </w:rPr>
             </w:pPr>
           </w:p>
@@ -16792,7 +17005,7 @@
       </w:tr>
       <w:tr>
         <w:trPr>
-          <w:ins w:id="569" w:author="linyoubin" w:date="2015-01-19T15:25:00Z"/>
+          <w:ins w:id="608" w:author="linyoubin" w:date="2015-01-19T15:25:00Z"/>
         </w:trPr>
         <w:tc>
           <w:tcPr>
@@ -16802,10 +17015,10 @@
             <w:pPr>
               <w:ind w:left="0"/>
               <w:rPr>
-                <w:ins w:id="570" w:author="linyoubin" w:date="2015-01-19T15:25:00Z"/>
-              </w:rPr>
-            </w:pPr>
-            <w:ins w:id="571" w:author="linyoubin" w:date="2015-01-19T15:25:00Z">
+                <w:ins w:id="609" w:author="linyoubin" w:date="2015-01-19T15:25:00Z"/>
+              </w:rPr>
+            </w:pPr>
+            <w:ins w:id="610" w:author="linyoubin" w:date="2015-01-19T15:25:00Z">
               <w:r>
                 <w:rPr>
                   <w:rFonts w:hint="eastAsia"/>
@@ -16823,7 +17036,7 @@
             <w:pPr>
               <w:ind w:left="0"/>
               <w:rPr>
-                <w:ins w:id="572" w:author="linyoubin" w:date="2015-01-19T15:25:00Z"/>
+                <w:ins w:id="611" w:author="linyoubin" w:date="2015-01-19T15:25:00Z"/>
               </w:rPr>
             </w:pPr>
           </w:p>
@@ -16836,7 +17049,7 @@
             <w:pPr>
               <w:ind w:left="0"/>
               <w:rPr>
-                <w:ins w:id="573" w:author="linyoubin" w:date="2015-01-19T15:25:00Z"/>
+                <w:ins w:id="612" w:author="linyoubin" w:date="2015-01-19T15:25:00Z"/>
               </w:rPr>
             </w:pPr>
           </w:p>
@@ -16846,9 +17059,9 @@
     <w:p>
       <w:pPr>
         <w:rPr>
-          <w:ins w:id="574" w:author="linyoubin" w:date="2015-01-19T15:22:00Z"/>
+          <w:ins w:id="613" w:author="linyoubin" w:date="2015-01-19T15:22:00Z"/>
         </w:rPr>
-        <w:pPrChange w:id="575" w:author="linyoubin" w:date="2015-01-19T15:25:00Z">
+        <w:pPrChange w:id="614" w:author="linyoubin" w:date="2015-01-19T15:25:00Z">
           <w:pPr>
             <w:pStyle w:val="Heading4"/>
             <w:numPr>
@@ -17019,7 +17232,7 @@
               </w:rPr>
               <w:t xml:space="preserve">: </w:t>
             </w:r>
-            <w:ins w:id="576" w:author="xujianhui" w:date="2015-01-05T15:33:00Z">
+            <w:ins w:id="615" w:author="xujianhui" w:date="2015-01-05T15:33:00Z">
               <w:r>
                 <w:rPr>
                   <w:rFonts w:hint="eastAsia"/>
@@ -17027,7 +17240,7 @@
                 <w:t>get</w:t>
               </w:r>
             </w:ins>
-            <w:del w:id="577" w:author="xujianhui" w:date="2015-01-05T15:33:00Z">
+            <w:del w:id="616" w:author="xujianhui" w:date="2015-01-05T15:33:00Z">
               <w:r>
                 <w:delText>query</w:delText>
               </w:r>
@@ -17101,7 +17314,7 @@
             <w:r>
               <w:t>=</w:t>
             </w:r>
-            <w:ins w:id="578" w:author="xujianhui" w:date="2015-01-05T15:33:00Z">
+            <w:ins w:id="617" w:author="xujianhui" w:date="2015-01-05T15:33:00Z">
               <w:r>
                 <w:rPr>
                   <w:rFonts w:hint="eastAsia"/>
@@ -17109,7 +17322,7 @@
                 <w:t>get</w:t>
               </w:r>
             </w:ins>
-            <w:del w:id="579" w:author="xujianhui" w:date="2015-01-05T15:33:00Z">
+            <w:del w:id="618" w:author="xujianhui" w:date="2015-01-05T15:33:00Z">
               <w:r>
                 <w:delText>query</w:delText>
               </w:r>
@@ -17239,10 +17452,10 @@
             <w:pPr>
               <w:ind w:left="0"/>
               <w:rPr>
-                <w:ins w:id="580" w:author="xujianhui" w:date="2015-01-05T15:30:00Z"/>
-              </w:rPr>
-            </w:pPr>
-            <w:ins w:id="581" w:author="xujianhui" w:date="2015-01-05T15:30:00Z">
+                <w:ins w:id="619" w:author="xujianhui" w:date="2015-01-05T15:30:00Z"/>
+              </w:rPr>
+            </w:pPr>
+            <w:ins w:id="620" w:author="xujianhui" w:date="2015-01-05T15:30:00Z">
               <w:r>
                 <w:rPr>
                   <w:rFonts w:hint="eastAsia"/>
@@ -17255,7 +17468,7 @@
             <w:pPr>
               <w:ind w:left="0"/>
             </w:pPr>
-            <w:ins w:id="582" w:author="xujianhui" w:date="2015-01-05T15:30:00Z">
+            <w:ins w:id="621" w:author="xujianhui" w:date="2015-01-05T15:30:00Z">
               <w:r>
                 <w:rPr>
                   <w:rFonts w:hint="eastAsia"/>
@@ -17712,7 +17925,7 @@
             <w:pPr>
               <w:ind w:left="0"/>
               <w:rPr>
-                <w:ins w:id="583" w:author="xujianhui" w:date="2015-01-05T15:30:00Z"/>
+                <w:ins w:id="622" w:author="xujianhui" w:date="2015-01-05T15:30:00Z"/>
               </w:rPr>
             </w:pPr>
             <w:r>
@@ -18940,10 +19153,10 @@
             <w:pPr>
               <w:ind w:left="0"/>
               <w:rPr>
-                <w:ins w:id="584" w:author="xujianhui" w:date="2015-01-05T15:38:00Z"/>
-              </w:rPr>
-            </w:pPr>
-            <w:ins w:id="585" w:author="xujianhui" w:date="2015-01-05T15:38:00Z">
+                <w:ins w:id="623" w:author="xujianhui" w:date="2015-01-05T15:38:00Z"/>
+              </w:rPr>
+            </w:pPr>
+            <w:ins w:id="624" w:author="xujianhui" w:date="2015-01-05T15:38:00Z">
               <w:r>
                 <w:rPr>
                   <w:rFonts w:hint="eastAsia"/>
@@ -18956,10 +19169,10 @@
             <w:pPr>
               <w:ind w:left="0"/>
               <w:rPr>
-                <w:ins w:id="586" w:author="xujianhui" w:date="2015-01-05T15:38:00Z"/>
-              </w:rPr>
-            </w:pPr>
-            <w:ins w:id="587" w:author="xujianhui" w:date="2015-01-05T15:38:00Z">
+                <w:ins w:id="625" w:author="xujianhui" w:date="2015-01-05T15:38:00Z"/>
+              </w:rPr>
+            </w:pPr>
+            <w:ins w:id="626" w:author="xujianhui" w:date="2015-01-05T15:38:00Z">
               <w:r>
                 <w:rPr>
                   <w:rFonts w:hint="eastAsia"/>
@@ -21884,10 +22097,10 @@
             <w:pPr>
               <w:ind w:left="0"/>
               <w:rPr>
-                <w:ins w:id="588" w:author="xujianhui" w:date="2015-01-05T15:41:00Z"/>
-              </w:rPr>
-            </w:pPr>
-            <w:ins w:id="589" w:author="xujianhui" w:date="2015-01-05T15:40:00Z">
+                <w:ins w:id="627" w:author="xujianhui" w:date="2015-01-05T15:41:00Z"/>
+              </w:rPr>
+            </w:pPr>
+            <w:ins w:id="628" w:author="xujianhui" w:date="2015-01-05T15:40:00Z">
               <w:r>
                 <w:rPr>
                   <w:rFonts w:hint="eastAsia"/>
@@ -21895,7 +22108,7 @@
                 <w:t>通用响应</w:t>
               </w:r>
             </w:ins>
-            <w:ins w:id="590" w:author="xujianhui" w:date="2015-01-05T15:41:00Z">
+            <w:ins w:id="629" w:author="xujianhui" w:date="2015-01-05T15:41:00Z">
               <w:r>
                 <w:rPr>
                   <w:rFonts w:hint="eastAsia"/>
@@ -21908,7 +22121,7 @@
             <w:pPr>
               <w:ind w:left="0"/>
             </w:pPr>
-            <w:ins w:id="591" w:author="xujianhui" w:date="2015-01-05T15:41:00Z">
+            <w:ins w:id="630" w:author="xujianhui" w:date="2015-01-05T15:41:00Z">
               <w:r>
                 <w:rPr>
                   <w:rFonts w:hint="eastAsia"/>
@@ -22068,7 +22281,7 @@
             <w:pPr>
               <w:ind w:left="0"/>
               <w:rPr>
-                <w:ins w:id="592" w:author="xujianhui" w:date="2015-01-05T15:41:00Z"/>
+                <w:ins w:id="631" w:author="xujianhui" w:date="2015-01-05T15:41:00Z"/>
               </w:rPr>
             </w:pPr>
             <w:r>
@@ -22106,18 +22319,18 @@
             <w:pPr>
               <w:ind w:left="0"/>
               <w:rPr>
-                <w:ins w:id="593" w:author="xujianhui" w:date="2015-01-05T15:41:00Z"/>
-              </w:rPr>
-            </w:pPr>
-          </w:p>
-          <w:p>
-            <w:pPr>
-              <w:ind w:left="0"/>
-              <w:rPr>
-                <w:ins w:id="594" w:author="xujianhui" w:date="2015-01-05T15:41:00Z"/>
-              </w:rPr>
-            </w:pPr>
-            <w:ins w:id="595" w:author="xujianhui" w:date="2015-01-05T15:41:00Z">
+                <w:ins w:id="632" w:author="xujianhui" w:date="2015-01-05T15:41:00Z"/>
+              </w:rPr>
+            </w:pPr>
+          </w:p>
+          <w:p>
+            <w:pPr>
+              <w:ind w:left="0"/>
+              <w:rPr>
+                <w:ins w:id="633" w:author="xujianhui" w:date="2015-01-05T15:41:00Z"/>
+              </w:rPr>
+            </w:pPr>
+            <w:ins w:id="634" w:author="xujianhui" w:date="2015-01-05T15:41:00Z">
               <w:r>
                 <w:rPr>
                   <w:rFonts w:hint="eastAsia"/>
@@ -22135,9 +22348,9 @@
               </w:numPr>
               <w:ind w:firstLineChars="0"/>
               <w:rPr>
-                <w:ins w:id="596" w:author="xujianhui" w:date="2015-01-05T15:42:00Z"/>
-              </w:rPr>
-              <w:pPrChange w:id="597" w:author="xujianhui" w:date="2015-01-05T15:42:00Z">
+                <w:ins w:id="635" w:author="xujianhui" w:date="2015-01-05T15:42:00Z"/>
+              </w:rPr>
+              <w:pPrChange w:id="636" w:author="xujianhui" w:date="2015-01-05T15:42:00Z">
                 <w:pPr>
                   <w:pStyle w:val="ListParagraph"/>
                   <w:numPr>
@@ -22147,7 +22360,7 @@
                 </w:pPr>
               </w:pPrChange>
             </w:pPr>
-            <w:ins w:id="598" w:author="xujianhui" w:date="2015-01-05T15:42:00Z">
+            <w:ins w:id="637" w:author="xujianhui" w:date="2015-01-05T15:42:00Z">
               <w:r>
                 <w:rPr>
                   <w:rFonts w:hint="eastAsia"/>
@@ -22195,9 +22408,9 @@
               </w:numPr>
               <w:ind w:firstLineChars="0"/>
               <w:rPr>
-                <w:ins w:id="599" w:author="xujianhui" w:date="2015-01-05T15:42:00Z"/>
-              </w:rPr>
-              <w:pPrChange w:id="600" w:author="xujianhui" w:date="2015-01-05T15:42:00Z">
+                <w:ins w:id="638" w:author="xujianhui" w:date="2015-01-05T15:42:00Z"/>
+              </w:rPr>
+              <w:pPrChange w:id="639" w:author="xujianhui" w:date="2015-01-05T15:42:00Z">
                 <w:pPr>
                   <w:pStyle w:val="ListParagraph"/>
                   <w:numPr>
@@ -22207,7 +22420,7 @@
                 </w:pPr>
               </w:pPrChange>
             </w:pPr>
-            <w:ins w:id="601" w:author="xujianhui" w:date="2015-01-05T15:42:00Z">
+            <w:ins w:id="640" w:author="xujianhui" w:date="2015-01-05T15:42:00Z">
               <w:r>
                 <w:rPr>
                   <w:rFonts w:hint="eastAsia"/>
@@ -22234,15 +22447,15 @@
               </w:numPr>
               <w:ind w:firstLineChars="0"/>
               <w:rPr>
-                <w:ins w:id="602" w:author="xujianhui" w:date="2015-01-05T15:43:00Z"/>
-              </w:rPr>
-              <w:pPrChange w:id="603" w:author="xujianhui" w:date="2015-01-05T15:43:00Z">
+                <w:ins w:id="641" w:author="xujianhui" w:date="2015-01-05T15:43:00Z"/>
+              </w:rPr>
+              <w:pPrChange w:id="642" w:author="xujianhui" w:date="2015-01-05T15:43:00Z">
                 <w:pPr>
                   <w:ind w:left="0"/>
                 </w:pPr>
               </w:pPrChange>
             </w:pPr>
-            <w:ins w:id="604" w:author="xujianhui" w:date="2015-01-05T15:42:00Z">
+            <w:ins w:id="643" w:author="xujianhui" w:date="2015-01-05T15:42:00Z">
               <w:r>
                 <w:rPr>
                   <w:rFonts w:hint="eastAsia"/>
@@ -22256,7 +22469,7 @@
                 <w:t xml:space="preserve">omagent </w:t>
               </w:r>
             </w:ins>
-            <w:ins w:id="605" w:author="xujianhui" w:date="2015-01-05T15:43:00Z">
+            <w:ins w:id="644" w:author="xujianhui" w:date="2015-01-05T15:43:00Z">
               <w:r>
                 <w:rPr>
                   <w:rFonts w:hint="eastAsia"/>
@@ -22286,20 +22499,20 @@
               </w:numPr>
               <w:ind w:firstLineChars="0"/>
               <w:rPr>
-                <w:ins w:id="606" w:author="xujianhui" w:date="2015-01-05T15:46:00Z"/>
-              </w:rPr>
-              <w:pPrChange w:id="607" w:author="xujianhui" w:date="2015-01-05T15:43:00Z">
+                <w:ins w:id="645" w:author="xujianhui" w:date="2015-01-05T15:46:00Z"/>
+              </w:rPr>
+              <w:pPrChange w:id="646" w:author="xujianhui" w:date="2015-01-05T15:43:00Z">
                 <w:pPr>
                   <w:ind w:left="0"/>
                 </w:pPr>
               </w:pPrChange>
             </w:pPr>
-            <w:ins w:id="608" w:author="xujianhui" w:date="2015-01-05T15:42:00Z">
+            <w:ins w:id="647" w:author="xujianhui" w:date="2015-01-05T15:42:00Z">
               <w:r>
                 <w:t xml:space="preserve"> </w:t>
               </w:r>
             </w:ins>
-            <w:ins w:id="609" w:author="xujianhui" w:date="2015-01-05T15:46:00Z">
+            <w:ins w:id="648" w:author="xujianhui" w:date="2015-01-05T15:46:00Z">
               <w:r>
                 <w:rPr>
                   <w:rFonts w:hint="eastAsia"/>
@@ -22341,15 +22554,15 @@
               </w:numPr>
               <w:ind w:firstLineChars="0"/>
               <w:rPr>
-                <w:ins w:id="610" w:author="xujianhui" w:date="2015-01-05T15:47:00Z"/>
-              </w:rPr>
-              <w:pPrChange w:id="611" w:author="xujianhui" w:date="2015-01-05T15:43:00Z">
+                <w:ins w:id="649" w:author="xujianhui" w:date="2015-01-05T15:47:00Z"/>
+              </w:rPr>
+              <w:pPrChange w:id="650" w:author="xujianhui" w:date="2015-01-05T15:43:00Z">
                 <w:pPr>
                   <w:ind w:left="0"/>
                 </w:pPr>
               </w:pPrChange>
             </w:pPr>
-            <w:ins w:id="612" w:author="xujianhui" w:date="2015-01-05T15:49:00Z">
+            <w:ins w:id="651" w:author="xujianhui" w:date="2015-01-05T15:49:00Z">
               <w:r>
                 <w:rPr>
                   <w:rFonts w:hint="eastAsia"/>
@@ -22358,7 +22571,7 @@
                 <w:t>创建、</w:t>
               </w:r>
             </w:ins>
-            <w:ins w:id="613" w:author="xujianhui" w:date="2015-01-05T15:47:00Z">
+            <w:ins w:id="652" w:author="xujianhui" w:date="2015-01-05T15:47:00Z">
               <w:r>
                 <w:rPr>
                   <w:rFonts w:hint="eastAsia"/>
@@ -22382,15 +22595,15 @@
               </w:numPr>
               <w:ind w:firstLineChars="0"/>
               <w:rPr>
-                <w:ins w:id="614" w:author="xujianhui" w:date="2015-01-05T15:47:00Z"/>
-              </w:rPr>
-              <w:pPrChange w:id="615" w:author="xujianhui" w:date="2015-01-05T15:43:00Z">
+                <w:ins w:id="653" w:author="xujianhui" w:date="2015-01-05T15:47:00Z"/>
+              </w:rPr>
+              <w:pPrChange w:id="654" w:author="xujianhui" w:date="2015-01-05T15:43:00Z">
                 <w:pPr>
                   <w:ind w:left="0"/>
                 </w:pPr>
               </w:pPrChange>
             </w:pPr>
-            <w:ins w:id="616" w:author="xujianhui" w:date="2015-01-05T15:47:00Z">
+            <w:ins w:id="655" w:author="xujianhui" w:date="2015-01-05T15:47:00Z">
               <w:r>
                 <w:t>C</w:t>
               </w:r>
@@ -22411,15 +22624,15 @@
               </w:numPr>
               <w:ind w:firstLineChars="0"/>
               <w:rPr>
-                <w:ins w:id="617" w:author="xujianhui" w:date="2015-01-05T15:48:00Z"/>
-              </w:rPr>
-              <w:pPrChange w:id="618" w:author="xujianhui" w:date="2015-01-05T15:43:00Z">
+                <w:ins w:id="656" w:author="xujianhui" w:date="2015-01-05T15:48:00Z"/>
+              </w:rPr>
+              <w:pPrChange w:id="657" w:author="xujianhui" w:date="2015-01-05T15:43:00Z">
                 <w:pPr>
                   <w:ind w:left="0"/>
                 </w:pPr>
               </w:pPrChange>
             </w:pPr>
-            <w:ins w:id="619" w:author="xujianhui" w:date="2015-01-05T15:48:00Z">
+            <w:ins w:id="658" w:author="xujianhui" w:date="2015-01-05T15:48:00Z">
               <w:r>
                 <w:rPr>
                   <w:rFonts w:hint="eastAsia"/>
@@ -22455,15 +22668,15 @@
               </w:numPr>
               <w:ind w:firstLineChars="0"/>
               <w:rPr>
-                <w:ins w:id="620" w:author="xujianhui" w:date="2015-01-05T15:50:00Z"/>
-              </w:rPr>
-              <w:pPrChange w:id="621" w:author="xujianhui" w:date="2015-01-05T15:43:00Z">
+                <w:ins w:id="659" w:author="xujianhui" w:date="2015-01-05T15:50:00Z"/>
+              </w:rPr>
+              <w:pPrChange w:id="660" w:author="xujianhui" w:date="2015-01-05T15:43:00Z">
                 <w:pPr>
                   <w:ind w:left="0"/>
                 </w:pPr>
               </w:pPrChange>
             </w:pPr>
-            <w:ins w:id="622" w:author="xujianhui" w:date="2015-01-05T15:48:00Z">
+            <w:ins w:id="661" w:author="xujianhui" w:date="2015-01-05T15:48:00Z">
               <w:r>
                 <w:rPr>
                   <w:rFonts w:hint="eastAsia"/>
@@ -22471,7 +22684,7 @@
                 <w:t>删除</w:t>
               </w:r>
             </w:ins>
-            <w:ins w:id="623" w:author="xujianhui" w:date="2015-01-05T15:49:00Z">
+            <w:ins w:id="662" w:author="xujianhui" w:date="2015-01-05T15:49:00Z">
               <w:r>
                 <w:rPr>
                   <w:rFonts w:hint="eastAsia"/>
@@ -22489,15 +22702,15 @@
               </w:numPr>
               <w:ind w:firstLineChars="0"/>
               <w:rPr>
-                <w:ins w:id="624" w:author="xujianhui" w:date="2015-01-05T15:56:00Z"/>
-              </w:rPr>
-              <w:pPrChange w:id="625" w:author="xujianhui" w:date="2015-01-05T15:56:00Z">
+                <w:ins w:id="663" w:author="xujianhui" w:date="2015-01-05T15:56:00Z"/>
+              </w:rPr>
+              <w:pPrChange w:id="664" w:author="xujianhui" w:date="2015-01-05T15:56:00Z">
                 <w:pPr>
                   <w:ind w:left="0"/>
                 </w:pPr>
               </w:pPrChange>
             </w:pPr>
-            <w:ins w:id="626" w:author="xujianhui" w:date="2015-01-05T15:56:00Z">
+            <w:ins w:id="665" w:author="xujianhui" w:date="2015-01-05T15:56:00Z">
               <w:r>
                 <w:rPr>
                   <w:rFonts w:hint="eastAsia"/>
@@ -22551,15 +22764,15 @@
               </w:numPr>
               <w:ind w:firstLineChars="0"/>
               <w:rPr>
-                <w:ins w:id="627" w:author="xujianhui" w:date="2015-01-05T15:56:00Z"/>
-              </w:rPr>
-              <w:pPrChange w:id="628" w:author="xujianhui" w:date="2015-01-05T15:56:00Z">
+                <w:ins w:id="666" w:author="xujianhui" w:date="2015-01-05T15:56:00Z"/>
+              </w:rPr>
+              <w:pPrChange w:id="667" w:author="xujianhui" w:date="2015-01-05T15:56:00Z">
                 <w:pPr>
                   <w:ind w:left="0"/>
                 </w:pPr>
               </w:pPrChange>
             </w:pPr>
-            <w:ins w:id="629" w:author="xujianhui" w:date="2015-01-05T15:56:00Z">
+            <w:ins w:id="668" w:author="xujianhui" w:date="2015-01-05T15:56:00Z">
               <w:r>
                 <w:rPr>
                   <w:rFonts w:hint="eastAsia"/>
@@ -22601,9 +22814,9 @@
           <w:p>
             <w:pPr>
               <w:rPr>
-                <w:ins w:id="630" w:author="xujianhui" w:date="2015-01-05T15:50:00Z"/>
-              </w:rPr>
-              <w:pPrChange w:id="631" w:author="xujianhui" w:date="2015-01-05T15:50:00Z">
+                <w:ins w:id="669" w:author="xujianhui" w:date="2015-01-05T15:50:00Z"/>
+              </w:rPr>
+              <w:pPrChange w:id="670" w:author="xujianhui" w:date="2015-01-05T15:50:00Z">
                 <w:pPr>
                   <w:ind w:left="0"/>
                 </w:pPr>
@@ -22614,10 +22827,10 @@
             <w:pPr>
               <w:ind w:left="0"/>
               <w:rPr>
-                <w:ins w:id="632" w:author="xujianhui" w:date="2015-01-05T15:50:00Z"/>
-              </w:rPr>
-            </w:pPr>
-            <w:ins w:id="633" w:author="xujianhui" w:date="2015-01-05T15:50:00Z">
+                <w:ins w:id="671" w:author="xujianhui" w:date="2015-01-05T15:50:00Z"/>
+              </w:rPr>
+            </w:pPr>
+            <w:ins w:id="672" w:author="xujianhui" w:date="2015-01-05T15:50:00Z">
               <w:r>
                 <w:rPr>
                   <w:rFonts w:hint="eastAsia"/>
@@ -22635,15 +22848,15 @@
               </w:numPr>
               <w:ind w:firstLineChars="0"/>
               <w:rPr>
-                <w:ins w:id="634" w:author="xujianhui" w:date="2015-01-05T15:50:00Z"/>
-              </w:rPr>
-              <w:pPrChange w:id="635" w:author="xujianhui" w:date="2015-01-05T15:50:00Z">
+                <w:ins w:id="673" w:author="xujianhui" w:date="2015-01-05T15:50:00Z"/>
+              </w:rPr>
+              <w:pPrChange w:id="674" w:author="xujianhui" w:date="2015-01-05T15:50:00Z">
                 <w:pPr>
                   <w:ind w:left="0"/>
                 </w:pPr>
               </w:pPrChange>
             </w:pPr>
-            <w:ins w:id="636" w:author="xujianhui" w:date="2015-01-05T15:50:00Z">
+            <w:ins w:id="675" w:author="xujianhui" w:date="2015-01-05T15:50:00Z">
               <w:r>
                 <w:rPr>
                   <w:rFonts w:hint="eastAsia"/>
@@ -22703,15 +22916,15 @@
               </w:numPr>
               <w:ind w:firstLineChars="0"/>
               <w:rPr>
-                <w:ins w:id="637" w:author="xujianhui" w:date="2015-01-05T15:53:00Z"/>
-              </w:rPr>
-              <w:pPrChange w:id="638" w:author="xujianhui" w:date="2015-01-05T15:50:00Z">
+                <w:ins w:id="676" w:author="xujianhui" w:date="2015-01-05T15:53:00Z"/>
+              </w:rPr>
+              <w:pPrChange w:id="677" w:author="xujianhui" w:date="2015-01-05T15:50:00Z">
                 <w:pPr>
                   <w:ind w:left="0"/>
                 </w:pPr>
               </w:pPrChange>
             </w:pPr>
-            <w:ins w:id="639" w:author="xujianhui" w:date="2015-01-05T15:51:00Z">
+            <w:ins w:id="678" w:author="xujianhui" w:date="2015-01-05T15:51:00Z">
               <w:r>
                 <w:rPr>
                   <w:rFonts w:hint="eastAsia"/>
@@ -22719,7 +22932,7 @@
                 <w:t>active group</w:t>
               </w:r>
             </w:ins>
-            <w:ins w:id="640" w:author="xujianhui" w:date="2015-01-05T15:52:00Z">
+            <w:ins w:id="679" w:author="xujianhui" w:date="2015-01-05T15:52:00Z">
               <w:r>
                 <w:rPr>
                   <w:rFonts w:hint="eastAsia"/>
@@ -22739,7 +22952,7 @@
                 <w:t>，或</w:t>
               </w:r>
             </w:ins>
-            <w:ins w:id="641" w:author="xujianhui" w:date="2015-01-05T15:53:00Z">
+            <w:ins w:id="680" w:author="xujianhui" w:date="2015-01-05T15:53:00Z">
               <w:r>
                 <w:rPr>
                   <w:rFonts w:hint="eastAsia"/>
@@ -22780,13 +22993,13 @@
                 <w:numId w:val="27"/>
               </w:numPr>
               <w:ind w:firstLineChars="0"/>
-              <w:pPrChange w:id="642" w:author="xujianhui" w:date="2015-01-05T15:50:00Z">
+              <w:pPrChange w:id="681" w:author="xujianhui" w:date="2015-01-05T15:50:00Z">
                 <w:pPr>
                   <w:ind w:left="0"/>
                 </w:pPr>
               </w:pPrChange>
             </w:pPr>
-            <w:ins w:id="643" w:author="xujianhui" w:date="2015-01-05T15:54:00Z">
+            <w:ins w:id="682" w:author="xujianhui" w:date="2015-01-05T15:54:00Z">
               <w:r>
                 <w:rPr>
                   <w:rFonts w:hint="eastAsia"/>
@@ -22800,7 +23013,7 @@
                 <w:t>virtual coord</w:t>
               </w:r>
             </w:ins>
-            <w:ins w:id="644" w:author="xujianhui" w:date="2015-01-05T15:55:00Z">
+            <w:ins w:id="683" w:author="xujianhui" w:date="2015-01-05T15:55:00Z">
               <w:r>
                 <w:rPr>
                   <w:rFonts w:hint="eastAsia"/>
@@ -22868,7 +23081,7 @@
       <w:pPr>
         <w:ind w:left="0"/>
         <w:rPr>
-          <w:del w:id="645" w:author="xujianhui" w:date="2015-01-05T15:55:00Z"/>
+          <w:del w:id="684" w:author="xujianhui" w:date="2015-01-05T15:55:00Z"/>
         </w:rPr>
       </w:pPr>
     </w:p>
@@ -22880,15 +23093,15 @@
           <w:numId w:val="16"/>
         </w:numPr>
         <w:rPr>
-          <w:ins w:id="646" w:author="xujianhui" w:date="2015-01-05T16:02:00Z"/>
+          <w:ins w:id="685" w:author="xujianhui" w:date="2015-01-05T16:02:00Z"/>
         </w:rPr>
       </w:pPr>
-      <w:ins w:id="647" w:author="xujianhui" w:date="2015-01-05T16:01:00Z">
+      <w:ins w:id="686" w:author="xujianhui" w:date="2015-01-05T16:01:00Z">
         <w:r>
           <w:t>list task</w:t>
         </w:r>
       </w:ins>
-      <w:ins w:id="648" w:author="xujianhui" w:date="2015-01-05T16:10:00Z">
+      <w:ins w:id="687" w:author="xujianhui" w:date="2015-01-05T16:10:00Z">
         <w:r>
           <w:rPr>
             <w:rFonts w:hint="eastAsia"/>
@@ -22900,9 +23113,9 @@
     <w:p>
       <w:pPr>
         <w:rPr>
-          <w:ins w:id="649" w:author="xujianhui" w:date="2015-01-05T16:02:00Z"/>
+          <w:ins w:id="688" w:author="xujianhui" w:date="2015-01-05T16:02:00Z"/>
         </w:rPr>
-        <w:pPrChange w:id="650" w:author="xujianhui" w:date="2015-01-05T16:02:00Z">
+        <w:pPrChange w:id="689" w:author="xujianhui" w:date="2015-01-05T16:02:00Z">
           <w:pPr>
             <w:pStyle w:val="Heading4"/>
             <w:numPr>
@@ -22912,7 +23125,7 @@
           </w:pPr>
         </w:pPrChange>
       </w:pPr>
-      <w:ins w:id="651" w:author="xujianhui" w:date="2015-01-05T16:02:00Z">
+      <w:ins w:id="690" w:author="xujianhui" w:date="2015-01-05T16:02:00Z">
         <w:r>
           <w:rPr>
             <w:rFonts w:hint="eastAsia"/>
@@ -22925,9 +23138,9 @@
       <w:pPr>
         <w:ind w:firstLine="360"/>
         <w:rPr>
-          <w:ins w:id="652" w:author="xujianhui" w:date="2015-01-05T16:02:00Z"/>
+          <w:ins w:id="691" w:author="xujianhui" w:date="2015-01-05T16:02:00Z"/>
         </w:rPr>
-        <w:pPrChange w:id="653" w:author="xujianhui" w:date="2015-01-05T16:02:00Z">
+        <w:pPrChange w:id="692" w:author="xujianhui" w:date="2015-01-05T16:02:00Z">
           <w:pPr>
             <w:pStyle w:val="Heading4"/>
             <w:numPr>
@@ -22937,7 +23150,7 @@
           </w:pPr>
         </w:pPrChange>
       </w:pPr>
-      <w:ins w:id="654" w:author="xujianhui" w:date="2015-01-05T16:02:00Z">
+      <w:ins w:id="693" w:author="xujianhui" w:date="2015-01-05T16:02:00Z">
         <w:r>
           <w:rPr>
             <w:rFonts w:hint="eastAsia"/>
@@ -22950,9 +23163,9 @@
       <w:pPr>
         <w:ind w:firstLine="360"/>
         <w:rPr>
-          <w:ins w:id="655" w:author="xujianhui" w:date="2015-01-05T16:02:00Z"/>
+          <w:ins w:id="694" w:author="xujianhui" w:date="2015-01-05T16:02:00Z"/>
         </w:rPr>
-        <w:pPrChange w:id="656" w:author="xujianhui" w:date="2015-01-05T16:02:00Z">
+        <w:pPrChange w:id="695" w:author="xujianhui" w:date="2015-01-05T16:02:00Z">
           <w:pPr>
             <w:pStyle w:val="Heading4"/>
             <w:numPr>
@@ -22962,7 +23175,7 @@
           </w:pPr>
         </w:pPrChange>
       </w:pPr>
-      <w:ins w:id="657" w:author="xujianhui" w:date="2015-01-05T16:02:00Z">
+      <w:ins w:id="696" w:author="xujianhui" w:date="2015-01-05T16:02:00Z">
         <w:r>
           <w:rPr>
             <w:rFonts w:hint="eastAsia"/>
@@ -22975,9 +23188,9 @@
       <w:pPr>
         <w:ind w:firstLine="360"/>
         <w:rPr>
-          <w:ins w:id="658" w:author="xujianhui" w:date="2015-01-05T16:02:00Z"/>
+          <w:ins w:id="697" w:author="xujianhui" w:date="2015-01-05T16:02:00Z"/>
         </w:rPr>
-        <w:pPrChange w:id="659" w:author="xujianhui" w:date="2015-01-05T16:02:00Z">
+        <w:pPrChange w:id="698" w:author="xujianhui" w:date="2015-01-05T16:02:00Z">
           <w:pPr>
             <w:pStyle w:val="Heading4"/>
             <w:numPr>
@@ -22987,7 +23200,7 @@
           </w:pPr>
         </w:pPrChange>
       </w:pPr>
-      <w:ins w:id="660" w:author="xujianhui" w:date="2015-01-05T16:02:00Z">
+      <w:ins w:id="699" w:author="xujianhui" w:date="2015-01-05T16:02:00Z">
         <w:r>
           <w:rPr>
             <w:rFonts w:hint="eastAsia"/>
@@ -23000,9 +23213,9 @@
       <w:pPr>
         <w:ind w:firstLine="360"/>
         <w:rPr>
-          <w:ins w:id="661" w:author="xujianhui" w:date="2015-01-05T16:02:00Z"/>
+          <w:ins w:id="700" w:author="xujianhui" w:date="2015-01-05T16:02:00Z"/>
         </w:rPr>
-        <w:pPrChange w:id="662" w:author="xujianhui" w:date="2015-01-05T16:02:00Z">
+        <w:pPrChange w:id="701" w:author="xujianhui" w:date="2015-01-05T16:02:00Z">
           <w:pPr>
             <w:pStyle w:val="Heading4"/>
             <w:numPr>
@@ -23012,7 +23225,7 @@
           </w:pPr>
         </w:pPrChange>
       </w:pPr>
-      <w:ins w:id="663" w:author="xujianhui" w:date="2015-01-05T16:02:00Z">
+      <w:ins w:id="702" w:author="xujianhui" w:date="2015-01-05T16:02:00Z">
         <w:r>
           <w:rPr>
             <w:rFonts w:hint="eastAsia"/>
@@ -23024,9 +23237,9 @@
     <w:p>
       <w:pPr>
         <w:rPr>
-          <w:ins w:id="664" w:author="xujianhui" w:date="2015-01-05T16:02:00Z"/>
+          <w:ins w:id="703" w:author="xujianhui" w:date="2015-01-05T16:02:00Z"/>
         </w:rPr>
-        <w:pPrChange w:id="665" w:author="xujianhui" w:date="2015-01-05T16:02:00Z">
+        <w:pPrChange w:id="704" w:author="xujianhui" w:date="2015-01-05T16:02:00Z">
           <w:pPr>
             <w:pStyle w:val="Heading4"/>
             <w:numPr>
@@ -23036,7 +23249,7 @@
           </w:pPr>
         </w:pPrChange>
       </w:pPr>
-      <w:ins w:id="666" w:author="xujianhui" w:date="2015-01-05T16:02:00Z">
+      <w:ins w:id="705" w:author="xujianhui" w:date="2015-01-05T16:02:00Z">
         <w:r>
           <w:rPr>
             <w:rFonts w:hint="eastAsia"/>
@@ -23048,9 +23261,9 @@
     <w:p>
       <w:pPr>
         <w:rPr>
-          <w:ins w:id="667" w:author="xujianhui" w:date="2015-01-05T16:01:00Z"/>
+          <w:ins w:id="706" w:author="xujianhui" w:date="2015-01-05T16:01:00Z"/>
         </w:rPr>
-        <w:pPrChange w:id="668" w:author="xujianhui" w:date="2015-01-05T16:02:00Z">
+        <w:pPrChange w:id="707" w:author="xujianhui" w:date="2015-01-05T16:02:00Z">
           <w:pPr>
             <w:pStyle w:val="Heading4"/>
             <w:numPr>
@@ -23060,7 +23273,7 @@
           </w:pPr>
         </w:pPrChange>
       </w:pPr>
-      <w:ins w:id="669" w:author="xujianhui" w:date="2015-01-05T16:02:00Z">
+      <w:ins w:id="708" w:author="xujianhui" w:date="2015-01-05T16:02:00Z">
         <w:r>
           <w:rPr>
             <w:rFonts w:hint="eastAsia"/>
@@ -23083,7 +23296,7 @@
         </w:rPr>
         <w:t>查询</w:t>
       </w:r>
-      <w:ins w:id="670" w:author="xujianhui" w:date="2015-01-05T15:59:00Z">
+      <w:ins w:id="709" w:author="xujianhui" w:date="2015-01-05T15:59:00Z">
         <w:r>
           <w:rPr>
             <w:rFonts w:hint="eastAsia"/>
@@ -23091,7 +23304,7 @@
           <w:t>任务</w:t>
         </w:r>
       </w:ins>
-      <w:del w:id="671" w:author="xujianhui" w:date="2015-01-05T15:58:00Z">
+      <w:del w:id="710" w:author="xujianhui" w:date="2015-01-05T15:58:00Z">
         <w:r>
           <w:rPr>
             <w:rFonts w:hint="eastAsia"/>
@@ -23250,7 +23463,7 @@
               </w:rPr>
               <w:t xml:space="preserve">query </w:t>
             </w:r>
-            <w:ins w:id="672" w:author="xujianhui" w:date="2015-01-05T15:59:00Z">
+            <w:ins w:id="711" w:author="xujianhui" w:date="2015-01-05T15:59:00Z">
               <w:r>
                 <w:rPr>
                   <w:rFonts w:hint="eastAsia"/>
@@ -23258,7 +23471,7 @@
                 <w:t>task</w:t>
               </w:r>
             </w:ins>
-            <w:del w:id="673" w:author="xujianhui" w:date="2015-01-05T15:59:00Z">
+            <w:del w:id="712" w:author="xujianhui" w:date="2015-01-05T15:59:00Z">
               <w:r>
                 <w:rPr>
                   <w:rFonts w:hint="eastAsia"/>
@@ -23271,10 +23484,10 @@
             <w:pPr>
               <w:ind w:left="0"/>
               <w:rPr>
-                <w:ins w:id="674" w:author="xujianhui" w:date="2015-01-05T16:03:00Z"/>
-              </w:rPr>
-            </w:pPr>
-            <w:del w:id="675" w:author="xujianhui" w:date="2015-01-05T16:03:00Z">
+                <w:ins w:id="713" w:author="xujianhui" w:date="2015-01-05T16:03:00Z"/>
+              </w:rPr>
+            </w:pPr>
+            <w:del w:id="714" w:author="xujianhui" w:date="2015-01-05T16:03:00Z">
               <w:r>
                 <w:delText>TaskID</w:delText>
               </w:r>
@@ -23302,10 +23515,10 @@
             <w:pPr>
               <w:ind w:left="0"/>
               <w:rPr>
-                <w:ins w:id="676" w:author="xujianhui" w:date="2015-01-05T16:03:00Z"/>
-              </w:rPr>
-            </w:pPr>
-            <w:ins w:id="677" w:author="xujianhui" w:date="2015-01-05T16:03:00Z">
+                <w:ins w:id="715" w:author="xujianhui" w:date="2015-01-05T16:03:00Z"/>
+              </w:rPr>
+            </w:pPr>
+            <w:ins w:id="716" w:author="xujianhui" w:date="2015-01-05T16:03:00Z">
               <w:r>
                 <w:rPr>
                   <w:rFonts w:hint="eastAsia"/>
@@ -23318,10 +23531,10 @@
             <w:pPr>
               <w:ind w:left="0"/>
               <w:rPr>
-                <w:ins w:id="678" w:author="xujianhui" w:date="2015-01-05T16:03:00Z"/>
-              </w:rPr>
-            </w:pPr>
-            <w:ins w:id="679" w:author="xujianhui" w:date="2015-01-05T16:03:00Z">
+                <w:ins w:id="717" w:author="xujianhui" w:date="2015-01-05T16:03:00Z"/>
+              </w:rPr>
+            </w:pPr>
+            <w:ins w:id="718" w:author="xujianhui" w:date="2015-01-05T16:03:00Z">
               <w:r>
                 <w:rPr>
                   <w:rFonts w:hint="eastAsia"/>
@@ -23334,10 +23547,10 @@
             <w:pPr>
               <w:ind w:left="0"/>
               <w:rPr>
-                <w:ins w:id="680" w:author="xujianhui" w:date="2015-01-05T16:03:00Z"/>
-              </w:rPr>
-            </w:pPr>
-            <w:ins w:id="681" w:author="xujianhui" w:date="2015-01-05T16:03:00Z">
+                <w:ins w:id="719" w:author="xujianhui" w:date="2015-01-05T16:03:00Z"/>
+              </w:rPr>
+            </w:pPr>
+            <w:ins w:id="720" w:author="xujianhui" w:date="2015-01-05T16:03:00Z">
               <w:r>
                 <w:rPr>
                   <w:rFonts w:hint="eastAsia"/>
@@ -23350,7 +23563,7 @@
             <w:pPr>
               <w:ind w:left="0"/>
             </w:pPr>
-            <w:ins w:id="682" w:author="xujianhui" w:date="2015-01-05T16:03:00Z">
+            <w:ins w:id="721" w:author="xujianhui" w:date="2015-01-05T16:03:00Z">
               <w:r>
                 <w:rPr>
                   <w:rFonts w:hint="eastAsia"/>
@@ -23377,7 +23590,7 @@
               </w:rPr>
               <w:t xml:space="preserve">query </w:t>
             </w:r>
-            <w:ins w:id="683" w:author="xujianhui" w:date="2015-01-05T15:59:00Z">
+            <w:ins w:id="722" w:author="xujianhui" w:date="2015-01-05T15:59:00Z">
               <w:r>
                 <w:rPr>
                   <w:rFonts w:hint="eastAsia"/>
@@ -23385,7 +23598,7 @@
                 <w:t>task</w:t>
               </w:r>
             </w:ins>
-            <w:del w:id="684" w:author="xujianhui" w:date="2015-01-05T15:59:00Z">
+            <w:del w:id="723" w:author="xujianhui" w:date="2015-01-05T15:59:00Z">
               <w:r>
                 <w:rPr>
                   <w:rFonts w:hint="eastAsia"/>
@@ -23404,7 +23617,7 @@
               </w:rPr>
               <w:t>&amp;</w:t>
             </w:r>
-            <w:del w:id="685" w:author="xujianhui" w:date="2015-01-05T16:03:00Z">
+            <w:del w:id="724" w:author="xujianhui" w:date="2015-01-05T16:03:00Z">
               <w:r>
                 <w:rPr>
                   <w:rFonts w:hint="eastAsia"/>
@@ -23412,7 +23625,7 @@
                 <w:delText>TaskID=1</w:delText>
               </w:r>
             </w:del>
-            <w:ins w:id="686" w:author="xujianhui" w:date="2015-01-05T16:03:00Z">
+            <w:ins w:id="725" w:author="xujianhui" w:date="2015-01-05T16:03:00Z">
               <w:r>
                 <w:rPr>
                   <w:rFonts w:hint="eastAsia"/>
@@ -23534,10 +23747,10 @@
             <w:pPr>
               <w:ind w:left="0"/>
               <w:rPr>
-                <w:del w:id="687" w:author="xujianhui" w:date="2015-01-05T16:03:00Z"/>
-              </w:rPr>
-            </w:pPr>
-            <w:del w:id="688" w:author="xujianhui" w:date="2015-01-05T16:03:00Z">
+                <w:del w:id="726" w:author="xujianhui" w:date="2015-01-05T16:03:00Z"/>
+              </w:rPr>
+            </w:pPr>
+            <w:del w:id="727" w:author="xujianhui" w:date="2015-01-05T16:03:00Z">
               <w:r>
                 <w:rPr>
                   <w:rFonts w:hint="eastAsia"/>
@@ -23550,10 +23763,10 @@
             <w:pPr>
               <w:ind w:left="0"/>
               <w:rPr>
-                <w:del w:id="689" w:author="xujianhui" w:date="2015-01-05T16:03:00Z"/>
-              </w:rPr>
-            </w:pPr>
-            <w:del w:id="690" w:author="xujianhui" w:date="2015-01-05T16:03:00Z">
+                <w:del w:id="728" w:author="xujianhui" w:date="2015-01-05T16:03:00Z"/>
+              </w:rPr>
+            </w:pPr>
+            <w:del w:id="729" w:author="xujianhui" w:date="2015-01-05T16:03:00Z">
               <w:r>
                 <w:delText>errno</w:delText>
               </w:r>
@@ -23575,10 +23788,10 @@
             <w:pPr>
               <w:ind w:left="0"/>
               <w:rPr>
-                <w:del w:id="691" w:author="xujianhui" w:date="2015-01-05T16:03:00Z"/>
-              </w:rPr>
-            </w:pPr>
-            <w:del w:id="692" w:author="xujianhui" w:date="2015-01-05T16:03:00Z">
+                <w:del w:id="730" w:author="xujianhui" w:date="2015-01-05T16:03:00Z"/>
+              </w:rPr>
+            </w:pPr>
+            <w:del w:id="731" w:author="xujianhui" w:date="2015-01-05T16:03:00Z">
               <w:r>
                 <w:rPr>
                   <w:rFonts w:hint="eastAsia"/>
@@ -23597,10 +23810,10 @@
             <w:pPr>
               <w:ind w:left="0"/>
               <w:rPr>
-                <w:del w:id="693" w:author="xujianhui" w:date="2015-01-05T16:03:00Z"/>
-              </w:rPr>
-            </w:pPr>
-            <w:del w:id="694" w:author="xujianhui" w:date="2015-01-05T16:03:00Z">
+                <w:del w:id="732" w:author="xujianhui" w:date="2015-01-05T16:03:00Z"/>
+              </w:rPr>
+            </w:pPr>
+            <w:del w:id="733" w:author="xujianhui" w:date="2015-01-05T16:03:00Z">
               <w:r>
                 <w:rPr>
                   <w:rFonts w:hint="eastAsia"/>
@@ -23613,10 +23826,10 @@
             <w:pPr>
               <w:ind w:left="0"/>
               <w:rPr>
-                <w:ins w:id="695" w:author="xujianhui" w:date="2015-01-05T16:03:00Z"/>
-              </w:rPr>
-            </w:pPr>
-            <w:ins w:id="696" w:author="xujianhui" w:date="2015-01-05T16:03:00Z">
+                <w:ins w:id="734" w:author="xujianhui" w:date="2015-01-05T16:03:00Z"/>
+              </w:rPr>
+            </w:pPr>
+            <w:ins w:id="735" w:author="xujianhui" w:date="2015-01-05T16:03:00Z">
               <w:r>
                 <w:rPr>
                   <w:rFonts w:hint="eastAsia"/>
@@ -23629,10 +23842,10 @@
             <w:pPr>
               <w:ind w:left="0"/>
               <w:rPr>
-                <w:ins w:id="697" w:author="xujianhui" w:date="2015-01-05T16:03:00Z"/>
-              </w:rPr>
-            </w:pPr>
-            <w:ins w:id="698" w:author="xujianhui" w:date="2015-01-05T16:03:00Z">
+                <w:ins w:id="736" w:author="xujianhui" w:date="2015-01-05T16:03:00Z"/>
+              </w:rPr>
+            </w:pPr>
+            <w:ins w:id="737" w:author="xujianhui" w:date="2015-01-05T16:03:00Z">
               <w:r>
                 <w:rPr>
                   <w:rFonts w:hint="eastAsia"/>
@@ -23640,7 +23853,7 @@
                 <w:t>成功后</w:t>
               </w:r>
             </w:ins>
-            <w:ins w:id="699" w:author="xujianhui" w:date="2015-01-05T16:04:00Z">
+            <w:ins w:id="738" w:author="xujianhui" w:date="2015-01-05T16:04:00Z">
               <w:r>
                 <w:rPr>
                   <w:rFonts w:hint="eastAsia"/>
@@ -23677,10 +23890,10 @@
             <w:pPr>
               <w:ind w:left="0"/>
               <w:rPr>
-                <w:del w:id="700" w:author="xujianhui" w:date="2015-01-05T16:04:00Z"/>
-              </w:rPr>
-            </w:pPr>
-            <w:del w:id="701" w:author="xujianhui" w:date="2015-01-05T16:04:00Z">
+                <w:del w:id="739" w:author="xujianhui" w:date="2015-01-05T16:04:00Z"/>
+              </w:rPr>
+            </w:pPr>
+            <w:del w:id="740" w:author="xujianhui" w:date="2015-01-05T16:04:00Z">
               <w:r>
                 <w:rPr>
                   <w:rFonts w:hint="eastAsia"/>
@@ -23693,10 +23906,10 @@
             <w:pPr>
               <w:ind w:left="0" w:firstLineChars="150" w:firstLine="315"/>
               <w:rPr>
-                <w:del w:id="702" w:author="xujianhui" w:date="2015-01-05T16:04:00Z"/>
-              </w:rPr>
-            </w:pPr>
-            <w:del w:id="703" w:author="xujianhui" w:date="2015-01-05T16:04:00Z">
+                <w:del w:id="741" w:author="xujianhui" w:date="2015-01-05T16:04:00Z"/>
+              </w:rPr>
+            </w:pPr>
+            <w:del w:id="742" w:author="xujianhui" w:date="2015-01-05T16:04:00Z">
               <w:r>
                 <w:delText>TaskID</w:delText>
               </w:r>
@@ -23724,10 +23937,10 @@
             <w:pPr>
               <w:ind w:left="0" w:firstLineChars="150" w:firstLine="315"/>
               <w:rPr>
-                <w:del w:id="704" w:author="xujianhui" w:date="2015-01-05T16:04:00Z"/>
-              </w:rPr>
-            </w:pPr>
-            <w:del w:id="705" w:author="xujianhui" w:date="2015-01-05T16:04:00Z">
+                <w:del w:id="743" w:author="xujianhui" w:date="2015-01-05T16:04:00Z"/>
+              </w:rPr>
+            </w:pPr>
+            <w:del w:id="744" w:author="xujianhui" w:date="2015-01-05T16:04:00Z">
               <w:r>
                 <w:delText>TaskType</w:delText>
               </w:r>
@@ -23779,10 +23992,10 @@
             <w:pPr>
               <w:ind w:left="0" w:firstLineChars="150" w:firstLine="315"/>
               <w:rPr>
-                <w:del w:id="706" w:author="xujianhui" w:date="2015-01-05T16:04:00Z"/>
-              </w:rPr>
-            </w:pPr>
-            <w:del w:id="707" w:author="xujianhui" w:date="2015-01-05T16:04:00Z">
+                <w:del w:id="745" w:author="xujianhui" w:date="2015-01-05T16:04:00Z"/>
+              </w:rPr>
+            </w:pPr>
+            <w:del w:id="746" w:author="xujianhui" w:date="2015-01-05T16:04:00Z">
               <w:r>
                 <w:delText>IsEnable</w:delText>
               </w:r>
@@ -23834,10 +24047,10 @@
             <w:pPr>
               <w:ind w:left="0" w:firstLineChars="150" w:firstLine="315"/>
               <w:rPr>
-                <w:del w:id="708" w:author="xujianhui" w:date="2015-01-05T16:04:00Z"/>
-              </w:rPr>
-            </w:pPr>
-            <w:del w:id="709" w:author="xujianhui" w:date="2015-01-05T16:04:00Z">
+                <w:del w:id="747" w:author="xujianhui" w:date="2015-01-05T16:04:00Z"/>
+              </w:rPr>
+            </w:pPr>
+            <w:del w:id="748" w:author="xujianhui" w:date="2015-01-05T16:04:00Z">
               <w:r>
                 <w:delText>IsFinish</w:delText>
               </w:r>
@@ -23859,10 +24072,10 @@
             <w:pPr>
               <w:ind w:left="0" w:firstLineChars="150" w:firstLine="315"/>
               <w:rPr>
-                <w:del w:id="710" w:author="xujianhui" w:date="2015-01-05T16:04:00Z"/>
-              </w:rPr>
-            </w:pPr>
-            <w:del w:id="711" w:author="xujianhui" w:date="2015-01-05T16:04:00Z">
+                <w:del w:id="749" w:author="xujianhui" w:date="2015-01-05T16:04:00Z"/>
+              </w:rPr>
+            </w:pPr>
+            <w:del w:id="750" w:author="xujianhui" w:date="2015-01-05T16:04:00Z">
               <w:r>
                 <w:delText>Status</w:delText>
               </w:r>
@@ -23884,10 +24097,10 @@
             <w:pPr>
               <w:ind w:left="0" w:firstLineChars="150" w:firstLine="315"/>
               <w:rPr>
-                <w:del w:id="712" w:author="xujianhui" w:date="2015-01-05T16:04:00Z"/>
-              </w:rPr>
-            </w:pPr>
-            <w:del w:id="713" w:author="xujianhui" w:date="2015-01-05T16:04:00Z">
+                <w:del w:id="751" w:author="xujianhui" w:date="2015-01-05T16:04:00Z"/>
+              </w:rPr>
+            </w:pPr>
+            <w:del w:id="752" w:author="xujianhui" w:date="2015-01-05T16:04:00Z">
               <w:r>
                 <w:delText>Progress</w:delText>
               </w:r>
@@ -23909,10 +24122,10 @@
             <w:pPr>
               <w:ind w:left="0" w:firstLineChars="150" w:firstLine="315"/>
               <w:rPr>
-                <w:del w:id="714" w:author="xujianhui" w:date="2015-01-05T16:04:00Z"/>
-              </w:rPr>
-            </w:pPr>
-            <w:del w:id="715" w:author="xujianhui" w:date="2015-01-05T16:04:00Z">
+                <w:del w:id="753" w:author="xujianhui" w:date="2015-01-05T16:04:00Z"/>
+              </w:rPr>
+            </w:pPr>
+            <w:del w:id="754" w:author="xujianhui" w:date="2015-01-05T16:04:00Z">
               <w:r>
                 <w:delText>ErrMsg</w:delText>
               </w:r>
@@ -23934,10 +24147,10 @@
             <w:pPr>
               <w:ind w:left="0"/>
               <w:rPr>
-                <w:ins w:id="716" w:author="xujianhui" w:date="2015-01-05T16:04:00Z"/>
-              </w:rPr>
-            </w:pPr>
-            <w:del w:id="717" w:author="xujianhui" w:date="2015-01-05T16:04:00Z">
+                <w:ins w:id="755" w:author="xujianhui" w:date="2015-01-05T16:04:00Z"/>
+              </w:rPr>
+            </w:pPr>
+            <w:del w:id="756" w:author="xujianhui" w:date="2015-01-05T16:04:00Z">
               <w:r>
                 <w:delText>}</w:delText>
               </w:r>
@@ -23947,7 +24160,7 @@
             <w:pPr>
               <w:ind w:left="0"/>
             </w:pPr>
-            <w:ins w:id="718" w:author="xujianhui" w:date="2015-01-05T16:04:00Z">
+            <w:ins w:id="757" w:author="xujianhui" w:date="2015-01-05T16:04:00Z">
               <w:r>
                 <w:t>T</w:t>
               </w:r>
@@ -24509,7 +24722,7 @@
               </w:rPr>
               <w:t>集群名</w:t>
             </w:r>
-            <w:ins w:id="719" w:author="linyoubin" w:date="2015-01-09T13:44:00Z">
+            <w:ins w:id="758" w:author="linyoubin" w:date="2015-01-09T13:44:00Z">
               <w:r>
                 <w:rPr>
                   <w:rFonts w:hint="eastAsia"/>
@@ -24702,10 +24915,10 @@
             <w:pPr>
               <w:ind w:left="0"/>
               <w:rPr>
-                <w:ins w:id="720" w:author="xujianhui" w:date="2015-01-05T16:06:00Z"/>
-              </w:rPr>
-            </w:pPr>
-            <w:ins w:id="721" w:author="xujianhui" w:date="2015-01-05T16:06:00Z">
+                <w:ins w:id="759" w:author="xujianhui" w:date="2015-01-05T16:06:00Z"/>
+              </w:rPr>
+            </w:pPr>
+            <w:ins w:id="760" w:author="xujianhui" w:date="2015-01-05T16:06:00Z">
               <w:r>
                 <w:rPr>
                   <w:rFonts w:hint="eastAsia"/>
@@ -24766,7 +24979,7 @@
             <w:pPr>
               <w:ind w:left="0"/>
               <w:rPr>
-                <w:ins w:id="722" w:author="xujianhui" w:date="2014-12-05T17:44:00Z"/>
+                <w:ins w:id="761" w:author="xujianhui" w:date="2014-12-05T17:44:00Z"/>
               </w:rPr>
             </w:pPr>
             <w:r>
@@ -24777,7 +24990,7 @@
             <w:pPr>
               <w:ind w:left="0"/>
             </w:pPr>
-            <w:ins w:id="723" w:author="xujianhui" w:date="2014-12-05T17:44:00Z">
+            <w:ins w:id="762" w:author="xujianhui" w:date="2014-12-05T17:44:00Z">
               <w:r>
                 <w:rPr>
                   <w:rFonts w:hint="eastAsia"/>
@@ -25076,8 +25289,8 @@
               </w:rPr>
               <w:t xml:space="preserve">: list </w:t>
             </w:r>
-            <w:ins w:id="724" w:author="xujianhui" w:date="2015-01-05T16:09:00Z">
-              <w:del w:id="725" w:author="linyoubin" w:date="2015-01-09T13:43:00Z">
+            <w:ins w:id="763" w:author="xujianhui" w:date="2015-01-05T16:09:00Z">
+              <w:del w:id="764" w:author="linyoubin" w:date="2015-01-09T13:43:00Z">
                 <w:r>
                   <w:rPr>
                     <w:rFonts w:hint="eastAsia"/>
@@ -25146,8 +25359,8 @@
               </w:rPr>
               <w:t xml:space="preserve">list </w:t>
             </w:r>
-            <w:ins w:id="726" w:author="xujianhui" w:date="2015-01-05T16:09:00Z">
-              <w:del w:id="727" w:author="linyoubin" w:date="2015-01-09T13:43:00Z">
+            <w:ins w:id="765" w:author="xujianhui" w:date="2015-01-05T16:09:00Z">
+              <w:del w:id="766" w:author="linyoubin" w:date="2015-01-09T13:43:00Z">
                 <w:r>
                   <w:rPr>
                     <w:rFonts w:hint="eastAsia"/>
@@ -25310,10 +25523,10 @@
             <w:pPr>
               <w:ind w:left="0"/>
               <w:rPr>
-                <w:ins w:id="728" w:author="xujianhui" w:date="2015-01-05T16:07:00Z"/>
-              </w:rPr>
-            </w:pPr>
-            <w:ins w:id="729" w:author="xujianhui" w:date="2015-01-05T16:07:00Z">
+                <w:ins w:id="767" w:author="xujianhui" w:date="2015-01-05T16:07:00Z"/>
+              </w:rPr>
+            </w:pPr>
+            <w:ins w:id="768" w:author="xujianhui" w:date="2015-01-05T16:07:00Z">
               <w:r>
                 <w:rPr>
                   <w:rFonts w:hint="eastAsia"/>
@@ -25374,7 +25587,7 @@
             <w:pPr>
               <w:ind w:left="0"/>
               <w:rPr>
-                <w:ins w:id="730" w:author="xujianhui" w:date="2014-12-05T17:44:00Z"/>
+                <w:ins w:id="769" w:author="xujianhui" w:date="2014-12-05T17:44:00Z"/>
               </w:rPr>
             </w:pPr>
             <w:r>
@@ -25385,7 +25598,7 @@
             <w:pPr>
               <w:ind w:left="0"/>
             </w:pPr>
-            <w:ins w:id="731" w:author="xujianhui" w:date="2014-12-05T17:44:00Z">
+            <w:ins w:id="770" w:author="xujianhui" w:date="2014-12-05T17:44:00Z">
               <w:r>
                 <w:rPr>
                   <w:rFonts w:hint="eastAsia"/>
@@ -25688,10 +25901,10 @@
             <w:pPr>
               <w:ind w:left="0"/>
               <w:rPr>
-                <w:ins w:id="732" w:author="xujianhui" w:date="2015-01-05T16:25:00Z"/>
-              </w:rPr>
-            </w:pPr>
-            <w:del w:id="733" w:author="xujianhui" w:date="2015-01-05T16:25:00Z">
+                <w:ins w:id="771" w:author="xujianhui" w:date="2015-01-05T16:25:00Z"/>
+              </w:rPr>
+            </w:pPr>
+            <w:del w:id="772" w:author="xujianhui" w:date="2015-01-05T16:25:00Z">
               <w:r>
                 <w:rPr>
                   <w:rFonts w:hint="eastAsia"/>
@@ -25722,10 +25935,10 @@
             <w:pPr>
               <w:ind w:left="0"/>
               <w:rPr>
-                <w:ins w:id="734" w:author="xujianhui" w:date="2015-01-05T16:25:00Z"/>
-              </w:rPr>
-            </w:pPr>
-            <w:ins w:id="735" w:author="xujianhui" w:date="2015-01-05T16:25:00Z">
+                <w:ins w:id="773" w:author="xujianhui" w:date="2015-01-05T16:25:00Z"/>
+              </w:rPr>
+            </w:pPr>
+            <w:ins w:id="774" w:author="xujianhui" w:date="2015-01-05T16:25:00Z">
               <w:r>
                 <w:rPr>
                   <w:rFonts w:hint="eastAsia"/>
@@ -25738,10 +25951,10 @@
             <w:pPr>
               <w:ind w:left="0"/>
               <w:rPr>
-                <w:ins w:id="736" w:author="xujianhui" w:date="2015-01-05T16:25:00Z"/>
-              </w:rPr>
-            </w:pPr>
-            <w:ins w:id="737" w:author="xujianhui" w:date="2015-01-05T16:25:00Z">
+                <w:ins w:id="775" w:author="xujianhui" w:date="2015-01-05T16:25:00Z"/>
+              </w:rPr>
+            </w:pPr>
+            <w:ins w:id="776" w:author="xujianhui" w:date="2015-01-05T16:25:00Z">
               <w:r>
                 <w:rPr>
                   <w:rFonts w:hint="eastAsia"/>
@@ -25754,10 +25967,10 @@
             <w:pPr>
               <w:ind w:left="0"/>
               <w:rPr>
-                <w:ins w:id="738" w:author="xujianhui" w:date="2015-01-05T16:25:00Z"/>
-              </w:rPr>
-            </w:pPr>
-            <w:ins w:id="739" w:author="xujianhui" w:date="2015-01-05T16:25:00Z">
+                <w:ins w:id="777" w:author="xujianhui" w:date="2015-01-05T16:25:00Z"/>
+              </w:rPr>
+            </w:pPr>
+            <w:ins w:id="778" w:author="xujianhui" w:date="2015-01-05T16:25:00Z">
               <w:r>
                 <w:rPr>
                   <w:rFonts w:hint="eastAsia"/>
@@ -25770,7 +25983,7 @@
             <w:pPr>
               <w:ind w:left="0"/>
             </w:pPr>
-            <w:ins w:id="740" w:author="xujianhui" w:date="2015-01-05T16:25:00Z">
+            <w:ins w:id="779" w:author="xujianhui" w:date="2015-01-05T16:25:00Z">
               <w:r>
                 <w:rPr>
                   <w:rFonts w:hint="eastAsia"/>
@@ -25814,7 +26027,7 @@
               </w:rPr>
               <w:t>&amp;</w:t>
             </w:r>
-            <w:del w:id="741" w:author="xujianhui" w:date="2015-01-05T16:25:00Z">
+            <w:del w:id="780" w:author="xujianhui" w:date="2015-01-05T16:25:00Z">
               <w:r>
                 <w:rPr>
                   <w:rFonts w:hint="eastAsia"/>
@@ -25834,7 +26047,7 @@
                 <w:delText>b1</w:delText>
               </w:r>
             </w:del>
-            <w:ins w:id="742" w:author="xujianhui" w:date="2015-01-05T16:25:00Z">
+            <w:ins w:id="781" w:author="xujianhui" w:date="2015-01-05T16:25:00Z">
               <w:r>
                 <w:rPr>
                   <w:rFonts w:hint="eastAsia"/>
@@ -25842,7 +26055,7 @@
                 <w:t>filter={BusinessName=</w:t>
               </w:r>
             </w:ins>
-            <w:ins w:id="743" w:author="xujianhui" w:date="2015-01-05T16:26:00Z">
+            <w:ins w:id="782" w:author="xujianhui" w:date="2015-01-05T16:26:00Z">
               <w:r>
                 <w:t>”</w:t>
               </w:r>
@@ -25856,7 +26069,7 @@
                 <w:t>”</w:t>
               </w:r>
             </w:ins>
-            <w:ins w:id="744" w:author="xujianhui" w:date="2015-01-05T16:25:00Z">
+            <w:ins w:id="783" w:author="xujianhui" w:date="2015-01-05T16:25:00Z">
               <w:r>
                 <w:rPr>
                   <w:rFonts w:hint="eastAsia"/>
@@ -25977,10 +26190,10 @@
             <w:pPr>
               <w:ind w:left="0"/>
               <w:rPr>
-                <w:ins w:id="745" w:author="xujianhui" w:date="2015-01-05T16:26:00Z"/>
-              </w:rPr>
-            </w:pPr>
-            <w:ins w:id="746" w:author="xujianhui" w:date="2015-01-05T16:26:00Z">
+                <w:ins w:id="784" w:author="xujianhui" w:date="2015-01-05T16:26:00Z"/>
+              </w:rPr>
+            </w:pPr>
+            <w:ins w:id="785" w:author="xujianhui" w:date="2015-01-05T16:26:00Z">
               <w:r>
                 <w:rPr>
                   <w:rFonts w:hint="eastAsia"/>
@@ -25993,10 +26206,10 @@
             <w:pPr>
               <w:ind w:left="0"/>
               <w:rPr>
-                <w:ins w:id="747" w:author="xujianhui" w:date="2015-01-05T16:26:00Z"/>
-              </w:rPr>
-            </w:pPr>
-            <w:ins w:id="748" w:author="xujianhui" w:date="2015-01-05T16:27:00Z">
+                <w:ins w:id="786" w:author="xujianhui" w:date="2015-01-05T16:26:00Z"/>
+              </w:rPr>
+            </w:pPr>
+            <w:ins w:id="787" w:author="xujianhui" w:date="2015-01-05T16:27:00Z">
               <w:r>
                 <w:rPr>
                   <w:rFonts w:hint="eastAsia"/>
@@ -26139,7 +26352,7 @@
             <w:pPr>
               <w:ind w:left="0"/>
               <w:rPr>
-                <w:ins w:id="749" w:author="xujianhui" w:date="2015-01-05T16:27:00Z"/>
+                <w:ins w:id="788" w:author="xujianhui" w:date="2015-01-05T16:27:00Z"/>
               </w:rPr>
             </w:pPr>
             <w:r>
@@ -26150,7 +26363,7 @@
             <w:pPr>
               <w:ind w:left="0"/>
             </w:pPr>
-            <w:ins w:id="750" w:author="xujianhui" w:date="2015-01-05T16:27:00Z">
+            <w:ins w:id="789" w:author="xujianhui" w:date="2015-01-05T16:27:00Z">
               <w:r>
                 <w:rPr>
                   <w:rFonts w:hint="eastAsia"/>
@@ -26501,7 +26714,7 @@
               </w:rPr>
               <w:t>list node</w:t>
             </w:r>
-            <w:ins w:id="751" w:author="xujianhui" w:date="2015-01-05T16:29:00Z">
+            <w:ins w:id="790" w:author="xujianhui" w:date="2015-01-05T16:29:00Z">
               <w:r>
                 <w:rPr>
                   <w:rFonts w:hint="eastAsia"/>
@@ -26545,7 +26758,7 @@
               </w:rPr>
               <w:t>list node</w:t>
             </w:r>
-            <w:ins w:id="752" w:author="xujianhui" w:date="2015-01-05T16:29:00Z">
+            <w:ins w:id="791" w:author="xujianhui" w:date="2015-01-05T16:29:00Z">
               <w:r>
                 <w:rPr>
                   <w:rFonts w:hint="eastAsia"/>
@@ -26677,10 +26890,10 @@
             <w:pPr>
               <w:ind w:left="0"/>
               <w:rPr>
-                <w:del w:id="753" w:author="xujianhui" w:date="2015-01-05T16:28:00Z"/>
-              </w:rPr>
-            </w:pPr>
-            <w:del w:id="754" w:author="xujianhui" w:date="2015-01-05T16:28:00Z">
+                <w:del w:id="792" w:author="xujianhui" w:date="2015-01-05T16:28:00Z"/>
+              </w:rPr>
+            </w:pPr>
+            <w:del w:id="793" w:author="xujianhui" w:date="2015-01-05T16:28:00Z">
               <w:r>
                 <w:rPr>
                   <w:rFonts w:hint="eastAsia"/>
@@ -26693,10 +26906,10 @@
             <w:pPr>
               <w:ind w:left="0"/>
               <w:rPr>
-                <w:del w:id="755" w:author="xujianhui" w:date="2015-01-05T16:28:00Z"/>
-              </w:rPr>
-            </w:pPr>
-            <w:del w:id="756" w:author="xujianhui" w:date="2015-01-05T16:28:00Z">
+                <w:del w:id="794" w:author="xujianhui" w:date="2015-01-05T16:28:00Z"/>
+              </w:rPr>
+            </w:pPr>
+            <w:del w:id="795" w:author="xujianhui" w:date="2015-01-05T16:28:00Z">
               <w:r>
                 <w:delText>errno</w:delText>
               </w:r>
@@ -26718,10 +26931,10 @@
             <w:pPr>
               <w:ind w:left="0"/>
               <w:rPr>
-                <w:del w:id="757" w:author="xujianhui" w:date="2015-01-05T16:28:00Z"/>
-              </w:rPr>
-            </w:pPr>
-            <w:del w:id="758" w:author="xujianhui" w:date="2015-01-05T16:28:00Z">
+                <w:del w:id="796" w:author="xujianhui" w:date="2015-01-05T16:28:00Z"/>
+              </w:rPr>
+            </w:pPr>
+            <w:del w:id="797" w:author="xujianhui" w:date="2015-01-05T16:28:00Z">
               <w:r>
                 <w:rPr>
                   <w:rFonts w:hint="eastAsia"/>
@@ -26740,10 +26953,10 @@
             <w:pPr>
               <w:ind w:left="0"/>
               <w:rPr>
-                <w:del w:id="759" w:author="xujianhui" w:date="2015-01-05T16:28:00Z"/>
-              </w:rPr>
-            </w:pPr>
-            <w:del w:id="760" w:author="xujianhui" w:date="2015-01-05T16:28:00Z">
+                <w:del w:id="798" w:author="xujianhui" w:date="2015-01-05T16:28:00Z"/>
+              </w:rPr>
+            </w:pPr>
+            <w:del w:id="799" w:author="xujianhui" w:date="2015-01-05T16:28:00Z">
               <w:r>
                 <w:rPr>
                   <w:rFonts w:hint="eastAsia"/>
@@ -26756,10 +26969,10 @@
             <w:pPr>
               <w:ind w:left="0"/>
               <w:rPr>
-                <w:ins w:id="761" w:author="xujianhui" w:date="2015-01-05T16:28:00Z"/>
-              </w:rPr>
-            </w:pPr>
-            <w:ins w:id="762" w:author="xujianhui" w:date="2015-01-05T16:28:00Z">
+                <w:ins w:id="800" w:author="xujianhui" w:date="2015-01-05T16:28:00Z"/>
+              </w:rPr>
+            </w:pPr>
+            <w:ins w:id="801" w:author="xujianhui" w:date="2015-01-05T16:28:00Z">
               <w:r>
                 <w:rPr>
                   <w:rFonts w:hint="eastAsia"/>
@@ -26772,10 +26985,10 @@
             <w:pPr>
               <w:ind w:left="0"/>
               <w:rPr>
-                <w:ins w:id="763" w:author="xujianhui" w:date="2015-01-05T16:28:00Z"/>
-              </w:rPr>
-            </w:pPr>
-            <w:ins w:id="764" w:author="xujianhui" w:date="2015-01-05T16:28:00Z">
+                <w:ins w:id="802" w:author="xujianhui" w:date="2015-01-05T16:28:00Z"/>
+              </w:rPr>
+            </w:pPr>
+            <w:ins w:id="803" w:author="xujianhui" w:date="2015-01-05T16:28:00Z">
               <w:r>
                 <w:rPr>
                   <w:rFonts w:hint="eastAsia"/>
@@ -26874,7 +27087,7 @@
             <w:pPr>
               <w:ind w:left="0"/>
               <w:rPr>
-                <w:ins w:id="765" w:author="xujianhui" w:date="2015-01-05T16:28:00Z"/>
+                <w:ins w:id="804" w:author="xujianhui" w:date="2015-01-05T16:28:00Z"/>
               </w:rPr>
             </w:pPr>
             <w:r>
@@ -26886,7 +27099,7 @@
             <w:pPr>
               <w:ind w:left="0"/>
             </w:pPr>
-            <w:ins w:id="766" w:author="xujianhui" w:date="2015-01-05T16:28:00Z">
+            <w:ins w:id="805" w:author="xujianhui" w:date="2015-01-05T16:28:00Z">
               <w:r>
                 <w:rPr>
                   <w:rFonts w:hint="eastAsia"/>
@@ -27340,7 +27553,7 @@
               </w:rPr>
               <w:t xml:space="preserve">: </w:t>
             </w:r>
-            <w:ins w:id="767" w:author="linyoubin" w:date="2015-01-19T14:32:00Z">
+            <w:ins w:id="806" w:author="linyoubin" w:date="2015-01-19T14:32:00Z">
               <w:r>
                 <w:rPr>
                   <w:rFonts w:hint="eastAsia"/>
@@ -27348,7 +27561,7 @@
                 <w:t>get</w:t>
               </w:r>
             </w:ins>
-            <w:del w:id="768" w:author="linyoubin" w:date="2015-01-19T14:32:00Z">
+            <w:del w:id="807" w:author="linyoubin" w:date="2015-01-19T14:32:00Z">
               <w:r>
                 <w:delText>query</w:delText>
               </w:r>
@@ -27409,7 +27622,7 @@
             <w:r>
               <w:t>cmd=</w:t>
             </w:r>
-            <w:ins w:id="769" w:author="linyoubin" w:date="2015-01-19T14:32:00Z">
+            <w:ins w:id="808" w:author="linyoubin" w:date="2015-01-19T14:32:00Z">
               <w:r>
                 <w:rPr>
                   <w:rFonts w:hint="eastAsia"/>
@@ -27417,7 +27630,7 @@
                 <w:t>get</w:t>
               </w:r>
             </w:ins>
-            <w:del w:id="770" w:author="linyoubin" w:date="2015-01-19T14:32:00Z">
+            <w:del w:id="809" w:author="linyoubin" w:date="2015-01-19T14:32:00Z">
               <w:r>
                 <w:delText>query</w:delText>
               </w:r>
@@ -27572,10 +27785,10 @@
             <w:pPr>
               <w:ind w:left="0"/>
               <w:rPr>
-                <w:del w:id="771" w:author="xujianhui" w:date="2015-01-05T16:30:00Z"/>
-              </w:rPr>
-            </w:pPr>
-            <w:del w:id="772" w:author="xujianhui" w:date="2015-01-05T16:30:00Z">
+                <w:del w:id="810" w:author="xujianhui" w:date="2015-01-05T16:30:00Z"/>
+              </w:rPr>
+            </w:pPr>
+            <w:del w:id="811" w:author="xujianhui" w:date="2015-01-05T16:30:00Z">
               <w:r>
                 <w:rPr>
                   <w:rFonts w:hint="eastAsia"/>
@@ -27588,10 +27801,10 @@
             <w:pPr>
               <w:ind w:left="0"/>
               <w:rPr>
-                <w:del w:id="773" w:author="xujianhui" w:date="2015-01-05T16:30:00Z"/>
-              </w:rPr>
-            </w:pPr>
-            <w:del w:id="774" w:author="xujianhui" w:date="2015-01-05T16:30:00Z">
+                <w:del w:id="812" w:author="xujianhui" w:date="2015-01-05T16:30:00Z"/>
+              </w:rPr>
+            </w:pPr>
+            <w:del w:id="813" w:author="xujianhui" w:date="2015-01-05T16:30:00Z">
               <w:r>
                 <w:delText>errno</w:delText>
               </w:r>
@@ -27613,10 +27826,10 @@
             <w:pPr>
               <w:ind w:left="0"/>
               <w:rPr>
-                <w:del w:id="775" w:author="xujianhui" w:date="2015-01-05T16:30:00Z"/>
-              </w:rPr>
-            </w:pPr>
-            <w:del w:id="776" w:author="xujianhui" w:date="2015-01-05T16:30:00Z">
+                <w:del w:id="814" w:author="xujianhui" w:date="2015-01-05T16:30:00Z"/>
+              </w:rPr>
+            </w:pPr>
+            <w:del w:id="815" w:author="xujianhui" w:date="2015-01-05T16:30:00Z">
               <w:r>
                 <w:rPr>
                   <w:rFonts w:hint="eastAsia"/>
@@ -27635,10 +27848,10 @@
             <w:pPr>
               <w:ind w:left="0"/>
               <w:rPr>
-                <w:del w:id="777" w:author="xujianhui" w:date="2015-01-05T16:30:00Z"/>
-              </w:rPr>
-            </w:pPr>
-            <w:del w:id="778" w:author="xujianhui" w:date="2015-01-05T16:30:00Z">
+                <w:del w:id="816" w:author="xujianhui" w:date="2015-01-05T16:30:00Z"/>
+              </w:rPr>
+            </w:pPr>
+            <w:del w:id="817" w:author="xujianhui" w:date="2015-01-05T16:30:00Z">
               <w:r>
                 <w:rPr>
                   <w:rFonts w:hint="eastAsia"/>
@@ -27651,10 +27864,10 @@
             <w:pPr>
               <w:ind w:left="0"/>
               <w:rPr>
-                <w:ins w:id="779" w:author="xujianhui" w:date="2015-01-05T16:30:00Z"/>
-              </w:rPr>
-            </w:pPr>
-            <w:ins w:id="780" w:author="xujianhui" w:date="2015-01-05T16:30:00Z">
+                <w:ins w:id="818" w:author="xujianhui" w:date="2015-01-05T16:30:00Z"/>
+              </w:rPr>
+            </w:pPr>
+            <w:ins w:id="819" w:author="xujianhui" w:date="2015-01-05T16:30:00Z">
               <w:r>
                 <w:rPr>
                   <w:rFonts w:hint="eastAsia"/>
@@ -27667,10 +27880,10 @@
             <w:pPr>
               <w:ind w:left="0"/>
               <w:rPr>
-                <w:ins w:id="781" w:author="xujianhui" w:date="2015-01-05T16:30:00Z"/>
-              </w:rPr>
-            </w:pPr>
-            <w:ins w:id="782" w:author="xujianhui" w:date="2015-01-05T16:30:00Z">
+                <w:ins w:id="820" w:author="xujianhui" w:date="2015-01-05T16:30:00Z"/>
+              </w:rPr>
+            </w:pPr>
+            <w:ins w:id="821" w:author="xujianhui" w:date="2015-01-05T16:30:00Z">
               <w:r>
                 <w:rPr>
                   <w:rFonts w:hint="eastAsia"/>
@@ -28047,7 +28260,7 @@
             <w:pPr>
               <w:ind w:left="0"/>
               <w:rPr>
-                <w:ins w:id="783" w:author="xujianhui" w:date="2015-01-05T16:30:00Z"/>
+                <w:ins w:id="822" w:author="xujianhui" w:date="2015-01-05T16:30:00Z"/>
               </w:rPr>
             </w:pPr>
             <w:r>
@@ -28058,7 +28271,7 @@
             <w:pPr>
               <w:ind w:left="0"/>
             </w:pPr>
-            <w:ins w:id="784" w:author="xujianhui" w:date="2015-01-05T16:30:00Z">
+            <w:ins w:id="823" w:author="xujianhui" w:date="2015-01-05T16:30:00Z">
               <w:r>
                 <w:rPr>
                   <w:rFonts w:hint="eastAsia"/>
@@ -28680,10 +28893,10 @@
             <w:pPr>
               <w:ind w:left="0"/>
               <w:rPr>
-                <w:ins w:id="785" w:author="xujianhui" w:date="2015-01-05T16:31:00Z"/>
-              </w:rPr>
-            </w:pPr>
-            <w:ins w:id="786" w:author="xujianhui" w:date="2015-01-05T16:30:00Z">
+                <w:ins w:id="824" w:author="xujianhui" w:date="2015-01-05T16:31:00Z"/>
+              </w:rPr>
+            </w:pPr>
+            <w:ins w:id="825" w:author="xujianhui" w:date="2015-01-05T16:30:00Z">
               <w:r>
                 <w:rPr>
                   <w:rFonts w:hint="eastAsia"/>
@@ -28691,7 +28904,7 @@
                 <w:t>通用</w:t>
               </w:r>
             </w:ins>
-            <w:ins w:id="787" w:author="xujianhui" w:date="2015-01-05T16:31:00Z">
+            <w:ins w:id="826" w:author="xujianhui" w:date="2015-01-05T16:31:00Z">
               <w:r>
                 <w:rPr>
                   <w:rFonts w:hint="eastAsia"/>
@@ -28704,10 +28917,10 @@
             <w:pPr>
               <w:ind w:left="0"/>
               <w:rPr>
-                <w:ins w:id="788" w:author="xujianhui" w:date="2015-01-05T16:30:00Z"/>
-              </w:rPr>
-            </w:pPr>
-            <w:ins w:id="789" w:author="xujianhui" w:date="2015-01-05T16:31:00Z">
+                <w:ins w:id="827" w:author="xujianhui" w:date="2015-01-05T16:30:00Z"/>
+              </w:rPr>
+            </w:pPr>
+            <w:ins w:id="828" w:author="xujianhui" w:date="2015-01-05T16:31:00Z">
               <w:r>
                 <w:rPr>
                   <w:rFonts w:hint="eastAsia"/>
@@ -28881,17 +29094,17 @@
     <w:p>
       <w:pPr>
         <w:rPr>
-          <w:ins w:id="790" w:author="xujianhui" w:date="2014-12-05T17:50:00Z"/>
+          <w:ins w:id="829" w:author="xujianhui" w:date="2014-12-05T17:50:00Z"/>
         </w:rPr>
       </w:pPr>
     </w:p>
     <w:p>
       <w:pPr>
         <w:rPr>
-          <w:ins w:id="791" w:author="xujianhui" w:date="2014-12-05T17:50:00Z"/>
+          <w:ins w:id="830" w:author="xujianhui" w:date="2014-12-05T17:50:00Z"/>
         </w:rPr>
       </w:pPr>
-      <w:ins w:id="792" w:author="xujianhui" w:date="2014-12-05T17:50:00Z">
+      <w:ins w:id="831" w:author="xujianhui" w:date="2014-12-05T17:50:00Z">
         <w:r>
           <w:rPr>
             <w:rFonts w:hint="eastAsia"/>
@@ -28909,13 +29122,13 @@
         </w:numPr>
         <w:ind w:firstLineChars="0"/>
         <w:rPr>
-          <w:ins w:id="793" w:author="xujianhui" w:date="2014-12-05T17:50:00Z"/>
+          <w:ins w:id="832" w:author="xujianhui" w:date="2014-12-05T17:50:00Z"/>
         </w:rPr>
-        <w:pPrChange w:id="794" w:author="xujianhui" w:date="2014-12-05T17:50:00Z">
+        <w:pPrChange w:id="833" w:author="xujianhui" w:date="2014-12-05T17:50:00Z">
           <w:pPr/>
         </w:pPrChange>
       </w:pPr>
-      <w:ins w:id="795" w:author="xujianhui" w:date="2014-12-05T17:50:00Z">
+      <w:ins w:id="834" w:author="xujianhui" w:date="2014-12-05T17:50:00Z">
         <w:r>
           <w:rPr>
             <w:rFonts w:hint="eastAsia"/>
@@ -28923,7 +29136,7 @@
           <w:t>进度回复，变化才回</w:t>
         </w:r>
       </w:ins>
-      <w:ins w:id="796" w:author="xujianhui" w:date="2014-12-05T17:53:00Z">
+      <w:ins w:id="835" w:author="xujianhui" w:date="2014-12-05T17:53:00Z">
         <w:r>
           <w:rPr>
             <w:rFonts w:hint="eastAsia"/>
@@ -28941,13 +29154,13 @@
         </w:numPr>
         <w:ind w:firstLineChars="0"/>
         <w:rPr>
-          <w:ins w:id="797" w:author="xujianhui" w:date="2014-12-05T17:55:00Z"/>
+          <w:ins w:id="836" w:author="xujianhui" w:date="2014-12-05T17:55:00Z"/>
         </w:rPr>
-        <w:pPrChange w:id="798" w:author="xujianhui" w:date="2014-12-05T17:50:00Z">
+        <w:pPrChange w:id="837" w:author="xujianhui" w:date="2014-12-05T17:50:00Z">
           <w:pPr/>
         </w:pPrChange>
       </w:pPr>
-      <w:ins w:id="799" w:author="xujianhui" w:date="2014-12-05T17:54:00Z">
+      <w:ins w:id="838" w:author="xujianhui" w:date="2014-12-05T17:54:00Z">
         <w:r>
           <w:rPr>
             <w:rFonts w:hint="eastAsia"/>
@@ -30241,8 +30454,24 @@
               <w:rPr>
                 <w:rFonts w:hint="eastAsia"/>
               </w:rPr>
-              <w:t xml:space="preserve">  AgentPort</w:t>
-            </w:r>
+              <w:t xml:space="preserve">  </w:t>
+            </w:r>
+            <w:del w:id="839" w:author="linyoubin" w:date="2015-01-20T09:29:00Z">
+              <w:r>
+                <w:rPr>
+                  <w:rFonts w:hint="eastAsia"/>
+                </w:rPr>
+                <w:delText>AgentPort</w:delText>
+              </w:r>
+            </w:del>
+            <w:ins w:id="840" w:author="linyoubin" w:date="2015-01-20T09:29:00Z">
+              <w:r>
+                <w:rPr>
+                  <w:rFonts w:hint="eastAsia"/>
+                </w:rPr>
+                <w:t>AgentService</w:t>
+              </w:r>
+            </w:ins>
             <w:r>
               <w:rPr>
                 <w:rFonts w:hint="eastAsia"/>
@@ -30495,12 +30724,22 @@
             <w:r>
               <w:t>"</w:t>
             </w:r>
-            <w:r>
-              <w:rPr>
-                <w:rFonts w:hint="eastAsia"/>
-              </w:rPr>
-              <w:t>AgentPort</w:t>
-            </w:r>
+            <w:del w:id="841" w:author="linyoubin" w:date="2015-01-20T09:29:00Z">
+              <w:r>
+                <w:rPr>
+                  <w:rFonts w:hint="eastAsia"/>
+                </w:rPr>
+                <w:delText>AgentPort</w:delText>
+              </w:r>
+            </w:del>
+            <w:ins w:id="842" w:author="linyoubin" w:date="2015-01-20T09:29:00Z">
+              <w:r>
+                <w:rPr>
+                  <w:rFonts w:hint="eastAsia"/>
+                </w:rPr>
+                <w:t>AgentService</w:t>
+              </w:r>
+            </w:ins>
             <w:r>
               <w:t>"</w:t>
             </w:r>
@@ -31155,8 +31394,24 @@
               <w:rPr>
                 <w:rFonts w:hint="eastAsia"/>
               </w:rPr>
-              <w:t xml:space="preserve">  AgentPort</w:t>
-            </w:r>
+              <w:t xml:space="preserve">  </w:t>
+            </w:r>
+            <w:del w:id="843" w:author="linyoubin" w:date="2015-01-20T09:29:00Z">
+              <w:r>
+                <w:rPr>
+                  <w:rFonts w:hint="eastAsia"/>
+                </w:rPr>
+                <w:delText>AgentPort</w:delText>
+              </w:r>
+            </w:del>
+            <w:ins w:id="844" w:author="linyoubin" w:date="2015-01-20T09:29:00Z">
+              <w:r>
+                <w:rPr>
+                  <w:rFonts w:hint="eastAsia"/>
+                </w:rPr>
+                <w:t>AgentService</w:t>
+              </w:r>
+            </w:ins>
             <w:r>
               <w:rPr>
                 <w:rFonts w:hint="eastAsia"/>
@@ -31409,12 +31664,22 @@
             <w:r>
               <w:t>"</w:t>
             </w:r>
-            <w:r>
-              <w:rPr>
-                <w:rFonts w:hint="eastAsia"/>
-              </w:rPr>
-              <w:t>AgentPort</w:t>
-            </w:r>
+            <w:del w:id="845" w:author="linyoubin" w:date="2015-01-20T09:29:00Z">
+              <w:r>
+                <w:rPr>
+                  <w:rFonts w:hint="eastAsia"/>
+                </w:rPr>
+                <w:delText>AgentPort</w:delText>
+              </w:r>
+            </w:del>
+            <w:ins w:id="846" w:author="linyoubin" w:date="2015-01-20T09:29:00Z">
+              <w:r>
+                <w:rPr>
+                  <w:rFonts w:hint="eastAsia"/>
+                </w:rPr>
+                <w:t>AgentService</w:t>
+              </w:r>
+            </w:ins>
             <w:r>
               <w:t>"</w:t>
             </w:r>

--- a/internal_doc/03.开发设计/Story-OMSvc.docx
+++ b/internal_doc/03.开发设计/Story-OMSvc.docx
@@ -6551,6 +6551,16 @@
                   <w:delText>gentPort</w:delText>
                 </w:r>
               </w:del>
+            </w:ins>
+            <w:ins w:id="208" w:author="linyoubin" w:date="2015-01-22T15:07:00Z">
+              <w:r>
+                <w:rPr>
+                  <w:rFonts w:hint="eastAsia"/>
+                </w:rPr>
+                <w:t>AgentService</w:t>
+              </w:r>
+            </w:ins>
+            <w:ins w:id="209" w:author="xujianhui" w:date="2014-12-05T15:11:00Z">
               <w:r>
                 <w:rPr>
                   <w:rFonts w:hint="eastAsia"/>
@@ -6640,7 +6650,7 @@
             <w:pPr>
               <w:ind w:left="0" w:firstLineChars="100" w:firstLine="210"/>
               <w:rPr>
-                <w:ins w:id="208" w:author="xujianhui" w:date="2015-01-04T15:35:00Z"/>
+                <w:ins w:id="210" w:author="xujianhui" w:date="2015-01-04T15:35:00Z"/>
               </w:rPr>
             </w:pPr>
             <w:r>
@@ -6672,8 +6682,8 @@
             <w:pPr>
               <w:ind w:left="0" w:firstLineChars="100" w:firstLine="210"/>
             </w:pPr>
-            <w:ins w:id="209" w:author="xujianhui" w:date="2015-01-05T10:45:00Z">
-              <w:del w:id="210" w:author="linyoubin" w:date="2015-01-20T09:29:00Z">
+            <w:ins w:id="211" w:author="xujianhui" w:date="2015-01-05T10:45:00Z">
+              <w:del w:id="212" w:author="linyoubin" w:date="2015-01-20T09:29:00Z">
                 <w:r>
                   <w:rPr>
                     <w:rFonts w:hint="eastAsia"/>
@@ -6682,8 +6692,8 @@
                 </w:r>
               </w:del>
             </w:ins>
-            <w:ins w:id="211" w:author="xujianhui" w:date="2015-01-04T15:35:00Z">
-              <w:del w:id="212" w:author="linyoubin" w:date="2015-01-20T09:29:00Z">
+            <w:ins w:id="213" w:author="xujianhui" w:date="2015-01-04T15:35:00Z">
+              <w:del w:id="214" w:author="linyoubin" w:date="2015-01-20T09:29:00Z">
                 <w:r>
                   <w:rPr>
                     <w:rFonts w:hint="eastAsia"/>
@@ -6692,7 +6702,7 @@
                 </w:r>
               </w:del>
             </w:ins>
-            <w:ins w:id="213" w:author="linyoubin" w:date="2015-01-20T09:29:00Z">
+            <w:ins w:id="215" w:author="linyoubin" w:date="2015-01-20T09:29:00Z">
               <w:r>
                 <w:rPr>
                   <w:rFonts w:hint="eastAsia"/>
@@ -6700,7 +6710,7 @@
                 <w:t>AgentService</w:t>
               </w:r>
             </w:ins>
-            <w:ins w:id="214" w:author="xujianhui" w:date="2015-01-04T15:35:00Z">
+            <w:ins w:id="216" w:author="xujianhui" w:date="2015-01-04T15:35:00Z">
               <w:r>
                 <w:rPr>
                   <w:rFonts w:hint="eastAsia"/>
@@ -6708,7 +6718,7 @@
                 <w:t>: om agent</w:t>
               </w:r>
             </w:ins>
-            <w:ins w:id="215" w:author="xujianhui" w:date="2015-01-04T15:36:00Z">
+            <w:ins w:id="217" w:author="xujianhui" w:date="2015-01-04T15:36:00Z">
               <w:r>
                 <w:rPr>
                   <w:rFonts w:hint="eastAsia"/>
@@ -7002,7 +7012,7 @@
             <w:pPr>
               <w:ind w:left="0"/>
               <w:rPr>
-                <w:ins w:id="216" w:author="xujianhui" w:date="2015-01-04T15:36:00Z"/>
+                <w:ins w:id="218" w:author="xujianhui" w:date="2015-01-04T15:36:00Z"/>
               </w:rPr>
             </w:pPr>
             <w:r>
@@ -7014,7 +7024,7 @@
             <w:r>
               <w:t>"22"</w:t>
             </w:r>
-            <w:ins w:id="217" w:author="xujianhui" w:date="2015-01-04T15:36:00Z">
+            <w:ins w:id="219" w:author="xujianhui" w:date="2015-01-04T15:36:00Z">
               <w:r>
                 <w:rPr>
                   <w:rFonts w:hint="eastAsia"/>
@@ -7027,8 +7037,8 @@
             <w:pPr>
               <w:ind w:left="0"/>
             </w:pPr>
-            <w:ins w:id="218" w:author="xujianhui" w:date="2015-01-05T10:46:00Z">
-              <w:del w:id="219" w:author="linyoubin" w:date="2015-01-20T09:29:00Z">
+            <w:ins w:id="220" w:author="xujianhui" w:date="2015-01-05T10:46:00Z">
+              <w:del w:id="221" w:author="linyoubin" w:date="2015-01-20T09:29:00Z">
                 <w:r>
                   <w:rPr>
                     <w:rFonts w:hint="eastAsia"/>
@@ -7037,8 +7047,8 @@
                 </w:r>
               </w:del>
             </w:ins>
-            <w:ins w:id="220" w:author="xujianhui" w:date="2015-01-04T15:36:00Z">
-              <w:del w:id="221" w:author="linyoubin" w:date="2015-01-20T09:29:00Z">
+            <w:ins w:id="222" w:author="xujianhui" w:date="2015-01-04T15:36:00Z">
+              <w:del w:id="223" w:author="linyoubin" w:date="2015-01-20T09:29:00Z">
                 <w:r>
                   <w:rPr>
                     <w:rFonts w:hint="eastAsia"/>
@@ -7047,28 +7057,12 @@
                 </w:r>
               </w:del>
             </w:ins>
-            <w:ins w:id="222" w:author="linyoubin" w:date="2015-01-20T09:29:00Z">
+            <w:ins w:id="224" w:author="linyoubin" w:date="2015-01-20T09:29:00Z">
               <w:r>
                 <w:rPr>
                   <w:rFonts w:hint="eastAsia"/>
                 </w:rPr>
                 <w:t>AgentService</w:t>
-              </w:r>
-            </w:ins>
-            <w:ins w:id="223" w:author="xujianhui" w:date="2015-01-04T15:36:00Z">
-              <w:r>
-                <w:rPr>
-                  <w:rFonts w:hint="eastAsia"/>
-                </w:rPr>
-                <w:t>:</w:t>
-              </w:r>
-            </w:ins>
-            <w:ins w:id="224" w:author="linyoubin" w:date="2015-01-20T09:31:00Z">
-              <w:r>
-                <w:rPr>
-                  <w:rFonts w:hint="eastAsia"/>
-                </w:rPr>
-                <w:t>"</w:t>
               </w:r>
             </w:ins>
             <w:ins w:id="225" w:author="xujianhui" w:date="2015-01-04T15:36:00Z">
@@ -7076,10 +7070,26 @@
                 <w:rPr>
                   <w:rFonts w:hint="eastAsia"/>
                 </w:rPr>
-                <w:t xml:space="preserve"> 11790</w:t>
+                <w:t>:</w:t>
               </w:r>
             </w:ins>
             <w:ins w:id="226" w:author="linyoubin" w:date="2015-01-20T09:31:00Z">
+              <w:r>
+                <w:rPr>
+                  <w:rFonts w:hint="eastAsia"/>
+                </w:rPr>
+                <w:t>"</w:t>
+              </w:r>
+            </w:ins>
+            <w:ins w:id="227" w:author="xujianhui" w:date="2015-01-04T15:36:00Z">
+              <w:r>
+                <w:rPr>
+                  <w:rFonts w:hint="eastAsia"/>
+                </w:rPr>
+                <w:t xml:space="preserve"> 11790</w:t>
+              </w:r>
+            </w:ins>
+            <w:ins w:id="228" w:author="linyoubin" w:date="2015-01-20T09:31:00Z">
               <w:r>
                 <w:rPr>
                   <w:rFonts w:hint="eastAsia"/>
@@ -7229,10 +7239,10 @@
             <w:pPr>
               <w:ind w:left="0"/>
               <w:rPr>
-                <w:ins w:id="227" w:author="xujianhui" w:date="2015-01-04T15:36:00Z"/>
-              </w:rPr>
-            </w:pPr>
-            <w:ins w:id="228" w:author="xujianhui" w:date="2015-01-04T15:36:00Z">
+                <w:ins w:id="229" w:author="xujianhui" w:date="2015-01-04T15:36:00Z"/>
+              </w:rPr>
+            </w:pPr>
+            <w:ins w:id="230" w:author="xujianhui" w:date="2015-01-04T15:36:00Z">
               <w:r>
                 <w:fldChar w:fldCharType="begin"/>
               </w:r>
@@ -7273,7 +7283,7 @@
             <w:pPr>
               <w:ind w:left="0"/>
             </w:pPr>
-            <w:ins w:id="229" w:author="xujianhui" w:date="2014-12-05T15:13:00Z">
+            <w:ins w:id="231" w:author="xujianhui" w:date="2014-12-05T15:13:00Z">
               <w:r>
                 <w:rPr>
                   <w:rFonts w:hint="eastAsia"/>
@@ -7298,7 +7308,7 @@
             <w:pPr>
               <w:ind w:left="0"/>
               <w:rPr>
-                <w:ins w:id="230" w:author="xujianhui" w:date="2015-01-04T15:37:00Z"/>
+                <w:ins w:id="232" w:author="xujianhui" w:date="2015-01-04T15:37:00Z"/>
               </w:rPr>
             </w:pPr>
             <w:r>
@@ -7309,10 +7319,10 @@
             <w:pPr>
               <w:ind w:left="0" w:firstLineChars="150" w:firstLine="315"/>
               <w:rPr>
-                <w:ins w:id="231" w:author="xujianhui" w:date="2015-01-04T15:37:00Z"/>
-              </w:rPr>
-            </w:pPr>
-            <w:ins w:id="232" w:author="xujianhui" w:date="2015-01-04T15:37:00Z">
+                <w:ins w:id="233" w:author="xujianhui" w:date="2015-01-04T15:37:00Z"/>
+              </w:rPr>
+            </w:pPr>
+            <w:ins w:id="234" w:author="xujianhui" w:date="2015-01-04T15:37:00Z">
               <w:r>
                 <w:rPr>
                   <w:rFonts w:hint="eastAsia"/>
@@ -7324,13 +7334,13 @@
           <w:p>
             <w:pPr>
               <w:ind w:left="0" w:firstLineChars="150" w:firstLine="315"/>
-              <w:pPrChange w:id="233" w:author="xujianhui" w:date="2015-01-04T15:37:00Z">
+              <w:pPrChange w:id="235" w:author="xujianhui" w:date="2015-01-04T15:37:00Z">
                 <w:pPr>
                   <w:ind w:left="0"/>
                 </w:pPr>
               </w:pPrChange>
             </w:pPr>
-            <w:ins w:id="234" w:author="xujianhui" w:date="2015-01-04T15:37:00Z">
+            <w:ins w:id="236" w:author="xujianhui" w:date="2015-01-04T15:37:00Z">
               <w:r>
                 <w:rPr>
                   <w:rFonts w:hint="eastAsia"/>
@@ -7576,7 +7586,7 @@
             <w:pPr>
               <w:ind w:left="0"/>
               <w:rPr>
-                <w:ins w:id="235" w:author="xujianhui" w:date="2014-12-05T15:13:00Z"/>
+                <w:ins w:id="237" w:author="xujianhui" w:date="2014-12-05T15:13:00Z"/>
               </w:rPr>
             </w:pPr>
             <w:r>
@@ -7590,10 +7600,10 @@
             <w:pPr>
               <w:ind w:left="0"/>
               <w:rPr>
-                <w:ins w:id="236" w:author="xujianhui" w:date="2014-12-05T15:13:00Z"/>
-              </w:rPr>
-            </w:pPr>
-            <w:ins w:id="237" w:author="xujianhui" w:date="2014-12-05T15:13:00Z">
+                <w:ins w:id="238" w:author="xujianhui" w:date="2014-12-05T15:13:00Z"/>
+              </w:rPr>
+            </w:pPr>
+            <w:ins w:id="239" w:author="xujianhui" w:date="2014-12-05T15:13:00Z">
               <w:r>
                 <w:rPr>
                   <w:rFonts w:hint="eastAsia"/>
@@ -7606,7 +7616,7 @@
             <w:pPr>
               <w:ind w:left="0"/>
             </w:pPr>
-            <w:ins w:id="238" w:author="xujianhui" w:date="2014-12-05T15:13:00Z">
+            <w:ins w:id="240" w:author="xujianhui" w:date="2014-12-05T15:13:00Z">
               <w:r>
                 <w:rPr>
                   <w:rFonts w:hint="eastAsia"/>
@@ -7653,10 +7663,10 @@
             <w:pPr>
               <w:ind w:left="0"/>
               <w:rPr>
-                <w:ins w:id="239" w:author="xujianhui" w:date="2015-01-04T15:38:00Z"/>
-              </w:rPr>
-            </w:pPr>
-            <w:ins w:id="240" w:author="xujianhui" w:date="2015-01-04T15:38:00Z">
+                <w:ins w:id="241" w:author="xujianhui" w:date="2015-01-04T15:38:00Z"/>
+              </w:rPr>
+            </w:pPr>
+            <w:ins w:id="242" w:author="xujianhui" w:date="2015-01-04T15:38:00Z">
               <w:r>
                 <w:rPr>
                   <w:rFonts w:hint="eastAsia"/>
@@ -8697,10 +8707,10 @@
             <w:pPr>
               <w:ind w:left="0"/>
               <w:rPr>
-                <w:ins w:id="241" w:author="xujianhui" w:date="2015-01-04T15:46:00Z"/>
-              </w:rPr>
-            </w:pPr>
-            <w:ins w:id="242" w:author="xujianhui" w:date="2015-01-04T15:46:00Z">
+                <w:ins w:id="243" w:author="xujianhui" w:date="2015-01-04T15:46:00Z"/>
+              </w:rPr>
+            </w:pPr>
+            <w:ins w:id="244" w:author="xujianhui" w:date="2015-01-04T15:46:00Z">
               <w:r>
                 <w:rPr>
                   <w:rFonts w:hint="eastAsia"/>
@@ -8718,36 +8728,20 @@
               </w:numPr>
               <w:ind w:firstLineChars="0"/>
               <w:rPr>
-                <w:ins w:id="243" w:author="xujianhui" w:date="2015-01-04T15:51:00Z"/>
-              </w:rPr>
-              <w:pPrChange w:id="244" w:author="xujianhui" w:date="2015-01-04T15:51:00Z">
+                <w:ins w:id="245" w:author="xujianhui" w:date="2015-01-04T15:51:00Z"/>
+              </w:rPr>
+              <w:pPrChange w:id="246" w:author="xujianhui" w:date="2015-01-04T15:51:00Z">
                 <w:pPr>
                   <w:ind w:left="0"/>
                 </w:pPr>
               </w:pPrChange>
             </w:pPr>
-            <w:ins w:id="245" w:author="xujianhui" w:date="2015-01-04T15:47:00Z">
+            <w:ins w:id="247" w:author="xujianhui" w:date="2015-01-04T15:47:00Z">
               <w:r>
                 <w:rPr>
                   <w:rFonts w:hint="eastAsia"/>
                 </w:rPr>
                 <w:t>omsvc</w:t>
-              </w:r>
-            </w:ins>
-            <w:ins w:id="246" w:author="xujianhui" w:date="2015-01-04T15:50:00Z">
-              <w:r>
-                <w:rPr>
-                  <w:rFonts w:hint="eastAsia"/>
-                </w:rPr>
-                <w:t xml:space="preserve"> ---&gt; </w:t>
-              </w:r>
-            </w:ins>
-            <w:ins w:id="247" w:author="xujianhui" w:date="2015-01-04T15:53:00Z">
-              <w:r>
-                <w:rPr>
-                  <w:rFonts w:hint="eastAsia"/>
-                </w:rPr>
-                <w:t>本地</w:t>
               </w:r>
             </w:ins>
             <w:ins w:id="248" w:author="xujianhui" w:date="2015-01-04T15:50:00Z">
@@ -8755,10 +8749,26 @@
                 <w:rPr>
                   <w:rFonts w:hint="eastAsia"/>
                 </w:rPr>
+                <w:t xml:space="preserve"> ---&gt; </w:t>
+              </w:r>
+            </w:ins>
+            <w:ins w:id="249" w:author="xujianhui" w:date="2015-01-04T15:53:00Z">
+              <w:r>
+                <w:rPr>
+                  <w:rFonts w:hint="eastAsia"/>
+                </w:rPr>
+                <w:t>本地</w:t>
+              </w:r>
+            </w:ins>
+            <w:ins w:id="250" w:author="xujianhui" w:date="2015-01-04T15:50:00Z">
+              <w:r>
+                <w:rPr>
+                  <w:rFonts w:hint="eastAsia"/>
+                </w:rPr>
                 <w:t xml:space="preserve">omagent </w:t>
               </w:r>
             </w:ins>
-            <w:ins w:id="249" w:author="xujianhui" w:date="2015-01-04T15:51:00Z">
+            <w:ins w:id="251" w:author="xujianhui" w:date="2015-01-04T15:51:00Z">
               <w:r>
                 <w:rPr>
                   <w:rFonts w:hint="eastAsia"/>
@@ -8766,7 +8776,7 @@
                 <w:t>发送</w:t>
               </w:r>
             </w:ins>
-            <w:ins w:id="250" w:author="xujianhui" w:date="2015-01-05T10:34:00Z">
+            <w:ins w:id="252" w:author="xujianhui" w:date="2015-01-05T10:34:00Z">
               <w:r>
                 <w:rPr>
                   <w:rFonts w:hint="eastAsia"/>
@@ -8774,7 +8784,7 @@
                 <w:t>pre</w:t>
               </w:r>
             </w:ins>
-            <w:ins w:id="251" w:author="xujianhui" w:date="2015-01-05T10:35:00Z">
+            <w:ins w:id="253" w:author="xujianhui" w:date="2015-01-05T10:35:00Z">
               <w:r>
                 <w:rPr>
                   <w:rFonts w:hint="eastAsia"/>
@@ -8798,15 +8808,15 @@
               </w:numPr>
               <w:ind w:firstLineChars="0"/>
               <w:rPr>
-                <w:ins w:id="252" w:author="xujianhui" w:date="2015-01-04T15:55:00Z"/>
-              </w:rPr>
-              <w:pPrChange w:id="253" w:author="xujianhui" w:date="2015-01-04T15:51:00Z">
+                <w:ins w:id="254" w:author="xujianhui" w:date="2015-01-04T15:55:00Z"/>
+              </w:rPr>
+              <w:pPrChange w:id="255" w:author="xujianhui" w:date="2015-01-04T15:51:00Z">
                 <w:pPr>
                   <w:ind w:left="0"/>
                 </w:pPr>
               </w:pPrChange>
             </w:pPr>
-            <w:ins w:id="254" w:author="xujianhui" w:date="2015-01-04T15:53:00Z">
+            <w:ins w:id="256" w:author="xujianhui" w:date="2015-01-04T15:53:00Z">
               <w:r>
                 <w:rPr>
                   <w:rFonts w:hint="eastAsia"/>
@@ -8820,7 +8830,7 @@
                 <w:t>omagent</w:t>
               </w:r>
             </w:ins>
-            <w:ins w:id="255" w:author="xujianhui" w:date="2015-01-05T10:35:00Z">
+            <w:ins w:id="257" w:author="xujianhui" w:date="2015-01-05T10:35:00Z">
               <w:r>
                 <w:rPr>
                   <w:rFonts w:hint="eastAsia"/>
@@ -8852,7 +8862,7 @@
                 <w:t>目录，并启动临时</w:t>
               </w:r>
             </w:ins>
-            <w:ins w:id="256" w:author="xujianhui" w:date="2015-01-05T10:36:00Z">
+            <w:ins w:id="258" w:author="xujianhui" w:date="2015-01-05T10:36:00Z">
               <w:r>
                 <w:rPr>
                   <w:rFonts w:hint="eastAsia"/>
@@ -8894,15 +8904,15 @@
               </w:numPr>
               <w:ind w:firstLineChars="0"/>
               <w:rPr>
-                <w:ins w:id="257" w:author="xujianhui" w:date="2015-01-05T10:37:00Z"/>
-              </w:rPr>
-              <w:pPrChange w:id="258" w:author="xujianhui" w:date="2015-01-05T10:36:00Z">
+                <w:ins w:id="259" w:author="xujianhui" w:date="2015-01-05T10:37:00Z"/>
+              </w:rPr>
+              <w:pPrChange w:id="260" w:author="xujianhui" w:date="2015-01-05T10:36:00Z">
                 <w:pPr>
                   <w:ind w:left="0"/>
                 </w:pPr>
               </w:pPrChange>
             </w:pPr>
-            <w:ins w:id="259" w:author="xujianhui" w:date="2015-01-05T10:36:00Z">
+            <w:ins w:id="261" w:author="xujianhui" w:date="2015-01-05T10:36:00Z">
               <w:r>
                 <w:rPr>
                   <w:rFonts w:hint="eastAsia"/>
@@ -8946,7 +8956,7 @@
                 <w:t>check host</w:t>
               </w:r>
             </w:ins>
-            <w:ins w:id="260" w:author="xujianhui" w:date="2015-01-05T10:37:00Z">
+            <w:ins w:id="262" w:author="xujianhui" w:date="2015-01-05T10:37:00Z">
               <w:r>
                 <w:rPr>
                   <w:rFonts w:hint="eastAsia"/>
@@ -8983,15 +8993,15 @@
               </w:numPr>
               <w:ind w:firstLineChars="0"/>
               <w:rPr>
-                <w:ins w:id="261" w:author="xujianhui" w:date="2015-01-05T10:37:00Z"/>
-              </w:rPr>
-              <w:pPrChange w:id="262" w:author="xujianhui" w:date="2015-01-05T10:36:00Z">
+                <w:ins w:id="263" w:author="xujianhui" w:date="2015-01-05T10:37:00Z"/>
+              </w:rPr>
+              <w:pPrChange w:id="264" w:author="xujianhui" w:date="2015-01-05T10:36:00Z">
                 <w:pPr>
                   <w:ind w:left="0"/>
                 </w:pPr>
               </w:pPrChange>
             </w:pPr>
-            <w:ins w:id="263" w:author="xujianhui" w:date="2015-01-05T10:37:00Z">
+            <w:ins w:id="265" w:author="xujianhui" w:date="2015-01-05T10:37:00Z">
               <w:r>
                 <w:rPr>
                   <w:rFonts w:hint="eastAsia"/>
@@ -9039,15 +9049,15 @@
               </w:numPr>
               <w:ind w:firstLineChars="0"/>
               <w:rPr>
-                <w:ins w:id="264" w:author="xujianhui" w:date="2015-01-05T10:38:00Z"/>
-              </w:rPr>
-              <w:pPrChange w:id="265" w:author="xujianhui" w:date="2015-01-05T10:36:00Z">
+                <w:ins w:id="266" w:author="xujianhui" w:date="2015-01-05T10:38:00Z"/>
+              </w:rPr>
+              <w:pPrChange w:id="267" w:author="xujianhui" w:date="2015-01-05T10:36:00Z">
                 <w:pPr>
                   <w:ind w:left="0"/>
                 </w:pPr>
               </w:pPrChange>
             </w:pPr>
-            <w:ins w:id="266" w:author="xujianhui" w:date="2015-01-05T10:37:00Z">
+            <w:ins w:id="268" w:author="xujianhui" w:date="2015-01-05T10:37:00Z">
               <w:r>
                 <w:rPr>
                   <w:rFonts w:hint="eastAsia"/>
@@ -9055,7 +9065,7 @@
                 <w:t>本地</w:t>
               </w:r>
             </w:ins>
-            <w:ins w:id="267" w:author="xujianhui" w:date="2015-01-05T10:38:00Z">
+            <w:ins w:id="269" w:author="xujianhui" w:date="2015-01-05T10:38:00Z">
               <w:r>
                 <w:rPr>
                   <w:rFonts w:hint="eastAsia"/>
@@ -9097,9 +9107,9 @@
           <w:p>
             <w:pPr>
               <w:rPr>
-                <w:ins w:id="268" w:author="xujianhui" w:date="2015-01-05T10:38:00Z"/>
-              </w:rPr>
-              <w:pPrChange w:id="269" w:author="xujianhui" w:date="2015-01-05T10:38:00Z">
+                <w:ins w:id="270" w:author="xujianhui" w:date="2015-01-05T10:38:00Z"/>
+              </w:rPr>
+              <w:pPrChange w:id="271" w:author="xujianhui" w:date="2015-01-05T10:38:00Z">
                 <w:pPr>
                   <w:ind w:left="0"/>
                 </w:pPr>
@@ -9110,10 +9120,10 @@
             <w:pPr>
               <w:ind w:left="0"/>
               <w:rPr>
-                <w:ins w:id="270" w:author="xujianhui" w:date="2015-01-05T10:38:00Z"/>
-              </w:rPr>
-            </w:pPr>
-            <w:ins w:id="271" w:author="xujianhui" w:date="2015-01-05T10:38:00Z">
+                <w:ins w:id="272" w:author="xujianhui" w:date="2015-01-05T10:38:00Z"/>
+              </w:rPr>
+            </w:pPr>
+            <w:ins w:id="273" w:author="xujianhui" w:date="2015-01-05T10:38:00Z">
               <w:r>
                 <w:rPr>
                   <w:rFonts w:hint="eastAsia"/>
@@ -9131,42 +9141,21 @@
               </w:numPr>
               <w:ind w:firstLineChars="0"/>
               <w:rPr>
-                <w:ins w:id="272" w:author="xujianhui" w:date="2015-01-05T10:39:00Z"/>
+                <w:ins w:id="274" w:author="xujianhui" w:date="2015-01-05T10:39:00Z"/>
                 <w:b/>
-                <w:rPrChange w:id="273" w:author="xujianhui" w:date="2015-01-05T10:44:00Z">
+                <w:rPrChange w:id="275" w:author="xujianhui" w:date="2015-01-05T10:44:00Z">
                   <w:rPr>
-                    <w:ins w:id="274" w:author="xujianhui" w:date="2015-01-05T10:39:00Z"/>
+                    <w:ins w:id="276" w:author="xujianhui" w:date="2015-01-05T10:39:00Z"/>
                   </w:rPr>
                 </w:rPrChange>
               </w:rPr>
-              <w:pPrChange w:id="275" w:author="xujianhui" w:date="2015-01-05T10:39:00Z">
+              <w:pPrChange w:id="277" w:author="xujianhui" w:date="2015-01-05T10:39:00Z">
                 <w:pPr>
                   <w:ind w:left="0"/>
                 </w:pPr>
               </w:pPrChange>
             </w:pPr>
-            <w:ins w:id="276" w:author="xujianhui" w:date="2015-01-05T10:39:00Z">
-              <w:r>
-                <w:rPr>
-                  <w:rFonts w:hint="eastAsia"/>
-                  <w:b/>
-                  <w:rPrChange w:id="277" w:author="xujianhui" w:date="2015-01-05T10:44:00Z">
-                    <w:rPr>
-                      <w:rFonts w:hint="eastAsia"/>
-                    </w:rPr>
-                  </w:rPrChange>
-                </w:rPr>
-                <w:t>提供临时</w:t>
-              </w:r>
-              <w:r>
-                <w:rPr>
-                  <w:b/>
-                  <w:rPrChange w:id="278" w:author="xujianhui" w:date="2015-01-05T10:44:00Z">
-                    <w:rPr/>
-                  </w:rPrChange>
-                </w:rPr>
-                <w:t>cm</w:t>
-              </w:r>
+            <w:ins w:id="278" w:author="xujianhui" w:date="2015-01-05T10:39:00Z">
               <w:r>
                 <w:rPr>
                   <w:rFonts w:hint="eastAsia"/>
@@ -9177,7 +9166,7 @@
                     </w:rPr>
                   </w:rPrChange>
                 </w:rPr>
-                <w:t>的启动，临时</w:t>
+                <w:t>提供临时</w:t>
               </w:r>
               <w:r>
                 <w:rPr>
@@ -9198,6 +9187,27 @@
                     </w:rPr>
                   </w:rPrChange>
                 </w:rPr>
+                <w:t>的启动，临时</w:t>
+              </w:r>
+              <w:r>
+                <w:rPr>
+                  <w:b/>
+                  <w:rPrChange w:id="282" w:author="xujianhui" w:date="2015-01-05T10:44:00Z">
+                    <w:rPr/>
+                  </w:rPrChange>
+                </w:rPr>
+                <w:t>cm</w:t>
+              </w:r>
+              <w:r>
+                <w:rPr>
+                  <w:rFonts w:hint="eastAsia"/>
+                  <w:b/>
+                  <w:rPrChange w:id="283" w:author="xujianhui" w:date="2015-01-05T10:44:00Z">
+                    <w:rPr>
+                      <w:rFonts w:hint="eastAsia"/>
+                    </w:rPr>
+                  </w:rPrChange>
+                </w:rPr>
                 <w:t>可以重复启动，并能在生命周期结束后自动退出</w:t>
               </w:r>
             </w:ins>
@@ -9212,38 +9222,17 @@
               <w:ind w:firstLineChars="0"/>
               <w:rPr>
                 <w:b/>
-                <w:rPrChange w:id="282" w:author="xujianhui" w:date="2015-01-05T10:43:00Z">
+                <w:rPrChange w:id="284" w:author="xujianhui" w:date="2015-01-05T10:43:00Z">
                   <w:rPr/>
                 </w:rPrChange>
               </w:rPr>
-              <w:pPrChange w:id="283" w:author="xujianhui" w:date="2015-01-05T10:39:00Z">
+              <w:pPrChange w:id="285" w:author="xujianhui" w:date="2015-01-05T10:39:00Z">
                 <w:pPr>
                   <w:ind w:left="0"/>
                 </w:pPr>
               </w:pPrChange>
             </w:pPr>
-            <w:ins w:id="284" w:author="xujianhui" w:date="2015-01-05T10:40:00Z">
-              <w:r>
-                <w:rPr>
-                  <w:b/>
-                  <w:rPrChange w:id="285" w:author="xujianhui" w:date="2015-01-05T10:43:00Z">
-                    <w:rPr/>
-                  </w:rPrChange>
-                </w:rPr>
-                <w:t xml:space="preserve">omsvc </w:t>
-              </w:r>
-              <w:r>
-                <w:rPr>
-                  <w:rFonts w:hint="eastAsia"/>
-                  <w:b/>
-                  <w:rPrChange w:id="286" w:author="xujianhui" w:date="2015-01-05T10:43:00Z">
-                    <w:rPr>
-                      <w:rFonts w:hint="eastAsia"/>
-                    </w:rPr>
-                  </w:rPrChange>
-                </w:rPr>
-                <w:t>对收集到的</w:t>
-              </w:r>
+            <w:ins w:id="286" w:author="xujianhui" w:date="2015-01-05T10:40:00Z">
               <w:r>
                 <w:rPr>
                   <w:b/>
@@ -9251,7 +9240,7 @@
                     <w:rPr/>
                   </w:rPrChange>
                 </w:rPr>
-                <w:t>om</w:t>
+                <w:t xml:space="preserve">omsvc </w:t>
               </w:r>
               <w:r>
                 <w:rPr>
@@ -9263,10 +9252,17 @@
                     </w:rPr>
                   </w:rPrChange>
                 </w:rPr>
-                <w:t>版本信息</w:t>
-              </w:r>
-            </w:ins>
-            <w:ins w:id="289" w:author="xujianhui" w:date="2015-01-05T10:42:00Z">
+                <w:t>对收集到的</w:t>
+              </w:r>
+              <w:r>
+                <w:rPr>
+                  <w:b/>
+                  <w:rPrChange w:id="289" w:author="xujianhui" w:date="2015-01-05T10:43:00Z">
+                    <w:rPr/>
+                  </w:rPrChange>
+                </w:rPr>
+                <w:t>om</w:t>
+              </w:r>
               <w:r>
                 <w:rPr>
                   <w:rFonts w:hint="eastAsia"/>
@@ -9277,6 +9273,20 @@
                     </w:rPr>
                   </w:rPrChange>
                 </w:rPr>
+                <w:t>版本信息</w:t>
+              </w:r>
+            </w:ins>
+            <w:ins w:id="291" w:author="xujianhui" w:date="2015-01-05T10:42:00Z">
+              <w:r>
+                <w:rPr>
+                  <w:rFonts w:hint="eastAsia"/>
+                  <w:b/>
+                  <w:rPrChange w:id="292" w:author="xujianhui" w:date="2015-01-05T10:43:00Z">
+                    <w:rPr>
+                      <w:rFonts w:hint="eastAsia"/>
+                    </w:rPr>
+                  </w:rPrChange>
+                </w:rPr>
                 <w:t>需要做不兼容性处理</w:t>
               </w:r>
             </w:ins>
@@ -9298,7 +9308,7 @@
       <w:pPr>
         <w:ind w:left="0"/>
         <w:rPr>
-          <w:del w:id="291" w:author="xujianhui" w:date="2015-01-05T10:43:00Z"/>
+          <w:del w:id="293" w:author="xujianhui" w:date="2015-01-05T10:43:00Z"/>
         </w:rPr>
       </w:pPr>
     </w:p>
@@ -9749,7 +9759,7 @@
             <w:pPr>
               <w:ind w:left="0" w:firstLineChars="350" w:firstLine="735"/>
             </w:pPr>
-            <w:del w:id="292" w:author="linyoubin" w:date="2015-01-20T09:29:00Z">
+            <w:del w:id="294" w:author="linyoubin" w:date="2015-01-20T09:29:00Z">
               <w:r>
                 <w:rPr>
                   <w:rFonts w:hint="eastAsia"/>
@@ -9757,7 +9767,7 @@
                 <w:delText>AgentPort</w:delText>
               </w:r>
             </w:del>
-            <w:ins w:id="293" w:author="linyoubin" w:date="2015-01-20T09:29:00Z">
+            <w:ins w:id="295" w:author="linyoubin" w:date="2015-01-20T09:29:00Z">
               <w:r>
                 <w:rPr>
                   <w:rFonts w:hint="eastAsia"/>
@@ -10119,7 +10129,7 @@
             <w:pPr>
               <w:ind w:left="0" w:firstLineChars="100" w:firstLine="210"/>
             </w:pPr>
-            <w:del w:id="294" w:author="linyoubin" w:date="2015-01-20T09:29:00Z">
+            <w:del w:id="296" w:author="linyoubin" w:date="2015-01-20T09:29:00Z">
               <w:r>
                 <w:rPr>
                   <w:rFonts w:hint="eastAsia"/>
@@ -10127,7 +10137,7 @@
                 <w:delText>AgentPort</w:delText>
               </w:r>
             </w:del>
-            <w:ins w:id="295" w:author="linyoubin" w:date="2015-01-20T09:29:00Z">
+            <w:ins w:id="297" w:author="linyoubin" w:date="2015-01-20T09:29:00Z">
               <w:r>
                 <w:rPr>
                   <w:rFonts w:hint="eastAsia"/>
@@ -10331,12 +10341,12 @@
             <w:r>
               <w:t>"</w:t>
             </w:r>
-            <w:del w:id="296" w:author="linyoubin" w:date="2015-01-20T09:29:00Z">
+            <w:del w:id="298" w:author="linyoubin" w:date="2015-01-20T09:29:00Z">
               <w:r>
                 <w:delText>AgentPort</w:delText>
               </w:r>
             </w:del>
-            <w:ins w:id="297" w:author="linyoubin" w:date="2015-01-20T09:29:00Z">
+            <w:ins w:id="299" w:author="linyoubin" w:date="2015-01-20T09:29:00Z">
               <w:r>
                 <w:t>AgentService</w:t>
               </w:r>
@@ -11260,12 +11270,12 @@
             <w:r>
               <w:t>"</w:t>
             </w:r>
-            <w:del w:id="298" w:author="linyoubin" w:date="2015-01-20T09:29:00Z">
+            <w:del w:id="300" w:author="linyoubin" w:date="2015-01-20T09:29:00Z">
               <w:r>
                 <w:delText>AgentPort</w:delText>
               </w:r>
             </w:del>
-            <w:ins w:id="299" w:author="linyoubin" w:date="2015-01-20T09:29:00Z">
+            <w:ins w:id="301" w:author="linyoubin" w:date="2015-01-20T09:29:00Z">
               <w:r>
                 <w:t>AgentService</w:t>
               </w:r>
@@ -11428,10 +11438,10 @@
             <w:pPr>
               <w:ind w:left="0"/>
               <w:rPr>
-                <w:ins w:id="300" w:author="xujianhui" w:date="2015-01-05T10:56:00Z"/>
-              </w:rPr>
-            </w:pPr>
-            <w:ins w:id="301" w:author="xujianhui" w:date="2015-01-05T10:57:00Z">
+                <w:ins w:id="302" w:author="xujianhui" w:date="2015-01-05T10:56:00Z"/>
+              </w:rPr>
+            </w:pPr>
+            <w:ins w:id="303" w:author="xujianhui" w:date="2015-01-05T10:57:00Z">
               <w:r>
                 <w:fldChar w:fldCharType="begin"/>
               </w:r>
@@ -11472,10 +11482,10 @@
             <w:pPr>
               <w:ind w:left="0"/>
               <w:rPr>
-                <w:ins w:id="302" w:author="xujianhui" w:date="2014-12-05T15:46:00Z"/>
-              </w:rPr>
-            </w:pPr>
-            <w:ins w:id="303" w:author="xujianhui" w:date="2015-01-05T11:20:00Z">
+                <w:ins w:id="304" w:author="xujianhui" w:date="2014-12-05T15:46:00Z"/>
+              </w:rPr>
+            </w:pPr>
+            <w:ins w:id="305" w:author="xujianhui" w:date="2015-01-05T11:20:00Z">
               <w:r>
                 <w:rPr>
                   <w:rFonts w:hint="eastAsia"/>
@@ -11483,7 +11493,7 @@
                 <w:t>（</w:t>
               </w:r>
             </w:ins>
-            <w:ins w:id="304" w:author="xujianhui" w:date="2015-01-05T11:19:00Z">
+            <w:ins w:id="306" w:author="xujianhui" w:date="2015-01-05T11:19:00Z">
               <w:r>
                 <w:rPr>
                   <w:rFonts w:hint="eastAsia"/>
@@ -11491,7 +11501,7 @@
                 <w:t>对于异步操作）</w:t>
               </w:r>
             </w:ins>
-            <w:ins w:id="305" w:author="xujianhui" w:date="2014-12-05T15:45:00Z">
+            <w:ins w:id="307" w:author="xujianhui" w:date="2014-12-05T15:45:00Z">
               <w:r>
                 <w:rPr>
                   <w:rFonts w:hint="eastAsia"/>
@@ -11505,7 +11515,7 @@
                 <w:t>task</w:t>
               </w:r>
             </w:ins>
-            <w:ins w:id="306" w:author="xujianhui" w:date="2015-01-05T11:12:00Z">
+            <w:ins w:id="308" w:author="xujianhui" w:date="2015-01-05T11:12:00Z">
               <w:r>
                 <w:rPr>
                   <w:rFonts w:hint="eastAsia"/>
@@ -11513,7 +11523,7 @@
                 <w:t>id</w:t>
               </w:r>
             </w:ins>
-            <w:ins w:id="307" w:author="xujianhui" w:date="2015-01-05T11:13:00Z">
+            <w:ins w:id="309" w:author="xujianhui" w:date="2015-01-05T11:13:00Z">
               <w:r>
                 <w:rPr>
                   <w:rFonts w:hint="eastAsia"/>
@@ -11526,10 +11536,10 @@
             <w:pPr>
               <w:ind w:left="0"/>
               <w:rPr>
-                <w:ins w:id="308" w:author="xujianhui" w:date="2014-12-05T15:46:00Z"/>
-              </w:rPr>
-            </w:pPr>
-            <w:ins w:id="309" w:author="xujianhui" w:date="2014-12-05T15:46:00Z">
+                <w:ins w:id="310" w:author="xujianhui" w:date="2014-12-05T15:46:00Z"/>
+              </w:rPr>
+            </w:pPr>
+            <w:ins w:id="311" w:author="xujianhui" w:date="2014-12-05T15:46:00Z">
               <w:r>
                 <w:rPr>
                   <w:rFonts w:hint="eastAsia"/>
@@ -11542,10 +11552,10 @@
             <w:pPr>
               <w:ind w:left="0"/>
               <w:rPr>
-                <w:ins w:id="310" w:author="xujianhui" w:date="2014-12-05T15:46:00Z"/>
-              </w:rPr>
-            </w:pPr>
-            <w:ins w:id="311" w:author="xujianhui" w:date="2014-12-05T15:46:00Z">
+                <w:ins w:id="312" w:author="xujianhui" w:date="2014-12-05T15:46:00Z"/>
+              </w:rPr>
+            </w:pPr>
+            <w:ins w:id="313" w:author="xujianhui" w:date="2014-12-05T15:46:00Z">
               <w:r>
                 <w:rPr>
                   <w:rFonts w:hint="eastAsia"/>
@@ -11556,7 +11566,7 @@
                 <w:t>T</w:t>
               </w:r>
             </w:ins>
-            <w:ins w:id="312" w:author="xujianhui" w:date="2015-01-05T11:19:00Z">
+            <w:ins w:id="314" w:author="xujianhui" w:date="2015-01-05T11:19:00Z">
               <w:r>
                 <w:rPr>
                   <w:rFonts w:hint="eastAsia"/>
@@ -11581,7 +11591,7 @@
             <w:pPr>
               <w:ind w:left="0"/>
             </w:pPr>
-            <w:ins w:id="313" w:author="xujianhui" w:date="2014-12-05T15:46:00Z">
+            <w:ins w:id="315" w:author="xujianhui" w:date="2014-12-05T15:46:00Z">
               <w:r>
                 <w:rPr>
                   <w:rFonts w:hint="eastAsia"/>
@@ -11599,10 +11609,10 @@
             <w:pPr>
               <w:ind w:left="0"/>
               <w:rPr>
-                <w:ins w:id="314" w:author="xujianhui" w:date="2015-01-05T10:57:00Z"/>
-              </w:rPr>
-            </w:pPr>
-            <w:ins w:id="315" w:author="xujianhui" w:date="2015-01-05T10:57:00Z">
+                <w:ins w:id="316" w:author="xujianhui" w:date="2015-01-05T10:57:00Z"/>
+              </w:rPr>
+            </w:pPr>
+            <w:ins w:id="317" w:author="xujianhui" w:date="2015-01-05T10:57:00Z">
               <w:r>
                 <w:rPr>
                   <w:rFonts w:hint="eastAsia"/>
@@ -11615,10 +11625,10 @@
             <w:pPr>
               <w:ind w:left="0"/>
               <w:rPr>
-                <w:ins w:id="316" w:author="xujianhui" w:date="2015-01-05T11:19:00Z"/>
-              </w:rPr>
-            </w:pPr>
-            <w:ins w:id="317" w:author="xujianhui" w:date="2015-01-05T10:57:00Z">
+                <w:ins w:id="318" w:author="xujianhui" w:date="2015-01-05T11:19:00Z"/>
+              </w:rPr>
+            </w:pPr>
+            <w:ins w:id="319" w:author="xujianhui" w:date="2015-01-05T10:57:00Z">
               <w:r>
                 <w:rPr>
                   <w:rFonts w:hint="eastAsia"/>
@@ -11631,10 +11641,10 @@
             <w:pPr>
               <w:ind w:left="0"/>
               <w:rPr>
-                <w:ins w:id="318" w:author="xujianhui" w:date="2015-01-05T10:57:00Z"/>
-              </w:rPr>
-            </w:pPr>
-            <w:ins w:id="319" w:author="xujianhui" w:date="2015-01-05T11:19:00Z">
+                <w:ins w:id="320" w:author="xujianhui" w:date="2015-01-05T10:57:00Z"/>
+              </w:rPr>
+            </w:pPr>
+            <w:ins w:id="321" w:author="xujianhui" w:date="2015-01-05T11:19:00Z">
               <w:r>
                 <w:rPr>
                   <w:rFonts w:hint="eastAsia"/>
@@ -11647,7 +11657,7 @@
             <w:pPr>
               <w:ind w:left="0"/>
             </w:pPr>
-            <w:ins w:id="320" w:author="xujianhui" w:date="2015-01-05T10:57:00Z">
+            <w:ins w:id="322" w:author="xujianhui" w:date="2015-01-05T10:57:00Z">
               <w:r>
                 <w:rPr>
                   <w:rFonts w:hint="eastAsia"/>
@@ -11686,10 +11696,10 @@
             <w:pPr>
               <w:ind w:left="0"/>
               <w:rPr>
-                <w:ins w:id="321" w:author="xujianhui" w:date="2015-01-05T11:39:00Z"/>
-              </w:rPr>
-            </w:pPr>
-            <w:ins w:id="322" w:author="xujianhui" w:date="2015-01-05T11:39:00Z">
+                <w:ins w:id="323" w:author="xujianhui" w:date="2015-01-05T11:39:00Z"/>
+              </w:rPr>
+            </w:pPr>
+            <w:ins w:id="324" w:author="xujianhui" w:date="2015-01-05T11:39:00Z">
               <w:r>
                 <w:rPr>
                   <w:rFonts w:hint="eastAsia"/>
@@ -11707,51 +11717,51 @@
               </w:numPr>
               <w:ind w:firstLineChars="0"/>
               <w:rPr>
-                <w:ins w:id="323" w:author="xujianhui" w:date="2015-01-05T11:40:00Z"/>
-              </w:rPr>
-              <w:pPrChange w:id="324" w:author="xujianhui" w:date="2015-01-05T11:40:00Z">
+                <w:ins w:id="325" w:author="xujianhui" w:date="2015-01-05T11:40:00Z"/>
+              </w:rPr>
+              <w:pPrChange w:id="326" w:author="xujianhui" w:date="2015-01-05T11:40:00Z">
                 <w:pPr>
                   <w:ind w:left="0"/>
                 </w:pPr>
               </w:pPrChange>
             </w:pPr>
-            <w:ins w:id="325" w:author="xujianhui" w:date="2015-01-05T11:39:00Z">
+            <w:ins w:id="327" w:author="xujianhui" w:date="2015-01-05T11:39:00Z">
               <w:r>
                 <w:rPr>
                   <w:rFonts w:hint="eastAsia"/>
                 </w:rPr>
                 <w:t xml:space="preserve">omsvc --- &gt; </w:t>
-              </w:r>
-            </w:ins>
-            <w:ins w:id="326" w:author="xujianhui" w:date="2015-01-05T11:40:00Z">
-              <w:r>
-                <w:rPr>
-                  <w:rFonts w:hint="eastAsia"/>
-                </w:rPr>
-                <w:t>本地</w:t>
-              </w:r>
-              <w:r>
-                <w:rPr>
-                  <w:rFonts w:hint="eastAsia"/>
-                </w:rPr>
-                <w:t>omagent notify task(</w:t>
-              </w:r>
-            </w:ins>
-            <w:ins w:id="327" w:author="xujianhui" w:date="2015-01-05T11:41:00Z">
-              <w:r>
-                <w:t>task</w:t>
-              </w:r>
-              <w:r>
-                <w:rPr>
-                  <w:rFonts w:hint="eastAsia"/>
-                </w:rPr>
-                <w:t>i</w:t>
-              </w:r>
-              <w:r>
-                <w:t>d</w:t>
               </w:r>
             </w:ins>
             <w:ins w:id="328" w:author="xujianhui" w:date="2015-01-05T11:40:00Z">
+              <w:r>
+                <w:rPr>
+                  <w:rFonts w:hint="eastAsia"/>
+                </w:rPr>
+                <w:t>本地</w:t>
+              </w:r>
+              <w:r>
+                <w:rPr>
+                  <w:rFonts w:hint="eastAsia"/>
+                </w:rPr>
+                <w:t>omagent notify task(</w:t>
+              </w:r>
+            </w:ins>
+            <w:ins w:id="329" w:author="xujianhui" w:date="2015-01-05T11:41:00Z">
+              <w:r>
+                <w:t>task</w:t>
+              </w:r>
+              <w:r>
+                <w:rPr>
+                  <w:rFonts w:hint="eastAsia"/>
+                </w:rPr>
+                <w:t>i</w:t>
+              </w:r>
+              <w:r>
+                <w:t>d</w:t>
+              </w:r>
+            </w:ins>
+            <w:ins w:id="330" w:author="xujianhui" w:date="2015-01-05T11:40:00Z">
               <w:r>
                 <w:rPr>
                   <w:rFonts w:hint="eastAsia"/>
@@ -11769,15 +11779,15 @@
               </w:numPr>
               <w:ind w:firstLineChars="0"/>
               <w:rPr>
-                <w:ins w:id="329" w:author="xujianhui" w:date="2015-01-05T11:42:00Z"/>
-              </w:rPr>
-              <w:pPrChange w:id="330" w:author="xujianhui" w:date="2015-01-05T11:40:00Z">
+                <w:ins w:id="331" w:author="xujianhui" w:date="2015-01-05T11:42:00Z"/>
+              </w:rPr>
+              <w:pPrChange w:id="332" w:author="xujianhui" w:date="2015-01-05T11:40:00Z">
                 <w:pPr>
                   <w:ind w:left="0"/>
                 </w:pPr>
               </w:pPrChange>
             </w:pPr>
-            <w:ins w:id="331" w:author="xujianhui" w:date="2015-01-05T11:40:00Z">
+            <w:ins w:id="333" w:author="xujianhui" w:date="2015-01-05T11:40:00Z">
               <w:r>
                 <w:rPr>
                   <w:rFonts w:hint="eastAsia"/>
@@ -11789,22 +11799,6 @@
                   <w:rFonts w:hint="eastAsia"/>
                 </w:rPr>
                 <w:t>omagent</w:t>
-              </w:r>
-            </w:ins>
-            <w:ins w:id="332" w:author="xujianhui" w:date="2015-01-05T11:41:00Z">
-              <w:r>
-                <w:rPr>
-                  <w:rFonts w:hint="eastAsia"/>
-                </w:rPr>
-                <w:t xml:space="preserve"> --- &gt; </w:t>
-              </w:r>
-            </w:ins>
-            <w:ins w:id="333" w:author="xujianhui" w:date="2015-01-05T11:48:00Z">
-              <w:r>
-                <w:rPr>
-                  <w:rFonts w:hint="eastAsia"/>
-                </w:rPr>
-                <w:t xml:space="preserve">omsvc </w:t>
               </w:r>
             </w:ins>
             <w:ins w:id="334" w:author="xujianhui" w:date="2015-01-05T11:41:00Z">
@@ -11812,10 +11806,26 @@
                 <w:rPr>
                   <w:rFonts w:hint="eastAsia"/>
                 </w:rPr>
+                <w:t xml:space="preserve"> --- &gt; </w:t>
+              </w:r>
+            </w:ins>
+            <w:ins w:id="335" w:author="xujianhui" w:date="2015-01-05T11:48:00Z">
+              <w:r>
+                <w:rPr>
+                  <w:rFonts w:hint="eastAsia"/>
+                </w:rPr>
+                <w:t xml:space="preserve">omsvc </w:t>
+              </w:r>
+            </w:ins>
+            <w:ins w:id="336" w:author="xujianhui" w:date="2015-01-05T11:41:00Z">
+              <w:r>
+                <w:rPr>
+                  <w:rFonts w:hint="eastAsia"/>
+                </w:rPr>
                 <w:t>query(</w:t>
               </w:r>
             </w:ins>
-            <w:ins w:id="335" w:author="xujianhui" w:date="2015-01-05T11:42:00Z">
+            <w:ins w:id="337" w:author="xujianhui" w:date="2015-01-05T11:42:00Z">
               <w:r>
                 <w:t>task</w:t>
               </w:r>
@@ -11833,15 +11843,15 @@
               </w:numPr>
               <w:ind w:firstLineChars="0"/>
               <w:rPr>
-                <w:ins w:id="336" w:author="xujianhui" w:date="2015-01-05T11:49:00Z"/>
-              </w:rPr>
-              <w:pPrChange w:id="337" w:author="xujianhui" w:date="2015-01-05T11:40:00Z">
+                <w:ins w:id="338" w:author="xujianhui" w:date="2015-01-05T11:49:00Z"/>
+              </w:rPr>
+              <w:pPrChange w:id="339" w:author="xujianhui" w:date="2015-01-05T11:40:00Z">
                 <w:pPr>
                   <w:ind w:left="0"/>
                 </w:pPr>
               </w:pPrChange>
             </w:pPr>
-            <w:ins w:id="338" w:author="xujianhui" w:date="2015-01-05T11:49:00Z">
+            <w:ins w:id="340" w:author="xujianhui" w:date="2015-01-05T11:49:00Z">
               <w:r>
                 <w:rPr>
                   <w:rFonts w:hint="eastAsia"/>
@@ -11867,7 +11877,7 @@
                 <w:t>task</w:t>
               </w:r>
             </w:ins>
-            <w:ins w:id="339" w:author="xujianhui" w:date="2015-01-05T11:51:00Z">
+            <w:ins w:id="341" w:author="xujianhui" w:date="2015-01-05T11:51:00Z">
               <w:r>
                 <w:rPr>
                   <w:rFonts w:hint="eastAsia"/>
@@ -11881,7 +11891,7 @@
                 <w:t>host</w:t>
               </w:r>
             </w:ins>
-            <w:ins w:id="340" w:author="xujianhui" w:date="2015-01-05T11:49:00Z">
+            <w:ins w:id="342" w:author="xujianhui" w:date="2015-01-05T11:49:00Z">
               <w:r>
                 <w:rPr>
                   <w:rFonts w:hint="eastAsia"/>
@@ -11905,15 +11915,15 @@
               </w:numPr>
               <w:ind w:firstLineChars="0"/>
               <w:rPr>
-                <w:ins w:id="341" w:author="xujianhui" w:date="2015-01-05T11:51:00Z"/>
-              </w:rPr>
-              <w:pPrChange w:id="342" w:author="xujianhui" w:date="2015-01-05T11:50:00Z">
+                <w:ins w:id="343" w:author="xujianhui" w:date="2015-01-05T11:51:00Z"/>
+              </w:rPr>
+              <w:pPrChange w:id="344" w:author="xujianhui" w:date="2015-01-05T11:50:00Z">
                 <w:pPr>
                   <w:ind w:left="0"/>
                 </w:pPr>
               </w:pPrChange>
             </w:pPr>
-            <w:ins w:id="343" w:author="xujianhui" w:date="2015-01-05T11:50:00Z">
+            <w:ins w:id="345" w:author="xujianhui" w:date="2015-01-05T11:50:00Z">
               <w:r>
                 <w:rPr>
                   <w:rFonts w:hint="eastAsia"/>
@@ -11921,7 +11931,7 @@
                 <w:t>获取</w:t>
               </w:r>
             </w:ins>
-            <w:ins w:id="344" w:author="xujianhui" w:date="2015-01-05T11:51:00Z">
+            <w:ins w:id="346" w:author="xujianhui" w:date="2015-01-05T11:51:00Z">
               <w:r>
                 <w:rPr>
                   <w:rFonts w:hint="eastAsia"/>
@@ -11957,15 +11967,15 @@
               </w:numPr>
               <w:ind w:firstLineChars="0"/>
               <w:rPr>
-                <w:ins w:id="345" w:author="xujianhui" w:date="2015-01-05T11:53:00Z"/>
-              </w:rPr>
-              <w:pPrChange w:id="346" w:author="xujianhui" w:date="2015-01-05T11:50:00Z">
+                <w:ins w:id="347" w:author="xujianhui" w:date="2015-01-05T11:53:00Z"/>
+              </w:rPr>
+              <w:pPrChange w:id="348" w:author="xujianhui" w:date="2015-01-05T11:50:00Z">
                 <w:pPr>
                   <w:ind w:left="0"/>
                 </w:pPr>
               </w:pPrChange>
             </w:pPr>
-            <w:ins w:id="347" w:author="xujianhui" w:date="2015-01-05T11:53:00Z">
+            <w:ins w:id="349" w:author="xujianhui" w:date="2015-01-05T11:53:00Z">
               <w:r>
                 <w:rPr>
                   <w:rFonts w:hint="eastAsia"/>
@@ -12008,15 +12018,15 @@
               </w:numPr>
               <w:ind w:firstLineChars="0"/>
               <w:rPr>
-                <w:ins w:id="348" w:author="xujianhui" w:date="2015-01-05T11:54:00Z"/>
-              </w:rPr>
-              <w:pPrChange w:id="349" w:author="xujianhui" w:date="2015-01-05T11:50:00Z">
+                <w:ins w:id="350" w:author="xujianhui" w:date="2015-01-05T11:54:00Z"/>
+              </w:rPr>
+              <w:pPrChange w:id="351" w:author="xujianhui" w:date="2015-01-05T11:50:00Z">
                 <w:pPr>
                   <w:ind w:left="0"/>
                 </w:pPr>
               </w:pPrChange>
             </w:pPr>
-            <w:ins w:id="350" w:author="xujianhui" w:date="2015-01-05T11:53:00Z">
+            <w:ins w:id="352" w:author="xujianhui" w:date="2015-01-05T11:53:00Z">
               <w:r>
                 <w:rPr>
                   <w:rFonts w:hint="eastAsia"/>
@@ -12024,7 +12034,7 @@
                 <w:t>拷贝安装包至</w:t>
               </w:r>
             </w:ins>
-            <w:ins w:id="351" w:author="xujianhui" w:date="2015-01-05T11:54:00Z">
+            <w:ins w:id="353" w:author="xujianhui" w:date="2015-01-05T11:54:00Z">
               <w:r>
                 <w:rPr>
                   <w:rFonts w:hint="eastAsia"/>
@@ -12060,15 +12070,15 @@
               </w:numPr>
               <w:ind w:firstLineChars="0"/>
               <w:rPr>
-                <w:ins w:id="352" w:author="xujianhui" w:date="2015-01-05T11:55:00Z"/>
-              </w:rPr>
-              <w:pPrChange w:id="353" w:author="xujianhui" w:date="2015-01-05T11:50:00Z">
+                <w:ins w:id="354" w:author="xujianhui" w:date="2015-01-05T11:55:00Z"/>
+              </w:rPr>
+              <w:pPrChange w:id="355" w:author="xujianhui" w:date="2015-01-05T11:50:00Z">
                 <w:pPr>
                   <w:ind w:left="0"/>
                 </w:pPr>
               </w:pPrChange>
             </w:pPr>
-            <w:ins w:id="354" w:author="xujianhui" w:date="2015-01-05T11:54:00Z">
+            <w:ins w:id="356" w:author="xujianhui" w:date="2015-01-05T11:54:00Z">
               <w:r>
                 <w:rPr>
                   <w:rFonts w:hint="eastAsia"/>
@@ -12082,7 +12092,7 @@
                 <w:t>hash value</w:t>
               </w:r>
             </w:ins>
-            <w:ins w:id="355" w:author="xujianhui" w:date="2015-01-05T11:55:00Z">
+            <w:ins w:id="357" w:author="xujianhui" w:date="2015-01-05T11:55:00Z">
               <w:r>
                 <w:rPr>
                   <w:rFonts w:hint="eastAsia"/>
@@ -12106,15 +12116,15 @@
               </w:numPr>
               <w:ind w:firstLineChars="0"/>
               <w:rPr>
-                <w:ins w:id="356" w:author="xujianhui" w:date="2015-01-05T14:08:00Z"/>
-              </w:rPr>
-              <w:pPrChange w:id="357" w:author="xujianhui" w:date="2015-01-05T14:08:00Z">
+                <w:ins w:id="358" w:author="xujianhui" w:date="2015-01-05T14:08:00Z"/>
+              </w:rPr>
+              <w:pPrChange w:id="359" w:author="xujianhui" w:date="2015-01-05T14:08:00Z">
                 <w:pPr>
                   <w:ind w:left="0"/>
                 </w:pPr>
               </w:pPrChange>
             </w:pPr>
-            <w:ins w:id="358" w:author="xujianhui" w:date="2015-01-05T11:55:00Z">
+            <w:ins w:id="360" w:author="xujianhui" w:date="2015-01-05T11:55:00Z">
               <w:r>
                 <w:rPr>
                   <w:rFonts w:hint="eastAsia"/>
@@ -12128,7 +12138,7 @@
                 <w:t>omagent</w:t>
               </w:r>
             </w:ins>
-            <w:ins w:id="359" w:author="xujianhui" w:date="2015-01-05T14:08:00Z">
+            <w:ins w:id="361" w:author="xujianhui" w:date="2015-01-05T14:08:00Z">
               <w:r>
                 <w:rPr>
                   <w:rFonts w:hint="eastAsia"/>
@@ -12136,7 +12146,7 @@
                 <w:t>定</w:t>
               </w:r>
             </w:ins>
-            <w:ins w:id="360" w:author="xujianhui" w:date="2015-01-05T14:07:00Z">
+            <w:ins w:id="362" w:author="xujianhui" w:date="2015-01-05T14:07:00Z">
               <w:r>
                 <w:rPr>
                   <w:rFonts w:hint="eastAsia"/>
@@ -12166,15 +12176,15 @@
               </w:numPr>
               <w:ind w:firstLineChars="0"/>
               <w:rPr>
-                <w:ins w:id="361" w:author="xujianhui" w:date="2015-01-05T14:20:00Z"/>
-              </w:rPr>
-              <w:pPrChange w:id="362" w:author="xujianhui" w:date="2015-01-05T14:08:00Z">
+                <w:ins w:id="363" w:author="xujianhui" w:date="2015-01-05T14:20:00Z"/>
+              </w:rPr>
+              <w:pPrChange w:id="364" w:author="xujianhui" w:date="2015-01-05T14:08:00Z">
                 <w:pPr>
                   <w:ind w:left="0"/>
                 </w:pPr>
               </w:pPrChange>
             </w:pPr>
-            <w:ins w:id="363" w:author="xujianhui" w:date="2015-01-05T14:10:00Z">
+            <w:ins w:id="365" w:author="xujianhui" w:date="2015-01-05T14:10:00Z">
               <w:r>
                 <w:rPr>
                   <w:rFonts w:hint="eastAsia"/>
@@ -12206,9 +12216,9 @@
               <w:pStyle w:val="ListParagraph"/>
               <w:ind w:left="360" w:firstLineChars="0" w:firstLine="0"/>
               <w:rPr>
-                <w:ins w:id="364" w:author="xujianhui" w:date="2015-01-05T14:20:00Z"/>
-              </w:rPr>
-              <w:pPrChange w:id="365" w:author="xujianhui" w:date="2015-01-05T14:20:00Z">
+                <w:ins w:id="366" w:author="xujianhui" w:date="2015-01-05T14:20:00Z"/>
+              </w:rPr>
+              <w:pPrChange w:id="367" w:author="xujianhui" w:date="2015-01-05T14:20:00Z">
                 <w:pPr>
                   <w:ind w:left="0"/>
                 </w:pPr>
@@ -12219,10 +12229,10 @@
             <w:pPr>
               <w:ind w:left="0"/>
               <w:rPr>
-                <w:ins w:id="366" w:author="xujianhui" w:date="2015-01-05T14:20:00Z"/>
-              </w:rPr>
-            </w:pPr>
-            <w:ins w:id="367" w:author="xujianhui" w:date="2015-01-05T14:20:00Z">
+                <w:ins w:id="368" w:author="xujianhui" w:date="2015-01-05T14:20:00Z"/>
+              </w:rPr>
+            </w:pPr>
+            <w:ins w:id="369" w:author="xujianhui" w:date="2015-01-05T14:20:00Z">
               <w:r>
                 <w:rPr>
                   <w:rFonts w:hint="eastAsia"/>
@@ -12230,7 +12240,7 @@
                 <w:t>注意事项</w:t>
               </w:r>
             </w:ins>
-            <w:ins w:id="368" w:author="xujianhui" w:date="2015-01-05T14:21:00Z">
+            <w:ins w:id="370" w:author="xujianhui" w:date="2015-01-05T14:21:00Z">
               <w:r>
                 <w:rPr>
                   <w:rFonts w:hint="eastAsia"/>
@@ -12243,7 +12253,7 @@
             <w:pPr>
               <w:ind w:left="0"/>
             </w:pPr>
-            <w:ins w:id="369" w:author="xujianhui" w:date="2015-01-05T14:20:00Z">
+            <w:ins w:id="371" w:author="xujianhui" w:date="2015-01-05T14:20:00Z">
               <w:r>
                 <w:rPr>
                   <w:rFonts w:hint="eastAsia"/>
@@ -12255,27 +12265,6 @@
                   <w:rFonts w:hint="eastAsia"/>
                 </w:rPr>
                 <w:t>、</w:t>
-              </w:r>
-              <w:r>
-                <w:rPr>
-                  <w:rFonts w:hint="eastAsia"/>
-                  <w:b/>
-                  <w:rPrChange w:id="370" w:author="xujianhui" w:date="2015-01-05T14:20:00Z">
-                    <w:rPr>
-                      <w:rFonts w:hint="eastAsia"/>
-                    </w:rPr>
-                  </w:rPrChange>
-                </w:rPr>
-                <w:t>如果某一台</w:t>
-              </w:r>
-              <w:r>
-                <w:rPr>
-                  <w:b/>
-                  <w:rPrChange w:id="371" w:author="xujianhui" w:date="2015-01-05T14:20:00Z">
-                    <w:rPr/>
-                  </w:rPrChange>
-                </w:rPr>
-                <w:t>host</w:t>
               </w:r>
               <w:r>
                 <w:rPr>
@@ -12287,12 +12276,33 @@
                     </w:rPr>
                   </w:rPrChange>
                 </w:rPr>
-                <w:t>失败，不需要回滚其它已经成功的</w:t>
+                <w:t>如果某一台</w:t>
               </w:r>
               <w:r>
                 <w:rPr>
                   <w:b/>
                   <w:rPrChange w:id="373" w:author="xujianhui" w:date="2015-01-05T14:20:00Z">
+                    <w:rPr/>
+                  </w:rPrChange>
+                </w:rPr>
+                <w:t>host</w:t>
+              </w:r>
+              <w:r>
+                <w:rPr>
+                  <w:rFonts w:hint="eastAsia"/>
+                  <w:b/>
+                  <w:rPrChange w:id="374" w:author="xujianhui" w:date="2015-01-05T14:20:00Z">
+                    <w:rPr>
+                      <w:rFonts w:hint="eastAsia"/>
+                    </w:rPr>
+                  </w:rPrChange>
+                </w:rPr>
+                <w:t>失败，不需要回滚其它已经成功的</w:t>
+              </w:r>
+              <w:r>
+                <w:rPr>
+                  <w:b/>
+                  <w:rPrChange w:id="375" w:author="xujianhui" w:date="2015-01-05T14:20:00Z">
                     <w:rPr/>
                   </w:rPrChange>
                 </w:rPr>
@@ -12650,10 +12660,10 @@
             <w:pPr>
               <w:ind w:left="0"/>
               <w:rPr>
-                <w:ins w:id="374" w:author="xujianhui" w:date="2015-01-05T15:23:00Z"/>
-              </w:rPr>
-            </w:pPr>
-            <w:ins w:id="375" w:author="xujianhui" w:date="2015-01-05T15:23:00Z">
+                <w:ins w:id="376" w:author="xujianhui" w:date="2015-01-05T15:23:00Z"/>
+              </w:rPr>
+            </w:pPr>
+            <w:ins w:id="377" w:author="xujianhui" w:date="2015-01-05T15:23:00Z">
               <w:r>
                 <w:fldChar w:fldCharType="begin"/>
               </w:r>
@@ -12694,10 +12704,10 @@
             <w:pPr>
               <w:ind w:left="0"/>
               <w:rPr>
-                <w:ins w:id="376" w:author="xujianhui" w:date="2015-01-05T15:23:00Z"/>
-              </w:rPr>
-            </w:pPr>
-            <w:ins w:id="377" w:author="xujianhui" w:date="2015-01-05T15:23:00Z">
+                <w:ins w:id="378" w:author="xujianhui" w:date="2015-01-05T15:23:00Z"/>
+              </w:rPr>
+            </w:pPr>
+            <w:ins w:id="379" w:author="xujianhui" w:date="2015-01-05T15:23:00Z">
               <w:r>
                 <w:rPr>
                   <w:rFonts w:hint="eastAsia"/>
@@ -13183,10 +13193,10 @@
             <w:pPr>
               <w:ind w:left="0"/>
               <w:rPr>
-                <w:ins w:id="378" w:author="xujianhui" w:date="2015-01-05T15:25:00Z"/>
-              </w:rPr>
-            </w:pPr>
-            <w:ins w:id="379" w:author="xujianhui" w:date="2015-01-05T15:25:00Z">
+                <w:ins w:id="380" w:author="xujianhui" w:date="2015-01-05T15:25:00Z"/>
+              </w:rPr>
+            </w:pPr>
+            <w:ins w:id="381" w:author="xujianhui" w:date="2015-01-05T15:25:00Z">
               <w:r>
                 <w:rPr>
                   <w:rFonts w:hint="eastAsia"/>
@@ -13199,10 +13209,10 @@
             <w:pPr>
               <w:ind w:left="0"/>
               <w:rPr>
-                <w:ins w:id="380" w:author="xujianhui" w:date="2015-01-05T15:25:00Z"/>
-              </w:rPr>
-            </w:pPr>
-            <w:ins w:id="381" w:author="xujianhui" w:date="2015-01-05T15:25:00Z">
+                <w:ins w:id="382" w:author="xujianhui" w:date="2015-01-05T15:25:00Z"/>
+              </w:rPr>
+            </w:pPr>
+            <w:ins w:id="383" w:author="xujianhui" w:date="2015-01-05T15:25:00Z">
               <w:r>
                 <w:rPr>
                   <w:rFonts w:hint="eastAsia"/>
@@ -13215,10 +13225,10 @@
             <w:pPr>
               <w:ind w:left="0"/>
               <w:rPr>
-                <w:ins w:id="382" w:author="xujianhui" w:date="2015-01-05T15:25:00Z"/>
-              </w:rPr>
-            </w:pPr>
-            <w:ins w:id="383" w:author="xujianhui" w:date="2015-01-05T15:25:00Z">
+                <w:ins w:id="384" w:author="xujianhui" w:date="2015-01-05T15:25:00Z"/>
+              </w:rPr>
+            </w:pPr>
+            <w:ins w:id="385" w:author="xujianhui" w:date="2015-01-05T15:25:00Z">
               <w:r>
                 <w:rPr>
                   <w:rFonts w:hint="eastAsia"/>
@@ -13231,7 +13241,7 @@
             <w:pPr>
               <w:ind w:left="0"/>
             </w:pPr>
-            <w:ins w:id="384" w:author="xujianhui" w:date="2015-01-05T15:25:00Z">
+            <w:ins w:id="386" w:author="xujianhui" w:date="2015-01-05T15:25:00Z">
               <w:r>
                 <w:rPr>
                   <w:rFonts w:hint="eastAsia"/>
@@ -13252,7 +13262,7 @@
             <w:pPr>
               <w:ind w:left="0"/>
               <w:rPr>
-                <w:ins w:id="385" w:author="xujianhui" w:date="2015-01-05T15:26:00Z"/>
+                <w:ins w:id="387" w:author="xujianhui" w:date="2015-01-05T15:26:00Z"/>
               </w:rPr>
             </w:pPr>
             <w:r>
@@ -13275,7 +13285,7 @@
             <w:pPr>
               <w:ind w:left="0"/>
             </w:pPr>
-            <w:ins w:id="386" w:author="xujianhui" w:date="2015-01-05T15:25:00Z">
+            <w:ins w:id="388" w:author="xujianhui" w:date="2015-01-05T15:25:00Z">
               <w:r>
                 <w:rPr>
                   <w:rFonts w:hint="eastAsia"/>
@@ -13286,7 +13296,7 @@
                 <w:t>”</w:t>
               </w:r>
             </w:ins>
-            <w:ins w:id="387" w:author="xujianhui" w:date="2015-01-05T15:26:00Z">
+            <w:ins w:id="389" w:author="xujianhui" w:date="2015-01-05T15:26:00Z">
               <w:r>
                 <w:rPr>
                   <w:rFonts w:hint="eastAsia"/>
@@ -13294,7 +13304,7 @@
                 <w:t>host1</w:t>
               </w:r>
             </w:ins>
-            <w:ins w:id="388" w:author="xujianhui" w:date="2015-01-05T15:25:00Z">
+            <w:ins w:id="390" w:author="xujianhui" w:date="2015-01-05T15:25:00Z">
               <w:r>
                 <w:t>”</w:t>
               </w:r>
@@ -13430,10 +13440,10 @@
             <w:pPr>
               <w:ind w:left="0"/>
               <w:rPr>
-                <w:ins w:id="389" w:author="xujianhui" w:date="2015-01-05T15:24:00Z"/>
-              </w:rPr>
-            </w:pPr>
-            <w:ins w:id="390" w:author="xujianhui" w:date="2015-01-05T15:25:00Z">
+                <w:ins w:id="391" w:author="xujianhui" w:date="2015-01-05T15:24:00Z"/>
+              </w:rPr>
+            </w:pPr>
+            <w:ins w:id="392" w:author="xujianhui" w:date="2015-01-05T15:25:00Z">
               <w:r>
                 <w:fldChar w:fldCharType="begin"/>
               </w:r>
@@ -13474,10 +13484,10 @@
             <w:pPr>
               <w:ind w:left="0"/>
               <w:rPr>
-                <w:ins w:id="391" w:author="xujianhui" w:date="2015-01-05T15:24:00Z"/>
-              </w:rPr>
-            </w:pPr>
-            <w:ins w:id="392" w:author="xujianhui" w:date="2015-01-05T15:24:00Z">
+                <w:ins w:id="393" w:author="xujianhui" w:date="2015-01-05T15:24:00Z"/>
+              </w:rPr>
+            </w:pPr>
+            <w:ins w:id="394" w:author="xujianhui" w:date="2015-01-05T15:24:00Z">
               <w:r>
                 <w:rPr>
                   <w:rFonts w:hint="eastAsia"/>
@@ -13634,430 +13644,430 @@
             <w:pPr>
               <w:ind w:left="0" w:firstLineChars="150" w:firstLine="315"/>
             </w:pPr>
-            <w:del w:id="393" w:author="linyoubin" w:date="2015-01-20T09:29:00Z">
-              <w:r>
-                <w:rPr>
-                  <w:rFonts w:hint="eastAsia"/>
-                </w:rPr>
-                <w:delText>AgentPort</w:delText>
-              </w:r>
-            </w:del>
-            <w:ins w:id="394" w:author="linyoubin" w:date="2015-01-20T09:29:00Z">
-              <w:r>
-                <w:rPr>
-                  <w:rFonts w:hint="eastAsia"/>
-                </w:rPr>
-                <w:t>AgentService</w:t>
-              </w:r>
-            </w:ins>
-            <w:r>
-              <w:rPr>
-                <w:rFonts w:hint="eastAsia"/>
-              </w:rPr>
-              <w:t xml:space="preserve">: </w:t>
-            </w:r>
-            <w:r>
-              <w:rPr>
-                <w:rFonts w:hint="eastAsia"/>
-              </w:rPr>
-              <w:t>agent</w:t>
-            </w:r>
-            <w:r>
-              <w:rPr>
-                <w:rFonts w:hint="eastAsia"/>
-              </w:rPr>
-              <w:t>端口号</w:t>
-            </w:r>
-          </w:p>
-          <w:p>
-            <w:pPr>
-              <w:ind w:left="0" w:firstLineChars="150" w:firstLine="315"/>
-            </w:pPr>
-            <w:r>
-              <w:rPr>
-                <w:rFonts w:hint="eastAsia"/>
-              </w:rPr>
-              <w:t>CPU</w:t>
-            </w:r>
-            <w:r>
-              <w:rPr>
-                <w:rFonts w:hint="eastAsia"/>
-              </w:rPr>
-              <w:t xml:space="preserve">: </w:t>
-            </w:r>
-            <w:r>
-              <w:rPr>
-                <w:rFonts w:hint="eastAsia"/>
-              </w:rPr>
-              <w:t>CPU</w:t>
-            </w:r>
-            <w:r>
-              <w:rPr>
-                <w:rFonts w:hint="eastAsia"/>
-              </w:rPr>
-              <w:t>信息</w:t>
-            </w:r>
-          </w:p>
-          <w:p>
-            <w:pPr>
-              <w:ind w:left="0" w:firstLineChars="150" w:firstLine="315"/>
-            </w:pPr>
-            <w:r>
-              <w:rPr>
-                <w:rFonts w:hint="eastAsia"/>
-              </w:rPr>
-              <w:t>OM</w:t>
-            </w:r>
-            <w:r>
-              <w:rPr>
-                <w:rFonts w:hint="eastAsia"/>
-              </w:rPr>
-              <w:t xml:space="preserve">: </w:t>
-            </w:r>
-            <w:r>
-              <w:rPr>
-                <w:rFonts w:hint="eastAsia"/>
-              </w:rPr>
-              <w:t>主机上</w:t>
-            </w:r>
-            <w:r>
-              <w:rPr>
-                <w:rFonts w:hint="eastAsia"/>
-              </w:rPr>
-              <w:t>OM</w:t>
-            </w:r>
-            <w:r>
-              <w:rPr>
-                <w:rFonts w:hint="eastAsia"/>
-              </w:rPr>
-              <w:t>信息</w:t>
-            </w:r>
-          </w:p>
-          <w:p>
-            <w:pPr>
-              <w:ind w:left="0" w:firstLineChars="150" w:firstLine="315"/>
-            </w:pPr>
-            <w:r>
-              <w:rPr>
-                <w:rFonts w:hint="eastAsia"/>
-              </w:rPr>
-              <w:t>Memory</w:t>
-            </w:r>
-            <w:r>
-              <w:rPr>
-                <w:rFonts w:hint="eastAsia"/>
-              </w:rPr>
-              <w:t xml:space="preserve">: </w:t>
-            </w:r>
-            <w:r>
-              <w:rPr>
-                <w:rFonts w:hint="eastAsia"/>
-              </w:rPr>
-              <w:t>内存信息</w:t>
-            </w:r>
-          </w:p>
-          <w:p>
-            <w:pPr>
-              <w:ind w:left="0" w:firstLineChars="150" w:firstLine="315"/>
-            </w:pPr>
-            <w:r>
-              <w:rPr>
-                <w:rFonts w:hint="eastAsia"/>
-              </w:rPr>
-              <w:t>Net</w:t>
-            </w:r>
-            <w:r>
-              <w:rPr>
-                <w:rFonts w:hint="eastAsia"/>
-              </w:rPr>
-              <w:t xml:space="preserve">: </w:t>
-            </w:r>
-            <w:r>
-              <w:rPr>
-                <w:rFonts w:hint="eastAsia"/>
-              </w:rPr>
-              <w:t>网卡信息</w:t>
-            </w:r>
-          </w:p>
-          <w:p>
-            <w:pPr>
-              <w:ind w:left="0" w:firstLineChars="150" w:firstLine="315"/>
-            </w:pPr>
-            <w:r>
-              <w:rPr>
-                <w:rFonts w:hint="eastAsia"/>
-              </w:rPr>
-              <w:t>Port</w:t>
-            </w:r>
-            <w:r>
-              <w:rPr>
-                <w:rFonts w:hint="eastAsia"/>
-              </w:rPr>
-              <w:t xml:space="preserve">: </w:t>
-            </w:r>
-            <w:r>
-              <w:rPr>
-                <w:rFonts w:hint="eastAsia"/>
-              </w:rPr>
-              <w:t>端口占用情况</w:t>
-            </w:r>
-          </w:p>
-          <w:p>
-            <w:pPr>
-              <w:ind w:left="0" w:firstLineChars="150" w:firstLine="315"/>
-            </w:pPr>
-            <w:r>
-              <w:rPr>
-                <w:rFonts w:hint="eastAsia"/>
-              </w:rPr>
-              <w:t>Service</w:t>
-            </w:r>
-            <w:r>
-              <w:rPr>
-                <w:rFonts w:hint="eastAsia"/>
-              </w:rPr>
-              <w:t xml:space="preserve">: </w:t>
-            </w:r>
-            <w:r>
-              <w:rPr>
-                <w:rFonts w:hint="eastAsia"/>
-              </w:rPr>
-              <w:t>系统服务情况</w:t>
-            </w:r>
-          </w:p>
-          <w:p>
-            <w:pPr>
-              <w:ind w:left="0" w:firstLineChars="150" w:firstLine="315"/>
-            </w:pPr>
-            <w:r>
-              <w:rPr>
-                <w:rFonts w:hint="eastAsia"/>
-              </w:rPr>
-              <w:t>Safety</w:t>
-            </w:r>
-            <w:r>
-              <w:rPr>
-                <w:rFonts w:hint="eastAsia"/>
-              </w:rPr>
-              <w:t xml:space="preserve">: </w:t>
-            </w:r>
-            <w:r>
-              <w:rPr>
-                <w:rFonts w:hint="eastAsia"/>
-              </w:rPr>
-              <w:t>防火墙</w:t>
-            </w:r>
-          </w:p>
-          <w:p>
-            <w:pPr>
-              <w:ind w:left="0" w:firstLineChars="150" w:firstLine="315"/>
-            </w:pPr>
-            <w:r>
-              <w:rPr>
-                <w:rFonts w:hint="eastAsia"/>
-              </w:rPr>
-              <w:t>OS</w:t>
-            </w:r>
-            <w:r>
-              <w:rPr>
-                <w:rFonts w:hint="eastAsia"/>
-              </w:rPr>
-              <w:t xml:space="preserve">: </w:t>
-            </w:r>
-            <w:r>
-              <w:rPr>
-                <w:rFonts w:hint="eastAsia"/>
-              </w:rPr>
-              <w:t>OS</w:t>
-            </w:r>
-            <w:r>
-              <w:rPr>
-                <w:rFonts w:hint="eastAsia"/>
-              </w:rPr>
-              <w:t>信息</w:t>
-            </w:r>
-          </w:p>
-          <w:p>
-            <w:pPr>
-              <w:ind w:left="0" w:firstLineChars="150" w:firstLine="315"/>
-            </w:pPr>
-            <w:r>
-              <w:rPr>
-                <w:rFonts w:hint="eastAsia"/>
-              </w:rPr>
-              <w:t>Disk</w:t>
-            </w:r>
-            <w:r>
-              <w:rPr>
-                <w:rFonts w:hint="eastAsia"/>
-              </w:rPr>
-              <w:t xml:space="preserve">: </w:t>
-            </w:r>
-            <w:r>
-              <w:rPr>
-                <w:rFonts w:hint="eastAsia"/>
-              </w:rPr>
-              <w:t>磁盘情况</w:t>
-            </w:r>
-          </w:p>
-          <w:p>
-            <w:pPr>
-              <w:ind w:left="0" w:firstLineChars="150" w:firstLine="315"/>
-            </w:pPr>
-            <w:r>
-              <w:rPr>
-                <w:rFonts w:hint="eastAsia"/>
-              </w:rPr>
-              <w:t>InstallPath</w:t>
-            </w:r>
-            <w:r>
-              <w:rPr>
-                <w:rFonts w:hint="eastAsia"/>
-              </w:rPr>
-              <w:t xml:space="preserve">: </w:t>
-            </w:r>
-            <w:r>
-              <w:rPr>
-                <w:rFonts w:hint="eastAsia"/>
-              </w:rPr>
-              <w:t>安装目录</w:t>
-            </w:r>
-          </w:p>
-          <w:p>
-            <w:pPr>
-              <w:ind w:left="0"/>
-            </w:pPr>
-            <w:r>
-              <w:t>}</w:t>
-            </w:r>
-          </w:p>
-        </w:tc>
-        <w:tc>
-          <w:tcPr>
-            <w:tcW w:w="3544" w:type="dxa"/>
-          </w:tcPr>
-          <w:p>
-            <w:pPr>
-              <w:ind w:left="0"/>
-            </w:pPr>
-            <w:r>
-              <w:t xml:space="preserve">{ </w:t>
-            </w:r>
-          </w:p>
-          <w:p>
-            <w:pPr>
-              <w:ind w:left="0" w:firstLineChars="150" w:firstLine="315"/>
-            </w:pPr>
-            <w:r>
-              <w:t>"</w:t>
-            </w:r>
-            <w:r>
-              <w:t>errno</w:t>
-            </w:r>
-            <w:r>
-              <w:t>"</w:t>
-            </w:r>
-            <w:r>
-              <w:t xml:space="preserve">: </w:t>
-            </w:r>
-            <w:r>
-              <w:t xml:space="preserve">0 </w:t>
-            </w:r>
-          </w:p>
-          <w:p>
-            <w:pPr>
-              <w:ind w:left="0"/>
-            </w:pPr>
-          </w:p>
-          <w:p>
-            <w:pPr>
-              <w:ind w:left="0"/>
-            </w:pPr>
-            <w:r>
-              <w:t>}</w:t>
-            </w:r>
-          </w:p>
-          <w:p>
-            <w:pPr>
-              <w:ind w:left="0"/>
-            </w:pPr>
-            <w:r>
-              <w:t>{</w:t>
-            </w:r>
-          </w:p>
-          <w:p>
-            <w:pPr>
-              <w:ind w:left="0" w:firstLineChars="150" w:firstLine="315"/>
-            </w:pPr>
-            <w:r>
-              <w:t>ClusterName</w:t>
-            </w:r>
-            <w:r>
-              <w:rPr>
-                <w:rFonts w:hint="eastAsia"/>
-              </w:rPr>
-              <w:t xml:space="preserve">: </w:t>
-            </w:r>
-            <w:r>
-              <w:rPr>
-                <w:rFonts w:hint="eastAsia"/>
-              </w:rPr>
-              <w:t>c1</w:t>
-            </w:r>
-          </w:p>
-          <w:p>
-            <w:pPr>
-              <w:ind w:left="0" w:firstLineChars="150" w:firstLine="315"/>
-            </w:pPr>
-            <w:r>
-              <w:t>"HostName": "rhelt10",</w:t>
-            </w:r>
-          </w:p>
-          <w:p>
-            <w:pPr>
-              <w:ind w:left="0" w:firstLineChars="150" w:firstLine="315"/>
-            </w:pPr>
-            <w:r>
-              <w:t>"IP": "192.168.20.197",</w:t>
-            </w:r>
-          </w:p>
-          <w:p>
-            <w:pPr>
-              <w:ind w:left="0" w:firstLineChars="150" w:firstLine="315"/>
-            </w:pPr>
-            <w:r>
-              <w:t>"User": "root",</w:t>
-            </w:r>
-          </w:p>
-          <w:p>
-            <w:pPr>
-              <w:ind w:left="0" w:firstLineChars="150" w:firstLine="315"/>
-            </w:pPr>
-            <w:r>
-              <w:t>"Passwd": "sequoiadb",</w:t>
-            </w:r>
-          </w:p>
-          <w:p>
-            <w:pPr>
-              <w:ind w:left="0" w:firstLineChars="150" w:firstLine="315"/>
-            </w:pPr>
-            <w:r>
-              <w:t>"SshPort": "22",</w:t>
-            </w:r>
-          </w:p>
-          <w:p>
-            <w:pPr>
-              <w:ind w:left="0" w:firstLineChars="150" w:firstLine="315"/>
-            </w:pPr>
-            <w:r>
-              <w:t>"</w:t>
-            </w:r>
             <w:del w:id="395" w:author="linyoubin" w:date="2015-01-20T09:29:00Z">
               <w:r>
+                <w:rPr>
+                  <w:rFonts w:hint="eastAsia"/>
+                </w:rPr>
                 <w:delText>AgentPort</w:delText>
               </w:r>
             </w:del>
             <w:ins w:id="396" w:author="linyoubin" w:date="2015-01-20T09:29:00Z">
+              <w:r>
+                <w:rPr>
+                  <w:rFonts w:hint="eastAsia"/>
+                </w:rPr>
+                <w:t>AgentService</w:t>
+              </w:r>
+            </w:ins>
+            <w:r>
+              <w:rPr>
+                <w:rFonts w:hint="eastAsia"/>
+              </w:rPr>
+              <w:t xml:space="preserve">: </w:t>
+            </w:r>
+            <w:r>
+              <w:rPr>
+                <w:rFonts w:hint="eastAsia"/>
+              </w:rPr>
+              <w:t>agent</w:t>
+            </w:r>
+            <w:r>
+              <w:rPr>
+                <w:rFonts w:hint="eastAsia"/>
+              </w:rPr>
+              <w:t>端口号</w:t>
+            </w:r>
+          </w:p>
+          <w:p>
+            <w:pPr>
+              <w:ind w:left="0" w:firstLineChars="150" w:firstLine="315"/>
+            </w:pPr>
+            <w:r>
+              <w:rPr>
+                <w:rFonts w:hint="eastAsia"/>
+              </w:rPr>
+              <w:t>CPU</w:t>
+            </w:r>
+            <w:r>
+              <w:rPr>
+                <w:rFonts w:hint="eastAsia"/>
+              </w:rPr>
+              <w:t xml:space="preserve">: </w:t>
+            </w:r>
+            <w:r>
+              <w:rPr>
+                <w:rFonts w:hint="eastAsia"/>
+              </w:rPr>
+              <w:t>CPU</w:t>
+            </w:r>
+            <w:r>
+              <w:rPr>
+                <w:rFonts w:hint="eastAsia"/>
+              </w:rPr>
+              <w:t>信息</w:t>
+            </w:r>
+          </w:p>
+          <w:p>
+            <w:pPr>
+              <w:ind w:left="0" w:firstLineChars="150" w:firstLine="315"/>
+            </w:pPr>
+            <w:r>
+              <w:rPr>
+                <w:rFonts w:hint="eastAsia"/>
+              </w:rPr>
+              <w:t>OM</w:t>
+            </w:r>
+            <w:r>
+              <w:rPr>
+                <w:rFonts w:hint="eastAsia"/>
+              </w:rPr>
+              <w:t xml:space="preserve">: </w:t>
+            </w:r>
+            <w:r>
+              <w:rPr>
+                <w:rFonts w:hint="eastAsia"/>
+              </w:rPr>
+              <w:t>主机上</w:t>
+            </w:r>
+            <w:r>
+              <w:rPr>
+                <w:rFonts w:hint="eastAsia"/>
+              </w:rPr>
+              <w:t>OM</w:t>
+            </w:r>
+            <w:r>
+              <w:rPr>
+                <w:rFonts w:hint="eastAsia"/>
+              </w:rPr>
+              <w:t>信息</w:t>
+            </w:r>
+          </w:p>
+          <w:p>
+            <w:pPr>
+              <w:ind w:left="0" w:firstLineChars="150" w:firstLine="315"/>
+            </w:pPr>
+            <w:r>
+              <w:rPr>
+                <w:rFonts w:hint="eastAsia"/>
+              </w:rPr>
+              <w:t>Memory</w:t>
+            </w:r>
+            <w:r>
+              <w:rPr>
+                <w:rFonts w:hint="eastAsia"/>
+              </w:rPr>
+              <w:t xml:space="preserve">: </w:t>
+            </w:r>
+            <w:r>
+              <w:rPr>
+                <w:rFonts w:hint="eastAsia"/>
+              </w:rPr>
+              <w:t>内存信息</w:t>
+            </w:r>
+          </w:p>
+          <w:p>
+            <w:pPr>
+              <w:ind w:left="0" w:firstLineChars="150" w:firstLine="315"/>
+            </w:pPr>
+            <w:r>
+              <w:rPr>
+                <w:rFonts w:hint="eastAsia"/>
+              </w:rPr>
+              <w:t>Net</w:t>
+            </w:r>
+            <w:r>
+              <w:rPr>
+                <w:rFonts w:hint="eastAsia"/>
+              </w:rPr>
+              <w:t xml:space="preserve">: </w:t>
+            </w:r>
+            <w:r>
+              <w:rPr>
+                <w:rFonts w:hint="eastAsia"/>
+              </w:rPr>
+              <w:t>网卡信息</w:t>
+            </w:r>
+          </w:p>
+          <w:p>
+            <w:pPr>
+              <w:ind w:left="0" w:firstLineChars="150" w:firstLine="315"/>
+            </w:pPr>
+            <w:r>
+              <w:rPr>
+                <w:rFonts w:hint="eastAsia"/>
+              </w:rPr>
+              <w:t>Port</w:t>
+            </w:r>
+            <w:r>
+              <w:rPr>
+                <w:rFonts w:hint="eastAsia"/>
+              </w:rPr>
+              <w:t xml:space="preserve">: </w:t>
+            </w:r>
+            <w:r>
+              <w:rPr>
+                <w:rFonts w:hint="eastAsia"/>
+              </w:rPr>
+              <w:t>端口占用情况</w:t>
+            </w:r>
+          </w:p>
+          <w:p>
+            <w:pPr>
+              <w:ind w:left="0" w:firstLineChars="150" w:firstLine="315"/>
+            </w:pPr>
+            <w:r>
+              <w:rPr>
+                <w:rFonts w:hint="eastAsia"/>
+              </w:rPr>
+              <w:t>Service</w:t>
+            </w:r>
+            <w:r>
+              <w:rPr>
+                <w:rFonts w:hint="eastAsia"/>
+              </w:rPr>
+              <w:t xml:space="preserve">: </w:t>
+            </w:r>
+            <w:r>
+              <w:rPr>
+                <w:rFonts w:hint="eastAsia"/>
+              </w:rPr>
+              <w:t>系统服务情况</w:t>
+            </w:r>
+          </w:p>
+          <w:p>
+            <w:pPr>
+              <w:ind w:left="0" w:firstLineChars="150" w:firstLine="315"/>
+            </w:pPr>
+            <w:r>
+              <w:rPr>
+                <w:rFonts w:hint="eastAsia"/>
+              </w:rPr>
+              <w:t>Safety</w:t>
+            </w:r>
+            <w:r>
+              <w:rPr>
+                <w:rFonts w:hint="eastAsia"/>
+              </w:rPr>
+              <w:t xml:space="preserve">: </w:t>
+            </w:r>
+            <w:r>
+              <w:rPr>
+                <w:rFonts w:hint="eastAsia"/>
+              </w:rPr>
+              <w:t>防火墙</w:t>
+            </w:r>
+          </w:p>
+          <w:p>
+            <w:pPr>
+              <w:ind w:left="0" w:firstLineChars="150" w:firstLine="315"/>
+            </w:pPr>
+            <w:r>
+              <w:rPr>
+                <w:rFonts w:hint="eastAsia"/>
+              </w:rPr>
+              <w:t>OS</w:t>
+            </w:r>
+            <w:r>
+              <w:rPr>
+                <w:rFonts w:hint="eastAsia"/>
+              </w:rPr>
+              <w:t xml:space="preserve">: </w:t>
+            </w:r>
+            <w:r>
+              <w:rPr>
+                <w:rFonts w:hint="eastAsia"/>
+              </w:rPr>
+              <w:t>OS</w:t>
+            </w:r>
+            <w:r>
+              <w:rPr>
+                <w:rFonts w:hint="eastAsia"/>
+              </w:rPr>
+              <w:t>信息</w:t>
+            </w:r>
+          </w:p>
+          <w:p>
+            <w:pPr>
+              <w:ind w:left="0" w:firstLineChars="150" w:firstLine="315"/>
+            </w:pPr>
+            <w:r>
+              <w:rPr>
+                <w:rFonts w:hint="eastAsia"/>
+              </w:rPr>
+              <w:t>Disk</w:t>
+            </w:r>
+            <w:r>
+              <w:rPr>
+                <w:rFonts w:hint="eastAsia"/>
+              </w:rPr>
+              <w:t xml:space="preserve">: </w:t>
+            </w:r>
+            <w:r>
+              <w:rPr>
+                <w:rFonts w:hint="eastAsia"/>
+              </w:rPr>
+              <w:t>磁盘情况</w:t>
+            </w:r>
+          </w:p>
+          <w:p>
+            <w:pPr>
+              <w:ind w:left="0" w:firstLineChars="150" w:firstLine="315"/>
+            </w:pPr>
+            <w:r>
+              <w:rPr>
+                <w:rFonts w:hint="eastAsia"/>
+              </w:rPr>
+              <w:t>InstallPath</w:t>
+            </w:r>
+            <w:r>
+              <w:rPr>
+                <w:rFonts w:hint="eastAsia"/>
+              </w:rPr>
+              <w:t xml:space="preserve">: </w:t>
+            </w:r>
+            <w:r>
+              <w:rPr>
+                <w:rFonts w:hint="eastAsia"/>
+              </w:rPr>
+              <w:t>安装目录</w:t>
+            </w:r>
+          </w:p>
+          <w:p>
+            <w:pPr>
+              <w:ind w:left="0"/>
+            </w:pPr>
+            <w:r>
+              <w:t>}</w:t>
+            </w:r>
+          </w:p>
+        </w:tc>
+        <w:tc>
+          <w:tcPr>
+            <w:tcW w:w="3544" w:type="dxa"/>
+          </w:tcPr>
+          <w:p>
+            <w:pPr>
+              <w:ind w:left="0"/>
+            </w:pPr>
+            <w:r>
+              <w:t xml:space="preserve">{ </w:t>
+            </w:r>
+          </w:p>
+          <w:p>
+            <w:pPr>
+              <w:ind w:left="0" w:firstLineChars="150" w:firstLine="315"/>
+            </w:pPr>
+            <w:r>
+              <w:t>"</w:t>
+            </w:r>
+            <w:r>
+              <w:t>errno</w:t>
+            </w:r>
+            <w:r>
+              <w:t>"</w:t>
+            </w:r>
+            <w:r>
+              <w:t xml:space="preserve">: </w:t>
+            </w:r>
+            <w:r>
+              <w:t xml:space="preserve">0 </w:t>
+            </w:r>
+          </w:p>
+          <w:p>
+            <w:pPr>
+              <w:ind w:left="0"/>
+            </w:pPr>
+          </w:p>
+          <w:p>
+            <w:pPr>
+              <w:ind w:left="0"/>
+            </w:pPr>
+            <w:r>
+              <w:t>}</w:t>
+            </w:r>
+          </w:p>
+          <w:p>
+            <w:pPr>
+              <w:ind w:left="0"/>
+            </w:pPr>
+            <w:r>
+              <w:t>{</w:t>
+            </w:r>
+          </w:p>
+          <w:p>
+            <w:pPr>
+              <w:ind w:left="0" w:firstLineChars="150" w:firstLine="315"/>
+            </w:pPr>
+            <w:r>
+              <w:t>ClusterName</w:t>
+            </w:r>
+            <w:r>
+              <w:rPr>
+                <w:rFonts w:hint="eastAsia"/>
+              </w:rPr>
+              <w:t xml:space="preserve">: </w:t>
+            </w:r>
+            <w:r>
+              <w:rPr>
+                <w:rFonts w:hint="eastAsia"/>
+              </w:rPr>
+              <w:t>c1</w:t>
+            </w:r>
+          </w:p>
+          <w:p>
+            <w:pPr>
+              <w:ind w:left="0" w:firstLineChars="150" w:firstLine="315"/>
+            </w:pPr>
+            <w:r>
+              <w:t>"HostName": "rhelt10",</w:t>
+            </w:r>
+          </w:p>
+          <w:p>
+            <w:pPr>
+              <w:ind w:left="0" w:firstLineChars="150" w:firstLine="315"/>
+            </w:pPr>
+            <w:r>
+              <w:t>"IP": "192.168.20.197",</w:t>
+            </w:r>
+          </w:p>
+          <w:p>
+            <w:pPr>
+              <w:ind w:left="0" w:firstLineChars="150" w:firstLine="315"/>
+            </w:pPr>
+            <w:r>
+              <w:t>"User": "root",</w:t>
+            </w:r>
+          </w:p>
+          <w:p>
+            <w:pPr>
+              <w:ind w:left="0" w:firstLineChars="150" w:firstLine="315"/>
+            </w:pPr>
+            <w:r>
+              <w:t>"Passwd": "sequoiadb",</w:t>
+            </w:r>
+          </w:p>
+          <w:p>
+            <w:pPr>
+              <w:ind w:left="0" w:firstLineChars="150" w:firstLine="315"/>
+            </w:pPr>
+            <w:r>
+              <w:t>"SshPort": "22",</w:t>
+            </w:r>
+          </w:p>
+          <w:p>
+            <w:pPr>
+              <w:ind w:left="0" w:firstLineChars="150" w:firstLine="315"/>
+            </w:pPr>
+            <w:r>
+              <w:t>"</w:t>
+            </w:r>
+            <w:del w:id="397" w:author="linyoubin" w:date="2015-01-20T09:29:00Z">
+              <w:r>
+                <w:delText>AgentPort</w:delText>
+              </w:r>
+            </w:del>
+            <w:ins w:id="398" w:author="linyoubin" w:date="2015-01-20T09:29:00Z">
               <w:r>
                 <w:t>AgentService</w:t>
               </w:r>
@@ -14880,44 +14890,6 @@
               </w:rPr>
               <w:t xml:space="preserve">: </w:t>
             </w:r>
-            <w:ins w:id="397" w:author="xujianhui" w:date="2015-01-05T15:27:00Z">
-              <w:r>
-                <w:rPr>
-                  <w:rFonts w:hint="eastAsia"/>
-                </w:rPr>
-                <w:t>list</w:t>
-              </w:r>
-            </w:ins>
-            <w:del w:id="398" w:author="xujianhui" w:date="2015-01-05T15:27:00Z">
-              <w:r>
-                <w:delText>query</w:delText>
-              </w:r>
-            </w:del>
-            <w:r>
-              <w:t xml:space="preserve"> business </w:t>
-            </w:r>
-            <w:r>
-              <w:rPr>
-                <w:rFonts w:hint="eastAsia"/>
-              </w:rPr>
-              <w:t>type</w:t>
-            </w:r>
-          </w:p>
-        </w:tc>
-        <w:tc>
-          <w:tcPr>
-            <w:tcW w:w="3544" w:type="dxa"/>
-          </w:tcPr>
-          <w:p>
-            <w:pPr>
-              <w:ind w:left="0"/>
-            </w:pPr>
-            <w:r>
-              <w:t>cmd</w:t>
-            </w:r>
-            <w:r>
-              <w:t>=</w:t>
-            </w:r>
             <w:ins w:id="399" w:author="xujianhui" w:date="2015-01-05T15:27:00Z">
               <w:r>
                 <w:rPr>
@@ -14927,6 +14899,44 @@
               </w:r>
             </w:ins>
             <w:del w:id="400" w:author="xujianhui" w:date="2015-01-05T15:27:00Z">
+              <w:r>
+                <w:delText>query</w:delText>
+              </w:r>
+            </w:del>
+            <w:r>
+              <w:t xml:space="preserve"> business </w:t>
+            </w:r>
+            <w:r>
+              <w:rPr>
+                <w:rFonts w:hint="eastAsia"/>
+              </w:rPr>
+              <w:t>type</w:t>
+            </w:r>
+          </w:p>
+        </w:tc>
+        <w:tc>
+          <w:tcPr>
+            <w:tcW w:w="3544" w:type="dxa"/>
+          </w:tcPr>
+          <w:p>
+            <w:pPr>
+              <w:ind w:left="0"/>
+            </w:pPr>
+            <w:r>
+              <w:t>cmd</w:t>
+            </w:r>
+            <w:r>
+              <w:t>=</w:t>
+            </w:r>
+            <w:ins w:id="401" w:author="xujianhui" w:date="2015-01-05T15:27:00Z">
+              <w:r>
+                <w:rPr>
+                  <w:rFonts w:hint="eastAsia"/>
+                </w:rPr>
+                <w:t>list</w:t>
+              </w:r>
+            </w:ins>
+            <w:del w:id="402" w:author="xujianhui" w:date="2015-01-05T15:27:00Z">
               <w:r>
                 <w:delText>query</w:delText>
               </w:r>
@@ -15053,10 +15063,10 @@
             <w:pPr>
               <w:ind w:left="0"/>
               <w:rPr>
-                <w:ins w:id="401" w:author="xujianhui" w:date="2015-01-05T15:27:00Z"/>
-              </w:rPr>
-            </w:pPr>
-            <w:ins w:id="402" w:author="xujianhui" w:date="2015-01-05T15:27:00Z">
+                <w:ins w:id="403" w:author="xujianhui" w:date="2015-01-05T15:27:00Z"/>
+              </w:rPr>
+            </w:pPr>
+            <w:ins w:id="404" w:author="xujianhui" w:date="2015-01-05T15:27:00Z">
               <w:r>
                 <w:rPr>
                   <w:rFonts w:hint="eastAsia"/>
@@ -15069,10 +15079,10 @@
             <w:pPr>
               <w:ind w:left="0"/>
               <w:rPr>
-                <w:ins w:id="403" w:author="xujianhui" w:date="2015-01-05T15:27:00Z"/>
-              </w:rPr>
-            </w:pPr>
-            <w:ins w:id="404" w:author="xujianhui" w:date="2015-01-05T15:27:00Z">
+                <w:ins w:id="405" w:author="xujianhui" w:date="2015-01-05T15:27:00Z"/>
+              </w:rPr>
+            </w:pPr>
+            <w:ins w:id="406" w:author="xujianhui" w:date="2015-01-05T15:27:00Z">
               <w:r>
                 <w:rPr>
                   <w:rFonts w:hint="eastAsia"/>
@@ -15097,10 +15107,10 @@
             <w:pPr>
               <w:ind w:left="0"/>
               <w:rPr>
-                <w:ins w:id="405" w:author="xujianhui" w:date="2015-01-05T15:28:00Z"/>
-              </w:rPr>
-            </w:pPr>
-            <w:ins w:id="406" w:author="xujianhui" w:date="2015-01-05T15:28:00Z">
+                <w:ins w:id="407" w:author="xujianhui" w:date="2015-01-05T15:28:00Z"/>
+              </w:rPr>
+            </w:pPr>
+            <w:ins w:id="408" w:author="xujianhui" w:date="2015-01-05T15:28:00Z">
               <w:r>
                 <w:rPr>
                   <w:rFonts w:hint="eastAsia"/>
@@ -15113,10 +15123,10 @@
             <w:pPr>
               <w:ind w:left="0"/>
               <w:rPr>
-                <w:ins w:id="407" w:author="xujianhui" w:date="2015-01-05T15:28:00Z"/>
-              </w:rPr>
-            </w:pPr>
-            <w:ins w:id="408" w:author="xujianhui" w:date="2015-01-05T15:28:00Z">
+                <w:ins w:id="409" w:author="xujianhui" w:date="2015-01-05T15:28:00Z"/>
+              </w:rPr>
+            </w:pPr>
+            <w:ins w:id="410" w:author="xujianhui" w:date="2015-01-05T15:28:00Z">
               <w:r>
                 <w:rPr>
                   <w:rFonts w:hint="eastAsia"/>
@@ -15135,10 +15145,10 @@
             <w:pPr>
               <w:ind w:left="0"/>
               <w:rPr>
-                <w:ins w:id="409" w:author="xujianhui" w:date="2015-01-05T15:28:00Z"/>
-              </w:rPr>
-            </w:pPr>
-            <w:ins w:id="410" w:author="xujianhui" w:date="2015-01-05T15:28:00Z">
+                <w:ins w:id="411" w:author="xujianhui" w:date="2015-01-05T15:28:00Z"/>
+              </w:rPr>
+            </w:pPr>
+            <w:ins w:id="412" w:author="xujianhui" w:date="2015-01-05T15:28:00Z">
               <w:r>
                 <w:rPr>
                   <w:rFonts w:hint="eastAsia"/>
@@ -15157,10 +15167,10 @@
             <w:pPr>
               <w:ind w:left="0"/>
               <w:rPr>
-                <w:ins w:id="411" w:author="xujianhui" w:date="2015-01-05T15:28:00Z"/>
-              </w:rPr>
-            </w:pPr>
-            <w:ins w:id="412" w:author="xujianhui" w:date="2015-01-05T15:28:00Z">
+                <w:ins w:id="413" w:author="xujianhui" w:date="2015-01-05T15:28:00Z"/>
+              </w:rPr>
+            </w:pPr>
+            <w:ins w:id="414" w:author="xujianhui" w:date="2015-01-05T15:28:00Z">
               <w:r>
                 <w:rPr>
                   <w:rFonts w:hint="eastAsia"/>
@@ -15173,10 +15183,10 @@
             <w:pPr>
               <w:ind w:left="0"/>
               <w:rPr>
-                <w:ins w:id="413" w:author="xujianhui" w:date="2015-01-05T15:27:00Z"/>
-              </w:rPr>
-            </w:pPr>
-            <w:ins w:id="414" w:author="xujianhui" w:date="2015-01-05T15:28:00Z">
+                <w:ins w:id="415" w:author="xujianhui" w:date="2015-01-05T15:27:00Z"/>
+              </w:rPr>
+            </w:pPr>
+            <w:ins w:id="416" w:author="xujianhui" w:date="2015-01-05T15:28:00Z">
               <w:r>
                 <w:rPr>
                   <w:rFonts w:hint="eastAsia"/>
@@ -15189,10 +15199,10 @@
             <w:pPr>
               <w:ind w:left="0"/>
               <w:rPr>
-                <w:del w:id="415" w:author="xujianhui" w:date="2015-01-05T15:28:00Z"/>
-              </w:rPr>
-            </w:pPr>
-            <w:del w:id="416" w:author="xujianhui" w:date="2015-01-05T15:28:00Z">
+                <w:del w:id="417" w:author="xujianhui" w:date="2015-01-05T15:28:00Z"/>
+              </w:rPr>
+            </w:pPr>
+            <w:del w:id="418" w:author="xujianhui" w:date="2015-01-05T15:28:00Z">
               <w:r>
                 <w:rPr>
                   <w:rFonts w:hint="eastAsia"/>
@@ -15205,10 +15215,10 @@
             <w:pPr>
               <w:ind w:left="0"/>
               <w:rPr>
-                <w:del w:id="417" w:author="xujianhui" w:date="2015-01-05T15:28:00Z"/>
-              </w:rPr>
-            </w:pPr>
-            <w:del w:id="418" w:author="xujianhui" w:date="2015-01-05T15:28:00Z">
+                <w:del w:id="419" w:author="xujianhui" w:date="2015-01-05T15:28:00Z"/>
+              </w:rPr>
+            </w:pPr>
+            <w:del w:id="420" w:author="xujianhui" w:date="2015-01-05T15:28:00Z">
               <w:r>
                 <w:delText>BusinessList</w:delText>
               </w:r>
@@ -15230,10 +15240,10 @@
             <w:pPr>
               <w:ind w:left="0" w:firstLineChars="100" w:firstLine="210"/>
               <w:rPr>
-                <w:del w:id="419" w:author="xujianhui" w:date="2015-01-05T15:28:00Z"/>
-              </w:rPr>
-            </w:pPr>
-            <w:del w:id="420" w:author="xujianhui" w:date="2015-01-05T15:28:00Z">
+                <w:del w:id="421" w:author="xujianhui" w:date="2015-01-05T15:28:00Z"/>
+              </w:rPr>
+            </w:pPr>
+            <w:del w:id="422" w:author="xujianhui" w:date="2015-01-05T15:28:00Z">
               <w:r>
                 <w:delText xml:space="preserve">[ </w:delText>
               </w:r>
@@ -15243,10 +15253,10 @@
             <w:pPr>
               <w:ind w:left="0" w:firstLineChars="200" w:firstLine="420"/>
               <w:rPr>
-                <w:del w:id="421" w:author="xujianhui" w:date="2015-01-05T15:28:00Z"/>
-              </w:rPr>
-            </w:pPr>
-            <w:del w:id="422" w:author="xujianhui" w:date="2015-01-05T15:28:00Z">
+                <w:del w:id="423" w:author="xujianhui" w:date="2015-01-05T15:28:00Z"/>
+              </w:rPr>
+            </w:pPr>
+            <w:del w:id="424" w:author="xujianhui" w:date="2015-01-05T15:28:00Z">
               <w:r>
                 <w:rPr>
                   <w:rFonts w:hint="eastAsia"/>
@@ -15259,10 +15269,10 @@
             <w:pPr>
               <w:ind w:left="0" w:firstLineChars="300" w:firstLine="630"/>
               <w:rPr>
-                <w:del w:id="423" w:author="xujianhui" w:date="2015-01-05T15:28:00Z"/>
-              </w:rPr>
-            </w:pPr>
-            <w:del w:id="424" w:author="xujianhui" w:date="2015-01-05T15:28:00Z">
+                <w:del w:id="425" w:author="xujianhui" w:date="2015-01-05T15:28:00Z"/>
+              </w:rPr>
+            </w:pPr>
+            <w:del w:id="426" w:author="xujianhui" w:date="2015-01-05T15:28:00Z">
               <w:r>
                 <w:delText>BusinessType</w:delText>
               </w:r>
@@ -15284,10 +15294,10 @@
             <w:pPr>
               <w:ind w:left="0" w:firstLineChars="300" w:firstLine="630"/>
               <w:rPr>
-                <w:del w:id="425" w:author="xujianhui" w:date="2015-01-05T15:28:00Z"/>
-              </w:rPr>
-            </w:pPr>
-            <w:del w:id="426" w:author="xujianhui" w:date="2015-01-05T15:28:00Z">
+                <w:del w:id="427" w:author="xujianhui" w:date="2015-01-05T15:28:00Z"/>
+              </w:rPr>
+            </w:pPr>
+            <w:del w:id="428" w:author="xujianhui" w:date="2015-01-05T15:28:00Z">
               <w:r>
                 <w:delText>BusinessDesc</w:delText>
               </w:r>
@@ -15309,10 +15319,10 @@
             <w:pPr>
               <w:ind w:left="0"/>
               <w:rPr>
-                <w:del w:id="427" w:author="xujianhui" w:date="2015-01-05T15:28:00Z"/>
-              </w:rPr>
-            </w:pPr>
-            <w:del w:id="428" w:author="xujianhui" w:date="2015-01-05T15:28:00Z">
+                <w:del w:id="429" w:author="xujianhui" w:date="2015-01-05T15:28:00Z"/>
+              </w:rPr>
+            </w:pPr>
+            <w:del w:id="430" w:author="xujianhui" w:date="2015-01-05T15:28:00Z">
               <w:r>
                 <w:rPr>
                   <w:rFonts w:hint="eastAsia"/>
@@ -15325,10 +15335,10 @@
             <w:pPr>
               <w:ind w:left="0" w:firstLineChars="100" w:firstLine="210"/>
               <w:rPr>
-                <w:del w:id="429" w:author="xujianhui" w:date="2015-01-05T15:28:00Z"/>
-              </w:rPr>
-            </w:pPr>
-            <w:del w:id="430" w:author="xujianhui" w:date="2015-01-05T15:28:00Z">
+                <w:del w:id="431" w:author="xujianhui" w:date="2015-01-05T15:28:00Z"/>
+              </w:rPr>
+            </w:pPr>
+            <w:del w:id="432" w:author="xujianhui" w:date="2015-01-05T15:28:00Z">
               <w:r>
                 <w:delText>]</w:delText>
               </w:r>
@@ -15338,7 +15348,7 @@
             <w:pPr>
               <w:ind w:left="0"/>
             </w:pPr>
-            <w:del w:id="431" w:author="xujianhui" w:date="2015-01-05T15:28:00Z">
+            <w:del w:id="433" w:author="xujianhui" w:date="2015-01-05T15:28:00Z">
               <w:r>
                 <w:rPr>
                   <w:rFonts w:hint="eastAsia"/>
@@ -15384,22 +15394,6 @@
             <w:pPr>
               <w:ind w:left="0"/>
             </w:pPr>
-          </w:p>
-          <w:p>
-            <w:pPr>
-              <w:ind w:left="0"/>
-              <w:rPr>
-                <w:ins w:id="432" w:author="xujianhui" w:date="2015-01-05T15:28:00Z"/>
-              </w:rPr>
-              <w:pPrChange w:id="433" w:author="xujianhui" w:date="2015-01-05T15:28:00Z">
-                <w:pPr>
-                  <w:ind w:left="0" w:firstLineChars="200" w:firstLine="420"/>
-                </w:pPr>
-              </w:pPrChange>
-            </w:pPr>
-            <w:r>
-              <w:t>}</w:t>
-            </w:r>
           </w:p>
           <w:p>
             <w:pPr>
@@ -15413,7 +15407,23 @@
                 </w:pPr>
               </w:pPrChange>
             </w:pPr>
-            <w:ins w:id="436" w:author="xujianhui" w:date="2015-01-05T15:28:00Z">
+            <w:r>
+              <w:t>}</w:t>
+            </w:r>
+          </w:p>
+          <w:p>
+            <w:pPr>
+              <w:ind w:left="0"/>
+              <w:rPr>
+                <w:ins w:id="436" w:author="xujianhui" w:date="2015-01-05T15:28:00Z"/>
+              </w:rPr>
+              <w:pPrChange w:id="437" w:author="xujianhui" w:date="2015-01-05T15:28:00Z">
+                <w:pPr>
+                  <w:ind w:left="0" w:firstLineChars="200" w:firstLine="420"/>
+                </w:pPr>
+              </w:pPrChange>
+            </w:pPr>
+            <w:ins w:id="438" w:author="xujianhui" w:date="2015-01-05T15:28:00Z">
               <w:r>
                 <w:t xml:space="preserve">{ </w:t>
               </w:r>
@@ -15423,15 +15433,15 @@
             <w:pPr>
               <w:ind w:left="0" w:firstLineChars="150" w:firstLine="315"/>
               <w:rPr>
-                <w:ins w:id="437" w:author="xujianhui" w:date="2015-01-05T15:28:00Z"/>
-              </w:rPr>
-              <w:pPrChange w:id="438" w:author="xujianhui" w:date="2015-01-05T15:29:00Z">
+                <w:ins w:id="439" w:author="xujianhui" w:date="2015-01-05T15:28:00Z"/>
+              </w:rPr>
+              <w:pPrChange w:id="440" w:author="xujianhui" w:date="2015-01-05T15:29:00Z">
                 <w:pPr>
                   <w:ind w:left="0" w:firstLineChars="300" w:firstLine="630"/>
                 </w:pPr>
               </w:pPrChange>
             </w:pPr>
-            <w:ins w:id="439" w:author="xujianhui" w:date="2015-01-05T15:28:00Z">
+            <w:ins w:id="441" w:author="xujianhui" w:date="2015-01-05T15:28:00Z">
               <w:r>
                 <w:t>"BusinessType": "sequoiadb",</w:t>
               </w:r>
@@ -15441,15 +15451,15 @@
             <w:pPr>
               <w:ind w:left="0" w:firstLineChars="150" w:firstLine="315"/>
               <w:rPr>
-                <w:ins w:id="440" w:author="xujianhui" w:date="2015-01-05T15:28:00Z"/>
-              </w:rPr>
-              <w:pPrChange w:id="441" w:author="xujianhui" w:date="2015-01-05T15:29:00Z">
+                <w:ins w:id="442" w:author="xujianhui" w:date="2015-01-05T15:28:00Z"/>
+              </w:rPr>
+              <w:pPrChange w:id="443" w:author="xujianhui" w:date="2015-01-05T15:29:00Z">
                 <w:pPr>
                   <w:ind w:left="0" w:firstLineChars="300" w:firstLine="630"/>
                 </w:pPr>
               </w:pPrChange>
             </w:pPr>
-            <w:ins w:id="442" w:author="xujianhui" w:date="2015-01-05T15:28:00Z">
+            <w:ins w:id="444" w:author="xujianhui" w:date="2015-01-05T15:28:00Z">
               <w:r>
                 <w:t xml:space="preserve">"BusinessDesc": "haha" </w:t>
               </w:r>
@@ -15459,10 +15469,10 @@
             <w:pPr>
               <w:ind w:left="0"/>
               <w:rPr>
-                <w:ins w:id="443" w:author="xujianhui" w:date="2015-01-05T15:29:00Z"/>
-              </w:rPr>
-            </w:pPr>
-            <w:ins w:id="444" w:author="xujianhui" w:date="2015-01-05T15:28:00Z">
+                <w:ins w:id="445" w:author="xujianhui" w:date="2015-01-05T15:29:00Z"/>
+              </w:rPr>
+            </w:pPr>
+            <w:ins w:id="446" w:author="xujianhui" w:date="2015-01-05T15:28:00Z">
               <w:r>
                 <w:t>}</w:t>
               </w:r>
@@ -15472,15 +15482,15 @@
             <w:pPr>
               <w:ind w:left="0"/>
               <w:rPr>
-                <w:ins w:id="445" w:author="xujianhui" w:date="2015-01-05T15:29:00Z"/>
-              </w:rPr>
-              <w:pPrChange w:id="446" w:author="xujianhui" w:date="2015-01-05T15:29:00Z">
+                <w:ins w:id="447" w:author="xujianhui" w:date="2015-01-05T15:29:00Z"/>
+              </w:rPr>
+              <w:pPrChange w:id="448" w:author="xujianhui" w:date="2015-01-05T15:29:00Z">
                 <w:pPr>
                   <w:ind w:left="0" w:firstLineChars="200" w:firstLine="420"/>
                 </w:pPr>
               </w:pPrChange>
             </w:pPr>
-            <w:ins w:id="447" w:author="xujianhui" w:date="2015-01-05T15:29:00Z">
+            <w:ins w:id="449" w:author="xujianhui" w:date="2015-01-05T15:29:00Z">
               <w:r>
                 <w:t>{</w:t>
               </w:r>
@@ -15490,15 +15500,15 @@
             <w:pPr>
               <w:ind w:left="0" w:firstLineChars="150" w:firstLine="315"/>
               <w:rPr>
-                <w:ins w:id="448" w:author="xujianhui" w:date="2015-01-05T15:29:00Z"/>
-              </w:rPr>
-              <w:pPrChange w:id="449" w:author="xujianhui" w:date="2015-01-05T15:29:00Z">
+                <w:ins w:id="450" w:author="xujianhui" w:date="2015-01-05T15:29:00Z"/>
+              </w:rPr>
+              <w:pPrChange w:id="451" w:author="xujianhui" w:date="2015-01-05T15:29:00Z">
                 <w:pPr>
                   <w:ind w:left="0" w:firstLineChars="300" w:firstLine="630"/>
                 </w:pPr>
               </w:pPrChange>
             </w:pPr>
-            <w:ins w:id="450" w:author="xujianhui" w:date="2015-01-05T15:29:00Z">
+            <w:ins w:id="452" w:author="xujianhui" w:date="2015-01-05T15:29:00Z">
               <w:r>
                 <w:t>"B</w:t>
               </w:r>
@@ -15511,15 +15521,15 @@
             <w:pPr>
               <w:ind w:left="0" w:firstLineChars="150" w:firstLine="315"/>
               <w:rPr>
-                <w:ins w:id="451" w:author="xujianhui" w:date="2015-01-05T15:29:00Z"/>
-              </w:rPr>
-              <w:pPrChange w:id="452" w:author="xujianhui" w:date="2015-01-05T15:29:00Z">
+                <w:ins w:id="453" w:author="xujianhui" w:date="2015-01-05T15:29:00Z"/>
+              </w:rPr>
+              <w:pPrChange w:id="454" w:author="xujianhui" w:date="2015-01-05T15:29:00Z">
                 <w:pPr>
                   <w:ind w:left="0" w:firstLineChars="300" w:firstLine="630"/>
                 </w:pPr>
               </w:pPrChange>
             </w:pPr>
-            <w:ins w:id="453" w:author="xujianhui" w:date="2015-01-05T15:29:00Z">
+            <w:ins w:id="455" w:author="xujianhui" w:date="2015-01-05T15:29:00Z">
               <w:r>
                 <w:t>"BusinessDesc"</w:t>
               </w:r>
@@ -15535,15 +15545,15 @@
             <w:pPr>
               <w:ind w:left="0"/>
               <w:rPr>
-                <w:ins w:id="454" w:author="xujianhui" w:date="2015-01-05T15:29:00Z"/>
-              </w:rPr>
-              <w:pPrChange w:id="455" w:author="xujianhui" w:date="2015-01-05T15:29:00Z">
+                <w:ins w:id="456" w:author="xujianhui" w:date="2015-01-05T15:29:00Z"/>
+              </w:rPr>
+              <w:pPrChange w:id="457" w:author="xujianhui" w:date="2015-01-05T15:29:00Z">
                 <w:pPr>
                   <w:ind w:leftChars="170" w:firstLineChars="50" w:firstLine="105"/>
                 </w:pPr>
               </w:pPrChange>
             </w:pPr>
-            <w:ins w:id="456" w:author="xujianhui" w:date="2015-01-05T15:29:00Z">
+            <w:ins w:id="458" w:author="xujianhui" w:date="2015-01-05T15:29:00Z">
               <w:r>
                 <w:t>}</w:t>
               </w:r>
@@ -15558,10 +15568,10 @@
             <w:pPr>
               <w:ind w:left="0"/>
               <w:rPr>
-                <w:del w:id="457" w:author="xujianhui" w:date="2015-01-05T15:29:00Z"/>
-              </w:rPr>
-            </w:pPr>
-            <w:del w:id="458" w:author="xujianhui" w:date="2015-01-05T15:29:00Z">
+                <w:del w:id="459" w:author="xujianhui" w:date="2015-01-05T15:29:00Z"/>
+              </w:rPr>
+            </w:pPr>
+            <w:del w:id="460" w:author="xujianhui" w:date="2015-01-05T15:29:00Z">
               <w:r>
                 <w:delText>{</w:delText>
               </w:r>
@@ -15571,10 +15581,10 @@
             <w:pPr>
               <w:ind w:left="0"/>
               <w:rPr>
-                <w:del w:id="459" w:author="xujianhui" w:date="2015-01-05T15:29:00Z"/>
-              </w:rPr>
-            </w:pPr>
-            <w:del w:id="460" w:author="xujianhui" w:date="2015-01-05T15:29:00Z">
+                <w:del w:id="461" w:author="xujianhui" w:date="2015-01-05T15:29:00Z"/>
+              </w:rPr>
+            </w:pPr>
+            <w:del w:id="462" w:author="xujianhui" w:date="2015-01-05T15:29:00Z">
               <w:r>
                 <w:delText>"BusinessList"</w:delText>
               </w:r>
@@ -15587,10 +15597,10 @@
             <w:pPr>
               <w:ind w:left="0" w:firstLineChars="100" w:firstLine="210"/>
               <w:rPr>
-                <w:del w:id="461" w:author="xujianhui" w:date="2015-01-05T15:29:00Z"/>
-              </w:rPr>
-            </w:pPr>
-            <w:del w:id="462" w:author="xujianhui" w:date="2015-01-05T15:29:00Z">
+                <w:del w:id="463" w:author="xujianhui" w:date="2015-01-05T15:29:00Z"/>
+              </w:rPr>
+            </w:pPr>
+            <w:del w:id="464" w:author="xujianhui" w:date="2015-01-05T15:29:00Z">
               <w:r>
                 <w:delText xml:space="preserve">[ </w:delText>
               </w:r>
@@ -15600,10 +15610,10 @@
             <w:pPr>
               <w:ind w:left="0" w:firstLineChars="200" w:firstLine="420"/>
               <w:rPr>
-                <w:del w:id="463" w:author="xujianhui" w:date="2015-01-05T15:29:00Z"/>
-              </w:rPr>
-            </w:pPr>
-            <w:del w:id="464" w:author="xujianhui" w:date="2015-01-05T15:29:00Z">
+                <w:del w:id="465" w:author="xujianhui" w:date="2015-01-05T15:29:00Z"/>
+              </w:rPr>
+            </w:pPr>
+            <w:del w:id="466" w:author="xujianhui" w:date="2015-01-05T15:29:00Z">
               <w:r>
                 <w:delText xml:space="preserve">{ </w:delText>
               </w:r>
@@ -15613,10 +15623,10 @@
             <w:pPr>
               <w:ind w:left="0" w:firstLineChars="300" w:firstLine="630"/>
               <w:rPr>
-                <w:del w:id="465" w:author="xujianhui" w:date="2015-01-05T15:29:00Z"/>
-              </w:rPr>
-            </w:pPr>
-            <w:del w:id="466" w:author="xujianhui" w:date="2015-01-05T15:29:00Z">
+                <w:del w:id="467" w:author="xujianhui" w:date="2015-01-05T15:29:00Z"/>
+              </w:rPr>
+            </w:pPr>
+            <w:del w:id="468" w:author="xujianhui" w:date="2015-01-05T15:29:00Z">
               <w:r>
                 <w:delText>"BusinessType"</w:delText>
               </w:r>
@@ -15632,10 +15642,10 @@
             <w:pPr>
               <w:ind w:left="0" w:firstLineChars="300" w:firstLine="630"/>
               <w:rPr>
-                <w:del w:id="467" w:author="xujianhui" w:date="2015-01-05T15:29:00Z"/>
-              </w:rPr>
-            </w:pPr>
-            <w:del w:id="468" w:author="xujianhui" w:date="2015-01-05T15:29:00Z">
+                <w:del w:id="469" w:author="xujianhui" w:date="2015-01-05T15:29:00Z"/>
+              </w:rPr>
+            </w:pPr>
+            <w:del w:id="470" w:author="xujianhui" w:date="2015-01-05T15:29:00Z">
               <w:r>
                 <w:delText>"BusinessDesc"</w:delText>
               </w:r>
@@ -15651,10 +15661,10 @@
             <w:pPr>
               <w:ind w:left="0" w:firstLineChars="200" w:firstLine="420"/>
               <w:rPr>
-                <w:del w:id="469" w:author="xujianhui" w:date="2015-01-05T15:29:00Z"/>
-              </w:rPr>
-            </w:pPr>
-            <w:del w:id="470" w:author="xujianhui" w:date="2015-01-05T15:29:00Z">
+                <w:del w:id="471" w:author="xujianhui" w:date="2015-01-05T15:29:00Z"/>
+              </w:rPr>
+            </w:pPr>
+            <w:del w:id="472" w:author="xujianhui" w:date="2015-01-05T15:29:00Z">
               <w:r>
                 <w:delText>},</w:delText>
               </w:r>
@@ -15664,10 +15674,10 @@
             <w:pPr>
               <w:ind w:left="0" w:firstLineChars="200" w:firstLine="420"/>
               <w:rPr>
-                <w:del w:id="471" w:author="xujianhui" w:date="2015-01-05T15:29:00Z"/>
-              </w:rPr>
-            </w:pPr>
-            <w:del w:id="472" w:author="xujianhui" w:date="2015-01-05T15:29:00Z">
+                <w:del w:id="473" w:author="xujianhui" w:date="2015-01-05T15:29:00Z"/>
+              </w:rPr>
+            </w:pPr>
+            <w:del w:id="474" w:author="xujianhui" w:date="2015-01-05T15:29:00Z">
               <w:r>
                 <w:delText>{</w:delText>
               </w:r>
@@ -15677,10 +15687,10 @@
             <w:pPr>
               <w:ind w:left="0" w:firstLineChars="300" w:firstLine="630"/>
               <w:rPr>
-                <w:del w:id="473" w:author="xujianhui" w:date="2015-01-05T15:29:00Z"/>
-              </w:rPr>
-            </w:pPr>
-            <w:del w:id="474" w:author="xujianhui" w:date="2015-01-05T15:29:00Z">
+                <w:del w:id="475" w:author="xujianhui" w:date="2015-01-05T15:29:00Z"/>
+              </w:rPr>
+            </w:pPr>
+            <w:del w:id="476" w:author="xujianhui" w:date="2015-01-05T15:29:00Z">
               <w:r>
                 <w:delText>"B</w:delText>
               </w:r>
@@ -15699,10 +15709,10 @@
             <w:pPr>
               <w:ind w:left="0" w:firstLineChars="300" w:firstLine="630"/>
               <w:rPr>
-                <w:del w:id="475" w:author="xujianhui" w:date="2015-01-05T15:29:00Z"/>
-              </w:rPr>
-            </w:pPr>
-            <w:del w:id="476" w:author="xujianhui" w:date="2015-01-05T15:29:00Z">
+                <w:del w:id="477" w:author="xujianhui" w:date="2015-01-05T15:29:00Z"/>
+              </w:rPr>
+            </w:pPr>
+            <w:del w:id="478" w:author="xujianhui" w:date="2015-01-05T15:29:00Z">
               <w:r>
                 <w:delText>"BusinessDesc"</w:delText>
               </w:r>
@@ -15718,10 +15728,10 @@
             <w:pPr>
               <w:ind w:leftChars="170" w:firstLineChars="50" w:firstLine="105"/>
               <w:rPr>
-                <w:del w:id="477" w:author="xujianhui" w:date="2015-01-05T15:29:00Z"/>
-              </w:rPr>
-            </w:pPr>
-            <w:del w:id="478" w:author="xujianhui" w:date="2015-01-05T15:29:00Z">
+                <w:del w:id="479" w:author="xujianhui" w:date="2015-01-05T15:29:00Z"/>
+              </w:rPr>
+            </w:pPr>
+            <w:del w:id="480" w:author="xujianhui" w:date="2015-01-05T15:29:00Z">
               <w:r>
                 <w:delText>}</w:delText>
               </w:r>
@@ -15731,10 +15741,10 @@
             <w:pPr>
               <w:ind w:left="0" w:firstLineChars="100" w:firstLine="210"/>
               <w:rPr>
-                <w:del w:id="479" w:author="xujianhui" w:date="2015-01-05T15:29:00Z"/>
-              </w:rPr>
-            </w:pPr>
-            <w:del w:id="480" w:author="xujianhui" w:date="2015-01-05T15:29:00Z">
+                <w:del w:id="481" w:author="xujianhui" w:date="2015-01-05T15:29:00Z"/>
+              </w:rPr>
+            </w:pPr>
+            <w:del w:id="482" w:author="xujianhui" w:date="2015-01-05T15:29:00Z">
               <w:r>
                 <w:delText>]</w:delText>
               </w:r>
@@ -15744,7 +15754,7 @@
             <w:pPr>
               <w:ind w:left="0"/>
             </w:pPr>
-            <w:del w:id="481" w:author="xujianhui" w:date="2015-01-05T15:29:00Z">
+            <w:del w:id="483" w:author="xujianhui" w:date="2015-01-05T15:29:00Z">
               <w:r>
                 <w:delText>}</w:delText>
               </w:r>
@@ -15804,10 +15814,10 @@
           <w:numId w:val="16"/>
         </w:numPr>
         <w:rPr>
-          <w:ins w:id="482" w:author="linyoubin" w:date="2015-01-19T15:25:00Z"/>
+          <w:ins w:id="484" w:author="linyoubin" w:date="2015-01-19T15:25:00Z"/>
         </w:rPr>
       </w:pPr>
-      <w:ins w:id="483" w:author="linyoubin" w:date="2015-01-19T15:25:00Z">
+      <w:ins w:id="485" w:author="linyoubin" w:date="2015-01-19T15:25:00Z">
         <w:r>
           <w:rPr>
             <w:rFonts w:hint="eastAsia"/>
@@ -15831,7 +15841,7 @@
       </w:tblGrid>
       <w:tr>
         <w:trPr>
-          <w:ins w:id="484" w:author="linyoubin" w:date="2015-01-19T15:25:00Z"/>
+          <w:ins w:id="486" w:author="linyoubin" w:date="2015-01-19T15:25:00Z"/>
         </w:trPr>
         <w:tc>
           <w:tcPr>
@@ -15842,7 +15852,7 @@
             <w:pPr>
               <w:ind w:left="0"/>
               <w:rPr>
-                <w:ins w:id="485" w:author="linyoubin" w:date="2015-01-19T15:25:00Z"/>
+                <w:ins w:id="487" w:author="linyoubin" w:date="2015-01-19T15:25:00Z"/>
               </w:rPr>
             </w:pPr>
           </w:p>
@@ -15856,10 +15866,10 @@
             <w:pPr>
               <w:ind w:left="0"/>
               <w:rPr>
-                <w:ins w:id="486" w:author="linyoubin" w:date="2015-01-19T15:25:00Z"/>
-              </w:rPr>
-            </w:pPr>
-            <w:ins w:id="487" w:author="linyoubin" w:date="2015-01-19T15:25:00Z">
+                <w:ins w:id="488" w:author="linyoubin" w:date="2015-01-19T15:25:00Z"/>
+              </w:rPr>
+            </w:pPr>
+            <w:ins w:id="489" w:author="linyoubin" w:date="2015-01-19T15:25:00Z">
               <w:r>
                 <w:rPr>
                   <w:rFonts w:hint="eastAsia"/>
@@ -15878,10 +15888,10 @@
             <w:pPr>
               <w:ind w:left="0"/>
               <w:rPr>
-                <w:ins w:id="488" w:author="linyoubin" w:date="2015-01-19T15:25:00Z"/>
-              </w:rPr>
-            </w:pPr>
-            <w:ins w:id="489" w:author="linyoubin" w:date="2015-01-19T15:25:00Z">
+                <w:ins w:id="490" w:author="linyoubin" w:date="2015-01-19T15:25:00Z"/>
+              </w:rPr>
+            </w:pPr>
+            <w:ins w:id="491" w:author="linyoubin" w:date="2015-01-19T15:25:00Z">
               <w:r>
                 <w:rPr>
                   <w:rFonts w:hint="eastAsia"/>
@@ -15894,7 +15904,7 @@
       </w:tr>
       <w:tr>
         <w:trPr>
-          <w:ins w:id="490" w:author="linyoubin" w:date="2015-01-19T15:25:00Z"/>
+          <w:ins w:id="492" w:author="linyoubin" w:date="2015-01-19T15:25:00Z"/>
         </w:trPr>
         <w:tc>
           <w:tcPr>
@@ -15904,10 +15914,10 @@
             <w:pPr>
               <w:ind w:left="0"/>
               <w:rPr>
-                <w:ins w:id="491" w:author="linyoubin" w:date="2015-01-19T15:25:00Z"/>
-              </w:rPr>
-            </w:pPr>
-            <w:ins w:id="492" w:author="linyoubin" w:date="2015-01-19T15:25:00Z">
+                <w:ins w:id="493" w:author="linyoubin" w:date="2015-01-19T15:25:00Z"/>
+              </w:rPr>
+            </w:pPr>
+            <w:ins w:id="494" w:author="linyoubin" w:date="2015-01-19T15:25:00Z">
               <w:r>
                 <w:rPr>
                   <w:rFonts w:hint="eastAsia"/>
@@ -15925,10 +15935,10 @@
             <w:pPr>
               <w:ind w:left="0"/>
               <w:rPr>
-                <w:ins w:id="493" w:author="linyoubin" w:date="2015-01-19T15:25:00Z"/>
-              </w:rPr>
-            </w:pPr>
-            <w:ins w:id="494" w:author="linyoubin" w:date="2015-01-19T15:25:00Z">
+                <w:ins w:id="495" w:author="linyoubin" w:date="2015-01-19T15:25:00Z"/>
+              </w:rPr>
+            </w:pPr>
+            <w:ins w:id="496" w:author="linyoubin" w:date="2015-01-19T15:25:00Z">
               <w:r>
                 <w:rPr>
                   <w:rFonts w:hint="eastAsia"/>
@@ -15946,7 +15956,7 @@
             <w:pPr>
               <w:ind w:left="0"/>
               <w:rPr>
-                <w:ins w:id="495" w:author="linyoubin" w:date="2015-01-19T15:25:00Z"/>
+                <w:ins w:id="497" w:author="linyoubin" w:date="2015-01-19T15:25:00Z"/>
               </w:rPr>
             </w:pPr>
           </w:p>
@@ -15954,7 +15964,7 @@
       </w:tr>
       <w:tr>
         <w:trPr>
-          <w:ins w:id="496" w:author="linyoubin" w:date="2015-01-19T15:25:00Z"/>
+          <w:ins w:id="498" w:author="linyoubin" w:date="2015-01-19T15:25:00Z"/>
         </w:trPr>
         <w:tc>
           <w:tcPr>
@@ -15964,10 +15974,10 @@
             <w:pPr>
               <w:ind w:left="0"/>
               <w:rPr>
-                <w:ins w:id="497" w:author="linyoubin" w:date="2015-01-19T15:25:00Z"/>
-              </w:rPr>
-            </w:pPr>
-            <w:ins w:id="498" w:author="linyoubin" w:date="2015-01-19T15:25:00Z">
+                <w:ins w:id="499" w:author="linyoubin" w:date="2015-01-19T15:25:00Z"/>
+              </w:rPr>
+            </w:pPr>
+            <w:ins w:id="500" w:author="linyoubin" w:date="2015-01-19T15:25:00Z">
               <w:r>
                 <w:rPr>
                   <w:rFonts w:hint="eastAsia"/>
@@ -15985,10 +15995,10 @@
             <w:pPr>
               <w:ind w:left="0"/>
               <w:rPr>
-                <w:ins w:id="499" w:author="linyoubin" w:date="2015-01-19T15:25:00Z"/>
-              </w:rPr>
-            </w:pPr>
-            <w:ins w:id="500" w:author="linyoubin" w:date="2015-01-19T15:25:00Z">
+                <w:ins w:id="501" w:author="linyoubin" w:date="2015-01-19T15:25:00Z"/>
+              </w:rPr>
+            </w:pPr>
+            <w:ins w:id="502" w:author="linyoubin" w:date="2015-01-19T15:25:00Z">
               <w:r>
                 <w:t>cmd</w:t>
               </w:r>
@@ -15999,7 +16009,7 @@
                 <w:t xml:space="preserve">: </w:t>
               </w:r>
             </w:ins>
-            <w:ins w:id="501" w:author="linyoubin" w:date="2015-01-19T15:26:00Z">
+            <w:ins w:id="503" w:author="linyoubin" w:date="2015-01-19T15:26:00Z">
               <w:r>
                 <w:t>predict capacity</w:t>
               </w:r>
@@ -16009,15 +16019,15 @@
             <w:pPr>
               <w:ind w:left="0"/>
               <w:rPr>
-                <w:ins w:id="502" w:author="linyoubin" w:date="2015-01-19T15:27:00Z"/>
-              </w:rPr>
-            </w:pPr>
-            <w:ins w:id="503" w:author="linyoubin" w:date="2015-01-19T15:26:00Z">
+                <w:ins w:id="504" w:author="linyoubin" w:date="2015-01-19T15:27:00Z"/>
+              </w:rPr>
+            </w:pPr>
+            <w:ins w:id="505" w:author="linyoubin" w:date="2015-01-19T15:26:00Z">
               <w:r>
                 <w:t>TemplateInfo</w:t>
               </w:r>
             </w:ins>
-            <w:ins w:id="504" w:author="linyoubin" w:date="2015-01-19T15:25:00Z">
+            <w:ins w:id="506" w:author="linyoubin" w:date="2015-01-19T15:25:00Z">
               <w:r>
                 <w:rPr>
                   <w:rFonts w:hint="eastAsia"/>
@@ -16025,7 +16035,7 @@
                 <w:t>:</w:t>
               </w:r>
             </w:ins>
-            <w:ins w:id="505" w:author="linyoubin" w:date="2015-01-19T15:27:00Z">
+            <w:ins w:id="507" w:author="linyoubin" w:date="2015-01-19T15:27:00Z">
               <w:r>
                 <w:rPr>
                   <w:rFonts w:hint="eastAsia"/>
@@ -16038,10 +16048,10 @@
             <w:pPr>
               <w:ind w:left="0"/>
               <w:rPr>
-                <w:ins w:id="506" w:author="linyoubin" w:date="2015-01-19T15:27:00Z"/>
-              </w:rPr>
-            </w:pPr>
-            <w:ins w:id="507" w:author="linyoubin" w:date="2015-01-19T15:27:00Z">
+                <w:ins w:id="508" w:author="linyoubin" w:date="2015-01-19T15:27:00Z"/>
+              </w:rPr>
+            </w:pPr>
+            <w:ins w:id="509" w:author="linyoubin" w:date="2015-01-19T15:27:00Z">
               <w:r>
                 <w:rPr>
                   <w:rFonts w:hint="eastAsia"/>
@@ -16054,10 +16064,10 @@
             <w:pPr>
               <w:ind w:left="0"/>
               <w:rPr>
-                <w:ins w:id="508" w:author="linyoubin" w:date="2015-01-19T15:27:00Z"/>
-              </w:rPr>
-            </w:pPr>
-            <w:ins w:id="509" w:author="linyoubin" w:date="2015-01-19T15:27:00Z">
+                <w:ins w:id="510" w:author="linyoubin" w:date="2015-01-19T15:27:00Z"/>
+              </w:rPr>
+            </w:pPr>
+            <w:ins w:id="511" w:author="linyoubin" w:date="2015-01-19T15:27:00Z">
               <w:r>
                 <w:rPr>
                   <w:rFonts w:hint="eastAsia"/>
@@ -16070,10 +16080,10 @@
             <w:pPr>
               <w:ind w:left="0"/>
               <w:rPr>
-                <w:ins w:id="510" w:author="linyoubin" w:date="2015-01-19T15:28:00Z"/>
-              </w:rPr>
-            </w:pPr>
-            <w:ins w:id="511" w:author="linyoubin" w:date="2015-01-19T15:27:00Z">
+                <w:ins w:id="512" w:author="linyoubin" w:date="2015-01-19T15:28:00Z"/>
+              </w:rPr>
+            </w:pPr>
+            <w:ins w:id="513" w:author="linyoubin" w:date="2015-01-19T15:27:00Z">
               <w:r>
                 <w:rPr>
                   <w:rFonts w:hint="eastAsia"/>
@@ -16086,15 +16096,15 @@
             <w:pPr>
               <w:ind w:left="0" w:firstLine="405"/>
               <w:rPr>
-                <w:ins w:id="512" w:author="linyoubin" w:date="2015-01-19T15:28:00Z"/>
-              </w:rPr>
-              <w:pPrChange w:id="513" w:author="linyoubin" w:date="2015-01-19T15:28:00Z">
+                <w:ins w:id="514" w:author="linyoubin" w:date="2015-01-19T15:28:00Z"/>
+              </w:rPr>
+              <w:pPrChange w:id="515" w:author="linyoubin" w:date="2015-01-19T15:28:00Z">
                 <w:pPr>
                   <w:ind w:left="0"/>
                 </w:pPr>
               </w:pPrChange>
             </w:pPr>
-            <w:ins w:id="514" w:author="linyoubin" w:date="2015-01-19T15:28:00Z">
+            <w:ins w:id="516" w:author="linyoubin" w:date="2015-01-19T15:28:00Z">
               <w:r>
                 <w:rPr>
                   <w:rFonts w:hint="eastAsia"/>
@@ -16107,15 +16117,15 @@
             <w:pPr>
               <w:ind w:left="0" w:firstLine="405"/>
               <w:rPr>
-                <w:ins w:id="515" w:author="linyoubin" w:date="2015-01-19T15:28:00Z"/>
-              </w:rPr>
-              <w:pPrChange w:id="516" w:author="linyoubin" w:date="2015-01-19T15:28:00Z">
+                <w:ins w:id="517" w:author="linyoubin" w:date="2015-01-19T15:28:00Z"/>
+              </w:rPr>
+              <w:pPrChange w:id="518" w:author="linyoubin" w:date="2015-01-19T15:28:00Z">
                 <w:pPr>
                   <w:ind w:left="0"/>
                 </w:pPr>
               </w:pPrChange>
             </w:pPr>
-            <w:ins w:id="517" w:author="linyoubin" w:date="2015-01-19T15:28:00Z">
+            <w:ins w:id="519" w:author="linyoubin" w:date="2015-01-19T15:28:00Z">
               <w:r>
                 <w:rPr>
                   <w:rFonts w:hint="eastAsia"/>
@@ -16123,7 +16133,7 @@
                 <w:t xml:space="preserve">  Name:</w:t>
               </w:r>
             </w:ins>
-            <w:ins w:id="518" w:author="linyoubin" w:date="2015-01-19T15:29:00Z">
+            <w:ins w:id="520" w:author="linyoubin" w:date="2015-01-19T15:29:00Z">
               <w:r>
                 <w:rPr>
                   <w:rFonts w:hint="eastAsia"/>
@@ -16136,15 +16146,15 @@
             <w:pPr>
               <w:ind w:left="0" w:firstLine="405"/>
               <w:rPr>
-                <w:ins w:id="519" w:author="linyoubin" w:date="2015-01-19T15:28:00Z"/>
-              </w:rPr>
-              <w:pPrChange w:id="520" w:author="linyoubin" w:date="2015-01-19T15:28:00Z">
+                <w:ins w:id="521" w:author="linyoubin" w:date="2015-01-19T15:28:00Z"/>
+              </w:rPr>
+              <w:pPrChange w:id="522" w:author="linyoubin" w:date="2015-01-19T15:28:00Z">
                 <w:pPr>
                   <w:ind w:left="0"/>
                 </w:pPr>
               </w:pPrChange>
             </w:pPr>
-            <w:ins w:id="521" w:author="linyoubin" w:date="2015-01-19T15:28:00Z">
+            <w:ins w:id="523" w:author="linyoubin" w:date="2015-01-19T15:28:00Z">
               <w:r>
                 <w:rPr>
                   <w:rFonts w:hint="eastAsia"/>
@@ -16152,7 +16162,7 @@
                 <w:t xml:space="preserve">  Value:</w:t>
               </w:r>
             </w:ins>
-            <w:ins w:id="522" w:author="linyoubin" w:date="2015-01-19T15:29:00Z">
+            <w:ins w:id="524" w:author="linyoubin" w:date="2015-01-19T15:29:00Z">
               <w:r>
                 <w:rPr>
                   <w:rFonts w:hint="eastAsia"/>
@@ -16165,15 +16175,15 @@
             <w:pPr>
               <w:ind w:left="0" w:firstLine="405"/>
               <w:rPr>
-                <w:ins w:id="523" w:author="linyoubin" w:date="2015-01-19T15:29:00Z"/>
-              </w:rPr>
-              <w:pPrChange w:id="524" w:author="linyoubin" w:date="2015-01-19T15:28:00Z">
+                <w:ins w:id="525" w:author="linyoubin" w:date="2015-01-19T15:29:00Z"/>
+              </w:rPr>
+              <w:pPrChange w:id="526" w:author="linyoubin" w:date="2015-01-19T15:28:00Z">
                 <w:pPr>
                   <w:ind w:left="0"/>
                 </w:pPr>
               </w:pPrChange>
             </w:pPr>
-            <w:ins w:id="525" w:author="linyoubin" w:date="2015-01-19T15:28:00Z">
+            <w:ins w:id="527" w:author="linyoubin" w:date="2015-01-19T15:28:00Z">
               <w:r>
                 <w:rPr>
                   <w:rFonts w:hint="eastAsia"/>
@@ -16186,10 +16196,10 @@
             <w:pPr>
               <w:ind w:left="0" w:firstLine="405"/>
               <w:rPr>
-                <w:ins w:id="526" w:author="linyoubin" w:date="2015-01-19T15:29:00Z"/>
-              </w:rPr>
-            </w:pPr>
-            <w:ins w:id="527" w:author="linyoubin" w:date="2015-01-19T15:29:00Z">
+                <w:ins w:id="528" w:author="linyoubin" w:date="2015-01-19T15:29:00Z"/>
+              </w:rPr>
+            </w:pPr>
+            <w:ins w:id="529" w:author="linyoubin" w:date="2015-01-19T15:29:00Z">
               <w:r>
                 <w:rPr>
                   <w:rFonts w:hint="eastAsia"/>
@@ -16202,10 +16212,10 @@
             <w:pPr>
               <w:ind w:left="0" w:firstLine="405"/>
               <w:rPr>
-                <w:ins w:id="528" w:author="linyoubin" w:date="2015-01-19T15:29:00Z"/>
-              </w:rPr>
-            </w:pPr>
-            <w:ins w:id="529" w:author="linyoubin" w:date="2015-01-19T15:29:00Z">
+                <w:ins w:id="530" w:author="linyoubin" w:date="2015-01-19T15:29:00Z"/>
+              </w:rPr>
+            </w:pPr>
+            <w:ins w:id="531" w:author="linyoubin" w:date="2015-01-19T15:29:00Z">
               <w:r>
                 <w:rPr>
                   <w:rFonts w:hint="eastAsia"/>
@@ -16218,10 +16228,10 @@
             <w:pPr>
               <w:ind w:left="0" w:firstLine="405"/>
               <w:rPr>
-                <w:ins w:id="530" w:author="linyoubin" w:date="2015-01-19T15:29:00Z"/>
-              </w:rPr>
-            </w:pPr>
-            <w:ins w:id="531" w:author="linyoubin" w:date="2015-01-19T15:29:00Z">
+                <w:ins w:id="532" w:author="linyoubin" w:date="2015-01-19T15:29:00Z"/>
+              </w:rPr>
+            </w:pPr>
+            <w:ins w:id="533" w:author="linyoubin" w:date="2015-01-19T15:29:00Z">
               <w:r>
                 <w:rPr>
                   <w:rFonts w:hint="eastAsia"/>
@@ -16234,15 +16244,15 @@
             <w:pPr>
               <w:ind w:left="0" w:firstLine="405"/>
               <w:rPr>
-                <w:ins w:id="532" w:author="linyoubin" w:date="2015-01-19T15:27:00Z"/>
-              </w:rPr>
-              <w:pPrChange w:id="533" w:author="linyoubin" w:date="2015-01-19T15:29:00Z">
+                <w:ins w:id="534" w:author="linyoubin" w:date="2015-01-19T15:27:00Z"/>
+              </w:rPr>
+              <w:pPrChange w:id="535" w:author="linyoubin" w:date="2015-01-19T15:29:00Z">
                 <w:pPr>
                   <w:ind w:left="0"/>
                 </w:pPr>
               </w:pPrChange>
             </w:pPr>
-            <w:ins w:id="534" w:author="linyoubin" w:date="2015-01-19T15:29:00Z">
+            <w:ins w:id="536" w:author="linyoubin" w:date="2015-01-19T15:29:00Z">
               <w:r>
                 <w:rPr>
                   <w:rFonts w:hint="eastAsia"/>
@@ -16255,10 +16265,10 @@
             <w:pPr>
               <w:ind w:left="0"/>
               <w:rPr>
-                <w:ins w:id="535" w:author="linyoubin" w:date="2015-01-19T15:29:00Z"/>
-              </w:rPr>
-            </w:pPr>
-            <w:ins w:id="536" w:author="linyoubin" w:date="2015-01-19T15:28:00Z">
+                <w:ins w:id="537" w:author="linyoubin" w:date="2015-01-19T15:29:00Z"/>
+              </w:rPr>
+            </w:pPr>
+            <w:ins w:id="538" w:author="linyoubin" w:date="2015-01-19T15:28:00Z">
               <w:r>
                 <w:rPr>
                   <w:rFonts w:hint="eastAsia"/>
@@ -16271,10 +16281,10 @@
             <w:pPr>
               <w:ind w:left="0"/>
               <w:rPr>
-                <w:ins w:id="537" w:author="linyoubin" w:date="2015-01-19T15:31:00Z"/>
-              </w:rPr>
-            </w:pPr>
-            <w:ins w:id="538" w:author="linyoubin" w:date="2015-01-19T15:29:00Z">
+                <w:ins w:id="539" w:author="linyoubin" w:date="2015-01-19T15:31:00Z"/>
+              </w:rPr>
+            </w:pPr>
+            <w:ins w:id="540" w:author="linyoubin" w:date="2015-01-19T15:29:00Z">
               <w:r>
                 <w:rPr>
                   <w:rFonts w:hint="eastAsia"/>
@@ -16282,7 +16292,7 @@
                 <w:t xml:space="preserve">  HostInfo</w:t>
               </w:r>
             </w:ins>
-            <w:ins w:id="539" w:author="linyoubin" w:date="2015-01-19T15:30:00Z">
+            <w:ins w:id="541" w:author="linyoubin" w:date="2015-01-19T15:30:00Z">
               <w:r>
                 <w:t>: (</w:t>
               </w:r>
@@ -16301,10 +16311,10 @@
             <w:pPr>
               <w:ind w:left="0"/>
               <w:rPr>
-                <w:ins w:id="540" w:author="linyoubin" w:date="2015-01-19T15:31:00Z"/>
-              </w:rPr>
-            </w:pPr>
-            <w:ins w:id="541" w:author="linyoubin" w:date="2015-01-19T15:31:00Z">
+                <w:ins w:id="542" w:author="linyoubin" w:date="2015-01-19T15:31:00Z"/>
+              </w:rPr>
+            </w:pPr>
+            <w:ins w:id="543" w:author="linyoubin" w:date="2015-01-19T15:31:00Z">
               <w:r>
                 <w:rPr>
                   <w:rFonts w:hint="eastAsia"/>
@@ -16317,15 +16327,15 @@
             <w:pPr>
               <w:ind w:left="0" w:firstLine="405"/>
               <w:rPr>
-                <w:ins w:id="542" w:author="linyoubin" w:date="2015-01-19T15:31:00Z"/>
-              </w:rPr>
-              <w:pPrChange w:id="543" w:author="linyoubin" w:date="2015-01-19T15:31:00Z">
+                <w:ins w:id="544" w:author="linyoubin" w:date="2015-01-19T15:31:00Z"/>
+              </w:rPr>
+              <w:pPrChange w:id="545" w:author="linyoubin" w:date="2015-01-19T15:31:00Z">
                 <w:pPr>
                   <w:ind w:left="0"/>
                 </w:pPr>
               </w:pPrChange>
             </w:pPr>
-            <w:ins w:id="544" w:author="linyoubin" w:date="2015-01-19T15:31:00Z">
+            <w:ins w:id="546" w:author="linyoubin" w:date="2015-01-19T15:31:00Z">
               <w:r>
                 <w:rPr>
                   <w:rFonts w:hint="eastAsia"/>
@@ -16338,15 +16348,15 @@
             <w:pPr>
               <w:ind w:left="0" w:firstLine="405"/>
               <w:rPr>
-                <w:ins w:id="545" w:author="linyoubin" w:date="2015-01-19T15:31:00Z"/>
-              </w:rPr>
-              <w:pPrChange w:id="546" w:author="linyoubin" w:date="2015-01-19T15:31:00Z">
+                <w:ins w:id="547" w:author="linyoubin" w:date="2015-01-19T15:31:00Z"/>
+              </w:rPr>
+              <w:pPrChange w:id="548" w:author="linyoubin" w:date="2015-01-19T15:31:00Z">
                 <w:pPr>
                   <w:ind w:left="0"/>
                 </w:pPr>
               </w:pPrChange>
             </w:pPr>
-            <w:ins w:id="547" w:author="linyoubin" w:date="2015-01-19T15:31:00Z">
+            <w:ins w:id="549" w:author="linyoubin" w:date="2015-01-19T15:31:00Z">
               <w:r>
                 <w:rPr>
                   <w:rFonts w:hint="eastAsia"/>
@@ -16360,7 +16370,7 @@
                 <w:t xml:space="preserve">: </w:t>
               </w:r>
             </w:ins>
-            <w:ins w:id="548" w:author="linyoubin" w:date="2015-01-19T15:33:00Z">
+            <w:ins w:id="550" w:author="linyoubin" w:date="2015-01-19T15:33:00Z">
               <w:r>
                 <w:rPr>
                   <w:rFonts w:hint="eastAsia"/>
@@ -16373,15 +16383,15 @@
             <w:pPr>
               <w:ind w:left="0" w:firstLine="405"/>
               <w:rPr>
-                <w:ins w:id="549" w:author="linyoubin" w:date="2015-01-19T15:31:00Z"/>
-              </w:rPr>
-              <w:pPrChange w:id="550" w:author="linyoubin" w:date="2015-01-19T15:31:00Z">
+                <w:ins w:id="551" w:author="linyoubin" w:date="2015-01-19T15:31:00Z"/>
+              </w:rPr>
+              <w:pPrChange w:id="552" w:author="linyoubin" w:date="2015-01-19T15:31:00Z">
                 <w:pPr>
                   <w:ind w:left="0"/>
                 </w:pPr>
               </w:pPrChange>
             </w:pPr>
-            <w:ins w:id="551" w:author="linyoubin" w:date="2015-01-19T15:31:00Z">
+            <w:ins w:id="553" w:author="linyoubin" w:date="2015-01-19T15:31:00Z">
               <w:r>
                 <w:rPr>
                   <w:rFonts w:hint="eastAsia"/>
@@ -16403,10 +16413,10 @@
             <w:pPr>
               <w:ind w:left="0"/>
               <w:rPr>
-                <w:ins w:id="552" w:author="linyoubin" w:date="2015-01-19T15:32:00Z"/>
-              </w:rPr>
-            </w:pPr>
-            <w:ins w:id="553" w:author="linyoubin" w:date="2015-01-19T15:31:00Z">
+                <w:ins w:id="554" w:author="linyoubin" w:date="2015-01-19T15:32:00Z"/>
+              </w:rPr>
+            </w:pPr>
+            <w:ins w:id="555" w:author="linyoubin" w:date="2015-01-19T15:31:00Z">
               <w:r>
                 <w:rPr>
                   <w:rFonts w:hint="eastAsia"/>
@@ -16419,10 +16429,10 @@
             <w:pPr>
               <w:ind w:left="0"/>
               <w:rPr>
-                <w:ins w:id="554" w:author="linyoubin" w:date="2015-01-19T15:30:00Z"/>
-              </w:rPr>
-            </w:pPr>
-            <w:ins w:id="555" w:author="linyoubin" w:date="2015-01-19T15:32:00Z">
+                <w:ins w:id="556" w:author="linyoubin" w:date="2015-01-19T15:30:00Z"/>
+              </w:rPr>
+            </w:pPr>
+            <w:ins w:id="557" w:author="linyoubin" w:date="2015-01-19T15:32:00Z">
               <w:r>
                 <w:rPr>
                   <w:rFonts w:hint="eastAsia"/>
@@ -16430,7 +16440,7 @@
                 <w:t xml:space="preserve">  ClusterName:</w:t>
               </w:r>
             </w:ins>
-            <w:ins w:id="556" w:author="linyoubin" w:date="2015-01-19T15:33:00Z">
+            <w:ins w:id="558" w:author="linyoubin" w:date="2015-01-19T15:33:00Z">
               <w:r>
                 <w:rPr>
                   <w:rFonts w:hint="eastAsia"/>
@@ -16449,10 +16459,10 @@
             <w:pPr>
               <w:ind w:left="0"/>
               <w:rPr>
-                <w:ins w:id="557" w:author="linyoubin" w:date="2015-01-19T15:25:00Z"/>
-              </w:rPr>
-            </w:pPr>
-            <w:ins w:id="558" w:author="linyoubin" w:date="2015-01-19T15:27:00Z">
+                <w:ins w:id="559" w:author="linyoubin" w:date="2015-01-19T15:25:00Z"/>
+              </w:rPr>
+            </w:pPr>
+            <w:ins w:id="560" w:author="linyoubin" w:date="2015-01-19T15:27:00Z">
               <w:r>
                 <w:rPr>
                   <w:rFonts w:hint="eastAsia"/>
@@ -16470,10 +16480,10 @@
             <w:pPr>
               <w:ind w:left="0"/>
               <w:rPr>
-                <w:ins w:id="559" w:author="linyoubin" w:date="2015-01-19T15:33:00Z"/>
-              </w:rPr>
-            </w:pPr>
-            <w:ins w:id="560" w:author="linyoubin" w:date="2015-01-19T15:33:00Z">
+                <w:ins w:id="561" w:author="linyoubin" w:date="2015-01-19T15:33:00Z"/>
+              </w:rPr>
+            </w:pPr>
+            <w:ins w:id="562" w:author="linyoubin" w:date="2015-01-19T15:33:00Z">
               <w:r>
                 <w:t>cmd=predict capacity&amp;TemplateInfo={ClusterName:"c1", Property:[{Name:"replicanum", Value:"2"}, {Name:"datagroupnum", Value:"2"}], HostInfo:[{HostName:"rhe</w:t>
               </w:r>
@@ -16483,10 +16493,10 @@
             <w:pPr>
               <w:ind w:left="0"/>
               <w:rPr>
-                <w:ins w:id="561" w:author="linyoubin" w:date="2015-01-19T15:25:00Z"/>
-              </w:rPr>
-            </w:pPr>
-            <w:ins w:id="562" w:author="linyoubin" w:date="2015-01-19T15:33:00Z">
+                <w:ins w:id="563" w:author="linyoubin" w:date="2015-01-19T15:25:00Z"/>
+              </w:rPr>
+            </w:pPr>
+            <w:ins w:id="564" w:author="linyoubin" w:date="2015-01-19T15:33:00Z">
               <w:r>
                 <w:t>lt10"}]}'</w:t>
               </w:r>
@@ -16496,7 +16506,7 @@
       </w:tr>
       <w:tr>
         <w:trPr>
-          <w:ins w:id="563" w:author="linyoubin" w:date="2015-01-19T15:25:00Z"/>
+          <w:ins w:id="565" w:author="linyoubin" w:date="2015-01-19T15:25:00Z"/>
         </w:trPr>
         <w:tc>
           <w:tcPr>
@@ -16506,10 +16516,10 @@
             <w:pPr>
               <w:ind w:left="0"/>
               <w:rPr>
-                <w:ins w:id="564" w:author="linyoubin" w:date="2015-01-19T15:25:00Z"/>
-              </w:rPr>
-            </w:pPr>
-            <w:ins w:id="565" w:author="linyoubin" w:date="2015-01-19T15:25:00Z">
+                <w:ins w:id="566" w:author="linyoubin" w:date="2015-01-19T15:25:00Z"/>
+              </w:rPr>
+            </w:pPr>
+            <w:ins w:id="567" w:author="linyoubin" w:date="2015-01-19T15:25:00Z">
               <w:r>
                 <w:rPr>
                   <w:rFonts w:hint="eastAsia"/>
@@ -16527,7 +16537,7 @@
             <w:pPr>
               <w:ind w:left="0"/>
               <w:rPr>
-                <w:ins w:id="566" w:author="linyoubin" w:date="2015-01-19T15:25:00Z"/>
+                <w:ins w:id="568" w:author="linyoubin" w:date="2015-01-19T15:25:00Z"/>
               </w:rPr>
             </w:pPr>
           </w:p>
@@ -16540,7 +16550,7 @@
             <w:pPr>
               <w:ind w:left="0"/>
               <w:rPr>
-                <w:ins w:id="567" w:author="linyoubin" w:date="2015-01-19T15:25:00Z"/>
+                <w:ins w:id="569" w:author="linyoubin" w:date="2015-01-19T15:25:00Z"/>
               </w:rPr>
             </w:pPr>
           </w:p>
@@ -16548,7 +16558,7 @@
       </w:tr>
       <w:tr>
         <w:trPr>
-          <w:ins w:id="568" w:author="linyoubin" w:date="2015-01-19T15:25:00Z"/>
+          <w:ins w:id="570" w:author="linyoubin" w:date="2015-01-19T15:25:00Z"/>
         </w:trPr>
         <w:tc>
           <w:tcPr>
@@ -16558,10 +16568,10 @@
             <w:pPr>
               <w:ind w:left="0"/>
               <w:rPr>
-                <w:ins w:id="569" w:author="linyoubin" w:date="2015-01-19T15:25:00Z"/>
-              </w:rPr>
-            </w:pPr>
-            <w:ins w:id="570" w:author="linyoubin" w:date="2015-01-19T15:25:00Z">
+                <w:ins w:id="571" w:author="linyoubin" w:date="2015-01-19T15:25:00Z"/>
+              </w:rPr>
+            </w:pPr>
+            <w:ins w:id="572" w:author="linyoubin" w:date="2015-01-19T15:25:00Z">
               <w:r>
                 <w:rPr>
                   <w:rFonts w:hint="eastAsia"/>
@@ -16579,10 +16589,10 @@
             <w:pPr>
               <w:ind w:left="0"/>
               <w:rPr>
-                <w:ins w:id="571" w:author="linyoubin" w:date="2015-01-19T15:25:00Z"/>
-              </w:rPr>
-            </w:pPr>
-            <w:ins w:id="572" w:author="linyoubin" w:date="2015-01-19T15:25:00Z">
+                <w:ins w:id="573" w:author="linyoubin" w:date="2015-01-19T15:25:00Z"/>
+              </w:rPr>
+            </w:pPr>
+            <w:ins w:id="574" w:author="linyoubin" w:date="2015-01-19T15:25:00Z">
               <w:r>
                 <w:rPr>
                   <w:rFonts w:hint="eastAsia"/>
@@ -16606,7 +16616,7 @@
             <w:pPr>
               <w:ind w:left="0"/>
               <w:rPr>
-                <w:ins w:id="573" w:author="linyoubin" w:date="2015-01-19T15:25:00Z"/>
+                <w:ins w:id="575" w:author="linyoubin" w:date="2015-01-19T15:25:00Z"/>
               </w:rPr>
             </w:pPr>
           </w:p>
@@ -16614,7 +16624,7 @@
       </w:tr>
       <w:tr>
         <w:trPr>
-          <w:ins w:id="574" w:author="linyoubin" w:date="2015-01-19T15:25:00Z"/>
+          <w:ins w:id="576" w:author="linyoubin" w:date="2015-01-19T15:25:00Z"/>
         </w:trPr>
         <w:tc>
           <w:tcPr>
@@ -16624,10 +16634,10 @@
             <w:pPr>
               <w:ind w:left="0"/>
               <w:rPr>
-                <w:ins w:id="575" w:author="linyoubin" w:date="2015-01-19T15:25:00Z"/>
-              </w:rPr>
-            </w:pPr>
-            <w:ins w:id="576" w:author="linyoubin" w:date="2015-01-19T15:25:00Z">
+                <w:ins w:id="577" w:author="linyoubin" w:date="2015-01-19T15:25:00Z"/>
+              </w:rPr>
+            </w:pPr>
+            <w:ins w:id="578" w:author="linyoubin" w:date="2015-01-19T15:25:00Z">
               <w:r>
                 <w:rPr>
                   <w:rFonts w:hint="eastAsia"/>
@@ -16645,11 +16655,10 @@
             <w:pPr>
               <w:ind w:left="0"/>
               <w:rPr>
-                <w:ins w:id="577" w:author="linyoubin" w:date="2015-01-19T15:35:00Z"/>
-                <w:rFonts w:hint="eastAsia"/>
-              </w:rPr>
-            </w:pPr>
-            <w:ins w:id="578" w:author="linyoubin" w:date="2015-01-19T15:25:00Z">
+                <w:ins w:id="579" w:author="linyoubin" w:date="2015-01-19T15:35:00Z"/>
+              </w:rPr>
+            </w:pPr>
+            <w:ins w:id="580" w:author="linyoubin" w:date="2015-01-19T15:25:00Z">
               <w:r>
                 <w:fldChar w:fldCharType="begin"/>
               </w:r>
@@ -16690,11 +16699,10 @@
             <w:pPr>
               <w:ind w:left="0"/>
               <w:rPr>
-                <w:ins w:id="579" w:author="linyoubin" w:date="2015-01-19T15:35:00Z"/>
-                <w:rFonts w:hint="eastAsia"/>
-              </w:rPr>
-            </w:pPr>
-            <w:ins w:id="580" w:author="linyoubin" w:date="2015-01-19T15:35:00Z">
+                <w:ins w:id="581" w:author="linyoubin" w:date="2015-01-19T15:35:00Z"/>
+              </w:rPr>
+            </w:pPr>
+            <w:ins w:id="582" w:author="linyoubin" w:date="2015-01-19T15:35:00Z">
               <w:r>
                 <w:rPr>
                   <w:rFonts w:hint="eastAsia"/>
@@ -16707,11 +16715,10 @@
             <w:pPr>
               <w:ind w:left="0"/>
               <w:rPr>
-                <w:ins w:id="581" w:author="linyoubin" w:date="2015-01-19T15:35:00Z"/>
-                <w:rFonts w:hint="eastAsia"/>
-              </w:rPr>
-            </w:pPr>
-            <w:ins w:id="582" w:author="linyoubin" w:date="2015-01-19T15:35:00Z">
+                <w:ins w:id="583" w:author="linyoubin" w:date="2015-01-19T15:35:00Z"/>
+              </w:rPr>
+            </w:pPr>
+            <w:ins w:id="584" w:author="linyoubin" w:date="2015-01-19T15:35:00Z">
               <w:r>
                 <w:rPr>
                   <w:rFonts w:hint="eastAsia"/>
@@ -16728,7 +16735,7 @@
                 <w:t xml:space="preserve">: </w:t>
               </w:r>
             </w:ins>
-            <w:ins w:id="583" w:author="linyoubin" w:date="2015-01-19T15:36:00Z">
+            <w:ins w:id="585" w:author="linyoubin" w:date="2015-01-19T15:36:00Z">
               <w:r>
                 <w:rPr>
                   <w:rFonts w:hint="eastAsia"/>
@@ -16741,11 +16748,10 @@
             <w:pPr>
               <w:ind w:left="0"/>
               <w:rPr>
-                <w:ins w:id="584" w:author="linyoubin" w:date="2015-01-19T15:36:00Z"/>
-                <w:rFonts w:hint="eastAsia"/>
-              </w:rPr>
-            </w:pPr>
-            <w:ins w:id="585" w:author="linyoubin" w:date="2015-01-19T15:36:00Z">
+                <w:ins w:id="586" w:author="linyoubin" w:date="2015-01-19T15:36:00Z"/>
+              </w:rPr>
+            </w:pPr>
+            <w:ins w:id="587" w:author="linyoubin" w:date="2015-01-19T15:36:00Z">
               <w:r>
                 <w:rPr>
                   <w:rFonts w:hint="eastAsia"/>
@@ -16773,11 +16779,10 @@
             <w:pPr>
               <w:ind w:left="0"/>
               <w:rPr>
-                <w:ins w:id="586" w:author="linyoubin" w:date="2015-01-19T15:35:00Z"/>
-                <w:rFonts w:hint="eastAsia"/>
-              </w:rPr>
-            </w:pPr>
-            <w:ins w:id="587" w:author="linyoubin" w:date="2015-01-19T15:36:00Z">
+                <w:ins w:id="588" w:author="linyoubin" w:date="2015-01-19T15:35:00Z"/>
+              </w:rPr>
+            </w:pPr>
+            <w:ins w:id="589" w:author="linyoubin" w:date="2015-01-19T15:36:00Z">
               <w:r>
                 <w:rPr>
                   <w:rFonts w:hint="eastAsia"/>
@@ -16805,10 +16810,10 @@
             <w:pPr>
               <w:ind w:left="0"/>
               <w:rPr>
-                <w:ins w:id="588" w:author="linyoubin" w:date="2015-01-19T15:25:00Z"/>
-              </w:rPr>
-            </w:pPr>
-            <w:ins w:id="589" w:author="linyoubin" w:date="2015-01-19T15:35:00Z">
+                <w:ins w:id="590" w:author="linyoubin" w:date="2015-01-19T15:25:00Z"/>
+              </w:rPr>
+            </w:pPr>
+            <w:ins w:id="591" w:author="linyoubin" w:date="2015-01-19T15:35:00Z">
               <w:r>
                 <w:rPr>
                   <w:rFonts w:hint="eastAsia"/>
@@ -16826,10 +16831,10 @@
             <w:pPr>
               <w:ind w:left="0"/>
               <w:rPr>
-                <w:ins w:id="590" w:author="linyoubin" w:date="2015-01-19T15:36:00Z"/>
-              </w:rPr>
-            </w:pPr>
-            <w:ins w:id="591" w:author="linyoubin" w:date="2015-01-19T15:36:00Z">
+                <w:ins w:id="592" w:author="linyoubin" w:date="2015-01-19T15:36:00Z"/>
+              </w:rPr>
+            </w:pPr>
+            <w:ins w:id="593" w:author="linyoubin" w:date="2015-01-19T15:36:00Z">
               <w:r>
                 <w:t>{</w:t>
               </w:r>
@@ -16839,10 +16844,10 @@
             <w:pPr>
               <w:ind w:left="0"/>
               <w:rPr>
-                <w:ins w:id="592" w:author="linyoubin" w:date="2015-01-19T15:36:00Z"/>
-              </w:rPr>
-            </w:pPr>
-            <w:ins w:id="593" w:author="linyoubin" w:date="2015-01-19T15:36:00Z">
+                <w:ins w:id="594" w:author="linyoubin" w:date="2015-01-19T15:36:00Z"/>
+              </w:rPr>
+            </w:pPr>
+            <w:ins w:id="595" w:author="linyoubin" w:date="2015-01-19T15:36:00Z">
               <w:r>
                 <w:t>"errno": 0</w:t>
               </w:r>
@@ -16852,11 +16857,10 @@
             <w:pPr>
               <w:ind w:left="0"/>
               <w:rPr>
-                <w:ins w:id="594" w:author="linyoubin" w:date="2015-01-19T15:36:00Z"/>
-                <w:rFonts w:hint="eastAsia"/>
-              </w:rPr>
-            </w:pPr>
-            <w:ins w:id="595" w:author="linyoubin" w:date="2015-01-19T15:36:00Z">
+                <w:ins w:id="596" w:author="linyoubin" w:date="2015-01-19T15:36:00Z"/>
+              </w:rPr>
+            </w:pPr>
+            <w:ins w:id="597" w:author="linyoubin" w:date="2015-01-19T15:36:00Z">
               <w:r>
                 <w:t>}</w:t>
               </w:r>
@@ -16866,11 +16870,10 @@
             <w:pPr>
               <w:ind w:left="0"/>
               <w:rPr>
-                <w:ins w:id="596" w:author="linyoubin" w:date="2015-01-19T15:36:00Z"/>
-                <w:rFonts w:hint="eastAsia"/>
-              </w:rPr>
-            </w:pPr>
-            <w:ins w:id="597" w:author="linyoubin" w:date="2015-01-19T15:36:00Z">
+                <w:ins w:id="598" w:author="linyoubin" w:date="2015-01-19T15:36:00Z"/>
+              </w:rPr>
+            </w:pPr>
+            <w:ins w:id="599" w:author="linyoubin" w:date="2015-01-19T15:36:00Z">
               <w:r>
                 <w:rPr>
                   <w:rFonts w:hint="eastAsia"/>
@@ -16883,11 +16886,10 @@
             <w:pPr>
               <w:ind w:left="0"/>
               <w:rPr>
-                <w:ins w:id="598" w:author="linyoubin" w:date="2015-01-19T15:37:00Z"/>
-                <w:rFonts w:hint="eastAsia"/>
-              </w:rPr>
-            </w:pPr>
-            <w:ins w:id="599" w:author="linyoubin" w:date="2015-01-19T15:36:00Z">
+                <w:ins w:id="600" w:author="linyoubin" w:date="2015-01-19T15:37:00Z"/>
+              </w:rPr>
+            </w:pPr>
+            <w:ins w:id="601" w:author="linyoubin" w:date="2015-01-19T15:36:00Z">
               <w:r>
                 <w:rPr>
                   <w:rFonts w:hint="eastAsia"/>
@@ -16895,7 +16897,7 @@
                 <w:t xml:space="preserve">  </w:t>
               </w:r>
             </w:ins>
-            <w:ins w:id="600" w:author="linyoubin" w:date="2015-01-19T15:37:00Z">
+            <w:ins w:id="602" w:author="linyoubin" w:date="2015-01-19T15:37:00Z">
               <w:r>
                 <w:t>ValidSize</w:t>
               </w:r>
@@ -16903,13 +16905,63 @@
                 <w:rPr>
                   <w:rFonts w:hint="eastAsia"/>
                 </w:rPr>
+                <w:t>: 500</w:t>
+              </w:r>
+            </w:ins>
+          </w:p>
+          <w:p>
+            <w:pPr>
+              <w:ind w:left="0"/>
+              <w:rPr>
+                <w:ins w:id="603" w:author="linyoubin" w:date="2015-01-19T15:37:00Z"/>
+              </w:rPr>
+            </w:pPr>
+            <w:ins w:id="604" w:author="linyoubin" w:date="2015-01-19T15:37:00Z">
+              <w:r>
+                <w:rPr>
+                  <w:rFonts w:hint="eastAsia"/>
+                </w:rPr>
+                <w:t xml:space="preserve">  </w:t>
+              </w:r>
+              <w:r>
+                <w:t>TotalSize</w:t>
+              </w:r>
+              <w:r>
+                <w:rPr>
+                  <w:rFonts w:hint="eastAsia"/>
+                </w:rPr>
+                <w:t>: 1000</w:t>
+              </w:r>
+            </w:ins>
+          </w:p>
+          <w:p>
+            <w:pPr>
+              <w:ind w:left="0"/>
+              <w:rPr>
+                <w:ins w:id="605" w:author="linyoubin" w:date="2015-01-19T15:36:00Z"/>
+              </w:rPr>
+            </w:pPr>
+            <w:ins w:id="606" w:author="linyoubin" w:date="2015-01-19T15:37:00Z">
+              <w:r>
+                <w:rPr>
+                  <w:rFonts w:hint="eastAsia"/>
+                </w:rPr>
+                <w:t xml:space="preserve">  </w:t>
+              </w:r>
+              <w:r>
+                <w:t>RedundancyRate</w:t>
+              </w:r>
+              <w:r>
+                <w:rPr>
+                  <w:rFonts w:hint="eastAsia"/>
+                </w:rPr>
                 <w:t xml:space="preserve">: </w:t>
               </w:r>
               <w:r>
                 <w:rPr>
                   <w:rFonts w:hint="eastAsia"/>
                 </w:rPr>
-                <w:t>500</w:t>
+                <w:t>1</w:t>
               </w:r>
             </w:ins>
           </w:p>
@@ -16917,31 +16969,15 @@
             <w:pPr>
               <w:ind w:left="0"/>
               <w:rPr>
-                <w:ins w:id="601" w:author="linyoubin" w:date="2015-01-19T15:37:00Z"/>
-                <w:rFonts w:hint="eastAsia"/>
-              </w:rPr>
-            </w:pPr>
-            <w:ins w:id="602" w:author="linyoubin" w:date="2015-01-19T15:37:00Z">
-              <w:r>
-                <w:rPr>
-                  <w:rFonts w:hint="eastAsia"/>
-                </w:rPr>
-                <w:t xml:space="preserve">  </w:t>
-              </w:r>
-              <w:r>
-                <w:t>TotalSize</w:t>
-              </w:r>
-              <w:r>
-                <w:rPr>
-                  <w:rFonts w:hint="eastAsia"/>
-                </w:rPr>
-                <w:t xml:space="preserve">: </w:t>
-              </w:r>
-              <w:r>
-                <w:rPr>
-                  <w:rFonts w:hint="eastAsia"/>
-                </w:rPr>
-                <w:t>1000</w:t>
+                <w:ins w:id="607" w:author="linyoubin" w:date="2015-01-19T15:36:00Z"/>
+              </w:rPr>
+            </w:pPr>
+            <w:ins w:id="608" w:author="linyoubin" w:date="2015-01-19T15:36:00Z">
+              <w:r>
+                <w:rPr>
+                  <w:rFonts w:hint="eastAsia"/>
+                </w:rPr>
+                <w:t>}</w:t>
               </w:r>
             </w:ins>
           </w:p>
@@ -16949,55 +16985,7 @@
             <w:pPr>
               <w:ind w:left="0"/>
               <w:rPr>
-                <w:ins w:id="603" w:author="linyoubin" w:date="2015-01-19T15:36:00Z"/>
-                <w:rFonts w:hint="eastAsia"/>
-              </w:rPr>
-            </w:pPr>
-            <w:ins w:id="604" w:author="linyoubin" w:date="2015-01-19T15:37:00Z">
-              <w:r>
-                <w:rPr>
-                  <w:rFonts w:hint="eastAsia"/>
-                </w:rPr>
-                <w:t xml:space="preserve">  </w:t>
-              </w:r>
-              <w:r>
-                <w:t>RedundancyRate</w:t>
-              </w:r>
-              <w:r>
-                <w:rPr>
-                  <w:rFonts w:hint="eastAsia"/>
-                </w:rPr>
-                <w:t xml:space="preserve">: </w:t>
-              </w:r>
-              <w:r>
-                <w:rPr>
-                  <w:rFonts w:hint="eastAsia"/>
-                </w:rPr>
-                <w:t>1</w:t>
-              </w:r>
-            </w:ins>
-          </w:p>
-          <w:p>
-            <w:pPr>
-              <w:ind w:left="0"/>
-              <w:rPr>
-                <w:ins w:id="605" w:author="linyoubin" w:date="2015-01-19T15:36:00Z"/>
-              </w:rPr>
-            </w:pPr>
-            <w:ins w:id="606" w:author="linyoubin" w:date="2015-01-19T15:36:00Z">
-              <w:r>
-                <w:rPr>
-                  <w:rFonts w:hint="eastAsia"/>
-                </w:rPr>
-                <w:t>}</w:t>
-              </w:r>
-            </w:ins>
-          </w:p>
-          <w:p>
-            <w:pPr>
-              <w:ind w:left="0"/>
-              <w:rPr>
-                <w:ins w:id="607" w:author="linyoubin" w:date="2015-01-19T15:25:00Z"/>
+                <w:ins w:id="609" w:author="linyoubin" w:date="2015-01-19T15:25:00Z"/>
               </w:rPr>
             </w:pPr>
           </w:p>
@@ -17005,7 +16993,7 @@
       </w:tr>
       <w:tr>
         <w:trPr>
-          <w:ins w:id="608" w:author="linyoubin" w:date="2015-01-19T15:25:00Z"/>
+          <w:ins w:id="610" w:author="linyoubin" w:date="2015-01-19T15:25:00Z"/>
         </w:trPr>
         <w:tc>
           <w:tcPr>
@@ -17015,10 +17003,10 @@
             <w:pPr>
               <w:ind w:left="0"/>
               <w:rPr>
-                <w:ins w:id="609" w:author="linyoubin" w:date="2015-01-19T15:25:00Z"/>
-              </w:rPr>
-            </w:pPr>
-            <w:ins w:id="610" w:author="linyoubin" w:date="2015-01-19T15:25:00Z">
+                <w:ins w:id="611" w:author="linyoubin" w:date="2015-01-19T15:25:00Z"/>
+              </w:rPr>
+            </w:pPr>
+            <w:ins w:id="612" w:author="linyoubin" w:date="2015-01-19T15:25:00Z">
               <w:r>
                 <w:rPr>
                   <w:rFonts w:hint="eastAsia"/>
@@ -17036,7 +17024,7 @@
             <w:pPr>
               <w:ind w:left="0"/>
               <w:rPr>
-                <w:ins w:id="611" w:author="linyoubin" w:date="2015-01-19T15:25:00Z"/>
+                <w:ins w:id="613" w:author="linyoubin" w:date="2015-01-19T15:25:00Z"/>
               </w:rPr>
             </w:pPr>
           </w:p>
@@ -17049,7 +17037,7 @@
             <w:pPr>
               <w:ind w:left="0"/>
               <w:rPr>
-                <w:ins w:id="612" w:author="linyoubin" w:date="2015-01-19T15:25:00Z"/>
+                <w:ins w:id="614" w:author="linyoubin" w:date="2015-01-19T15:25:00Z"/>
               </w:rPr>
             </w:pPr>
           </w:p>
@@ -17059,9 +17047,9 @@
     <w:p>
       <w:pPr>
         <w:rPr>
-          <w:ins w:id="613" w:author="linyoubin" w:date="2015-01-19T15:22:00Z"/>
+          <w:ins w:id="615" w:author="linyoubin" w:date="2015-01-19T15:22:00Z"/>
         </w:rPr>
-        <w:pPrChange w:id="614" w:author="linyoubin" w:date="2015-01-19T15:25:00Z">
+        <w:pPrChange w:id="616" w:author="linyoubin" w:date="2015-01-19T15:25:00Z">
           <w:pPr>
             <w:pStyle w:val="Heading4"/>
             <w:numPr>
@@ -17232,88 +17220,6 @@
               </w:rPr>
               <w:t xml:space="preserve">: </w:t>
             </w:r>
-            <w:ins w:id="615" w:author="xujianhui" w:date="2015-01-05T15:33:00Z">
-              <w:r>
-                <w:rPr>
-                  <w:rFonts w:hint="eastAsia"/>
-                </w:rPr>
-                <w:t>get</w:t>
-              </w:r>
-            </w:ins>
-            <w:del w:id="616" w:author="xujianhui" w:date="2015-01-05T15:33:00Z">
-              <w:r>
-                <w:delText>query</w:delText>
-              </w:r>
-            </w:del>
-            <w:r>
-              <w:t xml:space="preserve"> business template</w:t>
-            </w:r>
-          </w:p>
-          <w:p>
-            <w:pPr>
-              <w:ind w:left="0"/>
-            </w:pPr>
-            <w:r>
-              <w:t>BusinessType</w:t>
-            </w:r>
-            <w:r>
-              <w:rPr>
-                <w:rFonts w:hint="eastAsia"/>
-              </w:rPr>
-              <w:t xml:space="preserve">: </w:t>
-            </w:r>
-            <w:r>
-              <w:rPr>
-                <w:rFonts w:hint="eastAsia"/>
-              </w:rPr>
-              <w:t>业务类型</w:t>
-            </w:r>
-            <w:r>
-              <w:rPr>
-                <w:rFonts w:hint="eastAsia"/>
-              </w:rPr>
-              <w:t>（</w:t>
-            </w:r>
-            <w:r>
-              <w:rPr>
-                <w:rFonts w:hint="eastAsia"/>
-              </w:rPr>
-              <w:t>从</w:t>
-            </w:r>
-            <w:r>
-              <w:rPr>
-                <w:rFonts w:hint="eastAsia"/>
-              </w:rPr>
-              <w:t>4.10</w:t>
-            </w:r>
-            <w:r>
-              <w:rPr>
-                <w:rFonts w:hint="eastAsia"/>
-              </w:rPr>
-              <w:t>的结果中获取</w:t>
-            </w:r>
-            <w:r>
-              <w:rPr>
-                <w:rFonts w:hint="eastAsia"/>
-              </w:rPr>
-              <w:t>）</w:t>
-            </w:r>
-          </w:p>
-        </w:tc>
-        <w:tc>
-          <w:tcPr>
-            <w:tcW w:w="3544" w:type="dxa"/>
-          </w:tcPr>
-          <w:p>
-            <w:pPr>
-              <w:ind w:left="0"/>
-            </w:pPr>
-            <w:r>
-              <w:t>cmd</w:t>
-            </w:r>
-            <w:r>
-              <w:t>=</w:t>
-            </w:r>
             <w:ins w:id="617" w:author="xujianhui" w:date="2015-01-05T15:33:00Z">
               <w:r>
                 <w:rPr>
@@ -17323,6 +17229,88 @@
               </w:r>
             </w:ins>
             <w:del w:id="618" w:author="xujianhui" w:date="2015-01-05T15:33:00Z">
+              <w:r>
+                <w:delText>query</w:delText>
+              </w:r>
+            </w:del>
+            <w:r>
+              <w:t xml:space="preserve"> business template</w:t>
+            </w:r>
+          </w:p>
+          <w:p>
+            <w:pPr>
+              <w:ind w:left="0"/>
+            </w:pPr>
+            <w:r>
+              <w:t>BusinessType</w:t>
+            </w:r>
+            <w:r>
+              <w:rPr>
+                <w:rFonts w:hint="eastAsia"/>
+              </w:rPr>
+              <w:t xml:space="preserve">: </w:t>
+            </w:r>
+            <w:r>
+              <w:rPr>
+                <w:rFonts w:hint="eastAsia"/>
+              </w:rPr>
+              <w:t>业务类型</w:t>
+            </w:r>
+            <w:r>
+              <w:rPr>
+                <w:rFonts w:hint="eastAsia"/>
+              </w:rPr>
+              <w:t>（</w:t>
+            </w:r>
+            <w:r>
+              <w:rPr>
+                <w:rFonts w:hint="eastAsia"/>
+              </w:rPr>
+              <w:t>从</w:t>
+            </w:r>
+            <w:r>
+              <w:rPr>
+                <w:rFonts w:hint="eastAsia"/>
+              </w:rPr>
+              <w:t>4.10</w:t>
+            </w:r>
+            <w:r>
+              <w:rPr>
+                <w:rFonts w:hint="eastAsia"/>
+              </w:rPr>
+              <w:t>的结果中获取</w:t>
+            </w:r>
+            <w:r>
+              <w:rPr>
+                <w:rFonts w:hint="eastAsia"/>
+              </w:rPr>
+              <w:t>）</w:t>
+            </w:r>
+          </w:p>
+        </w:tc>
+        <w:tc>
+          <w:tcPr>
+            <w:tcW w:w="3544" w:type="dxa"/>
+          </w:tcPr>
+          <w:p>
+            <w:pPr>
+              <w:ind w:left="0"/>
+            </w:pPr>
+            <w:r>
+              <w:t>cmd</w:t>
+            </w:r>
+            <w:r>
+              <w:t>=</w:t>
+            </w:r>
+            <w:ins w:id="619" w:author="xujianhui" w:date="2015-01-05T15:33:00Z">
+              <w:r>
+                <w:rPr>
+                  <w:rFonts w:hint="eastAsia"/>
+                </w:rPr>
+                <w:t>get</w:t>
+              </w:r>
+            </w:ins>
+            <w:del w:id="620" w:author="xujianhui" w:date="2015-01-05T15:33:00Z">
               <w:r>
                 <w:delText>query</w:delText>
               </w:r>
@@ -17452,10 +17440,10 @@
             <w:pPr>
               <w:ind w:left="0"/>
               <w:rPr>
-                <w:ins w:id="619" w:author="xujianhui" w:date="2015-01-05T15:30:00Z"/>
-              </w:rPr>
-            </w:pPr>
-            <w:ins w:id="620" w:author="xujianhui" w:date="2015-01-05T15:30:00Z">
+                <w:ins w:id="621" w:author="xujianhui" w:date="2015-01-05T15:30:00Z"/>
+              </w:rPr>
+            </w:pPr>
+            <w:ins w:id="622" w:author="xujianhui" w:date="2015-01-05T15:30:00Z">
               <w:r>
                 <w:rPr>
                   <w:rFonts w:hint="eastAsia"/>
@@ -17468,7 +17456,7 @@
             <w:pPr>
               <w:ind w:left="0"/>
             </w:pPr>
-            <w:ins w:id="621" w:author="xujianhui" w:date="2015-01-05T15:30:00Z">
+            <w:ins w:id="623" w:author="xujianhui" w:date="2015-01-05T15:30:00Z">
               <w:r>
                 <w:rPr>
                   <w:rFonts w:hint="eastAsia"/>
@@ -17925,7 +17913,7 @@
             <w:pPr>
               <w:ind w:left="0"/>
               <w:rPr>
-                <w:ins w:id="622" w:author="xujianhui" w:date="2015-01-05T15:30:00Z"/>
+                <w:ins w:id="624" w:author="xujianhui" w:date="2015-01-05T15:30:00Z"/>
               </w:rPr>
             </w:pPr>
             <w:r>
@@ -19153,10 +19141,10 @@
             <w:pPr>
               <w:ind w:left="0"/>
               <w:rPr>
-                <w:ins w:id="623" w:author="xujianhui" w:date="2015-01-05T15:38:00Z"/>
-              </w:rPr>
-            </w:pPr>
-            <w:ins w:id="624" w:author="xujianhui" w:date="2015-01-05T15:38:00Z">
+                <w:ins w:id="625" w:author="xujianhui" w:date="2015-01-05T15:38:00Z"/>
+              </w:rPr>
+            </w:pPr>
+            <w:ins w:id="626" w:author="xujianhui" w:date="2015-01-05T15:38:00Z">
               <w:r>
                 <w:rPr>
                   <w:rFonts w:hint="eastAsia"/>
@@ -19169,10 +19157,10 @@
             <w:pPr>
               <w:ind w:left="0"/>
               <w:rPr>
-                <w:ins w:id="625" w:author="xujianhui" w:date="2015-01-05T15:38:00Z"/>
-              </w:rPr>
-            </w:pPr>
-            <w:ins w:id="626" w:author="xujianhui" w:date="2015-01-05T15:38:00Z">
+                <w:ins w:id="627" w:author="xujianhui" w:date="2015-01-05T15:38:00Z"/>
+              </w:rPr>
+            </w:pPr>
+            <w:ins w:id="628" w:author="xujianhui" w:date="2015-01-05T15:38:00Z">
               <w:r>
                 <w:rPr>
                   <w:rFonts w:hint="eastAsia"/>
@@ -22097,10 +22085,10 @@
             <w:pPr>
               <w:ind w:left="0"/>
               <w:rPr>
-                <w:ins w:id="627" w:author="xujianhui" w:date="2015-01-05T15:41:00Z"/>
-              </w:rPr>
-            </w:pPr>
-            <w:ins w:id="628" w:author="xujianhui" w:date="2015-01-05T15:40:00Z">
+                <w:ins w:id="629" w:author="xujianhui" w:date="2015-01-05T15:41:00Z"/>
+              </w:rPr>
+            </w:pPr>
+            <w:ins w:id="630" w:author="xujianhui" w:date="2015-01-05T15:40:00Z">
               <w:r>
                 <w:rPr>
                   <w:rFonts w:hint="eastAsia"/>
@@ -22108,7 +22096,7 @@
                 <w:t>通用响应</w:t>
               </w:r>
             </w:ins>
-            <w:ins w:id="629" w:author="xujianhui" w:date="2015-01-05T15:41:00Z">
+            <w:ins w:id="631" w:author="xujianhui" w:date="2015-01-05T15:41:00Z">
               <w:r>
                 <w:rPr>
                   <w:rFonts w:hint="eastAsia"/>
@@ -22121,7 +22109,7 @@
             <w:pPr>
               <w:ind w:left="0"/>
             </w:pPr>
-            <w:ins w:id="630" w:author="xujianhui" w:date="2015-01-05T15:41:00Z">
+            <w:ins w:id="632" w:author="xujianhui" w:date="2015-01-05T15:41:00Z">
               <w:r>
                 <w:rPr>
                   <w:rFonts w:hint="eastAsia"/>
@@ -22281,7 +22269,7 @@
             <w:pPr>
               <w:ind w:left="0"/>
               <w:rPr>
-                <w:ins w:id="631" w:author="xujianhui" w:date="2015-01-05T15:41:00Z"/>
+                <w:ins w:id="633" w:author="xujianhui" w:date="2015-01-05T15:41:00Z"/>
               </w:rPr>
             </w:pPr>
             <w:r>
@@ -22319,18 +22307,18 @@
             <w:pPr>
               <w:ind w:left="0"/>
               <w:rPr>
-                <w:ins w:id="632" w:author="xujianhui" w:date="2015-01-05T15:41:00Z"/>
-              </w:rPr>
-            </w:pPr>
-          </w:p>
-          <w:p>
-            <w:pPr>
-              <w:ind w:left="0"/>
-              <w:rPr>
-                <w:ins w:id="633" w:author="xujianhui" w:date="2015-01-05T15:41:00Z"/>
-              </w:rPr>
-            </w:pPr>
-            <w:ins w:id="634" w:author="xujianhui" w:date="2015-01-05T15:41:00Z">
+                <w:ins w:id="634" w:author="xujianhui" w:date="2015-01-05T15:41:00Z"/>
+              </w:rPr>
+            </w:pPr>
+          </w:p>
+          <w:p>
+            <w:pPr>
+              <w:ind w:left="0"/>
+              <w:rPr>
+                <w:ins w:id="635" w:author="xujianhui" w:date="2015-01-05T15:41:00Z"/>
+              </w:rPr>
+            </w:pPr>
+            <w:ins w:id="636" w:author="xujianhui" w:date="2015-01-05T15:41:00Z">
               <w:r>
                 <w:rPr>
                   <w:rFonts w:hint="eastAsia"/>
@@ -22348,9 +22336,9 @@
               </w:numPr>
               <w:ind w:firstLineChars="0"/>
               <w:rPr>
-                <w:ins w:id="635" w:author="xujianhui" w:date="2015-01-05T15:42:00Z"/>
-              </w:rPr>
-              <w:pPrChange w:id="636" w:author="xujianhui" w:date="2015-01-05T15:42:00Z">
+                <w:ins w:id="637" w:author="xujianhui" w:date="2015-01-05T15:42:00Z"/>
+              </w:rPr>
+              <w:pPrChange w:id="638" w:author="xujianhui" w:date="2015-01-05T15:42:00Z">
                 <w:pPr>
                   <w:pStyle w:val="ListParagraph"/>
                   <w:numPr>
@@ -22360,7 +22348,7 @@
                 </w:pPr>
               </w:pPrChange>
             </w:pPr>
-            <w:ins w:id="637" w:author="xujianhui" w:date="2015-01-05T15:42:00Z">
+            <w:ins w:id="639" w:author="xujianhui" w:date="2015-01-05T15:42:00Z">
               <w:r>
                 <w:rPr>
                   <w:rFonts w:hint="eastAsia"/>
@@ -22408,9 +22396,9 @@
               </w:numPr>
               <w:ind w:firstLineChars="0"/>
               <w:rPr>
-                <w:ins w:id="638" w:author="xujianhui" w:date="2015-01-05T15:42:00Z"/>
-              </w:rPr>
-              <w:pPrChange w:id="639" w:author="xujianhui" w:date="2015-01-05T15:42:00Z">
+                <w:ins w:id="640" w:author="xujianhui" w:date="2015-01-05T15:42:00Z"/>
+              </w:rPr>
+              <w:pPrChange w:id="641" w:author="xujianhui" w:date="2015-01-05T15:42:00Z">
                 <w:pPr>
                   <w:pStyle w:val="ListParagraph"/>
                   <w:numPr>
@@ -22420,7 +22408,7 @@
                 </w:pPr>
               </w:pPrChange>
             </w:pPr>
-            <w:ins w:id="640" w:author="xujianhui" w:date="2015-01-05T15:42:00Z">
+            <w:ins w:id="642" w:author="xujianhui" w:date="2015-01-05T15:42:00Z">
               <w:r>
                 <w:rPr>
                   <w:rFonts w:hint="eastAsia"/>
@@ -22447,15 +22435,15 @@
               </w:numPr>
               <w:ind w:firstLineChars="0"/>
               <w:rPr>
-                <w:ins w:id="641" w:author="xujianhui" w:date="2015-01-05T15:43:00Z"/>
-              </w:rPr>
-              <w:pPrChange w:id="642" w:author="xujianhui" w:date="2015-01-05T15:43:00Z">
+                <w:ins w:id="643" w:author="xujianhui" w:date="2015-01-05T15:43:00Z"/>
+              </w:rPr>
+              <w:pPrChange w:id="644" w:author="xujianhui" w:date="2015-01-05T15:43:00Z">
                 <w:pPr>
                   <w:ind w:left="0"/>
                 </w:pPr>
               </w:pPrChange>
             </w:pPr>
-            <w:ins w:id="643" w:author="xujianhui" w:date="2015-01-05T15:42:00Z">
+            <w:ins w:id="645" w:author="xujianhui" w:date="2015-01-05T15:42:00Z">
               <w:r>
                 <w:rPr>
                   <w:rFonts w:hint="eastAsia"/>
@@ -22469,7 +22457,7 @@
                 <w:t xml:space="preserve">omagent </w:t>
               </w:r>
             </w:ins>
-            <w:ins w:id="644" w:author="xujianhui" w:date="2015-01-05T15:43:00Z">
+            <w:ins w:id="646" w:author="xujianhui" w:date="2015-01-05T15:43:00Z">
               <w:r>
                 <w:rPr>
                   <w:rFonts w:hint="eastAsia"/>
@@ -22499,20 +22487,20 @@
               </w:numPr>
               <w:ind w:firstLineChars="0"/>
               <w:rPr>
-                <w:ins w:id="645" w:author="xujianhui" w:date="2015-01-05T15:46:00Z"/>
-              </w:rPr>
-              <w:pPrChange w:id="646" w:author="xujianhui" w:date="2015-01-05T15:43:00Z">
+                <w:ins w:id="647" w:author="xujianhui" w:date="2015-01-05T15:46:00Z"/>
+              </w:rPr>
+              <w:pPrChange w:id="648" w:author="xujianhui" w:date="2015-01-05T15:43:00Z">
                 <w:pPr>
                   <w:ind w:left="0"/>
                 </w:pPr>
               </w:pPrChange>
             </w:pPr>
-            <w:ins w:id="647" w:author="xujianhui" w:date="2015-01-05T15:42:00Z">
+            <w:ins w:id="649" w:author="xujianhui" w:date="2015-01-05T15:42:00Z">
               <w:r>
                 <w:t xml:space="preserve"> </w:t>
               </w:r>
             </w:ins>
-            <w:ins w:id="648" w:author="xujianhui" w:date="2015-01-05T15:46:00Z">
+            <w:ins w:id="650" w:author="xujianhui" w:date="2015-01-05T15:46:00Z">
               <w:r>
                 <w:rPr>
                   <w:rFonts w:hint="eastAsia"/>
@@ -22554,15 +22542,15 @@
               </w:numPr>
               <w:ind w:firstLineChars="0"/>
               <w:rPr>
-                <w:ins w:id="649" w:author="xujianhui" w:date="2015-01-05T15:47:00Z"/>
-              </w:rPr>
-              <w:pPrChange w:id="650" w:author="xujianhui" w:date="2015-01-05T15:43:00Z">
+                <w:ins w:id="651" w:author="xujianhui" w:date="2015-01-05T15:47:00Z"/>
+              </w:rPr>
+              <w:pPrChange w:id="652" w:author="xujianhui" w:date="2015-01-05T15:43:00Z">
                 <w:pPr>
                   <w:ind w:left="0"/>
                 </w:pPr>
               </w:pPrChange>
             </w:pPr>
-            <w:ins w:id="651" w:author="xujianhui" w:date="2015-01-05T15:49:00Z">
+            <w:ins w:id="653" w:author="xujianhui" w:date="2015-01-05T15:49:00Z">
               <w:r>
                 <w:rPr>
                   <w:rFonts w:hint="eastAsia"/>
@@ -22571,7 +22559,7 @@
                 <w:t>创建、</w:t>
               </w:r>
             </w:ins>
-            <w:ins w:id="652" w:author="xujianhui" w:date="2015-01-05T15:47:00Z">
+            <w:ins w:id="654" w:author="xujianhui" w:date="2015-01-05T15:47:00Z">
               <w:r>
                 <w:rPr>
                   <w:rFonts w:hint="eastAsia"/>
@@ -22595,15 +22583,15 @@
               </w:numPr>
               <w:ind w:firstLineChars="0"/>
               <w:rPr>
-                <w:ins w:id="653" w:author="xujianhui" w:date="2015-01-05T15:47:00Z"/>
-              </w:rPr>
-              <w:pPrChange w:id="654" w:author="xujianhui" w:date="2015-01-05T15:43:00Z">
+                <w:ins w:id="655" w:author="xujianhui" w:date="2015-01-05T15:47:00Z"/>
+              </w:rPr>
+              <w:pPrChange w:id="656" w:author="xujianhui" w:date="2015-01-05T15:43:00Z">
                 <w:pPr>
                   <w:ind w:left="0"/>
                 </w:pPr>
               </w:pPrChange>
             </w:pPr>
-            <w:ins w:id="655" w:author="xujianhui" w:date="2015-01-05T15:47:00Z">
+            <w:ins w:id="657" w:author="xujianhui" w:date="2015-01-05T15:47:00Z">
               <w:r>
                 <w:t>C</w:t>
               </w:r>
@@ -22624,15 +22612,15 @@
               </w:numPr>
               <w:ind w:firstLineChars="0"/>
               <w:rPr>
-                <w:ins w:id="656" w:author="xujianhui" w:date="2015-01-05T15:48:00Z"/>
-              </w:rPr>
-              <w:pPrChange w:id="657" w:author="xujianhui" w:date="2015-01-05T15:43:00Z">
+                <w:ins w:id="658" w:author="xujianhui" w:date="2015-01-05T15:48:00Z"/>
+              </w:rPr>
+              <w:pPrChange w:id="659" w:author="xujianhui" w:date="2015-01-05T15:43:00Z">
                 <w:pPr>
                   <w:ind w:left="0"/>
                 </w:pPr>
               </w:pPrChange>
             </w:pPr>
-            <w:ins w:id="658" w:author="xujianhui" w:date="2015-01-05T15:48:00Z">
+            <w:ins w:id="660" w:author="xujianhui" w:date="2015-01-05T15:48:00Z">
               <w:r>
                 <w:rPr>
                   <w:rFonts w:hint="eastAsia"/>
@@ -22668,15 +22656,15 @@
               </w:numPr>
               <w:ind w:firstLineChars="0"/>
               <w:rPr>
-                <w:ins w:id="659" w:author="xujianhui" w:date="2015-01-05T15:50:00Z"/>
-              </w:rPr>
-              <w:pPrChange w:id="660" w:author="xujianhui" w:date="2015-01-05T15:43:00Z">
+                <w:ins w:id="661" w:author="xujianhui" w:date="2015-01-05T15:50:00Z"/>
+              </w:rPr>
+              <w:pPrChange w:id="662" w:author="xujianhui" w:date="2015-01-05T15:43:00Z">
                 <w:pPr>
                   <w:ind w:left="0"/>
                 </w:pPr>
               </w:pPrChange>
             </w:pPr>
-            <w:ins w:id="661" w:author="xujianhui" w:date="2015-01-05T15:48:00Z">
+            <w:ins w:id="663" w:author="xujianhui" w:date="2015-01-05T15:48:00Z">
               <w:r>
                 <w:rPr>
                   <w:rFonts w:hint="eastAsia"/>
@@ -22684,7 +22672,7 @@
                 <w:t>删除</w:t>
               </w:r>
             </w:ins>
-            <w:ins w:id="662" w:author="xujianhui" w:date="2015-01-05T15:49:00Z">
+            <w:ins w:id="664" w:author="xujianhui" w:date="2015-01-05T15:49:00Z">
               <w:r>
                 <w:rPr>
                   <w:rFonts w:hint="eastAsia"/>
@@ -22702,15 +22690,15 @@
               </w:numPr>
               <w:ind w:firstLineChars="0"/>
               <w:rPr>
-                <w:ins w:id="663" w:author="xujianhui" w:date="2015-01-05T15:56:00Z"/>
-              </w:rPr>
-              <w:pPrChange w:id="664" w:author="xujianhui" w:date="2015-01-05T15:56:00Z">
+                <w:ins w:id="665" w:author="xujianhui" w:date="2015-01-05T15:56:00Z"/>
+              </w:rPr>
+              <w:pPrChange w:id="666" w:author="xujianhui" w:date="2015-01-05T15:56:00Z">
                 <w:pPr>
                   <w:ind w:left="0"/>
                 </w:pPr>
               </w:pPrChange>
             </w:pPr>
-            <w:ins w:id="665" w:author="xujianhui" w:date="2015-01-05T15:56:00Z">
+            <w:ins w:id="667" w:author="xujianhui" w:date="2015-01-05T15:56:00Z">
               <w:r>
                 <w:rPr>
                   <w:rFonts w:hint="eastAsia"/>
@@ -22764,15 +22752,15 @@
               </w:numPr>
               <w:ind w:firstLineChars="0"/>
               <w:rPr>
-                <w:ins w:id="666" w:author="xujianhui" w:date="2015-01-05T15:56:00Z"/>
-              </w:rPr>
-              <w:pPrChange w:id="667" w:author="xujianhui" w:date="2015-01-05T15:56:00Z">
+                <w:ins w:id="668" w:author="xujianhui" w:date="2015-01-05T15:56:00Z"/>
+              </w:rPr>
+              <w:pPrChange w:id="669" w:author="xujianhui" w:date="2015-01-05T15:56:00Z">
                 <w:pPr>
                   <w:ind w:left="0"/>
                 </w:pPr>
               </w:pPrChange>
             </w:pPr>
-            <w:ins w:id="668" w:author="xujianhui" w:date="2015-01-05T15:56:00Z">
+            <w:ins w:id="670" w:author="xujianhui" w:date="2015-01-05T15:56:00Z">
               <w:r>
                 <w:rPr>
                   <w:rFonts w:hint="eastAsia"/>
@@ -22814,9 +22802,9 @@
           <w:p>
             <w:pPr>
               <w:rPr>
-                <w:ins w:id="669" w:author="xujianhui" w:date="2015-01-05T15:50:00Z"/>
-              </w:rPr>
-              <w:pPrChange w:id="670" w:author="xujianhui" w:date="2015-01-05T15:50:00Z">
+                <w:ins w:id="671" w:author="xujianhui" w:date="2015-01-05T15:50:00Z"/>
+              </w:rPr>
+              <w:pPrChange w:id="672" w:author="xujianhui" w:date="2015-01-05T15:50:00Z">
                 <w:pPr>
                   <w:ind w:left="0"/>
                 </w:pPr>
@@ -22827,10 +22815,10 @@
             <w:pPr>
               <w:ind w:left="0"/>
               <w:rPr>
-                <w:ins w:id="671" w:author="xujianhui" w:date="2015-01-05T15:50:00Z"/>
-              </w:rPr>
-            </w:pPr>
-            <w:ins w:id="672" w:author="xujianhui" w:date="2015-01-05T15:50:00Z">
+                <w:ins w:id="673" w:author="xujianhui" w:date="2015-01-05T15:50:00Z"/>
+              </w:rPr>
+            </w:pPr>
+            <w:ins w:id="674" w:author="xujianhui" w:date="2015-01-05T15:50:00Z">
               <w:r>
                 <w:rPr>
                   <w:rFonts w:hint="eastAsia"/>
@@ -22848,15 +22836,15 @@
               </w:numPr>
               <w:ind w:firstLineChars="0"/>
               <w:rPr>
-                <w:ins w:id="673" w:author="xujianhui" w:date="2015-01-05T15:50:00Z"/>
-              </w:rPr>
-              <w:pPrChange w:id="674" w:author="xujianhui" w:date="2015-01-05T15:50:00Z">
+                <w:ins w:id="675" w:author="xujianhui" w:date="2015-01-05T15:50:00Z"/>
+              </w:rPr>
+              <w:pPrChange w:id="676" w:author="xujianhui" w:date="2015-01-05T15:50:00Z">
                 <w:pPr>
                   <w:ind w:left="0"/>
                 </w:pPr>
               </w:pPrChange>
             </w:pPr>
-            <w:ins w:id="675" w:author="xujianhui" w:date="2015-01-05T15:50:00Z">
+            <w:ins w:id="677" w:author="xujianhui" w:date="2015-01-05T15:50:00Z">
               <w:r>
                 <w:rPr>
                   <w:rFonts w:hint="eastAsia"/>
@@ -22916,15 +22904,15 @@
               </w:numPr>
               <w:ind w:firstLineChars="0"/>
               <w:rPr>
-                <w:ins w:id="676" w:author="xujianhui" w:date="2015-01-05T15:53:00Z"/>
-              </w:rPr>
-              <w:pPrChange w:id="677" w:author="xujianhui" w:date="2015-01-05T15:50:00Z">
+                <w:ins w:id="678" w:author="xujianhui" w:date="2015-01-05T15:53:00Z"/>
+              </w:rPr>
+              <w:pPrChange w:id="679" w:author="xujianhui" w:date="2015-01-05T15:50:00Z">
                 <w:pPr>
                   <w:ind w:left="0"/>
                 </w:pPr>
               </w:pPrChange>
             </w:pPr>
-            <w:ins w:id="678" w:author="xujianhui" w:date="2015-01-05T15:51:00Z">
+            <w:ins w:id="680" w:author="xujianhui" w:date="2015-01-05T15:51:00Z">
               <w:r>
                 <w:rPr>
                   <w:rFonts w:hint="eastAsia"/>
@@ -22932,7 +22920,7 @@
                 <w:t>active group</w:t>
               </w:r>
             </w:ins>
-            <w:ins w:id="679" w:author="xujianhui" w:date="2015-01-05T15:52:00Z">
+            <w:ins w:id="681" w:author="xujianhui" w:date="2015-01-05T15:52:00Z">
               <w:r>
                 <w:rPr>
                   <w:rFonts w:hint="eastAsia"/>
@@ -22952,7 +22940,7 @@
                 <w:t>，或</w:t>
               </w:r>
             </w:ins>
-            <w:ins w:id="680" w:author="xujianhui" w:date="2015-01-05T15:53:00Z">
+            <w:ins w:id="682" w:author="xujianhui" w:date="2015-01-05T15:53:00Z">
               <w:r>
                 <w:rPr>
                   <w:rFonts w:hint="eastAsia"/>
@@ -22993,13 +22981,13 @@
                 <w:numId w:val="27"/>
               </w:numPr>
               <w:ind w:firstLineChars="0"/>
-              <w:pPrChange w:id="681" w:author="xujianhui" w:date="2015-01-05T15:50:00Z">
+              <w:pPrChange w:id="683" w:author="xujianhui" w:date="2015-01-05T15:50:00Z">
                 <w:pPr>
                   <w:ind w:left="0"/>
                 </w:pPr>
               </w:pPrChange>
             </w:pPr>
-            <w:ins w:id="682" w:author="xujianhui" w:date="2015-01-05T15:54:00Z">
+            <w:ins w:id="684" w:author="xujianhui" w:date="2015-01-05T15:54:00Z">
               <w:r>
                 <w:rPr>
                   <w:rFonts w:hint="eastAsia"/>
@@ -23013,7 +23001,7 @@
                 <w:t>virtual coord</w:t>
               </w:r>
             </w:ins>
-            <w:ins w:id="683" w:author="xujianhui" w:date="2015-01-05T15:55:00Z">
+            <w:ins w:id="685" w:author="xujianhui" w:date="2015-01-05T15:55:00Z">
               <w:r>
                 <w:rPr>
                   <w:rFonts w:hint="eastAsia"/>
@@ -23081,7 +23069,7 @@
       <w:pPr>
         <w:ind w:left="0"/>
         <w:rPr>
-          <w:del w:id="684" w:author="xujianhui" w:date="2015-01-05T15:55:00Z"/>
+          <w:del w:id="686" w:author="xujianhui" w:date="2015-01-05T15:55:00Z"/>
         </w:rPr>
       </w:pPr>
     </w:p>
@@ -23093,15 +23081,15 @@
           <w:numId w:val="16"/>
         </w:numPr>
         <w:rPr>
-          <w:ins w:id="685" w:author="xujianhui" w:date="2015-01-05T16:02:00Z"/>
+          <w:ins w:id="687" w:author="xujianhui" w:date="2015-01-05T16:02:00Z"/>
         </w:rPr>
       </w:pPr>
-      <w:ins w:id="686" w:author="xujianhui" w:date="2015-01-05T16:01:00Z">
+      <w:ins w:id="688" w:author="xujianhui" w:date="2015-01-05T16:01:00Z">
         <w:r>
           <w:t>list task</w:t>
         </w:r>
       </w:ins>
-      <w:ins w:id="687" w:author="xujianhui" w:date="2015-01-05T16:10:00Z">
+      <w:ins w:id="689" w:author="xujianhui" w:date="2015-01-05T16:10:00Z">
         <w:r>
           <w:rPr>
             <w:rFonts w:hint="eastAsia"/>
@@ -23113,9 +23101,9 @@
     <w:p>
       <w:pPr>
         <w:rPr>
-          <w:ins w:id="688" w:author="xujianhui" w:date="2015-01-05T16:02:00Z"/>
+          <w:ins w:id="690" w:author="xujianhui" w:date="2015-01-05T16:02:00Z"/>
         </w:rPr>
-        <w:pPrChange w:id="689" w:author="xujianhui" w:date="2015-01-05T16:02:00Z">
+        <w:pPrChange w:id="691" w:author="xujianhui" w:date="2015-01-05T16:02:00Z">
           <w:pPr>
             <w:pStyle w:val="Heading4"/>
             <w:numPr>
@@ -23125,7 +23113,7 @@
           </w:pPr>
         </w:pPrChange>
       </w:pPr>
-      <w:ins w:id="690" w:author="xujianhui" w:date="2015-01-05T16:02:00Z">
+      <w:ins w:id="692" w:author="xujianhui" w:date="2015-01-05T16:02:00Z">
         <w:r>
           <w:rPr>
             <w:rFonts w:hint="eastAsia"/>
@@ -23138,9 +23126,9 @@
       <w:pPr>
         <w:ind w:firstLine="360"/>
         <w:rPr>
-          <w:ins w:id="691" w:author="xujianhui" w:date="2015-01-05T16:02:00Z"/>
+          <w:ins w:id="693" w:author="xujianhui" w:date="2015-01-05T16:02:00Z"/>
         </w:rPr>
-        <w:pPrChange w:id="692" w:author="xujianhui" w:date="2015-01-05T16:02:00Z">
+        <w:pPrChange w:id="694" w:author="xujianhui" w:date="2015-01-05T16:02:00Z">
           <w:pPr>
             <w:pStyle w:val="Heading4"/>
             <w:numPr>
@@ -23150,7 +23138,7 @@
           </w:pPr>
         </w:pPrChange>
       </w:pPr>
-      <w:ins w:id="693" w:author="xujianhui" w:date="2015-01-05T16:02:00Z">
+      <w:ins w:id="695" w:author="xujianhui" w:date="2015-01-05T16:02:00Z">
         <w:r>
           <w:rPr>
             <w:rFonts w:hint="eastAsia"/>
@@ -23163,9 +23151,9 @@
       <w:pPr>
         <w:ind w:firstLine="360"/>
         <w:rPr>
-          <w:ins w:id="694" w:author="xujianhui" w:date="2015-01-05T16:02:00Z"/>
+          <w:ins w:id="696" w:author="xujianhui" w:date="2015-01-05T16:02:00Z"/>
         </w:rPr>
-        <w:pPrChange w:id="695" w:author="xujianhui" w:date="2015-01-05T16:02:00Z">
+        <w:pPrChange w:id="697" w:author="xujianhui" w:date="2015-01-05T16:02:00Z">
           <w:pPr>
             <w:pStyle w:val="Heading4"/>
             <w:numPr>
@@ -23175,7 +23163,7 @@
           </w:pPr>
         </w:pPrChange>
       </w:pPr>
-      <w:ins w:id="696" w:author="xujianhui" w:date="2015-01-05T16:02:00Z">
+      <w:ins w:id="698" w:author="xujianhui" w:date="2015-01-05T16:02:00Z">
         <w:r>
           <w:rPr>
             <w:rFonts w:hint="eastAsia"/>
@@ -23188,9 +23176,9 @@
       <w:pPr>
         <w:ind w:firstLine="360"/>
         <w:rPr>
-          <w:ins w:id="697" w:author="xujianhui" w:date="2015-01-05T16:02:00Z"/>
+          <w:ins w:id="699" w:author="xujianhui" w:date="2015-01-05T16:02:00Z"/>
         </w:rPr>
-        <w:pPrChange w:id="698" w:author="xujianhui" w:date="2015-01-05T16:02:00Z">
+        <w:pPrChange w:id="700" w:author="xujianhui" w:date="2015-01-05T16:02:00Z">
           <w:pPr>
             <w:pStyle w:val="Heading4"/>
             <w:numPr>
@@ -23200,7 +23188,7 @@
           </w:pPr>
         </w:pPrChange>
       </w:pPr>
-      <w:ins w:id="699" w:author="xujianhui" w:date="2015-01-05T16:02:00Z">
+      <w:ins w:id="701" w:author="xujianhui" w:date="2015-01-05T16:02:00Z">
         <w:r>
           <w:rPr>
             <w:rFonts w:hint="eastAsia"/>
@@ -23213,9 +23201,9 @@
       <w:pPr>
         <w:ind w:firstLine="360"/>
         <w:rPr>
-          <w:ins w:id="700" w:author="xujianhui" w:date="2015-01-05T16:02:00Z"/>
+          <w:ins w:id="702" w:author="xujianhui" w:date="2015-01-05T16:02:00Z"/>
         </w:rPr>
-        <w:pPrChange w:id="701" w:author="xujianhui" w:date="2015-01-05T16:02:00Z">
+        <w:pPrChange w:id="703" w:author="xujianhui" w:date="2015-01-05T16:02:00Z">
           <w:pPr>
             <w:pStyle w:val="Heading4"/>
             <w:numPr>
@@ -23225,7 +23213,7 @@
           </w:pPr>
         </w:pPrChange>
       </w:pPr>
-      <w:ins w:id="702" w:author="xujianhui" w:date="2015-01-05T16:02:00Z">
+      <w:ins w:id="704" w:author="xujianhui" w:date="2015-01-05T16:02:00Z">
         <w:r>
           <w:rPr>
             <w:rFonts w:hint="eastAsia"/>
@@ -23237,9 +23225,9 @@
     <w:p>
       <w:pPr>
         <w:rPr>
-          <w:ins w:id="703" w:author="xujianhui" w:date="2015-01-05T16:02:00Z"/>
+          <w:ins w:id="705" w:author="xujianhui" w:date="2015-01-05T16:02:00Z"/>
         </w:rPr>
-        <w:pPrChange w:id="704" w:author="xujianhui" w:date="2015-01-05T16:02:00Z">
+        <w:pPrChange w:id="706" w:author="xujianhui" w:date="2015-01-05T16:02:00Z">
           <w:pPr>
             <w:pStyle w:val="Heading4"/>
             <w:numPr>
@@ -23249,7 +23237,7 @@
           </w:pPr>
         </w:pPrChange>
       </w:pPr>
-      <w:ins w:id="705" w:author="xujianhui" w:date="2015-01-05T16:02:00Z">
+      <w:ins w:id="707" w:author="xujianhui" w:date="2015-01-05T16:02:00Z">
         <w:r>
           <w:rPr>
             <w:rFonts w:hint="eastAsia"/>
@@ -23261,9 +23249,9 @@
     <w:p>
       <w:pPr>
         <w:rPr>
-          <w:ins w:id="706" w:author="xujianhui" w:date="2015-01-05T16:01:00Z"/>
+          <w:ins w:id="708" w:author="xujianhui" w:date="2015-01-05T16:01:00Z"/>
         </w:rPr>
-        <w:pPrChange w:id="707" w:author="xujianhui" w:date="2015-01-05T16:02:00Z">
+        <w:pPrChange w:id="709" w:author="xujianhui" w:date="2015-01-05T16:02:00Z">
           <w:pPr>
             <w:pStyle w:val="Heading4"/>
             <w:numPr>
@@ -23273,7 +23261,7 @@
           </w:pPr>
         </w:pPrChange>
       </w:pPr>
-      <w:ins w:id="708" w:author="xujianhui" w:date="2015-01-05T16:02:00Z">
+      <w:ins w:id="710" w:author="xujianhui" w:date="2015-01-05T16:02:00Z">
         <w:r>
           <w:rPr>
             <w:rFonts w:hint="eastAsia"/>
@@ -23296,7 +23284,7 @@
         </w:rPr>
         <w:t>查询</w:t>
       </w:r>
-      <w:ins w:id="709" w:author="xujianhui" w:date="2015-01-05T15:59:00Z">
+      <w:ins w:id="711" w:author="xujianhui" w:date="2015-01-05T15:59:00Z">
         <w:r>
           <w:rPr>
             <w:rFonts w:hint="eastAsia"/>
@@ -23304,7 +23292,7 @@
           <w:t>任务</w:t>
         </w:r>
       </w:ins>
-      <w:del w:id="710" w:author="xujianhui" w:date="2015-01-05T15:58:00Z">
+      <w:del w:id="712" w:author="xujianhui" w:date="2015-01-05T15:58:00Z">
         <w:r>
           <w:rPr>
             <w:rFonts w:hint="eastAsia"/>
@@ -23463,7 +23451,7 @@
               </w:rPr>
               <w:t xml:space="preserve">query </w:t>
             </w:r>
-            <w:ins w:id="711" w:author="xujianhui" w:date="2015-01-05T15:59:00Z">
+            <w:ins w:id="713" w:author="xujianhui" w:date="2015-01-05T15:59:00Z">
               <w:r>
                 <w:rPr>
                   <w:rFonts w:hint="eastAsia"/>
@@ -23471,7 +23459,7 @@
                 <w:t>task</w:t>
               </w:r>
             </w:ins>
-            <w:del w:id="712" w:author="xujianhui" w:date="2015-01-05T15:59:00Z">
+            <w:del w:id="714" w:author="xujianhui" w:date="2015-01-05T15:59:00Z">
               <w:r>
                 <w:rPr>
                   <w:rFonts w:hint="eastAsia"/>
@@ -23484,10 +23472,10 @@
             <w:pPr>
               <w:ind w:left="0"/>
               <w:rPr>
-                <w:ins w:id="713" w:author="xujianhui" w:date="2015-01-05T16:03:00Z"/>
-              </w:rPr>
-            </w:pPr>
-            <w:del w:id="714" w:author="xujianhui" w:date="2015-01-05T16:03:00Z">
+                <w:ins w:id="715" w:author="xujianhui" w:date="2015-01-05T16:03:00Z"/>
+              </w:rPr>
+            </w:pPr>
+            <w:del w:id="716" w:author="xujianhui" w:date="2015-01-05T16:03:00Z">
               <w:r>
                 <w:delText>TaskID</w:delText>
               </w:r>
@@ -23515,10 +23503,10 @@
             <w:pPr>
               <w:ind w:left="0"/>
               <w:rPr>
-                <w:ins w:id="715" w:author="xujianhui" w:date="2015-01-05T16:03:00Z"/>
-              </w:rPr>
-            </w:pPr>
-            <w:ins w:id="716" w:author="xujianhui" w:date="2015-01-05T16:03:00Z">
+                <w:ins w:id="717" w:author="xujianhui" w:date="2015-01-05T16:03:00Z"/>
+              </w:rPr>
+            </w:pPr>
+            <w:ins w:id="718" w:author="xujianhui" w:date="2015-01-05T16:03:00Z">
               <w:r>
                 <w:rPr>
                   <w:rFonts w:hint="eastAsia"/>
@@ -23531,10 +23519,10 @@
             <w:pPr>
               <w:ind w:left="0"/>
               <w:rPr>
-                <w:ins w:id="717" w:author="xujianhui" w:date="2015-01-05T16:03:00Z"/>
-              </w:rPr>
-            </w:pPr>
-            <w:ins w:id="718" w:author="xujianhui" w:date="2015-01-05T16:03:00Z">
+                <w:ins w:id="719" w:author="xujianhui" w:date="2015-01-05T16:03:00Z"/>
+              </w:rPr>
+            </w:pPr>
+            <w:ins w:id="720" w:author="xujianhui" w:date="2015-01-05T16:03:00Z">
               <w:r>
                 <w:rPr>
                   <w:rFonts w:hint="eastAsia"/>
@@ -23547,10 +23535,10 @@
             <w:pPr>
               <w:ind w:left="0"/>
               <w:rPr>
-                <w:ins w:id="719" w:author="xujianhui" w:date="2015-01-05T16:03:00Z"/>
-              </w:rPr>
-            </w:pPr>
-            <w:ins w:id="720" w:author="xujianhui" w:date="2015-01-05T16:03:00Z">
+                <w:ins w:id="721" w:author="xujianhui" w:date="2015-01-05T16:03:00Z"/>
+              </w:rPr>
+            </w:pPr>
+            <w:ins w:id="722" w:author="xujianhui" w:date="2015-01-05T16:03:00Z">
               <w:r>
                 <w:rPr>
                   <w:rFonts w:hint="eastAsia"/>
@@ -23563,7 +23551,7 @@
             <w:pPr>
               <w:ind w:left="0"/>
             </w:pPr>
-            <w:ins w:id="721" w:author="xujianhui" w:date="2015-01-05T16:03:00Z">
+            <w:ins w:id="723" w:author="xujianhui" w:date="2015-01-05T16:03:00Z">
               <w:r>
                 <w:rPr>
                   <w:rFonts w:hint="eastAsia"/>
@@ -23590,7 +23578,7 @@
               </w:rPr>
               <w:t xml:space="preserve">query </w:t>
             </w:r>
-            <w:ins w:id="722" w:author="xujianhui" w:date="2015-01-05T15:59:00Z">
+            <w:ins w:id="724" w:author="xujianhui" w:date="2015-01-05T15:59:00Z">
               <w:r>
                 <w:rPr>
                   <w:rFonts w:hint="eastAsia"/>
@@ -23598,7 +23586,7 @@
                 <w:t>task</w:t>
               </w:r>
             </w:ins>
-            <w:del w:id="723" w:author="xujianhui" w:date="2015-01-05T15:59:00Z">
+            <w:del w:id="725" w:author="xujianhui" w:date="2015-01-05T15:59:00Z">
               <w:r>
                 <w:rPr>
                   <w:rFonts w:hint="eastAsia"/>
@@ -23617,7 +23605,7 @@
               </w:rPr>
               <w:t>&amp;</w:t>
             </w:r>
-            <w:del w:id="724" w:author="xujianhui" w:date="2015-01-05T16:03:00Z">
+            <w:del w:id="726" w:author="xujianhui" w:date="2015-01-05T16:03:00Z">
               <w:r>
                 <w:rPr>
                   <w:rFonts w:hint="eastAsia"/>
@@ -23625,7 +23613,7 @@
                 <w:delText>TaskID=1</w:delText>
               </w:r>
             </w:del>
-            <w:ins w:id="725" w:author="xujianhui" w:date="2015-01-05T16:03:00Z">
+            <w:ins w:id="727" w:author="xujianhui" w:date="2015-01-05T16:03:00Z">
               <w:r>
                 <w:rPr>
                   <w:rFonts w:hint="eastAsia"/>
@@ -23747,10 +23735,10 @@
             <w:pPr>
               <w:ind w:left="0"/>
               <w:rPr>
-                <w:del w:id="726" w:author="xujianhui" w:date="2015-01-05T16:03:00Z"/>
-              </w:rPr>
-            </w:pPr>
-            <w:del w:id="727" w:author="xujianhui" w:date="2015-01-05T16:03:00Z">
+                <w:del w:id="728" w:author="xujianhui" w:date="2015-01-05T16:03:00Z"/>
+              </w:rPr>
+            </w:pPr>
+            <w:del w:id="729" w:author="xujianhui" w:date="2015-01-05T16:03:00Z">
               <w:r>
                 <w:rPr>
                   <w:rFonts w:hint="eastAsia"/>
@@ -23763,10 +23751,10 @@
             <w:pPr>
               <w:ind w:left="0"/>
               <w:rPr>
-                <w:del w:id="728" w:author="xujianhui" w:date="2015-01-05T16:03:00Z"/>
-              </w:rPr>
-            </w:pPr>
-            <w:del w:id="729" w:author="xujianhui" w:date="2015-01-05T16:03:00Z">
+                <w:del w:id="730" w:author="xujianhui" w:date="2015-01-05T16:03:00Z"/>
+              </w:rPr>
+            </w:pPr>
+            <w:del w:id="731" w:author="xujianhui" w:date="2015-01-05T16:03:00Z">
               <w:r>
                 <w:delText>errno</w:delText>
               </w:r>
@@ -23788,10 +23776,10 @@
             <w:pPr>
               <w:ind w:left="0"/>
               <w:rPr>
-                <w:del w:id="730" w:author="xujianhui" w:date="2015-01-05T16:03:00Z"/>
-              </w:rPr>
-            </w:pPr>
-            <w:del w:id="731" w:author="xujianhui" w:date="2015-01-05T16:03:00Z">
+                <w:del w:id="732" w:author="xujianhui" w:date="2015-01-05T16:03:00Z"/>
+              </w:rPr>
+            </w:pPr>
+            <w:del w:id="733" w:author="xujianhui" w:date="2015-01-05T16:03:00Z">
               <w:r>
                 <w:rPr>
                   <w:rFonts w:hint="eastAsia"/>
@@ -23810,10 +23798,10 @@
             <w:pPr>
               <w:ind w:left="0"/>
               <w:rPr>
-                <w:del w:id="732" w:author="xujianhui" w:date="2015-01-05T16:03:00Z"/>
-              </w:rPr>
-            </w:pPr>
-            <w:del w:id="733" w:author="xujianhui" w:date="2015-01-05T16:03:00Z">
+                <w:del w:id="734" w:author="xujianhui" w:date="2015-01-05T16:03:00Z"/>
+              </w:rPr>
+            </w:pPr>
+            <w:del w:id="735" w:author="xujianhui" w:date="2015-01-05T16:03:00Z">
               <w:r>
                 <w:rPr>
                   <w:rFonts w:hint="eastAsia"/>
@@ -23826,10 +23814,10 @@
             <w:pPr>
               <w:ind w:left="0"/>
               <w:rPr>
-                <w:ins w:id="734" w:author="xujianhui" w:date="2015-01-05T16:03:00Z"/>
-              </w:rPr>
-            </w:pPr>
-            <w:ins w:id="735" w:author="xujianhui" w:date="2015-01-05T16:03:00Z">
+                <w:ins w:id="736" w:author="xujianhui" w:date="2015-01-05T16:03:00Z"/>
+              </w:rPr>
+            </w:pPr>
+            <w:ins w:id="737" w:author="xujianhui" w:date="2015-01-05T16:03:00Z">
               <w:r>
                 <w:rPr>
                   <w:rFonts w:hint="eastAsia"/>
@@ -23842,10 +23830,10 @@
             <w:pPr>
               <w:ind w:left="0"/>
               <w:rPr>
-                <w:ins w:id="736" w:author="xujianhui" w:date="2015-01-05T16:03:00Z"/>
-              </w:rPr>
-            </w:pPr>
-            <w:ins w:id="737" w:author="xujianhui" w:date="2015-01-05T16:03:00Z">
+                <w:ins w:id="738" w:author="xujianhui" w:date="2015-01-05T16:03:00Z"/>
+              </w:rPr>
+            </w:pPr>
+            <w:ins w:id="739" w:author="xujianhui" w:date="2015-01-05T16:03:00Z">
               <w:r>
                 <w:rPr>
                   <w:rFonts w:hint="eastAsia"/>
@@ -23853,7 +23841,7 @@
                 <w:t>成功后</w:t>
               </w:r>
             </w:ins>
-            <w:ins w:id="738" w:author="xujianhui" w:date="2015-01-05T16:04:00Z">
+            <w:ins w:id="740" w:author="xujianhui" w:date="2015-01-05T16:04:00Z">
               <w:r>
                 <w:rPr>
                   <w:rFonts w:hint="eastAsia"/>
@@ -23890,10 +23878,10 @@
             <w:pPr>
               <w:ind w:left="0"/>
               <w:rPr>
-                <w:del w:id="739" w:author="xujianhui" w:date="2015-01-05T16:04:00Z"/>
-              </w:rPr>
-            </w:pPr>
-            <w:del w:id="740" w:author="xujianhui" w:date="2015-01-05T16:04:00Z">
+                <w:del w:id="741" w:author="xujianhui" w:date="2015-01-05T16:04:00Z"/>
+              </w:rPr>
+            </w:pPr>
+            <w:del w:id="742" w:author="xujianhui" w:date="2015-01-05T16:04:00Z">
               <w:r>
                 <w:rPr>
                   <w:rFonts w:hint="eastAsia"/>
@@ -23906,10 +23894,10 @@
             <w:pPr>
               <w:ind w:left="0" w:firstLineChars="150" w:firstLine="315"/>
               <w:rPr>
-                <w:del w:id="741" w:author="xujianhui" w:date="2015-01-05T16:04:00Z"/>
-              </w:rPr>
-            </w:pPr>
-            <w:del w:id="742" w:author="xujianhui" w:date="2015-01-05T16:04:00Z">
+                <w:del w:id="743" w:author="xujianhui" w:date="2015-01-05T16:04:00Z"/>
+              </w:rPr>
+            </w:pPr>
+            <w:del w:id="744" w:author="xujianhui" w:date="2015-01-05T16:04:00Z">
               <w:r>
                 <w:delText>TaskID</w:delText>
               </w:r>
@@ -23937,10 +23925,10 @@
             <w:pPr>
               <w:ind w:left="0" w:firstLineChars="150" w:firstLine="315"/>
               <w:rPr>
-                <w:del w:id="743" w:author="xujianhui" w:date="2015-01-05T16:04:00Z"/>
-              </w:rPr>
-            </w:pPr>
-            <w:del w:id="744" w:author="xujianhui" w:date="2015-01-05T16:04:00Z">
+                <w:del w:id="745" w:author="xujianhui" w:date="2015-01-05T16:04:00Z"/>
+              </w:rPr>
+            </w:pPr>
+            <w:del w:id="746" w:author="xujianhui" w:date="2015-01-05T16:04:00Z">
               <w:r>
                 <w:delText>TaskType</w:delText>
               </w:r>
@@ -23992,10 +23980,10 @@
             <w:pPr>
               <w:ind w:left="0" w:firstLineChars="150" w:firstLine="315"/>
               <w:rPr>
-                <w:del w:id="745" w:author="xujianhui" w:date="2015-01-05T16:04:00Z"/>
-              </w:rPr>
-            </w:pPr>
-            <w:del w:id="746" w:author="xujianhui" w:date="2015-01-05T16:04:00Z">
+                <w:del w:id="747" w:author="xujianhui" w:date="2015-01-05T16:04:00Z"/>
+              </w:rPr>
+            </w:pPr>
+            <w:del w:id="748" w:author="xujianhui" w:date="2015-01-05T16:04:00Z">
               <w:r>
                 <w:delText>IsEnable</w:delText>
               </w:r>
@@ -24047,10 +24035,10 @@
             <w:pPr>
               <w:ind w:left="0" w:firstLineChars="150" w:firstLine="315"/>
               <w:rPr>
-                <w:del w:id="747" w:author="xujianhui" w:date="2015-01-05T16:04:00Z"/>
-              </w:rPr>
-            </w:pPr>
-            <w:del w:id="748" w:author="xujianhui" w:date="2015-01-05T16:04:00Z">
+                <w:del w:id="749" w:author="xujianhui" w:date="2015-01-05T16:04:00Z"/>
+              </w:rPr>
+            </w:pPr>
+            <w:del w:id="750" w:author="xujianhui" w:date="2015-01-05T16:04:00Z">
               <w:r>
                 <w:delText>IsFinish</w:delText>
               </w:r>
@@ -24072,10 +24060,10 @@
             <w:pPr>
               <w:ind w:left="0" w:firstLineChars="150" w:firstLine="315"/>
               <w:rPr>
-                <w:del w:id="749" w:author="xujianhui" w:date="2015-01-05T16:04:00Z"/>
-              </w:rPr>
-            </w:pPr>
-            <w:del w:id="750" w:author="xujianhui" w:date="2015-01-05T16:04:00Z">
+                <w:del w:id="751" w:author="xujianhui" w:date="2015-01-05T16:04:00Z"/>
+              </w:rPr>
+            </w:pPr>
+            <w:del w:id="752" w:author="xujianhui" w:date="2015-01-05T16:04:00Z">
               <w:r>
                 <w:delText>Status</w:delText>
               </w:r>
@@ -24097,10 +24085,10 @@
             <w:pPr>
               <w:ind w:left="0" w:firstLineChars="150" w:firstLine="315"/>
               <w:rPr>
-                <w:del w:id="751" w:author="xujianhui" w:date="2015-01-05T16:04:00Z"/>
-              </w:rPr>
-            </w:pPr>
-            <w:del w:id="752" w:author="xujianhui" w:date="2015-01-05T16:04:00Z">
+                <w:del w:id="753" w:author="xujianhui" w:date="2015-01-05T16:04:00Z"/>
+              </w:rPr>
+            </w:pPr>
+            <w:del w:id="754" w:author="xujianhui" w:date="2015-01-05T16:04:00Z">
               <w:r>
                 <w:delText>Progress</w:delText>
               </w:r>
@@ -24122,10 +24110,10 @@
             <w:pPr>
               <w:ind w:left="0" w:firstLineChars="150" w:firstLine="315"/>
               <w:rPr>
-                <w:del w:id="753" w:author="xujianhui" w:date="2015-01-05T16:04:00Z"/>
-              </w:rPr>
-            </w:pPr>
-            <w:del w:id="754" w:author="xujianhui" w:date="2015-01-05T16:04:00Z">
+                <w:del w:id="755" w:author="xujianhui" w:date="2015-01-05T16:04:00Z"/>
+              </w:rPr>
+            </w:pPr>
+            <w:del w:id="756" w:author="xujianhui" w:date="2015-01-05T16:04:00Z">
               <w:r>
                 <w:delText>ErrMsg</w:delText>
               </w:r>
@@ -24147,10 +24135,10 @@
             <w:pPr>
               <w:ind w:left="0"/>
               <w:rPr>
-                <w:ins w:id="755" w:author="xujianhui" w:date="2015-01-05T16:04:00Z"/>
-              </w:rPr>
-            </w:pPr>
-            <w:del w:id="756" w:author="xujianhui" w:date="2015-01-05T16:04:00Z">
+                <w:ins w:id="757" w:author="xujianhui" w:date="2015-01-05T16:04:00Z"/>
+              </w:rPr>
+            </w:pPr>
+            <w:del w:id="758" w:author="xujianhui" w:date="2015-01-05T16:04:00Z">
               <w:r>
                 <w:delText>}</w:delText>
               </w:r>
@@ -24160,7 +24148,7 @@
             <w:pPr>
               <w:ind w:left="0"/>
             </w:pPr>
-            <w:ins w:id="757" w:author="xujianhui" w:date="2015-01-05T16:04:00Z">
+            <w:ins w:id="759" w:author="xujianhui" w:date="2015-01-05T16:04:00Z">
               <w:r>
                 <w:t>T</w:t>
               </w:r>
@@ -24722,7 +24710,7 @@
               </w:rPr>
               <w:t>集群名</w:t>
             </w:r>
-            <w:ins w:id="758" w:author="linyoubin" w:date="2015-01-09T13:44:00Z">
+            <w:ins w:id="760" w:author="linyoubin" w:date="2015-01-09T13:44:00Z">
               <w:r>
                 <w:rPr>
                   <w:rFonts w:hint="eastAsia"/>
@@ -24915,10 +24903,10 @@
             <w:pPr>
               <w:ind w:left="0"/>
               <w:rPr>
-                <w:ins w:id="759" w:author="xujianhui" w:date="2015-01-05T16:06:00Z"/>
-              </w:rPr>
-            </w:pPr>
-            <w:ins w:id="760" w:author="xujianhui" w:date="2015-01-05T16:06:00Z">
+                <w:ins w:id="761" w:author="xujianhui" w:date="2015-01-05T16:06:00Z"/>
+              </w:rPr>
+            </w:pPr>
+            <w:ins w:id="762" w:author="xujianhui" w:date="2015-01-05T16:06:00Z">
               <w:r>
                 <w:rPr>
                   <w:rFonts w:hint="eastAsia"/>
@@ -24979,7 +24967,7 @@
             <w:pPr>
               <w:ind w:left="0"/>
               <w:rPr>
-                <w:ins w:id="761" w:author="xujianhui" w:date="2014-12-05T17:44:00Z"/>
+                <w:ins w:id="763" w:author="xujianhui" w:date="2014-12-05T17:44:00Z"/>
               </w:rPr>
             </w:pPr>
             <w:r>
@@ -24990,7 +24978,7 @@
             <w:pPr>
               <w:ind w:left="0"/>
             </w:pPr>
-            <w:ins w:id="762" w:author="xujianhui" w:date="2014-12-05T17:44:00Z">
+            <w:ins w:id="764" w:author="xujianhui" w:date="2014-12-05T17:44:00Z">
               <w:r>
                 <w:rPr>
                   <w:rFonts w:hint="eastAsia"/>
@@ -25289,76 +25277,6 @@
               </w:rPr>
               <w:t xml:space="preserve">: list </w:t>
             </w:r>
-            <w:ins w:id="763" w:author="xujianhui" w:date="2015-01-05T16:09:00Z">
-              <w:del w:id="764" w:author="linyoubin" w:date="2015-01-09T13:43:00Z">
-                <w:r>
-                  <w:rPr>
-                    <w:rFonts w:hint="eastAsia"/>
-                  </w:rPr>
-                  <w:delText>host</w:delText>
-                </w:r>
-              </w:del>
-              <w:r>
-                <w:rPr>
-                  <w:rFonts w:hint="eastAsia"/>
-                </w:rPr>
-                <w:t xml:space="preserve"> </w:t>
-              </w:r>
-            </w:ins>
-            <w:r>
-              <w:rPr>
-                <w:rFonts w:hint="eastAsia"/>
-              </w:rPr>
-              <w:t>business</w:t>
-            </w:r>
-          </w:p>
-          <w:p>
-            <w:pPr>
-              <w:ind w:left="0"/>
-            </w:pPr>
-            <w:r>
-              <w:rPr>
-                <w:rFonts w:hint="eastAsia"/>
-              </w:rPr>
-              <w:t>Host</w:t>
-            </w:r>
-            <w:r>
-              <w:rPr>
-                <w:rFonts w:hint="eastAsia"/>
-              </w:rPr>
-              <w:t xml:space="preserve">Name: </w:t>
-            </w:r>
-            <w:r>
-              <w:rPr>
-                <w:rFonts w:hint="eastAsia"/>
-              </w:rPr>
-              <w:t>主机</w:t>
-            </w:r>
-            <w:r>
-              <w:rPr>
-                <w:rFonts w:hint="eastAsia"/>
-              </w:rPr>
-              <w:t>名</w:t>
-            </w:r>
-          </w:p>
-        </w:tc>
-        <w:tc>
-          <w:tcPr>
-            <w:tcW w:w="3544" w:type="dxa"/>
-          </w:tcPr>
-          <w:p>
-            <w:pPr>
-              <w:ind w:left="0"/>
-            </w:pPr>
-            <w:r>
-              <w:t>cmd=</w:t>
-            </w:r>
-            <w:r>
-              <w:rPr>
-                <w:rFonts w:hint="eastAsia"/>
-              </w:rPr>
-              <w:t xml:space="preserve">list </w:t>
-            </w:r>
             <w:ins w:id="765" w:author="xujianhui" w:date="2015-01-05T16:09:00Z">
               <w:del w:id="766" w:author="linyoubin" w:date="2015-01-09T13:43:00Z">
                 <w:r>
@@ -25390,6 +25308,76 @@
               <w:rPr>
                 <w:rFonts w:hint="eastAsia"/>
               </w:rPr>
+              <w:t>Host</w:t>
+            </w:r>
+            <w:r>
+              <w:rPr>
+                <w:rFonts w:hint="eastAsia"/>
+              </w:rPr>
+              <w:t xml:space="preserve">Name: </w:t>
+            </w:r>
+            <w:r>
+              <w:rPr>
+                <w:rFonts w:hint="eastAsia"/>
+              </w:rPr>
+              <w:t>主机</w:t>
+            </w:r>
+            <w:r>
+              <w:rPr>
+                <w:rFonts w:hint="eastAsia"/>
+              </w:rPr>
+              <w:t>名</w:t>
+            </w:r>
+          </w:p>
+        </w:tc>
+        <w:tc>
+          <w:tcPr>
+            <w:tcW w:w="3544" w:type="dxa"/>
+          </w:tcPr>
+          <w:p>
+            <w:pPr>
+              <w:ind w:left="0"/>
+            </w:pPr>
+            <w:r>
+              <w:t>cmd=</w:t>
+            </w:r>
+            <w:r>
+              <w:rPr>
+                <w:rFonts w:hint="eastAsia"/>
+              </w:rPr>
+              <w:t xml:space="preserve">list </w:t>
+            </w:r>
+            <w:ins w:id="767" w:author="xujianhui" w:date="2015-01-05T16:09:00Z">
+              <w:del w:id="768" w:author="linyoubin" w:date="2015-01-09T13:43:00Z">
+                <w:r>
+                  <w:rPr>
+                    <w:rFonts w:hint="eastAsia"/>
+                  </w:rPr>
+                  <w:delText>host</w:delText>
+                </w:r>
+              </w:del>
+              <w:r>
+                <w:rPr>
+                  <w:rFonts w:hint="eastAsia"/>
+                </w:rPr>
+                <w:t xml:space="preserve"> </w:t>
+              </w:r>
+            </w:ins>
+            <w:r>
+              <w:rPr>
+                <w:rFonts w:hint="eastAsia"/>
+              </w:rPr>
+              <w:t>business</w:t>
+            </w:r>
+          </w:p>
+          <w:p>
+            <w:pPr>
+              <w:ind w:left="0"/>
+            </w:pPr>
+            <w:r>
+              <w:rPr>
+                <w:rFonts w:hint="eastAsia"/>
+              </w:rPr>
               <w:t>&amp;</w:t>
             </w:r>
             <w:r>
@@ -25523,10 +25511,10 @@
             <w:pPr>
               <w:ind w:left="0"/>
               <w:rPr>
-                <w:ins w:id="767" w:author="xujianhui" w:date="2015-01-05T16:07:00Z"/>
-              </w:rPr>
-            </w:pPr>
-            <w:ins w:id="768" w:author="xujianhui" w:date="2015-01-05T16:07:00Z">
+                <w:ins w:id="769" w:author="xujianhui" w:date="2015-01-05T16:07:00Z"/>
+              </w:rPr>
+            </w:pPr>
+            <w:ins w:id="770" w:author="xujianhui" w:date="2015-01-05T16:07:00Z">
               <w:r>
                 <w:rPr>
                   <w:rFonts w:hint="eastAsia"/>
@@ -25587,7 +25575,7 @@
             <w:pPr>
               <w:ind w:left="0"/>
               <w:rPr>
-                <w:ins w:id="769" w:author="xujianhui" w:date="2014-12-05T17:44:00Z"/>
+                <w:ins w:id="771" w:author="xujianhui" w:date="2014-12-05T17:44:00Z"/>
               </w:rPr>
             </w:pPr>
             <w:r>
@@ -25598,7 +25586,7 @@
             <w:pPr>
               <w:ind w:left="0"/>
             </w:pPr>
-            <w:ins w:id="770" w:author="xujianhui" w:date="2014-12-05T17:44:00Z">
+            <w:ins w:id="772" w:author="xujianhui" w:date="2014-12-05T17:44:00Z">
               <w:r>
                 <w:rPr>
                   <w:rFonts w:hint="eastAsia"/>
@@ -25901,10 +25889,10 @@
             <w:pPr>
               <w:ind w:left="0"/>
               <w:rPr>
-                <w:ins w:id="771" w:author="xujianhui" w:date="2015-01-05T16:25:00Z"/>
-              </w:rPr>
-            </w:pPr>
-            <w:del w:id="772" w:author="xujianhui" w:date="2015-01-05T16:25:00Z">
+                <w:ins w:id="773" w:author="xujianhui" w:date="2015-01-05T16:25:00Z"/>
+              </w:rPr>
+            </w:pPr>
+            <w:del w:id="774" w:author="xujianhui" w:date="2015-01-05T16:25:00Z">
               <w:r>
                 <w:rPr>
                   <w:rFonts w:hint="eastAsia"/>
@@ -25935,10 +25923,10 @@
             <w:pPr>
               <w:ind w:left="0"/>
               <w:rPr>
-                <w:ins w:id="773" w:author="xujianhui" w:date="2015-01-05T16:25:00Z"/>
-              </w:rPr>
-            </w:pPr>
-            <w:ins w:id="774" w:author="xujianhui" w:date="2015-01-05T16:25:00Z">
+                <w:ins w:id="775" w:author="xujianhui" w:date="2015-01-05T16:25:00Z"/>
+              </w:rPr>
+            </w:pPr>
+            <w:ins w:id="776" w:author="xujianhui" w:date="2015-01-05T16:25:00Z">
               <w:r>
                 <w:rPr>
                   <w:rFonts w:hint="eastAsia"/>
@@ -25951,10 +25939,10 @@
             <w:pPr>
               <w:ind w:left="0"/>
               <w:rPr>
-                <w:ins w:id="775" w:author="xujianhui" w:date="2015-01-05T16:25:00Z"/>
-              </w:rPr>
-            </w:pPr>
-            <w:ins w:id="776" w:author="xujianhui" w:date="2015-01-05T16:25:00Z">
+                <w:ins w:id="777" w:author="xujianhui" w:date="2015-01-05T16:25:00Z"/>
+              </w:rPr>
+            </w:pPr>
+            <w:ins w:id="778" w:author="xujianhui" w:date="2015-01-05T16:25:00Z">
               <w:r>
                 <w:rPr>
                   <w:rFonts w:hint="eastAsia"/>
@@ -25967,10 +25955,10 @@
             <w:pPr>
               <w:ind w:left="0"/>
               <w:rPr>
-                <w:ins w:id="777" w:author="xujianhui" w:date="2015-01-05T16:25:00Z"/>
-              </w:rPr>
-            </w:pPr>
-            <w:ins w:id="778" w:author="xujianhui" w:date="2015-01-05T16:25:00Z">
+                <w:ins w:id="779" w:author="xujianhui" w:date="2015-01-05T16:25:00Z"/>
+              </w:rPr>
+            </w:pPr>
+            <w:ins w:id="780" w:author="xujianhui" w:date="2015-01-05T16:25:00Z">
               <w:r>
                 <w:rPr>
                   <w:rFonts w:hint="eastAsia"/>
@@ -25983,7 +25971,7 @@
             <w:pPr>
               <w:ind w:left="0"/>
             </w:pPr>
-            <w:ins w:id="779" w:author="xujianhui" w:date="2015-01-05T16:25:00Z">
+            <w:ins w:id="781" w:author="xujianhui" w:date="2015-01-05T16:25:00Z">
               <w:r>
                 <w:rPr>
                   <w:rFonts w:hint="eastAsia"/>
@@ -26027,7 +26015,7 @@
               </w:rPr>
               <w:t>&amp;</w:t>
             </w:r>
-            <w:del w:id="780" w:author="xujianhui" w:date="2015-01-05T16:25:00Z">
+            <w:del w:id="782" w:author="xujianhui" w:date="2015-01-05T16:25:00Z">
               <w:r>
                 <w:rPr>
                   <w:rFonts w:hint="eastAsia"/>
@@ -26047,7 +26035,7 @@
                 <w:delText>b1</w:delText>
               </w:r>
             </w:del>
-            <w:ins w:id="781" w:author="xujianhui" w:date="2015-01-05T16:25:00Z">
+            <w:ins w:id="783" w:author="xujianhui" w:date="2015-01-05T16:25:00Z">
               <w:r>
                 <w:rPr>
                   <w:rFonts w:hint="eastAsia"/>
@@ -26055,7 +26043,7 @@
                 <w:t>filter={BusinessName=</w:t>
               </w:r>
             </w:ins>
-            <w:ins w:id="782" w:author="xujianhui" w:date="2015-01-05T16:26:00Z">
+            <w:ins w:id="784" w:author="xujianhui" w:date="2015-01-05T16:26:00Z">
               <w:r>
                 <w:t>”</w:t>
               </w:r>
@@ -26069,7 +26057,7 @@
                 <w:t>”</w:t>
               </w:r>
             </w:ins>
-            <w:ins w:id="783" w:author="xujianhui" w:date="2015-01-05T16:25:00Z">
+            <w:ins w:id="785" w:author="xujianhui" w:date="2015-01-05T16:25:00Z">
               <w:r>
                 <w:rPr>
                   <w:rFonts w:hint="eastAsia"/>
@@ -26190,10 +26178,10 @@
             <w:pPr>
               <w:ind w:left="0"/>
               <w:rPr>
-                <w:ins w:id="784" w:author="xujianhui" w:date="2015-01-05T16:26:00Z"/>
-              </w:rPr>
-            </w:pPr>
-            <w:ins w:id="785" w:author="xujianhui" w:date="2015-01-05T16:26:00Z">
+                <w:ins w:id="786" w:author="xujianhui" w:date="2015-01-05T16:26:00Z"/>
+              </w:rPr>
+            </w:pPr>
+            <w:ins w:id="787" w:author="xujianhui" w:date="2015-01-05T16:26:00Z">
               <w:r>
                 <w:rPr>
                   <w:rFonts w:hint="eastAsia"/>
@@ -26206,10 +26194,10 @@
             <w:pPr>
               <w:ind w:left="0"/>
               <w:rPr>
-                <w:ins w:id="786" w:author="xujianhui" w:date="2015-01-05T16:26:00Z"/>
-              </w:rPr>
-            </w:pPr>
-            <w:ins w:id="787" w:author="xujianhui" w:date="2015-01-05T16:27:00Z">
+                <w:ins w:id="788" w:author="xujianhui" w:date="2015-01-05T16:26:00Z"/>
+              </w:rPr>
+            </w:pPr>
+            <w:ins w:id="789" w:author="xujianhui" w:date="2015-01-05T16:27:00Z">
               <w:r>
                 <w:rPr>
                   <w:rFonts w:hint="eastAsia"/>
@@ -26352,7 +26340,7 @@
             <w:pPr>
               <w:ind w:left="0"/>
               <w:rPr>
-                <w:ins w:id="788" w:author="xujianhui" w:date="2015-01-05T16:27:00Z"/>
+                <w:ins w:id="790" w:author="xujianhui" w:date="2015-01-05T16:27:00Z"/>
               </w:rPr>
             </w:pPr>
             <w:r>
@@ -26363,7 +26351,7 @@
             <w:pPr>
               <w:ind w:left="0"/>
             </w:pPr>
-            <w:ins w:id="789" w:author="xujianhui" w:date="2015-01-05T16:27:00Z">
+            <w:ins w:id="791" w:author="xujianhui" w:date="2015-01-05T16:27:00Z">
               <w:r>
                 <w:rPr>
                   <w:rFonts w:hint="eastAsia"/>
@@ -26714,7 +26702,7 @@
               </w:rPr>
               <w:t>list node</w:t>
             </w:r>
-            <w:ins w:id="790" w:author="xujianhui" w:date="2015-01-05T16:29:00Z">
+            <w:ins w:id="792" w:author="xujianhui" w:date="2015-01-05T16:29:00Z">
               <w:r>
                 <w:rPr>
                   <w:rFonts w:hint="eastAsia"/>
@@ -26758,7 +26746,7 @@
               </w:rPr>
               <w:t>list node</w:t>
             </w:r>
-            <w:ins w:id="791" w:author="xujianhui" w:date="2015-01-05T16:29:00Z">
+            <w:ins w:id="793" w:author="xujianhui" w:date="2015-01-05T16:29:00Z">
               <w:r>
                 <w:rPr>
                   <w:rFonts w:hint="eastAsia"/>
@@ -26890,10 +26878,10 @@
             <w:pPr>
               <w:ind w:left="0"/>
               <w:rPr>
-                <w:del w:id="792" w:author="xujianhui" w:date="2015-01-05T16:28:00Z"/>
-              </w:rPr>
-            </w:pPr>
-            <w:del w:id="793" w:author="xujianhui" w:date="2015-01-05T16:28:00Z">
+                <w:del w:id="794" w:author="xujianhui" w:date="2015-01-05T16:28:00Z"/>
+              </w:rPr>
+            </w:pPr>
+            <w:del w:id="795" w:author="xujianhui" w:date="2015-01-05T16:28:00Z">
               <w:r>
                 <w:rPr>
                   <w:rFonts w:hint="eastAsia"/>
@@ -26906,10 +26894,10 @@
             <w:pPr>
               <w:ind w:left="0"/>
               <w:rPr>
-                <w:del w:id="794" w:author="xujianhui" w:date="2015-01-05T16:28:00Z"/>
-              </w:rPr>
-            </w:pPr>
-            <w:del w:id="795" w:author="xujianhui" w:date="2015-01-05T16:28:00Z">
+                <w:del w:id="796" w:author="xujianhui" w:date="2015-01-05T16:28:00Z"/>
+              </w:rPr>
+            </w:pPr>
+            <w:del w:id="797" w:author="xujianhui" w:date="2015-01-05T16:28:00Z">
               <w:r>
                 <w:delText>errno</w:delText>
               </w:r>
@@ -26931,10 +26919,10 @@
             <w:pPr>
               <w:ind w:left="0"/>
               <w:rPr>
-                <w:del w:id="796" w:author="xujianhui" w:date="2015-01-05T16:28:00Z"/>
-              </w:rPr>
-            </w:pPr>
-            <w:del w:id="797" w:author="xujianhui" w:date="2015-01-05T16:28:00Z">
+                <w:del w:id="798" w:author="xujianhui" w:date="2015-01-05T16:28:00Z"/>
+              </w:rPr>
+            </w:pPr>
+            <w:del w:id="799" w:author="xujianhui" w:date="2015-01-05T16:28:00Z">
               <w:r>
                 <w:rPr>
                   <w:rFonts w:hint="eastAsia"/>
@@ -26953,10 +26941,10 @@
             <w:pPr>
               <w:ind w:left="0"/>
               <w:rPr>
-                <w:del w:id="798" w:author="xujianhui" w:date="2015-01-05T16:28:00Z"/>
-              </w:rPr>
-            </w:pPr>
-            <w:del w:id="799" w:author="xujianhui" w:date="2015-01-05T16:28:00Z">
+                <w:del w:id="800" w:author="xujianhui" w:date="2015-01-05T16:28:00Z"/>
+              </w:rPr>
+            </w:pPr>
+            <w:del w:id="801" w:author="xujianhui" w:date="2015-01-05T16:28:00Z">
               <w:r>
                 <w:rPr>
                   <w:rFonts w:hint="eastAsia"/>
@@ -26969,10 +26957,10 @@
             <w:pPr>
               <w:ind w:left="0"/>
               <w:rPr>
-                <w:ins w:id="800" w:author="xujianhui" w:date="2015-01-05T16:28:00Z"/>
-              </w:rPr>
-            </w:pPr>
-            <w:ins w:id="801" w:author="xujianhui" w:date="2015-01-05T16:28:00Z">
+                <w:ins w:id="802" w:author="xujianhui" w:date="2015-01-05T16:28:00Z"/>
+              </w:rPr>
+            </w:pPr>
+            <w:ins w:id="803" w:author="xujianhui" w:date="2015-01-05T16:28:00Z">
               <w:r>
                 <w:rPr>
                   <w:rFonts w:hint="eastAsia"/>
@@ -26985,10 +26973,10 @@
             <w:pPr>
               <w:ind w:left="0"/>
               <w:rPr>
-                <w:ins w:id="802" w:author="xujianhui" w:date="2015-01-05T16:28:00Z"/>
-              </w:rPr>
-            </w:pPr>
-            <w:ins w:id="803" w:author="xujianhui" w:date="2015-01-05T16:28:00Z">
+                <w:ins w:id="804" w:author="xujianhui" w:date="2015-01-05T16:28:00Z"/>
+              </w:rPr>
+            </w:pPr>
+            <w:ins w:id="805" w:author="xujianhui" w:date="2015-01-05T16:28:00Z">
               <w:r>
                 <w:rPr>
                   <w:rFonts w:hint="eastAsia"/>
@@ -27087,7 +27075,7 @@
             <w:pPr>
               <w:ind w:left="0"/>
               <w:rPr>
-                <w:ins w:id="804" w:author="xujianhui" w:date="2015-01-05T16:28:00Z"/>
+                <w:ins w:id="806" w:author="xujianhui" w:date="2015-01-05T16:28:00Z"/>
               </w:rPr>
             </w:pPr>
             <w:r>
@@ -27099,7 +27087,7 @@
             <w:pPr>
               <w:ind w:left="0"/>
             </w:pPr>
-            <w:ins w:id="805" w:author="xujianhui" w:date="2015-01-05T16:28:00Z">
+            <w:ins w:id="807" w:author="xujianhui" w:date="2015-01-05T16:28:00Z">
               <w:r>
                 <w:rPr>
                   <w:rFonts w:hint="eastAsia"/>
@@ -27553,75 +27541,6 @@
               </w:rPr>
               <w:t xml:space="preserve">: </w:t>
             </w:r>
-            <w:ins w:id="806" w:author="linyoubin" w:date="2015-01-19T14:32:00Z">
-              <w:r>
-                <w:rPr>
-                  <w:rFonts w:hint="eastAsia"/>
-                </w:rPr>
-                <w:t>get</w:t>
-              </w:r>
-            </w:ins>
-            <w:del w:id="807" w:author="linyoubin" w:date="2015-01-19T14:32:00Z">
-              <w:r>
-                <w:delText>query</w:delText>
-              </w:r>
-            </w:del>
-            <w:r>
-              <w:t xml:space="preserve"> node configure</w:t>
-            </w:r>
-          </w:p>
-          <w:p>
-            <w:pPr>
-              <w:ind w:left="0"/>
-            </w:pPr>
-            <w:r>
-              <w:t>HostName</w:t>
-            </w:r>
-            <w:r>
-              <w:rPr>
-                <w:rFonts w:hint="eastAsia"/>
-              </w:rPr>
-              <w:t xml:space="preserve">: </w:t>
-            </w:r>
-            <w:r>
-              <w:rPr>
-                <w:rFonts w:hint="eastAsia"/>
-              </w:rPr>
-              <w:t>主机名</w:t>
-            </w:r>
-          </w:p>
-          <w:p>
-            <w:pPr>
-              <w:ind w:left="0"/>
-            </w:pPr>
-            <w:r>
-              <w:t>ServiceName</w:t>
-            </w:r>
-            <w:r>
-              <w:rPr>
-                <w:rFonts w:hint="eastAsia"/>
-              </w:rPr>
-              <w:t xml:space="preserve">: </w:t>
-            </w:r>
-            <w:r>
-              <w:rPr>
-                <w:rFonts w:hint="eastAsia"/>
-              </w:rPr>
-              <w:t>服务名</w:t>
-            </w:r>
-          </w:p>
-        </w:tc>
-        <w:tc>
-          <w:tcPr>
-            <w:tcW w:w="3827" w:type="dxa"/>
-          </w:tcPr>
-          <w:p>
-            <w:pPr>
-              <w:ind w:left="0"/>
-            </w:pPr>
-            <w:r>
-              <w:t>cmd=</w:t>
-            </w:r>
             <w:ins w:id="808" w:author="linyoubin" w:date="2015-01-19T14:32:00Z">
               <w:r>
                 <w:rPr>
@@ -27631,6 +27550,75 @@
               </w:r>
             </w:ins>
             <w:del w:id="809" w:author="linyoubin" w:date="2015-01-19T14:32:00Z">
+              <w:r>
+                <w:delText>query</w:delText>
+              </w:r>
+            </w:del>
+            <w:r>
+              <w:t xml:space="preserve"> node configure</w:t>
+            </w:r>
+          </w:p>
+          <w:p>
+            <w:pPr>
+              <w:ind w:left="0"/>
+            </w:pPr>
+            <w:r>
+              <w:t>HostName</w:t>
+            </w:r>
+            <w:r>
+              <w:rPr>
+                <w:rFonts w:hint="eastAsia"/>
+              </w:rPr>
+              <w:t xml:space="preserve">: </w:t>
+            </w:r>
+            <w:r>
+              <w:rPr>
+                <w:rFonts w:hint="eastAsia"/>
+              </w:rPr>
+              <w:t>主机名</w:t>
+            </w:r>
+          </w:p>
+          <w:p>
+            <w:pPr>
+              <w:ind w:left="0"/>
+            </w:pPr>
+            <w:r>
+              <w:t>ServiceName</w:t>
+            </w:r>
+            <w:r>
+              <w:rPr>
+                <w:rFonts w:hint="eastAsia"/>
+              </w:rPr>
+              <w:t xml:space="preserve">: </w:t>
+            </w:r>
+            <w:r>
+              <w:rPr>
+                <w:rFonts w:hint="eastAsia"/>
+              </w:rPr>
+              <w:t>服务名</w:t>
+            </w:r>
+          </w:p>
+        </w:tc>
+        <w:tc>
+          <w:tcPr>
+            <w:tcW w:w="3827" w:type="dxa"/>
+          </w:tcPr>
+          <w:p>
+            <w:pPr>
+              <w:ind w:left="0"/>
+            </w:pPr>
+            <w:r>
+              <w:t>cmd=</w:t>
+            </w:r>
+            <w:ins w:id="810" w:author="linyoubin" w:date="2015-01-19T14:32:00Z">
+              <w:r>
+                <w:rPr>
+                  <w:rFonts w:hint="eastAsia"/>
+                </w:rPr>
+                <w:t>get</w:t>
+              </w:r>
+            </w:ins>
+            <w:del w:id="811" w:author="linyoubin" w:date="2015-01-19T14:32:00Z">
               <w:r>
                 <w:delText>query</w:delText>
               </w:r>
@@ -27785,10 +27773,10 @@
             <w:pPr>
               <w:ind w:left="0"/>
               <w:rPr>
-                <w:del w:id="810" w:author="xujianhui" w:date="2015-01-05T16:30:00Z"/>
-              </w:rPr>
-            </w:pPr>
-            <w:del w:id="811" w:author="xujianhui" w:date="2015-01-05T16:30:00Z">
+                <w:del w:id="812" w:author="xujianhui" w:date="2015-01-05T16:30:00Z"/>
+              </w:rPr>
+            </w:pPr>
+            <w:del w:id="813" w:author="xujianhui" w:date="2015-01-05T16:30:00Z">
               <w:r>
                 <w:rPr>
                   <w:rFonts w:hint="eastAsia"/>
@@ -27801,10 +27789,10 @@
             <w:pPr>
               <w:ind w:left="0"/>
               <w:rPr>
-                <w:del w:id="812" w:author="xujianhui" w:date="2015-01-05T16:30:00Z"/>
-              </w:rPr>
-            </w:pPr>
-            <w:del w:id="813" w:author="xujianhui" w:date="2015-01-05T16:30:00Z">
+                <w:del w:id="814" w:author="xujianhui" w:date="2015-01-05T16:30:00Z"/>
+              </w:rPr>
+            </w:pPr>
+            <w:del w:id="815" w:author="xujianhui" w:date="2015-01-05T16:30:00Z">
               <w:r>
                 <w:delText>errno</w:delText>
               </w:r>
@@ -27826,10 +27814,10 @@
             <w:pPr>
               <w:ind w:left="0"/>
               <w:rPr>
-                <w:del w:id="814" w:author="xujianhui" w:date="2015-01-05T16:30:00Z"/>
-              </w:rPr>
-            </w:pPr>
-            <w:del w:id="815" w:author="xujianhui" w:date="2015-01-05T16:30:00Z">
+                <w:del w:id="816" w:author="xujianhui" w:date="2015-01-05T16:30:00Z"/>
+              </w:rPr>
+            </w:pPr>
+            <w:del w:id="817" w:author="xujianhui" w:date="2015-01-05T16:30:00Z">
               <w:r>
                 <w:rPr>
                   <w:rFonts w:hint="eastAsia"/>
@@ -27848,10 +27836,10 @@
             <w:pPr>
               <w:ind w:left="0"/>
               <w:rPr>
-                <w:del w:id="816" w:author="xujianhui" w:date="2015-01-05T16:30:00Z"/>
-              </w:rPr>
-            </w:pPr>
-            <w:del w:id="817" w:author="xujianhui" w:date="2015-01-05T16:30:00Z">
+                <w:del w:id="818" w:author="xujianhui" w:date="2015-01-05T16:30:00Z"/>
+              </w:rPr>
+            </w:pPr>
+            <w:del w:id="819" w:author="xujianhui" w:date="2015-01-05T16:30:00Z">
               <w:r>
                 <w:rPr>
                   <w:rFonts w:hint="eastAsia"/>
@@ -27864,10 +27852,10 @@
             <w:pPr>
               <w:ind w:left="0"/>
               <w:rPr>
-                <w:ins w:id="818" w:author="xujianhui" w:date="2015-01-05T16:30:00Z"/>
-              </w:rPr>
-            </w:pPr>
-            <w:ins w:id="819" w:author="xujianhui" w:date="2015-01-05T16:30:00Z">
+                <w:ins w:id="820" w:author="xujianhui" w:date="2015-01-05T16:30:00Z"/>
+              </w:rPr>
+            </w:pPr>
+            <w:ins w:id="821" w:author="xujianhui" w:date="2015-01-05T16:30:00Z">
               <w:r>
                 <w:rPr>
                   <w:rFonts w:hint="eastAsia"/>
@@ -27880,10 +27868,10 @@
             <w:pPr>
               <w:ind w:left="0"/>
               <w:rPr>
-                <w:ins w:id="820" w:author="xujianhui" w:date="2015-01-05T16:30:00Z"/>
-              </w:rPr>
-            </w:pPr>
-            <w:ins w:id="821" w:author="xujianhui" w:date="2015-01-05T16:30:00Z">
+                <w:ins w:id="822" w:author="xujianhui" w:date="2015-01-05T16:30:00Z"/>
+              </w:rPr>
+            </w:pPr>
+            <w:ins w:id="823" w:author="xujianhui" w:date="2015-01-05T16:30:00Z">
               <w:r>
                 <w:rPr>
                   <w:rFonts w:hint="eastAsia"/>
@@ -28260,7 +28248,7 @@
             <w:pPr>
               <w:ind w:left="0"/>
               <w:rPr>
-                <w:ins w:id="822" w:author="xujianhui" w:date="2015-01-05T16:30:00Z"/>
+                <w:ins w:id="824" w:author="xujianhui" w:date="2015-01-05T16:30:00Z"/>
               </w:rPr>
             </w:pPr>
             <w:r>
@@ -28271,7 +28259,7 @@
             <w:pPr>
               <w:ind w:left="0"/>
             </w:pPr>
-            <w:ins w:id="823" w:author="xujianhui" w:date="2015-01-05T16:30:00Z">
+            <w:ins w:id="825" w:author="xujianhui" w:date="2015-01-05T16:30:00Z">
               <w:r>
                 <w:rPr>
                   <w:rFonts w:hint="eastAsia"/>
@@ -28893,10 +28881,10 @@
             <w:pPr>
               <w:ind w:left="0"/>
               <w:rPr>
-                <w:ins w:id="824" w:author="xujianhui" w:date="2015-01-05T16:31:00Z"/>
-              </w:rPr>
-            </w:pPr>
-            <w:ins w:id="825" w:author="xujianhui" w:date="2015-01-05T16:30:00Z">
+                <w:ins w:id="826" w:author="xujianhui" w:date="2015-01-05T16:31:00Z"/>
+              </w:rPr>
+            </w:pPr>
+            <w:ins w:id="827" w:author="xujianhui" w:date="2015-01-05T16:30:00Z">
               <w:r>
                 <w:rPr>
                   <w:rFonts w:hint="eastAsia"/>
@@ -28904,7 +28892,7 @@
                 <w:t>通用</w:t>
               </w:r>
             </w:ins>
-            <w:ins w:id="826" w:author="xujianhui" w:date="2015-01-05T16:31:00Z">
+            <w:ins w:id="828" w:author="xujianhui" w:date="2015-01-05T16:31:00Z">
               <w:r>
                 <w:rPr>
                   <w:rFonts w:hint="eastAsia"/>
@@ -28917,10 +28905,10 @@
             <w:pPr>
               <w:ind w:left="0"/>
               <w:rPr>
-                <w:ins w:id="827" w:author="xujianhui" w:date="2015-01-05T16:30:00Z"/>
-              </w:rPr>
-            </w:pPr>
-            <w:ins w:id="828" w:author="xujianhui" w:date="2015-01-05T16:31:00Z">
+                <w:ins w:id="829" w:author="xujianhui" w:date="2015-01-05T16:30:00Z"/>
+              </w:rPr>
+            </w:pPr>
+            <w:ins w:id="830" w:author="xujianhui" w:date="2015-01-05T16:31:00Z">
               <w:r>
                 <w:rPr>
                   <w:rFonts w:hint="eastAsia"/>
@@ -29094,17 +29082,17 @@
     <w:p>
       <w:pPr>
         <w:rPr>
-          <w:ins w:id="829" w:author="xujianhui" w:date="2014-12-05T17:50:00Z"/>
+          <w:ins w:id="831" w:author="xujianhui" w:date="2014-12-05T17:50:00Z"/>
         </w:rPr>
       </w:pPr>
     </w:p>
     <w:p>
       <w:pPr>
         <w:rPr>
-          <w:ins w:id="830" w:author="xujianhui" w:date="2014-12-05T17:50:00Z"/>
+          <w:ins w:id="832" w:author="xujianhui" w:date="2014-12-05T17:50:00Z"/>
         </w:rPr>
       </w:pPr>
-      <w:ins w:id="831" w:author="xujianhui" w:date="2014-12-05T17:50:00Z">
+      <w:ins w:id="833" w:author="xujianhui" w:date="2014-12-05T17:50:00Z">
         <w:r>
           <w:rPr>
             <w:rFonts w:hint="eastAsia"/>
@@ -29122,13 +29110,13 @@
         </w:numPr>
         <w:ind w:firstLineChars="0"/>
         <w:rPr>
-          <w:ins w:id="832" w:author="xujianhui" w:date="2014-12-05T17:50:00Z"/>
+          <w:ins w:id="834" w:author="xujianhui" w:date="2014-12-05T17:50:00Z"/>
         </w:rPr>
-        <w:pPrChange w:id="833" w:author="xujianhui" w:date="2014-12-05T17:50:00Z">
+        <w:pPrChange w:id="835" w:author="xujianhui" w:date="2014-12-05T17:50:00Z">
           <w:pPr/>
         </w:pPrChange>
       </w:pPr>
-      <w:ins w:id="834" w:author="xujianhui" w:date="2014-12-05T17:50:00Z">
+      <w:ins w:id="836" w:author="xujianhui" w:date="2014-12-05T17:50:00Z">
         <w:r>
           <w:rPr>
             <w:rFonts w:hint="eastAsia"/>
@@ -29136,7 +29124,7 @@
           <w:t>进度回复，变化才回</w:t>
         </w:r>
       </w:ins>
-      <w:ins w:id="835" w:author="xujianhui" w:date="2014-12-05T17:53:00Z">
+      <w:ins w:id="837" w:author="xujianhui" w:date="2014-12-05T17:53:00Z">
         <w:r>
           <w:rPr>
             <w:rFonts w:hint="eastAsia"/>
@@ -29154,13 +29142,13 @@
         </w:numPr>
         <w:ind w:firstLineChars="0"/>
         <w:rPr>
-          <w:ins w:id="836" w:author="xujianhui" w:date="2014-12-05T17:55:00Z"/>
+          <w:ins w:id="838" w:author="xujianhui" w:date="2014-12-05T17:55:00Z"/>
         </w:rPr>
-        <w:pPrChange w:id="837" w:author="xujianhui" w:date="2014-12-05T17:50:00Z">
+        <w:pPrChange w:id="839" w:author="xujianhui" w:date="2014-12-05T17:50:00Z">
           <w:pPr/>
         </w:pPrChange>
       </w:pPr>
-      <w:ins w:id="838" w:author="xujianhui" w:date="2014-12-05T17:54:00Z">
+      <w:ins w:id="840" w:author="xujianhui" w:date="2014-12-05T17:54:00Z">
         <w:r>
           <w:rPr>
             <w:rFonts w:hint="eastAsia"/>
@@ -30456,274 +30444,6 @@
               </w:rPr>
               <w:t xml:space="preserve">  </w:t>
             </w:r>
-            <w:del w:id="839" w:author="linyoubin" w:date="2015-01-20T09:29:00Z">
-              <w:r>
-                <w:rPr>
-                  <w:rFonts w:hint="eastAsia"/>
-                </w:rPr>
-                <w:delText>AgentPort</w:delText>
-              </w:r>
-            </w:del>
-            <w:ins w:id="840" w:author="linyoubin" w:date="2015-01-20T09:29:00Z">
-              <w:r>
-                <w:rPr>
-                  <w:rFonts w:hint="eastAsia"/>
-                </w:rPr>
-                <w:t>AgentService</w:t>
-              </w:r>
-            </w:ins>
-            <w:r>
-              <w:rPr>
-                <w:rFonts w:hint="eastAsia"/>
-              </w:rPr>
-              <w:t xml:space="preserve">: </w:t>
-            </w:r>
-            <w:r>
-              <w:rPr>
-                <w:rFonts w:hint="eastAsia"/>
-              </w:rPr>
-              <w:t>主机</w:t>
-            </w:r>
-            <w:r>
-              <w:rPr>
-                <w:rFonts w:hint="eastAsia"/>
-              </w:rPr>
-              <w:t>agent</w:t>
-            </w:r>
-            <w:r>
-              <w:rPr>
-                <w:rFonts w:hint="eastAsia"/>
-              </w:rPr>
-              <w:t>的监听端口号</w:t>
-            </w:r>
-          </w:p>
-          <w:p>
-            <w:pPr>
-              <w:ind w:left="0"/>
-            </w:pPr>
-            <w:r>
-              <w:rPr>
-                <w:rFonts w:hint="eastAsia"/>
-              </w:rPr>
-              <w:t>}</w:t>
-            </w:r>
-          </w:p>
-        </w:tc>
-        <w:tc>
-          <w:tcPr>
-            <w:tcW w:w="3544" w:type="dxa"/>
-          </w:tcPr>
-          <w:p>
-            <w:pPr>
-              <w:ind w:left="0"/>
-            </w:pPr>
-          </w:p>
-          <w:p>
-            <w:pPr>
-              <w:ind w:left="0"/>
-            </w:pPr>
-            <w:r>
-              <w:rPr>
-                <w:rFonts w:hint="eastAsia"/>
-              </w:rPr>
-              <w:t>{</w:t>
-            </w:r>
-          </w:p>
-          <w:p>
-            <w:pPr>
-              <w:ind w:left="0"/>
-            </w:pPr>
-            <w:r>
-              <w:rPr>
-                <w:rFonts w:hint="eastAsia"/>
-              </w:rPr>
-              <w:t xml:space="preserve">  </w:t>
-            </w:r>
-            <w:r>
-              <w:t>"</w:t>
-            </w:r>
-            <w:r>
-              <w:rPr>
-                <w:rFonts w:hint="eastAsia"/>
-              </w:rPr>
-              <w:t>IP</w:t>
-            </w:r>
-            <w:r>
-              <w:t>"</w:t>
-            </w:r>
-            <w:r>
-              <w:rPr>
-                <w:rFonts w:hint="eastAsia"/>
-              </w:rPr>
-              <w:t xml:space="preserve">: </w:t>
-            </w:r>
-            <w:r>
-              <w:t>"1</w:t>
-            </w:r>
-            <w:r>
-              <w:rPr>
-                <w:rFonts w:hint="eastAsia"/>
-              </w:rPr>
-              <w:t>92.168.20.197</w:t>
-            </w:r>
-            <w:r>
-              <w:t>"</w:t>
-            </w:r>
-            <w:r>
-              <w:rPr>
-                <w:rFonts w:hint="eastAsia"/>
-              </w:rPr>
-              <w:t xml:space="preserve">, </w:t>
-            </w:r>
-          </w:p>
-          <w:p>
-            <w:pPr>
-              <w:ind w:left="0"/>
-            </w:pPr>
-            <w:r>
-              <w:rPr>
-                <w:rFonts w:hint="eastAsia"/>
-              </w:rPr>
-              <w:t xml:space="preserve">  </w:t>
-            </w:r>
-            <w:r>
-              <w:t>"</w:t>
-            </w:r>
-            <w:r>
-              <w:rPr>
-                <w:rFonts w:hint="eastAsia"/>
-              </w:rPr>
-              <w:t>User</w:t>
-            </w:r>
-            <w:r>
-              <w:t>"</w:t>
-            </w:r>
-            <w:r>
-              <w:rPr>
-                <w:rFonts w:hint="eastAsia"/>
-              </w:rPr>
-              <w:t xml:space="preserve">: </w:t>
-            </w:r>
-            <w:r>
-              <w:t>"</w:t>
-            </w:r>
-            <w:r>
-              <w:rPr>
-                <w:rFonts w:hint="eastAsia"/>
-              </w:rPr>
-              <w:t>root</w:t>
-            </w:r>
-            <w:r>
-              <w:t>"</w:t>
-            </w:r>
-            <w:r>
-              <w:rPr>
-                <w:rFonts w:hint="eastAsia"/>
-              </w:rPr>
-              <w:t xml:space="preserve">, </w:t>
-            </w:r>
-          </w:p>
-          <w:p>
-            <w:pPr>
-              <w:ind w:left="0"/>
-            </w:pPr>
-            <w:r>
-              <w:rPr>
-                <w:rFonts w:hint="eastAsia"/>
-              </w:rPr>
-              <w:t xml:space="preserve">  </w:t>
-            </w:r>
-            <w:r>
-              <w:t>"</w:t>
-            </w:r>
-            <w:r>
-              <w:rPr>
-                <w:rFonts w:hint="eastAsia"/>
-              </w:rPr>
-              <w:t>Passwd</w:t>
-            </w:r>
-            <w:r>
-              <w:t>"</w:t>
-            </w:r>
-            <w:r>
-              <w:rPr>
-                <w:rFonts w:hint="eastAsia"/>
-              </w:rPr>
-              <w:t xml:space="preserve">: </w:t>
-            </w:r>
-            <w:r>
-              <w:t>"</w:t>
-            </w:r>
-            <w:r>
-              <w:rPr>
-                <w:rFonts w:hint="eastAsia"/>
-              </w:rPr>
-              <w:t>sequoiadb</w:t>
-            </w:r>
-            <w:r>
-              <w:t>"</w:t>
-            </w:r>
-            <w:r>
-              <w:rPr>
-                <w:rFonts w:hint="eastAsia"/>
-              </w:rPr>
-              <w:t xml:space="preserve">, </w:t>
-            </w:r>
-          </w:p>
-          <w:p>
-            <w:pPr>
-              <w:ind w:left="0"/>
-            </w:pPr>
-            <w:r>
-              <w:rPr>
-                <w:rFonts w:hint="eastAsia"/>
-              </w:rPr>
-              <w:t xml:space="preserve">  </w:t>
-            </w:r>
-            <w:r>
-              <w:t>"</w:t>
-            </w:r>
-            <w:r>
-              <w:rPr>
-                <w:rFonts w:hint="eastAsia"/>
-              </w:rPr>
-              <w:t>SshPort</w:t>
-            </w:r>
-            <w:r>
-              <w:t>"</w:t>
-            </w:r>
-            <w:r>
-              <w:rPr>
-                <w:rFonts w:hint="eastAsia"/>
-              </w:rPr>
-              <w:t xml:space="preserve">: </w:t>
-            </w:r>
-            <w:r>
-              <w:t>"</w:t>
-            </w:r>
-            <w:r>
-              <w:rPr>
-                <w:rFonts w:hint="eastAsia"/>
-              </w:rPr>
-              <w:t>22</w:t>
-            </w:r>
-            <w:r>
-              <w:t>"</w:t>
-            </w:r>
-          </w:p>
-          <w:p>
-            <w:pPr>
-              <w:ind w:left="0"/>
-            </w:pPr>
-            <w:r>
-              <w:rPr>
-                <w:rFonts w:hint="eastAsia"/>
-              </w:rPr>
-              <w:t xml:space="preserve">  </w:t>
-            </w:r>
-            <w:r>
-              <w:t>"</w:t>
-            </w:r>
             <w:del w:id="841" w:author="linyoubin" w:date="2015-01-20T09:29:00Z">
               <w:r>
                 <w:rPr>
@@ -30733,6 +30453,274 @@
               </w:r>
             </w:del>
             <w:ins w:id="842" w:author="linyoubin" w:date="2015-01-20T09:29:00Z">
+              <w:r>
+                <w:rPr>
+                  <w:rFonts w:hint="eastAsia"/>
+                </w:rPr>
+                <w:t>AgentService</w:t>
+              </w:r>
+            </w:ins>
+            <w:r>
+              <w:rPr>
+                <w:rFonts w:hint="eastAsia"/>
+              </w:rPr>
+              <w:t xml:space="preserve">: </w:t>
+            </w:r>
+            <w:r>
+              <w:rPr>
+                <w:rFonts w:hint="eastAsia"/>
+              </w:rPr>
+              <w:t>主机</w:t>
+            </w:r>
+            <w:r>
+              <w:rPr>
+                <w:rFonts w:hint="eastAsia"/>
+              </w:rPr>
+              <w:t>agent</w:t>
+            </w:r>
+            <w:r>
+              <w:rPr>
+                <w:rFonts w:hint="eastAsia"/>
+              </w:rPr>
+              <w:t>的监听端口号</w:t>
+            </w:r>
+          </w:p>
+          <w:p>
+            <w:pPr>
+              <w:ind w:left="0"/>
+            </w:pPr>
+            <w:r>
+              <w:rPr>
+                <w:rFonts w:hint="eastAsia"/>
+              </w:rPr>
+              <w:t>}</w:t>
+            </w:r>
+          </w:p>
+        </w:tc>
+        <w:tc>
+          <w:tcPr>
+            <w:tcW w:w="3544" w:type="dxa"/>
+          </w:tcPr>
+          <w:p>
+            <w:pPr>
+              <w:ind w:left="0"/>
+            </w:pPr>
+          </w:p>
+          <w:p>
+            <w:pPr>
+              <w:ind w:left="0"/>
+            </w:pPr>
+            <w:r>
+              <w:rPr>
+                <w:rFonts w:hint="eastAsia"/>
+              </w:rPr>
+              <w:t>{</w:t>
+            </w:r>
+          </w:p>
+          <w:p>
+            <w:pPr>
+              <w:ind w:left="0"/>
+            </w:pPr>
+            <w:r>
+              <w:rPr>
+                <w:rFonts w:hint="eastAsia"/>
+              </w:rPr>
+              <w:t xml:space="preserve">  </w:t>
+            </w:r>
+            <w:r>
+              <w:t>"</w:t>
+            </w:r>
+            <w:r>
+              <w:rPr>
+                <w:rFonts w:hint="eastAsia"/>
+              </w:rPr>
+              <w:t>IP</w:t>
+            </w:r>
+            <w:r>
+              <w:t>"</w:t>
+            </w:r>
+            <w:r>
+              <w:rPr>
+                <w:rFonts w:hint="eastAsia"/>
+              </w:rPr>
+              <w:t xml:space="preserve">: </w:t>
+            </w:r>
+            <w:r>
+              <w:t>"1</w:t>
+            </w:r>
+            <w:r>
+              <w:rPr>
+                <w:rFonts w:hint="eastAsia"/>
+              </w:rPr>
+              <w:t>92.168.20.197</w:t>
+            </w:r>
+            <w:r>
+              <w:t>"</w:t>
+            </w:r>
+            <w:r>
+              <w:rPr>
+                <w:rFonts w:hint="eastAsia"/>
+              </w:rPr>
+              <w:t xml:space="preserve">, </w:t>
+            </w:r>
+          </w:p>
+          <w:p>
+            <w:pPr>
+              <w:ind w:left="0"/>
+            </w:pPr>
+            <w:r>
+              <w:rPr>
+                <w:rFonts w:hint="eastAsia"/>
+              </w:rPr>
+              <w:t xml:space="preserve">  </w:t>
+            </w:r>
+            <w:r>
+              <w:t>"</w:t>
+            </w:r>
+            <w:r>
+              <w:rPr>
+                <w:rFonts w:hint="eastAsia"/>
+              </w:rPr>
+              <w:t>User</w:t>
+            </w:r>
+            <w:r>
+              <w:t>"</w:t>
+            </w:r>
+            <w:r>
+              <w:rPr>
+                <w:rFonts w:hint="eastAsia"/>
+              </w:rPr>
+              <w:t xml:space="preserve">: </w:t>
+            </w:r>
+            <w:r>
+              <w:t>"</w:t>
+            </w:r>
+            <w:r>
+              <w:rPr>
+                <w:rFonts w:hint="eastAsia"/>
+              </w:rPr>
+              <w:t>root</w:t>
+            </w:r>
+            <w:r>
+              <w:t>"</w:t>
+            </w:r>
+            <w:r>
+              <w:rPr>
+                <w:rFonts w:hint="eastAsia"/>
+              </w:rPr>
+              <w:t xml:space="preserve">, </w:t>
+            </w:r>
+          </w:p>
+          <w:p>
+            <w:pPr>
+              <w:ind w:left="0"/>
+            </w:pPr>
+            <w:r>
+              <w:rPr>
+                <w:rFonts w:hint="eastAsia"/>
+              </w:rPr>
+              <w:t xml:space="preserve">  </w:t>
+            </w:r>
+            <w:r>
+              <w:t>"</w:t>
+            </w:r>
+            <w:r>
+              <w:rPr>
+                <w:rFonts w:hint="eastAsia"/>
+              </w:rPr>
+              <w:t>Passwd</w:t>
+            </w:r>
+            <w:r>
+              <w:t>"</w:t>
+            </w:r>
+            <w:r>
+              <w:rPr>
+                <w:rFonts w:hint="eastAsia"/>
+              </w:rPr>
+              <w:t xml:space="preserve">: </w:t>
+            </w:r>
+            <w:r>
+              <w:t>"</w:t>
+            </w:r>
+            <w:r>
+              <w:rPr>
+                <w:rFonts w:hint="eastAsia"/>
+              </w:rPr>
+              <w:t>sequoiadb</w:t>
+            </w:r>
+            <w:r>
+              <w:t>"</w:t>
+            </w:r>
+            <w:r>
+              <w:rPr>
+                <w:rFonts w:hint="eastAsia"/>
+              </w:rPr>
+              <w:t xml:space="preserve">, </w:t>
+            </w:r>
+          </w:p>
+          <w:p>
+            <w:pPr>
+              <w:ind w:left="0"/>
+            </w:pPr>
+            <w:r>
+              <w:rPr>
+                <w:rFonts w:hint="eastAsia"/>
+              </w:rPr>
+              <w:t xml:space="preserve">  </w:t>
+            </w:r>
+            <w:r>
+              <w:t>"</w:t>
+            </w:r>
+            <w:r>
+              <w:rPr>
+                <w:rFonts w:hint="eastAsia"/>
+              </w:rPr>
+              <w:t>SshPort</w:t>
+            </w:r>
+            <w:r>
+              <w:t>"</w:t>
+            </w:r>
+            <w:r>
+              <w:rPr>
+                <w:rFonts w:hint="eastAsia"/>
+              </w:rPr>
+              <w:t xml:space="preserve">: </w:t>
+            </w:r>
+            <w:r>
+              <w:t>"</w:t>
+            </w:r>
+            <w:r>
+              <w:rPr>
+                <w:rFonts w:hint="eastAsia"/>
+              </w:rPr>
+              <w:t>22</w:t>
+            </w:r>
+            <w:r>
+              <w:t>"</w:t>
+            </w:r>
+          </w:p>
+          <w:p>
+            <w:pPr>
+              <w:ind w:left="0"/>
+            </w:pPr>
+            <w:r>
+              <w:rPr>
+                <w:rFonts w:hint="eastAsia"/>
+              </w:rPr>
+              <w:t xml:space="preserve">  </w:t>
+            </w:r>
+            <w:r>
+              <w:t>"</w:t>
+            </w:r>
+            <w:del w:id="843" w:author="linyoubin" w:date="2015-01-20T09:29:00Z">
+              <w:r>
+                <w:rPr>
+                  <w:rFonts w:hint="eastAsia"/>
+                </w:rPr>
+                <w:delText>AgentPort</w:delText>
+              </w:r>
+            </w:del>
+            <w:ins w:id="844" w:author="linyoubin" w:date="2015-01-20T09:29:00Z">
               <w:r>
                 <w:rPr>
                   <w:rFonts w:hint="eastAsia"/>
@@ -31396,274 +31384,6 @@
               </w:rPr>
               <w:t xml:space="preserve">  </w:t>
             </w:r>
-            <w:del w:id="843" w:author="linyoubin" w:date="2015-01-20T09:29:00Z">
-              <w:r>
-                <w:rPr>
-                  <w:rFonts w:hint="eastAsia"/>
-                </w:rPr>
-                <w:delText>AgentPort</w:delText>
-              </w:r>
-            </w:del>
-            <w:ins w:id="844" w:author="linyoubin" w:date="2015-01-20T09:29:00Z">
-              <w:r>
-                <w:rPr>
-                  <w:rFonts w:hint="eastAsia"/>
-                </w:rPr>
-                <w:t>AgentService</w:t>
-              </w:r>
-            </w:ins>
-            <w:r>
-              <w:rPr>
-                <w:rFonts w:hint="eastAsia"/>
-              </w:rPr>
-              <w:t xml:space="preserve">: </w:t>
-            </w:r>
-            <w:r>
-              <w:rPr>
-                <w:rFonts w:hint="eastAsia"/>
-              </w:rPr>
-              <w:t>主机</w:t>
-            </w:r>
-            <w:r>
-              <w:rPr>
-                <w:rFonts w:hint="eastAsia"/>
-              </w:rPr>
-              <w:t>agent</w:t>
-            </w:r>
-            <w:r>
-              <w:rPr>
-                <w:rFonts w:hint="eastAsia"/>
-              </w:rPr>
-              <w:t>的监听端口号</w:t>
-            </w:r>
-          </w:p>
-          <w:p>
-            <w:pPr>
-              <w:ind w:left="0"/>
-            </w:pPr>
-            <w:r>
-              <w:rPr>
-                <w:rFonts w:hint="eastAsia"/>
-              </w:rPr>
-              <w:t>}</w:t>
-            </w:r>
-          </w:p>
-        </w:tc>
-        <w:tc>
-          <w:tcPr>
-            <w:tcW w:w="3544" w:type="dxa"/>
-          </w:tcPr>
-          <w:p>
-            <w:pPr>
-              <w:ind w:left="0"/>
-            </w:pPr>
-          </w:p>
-          <w:p>
-            <w:pPr>
-              <w:ind w:left="0"/>
-            </w:pPr>
-            <w:r>
-              <w:rPr>
-                <w:rFonts w:hint="eastAsia"/>
-              </w:rPr>
-              <w:t>{</w:t>
-            </w:r>
-          </w:p>
-          <w:p>
-            <w:pPr>
-              <w:ind w:left="0"/>
-            </w:pPr>
-            <w:r>
-              <w:rPr>
-                <w:rFonts w:hint="eastAsia"/>
-              </w:rPr>
-              <w:t xml:space="preserve">  </w:t>
-            </w:r>
-            <w:r>
-              <w:t>"</w:t>
-            </w:r>
-            <w:r>
-              <w:rPr>
-                <w:rFonts w:hint="eastAsia"/>
-              </w:rPr>
-              <w:t>IP</w:t>
-            </w:r>
-            <w:r>
-              <w:t>"</w:t>
-            </w:r>
-            <w:r>
-              <w:rPr>
-                <w:rFonts w:hint="eastAsia"/>
-              </w:rPr>
-              <w:t xml:space="preserve">: </w:t>
-            </w:r>
-            <w:r>
-              <w:t>"1</w:t>
-            </w:r>
-            <w:r>
-              <w:rPr>
-                <w:rFonts w:hint="eastAsia"/>
-              </w:rPr>
-              <w:t>92.168.20.197</w:t>
-            </w:r>
-            <w:r>
-              <w:t>"</w:t>
-            </w:r>
-            <w:r>
-              <w:rPr>
-                <w:rFonts w:hint="eastAsia"/>
-              </w:rPr>
-              <w:t xml:space="preserve">, </w:t>
-            </w:r>
-          </w:p>
-          <w:p>
-            <w:pPr>
-              <w:ind w:left="0"/>
-            </w:pPr>
-            <w:r>
-              <w:rPr>
-                <w:rFonts w:hint="eastAsia"/>
-              </w:rPr>
-              <w:t xml:space="preserve">  </w:t>
-            </w:r>
-            <w:r>
-              <w:t>"</w:t>
-            </w:r>
-            <w:r>
-              <w:rPr>
-                <w:rFonts w:hint="eastAsia"/>
-              </w:rPr>
-              <w:t>User</w:t>
-            </w:r>
-            <w:r>
-              <w:t>"</w:t>
-            </w:r>
-            <w:r>
-              <w:rPr>
-                <w:rFonts w:hint="eastAsia"/>
-              </w:rPr>
-              <w:t xml:space="preserve">: </w:t>
-            </w:r>
-            <w:r>
-              <w:t>"</w:t>
-            </w:r>
-            <w:r>
-              <w:rPr>
-                <w:rFonts w:hint="eastAsia"/>
-              </w:rPr>
-              <w:t>root</w:t>
-            </w:r>
-            <w:r>
-              <w:t>"</w:t>
-            </w:r>
-            <w:r>
-              <w:rPr>
-                <w:rFonts w:hint="eastAsia"/>
-              </w:rPr>
-              <w:t xml:space="preserve">, </w:t>
-            </w:r>
-          </w:p>
-          <w:p>
-            <w:pPr>
-              <w:ind w:left="0"/>
-            </w:pPr>
-            <w:r>
-              <w:rPr>
-                <w:rFonts w:hint="eastAsia"/>
-              </w:rPr>
-              <w:t xml:space="preserve">  </w:t>
-            </w:r>
-            <w:r>
-              <w:t>"</w:t>
-            </w:r>
-            <w:r>
-              <w:rPr>
-                <w:rFonts w:hint="eastAsia"/>
-              </w:rPr>
-              <w:t>Passwd</w:t>
-            </w:r>
-            <w:r>
-              <w:t>"</w:t>
-            </w:r>
-            <w:r>
-              <w:rPr>
-                <w:rFonts w:hint="eastAsia"/>
-              </w:rPr>
-              <w:t xml:space="preserve">: </w:t>
-            </w:r>
-            <w:r>
-              <w:t>"</w:t>
-            </w:r>
-            <w:r>
-              <w:rPr>
-                <w:rFonts w:hint="eastAsia"/>
-              </w:rPr>
-              <w:t>sequoiadb</w:t>
-            </w:r>
-            <w:r>
-              <w:t>"</w:t>
-            </w:r>
-            <w:r>
-              <w:rPr>
-                <w:rFonts w:hint="eastAsia"/>
-              </w:rPr>
-              <w:t xml:space="preserve">, </w:t>
-            </w:r>
-          </w:p>
-          <w:p>
-            <w:pPr>
-              <w:ind w:left="0"/>
-            </w:pPr>
-            <w:r>
-              <w:rPr>
-                <w:rFonts w:hint="eastAsia"/>
-              </w:rPr>
-              <w:t xml:space="preserve">  </w:t>
-            </w:r>
-            <w:r>
-              <w:t>"</w:t>
-            </w:r>
-            <w:r>
-              <w:rPr>
-                <w:rFonts w:hint="eastAsia"/>
-              </w:rPr>
-              <w:t>SshPort</w:t>
-            </w:r>
-            <w:r>
-              <w:t>"</w:t>
-            </w:r>
-            <w:r>
-              <w:rPr>
-                <w:rFonts w:hint="eastAsia"/>
-              </w:rPr>
-              <w:t xml:space="preserve">: </w:t>
-            </w:r>
-            <w:r>
-              <w:t>"</w:t>
-            </w:r>
-            <w:r>
-              <w:rPr>
-                <w:rFonts w:hint="eastAsia"/>
-              </w:rPr>
-              <w:t>22</w:t>
-            </w:r>
-            <w:r>
-              <w:t>"</w:t>
-            </w:r>
-          </w:p>
-          <w:p>
-            <w:pPr>
-              <w:ind w:left="0"/>
-            </w:pPr>
-            <w:r>
-              <w:rPr>
-                <w:rFonts w:hint="eastAsia"/>
-              </w:rPr>
-              <w:t xml:space="preserve">  </w:t>
-            </w:r>
-            <w:r>
-              <w:t>"</w:t>
-            </w:r>
             <w:del w:id="845" w:author="linyoubin" w:date="2015-01-20T09:29:00Z">
               <w:r>
                 <w:rPr>
@@ -31673,6 +31393,274 @@
               </w:r>
             </w:del>
             <w:ins w:id="846" w:author="linyoubin" w:date="2015-01-20T09:29:00Z">
+              <w:r>
+                <w:rPr>
+                  <w:rFonts w:hint="eastAsia"/>
+                </w:rPr>
+                <w:t>AgentService</w:t>
+              </w:r>
+            </w:ins>
+            <w:r>
+              <w:rPr>
+                <w:rFonts w:hint="eastAsia"/>
+              </w:rPr>
+              <w:t xml:space="preserve">: </w:t>
+            </w:r>
+            <w:r>
+              <w:rPr>
+                <w:rFonts w:hint="eastAsia"/>
+              </w:rPr>
+              <w:t>主机</w:t>
+            </w:r>
+            <w:r>
+              <w:rPr>
+                <w:rFonts w:hint="eastAsia"/>
+              </w:rPr>
+              <w:t>agent</w:t>
+            </w:r>
+            <w:r>
+              <w:rPr>
+                <w:rFonts w:hint="eastAsia"/>
+              </w:rPr>
+              <w:t>的监听端口号</w:t>
+            </w:r>
+          </w:p>
+          <w:p>
+            <w:pPr>
+              <w:ind w:left="0"/>
+            </w:pPr>
+            <w:r>
+              <w:rPr>
+                <w:rFonts w:hint="eastAsia"/>
+              </w:rPr>
+              <w:t>}</w:t>
+            </w:r>
+          </w:p>
+        </w:tc>
+        <w:tc>
+          <w:tcPr>
+            <w:tcW w:w="3544" w:type="dxa"/>
+          </w:tcPr>
+          <w:p>
+            <w:pPr>
+              <w:ind w:left="0"/>
+            </w:pPr>
+          </w:p>
+          <w:p>
+            <w:pPr>
+              <w:ind w:left="0"/>
+            </w:pPr>
+            <w:r>
+              <w:rPr>
+                <w:rFonts w:hint="eastAsia"/>
+              </w:rPr>
+              <w:t>{</w:t>
+            </w:r>
+          </w:p>
+          <w:p>
+            <w:pPr>
+              <w:ind w:left="0"/>
+            </w:pPr>
+            <w:r>
+              <w:rPr>
+                <w:rFonts w:hint="eastAsia"/>
+              </w:rPr>
+              <w:t xml:space="preserve">  </w:t>
+            </w:r>
+            <w:r>
+              <w:t>"</w:t>
+            </w:r>
+            <w:r>
+              <w:rPr>
+                <w:rFonts w:hint="eastAsia"/>
+              </w:rPr>
+              <w:t>IP</w:t>
+            </w:r>
+            <w:r>
+              <w:t>"</w:t>
+            </w:r>
+            <w:r>
+              <w:rPr>
+                <w:rFonts w:hint="eastAsia"/>
+              </w:rPr>
+              <w:t xml:space="preserve">: </w:t>
+            </w:r>
+            <w:r>
+              <w:t>"1</w:t>
+            </w:r>
+            <w:r>
+              <w:rPr>
+                <w:rFonts w:hint="eastAsia"/>
+              </w:rPr>
+              <w:t>92.168.20.197</w:t>
+            </w:r>
+            <w:r>
+              <w:t>"</w:t>
+            </w:r>
+            <w:r>
+              <w:rPr>
+                <w:rFonts w:hint="eastAsia"/>
+              </w:rPr>
+              <w:t xml:space="preserve">, </w:t>
+            </w:r>
+          </w:p>
+          <w:p>
+            <w:pPr>
+              <w:ind w:left="0"/>
+            </w:pPr>
+            <w:r>
+              <w:rPr>
+                <w:rFonts w:hint="eastAsia"/>
+              </w:rPr>
+              <w:t xml:space="preserve">  </w:t>
+            </w:r>
+            <w:r>
+              <w:t>"</w:t>
+            </w:r>
+            <w:r>
+              <w:rPr>
+                <w:rFonts w:hint="eastAsia"/>
+              </w:rPr>
+              <w:t>User</w:t>
+            </w:r>
+            <w:r>
+              <w:t>"</w:t>
+            </w:r>
+            <w:r>
+              <w:rPr>
+                <w:rFonts w:hint="eastAsia"/>
+              </w:rPr>
+              <w:t xml:space="preserve">: </w:t>
+            </w:r>
+            <w:r>
+              <w:t>"</w:t>
+            </w:r>
+            <w:r>
+              <w:rPr>
+                <w:rFonts w:hint="eastAsia"/>
+              </w:rPr>
+              <w:t>root</w:t>
+            </w:r>
+            <w:r>
+              <w:t>"</w:t>
+            </w:r>
+            <w:r>
+              <w:rPr>
+                <w:rFonts w:hint="eastAsia"/>
+              </w:rPr>
+              <w:t xml:space="preserve">, </w:t>
+            </w:r>
+          </w:p>
+          <w:p>
+            <w:pPr>
+              <w:ind w:left="0"/>
+            </w:pPr>
+            <w:r>
+              <w:rPr>
+                <w:rFonts w:hint="eastAsia"/>
+              </w:rPr>
+              <w:t xml:space="preserve">  </w:t>
+            </w:r>
+            <w:r>
+              <w:t>"</w:t>
+            </w:r>
+            <w:r>
+              <w:rPr>
+                <w:rFonts w:hint="eastAsia"/>
+              </w:rPr>
+              <w:t>Passwd</w:t>
+            </w:r>
+            <w:r>
+              <w:t>"</w:t>
+            </w:r>
+            <w:r>
+              <w:rPr>
+                <w:rFonts w:hint="eastAsia"/>
+              </w:rPr>
+              <w:t xml:space="preserve">: </w:t>
+            </w:r>
+            <w:r>
+              <w:t>"</w:t>
+            </w:r>
+            <w:r>
+              <w:rPr>
+                <w:rFonts w:hint="eastAsia"/>
+              </w:rPr>
+              <w:t>sequoiadb</w:t>
+            </w:r>
+            <w:r>
+              <w:t>"</w:t>
+            </w:r>
+            <w:r>
+              <w:rPr>
+                <w:rFonts w:hint="eastAsia"/>
+              </w:rPr>
+              <w:t xml:space="preserve">, </w:t>
+            </w:r>
+          </w:p>
+          <w:p>
+            <w:pPr>
+              <w:ind w:left="0"/>
+            </w:pPr>
+            <w:r>
+              <w:rPr>
+                <w:rFonts w:hint="eastAsia"/>
+              </w:rPr>
+              <w:t xml:space="preserve">  </w:t>
+            </w:r>
+            <w:r>
+              <w:t>"</w:t>
+            </w:r>
+            <w:r>
+              <w:rPr>
+                <w:rFonts w:hint="eastAsia"/>
+              </w:rPr>
+              <w:t>SshPort</w:t>
+            </w:r>
+            <w:r>
+              <w:t>"</w:t>
+            </w:r>
+            <w:r>
+              <w:rPr>
+                <w:rFonts w:hint="eastAsia"/>
+              </w:rPr>
+              <w:t xml:space="preserve">: </w:t>
+            </w:r>
+            <w:r>
+              <w:t>"</w:t>
+            </w:r>
+            <w:r>
+              <w:rPr>
+                <w:rFonts w:hint="eastAsia"/>
+              </w:rPr>
+              <w:t>22</w:t>
+            </w:r>
+            <w:r>
+              <w:t>"</w:t>
+            </w:r>
+          </w:p>
+          <w:p>
+            <w:pPr>
+              <w:ind w:left="0"/>
+            </w:pPr>
+            <w:r>
+              <w:rPr>
+                <w:rFonts w:hint="eastAsia"/>
+              </w:rPr>
+              <w:t xml:space="preserve">  </w:t>
+            </w:r>
+            <w:r>
+              <w:t>"</w:t>
+            </w:r>
+            <w:del w:id="847" w:author="linyoubin" w:date="2015-01-20T09:29:00Z">
+              <w:r>
+                <w:rPr>
+                  <w:rFonts w:hint="eastAsia"/>
+                </w:rPr>
+                <w:delText>AgentPort</w:delText>
+              </w:r>
+            </w:del>
+            <w:ins w:id="848" w:author="linyoubin" w:date="2015-01-20T09:29:00Z">
               <w:r>
                 <w:rPr>
                   <w:rFonts w:hint="eastAsia"/>

--- a/internal_doc/03.开发设计/Story-OMSvc.docx
+++ b/internal_doc/03.开发设计/Story-OMSvc.docx
@@ -18797,19 +18797,29 @@
               <w:lastRenderedPageBreak/>
               <w:t>cmd=</w:t>
             </w:r>
-            <w:r>
-              <w:t>config business</w:t>
-            </w:r>
-          </w:p>
-          <w:p>
-            <w:pPr>
-              <w:ind w:left="0"/>
-            </w:pPr>
-            <w:r>
-              <w:rPr>
-                <w:rFonts w:hint="eastAsia"/>
-              </w:rPr>
-              <w:lastRenderedPageBreak/>
+            <w:ins w:id="625" w:author="linyoubin" w:date="2015-02-04T16:07:00Z">
+              <w:r>
+                <w:t>get business config</w:t>
+              </w:r>
+            </w:ins>
+            <w:del w:id="626" w:author="linyoubin" w:date="2015-02-04T16:07:00Z">
+              <w:r>
+                <w:delText xml:space="preserve">config </w:delText>
+              </w:r>
+              <w:r>
+                <w:lastRenderedPageBreak/>
+                <w:delText>business</w:delText>
+              </w:r>
+            </w:del>
+          </w:p>
+          <w:p>
+            <w:pPr>
+              <w:ind w:left="0"/>
+            </w:pPr>
+            <w:r>
+              <w:rPr>
+                <w:rFonts w:hint="eastAsia"/>
+              </w:rPr>
               <w:t>&amp;</w:t>
             </w:r>
             <w:r>
@@ -19141,10 +19151,10 @@
             <w:pPr>
               <w:ind w:left="0"/>
               <w:rPr>
-                <w:ins w:id="625" w:author="xujianhui" w:date="2015-01-05T15:38:00Z"/>
-              </w:rPr>
-            </w:pPr>
-            <w:ins w:id="626" w:author="xujianhui" w:date="2015-01-05T15:38:00Z">
+                <w:ins w:id="627" w:author="xujianhui" w:date="2015-01-05T15:38:00Z"/>
+              </w:rPr>
+            </w:pPr>
+            <w:ins w:id="628" w:author="xujianhui" w:date="2015-01-05T15:38:00Z">
               <w:r>
                 <w:rPr>
                   <w:rFonts w:hint="eastAsia"/>
@@ -19157,10 +19167,10 @@
             <w:pPr>
               <w:ind w:left="0"/>
               <w:rPr>
-                <w:ins w:id="627" w:author="xujianhui" w:date="2015-01-05T15:38:00Z"/>
-              </w:rPr>
-            </w:pPr>
-            <w:ins w:id="628" w:author="xujianhui" w:date="2015-01-05T15:38:00Z">
+                <w:ins w:id="629" w:author="xujianhui" w:date="2015-01-05T15:38:00Z"/>
+              </w:rPr>
+            </w:pPr>
+            <w:ins w:id="630" w:author="xujianhui" w:date="2015-01-05T15:38:00Z">
               <w:r>
                 <w:rPr>
                   <w:rFonts w:hint="eastAsia"/>
@@ -19587,6 +19597,7 @@
               <w:ind w:left="0"/>
             </w:pPr>
             <w:r>
+              <w:lastRenderedPageBreak/>
               <w:t>BusinessType</w:t>
             </w:r>
             <w:r>
@@ -19607,7 +19618,6 @@
               <w:ind w:left="0"/>
             </w:pPr>
             <w:r>
-              <w:lastRenderedPageBreak/>
               <w:t>DeployMod</w:t>
             </w:r>
             <w:r>
@@ -20239,6 +20249,7 @@
               <w:ind w:left="0" w:firstLineChars="200" w:firstLine="420"/>
             </w:pPr>
             <w:r>
+              <w:lastRenderedPageBreak/>
               <w:t xml:space="preserve">} </w:t>
             </w:r>
           </w:p>
@@ -20247,7 +20258,6 @@
               <w:ind w:left="0" w:firstLineChars="100" w:firstLine="210"/>
             </w:pPr>
             <w:r>
-              <w:lastRenderedPageBreak/>
               <w:t xml:space="preserve">], </w:t>
             </w:r>
           </w:p>
@@ -21027,6 +21037,7 @@
               <w:jc w:val="left"/>
             </w:pPr>
             <w:r>
+              <w:lastRenderedPageBreak/>
               <w:t>role</w:t>
             </w:r>
             <w:r>
@@ -21048,7 +21059,6 @@
               <w:jc w:val="left"/>
             </w:pPr>
             <w:r>
-              <w:lastRenderedPageBreak/>
               <w:t>logfilesz</w:t>
             </w:r>
             <w:r>
@@ -21479,6 +21489,7 @@
               <w:ind w:left="0"/>
             </w:pPr>
             <w:r>
+              <w:lastRenderedPageBreak/>
               <w:t xml:space="preserve">         "svcname": "11820", </w:t>
             </w:r>
           </w:p>
@@ -21487,320 +21498,322 @@
               <w:ind w:left="0"/>
             </w:pPr>
             <w:r>
+              <w:t xml:space="preserve">         "diaglevel": "4", </w:t>
+            </w:r>
+          </w:p>
+          <w:p>
+            <w:pPr>
+              <w:ind w:left="0"/>
+            </w:pPr>
+            <w:r>
+              <w:t xml:space="preserve">         "role": "coord", </w:t>
+            </w:r>
+          </w:p>
+          <w:p>
+            <w:pPr>
+              <w:ind w:left="0"/>
+            </w:pPr>
+            <w:r>
+              <w:t xml:space="preserve">         "logfilesz": "64", </w:t>
+            </w:r>
+          </w:p>
+          <w:p>
+            <w:pPr>
+              <w:ind w:left="0"/>
+            </w:pPr>
+            <w:r>
+              <w:t xml:space="preserve">         "logfilenum": "10", </w:t>
+            </w:r>
+          </w:p>
+          <w:p>
+            <w:pPr>
+              <w:ind w:left="0"/>
+            </w:pPr>
+            <w:r>
+              <w:t xml:space="preserve">         "transactionon": "false", </w:t>
+            </w:r>
+          </w:p>
+          <w:p>
+            <w:pPr>
+              <w:ind w:left="0"/>
+            </w:pPr>
+            <w:r>
+              <w:t xml:space="preserve">         "preferedinstance": "2", </w:t>
+            </w:r>
+          </w:p>
+          <w:p>
+            <w:pPr>
+              <w:ind w:left="0"/>
+            </w:pPr>
+            <w:r>
+              <w:t xml:space="preserve">         "numpagecleaners": "10", </w:t>
+            </w:r>
+          </w:p>
+          <w:p>
+            <w:pPr>
+              <w:ind w:left="0"/>
+            </w:pPr>
+            <w:r>
+              <w:t xml:space="preserve">         "pagecleaninterval": "1000", </w:t>
+            </w:r>
+          </w:p>
+          <w:p>
+            <w:pPr>
+              <w:ind w:left="0"/>
+            </w:pPr>
+            <w:r>
+              <w:t xml:space="preserve">         "hjbuf": "128", </w:t>
+            </w:r>
+          </w:p>
+          <w:p>
+            <w:pPr>
+              <w:ind w:left="0"/>
+            </w:pPr>
+            <w:r>
+              <w:t xml:space="preserve">         "logbuffsize": "1024", </w:t>
+            </w:r>
+          </w:p>
+          <w:p>
+            <w:pPr>
+              <w:ind w:left="0"/>
+            </w:pPr>
+            <w:r>
+              <w:t xml:space="preserve">         "maxprefpool": "200", </w:t>
+            </w:r>
+          </w:p>
+          <w:p>
+            <w:pPr>
+              <w:ind w:left="0"/>
+            </w:pPr>
+            <w:r>
+              <w:t xml:space="preserve">         "maxreplsync": "10", </w:t>
+            </w:r>
+          </w:p>
+          <w:p>
+            <w:pPr>
+              <w:ind w:left="0"/>
+            </w:pPr>
+            <w:r>
+              <w:t xml:space="preserve">         "numpreload": "0", </w:t>
+            </w:r>
+          </w:p>
+          <w:p>
+            <w:pPr>
+              <w:ind w:left="0"/>
+            </w:pPr>
+            <w:r>
+              <w:t xml:space="preserve">         "sortbuf": "512", </w:t>
+            </w:r>
+          </w:p>
+          <w:p>
+            <w:pPr>
+              <w:ind w:left="0"/>
+            </w:pPr>
+            <w:r>
+              <w:t xml:space="preserve">         "syncstrategy": "none" </w:t>
+            </w:r>
+          </w:p>
+          <w:p>
+            <w:pPr>
+              <w:ind w:left="0"/>
+            </w:pPr>
+            <w:r>
+              <w:t xml:space="preserve">      }, </w:t>
+            </w:r>
+          </w:p>
+          <w:p>
+            <w:pPr>
+              <w:ind w:left="0"/>
+            </w:pPr>
+            <w:r>
+              <w:t xml:space="preserve">      { </w:t>
+            </w:r>
+          </w:p>
+          <w:p>
+            <w:pPr>
+              <w:ind w:left="0"/>
+            </w:pPr>
+            <w:r>
+              <w:t xml:space="preserve">         "HostName": "rhelt10", </w:t>
+            </w:r>
+          </w:p>
+          <w:p>
+            <w:pPr>
+              <w:ind w:left="0"/>
+            </w:pPr>
+            <w:r>
+              <w:t xml:space="preserve">         "datagroupname": "", </w:t>
+            </w:r>
+          </w:p>
+          <w:p>
+            <w:pPr>
+              <w:ind w:left="0"/>
+            </w:pPr>
+            <w:r>
+              <w:t xml:space="preserve">         "dbpath": "/home/mount/testdata/catalog/11830", </w:t>
+            </w:r>
+          </w:p>
+          <w:p>
+            <w:pPr>
+              <w:ind w:left="0"/>
+            </w:pPr>
+            <w:r>
+              <w:t xml:space="preserve">         "svcname": "11830", </w:t>
+            </w:r>
+          </w:p>
+          <w:p>
+            <w:pPr>
+              <w:ind w:left="0"/>
+            </w:pPr>
+            <w:r>
+              <w:t xml:space="preserve">         "diaglevel": "3", </w:t>
+            </w:r>
+          </w:p>
+          <w:p>
+            <w:pPr>
+              <w:ind w:left="0"/>
+            </w:pPr>
+            <w:r>
+              <w:t xml:space="preserve">         "role": "catalog", </w:t>
+            </w:r>
+          </w:p>
+          <w:p>
+            <w:pPr>
+              <w:ind w:left="0"/>
+            </w:pPr>
+            <w:r>
+              <w:t xml:space="preserve">         "logfilesz": "64", </w:t>
+            </w:r>
+          </w:p>
+          <w:p>
+            <w:pPr>
+              <w:ind w:left="0"/>
+            </w:pPr>
+            <w:r>
+              <w:t xml:space="preserve">         "logfilenum": "10", </w:t>
+            </w:r>
+          </w:p>
+          <w:p>
+            <w:pPr>
+              <w:ind w:left="0"/>
+            </w:pPr>
+            <w:r>
+              <w:t xml:space="preserve">         "transactionon": "false",</w:t>
+            </w:r>
+          </w:p>
+          <w:p>
+            <w:pPr>
+              <w:ind w:left="0"/>
+            </w:pPr>
+            <w:r>
+              <w:t xml:space="preserve">         "preferedinstance": "2",</w:t>
+            </w:r>
+          </w:p>
+          <w:p>
+            <w:pPr>
+              <w:ind w:left="0"/>
+            </w:pPr>
+            <w:r>
+              <w:t xml:space="preserve">         "numpagecleaners": "1",</w:t>
+            </w:r>
+          </w:p>
+          <w:p>
+            <w:pPr>
+              <w:ind w:left="0"/>
+            </w:pPr>
+            <w:r>
+              <w:t xml:space="preserve">         "pagecleaninterval": "1000",</w:t>
+            </w:r>
+          </w:p>
+          <w:p>
+            <w:pPr>
+              <w:ind w:left="0"/>
+            </w:pPr>
+            <w:r>
+              <w:t xml:space="preserve">         "hjbuf": "128",</w:t>
+            </w:r>
+          </w:p>
+          <w:p>
+            <w:pPr>
+              <w:ind w:left="0"/>
+            </w:pPr>
+            <w:r>
+              <w:t xml:space="preserve">         "logbuffsize": "1024",</w:t>
+            </w:r>
+          </w:p>
+          <w:p>
+            <w:pPr>
+              <w:ind w:left="0"/>
+            </w:pPr>
+            <w:r>
+              <w:t xml:space="preserve">         "maxprefpool": "200",</w:t>
+            </w:r>
+          </w:p>
+          <w:p>
+            <w:pPr>
+              <w:ind w:left="0"/>
+            </w:pPr>
+            <w:r>
+              <w:t xml:space="preserve">         "maxreplsync": "10",</w:t>
+            </w:r>
+          </w:p>
+          <w:p>
+            <w:pPr>
+              <w:ind w:left="0"/>
+            </w:pPr>
+            <w:r>
+              <w:t xml:space="preserve">         "numpreload": "0",</w:t>
+            </w:r>
+          </w:p>
+          <w:p>
+            <w:pPr>
+              <w:ind w:left="0"/>
+            </w:pPr>
+            <w:r>
+              <w:t xml:space="preserve">         "sortbuf": "512",</w:t>
+            </w:r>
+          </w:p>
+          <w:p>
+            <w:pPr>
+              <w:ind w:left="0"/>
+            </w:pPr>
+            <w:r>
+              <w:t xml:space="preserve">         "syncstrategy": "none" }, </w:t>
+            </w:r>
+          </w:p>
+          <w:p>
+            <w:pPr>
+              <w:ind w:left="0"/>
+            </w:pPr>
+            <w:r>
+              <w:t xml:space="preserve">      { </w:t>
+            </w:r>
+          </w:p>
+          <w:p>
+            <w:pPr>
+              <w:ind w:left="0"/>
+            </w:pPr>
+            <w:r>
+              <w:t xml:space="preserve">         "HostName": "rhelt10",</w:t>
+            </w:r>
+          </w:p>
+          <w:p>
+            <w:pPr>
+              <w:ind w:left="0"/>
+            </w:pPr>
+            <w:r>
+              <w:t xml:space="preserve">         "datagroupname": </w:t>
+            </w:r>
+            <w:r>
               <w:lastRenderedPageBreak/>
-              <w:t xml:space="preserve">         "diaglevel": "4", </w:t>
-            </w:r>
-          </w:p>
-          <w:p>
-            <w:pPr>
-              <w:ind w:left="0"/>
-            </w:pPr>
-            <w:r>
-              <w:t xml:space="preserve">         "role": "coord", </w:t>
-            </w:r>
-          </w:p>
-          <w:p>
-            <w:pPr>
-              <w:ind w:left="0"/>
-            </w:pPr>
-            <w:r>
-              <w:t xml:space="preserve">         "logfilesz": "64", </w:t>
-            </w:r>
-          </w:p>
-          <w:p>
-            <w:pPr>
-              <w:ind w:left="0"/>
-            </w:pPr>
-            <w:r>
-              <w:t xml:space="preserve">         "logfilenum": "10", </w:t>
-            </w:r>
-          </w:p>
-          <w:p>
-            <w:pPr>
-              <w:ind w:left="0"/>
-            </w:pPr>
-            <w:r>
-              <w:t xml:space="preserve">         "transactionon": "false", </w:t>
-            </w:r>
-          </w:p>
-          <w:p>
-            <w:pPr>
-              <w:ind w:left="0"/>
-            </w:pPr>
-            <w:r>
-              <w:t xml:space="preserve">         "preferedinstance": "2", </w:t>
-            </w:r>
-          </w:p>
-          <w:p>
-            <w:pPr>
-              <w:ind w:left="0"/>
-            </w:pPr>
-            <w:r>
-              <w:t xml:space="preserve">         "numpagecleaners": "10", </w:t>
-            </w:r>
-          </w:p>
-          <w:p>
-            <w:pPr>
-              <w:ind w:left="0"/>
-            </w:pPr>
-            <w:r>
-              <w:t xml:space="preserve">         "pagecleaninterval": "1000", </w:t>
-            </w:r>
-          </w:p>
-          <w:p>
-            <w:pPr>
-              <w:ind w:left="0"/>
-            </w:pPr>
-            <w:r>
-              <w:t xml:space="preserve">         "hjbuf": "128", </w:t>
-            </w:r>
-          </w:p>
-          <w:p>
-            <w:pPr>
-              <w:ind w:left="0"/>
-            </w:pPr>
-            <w:r>
-              <w:t xml:space="preserve">         "logbuffsize": "1024", </w:t>
-            </w:r>
-          </w:p>
-          <w:p>
-            <w:pPr>
-              <w:ind w:left="0"/>
-            </w:pPr>
-            <w:r>
-              <w:t xml:space="preserve">         "maxprefpool": "200", </w:t>
-            </w:r>
-          </w:p>
-          <w:p>
-            <w:pPr>
-              <w:ind w:left="0"/>
-            </w:pPr>
-            <w:r>
-              <w:t xml:space="preserve">         "maxreplsync": "10", </w:t>
-            </w:r>
-          </w:p>
-          <w:p>
-            <w:pPr>
-              <w:ind w:left="0"/>
-            </w:pPr>
-            <w:r>
-              <w:t xml:space="preserve">         "numpreload": "0", </w:t>
-            </w:r>
-          </w:p>
-          <w:p>
-            <w:pPr>
-              <w:ind w:left="0"/>
-            </w:pPr>
-            <w:r>
-              <w:t xml:space="preserve">         "sortbuf": "512", </w:t>
-            </w:r>
-          </w:p>
-          <w:p>
-            <w:pPr>
-              <w:ind w:left="0"/>
-            </w:pPr>
-            <w:r>
-              <w:t xml:space="preserve">         "syncstrategy": "none" </w:t>
-            </w:r>
-          </w:p>
-          <w:p>
-            <w:pPr>
-              <w:ind w:left="0"/>
-            </w:pPr>
-            <w:r>
-              <w:t xml:space="preserve">      }, </w:t>
-            </w:r>
-          </w:p>
-          <w:p>
-            <w:pPr>
-              <w:ind w:left="0"/>
-            </w:pPr>
-            <w:r>
-              <w:t xml:space="preserve">      { </w:t>
-            </w:r>
-          </w:p>
-          <w:p>
-            <w:pPr>
-              <w:ind w:left="0"/>
-            </w:pPr>
-            <w:r>
-              <w:t xml:space="preserve">         "HostName": "rhelt10", </w:t>
-            </w:r>
-          </w:p>
-          <w:p>
-            <w:pPr>
-              <w:ind w:left="0"/>
-            </w:pPr>
-            <w:r>
-              <w:t xml:space="preserve">         "datagroupname": "", </w:t>
-            </w:r>
-          </w:p>
-          <w:p>
-            <w:pPr>
-              <w:ind w:left="0"/>
-            </w:pPr>
-            <w:r>
-              <w:t xml:space="preserve">         "dbpath": "/home/mount/testdata/catalog/11830", </w:t>
-            </w:r>
-          </w:p>
-          <w:p>
-            <w:pPr>
-              <w:ind w:left="0"/>
-            </w:pPr>
-            <w:r>
-              <w:t xml:space="preserve">         "svcname": "11830", </w:t>
-            </w:r>
-          </w:p>
-          <w:p>
-            <w:pPr>
-              <w:ind w:left="0"/>
-            </w:pPr>
-            <w:r>
-              <w:t xml:space="preserve">         "diaglevel": "3", </w:t>
-            </w:r>
-          </w:p>
-          <w:p>
-            <w:pPr>
-              <w:ind w:left="0"/>
-            </w:pPr>
-            <w:r>
-              <w:t xml:space="preserve">         "role": "catalog", </w:t>
-            </w:r>
-          </w:p>
-          <w:p>
-            <w:pPr>
-              <w:ind w:left="0"/>
-            </w:pPr>
-            <w:r>
-              <w:t xml:space="preserve">         "logfilesz": "64", </w:t>
-            </w:r>
-          </w:p>
-          <w:p>
-            <w:pPr>
-              <w:ind w:left="0"/>
-            </w:pPr>
-            <w:r>
-              <w:t xml:space="preserve">         "logfilenum": "10", </w:t>
-            </w:r>
-          </w:p>
-          <w:p>
-            <w:pPr>
-              <w:ind w:left="0"/>
-            </w:pPr>
-            <w:r>
-              <w:t xml:space="preserve">         "transactionon": "false",</w:t>
-            </w:r>
-          </w:p>
-          <w:p>
-            <w:pPr>
-              <w:ind w:left="0"/>
-            </w:pPr>
-            <w:r>
-              <w:t xml:space="preserve">         "preferedinstance": "2",</w:t>
-            </w:r>
-          </w:p>
-          <w:p>
-            <w:pPr>
-              <w:ind w:left="0"/>
-            </w:pPr>
-            <w:r>
-              <w:t xml:space="preserve">         "numpagecleaners": "1",</w:t>
-            </w:r>
-          </w:p>
-          <w:p>
-            <w:pPr>
-              <w:ind w:left="0"/>
-            </w:pPr>
-            <w:r>
-              <w:t xml:space="preserve">         "pagecleaninterval": "1000",</w:t>
-            </w:r>
-          </w:p>
-          <w:p>
-            <w:pPr>
-              <w:ind w:left="0"/>
-            </w:pPr>
-            <w:r>
-              <w:t xml:space="preserve">         "hjbuf": "128",</w:t>
-            </w:r>
-          </w:p>
-          <w:p>
-            <w:pPr>
-              <w:ind w:left="0"/>
-            </w:pPr>
-            <w:r>
-              <w:t xml:space="preserve">         "logbuffsize": "1024",</w:t>
-            </w:r>
-          </w:p>
-          <w:p>
-            <w:pPr>
-              <w:ind w:left="0"/>
-            </w:pPr>
-            <w:r>
-              <w:t xml:space="preserve">         "maxprefpool": "200",</w:t>
-            </w:r>
-          </w:p>
-          <w:p>
-            <w:pPr>
-              <w:ind w:left="0"/>
-            </w:pPr>
-            <w:r>
-              <w:t xml:space="preserve">         "maxreplsync": "10",</w:t>
-            </w:r>
-          </w:p>
-          <w:p>
-            <w:pPr>
-              <w:ind w:left="0"/>
-            </w:pPr>
-            <w:r>
-              <w:t xml:space="preserve">         "numpreload": "0",</w:t>
-            </w:r>
-          </w:p>
-          <w:p>
-            <w:pPr>
-              <w:ind w:left="0"/>
-            </w:pPr>
-            <w:r>
-              <w:t xml:space="preserve">         "sortbuf": "512",</w:t>
-            </w:r>
-          </w:p>
-          <w:p>
-            <w:pPr>
-              <w:ind w:left="0"/>
-            </w:pPr>
-            <w:r>
-              <w:t xml:space="preserve">         "syncstrategy": "none" }, </w:t>
-            </w:r>
-          </w:p>
-          <w:p>
-            <w:pPr>
-              <w:ind w:left="0"/>
-            </w:pPr>
-            <w:r>
-              <w:t xml:space="preserve">      { </w:t>
-            </w:r>
-          </w:p>
-          <w:p>
-            <w:pPr>
-              <w:ind w:left="0"/>
-            </w:pPr>
-            <w:r>
-              <w:t xml:space="preserve">         "HostName": "rhelt10",</w:t>
-            </w:r>
-          </w:p>
-          <w:p>
-            <w:pPr>
-              <w:ind w:left="0"/>
-            </w:pPr>
-            <w:r>
-              <w:t xml:space="preserve">         "datagroupname": "DATAGROUP1",</w:t>
-            </w:r>
-          </w:p>
-          <w:p>
-            <w:pPr>
-              <w:ind w:left="0"/>
-            </w:pPr>
-            <w:r>
-              <w:lastRenderedPageBreak/>
+              <w:t>"DATAGROUP1",</w:t>
+            </w:r>
+          </w:p>
+          <w:p>
+            <w:pPr>
+              <w:ind w:left="0"/>
+            </w:pPr>
+            <w:r>
               <w:t xml:space="preserve">         "dbpath": "/home/mount/</w:t>
             </w:r>
           </w:p>
@@ -22085,10 +22098,10 @@
             <w:pPr>
               <w:ind w:left="0"/>
               <w:rPr>
-                <w:ins w:id="629" w:author="xujianhui" w:date="2015-01-05T15:41:00Z"/>
-              </w:rPr>
-            </w:pPr>
-            <w:ins w:id="630" w:author="xujianhui" w:date="2015-01-05T15:40:00Z">
+                <w:ins w:id="631" w:author="xujianhui" w:date="2015-01-05T15:41:00Z"/>
+              </w:rPr>
+            </w:pPr>
+            <w:ins w:id="632" w:author="xujianhui" w:date="2015-01-05T15:40:00Z">
               <w:r>
                 <w:rPr>
                   <w:rFonts w:hint="eastAsia"/>
@@ -22096,7 +22109,7 @@
                 <w:t>通用响应</w:t>
               </w:r>
             </w:ins>
-            <w:ins w:id="631" w:author="xujianhui" w:date="2015-01-05T15:41:00Z">
+            <w:ins w:id="633" w:author="xujianhui" w:date="2015-01-05T15:41:00Z">
               <w:r>
                 <w:rPr>
                   <w:rFonts w:hint="eastAsia"/>
@@ -22109,7 +22122,7 @@
             <w:pPr>
               <w:ind w:left="0"/>
             </w:pPr>
-            <w:ins w:id="632" w:author="xujianhui" w:date="2015-01-05T15:41:00Z">
+            <w:ins w:id="634" w:author="xujianhui" w:date="2015-01-05T15:41:00Z">
               <w:r>
                 <w:rPr>
                   <w:rFonts w:hint="eastAsia"/>
@@ -22269,7 +22282,7 @@
             <w:pPr>
               <w:ind w:left="0"/>
               <w:rPr>
-                <w:ins w:id="633" w:author="xujianhui" w:date="2015-01-05T15:41:00Z"/>
+                <w:ins w:id="635" w:author="xujianhui" w:date="2015-01-05T15:41:00Z"/>
               </w:rPr>
             </w:pPr>
             <w:r>
@@ -22307,18 +22320,18 @@
             <w:pPr>
               <w:ind w:left="0"/>
               <w:rPr>
-                <w:ins w:id="634" w:author="xujianhui" w:date="2015-01-05T15:41:00Z"/>
-              </w:rPr>
-            </w:pPr>
-          </w:p>
-          <w:p>
-            <w:pPr>
-              <w:ind w:left="0"/>
-              <w:rPr>
-                <w:ins w:id="635" w:author="xujianhui" w:date="2015-01-05T15:41:00Z"/>
-              </w:rPr>
-            </w:pPr>
-            <w:ins w:id="636" w:author="xujianhui" w:date="2015-01-05T15:41:00Z">
+                <w:ins w:id="636" w:author="xujianhui" w:date="2015-01-05T15:41:00Z"/>
+              </w:rPr>
+            </w:pPr>
+          </w:p>
+          <w:p>
+            <w:pPr>
+              <w:ind w:left="0"/>
+              <w:rPr>
+                <w:ins w:id="637" w:author="xujianhui" w:date="2015-01-05T15:41:00Z"/>
+              </w:rPr>
+            </w:pPr>
+            <w:ins w:id="638" w:author="xujianhui" w:date="2015-01-05T15:41:00Z">
               <w:r>
                 <w:rPr>
                   <w:rFonts w:hint="eastAsia"/>
@@ -22336,9 +22349,9 @@
               </w:numPr>
               <w:ind w:firstLineChars="0"/>
               <w:rPr>
-                <w:ins w:id="637" w:author="xujianhui" w:date="2015-01-05T15:42:00Z"/>
-              </w:rPr>
-              <w:pPrChange w:id="638" w:author="xujianhui" w:date="2015-01-05T15:42:00Z">
+                <w:ins w:id="639" w:author="xujianhui" w:date="2015-01-05T15:42:00Z"/>
+              </w:rPr>
+              <w:pPrChange w:id="640" w:author="xujianhui" w:date="2015-01-05T15:42:00Z">
                 <w:pPr>
                   <w:pStyle w:val="ListParagraph"/>
                   <w:numPr>
@@ -22348,7 +22361,7 @@
                 </w:pPr>
               </w:pPrChange>
             </w:pPr>
-            <w:ins w:id="639" w:author="xujianhui" w:date="2015-01-05T15:42:00Z">
+            <w:ins w:id="641" w:author="xujianhui" w:date="2015-01-05T15:42:00Z">
               <w:r>
                 <w:rPr>
                   <w:rFonts w:hint="eastAsia"/>
@@ -22396,9 +22409,9 @@
               </w:numPr>
               <w:ind w:firstLineChars="0"/>
               <w:rPr>
-                <w:ins w:id="640" w:author="xujianhui" w:date="2015-01-05T15:42:00Z"/>
-              </w:rPr>
-              <w:pPrChange w:id="641" w:author="xujianhui" w:date="2015-01-05T15:42:00Z">
+                <w:ins w:id="642" w:author="xujianhui" w:date="2015-01-05T15:42:00Z"/>
+              </w:rPr>
+              <w:pPrChange w:id="643" w:author="xujianhui" w:date="2015-01-05T15:42:00Z">
                 <w:pPr>
                   <w:pStyle w:val="ListParagraph"/>
                   <w:numPr>
@@ -22408,7 +22421,7 @@
                 </w:pPr>
               </w:pPrChange>
             </w:pPr>
-            <w:ins w:id="642" w:author="xujianhui" w:date="2015-01-05T15:42:00Z">
+            <w:ins w:id="644" w:author="xujianhui" w:date="2015-01-05T15:42:00Z">
               <w:r>
                 <w:rPr>
                   <w:rFonts w:hint="eastAsia"/>
@@ -22435,15 +22448,15 @@
               </w:numPr>
               <w:ind w:firstLineChars="0"/>
               <w:rPr>
-                <w:ins w:id="643" w:author="xujianhui" w:date="2015-01-05T15:43:00Z"/>
-              </w:rPr>
-              <w:pPrChange w:id="644" w:author="xujianhui" w:date="2015-01-05T15:43:00Z">
+                <w:ins w:id="645" w:author="xujianhui" w:date="2015-01-05T15:43:00Z"/>
+              </w:rPr>
+              <w:pPrChange w:id="646" w:author="xujianhui" w:date="2015-01-05T15:43:00Z">
                 <w:pPr>
                   <w:ind w:left="0"/>
                 </w:pPr>
               </w:pPrChange>
             </w:pPr>
-            <w:ins w:id="645" w:author="xujianhui" w:date="2015-01-05T15:42:00Z">
+            <w:ins w:id="647" w:author="xujianhui" w:date="2015-01-05T15:42:00Z">
               <w:r>
                 <w:rPr>
                   <w:rFonts w:hint="eastAsia"/>
@@ -22457,7 +22470,7 @@
                 <w:t xml:space="preserve">omagent </w:t>
               </w:r>
             </w:ins>
-            <w:ins w:id="646" w:author="xujianhui" w:date="2015-01-05T15:43:00Z">
+            <w:ins w:id="648" w:author="xujianhui" w:date="2015-01-05T15:43:00Z">
               <w:r>
                 <w:rPr>
                   <w:rFonts w:hint="eastAsia"/>
@@ -22487,20 +22500,20 @@
               </w:numPr>
               <w:ind w:firstLineChars="0"/>
               <w:rPr>
-                <w:ins w:id="647" w:author="xujianhui" w:date="2015-01-05T15:46:00Z"/>
-              </w:rPr>
-              <w:pPrChange w:id="648" w:author="xujianhui" w:date="2015-01-05T15:43:00Z">
+                <w:ins w:id="649" w:author="xujianhui" w:date="2015-01-05T15:46:00Z"/>
+              </w:rPr>
+              <w:pPrChange w:id="650" w:author="xujianhui" w:date="2015-01-05T15:43:00Z">
                 <w:pPr>
                   <w:ind w:left="0"/>
                 </w:pPr>
               </w:pPrChange>
             </w:pPr>
-            <w:ins w:id="649" w:author="xujianhui" w:date="2015-01-05T15:42:00Z">
+            <w:ins w:id="651" w:author="xujianhui" w:date="2015-01-05T15:42:00Z">
               <w:r>
                 <w:t xml:space="preserve"> </w:t>
               </w:r>
             </w:ins>
-            <w:ins w:id="650" w:author="xujianhui" w:date="2015-01-05T15:46:00Z">
+            <w:ins w:id="652" w:author="xujianhui" w:date="2015-01-05T15:46:00Z">
               <w:r>
                 <w:rPr>
                   <w:rFonts w:hint="eastAsia"/>
@@ -22517,7 +22530,14 @@
                 <w:rPr>
                   <w:rFonts w:hint="eastAsia"/>
                 </w:rPr>
-                <w:t>是已经存在（按</w:t>
+                <w:t>是已经存在</w:t>
+              </w:r>
+              <w:r>
+                <w:rPr>
+                  <w:rFonts w:hint="eastAsia"/>
+                </w:rPr>
+                <w:lastRenderedPageBreak/>
+                <w:t>（按</w:t>
               </w:r>
               <w:r>
                 <w:rPr>
@@ -22542,24 +22562,23 @@
               </w:numPr>
               <w:ind w:firstLineChars="0"/>
               <w:rPr>
-                <w:ins w:id="651" w:author="xujianhui" w:date="2015-01-05T15:47:00Z"/>
-              </w:rPr>
-              <w:pPrChange w:id="652" w:author="xujianhui" w:date="2015-01-05T15:43:00Z">
+                <w:ins w:id="653" w:author="xujianhui" w:date="2015-01-05T15:47:00Z"/>
+              </w:rPr>
+              <w:pPrChange w:id="654" w:author="xujianhui" w:date="2015-01-05T15:43:00Z">
                 <w:pPr>
                   <w:ind w:left="0"/>
                 </w:pPr>
               </w:pPrChange>
             </w:pPr>
-            <w:ins w:id="653" w:author="xujianhui" w:date="2015-01-05T15:49:00Z">
-              <w:r>
-                <w:rPr>
-                  <w:rFonts w:hint="eastAsia"/>
-                </w:rPr>
-                <w:lastRenderedPageBreak/>
+            <w:ins w:id="655" w:author="xujianhui" w:date="2015-01-05T15:49:00Z">
+              <w:r>
+                <w:rPr>
+                  <w:rFonts w:hint="eastAsia"/>
+                </w:rPr>
                 <w:t>创建、</w:t>
               </w:r>
             </w:ins>
-            <w:ins w:id="654" w:author="xujianhui" w:date="2015-01-05T15:47:00Z">
+            <w:ins w:id="656" w:author="xujianhui" w:date="2015-01-05T15:47:00Z">
               <w:r>
                 <w:rPr>
                   <w:rFonts w:hint="eastAsia"/>
@@ -22583,15 +22602,15 @@
               </w:numPr>
               <w:ind w:firstLineChars="0"/>
               <w:rPr>
-                <w:ins w:id="655" w:author="xujianhui" w:date="2015-01-05T15:47:00Z"/>
-              </w:rPr>
-              <w:pPrChange w:id="656" w:author="xujianhui" w:date="2015-01-05T15:43:00Z">
+                <w:ins w:id="657" w:author="xujianhui" w:date="2015-01-05T15:47:00Z"/>
+              </w:rPr>
+              <w:pPrChange w:id="658" w:author="xujianhui" w:date="2015-01-05T15:43:00Z">
                 <w:pPr>
                   <w:ind w:left="0"/>
                 </w:pPr>
               </w:pPrChange>
             </w:pPr>
-            <w:ins w:id="657" w:author="xujianhui" w:date="2015-01-05T15:47:00Z">
+            <w:ins w:id="659" w:author="xujianhui" w:date="2015-01-05T15:47:00Z">
               <w:r>
                 <w:t>C</w:t>
               </w:r>
@@ -22612,15 +22631,15 @@
               </w:numPr>
               <w:ind w:firstLineChars="0"/>
               <w:rPr>
-                <w:ins w:id="658" w:author="xujianhui" w:date="2015-01-05T15:48:00Z"/>
-              </w:rPr>
-              <w:pPrChange w:id="659" w:author="xujianhui" w:date="2015-01-05T15:43:00Z">
+                <w:ins w:id="660" w:author="xujianhui" w:date="2015-01-05T15:48:00Z"/>
+              </w:rPr>
+              <w:pPrChange w:id="661" w:author="xujianhui" w:date="2015-01-05T15:43:00Z">
                 <w:pPr>
                   <w:ind w:left="0"/>
                 </w:pPr>
               </w:pPrChange>
             </w:pPr>
-            <w:ins w:id="660" w:author="xujianhui" w:date="2015-01-05T15:48:00Z">
+            <w:ins w:id="662" w:author="xujianhui" w:date="2015-01-05T15:48:00Z">
               <w:r>
                 <w:rPr>
                   <w:rFonts w:hint="eastAsia"/>
@@ -22656,15 +22675,15 @@
               </w:numPr>
               <w:ind w:firstLineChars="0"/>
               <w:rPr>
-                <w:ins w:id="661" w:author="xujianhui" w:date="2015-01-05T15:50:00Z"/>
-              </w:rPr>
-              <w:pPrChange w:id="662" w:author="xujianhui" w:date="2015-01-05T15:43:00Z">
+                <w:ins w:id="663" w:author="xujianhui" w:date="2015-01-05T15:50:00Z"/>
+              </w:rPr>
+              <w:pPrChange w:id="664" w:author="xujianhui" w:date="2015-01-05T15:43:00Z">
                 <w:pPr>
                   <w:ind w:left="0"/>
                 </w:pPr>
               </w:pPrChange>
             </w:pPr>
-            <w:ins w:id="663" w:author="xujianhui" w:date="2015-01-05T15:48:00Z">
+            <w:ins w:id="665" w:author="xujianhui" w:date="2015-01-05T15:48:00Z">
               <w:r>
                 <w:rPr>
                   <w:rFonts w:hint="eastAsia"/>
@@ -22672,7 +22691,7 @@
                 <w:t>删除</w:t>
               </w:r>
             </w:ins>
-            <w:ins w:id="664" w:author="xujianhui" w:date="2015-01-05T15:49:00Z">
+            <w:ins w:id="666" w:author="xujianhui" w:date="2015-01-05T15:49:00Z">
               <w:r>
                 <w:rPr>
                   <w:rFonts w:hint="eastAsia"/>
@@ -22690,15 +22709,15 @@
               </w:numPr>
               <w:ind w:firstLineChars="0"/>
               <w:rPr>
-                <w:ins w:id="665" w:author="xujianhui" w:date="2015-01-05T15:56:00Z"/>
-              </w:rPr>
-              <w:pPrChange w:id="666" w:author="xujianhui" w:date="2015-01-05T15:56:00Z">
+                <w:ins w:id="667" w:author="xujianhui" w:date="2015-01-05T15:56:00Z"/>
+              </w:rPr>
+              <w:pPrChange w:id="668" w:author="xujianhui" w:date="2015-01-05T15:56:00Z">
                 <w:pPr>
                   <w:ind w:left="0"/>
                 </w:pPr>
               </w:pPrChange>
             </w:pPr>
-            <w:ins w:id="667" w:author="xujianhui" w:date="2015-01-05T15:56:00Z">
+            <w:ins w:id="669" w:author="xujianhui" w:date="2015-01-05T15:56:00Z">
               <w:r>
                 <w:rPr>
                   <w:rFonts w:hint="eastAsia"/>
@@ -22752,15 +22771,15 @@
               </w:numPr>
               <w:ind w:firstLineChars="0"/>
               <w:rPr>
-                <w:ins w:id="668" w:author="xujianhui" w:date="2015-01-05T15:56:00Z"/>
-              </w:rPr>
-              <w:pPrChange w:id="669" w:author="xujianhui" w:date="2015-01-05T15:56:00Z">
+                <w:ins w:id="670" w:author="xujianhui" w:date="2015-01-05T15:56:00Z"/>
+              </w:rPr>
+              <w:pPrChange w:id="671" w:author="xujianhui" w:date="2015-01-05T15:56:00Z">
                 <w:pPr>
                   <w:ind w:left="0"/>
                 </w:pPr>
               </w:pPrChange>
             </w:pPr>
-            <w:ins w:id="670" w:author="xujianhui" w:date="2015-01-05T15:56:00Z">
+            <w:ins w:id="672" w:author="xujianhui" w:date="2015-01-05T15:56:00Z">
               <w:r>
                 <w:rPr>
                   <w:rFonts w:hint="eastAsia"/>
@@ -22802,9 +22821,9 @@
           <w:p>
             <w:pPr>
               <w:rPr>
-                <w:ins w:id="671" w:author="xujianhui" w:date="2015-01-05T15:50:00Z"/>
-              </w:rPr>
-              <w:pPrChange w:id="672" w:author="xujianhui" w:date="2015-01-05T15:50:00Z">
+                <w:ins w:id="673" w:author="xujianhui" w:date="2015-01-05T15:50:00Z"/>
+              </w:rPr>
+              <w:pPrChange w:id="674" w:author="xujianhui" w:date="2015-01-05T15:50:00Z">
                 <w:pPr>
                   <w:ind w:left="0"/>
                 </w:pPr>
@@ -22815,10 +22834,10 @@
             <w:pPr>
               <w:ind w:left="0"/>
               <w:rPr>
-                <w:ins w:id="673" w:author="xujianhui" w:date="2015-01-05T15:50:00Z"/>
-              </w:rPr>
-            </w:pPr>
-            <w:ins w:id="674" w:author="xujianhui" w:date="2015-01-05T15:50:00Z">
+                <w:ins w:id="675" w:author="xujianhui" w:date="2015-01-05T15:50:00Z"/>
+              </w:rPr>
+            </w:pPr>
+            <w:ins w:id="676" w:author="xujianhui" w:date="2015-01-05T15:50:00Z">
               <w:r>
                 <w:rPr>
                   <w:rFonts w:hint="eastAsia"/>
@@ -22836,15 +22855,15 @@
               </w:numPr>
               <w:ind w:firstLineChars="0"/>
               <w:rPr>
-                <w:ins w:id="675" w:author="xujianhui" w:date="2015-01-05T15:50:00Z"/>
-              </w:rPr>
-              <w:pPrChange w:id="676" w:author="xujianhui" w:date="2015-01-05T15:50:00Z">
+                <w:ins w:id="677" w:author="xujianhui" w:date="2015-01-05T15:50:00Z"/>
+              </w:rPr>
+              <w:pPrChange w:id="678" w:author="xujianhui" w:date="2015-01-05T15:50:00Z">
                 <w:pPr>
                   <w:ind w:left="0"/>
                 </w:pPr>
               </w:pPrChange>
             </w:pPr>
-            <w:ins w:id="677" w:author="xujianhui" w:date="2015-01-05T15:50:00Z">
+            <w:ins w:id="679" w:author="xujianhui" w:date="2015-01-05T15:50:00Z">
               <w:r>
                 <w:rPr>
                   <w:rFonts w:hint="eastAsia"/>
@@ -22904,15 +22923,15 @@
               </w:numPr>
               <w:ind w:firstLineChars="0"/>
               <w:rPr>
-                <w:ins w:id="678" w:author="xujianhui" w:date="2015-01-05T15:53:00Z"/>
-              </w:rPr>
-              <w:pPrChange w:id="679" w:author="xujianhui" w:date="2015-01-05T15:50:00Z">
+                <w:ins w:id="680" w:author="xujianhui" w:date="2015-01-05T15:53:00Z"/>
+              </w:rPr>
+              <w:pPrChange w:id="681" w:author="xujianhui" w:date="2015-01-05T15:50:00Z">
                 <w:pPr>
                   <w:ind w:left="0"/>
                 </w:pPr>
               </w:pPrChange>
             </w:pPr>
-            <w:ins w:id="680" w:author="xujianhui" w:date="2015-01-05T15:51:00Z">
+            <w:ins w:id="682" w:author="xujianhui" w:date="2015-01-05T15:51:00Z">
               <w:r>
                 <w:rPr>
                   <w:rFonts w:hint="eastAsia"/>
@@ -22920,7 +22939,7 @@
                 <w:t>active group</w:t>
               </w:r>
             </w:ins>
-            <w:ins w:id="681" w:author="xujianhui" w:date="2015-01-05T15:52:00Z">
+            <w:ins w:id="683" w:author="xujianhui" w:date="2015-01-05T15:52:00Z">
               <w:r>
                 <w:rPr>
                   <w:rFonts w:hint="eastAsia"/>
@@ -22940,7 +22959,7 @@
                 <w:t>，或</w:t>
               </w:r>
             </w:ins>
-            <w:ins w:id="682" w:author="xujianhui" w:date="2015-01-05T15:53:00Z">
+            <w:ins w:id="684" w:author="xujianhui" w:date="2015-01-05T15:53:00Z">
               <w:r>
                 <w:rPr>
                   <w:rFonts w:hint="eastAsia"/>
@@ -22981,13 +23000,13 @@
                 <w:numId w:val="27"/>
               </w:numPr>
               <w:ind w:firstLineChars="0"/>
-              <w:pPrChange w:id="683" w:author="xujianhui" w:date="2015-01-05T15:50:00Z">
+              <w:pPrChange w:id="685" w:author="xujianhui" w:date="2015-01-05T15:50:00Z">
                 <w:pPr>
                   <w:ind w:left="0"/>
                 </w:pPr>
               </w:pPrChange>
             </w:pPr>
-            <w:ins w:id="684" w:author="xujianhui" w:date="2015-01-05T15:54:00Z">
+            <w:ins w:id="686" w:author="xujianhui" w:date="2015-01-05T15:54:00Z">
               <w:r>
                 <w:rPr>
                   <w:rFonts w:hint="eastAsia"/>
@@ -23001,7 +23020,7 @@
                 <w:t>virtual coord</w:t>
               </w:r>
             </w:ins>
-            <w:ins w:id="685" w:author="xujianhui" w:date="2015-01-05T15:55:00Z">
+            <w:ins w:id="687" w:author="xujianhui" w:date="2015-01-05T15:55:00Z">
               <w:r>
                 <w:rPr>
                   <w:rFonts w:hint="eastAsia"/>
@@ -23069,7 +23088,7 @@
       <w:pPr>
         <w:ind w:left="0"/>
         <w:rPr>
-          <w:del w:id="686" w:author="xujianhui" w:date="2015-01-05T15:55:00Z"/>
+          <w:del w:id="688" w:author="xujianhui" w:date="2015-01-05T15:55:00Z"/>
         </w:rPr>
       </w:pPr>
     </w:p>
@@ -23081,15 +23100,15 @@
           <w:numId w:val="16"/>
         </w:numPr>
         <w:rPr>
-          <w:ins w:id="687" w:author="xujianhui" w:date="2015-01-05T16:02:00Z"/>
+          <w:ins w:id="689" w:author="xujianhui" w:date="2015-01-05T16:02:00Z"/>
         </w:rPr>
       </w:pPr>
-      <w:ins w:id="688" w:author="xujianhui" w:date="2015-01-05T16:01:00Z">
+      <w:ins w:id="690" w:author="xujianhui" w:date="2015-01-05T16:01:00Z">
         <w:r>
           <w:t>list task</w:t>
         </w:r>
       </w:ins>
-      <w:ins w:id="689" w:author="xujianhui" w:date="2015-01-05T16:10:00Z">
+      <w:ins w:id="691" w:author="xujianhui" w:date="2015-01-05T16:10:00Z">
         <w:r>
           <w:rPr>
             <w:rFonts w:hint="eastAsia"/>
@@ -23101,9 +23120,9 @@
     <w:p>
       <w:pPr>
         <w:rPr>
-          <w:ins w:id="690" w:author="xujianhui" w:date="2015-01-05T16:02:00Z"/>
+          <w:ins w:id="692" w:author="xujianhui" w:date="2015-01-05T16:02:00Z"/>
         </w:rPr>
-        <w:pPrChange w:id="691" w:author="xujianhui" w:date="2015-01-05T16:02:00Z">
+        <w:pPrChange w:id="693" w:author="xujianhui" w:date="2015-01-05T16:02:00Z">
           <w:pPr>
             <w:pStyle w:val="Heading4"/>
             <w:numPr>
@@ -23113,7 +23132,7 @@
           </w:pPr>
         </w:pPrChange>
       </w:pPr>
-      <w:ins w:id="692" w:author="xujianhui" w:date="2015-01-05T16:02:00Z">
+      <w:ins w:id="694" w:author="xujianhui" w:date="2015-01-05T16:02:00Z">
         <w:r>
           <w:rPr>
             <w:rFonts w:hint="eastAsia"/>
@@ -23126,9 +23145,9 @@
       <w:pPr>
         <w:ind w:firstLine="360"/>
         <w:rPr>
-          <w:ins w:id="693" w:author="xujianhui" w:date="2015-01-05T16:02:00Z"/>
+          <w:ins w:id="695" w:author="xujianhui" w:date="2015-01-05T16:02:00Z"/>
         </w:rPr>
-        <w:pPrChange w:id="694" w:author="xujianhui" w:date="2015-01-05T16:02:00Z">
+        <w:pPrChange w:id="696" w:author="xujianhui" w:date="2015-01-05T16:02:00Z">
           <w:pPr>
             <w:pStyle w:val="Heading4"/>
             <w:numPr>
@@ -23138,7 +23157,7 @@
           </w:pPr>
         </w:pPrChange>
       </w:pPr>
-      <w:ins w:id="695" w:author="xujianhui" w:date="2015-01-05T16:02:00Z">
+      <w:ins w:id="697" w:author="xujianhui" w:date="2015-01-05T16:02:00Z">
         <w:r>
           <w:rPr>
             <w:rFonts w:hint="eastAsia"/>
@@ -23151,9 +23170,9 @@
       <w:pPr>
         <w:ind w:firstLine="360"/>
         <w:rPr>
-          <w:ins w:id="696" w:author="xujianhui" w:date="2015-01-05T16:02:00Z"/>
+          <w:ins w:id="698" w:author="xujianhui" w:date="2015-01-05T16:02:00Z"/>
         </w:rPr>
-        <w:pPrChange w:id="697" w:author="xujianhui" w:date="2015-01-05T16:02:00Z">
+        <w:pPrChange w:id="699" w:author="xujianhui" w:date="2015-01-05T16:02:00Z">
           <w:pPr>
             <w:pStyle w:val="Heading4"/>
             <w:numPr>
@@ -23163,7 +23182,7 @@
           </w:pPr>
         </w:pPrChange>
       </w:pPr>
-      <w:ins w:id="698" w:author="xujianhui" w:date="2015-01-05T16:02:00Z">
+      <w:ins w:id="700" w:author="xujianhui" w:date="2015-01-05T16:02:00Z">
         <w:r>
           <w:rPr>
             <w:rFonts w:hint="eastAsia"/>
@@ -23176,9 +23195,9 @@
       <w:pPr>
         <w:ind w:firstLine="360"/>
         <w:rPr>
-          <w:ins w:id="699" w:author="xujianhui" w:date="2015-01-05T16:02:00Z"/>
+          <w:ins w:id="701" w:author="xujianhui" w:date="2015-01-05T16:02:00Z"/>
         </w:rPr>
-        <w:pPrChange w:id="700" w:author="xujianhui" w:date="2015-01-05T16:02:00Z">
+        <w:pPrChange w:id="702" w:author="xujianhui" w:date="2015-01-05T16:02:00Z">
           <w:pPr>
             <w:pStyle w:val="Heading4"/>
             <w:numPr>
@@ -23188,7 +23207,7 @@
           </w:pPr>
         </w:pPrChange>
       </w:pPr>
-      <w:ins w:id="701" w:author="xujianhui" w:date="2015-01-05T16:02:00Z">
+      <w:ins w:id="703" w:author="xujianhui" w:date="2015-01-05T16:02:00Z">
         <w:r>
           <w:rPr>
             <w:rFonts w:hint="eastAsia"/>
@@ -23201,9 +23220,9 @@
       <w:pPr>
         <w:ind w:firstLine="360"/>
         <w:rPr>
-          <w:ins w:id="702" w:author="xujianhui" w:date="2015-01-05T16:02:00Z"/>
+          <w:ins w:id="704" w:author="xujianhui" w:date="2015-01-05T16:02:00Z"/>
         </w:rPr>
-        <w:pPrChange w:id="703" w:author="xujianhui" w:date="2015-01-05T16:02:00Z">
+        <w:pPrChange w:id="705" w:author="xujianhui" w:date="2015-01-05T16:02:00Z">
           <w:pPr>
             <w:pStyle w:val="Heading4"/>
             <w:numPr>
@@ -23213,7 +23232,7 @@
           </w:pPr>
         </w:pPrChange>
       </w:pPr>
-      <w:ins w:id="704" w:author="xujianhui" w:date="2015-01-05T16:02:00Z">
+      <w:ins w:id="706" w:author="xujianhui" w:date="2015-01-05T16:02:00Z">
         <w:r>
           <w:rPr>
             <w:rFonts w:hint="eastAsia"/>
@@ -23225,9 +23244,9 @@
     <w:p>
       <w:pPr>
         <w:rPr>
-          <w:ins w:id="705" w:author="xujianhui" w:date="2015-01-05T16:02:00Z"/>
+          <w:ins w:id="707" w:author="xujianhui" w:date="2015-01-05T16:02:00Z"/>
         </w:rPr>
-        <w:pPrChange w:id="706" w:author="xujianhui" w:date="2015-01-05T16:02:00Z">
+        <w:pPrChange w:id="708" w:author="xujianhui" w:date="2015-01-05T16:02:00Z">
           <w:pPr>
             <w:pStyle w:val="Heading4"/>
             <w:numPr>
@@ -23237,7 +23256,7 @@
           </w:pPr>
         </w:pPrChange>
       </w:pPr>
-      <w:ins w:id="707" w:author="xujianhui" w:date="2015-01-05T16:02:00Z">
+      <w:ins w:id="709" w:author="xujianhui" w:date="2015-01-05T16:02:00Z">
         <w:r>
           <w:rPr>
             <w:rFonts w:hint="eastAsia"/>
@@ -23249,9 +23268,9 @@
     <w:p>
       <w:pPr>
         <w:rPr>
-          <w:ins w:id="708" w:author="xujianhui" w:date="2015-01-05T16:01:00Z"/>
+          <w:ins w:id="710" w:author="xujianhui" w:date="2015-01-05T16:01:00Z"/>
         </w:rPr>
-        <w:pPrChange w:id="709" w:author="xujianhui" w:date="2015-01-05T16:02:00Z">
+        <w:pPrChange w:id="711" w:author="xujianhui" w:date="2015-01-05T16:02:00Z">
           <w:pPr>
             <w:pStyle w:val="Heading4"/>
             <w:numPr>
@@ -23261,7 +23280,7 @@
           </w:pPr>
         </w:pPrChange>
       </w:pPr>
-      <w:ins w:id="710" w:author="xujianhui" w:date="2015-01-05T16:02:00Z">
+      <w:ins w:id="712" w:author="xujianhui" w:date="2015-01-05T16:02:00Z">
         <w:r>
           <w:rPr>
             <w:rFonts w:hint="eastAsia"/>
@@ -23284,7 +23303,7 @@
         </w:rPr>
         <w:t>查询</w:t>
       </w:r>
-      <w:ins w:id="711" w:author="xujianhui" w:date="2015-01-05T15:59:00Z">
+      <w:ins w:id="713" w:author="xujianhui" w:date="2015-01-05T15:59:00Z">
         <w:r>
           <w:rPr>
             <w:rFonts w:hint="eastAsia"/>
@@ -23292,7 +23311,7 @@
           <w:t>任务</w:t>
         </w:r>
       </w:ins>
-      <w:del w:id="712" w:author="xujianhui" w:date="2015-01-05T15:58:00Z">
+      <w:del w:id="714" w:author="xujianhui" w:date="2015-01-05T15:58:00Z">
         <w:r>
           <w:rPr>
             <w:rFonts w:hint="eastAsia"/>
@@ -23451,7 +23470,7 @@
               </w:rPr>
               <w:t xml:space="preserve">query </w:t>
             </w:r>
-            <w:ins w:id="713" w:author="xujianhui" w:date="2015-01-05T15:59:00Z">
+            <w:ins w:id="715" w:author="xujianhui" w:date="2015-01-05T15:59:00Z">
               <w:r>
                 <w:rPr>
                   <w:rFonts w:hint="eastAsia"/>
@@ -23459,7 +23478,7 @@
                 <w:t>task</w:t>
               </w:r>
             </w:ins>
-            <w:del w:id="714" w:author="xujianhui" w:date="2015-01-05T15:59:00Z">
+            <w:del w:id="716" w:author="xujianhui" w:date="2015-01-05T15:59:00Z">
               <w:r>
                 <w:rPr>
                   <w:rFonts w:hint="eastAsia"/>
@@ -23472,10 +23491,10 @@
             <w:pPr>
               <w:ind w:left="0"/>
               <w:rPr>
-                <w:ins w:id="715" w:author="xujianhui" w:date="2015-01-05T16:03:00Z"/>
-              </w:rPr>
-            </w:pPr>
-            <w:del w:id="716" w:author="xujianhui" w:date="2015-01-05T16:03:00Z">
+                <w:ins w:id="717" w:author="xujianhui" w:date="2015-01-05T16:03:00Z"/>
+              </w:rPr>
+            </w:pPr>
+            <w:del w:id="718" w:author="xujianhui" w:date="2015-01-05T16:03:00Z">
               <w:r>
                 <w:delText>TaskID</w:delText>
               </w:r>
@@ -23503,10 +23522,10 @@
             <w:pPr>
               <w:ind w:left="0"/>
               <w:rPr>
-                <w:ins w:id="717" w:author="xujianhui" w:date="2015-01-05T16:03:00Z"/>
-              </w:rPr>
-            </w:pPr>
-            <w:ins w:id="718" w:author="xujianhui" w:date="2015-01-05T16:03:00Z">
+                <w:ins w:id="719" w:author="xujianhui" w:date="2015-01-05T16:03:00Z"/>
+              </w:rPr>
+            </w:pPr>
+            <w:ins w:id="720" w:author="xujianhui" w:date="2015-01-05T16:03:00Z">
               <w:r>
                 <w:rPr>
                   <w:rFonts w:hint="eastAsia"/>
@@ -23519,10 +23538,10 @@
             <w:pPr>
               <w:ind w:left="0"/>
               <w:rPr>
-                <w:ins w:id="719" w:author="xujianhui" w:date="2015-01-05T16:03:00Z"/>
-              </w:rPr>
-            </w:pPr>
-            <w:ins w:id="720" w:author="xujianhui" w:date="2015-01-05T16:03:00Z">
+                <w:ins w:id="721" w:author="xujianhui" w:date="2015-01-05T16:03:00Z"/>
+              </w:rPr>
+            </w:pPr>
+            <w:ins w:id="722" w:author="xujianhui" w:date="2015-01-05T16:03:00Z">
               <w:r>
                 <w:rPr>
                   <w:rFonts w:hint="eastAsia"/>
@@ -23535,10 +23554,10 @@
             <w:pPr>
               <w:ind w:left="0"/>
               <w:rPr>
-                <w:ins w:id="721" w:author="xujianhui" w:date="2015-01-05T16:03:00Z"/>
-              </w:rPr>
-            </w:pPr>
-            <w:ins w:id="722" w:author="xujianhui" w:date="2015-01-05T16:03:00Z">
+                <w:ins w:id="723" w:author="xujianhui" w:date="2015-01-05T16:03:00Z"/>
+              </w:rPr>
+            </w:pPr>
+            <w:ins w:id="724" w:author="xujianhui" w:date="2015-01-05T16:03:00Z">
               <w:r>
                 <w:rPr>
                   <w:rFonts w:hint="eastAsia"/>
@@ -23551,11 +23570,12 @@
             <w:pPr>
               <w:ind w:left="0"/>
             </w:pPr>
-            <w:ins w:id="723" w:author="xujianhui" w:date="2015-01-05T16:03:00Z">
-              <w:r>
-                <w:rPr>
-                  <w:rFonts w:hint="eastAsia"/>
-                </w:rPr>
+            <w:ins w:id="725" w:author="xujianhui" w:date="2015-01-05T16:03:00Z">
+              <w:r>
+                <w:rPr>
+                  <w:rFonts w:hint="eastAsia"/>
+                </w:rPr>
+                <w:lastRenderedPageBreak/>
                 <w:t>hinter: object</w:t>
               </w:r>
             </w:ins>
@@ -23570,6 +23590,7 @@
               <w:ind w:left="0"/>
             </w:pPr>
             <w:r>
+              <w:lastRenderedPageBreak/>
               <w:t>cmd=</w:t>
             </w:r>
             <w:r>
@@ -23578,7 +23599,7 @@
               </w:rPr>
               <w:t xml:space="preserve">query </w:t>
             </w:r>
-            <w:ins w:id="724" w:author="xujianhui" w:date="2015-01-05T15:59:00Z">
+            <w:ins w:id="726" w:author="xujianhui" w:date="2015-01-05T15:59:00Z">
               <w:r>
                 <w:rPr>
                   <w:rFonts w:hint="eastAsia"/>
@@ -23586,7 +23607,7 @@
                 <w:t>task</w:t>
               </w:r>
             </w:ins>
-            <w:del w:id="725" w:author="xujianhui" w:date="2015-01-05T15:59:00Z">
+            <w:del w:id="727" w:author="xujianhui" w:date="2015-01-05T15:59:00Z">
               <w:r>
                 <w:rPr>
                   <w:rFonts w:hint="eastAsia"/>
@@ -23605,7 +23626,7 @@
               </w:rPr>
               <w:t>&amp;</w:t>
             </w:r>
-            <w:del w:id="726" w:author="xujianhui" w:date="2015-01-05T16:03:00Z">
+            <w:del w:id="728" w:author="xujianhui" w:date="2015-01-05T16:03:00Z">
               <w:r>
                 <w:rPr>
                   <w:rFonts w:hint="eastAsia"/>
@@ -23613,7 +23634,7 @@
                 <w:delText>TaskID=1</w:delText>
               </w:r>
             </w:del>
-            <w:ins w:id="727" w:author="xujianhui" w:date="2015-01-05T16:03:00Z">
+            <w:ins w:id="729" w:author="xujianhui" w:date="2015-01-05T16:03:00Z">
               <w:r>
                 <w:rPr>
                   <w:rFonts w:hint="eastAsia"/>
@@ -23735,10 +23756,10 @@
             <w:pPr>
               <w:ind w:left="0"/>
               <w:rPr>
-                <w:del w:id="728" w:author="xujianhui" w:date="2015-01-05T16:03:00Z"/>
-              </w:rPr>
-            </w:pPr>
-            <w:del w:id="729" w:author="xujianhui" w:date="2015-01-05T16:03:00Z">
+                <w:del w:id="730" w:author="xujianhui" w:date="2015-01-05T16:03:00Z"/>
+              </w:rPr>
+            </w:pPr>
+            <w:del w:id="731" w:author="xujianhui" w:date="2015-01-05T16:03:00Z">
               <w:r>
                 <w:rPr>
                   <w:rFonts w:hint="eastAsia"/>
@@ -23751,10 +23772,10 @@
             <w:pPr>
               <w:ind w:left="0"/>
               <w:rPr>
-                <w:del w:id="730" w:author="xujianhui" w:date="2015-01-05T16:03:00Z"/>
-              </w:rPr>
-            </w:pPr>
-            <w:del w:id="731" w:author="xujianhui" w:date="2015-01-05T16:03:00Z">
+                <w:del w:id="732" w:author="xujianhui" w:date="2015-01-05T16:03:00Z"/>
+              </w:rPr>
+            </w:pPr>
+            <w:del w:id="733" w:author="xujianhui" w:date="2015-01-05T16:03:00Z">
               <w:r>
                 <w:delText>errno</w:delText>
               </w:r>
@@ -23776,10 +23797,10 @@
             <w:pPr>
               <w:ind w:left="0"/>
               <w:rPr>
-                <w:del w:id="732" w:author="xujianhui" w:date="2015-01-05T16:03:00Z"/>
-              </w:rPr>
-            </w:pPr>
-            <w:del w:id="733" w:author="xujianhui" w:date="2015-01-05T16:03:00Z">
+                <w:del w:id="734" w:author="xujianhui" w:date="2015-01-05T16:03:00Z"/>
+              </w:rPr>
+            </w:pPr>
+            <w:del w:id="735" w:author="xujianhui" w:date="2015-01-05T16:03:00Z">
               <w:r>
                 <w:rPr>
                   <w:rFonts w:hint="eastAsia"/>
@@ -23798,10 +23819,10 @@
             <w:pPr>
               <w:ind w:left="0"/>
               <w:rPr>
-                <w:del w:id="734" w:author="xujianhui" w:date="2015-01-05T16:03:00Z"/>
-              </w:rPr>
-            </w:pPr>
-            <w:del w:id="735" w:author="xujianhui" w:date="2015-01-05T16:03:00Z">
+                <w:del w:id="736" w:author="xujianhui" w:date="2015-01-05T16:03:00Z"/>
+              </w:rPr>
+            </w:pPr>
+            <w:del w:id="737" w:author="xujianhui" w:date="2015-01-05T16:03:00Z">
               <w:r>
                 <w:rPr>
                   <w:rFonts w:hint="eastAsia"/>
@@ -23814,10 +23835,10 @@
             <w:pPr>
               <w:ind w:left="0"/>
               <w:rPr>
-                <w:ins w:id="736" w:author="xujianhui" w:date="2015-01-05T16:03:00Z"/>
-              </w:rPr>
-            </w:pPr>
-            <w:ins w:id="737" w:author="xujianhui" w:date="2015-01-05T16:03:00Z">
+                <w:ins w:id="738" w:author="xujianhui" w:date="2015-01-05T16:03:00Z"/>
+              </w:rPr>
+            </w:pPr>
+            <w:ins w:id="739" w:author="xujianhui" w:date="2015-01-05T16:03:00Z">
               <w:r>
                 <w:rPr>
                   <w:rFonts w:hint="eastAsia"/>
@@ -23830,10 +23851,10 @@
             <w:pPr>
               <w:ind w:left="0"/>
               <w:rPr>
-                <w:ins w:id="738" w:author="xujianhui" w:date="2015-01-05T16:03:00Z"/>
-              </w:rPr>
-            </w:pPr>
-            <w:ins w:id="739" w:author="xujianhui" w:date="2015-01-05T16:03:00Z">
+                <w:ins w:id="740" w:author="xujianhui" w:date="2015-01-05T16:03:00Z"/>
+              </w:rPr>
+            </w:pPr>
+            <w:ins w:id="741" w:author="xujianhui" w:date="2015-01-05T16:03:00Z">
               <w:r>
                 <w:rPr>
                   <w:rFonts w:hint="eastAsia"/>
@@ -23841,7 +23862,7 @@
                 <w:t>成功后</w:t>
               </w:r>
             </w:ins>
-            <w:ins w:id="740" w:author="xujianhui" w:date="2015-01-05T16:04:00Z">
+            <w:ins w:id="742" w:author="xujianhui" w:date="2015-01-05T16:04:00Z">
               <w:r>
                 <w:rPr>
                   <w:rFonts w:hint="eastAsia"/>
@@ -23878,10 +23899,10 @@
             <w:pPr>
               <w:ind w:left="0"/>
               <w:rPr>
-                <w:del w:id="741" w:author="xujianhui" w:date="2015-01-05T16:04:00Z"/>
-              </w:rPr>
-            </w:pPr>
-            <w:del w:id="742" w:author="xujianhui" w:date="2015-01-05T16:04:00Z">
+                <w:del w:id="743" w:author="xujianhui" w:date="2015-01-05T16:04:00Z"/>
+              </w:rPr>
+            </w:pPr>
+            <w:del w:id="744" w:author="xujianhui" w:date="2015-01-05T16:04:00Z">
               <w:r>
                 <w:rPr>
                   <w:rFonts w:hint="eastAsia"/>
@@ -23894,10 +23915,10 @@
             <w:pPr>
               <w:ind w:left="0" w:firstLineChars="150" w:firstLine="315"/>
               <w:rPr>
-                <w:del w:id="743" w:author="xujianhui" w:date="2015-01-05T16:04:00Z"/>
-              </w:rPr>
-            </w:pPr>
-            <w:del w:id="744" w:author="xujianhui" w:date="2015-01-05T16:04:00Z">
+                <w:del w:id="745" w:author="xujianhui" w:date="2015-01-05T16:04:00Z"/>
+              </w:rPr>
+            </w:pPr>
+            <w:del w:id="746" w:author="xujianhui" w:date="2015-01-05T16:04:00Z">
               <w:r>
                 <w:delText>TaskID</w:delText>
               </w:r>
@@ -23925,10 +23946,10 @@
             <w:pPr>
               <w:ind w:left="0" w:firstLineChars="150" w:firstLine="315"/>
               <w:rPr>
-                <w:del w:id="745" w:author="xujianhui" w:date="2015-01-05T16:04:00Z"/>
-              </w:rPr>
-            </w:pPr>
-            <w:del w:id="746" w:author="xujianhui" w:date="2015-01-05T16:04:00Z">
+                <w:del w:id="747" w:author="xujianhui" w:date="2015-01-05T16:04:00Z"/>
+              </w:rPr>
+            </w:pPr>
+            <w:del w:id="748" w:author="xujianhui" w:date="2015-01-05T16:04:00Z">
               <w:r>
                 <w:delText>TaskType</w:delText>
               </w:r>
@@ -23980,10 +24001,10 @@
             <w:pPr>
               <w:ind w:left="0" w:firstLineChars="150" w:firstLine="315"/>
               <w:rPr>
-                <w:del w:id="747" w:author="xujianhui" w:date="2015-01-05T16:04:00Z"/>
-              </w:rPr>
-            </w:pPr>
-            <w:del w:id="748" w:author="xujianhui" w:date="2015-01-05T16:04:00Z">
+                <w:del w:id="749" w:author="xujianhui" w:date="2015-01-05T16:04:00Z"/>
+              </w:rPr>
+            </w:pPr>
+            <w:del w:id="750" w:author="xujianhui" w:date="2015-01-05T16:04:00Z">
               <w:r>
                 <w:delText>IsEnable</w:delText>
               </w:r>
@@ -24035,10 +24056,10 @@
             <w:pPr>
               <w:ind w:left="0" w:firstLineChars="150" w:firstLine="315"/>
               <w:rPr>
-                <w:del w:id="749" w:author="xujianhui" w:date="2015-01-05T16:04:00Z"/>
-              </w:rPr>
-            </w:pPr>
-            <w:del w:id="750" w:author="xujianhui" w:date="2015-01-05T16:04:00Z">
+                <w:del w:id="751" w:author="xujianhui" w:date="2015-01-05T16:04:00Z"/>
+              </w:rPr>
+            </w:pPr>
+            <w:del w:id="752" w:author="xujianhui" w:date="2015-01-05T16:04:00Z">
               <w:r>
                 <w:delText>IsFinish</w:delText>
               </w:r>
@@ -24060,10 +24081,10 @@
             <w:pPr>
               <w:ind w:left="0" w:firstLineChars="150" w:firstLine="315"/>
               <w:rPr>
-                <w:del w:id="751" w:author="xujianhui" w:date="2015-01-05T16:04:00Z"/>
-              </w:rPr>
-            </w:pPr>
-            <w:del w:id="752" w:author="xujianhui" w:date="2015-01-05T16:04:00Z">
+                <w:del w:id="753" w:author="xujianhui" w:date="2015-01-05T16:04:00Z"/>
+              </w:rPr>
+            </w:pPr>
+            <w:del w:id="754" w:author="xujianhui" w:date="2015-01-05T16:04:00Z">
               <w:r>
                 <w:delText>Status</w:delText>
               </w:r>
@@ -24085,10 +24106,10 @@
             <w:pPr>
               <w:ind w:left="0" w:firstLineChars="150" w:firstLine="315"/>
               <w:rPr>
-                <w:del w:id="753" w:author="xujianhui" w:date="2015-01-05T16:04:00Z"/>
-              </w:rPr>
-            </w:pPr>
-            <w:del w:id="754" w:author="xujianhui" w:date="2015-01-05T16:04:00Z">
+                <w:del w:id="755" w:author="xujianhui" w:date="2015-01-05T16:04:00Z"/>
+              </w:rPr>
+            </w:pPr>
+            <w:del w:id="756" w:author="xujianhui" w:date="2015-01-05T16:04:00Z">
               <w:r>
                 <w:delText>Progress</w:delText>
               </w:r>
@@ -24110,10 +24131,10 @@
             <w:pPr>
               <w:ind w:left="0" w:firstLineChars="150" w:firstLine="315"/>
               <w:rPr>
-                <w:del w:id="755" w:author="xujianhui" w:date="2015-01-05T16:04:00Z"/>
-              </w:rPr>
-            </w:pPr>
-            <w:del w:id="756" w:author="xujianhui" w:date="2015-01-05T16:04:00Z">
+                <w:del w:id="757" w:author="xujianhui" w:date="2015-01-05T16:04:00Z"/>
+              </w:rPr>
+            </w:pPr>
+            <w:del w:id="758" w:author="xujianhui" w:date="2015-01-05T16:04:00Z">
               <w:r>
                 <w:delText>ErrMsg</w:delText>
               </w:r>
@@ -24135,10 +24156,10 @@
             <w:pPr>
               <w:ind w:left="0"/>
               <w:rPr>
-                <w:ins w:id="757" w:author="xujianhui" w:date="2015-01-05T16:04:00Z"/>
-              </w:rPr>
-            </w:pPr>
-            <w:del w:id="758" w:author="xujianhui" w:date="2015-01-05T16:04:00Z">
+                <w:ins w:id="759" w:author="xujianhui" w:date="2015-01-05T16:04:00Z"/>
+              </w:rPr>
+            </w:pPr>
+            <w:del w:id="760" w:author="xujianhui" w:date="2015-01-05T16:04:00Z">
               <w:r>
                 <w:delText>}</w:delText>
               </w:r>
@@ -24148,7 +24169,7 @@
             <w:pPr>
               <w:ind w:left="0"/>
             </w:pPr>
-            <w:ins w:id="759" w:author="xujianhui" w:date="2015-01-05T16:04:00Z">
+            <w:ins w:id="761" w:author="xujianhui" w:date="2015-01-05T16:04:00Z">
               <w:r>
                 <w:t>T</w:t>
               </w:r>
@@ -24710,7 +24731,7 @@
               </w:rPr>
               <w:t>集群名</w:t>
             </w:r>
-            <w:ins w:id="760" w:author="linyoubin" w:date="2015-01-09T13:44:00Z">
+            <w:ins w:id="762" w:author="linyoubin" w:date="2015-01-09T13:44:00Z">
               <w:r>
                 <w:rPr>
                   <w:rFonts w:hint="eastAsia"/>
@@ -24903,10 +24924,10 @@
             <w:pPr>
               <w:ind w:left="0"/>
               <w:rPr>
-                <w:ins w:id="761" w:author="xujianhui" w:date="2015-01-05T16:06:00Z"/>
-              </w:rPr>
-            </w:pPr>
-            <w:ins w:id="762" w:author="xujianhui" w:date="2015-01-05T16:06:00Z">
+                <w:ins w:id="763" w:author="xujianhui" w:date="2015-01-05T16:06:00Z"/>
+              </w:rPr>
+            </w:pPr>
+            <w:ins w:id="764" w:author="xujianhui" w:date="2015-01-05T16:06:00Z">
               <w:r>
                 <w:rPr>
                   <w:rFonts w:hint="eastAsia"/>
@@ -24967,7 +24988,7 @@
             <w:pPr>
               <w:ind w:left="0"/>
               <w:rPr>
-                <w:ins w:id="763" w:author="xujianhui" w:date="2014-12-05T17:44:00Z"/>
+                <w:ins w:id="765" w:author="xujianhui" w:date="2014-12-05T17:44:00Z"/>
               </w:rPr>
             </w:pPr>
             <w:r>
@@ -24978,7 +24999,7 @@
             <w:pPr>
               <w:ind w:left="0"/>
             </w:pPr>
-            <w:ins w:id="764" w:author="xujianhui" w:date="2014-12-05T17:44:00Z">
+            <w:ins w:id="766" w:author="xujianhui" w:date="2014-12-05T17:44:00Z">
               <w:r>
                 <w:rPr>
                   <w:rFonts w:hint="eastAsia"/>
@@ -25277,76 +25298,6 @@
               </w:rPr>
               <w:t xml:space="preserve">: list </w:t>
             </w:r>
-            <w:ins w:id="765" w:author="xujianhui" w:date="2015-01-05T16:09:00Z">
-              <w:del w:id="766" w:author="linyoubin" w:date="2015-01-09T13:43:00Z">
-                <w:r>
-                  <w:rPr>
-                    <w:rFonts w:hint="eastAsia"/>
-                  </w:rPr>
-                  <w:delText>host</w:delText>
-                </w:r>
-              </w:del>
-              <w:r>
-                <w:rPr>
-                  <w:rFonts w:hint="eastAsia"/>
-                </w:rPr>
-                <w:t xml:space="preserve"> </w:t>
-              </w:r>
-            </w:ins>
-            <w:r>
-              <w:rPr>
-                <w:rFonts w:hint="eastAsia"/>
-              </w:rPr>
-              <w:t>business</w:t>
-            </w:r>
-          </w:p>
-          <w:p>
-            <w:pPr>
-              <w:ind w:left="0"/>
-            </w:pPr>
-            <w:r>
-              <w:rPr>
-                <w:rFonts w:hint="eastAsia"/>
-              </w:rPr>
-              <w:t>Host</w:t>
-            </w:r>
-            <w:r>
-              <w:rPr>
-                <w:rFonts w:hint="eastAsia"/>
-              </w:rPr>
-              <w:t xml:space="preserve">Name: </w:t>
-            </w:r>
-            <w:r>
-              <w:rPr>
-                <w:rFonts w:hint="eastAsia"/>
-              </w:rPr>
-              <w:t>主机</w:t>
-            </w:r>
-            <w:r>
-              <w:rPr>
-                <w:rFonts w:hint="eastAsia"/>
-              </w:rPr>
-              <w:t>名</w:t>
-            </w:r>
-          </w:p>
-        </w:tc>
-        <w:tc>
-          <w:tcPr>
-            <w:tcW w:w="3544" w:type="dxa"/>
-          </w:tcPr>
-          <w:p>
-            <w:pPr>
-              <w:ind w:left="0"/>
-            </w:pPr>
-            <w:r>
-              <w:t>cmd=</w:t>
-            </w:r>
-            <w:r>
-              <w:rPr>
-                <w:rFonts w:hint="eastAsia"/>
-              </w:rPr>
-              <w:t xml:space="preserve">list </w:t>
-            </w:r>
             <w:ins w:id="767" w:author="xujianhui" w:date="2015-01-05T16:09:00Z">
               <w:del w:id="768" w:author="linyoubin" w:date="2015-01-09T13:43:00Z">
                 <w:r>
@@ -25378,6 +25329,76 @@
               <w:rPr>
                 <w:rFonts w:hint="eastAsia"/>
               </w:rPr>
+              <w:t>Host</w:t>
+            </w:r>
+            <w:r>
+              <w:rPr>
+                <w:rFonts w:hint="eastAsia"/>
+              </w:rPr>
+              <w:t xml:space="preserve">Name: </w:t>
+            </w:r>
+            <w:r>
+              <w:rPr>
+                <w:rFonts w:hint="eastAsia"/>
+              </w:rPr>
+              <w:t>主机</w:t>
+            </w:r>
+            <w:r>
+              <w:rPr>
+                <w:rFonts w:hint="eastAsia"/>
+              </w:rPr>
+              <w:t>名</w:t>
+            </w:r>
+          </w:p>
+        </w:tc>
+        <w:tc>
+          <w:tcPr>
+            <w:tcW w:w="3544" w:type="dxa"/>
+          </w:tcPr>
+          <w:p>
+            <w:pPr>
+              <w:ind w:left="0"/>
+            </w:pPr>
+            <w:r>
+              <w:t>cmd=</w:t>
+            </w:r>
+            <w:r>
+              <w:rPr>
+                <w:rFonts w:hint="eastAsia"/>
+              </w:rPr>
+              <w:t xml:space="preserve">list </w:t>
+            </w:r>
+            <w:ins w:id="769" w:author="xujianhui" w:date="2015-01-05T16:09:00Z">
+              <w:del w:id="770" w:author="linyoubin" w:date="2015-01-09T13:43:00Z">
+                <w:r>
+                  <w:rPr>
+                    <w:rFonts w:hint="eastAsia"/>
+                  </w:rPr>
+                  <w:delText>host</w:delText>
+                </w:r>
+              </w:del>
+              <w:r>
+                <w:rPr>
+                  <w:rFonts w:hint="eastAsia"/>
+                </w:rPr>
+                <w:t xml:space="preserve"> </w:t>
+              </w:r>
+            </w:ins>
+            <w:r>
+              <w:rPr>
+                <w:rFonts w:hint="eastAsia"/>
+              </w:rPr>
+              <w:t>business</w:t>
+            </w:r>
+          </w:p>
+          <w:p>
+            <w:pPr>
+              <w:ind w:left="0"/>
+            </w:pPr>
+            <w:r>
+              <w:rPr>
+                <w:rFonts w:hint="eastAsia"/>
+              </w:rPr>
               <w:t>&amp;</w:t>
             </w:r>
             <w:r>
@@ -25511,10 +25532,10 @@
             <w:pPr>
               <w:ind w:left="0"/>
               <w:rPr>
-                <w:ins w:id="769" w:author="xujianhui" w:date="2015-01-05T16:07:00Z"/>
-              </w:rPr>
-            </w:pPr>
-            <w:ins w:id="770" w:author="xujianhui" w:date="2015-01-05T16:07:00Z">
+                <w:ins w:id="771" w:author="xujianhui" w:date="2015-01-05T16:07:00Z"/>
+              </w:rPr>
+            </w:pPr>
+            <w:ins w:id="772" w:author="xujianhui" w:date="2015-01-05T16:07:00Z">
               <w:r>
                 <w:rPr>
                   <w:rFonts w:hint="eastAsia"/>
@@ -25575,7 +25596,7 @@
             <w:pPr>
               <w:ind w:left="0"/>
               <w:rPr>
-                <w:ins w:id="771" w:author="xujianhui" w:date="2014-12-05T17:44:00Z"/>
+                <w:ins w:id="773" w:author="xujianhui" w:date="2014-12-05T17:44:00Z"/>
               </w:rPr>
             </w:pPr>
             <w:r>
@@ -25586,7 +25607,7 @@
             <w:pPr>
               <w:ind w:left="0"/>
             </w:pPr>
-            <w:ins w:id="772" w:author="xujianhui" w:date="2014-12-05T17:44:00Z">
+            <w:ins w:id="774" w:author="xujianhui" w:date="2014-12-05T17:44:00Z">
               <w:r>
                 <w:rPr>
                   <w:rFonts w:hint="eastAsia"/>
@@ -25889,10 +25910,10 @@
             <w:pPr>
               <w:ind w:left="0"/>
               <w:rPr>
-                <w:ins w:id="773" w:author="xujianhui" w:date="2015-01-05T16:25:00Z"/>
-              </w:rPr>
-            </w:pPr>
-            <w:del w:id="774" w:author="xujianhui" w:date="2015-01-05T16:25:00Z">
+                <w:ins w:id="775" w:author="xujianhui" w:date="2015-01-05T16:25:00Z"/>
+              </w:rPr>
+            </w:pPr>
+            <w:del w:id="776" w:author="xujianhui" w:date="2015-01-05T16:25:00Z">
               <w:r>
                 <w:rPr>
                   <w:rFonts w:hint="eastAsia"/>
@@ -25923,10 +25944,10 @@
             <w:pPr>
               <w:ind w:left="0"/>
               <w:rPr>
-                <w:ins w:id="775" w:author="xujianhui" w:date="2015-01-05T16:25:00Z"/>
-              </w:rPr>
-            </w:pPr>
-            <w:ins w:id="776" w:author="xujianhui" w:date="2015-01-05T16:25:00Z">
+                <w:ins w:id="777" w:author="xujianhui" w:date="2015-01-05T16:25:00Z"/>
+              </w:rPr>
+            </w:pPr>
+            <w:ins w:id="778" w:author="xujianhui" w:date="2015-01-05T16:25:00Z">
               <w:r>
                 <w:rPr>
                   <w:rFonts w:hint="eastAsia"/>
@@ -25939,10 +25960,10 @@
             <w:pPr>
               <w:ind w:left="0"/>
               <w:rPr>
-                <w:ins w:id="777" w:author="xujianhui" w:date="2015-01-05T16:25:00Z"/>
-              </w:rPr>
-            </w:pPr>
-            <w:ins w:id="778" w:author="xujianhui" w:date="2015-01-05T16:25:00Z">
+                <w:ins w:id="779" w:author="xujianhui" w:date="2015-01-05T16:25:00Z"/>
+              </w:rPr>
+            </w:pPr>
+            <w:ins w:id="780" w:author="xujianhui" w:date="2015-01-05T16:25:00Z">
               <w:r>
                 <w:rPr>
                   <w:rFonts w:hint="eastAsia"/>
@@ -25955,10 +25976,10 @@
             <w:pPr>
               <w:ind w:left="0"/>
               <w:rPr>
-                <w:ins w:id="779" w:author="xujianhui" w:date="2015-01-05T16:25:00Z"/>
-              </w:rPr>
-            </w:pPr>
-            <w:ins w:id="780" w:author="xujianhui" w:date="2015-01-05T16:25:00Z">
+                <w:ins w:id="781" w:author="xujianhui" w:date="2015-01-05T16:25:00Z"/>
+              </w:rPr>
+            </w:pPr>
+            <w:ins w:id="782" w:author="xujianhui" w:date="2015-01-05T16:25:00Z">
               <w:r>
                 <w:rPr>
                   <w:rFonts w:hint="eastAsia"/>
@@ -25971,7 +25992,7 @@
             <w:pPr>
               <w:ind w:left="0"/>
             </w:pPr>
-            <w:ins w:id="781" w:author="xujianhui" w:date="2015-01-05T16:25:00Z">
+            <w:ins w:id="783" w:author="xujianhui" w:date="2015-01-05T16:25:00Z">
               <w:r>
                 <w:rPr>
                   <w:rFonts w:hint="eastAsia"/>
@@ -26015,7 +26036,7 @@
               </w:rPr>
               <w:t>&amp;</w:t>
             </w:r>
-            <w:del w:id="782" w:author="xujianhui" w:date="2015-01-05T16:25:00Z">
+            <w:del w:id="784" w:author="xujianhui" w:date="2015-01-05T16:25:00Z">
               <w:r>
                 <w:rPr>
                   <w:rFonts w:hint="eastAsia"/>
@@ -26035,7 +26056,7 @@
                 <w:delText>b1</w:delText>
               </w:r>
             </w:del>
-            <w:ins w:id="783" w:author="xujianhui" w:date="2015-01-05T16:25:00Z">
+            <w:ins w:id="785" w:author="xujianhui" w:date="2015-01-05T16:25:00Z">
               <w:r>
                 <w:rPr>
                   <w:rFonts w:hint="eastAsia"/>
@@ -26043,7 +26064,7 @@
                 <w:t>filter={BusinessName=</w:t>
               </w:r>
             </w:ins>
-            <w:ins w:id="784" w:author="xujianhui" w:date="2015-01-05T16:26:00Z">
+            <w:ins w:id="786" w:author="xujianhui" w:date="2015-01-05T16:26:00Z">
               <w:r>
                 <w:t>”</w:t>
               </w:r>
@@ -26057,7 +26078,7 @@
                 <w:t>”</w:t>
               </w:r>
             </w:ins>
-            <w:ins w:id="785" w:author="xujianhui" w:date="2015-01-05T16:25:00Z">
+            <w:ins w:id="787" w:author="xujianhui" w:date="2015-01-05T16:25:00Z">
               <w:r>
                 <w:rPr>
                   <w:rFonts w:hint="eastAsia"/>
@@ -26178,10 +26199,10 @@
             <w:pPr>
               <w:ind w:left="0"/>
               <w:rPr>
-                <w:ins w:id="786" w:author="xujianhui" w:date="2015-01-05T16:26:00Z"/>
-              </w:rPr>
-            </w:pPr>
-            <w:ins w:id="787" w:author="xujianhui" w:date="2015-01-05T16:26:00Z">
+                <w:ins w:id="788" w:author="xujianhui" w:date="2015-01-05T16:26:00Z"/>
+              </w:rPr>
+            </w:pPr>
+            <w:ins w:id="789" w:author="xujianhui" w:date="2015-01-05T16:26:00Z">
               <w:r>
                 <w:rPr>
                   <w:rFonts w:hint="eastAsia"/>
@@ -26194,10 +26215,10 @@
             <w:pPr>
               <w:ind w:left="0"/>
               <w:rPr>
-                <w:ins w:id="788" w:author="xujianhui" w:date="2015-01-05T16:26:00Z"/>
-              </w:rPr>
-            </w:pPr>
-            <w:ins w:id="789" w:author="xujianhui" w:date="2015-01-05T16:27:00Z">
+                <w:ins w:id="790" w:author="xujianhui" w:date="2015-01-05T16:26:00Z"/>
+              </w:rPr>
+            </w:pPr>
+            <w:ins w:id="791" w:author="xujianhui" w:date="2015-01-05T16:27:00Z">
               <w:r>
                 <w:rPr>
                   <w:rFonts w:hint="eastAsia"/>
@@ -26340,7 +26361,7 @@
             <w:pPr>
               <w:ind w:left="0"/>
               <w:rPr>
-                <w:ins w:id="790" w:author="xujianhui" w:date="2015-01-05T16:27:00Z"/>
+                <w:ins w:id="792" w:author="xujianhui" w:date="2015-01-05T16:27:00Z"/>
               </w:rPr>
             </w:pPr>
             <w:r>
@@ -26351,7 +26372,7 @@
             <w:pPr>
               <w:ind w:left="0"/>
             </w:pPr>
-            <w:ins w:id="791" w:author="xujianhui" w:date="2015-01-05T16:27:00Z">
+            <w:ins w:id="793" w:author="xujianhui" w:date="2015-01-05T16:27:00Z">
               <w:r>
                 <w:rPr>
                   <w:rFonts w:hint="eastAsia"/>
@@ -26702,7 +26723,7 @@
               </w:rPr>
               <w:t>list node</w:t>
             </w:r>
-            <w:ins w:id="792" w:author="xujianhui" w:date="2015-01-05T16:29:00Z">
+            <w:ins w:id="794" w:author="xujianhui" w:date="2015-01-05T16:29:00Z">
               <w:r>
                 <w:rPr>
                   <w:rFonts w:hint="eastAsia"/>
@@ -26746,7 +26767,7 @@
               </w:rPr>
               <w:t>list node</w:t>
             </w:r>
-            <w:ins w:id="793" w:author="xujianhui" w:date="2015-01-05T16:29:00Z">
+            <w:ins w:id="795" w:author="xujianhui" w:date="2015-01-05T16:29:00Z">
               <w:r>
                 <w:rPr>
                   <w:rFonts w:hint="eastAsia"/>
@@ -26878,10 +26899,10 @@
             <w:pPr>
               <w:ind w:left="0"/>
               <w:rPr>
-                <w:del w:id="794" w:author="xujianhui" w:date="2015-01-05T16:28:00Z"/>
-              </w:rPr>
-            </w:pPr>
-            <w:del w:id="795" w:author="xujianhui" w:date="2015-01-05T16:28:00Z">
+                <w:del w:id="796" w:author="xujianhui" w:date="2015-01-05T16:28:00Z"/>
+              </w:rPr>
+            </w:pPr>
+            <w:del w:id="797" w:author="xujianhui" w:date="2015-01-05T16:28:00Z">
               <w:r>
                 <w:rPr>
                   <w:rFonts w:hint="eastAsia"/>
@@ -26894,10 +26915,10 @@
             <w:pPr>
               <w:ind w:left="0"/>
               <w:rPr>
-                <w:del w:id="796" w:author="xujianhui" w:date="2015-01-05T16:28:00Z"/>
-              </w:rPr>
-            </w:pPr>
-            <w:del w:id="797" w:author="xujianhui" w:date="2015-01-05T16:28:00Z">
+                <w:del w:id="798" w:author="xujianhui" w:date="2015-01-05T16:28:00Z"/>
+              </w:rPr>
+            </w:pPr>
+            <w:del w:id="799" w:author="xujianhui" w:date="2015-01-05T16:28:00Z">
               <w:r>
                 <w:delText>errno</w:delText>
               </w:r>
@@ -26919,10 +26940,10 @@
             <w:pPr>
               <w:ind w:left="0"/>
               <w:rPr>
-                <w:del w:id="798" w:author="xujianhui" w:date="2015-01-05T16:28:00Z"/>
-              </w:rPr>
-            </w:pPr>
-            <w:del w:id="799" w:author="xujianhui" w:date="2015-01-05T16:28:00Z">
+                <w:del w:id="800" w:author="xujianhui" w:date="2015-01-05T16:28:00Z"/>
+              </w:rPr>
+            </w:pPr>
+            <w:del w:id="801" w:author="xujianhui" w:date="2015-01-05T16:28:00Z">
               <w:r>
                 <w:rPr>
                   <w:rFonts w:hint="eastAsia"/>
@@ -26941,10 +26962,10 @@
             <w:pPr>
               <w:ind w:left="0"/>
               <w:rPr>
-                <w:del w:id="800" w:author="xujianhui" w:date="2015-01-05T16:28:00Z"/>
-              </w:rPr>
-            </w:pPr>
-            <w:del w:id="801" w:author="xujianhui" w:date="2015-01-05T16:28:00Z">
+                <w:del w:id="802" w:author="xujianhui" w:date="2015-01-05T16:28:00Z"/>
+              </w:rPr>
+            </w:pPr>
+            <w:del w:id="803" w:author="xujianhui" w:date="2015-01-05T16:28:00Z">
               <w:r>
                 <w:rPr>
                   <w:rFonts w:hint="eastAsia"/>
@@ -26957,10 +26978,10 @@
             <w:pPr>
               <w:ind w:left="0"/>
               <w:rPr>
-                <w:ins w:id="802" w:author="xujianhui" w:date="2015-01-05T16:28:00Z"/>
-              </w:rPr>
-            </w:pPr>
-            <w:ins w:id="803" w:author="xujianhui" w:date="2015-01-05T16:28:00Z">
+                <w:ins w:id="804" w:author="xujianhui" w:date="2015-01-05T16:28:00Z"/>
+              </w:rPr>
+            </w:pPr>
+            <w:ins w:id="805" w:author="xujianhui" w:date="2015-01-05T16:28:00Z">
               <w:r>
                 <w:rPr>
                   <w:rFonts w:hint="eastAsia"/>
@@ -26973,10 +26994,10 @@
             <w:pPr>
               <w:ind w:left="0"/>
               <w:rPr>
-                <w:ins w:id="804" w:author="xujianhui" w:date="2015-01-05T16:28:00Z"/>
-              </w:rPr>
-            </w:pPr>
-            <w:ins w:id="805" w:author="xujianhui" w:date="2015-01-05T16:28:00Z">
+                <w:ins w:id="806" w:author="xujianhui" w:date="2015-01-05T16:28:00Z"/>
+              </w:rPr>
+            </w:pPr>
+            <w:ins w:id="807" w:author="xujianhui" w:date="2015-01-05T16:28:00Z">
               <w:r>
                 <w:rPr>
                   <w:rFonts w:hint="eastAsia"/>
@@ -27075,7 +27096,7 @@
             <w:pPr>
               <w:ind w:left="0"/>
               <w:rPr>
-                <w:ins w:id="806" w:author="xujianhui" w:date="2015-01-05T16:28:00Z"/>
+                <w:ins w:id="808" w:author="xujianhui" w:date="2015-01-05T16:28:00Z"/>
               </w:rPr>
             </w:pPr>
             <w:r>
@@ -27087,7 +27108,7 @@
             <w:pPr>
               <w:ind w:left="0"/>
             </w:pPr>
-            <w:ins w:id="807" w:author="xujianhui" w:date="2015-01-05T16:28:00Z">
+            <w:ins w:id="809" w:author="xujianhui" w:date="2015-01-05T16:28:00Z">
               <w:r>
                 <w:rPr>
                   <w:rFonts w:hint="eastAsia"/>
@@ -27541,75 +27562,6 @@
               </w:rPr>
               <w:t xml:space="preserve">: </w:t>
             </w:r>
-            <w:ins w:id="808" w:author="linyoubin" w:date="2015-01-19T14:32:00Z">
-              <w:r>
-                <w:rPr>
-                  <w:rFonts w:hint="eastAsia"/>
-                </w:rPr>
-                <w:t>get</w:t>
-              </w:r>
-            </w:ins>
-            <w:del w:id="809" w:author="linyoubin" w:date="2015-01-19T14:32:00Z">
-              <w:r>
-                <w:delText>query</w:delText>
-              </w:r>
-            </w:del>
-            <w:r>
-              <w:t xml:space="preserve"> node configure</w:t>
-            </w:r>
-          </w:p>
-          <w:p>
-            <w:pPr>
-              <w:ind w:left="0"/>
-            </w:pPr>
-            <w:r>
-              <w:t>HostName</w:t>
-            </w:r>
-            <w:r>
-              <w:rPr>
-                <w:rFonts w:hint="eastAsia"/>
-              </w:rPr>
-              <w:t xml:space="preserve">: </w:t>
-            </w:r>
-            <w:r>
-              <w:rPr>
-                <w:rFonts w:hint="eastAsia"/>
-              </w:rPr>
-              <w:t>主机名</w:t>
-            </w:r>
-          </w:p>
-          <w:p>
-            <w:pPr>
-              <w:ind w:left="0"/>
-            </w:pPr>
-            <w:r>
-              <w:t>ServiceName</w:t>
-            </w:r>
-            <w:r>
-              <w:rPr>
-                <w:rFonts w:hint="eastAsia"/>
-              </w:rPr>
-              <w:t xml:space="preserve">: </w:t>
-            </w:r>
-            <w:r>
-              <w:rPr>
-                <w:rFonts w:hint="eastAsia"/>
-              </w:rPr>
-              <w:t>服务名</w:t>
-            </w:r>
-          </w:p>
-        </w:tc>
-        <w:tc>
-          <w:tcPr>
-            <w:tcW w:w="3827" w:type="dxa"/>
-          </w:tcPr>
-          <w:p>
-            <w:pPr>
-              <w:ind w:left="0"/>
-            </w:pPr>
-            <w:r>
-              <w:t>cmd=</w:t>
-            </w:r>
             <w:ins w:id="810" w:author="linyoubin" w:date="2015-01-19T14:32:00Z">
               <w:r>
                 <w:rPr>
@@ -27619,6 +27571,75 @@
               </w:r>
             </w:ins>
             <w:del w:id="811" w:author="linyoubin" w:date="2015-01-19T14:32:00Z">
+              <w:r>
+                <w:delText>query</w:delText>
+              </w:r>
+            </w:del>
+            <w:r>
+              <w:t xml:space="preserve"> node configure</w:t>
+            </w:r>
+          </w:p>
+          <w:p>
+            <w:pPr>
+              <w:ind w:left="0"/>
+            </w:pPr>
+            <w:r>
+              <w:t>HostName</w:t>
+            </w:r>
+            <w:r>
+              <w:rPr>
+                <w:rFonts w:hint="eastAsia"/>
+              </w:rPr>
+              <w:t xml:space="preserve">: </w:t>
+            </w:r>
+            <w:r>
+              <w:rPr>
+                <w:rFonts w:hint="eastAsia"/>
+              </w:rPr>
+              <w:t>主机名</w:t>
+            </w:r>
+          </w:p>
+          <w:p>
+            <w:pPr>
+              <w:ind w:left="0"/>
+            </w:pPr>
+            <w:r>
+              <w:t>ServiceName</w:t>
+            </w:r>
+            <w:r>
+              <w:rPr>
+                <w:rFonts w:hint="eastAsia"/>
+              </w:rPr>
+              <w:t xml:space="preserve">: </w:t>
+            </w:r>
+            <w:r>
+              <w:rPr>
+                <w:rFonts w:hint="eastAsia"/>
+              </w:rPr>
+              <w:t>服务名</w:t>
+            </w:r>
+          </w:p>
+        </w:tc>
+        <w:tc>
+          <w:tcPr>
+            <w:tcW w:w="3827" w:type="dxa"/>
+          </w:tcPr>
+          <w:p>
+            <w:pPr>
+              <w:ind w:left="0"/>
+            </w:pPr>
+            <w:r>
+              <w:t>cmd=</w:t>
+            </w:r>
+            <w:ins w:id="812" w:author="linyoubin" w:date="2015-01-19T14:32:00Z">
+              <w:r>
+                <w:rPr>
+                  <w:rFonts w:hint="eastAsia"/>
+                </w:rPr>
+                <w:t>get</w:t>
+              </w:r>
+            </w:ins>
+            <w:del w:id="813" w:author="linyoubin" w:date="2015-01-19T14:32:00Z">
               <w:r>
                 <w:delText>query</w:delText>
               </w:r>
@@ -27773,10 +27794,10 @@
             <w:pPr>
               <w:ind w:left="0"/>
               <w:rPr>
-                <w:del w:id="812" w:author="xujianhui" w:date="2015-01-05T16:30:00Z"/>
-              </w:rPr>
-            </w:pPr>
-            <w:del w:id="813" w:author="xujianhui" w:date="2015-01-05T16:30:00Z">
+                <w:del w:id="814" w:author="xujianhui" w:date="2015-01-05T16:30:00Z"/>
+              </w:rPr>
+            </w:pPr>
+            <w:del w:id="815" w:author="xujianhui" w:date="2015-01-05T16:30:00Z">
               <w:r>
                 <w:rPr>
                   <w:rFonts w:hint="eastAsia"/>
@@ -27789,10 +27810,10 @@
             <w:pPr>
               <w:ind w:left="0"/>
               <w:rPr>
-                <w:del w:id="814" w:author="xujianhui" w:date="2015-01-05T16:30:00Z"/>
-              </w:rPr>
-            </w:pPr>
-            <w:del w:id="815" w:author="xujianhui" w:date="2015-01-05T16:30:00Z">
+                <w:del w:id="816" w:author="xujianhui" w:date="2015-01-05T16:30:00Z"/>
+              </w:rPr>
+            </w:pPr>
+            <w:del w:id="817" w:author="xujianhui" w:date="2015-01-05T16:30:00Z">
               <w:r>
                 <w:delText>errno</w:delText>
               </w:r>
@@ -27814,10 +27835,10 @@
             <w:pPr>
               <w:ind w:left="0"/>
               <w:rPr>
-                <w:del w:id="816" w:author="xujianhui" w:date="2015-01-05T16:30:00Z"/>
-              </w:rPr>
-            </w:pPr>
-            <w:del w:id="817" w:author="xujianhui" w:date="2015-01-05T16:30:00Z">
+                <w:del w:id="818" w:author="xujianhui" w:date="2015-01-05T16:30:00Z"/>
+              </w:rPr>
+            </w:pPr>
+            <w:del w:id="819" w:author="xujianhui" w:date="2015-01-05T16:30:00Z">
               <w:r>
                 <w:rPr>
                   <w:rFonts w:hint="eastAsia"/>
@@ -27836,10 +27857,10 @@
             <w:pPr>
               <w:ind w:left="0"/>
               <w:rPr>
-                <w:del w:id="818" w:author="xujianhui" w:date="2015-01-05T16:30:00Z"/>
-              </w:rPr>
-            </w:pPr>
-            <w:del w:id="819" w:author="xujianhui" w:date="2015-01-05T16:30:00Z">
+                <w:del w:id="820" w:author="xujianhui" w:date="2015-01-05T16:30:00Z"/>
+              </w:rPr>
+            </w:pPr>
+            <w:del w:id="821" w:author="xujianhui" w:date="2015-01-05T16:30:00Z">
               <w:r>
                 <w:rPr>
                   <w:rFonts w:hint="eastAsia"/>
@@ -27852,10 +27873,10 @@
             <w:pPr>
               <w:ind w:left="0"/>
               <w:rPr>
-                <w:ins w:id="820" w:author="xujianhui" w:date="2015-01-05T16:30:00Z"/>
-              </w:rPr>
-            </w:pPr>
-            <w:ins w:id="821" w:author="xujianhui" w:date="2015-01-05T16:30:00Z">
+                <w:ins w:id="822" w:author="xujianhui" w:date="2015-01-05T16:30:00Z"/>
+              </w:rPr>
+            </w:pPr>
+            <w:ins w:id="823" w:author="xujianhui" w:date="2015-01-05T16:30:00Z">
               <w:r>
                 <w:rPr>
                   <w:rFonts w:hint="eastAsia"/>
@@ -27868,10 +27889,10 @@
             <w:pPr>
               <w:ind w:left="0"/>
               <w:rPr>
-                <w:ins w:id="822" w:author="xujianhui" w:date="2015-01-05T16:30:00Z"/>
-              </w:rPr>
-            </w:pPr>
-            <w:ins w:id="823" w:author="xujianhui" w:date="2015-01-05T16:30:00Z">
+                <w:ins w:id="824" w:author="xujianhui" w:date="2015-01-05T16:30:00Z"/>
+              </w:rPr>
+            </w:pPr>
+            <w:ins w:id="825" w:author="xujianhui" w:date="2015-01-05T16:30:00Z">
               <w:r>
                 <w:rPr>
                   <w:rFonts w:hint="eastAsia"/>
@@ -28248,7 +28269,7 @@
             <w:pPr>
               <w:ind w:left="0"/>
               <w:rPr>
-                <w:ins w:id="824" w:author="xujianhui" w:date="2015-01-05T16:30:00Z"/>
+                <w:ins w:id="826" w:author="xujianhui" w:date="2015-01-05T16:30:00Z"/>
               </w:rPr>
             </w:pPr>
             <w:r>
@@ -28259,7 +28280,7 @@
             <w:pPr>
               <w:ind w:left="0"/>
             </w:pPr>
-            <w:ins w:id="825" w:author="xujianhui" w:date="2015-01-05T16:30:00Z">
+            <w:ins w:id="827" w:author="xujianhui" w:date="2015-01-05T16:30:00Z">
               <w:r>
                 <w:rPr>
                   <w:rFonts w:hint="eastAsia"/>
@@ -28881,10 +28902,10 @@
             <w:pPr>
               <w:ind w:left="0"/>
               <w:rPr>
-                <w:ins w:id="826" w:author="xujianhui" w:date="2015-01-05T16:31:00Z"/>
-              </w:rPr>
-            </w:pPr>
-            <w:ins w:id="827" w:author="xujianhui" w:date="2015-01-05T16:30:00Z">
+                <w:ins w:id="828" w:author="xujianhui" w:date="2015-01-05T16:31:00Z"/>
+              </w:rPr>
+            </w:pPr>
+            <w:ins w:id="829" w:author="xujianhui" w:date="2015-01-05T16:30:00Z">
               <w:r>
                 <w:rPr>
                   <w:rFonts w:hint="eastAsia"/>
@@ -28892,7 +28913,7 @@
                 <w:t>通用</w:t>
               </w:r>
             </w:ins>
-            <w:ins w:id="828" w:author="xujianhui" w:date="2015-01-05T16:31:00Z">
+            <w:ins w:id="830" w:author="xujianhui" w:date="2015-01-05T16:31:00Z">
               <w:r>
                 <w:rPr>
                   <w:rFonts w:hint="eastAsia"/>
@@ -28905,10 +28926,10 @@
             <w:pPr>
               <w:ind w:left="0"/>
               <w:rPr>
-                <w:ins w:id="829" w:author="xujianhui" w:date="2015-01-05T16:30:00Z"/>
-              </w:rPr>
-            </w:pPr>
-            <w:ins w:id="830" w:author="xujianhui" w:date="2015-01-05T16:31:00Z">
+                <w:ins w:id="831" w:author="xujianhui" w:date="2015-01-05T16:30:00Z"/>
+              </w:rPr>
+            </w:pPr>
+            <w:ins w:id="832" w:author="xujianhui" w:date="2015-01-05T16:31:00Z">
               <w:r>
                 <w:rPr>
                   <w:rFonts w:hint="eastAsia"/>
@@ -29082,17 +29103,17 @@
     <w:p>
       <w:pPr>
         <w:rPr>
-          <w:ins w:id="831" w:author="xujianhui" w:date="2014-12-05T17:50:00Z"/>
+          <w:ins w:id="833" w:author="xujianhui" w:date="2014-12-05T17:50:00Z"/>
         </w:rPr>
       </w:pPr>
     </w:p>
     <w:p>
       <w:pPr>
         <w:rPr>
-          <w:ins w:id="832" w:author="xujianhui" w:date="2014-12-05T17:50:00Z"/>
+          <w:ins w:id="834" w:author="xujianhui" w:date="2014-12-05T17:50:00Z"/>
         </w:rPr>
       </w:pPr>
-      <w:ins w:id="833" w:author="xujianhui" w:date="2014-12-05T17:50:00Z">
+      <w:ins w:id="835" w:author="xujianhui" w:date="2014-12-05T17:50:00Z">
         <w:r>
           <w:rPr>
             <w:rFonts w:hint="eastAsia"/>
@@ -29110,13 +29131,13 @@
         </w:numPr>
         <w:ind w:firstLineChars="0"/>
         <w:rPr>
-          <w:ins w:id="834" w:author="xujianhui" w:date="2014-12-05T17:50:00Z"/>
+          <w:ins w:id="836" w:author="xujianhui" w:date="2014-12-05T17:50:00Z"/>
         </w:rPr>
-        <w:pPrChange w:id="835" w:author="xujianhui" w:date="2014-12-05T17:50:00Z">
+        <w:pPrChange w:id="837" w:author="xujianhui" w:date="2014-12-05T17:50:00Z">
           <w:pPr/>
         </w:pPrChange>
       </w:pPr>
-      <w:ins w:id="836" w:author="xujianhui" w:date="2014-12-05T17:50:00Z">
+      <w:ins w:id="838" w:author="xujianhui" w:date="2014-12-05T17:50:00Z">
         <w:r>
           <w:rPr>
             <w:rFonts w:hint="eastAsia"/>
@@ -29124,7 +29145,7 @@
           <w:t>进度回复，变化才回</w:t>
         </w:r>
       </w:ins>
-      <w:ins w:id="837" w:author="xujianhui" w:date="2014-12-05T17:53:00Z">
+      <w:ins w:id="839" w:author="xujianhui" w:date="2014-12-05T17:53:00Z">
         <w:r>
           <w:rPr>
             <w:rFonts w:hint="eastAsia"/>
@@ -29142,13 +29163,13 @@
         </w:numPr>
         <w:ind w:firstLineChars="0"/>
         <w:rPr>
-          <w:ins w:id="838" w:author="xujianhui" w:date="2014-12-05T17:55:00Z"/>
+          <w:ins w:id="840" w:author="xujianhui" w:date="2014-12-05T17:55:00Z"/>
         </w:rPr>
-        <w:pPrChange w:id="839" w:author="xujianhui" w:date="2014-12-05T17:50:00Z">
+        <w:pPrChange w:id="841" w:author="xujianhui" w:date="2014-12-05T17:50:00Z">
           <w:pPr/>
         </w:pPrChange>
       </w:pPr>
-      <w:ins w:id="840" w:author="xujianhui" w:date="2014-12-05T17:54:00Z">
+      <w:ins w:id="842" w:author="xujianhui" w:date="2014-12-05T17:54:00Z">
         <w:r>
           <w:rPr>
             <w:rFonts w:hint="eastAsia"/>
@@ -30444,274 +30465,6 @@
               </w:rPr>
               <w:t xml:space="preserve">  </w:t>
             </w:r>
-            <w:del w:id="841" w:author="linyoubin" w:date="2015-01-20T09:29:00Z">
-              <w:r>
-                <w:rPr>
-                  <w:rFonts w:hint="eastAsia"/>
-                </w:rPr>
-                <w:delText>AgentPort</w:delText>
-              </w:r>
-            </w:del>
-            <w:ins w:id="842" w:author="linyoubin" w:date="2015-01-20T09:29:00Z">
-              <w:r>
-                <w:rPr>
-                  <w:rFonts w:hint="eastAsia"/>
-                </w:rPr>
-                <w:t>AgentService</w:t>
-              </w:r>
-            </w:ins>
-            <w:r>
-              <w:rPr>
-                <w:rFonts w:hint="eastAsia"/>
-              </w:rPr>
-              <w:t xml:space="preserve">: </w:t>
-            </w:r>
-            <w:r>
-              <w:rPr>
-                <w:rFonts w:hint="eastAsia"/>
-              </w:rPr>
-              <w:t>主机</w:t>
-            </w:r>
-            <w:r>
-              <w:rPr>
-                <w:rFonts w:hint="eastAsia"/>
-              </w:rPr>
-              <w:t>agent</w:t>
-            </w:r>
-            <w:r>
-              <w:rPr>
-                <w:rFonts w:hint="eastAsia"/>
-              </w:rPr>
-              <w:t>的监听端口号</w:t>
-            </w:r>
-          </w:p>
-          <w:p>
-            <w:pPr>
-              <w:ind w:left="0"/>
-            </w:pPr>
-            <w:r>
-              <w:rPr>
-                <w:rFonts w:hint="eastAsia"/>
-              </w:rPr>
-              <w:t>}</w:t>
-            </w:r>
-          </w:p>
-        </w:tc>
-        <w:tc>
-          <w:tcPr>
-            <w:tcW w:w="3544" w:type="dxa"/>
-          </w:tcPr>
-          <w:p>
-            <w:pPr>
-              <w:ind w:left="0"/>
-            </w:pPr>
-          </w:p>
-          <w:p>
-            <w:pPr>
-              <w:ind w:left="0"/>
-            </w:pPr>
-            <w:r>
-              <w:rPr>
-                <w:rFonts w:hint="eastAsia"/>
-              </w:rPr>
-              <w:t>{</w:t>
-            </w:r>
-          </w:p>
-          <w:p>
-            <w:pPr>
-              <w:ind w:left="0"/>
-            </w:pPr>
-            <w:r>
-              <w:rPr>
-                <w:rFonts w:hint="eastAsia"/>
-              </w:rPr>
-              <w:t xml:space="preserve">  </w:t>
-            </w:r>
-            <w:r>
-              <w:t>"</w:t>
-            </w:r>
-            <w:r>
-              <w:rPr>
-                <w:rFonts w:hint="eastAsia"/>
-              </w:rPr>
-              <w:t>IP</w:t>
-            </w:r>
-            <w:r>
-              <w:t>"</w:t>
-            </w:r>
-            <w:r>
-              <w:rPr>
-                <w:rFonts w:hint="eastAsia"/>
-              </w:rPr>
-              <w:t xml:space="preserve">: </w:t>
-            </w:r>
-            <w:r>
-              <w:t>"1</w:t>
-            </w:r>
-            <w:r>
-              <w:rPr>
-                <w:rFonts w:hint="eastAsia"/>
-              </w:rPr>
-              <w:t>92.168.20.197</w:t>
-            </w:r>
-            <w:r>
-              <w:t>"</w:t>
-            </w:r>
-            <w:r>
-              <w:rPr>
-                <w:rFonts w:hint="eastAsia"/>
-              </w:rPr>
-              <w:t xml:space="preserve">, </w:t>
-            </w:r>
-          </w:p>
-          <w:p>
-            <w:pPr>
-              <w:ind w:left="0"/>
-            </w:pPr>
-            <w:r>
-              <w:rPr>
-                <w:rFonts w:hint="eastAsia"/>
-              </w:rPr>
-              <w:t xml:space="preserve">  </w:t>
-            </w:r>
-            <w:r>
-              <w:t>"</w:t>
-            </w:r>
-            <w:r>
-              <w:rPr>
-                <w:rFonts w:hint="eastAsia"/>
-              </w:rPr>
-              <w:t>User</w:t>
-            </w:r>
-            <w:r>
-              <w:t>"</w:t>
-            </w:r>
-            <w:r>
-              <w:rPr>
-                <w:rFonts w:hint="eastAsia"/>
-              </w:rPr>
-              <w:t xml:space="preserve">: </w:t>
-            </w:r>
-            <w:r>
-              <w:t>"</w:t>
-            </w:r>
-            <w:r>
-              <w:rPr>
-                <w:rFonts w:hint="eastAsia"/>
-              </w:rPr>
-              <w:t>root</w:t>
-            </w:r>
-            <w:r>
-              <w:t>"</w:t>
-            </w:r>
-            <w:r>
-              <w:rPr>
-                <w:rFonts w:hint="eastAsia"/>
-              </w:rPr>
-              <w:t xml:space="preserve">, </w:t>
-            </w:r>
-          </w:p>
-          <w:p>
-            <w:pPr>
-              <w:ind w:left="0"/>
-            </w:pPr>
-            <w:r>
-              <w:rPr>
-                <w:rFonts w:hint="eastAsia"/>
-              </w:rPr>
-              <w:t xml:space="preserve">  </w:t>
-            </w:r>
-            <w:r>
-              <w:t>"</w:t>
-            </w:r>
-            <w:r>
-              <w:rPr>
-                <w:rFonts w:hint="eastAsia"/>
-              </w:rPr>
-              <w:t>Passwd</w:t>
-            </w:r>
-            <w:r>
-              <w:t>"</w:t>
-            </w:r>
-            <w:r>
-              <w:rPr>
-                <w:rFonts w:hint="eastAsia"/>
-              </w:rPr>
-              <w:t xml:space="preserve">: </w:t>
-            </w:r>
-            <w:r>
-              <w:t>"</w:t>
-            </w:r>
-            <w:r>
-              <w:rPr>
-                <w:rFonts w:hint="eastAsia"/>
-              </w:rPr>
-              <w:t>sequoiadb</w:t>
-            </w:r>
-            <w:r>
-              <w:t>"</w:t>
-            </w:r>
-            <w:r>
-              <w:rPr>
-                <w:rFonts w:hint="eastAsia"/>
-              </w:rPr>
-              <w:t xml:space="preserve">, </w:t>
-            </w:r>
-          </w:p>
-          <w:p>
-            <w:pPr>
-              <w:ind w:left="0"/>
-            </w:pPr>
-            <w:r>
-              <w:rPr>
-                <w:rFonts w:hint="eastAsia"/>
-              </w:rPr>
-              <w:t xml:space="preserve">  </w:t>
-            </w:r>
-            <w:r>
-              <w:t>"</w:t>
-            </w:r>
-            <w:r>
-              <w:rPr>
-                <w:rFonts w:hint="eastAsia"/>
-              </w:rPr>
-              <w:t>SshPort</w:t>
-            </w:r>
-            <w:r>
-              <w:t>"</w:t>
-            </w:r>
-            <w:r>
-              <w:rPr>
-                <w:rFonts w:hint="eastAsia"/>
-              </w:rPr>
-              <w:t xml:space="preserve">: </w:t>
-            </w:r>
-            <w:r>
-              <w:t>"</w:t>
-            </w:r>
-            <w:r>
-              <w:rPr>
-                <w:rFonts w:hint="eastAsia"/>
-              </w:rPr>
-              <w:t>22</w:t>
-            </w:r>
-            <w:r>
-              <w:t>"</w:t>
-            </w:r>
-          </w:p>
-          <w:p>
-            <w:pPr>
-              <w:ind w:left="0"/>
-            </w:pPr>
-            <w:r>
-              <w:rPr>
-                <w:rFonts w:hint="eastAsia"/>
-              </w:rPr>
-              <w:t xml:space="preserve">  </w:t>
-            </w:r>
-            <w:r>
-              <w:t>"</w:t>
-            </w:r>
             <w:del w:id="843" w:author="linyoubin" w:date="2015-01-20T09:29:00Z">
               <w:r>
                 <w:rPr>
@@ -30721,6 +30474,274 @@
               </w:r>
             </w:del>
             <w:ins w:id="844" w:author="linyoubin" w:date="2015-01-20T09:29:00Z">
+              <w:r>
+                <w:rPr>
+                  <w:rFonts w:hint="eastAsia"/>
+                </w:rPr>
+                <w:t>AgentService</w:t>
+              </w:r>
+            </w:ins>
+            <w:r>
+              <w:rPr>
+                <w:rFonts w:hint="eastAsia"/>
+              </w:rPr>
+              <w:t xml:space="preserve">: </w:t>
+            </w:r>
+            <w:r>
+              <w:rPr>
+                <w:rFonts w:hint="eastAsia"/>
+              </w:rPr>
+              <w:t>主机</w:t>
+            </w:r>
+            <w:r>
+              <w:rPr>
+                <w:rFonts w:hint="eastAsia"/>
+              </w:rPr>
+              <w:t>agent</w:t>
+            </w:r>
+            <w:r>
+              <w:rPr>
+                <w:rFonts w:hint="eastAsia"/>
+              </w:rPr>
+              <w:t>的监听端口号</w:t>
+            </w:r>
+          </w:p>
+          <w:p>
+            <w:pPr>
+              <w:ind w:left="0"/>
+            </w:pPr>
+            <w:r>
+              <w:rPr>
+                <w:rFonts w:hint="eastAsia"/>
+              </w:rPr>
+              <w:t>}</w:t>
+            </w:r>
+          </w:p>
+        </w:tc>
+        <w:tc>
+          <w:tcPr>
+            <w:tcW w:w="3544" w:type="dxa"/>
+          </w:tcPr>
+          <w:p>
+            <w:pPr>
+              <w:ind w:left="0"/>
+            </w:pPr>
+          </w:p>
+          <w:p>
+            <w:pPr>
+              <w:ind w:left="0"/>
+            </w:pPr>
+            <w:r>
+              <w:rPr>
+                <w:rFonts w:hint="eastAsia"/>
+              </w:rPr>
+              <w:t>{</w:t>
+            </w:r>
+          </w:p>
+          <w:p>
+            <w:pPr>
+              <w:ind w:left="0"/>
+            </w:pPr>
+            <w:r>
+              <w:rPr>
+                <w:rFonts w:hint="eastAsia"/>
+              </w:rPr>
+              <w:t xml:space="preserve">  </w:t>
+            </w:r>
+            <w:r>
+              <w:t>"</w:t>
+            </w:r>
+            <w:r>
+              <w:rPr>
+                <w:rFonts w:hint="eastAsia"/>
+              </w:rPr>
+              <w:t>IP</w:t>
+            </w:r>
+            <w:r>
+              <w:t>"</w:t>
+            </w:r>
+            <w:r>
+              <w:rPr>
+                <w:rFonts w:hint="eastAsia"/>
+              </w:rPr>
+              <w:t xml:space="preserve">: </w:t>
+            </w:r>
+            <w:r>
+              <w:t>"1</w:t>
+            </w:r>
+            <w:r>
+              <w:rPr>
+                <w:rFonts w:hint="eastAsia"/>
+              </w:rPr>
+              <w:t>92.168.20.197</w:t>
+            </w:r>
+            <w:r>
+              <w:t>"</w:t>
+            </w:r>
+            <w:r>
+              <w:rPr>
+                <w:rFonts w:hint="eastAsia"/>
+              </w:rPr>
+              <w:t xml:space="preserve">, </w:t>
+            </w:r>
+          </w:p>
+          <w:p>
+            <w:pPr>
+              <w:ind w:left="0"/>
+            </w:pPr>
+            <w:r>
+              <w:rPr>
+                <w:rFonts w:hint="eastAsia"/>
+              </w:rPr>
+              <w:t xml:space="preserve">  </w:t>
+            </w:r>
+            <w:r>
+              <w:t>"</w:t>
+            </w:r>
+            <w:r>
+              <w:rPr>
+                <w:rFonts w:hint="eastAsia"/>
+              </w:rPr>
+              <w:t>User</w:t>
+            </w:r>
+            <w:r>
+              <w:t>"</w:t>
+            </w:r>
+            <w:r>
+              <w:rPr>
+                <w:rFonts w:hint="eastAsia"/>
+              </w:rPr>
+              <w:t xml:space="preserve">: </w:t>
+            </w:r>
+            <w:r>
+              <w:t>"</w:t>
+            </w:r>
+            <w:r>
+              <w:rPr>
+                <w:rFonts w:hint="eastAsia"/>
+              </w:rPr>
+              <w:t>root</w:t>
+            </w:r>
+            <w:r>
+              <w:t>"</w:t>
+            </w:r>
+            <w:r>
+              <w:rPr>
+                <w:rFonts w:hint="eastAsia"/>
+              </w:rPr>
+              <w:t xml:space="preserve">, </w:t>
+            </w:r>
+          </w:p>
+          <w:p>
+            <w:pPr>
+              <w:ind w:left="0"/>
+            </w:pPr>
+            <w:r>
+              <w:rPr>
+                <w:rFonts w:hint="eastAsia"/>
+              </w:rPr>
+              <w:t xml:space="preserve">  </w:t>
+            </w:r>
+            <w:r>
+              <w:t>"</w:t>
+            </w:r>
+            <w:r>
+              <w:rPr>
+                <w:rFonts w:hint="eastAsia"/>
+              </w:rPr>
+              <w:t>Passwd</w:t>
+            </w:r>
+            <w:r>
+              <w:t>"</w:t>
+            </w:r>
+            <w:r>
+              <w:rPr>
+                <w:rFonts w:hint="eastAsia"/>
+              </w:rPr>
+              <w:t xml:space="preserve">: </w:t>
+            </w:r>
+            <w:r>
+              <w:t>"</w:t>
+            </w:r>
+            <w:r>
+              <w:rPr>
+                <w:rFonts w:hint="eastAsia"/>
+              </w:rPr>
+              <w:t>sequoiadb</w:t>
+            </w:r>
+            <w:r>
+              <w:t>"</w:t>
+            </w:r>
+            <w:r>
+              <w:rPr>
+                <w:rFonts w:hint="eastAsia"/>
+              </w:rPr>
+              <w:t xml:space="preserve">, </w:t>
+            </w:r>
+          </w:p>
+          <w:p>
+            <w:pPr>
+              <w:ind w:left="0"/>
+            </w:pPr>
+            <w:r>
+              <w:rPr>
+                <w:rFonts w:hint="eastAsia"/>
+              </w:rPr>
+              <w:t xml:space="preserve">  </w:t>
+            </w:r>
+            <w:r>
+              <w:t>"</w:t>
+            </w:r>
+            <w:r>
+              <w:rPr>
+                <w:rFonts w:hint="eastAsia"/>
+              </w:rPr>
+              <w:t>SshPort</w:t>
+            </w:r>
+            <w:r>
+              <w:t>"</w:t>
+            </w:r>
+            <w:r>
+              <w:rPr>
+                <w:rFonts w:hint="eastAsia"/>
+              </w:rPr>
+              <w:t xml:space="preserve">: </w:t>
+            </w:r>
+            <w:r>
+              <w:t>"</w:t>
+            </w:r>
+            <w:r>
+              <w:rPr>
+                <w:rFonts w:hint="eastAsia"/>
+              </w:rPr>
+              <w:t>22</w:t>
+            </w:r>
+            <w:r>
+              <w:t>"</w:t>
+            </w:r>
+          </w:p>
+          <w:p>
+            <w:pPr>
+              <w:ind w:left="0"/>
+            </w:pPr>
+            <w:r>
+              <w:rPr>
+                <w:rFonts w:hint="eastAsia"/>
+              </w:rPr>
+              <w:t xml:space="preserve">  </w:t>
+            </w:r>
+            <w:r>
+              <w:t>"</w:t>
+            </w:r>
+            <w:del w:id="845" w:author="linyoubin" w:date="2015-01-20T09:29:00Z">
+              <w:r>
+                <w:rPr>
+                  <w:rFonts w:hint="eastAsia"/>
+                </w:rPr>
+                <w:delText>AgentPort</w:delText>
+              </w:r>
+            </w:del>
+            <w:ins w:id="846" w:author="linyoubin" w:date="2015-01-20T09:29:00Z">
               <w:r>
                 <w:rPr>
                   <w:rFonts w:hint="eastAsia"/>
@@ -31384,274 +31405,6 @@
               </w:rPr>
               <w:t xml:space="preserve">  </w:t>
             </w:r>
-            <w:del w:id="845" w:author="linyoubin" w:date="2015-01-20T09:29:00Z">
-              <w:r>
-                <w:rPr>
-                  <w:rFonts w:hint="eastAsia"/>
-                </w:rPr>
-                <w:delText>AgentPort</w:delText>
-              </w:r>
-            </w:del>
-            <w:ins w:id="846" w:author="linyoubin" w:date="2015-01-20T09:29:00Z">
-              <w:r>
-                <w:rPr>
-                  <w:rFonts w:hint="eastAsia"/>
-                </w:rPr>
-                <w:t>AgentService</w:t>
-              </w:r>
-            </w:ins>
-            <w:r>
-              <w:rPr>
-                <w:rFonts w:hint="eastAsia"/>
-              </w:rPr>
-              <w:t xml:space="preserve">: </w:t>
-            </w:r>
-            <w:r>
-              <w:rPr>
-                <w:rFonts w:hint="eastAsia"/>
-              </w:rPr>
-              <w:t>主机</w:t>
-            </w:r>
-            <w:r>
-              <w:rPr>
-                <w:rFonts w:hint="eastAsia"/>
-              </w:rPr>
-              <w:t>agent</w:t>
-            </w:r>
-            <w:r>
-              <w:rPr>
-                <w:rFonts w:hint="eastAsia"/>
-              </w:rPr>
-              <w:t>的监听端口号</w:t>
-            </w:r>
-          </w:p>
-          <w:p>
-            <w:pPr>
-              <w:ind w:left="0"/>
-            </w:pPr>
-            <w:r>
-              <w:rPr>
-                <w:rFonts w:hint="eastAsia"/>
-              </w:rPr>
-              <w:t>}</w:t>
-            </w:r>
-          </w:p>
-        </w:tc>
-        <w:tc>
-          <w:tcPr>
-            <w:tcW w:w="3544" w:type="dxa"/>
-          </w:tcPr>
-          <w:p>
-            <w:pPr>
-              <w:ind w:left="0"/>
-            </w:pPr>
-          </w:p>
-          <w:p>
-            <w:pPr>
-              <w:ind w:left="0"/>
-            </w:pPr>
-            <w:r>
-              <w:rPr>
-                <w:rFonts w:hint="eastAsia"/>
-              </w:rPr>
-              <w:t>{</w:t>
-            </w:r>
-          </w:p>
-          <w:p>
-            <w:pPr>
-              <w:ind w:left="0"/>
-            </w:pPr>
-            <w:r>
-              <w:rPr>
-                <w:rFonts w:hint="eastAsia"/>
-              </w:rPr>
-              <w:t xml:space="preserve">  </w:t>
-            </w:r>
-            <w:r>
-              <w:t>"</w:t>
-            </w:r>
-            <w:r>
-              <w:rPr>
-                <w:rFonts w:hint="eastAsia"/>
-              </w:rPr>
-              <w:t>IP</w:t>
-            </w:r>
-            <w:r>
-              <w:t>"</w:t>
-            </w:r>
-            <w:r>
-              <w:rPr>
-                <w:rFonts w:hint="eastAsia"/>
-              </w:rPr>
-              <w:t xml:space="preserve">: </w:t>
-            </w:r>
-            <w:r>
-              <w:t>"1</w:t>
-            </w:r>
-            <w:r>
-              <w:rPr>
-                <w:rFonts w:hint="eastAsia"/>
-              </w:rPr>
-              <w:t>92.168.20.197</w:t>
-            </w:r>
-            <w:r>
-              <w:t>"</w:t>
-            </w:r>
-            <w:r>
-              <w:rPr>
-                <w:rFonts w:hint="eastAsia"/>
-              </w:rPr>
-              <w:t xml:space="preserve">, </w:t>
-            </w:r>
-          </w:p>
-          <w:p>
-            <w:pPr>
-              <w:ind w:left="0"/>
-            </w:pPr>
-            <w:r>
-              <w:rPr>
-                <w:rFonts w:hint="eastAsia"/>
-              </w:rPr>
-              <w:t xml:space="preserve">  </w:t>
-            </w:r>
-            <w:r>
-              <w:t>"</w:t>
-            </w:r>
-            <w:r>
-              <w:rPr>
-                <w:rFonts w:hint="eastAsia"/>
-              </w:rPr>
-              <w:t>User</w:t>
-            </w:r>
-            <w:r>
-              <w:t>"</w:t>
-            </w:r>
-            <w:r>
-              <w:rPr>
-                <w:rFonts w:hint="eastAsia"/>
-              </w:rPr>
-              <w:t xml:space="preserve">: </w:t>
-            </w:r>
-            <w:r>
-              <w:t>"</w:t>
-            </w:r>
-            <w:r>
-              <w:rPr>
-                <w:rFonts w:hint="eastAsia"/>
-              </w:rPr>
-              <w:t>root</w:t>
-            </w:r>
-            <w:r>
-              <w:t>"</w:t>
-            </w:r>
-            <w:r>
-              <w:rPr>
-                <w:rFonts w:hint="eastAsia"/>
-              </w:rPr>
-              <w:t xml:space="preserve">, </w:t>
-            </w:r>
-          </w:p>
-          <w:p>
-            <w:pPr>
-              <w:ind w:left="0"/>
-            </w:pPr>
-            <w:r>
-              <w:rPr>
-                <w:rFonts w:hint="eastAsia"/>
-              </w:rPr>
-              <w:t xml:space="preserve">  </w:t>
-            </w:r>
-            <w:r>
-              <w:t>"</w:t>
-            </w:r>
-            <w:r>
-              <w:rPr>
-                <w:rFonts w:hint="eastAsia"/>
-              </w:rPr>
-              <w:t>Passwd</w:t>
-            </w:r>
-            <w:r>
-              <w:t>"</w:t>
-            </w:r>
-            <w:r>
-              <w:rPr>
-                <w:rFonts w:hint="eastAsia"/>
-              </w:rPr>
-              <w:t xml:space="preserve">: </w:t>
-            </w:r>
-            <w:r>
-              <w:t>"</w:t>
-            </w:r>
-            <w:r>
-              <w:rPr>
-                <w:rFonts w:hint="eastAsia"/>
-              </w:rPr>
-              <w:t>sequoiadb</w:t>
-            </w:r>
-            <w:r>
-              <w:t>"</w:t>
-            </w:r>
-            <w:r>
-              <w:rPr>
-                <w:rFonts w:hint="eastAsia"/>
-              </w:rPr>
-              <w:t xml:space="preserve">, </w:t>
-            </w:r>
-          </w:p>
-          <w:p>
-            <w:pPr>
-              <w:ind w:left="0"/>
-            </w:pPr>
-            <w:r>
-              <w:rPr>
-                <w:rFonts w:hint="eastAsia"/>
-              </w:rPr>
-              <w:t xml:space="preserve">  </w:t>
-            </w:r>
-            <w:r>
-              <w:t>"</w:t>
-            </w:r>
-            <w:r>
-              <w:rPr>
-                <w:rFonts w:hint="eastAsia"/>
-              </w:rPr>
-              <w:t>SshPort</w:t>
-            </w:r>
-            <w:r>
-              <w:t>"</w:t>
-            </w:r>
-            <w:r>
-              <w:rPr>
-                <w:rFonts w:hint="eastAsia"/>
-              </w:rPr>
-              <w:t xml:space="preserve">: </w:t>
-            </w:r>
-            <w:r>
-              <w:t>"</w:t>
-            </w:r>
-            <w:r>
-              <w:rPr>
-                <w:rFonts w:hint="eastAsia"/>
-              </w:rPr>
-              <w:t>22</w:t>
-            </w:r>
-            <w:r>
-              <w:t>"</w:t>
-            </w:r>
-          </w:p>
-          <w:p>
-            <w:pPr>
-              <w:ind w:left="0"/>
-            </w:pPr>
-            <w:r>
-              <w:rPr>
-                <w:rFonts w:hint="eastAsia"/>
-              </w:rPr>
-              <w:t xml:space="preserve">  </w:t>
-            </w:r>
-            <w:r>
-              <w:t>"</w:t>
-            </w:r>
             <w:del w:id="847" w:author="linyoubin" w:date="2015-01-20T09:29:00Z">
               <w:r>
                 <w:rPr>
@@ -31661,6 +31414,274 @@
               </w:r>
             </w:del>
             <w:ins w:id="848" w:author="linyoubin" w:date="2015-01-20T09:29:00Z">
+              <w:r>
+                <w:rPr>
+                  <w:rFonts w:hint="eastAsia"/>
+                </w:rPr>
+                <w:t>AgentService</w:t>
+              </w:r>
+            </w:ins>
+            <w:r>
+              <w:rPr>
+                <w:rFonts w:hint="eastAsia"/>
+              </w:rPr>
+              <w:t xml:space="preserve">: </w:t>
+            </w:r>
+            <w:r>
+              <w:rPr>
+                <w:rFonts w:hint="eastAsia"/>
+              </w:rPr>
+              <w:t>主机</w:t>
+            </w:r>
+            <w:r>
+              <w:rPr>
+                <w:rFonts w:hint="eastAsia"/>
+              </w:rPr>
+              <w:t>agent</w:t>
+            </w:r>
+            <w:r>
+              <w:rPr>
+                <w:rFonts w:hint="eastAsia"/>
+              </w:rPr>
+              <w:t>的监听端口号</w:t>
+            </w:r>
+          </w:p>
+          <w:p>
+            <w:pPr>
+              <w:ind w:left="0"/>
+            </w:pPr>
+            <w:r>
+              <w:rPr>
+                <w:rFonts w:hint="eastAsia"/>
+              </w:rPr>
+              <w:t>}</w:t>
+            </w:r>
+          </w:p>
+        </w:tc>
+        <w:tc>
+          <w:tcPr>
+            <w:tcW w:w="3544" w:type="dxa"/>
+          </w:tcPr>
+          <w:p>
+            <w:pPr>
+              <w:ind w:left="0"/>
+            </w:pPr>
+          </w:p>
+          <w:p>
+            <w:pPr>
+              <w:ind w:left="0"/>
+            </w:pPr>
+            <w:r>
+              <w:rPr>
+                <w:rFonts w:hint="eastAsia"/>
+              </w:rPr>
+              <w:t>{</w:t>
+            </w:r>
+          </w:p>
+          <w:p>
+            <w:pPr>
+              <w:ind w:left="0"/>
+            </w:pPr>
+            <w:r>
+              <w:rPr>
+                <w:rFonts w:hint="eastAsia"/>
+              </w:rPr>
+              <w:t xml:space="preserve">  </w:t>
+            </w:r>
+            <w:r>
+              <w:t>"</w:t>
+            </w:r>
+            <w:r>
+              <w:rPr>
+                <w:rFonts w:hint="eastAsia"/>
+              </w:rPr>
+              <w:t>IP</w:t>
+            </w:r>
+            <w:r>
+              <w:t>"</w:t>
+            </w:r>
+            <w:r>
+              <w:rPr>
+                <w:rFonts w:hint="eastAsia"/>
+              </w:rPr>
+              <w:t xml:space="preserve">: </w:t>
+            </w:r>
+            <w:r>
+              <w:t>"1</w:t>
+            </w:r>
+            <w:r>
+              <w:rPr>
+                <w:rFonts w:hint="eastAsia"/>
+              </w:rPr>
+              <w:t>92.168.20.197</w:t>
+            </w:r>
+            <w:r>
+              <w:t>"</w:t>
+            </w:r>
+            <w:r>
+              <w:rPr>
+                <w:rFonts w:hint="eastAsia"/>
+              </w:rPr>
+              <w:t xml:space="preserve">, </w:t>
+            </w:r>
+          </w:p>
+          <w:p>
+            <w:pPr>
+              <w:ind w:left="0"/>
+            </w:pPr>
+            <w:r>
+              <w:rPr>
+                <w:rFonts w:hint="eastAsia"/>
+              </w:rPr>
+              <w:t xml:space="preserve">  </w:t>
+            </w:r>
+            <w:r>
+              <w:t>"</w:t>
+            </w:r>
+            <w:r>
+              <w:rPr>
+                <w:rFonts w:hint="eastAsia"/>
+              </w:rPr>
+              <w:t>User</w:t>
+            </w:r>
+            <w:r>
+              <w:t>"</w:t>
+            </w:r>
+            <w:r>
+              <w:rPr>
+                <w:rFonts w:hint="eastAsia"/>
+              </w:rPr>
+              <w:t xml:space="preserve">: </w:t>
+            </w:r>
+            <w:r>
+              <w:t>"</w:t>
+            </w:r>
+            <w:r>
+              <w:rPr>
+                <w:rFonts w:hint="eastAsia"/>
+              </w:rPr>
+              <w:t>root</w:t>
+            </w:r>
+            <w:r>
+              <w:t>"</w:t>
+            </w:r>
+            <w:r>
+              <w:rPr>
+                <w:rFonts w:hint="eastAsia"/>
+              </w:rPr>
+              <w:t xml:space="preserve">, </w:t>
+            </w:r>
+          </w:p>
+          <w:p>
+            <w:pPr>
+              <w:ind w:left="0"/>
+            </w:pPr>
+            <w:r>
+              <w:rPr>
+                <w:rFonts w:hint="eastAsia"/>
+              </w:rPr>
+              <w:t xml:space="preserve">  </w:t>
+            </w:r>
+            <w:r>
+              <w:t>"</w:t>
+            </w:r>
+            <w:r>
+              <w:rPr>
+                <w:rFonts w:hint="eastAsia"/>
+              </w:rPr>
+              <w:t>Passwd</w:t>
+            </w:r>
+            <w:r>
+              <w:t>"</w:t>
+            </w:r>
+            <w:r>
+              <w:rPr>
+                <w:rFonts w:hint="eastAsia"/>
+              </w:rPr>
+              <w:t xml:space="preserve">: </w:t>
+            </w:r>
+            <w:r>
+              <w:t>"</w:t>
+            </w:r>
+            <w:r>
+              <w:rPr>
+                <w:rFonts w:hint="eastAsia"/>
+              </w:rPr>
+              <w:t>sequoiadb</w:t>
+            </w:r>
+            <w:r>
+              <w:t>"</w:t>
+            </w:r>
+            <w:r>
+              <w:rPr>
+                <w:rFonts w:hint="eastAsia"/>
+              </w:rPr>
+              <w:t xml:space="preserve">, </w:t>
+            </w:r>
+          </w:p>
+          <w:p>
+            <w:pPr>
+              <w:ind w:left="0"/>
+            </w:pPr>
+            <w:r>
+              <w:rPr>
+                <w:rFonts w:hint="eastAsia"/>
+              </w:rPr>
+              <w:t xml:space="preserve">  </w:t>
+            </w:r>
+            <w:r>
+              <w:t>"</w:t>
+            </w:r>
+            <w:r>
+              <w:rPr>
+                <w:rFonts w:hint="eastAsia"/>
+              </w:rPr>
+              <w:t>SshPort</w:t>
+            </w:r>
+            <w:r>
+              <w:t>"</w:t>
+            </w:r>
+            <w:r>
+              <w:rPr>
+                <w:rFonts w:hint="eastAsia"/>
+              </w:rPr>
+              <w:t xml:space="preserve">: </w:t>
+            </w:r>
+            <w:r>
+              <w:t>"</w:t>
+            </w:r>
+            <w:r>
+              <w:rPr>
+                <w:rFonts w:hint="eastAsia"/>
+              </w:rPr>
+              <w:t>22</w:t>
+            </w:r>
+            <w:r>
+              <w:t>"</w:t>
+            </w:r>
+          </w:p>
+          <w:p>
+            <w:pPr>
+              <w:ind w:left="0"/>
+            </w:pPr>
+            <w:r>
+              <w:rPr>
+                <w:rFonts w:hint="eastAsia"/>
+              </w:rPr>
+              <w:t xml:space="preserve">  </w:t>
+            </w:r>
+            <w:r>
+              <w:t>"</w:t>
+            </w:r>
+            <w:del w:id="849" w:author="linyoubin" w:date="2015-01-20T09:29:00Z">
+              <w:r>
+                <w:rPr>
+                  <w:rFonts w:hint="eastAsia"/>
+                </w:rPr>
+                <w:delText>AgentPort</w:delText>
+              </w:r>
+            </w:del>
+            <w:ins w:id="850" w:author="linyoubin" w:date="2015-01-20T09:29:00Z">
               <w:r>
                 <w:rPr>
                   <w:rFonts w:hint="eastAsia"/>

--- a/internal_doc/03.开发设计/Story-OMSvc.docx
+++ b/internal_doc/03.开发设计/Story-OMSvc.docx
@@ -12487,6 +12487,14 @@
               </w:rPr>
               <w:t>list host</w:t>
             </w:r>
+            <w:ins w:id="376" w:author="linyoubin" w:date="2015-02-28T13:49:00Z">
+              <w:r>
+                <w:rPr>
+                  <w:rFonts w:hint="eastAsia"/>
+                </w:rPr>
+                <w:t>s</w:t>
+              </w:r>
+            </w:ins>
           </w:p>
           <w:p>
             <w:pPr>
@@ -12526,6 +12534,14 @@
               </w:rPr>
               <w:t>list host</w:t>
             </w:r>
+            <w:ins w:id="377" w:author="linyoubin" w:date="2015-02-28T13:49:00Z">
+              <w:r>
+                <w:rPr>
+                  <w:rFonts w:hint="eastAsia"/>
+                </w:rPr>
+                <w:t>s</w:t>
+              </w:r>
+            </w:ins>
             <w:r>
               <w:rPr>
                 <w:rFonts w:hint="eastAsia"/>
@@ -12660,10 +12676,10 @@
             <w:pPr>
               <w:ind w:left="0"/>
               <w:rPr>
-                <w:ins w:id="376" w:author="xujianhui" w:date="2015-01-05T15:23:00Z"/>
-              </w:rPr>
-            </w:pPr>
-            <w:ins w:id="377" w:author="xujianhui" w:date="2015-01-05T15:23:00Z">
+                <w:ins w:id="378" w:author="xujianhui" w:date="2015-01-05T15:23:00Z"/>
+              </w:rPr>
+            </w:pPr>
+            <w:ins w:id="379" w:author="xujianhui" w:date="2015-01-05T15:23:00Z">
               <w:r>
                 <w:fldChar w:fldCharType="begin"/>
               </w:r>
@@ -12704,10 +12720,10 @@
             <w:pPr>
               <w:ind w:left="0"/>
               <w:rPr>
-                <w:ins w:id="378" w:author="xujianhui" w:date="2015-01-05T15:23:00Z"/>
-              </w:rPr>
-            </w:pPr>
-            <w:ins w:id="379" w:author="xujianhui" w:date="2015-01-05T15:23:00Z">
+                <w:ins w:id="380" w:author="xujianhui" w:date="2015-01-05T15:23:00Z"/>
+              </w:rPr>
+            </w:pPr>
+            <w:ins w:id="381" w:author="xujianhui" w:date="2015-01-05T15:23:00Z">
               <w:r>
                 <w:rPr>
                   <w:rFonts w:hint="eastAsia"/>
@@ -13193,10 +13209,10 @@
             <w:pPr>
               <w:ind w:left="0"/>
               <w:rPr>
-                <w:ins w:id="380" w:author="xujianhui" w:date="2015-01-05T15:25:00Z"/>
-              </w:rPr>
-            </w:pPr>
-            <w:ins w:id="381" w:author="xujianhui" w:date="2015-01-05T15:25:00Z">
+                <w:ins w:id="382" w:author="xujianhui" w:date="2015-01-05T15:25:00Z"/>
+              </w:rPr>
+            </w:pPr>
+            <w:ins w:id="383" w:author="xujianhui" w:date="2015-01-05T15:25:00Z">
               <w:r>
                 <w:rPr>
                   <w:rFonts w:hint="eastAsia"/>
@@ -13209,10 +13225,10 @@
             <w:pPr>
               <w:ind w:left="0"/>
               <w:rPr>
-                <w:ins w:id="382" w:author="xujianhui" w:date="2015-01-05T15:25:00Z"/>
-              </w:rPr>
-            </w:pPr>
-            <w:ins w:id="383" w:author="xujianhui" w:date="2015-01-05T15:25:00Z">
+                <w:ins w:id="384" w:author="xujianhui" w:date="2015-01-05T15:25:00Z"/>
+              </w:rPr>
+            </w:pPr>
+            <w:ins w:id="385" w:author="xujianhui" w:date="2015-01-05T15:25:00Z">
               <w:r>
                 <w:rPr>
                   <w:rFonts w:hint="eastAsia"/>
@@ -13225,10 +13241,10 @@
             <w:pPr>
               <w:ind w:left="0"/>
               <w:rPr>
-                <w:ins w:id="384" w:author="xujianhui" w:date="2015-01-05T15:25:00Z"/>
-              </w:rPr>
-            </w:pPr>
-            <w:ins w:id="385" w:author="xujianhui" w:date="2015-01-05T15:25:00Z">
+                <w:ins w:id="386" w:author="xujianhui" w:date="2015-01-05T15:25:00Z"/>
+              </w:rPr>
+            </w:pPr>
+            <w:ins w:id="387" w:author="xujianhui" w:date="2015-01-05T15:25:00Z">
               <w:r>
                 <w:rPr>
                   <w:rFonts w:hint="eastAsia"/>
@@ -13241,7 +13257,7 @@
             <w:pPr>
               <w:ind w:left="0"/>
             </w:pPr>
-            <w:ins w:id="386" w:author="xujianhui" w:date="2015-01-05T15:25:00Z">
+            <w:ins w:id="388" w:author="xujianhui" w:date="2015-01-05T15:25:00Z">
               <w:r>
                 <w:rPr>
                   <w:rFonts w:hint="eastAsia"/>
@@ -13262,7 +13278,7 @@
             <w:pPr>
               <w:ind w:left="0"/>
               <w:rPr>
-                <w:ins w:id="387" w:author="xujianhui" w:date="2015-01-05T15:26:00Z"/>
+                <w:ins w:id="389" w:author="xujianhui" w:date="2015-01-05T15:26:00Z"/>
               </w:rPr>
             </w:pPr>
             <w:r>
@@ -13285,7 +13301,7 @@
             <w:pPr>
               <w:ind w:left="0"/>
             </w:pPr>
-            <w:ins w:id="388" w:author="xujianhui" w:date="2015-01-05T15:25:00Z">
+            <w:ins w:id="390" w:author="xujianhui" w:date="2015-01-05T15:25:00Z">
               <w:r>
                 <w:rPr>
                   <w:rFonts w:hint="eastAsia"/>
@@ -13296,7 +13312,7 @@
                 <w:t>”</w:t>
               </w:r>
             </w:ins>
-            <w:ins w:id="389" w:author="xujianhui" w:date="2015-01-05T15:26:00Z">
+            <w:ins w:id="391" w:author="xujianhui" w:date="2015-01-05T15:26:00Z">
               <w:r>
                 <w:rPr>
                   <w:rFonts w:hint="eastAsia"/>
@@ -13304,7 +13320,7 @@
                 <w:t>host1</w:t>
               </w:r>
             </w:ins>
-            <w:ins w:id="390" w:author="xujianhui" w:date="2015-01-05T15:25:00Z">
+            <w:ins w:id="392" w:author="xujianhui" w:date="2015-01-05T15:25:00Z">
               <w:r>
                 <w:t>”</w:t>
               </w:r>
@@ -13440,10 +13456,10 @@
             <w:pPr>
               <w:ind w:left="0"/>
               <w:rPr>
-                <w:ins w:id="391" w:author="xujianhui" w:date="2015-01-05T15:24:00Z"/>
-              </w:rPr>
-            </w:pPr>
-            <w:ins w:id="392" w:author="xujianhui" w:date="2015-01-05T15:25:00Z">
+                <w:ins w:id="393" w:author="xujianhui" w:date="2015-01-05T15:24:00Z"/>
+              </w:rPr>
+            </w:pPr>
+            <w:ins w:id="394" w:author="xujianhui" w:date="2015-01-05T15:25:00Z">
               <w:r>
                 <w:fldChar w:fldCharType="begin"/>
               </w:r>
@@ -13484,10 +13500,10 @@
             <w:pPr>
               <w:ind w:left="0"/>
               <w:rPr>
-                <w:ins w:id="393" w:author="xujianhui" w:date="2015-01-05T15:24:00Z"/>
-              </w:rPr>
-            </w:pPr>
-            <w:ins w:id="394" w:author="xujianhui" w:date="2015-01-05T15:24:00Z">
+                <w:ins w:id="395" w:author="xujianhui" w:date="2015-01-05T15:24:00Z"/>
+              </w:rPr>
+            </w:pPr>
+            <w:ins w:id="396" w:author="xujianhui" w:date="2015-01-05T15:24:00Z">
               <w:r>
                 <w:rPr>
                   <w:rFonts w:hint="eastAsia"/>
@@ -13644,430 +13660,430 @@
             <w:pPr>
               <w:ind w:left="0" w:firstLineChars="150" w:firstLine="315"/>
             </w:pPr>
-            <w:del w:id="395" w:author="linyoubin" w:date="2015-01-20T09:29:00Z">
-              <w:r>
-                <w:rPr>
-                  <w:rFonts w:hint="eastAsia"/>
-                </w:rPr>
-                <w:delText>AgentPort</w:delText>
-              </w:r>
-            </w:del>
-            <w:ins w:id="396" w:author="linyoubin" w:date="2015-01-20T09:29:00Z">
-              <w:r>
-                <w:rPr>
-                  <w:rFonts w:hint="eastAsia"/>
-                </w:rPr>
-                <w:t>AgentService</w:t>
-              </w:r>
-            </w:ins>
-            <w:r>
-              <w:rPr>
-                <w:rFonts w:hint="eastAsia"/>
-              </w:rPr>
-              <w:t xml:space="preserve">: </w:t>
-            </w:r>
-            <w:r>
-              <w:rPr>
-                <w:rFonts w:hint="eastAsia"/>
-              </w:rPr>
-              <w:t>agent</w:t>
-            </w:r>
-            <w:r>
-              <w:rPr>
-                <w:rFonts w:hint="eastAsia"/>
-              </w:rPr>
-              <w:t>端口号</w:t>
-            </w:r>
-          </w:p>
-          <w:p>
-            <w:pPr>
-              <w:ind w:left="0" w:firstLineChars="150" w:firstLine="315"/>
-            </w:pPr>
-            <w:r>
-              <w:rPr>
-                <w:rFonts w:hint="eastAsia"/>
-              </w:rPr>
-              <w:t>CPU</w:t>
-            </w:r>
-            <w:r>
-              <w:rPr>
-                <w:rFonts w:hint="eastAsia"/>
-              </w:rPr>
-              <w:t xml:space="preserve">: </w:t>
-            </w:r>
-            <w:r>
-              <w:rPr>
-                <w:rFonts w:hint="eastAsia"/>
-              </w:rPr>
-              <w:t>CPU</w:t>
-            </w:r>
-            <w:r>
-              <w:rPr>
-                <w:rFonts w:hint="eastAsia"/>
-              </w:rPr>
-              <w:t>信息</w:t>
-            </w:r>
-          </w:p>
-          <w:p>
-            <w:pPr>
-              <w:ind w:left="0" w:firstLineChars="150" w:firstLine="315"/>
-            </w:pPr>
-            <w:r>
-              <w:rPr>
-                <w:rFonts w:hint="eastAsia"/>
-              </w:rPr>
-              <w:t>OM</w:t>
-            </w:r>
-            <w:r>
-              <w:rPr>
-                <w:rFonts w:hint="eastAsia"/>
-              </w:rPr>
-              <w:t xml:space="preserve">: </w:t>
-            </w:r>
-            <w:r>
-              <w:rPr>
-                <w:rFonts w:hint="eastAsia"/>
-              </w:rPr>
-              <w:t>主机上</w:t>
-            </w:r>
-            <w:r>
-              <w:rPr>
-                <w:rFonts w:hint="eastAsia"/>
-              </w:rPr>
-              <w:t>OM</w:t>
-            </w:r>
-            <w:r>
-              <w:rPr>
-                <w:rFonts w:hint="eastAsia"/>
-              </w:rPr>
-              <w:t>信息</w:t>
-            </w:r>
-          </w:p>
-          <w:p>
-            <w:pPr>
-              <w:ind w:left="0" w:firstLineChars="150" w:firstLine="315"/>
-            </w:pPr>
-            <w:r>
-              <w:rPr>
-                <w:rFonts w:hint="eastAsia"/>
-              </w:rPr>
-              <w:t>Memory</w:t>
-            </w:r>
-            <w:r>
-              <w:rPr>
-                <w:rFonts w:hint="eastAsia"/>
-              </w:rPr>
-              <w:t xml:space="preserve">: </w:t>
-            </w:r>
-            <w:r>
-              <w:rPr>
-                <w:rFonts w:hint="eastAsia"/>
-              </w:rPr>
-              <w:t>内存信息</w:t>
-            </w:r>
-          </w:p>
-          <w:p>
-            <w:pPr>
-              <w:ind w:left="0" w:firstLineChars="150" w:firstLine="315"/>
-            </w:pPr>
-            <w:r>
-              <w:rPr>
-                <w:rFonts w:hint="eastAsia"/>
-              </w:rPr>
-              <w:t>Net</w:t>
-            </w:r>
-            <w:r>
-              <w:rPr>
-                <w:rFonts w:hint="eastAsia"/>
-              </w:rPr>
-              <w:t xml:space="preserve">: </w:t>
-            </w:r>
-            <w:r>
-              <w:rPr>
-                <w:rFonts w:hint="eastAsia"/>
-              </w:rPr>
-              <w:t>网卡信息</w:t>
-            </w:r>
-          </w:p>
-          <w:p>
-            <w:pPr>
-              <w:ind w:left="0" w:firstLineChars="150" w:firstLine="315"/>
-            </w:pPr>
-            <w:r>
-              <w:rPr>
-                <w:rFonts w:hint="eastAsia"/>
-              </w:rPr>
-              <w:t>Port</w:t>
-            </w:r>
-            <w:r>
-              <w:rPr>
-                <w:rFonts w:hint="eastAsia"/>
-              </w:rPr>
-              <w:t xml:space="preserve">: </w:t>
-            </w:r>
-            <w:r>
-              <w:rPr>
-                <w:rFonts w:hint="eastAsia"/>
-              </w:rPr>
-              <w:t>端口占用情况</w:t>
-            </w:r>
-          </w:p>
-          <w:p>
-            <w:pPr>
-              <w:ind w:left="0" w:firstLineChars="150" w:firstLine="315"/>
-            </w:pPr>
-            <w:r>
-              <w:rPr>
-                <w:rFonts w:hint="eastAsia"/>
-              </w:rPr>
-              <w:t>Service</w:t>
-            </w:r>
-            <w:r>
-              <w:rPr>
-                <w:rFonts w:hint="eastAsia"/>
-              </w:rPr>
-              <w:t xml:space="preserve">: </w:t>
-            </w:r>
-            <w:r>
-              <w:rPr>
-                <w:rFonts w:hint="eastAsia"/>
-              </w:rPr>
-              <w:t>系统服务情况</w:t>
-            </w:r>
-          </w:p>
-          <w:p>
-            <w:pPr>
-              <w:ind w:left="0" w:firstLineChars="150" w:firstLine="315"/>
-            </w:pPr>
-            <w:r>
-              <w:rPr>
-                <w:rFonts w:hint="eastAsia"/>
-              </w:rPr>
-              <w:t>Safety</w:t>
-            </w:r>
-            <w:r>
-              <w:rPr>
-                <w:rFonts w:hint="eastAsia"/>
-              </w:rPr>
-              <w:t xml:space="preserve">: </w:t>
-            </w:r>
-            <w:r>
-              <w:rPr>
-                <w:rFonts w:hint="eastAsia"/>
-              </w:rPr>
-              <w:t>防火墙</w:t>
-            </w:r>
-          </w:p>
-          <w:p>
-            <w:pPr>
-              <w:ind w:left="0" w:firstLineChars="150" w:firstLine="315"/>
-            </w:pPr>
-            <w:r>
-              <w:rPr>
-                <w:rFonts w:hint="eastAsia"/>
-              </w:rPr>
-              <w:t>OS</w:t>
-            </w:r>
-            <w:r>
-              <w:rPr>
-                <w:rFonts w:hint="eastAsia"/>
-              </w:rPr>
-              <w:t xml:space="preserve">: </w:t>
-            </w:r>
-            <w:r>
-              <w:rPr>
-                <w:rFonts w:hint="eastAsia"/>
-              </w:rPr>
-              <w:t>OS</w:t>
-            </w:r>
-            <w:r>
-              <w:rPr>
-                <w:rFonts w:hint="eastAsia"/>
-              </w:rPr>
-              <w:t>信息</w:t>
-            </w:r>
-          </w:p>
-          <w:p>
-            <w:pPr>
-              <w:ind w:left="0" w:firstLineChars="150" w:firstLine="315"/>
-            </w:pPr>
-            <w:r>
-              <w:rPr>
-                <w:rFonts w:hint="eastAsia"/>
-              </w:rPr>
-              <w:t>Disk</w:t>
-            </w:r>
-            <w:r>
-              <w:rPr>
-                <w:rFonts w:hint="eastAsia"/>
-              </w:rPr>
-              <w:t xml:space="preserve">: </w:t>
-            </w:r>
-            <w:r>
-              <w:rPr>
-                <w:rFonts w:hint="eastAsia"/>
-              </w:rPr>
-              <w:t>磁盘情况</w:t>
-            </w:r>
-          </w:p>
-          <w:p>
-            <w:pPr>
-              <w:ind w:left="0" w:firstLineChars="150" w:firstLine="315"/>
-            </w:pPr>
-            <w:r>
-              <w:rPr>
-                <w:rFonts w:hint="eastAsia"/>
-              </w:rPr>
-              <w:t>InstallPath</w:t>
-            </w:r>
-            <w:r>
-              <w:rPr>
-                <w:rFonts w:hint="eastAsia"/>
-              </w:rPr>
-              <w:t xml:space="preserve">: </w:t>
-            </w:r>
-            <w:r>
-              <w:rPr>
-                <w:rFonts w:hint="eastAsia"/>
-              </w:rPr>
-              <w:t>安装目录</w:t>
-            </w:r>
-          </w:p>
-          <w:p>
-            <w:pPr>
-              <w:ind w:left="0"/>
-            </w:pPr>
-            <w:r>
-              <w:t>}</w:t>
-            </w:r>
-          </w:p>
-        </w:tc>
-        <w:tc>
-          <w:tcPr>
-            <w:tcW w:w="3544" w:type="dxa"/>
-          </w:tcPr>
-          <w:p>
-            <w:pPr>
-              <w:ind w:left="0"/>
-            </w:pPr>
-            <w:r>
-              <w:t xml:space="preserve">{ </w:t>
-            </w:r>
-          </w:p>
-          <w:p>
-            <w:pPr>
-              <w:ind w:left="0" w:firstLineChars="150" w:firstLine="315"/>
-            </w:pPr>
-            <w:r>
-              <w:t>"</w:t>
-            </w:r>
-            <w:r>
-              <w:t>errno</w:t>
-            </w:r>
-            <w:r>
-              <w:t>"</w:t>
-            </w:r>
-            <w:r>
-              <w:t xml:space="preserve">: </w:t>
-            </w:r>
-            <w:r>
-              <w:t xml:space="preserve">0 </w:t>
-            </w:r>
-          </w:p>
-          <w:p>
-            <w:pPr>
-              <w:ind w:left="0"/>
-            </w:pPr>
-          </w:p>
-          <w:p>
-            <w:pPr>
-              <w:ind w:left="0"/>
-            </w:pPr>
-            <w:r>
-              <w:t>}</w:t>
-            </w:r>
-          </w:p>
-          <w:p>
-            <w:pPr>
-              <w:ind w:left="0"/>
-            </w:pPr>
-            <w:r>
-              <w:t>{</w:t>
-            </w:r>
-          </w:p>
-          <w:p>
-            <w:pPr>
-              <w:ind w:left="0" w:firstLineChars="150" w:firstLine="315"/>
-            </w:pPr>
-            <w:r>
-              <w:t>ClusterName</w:t>
-            </w:r>
-            <w:r>
-              <w:rPr>
-                <w:rFonts w:hint="eastAsia"/>
-              </w:rPr>
-              <w:t xml:space="preserve">: </w:t>
-            </w:r>
-            <w:r>
-              <w:rPr>
-                <w:rFonts w:hint="eastAsia"/>
-              </w:rPr>
-              <w:t>c1</w:t>
-            </w:r>
-          </w:p>
-          <w:p>
-            <w:pPr>
-              <w:ind w:left="0" w:firstLineChars="150" w:firstLine="315"/>
-            </w:pPr>
-            <w:r>
-              <w:t>"HostName": "rhelt10",</w:t>
-            </w:r>
-          </w:p>
-          <w:p>
-            <w:pPr>
-              <w:ind w:left="0" w:firstLineChars="150" w:firstLine="315"/>
-            </w:pPr>
-            <w:r>
-              <w:t>"IP": "192.168.20.197",</w:t>
-            </w:r>
-          </w:p>
-          <w:p>
-            <w:pPr>
-              <w:ind w:left="0" w:firstLineChars="150" w:firstLine="315"/>
-            </w:pPr>
-            <w:r>
-              <w:t>"User": "root",</w:t>
-            </w:r>
-          </w:p>
-          <w:p>
-            <w:pPr>
-              <w:ind w:left="0" w:firstLineChars="150" w:firstLine="315"/>
-            </w:pPr>
-            <w:r>
-              <w:t>"Passwd": "sequoiadb",</w:t>
-            </w:r>
-          </w:p>
-          <w:p>
-            <w:pPr>
-              <w:ind w:left="0" w:firstLineChars="150" w:firstLine="315"/>
-            </w:pPr>
-            <w:r>
-              <w:t>"SshPort": "22",</w:t>
-            </w:r>
-          </w:p>
-          <w:p>
-            <w:pPr>
-              <w:ind w:left="0" w:firstLineChars="150" w:firstLine="315"/>
-            </w:pPr>
-            <w:r>
-              <w:t>"</w:t>
-            </w:r>
             <w:del w:id="397" w:author="linyoubin" w:date="2015-01-20T09:29:00Z">
               <w:r>
+                <w:rPr>
+                  <w:rFonts w:hint="eastAsia"/>
+                </w:rPr>
                 <w:delText>AgentPort</w:delText>
               </w:r>
             </w:del>
             <w:ins w:id="398" w:author="linyoubin" w:date="2015-01-20T09:29:00Z">
+              <w:r>
+                <w:rPr>
+                  <w:rFonts w:hint="eastAsia"/>
+                </w:rPr>
+                <w:t>AgentService</w:t>
+              </w:r>
+            </w:ins>
+            <w:r>
+              <w:rPr>
+                <w:rFonts w:hint="eastAsia"/>
+              </w:rPr>
+              <w:t xml:space="preserve">: </w:t>
+            </w:r>
+            <w:r>
+              <w:rPr>
+                <w:rFonts w:hint="eastAsia"/>
+              </w:rPr>
+              <w:t>agent</w:t>
+            </w:r>
+            <w:r>
+              <w:rPr>
+                <w:rFonts w:hint="eastAsia"/>
+              </w:rPr>
+              <w:t>端口号</w:t>
+            </w:r>
+          </w:p>
+          <w:p>
+            <w:pPr>
+              <w:ind w:left="0" w:firstLineChars="150" w:firstLine="315"/>
+            </w:pPr>
+            <w:r>
+              <w:rPr>
+                <w:rFonts w:hint="eastAsia"/>
+              </w:rPr>
+              <w:t>CPU</w:t>
+            </w:r>
+            <w:r>
+              <w:rPr>
+                <w:rFonts w:hint="eastAsia"/>
+              </w:rPr>
+              <w:t xml:space="preserve">: </w:t>
+            </w:r>
+            <w:r>
+              <w:rPr>
+                <w:rFonts w:hint="eastAsia"/>
+              </w:rPr>
+              <w:t>CPU</w:t>
+            </w:r>
+            <w:r>
+              <w:rPr>
+                <w:rFonts w:hint="eastAsia"/>
+              </w:rPr>
+              <w:t>信息</w:t>
+            </w:r>
+          </w:p>
+          <w:p>
+            <w:pPr>
+              <w:ind w:left="0" w:firstLineChars="150" w:firstLine="315"/>
+            </w:pPr>
+            <w:r>
+              <w:rPr>
+                <w:rFonts w:hint="eastAsia"/>
+              </w:rPr>
+              <w:t>OM</w:t>
+            </w:r>
+            <w:r>
+              <w:rPr>
+                <w:rFonts w:hint="eastAsia"/>
+              </w:rPr>
+              <w:t xml:space="preserve">: </w:t>
+            </w:r>
+            <w:r>
+              <w:rPr>
+                <w:rFonts w:hint="eastAsia"/>
+              </w:rPr>
+              <w:t>主机上</w:t>
+            </w:r>
+            <w:r>
+              <w:rPr>
+                <w:rFonts w:hint="eastAsia"/>
+              </w:rPr>
+              <w:t>OM</w:t>
+            </w:r>
+            <w:r>
+              <w:rPr>
+                <w:rFonts w:hint="eastAsia"/>
+              </w:rPr>
+              <w:t>信息</w:t>
+            </w:r>
+          </w:p>
+          <w:p>
+            <w:pPr>
+              <w:ind w:left="0" w:firstLineChars="150" w:firstLine="315"/>
+            </w:pPr>
+            <w:r>
+              <w:rPr>
+                <w:rFonts w:hint="eastAsia"/>
+              </w:rPr>
+              <w:t>Memory</w:t>
+            </w:r>
+            <w:r>
+              <w:rPr>
+                <w:rFonts w:hint="eastAsia"/>
+              </w:rPr>
+              <w:t xml:space="preserve">: </w:t>
+            </w:r>
+            <w:r>
+              <w:rPr>
+                <w:rFonts w:hint="eastAsia"/>
+              </w:rPr>
+              <w:t>内存信息</w:t>
+            </w:r>
+          </w:p>
+          <w:p>
+            <w:pPr>
+              <w:ind w:left="0" w:firstLineChars="150" w:firstLine="315"/>
+            </w:pPr>
+            <w:r>
+              <w:rPr>
+                <w:rFonts w:hint="eastAsia"/>
+              </w:rPr>
+              <w:t>Net</w:t>
+            </w:r>
+            <w:r>
+              <w:rPr>
+                <w:rFonts w:hint="eastAsia"/>
+              </w:rPr>
+              <w:t xml:space="preserve">: </w:t>
+            </w:r>
+            <w:r>
+              <w:rPr>
+                <w:rFonts w:hint="eastAsia"/>
+              </w:rPr>
+              <w:t>网卡信息</w:t>
+            </w:r>
+          </w:p>
+          <w:p>
+            <w:pPr>
+              <w:ind w:left="0" w:firstLineChars="150" w:firstLine="315"/>
+            </w:pPr>
+            <w:r>
+              <w:rPr>
+                <w:rFonts w:hint="eastAsia"/>
+              </w:rPr>
+              <w:t>Port</w:t>
+            </w:r>
+            <w:r>
+              <w:rPr>
+                <w:rFonts w:hint="eastAsia"/>
+              </w:rPr>
+              <w:t xml:space="preserve">: </w:t>
+            </w:r>
+            <w:r>
+              <w:rPr>
+                <w:rFonts w:hint="eastAsia"/>
+              </w:rPr>
+              <w:t>端口占用情况</w:t>
+            </w:r>
+          </w:p>
+          <w:p>
+            <w:pPr>
+              <w:ind w:left="0" w:firstLineChars="150" w:firstLine="315"/>
+            </w:pPr>
+            <w:r>
+              <w:rPr>
+                <w:rFonts w:hint="eastAsia"/>
+              </w:rPr>
+              <w:t>Service</w:t>
+            </w:r>
+            <w:r>
+              <w:rPr>
+                <w:rFonts w:hint="eastAsia"/>
+              </w:rPr>
+              <w:t xml:space="preserve">: </w:t>
+            </w:r>
+            <w:r>
+              <w:rPr>
+                <w:rFonts w:hint="eastAsia"/>
+              </w:rPr>
+              <w:t>系统服务情况</w:t>
+            </w:r>
+          </w:p>
+          <w:p>
+            <w:pPr>
+              <w:ind w:left="0" w:firstLineChars="150" w:firstLine="315"/>
+            </w:pPr>
+            <w:r>
+              <w:rPr>
+                <w:rFonts w:hint="eastAsia"/>
+              </w:rPr>
+              <w:t>Safety</w:t>
+            </w:r>
+            <w:r>
+              <w:rPr>
+                <w:rFonts w:hint="eastAsia"/>
+              </w:rPr>
+              <w:t xml:space="preserve">: </w:t>
+            </w:r>
+            <w:r>
+              <w:rPr>
+                <w:rFonts w:hint="eastAsia"/>
+              </w:rPr>
+              <w:t>防火墙</w:t>
+            </w:r>
+          </w:p>
+          <w:p>
+            <w:pPr>
+              <w:ind w:left="0" w:firstLineChars="150" w:firstLine="315"/>
+            </w:pPr>
+            <w:r>
+              <w:rPr>
+                <w:rFonts w:hint="eastAsia"/>
+              </w:rPr>
+              <w:t>OS</w:t>
+            </w:r>
+            <w:r>
+              <w:rPr>
+                <w:rFonts w:hint="eastAsia"/>
+              </w:rPr>
+              <w:t xml:space="preserve">: </w:t>
+            </w:r>
+            <w:r>
+              <w:rPr>
+                <w:rFonts w:hint="eastAsia"/>
+              </w:rPr>
+              <w:t>OS</w:t>
+            </w:r>
+            <w:r>
+              <w:rPr>
+                <w:rFonts w:hint="eastAsia"/>
+              </w:rPr>
+              <w:t>信息</w:t>
+            </w:r>
+          </w:p>
+          <w:p>
+            <w:pPr>
+              <w:ind w:left="0" w:firstLineChars="150" w:firstLine="315"/>
+            </w:pPr>
+            <w:r>
+              <w:rPr>
+                <w:rFonts w:hint="eastAsia"/>
+              </w:rPr>
+              <w:t>Disk</w:t>
+            </w:r>
+            <w:r>
+              <w:rPr>
+                <w:rFonts w:hint="eastAsia"/>
+              </w:rPr>
+              <w:t xml:space="preserve">: </w:t>
+            </w:r>
+            <w:r>
+              <w:rPr>
+                <w:rFonts w:hint="eastAsia"/>
+              </w:rPr>
+              <w:t>磁盘情况</w:t>
+            </w:r>
+          </w:p>
+          <w:p>
+            <w:pPr>
+              <w:ind w:left="0" w:firstLineChars="150" w:firstLine="315"/>
+            </w:pPr>
+            <w:r>
+              <w:rPr>
+                <w:rFonts w:hint="eastAsia"/>
+              </w:rPr>
+              <w:t>InstallPath</w:t>
+            </w:r>
+            <w:r>
+              <w:rPr>
+                <w:rFonts w:hint="eastAsia"/>
+              </w:rPr>
+              <w:t xml:space="preserve">: </w:t>
+            </w:r>
+            <w:r>
+              <w:rPr>
+                <w:rFonts w:hint="eastAsia"/>
+              </w:rPr>
+              <w:t>安装目录</w:t>
+            </w:r>
+          </w:p>
+          <w:p>
+            <w:pPr>
+              <w:ind w:left="0"/>
+            </w:pPr>
+            <w:r>
+              <w:t>}</w:t>
+            </w:r>
+          </w:p>
+        </w:tc>
+        <w:tc>
+          <w:tcPr>
+            <w:tcW w:w="3544" w:type="dxa"/>
+          </w:tcPr>
+          <w:p>
+            <w:pPr>
+              <w:ind w:left="0"/>
+            </w:pPr>
+            <w:r>
+              <w:t xml:space="preserve">{ </w:t>
+            </w:r>
+          </w:p>
+          <w:p>
+            <w:pPr>
+              <w:ind w:left="0" w:firstLineChars="150" w:firstLine="315"/>
+            </w:pPr>
+            <w:r>
+              <w:t>"</w:t>
+            </w:r>
+            <w:r>
+              <w:t>errno</w:t>
+            </w:r>
+            <w:r>
+              <w:t>"</w:t>
+            </w:r>
+            <w:r>
+              <w:t xml:space="preserve">: </w:t>
+            </w:r>
+            <w:r>
+              <w:t xml:space="preserve">0 </w:t>
+            </w:r>
+          </w:p>
+          <w:p>
+            <w:pPr>
+              <w:ind w:left="0"/>
+            </w:pPr>
+          </w:p>
+          <w:p>
+            <w:pPr>
+              <w:ind w:left="0"/>
+            </w:pPr>
+            <w:r>
+              <w:t>}</w:t>
+            </w:r>
+          </w:p>
+          <w:p>
+            <w:pPr>
+              <w:ind w:left="0"/>
+            </w:pPr>
+            <w:r>
+              <w:t>{</w:t>
+            </w:r>
+          </w:p>
+          <w:p>
+            <w:pPr>
+              <w:ind w:left="0" w:firstLineChars="150" w:firstLine="315"/>
+            </w:pPr>
+            <w:r>
+              <w:t>ClusterName</w:t>
+            </w:r>
+            <w:r>
+              <w:rPr>
+                <w:rFonts w:hint="eastAsia"/>
+              </w:rPr>
+              <w:t xml:space="preserve">: </w:t>
+            </w:r>
+            <w:r>
+              <w:rPr>
+                <w:rFonts w:hint="eastAsia"/>
+              </w:rPr>
+              <w:t>c1</w:t>
+            </w:r>
+          </w:p>
+          <w:p>
+            <w:pPr>
+              <w:ind w:left="0" w:firstLineChars="150" w:firstLine="315"/>
+            </w:pPr>
+            <w:r>
+              <w:t>"HostName": "rhelt10",</w:t>
+            </w:r>
+          </w:p>
+          <w:p>
+            <w:pPr>
+              <w:ind w:left="0" w:firstLineChars="150" w:firstLine="315"/>
+            </w:pPr>
+            <w:r>
+              <w:t>"IP": "192.168.20.197",</w:t>
+            </w:r>
+          </w:p>
+          <w:p>
+            <w:pPr>
+              <w:ind w:left="0" w:firstLineChars="150" w:firstLine="315"/>
+            </w:pPr>
+            <w:r>
+              <w:t>"User": "root",</w:t>
+            </w:r>
+          </w:p>
+          <w:p>
+            <w:pPr>
+              <w:ind w:left="0" w:firstLineChars="150" w:firstLine="315"/>
+            </w:pPr>
+            <w:r>
+              <w:t>"Passwd": "sequoiadb",</w:t>
+            </w:r>
+          </w:p>
+          <w:p>
+            <w:pPr>
+              <w:ind w:left="0" w:firstLineChars="150" w:firstLine="315"/>
+            </w:pPr>
+            <w:r>
+              <w:t>"SshPort": "22",</w:t>
+            </w:r>
+          </w:p>
+          <w:p>
+            <w:pPr>
+              <w:ind w:left="0" w:firstLineChars="150" w:firstLine="315"/>
+            </w:pPr>
+            <w:r>
+              <w:t>"</w:t>
+            </w:r>
+            <w:del w:id="399" w:author="linyoubin" w:date="2015-01-20T09:29:00Z">
+              <w:r>
+                <w:delText>AgentPort</w:delText>
+              </w:r>
+            </w:del>
+            <w:ins w:id="400" w:author="linyoubin" w:date="2015-01-20T09:29:00Z">
               <w:r>
                 <w:t>AgentService</w:t>
               </w:r>
@@ -14890,7 +14906,7 @@
               </w:rPr>
               <w:t xml:space="preserve">: </w:t>
             </w:r>
-            <w:ins w:id="399" w:author="xujianhui" w:date="2015-01-05T15:27:00Z">
+            <w:ins w:id="401" w:author="xujianhui" w:date="2015-01-05T15:27:00Z">
               <w:r>
                 <w:rPr>
                   <w:rFonts w:hint="eastAsia"/>
@@ -14898,7 +14914,7 @@
                 <w:t>list</w:t>
               </w:r>
             </w:ins>
-            <w:del w:id="400" w:author="xujianhui" w:date="2015-01-05T15:27:00Z">
+            <w:del w:id="402" w:author="xujianhui" w:date="2015-01-05T15:27:00Z">
               <w:r>
                 <w:delText>query</w:delText>
               </w:r>
@@ -14928,7 +14944,7 @@
             <w:r>
               <w:t>=</w:t>
             </w:r>
-            <w:ins w:id="401" w:author="xujianhui" w:date="2015-01-05T15:27:00Z">
+            <w:ins w:id="403" w:author="xujianhui" w:date="2015-01-05T15:27:00Z">
               <w:r>
                 <w:rPr>
                   <w:rFonts w:hint="eastAsia"/>
@@ -14936,7 +14952,7 @@
                 <w:t>list</w:t>
               </w:r>
             </w:ins>
-            <w:del w:id="402" w:author="xujianhui" w:date="2015-01-05T15:27:00Z">
+            <w:del w:id="404" w:author="xujianhui" w:date="2015-01-05T15:27:00Z">
               <w:r>
                 <w:delText>query</w:delText>
               </w:r>
@@ -15063,10 +15079,10 @@
             <w:pPr>
               <w:ind w:left="0"/>
               <w:rPr>
-                <w:ins w:id="403" w:author="xujianhui" w:date="2015-01-05T15:27:00Z"/>
-              </w:rPr>
-            </w:pPr>
-            <w:ins w:id="404" w:author="xujianhui" w:date="2015-01-05T15:27:00Z">
+                <w:ins w:id="405" w:author="xujianhui" w:date="2015-01-05T15:27:00Z"/>
+              </w:rPr>
+            </w:pPr>
+            <w:ins w:id="406" w:author="xujianhui" w:date="2015-01-05T15:27:00Z">
               <w:r>
                 <w:rPr>
                   <w:rFonts w:hint="eastAsia"/>
@@ -15079,10 +15095,10 @@
             <w:pPr>
               <w:ind w:left="0"/>
               <w:rPr>
-                <w:ins w:id="405" w:author="xujianhui" w:date="2015-01-05T15:27:00Z"/>
-              </w:rPr>
-            </w:pPr>
-            <w:ins w:id="406" w:author="xujianhui" w:date="2015-01-05T15:27:00Z">
+                <w:ins w:id="407" w:author="xujianhui" w:date="2015-01-05T15:27:00Z"/>
+              </w:rPr>
+            </w:pPr>
+            <w:ins w:id="408" w:author="xujianhui" w:date="2015-01-05T15:27:00Z">
               <w:r>
                 <w:rPr>
                   <w:rFonts w:hint="eastAsia"/>
@@ -15107,10 +15123,10 @@
             <w:pPr>
               <w:ind w:left="0"/>
               <w:rPr>
-                <w:ins w:id="407" w:author="xujianhui" w:date="2015-01-05T15:28:00Z"/>
-              </w:rPr>
-            </w:pPr>
-            <w:ins w:id="408" w:author="xujianhui" w:date="2015-01-05T15:28:00Z">
+                <w:ins w:id="409" w:author="xujianhui" w:date="2015-01-05T15:28:00Z"/>
+              </w:rPr>
+            </w:pPr>
+            <w:ins w:id="410" w:author="xujianhui" w:date="2015-01-05T15:28:00Z">
               <w:r>
                 <w:rPr>
                   <w:rFonts w:hint="eastAsia"/>
@@ -15123,10 +15139,10 @@
             <w:pPr>
               <w:ind w:left="0"/>
               <w:rPr>
-                <w:ins w:id="409" w:author="xujianhui" w:date="2015-01-05T15:28:00Z"/>
-              </w:rPr>
-            </w:pPr>
-            <w:ins w:id="410" w:author="xujianhui" w:date="2015-01-05T15:28:00Z">
+                <w:ins w:id="411" w:author="xujianhui" w:date="2015-01-05T15:28:00Z"/>
+              </w:rPr>
+            </w:pPr>
+            <w:ins w:id="412" w:author="xujianhui" w:date="2015-01-05T15:28:00Z">
               <w:r>
                 <w:rPr>
                   <w:rFonts w:hint="eastAsia"/>
@@ -15145,10 +15161,10 @@
             <w:pPr>
               <w:ind w:left="0"/>
               <w:rPr>
-                <w:ins w:id="411" w:author="xujianhui" w:date="2015-01-05T15:28:00Z"/>
-              </w:rPr>
-            </w:pPr>
-            <w:ins w:id="412" w:author="xujianhui" w:date="2015-01-05T15:28:00Z">
+                <w:ins w:id="413" w:author="xujianhui" w:date="2015-01-05T15:28:00Z"/>
+              </w:rPr>
+            </w:pPr>
+            <w:ins w:id="414" w:author="xujianhui" w:date="2015-01-05T15:28:00Z">
               <w:r>
                 <w:rPr>
                   <w:rFonts w:hint="eastAsia"/>
@@ -15167,10 +15183,10 @@
             <w:pPr>
               <w:ind w:left="0"/>
               <w:rPr>
-                <w:ins w:id="413" w:author="xujianhui" w:date="2015-01-05T15:28:00Z"/>
-              </w:rPr>
-            </w:pPr>
-            <w:ins w:id="414" w:author="xujianhui" w:date="2015-01-05T15:28:00Z">
+                <w:ins w:id="415" w:author="xujianhui" w:date="2015-01-05T15:28:00Z"/>
+              </w:rPr>
+            </w:pPr>
+            <w:ins w:id="416" w:author="xujianhui" w:date="2015-01-05T15:28:00Z">
               <w:r>
                 <w:rPr>
                   <w:rFonts w:hint="eastAsia"/>
@@ -15183,10 +15199,10 @@
             <w:pPr>
               <w:ind w:left="0"/>
               <w:rPr>
-                <w:ins w:id="415" w:author="xujianhui" w:date="2015-01-05T15:27:00Z"/>
-              </w:rPr>
-            </w:pPr>
-            <w:ins w:id="416" w:author="xujianhui" w:date="2015-01-05T15:28:00Z">
+                <w:ins w:id="417" w:author="xujianhui" w:date="2015-01-05T15:27:00Z"/>
+              </w:rPr>
+            </w:pPr>
+            <w:ins w:id="418" w:author="xujianhui" w:date="2015-01-05T15:28:00Z">
               <w:r>
                 <w:rPr>
                   <w:rFonts w:hint="eastAsia"/>
@@ -15199,10 +15215,10 @@
             <w:pPr>
               <w:ind w:left="0"/>
               <w:rPr>
-                <w:del w:id="417" w:author="xujianhui" w:date="2015-01-05T15:28:00Z"/>
-              </w:rPr>
-            </w:pPr>
-            <w:del w:id="418" w:author="xujianhui" w:date="2015-01-05T15:28:00Z">
+                <w:del w:id="419" w:author="xujianhui" w:date="2015-01-05T15:28:00Z"/>
+              </w:rPr>
+            </w:pPr>
+            <w:del w:id="420" w:author="xujianhui" w:date="2015-01-05T15:28:00Z">
               <w:r>
                 <w:rPr>
                   <w:rFonts w:hint="eastAsia"/>
@@ -15215,10 +15231,10 @@
             <w:pPr>
               <w:ind w:left="0"/>
               <w:rPr>
-                <w:del w:id="419" w:author="xujianhui" w:date="2015-01-05T15:28:00Z"/>
-              </w:rPr>
-            </w:pPr>
-            <w:del w:id="420" w:author="xujianhui" w:date="2015-01-05T15:28:00Z">
+                <w:del w:id="421" w:author="xujianhui" w:date="2015-01-05T15:28:00Z"/>
+              </w:rPr>
+            </w:pPr>
+            <w:del w:id="422" w:author="xujianhui" w:date="2015-01-05T15:28:00Z">
               <w:r>
                 <w:delText>BusinessList</w:delText>
               </w:r>
@@ -15240,10 +15256,10 @@
             <w:pPr>
               <w:ind w:left="0" w:firstLineChars="100" w:firstLine="210"/>
               <w:rPr>
-                <w:del w:id="421" w:author="xujianhui" w:date="2015-01-05T15:28:00Z"/>
-              </w:rPr>
-            </w:pPr>
-            <w:del w:id="422" w:author="xujianhui" w:date="2015-01-05T15:28:00Z">
+                <w:del w:id="423" w:author="xujianhui" w:date="2015-01-05T15:28:00Z"/>
+              </w:rPr>
+            </w:pPr>
+            <w:del w:id="424" w:author="xujianhui" w:date="2015-01-05T15:28:00Z">
               <w:r>
                 <w:delText xml:space="preserve">[ </w:delText>
               </w:r>
@@ -15253,10 +15269,10 @@
             <w:pPr>
               <w:ind w:left="0" w:firstLineChars="200" w:firstLine="420"/>
               <w:rPr>
-                <w:del w:id="423" w:author="xujianhui" w:date="2015-01-05T15:28:00Z"/>
-              </w:rPr>
-            </w:pPr>
-            <w:del w:id="424" w:author="xujianhui" w:date="2015-01-05T15:28:00Z">
+                <w:del w:id="425" w:author="xujianhui" w:date="2015-01-05T15:28:00Z"/>
+              </w:rPr>
+            </w:pPr>
+            <w:del w:id="426" w:author="xujianhui" w:date="2015-01-05T15:28:00Z">
               <w:r>
                 <w:rPr>
                   <w:rFonts w:hint="eastAsia"/>
@@ -15269,10 +15285,10 @@
             <w:pPr>
               <w:ind w:left="0" w:firstLineChars="300" w:firstLine="630"/>
               <w:rPr>
-                <w:del w:id="425" w:author="xujianhui" w:date="2015-01-05T15:28:00Z"/>
-              </w:rPr>
-            </w:pPr>
-            <w:del w:id="426" w:author="xujianhui" w:date="2015-01-05T15:28:00Z">
+                <w:del w:id="427" w:author="xujianhui" w:date="2015-01-05T15:28:00Z"/>
+              </w:rPr>
+            </w:pPr>
+            <w:del w:id="428" w:author="xujianhui" w:date="2015-01-05T15:28:00Z">
               <w:r>
                 <w:delText>BusinessType</w:delText>
               </w:r>
@@ -15294,10 +15310,10 @@
             <w:pPr>
               <w:ind w:left="0" w:firstLineChars="300" w:firstLine="630"/>
               <w:rPr>
-                <w:del w:id="427" w:author="xujianhui" w:date="2015-01-05T15:28:00Z"/>
-              </w:rPr>
-            </w:pPr>
-            <w:del w:id="428" w:author="xujianhui" w:date="2015-01-05T15:28:00Z">
+                <w:del w:id="429" w:author="xujianhui" w:date="2015-01-05T15:28:00Z"/>
+              </w:rPr>
+            </w:pPr>
+            <w:del w:id="430" w:author="xujianhui" w:date="2015-01-05T15:28:00Z">
               <w:r>
                 <w:delText>BusinessDesc</w:delText>
               </w:r>
@@ -15319,10 +15335,10 @@
             <w:pPr>
               <w:ind w:left="0"/>
               <w:rPr>
-                <w:del w:id="429" w:author="xujianhui" w:date="2015-01-05T15:28:00Z"/>
-              </w:rPr>
-            </w:pPr>
-            <w:del w:id="430" w:author="xujianhui" w:date="2015-01-05T15:28:00Z">
+                <w:del w:id="431" w:author="xujianhui" w:date="2015-01-05T15:28:00Z"/>
+              </w:rPr>
+            </w:pPr>
+            <w:del w:id="432" w:author="xujianhui" w:date="2015-01-05T15:28:00Z">
               <w:r>
                 <w:rPr>
                   <w:rFonts w:hint="eastAsia"/>
@@ -15335,10 +15351,10 @@
             <w:pPr>
               <w:ind w:left="0" w:firstLineChars="100" w:firstLine="210"/>
               <w:rPr>
-                <w:del w:id="431" w:author="xujianhui" w:date="2015-01-05T15:28:00Z"/>
-              </w:rPr>
-            </w:pPr>
-            <w:del w:id="432" w:author="xujianhui" w:date="2015-01-05T15:28:00Z">
+                <w:del w:id="433" w:author="xujianhui" w:date="2015-01-05T15:28:00Z"/>
+              </w:rPr>
+            </w:pPr>
+            <w:del w:id="434" w:author="xujianhui" w:date="2015-01-05T15:28:00Z">
               <w:r>
                 <w:delText>]</w:delText>
               </w:r>
@@ -15348,7 +15364,7 @@
             <w:pPr>
               <w:ind w:left="0"/>
             </w:pPr>
-            <w:del w:id="433" w:author="xujianhui" w:date="2015-01-05T15:28:00Z">
+            <w:del w:id="435" w:author="xujianhui" w:date="2015-01-05T15:28:00Z">
               <w:r>
                 <w:rPr>
                   <w:rFonts w:hint="eastAsia"/>
@@ -15394,22 +15410,6 @@
             <w:pPr>
               <w:ind w:left="0"/>
             </w:pPr>
-          </w:p>
-          <w:p>
-            <w:pPr>
-              <w:ind w:left="0"/>
-              <w:rPr>
-                <w:ins w:id="434" w:author="xujianhui" w:date="2015-01-05T15:28:00Z"/>
-              </w:rPr>
-              <w:pPrChange w:id="435" w:author="xujianhui" w:date="2015-01-05T15:28:00Z">
-                <w:pPr>
-                  <w:ind w:left="0" w:firstLineChars="200" w:firstLine="420"/>
-                </w:pPr>
-              </w:pPrChange>
-            </w:pPr>
-            <w:r>
-              <w:t>}</w:t>
-            </w:r>
           </w:p>
           <w:p>
             <w:pPr>
@@ -15423,7 +15423,23 @@
                 </w:pPr>
               </w:pPrChange>
             </w:pPr>
-            <w:ins w:id="438" w:author="xujianhui" w:date="2015-01-05T15:28:00Z">
+            <w:r>
+              <w:t>}</w:t>
+            </w:r>
+          </w:p>
+          <w:p>
+            <w:pPr>
+              <w:ind w:left="0"/>
+              <w:rPr>
+                <w:ins w:id="438" w:author="xujianhui" w:date="2015-01-05T15:28:00Z"/>
+              </w:rPr>
+              <w:pPrChange w:id="439" w:author="xujianhui" w:date="2015-01-05T15:28:00Z">
+                <w:pPr>
+                  <w:ind w:left="0" w:firstLineChars="200" w:firstLine="420"/>
+                </w:pPr>
+              </w:pPrChange>
+            </w:pPr>
+            <w:ins w:id="440" w:author="xujianhui" w:date="2015-01-05T15:28:00Z">
               <w:r>
                 <w:t xml:space="preserve">{ </w:t>
               </w:r>
@@ -15433,15 +15449,15 @@
             <w:pPr>
               <w:ind w:left="0" w:firstLineChars="150" w:firstLine="315"/>
               <w:rPr>
-                <w:ins w:id="439" w:author="xujianhui" w:date="2015-01-05T15:28:00Z"/>
-              </w:rPr>
-              <w:pPrChange w:id="440" w:author="xujianhui" w:date="2015-01-05T15:29:00Z">
+                <w:ins w:id="441" w:author="xujianhui" w:date="2015-01-05T15:28:00Z"/>
+              </w:rPr>
+              <w:pPrChange w:id="442" w:author="xujianhui" w:date="2015-01-05T15:29:00Z">
                 <w:pPr>
                   <w:ind w:left="0" w:firstLineChars="300" w:firstLine="630"/>
                 </w:pPr>
               </w:pPrChange>
             </w:pPr>
-            <w:ins w:id="441" w:author="xujianhui" w:date="2015-01-05T15:28:00Z">
+            <w:ins w:id="443" w:author="xujianhui" w:date="2015-01-05T15:28:00Z">
               <w:r>
                 <w:t>"BusinessType": "sequoiadb",</w:t>
               </w:r>
@@ -15451,15 +15467,15 @@
             <w:pPr>
               <w:ind w:left="0" w:firstLineChars="150" w:firstLine="315"/>
               <w:rPr>
-                <w:ins w:id="442" w:author="xujianhui" w:date="2015-01-05T15:28:00Z"/>
-              </w:rPr>
-              <w:pPrChange w:id="443" w:author="xujianhui" w:date="2015-01-05T15:29:00Z">
+                <w:ins w:id="444" w:author="xujianhui" w:date="2015-01-05T15:28:00Z"/>
+              </w:rPr>
+              <w:pPrChange w:id="445" w:author="xujianhui" w:date="2015-01-05T15:29:00Z">
                 <w:pPr>
                   <w:ind w:left="0" w:firstLineChars="300" w:firstLine="630"/>
                 </w:pPr>
               </w:pPrChange>
             </w:pPr>
-            <w:ins w:id="444" w:author="xujianhui" w:date="2015-01-05T15:28:00Z">
+            <w:ins w:id="446" w:author="xujianhui" w:date="2015-01-05T15:28:00Z">
               <w:r>
                 <w:t xml:space="preserve">"BusinessDesc": "haha" </w:t>
               </w:r>
@@ -15469,10 +15485,10 @@
             <w:pPr>
               <w:ind w:left="0"/>
               <w:rPr>
-                <w:ins w:id="445" w:author="xujianhui" w:date="2015-01-05T15:29:00Z"/>
-              </w:rPr>
-            </w:pPr>
-            <w:ins w:id="446" w:author="xujianhui" w:date="2015-01-05T15:28:00Z">
+                <w:ins w:id="447" w:author="xujianhui" w:date="2015-01-05T15:29:00Z"/>
+              </w:rPr>
+            </w:pPr>
+            <w:ins w:id="448" w:author="xujianhui" w:date="2015-01-05T15:28:00Z">
               <w:r>
                 <w:t>}</w:t>
               </w:r>
@@ -15482,15 +15498,15 @@
             <w:pPr>
               <w:ind w:left="0"/>
               <w:rPr>
-                <w:ins w:id="447" w:author="xujianhui" w:date="2015-01-05T15:29:00Z"/>
-              </w:rPr>
-              <w:pPrChange w:id="448" w:author="xujianhui" w:date="2015-01-05T15:29:00Z">
+                <w:ins w:id="449" w:author="xujianhui" w:date="2015-01-05T15:29:00Z"/>
+              </w:rPr>
+              <w:pPrChange w:id="450" w:author="xujianhui" w:date="2015-01-05T15:29:00Z">
                 <w:pPr>
                   <w:ind w:left="0" w:firstLineChars="200" w:firstLine="420"/>
                 </w:pPr>
               </w:pPrChange>
             </w:pPr>
-            <w:ins w:id="449" w:author="xujianhui" w:date="2015-01-05T15:29:00Z">
+            <w:ins w:id="451" w:author="xujianhui" w:date="2015-01-05T15:29:00Z">
               <w:r>
                 <w:t>{</w:t>
               </w:r>
@@ -15500,15 +15516,15 @@
             <w:pPr>
               <w:ind w:left="0" w:firstLineChars="150" w:firstLine="315"/>
               <w:rPr>
-                <w:ins w:id="450" w:author="xujianhui" w:date="2015-01-05T15:29:00Z"/>
-              </w:rPr>
-              <w:pPrChange w:id="451" w:author="xujianhui" w:date="2015-01-05T15:29:00Z">
+                <w:ins w:id="452" w:author="xujianhui" w:date="2015-01-05T15:29:00Z"/>
+              </w:rPr>
+              <w:pPrChange w:id="453" w:author="xujianhui" w:date="2015-01-05T15:29:00Z">
                 <w:pPr>
                   <w:ind w:left="0" w:firstLineChars="300" w:firstLine="630"/>
                 </w:pPr>
               </w:pPrChange>
             </w:pPr>
-            <w:ins w:id="452" w:author="xujianhui" w:date="2015-01-05T15:29:00Z">
+            <w:ins w:id="454" w:author="xujianhui" w:date="2015-01-05T15:29:00Z">
               <w:r>
                 <w:t>"B</w:t>
               </w:r>
@@ -15521,15 +15537,15 @@
             <w:pPr>
               <w:ind w:left="0" w:firstLineChars="150" w:firstLine="315"/>
               <w:rPr>
-                <w:ins w:id="453" w:author="xujianhui" w:date="2015-01-05T15:29:00Z"/>
-              </w:rPr>
-              <w:pPrChange w:id="454" w:author="xujianhui" w:date="2015-01-05T15:29:00Z">
+                <w:ins w:id="455" w:author="xujianhui" w:date="2015-01-05T15:29:00Z"/>
+              </w:rPr>
+              <w:pPrChange w:id="456" w:author="xujianhui" w:date="2015-01-05T15:29:00Z">
                 <w:pPr>
                   <w:ind w:left="0" w:firstLineChars="300" w:firstLine="630"/>
                 </w:pPr>
               </w:pPrChange>
             </w:pPr>
-            <w:ins w:id="455" w:author="xujianhui" w:date="2015-01-05T15:29:00Z">
+            <w:ins w:id="457" w:author="xujianhui" w:date="2015-01-05T15:29:00Z">
               <w:r>
                 <w:t>"BusinessDesc"</w:t>
               </w:r>
@@ -15545,15 +15561,15 @@
             <w:pPr>
               <w:ind w:left="0"/>
               <w:rPr>
-                <w:ins w:id="456" w:author="xujianhui" w:date="2015-01-05T15:29:00Z"/>
-              </w:rPr>
-              <w:pPrChange w:id="457" w:author="xujianhui" w:date="2015-01-05T15:29:00Z">
+                <w:ins w:id="458" w:author="xujianhui" w:date="2015-01-05T15:29:00Z"/>
+              </w:rPr>
+              <w:pPrChange w:id="459" w:author="xujianhui" w:date="2015-01-05T15:29:00Z">
                 <w:pPr>
                   <w:ind w:leftChars="170" w:firstLineChars="50" w:firstLine="105"/>
                 </w:pPr>
               </w:pPrChange>
             </w:pPr>
-            <w:ins w:id="458" w:author="xujianhui" w:date="2015-01-05T15:29:00Z">
+            <w:ins w:id="460" w:author="xujianhui" w:date="2015-01-05T15:29:00Z">
               <w:r>
                 <w:t>}</w:t>
               </w:r>
@@ -15568,10 +15584,10 @@
             <w:pPr>
               <w:ind w:left="0"/>
               <w:rPr>
-                <w:del w:id="459" w:author="xujianhui" w:date="2015-01-05T15:29:00Z"/>
-              </w:rPr>
-            </w:pPr>
-            <w:del w:id="460" w:author="xujianhui" w:date="2015-01-05T15:29:00Z">
+                <w:del w:id="461" w:author="xujianhui" w:date="2015-01-05T15:29:00Z"/>
+              </w:rPr>
+            </w:pPr>
+            <w:del w:id="462" w:author="xujianhui" w:date="2015-01-05T15:29:00Z">
               <w:r>
                 <w:delText>{</w:delText>
               </w:r>
@@ -15581,10 +15597,10 @@
             <w:pPr>
               <w:ind w:left="0"/>
               <w:rPr>
-                <w:del w:id="461" w:author="xujianhui" w:date="2015-01-05T15:29:00Z"/>
-              </w:rPr>
-            </w:pPr>
-            <w:del w:id="462" w:author="xujianhui" w:date="2015-01-05T15:29:00Z">
+                <w:del w:id="463" w:author="xujianhui" w:date="2015-01-05T15:29:00Z"/>
+              </w:rPr>
+            </w:pPr>
+            <w:del w:id="464" w:author="xujianhui" w:date="2015-01-05T15:29:00Z">
               <w:r>
                 <w:delText>"BusinessList"</w:delText>
               </w:r>
@@ -15597,10 +15613,10 @@
             <w:pPr>
               <w:ind w:left="0" w:firstLineChars="100" w:firstLine="210"/>
               <w:rPr>
-                <w:del w:id="463" w:author="xujianhui" w:date="2015-01-05T15:29:00Z"/>
-              </w:rPr>
-            </w:pPr>
-            <w:del w:id="464" w:author="xujianhui" w:date="2015-01-05T15:29:00Z">
+                <w:del w:id="465" w:author="xujianhui" w:date="2015-01-05T15:29:00Z"/>
+              </w:rPr>
+            </w:pPr>
+            <w:del w:id="466" w:author="xujianhui" w:date="2015-01-05T15:29:00Z">
               <w:r>
                 <w:delText xml:space="preserve">[ </w:delText>
               </w:r>
@@ -15610,10 +15626,10 @@
             <w:pPr>
               <w:ind w:left="0" w:firstLineChars="200" w:firstLine="420"/>
               <w:rPr>
-                <w:del w:id="465" w:author="xujianhui" w:date="2015-01-05T15:29:00Z"/>
-              </w:rPr>
-            </w:pPr>
-            <w:del w:id="466" w:author="xujianhui" w:date="2015-01-05T15:29:00Z">
+                <w:del w:id="467" w:author="xujianhui" w:date="2015-01-05T15:29:00Z"/>
+              </w:rPr>
+            </w:pPr>
+            <w:del w:id="468" w:author="xujianhui" w:date="2015-01-05T15:29:00Z">
               <w:r>
                 <w:delText xml:space="preserve">{ </w:delText>
               </w:r>
@@ -15623,10 +15639,10 @@
             <w:pPr>
               <w:ind w:left="0" w:firstLineChars="300" w:firstLine="630"/>
               <w:rPr>
-                <w:del w:id="467" w:author="xujianhui" w:date="2015-01-05T15:29:00Z"/>
-              </w:rPr>
-            </w:pPr>
-            <w:del w:id="468" w:author="xujianhui" w:date="2015-01-05T15:29:00Z">
+                <w:del w:id="469" w:author="xujianhui" w:date="2015-01-05T15:29:00Z"/>
+              </w:rPr>
+            </w:pPr>
+            <w:del w:id="470" w:author="xujianhui" w:date="2015-01-05T15:29:00Z">
               <w:r>
                 <w:delText>"BusinessType"</w:delText>
               </w:r>
@@ -15642,10 +15658,10 @@
             <w:pPr>
               <w:ind w:left="0" w:firstLineChars="300" w:firstLine="630"/>
               <w:rPr>
-                <w:del w:id="469" w:author="xujianhui" w:date="2015-01-05T15:29:00Z"/>
-              </w:rPr>
-            </w:pPr>
-            <w:del w:id="470" w:author="xujianhui" w:date="2015-01-05T15:29:00Z">
+                <w:del w:id="471" w:author="xujianhui" w:date="2015-01-05T15:29:00Z"/>
+              </w:rPr>
+            </w:pPr>
+            <w:del w:id="472" w:author="xujianhui" w:date="2015-01-05T15:29:00Z">
               <w:r>
                 <w:delText>"BusinessDesc"</w:delText>
               </w:r>
@@ -15661,10 +15677,10 @@
             <w:pPr>
               <w:ind w:left="0" w:firstLineChars="200" w:firstLine="420"/>
               <w:rPr>
-                <w:del w:id="471" w:author="xujianhui" w:date="2015-01-05T15:29:00Z"/>
-              </w:rPr>
-            </w:pPr>
-            <w:del w:id="472" w:author="xujianhui" w:date="2015-01-05T15:29:00Z">
+                <w:del w:id="473" w:author="xujianhui" w:date="2015-01-05T15:29:00Z"/>
+              </w:rPr>
+            </w:pPr>
+            <w:del w:id="474" w:author="xujianhui" w:date="2015-01-05T15:29:00Z">
               <w:r>
                 <w:delText>},</w:delText>
               </w:r>
@@ -15674,10 +15690,10 @@
             <w:pPr>
               <w:ind w:left="0" w:firstLineChars="200" w:firstLine="420"/>
               <w:rPr>
-                <w:del w:id="473" w:author="xujianhui" w:date="2015-01-05T15:29:00Z"/>
-              </w:rPr>
-            </w:pPr>
-            <w:del w:id="474" w:author="xujianhui" w:date="2015-01-05T15:29:00Z">
+                <w:del w:id="475" w:author="xujianhui" w:date="2015-01-05T15:29:00Z"/>
+              </w:rPr>
+            </w:pPr>
+            <w:del w:id="476" w:author="xujianhui" w:date="2015-01-05T15:29:00Z">
               <w:r>
                 <w:delText>{</w:delText>
               </w:r>
@@ -15687,10 +15703,10 @@
             <w:pPr>
               <w:ind w:left="0" w:firstLineChars="300" w:firstLine="630"/>
               <w:rPr>
-                <w:del w:id="475" w:author="xujianhui" w:date="2015-01-05T15:29:00Z"/>
-              </w:rPr>
-            </w:pPr>
-            <w:del w:id="476" w:author="xujianhui" w:date="2015-01-05T15:29:00Z">
+                <w:del w:id="477" w:author="xujianhui" w:date="2015-01-05T15:29:00Z"/>
+              </w:rPr>
+            </w:pPr>
+            <w:del w:id="478" w:author="xujianhui" w:date="2015-01-05T15:29:00Z">
               <w:r>
                 <w:delText>"B</w:delText>
               </w:r>
@@ -15709,10 +15725,10 @@
             <w:pPr>
               <w:ind w:left="0" w:firstLineChars="300" w:firstLine="630"/>
               <w:rPr>
-                <w:del w:id="477" w:author="xujianhui" w:date="2015-01-05T15:29:00Z"/>
-              </w:rPr>
-            </w:pPr>
-            <w:del w:id="478" w:author="xujianhui" w:date="2015-01-05T15:29:00Z">
+                <w:del w:id="479" w:author="xujianhui" w:date="2015-01-05T15:29:00Z"/>
+              </w:rPr>
+            </w:pPr>
+            <w:del w:id="480" w:author="xujianhui" w:date="2015-01-05T15:29:00Z">
               <w:r>
                 <w:delText>"BusinessDesc"</w:delText>
               </w:r>
@@ -15728,10 +15744,10 @@
             <w:pPr>
               <w:ind w:leftChars="170" w:firstLineChars="50" w:firstLine="105"/>
               <w:rPr>
-                <w:del w:id="479" w:author="xujianhui" w:date="2015-01-05T15:29:00Z"/>
-              </w:rPr>
-            </w:pPr>
-            <w:del w:id="480" w:author="xujianhui" w:date="2015-01-05T15:29:00Z">
+                <w:del w:id="481" w:author="xujianhui" w:date="2015-01-05T15:29:00Z"/>
+              </w:rPr>
+            </w:pPr>
+            <w:del w:id="482" w:author="xujianhui" w:date="2015-01-05T15:29:00Z">
               <w:r>
                 <w:delText>}</w:delText>
               </w:r>
@@ -15741,10 +15757,10 @@
             <w:pPr>
               <w:ind w:left="0" w:firstLineChars="100" w:firstLine="210"/>
               <w:rPr>
-                <w:del w:id="481" w:author="xujianhui" w:date="2015-01-05T15:29:00Z"/>
-              </w:rPr>
-            </w:pPr>
-            <w:del w:id="482" w:author="xujianhui" w:date="2015-01-05T15:29:00Z">
+                <w:del w:id="483" w:author="xujianhui" w:date="2015-01-05T15:29:00Z"/>
+              </w:rPr>
+            </w:pPr>
+            <w:del w:id="484" w:author="xujianhui" w:date="2015-01-05T15:29:00Z">
               <w:r>
                 <w:delText>]</w:delText>
               </w:r>
@@ -15754,7 +15770,7 @@
             <w:pPr>
               <w:ind w:left="0"/>
             </w:pPr>
-            <w:del w:id="483" w:author="xujianhui" w:date="2015-01-05T15:29:00Z">
+            <w:del w:id="485" w:author="xujianhui" w:date="2015-01-05T15:29:00Z">
               <w:r>
                 <w:delText>}</w:delText>
               </w:r>
@@ -15814,10 +15830,10 @@
           <w:numId w:val="16"/>
         </w:numPr>
         <w:rPr>
-          <w:ins w:id="484" w:author="linyoubin" w:date="2015-01-19T15:25:00Z"/>
+          <w:ins w:id="486" w:author="linyoubin" w:date="2015-01-19T15:25:00Z"/>
         </w:rPr>
       </w:pPr>
-      <w:ins w:id="485" w:author="linyoubin" w:date="2015-01-19T15:25:00Z">
+      <w:ins w:id="487" w:author="linyoubin" w:date="2015-01-19T15:25:00Z">
         <w:r>
           <w:rPr>
             <w:rFonts w:hint="eastAsia"/>
@@ -15841,7 +15857,7 @@
       </w:tblGrid>
       <w:tr>
         <w:trPr>
-          <w:ins w:id="486" w:author="linyoubin" w:date="2015-01-19T15:25:00Z"/>
+          <w:ins w:id="488" w:author="linyoubin" w:date="2015-01-19T15:25:00Z"/>
         </w:trPr>
         <w:tc>
           <w:tcPr>
@@ -15852,7 +15868,7 @@
             <w:pPr>
               <w:ind w:left="0"/>
               <w:rPr>
-                <w:ins w:id="487" w:author="linyoubin" w:date="2015-01-19T15:25:00Z"/>
+                <w:ins w:id="489" w:author="linyoubin" w:date="2015-01-19T15:25:00Z"/>
               </w:rPr>
             </w:pPr>
           </w:p>
@@ -15866,10 +15882,10 @@
             <w:pPr>
               <w:ind w:left="0"/>
               <w:rPr>
-                <w:ins w:id="488" w:author="linyoubin" w:date="2015-01-19T15:25:00Z"/>
-              </w:rPr>
-            </w:pPr>
-            <w:ins w:id="489" w:author="linyoubin" w:date="2015-01-19T15:25:00Z">
+                <w:ins w:id="490" w:author="linyoubin" w:date="2015-01-19T15:25:00Z"/>
+              </w:rPr>
+            </w:pPr>
+            <w:ins w:id="491" w:author="linyoubin" w:date="2015-01-19T15:25:00Z">
               <w:r>
                 <w:rPr>
                   <w:rFonts w:hint="eastAsia"/>
@@ -15888,10 +15904,10 @@
             <w:pPr>
               <w:ind w:left="0"/>
               <w:rPr>
-                <w:ins w:id="490" w:author="linyoubin" w:date="2015-01-19T15:25:00Z"/>
-              </w:rPr>
-            </w:pPr>
-            <w:ins w:id="491" w:author="linyoubin" w:date="2015-01-19T15:25:00Z">
+                <w:ins w:id="492" w:author="linyoubin" w:date="2015-01-19T15:25:00Z"/>
+              </w:rPr>
+            </w:pPr>
+            <w:ins w:id="493" w:author="linyoubin" w:date="2015-01-19T15:25:00Z">
               <w:r>
                 <w:rPr>
                   <w:rFonts w:hint="eastAsia"/>
@@ -15904,7 +15920,7 @@
       </w:tr>
       <w:tr>
         <w:trPr>
-          <w:ins w:id="492" w:author="linyoubin" w:date="2015-01-19T15:25:00Z"/>
+          <w:ins w:id="494" w:author="linyoubin" w:date="2015-01-19T15:25:00Z"/>
         </w:trPr>
         <w:tc>
           <w:tcPr>
@@ -15914,10 +15930,10 @@
             <w:pPr>
               <w:ind w:left="0"/>
               <w:rPr>
-                <w:ins w:id="493" w:author="linyoubin" w:date="2015-01-19T15:25:00Z"/>
-              </w:rPr>
-            </w:pPr>
-            <w:ins w:id="494" w:author="linyoubin" w:date="2015-01-19T15:25:00Z">
+                <w:ins w:id="495" w:author="linyoubin" w:date="2015-01-19T15:25:00Z"/>
+              </w:rPr>
+            </w:pPr>
+            <w:ins w:id="496" w:author="linyoubin" w:date="2015-01-19T15:25:00Z">
               <w:r>
                 <w:rPr>
                   <w:rFonts w:hint="eastAsia"/>
@@ -15935,10 +15951,10 @@
             <w:pPr>
               <w:ind w:left="0"/>
               <w:rPr>
-                <w:ins w:id="495" w:author="linyoubin" w:date="2015-01-19T15:25:00Z"/>
-              </w:rPr>
-            </w:pPr>
-            <w:ins w:id="496" w:author="linyoubin" w:date="2015-01-19T15:25:00Z">
+                <w:ins w:id="497" w:author="linyoubin" w:date="2015-01-19T15:25:00Z"/>
+              </w:rPr>
+            </w:pPr>
+            <w:ins w:id="498" w:author="linyoubin" w:date="2015-01-19T15:25:00Z">
               <w:r>
                 <w:rPr>
                   <w:rFonts w:hint="eastAsia"/>
@@ -15956,7 +15972,7 @@
             <w:pPr>
               <w:ind w:left="0"/>
               <w:rPr>
-                <w:ins w:id="497" w:author="linyoubin" w:date="2015-01-19T15:25:00Z"/>
+                <w:ins w:id="499" w:author="linyoubin" w:date="2015-01-19T15:25:00Z"/>
               </w:rPr>
             </w:pPr>
           </w:p>
@@ -15964,7 +15980,7 @@
       </w:tr>
       <w:tr>
         <w:trPr>
-          <w:ins w:id="498" w:author="linyoubin" w:date="2015-01-19T15:25:00Z"/>
+          <w:ins w:id="500" w:author="linyoubin" w:date="2015-01-19T15:25:00Z"/>
         </w:trPr>
         <w:tc>
           <w:tcPr>
@@ -15974,10 +15990,10 @@
             <w:pPr>
               <w:ind w:left="0"/>
               <w:rPr>
-                <w:ins w:id="499" w:author="linyoubin" w:date="2015-01-19T15:25:00Z"/>
-              </w:rPr>
-            </w:pPr>
-            <w:ins w:id="500" w:author="linyoubin" w:date="2015-01-19T15:25:00Z">
+                <w:ins w:id="501" w:author="linyoubin" w:date="2015-01-19T15:25:00Z"/>
+              </w:rPr>
+            </w:pPr>
+            <w:ins w:id="502" w:author="linyoubin" w:date="2015-01-19T15:25:00Z">
               <w:r>
                 <w:rPr>
                   <w:rFonts w:hint="eastAsia"/>
@@ -15995,10 +16011,10 @@
             <w:pPr>
               <w:ind w:left="0"/>
               <w:rPr>
-                <w:ins w:id="501" w:author="linyoubin" w:date="2015-01-19T15:25:00Z"/>
-              </w:rPr>
-            </w:pPr>
-            <w:ins w:id="502" w:author="linyoubin" w:date="2015-01-19T15:25:00Z">
+                <w:ins w:id="503" w:author="linyoubin" w:date="2015-01-19T15:25:00Z"/>
+              </w:rPr>
+            </w:pPr>
+            <w:ins w:id="504" w:author="linyoubin" w:date="2015-01-19T15:25:00Z">
               <w:r>
                 <w:t>cmd</w:t>
               </w:r>
@@ -16009,7 +16025,7 @@
                 <w:t xml:space="preserve">: </w:t>
               </w:r>
             </w:ins>
-            <w:ins w:id="503" w:author="linyoubin" w:date="2015-01-19T15:26:00Z">
+            <w:ins w:id="505" w:author="linyoubin" w:date="2015-01-19T15:26:00Z">
               <w:r>
                 <w:t>predict capacity</w:t>
               </w:r>
@@ -16019,15 +16035,15 @@
             <w:pPr>
               <w:ind w:left="0"/>
               <w:rPr>
-                <w:ins w:id="504" w:author="linyoubin" w:date="2015-01-19T15:27:00Z"/>
-              </w:rPr>
-            </w:pPr>
-            <w:ins w:id="505" w:author="linyoubin" w:date="2015-01-19T15:26:00Z">
+                <w:ins w:id="506" w:author="linyoubin" w:date="2015-01-19T15:27:00Z"/>
+              </w:rPr>
+            </w:pPr>
+            <w:ins w:id="507" w:author="linyoubin" w:date="2015-01-19T15:26:00Z">
               <w:r>
                 <w:t>TemplateInfo</w:t>
               </w:r>
             </w:ins>
-            <w:ins w:id="506" w:author="linyoubin" w:date="2015-01-19T15:25:00Z">
+            <w:ins w:id="508" w:author="linyoubin" w:date="2015-01-19T15:25:00Z">
               <w:r>
                 <w:rPr>
                   <w:rFonts w:hint="eastAsia"/>
@@ -16035,7 +16051,7 @@
                 <w:t>:</w:t>
               </w:r>
             </w:ins>
-            <w:ins w:id="507" w:author="linyoubin" w:date="2015-01-19T15:27:00Z">
+            <w:ins w:id="509" w:author="linyoubin" w:date="2015-01-19T15:27:00Z">
               <w:r>
                 <w:rPr>
                   <w:rFonts w:hint="eastAsia"/>
@@ -16048,10 +16064,10 @@
             <w:pPr>
               <w:ind w:left="0"/>
               <w:rPr>
-                <w:ins w:id="508" w:author="linyoubin" w:date="2015-01-19T15:27:00Z"/>
-              </w:rPr>
-            </w:pPr>
-            <w:ins w:id="509" w:author="linyoubin" w:date="2015-01-19T15:27:00Z">
+                <w:ins w:id="510" w:author="linyoubin" w:date="2015-01-19T15:27:00Z"/>
+              </w:rPr>
+            </w:pPr>
+            <w:ins w:id="511" w:author="linyoubin" w:date="2015-01-19T15:27:00Z">
               <w:r>
                 <w:rPr>
                   <w:rFonts w:hint="eastAsia"/>
@@ -16064,10 +16080,10 @@
             <w:pPr>
               <w:ind w:left="0"/>
               <w:rPr>
-                <w:ins w:id="510" w:author="linyoubin" w:date="2015-01-19T15:27:00Z"/>
-              </w:rPr>
-            </w:pPr>
-            <w:ins w:id="511" w:author="linyoubin" w:date="2015-01-19T15:27:00Z">
+                <w:ins w:id="512" w:author="linyoubin" w:date="2015-01-19T15:27:00Z"/>
+              </w:rPr>
+            </w:pPr>
+            <w:ins w:id="513" w:author="linyoubin" w:date="2015-01-19T15:27:00Z">
               <w:r>
                 <w:rPr>
                   <w:rFonts w:hint="eastAsia"/>
@@ -16080,10 +16096,10 @@
             <w:pPr>
               <w:ind w:left="0"/>
               <w:rPr>
-                <w:ins w:id="512" w:author="linyoubin" w:date="2015-01-19T15:28:00Z"/>
-              </w:rPr>
-            </w:pPr>
-            <w:ins w:id="513" w:author="linyoubin" w:date="2015-01-19T15:27:00Z">
+                <w:ins w:id="514" w:author="linyoubin" w:date="2015-01-19T15:28:00Z"/>
+              </w:rPr>
+            </w:pPr>
+            <w:ins w:id="515" w:author="linyoubin" w:date="2015-01-19T15:27:00Z">
               <w:r>
                 <w:rPr>
                   <w:rFonts w:hint="eastAsia"/>
@@ -16096,15 +16112,15 @@
             <w:pPr>
               <w:ind w:left="0" w:firstLine="405"/>
               <w:rPr>
-                <w:ins w:id="514" w:author="linyoubin" w:date="2015-01-19T15:28:00Z"/>
-              </w:rPr>
-              <w:pPrChange w:id="515" w:author="linyoubin" w:date="2015-01-19T15:28:00Z">
+                <w:ins w:id="516" w:author="linyoubin" w:date="2015-01-19T15:28:00Z"/>
+              </w:rPr>
+              <w:pPrChange w:id="517" w:author="linyoubin" w:date="2015-01-19T15:28:00Z">
                 <w:pPr>
                   <w:ind w:left="0"/>
                 </w:pPr>
               </w:pPrChange>
             </w:pPr>
-            <w:ins w:id="516" w:author="linyoubin" w:date="2015-01-19T15:28:00Z">
+            <w:ins w:id="518" w:author="linyoubin" w:date="2015-01-19T15:28:00Z">
               <w:r>
                 <w:rPr>
                   <w:rFonts w:hint="eastAsia"/>
@@ -16117,15 +16133,15 @@
             <w:pPr>
               <w:ind w:left="0" w:firstLine="405"/>
               <w:rPr>
-                <w:ins w:id="517" w:author="linyoubin" w:date="2015-01-19T15:28:00Z"/>
-              </w:rPr>
-              <w:pPrChange w:id="518" w:author="linyoubin" w:date="2015-01-19T15:28:00Z">
+                <w:ins w:id="519" w:author="linyoubin" w:date="2015-01-19T15:28:00Z"/>
+              </w:rPr>
+              <w:pPrChange w:id="520" w:author="linyoubin" w:date="2015-01-19T15:28:00Z">
                 <w:pPr>
                   <w:ind w:left="0"/>
                 </w:pPr>
               </w:pPrChange>
             </w:pPr>
-            <w:ins w:id="519" w:author="linyoubin" w:date="2015-01-19T15:28:00Z">
+            <w:ins w:id="521" w:author="linyoubin" w:date="2015-01-19T15:28:00Z">
               <w:r>
                 <w:rPr>
                   <w:rFonts w:hint="eastAsia"/>
@@ -16133,7 +16149,7 @@
                 <w:t xml:space="preserve">  Name:</w:t>
               </w:r>
             </w:ins>
-            <w:ins w:id="520" w:author="linyoubin" w:date="2015-01-19T15:29:00Z">
+            <w:ins w:id="522" w:author="linyoubin" w:date="2015-01-19T15:29:00Z">
               <w:r>
                 <w:rPr>
                   <w:rFonts w:hint="eastAsia"/>
@@ -16146,15 +16162,15 @@
             <w:pPr>
               <w:ind w:left="0" w:firstLine="405"/>
               <w:rPr>
-                <w:ins w:id="521" w:author="linyoubin" w:date="2015-01-19T15:28:00Z"/>
-              </w:rPr>
-              <w:pPrChange w:id="522" w:author="linyoubin" w:date="2015-01-19T15:28:00Z">
+                <w:ins w:id="523" w:author="linyoubin" w:date="2015-01-19T15:28:00Z"/>
+              </w:rPr>
+              <w:pPrChange w:id="524" w:author="linyoubin" w:date="2015-01-19T15:28:00Z">
                 <w:pPr>
                   <w:ind w:left="0"/>
                 </w:pPr>
               </w:pPrChange>
             </w:pPr>
-            <w:ins w:id="523" w:author="linyoubin" w:date="2015-01-19T15:28:00Z">
+            <w:ins w:id="525" w:author="linyoubin" w:date="2015-01-19T15:28:00Z">
               <w:r>
                 <w:rPr>
                   <w:rFonts w:hint="eastAsia"/>
@@ -16162,7 +16178,7 @@
                 <w:t xml:space="preserve">  Value:</w:t>
               </w:r>
             </w:ins>
-            <w:ins w:id="524" w:author="linyoubin" w:date="2015-01-19T15:29:00Z">
+            <w:ins w:id="526" w:author="linyoubin" w:date="2015-01-19T15:29:00Z">
               <w:r>
                 <w:rPr>
                   <w:rFonts w:hint="eastAsia"/>
@@ -16175,15 +16191,15 @@
             <w:pPr>
               <w:ind w:left="0" w:firstLine="405"/>
               <w:rPr>
-                <w:ins w:id="525" w:author="linyoubin" w:date="2015-01-19T15:29:00Z"/>
-              </w:rPr>
-              <w:pPrChange w:id="526" w:author="linyoubin" w:date="2015-01-19T15:28:00Z">
+                <w:ins w:id="527" w:author="linyoubin" w:date="2015-01-19T15:29:00Z"/>
+              </w:rPr>
+              <w:pPrChange w:id="528" w:author="linyoubin" w:date="2015-01-19T15:28:00Z">
                 <w:pPr>
                   <w:ind w:left="0"/>
                 </w:pPr>
               </w:pPrChange>
             </w:pPr>
-            <w:ins w:id="527" w:author="linyoubin" w:date="2015-01-19T15:28:00Z">
+            <w:ins w:id="529" w:author="linyoubin" w:date="2015-01-19T15:28:00Z">
               <w:r>
                 <w:rPr>
                   <w:rFonts w:hint="eastAsia"/>
@@ -16196,10 +16212,10 @@
             <w:pPr>
               <w:ind w:left="0" w:firstLine="405"/>
               <w:rPr>
-                <w:ins w:id="528" w:author="linyoubin" w:date="2015-01-19T15:29:00Z"/>
-              </w:rPr>
-            </w:pPr>
-            <w:ins w:id="529" w:author="linyoubin" w:date="2015-01-19T15:29:00Z">
+                <w:ins w:id="530" w:author="linyoubin" w:date="2015-01-19T15:29:00Z"/>
+              </w:rPr>
+            </w:pPr>
+            <w:ins w:id="531" w:author="linyoubin" w:date="2015-01-19T15:29:00Z">
               <w:r>
                 <w:rPr>
                   <w:rFonts w:hint="eastAsia"/>
@@ -16212,10 +16228,10 @@
             <w:pPr>
               <w:ind w:left="0" w:firstLine="405"/>
               <w:rPr>
-                <w:ins w:id="530" w:author="linyoubin" w:date="2015-01-19T15:29:00Z"/>
-              </w:rPr>
-            </w:pPr>
-            <w:ins w:id="531" w:author="linyoubin" w:date="2015-01-19T15:29:00Z">
+                <w:ins w:id="532" w:author="linyoubin" w:date="2015-01-19T15:29:00Z"/>
+              </w:rPr>
+            </w:pPr>
+            <w:ins w:id="533" w:author="linyoubin" w:date="2015-01-19T15:29:00Z">
               <w:r>
                 <w:rPr>
                   <w:rFonts w:hint="eastAsia"/>
@@ -16228,10 +16244,10 @@
             <w:pPr>
               <w:ind w:left="0" w:firstLine="405"/>
               <w:rPr>
-                <w:ins w:id="532" w:author="linyoubin" w:date="2015-01-19T15:29:00Z"/>
-              </w:rPr>
-            </w:pPr>
-            <w:ins w:id="533" w:author="linyoubin" w:date="2015-01-19T15:29:00Z">
+                <w:ins w:id="534" w:author="linyoubin" w:date="2015-01-19T15:29:00Z"/>
+              </w:rPr>
+            </w:pPr>
+            <w:ins w:id="535" w:author="linyoubin" w:date="2015-01-19T15:29:00Z">
               <w:r>
                 <w:rPr>
                   <w:rFonts w:hint="eastAsia"/>
@@ -16244,15 +16260,15 @@
             <w:pPr>
               <w:ind w:left="0" w:firstLine="405"/>
               <w:rPr>
-                <w:ins w:id="534" w:author="linyoubin" w:date="2015-01-19T15:27:00Z"/>
-              </w:rPr>
-              <w:pPrChange w:id="535" w:author="linyoubin" w:date="2015-01-19T15:29:00Z">
+                <w:ins w:id="536" w:author="linyoubin" w:date="2015-01-19T15:27:00Z"/>
+              </w:rPr>
+              <w:pPrChange w:id="537" w:author="linyoubin" w:date="2015-01-19T15:29:00Z">
                 <w:pPr>
                   <w:ind w:left="0"/>
                 </w:pPr>
               </w:pPrChange>
             </w:pPr>
-            <w:ins w:id="536" w:author="linyoubin" w:date="2015-01-19T15:29:00Z">
+            <w:ins w:id="538" w:author="linyoubin" w:date="2015-01-19T15:29:00Z">
               <w:r>
                 <w:rPr>
                   <w:rFonts w:hint="eastAsia"/>
@@ -16265,10 +16281,10 @@
             <w:pPr>
               <w:ind w:left="0"/>
               <w:rPr>
-                <w:ins w:id="537" w:author="linyoubin" w:date="2015-01-19T15:29:00Z"/>
-              </w:rPr>
-            </w:pPr>
-            <w:ins w:id="538" w:author="linyoubin" w:date="2015-01-19T15:28:00Z">
+                <w:ins w:id="539" w:author="linyoubin" w:date="2015-01-19T15:29:00Z"/>
+              </w:rPr>
+            </w:pPr>
+            <w:ins w:id="540" w:author="linyoubin" w:date="2015-01-19T15:28:00Z">
               <w:r>
                 <w:rPr>
                   <w:rFonts w:hint="eastAsia"/>
@@ -16281,10 +16297,10 @@
             <w:pPr>
               <w:ind w:left="0"/>
               <w:rPr>
-                <w:ins w:id="539" w:author="linyoubin" w:date="2015-01-19T15:31:00Z"/>
-              </w:rPr>
-            </w:pPr>
-            <w:ins w:id="540" w:author="linyoubin" w:date="2015-01-19T15:29:00Z">
+                <w:ins w:id="541" w:author="linyoubin" w:date="2015-01-19T15:31:00Z"/>
+              </w:rPr>
+            </w:pPr>
+            <w:ins w:id="542" w:author="linyoubin" w:date="2015-01-19T15:29:00Z">
               <w:r>
                 <w:rPr>
                   <w:rFonts w:hint="eastAsia"/>
@@ -16292,7 +16308,7 @@
                 <w:t xml:space="preserve">  HostInfo</w:t>
               </w:r>
             </w:ins>
-            <w:ins w:id="541" w:author="linyoubin" w:date="2015-01-19T15:30:00Z">
+            <w:ins w:id="543" w:author="linyoubin" w:date="2015-01-19T15:30:00Z">
               <w:r>
                 <w:t>: (</w:t>
               </w:r>
@@ -16311,10 +16327,10 @@
             <w:pPr>
               <w:ind w:left="0"/>
               <w:rPr>
-                <w:ins w:id="542" w:author="linyoubin" w:date="2015-01-19T15:31:00Z"/>
-              </w:rPr>
-            </w:pPr>
-            <w:ins w:id="543" w:author="linyoubin" w:date="2015-01-19T15:31:00Z">
+                <w:ins w:id="544" w:author="linyoubin" w:date="2015-01-19T15:31:00Z"/>
+              </w:rPr>
+            </w:pPr>
+            <w:ins w:id="545" w:author="linyoubin" w:date="2015-01-19T15:31:00Z">
               <w:r>
                 <w:rPr>
                   <w:rFonts w:hint="eastAsia"/>
@@ -16327,15 +16343,15 @@
             <w:pPr>
               <w:ind w:left="0" w:firstLine="405"/>
               <w:rPr>
-                <w:ins w:id="544" w:author="linyoubin" w:date="2015-01-19T15:31:00Z"/>
-              </w:rPr>
-              <w:pPrChange w:id="545" w:author="linyoubin" w:date="2015-01-19T15:31:00Z">
+                <w:ins w:id="546" w:author="linyoubin" w:date="2015-01-19T15:31:00Z"/>
+              </w:rPr>
+              <w:pPrChange w:id="547" w:author="linyoubin" w:date="2015-01-19T15:31:00Z">
                 <w:pPr>
                   <w:ind w:left="0"/>
                 </w:pPr>
               </w:pPrChange>
             </w:pPr>
-            <w:ins w:id="546" w:author="linyoubin" w:date="2015-01-19T15:31:00Z">
+            <w:ins w:id="548" w:author="linyoubin" w:date="2015-01-19T15:31:00Z">
               <w:r>
                 <w:rPr>
                   <w:rFonts w:hint="eastAsia"/>
@@ -16348,15 +16364,15 @@
             <w:pPr>
               <w:ind w:left="0" w:firstLine="405"/>
               <w:rPr>
-                <w:ins w:id="547" w:author="linyoubin" w:date="2015-01-19T15:31:00Z"/>
-              </w:rPr>
-              <w:pPrChange w:id="548" w:author="linyoubin" w:date="2015-01-19T15:31:00Z">
+                <w:ins w:id="549" w:author="linyoubin" w:date="2015-01-19T15:31:00Z"/>
+              </w:rPr>
+              <w:pPrChange w:id="550" w:author="linyoubin" w:date="2015-01-19T15:31:00Z">
                 <w:pPr>
                   <w:ind w:left="0"/>
                 </w:pPr>
               </w:pPrChange>
             </w:pPr>
-            <w:ins w:id="549" w:author="linyoubin" w:date="2015-01-19T15:31:00Z">
+            <w:ins w:id="551" w:author="linyoubin" w:date="2015-01-19T15:31:00Z">
               <w:r>
                 <w:rPr>
                   <w:rFonts w:hint="eastAsia"/>
@@ -16370,7 +16386,7 @@
                 <w:t xml:space="preserve">: </w:t>
               </w:r>
             </w:ins>
-            <w:ins w:id="550" w:author="linyoubin" w:date="2015-01-19T15:33:00Z">
+            <w:ins w:id="552" w:author="linyoubin" w:date="2015-01-19T15:33:00Z">
               <w:r>
                 <w:rPr>
                   <w:rFonts w:hint="eastAsia"/>
@@ -16383,15 +16399,15 @@
             <w:pPr>
               <w:ind w:left="0" w:firstLine="405"/>
               <w:rPr>
-                <w:ins w:id="551" w:author="linyoubin" w:date="2015-01-19T15:31:00Z"/>
-              </w:rPr>
-              <w:pPrChange w:id="552" w:author="linyoubin" w:date="2015-01-19T15:31:00Z">
+                <w:ins w:id="553" w:author="linyoubin" w:date="2015-01-19T15:31:00Z"/>
+              </w:rPr>
+              <w:pPrChange w:id="554" w:author="linyoubin" w:date="2015-01-19T15:31:00Z">
                 <w:pPr>
                   <w:ind w:left="0"/>
                 </w:pPr>
               </w:pPrChange>
             </w:pPr>
-            <w:ins w:id="553" w:author="linyoubin" w:date="2015-01-19T15:31:00Z">
+            <w:ins w:id="555" w:author="linyoubin" w:date="2015-01-19T15:31:00Z">
               <w:r>
                 <w:rPr>
                   <w:rFonts w:hint="eastAsia"/>
@@ -16413,10 +16429,10 @@
             <w:pPr>
               <w:ind w:left="0"/>
               <w:rPr>
-                <w:ins w:id="554" w:author="linyoubin" w:date="2015-01-19T15:32:00Z"/>
-              </w:rPr>
-            </w:pPr>
-            <w:ins w:id="555" w:author="linyoubin" w:date="2015-01-19T15:31:00Z">
+                <w:ins w:id="556" w:author="linyoubin" w:date="2015-01-19T15:32:00Z"/>
+              </w:rPr>
+            </w:pPr>
+            <w:ins w:id="557" w:author="linyoubin" w:date="2015-01-19T15:31:00Z">
               <w:r>
                 <w:rPr>
                   <w:rFonts w:hint="eastAsia"/>
@@ -16429,10 +16445,10 @@
             <w:pPr>
               <w:ind w:left="0"/>
               <w:rPr>
-                <w:ins w:id="556" w:author="linyoubin" w:date="2015-01-19T15:30:00Z"/>
-              </w:rPr>
-            </w:pPr>
-            <w:ins w:id="557" w:author="linyoubin" w:date="2015-01-19T15:32:00Z">
+                <w:ins w:id="558" w:author="linyoubin" w:date="2015-01-19T15:30:00Z"/>
+              </w:rPr>
+            </w:pPr>
+            <w:ins w:id="559" w:author="linyoubin" w:date="2015-01-19T15:32:00Z">
               <w:r>
                 <w:rPr>
                   <w:rFonts w:hint="eastAsia"/>
@@ -16440,7 +16456,7 @@
                 <w:t xml:space="preserve">  ClusterName:</w:t>
               </w:r>
             </w:ins>
-            <w:ins w:id="558" w:author="linyoubin" w:date="2015-01-19T15:33:00Z">
+            <w:ins w:id="560" w:author="linyoubin" w:date="2015-01-19T15:33:00Z">
               <w:r>
                 <w:rPr>
                   <w:rFonts w:hint="eastAsia"/>
@@ -16459,10 +16475,10 @@
             <w:pPr>
               <w:ind w:left="0"/>
               <w:rPr>
-                <w:ins w:id="559" w:author="linyoubin" w:date="2015-01-19T15:25:00Z"/>
-              </w:rPr>
-            </w:pPr>
-            <w:ins w:id="560" w:author="linyoubin" w:date="2015-01-19T15:27:00Z">
+                <w:ins w:id="561" w:author="linyoubin" w:date="2015-01-19T15:25:00Z"/>
+              </w:rPr>
+            </w:pPr>
+            <w:ins w:id="562" w:author="linyoubin" w:date="2015-01-19T15:27:00Z">
               <w:r>
                 <w:rPr>
                   <w:rFonts w:hint="eastAsia"/>
@@ -16480,10 +16496,10 @@
             <w:pPr>
               <w:ind w:left="0"/>
               <w:rPr>
-                <w:ins w:id="561" w:author="linyoubin" w:date="2015-01-19T15:33:00Z"/>
-              </w:rPr>
-            </w:pPr>
-            <w:ins w:id="562" w:author="linyoubin" w:date="2015-01-19T15:33:00Z">
+                <w:ins w:id="563" w:author="linyoubin" w:date="2015-01-19T15:33:00Z"/>
+              </w:rPr>
+            </w:pPr>
+            <w:ins w:id="564" w:author="linyoubin" w:date="2015-01-19T15:33:00Z">
               <w:r>
                 <w:t>cmd=predict capacity&amp;TemplateInfo={ClusterName:"c1", Property:[{Name:"replicanum", Value:"2"}, {Name:"datagroupnum", Value:"2"}], HostInfo:[{HostName:"rhe</w:t>
               </w:r>
@@ -16493,10 +16509,10 @@
             <w:pPr>
               <w:ind w:left="0"/>
               <w:rPr>
-                <w:ins w:id="563" w:author="linyoubin" w:date="2015-01-19T15:25:00Z"/>
-              </w:rPr>
-            </w:pPr>
-            <w:ins w:id="564" w:author="linyoubin" w:date="2015-01-19T15:33:00Z">
+                <w:ins w:id="565" w:author="linyoubin" w:date="2015-01-19T15:25:00Z"/>
+              </w:rPr>
+            </w:pPr>
+            <w:ins w:id="566" w:author="linyoubin" w:date="2015-01-19T15:33:00Z">
               <w:r>
                 <w:t>lt10"}]}'</w:t>
               </w:r>
@@ -16506,7 +16522,7 @@
       </w:tr>
       <w:tr>
         <w:trPr>
-          <w:ins w:id="565" w:author="linyoubin" w:date="2015-01-19T15:25:00Z"/>
+          <w:ins w:id="567" w:author="linyoubin" w:date="2015-01-19T15:25:00Z"/>
         </w:trPr>
         <w:tc>
           <w:tcPr>
@@ -16516,10 +16532,10 @@
             <w:pPr>
               <w:ind w:left="0"/>
               <w:rPr>
-                <w:ins w:id="566" w:author="linyoubin" w:date="2015-01-19T15:25:00Z"/>
-              </w:rPr>
-            </w:pPr>
-            <w:ins w:id="567" w:author="linyoubin" w:date="2015-01-19T15:25:00Z">
+                <w:ins w:id="568" w:author="linyoubin" w:date="2015-01-19T15:25:00Z"/>
+              </w:rPr>
+            </w:pPr>
+            <w:ins w:id="569" w:author="linyoubin" w:date="2015-01-19T15:25:00Z">
               <w:r>
                 <w:rPr>
                   <w:rFonts w:hint="eastAsia"/>
@@ -16537,7 +16553,7 @@
             <w:pPr>
               <w:ind w:left="0"/>
               <w:rPr>
-                <w:ins w:id="568" w:author="linyoubin" w:date="2015-01-19T15:25:00Z"/>
+                <w:ins w:id="570" w:author="linyoubin" w:date="2015-01-19T15:25:00Z"/>
               </w:rPr>
             </w:pPr>
           </w:p>
@@ -16550,7 +16566,7 @@
             <w:pPr>
               <w:ind w:left="0"/>
               <w:rPr>
-                <w:ins w:id="569" w:author="linyoubin" w:date="2015-01-19T15:25:00Z"/>
+                <w:ins w:id="571" w:author="linyoubin" w:date="2015-01-19T15:25:00Z"/>
               </w:rPr>
             </w:pPr>
           </w:p>
@@ -16558,7 +16574,7 @@
       </w:tr>
       <w:tr>
         <w:trPr>
-          <w:ins w:id="570" w:author="linyoubin" w:date="2015-01-19T15:25:00Z"/>
+          <w:ins w:id="572" w:author="linyoubin" w:date="2015-01-19T15:25:00Z"/>
         </w:trPr>
         <w:tc>
           <w:tcPr>
@@ -16568,10 +16584,10 @@
             <w:pPr>
               <w:ind w:left="0"/>
               <w:rPr>
-                <w:ins w:id="571" w:author="linyoubin" w:date="2015-01-19T15:25:00Z"/>
-              </w:rPr>
-            </w:pPr>
-            <w:ins w:id="572" w:author="linyoubin" w:date="2015-01-19T15:25:00Z">
+                <w:ins w:id="573" w:author="linyoubin" w:date="2015-01-19T15:25:00Z"/>
+              </w:rPr>
+            </w:pPr>
+            <w:ins w:id="574" w:author="linyoubin" w:date="2015-01-19T15:25:00Z">
               <w:r>
                 <w:rPr>
                   <w:rFonts w:hint="eastAsia"/>
@@ -16589,10 +16605,10 @@
             <w:pPr>
               <w:ind w:left="0"/>
               <w:rPr>
-                <w:ins w:id="573" w:author="linyoubin" w:date="2015-01-19T15:25:00Z"/>
-              </w:rPr>
-            </w:pPr>
-            <w:ins w:id="574" w:author="linyoubin" w:date="2015-01-19T15:25:00Z">
+                <w:ins w:id="575" w:author="linyoubin" w:date="2015-01-19T15:25:00Z"/>
+              </w:rPr>
+            </w:pPr>
+            <w:ins w:id="576" w:author="linyoubin" w:date="2015-01-19T15:25:00Z">
               <w:r>
                 <w:rPr>
                   <w:rFonts w:hint="eastAsia"/>
@@ -16616,7 +16632,7 @@
             <w:pPr>
               <w:ind w:left="0"/>
               <w:rPr>
-                <w:ins w:id="575" w:author="linyoubin" w:date="2015-01-19T15:25:00Z"/>
+                <w:ins w:id="577" w:author="linyoubin" w:date="2015-01-19T15:25:00Z"/>
               </w:rPr>
             </w:pPr>
           </w:p>
@@ -16624,7 +16640,7 @@
       </w:tr>
       <w:tr>
         <w:trPr>
-          <w:ins w:id="576" w:author="linyoubin" w:date="2015-01-19T15:25:00Z"/>
+          <w:ins w:id="578" w:author="linyoubin" w:date="2015-01-19T15:25:00Z"/>
         </w:trPr>
         <w:tc>
           <w:tcPr>
@@ -16634,10 +16650,10 @@
             <w:pPr>
               <w:ind w:left="0"/>
               <w:rPr>
-                <w:ins w:id="577" w:author="linyoubin" w:date="2015-01-19T15:25:00Z"/>
-              </w:rPr>
-            </w:pPr>
-            <w:ins w:id="578" w:author="linyoubin" w:date="2015-01-19T15:25:00Z">
+                <w:ins w:id="579" w:author="linyoubin" w:date="2015-01-19T15:25:00Z"/>
+              </w:rPr>
+            </w:pPr>
+            <w:ins w:id="580" w:author="linyoubin" w:date="2015-01-19T15:25:00Z">
               <w:r>
                 <w:rPr>
                   <w:rFonts w:hint="eastAsia"/>
@@ -16655,10 +16671,10 @@
             <w:pPr>
               <w:ind w:left="0"/>
               <w:rPr>
-                <w:ins w:id="579" w:author="linyoubin" w:date="2015-01-19T15:35:00Z"/>
-              </w:rPr>
-            </w:pPr>
-            <w:ins w:id="580" w:author="linyoubin" w:date="2015-01-19T15:25:00Z">
+                <w:ins w:id="581" w:author="linyoubin" w:date="2015-01-19T15:35:00Z"/>
+              </w:rPr>
+            </w:pPr>
+            <w:ins w:id="582" w:author="linyoubin" w:date="2015-01-19T15:25:00Z">
               <w:r>
                 <w:fldChar w:fldCharType="begin"/>
               </w:r>
@@ -16699,10 +16715,10 @@
             <w:pPr>
               <w:ind w:left="0"/>
               <w:rPr>
-                <w:ins w:id="581" w:author="linyoubin" w:date="2015-01-19T15:35:00Z"/>
-              </w:rPr>
-            </w:pPr>
-            <w:ins w:id="582" w:author="linyoubin" w:date="2015-01-19T15:35:00Z">
+                <w:ins w:id="583" w:author="linyoubin" w:date="2015-01-19T15:35:00Z"/>
+              </w:rPr>
+            </w:pPr>
+            <w:ins w:id="584" w:author="linyoubin" w:date="2015-01-19T15:35:00Z">
               <w:r>
                 <w:rPr>
                   <w:rFonts w:hint="eastAsia"/>
@@ -16715,10 +16731,10 @@
             <w:pPr>
               <w:ind w:left="0"/>
               <w:rPr>
-                <w:ins w:id="583" w:author="linyoubin" w:date="2015-01-19T15:35:00Z"/>
-              </w:rPr>
-            </w:pPr>
-            <w:ins w:id="584" w:author="linyoubin" w:date="2015-01-19T15:35:00Z">
+                <w:ins w:id="585" w:author="linyoubin" w:date="2015-01-19T15:35:00Z"/>
+              </w:rPr>
+            </w:pPr>
+            <w:ins w:id="586" w:author="linyoubin" w:date="2015-01-19T15:35:00Z">
               <w:r>
                 <w:rPr>
                   <w:rFonts w:hint="eastAsia"/>
@@ -16735,7 +16751,7 @@
                 <w:t xml:space="preserve">: </w:t>
               </w:r>
             </w:ins>
-            <w:ins w:id="585" w:author="linyoubin" w:date="2015-01-19T15:36:00Z">
+            <w:ins w:id="587" w:author="linyoubin" w:date="2015-01-19T15:36:00Z">
               <w:r>
                 <w:rPr>
                   <w:rFonts w:hint="eastAsia"/>
@@ -16748,10 +16764,10 @@
             <w:pPr>
               <w:ind w:left="0"/>
               <w:rPr>
-                <w:ins w:id="586" w:author="linyoubin" w:date="2015-01-19T15:36:00Z"/>
-              </w:rPr>
-            </w:pPr>
-            <w:ins w:id="587" w:author="linyoubin" w:date="2015-01-19T15:36:00Z">
+                <w:ins w:id="588" w:author="linyoubin" w:date="2015-01-19T15:36:00Z"/>
+              </w:rPr>
+            </w:pPr>
+            <w:ins w:id="589" w:author="linyoubin" w:date="2015-01-19T15:36:00Z">
               <w:r>
                 <w:rPr>
                   <w:rFonts w:hint="eastAsia"/>
@@ -16779,10 +16795,10 @@
             <w:pPr>
               <w:ind w:left="0"/>
               <w:rPr>
-                <w:ins w:id="588" w:author="linyoubin" w:date="2015-01-19T15:35:00Z"/>
-              </w:rPr>
-            </w:pPr>
-            <w:ins w:id="589" w:author="linyoubin" w:date="2015-01-19T15:36:00Z">
+                <w:ins w:id="590" w:author="linyoubin" w:date="2015-01-19T15:35:00Z"/>
+              </w:rPr>
+            </w:pPr>
+            <w:ins w:id="591" w:author="linyoubin" w:date="2015-01-19T15:36:00Z">
               <w:r>
                 <w:rPr>
                   <w:rFonts w:hint="eastAsia"/>
@@ -16810,10 +16826,10 @@
             <w:pPr>
               <w:ind w:left="0"/>
               <w:rPr>
-                <w:ins w:id="590" w:author="linyoubin" w:date="2015-01-19T15:25:00Z"/>
-              </w:rPr>
-            </w:pPr>
-            <w:ins w:id="591" w:author="linyoubin" w:date="2015-01-19T15:35:00Z">
+                <w:ins w:id="592" w:author="linyoubin" w:date="2015-01-19T15:25:00Z"/>
+              </w:rPr>
+            </w:pPr>
+            <w:ins w:id="593" w:author="linyoubin" w:date="2015-01-19T15:35:00Z">
               <w:r>
                 <w:rPr>
                   <w:rFonts w:hint="eastAsia"/>
@@ -16831,10 +16847,10 @@
             <w:pPr>
               <w:ind w:left="0"/>
               <w:rPr>
-                <w:ins w:id="592" w:author="linyoubin" w:date="2015-01-19T15:36:00Z"/>
-              </w:rPr>
-            </w:pPr>
-            <w:ins w:id="593" w:author="linyoubin" w:date="2015-01-19T15:36:00Z">
+                <w:ins w:id="594" w:author="linyoubin" w:date="2015-01-19T15:36:00Z"/>
+              </w:rPr>
+            </w:pPr>
+            <w:ins w:id="595" w:author="linyoubin" w:date="2015-01-19T15:36:00Z">
               <w:r>
                 <w:t>{</w:t>
               </w:r>
@@ -16844,10 +16860,10 @@
             <w:pPr>
               <w:ind w:left="0"/>
               <w:rPr>
-                <w:ins w:id="594" w:author="linyoubin" w:date="2015-01-19T15:36:00Z"/>
-              </w:rPr>
-            </w:pPr>
-            <w:ins w:id="595" w:author="linyoubin" w:date="2015-01-19T15:36:00Z">
+                <w:ins w:id="596" w:author="linyoubin" w:date="2015-01-19T15:36:00Z"/>
+              </w:rPr>
+            </w:pPr>
+            <w:ins w:id="597" w:author="linyoubin" w:date="2015-01-19T15:36:00Z">
               <w:r>
                 <w:t>"errno": 0</w:t>
               </w:r>
@@ -16857,10 +16873,10 @@
             <w:pPr>
               <w:ind w:left="0"/>
               <w:rPr>
-                <w:ins w:id="596" w:author="linyoubin" w:date="2015-01-19T15:36:00Z"/>
-              </w:rPr>
-            </w:pPr>
-            <w:ins w:id="597" w:author="linyoubin" w:date="2015-01-19T15:36:00Z">
+                <w:ins w:id="598" w:author="linyoubin" w:date="2015-01-19T15:36:00Z"/>
+              </w:rPr>
+            </w:pPr>
+            <w:ins w:id="599" w:author="linyoubin" w:date="2015-01-19T15:36:00Z">
               <w:r>
                 <w:t>}</w:t>
               </w:r>
@@ -16870,10 +16886,10 @@
             <w:pPr>
               <w:ind w:left="0"/>
               <w:rPr>
-                <w:ins w:id="598" w:author="linyoubin" w:date="2015-01-19T15:36:00Z"/>
-              </w:rPr>
-            </w:pPr>
-            <w:ins w:id="599" w:author="linyoubin" w:date="2015-01-19T15:36:00Z">
+                <w:ins w:id="600" w:author="linyoubin" w:date="2015-01-19T15:36:00Z"/>
+              </w:rPr>
+            </w:pPr>
+            <w:ins w:id="601" w:author="linyoubin" w:date="2015-01-19T15:36:00Z">
               <w:r>
                 <w:rPr>
                   <w:rFonts w:hint="eastAsia"/>
@@ -16886,10 +16902,10 @@
             <w:pPr>
               <w:ind w:left="0"/>
               <w:rPr>
-                <w:ins w:id="600" w:author="linyoubin" w:date="2015-01-19T15:37:00Z"/>
-              </w:rPr>
-            </w:pPr>
-            <w:ins w:id="601" w:author="linyoubin" w:date="2015-01-19T15:36:00Z">
+                <w:ins w:id="602" w:author="linyoubin" w:date="2015-01-19T15:37:00Z"/>
+              </w:rPr>
+            </w:pPr>
+            <w:ins w:id="603" w:author="linyoubin" w:date="2015-01-19T15:36:00Z">
               <w:r>
                 <w:rPr>
                   <w:rFonts w:hint="eastAsia"/>
@@ -16897,7 +16913,7 @@
                 <w:t xml:space="preserve">  </w:t>
               </w:r>
             </w:ins>
-            <w:ins w:id="602" w:author="linyoubin" w:date="2015-01-19T15:37:00Z">
+            <w:ins w:id="604" w:author="linyoubin" w:date="2015-01-19T15:37:00Z">
               <w:r>
                 <w:t>ValidSize</w:t>
               </w:r>
@@ -16913,10 +16929,10 @@
             <w:pPr>
               <w:ind w:left="0"/>
               <w:rPr>
-                <w:ins w:id="603" w:author="linyoubin" w:date="2015-01-19T15:37:00Z"/>
-              </w:rPr>
-            </w:pPr>
-            <w:ins w:id="604" w:author="linyoubin" w:date="2015-01-19T15:37:00Z">
+                <w:ins w:id="605" w:author="linyoubin" w:date="2015-01-19T15:37:00Z"/>
+              </w:rPr>
+            </w:pPr>
+            <w:ins w:id="606" w:author="linyoubin" w:date="2015-01-19T15:37:00Z">
               <w:r>
                 <w:rPr>
                   <w:rFonts w:hint="eastAsia"/>
@@ -16938,10 +16954,10 @@
             <w:pPr>
               <w:ind w:left="0"/>
               <w:rPr>
-                <w:ins w:id="605" w:author="linyoubin" w:date="2015-01-19T15:36:00Z"/>
-              </w:rPr>
-            </w:pPr>
-            <w:ins w:id="606" w:author="linyoubin" w:date="2015-01-19T15:37:00Z">
+                <w:ins w:id="607" w:author="linyoubin" w:date="2015-01-19T15:36:00Z"/>
+              </w:rPr>
+            </w:pPr>
+            <w:ins w:id="608" w:author="linyoubin" w:date="2015-01-19T15:37:00Z">
               <w:r>
                 <w:rPr>
                   <w:rFonts w:hint="eastAsia"/>
@@ -16969,10 +16985,10 @@
             <w:pPr>
               <w:ind w:left="0"/>
               <w:rPr>
-                <w:ins w:id="607" w:author="linyoubin" w:date="2015-01-19T15:36:00Z"/>
-              </w:rPr>
-            </w:pPr>
-            <w:ins w:id="608" w:author="linyoubin" w:date="2015-01-19T15:36:00Z">
+                <w:ins w:id="609" w:author="linyoubin" w:date="2015-01-19T15:36:00Z"/>
+              </w:rPr>
+            </w:pPr>
+            <w:ins w:id="610" w:author="linyoubin" w:date="2015-01-19T15:36:00Z">
               <w:r>
                 <w:rPr>
                   <w:rFonts w:hint="eastAsia"/>
@@ -16985,7 +17001,7 @@
             <w:pPr>
               <w:ind w:left="0"/>
               <w:rPr>
-                <w:ins w:id="609" w:author="linyoubin" w:date="2015-01-19T15:25:00Z"/>
+                <w:ins w:id="611" w:author="linyoubin" w:date="2015-01-19T15:25:00Z"/>
               </w:rPr>
             </w:pPr>
           </w:p>
@@ -16993,7 +17009,7 @@
       </w:tr>
       <w:tr>
         <w:trPr>
-          <w:ins w:id="610" w:author="linyoubin" w:date="2015-01-19T15:25:00Z"/>
+          <w:ins w:id="612" w:author="linyoubin" w:date="2015-01-19T15:25:00Z"/>
         </w:trPr>
         <w:tc>
           <w:tcPr>
@@ -17003,10 +17019,10 @@
             <w:pPr>
               <w:ind w:left="0"/>
               <w:rPr>
-                <w:ins w:id="611" w:author="linyoubin" w:date="2015-01-19T15:25:00Z"/>
-              </w:rPr>
-            </w:pPr>
-            <w:ins w:id="612" w:author="linyoubin" w:date="2015-01-19T15:25:00Z">
+                <w:ins w:id="613" w:author="linyoubin" w:date="2015-01-19T15:25:00Z"/>
+              </w:rPr>
+            </w:pPr>
+            <w:ins w:id="614" w:author="linyoubin" w:date="2015-01-19T15:25:00Z">
               <w:r>
                 <w:rPr>
                   <w:rFonts w:hint="eastAsia"/>
@@ -17024,7 +17040,7 @@
             <w:pPr>
               <w:ind w:left="0"/>
               <w:rPr>
-                <w:ins w:id="613" w:author="linyoubin" w:date="2015-01-19T15:25:00Z"/>
+                <w:ins w:id="615" w:author="linyoubin" w:date="2015-01-19T15:25:00Z"/>
               </w:rPr>
             </w:pPr>
           </w:p>
@@ -17037,7 +17053,7 @@
             <w:pPr>
               <w:ind w:left="0"/>
               <w:rPr>
-                <w:ins w:id="614" w:author="linyoubin" w:date="2015-01-19T15:25:00Z"/>
+                <w:ins w:id="616" w:author="linyoubin" w:date="2015-01-19T15:25:00Z"/>
               </w:rPr>
             </w:pPr>
           </w:p>
@@ -17047,9 +17063,9 @@
     <w:p>
       <w:pPr>
         <w:rPr>
-          <w:ins w:id="615" w:author="linyoubin" w:date="2015-01-19T15:22:00Z"/>
+          <w:ins w:id="617" w:author="linyoubin" w:date="2015-01-19T15:22:00Z"/>
         </w:rPr>
-        <w:pPrChange w:id="616" w:author="linyoubin" w:date="2015-01-19T15:25:00Z">
+        <w:pPrChange w:id="618" w:author="linyoubin" w:date="2015-01-19T15:25:00Z">
           <w:pPr>
             <w:pStyle w:val="Heading4"/>
             <w:numPr>
@@ -17220,7 +17236,7 @@
               </w:rPr>
               <w:t xml:space="preserve">: </w:t>
             </w:r>
-            <w:ins w:id="617" w:author="xujianhui" w:date="2015-01-05T15:33:00Z">
+            <w:ins w:id="619" w:author="xujianhui" w:date="2015-01-05T15:33:00Z">
               <w:r>
                 <w:rPr>
                   <w:rFonts w:hint="eastAsia"/>
@@ -17228,7 +17244,7 @@
                 <w:t>get</w:t>
               </w:r>
             </w:ins>
-            <w:del w:id="618" w:author="xujianhui" w:date="2015-01-05T15:33:00Z">
+            <w:del w:id="620" w:author="xujianhui" w:date="2015-01-05T15:33:00Z">
               <w:r>
                 <w:delText>query</w:delText>
               </w:r>
@@ -17302,7 +17318,7 @@
             <w:r>
               <w:t>=</w:t>
             </w:r>
-            <w:ins w:id="619" w:author="xujianhui" w:date="2015-01-05T15:33:00Z">
+            <w:ins w:id="621" w:author="xujianhui" w:date="2015-01-05T15:33:00Z">
               <w:r>
                 <w:rPr>
                   <w:rFonts w:hint="eastAsia"/>
@@ -17310,7 +17326,7 @@
                 <w:t>get</w:t>
               </w:r>
             </w:ins>
-            <w:del w:id="620" w:author="xujianhui" w:date="2015-01-05T15:33:00Z">
+            <w:del w:id="622" w:author="xujianhui" w:date="2015-01-05T15:33:00Z">
               <w:r>
                 <w:delText>query</w:delText>
               </w:r>
@@ -17440,10 +17456,10 @@
             <w:pPr>
               <w:ind w:left="0"/>
               <w:rPr>
-                <w:ins w:id="621" w:author="xujianhui" w:date="2015-01-05T15:30:00Z"/>
-              </w:rPr>
-            </w:pPr>
-            <w:ins w:id="622" w:author="xujianhui" w:date="2015-01-05T15:30:00Z">
+                <w:ins w:id="623" w:author="xujianhui" w:date="2015-01-05T15:30:00Z"/>
+              </w:rPr>
+            </w:pPr>
+            <w:ins w:id="624" w:author="xujianhui" w:date="2015-01-05T15:30:00Z">
               <w:r>
                 <w:rPr>
                   <w:rFonts w:hint="eastAsia"/>
@@ -17456,7 +17472,7 @@
             <w:pPr>
               <w:ind w:left="0"/>
             </w:pPr>
-            <w:ins w:id="623" w:author="xujianhui" w:date="2015-01-05T15:30:00Z">
+            <w:ins w:id="625" w:author="xujianhui" w:date="2015-01-05T15:30:00Z">
               <w:r>
                 <w:rPr>
                   <w:rFonts w:hint="eastAsia"/>
@@ -17913,7 +17929,7 @@
             <w:pPr>
               <w:ind w:left="0"/>
               <w:rPr>
-                <w:ins w:id="624" w:author="xujianhui" w:date="2015-01-05T15:30:00Z"/>
+                <w:ins w:id="626" w:author="xujianhui" w:date="2015-01-05T15:30:00Z"/>
               </w:rPr>
             </w:pPr>
             <w:r>
@@ -18797,12 +18813,12 @@
               <w:lastRenderedPageBreak/>
               <w:t>cmd=</w:t>
             </w:r>
-            <w:ins w:id="625" w:author="linyoubin" w:date="2015-02-04T16:07:00Z">
+            <w:ins w:id="627" w:author="linyoubin" w:date="2015-02-04T16:07:00Z">
               <w:r>
                 <w:t>get business config</w:t>
               </w:r>
             </w:ins>
-            <w:del w:id="626" w:author="linyoubin" w:date="2015-02-04T16:07:00Z">
+            <w:del w:id="628" w:author="linyoubin" w:date="2015-02-04T16:07:00Z">
               <w:r>
                 <w:delText xml:space="preserve">config </w:delText>
               </w:r>
@@ -19151,10 +19167,10 @@
             <w:pPr>
               <w:ind w:left="0"/>
               <w:rPr>
-                <w:ins w:id="627" w:author="xujianhui" w:date="2015-01-05T15:38:00Z"/>
-              </w:rPr>
-            </w:pPr>
-            <w:ins w:id="628" w:author="xujianhui" w:date="2015-01-05T15:38:00Z">
+                <w:ins w:id="629" w:author="xujianhui" w:date="2015-01-05T15:38:00Z"/>
+              </w:rPr>
+            </w:pPr>
+            <w:ins w:id="630" w:author="xujianhui" w:date="2015-01-05T15:38:00Z">
               <w:r>
                 <w:rPr>
                   <w:rFonts w:hint="eastAsia"/>
@@ -19167,10 +19183,10 @@
             <w:pPr>
               <w:ind w:left="0"/>
               <w:rPr>
-                <w:ins w:id="629" w:author="xujianhui" w:date="2015-01-05T15:38:00Z"/>
-              </w:rPr>
-            </w:pPr>
-            <w:ins w:id="630" w:author="xujianhui" w:date="2015-01-05T15:38:00Z">
+                <w:ins w:id="631" w:author="xujianhui" w:date="2015-01-05T15:38:00Z"/>
+              </w:rPr>
+            </w:pPr>
+            <w:ins w:id="632" w:author="xujianhui" w:date="2015-01-05T15:38:00Z">
               <w:r>
                 <w:rPr>
                   <w:rFonts w:hint="eastAsia"/>
@@ -22098,10 +22114,10 @@
             <w:pPr>
               <w:ind w:left="0"/>
               <w:rPr>
-                <w:ins w:id="631" w:author="xujianhui" w:date="2015-01-05T15:41:00Z"/>
-              </w:rPr>
-            </w:pPr>
-            <w:ins w:id="632" w:author="xujianhui" w:date="2015-01-05T15:40:00Z">
+                <w:ins w:id="633" w:author="xujianhui" w:date="2015-01-05T15:41:00Z"/>
+              </w:rPr>
+            </w:pPr>
+            <w:ins w:id="634" w:author="xujianhui" w:date="2015-01-05T15:40:00Z">
               <w:r>
                 <w:rPr>
                   <w:rFonts w:hint="eastAsia"/>
@@ -22109,7 +22125,7 @@
                 <w:t>通用响应</w:t>
               </w:r>
             </w:ins>
-            <w:ins w:id="633" w:author="xujianhui" w:date="2015-01-05T15:41:00Z">
+            <w:ins w:id="635" w:author="xujianhui" w:date="2015-01-05T15:41:00Z">
               <w:r>
                 <w:rPr>
                   <w:rFonts w:hint="eastAsia"/>
@@ -22122,7 +22138,7 @@
             <w:pPr>
               <w:ind w:left="0"/>
             </w:pPr>
-            <w:ins w:id="634" w:author="xujianhui" w:date="2015-01-05T15:41:00Z">
+            <w:ins w:id="636" w:author="xujianhui" w:date="2015-01-05T15:41:00Z">
               <w:r>
                 <w:rPr>
                   <w:rFonts w:hint="eastAsia"/>
@@ -22282,7 +22298,7 @@
             <w:pPr>
               <w:ind w:left="0"/>
               <w:rPr>
-                <w:ins w:id="635" w:author="xujianhui" w:date="2015-01-05T15:41:00Z"/>
+                <w:ins w:id="637" w:author="xujianhui" w:date="2015-01-05T15:41:00Z"/>
               </w:rPr>
             </w:pPr>
             <w:r>
@@ -22320,18 +22336,18 @@
             <w:pPr>
               <w:ind w:left="0"/>
               <w:rPr>
-                <w:ins w:id="636" w:author="xujianhui" w:date="2015-01-05T15:41:00Z"/>
-              </w:rPr>
-            </w:pPr>
-          </w:p>
-          <w:p>
-            <w:pPr>
-              <w:ind w:left="0"/>
-              <w:rPr>
-                <w:ins w:id="637" w:author="xujianhui" w:date="2015-01-05T15:41:00Z"/>
-              </w:rPr>
-            </w:pPr>
-            <w:ins w:id="638" w:author="xujianhui" w:date="2015-01-05T15:41:00Z">
+                <w:ins w:id="638" w:author="xujianhui" w:date="2015-01-05T15:41:00Z"/>
+              </w:rPr>
+            </w:pPr>
+          </w:p>
+          <w:p>
+            <w:pPr>
+              <w:ind w:left="0"/>
+              <w:rPr>
+                <w:ins w:id="639" w:author="xujianhui" w:date="2015-01-05T15:41:00Z"/>
+              </w:rPr>
+            </w:pPr>
+            <w:ins w:id="640" w:author="xujianhui" w:date="2015-01-05T15:41:00Z">
               <w:r>
                 <w:rPr>
                   <w:rFonts w:hint="eastAsia"/>
@@ -22349,9 +22365,9 @@
               </w:numPr>
               <w:ind w:firstLineChars="0"/>
               <w:rPr>
-                <w:ins w:id="639" w:author="xujianhui" w:date="2015-01-05T15:42:00Z"/>
-              </w:rPr>
-              <w:pPrChange w:id="640" w:author="xujianhui" w:date="2015-01-05T15:42:00Z">
+                <w:ins w:id="641" w:author="xujianhui" w:date="2015-01-05T15:42:00Z"/>
+              </w:rPr>
+              <w:pPrChange w:id="642" w:author="xujianhui" w:date="2015-01-05T15:42:00Z">
                 <w:pPr>
                   <w:pStyle w:val="ListParagraph"/>
                   <w:numPr>
@@ -22361,7 +22377,7 @@
                 </w:pPr>
               </w:pPrChange>
             </w:pPr>
-            <w:ins w:id="641" w:author="xujianhui" w:date="2015-01-05T15:42:00Z">
+            <w:ins w:id="643" w:author="xujianhui" w:date="2015-01-05T15:42:00Z">
               <w:r>
                 <w:rPr>
                   <w:rFonts w:hint="eastAsia"/>
@@ -22409,9 +22425,9 @@
               </w:numPr>
               <w:ind w:firstLineChars="0"/>
               <w:rPr>
-                <w:ins w:id="642" w:author="xujianhui" w:date="2015-01-05T15:42:00Z"/>
-              </w:rPr>
-              <w:pPrChange w:id="643" w:author="xujianhui" w:date="2015-01-05T15:42:00Z">
+                <w:ins w:id="644" w:author="xujianhui" w:date="2015-01-05T15:42:00Z"/>
+              </w:rPr>
+              <w:pPrChange w:id="645" w:author="xujianhui" w:date="2015-01-05T15:42:00Z">
                 <w:pPr>
                   <w:pStyle w:val="ListParagraph"/>
                   <w:numPr>
@@ -22421,7 +22437,7 @@
                 </w:pPr>
               </w:pPrChange>
             </w:pPr>
-            <w:ins w:id="644" w:author="xujianhui" w:date="2015-01-05T15:42:00Z">
+            <w:ins w:id="646" w:author="xujianhui" w:date="2015-01-05T15:42:00Z">
               <w:r>
                 <w:rPr>
                   <w:rFonts w:hint="eastAsia"/>
@@ -22448,15 +22464,15 @@
               </w:numPr>
               <w:ind w:firstLineChars="0"/>
               <w:rPr>
-                <w:ins w:id="645" w:author="xujianhui" w:date="2015-01-05T15:43:00Z"/>
-              </w:rPr>
-              <w:pPrChange w:id="646" w:author="xujianhui" w:date="2015-01-05T15:43:00Z">
+                <w:ins w:id="647" w:author="xujianhui" w:date="2015-01-05T15:43:00Z"/>
+              </w:rPr>
+              <w:pPrChange w:id="648" w:author="xujianhui" w:date="2015-01-05T15:43:00Z">
                 <w:pPr>
                   <w:ind w:left="0"/>
                 </w:pPr>
               </w:pPrChange>
             </w:pPr>
-            <w:ins w:id="647" w:author="xujianhui" w:date="2015-01-05T15:42:00Z">
+            <w:ins w:id="649" w:author="xujianhui" w:date="2015-01-05T15:42:00Z">
               <w:r>
                 <w:rPr>
                   <w:rFonts w:hint="eastAsia"/>
@@ -22470,7 +22486,7 @@
                 <w:t xml:space="preserve">omagent </w:t>
               </w:r>
             </w:ins>
-            <w:ins w:id="648" w:author="xujianhui" w:date="2015-01-05T15:43:00Z">
+            <w:ins w:id="650" w:author="xujianhui" w:date="2015-01-05T15:43:00Z">
               <w:r>
                 <w:rPr>
                   <w:rFonts w:hint="eastAsia"/>
@@ -22500,20 +22516,20 @@
               </w:numPr>
               <w:ind w:firstLineChars="0"/>
               <w:rPr>
-                <w:ins w:id="649" w:author="xujianhui" w:date="2015-01-05T15:46:00Z"/>
-              </w:rPr>
-              <w:pPrChange w:id="650" w:author="xujianhui" w:date="2015-01-05T15:43:00Z">
+                <w:ins w:id="651" w:author="xujianhui" w:date="2015-01-05T15:46:00Z"/>
+              </w:rPr>
+              <w:pPrChange w:id="652" w:author="xujianhui" w:date="2015-01-05T15:43:00Z">
                 <w:pPr>
                   <w:ind w:left="0"/>
                 </w:pPr>
               </w:pPrChange>
             </w:pPr>
-            <w:ins w:id="651" w:author="xujianhui" w:date="2015-01-05T15:42:00Z">
+            <w:ins w:id="653" w:author="xujianhui" w:date="2015-01-05T15:42:00Z">
               <w:r>
                 <w:t xml:space="preserve"> </w:t>
               </w:r>
             </w:ins>
-            <w:ins w:id="652" w:author="xujianhui" w:date="2015-01-05T15:46:00Z">
+            <w:ins w:id="654" w:author="xujianhui" w:date="2015-01-05T15:46:00Z">
               <w:r>
                 <w:rPr>
                   <w:rFonts w:hint="eastAsia"/>
@@ -22562,15 +22578,15 @@
               </w:numPr>
               <w:ind w:firstLineChars="0"/>
               <w:rPr>
-                <w:ins w:id="653" w:author="xujianhui" w:date="2015-01-05T15:47:00Z"/>
-              </w:rPr>
-              <w:pPrChange w:id="654" w:author="xujianhui" w:date="2015-01-05T15:43:00Z">
+                <w:ins w:id="655" w:author="xujianhui" w:date="2015-01-05T15:47:00Z"/>
+              </w:rPr>
+              <w:pPrChange w:id="656" w:author="xujianhui" w:date="2015-01-05T15:43:00Z">
                 <w:pPr>
                   <w:ind w:left="0"/>
                 </w:pPr>
               </w:pPrChange>
             </w:pPr>
-            <w:ins w:id="655" w:author="xujianhui" w:date="2015-01-05T15:49:00Z">
+            <w:ins w:id="657" w:author="xujianhui" w:date="2015-01-05T15:49:00Z">
               <w:r>
                 <w:rPr>
                   <w:rFonts w:hint="eastAsia"/>
@@ -22578,7 +22594,7 @@
                 <w:t>创建、</w:t>
               </w:r>
             </w:ins>
-            <w:ins w:id="656" w:author="xujianhui" w:date="2015-01-05T15:47:00Z">
+            <w:ins w:id="658" w:author="xujianhui" w:date="2015-01-05T15:47:00Z">
               <w:r>
                 <w:rPr>
                   <w:rFonts w:hint="eastAsia"/>
@@ -22602,15 +22618,15 @@
               </w:numPr>
               <w:ind w:firstLineChars="0"/>
               <w:rPr>
-                <w:ins w:id="657" w:author="xujianhui" w:date="2015-01-05T15:47:00Z"/>
-              </w:rPr>
-              <w:pPrChange w:id="658" w:author="xujianhui" w:date="2015-01-05T15:43:00Z">
+                <w:ins w:id="659" w:author="xujianhui" w:date="2015-01-05T15:47:00Z"/>
+              </w:rPr>
+              <w:pPrChange w:id="660" w:author="xujianhui" w:date="2015-01-05T15:43:00Z">
                 <w:pPr>
                   <w:ind w:left="0"/>
                 </w:pPr>
               </w:pPrChange>
             </w:pPr>
-            <w:ins w:id="659" w:author="xujianhui" w:date="2015-01-05T15:47:00Z">
+            <w:ins w:id="661" w:author="xujianhui" w:date="2015-01-05T15:47:00Z">
               <w:r>
                 <w:t>C</w:t>
               </w:r>
@@ -22631,15 +22647,15 @@
               </w:numPr>
               <w:ind w:firstLineChars="0"/>
               <w:rPr>
-                <w:ins w:id="660" w:author="xujianhui" w:date="2015-01-05T15:48:00Z"/>
-              </w:rPr>
-              <w:pPrChange w:id="661" w:author="xujianhui" w:date="2015-01-05T15:43:00Z">
+                <w:ins w:id="662" w:author="xujianhui" w:date="2015-01-05T15:48:00Z"/>
+              </w:rPr>
+              <w:pPrChange w:id="663" w:author="xujianhui" w:date="2015-01-05T15:43:00Z">
                 <w:pPr>
                   <w:ind w:left="0"/>
                 </w:pPr>
               </w:pPrChange>
             </w:pPr>
-            <w:ins w:id="662" w:author="xujianhui" w:date="2015-01-05T15:48:00Z">
+            <w:ins w:id="664" w:author="xujianhui" w:date="2015-01-05T15:48:00Z">
               <w:r>
                 <w:rPr>
                   <w:rFonts w:hint="eastAsia"/>
@@ -22675,15 +22691,15 @@
               </w:numPr>
               <w:ind w:firstLineChars="0"/>
               <w:rPr>
-                <w:ins w:id="663" w:author="xujianhui" w:date="2015-01-05T15:50:00Z"/>
-              </w:rPr>
-              <w:pPrChange w:id="664" w:author="xujianhui" w:date="2015-01-05T15:43:00Z">
+                <w:ins w:id="665" w:author="xujianhui" w:date="2015-01-05T15:50:00Z"/>
+              </w:rPr>
+              <w:pPrChange w:id="666" w:author="xujianhui" w:date="2015-01-05T15:43:00Z">
                 <w:pPr>
                   <w:ind w:left="0"/>
                 </w:pPr>
               </w:pPrChange>
             </w:pPr>
-            <w:ins w:id="665" w:author="xujianhui" w:date="2015-01-05T15:48:00Z">
+            <w:ins w:id="667" w:author="xujianhui" w:date="2015-01-05T15:48:00Z">
               <w:r>
                 <w:rPr>
                   <w:rFonts w:hint="eastAsia"/>
@@ -22691,7 +22707,7 @@
                 <w:t>删除</w:t>
               </w:r>
             </w:ins>
-            <w:ins w:id="666" w:author="xujianhui" w:date="2015-01-05T15:49:00Z">
+            <w:ins w:id="668" w:author="xujianhui" w:date="2015-01-05T15:49:00Z">
               <w:r>
                 <w:rPr>
                   <w:rFonts w:hint="eastAsia"/>
@@ -22709,15 +22725,15 @@
               </w:numPr>
               <w:ind w:firstLineChars="0"/>
               <w:rPr>
-                <w:ins w:id="667" w:author="xujianhui" w:date="2015-01-05T15:56:00Z"/>
-              </w:rPr>
-              <w:pPrChange w:id="668" w:author="xujianhui" w:date="2015-01-05T15:56:00Z">
+                <w:ins w:id="669" w:author="xujianhui" w:date="2015-01-05T15:56:00Z"/>
+              </w:rPr>
+              <w:pPrChange w:id="670" w:author="xujianhui" w:date="2015-01-05T15:56:00Z">
                 <w:pPr>
                   <w:ind w:left="0"/>
                 </w:pPr>
               </w:pPrChange>
             </w:pPr>
-            <w:ins w:id="669" w:author="xujianhui" w:date="2015-01-05T15:56:00Z">
+            <w:ins w:id="671" w:author="xujianhui" w:date="2015-01-05T15:56:00Z">
               <w:r>
                 <w:rPr>
                   <w:rFonts w:hint="eastAsia"/>
@@ -22771,15 +22787,15 @@
               </w:numPr>
               <w:ind w:firstLineChars="0"/>
               <w:rPr>
-                <w:ins w:id="670" w:author="xujianhui" w:date="2015-01-05T15:56:00Z"/>
-              </w:rPr>
-              <w:pPrChange w:id="671" w:author="xujianhui" w:date="2015-01-05T15:56:00Z">
+                <w:ins w:id="672" w:author="xujianhui" w:date="2015-01-05T15:56:00Z"/>
+              </w:rPr>
+              <w:pPrChange w:id="673" w:author="xujianhui" w:date="2015-01-05T15:56:00Z">
                 <w:pPr>
                   <w:ind w:left="0"/>
                 </w:pPr>
               </w:pPrChange>
             </w:pPr>
-            <w:ins w:id="672" w:author="xujianhui" w:date="2015-01-05T15:56:00Z">
+            <w:ins w:id="674" w:author="xujianhui" w:date="2015-01-05T15:56:00Z">
               <w:r>
                 <w:rPr>
                   <w:rFonts w:hint="eastAsia"/>
@@ -22821,9 +22837,9 @@
           <w:p>
             <w:pPr>
               <w:rPr>
-                <w:ins w:id="673" w:author="xujianhui" w:date="2015-01-05T15:50:00Z"/>
-              </w:rPr>
-              <w:pPrChange w:id="674" w:author="xujianhui" w:date="2015-01-05T15:50:00Z">
+                <w:ins w:id="675" w:author="xujianhui" w:date="2015-01-05T15:50:00Z"/>
+              </w:rPr>
+              <w:pPrChange w:id="676" w:author="xujianhui" w:date="2015-01-05T15:50:00Z">
                 <w:pPr>
                   <w:ind w:left="0"/>
                 </w:pPr>
@@ -22834,10 +22850,10 @@
             <w:pPr>
               <w:ind w:left="0"/>
               <w:rPr>
-                <w:ins w:id="675" w:author="xujianhui" w:date="2015-01-05T15:50:00Z"/>
-              </w:rPr>
-            </w:pPr>
-            <w:ins w:id="676" w:author="xujianhui" w:date="2015-01-05T15:50:00Z">
+                <w:ins w:id="677" w:author="xujianhui" w:date="2015-01-05T15:50:00Z"/>
+              </w:rPr>
+            </w:pPr>
+            <w:ins w:id="678" w:author="xujianhui" w:date="2015-01-05T15:50:00Z">
               <w:r>
                 <w:rPr>
                   <w:rFonts w:hint="eastAsia"/>
@@ -22855,15 +22871,15 @@
               </w:numPr>
               <w:ind w:firstLineChars="0"/>
               <w:rPr>
-                <w:ins w:id="677" w:author="xujianhui" w:date="2015-01-05T15:50:00Z"/>
-              </w:rPr>
-              <w:pPrChange w:id="678" w:author="xujianhui" w:date="2015-01-05T15:50:00Z">
+                <w:ins w:id="679" w:author="xujianhui" w:date="2015-01-05T15:50:00Z"/>
+              </w:rPr>
+              <w:pPrChange w:id="680" w:author="xujianhui" w:date="2015-01-05T15:50:00Z">
                 <w:pPr>
                   <w:ind w:left="0"/>
                 </w:pPr>
               </w:pPrChange>
             </w:pPr>
-            <w:ins w:id="679" w:author="xujianhui" w:date="2015-01-05T15:50:00Z">
+            <w:ins w:id="681" w:author="xujianhui" w:date="2015-01-05T15:50:00Z">
               <w:r>
                 <w:rPr>
                   <w:rFonts w:hint="eastAsia"/>
@@ -22923,15 +22939,15 @@
               </w:numPr>
               <w:ind w:firstLineChars="0"/>
               <w:rPr>
-                <w:ins w:id="680" w:author="xujianhui" w:date="2015-01-05T15:53:00Z"/>
-              </w:rPr>
-              <w:pPrChange w:id="681" w:author="xujianhui" w:date="2015-01-05T15:50:00Z">
+                <w:ins w:id="682" w:author="xujianhui" w:date="2015-01-05T15:53:00Z"/>
+              </w:rPr>
+              <w:pPrChange w:id="683" w:author="xujianhui" w:date="2015-01-05T15:50:00Z">
                 <w:pPr>
                   <w:ind w:left="0"/>
                 </w:pPr>
               </w:pPrChange>
             </w:pPr>
-            <w:ins w:id="682" w:author="xujianhui" w:date="2015-01-05T15:51:00Z">
+            <w:ins w:id="684" w:author="xujianhui" w:date="2015-01-05T15:51:00Z">
               <w:r>
                 <w:rPr>
                   <w:rFonts w:hint="eastAsia"/>
@@ -22939,7 +22955,7 @@
                 <w:t>active group</w:t>
               </w:r>
             </w:ins>
-            <w:ins w:id="683" w:author="xujianhui" w:date="2015-01-05T15:52:00Z">
+            <w:ins w:id="685" w:author="xujianhui" w:date="2015-01-05T15:52:00Z">
               <w:r>
                 <w:rPr>
                   <w:rFonts w:hint="eastAsia"/>
@@ -22959,7 +22975,7 @@
                 <w:t>，或</w:t>
               </w:r>
             </w:ins>
-            <w:ins w:id="684" w:author="xujianhui" w:date="2015-01-05T15:53:00Z">
+            <w:ins w:id="686" w:author="xujianhui" w:date="2015-01-05T15:53:00Z">
               <w:r>
                 <w:rPr>
                   <w:rFonts w:hint="eastAsia"/>
@@ -23000,13 +23016,13 @@
                 <w:numId w:val="27"/>
               </w:numPr>
               <w:ind w:firstLineChars="0"/>
-              <w:pPrChange w:id="685" w:author="xujianhui" w:date="2015-01-05T15:50:00Z">
+              <w:pPrChange w:id="687" w:author="xujianhui" w:date="2015-01-05T15:50:00Z">
                 <w:pPr>
                   <w:ind w:left="0"/>
                 </w:pPr>
               </w:pPrChange>
             </w:pPr>
-            <w:ins w:id="686" w:author="xujianhui" w:date="2015-01-05T15:54:00Z">
+            <w:ins w:id="688" w:author="xujianhui" w:date="2015-01-05T15:54:00Z">
               <w:r>
                 <w:rPr>
                   <w:rFonts w:hint="eastAsia"/>
@@ -23020,7 +23036,7 @@
                 <w:t>virtual coord</w:t>
               </w:r>
             </w:ins>
-            <w:ins w:id="687" w:author="xujianhui" w:date="2015-01-05T15:55:00Z">
+            <w:ins w:id="689" w:author="xujianhui" w:date="2015-01-05T15:55:00Z">
               <w:r>
                 <w:rPr>
                   <w:rFonts w:hint="eastAsia"/>
@@ -23088,7 +23104,7 @@
       <w:pPr>
         <w:ind w:left="0"/>
         <w:rPr>
-          <w:del w:id="688" w:author="xujianhui" w:date="2015-01-05T15:55:00Z"/>
+          <w:del w:id="690" w:author="xujianhui" w:date="2015-01-05T15:55:00Z"/>
         </w:rPr>
       </w:pPr>
     </w:p>
@@ -23100,15 +23116,15 @@
           <w:numId w:val="16"/>
         </w:numPr>
         <w:rPr>
-          <w:ins w:id="689" w:author="xujianhui" w:date="2015-01-05T16:02:00Z"/>
+          <w:ins w:id="691" w:author="xujianhui" w:date="2015-01-05T16:02:00Z"/>
         </w:rPr>
       </w:pPr>
-      <w:ins w:id="690" w:author="xujianhui" w:date="2015-01-05T16:01:00Z">
+      <w:ins w:id="692" w:author="xujianhui" w:date="2015-01-05T16:01:00Z">
         <w:r>
           <w:t>list task</w:t>
         </w:r>
       </w:ins>
-      <w:ins w:id="691" w:author="xujianhui" w:date="2015-01-05T16:10:00Z">
+      <w:ins w:id="693" w:author="xujianhui" w:date="2015-01-05T16:10:00Z">
         <w:r>
           <w:rPr>
             <w:rFonts w:hint="eastAsia"/>
@@ -23120,9 +23136,830 @@
     <w:p>
       <w:pPr>
         <w:rPr>
-          <w:ins w:id="692" w:author="xujianhui" w:date="2015-01-05T16:02:00Z"/>
+          <w:del w:id="694" w:author="linyoubin" w:date="2015-02-28T13:48:00Z"/>
+          <w:rFonts w:hint="eastAsia"/>
         </w:rPr>
-        <w:pPrChange w:id="693" w:author="xujianhui" w:date="2015-01-05T16:02:00Z">
+      </w:pPr>
+    </w:p>
+    <w:tbl>
+      <w:tblPr>
+        <w:tblStyle w:val="TableGrid"/>
+        <w:tblW w:w="8789" w:type="dxa"/>
+        <w:tblInd w:w="-34" w:type="dxa"/>
+        <w:tblLayout w:type="fixed"/>
+        <w:tblLook w:val="04A0"/>
+      </w:tblPr>
+      <w:tblGrid>
+        <w:gridCol w:w="1418"/>
+        <w:gridCol w:w="3827"/>
+        <w:gridCol w:w="3544"/>
+      </w:tblGrid>
+      <w:tr>
+        <w:trPr>
+          <w:ins w:id="695" w:author="linyoubin" w:date="2015-02-28T13:44:00Z"/>
+        </w:trPr>
+        <w:tc>
+          <w:tcPr>
+            <w:tcW w:w="1418" w:type="dxa"/>
+            <w:shd w:val="clear" w:color="auto" w:fill="DDD9C3" w:themeFill="background2" w:themeFillShade="E6"/>
+          </w:tcPr>
+          <w:p>
+            <w:pPr>
+              <w:ind w:left="0"/>
+              <w:rPr>
+                <w:ins w:id="696" w:author="linyoubin" w:date="2015-02-28T13:44:00Z"/>
+              </w:rPr>
+            </w:pPr>
+          </w:p>
+        </w:tc>
+        <w:tc>
+          <w:tcPr>
+            <w:tcW w:w="3827" w:type="dxa"/>
+            <w:shd w:val="clear" w:color="auto" w:fill="DDD9C3" w:themeFill="background2" w:themeFillShade="E6"/>
+          </w:tcPr>
+          <w:p>
+            <w:pPr>
+              <w:ind w:left="0"/>
+              <w:rPr>
+                <w:ins w:id="697" w:author="linyoubin" w:date="2015-02-28T13:44:00Z"/>
+              </w:rPr>
+            </w:pPr>
+            <w:ins w:id="698" w:author="linyoubin" w:date="2015-02-28T13:44:00Z">
+              <w:r>
+                <w:rPr>
+                  <w:rFonts w:hint="eastAsia"/>
+                </w:rPr>
+                <w:t>说明</w:t>
+              </w:r>
+            </w:ins>
+          </w:p>
+        </w:tc>
+        <w:tc>
+          <w:tcPr>
+            <w:tcW w:w="3544" w:type="dxa"/>
+            <w:shd w:val="clear" w:color="auto" w:fill="DDD9C3" w:themeFill="background2" w:themeFillShade="E6"/>
+          </w:tcPr>
+          <w:p>
+            <w:pPr>
+              <w:ind w:left="0"/>
+              <w:rPr>
+                <w:ins w:id="699" w:author="linyoubin" w:date="2015-02-28T13:44:00Z"/>
+              </w:rPr>
+            </w:pPr>
+            <w:ins w:id="700" w:author="linyoubin" w:date="2015-02-28T13:44:00Z">
+              <w:r>
+                <w:rPr>
+                  <w:rFonts w:hint="eastAsia"/>
+                </w:rPr>
+                <w:t>举例</w:t>
+              </w:r>
+            </w:ins>
+          </w:p>
+        </w:tc>
+      </w:tr>
+      <w:tr>
+        <w:trPr>
+          <w:ins w:id="701" w:author="linyoubin" w:date="2015-02-28T13:44:00Z"/>
+        </w:trPr>
+        <w:tc>
+          <w:tcPr>
+            <w:tcW w:w="1418" w:type="dxa"/>
+          </w:tcPr>
+          <w:p>
+            <w:pPr>
+              <w:ind w:left="0"/>
+              <w:rPr>
+                <w:ins w:id="702" w:author="linyoubin" w:date="2015-02-28T13:44:00Z"/>
+              </w:rPr>
+            </w:pPr>
+            <w:ins w:id="703" w:author="linyoubin" w:date="2015-02-28T13:44:00Z">
+              <w:r>
+                <w:rPr>
+                  <w:rFonts w:hint="eastAsia"/>
+                </w:rPr>
+                <w:t>请求头</w:t>
+              </w:r>
+            </w:ins>
+          </w:p>
+        </w:tc>
+        <w:tc>
+          <w:tcPr>
+            <w:tcW w:w="3827" w:type="dxa"/>
+          </w:tcPr>
+          <w:p>
+            <w:pPr>
+              <w:ind w:left="0"/>
+              <w:rPr>
+                <w:ins w:id="704" w:author="linyoubin" w:date="2015-02-28T13:44:00Z"/>
+              </w:rPr>
+            </w:pPr>
+            <w:ins w:id="705" w:author="linyoubin" w:date="2015-02-28T13:44:00Z">
+              <w:r>
+                <w:rPr>
+                  <w:rFonts w:hint="eastAsia"/>
+                </w:rPr>
+                <w:t>同通用请求头</w:t>
+              </w:r>
+            </w:ins>
+          </w:p>
+        </w:tc>
+        <w:tc>
+          <w:tcPr>
+            <w:tcW w:w="3544" w:type="dxa"/>
+          </w:tcPr>
+          <w:p>
+            <w:pPr>
+              <w:ind w:left="0"/>
+              <w:rPr>
+                <w:ins w:id="706" w:author="linyoubin" w:date="2015-02-28T13:44:00Z"/>
+              </w:rPr>
+            </w:pPr>
+          </w:p>
+        </w:tc>
+      </w:tr>
+      <w:tr>
+        <w:trPr>
+          <w:ins w:id="707" w:author="linyoubin" w:date="2015-02-28T13:44:00Z"/>
+        </w:trPr>
+        <w:tc>
+          <w:tcPr>
+            <w:tcW w:w="1418" w:type="dxa"/>
+          </w:tcPr>
+          <w:p>
+            <w:pPr>
+              <w:ind w:left="0"/>
+              <w:rPr>
+                <w:ins w:id="708" w:author="linyoubin" w:date="2015-02-28T13:44:00Z"/>
+              </w:rPr>
+            </w:pPr>
+            <w:ins w:id="709" w:author="linyoubin" w:date="2015-02-28T13:44:00Z">
+              <w:r>
+                <w:rPr>
+                  <w:rFonts w:hint="eastAsia"/>
+                </w:rPr>
+                <w:t>请求内容</w:t>
+              </w:r>
+            </w:ins>
+          </w:p>
+        </w:tc>
+        <w:tc>
+          <w:tcPr>
+            <w:tcW w:w="3827" w:type="dxa"/>
+          </w:tcPr>
+          <w:p>
+            <w:pPr>
+              <w:ind w:left="0"/>
+              <w:rPr>
+                <w:ins w:id="710" w:author="linyoubin" w:date="2015-02-28T13:44:00Z"/>
+              </w:rPr>
+            </w:pPr>
+            <w:ins w:id="711" w:author="linyoubin" w:date="2015-02-28T13:44:00Z">
+              <w:r>
+                <w:t>cmd</w:t>
+              </w:r>
+              <w:r>
+                <w:rPr>
+                  <w:rFonts w:hint="eastAsia"/>
+                </w:rPr>
+                <w:t xml:space="preserve">: </w:t>
+              </w:r>
+            </w:ins>
+            <w:ins w:id="712" w:author="linyoubin" w:date="2015-02-28T13:45:00Z">
+              <w:r>
+                <w:rPr>
+                  <w:rFonts w:hint="eastAsia"/>
+                </w:rPr>
+                <w:t>list</w:t>
+              </w:r>
+            </w:ins>
+            <w:ins w:id="713" w:author="linyoubin" w:date="2015-02-28T13:44:00Z">
+              <w:r>
+                <w:rPr>
+                  <w:rFonts w:hint="eastAsia"/>
+                </w:rPr>
+                <w:t xml:space="preserve"> task</w:t>
+              </w:r>
+            </w:ins>
+            <w:ins w:id="714" w:author="linyoubin" w:date="2015-02-28T13:45:00Z">
+              <w:r>
+                <w:rPr>
+                  <w:rFonts w:hint="eastAsia"/>
+                </w:rPr>
+                <w:t>s</w:t>
+              </w:r>
+            </w:ins>
+          </w:p>
+        </w:tc>
+        <w:tc>
+          <w:tcPr>
+            <w:tcW w:w="3544" w:type="dxa"/>
+          </w:tcPr>
+          <w:p>
+            <w:pPr>
+              <w:ind w:left="0"/>
+              <w:rPr>
+                <w:ins w:id="715" w:author="linyoubin" w:date="2015-02-28T13:44:00Z"/>
+              </w:rPr>
+            </w:pPr>
+            <w:ins w:id="716" w:author="linyoubin" w:date="2015-02-28T13:44:00Z">
+              <w:r>
+                <w:t>cmd=</w:t>
+              </w:r>
+            </w:ins>
+            <w:ins w:id="717" w:author="linyoubin" w:date="2015-02-28T13:45:00Z">
+              <w:r>
+                <w:rPr>
+                  <w:rFonts w:hint="eastAsia"/>
+                </w:rPr>
+                <w:t xml:space="preserve"> </w:t>
+              </w:r>
+              <w:r>
+                <w:rPr>
+                  <w:rFonts w:hint="eastAsia"/>
+                </w:rPr>
+                <w:t>list tasks</w:t>
+              </w:r>
+            </w:ins>
+          </w:p>
+        </w:tc>
+      </w:tr>
+      <w:tr>
+        <w:trPr>
+          <w:ins w:id="718" w:author="linyoubin" w:date="2015-02-28T13:44:00Z"/>
+        </w:trPr>
+        <w:tc>
+          <w:tcPr>
+            <w:tcW w:w="1418" w:type="dxa"/>
+          </w:tcPr>
+          <w:p>
+            <w:pPr>
+              <w:ind w:left="0"/>
+              <w:rPr>
+                <w:ins w:id="719" w:author="linyoubin" w:date="2015-02-28T13:44:00Z"/>
+              </w:rPr>
+            </w:pPr>
+            <w:ins w:id="720" w:author="linyoubin" w:date="2015-02-28T13:44:00Z">
+              <w:r>
+                <w:rPr>
+                  <w:rFonts w:hint="eastAsia"/>
+                </w:rPr>
+                <w:t>说明</w:t>
+              </w:r>
+            </w:ins>
+          </w:p>
+        </w:tc>
+        <w:tc>
+          <w:tcPr>
+            <w:tcW w:w="3827" w:type="dxa"/>
+          </w:tcPr>
+          <w:p>
+            <w:pPr>
+              <w:ind w:left="0"/>
+              <w:rPr>
+                <w:ins w:id="721" w:author="linyoubin" w:date="2015-02-28T13:44:00Z"/>
+              </w:rPr>
+            </w:pPr>
+          </w:p>
+        </w:tc>
+        <w:tc>
+          <w:tcPr>
+            <w:tcW w:w="3544" w:type="dxa"/>
+          </w:tcPr>
+          <w:p>
+            <w:pPr>
+              <w:ind w:left="0"/>
+              <w:rPr>
+                <w:ins w:id="722" w:author="linyoubin" w:date="2015-02-28T13:44:00Z"/>
+              </w:rPr>
+            </w:pPr>
+          </w:p>
+        </w:tc>
+      </w:tr>
+      <w:tr>
+        <w:trPr>
+          <w:ins w:id="723" w:author="linyoubin" w:date="2015-02-28T13:44:00Z"/>
+        </w:trPr>
+        <w:tc>
+          <w:tcPr>
+            <w:tcW w:w="1418" w:type="dxa"/>
+          </w:tcPr>
+          <w:p>
+            <w:pPr>
+              <w:ind w:left="0"/>
+              <w:rPr>
+                <w:ins w:id="724" w:author="linyoubin" w:date="2015-02-28T13:44:00Z"/>
+              </w:rPr>
+            </w:pPr>
+            <w:ins w:id="725" w:author="linyoubin" w:date="2015-02-28T13:44:00Z">
+              <w:r>
+                <w:rPr>
+                  <w:rFonts w:hint="eastAsia"/>
+                </w:rPr>
+                <w:t>响应头</w:t>
+              </w:r>
+            </w:ins>
+          </w:p>
+        </w:tc>
+        <w:tc>
+          <w:tcPr>
+            <w:tcW w:w="3827" w:type="dxa"/>
+          </w:tcPr>
+          <w:p>
+            <w:pPr>
+              <w:ind w:left="0"/>
+              <w:rPr>
+                <w:ins w:id="726" w:author="linyoubin" w:date="2015-02-28T13:44:00Z"/>
+              </w:rPr>
+            </w:pPr>
+            <w:ins w:id="727" w:author="linyoubin" w:date="2015-02-28T13:44:00Z">
+              <w:r>
+                <w:rPr>
+                  <w:rFonts w:hint="eastAsia"/>
+                </w:rPr>
+                <w:t>同通用响应头</w:t>
+              </w:r>
+            </w:ins>
+          </w:p>
+        </w:tc>
+        <w:tc>
+          <w:tcPr>
+            <w:tcW w:w="3544" w:type="dxa"/>
+          </w:tcPr>
+          <w:p>
+            <w:pPr>
+              <w:ind w:left="0"/>
+              <w:rPr>
+                <w:ins w:id="728" w:author="linyoubin" w:date="2015-02-28T13:44:00Z"/>
+              </w:rPr>
+            </w:pPr>
+          </w:p>
+        </w:tc>
+      </w:tr>
+      <w:tr>
+        <w:trPr>
+          <w:trHeight w:val="2254"/>
+          <w:ins w:id="729" w:author="linyoubin" w:date="2015-02-28T13:44:00Z"/>
+        </w:trPr>
+        <w:tc>
+          <w:tcPr>
+            <w:tcW w:w="1418" w:type="dxa"/>
+          </w:tcPr>
+          <w:p>
+            <w:pPr>
+              <w:ind w:left="0"/>
+              <w:rPr>
+                <w:ins w:id="730" w:author="linyoubin" w:date="2015-02-28T13:44:00Z"/>
+              </w:rPr>
+            </w:pPr>
+            <w:ins w:id="731" w:author="linyoubin" w:date="2015-02-28T13:44:00Z">
+              <w:r>
+                <w:rPr>
+                  <w:rFonts w:hint="eastAsia"/>
+                </w:rPr>
+                <w:t>响应内容</w:t>
+              </w:r>
+            </w:ins>
+          </w:p>
+        </w:tc>
+        <w:tc>
+          <w:tcPr>
+            <w:tcW w:w="3827" w:type="dxa"/>
+          </w:tcPr>
+          <w:p>
+            <w:pPr>
+              <w:ind w:left="0"/>
+              <w:rPr>
+                <w:ins w:id="732" w:author="linyoubin" w:date="2015-02-28T13:45:00Z"/>
+                <w:rFonts w:hint="eastAsia"/>
+              </w:rPr>
+            </w:pPr>
+            <w:ins w:id="733" w:author="linyoubin" w:date="2015-02-28T13:44:00Z">
+              <w:r>
+                <w:rPr>
+                  <w:rFonts w:hint="eastAsia"/>
+                </w:rPr>
+                <w:t>通用响应体</w:t>
+              </w:r>
+            </w:ins>
+          </w:p>
+          <w:p>
+            <w:pPr>
+              <w:ind w:left="0"/>
+              <w:rPr>
+                <w:ins w:id="734" w:author="linyoubin" w:date="2015-02-28T13:46:00Z"/>
+              </w:rPr>
+            </w:pPr>
+            <w:ins w:id="735" w:author="linyoubin" w:date="2015-02-28T13:46:00Z">
+              <w:r>
+                <w:rPr>
+                  <w:rFonts w:hint="eastAsia"/>
+                </w:rPr>
+                <w:t>{</w:t>
+              </w:r>
+            </w:ins>
+          </w:p>
+          <w:p>
+            <w:pPr>
+              <w:ind w:left="0" w:firstLineChars="150" w:firstLine="315"/>
+              <w:rPr>
+                <w:ins w:id="736" w:author="linyoubin" w:date="2015-02-28T13:47:00Z"/>
+                <w:rFonts w:hint="eastAsia"/>
+              </w:rPr>
+            </w:pPr>
+            <w:ins w:id="737" w:author="linyoubin" w:date="2015-02-28T13:46:00Z">
+              <w:r>
+                <w:t>TaskID</w:t>
+              </w:r>
+              <w:r>
+                <w:t xml:space="preserve">: </w:t>
+              </w:r>
+              <w:r>
+                <w:rPr>
+                  <w:rFonts w:hint="eastAsia"/>
+                </w:rPr>
+                <w:t>任务</w:t>
+              </w:r>
+              <w:r>
+                <w:rPr>
+                  <w:rFonts w:hint="eastAsia"/>
+                </w:rPr>
+                <w:t>ID</w:t>
+              </w:r>
+              <w:r>
+                <w:t xml:space="preserve"> </w:t>
+              </w:r>
+            </w:ins>
+          </w:p>
+          <w:p>
+            <w:pPr>
+              <w:ind w:left="0" w:firstLineChars="150" w:firstLine="315"/>
+              <w:rPr>
+                <w:ins w:id="738" w:author="linyoubin" w:date="2015-02-28T13:46:00Z"/>
+                <w:rFonts w:hint="eastAsia"/>
+              </w:rPr>
+            </w:pPr>
+            <w:ins w:id="739" w:author="linyoubin" w:date="2015-02-28T13:47:00Z">
+              <w:r>
+                <w:rPr>
+                  <w:rFonts w:hint="eastAsia"/>
+                </w:rPr>
+                <w:t xml:space="preserve">TaskName: </w:t>
+              </w:r>
+              <w:r>
+                <w:rPr>
+                  <w:rFonts w:hint="eastAsia"/>
+                </w:rPr>
+                <w:t>任务名称</w:t>
+              </w:r>
+            </w:ins>
+          </w:p>
+          <w:p>
+            <w:pPr>
+              <w:ind w:left="0" w:firstLineChars="150" w:firstLine="315"/>
+              <w:rPr>
+                <w:ins w:id="740" w:author="linyoubin" w:date="2015-02-28T13:46:00Z"/>
+              </w:rPr>
+              <w:pPrChange w:id="741" w:author="linyoubin" w:date="2015-02-28T13:46:00Z">
+                <w:pPr>
+                  <w:ind w:firstLine="360"/>
+                </w:pPr>
+              </w:pPrChange>
+            </w:pPr>
+            <w:ins w:id="742" w:author="linyoubin" w:date="2015-02-28T13:46:00Z">
+              <w:r>
+                <w:rPr>
+                  <w:rFonts w:hint="eastAsia"/>
+                </w:rPr>
+                <w:t>Type:</w:t>
+              </w:r>
+              <w:r>
+                <w:rPr>
+                  <w:rFonts w:hint="eastAsia"/>
+                </w:rPr>
+                <w:t xml:space="preserve"> </w:t>
+              </w:r>
+              <w:r>
+                <w:rPr>
+                  <w:rFonts w:hint="eastAsia"/>
+                </w:rPr>
+                <w:t>任务类型</w:t>
+              </w:r>
+            </w:ins>
+          </w:p>
+          <w:p>
+            <w:pPr>
+              <w:ind w:left="0" w:firstLineChars="150" w:firstLine="315"/>
+              <w:rPr>
+                <w:ins w:id="743" w:author="linyoubin" w:date="2015-02-28T13:46:00Z"/>
+              </w:rPr>
+              <w:pPrChange w:id="744" w:author="linyoubin" w:date="2015-02-28T13:46:00Z">
+                <w:pPr>
+                  <w:ind w:firstLine="360"/>
+                </w:pPr>
+              </w:pPrChange>
+            </w:pPr>
+            <w:ins w:id="745" w:author="linyoubin" w:date="2015-02-28T13:46:00Z">
+              <w:r>
+                <w:rPr>
+                  <w:rFonts w:hint="eastAsia"/>
+                </w:rPr>
+                <w:t>TypeDesc:</w:t>
+              </w:r>
+              <w:r>
+                <w:rPr>
+                  <w:rFonts w:hint="eastAsia"/>
+                </w:rPr>
+                <w:t xml:space="preserve"> </w:t>
+              </w:r>
+              <w:r>
+                <w:rPr>
+                  <w:rFonts w:hint="eastAsia"/>
+                </w:rPr>
+                <w:t>任务描述</w:t>
+              </w:r>
+            </w:ins>
+          </w:p>
+          <w:p>
+            <w:pPr>
+              <w:ind w:left="0"/>
+              <w:rPr>
+                <w:ins w:id="746" w:author="linyoubin" w:date="2015-02-28T13:45:00Z"/>
+              </w:rPr>
+            </w:pPr>
+            <w:ins w:id="747" w:author="linyoubin" w:date="2015-02-28T13:46:00Z">
+              <w:r>
+                <w:t>}</w:t>
+              </w:r>
+            </w:ins>
+          </w:p>
+          <w:p>
+            <w:pPr>
+              <w:ind w:left="0"/>
+              <w:rPr>
+                <w:ins w:id="748" w:author="linyoubin" w:date="2015-02-28T13:44:00Z"/>
+              </w:rPr>
+            </w:pPr>
+          </w:p>
+        </w:tc>
+        <w:tc>
+          <w:tcPr>
+            <w:tcW w:w="3544" w:type="dxa"/>
+          </w:tcPr>
+          <w:p>
+            <w:pPr>
+              <w:ind w:left="0"/>
+              <w:rPr>
+                <w:ins w:id="749" w:author="linyoubin" w:date="2015-02-28T13:47:00Z"/>
+                <w:rFonts w:hint="eastAsia"/>
+              </w:rPr>
+            </w:pPr>
+            <w:ins w:id="750" w:author="linyoubin" w:date="2015-02-28T13:47:00Z">
+              <w:r>
+                <w:t xml:space="preserve">{ </w:t>
+              </w:r>
+            </w:ins>
+          </w:p>
+          <w:p>
+            <w:pPr>
+              <w:ind w:left="0" w:firstLineChars="150" w:firstLine="315"/>
+              <w:rPr>
+                <w:ins w:id="751" w:author="linyoubin" w:date="2015-02-28T13:47:00Z"/>
+                <w:rFonts w:hint="eastAsia"/>
+              </w:rPr>
+              <w:pPrChange w:id="752" w:author="linyoubin" w:date="2015-02-28T13:47:00Z">
+                <w:pPr>
+                  <w:ind w:left="0"/>
+                </w:pPr>
+              </w:pPrChange>
+            </w:pPr>
+            <w:ins w:id="753" w:author="linyoubin" w:date="2015-02-28T13:47:00Z">
+              <w:r>
+                <w:t>"errno": 0,</w:t>
+              </w:r>
+            </w:ins>
+          </w:p>
+          <w:p>
+            <w:pPr>
+              <w:ind w:left="0" w:firstLineChars="150" w:firstLine="315"/>
+              <w:rPr>
+                <w:ins w:id="754" w:author="linyoubin" w:date="2015-02-28T13:47:00Z"/>
+                <w:rFonts w:hint="eastAsia"/>
+              </w:rPr>
+              <w:pPrChange w:id="755" w:author="linyoubin" w:date="2015-02-28T13:47:00Z">
+                <w:pPr>
+                  <w:ind w:left="0"/>
+                </w:pPr>
+              </w:pPrChange>
+            </w:pPr>
+            <w:ins w:id="756" w:author="linyoubin" w:date="2015-02-28T13:47:00Z">
+              <w:r>
+                <w:t xml:space="preserve">"description": "Succeed", </w:t>
+              </w:r>
+            </w:ins>
+          </w:p>
+          <w:p>
+            <w:pPr>
+              <w:ind w:left="0" w:firstLineChars="150" w:firstLine="315"/>
+              <w:rPr>
+                <w:ins w:id="757" w:author="linyoubin" w:date="2015-02-28T13:47:00Z"/>
+                <w:rFonts w:hint="eastAsia"/>
+              </w:rPr>
+              <w:pPrChange w:id="758" w:author="linyoubin" w:date="2015-02-28T13:47:00Z">
+                <w:pPr>
+                  <w:ind w:left="0"/>
+                </w:pPr>
+              </w:pPrChange>
+            </w:pPr>
+            <w:ins w:id="759" w:author="linyoubin" w:date="2015-02-28T13:47:00Z">
+              <w:r>
+                <w:t xml:space="preserve">"detail": "" </w:t>
+              </w:r>
+            </w:ins>
+          </w:p>
+          <w:p>
+            <w:pPr>
+              <w:ind w:left="0"/>
+              <w:rPr>
+                <w:ins w:id="760" w:author="linyoubin" w:date="2015-02-28T13:47:00Z"/>
+                <w:rFonts w:hint="eastAsia"/>
+              </w:rPr>
+            </w:pPr>
+            <w:ins w:id="761" w:author="linyoubin" w:date="2015-02-28T13:47:00Z">
+              <w:r>
+                <w:t>}</w:t>
+              </w:r>
+            </w:ins>
+          </w:p>
+          <w:p>
+            <w:pPr>
+              <w:ind w:left="0"/>
+              <w:rPr>
+                <w:ins w:id="762" w:author="linyoubin" w:date="2015-02-28T13:47:00Z"/>
+                <w:rFonts w:hint="eastAsia"/>
+              </w:rPr>
+            </w:pPr>
+            <w:ins w:id="763" w:author="linyoubin" w:date="2015-02-28T13:47:00Z">
+              <w:r>
+                <w:t xml:space="preserve">{ </w:t>
+              </w:r>
+            </w:ins>
+          </w:p>
+          <w:p>
+            <w:pPr>
+              <w:ind w:left="0" w:firstLineChars="150" w:firstLine="315"/>
+              <w:rPr>
+                <w:ins w:id="764" w:author="linyoubin" w:date="2015-02-28T13:47:00Z"/>
+                <w:rFonts w:hint="eastAsia"/>
+              </w:rPr>
+              <w:pPrChange w:id="765" w:author="linyoubin" w:date="2015-02-28T13:47:00Z">
+                <w:pPr>
+                  <w:ind w:left="0"/>
+                </w:pPr>
+              </w:pPrChange>
+            </w:pPr>
+            <w:ins w:id="766" w:author="linyoubin" w:date="2015-02-28T13:47:00Z">
+              <w:r>
+                <w:t xml:space="preserve">"TaskID": 1, </w:t>
+              </w:r>
+            </w:ins>
+          </w:p>
+          <w:p>
+            <w:pPr>
+              <w:ind w:left="0" w:firstLineChars="150" w:firstLine="315"/>
+              <w:rPr>
+                <w:ins w:id="767" w:author="linyoubin" w:date="2015-02-28T13:47:00Z"/>
+                <w:rFonts w:hint="eastAsia"/>
+              </w:rPr>
+              <w:pPrChange w:id="768" w:author="linyoubin" w:date="2015-02-28T13:47:00Z">
+                <w:pPr>
+                  <w:ind w:left="0"/>
+                </w:pPr>
+              </w:pPrChange>
+            </w:pPr>
+            <w:ins w:id="769" w:author="linyoubin" w:date="2015-02-28T13:47:00Z">
+              <w:r>
+                <w:t xml:space="preserve">"TaskName": "ADD_HOST", </w:t>
+              </w:r>
+            </w:ins>
+          </w:p>
+          <w:p>
+            <w:pPr>
+              <w:ind w:left="0" w:firstLineChars="150" w:firstLine="315"/>
+              <w:rPr>
+                <w:ins w:id="770" w:author="linyoubin" w:date="2015-02-28T13:47:00Z"/>
+                <w:rFonts w:hint="eastAsia"/>
+              </w:rPr>
+              <w:pPrChange w:id="771" w:author="linyoubin" w:date="2015-02-28T13:47:00Z">
+                <w:pPr>
+                  <w:ind w:left="0"/>
+                </w:pPr>
+              </w:pPrChange>
+            </w:pPr>
+            <w:ins w:id="772" w:author="linyoubin" w:date="2015-02-28T13:47:00Z">
+              <w:r>
+                <w:t xml:space="preserve">"Type": 0, </w:t>
+              </w:r>
+            </w:ins>
+          </w:p>
+          <w:p>
+            <w:pPr>
+              <w:ind w:left="0" w:firstLineChars="150" w:firstLine="315"/>
+              <w:rPr>
+                <w:ins w:id="773" w:author="linyoubin" w:date="2015-02-28T13:48:00Z"/>
+                <w:rFonts w:hint="eastAsia"/>
+              </w:rPr>
+              <w:pPrChange w:id="774" w:author="linyoubin" w:date="2015-02-28T13:47:00Z">
+                <w:pPr>
+                  <w:ind w:left="0"/>
+                </w:pPr>
+              </w:pPrChange>
+            </w:pPr>
+            <w:ins w:id="775" w:author="linyoubin" w:date="2015-02-28T13:47:00Z">
+              <w:r>
+                <w:t xml:space="preserve">"TypeDesc": "ADD_HOST" </w:t>
+              </w:r>
+            </w:ins>
+          </w:p>
+          <w:p>
+            <w:pPr>
+              <w:ind w:left="0"/>
+              <w:rPr>
+                <w:ins w:id="776" w:author="linyoubin" w:date="2015-02-28T13:44:00Z"/>
+              </w:rPr>
+              <w:pPrChange w:id="777" w:author="linyoubin" w:date="2015-02-28T13:48:00Z">
+                <w:pPr>
+                  <w:ind w:left="0"/>
+                </w:pPr>
+              </w:pPrChange>
+            </w:pPr>
+            <w:ins w:id="778" w:author="linyoubin" w:date="2015-02-28T13:47:00Z">
+              <w:r>
+                <w:t>}</w:t>
+              </w:r>
+            </w:ins>
+          </w:p>
+        </w:tc>
+      </w:tr>
+      <w:tr>
+        <w:trPr>
+          <w:trHeight w:val="322"/>
+          <w:ins w:id="779" w:author="linyoubin" w:date="2015-02-28T13:44:00Z"/>
+        </w:trPr>
+        <w:tc>
+          <w:tcPr>
+            <w:tcW w:w="1418" w:type="dxa"/>
+          </w:tcPr>
+          <w:p>
+            <w:pPr>
+              <w:ind w:left="0"/>
+              <w:rPr>
+                <w:ins w:id="780" w:author="linyoubin" w:date="2015-02-28T13:44:00Z"/>
+              </w:rPr>
+            </w:pPr>
+            <w:ins w:id="781" w:author="linyoubin" w:date="2015-02-28T13:44:00Z">
+              <w:r>
+                <w:rPr>
+                  <w:rFonts w:hint="eastAsia"/>
+                </w:rPr>
+                <w:t>说明</w:t>
+              </w:r>
+            </w:ins>
+          </w:p>
+        </w:tc>
+        <w:tc>
+          <w:tcPr>
+            <w:tcW w:w="3827" w:type="dxa"/>
+          </w:tcPr>
+          <w:p>
+            <w:pPr>
+              <w:ind w:left="0"/>
+              <w:rPr>
+                <w:ins w:id="782" w:author="linyoubin" w:date="2015-02-28T1